--- a/Financial Mathematics/notes.docx
+++ b/Financial Mathematics/notes.docx
@@ -33,7 +33,7 @@
         <w:pStyle w:val="ListParagraph"/>
         <w:numPr>
           <w:ilvl w:val="0"/>
-          <w:numId w:val="3"/>
+          <w:numId w:val="2"/>
         </w:numPr>
         <w:rPr>
           <w:lang w:val="en-US"/>
@@ -74,6 +74,130 @@
       </w:pPr>
       <w:r>
         <w:t>Given:</w:t>
+      </w:r>
+    </w:p>
+    <w:p>
+      <w:pPr>
+        <w:pStyle w:val="ListParagraph"/>
+        <w:numPr>
+          <w:ilvl w:val="0"/>
+          <w:numId w:val="1"/>
+        </w:numPr>
+      </w:pPr>
+      <w:r>
+        <w:rPr>
+          <w:b/>
+          <w:bCs/>
+        </w:rPr>
+        <w:t>Principal (P)</w:t>
+      </w:r>
+      <w:r>
+        <w:t xml:space="preserve"> = ₹15,000 </w:t>
+      </w:r>
+    </w:p>
+    <w:p>
+      <w:pPr>
+        <w:pStyle w:val="ListParagraph"/>
+        <w:numPr>
+          <w:ilvl w:val="0"/>
+          <w:numId w:val="1"/>
+        </w:numPr>
+      </w:pPr>
+      <w:r>
+        <w:rPr>
+          <w:b/>
+          <w:bCs/>
+        </w:rPr>
+        <w:t>Rate (R)</w:t>
+      </w:r>
+      <w:r>
+        <w:t xml:space="preserve"> = 5% per annum </w:t>
+      </w:r>
+    </w:p>
+    <w:p>
+      <w:pPr>
+        <w:pStyle w:val="ListParagraph"/>
+        <w:numPr>
+          <w:ilvl w:val="0"/>
+          <w:numId w:val="1"/>
+        </w:numPr>
+      </w:pPr>
+      <w:r>
+        <w:rPr>
+          <w:b/>
+          <w:bCs/>
+        </w:rPr>
+        <w:t>Time (T)</w:t>
+      </w:r>
+      <w:r>
+        <w:t xml:space="preserve"> = 2 years </w:t>
+      </w:r>
+    </w:p>
+    <w:p>
+      <w:pPr>
+        <w:pStyle w:val="ListParagraph"/>
+        <w:rPr>
+          <w:b/>
+          <w:bCs/>
+        </w:rPr>
+      </w:pPr>
+      <w:r>
+        <w:rPr>
+          <w:b/>
+          <w:bCs/>
+        </w:rPr>
+        <w:t>1. Simple Interest</w:t>
+      </w:r>
+    </w:p>
+    <w:p>
+      <w:pPr>
+        <w:pStyle w:val="ListParagraph"/>
+        <w:rPr>
+          <w:b/>
+          <w:bCs/>
+        </w:rPr>
+      </w:pPr>
+      <w:r>
+        <w:rPr>
+          <w:b/>
+          <w:bCs/>
+        </w:rPr>
+        <w:t>2. Amount to be paid</w:t>
+      </w:r>
+    </w:p>
+    <w:p>
+      <w:pPr>
+        <w:pStyle w:val="ListParagraph"/>
+      </w:pPr>
+      <w:r>
+        <w:rPr>
+          <w:b/>
+          <w:bCs/>
+        </w:rPr>
+        <w:t>Answer:</w:t>
+      </w:r>
+      <w:r>
+        <w:t xml:space="preserve"> Interest = </w:t>
+      </w:r>
+      <w:r>
+        <w:rPr>
+          <w:b/>
+          <w:bCs/>
+        </w:rPr>
+        <w:t>₹1,500</w:t>
+      </w:r>
+      <w:r>
+        <w:t xml:space="preserve"> and Amount = </w:t>
+      </w:r>
+      <w:r>
+        <w:rPr>
+          <w:b/>
+          <w:bCs/>
+        </w:rPr>
+        <w:t>₹16,500</w:t>
+      </w:r>
+      <w:r>
+        <w:t>.</w:t>
       </w:r>
     </w:p>
     <w:p>
@@ -85,14 +209,148 @@
         </w:numPr>
       </w:pPr>
       <w:r>
+        <w:t xml:space="preserve">find the simple interest </w:t>
+      </w:r>
+      <w:r>
+        <w:t>on principle of Rs. 25,000 on annual rate of 5% for 219 days</w:t>
+      </w:r>
+    </w:p>
+    <w:p>
+      <w:pPr>
+        <w:pStyle w:val="ListParagraph"/>
+        <w:rPr>
+          <w:lang w:val="en-US"/>
+        </w:rPr>
+      </w:pPr>
+      <w:r>
+        <w:rPr>
+          <w:lang w:val="en-US"/>
+        </w:rPr>
+        <w:t>ans:</w:t>
+      </w:r>
+    </w:p>
+    <w:p>
+      <w:pPr>
+        <w:pStyle w:val="ListParagraph"/>
+      </w:pPr>
+      <w:r>
+        <w:t>Given:</w:t>
+      </w:r>
+    </w:p>
+    <w:p>
+      <w:pPr>
+        <w:pStyle w:val="ListParagraph"/>
+      </w:pPr>
+      <w:r>
+        <w:t>Principal (P) = Rs. 25,000</w:t>
+      </w:r>
+      <w:r>
+        <w:br/>
+        <w:t>Rate (R) = 5% per annum</w:t>
+      </w:r>
+      <w:r>
+        <w:br/>
+        <w:t>Time (T) = 219 days</w:t>
+      </w:r>
+    </w:p>
+    <w:p>
+      <w:pPr>
+        <w:pStyle w:val="ListParagraph"/>
+      </w:pPr>
+      <w:r>
+        <w:t>Convert days into years:</w:t>
+      </w:r>
+    </w:p>
+    <w:p>
+      <w:pPr>
+        <w:pStyle w:val="ListParagraph"/>
+      </w:pPr>
+      <w:r>
+        <w:t>T = 219/365 years</w:t>
+      </w:r>
+    </w:p>
+    <w:p>
+      <w:pPr>
+        <w:pStyle w:val="ListParagraph"/>
+      </w:pPr>
+      <w:r>
+        <w:t>Formula:</w:t>
+      </w:r>
+    </w:p>
+    <w:p>
+      <w:pPr>
+        <w:pStyle w:val="ListParagraph"/>
+      </w:pPr>
+      <w:r>
+        <w:t>SI = (P × R × T) / 100</w:t>
+      </w:r>
+    </w:p>
+    <w:p>
+      <w:pPr>
+        <w:pStyle w:val="ListParagraph"/>
+      </w:pPr>
+      <w:r>
+        <w:t>Substitution:</w:t>
+      </w:r>
+    </w:p>
+    <w:p>
+      <w:pPr>
+        <w:pStyle w:val="ListParagraph"/>
+      </w:pPr>
+      <w:r>
+        <w:t>SI = (25,000 × 5 × 219/365) / 100</w:t>
+      </w:r>
+    </w:p>
+    <w:p>
+      <w:pPr>
+        <w:pStyle w:val="ListParagraph"/>
+      </w:pPr>
+      <w:r>
+        <w:t>SI = Rs. 750</w:t>
+      </w:r>
+    </w:p>
+    <w:p>
+      <w:pPr>
+        <w:pStyle w:val="ListParagraph"/>
+      </w:pPr>
+      <w:r>
         <w:rPr>
           <w:b/>
           <w:bCs/>
         </w:rPr>
-        <w:t>Principal (P)</w:t>
-      </w:r>
-      <w:r>
-        <w:t xml:space="preserve"> = ₹15,000 </w:t>
+        <w:t>Answer: Simple Interest = Rs. 750</w:t>
+      </w:r>
+    </w:p>
+    <w:p>
+      <w:pPr>
+        <w:pStyle w:val="ListParagraph"/>
+      </w:pPr>
+      <w:r>
+        <w:rPr>
+          <w:b/>
+          <w:bCs/>
+        </w:rPr>
+        <w:t>Amount = Principal + Simple Interest</w:t>
+      </w:r>
+    </w:p>
+    <w:p>
+      <w:pPr>
+        <w:pStyle w:val="ListParagraph"/>
+      </w:pPr>
+      <w:r>
+        <w:t>Amount = 25,000 + 750</w:t>
+      </w:r>
+    </w:p>
+    <w:p>
+      <w:pPr>
+        <w:pStyle w:val="ListParagraph"/>
+      </w:pPr>
+      <w:r>
+        <w:rPr>
+          <w:b/>
+          <w:bCs/>
+        </w:rPr>
+        <w:t>Amount = Rs. 25,750</w:t>
       </w:r>
     </w:p>
     <w:p>
@@ -104,14 +362,120 @@
         </w:numPr>
       </w:pPr>
       <w:r>
-        <w:rPr>
-          <w:b/>
-          <w:bCs/>
-        </w:rPr>
-        <w:t>Rate (R)</w:t>
-      </w:r>
-      <w:r>
-        <w:t xml:space="preserve"> = 5% per annum </w:t>
+        <w:t>find the simple interest on principle of Rs. 25,000 on annual rate of 5% for 20 weeks</w:t>
+      </w:r>
+    </w:p>
+    <w:p>
+      <w:pPr>
+        <w:pStyle w:val="ListParagraph"/>
+      </w:pPr>
+      <w:r>
+        <w:t>ans:</w:t>
+      </w:r>
+    </w:p>
+    <w:p>
+      <w:pPr>
+        <w:pStyle w:val="ListParagraph"/>
+      </w:pPr>
+      <w:r>
+        <w:t>Principal (P) = Rs. 25,000</w:t>
+      </w:r>
+      <w:r>
+        <w:br/>
+        <w:t>Rate (R) = 5% per annum</w:t>
+      </w:r>
+      <w:r>
+        <w:br/>
+        <w:t>Time (T) = 20 weeks</w:t>
+      </w:r>
+    </w:p>
+    <w:p>
+      <w:pPr>
+        <w:pStyle w:val="ListParagraph"/>
+      </w:pPr>
+      <w:r>
+        <w:t>Convert weeks into years:</w:t>
+      </w:r>
+    </w:p>
+    <w:p>
+      <w:pPr>
+        <w:pStyle w:val="ListParagraph"/>
+      </w:pPr>
+      <w:r>
+        <w:t>T = 20/52 years</w:t>
+      </w:r>
+    </w:p>
+    <w:p>
+      <w:pPr>
+        <w:pStyle w:val="ListParagraph"/>
+      </w:pPr>
+      <w:r>
+        <w:t>Formula:</w:t>
+      </w:r>
+    </w:p>
+    <w:p>
+      <w:pPr>
+        <w:pStyle w:val="ListParagraph"/>
+      </w:pPr>
+      <w:r>
+        <w:lastRenderedPageBreak/>
+        <w:t>SI = (P × R × T) / 100</w:t>
+      </w:r>
+    </w:p>
+    <w:p>
+      <w:pPr>
+        <w:pStyle w:val="ListParagraph"/>
+      </w:pPr>
+      <w:r>
+        <w:t>Substitution:</w:t>
+      </w:r>
+    </w:p>
+    <w:p>
+      <w:pPr>
+        <w:pStyle w:val="ListParagraph"/>
+      </w:pPr>
+      <w:r>
+        <w:t>SI = (25,000 × 5 × 20/52) / 100</w:t>
+      </w:r>
+    </w:p>
+    <w:p>
+      <w:pPr>
+        <w:pStyle w:val="ListParagraph"/>
+      </w:pPr>
+      <w:r>
+        <w:t>SI = Rs. 480.77</w:t>
+      </w:r>
+    </w:p>
+    <w:p>
+      <w:pPr>
+        <w:pStyle w:val="ListParagraph"/>
+      </w:pPr>
+      <w:r>
+        <w:t>Answer: Simple Interest = Rs. 480.77</w:t>
+      </w:r>
+    </w:p>
+    <w:p>
+      <w:pPr>
+        <w:pStyle w:val="ListParagraph"/>
+      </w:pPr>
+      <w:r>
+        <w:t>Amount = Principal + Simple Interest</w:t>
+      </w:r>
+    </w:p>
+    <w:p>
+      <w:pPr>
+        <w:pStyle w:val="ListParagraph"/>
+      </w:pPr>
+      <w:r>
+        <w:t>Amount = 25,000 + 480.77</w:t>
+      </w:r>
+    </w:p>
+    <w:p>
+      <w:pPr>
+        <w:pStyle w:val="ListParagraph"/>
+      </w:pPr>
+      <w:r>
+        <w:t>Amount = Rs. 25,480.77</w:t>
       </w:r>
     </w:p>
     <w:p>
@@ -123,81 +487,530 @@
         </w:numPr>
       </w:pPr>
       <w:r>
+        <w:t>principle amount Rs 100000, rate of interest 10%, and calculate for 3 years (1</w:t>
+      </w:r>
+      <w:r>
+        <w:rPr>
+          <w:vertAlign w:val="superscript"/>
+        </w:rPr>
+        <w:t>st</w:t>
+      </w:r>
+      <w:r>
+        <w:t xml:space="preserve"> year, 2</w:t>
+      </w:r>
+      <w:r>
+        <w:rPr>
+          <w:vertAlign w:val="superscript"/>
+        </w:rPr>
+        <w:t>nd</w:t>
+      </w:r>
+      <w:r>
+        <w:t xml:space="preserve"> year and 3</w:t>
+      </w:r>
+      <w:r>
+        <w:rPr>
+          <w:vertAlign w:val="superscript"/>
+        </w:rPr>
+        <w:t>rd</w:t>
+      </w:r>
+      <w:r>
+        <w:t xml:space="preserve"> year). Calculate simple interest</w:t>
+      </w:r>
+    </w:p>
+    <w:p>
+      <w:pPr>
+        <w:pStyle w:val="ListParagraph"/>
+      </w:pPr>
+    </w:p>
+    <w:p>
+      <w:pPr>
+        <w:pStyle w:val="ListParagraph"/>
+      </w:pPr>
+      <w:r>
+        <w:t>ans:</w:t>
+      </w:r>
+    </w:p>
+    <w:p>
+      <w:pPr>
+        <w:pStyle w:val="ListParagraph"/>
+      </w:pPr>
+    </w:p>
+    <w:p>
+      <w:pPr>
+        <w:pStyle w:val="ListParagraph"/>
+      </w:pPr>
+      <w:r>
+        <w:t>Given:</w:t>
+      </w:r>
+    </w:p>
+    <w:p>
+      <w:pPr>
+        <w:pStyle w:val="ListParagraph"/>
+      </w:pPr>
+      <w:r>
+        <w:t>Principal (P) = Rs. 1,00,000</w:t>
+      </w:r>
+      <w:r>
+        <w:br/>
+        <w:t>Rate (R) = 10% per annum</w:t>
+      </w:r>
+      <w:r>
+        <w:br/>
+        <w:t>Time (T) = 3 years</w:t>
+      </w:r>
+    </w:p>
+    <w:p>
+      <w:pPr>
+        <w:pStyle w:val="ListParagraph"/>
+      </w:pPr>
+      <w:r>
+        <w:t>Formula:</w:t>
+      </w:r>
+    </w:p>
+    <w:p>
+      <w:pPr>
+        <w:pStyle w:val="ListParagraph"/>
+      </w:pPr>
+      <w:r>
+        <w:t>SI = (P × R × T) / 100</w:t>
+      </w:r>
+    </w:p>
+    <w:p>
+      <w:pPr>
+        <w:pStyle w:val="ListParagraph"/>
+      </w:pPr>
+      <w:r>
+        <w:t>Year-wise calculation:</w:t>
+      </w:r>
+    </w:p>
+    <w:p>
+      <w:pPr>
+        <w:pStyle w:val="ListParagraph"/>
+      </w:pPr>
+      <w:r>
+        <w:t>1st Year:</w:t>
+      </w:r>
+    </w:p>
+    <w:p>
+      <w:pPr>
+        <w:pStyle w:val="ListParagraph"/>
+      </w:pPr>
+      <w:r>
+        <w:t>SI = (1,00,000 × 10 × 1) / 100</w:t>
+      </w:r>
+    </w:p>
+    <w:p>
+      <w:pPr>
+        <w:pStyle w:val="ListParagraph"/>
+      </w:pPr>
+      <w:r>
+        <w:t>SI = Rs. 10,000</w:t>
+      </w:r>
+    </w:p>
+    <w:p>
+      <w:pPr>
+        <w:pStyle w:val="ListParagraph"/>
+      </w:pPr>
+      <w:r>
+        <w:t>2nd Year:</w:t>
+      </w:r>
+    </w:p>
+    <w:p>
+      <w:pPr>
+        <w:pStyle w:val="ListParagraph"/>
+      </w:pPr>
+      <w:r>
+        <w:t>SI = (1,00,000 × 10 × 1) / 100</w:t>
+      </w:r>
+    </w:p>
+    <w:p>
+      <w:pPr>
+        <w:pStyle w:val="ListParagraph"/>
+      </w:pPr>
+      <w:r>
+        <w:t>SI = Rs. 10,000</w:t>
+      </w:r>
+    </w:p>
+    <w:p>
+      <w:pPr>
+        <w:pStyle w:val="ListParagraph"/>
+      </w:pPr>
+      <w:r>
+        <w:t>3rd Year:</w:t>
+      </w:r>
+    </w:p>
+    <w:p>
+      <w:pPr>
+        <w:pStyle w:val="ListParagraph"/>
+      </w:pPr>
+      <w:r>
+        <w:t>SI = (1,00,000 × 10 × 1) / 100</w:t>
+      </w:r>
+    </w:p>
+    <w:p>
+      <w:pPr>
+        <w:pStyle w:val="ListParagraph"/>
+      </w:pPr>
+      <w:r>
+        <w:t>SI = Rs. 10,000</w:t>
+      </w:r>
+    </w:p>
+    <w:p>
+      <w:pPr>
+        <w:pStyle w:val="ListParagraph"/>
+      </w:pPr>
+      <w:r>
+        <w:t>Total Simple Interest:</w:t>
+      </w:r>
+    </w:p>
+    <w:p>
+      <w:pPr>
+        <w:pStyle w:val="ListParagraph"/>
+      </w:pPr>
+      <w:r>
+        <w:t>Total SI = 10,000 + 10,000 + 10,000</w:t>
+      </w:r>
+    </w:p>
+    <w:p>
+      <w:pPr>
+        <w:pStyle w:val="ListParagraph"/>
+      </w:pPr>
+      <w:r>
+        <w:t>Total SI = Rs. 30,000</w:t>
+      </w:r>
+    </w:p>
+    <w:p>
+      <w:pPr>
+        <w:pStyle w:val="ListParagraph"/>
+      </w:pPr>
+      <w:r>
+        <w:t>Total Amount:</w:t>
+      </w:r>
+    </w:p>
+    <w:p>
+      <w:pPr>
+        <w:pStyle w:val="ListParagraph"/>
+      </w:pPr>
+      <w:r>
+        <w:t>Amount = Principal + Total Simple Interest</w:t>
+      </w:r>
+    </w:p>
+    <w:p>
+      <w:pPr>
+        <w:pStyle w:val="ListParagraph"/>
+      </w:pPr>
+      <w:r>
+        <w:t>Amount = 1,00,000 + 30,000</w:t>
+      </w:r>
+    </w:p>
+    <w:p>
+      <w:pPr>
+        <w:pStyle w:val="ListParagraph"/>
+      </w:pPr>
+      <w:r>
+        <w:t>Amount = Rs. 1,30,000</w:t>
+      </w:r>
+    </w:p>
+    <w:p>
+      <w:pPr>
+        <w:pStyle w:val="ListParagraph"/>
+      </w:pPr>
+      <w:r>
+        <w:t>Answer:</w:t>
+      </w:r>
+    </w:p>
+    <w:p>
+      <w:pPr>
+        <w:pStyle w:val="ListParagraph"/>
+      </w:pPr>
+      <w:r>
+        <w:t>1st Year Simple Interest = Rs. 10,000</w:t>
+      </w:r>
+      <w:r>
+        <w:br/>
+        <w:t>2nd Year Simple Interest = Rs. 10,000</w:t>
+      </w:r>
+      <w:r>
+        <w:br/>
+        <w:t>3rd Year Simple Interest = Rs. 10,000</w:t>
+      </w:r>
+      <w:r>
+        <w:br/>
+      </w:r>
+      <w:r>
+        <w:lastRenderedPageBreak/>
+        <w:t>Total Simple Interest = Rs. 30,000</w:t>
+      </w:r>
+      <w:r>
+        <w:br/>
+        <w:t>Total Amount = Rs. 1,30,000</w:t>
+      </w:r>
+    </w:p>
+    <w:p>
+      <w:pPr>
+        <w:pStyle w:val="ListParagraph"/>
+      </w:pPr>
+    </w:p>
+    <w:p>
+      <w:pPr>
+        <w:pStyle w:val="ListParagraph"/>
+        <w:numPr>
+          <w:ilvl w:val="0"/>
+          <w:numId w:val="2"/>
+        </w:numPr>
+      </w:pPr>
+      <w:r>
+        <w:t xml:space="preserve">a simple interest of Rs. 2500 is earned by investing a sum of money for 13 years. The rate is changed </w:t>
+      </w:r>
+      <w:r>
+        <w:t>at 4% for the first 3 years, 5% for the next 4 years, and 8% beyond 7 years. Find the sum of money that is invested</w:t>
+      </w:r>
+    </w:p>
+    <w:p>
+      <w:pPr>
+        <w:pStyle w:val="ListParagraph"/>
+      </w:pPr>
+    </w:p>
+    <w:p>
+      <w:pPr>
+        <w:pStyle w:val="ListParagraph"/>
+      </w:pPr>
+      <w:r>
+        <w:t>ans:</w:t>
+      </w:r>
+    </w:p>
+    <w:p>
+      <w:pPr>
+        <w:pStyle w:val="ListParagraph"/>
+      </w:pPr>
+    </w:p>
+    <w:p>
+      <w:pPr>
+        <w:pStyle w:val="ListParagraph"/>
+      </w:pPr>
+      <w:r>
+        <w:t>Given:</w:t>
+      </w:r>
+    </w:p>
+    <w:p>
+      <w:pPr>
+        <w:pStyle w:val="ListParagraph"/>
+      </w:pPr>
+      <w:r>
+        <w:t>Simple Interest (SI) = Rs. 2,500</w:t>
+      </w:r>
+    </w:p>
+    <w:p>
+      <w:pPr>
+        <w:pStyle w:val="ListParagraph"/>
+      </w:pPr>
+      <w:r>
+        <w:t>Let the principal amount = P</w:t>
+      </w:r>
+    </w:p>
+    <w:p>
+      <w:pPr>
+        <w:pStyle w:val="ListParagraph"/>
+      </w:pPr>
+      <w:r>
+        <w:t>Period 1:</w:t>
+      </w:r>
+    </w:p>
+    <w:p>
+      <w:pPr>
+        <w:pStyle w:val="ListParagraph"/>
+      </w:pPr>
+      <w:r>
+        <w:t>Rate = 4%</w:t>
+      </w:r>
+      <w:r>
+        <w:br/>
+        <w:t>Time = 3 years</w:t>
+      </w:r>
+    </w:p>
+    <w:p>
+      <w:pPr>
+        <w:pStyle w:val="ListParagraph"/>
+      </w:pPr>
+      <w:r>
+        <w:t>SI₁ = (P × 4 × 3) / 100</w:t>
+      </w:r>
+    </w:p>
+    <w:p>
+      <w:pPr>
+        <w:pStyle w:val="ListParagraph"/>
+      </w:pPr>
+      <w:r>
+        <w:t>SI₁ = 0.12P</w:t>
+      </w:r>
+    </w:p>
+    <w:p>
+      <w:pPr>
+        <w:pStyle w:val="ListParagraph"/>
+      </w:pPr>
+      <w:r>
+        <w:t>Period 2:</w:t>
+      </w:r>
+    </w:p>
+    <w:p>
+      <w:pPr>
+        <w:pStyle w:val="ListParagraph"/>
+      </w:pPr>
+      <w:r>
+        <w:t>Rate = 5%</w:t>
+      </w:r>
+      <w:r>
+        <w:br/>
+        <w:t>Time = 4 years</w:t>
+      </w:r>
+    </w:p>
+    <w:p>
+      <w:pPr>
+        <w:pStyle w:val="ListParagraph"/>
+      </w:pPr>
+      <w:r>
+        <w:t>SI₂ = (P × 5 × 4) / 100</w:t>
+      </w:r>
+    </w:p>
+    <w:p>
+      <w:pPr>
+        <w:pStyle w:val="ListParagraph"/>
+      </w:pPr>
+      <w:r>
+        <w:t>SI₂ = 0.20P</w:t>
+      </w:r>
+    </w:p>
+    <w:p>
+      <w:pPr>
+        <w:pStyle w:val="ListParagraph"/>
+      </w:pPr>
+      <w:r>
+        <w:t>Period 3:</w:t>
+      </w:r>
+    </w:p>
+    <w:p>
+      <w:pPr>
+        <w:pStyle w:val="ListParagraph"/>
+      </w:pPr>
+      <w:r>
+        <w:t>Rate = 8%</w:t>
+      </w:r>
+      <w:r>
+        <w:br/>
+        <w:t>Time = 13 - 7 = 6 years</w:t>
+      </w:r>
+    </w:p>
+    <w:p>
+      <w:pPr>
+        <w:pStyle w:val="ListParagraph"/>
+      </w:pPr>
+      <w:r>
+        <w:t>SI₃ = (P × 8 × 6) / 100</w:t>
+      </w:r>
+    </w:p>
+    <w:p>
+      <w:pPr>
+        <w:pStyle w:val="ListParagraph"/>
+      </w:pPr>
+      <w:r>
+        <w:t>SI₃ = 0.48P</w:t>
+      </w:r>
+    </w:p>
+    <w:p>
+      <w:pPr>
+        <w:pStyle w:val="ListParagraph"/>
+      </w:pPr>
+      <w:r>
+        <w:t>Total Simple Interest:</w:t>
+      </w:r>
+    </w:p>
+    <w:p>
+      <w:pPr>
+        <w:pStyle w:val="ListParagraph"/>
+      </w:pPr>
+      <w:r>
+        <w:t>SI = SI₁ + SI₂ + SI₃</w:t>
+      </w:r>
+    </w:p>
+    <w:p>
+      <w:pPr>
+        <w:pStyle w:val="ListParagraph"/>
+      </w:pPr>
+      <w:r>
+        <w:t>2,500 = 0.12P + 0.20P + 0.48P</w:t>
+      </w:r>
+    </w:p>
+    <w:p>
+      <w:pPr>
+        <w:pStyle w:val="ListParagraph"/>
+      </w:pPr>
+      <w:r>
+        <w:t>2,500 = 0.80P</w:t>
+      </w:r>
+    </w:p>
+    <w:p>
+      <w:pPr>
+        <w:pStyle w:val="ListParagraph"/>
+      </w:pPr>
+      <w:r>
+        <w:t>P = 2,500 / 0.80</w:t>
+      </w:r>
+    </w:p>
+    <w:p>
+      <w:pPr>
+        <w:pStyle w:val="ListParagraph"/>
+      </w:pPr>
+      <w:r>
+        <w:t>P = Rs. 3,125</w:t>
+      </w:r>
+    </w:p>
+    <w:p>
+      <w:pPr>
+        <w:pStyle w:val="ListParagraph"/>
+      </w:pPr>
+      <w:r>
+        <w:t>Answer:</w:t>
+      </w:r>
+    </w:p>
+    <w:p>
+      <w:pPr>
+        <w:pStyle w:val="ListParagraph"/>
+      </w:pPr>
+      <w:r>
         <w:rPr>
           <w:b/>
           <w:bCs/>
         </w:rPr>
-        <w:t>Time (T)</w:t>
-      </w:r>
-      <w:r>
-        <w:t xml:space="preserve"> = 2 years </w:t>
-      </w:r>
-    </w:p>
-    <w:p>
-      <w:pPr>
-        <w:pStyle w:val="ListParagraph"/>
-        <w:rPr>
-          <w:b/>
-          <w:bCs/>
-        </w:rPr>
-      </w:pPr>
-      <w:r>
-        <w:rPr>
-          <w:b/>
-          <w:bCs/>
-        </w:rPr>
-        <w:t>1. Simple Interest</w:t>
-      </w:r>
-    </w:p>
-    <w:p>
-      <w:pPr>
-        <w:pStyle w:val="ListParagraph"/>
-        <w:rPr>
-          <w:b/>
-          <w:bCs/>
-        </w:rPr>
-      </w:pPr>
-      <w:r>
-        <w:rPr>
-          <w:b/>
-          <w:bCs/>
-        </w:rPr>
-        <w:t>2. Amount to be paid</w:t>
-      </w:r>
-    </w:p>
-    <w:p>
-      <w:pPr>
-        <w:pStyle w:val="ListParagraph"/>
-      </w:pPr>
-      <w:r>
-        <w:rPr>
-          <w:b/>
-          <w:bCs/>
-        </w:rPr>
-        <w:t>Answer:</w:t>
-      </w:r>
-      <w:r>
-        <w:t xml:space="preserve"> Interest = </w:t>
-      </w:r>
-      <w:r>
-        <w:rPr>
-          <w:b/>
-          <w:bCs/>
-        </w:rPr>
-        <w:t>₹1,500</w:t>
-      </w:r>
-      <w:r>
-        <w:t xml:space="preserve"> and Amount = </w:t>
-      </w:r>
-      <w:r>
-        <w:rPr>
-          <w:b/>
-          <w:bCs/>
-        </w:rPr>
-        <w:t>₹16,500</w:t>
-      </w:r>
-      <w:r>
-        <w:t>.</w:t>
+        <w:t>The sum of money invested = Rs. 3,125</w:t>
+      </w:r>
+    </w:p>
+    <w:p>
+      <w:pPr>
+        <w:pStyle w:val="ListParagraph"/>
+      </w:pPr>
+    </w:p>
+    <w:p>
+      <w:pPr>
+        <w:pStyle w:val="ListParagraph"/>
+      </w:pPr>
+    </w:p>
+    <w:p>
+      <w:r>
+        <w:t>17/08/2026</w:t>
+      </w:r>
+    </w:p>
+    <w:p>
+      <w:pPr>
+        <w:pStyle w:val="Title"/>
+      </w:pPr>
+      <w:r>
+        <w:t>Compound interest</w:t>
+      </w:r>
+    </w:p>
+    <w:p>
+      <w:r>
+        <w:lastRenderedPageBreak/>
+        <w:t>CI = P[(1 + R/100)ⁿ − 1]</w:t>
       </w:r>
     </w:p>
     <w:p>
@@ -209,144 +1022,140 @@
         </w:numPr>
       </w:pPr>
       <w:r>
-        <w:t xml:space="preserve">find the simple interest </w:t>
-      </w:r>
-      <w:r>
-        <w:t>on principle of Rs. 25,000 on annual rate of 5% for 219 days</w:t>
-      </w:r>
-    </w:p>
-    <w:p>
-      <w:pPr>
-        <w:pStyle w:val="ListParagraph"/>
-        <w:rPr>
-          <w:lang w:val="en-US"/>
-        </w:rPr>
-      </w:pPr>
-      <w:proofErr w:type="spellStart"/>
-      <w:r>
-        <w:rPr>
-          <w:lang w:val="en-US"/>
-        </w:rPr>
-        <w:t>ans</w:t>
-      </w:r>
-      <w:proofErr w:type="spellEnd"/>
-      <w:r>
-        <w:rPr>
-          <w:lang w:val="en-US"/>
-        </w:rPr>
-        <w:t>:</w:t>
-      </w:r>
-    </w:p>
-    <w:p>
-      <w:pPr>
-        <w:pStyle w:val="ListParagraph"/>
-      </w:pPr>
-      <w:r>
-        <w:t>Given:</w:t>
-      </w:r>
-    </w:p>
-    <w:p>
-      <w:pPr>
-        <w:pStyle w:val="ListParagraph"/>
-      </w:pPr>
-      <w:r>
-        <w:t>Principal (P) = Rs. 25,000</w:t>
-      </w:r>
-      <w:r>
-        <w:br/>
-        <w:t>Rate (R) = 5% per annum</w:t>
-      </w:r>
-      <w:r>
-        <w:br/>
-        <w:t>Time (T) = 219 days</w:t>
-      </w:r>
-    </w:p>
-    <w:p>
-      <w:pPr>
-        <w:pStyle w:val="ListParagraph"/>
-      </w:pPr>
-      <w:r>
-        <w:t>Convert days into years:</w:t>
-      </w:r>
-    </w:p>
-    <w:p>
-      <w:pPr>
-        <w:pStyle w:val="ListParagraph"/>
-      </w:pPr>
-      <w:r>
-        <w:t>T = 219/365 years</w:t>
-      </w:r>
-    </w:p>
-    <w:p>
-      <w:pPr>
-        <w:pStyle w:val="ListParagraph"/>
-      </w:pPr>
-      <w:r>
-        <w:t>Formula:</w:t>
-      </w:r>
-    </w:p>
-    <w:p>
-      <w:pPr>
-        <w:pStyle w:val="ListParagraph"/>
-      </w:pPr>
-      <w:r>
-        <w:t>SI = (P × R × T) / 100</w:t>
-      </w:r>
-    </w:p>
-    <w:p>
-      <w:pPr>
-        <w:pStyle w:val="ListParagraph"/>
-      </w:pPr>
-      <w:r>
-        <w:t>Substitution:</w:t>
-      </w:r>
-    </w:p>
-    <w:p>
-      <w:pPr>
-        <w:pStyle w:val="ListParagraph"/>
-      </w:pPr>
-      <w:r>
-        <w:t>SI = (25,000 × 5 × 219/365) / 100</w:t>
-      </w:r>
-    </w:p>
-    <w:p>
-      <w:pPr>
-        <w:pStyle w:val="ListParagraph"/>
-      </w:pPr>
-      <w:r>
-        <w:t>SI = Rs. 750</w:t>
-      </w:r>
-    </w:p>
-    <w:p>
-      <w:pPr>
-        <w:pStyle w:val="ListParagraph"/>
-      </w:pPr>
-      <w:r>
+        <w:t xml:space="preserve">find the compound interest CI on Rs. 12,600 for 2 years at 10% per annum, compounded annually </w:t>
+      </w:r>
+    </w:p>
+    <w:p>
+      <w:pPr>
+        <w:pStyle w:val="ListParagraph"/>
+      </w:pPr>
+      <w:r>
+        <w:t>answer:</w:t>
+      </w:r>
+    </w:p>
+    <w:p>
+      <w:pPr>
+        <w:pStyle w:val="ListParagraph"/>
+      </w:pPr>
+    </w:p>
+    <w:p>
+      <w:pPr>
+        <w:pStyle w:val="ListParagraph"/>
         <w:rPr>
           <w:b/>
           <w:bCs/>
         </w:rPr>
-        <w:t>Answer: Simple Interest = Rs. 750</w:t>
-      </w:r>
-    </w:p>
-    <w:p>
-      <w:pPr>
-        <w:pStyle w:val="ListParagraph"/>
       </w:pPr>
       <w:r>
         <w:rPr>
           <w:b/>
           <w:bCs/>
         </w:rPr>
-        <w:t>Amount = Principal + Simple Interest</w:t>
-      </w:r>
-    </w:p>
-    <w:p>
-      <w:pPr>
-        <w:pStyle w:val="ListParagraph"/>
-      </w:pPr>
-      <w:r>
-        <w:t>Amount = 25,000 + 750</w:t>
+        <w:t>Solution</w:t>
+      </w:r>
+    </w:p>
+    <w:p>
+      <w:pPr>
+        <w:pStyle w:val="ListParagraph"/>
+      </w:pPr>
+      <w:r>
+        <w:t>Given:</w:t>
+      </w:r>
+    </w:p>
+    <w:p>
+      <w:pPr>
+        <w:pStyle w:val="ListParagraph"/>
+      </w:pPr>
+      <w:r>
+        <w:t>P = Rs. 12,600</w:t>
+      </w:r>
+      <w:r>
+        <w:br/>
+        <w:t>R = 10% per annum</w:t>
+      </w:r>
+      <w:r>
+        <w:br/>
+        <w:t>n = 2 years</w:t>
+      </w:r>
+    </w:p>
+    <w:p>
+      <w:pPr>
+        <w:pStyle w:val="ListParagraph"/>
+      </w:pPr>
+      <w:r>
+        <w:t>Since the interest is compounded annually:</w:t>
+      </w:r>
+    </w:p>
+    <w:p>
+      <w:pPr>
+        <w:pStyle w:val="ListParagraph"/>
+      </w:pPr>
+      <w:r>
+        <w:t>A = P(1 + R/100)ⁿ</w:t>
+      </w:r>
+    </w:p>
+    <w:p>
+      <w:pPr>
+        <w:pStyle w:val="ListParagraph"/>
+      </w:pPr>
+      <w:r>
+        <w:t>Substituting the values:</w:t>
+      </w:r>
+    </w:p>
+    <w:p>
+      <w:pPr>
+        <w:pStyle w:val="ListParagraph"/>
+      </w:pPr>
+      <w:r>
+        <w:t>A = 12,600(1 + 10/100)²</w:t>
+      </w:r>
+    </w:p>
+    <w:p>
+      <w:pPr>
+        <w:pStyle w:val="ListParagraph"/>
+      </w:pPr>
+      <w:r>
+        <w:t>A = 12,600(1.1)²</w:t>
+      </w:r>
+    </w:p>
+    <w:p>
+      <w:pPr>
+        <w:pStyle w:val="ListParagraph"/>
+      </w:pPr>
+      <w:r>
+        <w:t>A = 12,600 × 1.21</w:t>
+      </w:r>
+    </w:p>
+    <w:p>
+      <w:pPr>
+        <w:pStyle w:val="ListParagraph"/>
+      </w:pPr>
+      <w:r>
+        <w:t>A = Rs. 15,246</w:t>
+      </w:r>
+    </w:p>
+    <w:p>
+      <w:pPr>
+        <w:pStyle w:val="ListParagraph"/>
+      </w:pPr>
+      <w:r>
+        <w:t>Therefore,</w:t>
+      </w:r>
+    </w:p>
+    <w:p>
+      <w:pPr>
+        <w:pStyle w:val="ListParagraph"/>
+      </w:pPr>
+      <w:r>
+        <w:t>CI = A − P</w:t>
+      </w:r>
+    </w:p>
+    <w:p>
+      <w:pPr>
+        <w:pStyle w:val="ListParagraph"/>
+      </w:pPr>
+      <w:r>
+        <w:t>CI = 15,246 − 12,600</w:t>
       </w:r>
     </w:p>
     <w:p>
@@ -358,8 +1167,33 @@
           <w:b/>
           <w:bCs/>
         </w:rPr>
-        <w:t>Amount = Rs. 25,750</w:t>
-      </w:r>
+        <w:t>CI = Rs. 2,646</w:t>
+      </w:r>
+    </w:p>
+    <w:p>
+      <w:pPr>
+        <w:pStyle w:val="ListParagraph"/>
+        <w:rPr>
+          <w:b/>
+          <w:bCs/>
+        </w:rPr>
+      </w:pPr>
+      <w:r>
+        <w:rPr>
+          <w:b/>
+          <w:bCs/>
+        </w:rPr>
+        <w:t>Answer: Compound Interest = Rs. 2,646</w:t>
+      </w:r>
+    </w:p>
+    <w:p>
+      <w:pPr>
+        <w:pStyle w:val="ListParagraph"/>
+        <w:rPr>
+          <w:b/>
+          <w:bCs/>
+        </w:rPr>
+      </w:pPr>
     </w:p>
     <w:p>
       <w:pPr>
@@ -370,60 +1204,138 @@
         </w:numPr>
       </w:pPr>
       <w:r>
-        <w:t>find the simple interest on principle of Rs. 25,000 on annual rate of 5% for 20 weeks</w:t>
-      </w:r>
-    </w:p>
-    <w:p>
-      <w:pPr>
-        <w:pStyle w:val="ListParagraph"/>
-      </w:pPr>
-      <w:proofErr w:type="spellStart"/>
-      <w:r>
-        <w:t>ans</w:t>
-      </w:r>
-      <w:proofErr w:type="spellEnd"/>
-      <w:r>
-        <w:t>:</w:t>
-      </w:r>
-    </w:p>
-    <w:p>
-      <w:pPr>
-        <w:pStyle w:val="ListParagraph"/>
-      </w:pPr>
-      <w:r>
-        <w:t>Principal (P) = Rs. 25,000</w:t>
+        <w:t>a TV was bought for Rs. 21100 The value of TV was depreciated by 5% per annum. Find the value of Tv after 3 years. Find out Compound interest</w:t>
+      </w:r>
+    </w:p>
+    <w:p>
+      <w:pPr>
+        <w:pStyle w:val="ListParagraph"/>
+      </w:pPr>
+    </w:p>
+    <w:p>
+      <w:pPr>
+        <w:pStyle w:val="ListParagraph"/>
+      </w:pPr>
+      <w:r>
+        <w:t>answer:</w:t>
+      </w:r>
+    </w:p>
+    <w:p>
+      <w:pPr>
+        <w:pStyle w:val="ListParagraph"/>
+      </w:pPr>
+    </w:p>
+    <w:p>
+      <w:pPr>
+        <w:pStyle w:val="ListParagraph"/>
+        <w:rPr>
+          <w:b/>
+          <w:bCs/>
+        </w:rPr>
+      </w:pPr>
+      <w:r>
+        <w:rPr>
+          <w:b/>
+          <w:bCs/>
+        </w:rPr>
+        <w:t>2. Solution</w:t>
+      </w:r>
+    </w:p>
+    <w:p>
+      <w:pPr>
+        <w:pStyle w:val="ListParagraph"/>
+      </w:pPr>
+      <w:r>
+        <w:t>Given:</w:t>
+      </w:r>
+    </w:p>
+    <w:p>
+      <w:pPr>
+        <w:pStyle w:val="ListParagraph"/>
+      </w:pPr>
+      <w:r>
+        <w:t>P = Rs. 21,100</w:t>
       </w:r>
       <w:r>
         <w:br/>
-        <w:t>Rate (R) = 5% per annum</w:t>
+        <w:t>Rate of depreciation = 5% per annum</w:t>
       </w:r>
       <w:r>
         <w:br/>
-        <w:t>Time (T) = 20 weeks</w:t>
-      </w:r>
-    </w:p>
-    <w:p>
-      <w:pPr>
-        <w:pStyle w:val="ListParagraph"/>
-      </w:pPr>
-      <w:r>
-        <w:t>Convert weeks into years:</w:t>
-      </w:r>
-    </w:p>
-    <w:p>
-      <w:pPr>
-        <w:pStyle w:val="ListParagraph"/>
-      </w:pPr>
-      <w:r>
-        <w:t>T = 20/52 years</w:t>
-      </w:r>
-    </w:p>
-    <w:p>
-      <w:pPr>
-        <w:pStyle w:val="ListParagraph"/>
-      </w:pPr>
-      <w:r>
-        <w:t>Formula:</w:t>
+        <w:t>Time = 3 years</w:t>
+      </w:r>
+    </w:p>
+    <w:p>
+      <w:pPr>
+        <w:pStyle w:val="ListParagraph"/>
+      </w:pPr>
+      <w:r>
+        <w:t xml:space="preserve">Since the value </w:t>
+      </w:r>
+      <w:r>
+        <w:rPr>
+          <w:b/>
+          <w:bCs/>
+        </w:rPr>
+        <w:t>depreciates by 5% every year</w:t>
+      </w:r>
+      <w:r>
+        <w:t>, we use:</w:t>
+      </w:r>
+    </w:p>
+    <w:p>
+      <w:pPr>
+        <w:pStyle w:val="ListParagraph"/>
+      </w:pPr>
+      <w:r>
+        <w:t>Value after 3 years:</w:t>
+      </w:r>
+    </w:p>
+    <w:p>
+      <w:pPr>
+        <w:pStyle w:val="ListParagraph"/>
+      </w:pPr>
+      <w:r>
+        <w:t>A = P(1 − R/100)ⁿ</w:t>
+      </w:r>
+    </w:p>
+    <w:p>
+      <w:pPr>
+        <w:pStyle w:val="ListParagraph"/>
+      </w:pPr>
+      <w:r>
+        <w:t>A = 21,100(1 − 5/100)³</w:t>
+      </w:r>
+    </w:p>
+    <w:p>
+      <w:pPr>
+        <w:pStyle w:val="ListParagraph"/>
+      </w:pPr>
+      <w:r>
+        <w:t>A = 21,100(0.95)³</w:t>
+      </w:r>
+    </w:p>
+    <w:p>
+      <w:pPr>
+        <w:pStyle w:val="ListParagraph"/>
+      </w:pPr>
+      <w:r>
+        <w:t>A = 21,100 × 0.857375</w:t>
+      </w:r>
+    </w:p>
+    <w:p>
+      <w:pPr>
+        <w:pStyle w:val="ListParagraph"/>
+      </w:pPr>
+      <w:r>
+        <w:t xml:space="preserve">A = </w:t>
+      </w:r>
+      <w:r>
+        <w:rPr>
+          <w:b/>
+          <w:bCs/>
+        </w:rPr>
+        <w:t>Rs. 18,091.61</w:t>
       </w:r>
     </w:p>
     <w:p>
@@ -432,64 +1344,117 @@
       </w:pPr>
       <w:r>
         <w:lastRenderedPageBreak/>
-        <w:t>SI = (P × R × T) / 100</w:t>
-      </w:r>
-    </w:p>
-    <w:p>
-      <w:pPr>
-        <w:pStyle w:val="ListParagraph"/>
-      </w:pPr>
-      <w:r>
-        <w:t>Substitution:</w:t>
-      </w:r>
-    </w:p>
-    <w:p>
-      <w:pPr>
-        <w:pStyle w:val="ListParagraph"/>
-      </w:pPr>
-      <w:r>
-        <w:t>SI = (25,000 × 5 × 20/52) / 100</w:t>
-      </w:r>
-    </w:p>
-    <w:p>
-      <w:pPr>
-        <w:pStyle w:val="ListParagraph"/>
-      </w:pPr>
-      <w:r>
-        <w:t>SI = Rs. 480.77</w:t>
-      </w:r>
-    </w:p>
-    <w:p>
-      <w:pPr>
-        <w:pStyle w:val="ListParagraph"/>
-      </w:pPr>
-      <w:r>
-        <w:t>Answer: Simple Interest = Rs. 480.77</w:t>
-      </w:r>
-    </w:p>
-    <w:p>
-      <w:pPr>
-        <w:pStyle w:val="ListParagraph"/>
-      </w:pPr>
-      <w:r>
-        <w:t>Amount = Principal + Simple Interest</w:t>
-      </w:r>
-    </w:p>
-    <w:p>
-      <w:pPr>
-        <w:pStyle w:val="ListParagraph"/>
-      </w:pPr>
-      <w:r>
-        <w:t>Amount = 25,000 + 480.77</w:t>
-      </w:r>
-    </w:p>
-    <w:p>
-      <w:pPr>
-        <w:pStyle w:val="ListParagraph"/>
-      </w:pPr>
-      <w:r>
-        <w:t>Amount = Rs. 25,480.77</w:t>
-      </w:r>
+        <w:t>Therefore,</w:t>
+      </w:r>
+    </w:p>
+    <w:p>
+      <w:pPr>
+        <w:pStyle w:val="ListParagraph"/>
+      </w:pPr>
+      <w:r>
+        <w:rPr>
+          <w:b/>
+          <w:bCs/>
+        </w:rPr>
+        <w:t>Value of the TV after 3 years = Rs. 18,091.61</w:t>
+      </w:r>
+    </w:p>
+    <w:p>
+      <w:pPr>
+        <w:pStyle w:val="ListParagraph"/>
+        <w:rPr>
+          <w:b/>
+          <w:bCs/>
+        </w:rPr>
+      </w:pPr>
+      <w:r>
+        <w:rPr>
+          <w:b/>
+          <w:bCs/>
+        </w:rPr>
+        <w:t>Compound depreciation</w:t>
+      </w:r>
+    </w:p>
+    <w:p>
+      <w:pPr>
+        <w:pStyle w:val="ListParagraph"/>
+      </w:pPr>
+      <w:r>
+        <w:t>Initial value = Rs. 21,100</w:t>
+      </w:r>
+      <w:r>
+        <w:br/>
+        <w:t>Final value = Rs. 18,091.61</w:t>
+      </w:r>
+    </w:p>
+    <w:p>
+      <w:pPr>
+        <w:pStyle w:val="ListParagraph"/>
+      </w:pPr>
+      <w:r>
+        <w:t>Depreciation = 21,100 − 18,091.61</w:t>
+      </w:r>
+    </w:p>
+    <w:p>
+      <w:pPr>
+        <w:pStyle w:val="ListParagraph"/>
+      </w:pPr>
+      <w:r>
+        <w:rPr>
+          <w:b/>
+          <w:bCs/>
+        </w:rPr>
+        <w:t>Compound depreciation = Rs. 3,008.39</w:t>
+      </w:r>
+    </w:p>
+    <w:p>
+      <w:pPr>
+        <w:pStyle w:val="ListParagraph"/>
+      </w:pPr>
+      <w:r>
+        <w:rPr>
+          <w:b/>
+          <w:bCs/>
+        </w:rPr>
+        <w:t>Answer:</w:t>
+      </w:r>
+    </w:p>
+    <w:p>
+      <w:pPr>
+        <w:pStyle w:val="ListParagraph"/>
+        <w:numPr>
+          <w:ilvl w:val="0"/>
+          <w:numId w:val="4"/>
+        </w:numPr>
+      </w:pPr>
+      <w:r>
+        <w:rPr>
+          <w:b/>
+          <w:bCs/>
+        </w:rPr>
+        <w:t>Value of TV after 3 years = Rs. 18,091.61</w:t>
+      </w:r>
+    </w:p>
+    <w:p>
+      <w:pPr>
+        <w:pStyle w:val="ListParagraph"/>
+        <w:numPr>
+          <w:ilvl w:val="0"/>
+          <w:numId w:val="4"/>
+        </w:numPr>
+      </w:pPr>
+      <w:r>
+        <w:rPr>
+          <w:b/>
+          <w:bCs/>
+        </w:rPr>
+        <w:t>Compound depreciation = Rs. 3,008.39</w:t>
+      </w:r>
+    </w:p>
+    <w:p>
+      <w:pPr>
+        <w:pStyle w:val="ListParagraph"/>
+      </w:pPr>
     </w:p>
     <w:p>
       <w:pPr>
@@ -500,50 +1465,86 @@
         </w:numPr>
       </w:pPr>
       <w:r>
-        <w:t>principle amount Rs 100000, rate of interest 10%, and calculate for 3 years (1</w:t>
-      </w:r>
-      <w:r>
-        <w:rPr>
-          <w:vertAlign w:val="superscript"/>
-        </w:rPr>
-        <w:t>st</w:t>
-      </w:r>
-      <w:r>
-        <w:t xml:space="preserve"> year, 2</w:t>
-      </w:r>
-      <w:r>
-        <w:rPr>
-          <w:vertAlign w:val="superscript"/>
-        </w:rPr>
-        <w:t>nd</w:t>
-      </w:r>
-      <w:r>
-        <w:t xml:space="preserve"> year and 3</w:t>
-      </w:r>
-      <w:r>
-        <w:rPr>
-          <w:vertAlign w:val="superscript"/>
-        </w:rPr>
-        <w:t>rd</w:t>
-      </w:r>
-      <w:r>
-        <w:t xml:space="preserve"> year). Calculate simple interest</w:t>
-      </w:r>
-    </w:p>
-    <w:p>
-      <w:pPr>
-        <w:pStyle w:val="ListParagraph"/>
-      </w:pPr>
-    </w:p>
-    <w:p>
-      <w:pPr>
-        <w:pStyle w:val="ListParagraph"/>
-      </w:pPr>
-      <w:proofErr w:type="spellStart"/>
-      <w:r>
-        <w:t>ans</w:t>
-      </w:r>
-      <w:proofErr w:type="spellEnd"/>
+        <w:t xml:space="preserve">Find the compound interest on </w:t>
+      </w:r>
+      <w:r>
+        <w:t xml:space="preserve">Rs. 48,000 for 1 year at 8% per annum, compound half yearly </w:t>
+      </w:r>
+      <w:r>
+        <w:t xml:space="preserve"> </w:t>
+      </w:r>
+    </w:p>
+    <w:p>
+      <w:pPr>
+        <w:pStyle w:val="ListParagraph"/>
+      </w:pPr>
+      <w:r>
+        <w:t>Answer:</w:t>
+      </w:r>
+    </w:p>
+    <w:p>
+      <w:pPr>
+        <w:pStyle w:val="ListParagraph"/>
+      </w:pPr>
+    </w:p>
+    <w:p>
+      <w:pPr>
+        <w:pStyle w:val="ListParagraph"/>
+        <w:rPr>
+          <w:b/>
+          <w:bCs/>
+        </w:rPr>
+      </w:pPr>
+      <w:r>
+        <w:rPr>
+          <w:b/>
+          <w:bCs/>
+        </w:rPr>
+        <w:t>3. Solution</w:t>
+      </w:r>
+    </w:p>
+    <w:p>
+      <w:pPr>
+        <w:pStyle w:val="ListParagraph"/>
+      </w:pPr>
+      <w:r>
+        <w:t>Given:</w:t>
+      </w:r>
+    </w:p>
+    <w:p>
+      <w:pPr>
+        <w:pStyle w:val="ListParagraph"/>
+      </w:pPr>
+      <w:r>
+        <w:t>P = Rs. 48,000</w:t>
+      </w:r>
+      <w:r>
+        <w:br/>
+        <w:t>R = 8% per annum</w:t>
+      </w:r>
+      <w:r>
+        <w:br/>
+        <w:t>Time = 1 year</w:t>
+      </w:r>
+      <w:r>
+        <w:br/>
+        <w:t>Compounded half-yearly</w:t>
+      </w:r>
+    </w:p>
+    <w:p>
+      <w:pPr>
+        <w:pStyle w:val="ListParagraph"/>
+      </w:pPr>
+      <w:r>
+        <w:t xml:space="preserve">Since the interest is compounded </w:t>
+      </w:r>
+      <w:r>
+        <w:rPr>
+          <w:b/>
+          <w:bCs/>
+        </w:rPr>
+        <w:t>half-yearly</w:t>
+      </w:r>
       <w:r>
         <w:t>:</w:t>
       </w:r>
@@ -551,189 +1552,137 @@
     <w:p>
       <w:pPr>
         <w:pStyle w:val="ListParagraph"/>
-      </w:pPr>
-    </w:p>
-    <w:p>
-      <w:pPr>
-        <w:pStyle w:val="ListParagraph"/>
-      </w:pPr>
-      <w:r>
-        <w:t>Given:</w:t>
-      </w:r>
-    </w:p>
-    <w:p>
-      <w:pPr>
-        <w:pStyle w:val="ListParagraph"/>
-      </w:pPr>
-      <w:r>
-        <w:t>Principal (P) = Rs. 1,00,000</w:t>
-      </w:r>
-      <w:r>
-        <w:br/>
-        <w:t>Rate (R) = 10% per annum</w:t>
-      </w:r>
-      <w:r>
-        <w:br/>
-        <w:t>Time (T) = 3 years</w:t>
-      </w:r>
-    </w:p>
-    <w:p>
-      <w:pPr>
-        <w:pStyle w:val="ListParagraph"/>
-      </w:pPr>
-      <w:r>
-        <w:t>Formula:</w:t>
-      </w:r>
-    </w:p>
-    <w:p>
-      <w:pPr>
-        <w:pStyle w:val="ListParagraph"/>
-      </w:pPr>
-      <w:r>
-        <w:t>SI = (P × R × T) / 100</w:t>
-      </w:r>
-    </w:p>
-    <w:p>
-      <w:pPr>
-        <w:pStyle w:val="ListParagraph"/>
-      </w:pPr>
-      <w:r>
-        <w:t>Year-wise calculation:</w:t>
-      </w:r>
-    </w:p>
-    <w:p>
-      <w:pPr>
-        <w:pStyle w:val="ListParagraph"/>
-      </w:pPr>
-      <w:r>
-        <w:t>1st Year:</w:t>
-      </w:r>
-    </w:p>
-    <w:p>
-      <w:pPr>
-        <w:pStyle w:val="ListParagraph"/>
-      </w:pPr>
-      <w:r>
-        <w:t>SI = (1,00,000 × 10 × 1) / 100</w:t>
-      </w:r>
-    </w:p>
-    <w:p>
-      <w:pPr>
-        <w:pStyle w:val="ListParagraph"/>
-      </w:pPr>
-      <w:r>
-        <w:t>SI = Rs. 10,000</w:t>
-      </w:r>
-    </w:p>
-    <w:p>
-      <w:pPr>
-        <w:pStyle w:val="ListParagraph"/>
-      </w:pPr>
-      <w:r>
-        <w:t>2nd Year:</w:t>
-      </w:r>
-    </w:p>
-    <w:p>
-      <w:pPr>
-        <w:pStyle w:val="ListParagraph"/>
-      </w:pPr>
-      <w:r>
-        <w:t>SI = (1,00,000 × 10 × 1) / 100</w:t>
-      </w:r>
-    </w:p>
-    <w:p>
-      <w:pPr>
-        <w:pStyle w:val="ListParagraph"/>
-      </w:pPr>
-      <w:r>
-        <w:t>SI = Rs. 10,000</w:t>
-      </w:r>
-    </w:p>
-    <w:p>
-      <w:pPr>
-        <w:pStyle w:val="ListParagraph"/>
-      </w:pPr>
-      <w:r>
-        <w:t>3rd Year:</w:t>
-      </w:r>
-    </w:p>
-    <w:p>
-      <w:pPr>
-        <w:pStyle w:val="ListParagraph"/>
-      </w:pPr>
-      <w:r>
-        <w:t>SI = (1,00,000 × 10 × 1) / 100</w:t>
-      </w:r>
-    </w:p>
-    <w:p>
-      <w:pPr>
-        <w:pStyle w:val="ListParagraph"/>
-      </w:pPr>
-      <w:r>
-        <w:t>SI = Rs. 10,000</w:t>
-      </w:r>
-    </w:p>
-    <w:p>
-      <w:pPr>
-        <w:pStyle w:val="ListParagraph"/>
-      </w:pPr>
-      <w:r>
-        <w:t>Total Simple Interest:</w:t>
-      </w:r>
-    </w:p>
-    <w:p>
-      <w:pPr>
-        <w:pStyle w:val="ListParagraph"/>
-      </w:pPr>
-      <w:r>
-        <w:t>Total SI = 10,000 + 10,000 + 10,000</w:t>
-      </w:r>
-    </w:p>
-    <w:p>
-      <w:pPr>
-        <w:pStyle w:val="ListParagraph"/>
-      </w:pPr>
-      <w:r>
-        <w:t>Total SI = Rs. 30,000</w:t>
-      </w:r>
-    </w:p>
-    <w:p>
-      <w:pPr>
-        <w:pStyle w:val="ListParagraph"/>
-      </w:pPr>
-      <w:r>
-        <w:t>Total Amount:</w:t>
-      </w:r>
-    </w:p>
-    <w:p>
-      <w:pPr>
-        <w:pStyle w:val="ListParagraph"/>
-      </w:pPr>
-      <w:r>
-        <w:t>Amount = Principal + Total Simple Interest</w:t>
-      </w:r>
-    </w:p>
-    <w:p>
-      <w:pPr>
-        <w:pStyle w:val="ListParagraph"/>
-      </w:pPr>
-      <w:r>
-        <w:t>Amount = 1,00,000 + 30,000</w:t>
-      </w:r>
-    </w:p>
-    <w:p>
-      <w:pPr>
-        <w:pStyle w:val="ListParagraph"/>
-      </w:pPr>
-      <w:r>
-        <w:t>Amount = Rs. 1,30,000</w:t>
-      </w:r>
-    </w:p>
-    <w:p>
-      <w:pPr>
-        <w:pStyle w:val="ListParagraph"/>
-      </w:pPr>
-      <w:r>
+        <w:numPr>
+          <w:ilvl w:val="0"/>
+          <w:numId w:val="5"/>
+        </w:numPr>
+      </w:pPr>
+      <w:r>
+        <w:t xml:space="preserve">Rate for each half-year = 8% ÷ 2 = </w:t>
+      </w:r>
+      <w:r>
+        <w:rPr>
+          <w:b/>
+          <w:bCs/>
+        </w:rPr>
+        <w:t>4%</w:t>
+      </w:r>
+    </w:p>
+    <w:p>
+      <w:pPr>
+        <w:pStyle w:val="ListParagraph"/>
+        <w:numPr>
+          <w:ilvl w:val="0"/>
+          <w:numId w:val="5"/>
+        </w:numPr>
+      </w:pPr>
+      <w:r>
+        <w:t xml:space="preserve">Number of compounding periods = 1 × 2 = </w:t>
+      </w:r>
+      <w:r>
+        <w:rPr>
+          <w:b/>
+          <w:bCs/>
+        </w:rPr>
+        <w:t>2</w:t>
+      </w:r>
+    </w:p>
+    <w:p>
+      <w:pPr>
+        <w:pStyle w:val="ListParagraph"/>
+      </w:pPr>
+      <w:r>
+        <w:t>Amount:</w:t>
+      </w:r>
+    </w:p>
+    <w:p>
+      <w:pPr>
+        <w:pStyle w:val="ListParagraph"/>
+      </w:pPr>
+      <w:r>
+        <w:t>A = 48,000(1 + 4/100)²</w:t>
+      </w:r>
+    </w:p>
+    <w:p>
+      <w:pPr>
+        <w:pStyle w:val="ListParagraph"/>
+      </w:pPr>
+      <w:r>
+        <w:t>A = 48,000(1.04)²</w:t>
+      </w:r>
+    </w:p>
+    <w:p>
+      <w:pPr>
+        <w:pStyle w:val="ListParagraph"/>
+      </w:pPr>
+      <w:r>
+        <w:t>A = 48,000 × 1.0816</w:t>
+      </w:r>
+    </w:p>
+    <w:p>
+      <w:pPr>
+        <w:pStyle w:val="ListParagraph"/>
+      </w:pPr>
+      <w:r>
+        <w:t xml:space="preserve">A = </w:t>
+      </w:r>
+      <w:r>
+        <w:rPr>
+          <w:b/>
+          <w:bCs/>
+        </w:rPr>
+        <w:t>Rs. 51,916.80</w:t>
+      </w:r>
+    </w:p>
+    <w:p>
+      <w:pPr>
+        <w:pStyle w:val="ListParagraph"/>
+      </w:pPr>
+      <w:r>
+        <w:t>Therefore,</w:t>
+      </w:r>
+    </w:p>
+    <w:p>
+      <w:pPr>
+        <w:pStyle w:val="ListParagraph"/>
+      </w:pPr>
+      <w:r>
+        <w:t>CI = A − P</w:t>
+      </w:r>
+    </w:p>
+    <w:p>
+      <w:pPr>
+        <w:pStyle w:val="ListParagraph"/>
+      </w:pPr>
+      <w:r>
+        <w:t>CI = 51,916.80 − 48,000</w:t>
+      </w:r>
+    </w:p>
+    <w:p>
+      <w:pPr>
+        <w:pStyle w:val="ListParagraph"/>
+      </w:pPr>
+      <w:r>
+        <w:rPr>
+          <w:b/>
+          <w:bCs/>
+        </w:rPr>
+        <w:t>CI = Rs. 3,916.80</w:t>
+      </w:r>
+    </w:p>
+    <w:p>
+      <w:pPr>
+        <w:pStyle w:val="ListParagraph"/>
+        <w:rPr>
+          <w:b/>
+          <w:bCs/>
+        </w:rPr>
+      </w:pPr>
+      <w:r>
+        <w:rPr>
+          <w:b/>
+          <w:bCs/>
+        </w:rPr>
         <w:t>Answer:</w:t>
       </w:r>
     </w:p>
@@ -742,26 +1691,11 @@
         <w:pStyle w:val="ListParagraph"/>
       </w:pPr>
       <w:r>
-        <w:t>1st Year Simple Interest = Rs. 10,000</w:t>
-      </w:r>
-      <w:r>
-        <w:br/>
-        <w:t>2nd Year Simple Interest = Rs. 10,000</w:t>
-      </w:r>
-      <w:r>
-        <w:br/>
-        <w:t>3rd Year Simple Interest = Rs. 10,000</w:t>
-      </w:r>
-      <w:r>
-        <w:br/>
-      </w:r>
-      <w:r>
-        <w:lastRenderedPageBreak/>
-        <w:t>Total Simple Interest = Rs. 30,000</w:t>
-      </w:r>
-      <w:r>
-        <w:br/>
-        <w:t>Total Amount = Rs. 1,30,000</w:t>
+        <w:rPr>
+          <w:b/>
+          <w:bCs/>
+        </w:rPr>
+        <w:t>Compound Interest = Rs. 3,916.80</w:t>
       </w:r>
     </w:p>
     <w:p>
@@ -778,220 +1712,20 @@
         </w:numPr>
       </w:pPr>
       <w:r>
-        <w:t xml:space="preserve">a simple interest of Rs. 2500 is earned by investing a sum of money for 13 years. The rate is changed </w:t>
-      </w:r>
-      <w:r>
-        <w:t>at 4% for the first 3 years, 5% for the next 4 years, and 8% beyond 7 years. Find the sum of money that is invested</w:t>
-      </w:r>
-    </w:p>
-    <w:p>
-      <w:pPr>
-        <w:pStyle w:val="ListParagraph"/>
-      </w:pPr>
-    </w:p>
-    <w:p>
-      <w:pPr>
-        <w:pStyle w:val="ListParagraph"/>
-      </w:pPr>
-      <w:proofErr w:type="spellStart"/>
-      <w:r>
-        <w:t>ans</w:t>
-      </w:r>
-      <w:proofErr w:type="spellEnd"/>
-      <w:r>
-        <w:t>:</w:t>
-      </w:r>
-    </w:p>
-    <w:p>
-      <w:pPr>
-        <w:pStyle w:val="ListParagraph"/>
-      </w:pPr>
-    </w:p>
-    <w:p>
-      <w:pPr>
-        <w:pStyle w:val="ListParagraph"/>
-      </w:pPr>
-      <w:r>
-        <w:t>Given:</w:t>
-      </w:r>
-    </w:p>
-    <w:p>
-      <w:pPr>
-        <w:pStyle w:val="ListParagraph"/>
-      </w:pPr>
-      <w:r>
-        <w:t>Simple Interest (SI) = Rs. 2,500</w:t>
-      </w:r>
-    </w:p>
-    <w:p>
-      <w:pPr>
-        <w:pStyle w:val="ListParagraph"/>
-      </w:pPr>
-      <w:r>
-        <w:t>Let the principal amount = P</w:t>
-      </w:r>
-    </w:p>
-    <w:p>
-      <w:pPr>
-        <w:pStyle w:val="ListParagraph"/>
-      </w:pPr>
-      <w:r>
-        <w:t>Period 1:</w:t>
-      </w:r>
-    </w:p>
-    <w:p>
-      <w:pPr>
-        <w:pStyle w:val="ListParagraph"/>
-      </w:pPr>
-      <w:r>
-        <w:t>Rate = 4%</w:t>
-      </w:r>
-      <w:r>
-        <w:br/>
-        <w:t>Time = 3 years</w:t>
-      </w:r>
-    </w:p>
-    <w:p>
-      <w:pPr>
-        <w:pStyle w:val="ListParagraph"/>
-      </w:pPr>
-      <w:r>
-        <w:t>SI₁ = (P × 4 × 3) / 100</w:t>
-      </w:r>
-    </w:p>
-    <w:p>
-      <w:pPr>
-        <w:pStyle w:val="ListParagraph"/>
-      </w:pPr>
-      <w:r>
-        <w:t>SI₁ = 0.12P</w:t>
-      </w:r>
-    </w:p>
-    <w:p>
-      <w:pPr>
-        <w:pStyle w:val="ListParagraph"/>
-      </w:pPr>
-      <w:r>
-        <w:t>Period 2:</w:t>
-      </w:r>
-    </w:p>
-    <w:p>
-      <w:pPr>
-        <w:pStyle w:val="ListParagraph"/>
-      </w:pPr>
-      <w:r>
-        <w:t>Rate = 5%</w:t>
-      </w:r>
-      <w:r>
-        <w:br/>
-        <w:t>Time = 4 years</w:t>
-      </w:r>
-    </w:p>
-    <w:p>
-      <w:pPr>
-        <w:pStyle w:val="ListParagraph"/>
-      </w:pPr>
-      <w:r>
-        <w:t>SI₂ = (P × 5 × 4) / 100</w:t>
-      </w:r>
-    </w:p>
-    <w:p>
-      <w:pPr>
-        <w:pStyle w:val="ListParagraph"/>
-      </w:pPr>
-      <w:r>
-        <w:t>SI₂ = 0.20P</w:t>
-      </w:r>
-    </w:p>
-    <w:p>
-      <w:pPr>
-        <w:pStyle w:val="ListParagraph"/>
-      </w:pPr>
-      <w:r>
-        <w:t>Period 3:</w:t>
-      </w:r>
-    </w:p>
-    <w:p>
-      <w:pPr>
-        <w:pStyle w:val="ListParagraph"/>
-      </w:pPr>
-      <w:r>
-        <w:t>Rate = 8%</w:t>
-      </w:r>
-      <w:r>
-        <w:br/>
-        <w:t>Time = 13 - 7 = 6 years</w:t>
-      </w:r>
-    </w:p>
-    <w:p>
-      <w:pPr>
-        <w:pStyle w:val="ListParagraph"/>
-      </w:pPr>
-      <w:r>
-        <w:t>SI₃ = (P × 8 × 6) / 100</w:t>
-      </w:r>
-    </w:p>
-    <w:p>
-      <w:pPr>
-        <w:pStyle w:val="ListParagraph"/>
-      </w:pPr>
-      <w:r>
-        <w:t>SI₃ = 0.48P</w:t>
-      </w:r>
-    </w:p>
-    <w:p>
-      <w:pPr>
-        <w:pStyle w:val="ListParagraph"/>
-      </w:pPr>
-      <w:r>
-        <w:t>Total Simple Interest:</w:t>
-      </w:r>
-    </w:p>
-    <w:p>
-      <w:pPr>
-        <w:pStyle w:val="ListParagraph"/>
-      </w:pPr>
-      <w:r>
-        <w:t>SI = SI₁ + SI₂ + SI₃</w:t>
-      </w:r>
-    </w:p>
-    <w:p>
-      <w:pPr>
-        <w:pStyle w:val="ListParagraph"/>
-      </w:pPr>
-      <w:r>
-        <w:t>2,500 = 0.12P + 0.20P + 0.48P</w:t>
-      </w:r>
-    </w:p>
-    <w:p>
-      <w:pPr>
-        <w:pStyle w:val="ListParagraph"/>
-      </w:pPr>
-      <w:r>
-        <w:t>2,500 = 0.80P</w:t>
-      </w:r>
-    </w:p>
-    <w:p>
-      <w:pPr>
-        <w:pStyle w:val="ListParagraph"/>
-      </w:pPr>
-      <w:r>
-        <w:t>P = 2,500 / 0.80</w:t>
-      </w:r>
-    </w:p>
-    <w:p>
-      <w:pPr>
-        <w:pStyle w:val="ListParagraph"/>
-      </w:pPr>
-      <w:r>
-        <w:t>P = Rs. 3,125</w:t>
-      </w:r>
-    </w:p>
-    <w:p>
-      <w:pPr>
-        <w:pStyle w:val="ListParagraph"/>
-      </w:pPr>
-      <w:r>
+        <w:t>The population of a town decrease every year due to migration, poverty and unemployment. The present population of the town is 6,31,680. Last year the migration was 4% and the year before last, it was 6%. What was the population 2 years ago.</w:t>
+      </w:r>
+    </w:p>
+    <w:p>
+      <w:pPr>
+        <w:pStyle w:val="ListParagraph"/>
+      </w:pPr>
+    </w:p>
+    <w:p>
+      <w:pPr>
+        <w:pStyle w:val="ListParagraph"/>
+      </w:pPr>
+      <w:r>
+        <w:lastRenderedPageBreak/>
         <w:t>Answer:</w:t>
       </w:r>
     </w:p>
@@ -999,82 +1733,21 @@
       <w:pPr>
         <w:pStyle w:val="ListParagraph"/>
       </w:pPr>
-      <w:r>
+    </w:p>
+    <w:p>
+      <w:pPr>
+        <w:pStyle w:val="ListParagraph"/>
         <w:rPr>
           <w:b/>
           <w:bCs/>
         </w:rPr>
-        <w:t>The sum of money invested = Rs. 3,125</w:t>
-      </w:r>
-    </w:p>
-    <w:p>
-      <w:pPr>
-        <w:pStyle w:val="ListParagraph"/>
-      </w:pPr>
-    </w:p>
-    <w:p>
-      <w:pPr>
-        <w:pStyle w:val="ListParagraph"/>
-      </w:pPr>
-    </w:p>
-    <w:p>
-      <w:r>
-        <w:t>17/08/2026</w:t>
-      </w:r>
-    </w:p>
-    <w:p>
-      <w:pPr>
-        <w:pStyle w:val="Title"/>
-      </w:pPr>
-      <w:r>
-        <w:t>Compound interest</w:t>
-      </w:r>
-    </w:p>
-    <w:p>
-      <w:r>
-        <w:lastRenderedPageBreak/>
-        <w:t>CI = P[(1 + R/100)ⁿ − 1]</w:t>
-      </w:r>
-    </w:p>
-    <w:p>
-      <w:pPr>
-        <w:pStyle w:val="ListParagraph"/>
-        <w:numPr>
-          <w:ilvl w:val="0"/>
-          <w:numId w:val="4"/>
-        </w:numPr>
-      </w:pPr>
-      <w:r>
-        <w:t xml:space="preserve">find the compound interest CI on Rs. 12,600 for 2 years at 10% per annum, compounded annually </w:t>
-      </w:r>
-    </w:p>
-    <w:p>
-      <w:pPr>
-        <w:pStyle w:val="ListParagraph"/>
-      </w:pPr>
-      <w:r>
-        <w:t>answer:</w:t>
-      </w:r>
-    </w:p>
-    <w:p>
-      <w:pPr>
-        <w:pStyle w:val="ListParagraph"/>
-      </w:pPr>
-    </w:p>
-    <w:p>
-      <w:pPr>
-        <w:pStyle w:val="ListParagraph"/>
+      </w:pPr>
+      <w:r>
         <w:rPr>
           <w:b/>
           <w:bCs/>
         </w:rPr>
-      </w:pPr>
-      <w:r>
-        <w:rPr>
-          <w:b/>
-          <w:bCs/>
-        </w:rPr>
-        <w:t>Solution</w:t>
+        <w:t>4. Solution</w:t>
       </w:r>
     </w:p>
     <w:p>
@@ -1090,486 +1763,15 @@
         <w:pStyle w:val="ListParagraph"/>
       </w:pPr>
       <w:r>
-        <w:t>P = Rs. 12,600</w:t>
-      </w:r>
-      <w:r>
-        <w:br/>
-        <w:t>R = 10% per annum</w:t>
-      </w:r>
-      <w:r>
-        <w:br/>
-        <w:t>n = 2 years</w:t>
-      </w:r>
-    </w:p>
-    <w:p>
-      <w:pPr>
-        <w:pStyle w:val="ListParagraph"/>
-      </w:pPr>
-      <w:r>
-        <w:t>Since the interest is compounded annually:</w:t>
-      </w:r>
-    </w:p>
-    <w:p>
-      <w:pPr>
-        <w:pStyle w:val="ListParagraph"/>
-      </w:pPr>
-      <w:r>
-        <w:t>A = P(1 + R/100)ⁿ</w:t>
-      </w:r>
-    </w:p>
-    <w:p>
-      <w:pPr>
-        <w:pStyle w:val="ListParagraph"/>
-      </w:pPr>
-      <w:r>
-        <w:t>Substituting the values:</w:t>
-      </w:r>
-    </w:p>
-    <w:p>
-      <w:pPr>
-        <w:pStyle w:val="ListParagraph"/>
-      </w:pPr>
-      <w:r>
-        <w:t>A = 12,600(1 + 10/100)²</w:t>
-      </w:r>
-    </w:p>
-    <w:p>
-      <w:pPr>
-        <w:pStyle w:val="ListParagraph"/>
-      </w:pPr>
-      <w:r>
-        <w:t>A = 12,600(1.1)²</w:t>
-      </w:r>
-    </w:p>
-    <w:p>
-      <w:pPr>
-        <w:pStyle w:val="ListParagraph"/>
-      </w:pPr>
-      <w:r>
-        <w:t>A = 12,600 × 1.21</w:t>
-      </w:r>
-    </w:p>
-    <w:p>
-      <w:pPr>
-        <w:pStyle w:val="ListParagraph"/>
-      </w:pPr>
-      <w:r>
-        <w:t>A = Rs. 15,246</w:t>
-      </w:r>
-    </w:p>
-    <w:p>
-      <w:pPr>
-        <w:pStyle w:val="ListParagraph"/>
-      </w:pPr>
-      <w:r>
-        <w:t>Therefore,</w:t>
-      </w:r>
-    </w:p>
-    <w:p>
-      <w:pPr>
-        <w:pStyle w:val="ListParagraph"/>
-      </w:pPr>
-      <w:r>
-        <w:t>CI = A − P</w:t>
-      </w:r>
-    </w:p>
-    <w:p>
-      <w:pPr>
-        <w:pStyle w:val="ListParagraph"/>
-      </w:pPr>
-      <w:r>
-        <w:t>CI = 15,246 − 12,600</w:t>
-      </w:r>
-    </w:p>
-    <w:p>
-      <w:pPr>
-        <w:pStyle w:val="ListParagraph"/>
-      </w:pPr>
-      <w:r>
-        <w:rPr>
-          <w:b/>
-          <w:bCs/>
-        </w:rPr>
-        <w:t>CI = Rs. 2,646</w:t>
-      </w:r>
-    </w:p>
-    <w:p>
-      <w:pPr>
-        <w:pStyle w:val="ListParagraph"/>
-        <w:rPr>
-          <w:b/>
-          <w:bCs/>
-        </w:rPr>
-      </w:pPr>
-      <w:r>
-        <w:rPr>
-          <w:b/>
-          <w:bCs/>
-        </w:rPr>
-        <w:t>Answer: Compound Interest = Rs. 2,646</w:t>
-      </w:r>
-    </w:p>
-    <w:p>
-      <w:pPr>
-        <w:pStyle w:val="ListParagraph"/>
-        <w:rPr>
-          <w:b/>
-          <w:bCs/>
-        </w:rPr>
-      </w:pPr>
-    </w:p>
-    <w:p>
-      <w:pPr>
-        <w:pStyle w:val="ListParagraph"/>
-        <w:numPr>
-          <w:ilvl w:val="0"/>
-          <w:numId w:val="4"/>
-        </w:numPr>
-      </w:pPr>
-      <w:r>
-        <w:t>a TV was bought for Rs. 21100 The value of TV was depreciated by 5% per annum. Find the value of Tv after 3 years. Find out Compound interest</w:t>
-      </w:r>
-    </w:p>
-    <w:p>
-      <w:pPr>
-        <w:pStyle w:val="ListParagraph"/>
-      </w:pPr>
-    </w:p>
-    <w:p>
-      <w:pPr>
-        <w:pStyle w:val="ListParagraph"/>
-      </w:pPr>
-      <w:r>
-        <w:t>answer:</w:t>
-      </w:r>
-    </w:p>
-    <w:p>
-      <w:pPr>
-        <w:pStyle w:val="ListParagraph"/>
-      </w:pPr>
-    </w:p>
-    <w:p>
-      <w:pPr>
-        <w:pStyle w:val="ListParagraph"/>
-        <w:rPr>
-          <w:b/>
-          <w:bCs/>
-        </w:rPr>
-      </w:pPr>
-      <w:r>
-        <w:rPr>
-          <w:b/>
-          <w:bCs/>
-        </w:rPr>
-        <w:t>2. Solution</w:t>
-      </w:r>
-    </w:p>
-    <w:p>
-      <w:pPr>
-        <w:pStyle w:val="ListParagraph"/>
-      </w:pPr>
-      <w:r>
-        <w:t>Given:</w:t>
-      </w:r>
-    </w:p>
-    <w:p>
-      <w:pPr>
-        <w:pStyle w:val="ListParagraph"/>
-      </w:pPr>
-      <w:r>
-        <w:t>P = Rs. 21,100</w:t>
-      </w:r>
-      <w:r>
-        <w:br/>
-        <w:t>Rate of depreciation = 5% per annum</w:t>
-      </w:r>
-      <w:r>
-        <w:br/>
-        <w:t>Time = 3 years</w:t>
-      </w:r>
-    </w:p>
-    <w:p>
-      <w:pPr>
-        <w:pStyle w:val="ListParagraph"/>
-      </w:pPr>
-      <w:r>
-        <w:t xml:space="preserve">Since the value </w:t>
-      </w:r>
-      <w:r>
-        <w:rPr>
-          <w:b/>
-          <w:bCs/>
-        </w:rPr>
-        <w:t>depreciates by 5% every year</w:t>
-      </w:r>
-      <w:r>
-        <w:t>, we use:</w:t>
-      </w:r>
-    </w:p>
-    <w:p>
-      <w:pPr>
-        <w:pStyle w:val="ListParagraph"/>
-      </w:pPr>
-      <w:r>
-        <w:t>Value after 3 years:</w:t>
-      </w:r>
-    </w:p>
-    <w:p>
-      <w:pPr>
-        <w:pStyle w:val="ListParagraph"/>
-      </w:pPr>
-      <w:r>
-        <w:t>A = P(1 − R/100)ⁿ</w:t>
-      </w:r>
-    </w:p>
-    <w:p>
-      <w:pPr>
-        <w:pStyle w:val="ListParagraph"/>
-      </w:pPr>
-      <w:r>
-        <w:t>A = 21,100(1 − 5/100)³</w:t>
-      </w:r>
-    </w:p>
-    <w:p>
-      <w:pPr>
-        <w:pStyle w:val="ListParagraph"/>
-      </w:pPr>
-      <w:r>
-        <w:t>A = 21,100(0.95)³</w:t>
-      </w:r>
-    </w:p>
-    <w:p>
-      <w:pPr>
-        <w:pStyle w:val="ListParagraph"/>
-      </w:pPr>
-      <w:r>
-        <w:t>A = 21,100 × 0.857375</w:t>
-      </w:r>
-    </w:p>
-    <w:p>
-      <w:pPr>
-        <w:pStyle w:val="ListParagraph"/>
-      </w:pPr>
-      <w:r>
-        <w:t xml:space="preserve">A = </w:t>
-      </w:r>
-      <w:r>
-        <w:rPr>
-          <w:b/>
-          <w:bCs/>
-        </w:rPr>
-        <w:t>Rs. 18,091.61</w:t>
-      </w:r>
-    </w:p>
-    <w:p>
-      <w:pPr>
-        <w:pStyle w:val="ListParagraph"/>
-      </w:pPr>
-      <w:r>
-        <w:lastRenderedPageBreak/>
-        <w:t>Therefore,</w:t>
-      </w:r>
-    </w:p>
-    <w:p>
-      <w:pPr>
-        <w:pStyle w:val="ListParagraph"/>
-      </w:pPr>
-      <w:r>
-        <w:rPr>
-          <w:b/>
-          <w:bCs/>
-        </w:rPr>
-        <w:t>Value of the TV after 3 years = Rs. 18,091.61</w:t>
-      </w:r>
-    </w:p>
-    <w:p>
-      <w:pPr>
-        <w:pStyle w:val="ListParagraph"/>
-        <w:rPr>
-          <w:b/>
-          <w:bCs/>
-        </w:rPr>
-      </w:pPr>
-      <w:r>
-        <w:rPr>
-          <w:b/>
-          <w:bCs/>
-        </w:rPr>
-        <w:t>Compound depreciation</w:t>
-      </w:r>
-    </w:p>
-    <w:p>
-      <w:pPr>
-        <w:pStyle w:val="ListParagraph"/>
-      </w:pPr>
-      <w:r>
-        <w:t>Initial value = Rs. 21,100</w:t>
-      </w:r>
-      <w:r>
-        <w:br/>
-        <w:t>Final value = Rs. 18,091.61</w:t>
-      </w:r>
-    </w:p>
-    <w:p>
-      <w:pPr>
-        <w:pStyle w:val="ListParagraph"/>
-      </w:pPr>
-      <w:r>
-        <w:t>Depreciation = 21,100 − 18,091.61</w:t>
-      </w:r>
-    </w:p>
-    <w:p>
-      <w:pPr>
-        <w:pStyle w:val="ListParagraph"/>
-      </w:pPr>
-      <w:r>
-        <w:rPr>
-          <w:b/>
-          <w:bCs/>
-        </w:rPr>
-        <w:t>Compound depreciation = Rs. 3,008.39</w:t>
-      </w:r>
-    </w:p>
-    <w:p>
-      <w:pPr>
-        <w:pStyle w:val="ListParagraph"/>
-      </w:pPr>
-      <w:r>
-        <w:rPr>
-          <w:b/>
-          <w:bCs/>
-        </w:rPr>
-        <w:t>Answer:</w:t>
-      </w:r>
-    </w:p>
-    <w:p>
-      <w:pPr>
-        <w:pStyle w:val="ListParagraph"/>
-        <w:numPr>
-          <w:ilvl w:val="0"/>
-          <w:numId w:val="5"/>
-        </w:numPr>
-      </w:pPr>
-      <w:r>
-        <w:rPr>
-          <w:b/>
-          <w:bCs/>
-        </w:rPr>
-        <w:t>Value of TV after 3 years = Rs. 18,091.61</w:t>
-      </w:r>
-    </w:p>
-    <w:p>
-      <w:pPr>
-        <w:pStyle w:val="ListParagraph"/>
-        <w:numPr>
-          <w:ilvl w:val="0"/>
-          <w:numId w:val="5"/>
-        </w:numPr>
-      </w:pPr>
-      <w:r>
-        <w:rPr>
-          <w:b/>
-          <w:bCs/>
-        </w:rPr>
-        <w:t>Compound depreciation = Rs. 3,008.39</w:t>
-      </w:r>
-    </w:p>
-    <w:p>
-      <w:pPr>
-        <w:pStyle w:val="ListParagraph"/>
-      </w:pPr>
-    </w:p>
-    <w:p>
-      <w:pPr>
-        <w:pStyle w:val="ListParagraph"/>
-        <w:numPr>
-          <w:ilvl w:val="0"/>
-          <w:numId w:val="4"/>
-        </w:numPr>
-      </w:pPr>
-      <w:r>
-        <w:t xml:space="preserve">Find the compound interest on </w:t>
-      </w:r>
-      <w:r>
-        <w:t xml:space="preserve">Rs. 48,000 for 1 year at 8% per annum, compound half yearly </w:t>
-      </w:r>
-      <w:r>
-        <w:t xml:space="preserve"> </w:t>
-      </w:r>
-    </w:p>
-    <w:p>
-      <w:pPr>
-        <w:pStyle w:val="ListParagraph"/>
-      </w:pPr>
-      <w:r>
-        <w:t>Answer:</w:t>
-      </w:r>
-    </w:p>
-    <w:p>
-      <w:pPr>
-        <w:pStyle w:val="ListParagraph"/>
-      </w:pPr>
-    </w:p>
-    <w:p>
-      <w:pPr>
-        <w:pStyle w:val="ListParagraph"/>
-        <w:rPr>
-          <w:b/>
-          <w:bCs/>
-        </w:rPr>
-      </w:pPr>
-      <w:r>
-        <w:rPr>
-          <w:b/>
-          <w:bCs/>
-        </w:rPr>
-        <w:t>3. Solution</w:t>
-      </w:r>
-    </w:p>
-    <w:p>
-      <w:pPr>
-        <w:pStyle w:val="ListParagraph"/>
-      </w:pPr>
-      <w:r>
-        <w:t>Given:</w:t>
-      </w:r>
-    </w:p>
-    <w:p>
-      <w:pPr>
-        <w:pStyle w:val="ListParagraph"/>
-      </w:pPr>
-      <w:r>
-        <w:t>P = Rs. 48,000</w:t>
-      </w:r>
-      <w:r>
-        <w:br/>
-        <w:t>R = 8% per annum</w:t>
-      </w:r>
-      <w:r>
-        <w:br/>
-        <w:t>Time = 1 year</w:t>
-      </w:r>
-      <w:r>
-        <w:br/>
-        <w:t>Compounded half-yearly</w:t>
-      </w:r>
-    </w:p>
-    <w:p>
-      <w:pPr>
-        <w:pStyle w:val="ListParagraph"/>
-      </w:pPr>
-      <w:r>
-        <w:t xml:space="preserve">Since the interest is compounded </w:t>
-      </w:r>
-      <w:r>
-        <w:rPr>
-          <w:b/>
-          <w:bCs/>
-        </w:rPr>
-        <w:t>half-yearly</w:t>
-      </w:r>
-      <w:r>
-        <w:t>:</w:t>
+        <w:t>Present population = 6,31,680</w:t>
+      </w:r>
+    </w:p>
+    <w:p>
+      <w:pPr>
+        <w:pStyle w:val="ListParagraph"/>
+      </w:pPr>
+      <w:r>
+        <w:t>Decrease in population:</w:t>
       </w:r>
     </w:p>
     <w:p>
@@ -1581,14 +1783,7 @@
         </w:numPr>
       </w:pPr>
       <w:r>
-        <w:t xml:space="preserve">Rate for each half-year = 8% ÷ 2 = </w:t>
-      </w:r>
-      <w:r>
-        <w:rPr>
-          <w:b/>
-          <w:bCs/>
-        </w:rPr>
-        <w:t>4%</w:t>
+        <w:t>Last year = 4%</w:t>
       </w:r>
     </w:p>
     <w:p>
@@ -1600,201 +1795,137 @@
         </w:numPr>
       </w:pPr>
       <w:r>
-        <w:t xml:space="preserve">Number of compounding periods = 1 × 2 = </w:t>
+        <w:t>Year before last = 6%</w:t>
+      </w:r>
+    </w:p>
+    <w:p>
+      <w:pPr>
+        <w:pStyle w:val="ListParagraph"/>
+      </w:pPr>
+      <w:r>
+        <w:t xml:space="preserve">Let the population </w:t>
       </w:r>
       <w:r>
         <w:rPr>
           <w:b/>
           <w:bCs/>
         </w:rPr>
-        <w:t>2</w:t>
-      </w:r>
-    </w:p>
-    <w:p>
-      <w:pPr>
-        <w:pStyle w:val="ListParagraph"/>
-      </w:pPr>
-      <w:r>
-        <w:t>Amount:</w:t>
-      </w:r>
-    </w:p>
-    <w:p>
-      <w:pPr>
-        <w:pStyle w:val="ListParagraph"/>
-      </w:pPr>
-      <w:r>
-        <w:t>A = 48,000(1 + 4/100)²</w:t>
-      </w:r>
-    </w:p>
-    <w:p>
-      <w:pPr>
-        <w:pStyle w:val="ListParagraph"/>
-      </w:pPr>
-      <w:r>
-        <w:t>A = 48,000(1.04)²</w:t>
-      </w:r>
-    </w:p>
-    <w:p>
-      <w:pPr>
-        <w:pStyle w:val="ListParagraph"/>
-      </w:pPr>
-      <w:r>
-        <w:t>A = 48,000 × 1.0816</w:t>
-      </w:r>
-    </w:p>
-    <w:p>
-      <w:pPr>
-        <w:pStyle w:val="ListParagraph"/>
-      </w:pPr>
-      <w:r>
-        <w:t xml:space="preserve">A = </w:t>
+        <w:t>2 years ago = P</w:t>
+      </w:r>
+      <w:r>
+        <w:t>.</w:t>
+      </w:r>
+    </w:p>
+    <w:p>
+      <w:pPr>
+        <w:pStyle w:val="ListParagraph"/>
+      </w:pPr>
+      <w:r>
+        <w:t>Since the population decreases every year:</w:t>
+      </w:r>
+    </w:p>
+    <w:p>
+      <w:pPr>
+        <w:pStyle w:val="ListParagraph"/>
+      </w:pPr>
+      <w:r>
+        <w:t>Population after 2 years:</w:t>
+      </w:r>
+    </w:p>
+    <w:p>
+      <w:pPr>
+        <w:pStyle w:val="ListParagraph"/>
+      </w:pPr>
+      <w:r>
+        <w:t>P × (1 − 6/100) × (1 − 4/100) = 6,31,680</w:t>
+      </w:r>
+    </w:p>
+    <w:p>
+      <w:pPr>
+        <w:pStyle w:val="ListParagraph"/>
+      </w:pPr>
+      <w:r>
+        <w:t>P × 0.94 × 0.96 = 6,31,680</w:t>
+      </w:r>
+    </w:p>
+    <w:p>
+      <w:pPr>
+        <w:pStyle w:val="ListParagraph"/>
+      </w:pPr>
+      <w:r>
+        <w:t>P × 0.9024 = 6,31,680</w:t>
+      </w:r>
+    </w:p>
+    <w:p>
+      <w:pPr>
+        <w:pStyle w:val="ListParagraph"/>
+      </w:pPr>
+      <w:r>
+        <w:t>Therefore,</w:t>
+      </w:r>
+    </w:p>
+    <w:p>
+      <w:pPr>
+        <w:pStyle w:val="ListParagraph"/>
+      </w:pPr>
+      <w:r>
+        <w:t>P = 6,31,680 ÷ 0.9024</w:t>
+      </w:r>
+    </w:p>
+    <w:p>
+      <w:pPr>
+        <w:pStyle w:val="ListParagraph"/>
+      </w:pPr>
+      <w:r>
+        <w:t xml:space="preserve">P = </w:t>
       </w:r>
       <w:r>
         <w:rPr>
           <w:b/>
           <w:bCs/>
         </w:rPr>
-        <w:t>Rs. 51,916.80</w:t>
-      </w:r>
-    </w:p>
-    <w:p>
-      <w:pPr>
-        <w:pStyle w:val="ListParagraph"/>
-      </w:pPr>
-      <w:r>
-        <w:t>Therefore,</w:t>
-      </w:r>
-    </w:p>
-    <w:p>
-      <w:pPr>
-        <w:pStyle w:val="ListParagraph"/>
-      </w:pPr>
-      <w:r>
-        <w:t>CI = A − P</w:t>
-      </w:r>
-    </w:p>
-    <w:p>
-      <w:pPr>
-        <w:pStyle w:val="ListParagraph"/>
-      </w:pPr>
-      <w:r>
-        <w:t>CI = 51,916.80 − 48,000</w:t>
-      </w:r>
-    </w:p>
-    <w:p>
-      <w:pPr>
-        <w:pStyle w:val="ListParagraph"/>
-      </w:pPr>
-      <w:r>
+        <w:t>7,00,000</w:t>
+      </w:r>
+    </w:p>
+    <w:p>
+      <w:pPr>
+        <w:pStyle w:val="ListParagraph"/>
         <w:rPr>
           <w:b/>
           <w:bCs/>
         </w:rPr>
-        <w:t>CI = Rs. 3,916.80</w:t>
-      </w:r>
-    </w:p>
-    <w:p>
-      <w:pPr>
-        <w:pStyle w:val="ListParagraph"/>
+      </w:pPr>
+      <w:r>
         <w:rPr>
           <w:b/>
           <w:bCs/>
         </w:rPr>
+        <w:t>Answer:</w:t>
+      </w:r>
+    </w:p>
+    <w:p>
+      <w:pPr>
+        <w:pStyle w:val="ListParagraph"/>
       </w:pPr>
       <w:r>
         <w:rPr>
           <w:b/>
           <w:bCs/>
         </w:rPr>
-        <w:t>Answer:</w:t>
-      </w:r>
-    </w:p>
-    <w:p>
-      <w:pPr>
-        <w:pStyle w:val="ListParagraph"/>
-      </w:pPr>
-      <w:r>
-        <w:rPr>
-          <w:b/>
-          <w:bCs/>
-        </w:rPr>
-        <w:t>Compound Interest = Rs. 3,916.80</w:t>
-      </w:r>
-    </w:p>
-    <w:p>
-      <w:pPr>
-        <w:pStyle w:val="ListParagraph"/>
-      </w:pPr>
-    </w:p>
-    <w:p>
-      <w:pPr>
-        <w:pStyle w:val="ListParagraph"/>
-        <w:numPr>
-          <w:ilvl w:val="0"/>
-          <w:numId w:val="4"/>
-        </w:numPr>
-      </w:pPr>
-      <w:r>
-        <w:t>The population of a town decrease every year due to migration, poverty and unemployment. The present population of the town is 6,31,680. Last year the migration was 4% and the year before last, it was 6%. What was the population 2 years ago.</w:t>
-      </w:r>
-    </w:p>
-    <w:p>
-      <w:pPr>
-        <w:pStyle w:val="ListParagraph"/>
-      </w:pPr>
-    </w:p>
-    <w:p>
-      <w:pPr>
-        <w:pStyle w:val="ListParagraph"/>
-      </w:pPr>
-      <w:r>
-        <w:lastRenderedPageBreak/>
-        <w:t>Answer:</w:t>
-      </w:r>
-    </w:p>
-    <w:p>
-      <w:pPr>
-        <w:pStyle w:val="ListParagraph"/>
-      </w:pPr>
-    </w:p>
-    <w:p>
-      <w:pPr>
-        <w:pStyle w:val="ListParagraph"/>
-        <w:rPr>
-          <w:b/>
-          <w:bCs/>
-        </w:rPr>
-      </w:pPr>
-      <w:r>
-        <w:rPr>
-          <w:b/>
-          <w:bCs/>
-        </w:rPr>
-        <w:t>4. Solution</w:t>
-      </w:r>
-    </w:p>
-    <w:p>
-      <w:pPr>
-        <w:pStyle w:val="ListParagraph"/>
-      </w:pPr>
-      <w:r>
-        <w:t>Given:</w:t>
-      </w:r>
-    </w:p>
-    <w:p>
-      <w:pPr>
-        <w:pStyle w:val="ListParagraph"/>
-      </w:pPr>
-      <w:r>
-        <w:t>Present population = 6,31,680</w:t>
-      </w:r>
-    </w:p>
-    <w:p>
-      <w:pPr>
-        <w:pStyle w:val="ListParagraph"/>
-      </w:pPr>
-      <w:r>
-        <w:t>Decrease in population:</w:t>
+        <w:t>The population 2 years ago was 7,00,000.</w:t>
+      </w:r>
+    </w:p>
+    <w:p>
+      <w:pPr>
+        <w:pStyle w:val="ListParagraph"/>
+      </w:pPr>
+    </w:p>
+    <w:p>
+      <w:pPr>
+        <w:pStyle w:val="Title"/>
+      </w:pPr>
+      <w:r>
+        <w:t>Methods of analysis</w:t>
       </w:r>
     </w:p>
     <w:p>
@@ -1806,7 +1937,7 @@
         </w:numPr>
       </w:pPr>
       <w:r>
-        <w:t>Last year = 4%</w:t>
+        <w:t>Compounding</w:t>
       </w:r>
     </w:p>
     <w:p>
@@ -1818,139 +1949,13 @@
         </w:numPr>
       </w:pPr>
       <w:r>
-        <w:t>Year before last = 6%</w:t>
-      </w:r>
-    </w:p>
-    <w:p>
-      <w:pPr>
-        <w:pStyle w:val="ListParagraph"/>
-      </w:pPr>
-      <w:r>
-        <w:t xml:space="preserve">Let the population </w:t>
-      </w:r>
-      <w:r>
-        <w:rPr>
-          <w:b/>
-          <w:bCs/>
-        </w:rPr>
-        <w:t>2 years ago = P</w:t>
-      </w:r>
-      <w:r>
-        <w:t>.</w:t>
-      </w:r>
-    </w:p>
-    <w:p>
-      <w:pPr>
-        <w:pStyle w:val="ListParagraph"/>
-      </w:pPr>
-      <w:r>
-        <w:t>Since the population decreases every year:</w:t>
-      </w:r>
-    </w:p>
-    <w:p>
-      <w:pPr>
-        <w:pStyle w:val="ListParagraph"/>
-      </w:pPr>
-      <w:r>
-        <w:t>Population after 2 years:</w:t>
-      </w:r>
-    </w:p>
-    <w:p>
-      <w:pPr>
-        <w:pStyle w:val="ListParagraph"/>
-      </w:pPr>
-      <w:r>
-        <w:t>P × (1 − 6/100) × (1 − 4/100) = 6,31,680</w:t>
-      </w:r>
-    </w:p>
-    <w:p>
-      <w:pPr>
-        <w:pStyle w:val="ListParagraph"/>
-      </w:pPr>
-      <w:r>
-        <w:t>P × 0.94 × 0.96 = 6,31,680</w:t>
-      </w:r>
-    </w:p>
-    <w:p>
-      <w:pPr>
-        <w:pStyle w:val="ListParagraph"/>
-      </w:pPr>
-      <w:r>
-        <w:t>P × 0.9024 = 6,31,680</w:t>
-      </w:r>
-    </w:p>
-    <w:p>
-      <w:pPr>
-        <w:pStyle w:val="ListParagraph"/>
-      </w:pPr>
-      <w:r>
-        <w:t>Therefore,</w:t>
-      </w:r>
-    </w:p>
-    <w:p>
-      <w:pPr>
-        <w:pStyle w:val="ListParagraph"/>
-      </w:pPr>
-      <w:r>
-        <w:t>P = 6,31,680 ÷ 0.9024</w:t>
-      </w:r>
-    </w:p>
-    <w:p>
-      <w:pPr>
-        <w:pStyle w:val="ListParagraph"/>
-      </w:pPr>
-      <w:r>
-        <w:t xml:space="preserve">P = </w:t>
-      </w:r>
-      <w:r>
-        <w:rPr>
-          <w:b/>
-          <w:bCs/>
-        </w:rPr>
-        <w:t>7,00,000</w:t>
-      </w:r>
-    </w:p>
-    <w:p>
-      <w:pPr>
-        <w:pStyle w:val="ListParagraph"/>
-        <w:rPr>
-          <w:b/>
-          <w:bCs/>
-        </w:rPr>
-      </w:pPr>
-      <w:r>
-        <w:rPr>
-          <w:b/>
-          <w:bCs/>
-        </w:rPr>
-        <w:t>Answer:</w:t>
-      </w:r>
-    </w:p>
-    <w:p>
-      <w:pPr>
-        <w:pStyle w:val="ListParagraph"/>
-      </w:pPr>
-      <w:r>
-        <w:rPr>
-          <w:b/>
-          <w:bCs/>
-        </w:rPr>
-        <w:t>The population 2 years ago was 7,00,000.</w:t>
-      </w:r>
-    </w:p>
-    <w:p>
-      <w:pPr>
-        <w:pStyle w:val="ListParagraph"/>
-      </w:pPr>
-    </w:p>
-    <w:p>
-      <w:pPr>
-        <w:pStyle w:val="Title"/>
-      </w:pPr>
-      <w:r>
-        <w:t>Methods of analysis</w:t>
-      </w:r>
-    </w:p>
+        <w:t>D</w:t>
+      </w:r>
+      <w:r>
+        <w:t>iscounting</w:t>
+      </w:r>
+    </w:p>
+    <w:p/>
     <w:p>
       <w:pPr>
         <w:pStyle w:val="ListParagraph"/>
@@ -1960,34 +1965,6 @@
         </w:numPr>
       </w:pPr>
       <w:r>
-        <w:t>Compounding</w:t>
-      </w:r>
-    </w:p>
-    <w:p>
-      <w:pPr>
-        <w:pStyle w:val="ListParagraph"/>
-        <w:numPr>
-          <w:ilvl w:val="0"/>
-          <w:numId w:val="8"/>
-        </w:numPr>
-      </w:pPr>
-      <w:r>
-        <w:t>D</w:t>
-      </w:r>
-      <w:r>
-        <w:t>iscounting</w:t>
-      </w:r>
-    </w:p>
-    <w:p/>
-    <w:p>
-      <w:pPr>
-        <w:pStyle w:val="ListParagraph"/>
-        <w:numPr>
-          <w:ilvl w:val="0"/>
-          <w:numId w:val="9"/>
-        </w:numPr>
-      </w:pPr>
-      <w:r>
         <w:t>Compounding:</w:t>
       </w:r>
     </w:p>
@@ -1996,7 +1973,7 @@
         <w:pStyle w:val="ListParagraph"/>
         <w:numPr>
           <w:ilvl w:val="1"/>
-          <w:numId w:val="9"/>
+          <w:numId w:val="8"/>
         </w:numPr>
       </w:pPr>
       <w:r>
@@ -2098,7 +2075,7 @@
         <w:pStyle w:val="ListParagraph"/>
         <w:numPr>
           <w:ilvl w:val="1"/>
-          <w:numId w:val="9"/>
+          <w:numId w:val="8"/>
         </w:numPr>
         <w:rPr>
           <w:rFonts w:eastAsiaTheme="minorEastAsia"/>
@@ -2314,7 +2291,7 @@
         <w:pStyle w:val="ListParagraph"/>
         <w:numPr>
           <w:ilvl w:val="1"/>
-          <w:numId w:val="9"/>
+          <w:numId w:val="8"/>
         </w:numPr>
         <w:rPr>
           <w:rFonts w:eastAsiaTheme="minorEastAsia"/>
@@ -2523,7 +2500,7 @@
         <w:pStyle w:val="ListParagraph"/>
         <w:numPr>
           <w:ilvl w:val="1"/>
-          <w:numId w:val="9"/>
+          <w:numId w:val="8"/>
         </w:numPr>
         <w:rPr>
           <w:rFonts w:eastAsiaTheme="minorEastAsia"/>
@@ -2686,7 +2663,7 @@
         <w:pStyle w:val="ListParagraph"/>
         <w:numPr>
           <w:ilvl w:val="1"/>
-          <w:numId w:val="9"/>
+          <w:numId w:val="8"/>
         </w:numPr>
         <w:rPr>
           <w:rFonts w:eastAsiaTheme="minorEastAsia"/>
@@ -2758,7 +2735,7 @@
         <w:pStyle w:val="ListParagraph"/>
         <w:numPr>
           <w:ilvl w:val="1"/>
-          <w:numId w:val="9"/>
+          <w:numId w:val="8"/>
         </w:numPr>
         <w:rPr>
           <w:rFonts w:eastAsiaTheme="minorEastAsia"/>
@@ -2967,7 +2944,7 @@
         <w:pStyle w:val="ListParagraph"/>
         <w:numPr>
           <w:ilvl w:val="0"/>
-          <w:numId w:val="9"/>
+          <w:numId w:val="8"/>
         </w:numPr>
         <w:tabs>
           <w:tab w:val="left" w:pos="720"/>
@@ -2997,7 +2974,7 @@
         <w:pStyle w:val="ListParagraph"/>
         <w:numPr>
           <w:ilvl w:val="1"/>
-          <w:numId w:val="9"/>
+          <w:numId w:val="8"/>
         </w:numPr>
         <w:tabs>
           <w:tab w:val="left" w:pos="720"/>
@@ -3116,7 +3093,7 @@
         <w:pStyle w:val="ListParagraph"/>
         <w:numPr>
           <w:ilvl w:val="1"/>
-          <w:numId w:val="9"/>
+          <w:numId w:val="8"/>
         </w:numPr>
         <w:tabs>
           <w:tab w:val="left" w:pos="720"/>
@@ -3257,7 +3234,7 @@
         <w:pStyle w:val="ListParagraph"/>
         <w:numPr>
           <w:ilvl w:val="1"/>
-          <w:numId w:val="9"/>
+          <w:numId w:val="8"/>
         </w:numPr>
         <w:tabs>
           <w:tab w:val="left" w:pos="720"/>
@@ -3397,7 +3374,7 @@
         <w:pStyle w:val="ListParagraph"/>
         <w:numPr>
           <w:ilvl w:val="1"/>
-          <w:numId w:val="9"/>
+          <w:numId w:val="8"/>
         </w:numPr>
         <w:tabs>
           <w:tab w:val="left" w:pos="720"/>
@@ -3523,7 +3500,7 @@
         <w:pStyle w:val="ListParagraph"/>
         <w:numPr>
           <w:ilvl w:val="1"/>
-          <w:numId w:val="9"/>
+          <w:numId w:val="8"/>
         </w:numPr>
         <w:tabs>
           <w:tab w:val="left" w:pos="720"/>
@@ -3714,7 +3691,7 @@
         <w:pStyle w:val="ListParagraph"/>
         <w:numPr>
           <w:ilvl w:val="1"/>
-          <w:numId w:val="9"/>
+          <w:numId w:val="8"/>
         </w:numPr>
         <w:tabs>
           <w:tab w:val="left" w:pos="720"/>
@@ -3938,7 +3915,7 @@
         <w:pStyle w:val="ListParagraph"/>
         <w:numPr>
           <w:ilvl w:val="1"/>
-          <w:numId w:val="9"/>
+          <w:numId w:val="8"/>
         </w:numPr>
         <w:tabs>
           <w:tab w:val="left" w:pos="720"/>
@@ -4263,7 +4240,7 @@
         <w:pStyle w:val="ListParagraph"/>
         <w:numPr>
           <w:ilvl w:val="1"/>
-          <w:numId w:val="9"/>
+          <w:numId w:val="8"/>
         </w:numPr>
         <w:tabs>
           <w:tab w:val="left" w:pos="720"/>
@@ -4556,7 +4533,7 @@
         <w:pStyle w:val="ListParagraph"/>
         <w:numPr>
           <w:ilvl w:val="0"/>
-          <w:numId w:val="14"/>
+          <w:numId w:val="9"/>
         </w:numPr>
         <w:tabs>
           <w:tab w:val="left" w:pos="720"/>
@@ -4586,7 +4563,7 @@
         <w:pStyle w:val="ListParagraph"/>
         <w:numPr>
           <w:ilvl w:val="1"/>
-          <w:numId w:val="14"/>
+          <w:numId w:val="9"/>
         </w:numPr>
         <w:tabs>
           <w:tab w:val="left" w:pos="720"/>
@@ -4616,7 +4593,7 @@
         <w:pStyle w:val="ListParagraph"/>
         <w:numPr>
           <w:ilvl w:val="1"/>
-          <w:numId w:val="14"/>
+          <w:numId w:val="9"/>
         </w:numPr>
         <w:tabs>
           <w:tab w:val="left" w:pos="720"/>
@@ -4646,7 +4623,7 @@
         <w:pStyle w:val="ListParagraph"/>
         <w:numPr>
           <w:ilvl w:val="1"/>
-          <w:numId w:val="14"/>
+          <w:numId w:val="9"/>
         </w:numPr>
         <w:tabs>
           <w:tab w:val="left" w:pos="720"/>
@@ -4676,7 +4653,7 @@
         <w:pStyle w:val="ListParagraph"/>
         <w:numPr>
           <w:ilvl w:val="1"/>
-          <w:numId w:val="14"/>
+          <w:numId w:val="9"/>
         </w:numPr>
         <w:tabs>
           <w:tab w:val="left" w:pos="720"/>
@@ -6550,7 +6527,7 @@
         <w:pStyle w:val="ListParagraph"/>
         <w:numPr>
           <w:ilvl w:val="0"/>
-          <w:numId w:val="15"/>
+          <w:numId w:val="10"/>
         </w:numPr>
         <w:tabs>
           <w:tab w:val="left" w:pos="720"/>
@@ -6580,7 +6557,7 @@
         <w:pStyle w:val="ListParagraph"/>
         <w:numPr>
           <w:ilvl w:val="1"/>
-          <w:numId w:val="15"/>
+          <w:numId w:val="10"/>
         </w:numPr>
         <w:tabs>
           <w:tab w:val="left" w:pos="720"/>
@@ -6610,7 +6587,7 @@
         <w:pStyle w:val="ListParagraph"/>
         <w:numPr>
           <w:ilvl w:val="1"/>
-          <w:numId w:val="15"/>
+          <w:numId w:val="10"/>
         </w:numPr>
         <w:tabs>
           <w:tab w:val="left" w:pos="720"/>
@@ -6792,19 +6769,11 @@
           <w:rFonts w:eastAsiaTheme="minorEastAsia"/>
         </w:rPr>
       </w:pPr>
-      <w:proofErr w:type="spellStart"/>
-      <w:r>
-        <w:rPr>
-          <w:rFonts w:eastAsiaTheme="minorEastAsia"/>
-        </w:rPr>
-        <w:t>ans</w:t>
-      </w:r>
-      <w:proofErr w:type="spellEnd"/>
-      <w:r>
-        <w:rPr>
-          <w:rFonts w:eastAsiaTheme="minorEastAsia"/>
-        </w:rPr>
-        <w:t>:</w:t>
+      <w:r>
+        <w:rPr>
+          <w:rFonts w:eastAsiaTheme="minorEastAsia"/>
+        </w:rPr>
+        <w:t>ans:</w:t>
       </w:r>
     </w:p>
     <w:p>
@@ -6812,7 +6781,7 @@
         <w:pStyle w:val="ListParagraph"/>
         <w:numPr>
           <w:ilvl w:val="0"/>
-          <w:numId w:val="17"/>
+          <w:numId w:val="11"/>
         </w:numPr>
         <w:tabs>
           <w:tab w:val="left" w:pos="720"/>
@@ -6905,7 +6874,7 @@
         <w:pStyle w:val="ListParagraph"/>
         <w:numPr>
           <w:ilvl w:val="0"/>
-          <w:numId w:val="17"/>
+          <w:numId w:val="11"/>
         </w:numPr>
         <w:tabs>
           <w:tab w:val="left" w:pos="720"/>
@@ -6998,7 +6967,7 @@
         <w:pStyle w:val="ListParagraph"/>
         <w:numPr>
           <w:ilvl w:val="0"/>
-          <w:numId w:val="18"/>
+          <w:numId w:val="12"/>
         </w:numPr>
         <w:tabs>
           <w:tab w:val="left" w:pos="720"/>
@@ -7028,7 +6997,7 @@
         <w:pStyle w:val="ListParagraph"/>
         <w:numPr>
           <w:ilvl w:val="1"/>
-          <w:numId w:val="18"/>
+          <w:numId w:val="12"/>
         </w:numPr>
         <w:tabs>
           <w:tab w:val="left" w:pos="720"/>
@@ -7058,7 +7027,7 @@
         <w:pStyle w:val="ListParagraph"/>
         <w:numPr>
           <w:ilvl w:val="1"/>
-          <w:numId w:val="18"/>
+          <w:numId w:val="12"/>
         </w:numPr>
         <w:tabs>
           <w:tab w:val="left" w:pos="720"/>
@@ -7088,7 +7057,7 @@
         <w:pStyle w:val="ListParagraph"/>
         <w:numPr>
           <w:ilvl w:val="1"/>
-          <w:numId w:val="18"/>
+          <w:numId w:val="12"/>
         </w:numPr>
         <w:tabs>
           <w:tab w:val="left" w:pos="720"/>
@@ -7170,7 +7139,7 @@
         <w:pStyle w:val="ListParagraph"/>
         <w:numPr>
           <w:ilvl w:val="0"/>
-          <w:numId w:val="19"/>
+          <w:numId w:val="13"/>
         </w:numPr>
         <w:tabs>
           <w:tab w:val="left" w:pos="720"/>
@@ -7254,7 +7223,7 @@
         <w:pStyle w:val="ListParagraph"/>
         <w:numPr>
           <w:ilvl w:val="0"/>
-          <w:numId w:val="19"/>
+          <w:numId w:val="13"/>
         </w:numPr>
         <w:tabs>
           <w:tab w:val="left" w:pos="720"/>
@@ -7311,7 +7280,7 @@
         <w:pStyle w:val="ListParagraph"/>
         <w:numPr>
           <w:ilvl w:val="0"/>
-          <w:numId w:val="19"/>
+          <w:numId w:val="13"/>
         </w:numPr>
         <w:tabs>
           <w:tab w:val="left" w:pos="720"/>
@@ -7442,7 +7411,7 @@
         <w:pStyle w:val="ListParagraph"/>
         <w:numPr>
           <w:ilvl w:val="0"/>
-          <w:numId w:val="24"/>
+          <w:numId w:val="14"/>
         </w:numPr>
         <w:tabs>
           <w:tab w:val="left" w:pos="1080"/>
@@ -7484,7 +7453,7 @@
         <w:pStyle w:val="ListParagraph"/>
         <w:numPr>
           <w:ilvl w:val="1"/>
-          <w:numId w:val="24"/>
+          <w:numId w:val="14"/>
         </w:numPr>
         <w:tabs>
           <w:tab w:val="left" w:pos="1080"/>
@@ -7526,7 +7495,7 @@
         <w:pStyle w:val="ListParagraph"/>
         <w:numPr>
           <w:ilvl w:val="1"/>
-          <w:numId w:val="24"/>
+          <w:numId w:val="14"/>
         </w:numPr>
         <w:tabs>
           <w:tab w:val="left" w:pos="1080"/>
@@ -7569,7 +7538,7 @@
         <w:pStyle w:val="ListParagraph"/>
         <w:numPr>
           <w:ilvl w:val="1"/>
-          <w:numId w:val="24"/>
+          <w:numId w:val="14"/>
         </w:numPr>
         <w:tabs>
           <w:tab w:val="left" w:pos="1080"/>
@@ -7636,7 +7605,7 @@
         <w:pStyle w:val="ListParagraph"/>
         <w:numPr>
           <w:ilvl w:val="0"/>
-          <w:numId w:val="25"/>
+          <w:numId w:val="15"/>
         </w:numPr>
         <w:tabs>
           <w:tab w:val="left" w:pos="1080"/>
@@ -8116,7 +8085,7 @@
         <w:pStyle w:val="ListParagraph"/>
         <w:numPr>
           <w:ilvl w:val="0"/>
-          <w:numId w:val="26"/>
+          <w:numId w:val="16"/>
         </w:numPr>
         <w:tabs>
           <w:tab w:val="left" w:pos="1080"/>
@@ -8413,7 +8382,7 @@
         <w:pStyle w:val="ListParagraph"/>
         <w:numPr>
           <w:ilvl w:val="0"/>
-          <w:numId w:val="26"/>
+          <w:numId w:val="16"/>
         </w:numPr>
         <w:tabs>
           <w:tab w:val="left" w:pos="1080"/>
@@ -8434,21 +8403,7 @@
         <w:rPr>
           <w:rFonts w:eastAsiaTheme="minorEastAsia"/>
         </w:rPr>
-        <w:t xml:space="preserve">Bhuvanesh pays a monthly </w:t>
-      </w:r>
-      <w:proofErr w:type="spellStart"/>
-      <w:r>
-        <w:rPr>
-          <w:rFonts w:eastAsiaTheme="minorEastAsia"/>
-        </w:rPr>
-        <w:t>installment</w:t>
-      </w:r>
-      <w:proofErr w:type="spellEnd"/>
-      <w:r>
-        <w:rPr>
-          <w:rFonts w:eastAsiaTheme="minorEastAsia"/>
-        </w:rPr>
-        <w:t xml:space="preserve"> of rs2000 towards a recurring deposit with a financier. The rate of interest is 6% per annum compounded monthly. What is the maturity value of this recurring deposit after 10 months </w:t>
+        <w:t xml:space="preserve">Bhuvanesh pays a monthly installment of rs2000 towards a recurring deposit with a financier. The rate of interest is 6% per annum compounded monthly. What is the maturity value of this recurring deposit after 10 months </w:t>
       </w:r>
     </w:p>
     <w:p>
@@ -8773,7 +8728,7 @@
         <w:pStyle w:val="ListParagraph"/>
         <w:numPr>
           <w:ilvl w:val="0"/>
-          <w:numId w:val="27"/>
+          <w:numId w:val="17"/>
         </w:numPr>
         <w:tabs>
           <w:tab w:val="left" w:pos="1080"/>
@@ -9105,7 +9060,7 @@
         <w:pStyle w:val="ListParagraph"/>
         <w:numPr>
           <w:ilvl w:val="0"/>
-          <w:numId w:val="27"/>
+          <w:numId w:val="17"/>
         </w:numPr>
         <w:tabs>
           <w:tab w:val="left" w:pos="1080"/>
@@ -10025,7 +9980,7 @@
         <w:pStyle w:val="ListParagraph"/>
         <w:numPr>
           <w:ilvl w:val="0"/>
-          <w:numId w:val="30"/>
+          <w:numId w:val="18"/>
         </w:numPr>
         <w:rPr>
           <w:lang w:val="en-US"/>
@@ -10238,7 +10193,7 @@
         <w:pStyle w:val="ListParagraph"/>
         <w:numPr>
           <w:ilvl w:val="0"/>
-          <w:numId w:val="31"/>
+          <w:numId w:val="19"/>
         </w:numPr>
         <w:rPr>
           <w:lang w:val="en-US"/>
@@ -11126,7 +11081,7 @@
         <w:pStyle w:val="ListParagraph"/>
         <w:numPr>
           <w:ilvl w:val="0"/>
-          <w:numId w:val="32"/>
+          <w:numId w:val="20"/>
         </w:numPr>
         <w:rPr>
           <w:rFonts w:eastAsiaTheme="minorEastAsia"/>
@@ -11138,23 +11093,7 @@
           <w:rFonts w:eastAsiaTheme="minorEastAsia"/>
           <w:lang w:val="en-US"/>
         </w:rPr>
-        <w:t xml:space="preserve">Mr. </w:t>
-      </w:r>
-      <w:proofErr w:type="spellStart"/>
-      <w:r>
-        <w:rPr>
-          <w:rFonts w:eastAsiaTheme="minorEastAsia"/>
-          <w:lang w:val="en-US"/>
-        </w:rPr>
-        <w:t>Thanay</w:t>
-      </w:r>
-      <w:proofErr w:type="spellEnd"/>
-      <w:r>
-        <w:rPr>
-          <w:rFonts w:eastAsiaTheme="minorEastAsia"/>
-          <w:lang w:val="en-US"/>
-        </w:rPr>
-        <w:t xml:space="preserve"> expects to receive Rs. 20,000 at the beginning of each year for 4 years. Calculate the present value of the annuity due assuming an interest of 9%</w:t>
+        <w:t>Mr. Thanay expects to receive Rs. 20,000 at the beginning of each year for 4 years. Calculate the present value of the annuity due assuming an interest of 9%</w:t>
       </w:r>
     </w:p>
     <w:p>
@@ -11511,7 +11450,7 @@
         <w:pStyle w:val="ListParagraph"/>
         <w:numPr>
           <w:ilvl w:val="0"/>
-          <w:numId w:val="33"/>
+          <w:numId w:val="21"/>
         </w:numPr>
         <w:rPr>
           <w:lang w:val="en-US"/>
@@ -11877,7 +11816,7 @@
         <w:pStyle w:val="ListParagraph"/>
         <w:numPr>
           <w:ilvl w:val="0"/>
-          <w:numId w:val="34"/>
+          <w:numId w:val="22"/>
         </w:numPr>
         <w:rPr>
           <w:rFonts w:eastAsiaTheme="minorEastAsia"/>
@@ -12069,7 +12008,7 @@
         <w:pStyle w:val="ListParagraph"/>
         <w:numPr>
           <w:ilvl w:val="0"/>
-          <w:numId w:val="36"/>
+          <w:numId w:val="23"/>
         </w:numPr>
         <w:rPr>
           <w:rFonts w:eastAsiaTheme="minorEastAsia"/>
@@ -12086,21 +12025,7 @@
         <w:rPr>
           <w:rFonts w:eastAsiaTheme="minorEastAsia"/>
         </w:rPr>
-        <w:t xml:space="preserve">series of periodic cashflows which grow at a constant rate per </w:t>
-      </w:r>
-      <w:proofErr w:type="spellStart"/>
-      <w:r>
-        <w:rPr>
-          <w:rFonts w:eastAsiaTheme="minorEastAsia"/>
-        </w:rPr>
-        <w:t>peiod</w:t>
-      </w:r>
-      <w:proofErr w:type="spellEnd"/>
-      <w:r>
-        <w:rPr>
-          <w:rFonts w:eastAsiaTheme="minorEastAsia"/>
-        </w:rPr>
-        <w:t xml:space="preserve"> </w:t>
+        <w:t xml:space="preserve">series of periodic cashflows which grow at a constant rate per peiod </w:t>
       </w:r>
     </w:p>
     <w:p>
@@ -12176,21 +12101,7 @@
           <w:rFonts w:eastAsiaTheme="minorEastAsia"/>
         </w:rPr>
         <w:tab/>
-        <w:t>C = cashflow (</w:t>
-      </w:r>
-      <w:proofErr w:type="spellStart"/>
-      <w:r>
-        <w:rPr>
-          <w:rFonts w:eastAsiaTheme="minorEastAsia"/>
-        </w:rPr>
-        <w:t>ie</w:t>
-      </w:r>
-      <w:proofErr w:type="spellEnd"/>
-      <w:r>
-        <w:rPr>
-          <w:rFonts w:eastAsiaTheme="minorEastAsia"/>
-        </w:rPr>
-        <w:t xml:space="preserve"> interest, dividend per period)</w:t>
+        <w:t>C = cashflow (ie interest, dividend per period)</w:t>
       </w:r>
     </w:p>
     <w:p>
@@ -12254,7 +12165,7 @@
         <w:pStyle w:val="ListParagraph"/>
         <w:numPr>
           <w:ilvl w:val="0"/>
-          <w:numId w:val="37"/>
+          <w:numId w:val="24"/>
         </w:numPr>
         <w:rPr>
           <w:rFonts w:eastAsiaTheme="minorEastAsia"/>
@@ -12359,7 +12270,7 @@
         <w:pStyle w:val="ListParagraph"/>
         <w:numPr>
           <w:ilvl w:val="0"/>
-          <w:numId w:val="37"/>
+          <w:numId w:val="24"/>
         </w:numPr>
         <w:rPr>
           <w:rFonts w:eastAsiaTheme="minorEastAsia"/>
@@ -12448,7 +12359,7 @@
         <w:pStyle w:val="ListParagraph"/>
         <w:numPr>
           <w:ilvl w:val="0"/>
-          <w:numId w:val="36"/>
+          <w:numId w:val="23"/>
         </w:numPr>
         <w:rPr>
           <w:rFonts w:eastAsiaTheme="minorEastAsia"/>
@@ -12466,7 +12377,7 @@
         <w:pStyle w:val="ListParagraph"/>
         <w:numPr>
           <w:ilvl w:val="0"/>
-          <w:numId w:val="38"/>
+          <w:numId w:val="25"/>
         </w:numPr>
         <w:rPr>
           <w:rFonts w:eastAsiaTheme="minorEastAsia"/>
@@ -12785,7 +12696,7 @@
         <w:pStyle w:val="ListParagraph"/>
         <w:numPr>
           <w:ilvl w:val="0"/>
-          <w:numId w:val="33"/>
+          <w:numId w:val="21"/>
         </w:numPr>
         <w:rPr>
           <w:rFonts w:eastAsiaTheme="minorEastAsia"/>
@@ -13836,7 +13747,7 @@
         <w:pStyle w:val="ListParagraph"/>
         <w:numPr>
           <w:ilvl w:val="0"/>
-          <w:numId w:val="39"/>
+          <w:numId w:val="26"/>
         </w:numPr>
       </w:pPr>
       <w:r>
@@ -13848,7 +13759,7 @@
         <w:pStyle w:val="ListParagraph"/>
         <w:numPr>
           <w:ilvl w:val="1"/>
-          <w:numId w:val="39"/>
+          <w:numId w:val="26"/>
         </w:numPr>
       </w:pPr>
       <w:r>
@@ -13860,7 +13771,7 @@
         <w:pStyle w:val="ListParagraph"/>
         <w:numPr>
           <w:ilvl w:val="0"/>
-          <w:numId w:val="39"/>
+          <w:numId w:val="26"/>
         </w:numPr>
       </w:pPr>
       <w:r>
@@ -13872,7 +13783,7 @@
         <w:pStyle w:val="ListParagraph"/>
         <w:numPr>
           <w:ilvl w:val="1"/>
-          <w:numId w:val="39"/>
+          <w:numId w:val="26"/>
         </w:numPr>
       </w:pPr>
       <w:r>
@@ -13884,7 +13795,7 @@
         <w:pStyle w:val="ListParagraph"/>
         <w:numPr>
           <w:ilvl w:val="0"/>
-          <w:numId w:val="39"/>
+          <w:numId w:val="26"/>
         </w:numPr>
       </w:pPr>
       <w:r>
@@ -13896,7 +13807,7 @@
         <w:pStyle w:val="ListParagraph"/>
         <w:numPr>
           <w:ilvl w:val="1"/>
-          <w:numId w:val="39"/>
+          <w:numId w:val="26"/>
         </w:numPr>
       </w:pPr>
       <w:r>
@@ -13908,7 +13819,7 @@
         <w:pStyle w:val="ListParagraph"/>
         <w:numPr>
           <w:ilvl w:val="0"/>
-          <w:numId w:val="39"/>
+          <w:numId w:val="26"/>
         </w:numPr>
       </w:pPr>
       <w:r>
@@ -13920,7 +13831,7 @@
         <w:pStyle w:val="ListParagraph"/>
         <w:numPr>
           <w:ilvl w:val="1"/>
-          <w:numId w:val="39"/>
+          <w:numId w:val="26"/>
         </w:numPr>
       </w:pPr>
       <w:r>
@@ -13932,7 +13843,7 @@
         <w:pStyle w:val="ListParagraph"/>
         <w:numPr>
           <w:ilvl w:val="1"/>
-          <w:numId w:val="39"/>
+          <w:numId w:val="26"/>
         </w:numPr>
       </w:pPr>
       <w:r>
@@ -13944,7 +13855,7 @@
         <w:pStyle w:val="ListParagraph"/>
         <w:numPr>
           <w:ilvl w:val="0"/>
-          <w:numId w:val="39"/>
+          <w:numId w:val="26"/>
         </w:numPr>
       </w:pPr>
       <w:r>
@@ -13956,7 +13867,7 @@
         <w:pStyle w:val="ListParagraph"/>
         <w:numPr>
           <w:ilvl w:val="1"/>
-          <w:numId w:val="39"/>
+          <w:numId w:val="26"/>
         </w:numPr>
       </w:pPr>
       <w:r>
@@ -14061,7 +13972,7 @@
         <w:pStyle w:val="ListParagraph"/>
         <w:numPr>
           <w:ilvl w:val="0"/>
-          <w:numId w:val="36"/>
+          <w:numId w:val="23"/>
         </w:numPr>
         <w:rPr>
           <w:rFonts w:eastAsiaTheme="minorEastAsia"/>
@@ -14135,7 +14046,7 @@
         <w:pStyle w:val="ListParagraph"/>
         <w:numPr>
           <w:ilvl w:val="0"/>
-          <w:numId w:val="36"/>
+          <w:numId w:val="23"/>
         </w:numPr>
         <w:rPr>
           <w:rFonts w:eastAsiaTheme="minorEastAsia"/>
@@ -14160,21 +14071,7 @@
         <w:rPr>
           <w:rFonts w:eastAsiaTheme="minorEastAsia"/>
         </w:rPr>
-        <w:t xml:space="preserve">The annual amount paid to the </w:t>
-      </w:r>
-      <w:proofErr w:type="spellStart"/>
-      <w:r>
-        <w:rPr>
-          <w:rFonts w:eastAsiaTheme="minorEastAsia"/>
-        </w:rPr>
-        <w:t>share holders</w:t>
-      </w:r>
-      <w:proofErr w:type="spellEnd"/>
-      <w:r>
-        <w:rPr>
-          <w:rFonts w:eastAsiaTheme="minorEastAsia"/>
-        </w:rPr>
-        <w:t xml:space="preserve"> in proportion to the current price of the share </w:t>
+        <w:t xml:space="preserve">The annual amount paid to the share holders in proportion to the current price of the share </w:t>
       </w:r>
     </w:p>
     <w:p>
@@ -14236,7 +14133,7 @@
         <w:pStyle w:val="ListParagraph"/>
         <w:numPr>
           <w:ilvl w:val="0"/>
-          <w:numId w:val="40"/>
+          <w:numId w:val="27"/>
         </w:numPr>
         <w:rPr>
           <w:rFonts w:eastAsiaTheme="minorEastAsia"/>
@@ -14247,21 +14144,7 @@
           <w:rFonts w:eastAsiaTheme="minorEastAsia"/>
         </w:rPr>
         <w:lastRenderedPageBreak/>
-        <w:t xml:space="preserve">The preference share of </w:t>
-      </w:r>
-      <w:proofErr w:type="spellStart"/>
-      <w:r>
-        <w:rPr>
-          <w:rFonts w:eastAsiaTheme="minorEastAsia"/>
-        </w:rPr>
-        <w:t>xyz</w:t>
-      </w:r>
-      <w:proofErr w:type="spellEnd"/>
-      <w:r>
-        <w:rPr>
-          <w:rFonts w:eastAsiaTheme="minorEastAsia"/>
-        </w:rPr>
-        <w:t xml:space="preserve"> ltd are selling for Rs. 50 per share and pays a dividend of Rs 3, what is your expected rate of return if you purchase the security at market price </w:t>
+        <w:t xml:space="preserve">The preference share of xyz ltd are selling for Rs. 50 per share and pays a dividend of Rs 3, what is your expected rate of return if you purchase the security at market price </w:t>
       </w:r>
     </w:p>
     <w:p>
@@ -14321,25 +14204,17 @@
         <w:pStyle w:val="ListParagraph"/>
         <w:numPr>
           <w:ilvl w:val="0"/>
-          <w:numId w:val="40"/>
+          <w:numId w:val="27"/>
         </w:numPr>
         <w:rPr>
           <w:rFonts w:eastAsiaTheme="minorEastAsia"/>
         </w:rPr>
       </w:pPr>
-      <w:proofErr w:type="spellStart"/>
-      <w:r>
-        <w:rPr>
-          <w:rFonts w:eastAsiaTheme="minorEastAsia"/>
-        </w:rPr>
-        <w:t>Bhuvenesh</w:t>
-      </w:r>
-      <w:proofErr w:type="spellEnd"/>
-      <w:r>
-        <w:rPr>
-          <w:rFonts w:eastAsiaTheme="minorEastAsia"/>
-        </w:rPr>
-        <w:t xml:space="preserve"> own 200 preference shares of PQR ltd. Which currently sells at Rs 40 per share and pays an annual of Rs 7 per share. What is the expected return or dividend yield </w:t>
+      <w:r>
+        <w:rPr>
+          <w:rFonts w:eastAsiaTheme="minorEastAsia"/>
+        </w:rPr>
+        <w:t xml:space="preserve">Bhuvenesh own 200 preference shares of PQR ltd. Which currently sells at Rs 40 per share and pays an annual of Rs 7 per share. What is the expected return or dividend yield </w:t>
       </w:r>
     </w:p>
     <w:p>
@@ -14383,7 +14258,7 @@
         <w:pStyle w:val="ListParagraph"/>
         <w:numPr>
           <w:ilvl w:val="0"/>
-          <w:numId w:val="40"/>
+          <w:numId w:val="27"/>
         </w:numPr>
         <w:rPr>
           <w:rFonts w:eastAsiaTheme="minorEastAsia"/>
@@ -14393,21 +14268,7 @@
         <w:rPr>
           <w:rFonts w:eastAsiaTheme="minorEastAsia"/>
         </w:rPr>
-        <w:t xml:space="preserve">If </w:t>
-      </w:r>
-      <w:proofErr w:type="spellStart"/>
-      <w:r>
-        <w:rPr>
-          <w:rFonts w:eastAsiaTheme="minorEastAsia"/>
-        </w:rPr>
-        <w:t>bhuvanesh</w:t>
-      </w:r>
-      <w:proofErr w:type="spellEnd"/>
-      <w:r>
-        <w:rPr>
-          <w:rFonts w:eastAsiaTheme="minorEastAsia"/>
-        </w:rPr>
-        <w:t xml:space="preserve"> requires a 12% return, given the current price should he sell or buy more preference share </w:t>
+        <w:t xml:space="preserve">If bhuvanesh requires a 12% return, given the current price should he sell or buy more preference share </w:t>
       </w:r>
     </w:p>
     <w:p>
@@ -14457,35 +14318,7 @@
         <w:rPr>
           <w:rFonts w:eastAsiaTheme="minorEastAsia"/>
         </w:rPr>
-        <w:t xml:space="preserve">The expected return is 17.5% which </w:t>
-      </w:r>
-      <w:proofErr w:type="spellStart"/>
-      <w:r>
-        <w:rPr>
-          <w:rFonts w:eastAsiaTheme="minorEastAsia"/>
-        </w:rPr>
-        <w:t>greateer</w:t>
-      </w:r>
-      <w:proofErr w:type="spellEnd"/>
-      <w:r>
-        <w:rPr>
-          <w:rFonts w:eastAsiaTheme="minorEastAsia"/>
-        </w:rPr>
-        <w:t xml:space="preserve"> that the required rate of return (12%) also the current market price Rs. 40, which is less </w:t>
-      </w:r>
-      <w:proofErr w:type="spellStart"/>
-      <w:r>
-        <w:rPr>
-          <w:rFonts w:eastAsiaTheme="minorEastAsia"/>
-        </w:rPr>
-        <w:t>thatn</w:t>
-      </w:r>
-      <w:proofErr w:type="spellEnd"/>
-      <w:r>
-        <w:rPr>
-          <w:rFonts w:eastAsiaTheme="minorEastAsia"/>
-        </w:rPr>
-        <w:t xml:space="preserve"> 58.33which shows the stock is undervalued so it is worth buying.</w:t>
+        <w:t>The expected return is 17.5% which greateer that the required rate of return (12%) also the current market price Rs. 40, which is less thatn 58.33which shows the stock is undervalued so it is worth buying.</w:t>
       </w:r>
     </w:p>
     <w:p>
@@ -14527,7 +14360,7 @@
         <w:pStyle w:val="ListParagraph"/>
         <w:numPr>
           <w:ilvl w:val="0"/>
-          <w:numId w:val="36"/>
+          <w:numId w:val="23"/>
         </w:numPr>
         <w:rPr>
           <w:rFonts w:eastAsiaTheme="minorEastAsia"/>
@@ -14558,7 +14391,7 @@
         <w:pStyle w:val="ListParagraph"/>
         <w:numPr>
           <w:ilvl w:val="0"/>
-          <w:numId w:val="41"/>
+          <w:numId w:val="28"/>
         </w:numPr>
         <w:rPr>
           <w:rFonts w:eastAsiaTheme="minorEastAsia"/>
@@ -14576,7 +14409,7 @@
         <w:pStyle w:val="ListParagraph"/>
         <w:numPr>
           <w:ilvl w:val="0"/>
-          <w:numId w:val="41"/>
+          <w:numId w:val="28"/>
         </w:numPr>
         <w:rPr>
           <w:rFonts w:eastAsiaTheme="minorEastAsia"/>
@@ -14872,7 +14705,7 @@
         <w:pStyle w:val="ListParagraph"/>
         <w:numPr>
           <w:ilvl w:val="0"/>
-          <w:numId w:val="36"/>
+          <w:numId w:val="23"/>
         </w:numPr>
         <w:rPr>
           <w:rFonts w:eastAsiaTheme="minorEastAsia"/>
@@ -14923,7 +14756,7 @@
         <w:pStyle w:val="ListParagraph"/>
         <w:numPr>
           <w:ilvl w:val="0"/>
-          <w:numId w:val="42"/>
+          <w:numId w:val="29"/>
         </w:numPr>
         <w:rPr>
           <w:rFonts w:eastAsiaTheme="minorEastAsia"/>
@@ -14941,7 +14774,7 @@
         <w:pStyle w:val="ListParagraph"/>
         <w:numPr>
           <w:ilvl w:val="0"/>
-          <w:numId w:val="42"/>
+          <w:numId w:val="29"/>
         </w:numPr>
         <w:rPr>
           <w:rFonts w:eastAsiaTheme="minorEastAsia"/>
@@ -14992,7 +14825,7 @@
         <w:pStyle w:val="ListParagraph"/>
         <w:numPr>
           <w:ilvl w:val="0"/>
-          <w:numId w:val="43"/>
+          <w:numId w:val="30"/>
         </w:numPr>
         <w:rPr>
           <w:rFonts w:eastAsiaTheme="minorEastAsia"/>
@@ -15010,7 +14843,7 @@
         <w:pStyle w:val="ListParagraph"/>
         <w:numPr>
           <w:ilvl w:val="1"/>
-          <w:numId w:val="43"/>
+          <w:numId w:val="30"/>
         </w:numPr>
         <w:rPr>
           <w:rFonts w:eastAsiaTheme="minorEastAsia"/>
@@ -15028,7 +14861,7 @@
         <w:pStyle w:val="ListParagraph"/>
         <w:numPr>
           <w:ilvl w:val="1"/>
-          <w:numId w:val="43"/>
+          <w:numId w:val="30"/>
         </w:numPr>
         <w:rPr>
           <w:rFonts w:eastAsiaTheme="minorEastAsia"/>
@@ -15046,7 +14879,7 @@
         <w:pStyle w:val="ListParagraph"/>
         <w:numPr>
           <w:ilvl w:val="0"/>
-          <w:numId w:val="43"/>
+          <w:numId w:val="30"/>
         </w:numPr>
         <w:rPr>
           <w:rFonts w:eastAsiaTheme="minorEastAsia"/>
@@ -15064,7 +14897,7 @@
         <w:pStyle w:val="ListParagraph"/>
         <w:numPr>
           <w:ilvl w:val="0"/>
-          <w:numId w:val="43"/>
+          <w:numId w:val="30"/>
         </w:numPr>
         <w:rPr>
           <w:rFonts w:eastAsiaTheme="minorEastAsia"/>
@@ -15082,7 +14915,7 @@
         <w:pStyle w:val="ListParagraph"/>
         <w:numPr>
           <w:ilvl w:val="1"/>
-          <w:numId w:val="43"/>
+          <w:numId w:val="30"/>
         </w:numPr>
         <w:rPr>
           <w:rFonts w:eastAsiaTheme="minorEastAsia"/>
@@ -15100,7 +14933,7 @@
         <w:pStyle w:val="ListParagraph"/>
         <w:numPr>
           <w:ilvl w:val="1"/>
-          <w:numId w:val="43"/>
+          <w:numId w:val="30"/>
         </w:numPr>
         <w:rPr>
           <w:rFonts w:eastAsiaTheme="minorEastAsia"/>
@@ -15118,7 +14951,7 @@
         <w:pStyle w:val="ListParagraph"/>
         <w:numPr>
           <w:ilvl w:val="0"/>
-          <w:numId w:val="43"/>
+          <w:numId w:val="30"/>
         </w:numPr>
         <w:rPr>
           <w:rFonts w:eastAsiaTheme="minorEastAsia"/>
@@ -15128,21 +14961,7 @@
         <w:rPr>
           <w:rFonts w:eastAsiaTheme="minorEastAsia"/>
         </w:rPr>
-        <w:t xml:space="preserve">Specific </w:t>
-      </w:r>
-      <w:proofErr w:type="spellStart"/>
-      <w:r>
-        <w:rPr>
-          <w:rFonts w:eastAsiaTheme="minorEastAsia"/>
-        </w:rPr>
-        <w:t>valution</w:t>
-      </w:r>
-      <w:proofErr w:type="spellEnd"/>
-      <w:r>
-        <w:rPr>
-          <w:rFonts w:eastAsiaTheme="minorEastAsia"/>
-        </w:rPr>
-        <w:t xml:space="preserve"> models</w:t>
+        <w:t>Specific valution models</w:t>
       </w:r>
     </w:p>
     <w:p>
@@ -15150,7 +14969,7 @@
         <w:pStyle w:val="ListParagraph"/>
         <w:numPr>
           <w:ilvl w:val="1"/>
-          <w:numId w:val="43"/>
+          <w:numId w:val="30"/>
         </w:numPr>
         <w:rPr>
           <w:rFonts w:eastAsiaTheme="minorEastAsia"/>
@@ -15168,7 +14987,7 @@
         <w:pStyle w:val="ListParagraph"/>
         <w:numPr>
           <w:ilvl w:val="1"/>
-          <w:numId w:val="43"/>
+          <w:numId w:val="30"/>
         </w:numPr>
         <w:rPr>
           <w:rFonts w:eastAsiaTheme="minorEastAsia"/>
@@ -15186,20 +15005,18 @@
         <w:pStyle w:val="ListParagraph"/>
         <w:numPr>
           <w:ilvl w:val="1"/>
-          <w:numId w:val="43"/>
+          <w:numId w:val="30"/>
         </w:numPr>
         <w:rPr>
           <w:rFonts w:eastAsiaTheme="minorEastAsia"/>
         </w:rPr>
       </w:pPr>
-      <w:proofErr w:type="spellStart"/>
       <w:r>
         <w:rPr>
           <w:rFonts w:eastAsiaTheme="minorEastAsia"/>
         </w:rPr>
         <w:t>Modigilani</w:t>
       </w:r>
-      <w:proofErr w:type="spellEnd"/>
       <w:r>
         <w:rPr>
           <w:rFonts w:eastAsiaTheme="minorEastAsia"/>
@@ -15212,7 +15029,7 @@
         <w:pStyle w:val="ListParagraph"/>
         <w:numPr>
           <w:ilvl w:val="0"/>
-          <w:numId w:val="43"/>
+          <w:numId w:val="30"/>
         </w:numPr>
         <w:rPr>
           <w:rFonts w:eastAsiaTheme="minorEastAsia"/>
@@ -15230,7 +15047,7 @@
         <w:pStyle w:val="ListParagraph"/>
         <w:numPr>
           <w:ilvl w:val="1"/>
-          <w:numId w:val="43"/>
+          <w:numId w:val="30"/>
         </w:numPr>
         <w:rPr>
           <w:rFonts w:eastAsiaTheme="minorEastAsia"/>
@@ -15240,21 +15057,7 @@
         <w:rPr>
           <w:rFonts w:eastAsiaTheme="minorEastAsia"/>
         </w:rPr>
-        <w:t>Price-</w:t>
-      </w:r>
-      <w:proofErr w:type="spellStart"/>
-      <w:r>
-        <w:rPr>
-          <w:rFonts w:eastAsiaTheme="minorEastAsia"/>
-        </w:rPr>
-        <w:t>earning</w:t>
-      </w:r>
-      <w:proofErr w:type="spellEnd"/>
-      <w:r>
-        <w:rPr>
-          <w:rFonts w:eastAsiaTheme="minorEastAsia"/>
-        </w:rPr>
-        <w:t xml:space="preserve"> ratio (PE)</w:t>
+        <w:t>Price-earning ratio (PE)</w:t>
       </w:r>
     </w:p>
     <w:p>
@@ -15262,7 +15065,7 @@
         <w:pStyle w:val="ListParagraph"/>
         <w:numPr>
           <w:ilvl w:val="1"/>
-          <w:numId w:val="43"/>
+          <w:numId w:val="30"/>
         </w:numPr>
         <w:rPr>
           <w:rFonts w:eastAsiaTheme="minorEastAsia"/>
@@ -15280,7 +15083,7 @@
         <w:pStyle w:val="ListParagraph"/>
         <w:numPr>
           <w:ilvl w:val="1"/>
-          <w:numId w:val="43"/>
+          <w:numId w:val="30"/>
         </w:numPr>
         <w:rPr>
           <w:rFonts w:eastAsiaTheme="minorEastAsia"/>
@@ -15311,7 +15114,7 @@
         <w:pStyle w:val="ListParagraph"/>
         <w:numPr>
           <w:ilvl w:val="0"/>
-          <w:numId w:val="45"/>
+          <w:numId w:val="31"/>
         </w:numPr>
         <w:rPr>
           <w:rFonts w:eastAsiaTheme="minorEastAsia"/>
@@ -15329,7 +15132,7 @@
         <w:pStyle w:val="ListParagraph"/>
         <w:numPr>
           <w:ilvl w:val="0"/>
-          <w:numId w:val="45"/>
+          <w:numId w:val="31"/>
         </w:numPr>
         <w:rPr>
           <w:rFonts w:eastAsiaTheme="minorEastAsia"/>
@@ -15347,7 +15150,7 @@
         <w:pStyle w:val="ListParagraph"/>
         <w:numPr>
           <w:ilvl w:val="0"/>
-          <w:numId w:val="45"/>
+          <w:numId w:val="31"/>
         </w:numPr>
         <w:rPr>
           <w:rFonts w:eastAsiaTheme="minorEastAsia"/>
@@ -16085,13 +15888,7 @@
             <w:rPr>
               <w:rFonts w:ascii="Cambria Math" w:eastAsiaTheme="minorEastAsia" w:hAnsi="Cambria Math"/>
             </w:rPr>
-            <m:t xml:space="preserve"> = value of equity shar</m:t>
-          </m:r>
-          <m:r>
-            <w:rPr>
-              <w:rFonts w:ascii="Cambria Math" w:eastAsiaTheme="minorEastAsia" w:hAnsi="Cambria Math"/>
-            </w:rPr>
-            <m:t>e</m:t>
+            <m:t xml:space="preserve"> = value of equity share</m:t>
           </m:r>
         </m:oMath>
       </m:oMathPara>
@@ -16111,13 +15908,7 @@
             <w:rPr>
               <w:rFonts w:ascii="Cambria Math" w:eastAsiaTheme="minorEastAsia" w:hAnsi="Cambria Math"/>
             </w:rPr>
-            <m:t>D = annual dividen</m:t>
-          </m:r>
-          <m:r>
-            <w:rPr>
-              <w:rFonts w:ascii="Cambria Math" w:eastAsiaTheme="minorEastAsia" w:hAnsi="Cambria Math"/>
-            </w:rPr>
-            <m:t>d</m:t>
+            <m:t>D = annual dividend</m:t>
           </m:r>
         </m:oMath>
       </m:oMathPara>
@@ -16178,49 +15969,7 @@
         <w:rPr>
           <w:rFonts w:eastAsiaTheme="minorEastAsia"/>
         </w:rPr>
-        <w:t xml:space="preserve">Q. a </w:t>
-      </w:r>
-      <w:proofErr w:type="spellStart"/>
-      <w:r>
-        <w:rPr>
-          <w:rFonts w:eastAsiaTheme="minorEastAsia"/>
-        </w:rPr>
-        <w:t>frim</w:t>
-      </w:r>
-      <w:proofErr w:type="spellEnd"/>
-      <w:r>
-        <w:rPr>
-          <w:rFonts w:eastAsiaTheme="minorEastAsia"/>
-        </w:rPr>
-        <w:t xml:space="preserve"> pays a dividend of 20%on the equity shares of face value of </w:t>
-      </w:r>
-      <w:proofErr w:type="spellStart"/>
-      <w:r>
-        <w:rPr>
-          <w:rFonts w:eastAsiaTheme="minorEastAsia"/>
-        </w:rPr>
-        <w:t>rs</w:t>
-      </w:r>
-      <w:proofErr w:type="spellEnd"/>
-      <w:r>
-        <w:rPr>
-          <w:rFonts w:eastAsiaTheme="minorEastAsia"/>
-        </w:rPr>
-        <w:t xml:space="preserve"> 100 each, find out the value of the equity share given that the dividend rate is expected to remain same and the required rate of return </w:t>
-      </w:r>
-      <w:proofErr w:type="spellStart"/>
-      <w:r>
-        <w:rPr>
-          <w:rFonts w:eastAsiaTheme="minorEastAsia"/>
-        </w:rPr>
-        <w:t>fo</w:t>
-      </w:r>
-      <w:proofErr w:type="spellEnd"/>
-      <w:r>
-        <w:rPr>
-          <w:rFonts w:eastAsiaTheme="minorEastAsia"/>
-        </w:rPr>
-        <w:t xml:space="preserve"> the investor is 15%.</w:t>
+        <w:t>Q. a frim pays a dividend of 20%on the equity shares of face value of rs 100 each, find out the value of the equity share given that the dividend rate is expected to remain same and the required rate of return fo the investor is 15%.</w:t>
       </w:r>
     </w:p>
     <w:p>
@@ -16295,7 +16044,7 @@
         <w:pStyle w:val="ListParagraph"/>
         <w:numPr>
           <w:ilvl w:val="0"/>
-          <w:numId w:val="47"/>
+          <w:numId w:val="32"/>
         </w:numPr>
         <w:rPr>
           <w:lang w:val="en-US"/>
@@ -16313,7 +16062,7 @@
         <w:pStyle w:val="ListParagraph"/>
         <w:numPr>
           <w:ilvl w:val="0"/>
-          <w:numId w:val="47"/>
+          <w:numId w:val="32"/>
         </w:numPr>
         <w:rPr>
           <w:lang w:val="en-US"/>
@@ -16466,23 +16215,7 @@
           <w:rFonts w:eastAsiaTheme="minorEastAsia"/>
           <w:lang w:val="en-US"/>
         </w:rPr>
-        <w:t xml:space="preserve">Q. a share having a face value of </w:t>
-      </w:r>
-      <w:proofErr w:type="spellStart"/>
-      <w:r>
-        <w:rPr>
-          <w:rFonts w:eastAsiaTheme="minorEastAsia"/>
-          <w:lang w:val="en-US"/>
-        </w:rPr>
-        <w:t>rs</w:t>
-      </w:r>
-      <w:proofErr w:type="spellEnd"/>
-      <w:r>
-        <w:rPr>
-          <w:rFonts w:eastAsiaTheme="minorEastAsia"/>
-          <w:lang w:val="en-US"/>
-        </w:rPr>
-        <w:t xml:space="preserve"> 100 is expected to pay a dividend of 12% at the end of the year 1 and the growth rate in dividends is estimated is to be 3%. If the investor has a required rate of return of 16%, calculate the value of equity share. </w:t>
+        <w:t xml:space="preserve">Q. a share having a face value of rs 100 is expected to pay a dividend of 12% at the end of the year 1 and the growth rate in dividends is estimated is to be 3%. If the investor has a required rate of return of 16%, calculate the value of equity share. </w:t>
       </w:r>
     </w:p>
     <w:p>
@@ -16536,7 +16269,7 @@
         <w:pStyle w:val="ListParagraph"/>
         <w:numPr>
           <w:ilvl w:val="0"/>
-          <w:numId w:val="48"/>
+          <w:numId w:val="33"/>
         </w:numPr>
         <w:rPr>
           <w:rFonts w:eastAsiaTheme="minorEastAsia"/>
@@ -16556,7 +16289,7 @@
         <w:pStyle w:val="ListParagraph"/>
         <w:numPr>
           <w:ilvl w:val="0"/>
-          <w:numId w:val="48"/>
+          <w:numId w:val="33"/>
         </w:numPr>
         <w:rPr>
           <w:rFonts w:eastAsiaTheme="minorEastAsia"/>
@@ -16576,29 +16309,28 @@
         <w:pStyle w:val="ListParagraph"/>
         <w:numPr>
           <w:ilvl w:val="0"/>
-          <w:numId w:val="48"/>
+          <w:numId w:val="33"/>
         </w:numPr>
         <w:rPr>
           <w:rFonts w:eastAsiaTheme="minorEastAsia"/>
           <w:lang w:val="en-US"/>
         </w:rPr>
       </w:pPr>
-      <w:proofErr w:type="spellStart"/>
       <w:r>
         <w:rPr>
           <w:rFonts w:eastAsiaTheme="minorEastAsia"/>
           <w:lang w:val="en-US"/>
         </w:rPr>
-        <w:t>Modigilani</w:t>
-      </w:r>
-      <w:proofErr w:type="spellEnd"/>
-      <w:r>
+        <w:t>Modigilani miller model (mmm)</w:t>
+      </w:r>
+    </w:p>
+    <w:p>
+      <w:pPr>
         <w:rPr>
           <w:rFonts w:eastAsiaTheme="minorEastAsia"/>
           <w:lang w:val="en-US"/>
         </w:rPr>
-        <w:t xml:space="preserve"> miller model (mmm)</w:t>
-      </w:r>
+      </w:pPr>
     </w:p>
     <w:p>
       <w:pPr>
@@ -16607,36 +16339,12 @@
           <w:lang w:val="en-US"/>
         </w:rPr>
       </w:pPr>
-    </w:p>
-    <w:p>
-      <w:pPr>
+      <w:r>
         <w:rPr>
           <w:rFonts w:eastAsiaTheme="minorEastAsia"/>
           <w:lang w:val="en-US"/>
         </w:rPr>
-      </w:pPr>
-      <w:r>
-        <w:rPr>
-          <w:rFonts w:eastAsiaTheme="minorEastAsia"/>
-          <w:lang w:val="en-US"/>
-        </w:rPr>
-        <w:t xml:space="preserve">1. </w:t>
-      </w:r>
-      <w:proofErr w:type="spellStart"/>
-      <w:r>
-        <w:rPr>
-          <w:rFonts w:eastAsiaTheme="minorEastAsia"/>
-          <w:lang w:val="en-US"/>
-        </w:rPr>
-        <w:t>gordon’s</w:t>
-      </w:r>
-      <w:proofErr w:type="spellEnd"/>
-      <w:r>
-        <w:rPr>
-          <w:rFonts w:eastAsiaTheme="minorEastAsia"/>
-          <w:lang w:val="en-US"/>
-        </w:rPr>
-        <w:t xml:space="preserve"> model</w:t>
+        <w:t>1. gordon’s model</w:t>
       </w:r>
     </w:p>
     <w:p>
@@ -16644,7 +16352,7 @@
         <w:pStyle w:val="ListParagraph"/>
         <w:numPr>
           <w:ilvl w:val="0"/>
-          <w:numId w:val="49"/>
+          <w:numId w:val="34"/>
         </w:numPr>
         <w:rPr>
           <w:rFonts w:eastAsiaTheme="minorEastAsia"/>
@@ -16664,7 +16372,7 @@
         <w:pStyle w:val="ListParagraph"/>
         <w:numPr>
           <w:ilvl w:val="0"/>
-          <w:numId w:val="49"/>
+          <w:numId w:val="34"/>
         </w:numPr>
         <w:rPr>
           <w:rFonts w:eastAsiaTheme="minorEastAsia"/>
@@ -16676,23 +16384,7 @@
           <w:rFonts w:eastAsiaTheme="minorEastAsia"/>
           <w:lang w:val="en-US"/>
         </w:rPr>
-        <w:t xml:space="preserve">Growth in dividends in future depends upon the profit retained and the </w:t>
-      </w:r>
-      <w:proofErr w:type="spellStart"/>
-      <w:r>
-        <w:rPr>
-          <w:rFonts w:eastAsiaTheme="minorEastAsia"/>
-          <w:lang w:val="en-US"/>
-        </w:rPr>
-        <w:t>reate</w:t>
-      </w:r>
-      <w:proofErr w:type="spellEnd"/>
-      <w:r>
-        <w:rPr>
-          <w:rFonts w:eastAsiaTheme="minorEastAsia"/>
-          <w:lang w:val="en-US"/>
-        </w:rPr>
-        <w:t xml:space="preserve"> of return one retained profit </w:t>
+        <w:t xml:space="preserve">Growth in dividends in future depends upon the profit retained and the reate of return one retained profit </w:t>
       </w:r>
     </w:p>
     <w:p>
@@ -16715,7 +16407,7 @@
         <w:pStyle w:val="ListParagraph"/>
         <w:numPr>
           <w:ilvl w:val="0"/>
-          <w:numId w:val="50"/>
+          <w:numId w:val="35"/>
         </w:numPr>
         <w:rPr>
           <w:rFonts w:eastAsiaTheme="minorEastAsia"/>
@@ -16735,7 +16427,7 @@
         <w:pStyle w:val="ListParagraph"/>
         <w:numPr>
           <w:ilvl w:val="0"/>
-          <w:numId w:val="50"/>
+          <w:numId w:val="35"/>
         </w:numPr>
         <w:rPr>
           <w:rFonts w:eastAsiaTheme="minorEastAsia"/>
@@ -16747,17 +16439,8 @@
           <w:rFonts w:eastAsiaTheme="minorEastAsia"/>
           <w:lang w:val="en-US"/>
         </w:rPr>
-        <w:t xml:space="preserve">The rate of return on reinvestment profit is </w:t>
-      </w:r>
-      <w:proofErr w:type="spellStart"/>
-      <w:r>
-        <w:rPr>
-          <w:rFonts w:eastAsiaTheme="minorEastAsia"/>
-          <w:lang w:val="en-US"/>
-        </w:rPr>
-        <w:t>contant</w:t>
-      </w:r>
-      <w:proofErr w:type="spellEnd"/>
+        <w:t>The rate of return on reinvestment profit is contant</w:t>
+      </w:r>
     </w:p>
     <w:p>
       <w:pPr>
@@ -17121,126 +16804,37 @@
           <w:rFonts w:eastAsiaTheme="minorEastAsia"/>
           <w:lang w:val="en-US"/>
         </w:rPr>
-        <w:t xml:space="preserve">Q. a firm has an earning of </w:t>
-      </w:r>
-      <w:proofErr w:type="spellStart"/>
-      <w:r>
+        <w:t>Q. a firm has an earning of rs 9 per share, it has 0 retention raitio and distributes the entire earnings as dividend. Case 2 the firm decideds to distribute 60% its earning and to retain to reinvest the remaining 40% of the earnings.&amp;#x20;</w:t>
+      </w:r>
+    </w:p>
+    <w:p>
+      <w:pPr>
         <w:rPr>
           <w:rFonts w:eastAsiaTheme="minorEastAsia"/>
           <w:lang w:val="en-US"/>
         </w:rPr>
-        <w:t>rs</w:t>
-      </w:r>
-      <w:proofErr w:type="spellEnd"/>
+      </w:pPr>
       <w:r>
         <w:rPr>
           <w:rFonts w:eastAsiaTheme="minorEastAsia"/>
           <w:lang w:val="en-US"/>
         </w:rPr>
-        <w:t xml:space="preserve"> 9 per share, it has 0 retention </w:t>
-      </w:r>
-      <w:proofErr w:type="spellStart"/>
-      <w:r>
+        <w:t>The dividend per share is expected at end of year 1 will be 60% of 9 rs that is 5.4 and growth rate in dividends (br) will be 40%</w:t>
+      </w:r>
+    </w:p>
+    <w:p>
+      <w:pPr>
         <w:rPr>
           <w:rFonts w:eastAsiaTheme="minorEastAsia"/>
           <w:lang w:val="en-US"/>
         </w:rPr>
-        <w:t>raitio</w:t>
-      </w:r>
-      <w:proofErr w:type="spellEnd"/>
+      </w:pPr>
       <w:r>
         <w:rPr>
           <w:rFonts w:eastAsiaTheme="minorEastAsia"/>
           <w:lang w:val="en-US"/>
         </w:rPr>
-        <w:t xml:space="preserve"> and distributes the entire earnings as dividend. Case 2 the firm </w:t>
-      </w:r>
-      <w:proofErr w:type="spellStart"/>
-      <w:r>
-        <w:rPr>
-          <w:rFonts w:eastAsiaTheme="minorEastAsia"/>
-          <w:lang w:val="en-US"/>
-        </w:rPr>
-        <w:t>decideds</w:t>
-      </w:r>
-      <w:proofErr w:type="spellEnd"/>
-      <w:r>
-        <w:rPr>
-          <w:rFonts w:eastAsiaTheme="minorEastAsia"/>
-          <w:lang w:val="en-US"/>
-        </w:rPr>
-        <w:t xml:space="preserve"> to distribute 60% its earning and to retain to reinvest the remaining 40% of the earnings.&amp;#x20;</w:t>
-      </w:r>
-    </w:p>
-    <w:p>
-      <w:pPr>
-        <w:rPr>
-          <w:rFonts w:eastAsiaTheme="minorEastAsia"/>
-          <w:lang w:val="en-US"/>
-        </w:rPr>
-      </w:pPr>
-      <w:r>
-        <w:rPr>
-          <w:rFonts w:eastAsiaTheme="minorEastAsia"/>
-          <w:lang w:val="en-US"/>
-        </w:rPr>
-        <w:t xml:space="preserve">The dividend per share is expected at end of year 1 will be 60% of 9 </w:t>
-      </w:r>
-      <w:proofErr w:type="spellStart"/>
-      <w:r>
-        <w:rPr>
-          <w:rFonts w:eastAsiaTheme="minorEastAsia"/>
-          <w:lang w:val="en-US"/>
-        </w:rPr>
-        <w:t>rs</w:t>
-      </w:r>
-      <w:proofErr w:type="spellEnd"/>
-      <w:r>
-        <w:rPr>
-          <w:rFonts w:eastAsiaTheme="minorEastAsia"/>
-          <w:lang w:val="en-US"/>
-        </w:rPr>
-        <w:t xml:space="preserve"> that is 5.4 and growth rate in dividends (</w:t>
-      </w:r>
-      <w:proofErr w:type="spellStart"/>
-      <w:r>
-        <w:rPr>
-          <w:rFonts w:eastAsiaTheme="minorEastAsia"/>
-          <w:lang w:val="en-US"/>
-        </w:rPr>
-        <w:t>br</w:t>
-      </w:r>
-      <w:proofErr w:type="spellEnd"/>
-      <w:r>
-        <w:rPr>
-          <w:rFonts w:eastAsiaTheme="minorEastAsia"/>
-          <w:lang w:val="en-US"/>
-        </w:rPr>
-        <w:t>) will be 40%</w:t>
-      </w:r>
-    </w:p>
-    <w:p>
-      <w:pPr>
-        <w:rPr>
-          <w:rFonts w:eastAsiaTheme="minorEastAsia"/>
-          <w:lang w:val="en-US"/>
-        </w:rPr>
-      </w:pPr>
-      <w:proofErr w:type="spellStart"/>
-      <w:r>
-        <w:rPr>
-          <w:rFonts w:eastAsiaTheme="minorEastAsia"/>
-          <w:lang w:val="en-US"/>
-        </w:rPr>
-        <w:t>ke</w:t>
-      </w:r>
-      <w:proofErr w:type="spellEnd"/>
-      <w:r>
-        <w:rPr>
-          <w:rFonts w:eastAsiaTheme="minorEastAsia"/>
-          <w:lang w:val="en-US"/>
-        </w:rPr>
-        <w:t xml:space="preserve"> = 15%</w:t>
+        <w:t>ke = 15%</w:t>
       </w:r>
     </w:p>
     <w:p>
@@ -17365,6 +16959,2484 @@
           <w:rFonts w:eastAsiaTheme="minorEastAsia"/>
         </w:rPr>
       </w:pPr>
+      <w:r>
+        <w:rPr>
+          <w:rFonts w:eastAsiaTheme="minorEastAsia"/>
+        </w:rPr>
+        <w:t>1</w:t>
+      </w:r>
+      <w:r>
+        <w:rPr>
+          <w:rFonts w:eastAsiaTheme="minorEastAsia"/>
+        </w:rPr>
+        <w:t>5</w:t>
+      </w:r>
+      <w:r>
+        <w:rPr>
+          <w:rFonts w:eastAsiaTheme="minorEastAsia"/>
+        </w:rPr>
+        <w:t>/09/2026</w:t>
+      </w:r>
+    </w:p>
+    <w:p>
+      <w:pPr>
+        <w:rPr>
+          <w:rFonts w:eastAsiaTheme="minorEastAsia"/>
+        </w:rPr>
+      </w:pPr>
+    </w:p>
+    <w:p>
+      <w:pPr>
+        <w:rPr>
+          <w:rFonts w:eastAsiaTheme="minorEastAsia"/>
+        </w:rPr>
+      </w:pPr>
+      <w:r>
+        <w:rPr>
+          <w:rFonts w:eastAsiaTheme="minorEastAsia"/>
+        </w:rPr>
+        <w:t>Gordon</w:t>
+      </w:r>
+    </w:p>
+    <w:p>
+      <w:pPr>
+        <w:rPr>
+          <w:rFonts w:eastAsiaTheme="minorEastAsia"/>
+        </w:rPr>
+      </w:pPr>
+      <w:r>
+        <w:rPr>
+          <w:rFonts w:eastAsiaTheme="minorEastAsia"/>
+        </w:rPr>
+        <w:t xml:space="preserve">Market per share (P) = </w:t>
+      </w:r>
+      <m:oMath>
+        <m:f>
+          <m:fPr>
+            <m:ctrlPr>
+              <w:rPr>
+                <w:rFonts w:ascii="Cambria Math" w:eastAsiaTheme="minorEastAsia" w:hAnsi="Cambria Math"/>
+                <w:i/>
+              </w:rPr>
+            </m:ctrlPr>
+          </m:fPr>
+          <m:num>
+            <m:r>
+              <w:rPr>
+                <w:rFonts w:ascii="Cambria Math" w:eastAsiaTheme="minorEastAsia" w:hAnsi="Cambria Math"/>
+              </w:rPr>
+              <m:t>D</m:t>
+            </m:r>
+          </m:num>
+          <m:den>
+            <m:r>
+              <w:rPr>
+                <w:rFonts w:ascii="Cambria Math" w:eastAsiaTheme="minorEastAsia" w:hAnsi="Cambria Math"/>
+              </w:rPr>
+              <m:t>K-G</m:t>
+            </m:r>
+          </m:den>
+        </m:f>
+      </m:oMath>
+      <w:r>
+        <w:rPr>
+          <w:rFonts w:eastAsiaTheme="minorEastAsia"/>
+        </w:rPr>
+        <w:t xml:space="preserve"> OR </w:t>
+      </w:r>
+      <m:oMath>
+        <m:f>
+          <m:fPr>
+            <m:ctrlPr>
+              <w:rPr>
+                <w:rFonts w:ascii="Cambria Math" w:eastAsiaTheme="minorEastAsia" w:hAnsi="Cambria Math"/>
+                <w:i/>
+              </w:rPr>
+            </m:ctrlPr>
+          </m:fPr>
+          <m:num>
+            <m:r>
+              <w:rPr>
+                <w:rFonts w:ascii="Cambria Math" w:eastAsiaTheme="minorEastAsia" w:hAnsi="Cambria Math"/>
+              </w:rPr>
+              <m:t>E</m:t>
+            </m:r>
+            <m:d>
+              <m:dPr>
+                <m:ctrlPr>
+                  <w:rPr>
+                    <w:rFonts w:ascii="Cambria Math" w:eastAsiaTheme="minorEastAsia" w:hAnsi="Cambria Math"/>
+                    <w:i/>
+                  </w:rPr>
+                </m:ctrlPr>
+              </m:dPr>
+              <m:e>
+                <m:r>
+                  <w:rPr>
+                    <w:rFonts w:ascii="Cambria Math" w:eastAsiaTheme="minorEastAsia" w:hAnsi="Cambria Math"/>
+                  </w:rPr>
+                  <m:t>1-b</m:t>
+                </m:r>
+              </m:e>
+            </m:d>
+          </m:num>
+          <m:den>
+            <m:r>
+              <w:rPr>
+                <w:rFonts w:ascii="Cambria Math" w:eastAsiaTheme="minorEastAsia" w:hAnsi="Cambria Math"/>
+              </w:rPr>
+              <m:t>K-</m:t>
+            </m:r>
+            <m:sSub>
+              <m:sSubPr>
+                <m:ctrlPr>
+                  <w:rPr>
+                    <w:rFonts w:ascii="Cambria Math" w:eastAsiaTheme="minorEastAsia" w:hAnsi="Cambria Math"/>
+                    <w:i/>
+                  </w:rPr>
+                </m:ctrlPr>
+              </m:sSubPr>
+              <m:e>
+                <m:r>
+                  <w:rPr>
+                    <w:rFonts w:ascii="Cambria Math" w:eastAsiaTheme="minorEastAsia" w:hAnsi="Cambria Math"/>
+                  </w:rPr>
+                  <m:t>b</m:t>
+                </m:r>
+              </m:e>
+              <m:sub>
+                <m:r>
+                  <w:rPr>
+                    <w:rFonts w:ascii="Cambria Math" w:eastAsiaTheme="minorEastAsia" w:hAnsi="Cambria Math"/>
+                  </w:rPr>
+                  <m:t>r</m:t>
+                </m:r>
+              </m:sub>
+            </m:sSub>
+          </m:den>
+        </m:f>
+      </m:oMath>
+    </w:p>
+    <w:p>
+      <w:pPr>
+        <w:rPr>
+          <w:rFonts w:eastAsiaTheme="minorEastAsia"/>
+        </w:rPr>
+      </w:pPr>
+    </w:p>
+    <w:p>
+      <w:pPr>
+        <w:rPr>
+          <w:rFonts w:eastAsiaTheme="minorEastAsia"/>
+        </w:rPr>
+      </w:pPr>
+      <w:r>
+        <w:rPr>
+          <w:rFonts w:eastAsiaTheme="minorEastAsia"/>
+        </w:rPr>
+        <w:t>Where,</w:t>
+      </w:r>
+    </w:p>
+    <w:p>
+      <w:pPr>
+        <w:rPr>
+          <w:rFonts w:eastAsiaTheme="minorEastAsia"/>
+        </w:rPr>
+      </w:pPr>
+      <w:r>
+        <w:rPr>
+          <w:rFonts w:eastAsiaTheme="minorEastAsia"/>
+        </w:rPr>
+        <w:t>D = Dividend per share</w:t>
+      </w:r>
+    </w:p>
+    <w:p>
+      <w:pPr>
+        <w:rPr>
+          <w:rFonts w:eastAsiaTheme="minorEastAsia"/>
+        </w:rPr>
+      </w:pPr>
+      <w:r>
+        <w:rPr>
+          <w:rFonts w:eastAsiaTheme="minorEastAsia"/>
+        </w:rPr>
+        <w:t>K = cost of capital</w:t>
+      </w:r>
+    </w:p>
+    <w:p>
+      <w:pPr>
+        <w:rPr>
+          <w:rFonts w:eastAsiaTheme="minorEastAsia"/>
+        </w:rPr>
+      </w:pPr>
+      <w:r>
+        <w:rPr>
+          <w:rFonts w:eastAsiaTheme="minorEastAsia"/>
+        </w:rPr>
+        <w:t>g = growth rate = b * r</w:t>
+      </w:r>
+    </w:p>
+    <w:p>
+      <w:pPr>
+        <w:rPr>
+          <w:rFonts w:eastAsiaTheme="minorEastAsia"/>
+        </w:rPr>
+      </w:pPr>
+      <w:r>
+        <w:rPr>
+          <w:rFonts w:eastAsiaTheme="minorEastAsia"/>
+        </w:rPr>
+        <w:t>E = earnings per share</w:t>
+      </w:r>
+    </w:p>
+    <w:p>
+      <w:pPr>
+        <w:rPr>
+          <w:rFonts w:eastAsiaTheme="minorEastAsia"/>
+        </w:rPr>
+      </w:pPr>
+      <w:r>
+        <w:rPr>
+          <w:rFonts w:eastAsiaTheme="minorEastAsia"/>
+        </w:rPr>
+        <w:t>B = Retention ratio</w:t>
+      </w:r>
+    </w:p>
+    <w:p>
+      <w:pPr>
+        <w:rPr>
+          <w:rFonts w:eastAsiaTheme="minorEastAsia"/>
+        </w:rPr>
+      </w:pPr>
+      <w:r>
+        <w:rPr>
+          <w:rFonts w:eastAsiaTheme="minorEastAsia"/>
+        </w:rPr>
+        <w:t>r = rate of return</w:t>
+      </w:r>
+    </w:p>
+    <w:p>
+      <w:pPr>
+        <w:rPr>
+          <w:rFonts w:eastAsiaTheme="minorEastAsia"/>
+        </w:rPr>
+      </w:pPr>
+    </w:p>
+    <w:p>
+      <w:pPr>
+        <w:rPr>
+          <w:rFonts w:eastAsiaTheme="minorEastAsia"/>
+        </w:rPr>
+      </w:pPr>
+      <w:r>
+        <w:rPr>
+          <w:rFonts w:eastAsiaTheme="minorEastAsia"/>
+        </w:rPr>
+        <w:lastRenderedPageBreak/>
+        <w:t>implications</w:t>
+      </w:r>
+    </w:p>
+    <w:p>
+      <w:pPr>
+        <w:rPr>
+          <w:rFonts w:eastAsiaTheme="minorEastAsia"/>
+        </w:rPr>
+      </w:pPr>
+      <w:r>
+        <w:rPr>
+          <w:rFonts w:eastAsiaTheme="minorEastAsia"/>
+        </w:rPr>
+        <w:t>1. the optimal payment ratio for a growth firm is NIL</w:t>
+      </w:r>
+    </w:p>
+    <w:p>
+      <w:pPr>
+        <w:rPr>
+          <w:rFonts w:eastAsiaTheme="minorEastAsia"/>
+        </w:rPr>
+      </w:pPr>
+      <w:r>
+        <w:rPr>
+          <w:rFonts w:eastAsiaTheme="minorEastAsia"/>
+        </w:rPr>
+        <w:t>2. the payout ratio for a normal firm is irrelevant</w:t>
+      </w:r>
+    </w:p>
+    <w:p>
+      <w:pPr>
+        <w:rPr>
+          <w:rFonts w:eastAsiaTheme="minorEastAsia"/>
+        </w:rPr>
+      </w:pPr>
+      <w:r>
+        <w:rPr>
+          <w:rFonts w:eastAsiaTheme="minorEastAsia"/>
+        </w:rPr>
+        <w:t>3. the optimal ratio for a declining firm is 100%</w:t>
+      </w:r>
+    </w:p>
+    <w:p>
+      <w:pPr>
+        <w:rPr>
+          <w:rFonts w:eastAsiaTheme="minorEastAsia"/>
+        </w:rPr>
+      </w:pPr>
+    </w:p>
+    <w:p>
+      <w:pPr>
+        <w:rPr>
+          <w:rFonts w:eastAsiaTheme="minorEastAsia"/>
+        </w:rPr>
+      </w:pPr>
+      <w:r>
+        <w:rPr>
+          <w:rFonts w:eastAsiaTheme="minorEastAsia"/>
+        </w:rPr>
+        <w:t>Q. data relates to XY ltd</w:t>
+      </w:r>
+      <w:r>
+        <w:rPr>
+          <w:rFonts w:eastAsiaTheme="minorEastAsia"/>
+        </w:rPr>
+        <w:t xml:space="preserve"> (Growth firm)</w:t>
+      </w:r>
+      <w:r>
+        <w:rPr>
+          <w:rFonts w:eastAsiaTheme="minorEastAsia"/>
+        </w:rPr>
+        <w:t>, EPS = Rs. 14, capitalisation = 15%, rate of return = 20%. Determine the market price per share under gordon’s model if retention is a) 40% b) 60% c) 20%</w:t>
+      </w:r>
+    </w:p>
+    <w:p>
+      <w:pPr>
+        <w:rPr>
+          <w:rFonts w:eastAsiaTheme="minorEastAsia"/>
+        </w:rPr>
+      </w:pPr>
+    </w:p>
+    <w:p>
+      <w:pPr>
+        <w:rPr>
+          <w:rFonts w:eastAsiaTheme="minorEastAsia"/>
+        </w:rPr>
+      </w:pPr>
+      <w:r>
+        <w:rPr>
+          <w:rFonts w:eastAsiaTheme="minorEastAsia"/>
+        </w:rPr>
+        <w:t xml:space="preserve">Sol: </w:t>
+      </w:r>
+    </w:p>
+    <w:p>
+      <w:pPr>
+        <w:rPr>
+          <w:rFonts w:eastAsiaTheme="minorEastAsia"/>
+        </w:rPr>
+      </w:pPr>
+    </w:p>
+    <w:p>
+      <w:pPr>
+        <w:pStyle w:val="ListParagraph"/>
+        <w:numPr>
+          <w:ilvl w:val="0"/>
+          <w:numId w:val="36"/>
+        </w:numPr>
+        <w:rPr>
+          <w:rFonts w:eastAsiaTheme="minorEastAsia"/>
+        </w:rPr>
+      </w:pPr>
+      <w:r>
+        <w:rPr>
+          <w:rFonts w:eastAsiaTheme="minorEastAsia"/>
+        </w:rPr>
+        <w:t>Retention ratio = 40%</w:t>
+      </w:r>
+    </w:p>
+    <w:p>
+      <w:pPr>
+        <w:pStyle w:val="ListParagraph"/>
+        <w:ind w:left="773"/>
+        <w:rPr>
+          <w:rFonts w:eastAsiaTheme="minorEastAsia"/>
+        </w:rPr>
+      </w:pPr>
+      <w:r>
+        <w:rPr>
+          <w:rFonts w:eastAsiaTheme="minorEastAsia"/>
+        </w:rPr>
+        <w:t>Payout ratio = 100 – retention ratio</w:t>
+      </w:r>
+    </w:p>
+    <w:p>
+      <w:pPr>
+        <w:pStyle w:val="ListParagraph"/>
+        <w:ind w:left="773"/>
+        <w:rPr>
+          <w:rFonts w:eastAsiaTheme="minorEastAsia"/>
+        </w:rPr>
+      </w:pPr>
+      <w:r>
+        <w:rPr>
+          <w:rFonts w:eastAsiaTheme="minorEastAsia"/>
+        </w:rPr>
+        <w:t>= 100 – 40 = 60%</w:t>
+      </w:r>
+    </w:p>
+    <w:p>
+      <w:pPr>
+        <w:pStyle w:val="ListParagraph"/>
+        <w:ind w:left="773"/>
+        <w:rPr>
+          <w:rFonts w:eastAsiaTheme="minorEastAsia"/>
+        </w:rPr>
+      </w:pPr>
+      <w:r>
+        <w:rPr>
+          <w:rFonts w:eastAsiaTheme="minorEastAsia"/>
+        </w:rPr>
+        <w:t>D = dividend per share = EPS * payout ratio</w:t>
+      </w:r>
+    </w:p>
+    <w:p>
+      <w:pPr>
+        <w:pStyle w:val="ListParagraph"/>
+        <w:ind w:left="773"/>
+        <w:rPr>
+          <w:rFonts w:eastAsiaTheme="minorEastAsia"/>
+        </w:rPr>
+      </w:pPr>
+      <w:r>
+        <w:rPr>
+          <w:rFonts w:eastAsiaTheme="minorEastAsia"/>
+        </w:rPr>
+        <w:t>= 14 * 60% = 8.40</w:t>
+      </w:r>
+    </w:p>
+    <w:p>
+      <w:pPr>
+        <w:pStyle w:val="ListParagraph"/>
+        <w:ind w:left="773"/>
+        <w:rPr>
+          <w:rFonts w:eastAsiaTheme="minorEastAsia"/>
+        </w:rPr>
+      </w:pPr>
+    </w:p>
+    <w:p>
+      <w:pPr>
+        <w:pStyle w:val="ListParagraph"/>
+        <w:ind w:left="773"/>
+        <w:rPr>
+          <w:rFonts w:eastAsiaTheme="minorEastAsia"/>
+        </w:rPr>
+      </w:pPr>
+      <w:r>
+        <w:rPr>
+          <w:rFonts w:eastAsiaTheme="minorEastAsia"/>
+        </w:rPr>
+        <w:t>K cost of capital = 15%</w:t>
+      </w:r>
+    </w:p>
+    <w:p>
+      <w:pPr>
+        <w:pStyle w:val="ListParagraph"/>
+        <w:ind w:left="773"/>
+        <w:rPr>
+          <w:rFonts w:eastAsiaTheme="minorEastAsia"/>
+        </w:rPr>
+      </w:pPr>
+      <w:r>
+        <w:rPr>
+          <w:rFonts w:eastAsiaTheme="minorEastAsia"/>
+        </w:rPr>
+        <w:t>g growth rate = retention ratio (b) * rate of return (y)</w:t>
+      </w:r>
+    </w:p>
+    <w:p>
+      <w:pPr>
+        <w:pStyle w:val="ListParagraph"/>
+        <w:ind w:left="773"/>
+        <w:rPr>
+          <w:rFonts w:eastAsiaTheme="minorEastAsia"/>
+        </w:rPr>
+      </w:pPr>
+      <w:r>
+        <w:rPr>
+          <w:rFonts w:eastAsiaTheme="minorEastAsia"/>
+        </w:rPr>
+        <w:t>= 40% * 20% = 8%</w:t>
+      </w:r>
+    </w:p>
+    <w:p>
+      <w:pPr>
+        <w:pStyle w:val="ListParagraph"/>
+        <w:ind w:left="773"/>
+        <w:rPr>
+          <w:rFonts w:eastAsiaTheme="minorEastAsia"/>
+        </w:rPr>
+      </w:pPr>
+    </w:p>
+    <w:p>
+      <w:pPr>
+        <w:pStyle w:val="ListParagraph"/>
+        <w:ind w:left="773"/>
+        <w:rPr>
+          <w:rFonts w:eastAsiaTheme="minorEastAsia"/>
+        </w:rPr>
+      </w:pPr>
+      <w:r>
+        <w:rPr>
+          <w:rFonts w:eastAsiaTheme="minorEastAsia"/>
+        </w:rPr>
+        <w:t xml:space="preserve">Market price per share = </w:t>
+      </w:r>
+      <m:oMath>
+        <m:f>
+          <m:fPr>
+            <m:ctrlPr>
+              <w:rPr>
+                <w:rFonts w:ascii="Cambria Math" w:eastAsiaTheme="minorEastAsia" w:hAnsi="Cambria Math"/>
+                <w:i/>
+              </w:rPr>
+            </m:ctrlPr>
+          </m:fPr>
+          <m:num>
+            <m:r>
+              <w:rPr>
+                <w:rFonts w:ascii="Cambria Math" w:eastAsiaTheme="minorEastAsia" w:hAnsi="Cambria Math"/>
+              </w:rPr>
+              <m:t>8.40</m:t>
+            </m:r>
+          </m:num>
+          <m:den>
+            <m:r>
+              <w:rPr>
+                <w:rFonts w:ascii="Cambria Math" w:eastAsiaTheme="minorEastAsia" w:hAnsi="Cambria Math"/>
+              </w:rPr>
+              <m:t>15%-8%</m:t>
+            </m:r>
+          </m:den>
+        </m:f>
+        <m:r>
+          <w:rPr>
+            <w:rFonts w:ascii="Cambria Math" w:eastAsiaTheme="minorEastAsia" w:hAnsi="Cambria Math"/>
+          </w:rPr>
+          <m:t xml:space="preserve"> = 120</m:t>
+        </m:r>
+      </m:oMath>
+    </w:p>
+    <w:p>
+      <w:pPr>
+        <w:pStyle w:val="ListParagraph"/>
+        <w:numPr>
+          <w:ilvl w:val="0"/>
+          <w:numId w:val="36"/>
+        </w:numPr>
+        <w:rPr>
+          <w:rFonts w:eastAsiaTheme="minorEastAsia"/>
+        </w:rPr>
+      </w:pPr>
+      <w:r>
+        <w:rPr>
+          <w:rFonts w:eastAsiaTheme="minorEastAsia"/>
+        </w:rPr>
+        <w:t>Retention ratio = 60%</w:t>
+      </w:r>
+    </w:p>
+    <w:p>
+      <w:pPr>
+        <w:pStyle w:val="ListParagraph"/>
+        <w:ind w:left="773"/>
+        <w:rPr>
+          <w:rFonts w:eastAsiaTheme="minorEastAsia"/>
+        </w:rPr>
+      </w:pPr>
+      <w:r>
+        <w:rPr>
+          <w:rFonts w:eastAsiaTheme="minorEastAsia"/>
+        </w:rPr>
+        <w:t>Payout ratio = 100 – retention ratio</w:t>
+      </w:r>
+    </w:p>
+    <w:p>
+      <w:pPr>
+        <w:pStyle w:val="ListParagraph"/>
+        <w:ind w:left="773"/>
+        <w:rPr>
+          <w:rFonts w:eastAsiaTheme="minorEastAsia"/>
+        </w:rPr>
+      </w:pPr>
+      <w:r>
+        <w:rPr>
+          <w:rFonts w:eastAsiaTheme="minorEastAsia"/>
+        </w:rPr>
+        <w:t>= 100 – 60 = 40%</w:t>
+      </w:r>
+    </w:p>
+    <w:p>
+      <w:pPr>
+        <w:pStyle w:val="ListParagraph"/>
+        <w:ind w:left="773"/>
+        <w:rPr>
+          <w:rFonts w:eastAsiaTheme="minorEastAsia"/>
+        </w:rPr>
+      </w:pPr>
+      <w:r>
+        <w:rPr>
+          <w:rFonts w:eastAsiaTheme="minorEastAsia"/>
+        </w:rPr>
+        <w:t>D = dividend per share = EPS * payout ratio</w:t>
+      </w:r>
+    </w:p>
+    <w:p>
+      <w:pPr>
+        <w:pStyle w:val="ListParagraph"/>
+        <w:ind w:left="773"/>
+        <w:rPr>
+          <w:rFonts w:eastAsiaTheme="minorEastAsia"/>
+        </w:rPr>
+      </w:pPr>
+      <w:r>
+        <w:rPr>
+          <w:rFonts w:eastAsiaTheme="minorEastAsia"/>
+        </w:rPr>
+        <w:t>= 14 * 40% = 5.60</w:t>
+      </w:r>
+    </w:p>
+    <w:p>
+      <w:pPr>
+        <w:pStyle w:val="ListParagraph"/>
+        <w:ind w:left="773"/>
+        <w:rPr>
+          <w:rFonts w:eastAsiaTheme="minorEastAsia"/>
+        </w:rPr>
+      </w:pPr>
+    </w:p>
+    <w:p>
+      <w:pPr>
+        <w:pStyle w:val="ListParagraph"/>
+        <w:ind w:left="773"/>
+        <w:rPr>
+          <w:rFonts w:eastAsiaTheme="minorEastAsia"/>
+        </w:rPr>
+      </w:pPr>
+      <w:r>
+        <w:rPr>
+          <w:rFonts w:eastAsiaTheme="minorEastAsia"/>
+        </w:rPr>
+        <w:t>K cost of capital = 15%</w:t>
+      </w:r>
+    </w:p>
+    <w:p>
+      <w:pPr>
+        <w:pStyle w:val="ListParagraph"/>
+        <w:ind w:left="773"/>
+        <w:rPr>
+          <w:rFonts w:eastAsiaTheme="minorEastAsia"/>
+        </w:rPr>
+      </w:pPr>
+      <w:r>
+        <w:rPr>
+          <w:rFonts w:eastAsiaTheme="minorEastAsia"/>
+        </w:rPr>
+        <w:t>g growth rate = retention ratio (b) * rate of return (y)</w:t>
+      </w:r>
+    </w:p>
+    <w:p>
+      <w:pPr>
+        <w:pStyle w:val="ListParagraph"/>
+        <w:ind w:left="773"/>
+        <w:rPr>
+          <w:rFonts w:eastAsiaTheme="minorEastAsia"/>
+        </w:rPr>
+      </w:pPr>
+      <w:r>
+        <w:rPr>
+          <w:rFonts w:eastAsiaTheme="minorEastAsia"/>
+        </w:rPr>
+        <w:t>= 60% * 20% = 12%</w:t>
+      </w:r>
+    </w:p>
+    <w:p>
+      <w:pPr>
+        <w:pStyle w:val="ListParagraph"/>
+        <w:ind w:left="773"/>
+        <w:rPr>
+          <w:rFonts w:eastAsiaTheme="minorEastAsia"/>
+        </w:rPr>
+      </w:pPr>
+    </w:p>
+    <w:p>
+      <w:pPr>
+        <w:pStyle w:val="ListParagraph"/>
+        <w:ind w:left="773"/>
+        <w:rPr>
+          <w:rFonts w:eastAsiaTheme="minorEastAsia"/>
+        </w:rPr>
+      </w:pPr>
+      <w:r>
+        <w:rPr>
+          <w:rFonts w:eastAsiaTheme="minorEastAsia"/>
+        </w:rPr>
+        <w:t xml:space="preserve">Market price per share = </w:t>
+      </w:r>
+      <m:oMath>
+        <m:f>
+          <m:fPr>
+            <m:ctrlPr>
+              <w:rPr>
+                <w:rFonts w:ascii="Cambria Math" w:eastAsiaTheme="minorEastAsia" w:hAnsi="Cambria Math"/>
+                <w:i/>
+              </w:rPr>
+            </m:ctrlPr>
+          </m:fPr>
+          <m:num>
+            <m:r>
+              <w:rPr>
+                <w:rFonts w:ascii="Cambria Math" w:eastAsiaTheme="minorEastAsia" w:hAnsi="Cambria Math"/>
+              </w:rPr>
+              <m:t>5.60</m:t>
+            </m:r>
+          </m:num>
+          <m:den>
+            <m:r>
+              <w:rPr>
+                <w:rFonts w:ascii="Cambria Math" w:eastAsiaTheme="minorEastAsia" w:hAnsi="Cambria Math"/>
+              </w:rPr>
+              <m:t>15%-12%</m:t>
+            </m:r>
+          </m:den>
+        </m:f>
+        <m:r>
+          <w:rPr>
+            <w:rFonts w:ascii="Cambria Math" w:eastAsiaTheme="minorEastAsia" w:hAnsi="Cambria Math"/>
+          </w:rPr>
+          <m:t xml:space="preserve"> = 186.67</m:t>
+        </m:r>
+      </m:oMath>
+    </w:p>
+    <w:p>
+      <w:pPr>
+        <w:pStyle w:val="ListParagraph"/>
+        <w:numPr>
+          <w:ilvl w:val="0"/>
+          <w:numId w:val="36"/>
+        </w:numPr>
+        <w:rPr>
+          <w:rFonts w:eastAsiaTheme="minorEastAsia"/>
+        </w:rPr>
+      </w:pPr>
+      <w:r>
+        <w:rPr>
+          <w:rFonts w:eastAsiaTheme="minorEastAsia"/>
+        </w:rPr>
+        <w:t>Retention ratio = 20%</w:t>
+      </w:r>
+    </w:p>
+    <w:p>
+      <w:pPr>
+        <w:pStyle w:val="ListParagraph"/>
+        <w:ind w:left="773"/>
+        <w:rPr>
+          <w:rFonts w:eastAsiaTheme="minorEastAsia"/>
+        </w:rPr>
+      </w:pPr>
+      <w:r>
+        <w:rPr>
+          <w:rFonts w:eastAsiaTheme="minorEastAsia"/>
+        </w:rPr>
+        <w:t>Payout ratio = 100 – retention ratio</w:t>
+      </w:r>
+    </w:p>
+    <w:p>
+      <w:pPr>
+        <w:pStyle w:val="ListParagraph"/>
+        <w:ind w:left="773"/>
+        <w:rPr>
+          <w:rFonts w:eastAsiaTheme="minorEastAsia"/>
+        </w:rPr>
+      </w:pPr>
+      <w:r>
+        <w:rPr>
+          <w:rFonts w:eastAsiaTheme="minorEastAsia"/>
+        </w:rPr>
+        <w:t>= 100 – 20 = 80%</w:t>
+      </w:r>
+    </w:p>
+    <w:p>
+      <w:pPr>
+        <w:pStyle w:val="ListParagraph"/>
+        <w:ind w:left="773"/>
+        <w:rPr>
+          <w:rFonts w:eastAsiaTheme="minorEastAsia"/>
+        </w:rPr>
+      </w:pPr>
+      <w:r>
+        <w:rPr>
+          <w:rFonts w:eastAsiaTheme="minorEastAsia"/>
+        </w:rPr>
+        <w:lastRenderedPageBreak/>
+        <w:t>D = dividend per share = EPS * payout ratio</w:t>
+      </w:r>
+    </w:p>
+    <w:p>
+      <w:pPr>
+        <w:pStyle w:val="ListParagraph"/>
+        <w:ind w:left="773"/>
+        <w:rPr>
+          <w:rFonts w:eastAsiaTheme="minorEastAsia"/>
+        </w:rPr>
+      </w:pPr>
+      <w:r>
+        <w:rPr>
+          <w:rFonts w:eastAsiaTheme="minorEastAsia"/>
+        </w:rPr>
+        <w:t>= 14 * 80% = 11.2</w:t>
+      </w:r>
+    </w:p>
+    <w:p>
+      <w:pPr>
+        <w:pStyle w:val="ListParagraph"/>
+        <w:ind w:left="773"/>
+        <w:rPr>
+          <w:rFonts w:eastAsiaTheme="minorEastAsia"/>
+        </w:rPr>
+      </w:pPr>
+    </w:p>
+    <w:p>
+      <w:pPr>
+        <w:pStyle w:val="ListParagraph"/>
+        <w:ind w:left="773"/>
+        <w:rPr>
+          <w:rFonts w:eastAsiaTheme="minorEastAsia"/>
+        </w:rPr>
+      </w:pPr>
+      <w:r>
+        <w:rPr>
+          <w:rFonts w:eastAsiaTheme="minorEastAsia"/>
+        </w:rPr>
+        <w:t>K cost of capital = 15%</w:t>
+      </w:r>
+    </w:p>
+    <w:p>
+      <w:pPr>
+        <w:pStyle w:val="ListParagraph"/>
+        <w:ind w:left="773"/>
+        <w:rPr>
+          <w:rFonts w:eastAsiaTheme="minorEastAsia"/>
+        </w:rPr>
+      </w:pPr>
+      <w:r>
+        <w:rPr>
+          <w:rFonts w:eastAsiaTheme="minorEastAsia"/>
+        </w:rPr>
+        <w:t>g growth rate = retention ratio (b) * rate of return (y)</w:t>
+      </w:r>
+    </w:p>
+    <w:p>
+      <w:pPr>
+        <w:pStyle w:val="ListParagraph"/>
+        <w:ind w:left="773"/>
+        <w:rPr>
+          <w:rFonts w:eastAsiaTheme="minorEastAsia"/>
+        </w:rPr>
+      </w:pPr>
+      <w:r>
+        <w:rPr>
+          <w:rFonts w:eastAsiaTheme="minorEastAsia"/>
+        </w:rPr>
+        <w:t>= 20% * 20% = 4%</w:t>
+      </w:r>
+    </w:p>
+    <w:p>
+      <w:pPr>
+        <w:pStyle w:val="ListParagraph"/>
+        <w:ind w:left="773"/>
+        <w:rPr>
+          <w:rFonts w:eastAsiaTheme="minorEastAsia"/>
+        </w:rPr>
+      </w:pPr>
+    </w:p>
+    <w:p>
+      <w:pPr>
+        <w:pStyle w:val="ListParagraph"/>
+        <w:ind w:left="773"/>
+        <w:rPr>
+          <w:rFonts w:eastAsiaTheme="minorEastAsia"/>
+        </w:rPr>
+      </w:pPr>
+      <w:r>
+        <w:rPr>
+          <w:rFonts w:eastAsiaTheme="minorEastAsia"/>
+        </w:rPr>
+        <w:t xml:space="preserve">Market price per share = </w:t>
+      </w:r>
+      <m:oMath>
+        <m:f>
+          <m:fPr>
+            <m:ctrlPr>
+              <w:rPr>
+                <w:rFonts w:ascii="Cambria Math" w:eastAsiaTheme="minorEastAsia" w:hAnsi="Cambria Math"/>
+                <w:i/>
+              </w:rPr>
+            </m:ctrlPr>
+          </m:fPr>
+          <m:num>
+            <m:r>
+              <w:rPr>
+                <w:rFonts w:ascii="Cambria Math" w:eastAsiaTheme="minorEastAsia" w:hAnsi="Cambria Math"/>
+              </w:rPr>
+              <m:t>11.2</m:t>
+            </m:r>
+          </m:num>
+          <m:den>
+            <m:r>
+              <w:rPr>
+                <w:rFonts w:ascii="Cambria Math" w:eastAsiaTheme="minorEastAsia" w:hAnsi="Cambria Math"/>
+              </w:rPr>
+              <m:t>15%-4%</m:t>
+            </m:r>
+          </m:den>
+        </m:f>
+        <m:r>
+          <w:rPr>
+            <w:rFonts w:ascii="Cambria Math" w:eastAsiaTheme="minorEastAsia" w:hAnsi="Cambria Math"/>
+          </w:rPr>
+          <m:t xml:space="preserve"> = 101.81</m:t>
+        </m:r>
+      </m:oMath>
+    </w:p>
+    <w:p>
+      <w:pPr>
+        <w:pStyle w:val="ListParagraph"/>
+        <w:ind w:left="773"/>
+        <w:rPr>
+          <w:rFonts w:eastAsiaTheme="minorEastAsia"/>
+        </w:rPr>
+      </w:pPr>
+    </w:p>
+    <w:p>
+      <w:pPr>
+        <w:pStyle w:val="ListParagraph"/>
+        <w:ind w:left="773"/>
+        <w:rPr>
+          <w:rFonts w:eastAsiaTheme="minorEastAsia"/>
+        </w:rPr>
+      </w:pPr>
+      <w:r>
+        <w:rPr>
+          <w:rFonts w:eastAsiaTheme="minorEastAsia"/>
+        </w:rPr>
+        <w:t>CONCLUSION:</w:t>
+      </w:r>
+    </w:p>
+    <w:p>
+      <w:pPr>
+        <w:pStyle w:val="ListParagraph"/>
+        <w:ind w:left="773"/>
+        <w:rPr>
+          <w:rFonts w:eastAsiaTheme="minorEastAsia"/>
+        </w:rPr>
+      </w:pPr>
+      <w:r>
+        <w:rPr>
+          <w:rFonts w:eastAsiaTheme="minorEastAsia"/>
+        </w:rPr>
+        <w:t>Market price share increases when dividend payout is less.</w:t>
+      </w:r>
+    </w:p>
+    <w:p>
+      <w:pPr>
+        <w:pStyle w:val="ListParagraph"/>
+        <w:ind w:left="773"/>
+        <w:rPr>
+          <w:rFonts w:eastAsiaTheme="minorEastAsia"/>
+        </w:rPr>
+      </w:pPr>
+      <w:r>
+        <w:rPr>
+          <w:rFonts w:eastAsiaTheme="minorEastAsia"/>
+        </w:rPr>
+        <w:t>Hence, growth firm should retain maximum earnings</w:t>
+      </w:r>
+    </w:p>
+    <w:p>
+      <w:pPr>
+        <w:rPr>
+          <w:rFonts w:eastAsiaTheme="minorEastAsia"/>
+        </w:rPr>
+      </w:pPr>
+    </w:p>
+    <w:p>
+      <w:pPr>
+        <w:rPr>
+          <w:rFonts w:eastAsiaTheme="minorEastAsia"/>
+        </w:rPr>
+      </w:pPr>
+      <w:r>
+        <w:rPr>
+          <w:rFonts w:eastAsiaTheme="minorEastAsia"/>
+        </w:rPr>
+        <w:t xml:space="preserve">Q. </w:t>
+      </w:r>
+      <w:r>
+        <w:rPr>
+          <w:rFonts w:eastAsiaTheme="minorEastAsia"/>
+        </w:rPr>
+        <w:t>MN ltd (normal firm) gives you the following information. Earnings per share = 45, cost of capital = 18%, return on investment = 18%, ascertain the market value per share using gordon’s model if the payout is a) 30%, b) 60%, c) 90%</w:t>
+      </w:r>
+    </w:p>
+    <w:p>
+      <w:pPr>
+        <w:pStyle w:val="ListParagraph"/>
+        <w:numPr>
+          <w:ilvl w:val="0"/>
+          <w:numId w:val="37"/>
+        </w:numPr>
+        <w:rPr>
+          <w:rFonts w:eastAsiaTheme="minorEastAsia"/>
+        </w:rPr>
+      </w:pPr>
+      <w:r>
+        <w:rPr>
+          <w:rFonts w:eastAsiaTheme="minorEastAsia"/>
+        </w:rPr>
+        <w:t>Payout ratio = 30% ; retention ratio = 70%</w:t>
+      </w:r>
+    </w:p>
+    <w:p>
+      <w:pPr>
+        <w:pStyle w:val="ListParagraph"/>
+        <w:ind w:left="773"/>
+        <w:rPr>
+          <w:rFonts w:eastAsiaTheme="minorEastAsia"/>
+        </w:rPr>
+      </w:pPr>
+      <w:r>
+        <w:rPr>
+          <w:rFonts w:eastAsiaTheme="minorEastAsia"/>
+        </w:rPr>
+        <w:t xml:space="preserve">MPS = </w:t>
+      </w:r>
+      <m:oMath>
+        <m:f>
+          <m:fPr>
+            <m:ctrlPr>
+              <w:rPr>
+                <w:rFonts w:ascii="Cambria Math" w:eastAsiaTheme="minorEastAsia" w:hAnsi="Cambria Math"/>
+                <w:i/>
+              </w:rPr>
+            </m:ctrlPr>
+          </m:fPr>
+          <m:num>
+            <m:r>
+              <w:rPr>
+                <w:rFonts w:ascii="Cambria Math" w:eastAsiaTheme="minorEastAsia" w:hAnsi="Cambria Math"/>
+              </w:rPr>
+              <m:t>D</m:t>
+            </m:r>
+          </m:num>
+          <m:den>
+            <m:r>
+              <w:rPr>
+                <w:rFonts w:ascii="Cambria Math" w:eastAsiaTheme="minorEastAsia" w:hAnsi="Cambria Math"/>
+              </w:rPr>
+              <m:t>K - G</m:t>
+            </m:r>
+          </m:den>
+        </m:f>
+      </m:oMath>
+    </w:p>
+    <w:p>
+      <w:pPr>
+        <w:pStyle w:val="ListParagraph"/>
+        <w:ind w:left="773"/>
+        <w:rPr>
+          <w:rFonts w:eastAsiaTheme="minorEastAsia"/>
+        </w:rPr>
+      </w:pPr>
+    </w:p>
+    <w:p>
+      <w:pPr>
+        <w:pStyle w:val="ListParagraph"/>
+        <w:ind w:left="773"/>
+        <w:rPr>
+          <w:rFonts w:eastAsiaTheme="minorEastAsia"/>
+        </w:rPr>
+      </w:pPr>
+      <w:r>
+        <w:rPr>
+          <w:rFonts w:eastAsiaTheme="minorEastAsia"/>
+        </w:rPr>
+        <w:t>D = dividend per share (DPS) = EPS * payout ratio</w:t>
+      </w:r>
+    </w:p>
+    <w:p>
+      <w:pPr>
+        <w:pStyle w:val="ListParagraph"/>
+        <w:ind w:left="773"/>
+        <w:rPr>
+          <w:rFonts w:eastAsiaTheme="minorEastAsia"/>
+        </w:rPr>
+      </w:pPr>
+      <w:r>
+        <w:rPr>
+          <w:rFonts w:eastAsiaTheme="minorEastAsia"/>
+        </w:rPr>
+        <w:t>= 45 * 30% = 13.5</w:t>
+      </w:r>
+    </w:p>
+    <w:p>
+      <w:pPr>
+        <w:pStyle w:val="ListParagraph"/>
+        <w:ind w:left="773"/>
+        <w:rPr>
+          <w:rFonts w:eastAsiaTheme="minorEastAsia"/>
+        </w:rPr>
+      </w:pPr>
+    </w:p>
+    <w:p>
+      <w:pPr>
+        <w:pStyle w:val="ListParagraph"/>
+        <w:ind w:left="773"/>
+        <w:rPr>
+          <w:rFonts w:eastAsiaTheme="minorEastAsia"/>
+        </w:rPr>
+      </w:pPr>
+      <w:r>
+        <w:rPr>
+          <w:rFonts w:eastAsiaTheme="minorEastAsia"/>
+        </w:rPr>
+        <w:t>Cost of capital (K) = 18%</w:t>
+      </w:r>
+    </w:p>
+    <w:p>
+      <w:pPr>
+        <w:pStyle w:val="ListParagraph"/>
+        <w:ind w:left="773"/>
+        <w:rPr>
+          <w:rFonts w:eastAsiaTheme="minorEastAsia"/>
+        </w:rPr>
+      </w:pPr>
+      <w:r>
+        <w:rPr>
+          <w:rFonts w:eastAsiaTheme="minorEastAsia"/>
+        </w:rPr>
+        <w:t>Growth rate (G) = retention ratio (b)  * rate of return (y)</w:t>
+      </w:r>
+    </w:p>
+    <w:p>
+      <w:pPr>
+        <w:pStyle w:val="ListParagraph"/>
+        <w:ind w:left="773"/>
+        <w:rPr>
+          <w:rFonts w:eastAsiaTheme="minorEastAsia"/>
+        </w:rPr>
+      </w:pPr>
+      <w:r>
+        <w:rPr>
+          <w:rFonts w:eastAsiaTheme="minorEastAsia"/>
+        </w:rPr>
+        <w:t>= 70 * 18% = 12.6%</w:t>
+      </w:r>
+    </w:p>
+    <w:p>
+      <w:pPr>
+        <w:pStyle w:val="ListParagraph"/>
+        <w:ind w:left="773"/>
+        <w:rPr>
+          <w:rFonts w:eastAsiaTheme="minorEastAsia"/>
+        </w:rPr>
+      </w:pPr>
+    </w:p>
+    <w:p>
+      <w:pPr>
+        <w:pStyle w:val="ListParagraph"/>
+        <w:ind w:left="773"/>
+        <w:rPr>
+          <w:rFonts w:eastAsiaTheme="minorEastAsia"/>
+        </w:rPr>
+      </w:pPr>
+      <w:r>
+        <w:rPr>
+          <w:rFonts w:eastAsiaTheme="minorEastAsia"/>
+        </w:rPr>
+        <w:t xml:space="preserve">MPS = </w:t>
+      </w:r>
+      <m:oMath>
+        <m:f>
+          <m:fPr>
+            <m:ctrlPr>
+              <w:rPr>
+                <w:rFonts w:ascii="Cambria Math" w:eastAsiaTheme="minorEastAsia" w:hAnsi="Cambria Math"/>
+                <w:i/>
+              </w:rPr>
+            </m:ctrlPr>
+          </m:fPr>
+          <m:num>
+            <m:r>
+              <w:rPr>
+                <w:rFonts w:ascii="Cambria Math" w:eastAsiaTheme="minorEastAsia" w:hAnsi="Cambria Math"/>
+              </w:rPr>
+              <m:t>13.50</m:t>
+            </m:r>
+          </m:num>
+          <m:den>
+            <m:r>
+              <w:rPr>
+                <w:rFonts w:ascii="Cambria Math" w:eastAsiaTheme="minorEastAsia" w:hAnsi="Cambria Math"/>
+              </w:rPr>
+              <m:t>18% - 12.6%</m:t>
+            </m:r>
+          </m:den>
+        </m:f>
+        <m:r>
+          <w:rPr>
+            <w:rFonts w:ascii="Cambria Math" w:eastAsiaTheme="minorEastAsia" w:hAnsi="Cambria Math"/>
+          </w:rPr>
+          <m:t xml:space="preserve"> = 250</m:t>
+        </m:r>
+      </m:oMath>
+    </w:p>
+    <w:p>
+      <w:pPr>
+        <w:pStyle w:val="ListParagraph"/>
+        <w:ind w:left="773"/>
+        <w:rPr>
+          <w:rFonts w:eastAsiaTheme="minorEastAsia"/>
+        </w:rPr>
+      </w:pPr>
+    </w:p>
+    <w:p>
+      <w:pPr>
+        <w:pStyle w:val="ListParagraph"/>
+        <w:numPr>
+          <w:ilvl w:val="0"/>
+          <w:numId w:val="37"/>
+        </w:numPr>
+        <w:rPr>
+          <w:rFonts w:eastAsiaTheme="minorEastAsia"/>
+        </w:rPr>
+      </w:pPr>
+      <w:r>
+        <w:rPr>
+          <w:rFonts w:eastAsiaTheme="minorEastAsia"/>
+        </w:rPr>
+        <w:t>Payout ratio = 60% ; retention ratio = 40%</w:t>
+      </w:r>
+    </w:p>
+    <w:p>
+      <w:pPr>
+        <w:pStyle w:val="ListParagraph"/>
+        <w:ind w:left="773"/>
+        <w:rPr>
+          <w:rFonts w:eastAsiaTheme="minorEastAsia"/>
+        </w:rPr>
+      </w:pPr>
+      <w:r>
+        <w:rPr>
+          <w:rFonts w:eastAsiaTheme="minorEastAsia"/>
+        </w:rPr>
+        <w:t xml:space="preserve">MPS = </w:t>
+      </w:r>
+      <m:oMath>
+        <m:f>
+          <m:fPr>
+            <m:ctrlPr>
+              <w:rPr>
+                <w:rFonts w:ascii="Cambria Math" w:eastAsiaTheme="minorEastAsia" w:hAnsi="Cambria Math"/>
+                <w:i/>
+              </w:rPr>
+            </m:ctrlPr>
+          </m:fPr>
+          <m:num>
+            <m:r>
+              <w:rPr>
+                <w:rFonts w:ascii="Cambria Math" w:eastAsiaTheme="minorEastAsia" w:hAnsi="Cambria Math"/>
+              </w:rPr>
+              <m:t>D</m:t>
+            </m:r>
+          </m:num>
+          <m:den>
+            <m:r>
+              <w:rPr>
+                <w:rFonts w:ascii="Cambria Math" w:eastAsiaTheme="minorEastAsia" w:hAnsi="Cambria Math"/>
+              </w:rPr>
+              <m:t>K - G</m:t>
+            </m:r>
+          </m:den>
+        </m:f>
+      </m:oMath>
+    </w:p>
+    <w:p>
+      <w:pPr>
+        <w:pStyle w:val="ListParagraph"/>
+        <w:ind w:left="773"/>
+        <w:rPr>
+          <w:rFonts w:eastAsiaTheme="minorEastAsia"/>
+        </w:rPr>
+      </w:pPr>
+    </w:p>
+    <w:p>
+      <w:pPr>
+        <w:pStyle w:val="ListParagraph"/>
+        <w:ind w:left="773"/>
+        <w:rPr>
+          <w:rFonts w:eastAsiaTheme="minorEastAsia"/>
+        </w:rPr>
+      </w:pPr>
+      <w:r>
+        <w:rPr>
+          <w:rFonts w:eastAsiaTheme="minorEastAsia"/>
+        </w:rPr>
+        <w:t>D = dividend per share (DPS) = EPS * payout ratio</w:t>
+      </w:r>
+    </w:p>
+    <w:p>
+      <w:pPr>
+        <w:pStyle w:val="ListParagraph"/>
+        <w:ind w:left="773"/>
+        <w:rPr>
+          <w:rFonts w:eastAsiaTheme="minorEastAsia"/>
+        </w:rPr>
+      </w:pPr>
+      <w:r>
+        <w:rPr>
+          <w:rFonts w:eastAsiaTheme="minorEastAsia"/>
+        </w:rPr>
+        <w:t>= 45 * 60% = 27</w:t>
+      </w:r>
+    </w:p>
+    <w:p>
+      <w:pPr>
+        <w:pStyle w:val="ListParagraph"/>
+        <w:ind w:left="773"/>
+        <w:rPr>
+          <w:rFonts w:eastAsiaTheme="minorEastAsia"/>
+        </w:rPr>
+      </w:pPr>
+    </w:p>
+    <w:p>
+      <w:pPr>
+        <w:pStyle w:val="ListParagraph"/>
+        <w:ind w:left="773"/>
+        <w:rPr>
+          <w:rFonts w:eastAsiaTheme="minorEastAsia"/>
+        </w:rPr>
+      </w:pPr>
+      <w:r>
+        <w:rPr>
+          <w:rFonts w:eastAsiaTheme="minorEastAsia"/>
+        </w:rPr>
+        <w:t>Cost of capital (K) = 18%</w:t>
+      </w:r>
+    </w:p>
+    <w:p>
+      <w:pPr>
+        <w:pStyle w:val="ListParagraph"/>
+        <w:ind w:left="773"/>
+        <w:rPr>
+          <w:rFonts w:eastAsiaTheme="minorEastAsia"/>
+        </w:rPr>
+      </w:pPr>
+      <w:r>
+        <w:rPr>
+          <w:rFonts w:eastAsiaTheme="minorEastAsia"/>
+        </w:rPr>
+        <w:t>Growth rate (G) = retention ratio (b)  * rate of return (y)</w:t>
+      </w:r>
+    </w:p>
+    <w:p>
+      <w:pPr>
+        <w:pStyle w:val="ListParagraph"/>
+        <w:ind w:left="773"/>
+        <w:rPr>
+          <w:rFonts w:eastAsiaTheme="minorEastAsia"/>
+        </w:rPr>
+      </w:pPr>
+      <w:r>
+        <w:rPr>
+          <w:rFonts w:eastAsiaTheme="minorEastAsia"/>
+        </w:rPr>
+        <w:t>= 40 * 18% = 7.2%</w:t>
+      </w:r>
+    </w:p>
+    <w:p>
+      <w:pPr>
+        <w:pStyle w:val="ListParagraph"/>
+        <w:ind w:left="773"/>
+        <w:rPr>
+          <w:rFonts w:eastAsiaTheme="minorEastAsia"/>
+        </w:rPr>
+      </w:pPr>
+    </w:p>
+    <w:p>
+      <w:pPr>
+        <w:pStyle w:val="ListParagraph"/>
+        <w:ind w:left="773"/>
+        <w:rPr>
+          <w:rFonts w:eastAsiaTheme="minorEastAsia"/>
+        </w:rPr>
+      </w:pPr>
+      <w:r>
+        <w:rPr>
+          <w:rFonts w:eastAsiaTheme="minorEastAsia"/>
+        </w:rPr>
+        <w:lastRenderedPageBreak/>
+        <w:t xml:space="preserve">MPS = </w:t>
+      </w:r>
+      <m:oMath>
+        <m:f>
+          <m:fPr>
+            <m:ctrlPr>
+              <w:rPr>
+                <w:rFonts w:ascii="Cambria Math" w:eastAsiaTheme="minorEastAsia" w:hAnsi="Cambria Math"/>
+                <w:i/>
+              </w:rPr>
+            </m:ctrlPr>
+          </m:fPr>
+          <m:num>
+            <m:r>
+              <w:rPr>
+                <w:rFonts w:ascii="Cambria Math" w:eastAsiaTheme="minorEastAsia" w:hAnsi="Cambria Math"/>
+              </w:rPr>
+              <m:t>27</m:t>
+            </m:r>
+          </m:num>
+          <m:den>
+            <m:r>
+              <w:rPr>
+                <w:rFonts w:ascii="Cambria Math" w:eastAsiaTheme="minorEastAsia" w:hAnsi="Cambria Math"/>
+              </w:rPr>
+              <m:t>18% - 7.2%</m:t>
+            </m:r>
+          </m:den>
+        </m:f>
+        <m:r>
+          <w:rPr>
+            <w:rFonts w:ascii="Cambria Math" w:eastAsiaTheme="minorEastAsia" w:hAnsi="Cambria Math"/>
+          </w:rPr>
+          <m:t xml:space="preserve"> = 250</m:t>
+        </m:r>
+      </m:oMath>
+    </w:p>
+    <w:p>
+      <w:pPr>
+        <w:pStyle w:val="ListParagraph"/>
+        <w:ind w:left="773"/>
+        <w:rPr>
+          <w:rFonts w:eastAsiaTheme="minorEastAsia"/>
+        </w:rPr>
+      </w:pPr>
+    </w:p>
+    <w:p>
+      <w:pPr>
+        <w:pStyle w:val="ListParagraph"/>
+        <w:numPr>
+          <w:ilvl w:val="0"/>
+          <w:numId w:val="37"/>
+        </w:numPr>
+        <w:rPr>
+          <w:rFonts w:eastAsiaTheme="minorEastAsia"/>
+        </w:rPr>
+      </w:pPr>
+      <w:r>
+        <w:rPr>
+          <w:rFonts w:eastAsiaTheme="minorEastAsia"/>
+        </w:rPr>
+        <w:t>Payout ratio = 90% ; retention ratio = 10%</w:t>
+      </w:r>
+    </w:p>
+    <w:p>
+      <w:pPr>
+        <w:pStyle w:val="ListParagraph"/>
+        <w:ind w:left="773"/>
+        <w:rPr>
+          <w:rFonts w:eastAsiaTheme="minorEastAsia"/>
+        </w:rPr>
+      </w:pPr>
+      <w:r>
+        <w:rPr>
+          <w:rFonts w:eastAsiaTheme="minorEastAsia"/>
+        </w:rPr>
+        <w:t xml:space="preserve">MPS = </w:t>
+      </w:r>
+      <m:oMath>
+        <m:f>
+          <m:fPr>
+            <m:ctrlPr>
+              <w:rPr>
+                <w:rFonts w:ascii="Cambria Math" w:eastAsiaTheme="minorEastAsia" w:hAnsi="Cambria Math"/>
+                <w:i/>
+              </w:rPr>
+            </m:ctrlPr>
+          </m:fPr>
+          <m:num>
+            <m:r>
+              <w:rPr>
+                <w:rFonts w:ascii="Cambria Math" w:eastAsiaTheme="minorEastAsia" w:hAnsi="Cambria Math"/>
+              </w:rPr>
+              <m:t>D</m:t>
+            </m:r>
+          </m:num>
+          <m:den>
+            <m:r>
+              <w:rPr>
+                <w:rFonts w:ascii="Cambria Math" w:eastAsiaTheme="minorEastAsia" w:hAnsi="Cambria Math"/>
+              </w:rPr>
+              <m:t>K - G</m:t>
+            </m:r>
+          </m:den>
+        </m:f>
+      </m:oMath>
+    </w:p>
+    <w:p>
+      <w:pPr>
+        <w:pStyle w:val="ListParagraph"/>
+        <w:ind w:left="773"/>
+        <w:rPr>
+          <w:rFonts w:eastAsiaTheme="minorEastAsia"/>
+        </w:rPr>
+      </w:pPr>
+    </w:p>
+    <w:p>
+      <w:pPr>
+        <w:pStyle w:val="ListParagraph"/>
+        <w:ind w:left="773"/>
+        <w:rPr>
+          <w:rFonts w:eastAsiaTheme="minorEastAsia"/>
+        </w:rPr>
+      </w:pPr>
+      <w:r>
+        <w:rPr>
+          <w:rFonts w:eastAsiaTheme="minorEastAsia"/>
+        </w:rPr>
+        <w:t>D = dividend per share (DPS) = EPS * payout ratio</w:t>
+      </w:r>
+    </w:p>
+    <w:p>
+      <w:pPr>
+        <w:pStyle w:val="ListParagraph"/>
+        <w:ind w:left="773"/>
+        <w:rPr>
+          <w:rFonts w:eastAsiaTheme="minorEastAsia"/>
+        </w:rPr>
+      </w:pPr>
+      <w:r>
+        <w:rPr>
+          <w:rFonts w:eastAsiaTheme="minorEastAsia"/>
+        </w:rPr>
+        <w:t>= 45 * 90% = 40.5</w:t>
+      </w:r>
+    </w:p>
+    <w:p>
+      <w:pPr>
+        <w:pStyle w:val="ListParagraph"/>
+        <w:ind w:left="773"/>
+        <w:rPr>
+          <w:rFonts w:eastAsiaTheme="minorEastAsia"/>
+        </w:rPr>
+      </w:pPr>
+    </w:p>
+    <w:p>
+      <w:pPr>
+        <w:pStyle w:val="ListParagraph"/>
+        <w:ind w:left="773"/>
+        <w:rPr>
+          <w:rFonts w:eastAsiaTheme="minorEastAsia"/>
+        </w:rPr>
+      </w:pPr>
+      <w:r>
+        <w:rPr>
+          <w:rFonts w:eastAsiaTheme="minorEastAsia"/>
+        </w:rPr>
+        <w:t>Cost of capital (K) = 18%</w:t>
+      </w:r>
+    </w:p>
+    <w:p>
+      <w:pPr>
+        <w:pStyle w:val="ListParagraph"/>
+        <w:ind w:left="773"/>
+        <w:rPr>
+          <w:rFonts w:eastAsiaTheme="minorEastAsia"/>
+        </w:rPr>
+      </w:pPr>
+      <w:r>
+        <w:rPr>
+          <w:rFonts w:eastAsiaTheme="minorEastAsia"/>
+        </w:rPr>
+        <w:t>Growth rate (G) = retention ratio (b)  * rate of return (y)</w:t>
+      </w:r>
+    </w:p>
+    <w:p>
+      <w:pPr>
+        <w:pStyle w:val="ListParagraph"/>
+        <w:ind w:left="773"/>
+        <w:rPr>
+          <w:rFonts w:eastAsiaTheme="minorEastAsia"/>
+        </w:rPr>
+      </w:pPr>
+      <w:r>
+        <w:rPr>
+          <w:rFonts w:eastAsiaTheme="minorEastAsia"/>
+        </w:rPr>
+        <w:t>= 10 * 18% = 1.8%</w:t>
+      </w:r>
+    </w:p>
+    <w:p>
+      <w:pPr>
+        <w:pStyle w:val="ListParagraph"/>
+        <w:ind w:left="773"/>
+        <w:rPr>
+          <w:rFonts w:eastAsiaTheme="minorEastAsia"/>
+        </w:rPr>
+      </w:pPr>
+    </w:p>
+    <w:p>
+      <w:pPr>
+        <w:pStyle w:val="ListParagraph"/>
+        <w:ind w:left="773"/>
+        <w:rPr>
+          <w:rFonts w:eastAsiaTheme="minorEastAsia"/>
+        </w:rPr>
+      </w:pPr>
+      <w:r>
+        <w:rPr>
+          <w:rFonts w:eastAsiaTheme="minorEastAsia"/>
+        </w:rPr>
+        <w:t xml:space="preserve">MPS = </w:t>
+      </w:r>
+      <m:oMath>
+        <m:f>
+          <m:fPr>
+            <m:ctrlPr>
+              <w:rPr>
+                <w:rFonts w:ascii="Cambria Math" w:eastAsiaTheme="minorEastAsia" w:hAnsi="Cambria Math"/>
+                <w:i/>
+              </w:rPr>
+            </m:ctrlPr>
+          </m:fPr>
+          <m:num>
+            <m:r>
+              <w:rPr>
+                <w:rFonts w:ascii="Cambria Math" w:eastAsiaTheme="minorEastAsia" w:hAnsi="Cambria Math"/>
+              </w:rPr>
+              <m:t>40.5</m:t>
+            </m:r>
+          </m:num>
+          <m:den>
+            <m:r>
+              <w:rPr>
+                <w:rFonts w:ascii="Cambria Math" w:eastAsiaTheme="minorEastAsia" w:hAnsi="Cambria Math"/>
+              </w:rPr>
+              <m:t>18% - 1.8%</m:t>
+            </m:r>
+          </m:den>
+        </m:f>
+        <m:r>
+          <w:rPr>
+            <w:rFonts w:ascii="Cambria Math" w:eastAsiaTheme="minorEastAsia" w:hAnsi="Cambria Math"/>
+          </w:rPr>
+          <m:t xml:space="preserve"> = 250</m:t>
+        </m:r>
+      </m:oMath>
+    </w:p>
+    <w:p>
+      <w:pPr>
+        <w:pStyle w:val="ListParagraph"/>
+        <w:ind w:left="773"/>
+        <w:rPr>
+          <w:rFonts w:eastAsiaTheme="minorEastAsia"/>
+        </w:rPr>
+      </w:pPr>
+    </w:p>
+    <w:p>
+      <w:pPr>
+        <w:pStyle w:val="ListParagraph"/>
+        <w:ind w:left="773"/>
+        <w:rPr>
+          <w:rFonts w:eastAsiaTheme="minorEastAsia"/>
+        </w:rPr>
+      </w:pPr>
+      <w:r>
+        <w:rPr>
+          <w:rFonts w:eastAsiaTheme="minorEastAsia"/>
+        </w:rPr>
+        <w:t>CONCLUSION</w:t>
+      </w:r>
+    </w:p>
+    <w:p>
+      <w:pPr>
+        <w:pStyle w:val="ListParagraph"/>
+        <w:ind w:left="773"/>
+        <w:rPr>
+          <w:rFonts w:eastAsiaTheme="minorEastAsia"/>
+        </w:rPr>
+      </w:pPr>
+      <w:r>
+        <w:rPr>
+          <w:rFonts w:eastAsiaTheme="minorEastAsia"/>
+        </w:rPr>
+        <w:t xml:space="preserve">MN ltd is a normal firm (or = K) the share price remains the same for different payout ratios </w:t>
+      </w:r>
+    </w:p>
+    <w:p>
+      <w:pPr>
+        <w:rPr>
+          <w:rFonts w:eastAsiaTheme="minorEastAsia"/>
+        </w:rPr>
+      </w:pPr>
+      <w:r>
+        <w:rPr>
+          <w:rFonts w:eastAsiaTheme="minorEastAsia"/>
+        </w:rPr>
+        <w:t>Q. for declining firm under gordons model. ABC ltd. EPS = 35. The rate of capitalisation is 15% and the productivity of retained earnings is 10%. Using gordon’s model, determine the market price per share if the payout is a) 20% b) 40% c) 70%.</w:t>
+      </w:r>
+    </w:p>
+    <w:p>
+      <w:pPr>
+        <w:rPr>
+          <w:rFonts w:eastAsiaTheme="minorEastAsia"/>
+        </w:rPr>
+      </w:pPr>
+    </w:p>
+    <w:p>
+      <w:pPr>
+        <w:rPr>
+          <w:rFonts w:eastAsiaTheme="minorEastAsia"/>
+        </w:rPr>
+      </w:pPr>
+      <w:r>
+        <w:rPr>
+          <w:rFonts w:eastAsiaTheme="minorEastAsia"/>
+        </w:rPr>
+        <w:t>Sol:</w:t>
+      </w:r>
+    </w:p>
+    <w:p>
+      <w:pPr>
+        <w:rPr>
+          <w:rFonts w:eastAsiaTheme="minorEastAsia"/>
+        </w:rPr>
+      </w:pPr>
+    </w:p>
+    <w:p>
+      <w:pPr>
+        <w:numPr>
+          <w:ilvl w:val="0"/>
+          <w:numId w:val="38"/>
+        </w:numPr>
+        <w:rPr>
+          <w:rFonts w:eastAsiaTheme="minorEastAsia"/>
+        </w:rPr>
+      </w:pPr>
+      <m:oMath>
+        <m:r>
+          <w:rPr>
+            <w:rFonts w:ascii="Cambria Math" w:eastAsiaTheme="minorEastAsia" w:hAnsi="Cambria Math"/>
+          </w:rPr>
+          <m:t>E=</m:t>
+        </m:r>
+        <m:r>
+          <m:rPr>
+            <m:nor/>
+          </m:rPr>
+          <w:rPr>
+            <w:rFonts w:eastAsiaTheme="minorEastAsia"/>
+          </w:rPr>
+          <m:t>EPS</m:t>
+        </m:r>
+        <m:r>
+          <w:rPr>
+            <w:rFonts w:ascii="Cambria Math" w:eastAsiaTheme="minorEastAsia" w:hAnsi="Cambria Math"/>
+          </w:rPr>
+          <m:t>=</m:t>
+        </m:r>
+        <m:r>
+          <m:rPr>
+            <m:nor/>
+          </m:rPr>
+          <w:rPr>
+            <w:rFonts w:eastAsiaTheme="minorEastAsia"/>
+          </w:rPr>
+          <m:t>₹</m:t>
+        </m:r>
+        <m:r>
+          <w:rPr>
+            <w:rFonts w:ascii="Cambria Math" w:eastAsiaTheme="minorEastAsia" w:hAnsi="Cambria Math"/>
+          </w:rPr>
+          <m:t>35</m:t>
+        </m:r>
+      </m:oMath>
+    </w:p>
+    <w:p>
+      <w:pPr>
+        <w:numPr>
+          <w:ilvl w:val="0"/>
+          <w:numId w:val="38"/>
+        </w:numPr>
+        <w:rPr>
+          <w:rFonts w:eastAsiaTheme="minorEastAsia"/>
+        </w:rPr>
+      </w:pPr>
+      <m:oMath>
+        <m:r>
+          <w:rPr>
+            <w:rFonts w:ascii="Cambria Math" w:eastAsiaTheme="minorEastAsia" w:hAnsi="Cambria Math"/>
+          </w:rPr>
+          <m:t>k=15%</m:t>
+        </m:r>
+      </m:oMath>
+    </w:p>
+    <w:p>
+      <w:pPr>
+        <w:numPr>
+          <w:ilvl w:val="0"/>
+          <w:numId w:val="38"/>
+        </w:numPr>
+        <w:rPr>
+          <w:rFonts w:eastAsiaTheme="minorEastAsia"/>
+        </w:rPr>
+      </w:pPr>
+      <m:oMath>
+        <m:r>
+          <w:rPr>
+            <w:rFonts w:ascii="Cambria Math" w:eastAsiaTheme="minorEastAsia" w:hAnsi="Cambria Math"/>
+          </w:rPr>
+          <m:t>r=10%</m:t>
+        </m:r>
+      </m:oMath>
+    </w:p>
+    <w:p>
+      <w:pPr>
+        <w:numPr>
+          <w:ilvl w:val="0"/>
+          <w:numId w:val="38"/>
+        </w:numPr>
+        <w:rPr>
+          <w:rFonts w:eastAsiaTheme="minorEastAsia"/>
+        </w:rPr>
+      </w:pPr>
+      <m:oMath>
+        <m:r>
+          <w:rPr>
+            <w:rFonts w:ascii="Cambria Math" w:eastAsiaTheme="minorEastAsia" w:hAnsi="Cambria Math"/>
+          </w:rPr>
+          <m:t>b=</m:t>
+        </m:r>
+        <m:r>
+          <m:rPr>
+            <m:nor/>
+          </m:rPr>
+          <w:rPr>
+            <w:rFonts w:eastAsiaTheme="minorEastAsia"/>
+          </w:rPr>
+          <m:t>retention ratio</m:t>
+        </m:r>
+        <m:r>
+          <w:rPr>
+            <w:rFonts w:ascii="Cambria Math" w:eastAsiaTheme="minorEastAsia" w:hAnsi="Cambria Math"/>
+          </w:rPr>
+          <m:t>=100-</m:t>
+        </m:r>
+        <m:r>
+          <m:rPr>
+            <m:nor/>
+          </m:rPr>
+          <w:rPr>
+            <w:rFonts w:eastAsiaTheme="minorEastAsia"/>
+          </w:rPr>
+          <m:t>payout ratio</m:t>
+        </m:r>
+      </m:oMath>
+    </w:p>
+    <w:p>
+      <w:pPr>
+        <w:ind w:left="720"/>
+        <w:rPr>
+          <w:rFonts w:eastAsiaTheme="minorEastAsia"/>
+        </w:rPr>
+      </w:pPr>
+    </w:p>
+    <w:p>
+      <w:pPr>
+        <w:ind w:left="720"/>
+        <w:rPr>
+          <w:rFonts w:eastAsiaTheme="minorEastAsia"/>
+        </w:rPr>
+      </w:pPr>
+      <w:r>
+        <w:rPr>
+          <w:rFonts w:eastAsiaTheme="minorEastAsia"/>
+        </w:rPr>
+        <w:t>a) Payout ratio = 20%</w:t>
+      </w:r>
+    </w:p>
+    <w:p>
+      <w:pPr>
+        <w:rPr>
+          <w:rFonts w:ascii="Cambria Math" w:hAnsi="Cambria Math"/>
+          <w:i/>
+        </w:rPr>
+      </w:pPr>
+      <m:oMathPara>
+        <m:oMath>
+          <m:r>
+            <w:rPr>
+              <w:rFonts w:ascii="Cambria Math" w:hAnsi="Cambria Math"/>
+            </w:rPr>
+            <m:t>b=80%, D=35×20%=</m:t>
+          </m:r>
+          <m:r>
+            <m:rPr>
+              <m:nor/>
+            </m:rPr>
+            <m:t>₹</m:t>
+          </m:r>
+          <m:r>
+            <w:rPr>
+              <w:rFonts w:ascii="Cambria Math" w:hAnsi="Cambria Math"/>
+            </w:rPr>
+            <m:t>7</m:t>
+          </m:r>
+          <m:r>
+            <w:rPr>
+              <w:rFonts w:ascii="Cambria Math" w:hAnsi="Cambria Math"/>
+            </w:rPr>
+            <w:br/>
+          </m:r>
+        </m:oMath>
+        <m:oMath>
+          <m:r>
+            <w:rPr>
+              <w:rFonts w:ascii="Cambria Math" w:hAnsi="Cambria Math"/>
+            </w:rPr>
+            <m:t>g=br=0.80×0.10=8%</m:t>
+          </m:r>
+          <m:r>
+            <w:rPr>
+              <w:rFonts w:ascii="Cambria Math" w:hAnsi="Cambria Math"/>
+            </w:rPr>
+            <w:br/>
+          </m:r>
+        </m:oMath>
+        <m:oMath>
+          <m:sSub>
+            <m:sSubPr>
+              <m:ctrlPr>
+                <w:rPr>
+                  <w:rFonts w:ascii="Cambria Math" w:hAnsi="Cambria Math"/>
+                </w:rPr>
+              </m:ctrlPr>
+            </m:sSubPr>
+            <m:e>
+              <m:r>
+                <w:rPr>
+                  <w:rFonts w:ascii="Cambria Math" w:hAnsi="Cambria Math"/>
+                </w:rPr>
+                <m:t>P</m:t>
+              </m:r>
+            </m:e>
+            <m:sub>
+              <m:r>
+                <w:rPr>
+                  <w:rFonts w:ascii="Cambria Math" w:hAnsi="Cambria Math"/>
+                </w:rPr>
+                <m:t>0</m:t>
+              </m:r>
+            </m:sub>
+          </m:sSub>
+          <m:r>
+            <w:rPr>
+              <w:rFonts w:ascii="Cambria Math" w:hAnsi="Cambria Math"/>
+            </w:rPr>
+            <m:t>=</m:t>
+          </m:r>
+          <m:f>
+            <m:fPr>
+              <m:ctrlPr>
+                <w:rPr>
+                  <w:rFonts w:ascii="Cambria Math" w:hAnsi="Cambria Math"/>
+                </w:rPr>
+              </m:ctrlPr>
+            </m:fPr>
+            <m:num>
+              <m:r>
+                <w:rPr>
+                  <w:rFonts w:ascii="Cambria Math" w:hAnsi="Cambria Math"/>
+                </w:rPr>
+                <m:t>7</m:t>
+              </m:r>
+            </m:num>
+            <m:den>
+              <m:r>
+                <w:rPr>
+                  <w:rFonts w:ascii="Cambria Math" w:hAnsi="Cambria Math"/>
+                </w:rPr>
+                <m:t>0.15-0.08</m:t>
+              </m:r>
+            </m:den>
+          </m:f>
+          <m:r>
+            <w:rPr>
+              <w:rFonts w:ascii="Cambria Math" w:hAnsi="Cambria Math"/>
+            </w:rPr>
+            <m:t>=</m:t>
+          </m:r>
+          <m:f>
+            <m:fPr>
+              <m:ctrlPr>
+                <w:rPr>
+                  <w:rFonts w:ascii="Cambria Math" w:hAnsi="Cambria Math"/>
+                </w:rPr>
+              </m:ctrlPr>
+            </m:fPr>
+            <m:num>
+              <m:r>
+                <w:rPr>
+                  <w:rFonts w:ascii="Cambria Math" w:hAnsi="Cambria Math"/>
+                </w:rPr>
+                <m:t>7</m:t>
+              </m:r>
+            </m:num>
+            <m:den>
+              <m:r>
+                <w:rPr>
+                  <w:rFonts w:ascii="Cambria Math" w:hAnsi="Cambria Math"/>
+                </w:rPr>
+                <m:t>0.07</m:t>
+              </m:r>
+            </m:den>
+          </m:f>
+          <m:r>
+            <w:rPr>
+              <w:rFonts w:ascii="Cambria Math" w:hAnsi="Cambria Math"/>
+            </w:rPr>
+            <m:t>=</m:t>
+          </m:r>
+          <m:r>
+            <m:rPr>
+              <m:nor/>
+            </m:rPr>
+            <m:t>₹</m:t>
+          </m:r>
+          <m:r>
+            <w:rPr>
+              <w:rFonts w:ascii="Cambria Math" w:hAnsi="Cambria Math"/>
+            </w:rPr>
+            <m:t>100</m:t>
+          </m:r>
+        </m:oMath>
+      </m:oMathPara>
+    </w:p>
+    <w:p>
+      <w:pPr>
+        <w:ind w:firstLine="720"/>
+        <w:rPr>
+          <w:rFonts w:eastAsiaTheme="minorEastAsia"/>
+        </w:rPr>
+      </w:pPr>
+      <w:r>
+        <w:rPr>
+          <w:rFonts w:eastAsiaTheme="minorEastAsia"/>
+        </w:rPr>
+        <w:t>b) Payout = 40%</w:t>
+      </w:r>
+    </w:p>
+    <w:p>
+      <w:pPr>
+        <w:rPr>
+          <w:rFonts w:eastAsiaTheme="minorEastAsia"/>
+          <w:i/>
+        </w:rPr>
+      </w:pPr>
+      <m:oMathPara>
+        <m:oMath>
+          <m:r>
+            <w:rPr>
+              <w:rFonts w:ascii="Cambria Math" w:eastAsiaTheme="minorEastAsia" w:hAnsi="Cambria Math"/>
+            </w:rPr>
+            <w:lastRenderedPageBreak/>
+            <m:t>b=60%, D=35×40%=</m:t>
+          </m:r>
+          <m:r>
+            <m:rPr>
+              <m:nor/>
+            </m:rPr>
+            <w:rPr>
+              <w:rFonts w:eastAsiaTheme="minorEastAsia"/>
+            </w:rPr>
+            <m:t>₹</m:t>
+          </m:r>
+          <m:r>
+            <w:rPr>
+              <w:rFonts w:ascii="Cambria Math" w:eastAsiaTheme="minorEastAsia" w:hAnsi="Cambria Math"/>
+            </w:rPr>
+            <m:t>14</m:t>
+          </m:r>
+          <m:r>
+            <w:rPr>
+              <w:rFonts w:eastAsiaTheme="minorEastAsia"/>
+            </w:rPr>
+            <w:br/>
+          </m:r>
+        </m:oMath>
+        <m:oMath>
+          <m:r>
+            <w:rPr>
+              <w:rFonts w:ascii="Cambria Math" w:eastAsiaTheme="minorEastAsia" w:hAnsi="Cambria Math"/>
+            </w:rPr>
+            <m:t>g=0.60×0.10=6%</m:t>
+          </m:r>
+          <m:r>
+            <w:rPr>
+              <w:rFonts w:eastAsiaTheme="minorEastAsia"/>
+            </w:rPr>
+            <w:br/>
+          </m:r>
+        </m:oMath>
+        <m:oMath>
+          <m:sSub>
+            <m:sSubPr>
+              <m:ctrlPr>
+                <w:rPr>
+                  <w:rFonts w:ascii="Cambria Math" w:eastAsiaTheme="minorEastAsia" w:hAnsi="Cambria Math"/>
+                </w:rPr>
+              </m:ctrlPr>
+            </m:sSubPr>
+            <m:e>
+              <m:r>
+                <w:rPr>
+                  <w:rFonts w:ascii="Cambria Math" w:eastAsiaTheme="minorEastAsia" w:hAnsi="Cambria Math"/>
+                </w:rPr>
+                <m:t>P</m:t>
+              </m:r>
+            </m:e>
+            <m:sub>
+              <m:r>
+                <w:rPr>
+                  <w:rFonts w:ascii="Cambria Math" w:eastAsiaTheme="minorEastAsia" w:hAnsi="Cambria Math"/>
+                </w:rPr>
+                <m:t>0</m:t>
+              </m:r>
+            </m:sub>
+          </m:sSub>
+          <m:r>
+            <w:rPr>
+              <w:rFonts w:ascii="Cambria Math" w:eastAsiaTheme="minorEastAsia" w:hAnsi="Cambria Math"/>
+            </w:rPr>
+            <m:t>=</m:t>
+          </m:r>
+          <m:f>
+            <m:fPr>
+              <m:ctrlPr>
+                <w:rPr>
+                  <w:rFonts w:ascii="Cambria Math" w:eastAsiaTheme="minorEastAsia" w:hAnsi="Cambria Math"/>
+                </w:rPr>
+              </m:ctrlPr>
+            </m:fPr>
+            <m:num>
+              <m:r>
+                <w:rPr>
+                  <w:rFonts w:ascii="Cambria Math" w:eastAsiaTheme="minorEastAsia" w:hAnsi="Cambria Math"/>
+                </w:rPr>
+                <m:t>14</m:t>
+              </m:r>
+            </m:num>
+            <m:den>
+              <m:r>
+                <w:rPr>
+                  <w:rFonts w:ascii="Cambria Math" w:eastAsiaTheme="minorEastAsia" w:hAnsi="Cambria Math"/>
+                </w:rPr>
+                <m:t>0.15-0.06</m:t>
+              </m:r>
+            </m:den>
+          </m:f>
+          <m:r>
+            <w:rPr>
+              <w:rFonts w:ascii="Cambria Math" w:eastAsiaTheme="minorEastAsia" w:hAnsi="Cambria Math"/>
+            </w:rPr>
+            <m:t>=</m:t>
+          </m:r>
+          <m:f>
+            <m:fPr>
+              <m:ctrlPr>
+                <w:rPr>
+                  <w:rFonts w:ascii="Cambria Math" w:eastAsiaTheme="minorEastAsia" w:hAnsi="Cambria Math"/>
+                </w:rPr>
+              </m:ctrlPr>
+            </m:fPr>
+            <m:num>
+              <m:r>
+                <w:rPr>
+                  <w:rFonts w:ascii="Cambria Math" w:eastAsiaTheme="minorEastAsia" w:hAnsi="Cambria Math"/>
+                </w:rPr>
+                <m:t>14</m:t>
+              </m:r>
+            </m:num>
+            <m:den>
+              <m:r>
+                <w:rPr>
+                  <w:rFonts w:ascii="Cambria Math" w:eastAsiaTheme="minorEastAsia" w:hAnsi="Cambria Math"/>
+                </w:rPr>
+                <m:t>0.09</m:t>
+              </m:r>
+            </m:den>
+          </m:f>
+          <m:r>
+            <w:rPr>
+              <w:rFonts w:ascii="Cambria Math" w:eastAsiaTheme="minorEastAsia" w:hAnsi="Cambria Math"/>
+            </w:rPr>
+            <m:t>=</m:t>
+          </m:r>
+          <m:r>
+            <m:rPr>
+              <m:nor/>
+            </m:rPr>
+            <w:rPr>
+              <w:rFonts w:eastAsiaTheme="minorEastAsia"/>
+            </w:rPr>
+            <m:t>₹</m:t>
+          </m:r>
+          <m:r>
+            <w:rPr>
+              <w:rFonts w:ascii="Cambria Math" w:eastAsiaTheme="minorEastAsia" w:hAnsi="Cambria Math"/>
+            </w:rPr>
+            <m:t>155.56</m:t>
+          </m:r>
+        </m:oMath>
+      </m:oMathPara>
+    </w:p>
+    <w:p>
+      <w:pPr>
+        <w:ind w:firstLine="720"/>
+        <w:rPr>
+          <w:rFonts w:eastAsiaTheme="minorEastAsia"/>
+        </w:rPr>
+      </w:pPr>
+      <w:r>
+        <w:rPr>
+          <w:rFonts w:eastAsiaTheme="minorEastAsia"/>
+        </w:rPr>
+        <w:t>c) Payout = 70%</w:t>
+      </w:r>
+    </w:p>
+    <w:p>
+      <w:pPr>
+        <w:rPr>
+          <w:rFonts w:eastAsiaTheme="minorEastAsia"/>
+          <w:i/>
+        </w:rPr>
+      </w:pPr>
+      <m:oMathPara>
+        <m:oMath>
+          <m:r>
+            <w:rPr>
+              <w:rFonts w:ascii="Cambria Math" w:eastAsiaTheme="minorEastAsia" w:hAnsi="Cambria Math"/>
+            </w:rPr>
+            <m:t>b=30%, D=35×70%=</m:t>
+          </m:r>
+          <m:r>
+            <m:rPr>
+              <m:nor/>
+            </m:rPr>
+            <w:rPr>
+              <w:rFonts w:eastAsiaTheme="minorEastAsia"/>
+            </w:rPr>
+            <m:t>₹</m:t>
+          </m:r>
+          <m:r>
+            <w:rPr>
+              <w:rFonts w:ascii="Cambria Math" w:eastAsiaTheme="minorEastAsia" w:hAnsi="Cambria Math"/>
+            </w:rPr>
+            <m:t>24.50</m:t>
+          </m:r>
+          <m:r>
+            <w:rPr>
+              <w:rFonts w:eastAsiaTheme="minorEastAsia"/>
+            </w:rPr>
+            <w:br/>
+          </m:r>
+        </m:oMath>
+        <m:oMath>
+          <m:r>
+            <w:rPr>
+              <w:rFonts w:ascii="Cambria Math" w:eastAsiaTheme="minorEastAsia" w:hAnsi="Cambria Math"/>
+            </w:rPr>
+            <m:t>g=0.30×0.10=3%</m:t>
+          </m:r>
+          <m:r>
+            <w:rPr>
+              <w:rFonts w:eastAsiaTheme="minorEastAsia"/>
+            </w:rPr>
+            <w:br/>
+          </m:r>
+        </m:oMath>
+        <m:oMath>
+          <m:sSub>
+            <m:sSubPr>
+              <m:ctrlPr>
+                <w:rPr>
+                  <w:rFonts w:ascii="Cambria Math" w:eastAsiaTheme="minorEastAsia" w:hAnsi="Cambria Math"/>
+                </w:rPr>
+              </m:ctrlPr>
+            </m:sSubPr>
+            <m:e>
+              <m:r>
+                <w:rPr>
+                  <w:rFonts w:ascii="Cambria Math" w:eastAsiaTheme="minorEastAsia" w:hAnsi="Cambria Math"/>
+                </w:rPr>
+                <m:t>P</m:t>
+              </m:r>
+            </m:e>
+            <m:sub>
+              <m:r>
+                <w:rPr>
+                  <w:rFonts w:ascii="Cambria Math" w:eastAsiaTheme="minorEastAsia" w:hAnsi="Cambria Math"/>
+                </w:rPr>
+                <m:t>0</m:t>
+              </m:r>
+            </m:sub>
+          </m:sSub>
+          <m:r>
+            <w:rPr>
+              <w:rFonts w:ascii="Cambria Math" w:eastAsiaTheme="minorEastAsia" w:hAnsi="Cambria Math"/>
+            </w:rPr>
+            <m:t>=</m:t>
+          </m:r>
+          <m:f>
+            <m:fPr>
+              <m:ctrlPr>
+                <w:rPr>
+                  <w:rFonts w:ascii="Cambria Math" w:eastAsiaTheme="minorEastAsia" w:hAnsi="Cambria Math"/>
+                </w:rPr>
+              </m:ctrlPr>
+            </m:fPr>
+            <m:num>
+              <m:r>
+                <w:rPr>
+                  <w:rFonts w:ascii="Cambria Math" w:eastAsiaTheme="minorEastAsia" w:hAnsi="Cambria Math"/>
+                </w:rPr>
+                <m:t>24.50</m:t>
+              </m:r>
+            </m:num>
+            <m:den>
+              <m:r>
+                <w:rPr>
+                  <w:rFonts w:ascii="Cambria Math" w:eastAsiaTheme="minorEastAsia" w:hAnsi="Cambria Math"/>
+                </w:rPr>
+                <m:t>0.15-0.03</m:t>
+              </m:r>
+            </m:den>
+          </m:f>
+          <m:r>
+            <w:rPr>
+              <w:rFonts w:ascii="Cambria Math" w:eastAsiaTheme="minorEastAsia" w:hAnsi="Cambria Math"/>
+            </w:rPr>
+            <m:t>=</m:t>
+          </m:r>
+          <m:f>
+            <m:fPr>
+              <m:ctrlPr>
+                <w:rPr>
+                  <w:rFonts w:ascii="Cambria Math" w:eastAsiaTheme="minorEastAsia" w:hAnsi="Cambria Math"/>
+                </w:rPr>
+              </m:ctrlPr>
+            </m:fPr>
+            <m:num>
+              <m:r>
+                <w:rPr>
+                  <w:rFonts w:ascii="Cambria Math" w:eastAsiaTheme="minorEastAsia" w:hAnsi="Cambria Math"/>
+                </w:rPr>
+                <m:t>24.50</m:t>
+              </m:r>
+            </m:num>
+            <m:den>
+              <m:r>
+                <w:rPr>
+                  <w:rFonts w:ascii="Cambria Math" w:eastAsiaTheme="minorEastAsia" w:hAnsi="Cambria Math"/>
+                </w:rPr>
+                <m:t>0.12</m:t>
+              </m:r>
+            </m:den>
+          </m:f>
+          <m:r>
+            <w:rPr>
+              <w:rFonts w:ascii="Cambria Math" w:eastAsiaTheme="minorEastAsia" w:hAnsi="Cambria Math"/>
+            </w:rPr>
+            <m:t>=</m:t>
+          </m:r>
+          <m:r>
+            <m:rPr>
+              <m:nor/>
+            </m:rPr>
+            <w:rPr>
+              <w:rFonts w:eastAsiaTheme="minorEastAsia"/>
+            </w:rPr>
+            <m:t>₹</m:t>
+          </m:r>
+          <m:r>
+            <w:rPr>
+              <w:rFonts w:ascii="Cambria Math" w:eastAsiaTheme="minorEastAsia" w:hAnsi="Cambria Math"/>
+            </w:rPr>
+            <m:t>204.17</m:t>
+          </m:r>
+        </m:oMath>
+      </m:oMathPara>
+    </w:p>
+    <w:p>
+      <w:pPr>
+        <w:rPr>
+          <w:rFonts w:eastAsiaTheme="minorEastAsia"/>
+          <w:i/>
+        </w:rPr>
+      </w:pPr>
+    </w:p>
+    <w:p>
+      <w:pPr>
+        <w:rPr>
+          <w:rFonts w:eastAsiaTheme="minorEastAsia"/>
+          <w:iCs/>
+        </w:rPr>
+      </w:pPr>
+      <w:r>
+        <w:rPr>
+          <w:rFonts w:eastAsiaTheme="minorEastAsia"/>
+          <w:iCs/>
+        </w:rPr>
+        <w:t xml:space="preserve">Since </w:t>
+      </w:r>
+      <m:oMath>
+        <m:r>
+          <m:rPr>
+            <m:sty m:val="p"/>
+          </m:rPr>
+          <w:rPr>
+            <w:rFonts w:ascii="Cambria Math" w:eastAsiaTheme="minorEastAsia" w:hAnsi="Cambria Math"/>
+          </w:rPr>
+          <m:t>r=10%&lt;k=15%</m:t>
+        </m:r>
+      </m:oMath>
+      <w:r>
+        <w:rPr>
+          <w:rFonts w:eastAsiaTheme="minorEastAsia"/>
+          <w:iCs/>
+        </w:rPr>
+        <w:t>, the firm is a declining firm, so increasing the payout ratio increases the market price per share.</w:t>
+      </w:r>
+    </w:p>
+    <w:p>
+      <w:pPr>
+        <w:rPr>
+          <w:rFonts w:eastAsiaTheme="minorEastAsia"/>
+        </w:rPr>
+      </w:pPr>
+      <w:r>
+        <w:rPr>
+          <w:rFonts w:eastAsiaTheme="minorEastAsia"/>
+          <w:i/>
+        </w:rPr>
+        <w:br/>
+      </w:r>
     </w:p>
     <w:sectPr>
       <w:pgSz w:w="11906" w:h="16838"/>
@@ -17849,205 +19921,6 @@
     </w:lvl>
   </w:abstractNum>
   <w:abstractNum w:abstractNumId="4" w15:restartNumberingAfterBreak="0">
-    <w:nsid w:val="07D93636"/>
-    <w:multiLevelType w:val="hybridMultilevel"/>
-    <w:tmpl w:val="1DB65154"/>
-    <w:lvl w:ilvl="0" w:tplc="FFFFFFFF">
-      <w:start w:val="1"/>
-      <w:numFmt w:val="decimal"/>
-      <w:lvlText w:val="%1."/>
-      <w:lvlJc w:val="left"/>
-      <w:pPr>
-        <w:ind w:left="720" w:hanging="360"/>
-      </w:pPr>
-    </w:lvl>
-    <w:lvl w:ilvl="1" w:tplc="FFFFFFFF" w:tentative="1">
-      <w:start w:val="1"/>
-      <w:numFmt w:val="lowerLetter"/>
-      <w:lvlText w:val="%2."/>
-      <w:lvlJc w:val="left"/>
-      <w:pPr>
-        <w:ind w:left="1440" w:hanging="360"/>
-      </w:pPr>
-    </w:lvl>
-    <w:lvl w:ilvl="2" w:tplc="FFFFFFFF" w:tentative="1">
-      <w:start w:val="1"/>
-      <w:numFmt w:val="lowerRoman"/>
-      <w:lvlText w:val="%3."/>
-      <w:lvlJc w:val="right"/>
-      <w:pPr>
-        <w:ind w:left="2160" w:hanging="180"/>
-      </w:pPr>
-    </w:lvl>
-    <w:lvl w:ilvl="3" w:tplc="FFFFFFFF" w:tentative="1">
-      <w:start w:val="1"/>
-      <w:numFmt w:val="decimal"/>
-      <w:lvlText w:val="%4."/>
-      <w:lvlJc w:val="left"/>
-      <w:pPr>
-        <w:ind w:left="2880" w:hanging="360"/>
-      </w:pPr>
-    </w:lvl>
-    <w:lvl w:ilvl="4" w:tplc="FFFFFFFF" w:tentative="1">
-      <w:start w:val="1"/>
-      <w:numFmt w:val="lowerLetter"/>
-      <w:lvlText w:val="%5."/>
-      <w:lvlJc w:val="left"/>
-      <w:pPr>
-        <w:ind w:left="3600" w:hanging="360"/>
-      </w:pPr>
-    </w:lvl>
-    <w:lvl w:ilvl="5" w:tplc="FFFFFFFF" w:tentative="1">
-      <w:start w:val="1"/>
-      <w:numFmt w:val="lowerRoman"/>
-      <w:lvlText w:val="%6."/>
-      <w:lvlJc w:val="right"/>
-      <w:pPr>
-        <w:ind w:left="4320" w:hanging="180"/>
-      </w:pPr>
-    </w:lvl>
-    <w:lvl w:ilvl="6" w:tplc="FFFFFFFF" w:tentative="1">
-      <w:start w:val="1"/>
-      <w:numFmt w:val="decimal"/>
-      <w:lvlText w:val="%7."/>
-      <w:lvlJc w:val="left"/>
-      <w:pPr>
-        <w:ind w:left="5040" w:hanging="360"/>
-      </w:pPr>
-    </w:lvl>
-    <w:lvl w:ilvl="7" w:tplc="FFFFFFFF" w:tentative="1">
-      <w:start w:val="1"/>
-      <w:numFmt w:val="lowerLetter"/>
-      <w:lvlText w:val="%8."/>
-      <w:lvlJc w:val="left"/>
-      <w:pPr>
-        <w:ind w:left="5760" w:hanging="360"/>
-      </w:pPr>
-    </w:lvl>
-    <w:lvl w:ilvl="8" w:tplc="FFFFFFFF" w:tentative="1">
-      <w:start w:val="1"/>
-      <w:numFmt w:val="lowerRoman"/>
-      <w:lvlText w:val="%9."/>
-      <w:lvlJc w:val="right"/>
-      <w:pPr>
-        <w:ind w:left="6480" w:hanging="180"/>
-      </w:pPr>
-    </w:lvl>
-  </w:abstractNum>
-  <w:abstractNum w:abstractNumId="5" w15:restartNumberingAfterBreak="0">
-    <w:nsid w:val="08803F0F"/>
-    <w:multiLevelType w:val="hybridMultilevel"/>
-    <w:tmpl w:val="EA36B8C2"/>
-    <w:lvl w:ilvl="0" w:tplc="4009000B">
-      <w:start w:val="1"/>
-      <w:numFmt w:val="bullet"/>
-      <w:lvlText w:val=""/>
-      <w:lvlJc w:val="left"/>
-      <w:pPr>
-        <w:ind w:left="720" w:hanging="360"/>
-      </w:pPr>
-      <w:rPr>
-        <w:rFonts w:ascii="Wingdings" w:hAnsi="Wingdings" w:hint="default"/>
-      </w:rPr>
-    </w:lvl>
-    <w:lvl w:ilvl="1" w:tplc="40090003" w:tentative="1">
-      <w:start w:val="1"/>
-      <w:numFmt w:val="bullet"/>
-      <w:lvlText w:val="o"/>
-      <w:lvlJc w:val="left"/>
-      <w:pPr>
-        <w:ind w:left="1440" w:hanging="360"/>
-      </w:pPr>
-      <w:rPr>
-        <w:rFonts w:ascii="Courier New" w:hAnsi="Courier New" w:cs="Courier New" w:hint="default"/>
-      </w:rPr>
-    </w:lvl>
-    <w:lvl w:ilvl="2" w:tplc="40090005" w:tentative="1">
-      <w:start w:val="1"/>
-      <w:numFmt w:val="bullet"/>
-      <w:lvlText w:val=""/>
-      <w:lvlJc w:val="left"/>
-      <w:pPr>
-        <w:ind w:left="2160" w:hanging="360"/>
-      </w:pPr>
-      <w:rPr>
-        <w:rFonts w:ascii="Wingdings" w:hAnsi="Wingdings" w:hint="default"/>
-      </w:rPr>
-    </w:lvl>
-    <w:lvl w:ilvl="3" w:tplc="40090001" w:tentative="1">
-      <w:start w:val="1"/>
-      <w:numFmt w:val="bullet"/>
-      <w:lvlText w:val=""/>
-      <w:lvlJc w:val="left"/>
-      <w:pPr>
-        <w:ind w:left="2880" w:hanging="360"/>
-      </w:pPr>
-      <w:rPr>
-        <w:rFonts w:ascii="Symbol" w:hAnsi="Symbol" w:hint="default"/>
-      </w:rPr>
-    </w:lvl>
-    <w:lvl w:ilvl="4" w:tplc="40090003" w:tentative="1">
-      <w:start w:val="1"/>
-      <w:numFmt w:val="bullet"/>
-      <w:lvlText w:val="o"/>
-      <w:lvlJc w:val="left"/>
-      <w:pPr>
-        <w:ind w:left="3600" w:hanging="360"/>
-      </w:pPr>
-      <w:rPr>
-        <w:rFonts w:ascii="Courier New" w:hAnsi="Courier New" w:cs="Courier New" w:hint="default"/>
-      </w:rPr>
-    </w:lvl>
-    <w:lvl w:ilvl="5" w:tplc="40090005" w:tentative="1">
-      <w:start w:val="1"/>
-      <w:numFmt w:val="bullet"/>
-      <w:lvlText w:val=""/>
-      <w:lvlJc w:val="left"/>
-      <w:pPr>
-        <w:ind w:left="4320" w:hanging="360"/>
-      </w:pPr>
-      <w:rPr>
-        <w:rFonts w:ascii="Wingdings" w:hAnsi="Wingdings" w:hint="default"/>
-      </w:rPr>
-    </w:lvl>
-    <w:lvl w:ilvl="6" w:tplc="40090001" w:tentative="1">
-      <w:start w:val="1"/>
-      <w:numFmt w:val="bullet"/>
-      <w:lvlText w:val=""/>
-      <w:lvlJc w:val="left"/>
-      <w:pPr>
-        <w:ind w:left="5040" w:hanging="360"/>
-      </w:pPr>
-      <w:rPr>
-        <w:rFonts w:ascii="Symbol" w:hAnsi="Symbol" w:hint="default"/>
-      </w:rPr>
-    </w:lvl>
-    <w:lvl w:ilvl="7" w:tplc="40090003" w:tentative="1">
-      <w:start w:val="1"/>
-      <w:numFmt w:val="bullet"/>
-      <w:lvlText w:val="o"/>
-      <w:lvlJc w:val="left"/>
-      <w:pPr>
-        <w:ind w:left="5760" w:hanging="360"/>
-      </w:pPr>
-      <w:rPr>
-        <w:rFonts w:ascii="Courier New" w:hAnsi="Courier New" w:cs="Courier New" w:hint="default"/>
-      </w:rPr>
-    </w:lvl>
-    <w:lvl w:ilvl="8" w:tplc="40090005" w:tentative="1">
-      <w:start w:val="1"/>
-      <w:numFmt w:val="bullet"/>
-      <w:lvlText w:val=""/>
-      <w:lvlJc w:val="left"/>
-      <w:pPr>
-        <w:ind w:left="6480" w:hanging="360"/>
-      </w:pPr>
-      <w:rPr>
-        <w:rFonts w:ascii="Wingdings" w:hAnsi="Wingdings" w:hint="default"/>
-      </w:rPr>
-    </w:lvl>
-  </w:abstractNum>
-  <w:abstractNum w:abstractNumId="6" w15:restartNumberingAfterBreak="0">
     <w:nsid w:val="16207B00"/>
     <w:multiLevelType w:val="hybridMultilevel"/>
     <w:tmpl w:val="F0849EE0"/>
@@ -18160,7 +20033,7 @@
       </w:rPr>
     </w:lvl>
   </w:abstractNum>
-  <w:abstractNum w:abstractNumId="7" w15:restartNumberingAfterBreak="0">
+  <w:abstractNum w:abstractNumId="5" w15:restartNumberingAfterBreak="0">
     <w:nsid w:val="16821C01"/>
     <w:multiLevelType w:val="hybridMultilevel"/>
     <w:tmpl w:val="74C2BB6A"/>
@@ -18246,7 +20119,7 @@
       </w:pPr>
     </w:lvl>
   </w:abstractNum>
-  <w:abstractNum w:abstractNumId="8" w15:restartNumberingAfterBreak="0">
+  <w:abstractNum w:abstractNumId="6" w15:restartNumberingAfterBreak="0">
     <w:nsid w:val="19131334"/>
     <w:multiLevelType w:val="hybridMultilevel"/>
     <w:tmpl w:val="DF904310"/>
@@ -18359,7 +20232,7 @@
       </w:rPr>
     </w:lvl>
   </w:abstractNum>
-  <w:abstractNum w:abstractNumId="9" w15:restartNumberingAfterBreak="0">
+  <w:abstractNum w:abstractNumId="7" w15:restartNumberingAfterBreak="0">
     <w:nsid w:val="1F552A06"/>
     <w:multiLevelType w:val="hybridMultilevel"/>
     <w:tmpl w:val="B5F29EA4"/>
@@ -18448,7 +20321,7 @@
       </w:pPr>
     </w:lvl>
   </w:abstractNum>
-  <w:abstractNum w:abstractNumId="10" w15:restartNumberingAfterBreak="0">
+  <w:abstractNum w:abstractNumId="8" w15:restartNumberingAfterBreak="0">
     <w:nsid w:val="1F6519B0"/>
     <w:multiLevelType w:val="hybridMultilevel"/>
     <w:tmpl w:val="C026FB9A"/>
@@ -18537,7 +20410,7 @@
       </w:pPr>
     </w:lvl>
   </w:abstractNum>
-  <w:abstractNum w:abstractNumId="11" w15:restartNumberingAfterBreak="0">
+  <w:abstractNum w:abstractNumId="9" w15:restartNumberingAfterBreak="0">
     <w:nsid w:val="1FF35255"/>
     <w:multiLevelType w:val="hybridMultilevel"/>
     <w:tmpl w:val="0F8E2182"/>
@@ -18623,182 +20496,7 @@
       </w:pPr>
     </w:lvl>
   </w:abstractNum>
-  <w:abstractNum w:abstractNumId="12" w15:restartNumberingAfterBreak="0">
-    <w:nsid w:val="224D289E"/>
-    <w:multiLevelType w:val="hybridMultilevel"/>
-    <w:tmpl w:val="DFE2845A"/>
-    <w:lvl w:ilvl="0" w:tplc="FFFFFFFF">
-      <w:start w:val="1"/>
-      <w:numFmt w:val="decimal"/>
-      <w:lvlText w:val="%1."/>
-      <w:lvlJc w:val="left"/>
-      <w:pPr>
-        <w:ind w:left="360" w:hanging="360"/>
-      </w:pPr>
-    </w:lvl>
-    <w:lvl w:ilvl="1" w:tplc="40090019" w:tentative="1">
-      <w:start w:val="1"/>
-      <w:numFmt w:val="lowerLetter"/>
-      <w:lvlText w:val="%2."/>
-      <w:lvlJc w:val="left"/>
-      <w:pPr>
-        <w:ind w:left="1080" w:hanging="360"/>
-      </w:pPr>
-    </w:lvl>
-    <w:lvl w:ilvl="2" w:tplc="4009001B" w:tentative="1">
-      <w:start w:val="1"/>
-      <w:numFmt w:val="lowerRoman"/>
-      <w:lvlText w:val="%3."/>
-      <w:lvlJc w:val="right"/>
-      <w:pPr>
-        <w:ind w:left="1800" w:hanging="180"/>
-      </w:pPr>
-    </w:lvl>
-    <w:lvl w:ilvl="3" w:tplc="4009000F" w:tentative="1">
-      <w:start w:val="1"/>
-      <w:numFmt w:val="decimal"/>
-      <w:lvlText w:val="%4."/>
-      <w:lvlJc w:val="left"/>
-      <w:pPr>
-        <w:ind w:left="2520" w:hanging="360"/>
-      </w:pPr>
-    </w:lvl>
-    <w:lvl w:ilvl="4" w:tplc="40090019" w:tentative="1">
-      <w:start w:val="1"/>
-      <w:numFmt w:val="lowerLetter"/>
-      <w:lvlText w:val="%5."/>
-      <w:lvlJc w:val="left"/>
-      <w:pPr>
-        <w:ind w:left="3240" w:hanging="360"/>
-      </w:pPr>
-    </w:lvl>
-    <w:lvl w:ilvl="5" w:tplc="4009001B" w:tentative="1">
-      <w:start w:val="1"/>
-      <w:numFmt w:val="lowerRoman"/>
-      <w:lvlText w:val="%6."/>
-      <w:lvlJc w:val="right"/>
-      <w:pPr>
-        <w:ind w:left="3960" w:hanging="180"/>
-      </w:pPr>
-    </w:lvl>
-    <w:lvl w:ilvl="6" w:tplc="4009000F" w:tentative="1">
-      <w:start w:val="1"/>
-      <w:numFmt w:val="decimal"/>
-      <w:lvlText w:val="%7."/>
-      <w:lvlJc w:val="left"/>
-      <w:pPr>
-        <w:ind w:left="4680" w:hanging="360"/>
-      </w:pPr>
-    </w:lvl>
-    <w:lvl w:ilvl="7" w:tplc="40090019" w:tentative="1">
-      <w:start w:val="1"/>
-      <w:numFmt w:val="lowerLetter"/>
-      <w:lvlText w:val="%8."/>
-      <w:lvlJc w:val="left"/>
-      <w:pPr>
-        <w:ind w:left="5400" w:hanging="360"/>
-      </w:pPr>
-    </w:lvl>
-    <w:lvl w:ilvl="8" w:tplc="4009001B" w:tentative="1">
-      <w:start w:val="1"/>
-      <w:numFmt w:val="lowerRoman"/>
-      <w:lvlText w:val="%9."/>
-      <w:lvlJc w:val="right"/>
-      <w:pPr>
-        <w:ind w:left="6120" w:hanging="180"/>
-      </w:pPr>
-    </w:lvl>
-  </w:abstractNum>
-  <w:abstractNum w:abstractNumId="13" w15:restartNumberingAfterBreak="0">
-    <w:nsid w:val="226E0771"/>
-    <w:multiLevelType w:val="hybridMultilevel"/>
-    <w:tmpl w:val="34785FDC"/>
-    <w:lvl w:ilvl="0" w:tplc="744E67E8">
-      <w:start w:val="1"/>
-      <w:numFmt w:val="decimal"/>
-      <w:lvlText w:val="%1."/>
-      <w:lvlJc w:val="left"/>
-      <w:pPr>
-        <w:ind w:left="1440" w:hanging="360"/>
-      </w:pPr>
-      <w:rPr>
-        <w:rFonts w:hint="default"/>
-      </w:rPr>
-    </w:lvl>
-    <w:lvl w:ilvl="1" w:tplc="40090019" w:tentative="1">
-      <w:start w:val="1"/>
-      <w:numFmt w:val="lowerLetter"/>
-      <w:lvlText w:val="%2."/>
-      <w:lvlJc w:val="left"/>
-      <w:pPr>
-        <w:ind w:left="1440" w:hanging="360"/>
-      </w:pPr>
-    </w:lvl>
-    <w:lvl w:ilvl="2" w:tplc="4009001B" w:tentative="1">
-      <w:start w:val="1"/>
-      <w:numFmt w:val="lowerRoman"/>
-      <w:lvlText w:val="%3."/>
-      <w:lvlJc w:val="right"/>
-      <w:pPr>
-        <w:ind w:left="2160" w:hanging="180"/>
-      </w:pPr>
-    </w:lvl>
-    <w:lvl w:ilvl="3" w:tplc="4009000F" w:tentative="1">
-      <w:start w:val="1"/>
-      <w:numFmt w:val="decimal"/>
-      <w:lvlText w:val="%4."/>
-      <w:lvlJc w:val="left"/>
-      <w:pPr>
-        <w:ind w:left="2880" w:hanging="360"/>
-      </w:pPr>
-    </w:lvl>
-    <w:lvl w:ilvl="4" w:tplc="40090019" w:tentative="1">
-      <w:start w:val="1"/>
-      <w:numFmt w:val="lowerLetter"/>
-      <w:lvlText w:val="%5."/>
-      <w:lvlJc w:val="left"/>
-      <w:pPr>
-        <w:ind w:left="3600" w:hanging="360"/>
-      </w:pPr>
-    </w:lvl>
-    <w:lvl w:ilvl="5" w:tplc="4009001B" w:tentative="1">
-      <w:start w:val="1"/>
-      <w:numFmt w:val="lowerRoman"/>
-      <w:lvlText w:val="%6."/>
-      <w:lvlJc w:val="right"/>
-      <w:pPr>
-        <w:ind w:left="4320" w:hanging="180"/>
-      </w:pPr>
-    </w:lvl>
-    <w:lvl w:ilvl="6" w:tplc="4009000F" w:tentative="1">
-      <w:start w:val="1"/>
-      <w:numFmt w:val="decimal"/>
-      <w:lvlText w:val="%7."/>
-      <w:lvlJc w:val="left"/>
-      <w:pPr>
-        <w:ind w:left="5040" w:hanging="360"/>
-      </w:pPr>
-    </w:lvl>
-    <w:lvl w:ilvl="7" w:tplc="40090019" w:tentative="1">
-      <w:start w:val="1"/>
-      <w:numFmt w:val="lowerLetter"/>
-      <w:lvlText w:val="%8."/>
-      <w:lvlJc w:val="left"/>
-      <w:pPr>
-        <w:ind w:left="5760" w:hanging="360"/>
-      </w:pPr>
-    </w:lvl>
-    <w:lvl w:ilvl="8" w:tplc="4009001B" w:tentative="1">
-      <w:start w:val="1"/>
-      <w:numFmt w:val="lowerRoman"/>
-      <w:lvlText w:val="%9."/>
-      <w:lvlJc w:val="right"/>
-      <w:pPr>
-        <w:ind w:left="6480" w:hanging="180"/>
-      </w:pPr>
-    </w:lvl>
-  </w:abstractNum>
-  <w:abstractNum w:abstractNumId="14" w15:restartNumberingAfterBreak="0">
+  <w:abstractNum w:abstractNumId="10" w15:restartNumberingAfterBreak="0">
     <w:nsid w:val="25FE49C2"/>
     <w:multiLevelType w:val="multilevel"/>
     <w:tmpl w:val="B0183B58"/>
@@ -18947,7 +20645,7 @@
       </w:rPr>
     </w:lvl>
   </w:abstractNum>
-  <w:abstractNum w:abstractNumId="15" w15:restartNumberingAfterBreak="0">
+  <w:abstractNum w:abstractNumId="11" w15:restartNumberingAfterBreak="0">
     <w:nsid w:val="270E03D6"/>
     <w:multiLevelType w:val="hybridMultilevel"/>
     <w:tmpl w:val="21482B92"/>
@@ -19033,96 +20731,7 @@
       </w:pPr>
     </w:lvl>
   </w:abstractNum>
-  <w:abstractNum w:abstractNumId="16" w15:restartNumberingAfterBreak="0">
-    <w:nsid w:val="277F6A7C"/>
-    <w:multiLevelType w:val="hybridMultilevel"/>
-    <w:tmpl w:val="A85C6510"/>
-    <w:lvl w:ilvl="0" w:tplc="8B8E49D0">
-      <w:start w:val="3"/>
-      <w:numFmt w:val="decimal"/>
-      <w:lvlText w:val="%1."/>
-      <w:lvlJc w:val="left"/>
-      <w:pPr>
-        <w:ind w:left="720" w:hanging="360"/>
-      </w:pPr>
-      <w:rPr>
-        <w:rFonts w:hint="default"/>
-      </w:rPr>
-    </w:lvl>
-    <w:lvl w:ilvl="1" w:tplc="40090019" w:tentative="1">
-      <w:start w:val="1"/>
-      <w:numFmt w:val="lowerLetter"/>
-      <w:lvlText w:val="%2."/>
-      <w:lvlJc w:val="left"/>
-      <w:pPr>
-        <w:ind w:left="1440" w:hanging="360"/>
-      </w:pPr>
-    </w:lvl>
-    <w:lvl w:ilvl="2" w:tplc="4009001B" w:tentative="1">
-      <w:start w:val="1"/>
-      <w:numFmt w:val="lowerRoman"/>
-      <w:lvlText w:val="%3."/>
-      <w:lvlJc w:val="right"/>
-      <w:pPr>
-        <w:ind w:left="2160" w:hanging="180"/>
-      </w:pPr>
-    </w:lvl>
-    <w:lvl w:ilvl="3" w:tplc="4009000F" w:tentative="1">
-      <w:start w:val="1"/>
-      <w:numFmt w:val="decimal"/>
-      <w:lvlText w:val="%4."/>
-      <w:lvlJc w:val="left"/>
-      <w:pPr>
-        <w:ind w:left="2880" w:hanging="360"/>
-      </w:pPr>
-    </w:lvl>
-    <w:lvl w:ilvl="4" w:tplc="40090019" w:tentative="1">
-      <w:start w:val="1"/>
-      <w:numFmt w:val="lowerLetter"/>
-      <w:lvlText w:val="%5."/>
-      <w:lvlJc w:val="left"/>
-      <w:pPr>
-        <w:ind w:left="3600" w:hanging="360"/>
-      </w:pPr>
-    </w:lvl>
-    <w:lvl w:ilvl="5" w:tplc="4009001B" w:tentative="1">
-      <w:start w:val="1"/>
-      <w:numFmt w:val="lowerRoman"/>
-      <w:lvlText w:val="%6."/>
-      <w:lvlJc w:val="right"/>
-      <w:pPr>
-        <w:ind w:left="4320" w:hanging="180"/>
-      </w:pPr>
-    </w:lvl>
-    <w:lvl w:ilvl="6" w:tplc="4009000F" w:tentative="1">
-      <w:start w:val="1"/>
-      <w:numFmt w:val="decimal"/>
-      <w:lvlText w:val="%7."/>
-      <w:lvlJc w:val="left"/>
-      <w:pPr>
-        <w:ind w:left="5040" w:hanging="360"/>
-      </w:pPr>
-    </w:lvl>
-    <w:lvl w:ilvl="7" w:tplc="40090019" w:tentative="1">
-      <w:start w:val="1"/>
-      <w:numFmt w:val="lowerLetter"/>
-      <w:lvlText w:val="%8."/>
-      <w:lvlJc w:val="left"/>
-      <w:pPr>
-        <w:ind w:left="5760" w:hanging="360"/>
-      </w:pPr>
-    </w:lvl>
-    <w:lvl w:ilvl="8" w:tplc="4009001B" w:tentative="1">
-      <w:start w:val="1"/>
-      <w:numFmt w:val="lowerRoman"/>
-      <w:lvlText w:val="%9."/>
-      <w:lvlJc w:val="right"/>
-      <w:pPr>
-        <w:ind w:left="6480" w:hanging="180"/>
-      </w:pPr>
-    </w:lvl>
-  </w:abstractNum>
-  <w:abstractNum w:abstractNumId="17" w15:restartNumberingAfterBreak="0">
+  <w:abstractNum w:abstractNumId="12" w15:restartNumberingAfterBreak="0">
     <w:nsid w:val="2B866818"/>
     <w:multiLevelType w:val="hybridMultilevel"/>
     <w:tmpl w:val="21482B92"/>
@@ -19208,7 +20817,7 @@
       </w:pPr>
     </w:lvl>
   </w:abstractNum>
-  <w:abstractNum w:abstractNumId="18" w15:restartNumberingAfterBreak="0">
+  <w:abstractNum w:abstractNumId="13" w15:restartNumberingAfterBreak="0">
     <w:nsid w:val="2E69236A"/>
     <w:multiLevelType w:val="hybridMultilevel"/>
     <w:tmpl w:val="5B2E57F4"/>
@@ -19294,93 +20903,7 @@
       </w:pPr>
     </w:lvl>
   </w:abstractNum>
-  <w:abstractNum w:abstractNumId="19" w15:restartNumberingAfterBreak="0">
-    <w:nsid w:val="2F9B1447"/>
-    <w:multiLevelType w:val="hybridMultilevel"/>
-    <w:tmpl w:val="1D4EAFF8"/>
-    <w:lvl w:ilvl="0" w:tplc="40090017">
-      <w:start w:val="1"/>
-      <w:numFmt w:val="lowerLetter"/>
-      <w:lvlText w:val="%1)"/>
-      <w:lvlJc w:val="left"/>
-      <w:pPr>
-        <w:ind w:left="1440" w:hanging="360"/>
-      </w:pPr>
-    </w:lvl>
-    <w:lvl w:ilvl="1" w:tplc="40090019" w:tentative="1">
-      <w:start w:val="1"/>
-      <w:numFmt w:val="lowerLetter"/>
-      <w:lvlText w:val="%2."/>
-      <w:lvlJc w:val="left"/>
-      <w:pPr>
-        <w:ind w:left="2160" w:hanging="360"/>
-      </w:pPr>
-    </w:lvl>
-    <w:lvl w:ilvl="2" w:tplc="4009001B" w:tentative="1">
-      <w:start w:val="1"/>
-      <w:numFmt w:val="lowerRoman"/>
-      <w:lvlText w:val="%3."/>
-      <w:lvlJc w:val="right"/>
-      <w:pPr>
-        <w:ind w:left="2880" w:hanging="180"/>
-      </w:pPr>
-    </w:lvl>
-    <w:lvl w:ilvl="3" w:tplc="4009000F" w:tentative="1">
-      <w:start w:val="1"/>
-      <w:numFmt w:val="decimal"/>
-      <w:lvlText w:val="%4."/>
-      <w:lvlJc w:val="left"/>
-      <w:pPr>
-        <w:ind w:left="3600" w:hanging="360"/>
-      </w:pPr>
-    </w:lvl>
-    <w:lvl w:ilvl="4" w:tplc="40090019" w:tentative="1">
-      <w:start w:val="1"/>
-      <w:numFmt w:val="lowerLetter"/>
-      <w:lvlText w:val="%5."/>
-      <w:lvlJc w:val="left"/>
-      <w:pPr>
-        <w:ind w:left="4320" w:hanging="360"/>
-      </w:pPr>
-    </w:lvl>
-    <w:lvl w:ilvl="5" w:tplc="4009001B" w:tentative="1">
-      <w:start w:val="1"/>
-      <w:numFmt w:val="lowerRoman"/>
-      <w:lvlText w:val="%6."/>
-      <w:lvlJc w:val="right"/>
-      <w:pPr>
-        <w:ind w:left="5040" w:hanging="180"/>
-      </w:pPr>
-    </w:lvl>
-    <w:lvl w:ilvl="6" w:tplc="4009000F" w:tentative="1">
-      <w:start w:val="1"/>
-      <w:numFmt w:val="decimal"/>
-      <w:lvlText w:val="%7."/>
-      <w:lvlJc w:val="left"/>
-      <w:pPr>
-        <w:ind w:left="5760" w:hanging="360"/>
-      </w:pPr>
-    </w:lvl>
-    <w:lvl w:ilvl="7" w:tplc="40090019" w:tentative="1">
-      <w:start w:val="1"/>
-      <w:numFmt w:val="lowerLetter"/>
-      <w:lvlText w:val="%8."/>
-      <w:lvlJc w:val="left"/>
-      <w:pPr>
-        <w:ind w:left="6480" w:hanging="360"/>
-      </w:pPr>
-    </w:lvl>
-    <w:lvl w:ilvl="8" w:tplc="4009001B" w:tentative="1">
-      <w:start w:val="1"/>
-      <w:numFmt w:val="lowerRoman"/>
-      <w:lvlText w:val="%9."/>
-      <w:lvlJc w:val="right"/>
-      <w:pPr>
-        <w:ind w:left="7200" w:hanging="180"/>
-      </w:pPr>
-    </w:lvl>
-  </w:abstractNum>
-  <w:abstractNum w:abstractNumId="20" w15:restartNumberingAfterBreak="0">
+  <w:abstractNum w:abstractNumId="14" w15:restartNumberingAfterBreak="0">
     <w:nsid w:val="342643EF"/>
     <w:multiLevelType w:val="hybridMultilevel"/>
     <w:tmpl w:val="BFEAEC32"/>
@@ -19493,7 +21016,7 @@
       </w:rPr>
     </w:lvl>
   </w:abstractNum>
-  <w:abstractNum w:abstractNumId="21" w15:restartNumberingAfterBreak="0">
+  <w:abstractNum w:abstractNumId="15" w15:restartNumberingAfterBreak="0">
     <w:nsid w:val="35D57A2E"/>
     <w:multiLevelType w:val="hybridMultilevel"/>
     <w:tmpl w:val="0FF6CBF2"/>
@@ -19582,179 +21105,7 @@
       </w:pPr>
     </w:lvl>
   </w:abstractNum>
-  <w:abstractNum w:abstractNumId="22" w15:restartNumberingAfterBreak="0">
-    <w:nsid w:val="39662EC6"/>
-    <w:multiLevelType w:val="hybridMultilevel"/>
-    <w:tmpl w:val="59464B7A"/>
-    <w:lvl w:ilvl="0" w:tplc="4009000F">
-      <w:start w:val="1"/>
-      <w:numFmt w:val="decimal"/>
-      <w:lvlText w:val="%1."/>
-      <w:lvlJc w:val="left"/>
-      <w:pPr>
-        <w:ind w:left="720" w:hanging="360"/>
-      </w:pPr>
-    </w:lvl>
-    <w:lvl w:ilvl="1" w:tplc="40090019" w:tentative="1">
-      <w:start w:val="1"/>
-      <w:numFmt w:val="lowerLetter"/>
-      <w:lvlText w:val="%2."/>
-      <w:lvlJc w:val="left"/>
-      <w:pPr>
-        <w:ind w:left="1440" w:hanging="360"/>
-      </w:pPr>
-    </w:lvl>
-    <w:lvl w:ilvl="2" w:tplc="4009001B" w:tentative="1">
-      <w:start w:val="1"/>
-      <w:numFmt w:val="lowerRoman"/>
-      <w:lvlText w:val="%3."/>
-      <w:lvlJc w:val="right"/>
-      <w:pPr>
-        <w:ind w:left="2160" w:hanging="180"/>
-      </w:pPr>
-    </w:lvl>
-    <w:lvl w:ilvl="3" w:tplc="4009000F" w:tentative="1">
-      <w:start w:val="1"/>
-      <w:numFmt w:val="decimal"/>
-      <w:lvlText w:val="%4."/>
-      <w:lvlJc w:val="left"/>
-      <w:pPr>
-        <w:ind w:left="2880" w:hanging="360"/>
-      </w:pPr>
-    </w:lvl>
-    <w:lvl w:ilvl="4" w:tplc="40090019" w:tentative="1">
-      <w:start w:val="1"/>
-      <w:numFmt w:val="lowerLetter"/>
-      <w:lvlText w:val="%5."/>
-      <w:lvlJc w:val="left"/>
-      <w:pPr>
-        <w:ind w:left="3600" w:hanging="360"/>
-      </w:pPr>
-    </w:lvl>
-    <w:lvl w:ilvl="5" w:tplc="4009001B" w:tentative="1">
-      <w:start w:val="1"/>
-      <w:numFmt w:val="lowerRoman"/>
-      <w:lvlText w:val="%6."/>
-      <w:lvlJc w:val="right"/>
-      <w:pPr>
-        <w:ind w:left="4320" w:hanging="180"/>
-      </w:pPr>
-    </w:lvl>
-    <w:lvl w:ilvl="6" w:tplc="4009000F" w:tentative="1">
-      <w:start w:val="1"/>
-      <w:numFmt w:val="decimal"/>
-      <w:lvlText w:val="%7."/>
-      <w:lvlJc w:val="left"/>
-      <w:pPr>
-        <w:ind w:left="5040" w:hanging="360"/>
-      </w:pPr>
-    </w:lvl>
-    <w:lvl w:ilvl="7" w:tplc="40090019" w:tentative="1">
-      <w:start w:val="1"/>
-      <w:numFmt w:val="lowerLetter"/>
-      <w:lvlText w:val="%8."/>
-      <w:lvlJc w:val="left"/>
-      <w:pPr>
-        <w:ind w:left="5760" w:hanging="360"/>
-      </w:pPr>
-    </w:lvl>
-    <w:lvl w:ilvl="8" w:tplc="4009001B" w:tentative="1">
-      <w:start w:val="1"/>
-      <w:numFmt w:val="lowerRoman"/>
-      <w:lvlText w:val="%9."/>
-      <w:lvlJc w:val="right"/>
-      <w:pPr>
-        <w:ind w:left="6480" w:hanging="180"/>
-      </w:pPr>
-    </w:lvl>
-  </w:abstractNum>
-  <w:abstractNum w:abstractNumId="23" w15:restartNumberingAfterBreak="0">
-    <w:nsid w:val="3CCA4F56"/>
-    <w:multiLevelType w:val="hybridMultilevel"/>
-    <w:tmpl w:val="BBD09A80"/>
-    <w:lvl w:ilvl="0" w:tplc="40090019">
-      <w:start w:val="1"/>
-      <w:numFmt w:val="lowerLetter"/>
-      <w:lvlText w:val="%1."/>
-      <w:lvlJc w:val="left"/>
-      <w:pPr>
-        <w:ind w:left="1440" w:hanging="360"/>
-      </w:pPr>
-    </w:lvl>
-    <w:lvl w:ilvl="1" w:tplc="40090019" w:tentative="1">
-      <w:start w:val="1"/>
-      <w:numFmt w:val="lowerLetter"/>
-      <w:lvlText w:val="%2."/>
-      <w:lvlJc w:val="left"/>
-      <w:pPr>
-        <w:ind w:left="2160" w:hanging="360"/>
-      </w:pPr>
-    </w:lvl>
-    <w:lvl w:ilvl="2" w:tplc="4009001B" w:tentative="1">
-      <w:start w:val="1"/>
-      <w:numFmt w:val="lowerRoman"/>
-      <w:lvlText w:val="%3."/>
-      <w:lvlJc w:val="right"/>
-      <w:pPr>
-        <w:ind w:left="2880" w:hanging="180"/>
-      </w:pPr>
-    </w:lvl>
-    <w:lvl w:ilvl="3" w:tplc="4009000F" w:tentative="1">
-      <w:start w:val="1"/>
-      <w:numFmt w:val="decimal"/>
-      <w:lvlText w:val="%4."/>
-      <w:lvlJc w:val="left"/>
-      <w:pPr>
-        <w:ind w:left="3600" w:hanging="360"/>
-      </w:pPr>
-    </w:lvl>
-    <w:lvl w:ilvl="4" w:tplc="40090019" w:tentative="1">
-      <w:start w:val="1"/>
-      <w:numFmt w:val="lowerLetter"/>
-      <w:lvlText w:val="%5."/>
-      <w:lvlJc w:val="left"/>
-      <w:pPr>
-        <w:ind w:left="4320" w:hanging="360"/>
-      </w:pPr>
-    </w:lvl>
-    <w:lvl w:ilvl="5" w:tplc="4009001B" w:tentative="1">
-      <w:start w:val="1"/>
-      <w:numFmt w:val="lowerRoman"/>
-      <w:lvlText w:val="%6."/>
-      <w:lvlJc w:val="right"/>
-      <w:pPr>
-        <w:ind w:left="5040" w:hanging="180"/>
-      </w:pPr>
-    </w:lvl>
-    <w:lvl w:ilvl="6" w:tplc="4009000F" w:tentative="1">
-      <w:start w:val="1"/>
-      <w:numFmt w:val="decimal"/>
-      <w:lvlText w:val="%7."/>
-      <w:lvlJc w:val="left"/>
-      <w:pPr>
-        <w:ind w:left="5760" w:hanging="360"/>
-      </w:pPr>
-    </w:lvl>
-    <w:lvl w:ilvl="7" w:tplc="40090019" w:tentative="1">
-      <w:start w:val="1"/>
-      <w:numFmt w:val="lowerLetter"/>
-      <w:lvlText w:val="%8."/>
-      <w:lvlJc w:val="left"/>
-      <w:pPr>
-        <w:ind w:left="6480" w:hanging="360"/>
-      </w:pPr>
-    </w:lvl>
-    <w:lvl w:ilvl="8" w:tplc="4009001B" w:tentative="1">
-      <w:start w:val="1"/>
-      <w:numFmt w:val="lowerRoman"/>
-      <w:lvlText w:val="%9."/>
-      <w:lvlJc w:val="right"/>
-      <w:pPr>
-        <w:ind w:left="7200" w:hanging="180"/>
-      </w:pPr>
-    </w:lvl>
-  </w:abstractNum>
-  <w:abstractNum w:abstractNumId="24" w15:restartNumberingAfterBreak="0">
+  <w:abstractNum w:abstractNumId="16" w15:restartNumberingAfterBreak="0">
     <w:nsid w:val="3FA677EF"/>
     <w:multiLevelType w:val="hybridMultilevel"/>
     <w:tmpl w:val="F144535C"/>
@@ -19840,96 +21191,7 @@
       </w:pPr>
     </w:lvl>
   </w:abstractNum>
-  <w:abstractNum w:abstractNumId="25" w15:restartNumberingAfterBreak="0">
-    <w:nsid w:val="41621598"/>
-    <w:multiLevelType w:val="hybridMultilevel"/>
-    <w:tmpl w:val="2E644174"/>
-    <w:lvl w:ilvl="0" w:tplc="744E67E8">
-      <w:start w:val="1"/>
-      <w:numFmt w:val="decimal"/>
-      <w:lvlText w:val="%1."/>
-      <w:lvlJc w:val="left"/>
-      <w:pPr>
-        <w:ind w:left="1440" w:hanging="360"/>
-      </w:pPr>
-      <w:rPr>
-        <w:rFonts w:hint="default"/>
-      </w:rPr>
-    </w:lvl>
-    <w:lvl w:ilvl="1" w:tplc="40090019" w:tentative="1">
-      <w:start w:val="1"/>
-      <w:numFmt w:val="lowerLetter"/>
-      <w:lvlText w:val="%2."/>
-      <w:lvlJc w:val="left"/>
-      <w:pPr>
-        <w:ind w:left="1440" w:hanging="360"/>
-      </w:pPr>
-    </w:lvl>
-    <w:lvl w:ilvl="2" w:tplc="4009001B" w:tentative="1">
-      <w:start w:val="1"/>
-      <w:numFmt w:val="lowerRoman"/>
-      <w:lvlText w:val="%3."/>
-      <w:lvlJc w:val="right"/>
-      <w:pPr>
-        <w:ind w:left="2160" w:hanging="180"/>
-      </w:pPr>
-    </w:lvl>
-    <w:lvl w:ilvl="3" w:tplc="4009000F" w:tentative="1">
-      <w:start w:val="1"/>
-      <w:numFmt w:val="decimal"/>
-      <w:lvlText w:val="%4."/>
-      <w:lvlJc w:val="left"/>
-      <w:pPr>
-        <w:ind w:left="2880" w:hanging="360"/>
-      </w:pPr>
-    </w:lvl>
-    <w:lvl w:ilvl="4" w:tplc="40090019" w:tentative="1">
-      <w:start w:val="1"/>
-      <w:numFmt w:val="lowerLetter"/>
-      <w:lvlText w:val="%5."/>
-      <w:lvlJc w:val="left"/>
-      <w:pPr>
-        <w:ind w:left="3600" w:hanging="360"/>
-      </w:pPr>
-    </w:lvl>
-    <w:lvl w:ilvl="5" w:tplc="4009001B" w:tentative="1">
-      <w:start w:val="1"/>
-      <w:numFmt w:val="lowerRoman"/>
-      <w:lvlText w:val="%6."/>
-      <w:lvlJc w:val="right"/>
-      <w:pPr>
-        <w:ind w:left="4320" w:hanging="180"/>
-      </w:pPr>
-    </w:lvl>
-    <w:lvl w:ilvl="6" w:tplc="4009000F" w:tentative="1">
-      <w:start w:val="1"/>
-      <w:numFmt w:val="decimal"/>
-      <w:lvlText w:val="%7."/>
-      <w:lvlJc w:val="left"/>
-      <w:pPr>
-        <w:ind w:left="5040" w:hanging="360"/>
-      </w:pPr>
-    </w:lvl>
-    <w:lvl w:ilvl="7" w:tplc="40090019" w:tentative="1">
-      <w:start w:val="1"/>
-      <w:numFmt w:val="lowerLetter"/>
-      <w:lvlText w:val="%8."/>
-      <w:lvlJc w:val="left"/>
-      <w:pPr>
-        <w:ind w:left="5760" w:hanging="360"/>
-      </w:pPr>
-    </w:lvl>
-    <w:lvl w:ilvl="8" w:tplc="4009001B" w:tentative="1">
-      <w:start w:val="1"/>
-      <w:numFmt w:val="lowerRoman"/>
-      <w:lvlText w:val="%9."/>
-      <w:lvlJc w:val="right"/>
-      <w:pPr>
-        <w:ind w:left="6480" w:hanging="180"/>
-      </w:pPr>
-    </w:lvl>
-  </w:abstractNum>
-  <w:abstractNum w:abstractNumId="26" w15:restartNumberingAfterBreak="0">
+  <w:abstractNum w:abstractNumId="17" w15:restartNumberingAfterBreak="0">
     <w:nsid w:val="421F5061"/>
     <w:multiLevelType w:val="hybridMultilevel"/>
     <w:tmpl w:val="C55E3D5E"/>
@@ -20042,7 +21304,7 @@
       </w:rPr>
     </w:lvl>
   </w:abstractNum>
-  <w:abstractNum w:abstractNumId="27" w15:restartNumberingAfterBreak="0">
+  <w:abstractNum w:abstractNumId="18" w15:restartNumberingAfterBreak="0">
     <w:nsid w:val="471E0E82"/>
     <w:multiLevelType w:val="hybridMultilevel"/>
     <w:tmpl w:val="A0C2BED4"/>
@@ -20155,7 +21417,242 @@
       </w:rPr>
     </w:lvl>
   </w:abstractNum>
-  <w:abstractNum w:abstractNumId="28" w15:restartNumberingAfterBreak="0">
+  <w:abstractNum w:abstractNumId="19" w15:restartNumberingAfterBreak="0">
+    <w:nsid w:val="4ACF29D6"/>
+    <w:multiLevelType w:val="hybridMultilevel"/>
+    <w:tmpl w:val="15BACEE8"/>
+    <w:lvl w:ilvl="0" w:tplc="FFFFFFFF">
+      <w:start w:val="1"/>
+      <w:numFmt w:val="lowerLetter"/>
+      <w:lvlText w:val="%1)"/>
+      <w:lvlJc w:val="left"/>
+      <w:pPr>
+        <w:ind w:left="773" w:hanging="360"/>
+      </w:pPr>
+    </w:lvl>
+    <w:lvl w:ilvl="1" w:tplc="FFFFFFFF" w:tentative="1">
+      <w:start w:val="1"/>
+      <w:numFmt w:val="lowerLetter"/>
+      <w:lvlText w:val="%2."/>
+      <w:lvlJc w:val="left"/>
+      <w:pPr>
+        <w:ind w:left="1493" w:hanging="360"/>
+      </w:pPr>
+    </w:lvl>
+    <w:lvl w:ilvl="2" w:tplc="FFFFFFFF" w:tentative="1">
+      <w:start w:val="1"/>
+      <w:numFmt w:val="lowerRoman"/>
+      <w:lvlText w:val="%3."/>
+      <w:lvlJc w:val="right"/>
+      <w:pPr>
+        <w:ind w:left="2213" w:hanging="180"/>
+      </w:pPr>
+    </w:lvl>
+    <w:lvl w:ilvl="3" w:tplc="FFFFFFFF" w:tentative="1">
+      <w:start w:val="1"/>
+      <w:numFmt w:val="decimal"/>
+      <w:lvlText w:val="%4."/>
+      <w:lvlJc w:val="left"/>
+      <w:pPr>
+        <w:ind w:left="2933" w:hanging="360"/>
+      </w:pPr>
+    </w:lvl>
+    <w:lvl w:ilvl="4" w:tplc="FFFFFFFF" w:tentative="1">
+      <w:start w:val="1"/>
+      <w:numFmt w:val="lowerLetter"/>
+      <w:lvlText w:val="%5."/>
+      <w:lvlJc w:val="left"/>
+      <w:pPr>
+        <w:ind w:left="3653" w:hanging="360"/>
+      </w:pPr>
+    </w:lvl>
+    <w:lvl w:ilvl="5" w:tplc="FFFFFFFF" w:tentative="1">
+      <w:start w:val="1"/>
+      <w:numFmt w:val="lowerRoman"/>
+      <w:lvlText w:val="%6."/>
+      <w:lvlJc w:val="right"/>
+      <w:pPr>
+        <w:ind w:left="4373" w:hanging="180"/>
+      </w:pPr>
+    </w:lvl>
+    <w:lvl w:ilvl="6" w:tplc="FFFFFFFF" w:tentative="1">
+      <w:start w:val="1"/>
+      <w:numFmt w:val="decimal"/>
+      <w:lvlText w:val="%7."/>
+      <w:lvlJc w:val="left"/>
+      <w:pPr>
+        <w:ind w:left="5093" w:hanging="360"/>
+      </w:pPr>
+    </w:lvl>
+    <w:lvl w:ilvl="7" w:tplc="FFFFFFFF" w:tentative="1">
+      <w:start w:val="1"/>
+      <w:numFmt w:val="lowerLetter"/>
+      <w:lvlText w:val="%8."/>
+      <w:lvlJc w:val="left"/>
+      <w:pPr>
+        <w:ind w:left="5813" w:hanging="360"/>
+      </w:pPr>
+    </w:lvl>
+    <w:lvl w:ilvl="8" w:tplc="FFFFFFFF" w:tentative="1">
+      <w:start w:val="1"/>
+      <w:numFmt w:val="lowerRoman"/>
+      <w:lvlText w:val="%9."/>
+      <w:lvlJc w:val="right"/>
+      <w:pPr>
+        <w:ind w:left="6533" w:hanging="180"/>
+      </w:pPr>
+    </w:lvl>
+  </w:abstractNum>
+  <w:abstractNum w:abstractNumId="20" w15:restartNumberingAfterBreak="0">
+    <w:nsid w:val="4C42378B"/>
+    <w:multiLevelType w:val="multilevel"/>
+    <w:tmpl w:val="158600B2"/>
+    <w:lvl w:ilvl="0">
+      <w:start w:val="1"/>
+      <w:numFmt w:val="bullet"/>
+      <w:lvlText w:val=""/>
+      <w:lvlJc w:val="left"/>
+      <w:pPr>
+        <w:tabs>
+          <w:tab w:val="num" w:pos="720"/>
+        </w:tabs>
+        <w:ind w:left="720" w:hanging="360"/>
+      </w:pPr>
+      <w:rPr>
+        <w:rFonts w:ascii="Symbol" w:hAnsi="Symbol" w:hint="default"/>
+        <w:sz w:val="20"/>
+      </w:rPr>
+    </w:lvl>
+    <w:lvl w:ilvl="1" w:tentative="1">
+      <w:start w:val="1"/>
+      <w:numFmt w:val="bullet"/>
+      <w:lvlText w:val="o"/>
+      <w:lvlJc w:val="left"/>
+      <w:pPr>
+        <w:tabs>
+          <w:tab w:val="num" w:pos="1440"/>
+        </w:tabs>
+        <w:ind w:left="1440" w:hanging="360"/>
+      </w:pPr>
+      <w:rPr>
+        <w:rFonts w:ascii="Courier New" w:hAnsi="Courier New" w:hint="default"/>
+        <w:sz w:val="20"/>
+      </w:rPr>
+    </w:lvl>
+    <w:lvl w:ilvl="2" w:tentative="1">
+      <w:start w:val="1"/>
+      <w:numFmt w:val="bullet"/>
+      <w:lvlText w:val=""/>
+      <w:lvlJc w:val="left"/>
+      <w:pPr>
+        <w:tabs>
+          <w:tab w:val="num" w:pos="2160"/>
+        </w:tabs>
+        <w:ind w:left="2160" w:hanging="360"/>
+      </w:pPr>
+      <w:rPr>
+        <w:rFonts w:ascii="Wingdings" w:hAnsi="Wingdings" w:hint="default"/>
+        <w:sz w:val="20"/>
+      </w:rPr>
+    </w:lvl>
+    <w:lvl w:ilvl="3" w:tentative="1">
+      <w:start w:val="1"/>
+      <w:numFmt w:val="bullet"/>
+      <w:lvlText w:val=""/>
+      <w:lvlJc w:val="left"/>
+      <w:pPr>
+        <w:tabs>
+          <w:tab w:val="num" w:pos="2880"/>
+        </w:tabs>
+        <w:ind w:left="2880" w:hanging="360"/>
+      </w:pPr>
+      <w:rPr>
+        <w:rFonts w:ascii="Wingdings" w:hAnsi="Wingdings" w:hint="default"/>
+        <w:sz w:val="20"/>
+      </w:rPr>
+    </w:lvl>
+    <w:lvl w:ilvl="4" w:tentative="1">
+      <w:start w:val="1"/>
+      <w:numFmt w:val="bullet"/>
+      <w:lvlText w:val=""/>
+      <w:lvlJc w:val="left"/>
+      <w:pPr>
+        <w:tabs>
+          <w:tab w:val="num" w:pos="3600"/>
+        </w:tabs>
+        <w:ind w:left="3600" w:hanging="360"/>
+      </w:pPr>
+      <w:rPr>
+        <w:rFonts w:ascii="Wingdings" w:hAnsi="Wingdings" w:hint="default"/>
+        <w:sz w:val="20"/>
+      </w:rPr>
+    </w:lvl>
+    <w:lvl w:ilvl="5" w:tentative="1">
+      <w:start w:val="1"/>
+      <w:numFmt w:val="bullet"/>
+      <w:lvlText w:val=""/>
+      <w:lvlJc w:val="left"/>
+      <w:pPr>
+        <w:tabs>
+          <w:tab w:val="num" w:pos="4320"/>
+        </w:tabs>
+        <w:ind w:left="4320" w:hanging="360"/>
+      </w:pPr>
+      <w:rPr>
+        <w:rFonts w:ascii="Wingdings" w:hAnsi="Wingdings" w:hint="default"/>
+        <w:sz w:val="20"/>
+      </w:rPr>
+    </w:lvl>
+    <w:lvl w:ilvl="6" w:tentative="1">
+      <w:start w:val="1"/>
+      <w:numFmt w:val="bullet"/>
+      <w:lvlText w:val=""/>
+      <w:lvlJc w:val="left"/>
+      <w:pPr>
+        <w:tabs>
+          <w:tab w:val="num" w:pos="5040"/>
+        </w:tabs>
+        <w:ind w:left="5040" w:hanging="360"/>
+      </w:pPr>
+      <w:rPr>
+        <w:rFonts w:ascii="Wingdings" w:hAnsi="Wingdings" w:hint="default"/>
+        <w:sz w:val="20"/>
+      </w:rPr>
+    </w:lvl>
+    <w:lvl w:ilvl="7" w:tentative="1">
+      <w:start w:val="1"/>
+      <w:numFmt w:val="bullet"/>
+      <w:lvlText w:val=""/>
+      <w:lvlJc w:val="left"/>
+      <w:pPr>
+        <w:tabs>
+          <w:tab w:val="num" w:pos="5760"/>
+        </w:tabs>
+        <w:ind w:left="5760" w:hanging="360"/>
+      </w:pPr>
+      <w:rPr>
+        <w:rFonts w:ascii="Wingdings" w:hAnsi="Wingdings" w:hint="default"/>
+        <w:sz w:val="20"/>
+      </w:rPr>
+    </w:lvl>
+    <w:lvl w:ilvl="8" w:tentative="1">
+      <w:start w:val="1"/>
+      <w:numFmt w:val="bullet"/>
+      <w:lvlText w:val=""/>
+      <w:lvlJc w:val="left"/>
+      <w:pPr>
+        <w:tabs>
+          <w:tab w:val="num" w:pos="6480"/>
+        </w:tabs>
+        <w:ind w:left="6480" w:hanging="360"/>
+      </w:pPr>
+      <w:rPr>
+        <w:rFonts w:ascii="Wingdings" w:hAnsi="Wingdings" w:hint="default"/>
+        <w:sz w:val="20"/>
+      </w:rPr>
+    </w:lvl>
+  </w:abstractNum>
+  <w:abstractNum w:abstractNumId="21" w15:restartNumberingAfterBreak="0">
     <w:nsid w:val="51600570"/>
     <w:multiLevelType w:val="hybridMultilevel"/>
     <w:tmpl w:val="7B98FFEE"/>
@@ -20241,7 +21738,7 @@
       </w:pPr>
     </w:lvl>
   </w:abstractNum>
-  <w:abstractNum w:abstractNumId="29" w15:restartNumberingAfterBreak="0">
+  <w:abstractNum w:abstractNumId="22" w15:restartNumberingAfterBreak="0">
     <w:nsid w:val="51EB6CAA"/>
     <w:multiLevelType w:val="hybridMultilevel"/>
     <w:tmpl w:val="AA3A1986"/>
@@ -20327,7 +21824,7 @@
       </w:pPr>
     </w:lvl>
   </w:abstractNum>
-  <w:abstractNum w:abstractNumId="30" w15:restartNumberingAfterBreak="0">
+  <w:abstractNum w:abstractNumId="23" w15:restartNumberingAfterBreak="0">
     <w:nsid w:val="579956AE"/>
     <w:multiLevelType w:val="hybridMultilevel"/>
     <w:tmpl w:val="152C998C"/>
@@ -20416,7 +21913,7 @@
       </w:pPr>
     </w:lvl>
   </w:abstractNum>
-  <w:abstractNum w:abstractNumId="31" w15:restartNumberingAfterBreak="0">
+  <w:abstractNum w:abstractNumId="24" w15:restartNumberingAfterBreak="0">
     <w:nsid w:val="57AA63E2"/>
     <w:multiLevelType w:val="hybridMultilevel"/>
     <w:tmpl w:val="4CD8648E"/>
@@ -20502,93 +21999,7 @@
       </w:pPr>
     </w:lvl>
   </w:abstractNum>
-  <w:abstractNum w:abstractNumId="32" w15:restartNumberingAfterBreak="0">
-    <w:nsid w:val="5AAF4307"/>
-    <w:multiLevelType w:val="hybridMultilevel"/>
-    <w:tmpl w:val="27147B98"/>
-    <w:lvl w:ilvl="0" w:tplc="4009000F">
-      <w:start w:val="1"/>
-      <w:numFmt w:val="decimal"/>
-      <w:lvlText w:val="%1."/>
-      <w:lvlJc w:val="left"/>
-      <w:pPr>
-        <w:ind w:left="720" w:hanging="360"/>
-      </w:pPr>
-    </w:lvl>
-    <w:lvl w:ilvl="1" w:tplc="40090019" w:tentative="1">
-      <w:start w:val="1"/>
-      <w:numFmt w:val="lowerLetter"/>
-      <w:lvlText w:val="%2."/>
-      <w:lvlJc w:val="left"/>
-      <w:pPr>
-        <w:ind w:left="1440" w:hanging="360"/>
-      </w:pPr>
-    </w:lvl>
-    <w:lvl w:ilvl="2" w:tplc="4009001B" w:tentative="1">
-      <w:start w:val="1"/>
-      <w:numFmt w:val="lowerRoman"/>
-      <w:lvlText w:val="%3."/>
-      <w:lvlJc w:val="right"/>
-      <w:pPr>
-        <w:ind w:left="2160" w:hanging="180"/>
-      </w:pPr>
-    </w:lvl>
-    <w:lvl w:ilvl="3" w:tplc="4009000F" w:tentative="1">
-      <w:start w:val="1"/>
-      <w:numFmt w:val="decimal"/>
-      <w:lvlText w:val="%4."/>
-      <w:lvlJc w:val="left"/>
-      <w:pPr>
-        <w:ind w:left="2880" w:hanging="360"/>
-      </w:pPr>
-    </w:lvl>
-    <w:lvl w:ilvl="4" w:tplc="40090019" w:tentative="1">
-      <w:start w:val="1"/>
-      <w:numFmt w:val="lowerLetter"/>
-      <w:lvlText w:val="%5."/>
-      <w:lvlJc w:val="left"/>
-      <w:pPr>
-        <w:ind w:left="3600" w:hanging="360"/>
-      </w:pPr>
-    </w:lvl>
-    <w:lvl w:ilvl="5" w:tplc="4009001B" w:tentative="1">
-      <w:start w:val="1"/>
-      <w:numFmt w:val="lowerRoman"/>
-      <w:lvlText w:val="%6."/>
-      <w:lvlJc w:val="right"/>
-      <w:pPr>
-        <w:ind w:left="4320" w:hanging="180"/>
-      </w:pPr>
-    </w:lvl>
-    <w:lvl w:ilvl="6" w:tplc="4009000F" w:tentative="1">
-      <w:start w:val="1"/>
-      <w:numFmt w:val="decimal"/>
-      <w:lvlText w:val="%7."/>
-      <w:lvlJc w:val="left"/>
-      <w:pPr>
-        <w:ind w:left="5040" w:hanging="360"/>
-      </w:pPr>
-    </w:lvl>
-    <w:lvl w:ilvl="7" w:tplc="40090019" w:tentative="1">
-      <w:start w:val="1"/>
-      <w:numFmt w:val="lowerLetter"/>
-      <w:lvlText w:val="%8."/>
-      <w:lvlJc w:val="left"/>
-      <w:pPr>
-        <w:ind w:left="5760" w:hanging="360"/>
-      </w:pPr>
-    </w:lvl>
-    <w:lvl w:ilvl="8" w:tplc="4009001B" w:tentative="1">
-      <w:start w:val="1"/>
-      <w:numFmt w:val="lowerRoman"/>
-      <w:lvlText w:val="%9."/>
-      <w:lvlJc w:val="right"/>
-      <w:pPr>
-        <w:ind w:left="6480" w:hanging="180"/>
-      </w:pPr>
-    </w:lvl>
-  </w:abstractNum>
-  <w:abstractNum w:abstractNumId="33" w15:restartNumberingAfterBreak="0">
+  <w:abstractNum w:abstractNumId="25" w15:restartNumberingAfterBreak="0">
     <w:nsid w:val="5B0B6E70"/>
     <w:multiLevelType w:val="hybridMultilevel"/>
     <w:tmpl w:val="639E1D92"/>
@@ -20674,7 +22085,7 @@
       </w:pPr>
     </w:lvl>
   </w:abstractNum>
-  <w:abstractNum w:abstractNumId="34" w15:restartNumberingAfterBreak="0">
+  <w:abstractNum w:abstractNumId="26" w15:restartNumberingAfterBreak="0">
     <w:nsid w:val="5B5059D4"/>
     <w:multiLevelType w:val="hybridMultilevel"/>
     <w:tmpl w:val="4F5CD94C"/>
@@ -20760,7 +22171,7 @@
       </w:pPr>
     </w:lvl>
   </w:abstractNum>
-  <w:abstractNum w:abstractNumId="35" w15:restartNumberingAfterBreak="0">
+  <w:abstractNum w:abstractNumId="27" w15:restartNumberingAfterBreak="0">
     <w:nsid w:val="5CF97DC3"/>
     <w:multiLevelType w:val="hybridMultilevel"/>
     <w:tmpl w:val="5B2C3BD8"/>
@@ -20846,7 +22257,7 @@
       </w:pPr>
     </w:lvl>
   </w:abstractNum>
-  <w:abstractNum w:abstractNumId="36" w15:restartNumberingAfterBreak="0">
+  <w:abstractNum w:abstractNumId="28" w15:restartNumberingAfterBreak="0">
     <w:nsid w:val="5ECF72A1"/>
     <w:multiLevelType w:val="hybridMultilevel"/>
     <w:tmpl w:val="1CF4107C"/>
@@ -20932,179 +22343,7 @@
       </w:pPr>
     </w:lvl>
   </w:abstractNum>
-  <w:abstractNum w:abstractNumId="37" w15:restartNumberingAfterBreak="0">
-    <w:nsid w:val="5F4655AF"/>
-    <w:multiLevelType w:val="hybridMultilevel"/>
-    <w:tmpl w:val="AFA26F68"/>
-    <w:lvl w:ilvl="0" w:tplc="40090013">
-      <w:start w:val="1"/>
-      <w:numFmt w:val="upperRoman"/>
-      <w:lvlText w:val="%1."/>
-      <w:lvlJc w:val="right"/>
-      <w:pPr>
-        <w:ind w:left="720" w:hanging="360"/>
-      </w:pPr>
-    </w:lvl>
-    <w:lvl w:ilvl="1" w:tplc="40090019" w:tentative="1">
-      <w:start w:val="1"/>
-      <w:numFmt w:val="lowerLetter"/>
-      <w:lvlText w:val="%2."/>
-      <w:lvlJc w:val="left"/>
-      <w:pPr>
-        <w:ind w:left="1440" w:hanging="360"/>
-      </w:pPr>
-    </w:lvl>
-    <w:lvl w:ilvl="2" w:tplc="4009001B" w:tentative="1">
-      <w:start w:val="1"/>
-      <w:numFmt w:val="lowerRoman"/>
-      <w:lvlText w:val="%3."/>
-      <w:lvlJc w:val="right"/>
-      <w:pPr>
-        <w:ind w:left="2160" w:hanging="180"/>
-      </w:pPr>
-    </w:lvl>
-    <w:lvl w:ilvl="3" w:tplc="4009000F" w:tentative="1">
-      <w:start w:val="1"/>
-      <w:numFmt w:val="decimal"/>
-      <w:lvlText w:val="%4."/>
-      <w:lvlJc w:val="left"/>
-      <w:pPr>
-        <w:ind w:left="2880" w:hanging="360"/>
-      </w:pPr>
-    </w:lvl>
-    <w:lvl w:ilvl="4" w:tplc="40090019" w:tentative="1">
-      <w:start w:val="1"/>
-      <w:numFmt w:val="lowerLetter"/>
-      <w:lvlText w:val="%5."/>
-      <w:lvlJc w:val="left"/>
-      <w:pPr>
-        <w:ind w:left="3600" w:hanging="360"/>
-      </w:pPr>
-    </w:lvl>
-    <w:lvl w:ilvl="5" w:tplc="4009001B" w:tentative="1">
-      <w:start w:val="1"/>
-      <w:numFmt w:val="lowerRoman"/>
-      <w:lvlText w:val="%6."/>
-      <w:lvlJc w:val="right"/>
-      <w:pPr>
-        <w:ind w:left="4320" w:hanging="180"/>
-      </w:pPr>
-    </w:lvl>
-    <w:lvl w:ilvl="6" w:tplc="4009000F" w:tentative="1">
-      <w:start w:val="1"/>
-      <w:numFmt w:val="decimal"/>
-      <w:lvlText w:val="%7."/>
-      <w:lvlJc w:val="left"/>
-      <w:pPr>
-        <w:ind w:left="5040" w:hanging="360"/>
-      </w:pPr>
-    </w:lvl>
-    <w:lvl w:ilvl="7" w:tplc="40090019" w:tentative="1">
-      <w:start w:val="1"/>
-      <w:numFmt w:val="lowerLetter"/>
-      <w:lvlText w:val="%8."/>
-      <w:lvlJc w:val="left"/>
-      <w:pPr>
-        <w:ind w:left="5760" w:hanging="360"/>
-      </w:pPr>
-    </w:lvl>
-    <w:lvl w:ilvl="8" w:tplc="4009001B" w:tentative="1">
-      <w:start w:val="1"/>
-      <w:numFmt w:val="lowerRoman"/>
-      <w:lvlText w:val="%9."/>
-      <w:lvlJc w:val="right"/>
-      <w:pPr>
-        <w:ind w:left="6480" w:hanging="180"/>
-      </w:pPr>
-    </w:lvl>
-  </w:abstractNum>
-  <w:abstractNum w:abstractNumId="38" w15:restartNumberingAfterBreak="0">
-    <w:nsid w:val="5F5F17AC"/>
-    <w:multiLevelType w:val="hybridMultilevel"/>
-    <w:tmpl w:val="27485FD2"/>
-    <w:lvl w:ilvl="0" w:tplc="FFFFFFFF">
-      <w:start w:val="1"/>
-      <w:numFmt w:val="decimal"/>
-      <w:lvlText w:val="%1."/>
-      <w:lvlJc w:val="left"/>
-      <w:pPr>
-        <w:ind w:left="720" w:hanging="360"/>
-      </w:pPr>
-    </w:lvl>
-    <w:lvl w:ilvl="1" w:tplc="FFFFFFFF" w:tentative="1">
-      <w:start w:val="1"/>
-      <w:numFmt w:val="lowerLetter"/>
-      <w:lvlText w:val="%2."/>
-      <w:lvlJc w:val="left"/>
-      <w:pPr>
-        <w:ind w:left="1440" w:hanging="360"/>
-      </w:pPr>
-    </w:lvl>
-    <w:lvl w:ilvl="2" w:tplc="FFFFFFFF" w:tentative="1">
-      <w:start w:val="1"/>
-      <w:numFmt w:val="lowerRoman"/>
-      <w:lvlText w:val="%3."/>
-      <w:lvlJc w:val="right"/>
-      <w:pPr>
-        <w:ind w:left="2160" w:hanging="180"/>
-      </w:pPr>
-    </w:lvl>
-    <w:lvl w:ilvl="3" w:tplc="FFFFFFFF" w:tentative="1">
-      <w:start w:val="1"/>
-      <w:numFmt w:val="decimal"/>
-      <w:lvlText w:val="%4."/>
-      <w:lvlJc w:val="left"/>
-      <w:pPr>
-        <w:ind w:left="2880" w:hanging="360"/>
-      </w:pPr>
-    </w:lvl>
-    <w:lvl w:ilvl="4" w:tplc="FFFFFFFF" w:tentative="1">
-      <w:start w:val="1"/>
-      <w:numFmt w:val="lowerLetter"/>
-      <w:lvlText w:val="%5."/>
-      <w:lvlJc w:val="left"/>
-      <w:pPr>
-        <w:ind w:left="3600" w:hanging="360"/>
-      </w:pPr>
-    </w:lvl>
-    <w:lvl w:ilvl="5" w:tplc="FFFFFFFF" w:tentative="1">
-      <w:start w:val="1"/>
-      <w:numFmt w:val="lowerRoman"/>
-      <w:lvlText w:val="%6."/>
-      <w:lvlJc w:val="right"/>
-      <w:pPr>
-        <w:ind w:left="4320" w:hanging="180"/>
-      </w:pPr>
-    </w:lvl>
-    <w:lvl w:ilvl="6" w:tplc="FFFFFFFF" w:tentative="1">
-      <w:start w:val="1"/>
-      <w:numFmt w:val="decimal"/>
-      <w:lvlText w:val="%7."/>
-      <w:lvlJc w:val="left"/>
-      <w:pPr>
-        <w:ind w:left="5040" w:hanging="360"/>
-      </w:pPr>
-    </w:lvl>
-    <w:lvl w:ilvl="7" w:tplc="FFFFFFFF" w:tentative="1">
-      <w:start w:val="1"/>
-      <w:numFmt w:val="lowerLetter"/>
-      <w:lvlText w:val="%8."/>
-      <w:lvlJc w:val="left"/>
-      <w:pPr>
-        <w:ind w:left="5760" w:hanging="360"/>
-      </w:pPr>
-    </w:lvl>
-    <w:lvl w:ilvl="8" w:tplc="FFFFFFFF" w:tentative="1">
-      <w:start w:val="1"/>
-      <w:numFmt w:val="lowerRoman"/>
-      <w:lvlText w:val="%9."/>
-      <w:lvlJc w:val="right"/>
-      <w:pPr>
-        <w:ind w:left="6480" w:hanging="180"/>
-      </w:pPr>
-    </w:lvl>
-  </w:abstractNum>
-  <w:abstractNum w:abstractNumId="39" w15:restartNumberingAfterBreak="0">
+  <w:abstractNum w:abstractNumId="29" w15:restartNumberingAfterBreak="0">
     <w:nsid w:val="5FAD400A"/>
     <w:multiLevelType w:val="hybridMultilevel"/>
     <w:tmpl w:val="59F4717E"/>
@@ -21190,7 +22429,7 @@
       </w:pPr>
     </w:lvl>
   </w:abstractNum>
-  <w:abstractNum w:abstractNumId="40" w15:restartNumberingAfterBreak="0">
+  <w:abstractNum w:abstractNumId="30" w15:restartNumberingAfterBreak="0">
     <w:nsid w:val="630F0C4E"/>
     <w:multiLevelType w:val="hybridMultilevel"/>
     <w:tmpl w:val="5802DB30"/>
@@ -21282,93 +22521,7 @@
       </w:pPr>
     </w:lvl>
   </w:abstractNum>
-  <w:abstractNum w:abstractNumId="41" w15:restartNumberingAfterBreak="0">
-    <w:nsid w:val="6409798E"/>
-    <w:multiLevelType w:val="hybridMultilevel"/>
-    <w:tmpl w:val="F942E5A6"/>
-    <w:lvl w:ilvl="0" w:tplc="40090019">
-      <w:start w:val="1"/>
-      <w:numFmt w:val="lowerLetter"/>
-      <w:lvlText w:val="%1."/>
-      <w:lvlJc w:val="left"/>
-      <w:pPr>
-        <w:ind w:left="1080" w:hanging="360"/>
-      </w:pPr>
-    </w:lvl>
-    <w:lvl w:ilvl="1" w:tplc="40090019" w:tentative="1">
-      <w:start w:val="1"/>
-      <w:numFmt w:val="lowerLetter"/>
-      <w:lvlText w:val="%2."/>
-      <w:lvlJc w:val="left"/>
-      <w:pPr>
-        <w:ind w:left="1800" w:hanging="360"/>
-      </w:pPr>
-    </w:lvl>
-    <w:lvl w:ilvl="2" w:tplc="4009001B" w:tentative="1">
-      <w:start w:val="1"/>
-      <w:numFmt w:val="lowerRoman"/>
-      <w:lvlText w:val="%3."/>
-      <w:lvlJc w:val="right"/>
-      <w:pPr>
-        <w:ind w:left="2520" w:hanging="180"/>
-      </w:pPr>
-    </w:lvl>
-    <w:lvl w:ilvl="3" w:tplc="4009000F" w:tentative="1">
-      <w:start w:val="1"/>
-      <w:numFmt w:val="decimal"/>
-      <w:lvlText w:val="%4."/>
-      <w:lvlJc w:val="left"/>
-      <w:pPr>
-        <w:ind w:left="3240" w:hanging="360"/>
-      </w:pPr>
-    </w:lvl>
-    <w:lvl w:ilvl="4" w:tplc="40090019" w:tentative="1">
-      <w:start w:val="1"/>
-      <w:numFmt w:val="lowerLetter"/>
-      <w:lvlText w:val="%5."/>
-      <w:lvlJc w:val="left"/>
-      <w:pPr>
-        <w:ind w:left="3960" w:hanging="360"/>
-      </w:pPr>
-    </w:lvl>
-    <w:lvl w:ilvl="5" w:tplc="4009001B" w:tentative="1">
-      <w:start w:val="1"/>
-      <w:numFmt w:val="lowerRoman"/>
-      <w:lvlText w:val="%6."/>
-      <w:lvlJc w:val="right"/>
-      <w:pPr>
-        <w:ind w:left="4680" w:hanging="180"/>
-      </w:pPr>
-    </w:lvl>
-    <w:lvl w:ilvl="6" w:tplc="4009000F" w:tentative="1">
-      <w:start w:val="1"/>
-      <w:numFmt w:val="decimal"/>
-      <w:lvlText w:val="%7."/>
-      <w:lvlJc w:val="left"/>
-      <w:pPr>
-        <w:ind w:left="5400" w:hanging="360"/>
-      </w:pPr>
-    </w:lvl>
-    <w:lvl w:ilvl="7" w:tplc="40090019" w:tentative="1">
-      <w:start w:val="1"/>
-      <w:numFmt w:val="lowerLetter"/>
-      <w:lvlText w:val="%8."/>
-      <w:lvlJc w:val="left"/>
-      <w:pPr>
-        <w:ind w:left="6120" w:hanging="360"/>
-      </w:pPr>
-    </w:lvl>
-    <w:lvl w:ilvl="8" w:tplc="4009001B" w:tentative="1">
-      <w:start w:val="1"/>
-      <w:numFmt w:val="lowerRoman"/>
-      <w:lvlText w:val="%9."/>
-      <w:lvlJc w:val="right"/>
-      <w:pPr>
-        <w:ind w:left="6840" w:hanging="180"/>
-      </w:pPr>
-    </w:lvl>
-  </w:abstractNum>
-  <w:abstractNum w:abstractNumId="42" w15:restartNumberingAfterBreak="0">
+  <w:abstractNum w:abstractNumId="31" w15:restartNumberingAfterBreak="0">
     <w:nsid w:val="6A825466"/>
     <w:multiLevelType w:val="hybridMultilevel"/>
     <w:tmpl w:val="D4123C9C"/>
@@ -21454,7 +22607,7 @@
       </w:pPr>
     </w:lvl>
   </w:abstractNum>
-  <w:abstractNum w:abstractNumId="43" w15:restartNumberingAfterBreak="0">
+  <w:abstractNum w:abstractNumId="32" w15:restartNumberingAfterBreak="0">
     <w:nsid w:val="72EA5DBF"/>
     <w:multiLevelType w:val="hybridMultilevel"/>
     <w:tmpl w:val="671AAB8E"/>
@@ -21540,7 +22693,7 @@
       </w:pPr>
     </w:lvl>
   </w:abstractNum>
-  <w:abstractNum w:abstractNumId="44" w15:restartNumberingAfterBreak="0">
+  <w:abstractNum w:abstractNumId="33" w15:restartNumberingAfterBreak="0">
     <w:nsid w:val="72F854A2"/>
     <w:multiLevelType w:val="hybridMultilevel"/>
     <w:tmpl w:val="349CAAFA"/>
@@ -21653,182 +22806,7 @@
       </w:rPr>
     </w:lvl>
   </w:abstractNum>
-  <w:abstractNum w:abstractNumId="45" w15:restartNumberingAfterBreak="0">
-    <w:nsid w:val="754B7DA2"/>
-    <w:multiLevelType w:val="hybridMultilevel"/>
-    <w:tmpl w:val="09E87C36"/>
-    <w:lvl w:ilvl="0" w:tplc="40090019">
-      <w:start w:val="1"/>
-      <w:numFmt w:val="lowerLetter"/>
-      <w:lvlText w:val="%1."/>
-      <w:lvlJc w:val="left"/>
-      <w:pPr>
-        <w:ind w:left="1440" w:hanging="360"/>
-      </w:pPr>
-    </w:lvl>
-    <w:lvl w:ilvl="1" w:tplc="40090019" w:tentative="1">
-      <w:start w:val="1"/>
-      <w:numFmt w:val="lowerLetter"/>
-      <w:lvlText w:val="%2."/>
-      <w:lvlJc w:val="left"/>
-      <w:pPr>
-        <w:ind w:left="2160" w:hanging="360"/>
-      </w:pPr>
-    </w:lvl>
-    <w:lvl w:ilvl="2" w:tplc="4009001B" w:tentative="1">
-      <w:start w:val="1"/>
-      <w:numFmt w:val="lowerRoman"/>
-      <w:lvlText w:val="%3."/>
-      <w:lvlJc w:val="right"/>
-      <w:pPr>
-        <w:ind w:left="2880" w:hanging="180"/>
-      </w:pPr>
-    </w:lvl>
-    <w:lvl w:ilvl="3" w:tplc="4009000F" w:tentative="1">
-      <w:start w:val="1"/>
-      <w:numFmt w:val="decimal"/>
-      <w:lvlText w:val="%4."/>
-      <w:lvlJc w:val="left"/>
-      <w:pPr>
-        <w:ind w:left="3600" w:hanging="360"/>
-      </w:pPr>
-    </w:lvl>
-    <w:lvl w:ilvl="4" w:tplc="40090019" w:tentative="1">
-      <w:start w:val="1"/>
-      <w:numFmt w:val="lowerLetter"/>
-      <w:lvlText w:val="%5."/>
-      <w:lvlJc w:val="left"/>
-      <w:pPr>
-        <w:ind w:left="4320" w:hanging="360"/>
-      </w:pPr>
-    </w:lvl>
-    <w:lvl w:ilvl="5" w:tplc="4009001B" w:tentative="1">
-      <w:start w:val="1"/>
-      <w:numFmt w:val="lowerRoman"/>
-      <w:lvlText w:val="%6."/>
-      <w:lvlJc w:val="right"/>
-      <w:pPr>
-        <w:ind w:left="5040" w:hanging="180"/>
-      </w:pPr>
-    </w:lvl>
-    <w:lvl w:ilvl="6" w:tplc="4009000F" w:tentative="1">
-      <w:start w:val="1"/>
-      <w:numFmt w:val="decimal"/>
-      <w:lvlText w:val="%7."/>
-      <w:lvlJc w:val="left"/>
-      <w:pPr>
-        <w:ind w:left="5760" w:hanging="360"/>
-      </w:pPr>
-    </w:lvl>
-    <w:lvl w:ilvl="7" w:tplc="40090019" w:tentative="1">
-      <w:start w:val="1"/>
-      <w:numFmt w:val="lowerLetter"/>
-      <w:lvlText w:val="%8."/>
-      <w:lvlJc w:val="left"/>
-      <w:pPr>
-        <w:ind w:left="6480" w:hanging="360"/>
-      </w:pPr>
-    </w:lvl>
-    <w:lvl w:ilvl="8" w:tplc="4009001B" w:tentative="1">
-      <w:start w:val="1"/>
-      <w:numFmt w:val="lowerRoman"/>
-      <w:lvlText w:val="%9."/>
-      <w:lvlJc w:val="right"/>
-      <w:pPr>
-        <w:ind w:left="7200" w:hanging="180"/>
-      </w:pPr>
-    </w:lvl>
-  </w:abstractNum>
-  <w:abstractNum w:abstractNumId="46" w15:restartNumberingAfterBreak="0">
-    <w:nsid w:val="75BC0870"/>
-    <w:multiLevelType w:val="hybridMultilevel"/>
-    <w:tmpl w:val="C186C898"/>
-    <w:lvl w:ilvl="0" w:tplc="8B8E49D0">
-      <w:start w:val="3"/>
-      <w:numFmt w:val="decimal"/>
-      <w:lvlText w:val="%1."/>
-      <w:lvlJc w:val="left"/>
-      <w:pPr>
-        <w:ind w:left="720" w:hanging="360"/>
-      </w:pPr>
-      <w:rPr>
-        <w:rFonts w:hint="default"/>
-      </w:rPr>
-    </w:lvl>
-    <w:lvl w:ilvl="1" w:tplc="40090019" w:tentative="1">
-      <w:start w:val="1"/>
-      <w:numFmt w:val="lowerLetter"/>
-      <w:lvlText w:val="%2."/>
-      <w:lvlJc w:val="left"/>
-      <w:pPr>
-        <w:ind w:left="1440" w:hanging="360"/>
-      </w:pPr>
-    </w:lvl>
-    <w:lvl w:ilvl="2" w:tplc="4009001B" w:tentative="1">
-      <w:start w:val="1"/>
-      <w:numFmt w:val="lowerRoman"/>
-      <w:lvlText w:val="%3."/>
-      <w:lvlJc w:val="right"/>
-      <w:pPr>
-        <w:ind w:left="2160" w:hanging="180"/>
-      </w:pPr>
-    </w:lvl>
-    <w:lvl w:ilvl="3" w:tplc="4009000F" w:tentative="1">
-      <w:start w:val="1"/>
-      <w:numFmt w:val="decimal"/>
-      <w:lvlText w:val="%4."/>
-      <w:lvlJc w:val="left"/>
-      <w:pPr>
-        <w:ind w:left="2880" w:hanging="360"/>
-      </w:pPr>
-    </w:lvl>
-    <w:lvl w:ilvl="4" w:tplc="40090019" w:tentative="1">
-      <w:start w:val="1"/>
-      <w:numFmt w:val="lowerLetter"/>
-      <w:lvlText w:val="%5."/>
-      <w:lvlJc w:val="left"/>
-      <w:pPr>
-        <w:ind w:left="3600" w:hanging="360"/>
-      </w:pPr>
-    </w:lvl>
-    <w:lvl w:ilvl="5" w:tplc="4009001B" w:tentative="1">
-      <w:start w:val="1"/>
-      <w:numFmt w:val="lowerRoman"/>
-      <w:lvlText w:val="%6."/>
-      <w:lvlJc w:val="right"/>
-      <w:pPr>
-        <w:ind w:left="4320" w:hanging="180"/>
-      </w:pPr>
-    </w:lvl>
-    <w:lvl w:ilvl="6" w:tplc="4009000F" w:tentative="1">
-      <w:start w:val="1"/>
-      <w:numFmt w:val="decimal"/>
-      <w:lvlText w:val="%7."/>
-      <w:lvlJc w:val="left"/>
-      <w:pPr>
-        <w:ind w:left="5040" w:hanging="360"/>
-      </w:pPr>
-    </w:lvl>
-    <w:lvl w:ilvl="7" w:tplc="40090019" w:tentative="1">
-      <w:start w:val="1"/>
-      <w:numFmt w:val="lowerLetter"/>
-      <w:lvlText w:val="%8."/>
-      <w:lvlJc w:val="left"/>
-      <w:pPr>
-        <w:ind w:left="5760" w:hanging="360"/>
-      </w:pPr>
-    </w:lvl>
-    <w:lvl w:ilvl="8" w:tplc="4009001B" w:tentative="1">
-      <w:start w:val="1"/>
-      <w:numFmt w:val="lowerRoman"/>
-      <w:lvlText w:val="%9."/>
-      <w:lvlJc w:val="right"/>
-      <w:pPr>
-        <w:ind w:left="6480" w:hanging="180"/>
-      </w:pPr>
-    </w:lvl>
-  </w:abstractNum>
-  <w:abstractNum w:abstractNumId="47" w15:restartNumberingAfterBreak="0">
+  <w:abstractNum w:abstractNumId="34" w15:restartNumberingAfterBreak="0">
     <w:nsid w:val="768D4843"/>
     <w:multiLevelType w:val="hybridMultilevel"/>
     <w:tmpl w:val="F39A25A6"/>
@@ -21914,7 +22892,7 @@
       </w:pPr>
     </w:lvl>
   </w:abstractNum>
-  <w:abstractNum w:abstractNumId="48" w15:restartNumberingAfterBreak="0">
+  <w:abstractNum w:abstractNumId="35" w15:restartNumberingAfterBreak="0">
     <w:nsid w:val="787D215D"/>
     <w:multiLevelType w:val="hybridMultilevel"/>
     <w:tmpl w:val="6E66E1B4"/>
@@ -22003,7 +22981,7 @@
       </w:pPr>
     </w:lvl>
   </w:abstractNum>
-  <w:abstractNum w:abstractNumId="49" w15:restartNumberingAfterBreak="0">
+  <w:abstractNum w:abstractNumId="36" w15:restartNumberingAfterBreak="0">
     <w:nsid w:val="7B8D34CF"/>
     <w:multiLevelType w:val="multilevel"/>
     <w:tmpl w:val="702834C8"/>
@@ -22152,156 +23130,207 @@
       </w:rPr>
     </w:lvl>
   </w:abstractNum>
-  <w:num w:numId="1" w16cid:durableId="738789515">
+  <w:abstractNum w:abstractNumId="37" w15:restartNumberingAfterBreak="0">
+    <w:nsid w:val="7F62291B"/>
+    <w:multiLevelType w:val="hybridMultilevel"/>
+    <w:tmpl w:val="B71640A2"/>
+    <w:lvl w:ilvl="0" w:tplc="40090017">
+      <w:start w:val="1"/>
+      <w:numFmt w:val="lowerLetter"/>
+      <w:lvlText w:val="%1)"/>
+      <w:lvlJc w:val="left"/>
+      <w:pPr>
+        <w:ind w:left="773" w:hanging="360"/>
+      </w:pPr>
+    </w:lvl>
+    <w:lvl w:ilvl="1" w:tplc="40090019" w:tentative="1">
+      <w:start w:val="1"/>
+      <w:numFmt w:val="lowerLetter"/>
+      <w:lvlText w:val="%2."/>
+      <w:lvlJc w:val="left"/>
+      <w:pPr>
+        <w:ind w:left="1493" w:hanging="360"/>
+      </w:pPr>
+    </w:lvl>
+    <w:lvl w:ilvl="2" w:tplc="4009001B" w:tentative="1">
+      <w:start w:val="1"/>
+      <w:numFmt w:val="lowerRoman"/>
+      <w:lvlText w:val="%3."/>
+      <w:lvlJc w:val="right"/>
+      <w:pPr>
+        <w:ind w:left="2213" w:hanging="180"/>
+      </w:pPr>
+    </w:lvl>
+    <w:lvl w:ilvl="3" w:tplc="4009000F" w:tentative="1">
+      <w:start w:val="1"/>
+      <w:numFmt w:val="decimal"/>
+      <w:lvlText w:val="%4."/>
+      <w:lvlJc w:val="left"/>
+      <w:pPr>
+        <w:ind w:left="2933" w:hanging="360"/>
+      </w:pPr>
+    </w:lvl>
+    <w:lvl w:ilvl="4" w:tplc="40090019" w:tentative="1">
+      <w:start w:val="1"/>
+      <w:numFmt w:val="lowerLetter"/>
+      <w:lvlText w:val="%5."/>
+      <w:lvlJc w:val="left"/>
+      <w:pPr>
+        <w:ind w:left="3653" w:hanging="360"/>
+      </w:pPr>
+    </w:lvl>
+    <w:lvl w:ilvl="5" w:tplc="4009001B" w:tentative="1">
+      <w:start w:val="1"/>
+      <w:numFmt w:val="lowerRoman"/>
+      <w:lvlText w:val="%6."/>
+      <w:lvlJc w:val="right"/>
+      <w:pPr>
+        <w:ind w:left="4373" w:hanging="180"/>
+      </w:pPr>
+    </w:lvl>
+    <w:lvl w:ilvl="6" w:tplc="4009000F" w:tentative="1">
+      <w:start w:val="1"/>
+      <w:numFmt w:val="decimal"/>
+      <w:lvlText w:val="%7."/>
+      <w:lvlJc w:val="left"/>
+      <w:pPr>
+        <w:ind w:left="5093" w:hanging="360"/>
+      </w:pPr>
+    </w:lvl>
+    <w:lvl w:ilvl="7" w:tplc="40090019" w:tentative="1">
+      <w:start w:val="1"/>
+      <w:numFmt w:val="lowerLetter"/>
+      <w:lvlText w:val="%8."/>
+      <w:lvlJc w:val="left"/>
+      <w:pPr>
+        <w:ind w:left="5813" w:hanging="360"/>
+      </w:pPr>
+    </w:lvl>
+    <w:lvl w:ilvl="8" w:tplc="4009001B" w:tentative="1">
+      <w:start w:val="1"/>
+      <w:numFmt w:val="lowerRoman"/>
+      <w:lvlText w:val="%9."/>
+      <w:lvlJc w:val="right"/>
+      <w:pPr>
+        <w:ind w:left="6533" w:hanging="180"/>
+      </w:pPr>
+    </w:lvl>
+  </w:abstractNum>
+  <w:num w:numId="1" w16cid:durableId="1235513339">
+    <w:abstractNumId w:val="1"/>
+  </w:num>
+  <w:num w:numId="2" w16cid:durableId="288970933">
+    <w:abstractNumId w:val="28"/>
+  </w:num>
+  <w:num w:numId="3" w16cid:durableId="1934975148">
+    <w:abstractNumId w:val="0"/>
+  </w:num>
+  <w:num w:numId="4" w16cid:durableId="284432453">
+    <w:abstractNumId w:val="10"/>
+  </w:num>
+  <w:num w:numId="5" w16cid:durableId="1475290958">
+    <w:abstractNumId w:val="2"/>
+  </w:num>
+  <w:num w:numId="6" w16cid:durableId="674764127">
+    <w:abstractNumId w:val="36"/>
+  </w:num>
+  <w:num w:numId="7" w16cid:durableId="1366904678">
+    <w:abstractNumId w:val="17"/>
+  </w:num>
+  <w:num w:numId="8" w16cid:durableId="67462260">
+    <w:abstractNumId w:val="29"/>
+  </w:num>
+  <w:num w:numId="9" w16cid:durableId="504519595">
+    <w:abstractNumId w:val="25"/>
+  </w:num>
+  <w:num w:numId="10" w16cid:durableId="1046217917">
+    <w:abstractNumId w:val="9"/>
+  </w:num>
+  <w:num w:numId="11" w16cid:durableId="1482194571">
+    <w:abstractNumId w:val="27"/>
+  </w:num>
+  <w:num w:numId="12" w16cid:durableId="1378116358">
+    <w:abstractNumId w:val="15"/>
+  </w:num>
+  <w:num w:numId="13" w16cid:durableId="1622763665">
+    <w:abstractNumId w:val="23"/>
+  </w:num>
+  <w:num w:numId="14" w16cid:durableId="1303314634">
+    <w:abstractNumId w:val="30"/>
+  </w:num>
+  <w:num w:numId="15" w16cid:durableId="9142093">
     <w:abstractNumId w:val="32"/>
   </w:num>
-  <w:num w:numId="2" w16cid:durableId="1235513339">
-    <w:abstractNumId w:val="1"/>
+  <w:num w:numId="16" w16cid:durableId="1458911845">
+    <w:abstractNumId w:val="13"/>
   </w:num>
-  <w:num w:numId="3" w16cid:durableId="288970933">
-    <w:abstractNumId w:val="36"/>
+  <w:num w:numId="17" w16cid:durableId="2118016731">
+    <w:abstractNumId w:val="5"/>
   </w:num>
-  <w:num w:numId="4" w16cid:durableId="1934975148">
-    <w:abstractNumId w:val="0"/>
+  <w:num w:numId="18" w16cid:durableId="2101440695">
+    <w:abstractNumId w:val="35"/>
   </w:num>
-  <w:num w:numId="5" w16cid:durableId="284432453">
+  <w:num w:numId="19" w16cid:durableId="109252585">
+    <w:abstractNumId w:val="8"/>
+  </w:num>
+  <w:num w:numId="20" w16cid:durableId="472599006">
+    <w:abstractNumId w:val="7"/>
+  </w:num>
+  <w:num w:numId="21" w16cid:durableId="1115103356">
+    <w:abstractNumId w:val="26"/>
+  </w:num>
+  <w:num w:numId="22" w16cid:durableId="220681117">
+    <w:abstractNumId w:val="31"/>
+  </w:num>
+  <w:num w:numId="23" w16cid:durableId="1049376175">
     <w:abstractNumId w:val="14"/>
   </w:num>
-  <w:num w:numId="6" w16cid:durableId="1475290958">
-    <w:abstractNumId w:val="2"/>
+  <w:num w:numId="24" w16cid:durableId="723523505">
+    <w:abstractNumId w:val="12"/>
   </w:num>
-  <w:num w:numId="7" w16cid:durableId="674764127">
-    <w:abstractNumId w:val="49"/>
+  <w:num w:numId="25" w16cid:durableId="1595165128">
+    <w:abstractNumId w:val="11"/>
   </w:num>
-  <w:num w:numId="8" w16cid:durableId="1366904678">
-    <w:abstractNumId w:val="26"/>
+  <w:num w:numId="26" w16cid:durableId="1168903458">
+    <w:abstractNumId w:val="3"/>
   </w:num>
-  <w:num w:numId="9" w16cid:durableId="67462260">
-    <w:abstractNumId w:val="39"/>
+  <w:num w:numId="27" w16cid:durableId="611862714">
+    <w:abstractNumId w:val="16"/>
   </w:num>
-  <w:num w:numId="10" w16cid:durableId="364210400">
+  <w:num w:numId="28" w16cid:durableId="340668397">
+    <w:abstractNumId w:val="22"/>
+  </w:num>
+  <w:num w:numId="29" w16cid:durableId="87584769">
+    <w:abstractNumId w:val="4"/>
+  </w:num>
+  <w:num w:numId="30" w16cid:durableId="1409889759">
+    <w:abstractNumId w:val="24"/>
+  </w:num>
+  <w:num w:numId="31" w16cid:durableId="400836092">
+    <w:abstractNumId w:val="6"/>
+  </w:num>
+  <w:num w:numId="32" w16cid:durableId="1819607792">
+    <w:abstractNumId w:val="21"/>
+  </w:num>
+  <w:num w:numId="33" w16cid:durableId="1637417472">
+    <w:abstractNumId w:val="34"/>
+  </w:num>
+  <w:num w:numId="34" w16cid:durableId="871116235">
+    <w:abstractNumId w:val="33"/>
+  </w:num>
+  <w:num w:numId="35" w16cid:durableId="2009362747">
+    <w:abstractNumId w:val="18"/>
+  </w:num>
+  <w:num w:numId="36" w16cid:durableId="1833788539">
+    <w:abstractNumId w:val="37"/>
+  </w:num>
+  <w:num w:numId="37" w16cid:durableId="846090408">
     <w:abstractNumId w:val="19"/>
   </w:num>
-  <w:num w:numId="11" w16cid:durableId="7296056">
-    <w:abstractNumId w:val="23"/>
-  </w:num>
-  <w:num w:numId="12" w16cid:durableId="1654406166">
-    <w:abstractNumId w:val="41"/>
-  </w:num>
-  <w:num w:numId="13" w16cid:durableId="1484928062">
-    <w:abstractNumId w:val="45"/>
-  </w:num>
-  <w:num w:numId="14" w16cid:durableId="504519595">
-    <w:abstractNumId w:val="33"/>
-  </w:num>
-  <w:num w:numId="15" w16cid:durableId="1046217917">
-    <w:abstractNumId w:val="11"/>
-  </w:num>
-  <w:num w:numId="16" w16cid:durableId="2125348581">
-    <w:abstractNumId w:val="12"/>
-  </w:num>
-  <w:num w:numId="17" w16cid:durableId="1482194571">
-    <w:abstractNumId w:val="35"/>
-  </w:num>
-  <w:num w:numId="18" w16cid:durableId="1378116358">
-    <w:abstractNumId w:val="21"/>
-  </w:num>
-  <w:num w:numId="19" w16cid:durableId="1622763665">
-    <w:abstractNumId w:val="30"/>
-  </w:num>
-  <w:num w:numId="20" w16cid:durableId="512308396">
-    <w:abstractNumId w:val="46"/>
-  </w:num>
-  <w:num w:numId="21" w16cid:durableId="1400396216">
-    <w:abstractNumId w:val="16"/>
-  </w:num>
-  <w:num w:numId="22" w16cid:durableId="1687050894">
-    <w:abstractNumId w:val="25"/>
-  </w:num>
-  <w:num w:numId="23" w16cid:durableId="958221247">
-    <w:abstractNumId w:val="13"/>
-  </w:num>
-  <w:num w:numId="24" w16cid:durableId="1303314634">
-    <w:abstractNumId w:val="40"/>
-  </w:num>
-  <w:num w:numId="25" w16cid:durableId="9142093">
-    <w:abstractNumId w:val="43"/>
-  </w:num>
-  <w:num w:numId="26" w16cid:durableId="1458911845">
-    <w:abstractNumId w:val="18"/>
-  </w:num>
-  <w:num w:numId="27" w16cid:durableId="2118016731">
-    <w:abstractNumId w:val="7"/>
-  </w:num>
-  <w:num w:numId="28" w16cid:durableId="2138251279">
-    <w:abstractNumId w:val="4"/>
-  </w:num>
-  <w:num w:numId="29" w16cid:durableId="2097509124">
-    <w:abstractNumId w:val="22"/>
-  </w:num>
-  <w:num w:numId="30" w16cid:durableId="2101440695">
-    <w:abstractNumId w:val="48"/>
-  </w:num>
-  <w:num w:numId="31" w16cid:durableId="109252585">
-    <w:abstractNumId w:val="10"/>
-  </w:num>
-  <w:num w:numId="32" w16cid:durableId="472599006">
-    <w:abstractNumId w:val="9"/>
-  </w:num>
-  <w:num w:numId="33" w16cid:durableId="1115103356">
-    <w:abstractNumId w:val="34"/>
-  </w:num>
-  <w:num w:numId="34" w16cid:durableId="220681117">
-    <w:abstractNumId w:val="42"/>
-  </w:num>
-  <w:num w:numId="35" w16cid:durableId="1176386353">
-    <w:abstractNumId w:val="38"/>
-  </w:num>
-  <w:num w:numId="36" w16cid:durableId="1049376175">
+  <w:num w:numId="38" w16cid:durableId="307588129">
     <w:abstractNumId w:val="20"/>
   </w:num>
-  <w:num w:numId="37" w16cid:durableId="723523505">
-    <w:abstractNumId w:val="17"/>
-  </w:num>
-  <w:num w:numId="38" w16cid:durableId="1595165128">
-    <w:abstractNumId w:val="15"/>
-  </w:num>
-  <w:num w:numId="39" w16cid:durableId="1168903458">
-    <w:abstractNumId w:val="3"/>
-  </w:num>
-  <w:num w:numId="40" w16cid:durableId="611862714">
-    <w:abstractNumId w:val="24"/>
-  </w:num>
-  <w:num w:numId="41" w16cid:durableId="340668397">
-    <w:abstractNumId w:val="29"/>
-  </w:num>
-  <w:num w:numId="42" w16cid:durableId="87584769">
-    <w:abstractNumId w:val="6"/>
-  </w:num>
-  <w:num w:numId="43" w16cid:durableId="1409889759">
-    <w:abstractNumId w:val="31"/>
-  </w:num>
-  <w:num w:numId="44" w16cid:durableId="250547155">
-    <w:abstractNumId w:val="37"/>
-  </w:num>
-  <w:num w:numId="45" w16cid:durableId="400836092">
-    <w:abstractNumId w:val="8"/>
-  </w:num>
-  <w:num w:numId="46" w16cid:durableId="964655118">
-    <w:abstractNumId w:val="5"/>
-  </w:num>
-  <w:num w:numId="47" w16cid:durableId="1819607792">
-    <w:abstractNumId w:val="28"/>
-  </w:num>
-  <w:num w:numId="48" w16cid:durableId="1637417472">
-    <w:abstractNumId w:val="47"/>
-  </w:num>
-  <w:num w:numId="49" w16cid:durableId="871116235">
-    <w:abstractNumId w:val="44"/>
-  </w:num>
-  <w:num w:numId="50" w16cid:durableId="2009362747">
-    <w:abstractNumId w:val="27"/>
-  </w:num>
+  <w:numIdMacAtCleanup w:val="38"/>
 </w:numbering>
 </file>
 

--- a/Financial Mathematics/notes.docx
+++ b/Financial Mathematics/notes.docx
@@ -16936,12 +16936,107 @@
       </w:pPr>
       <m:oMathPara>
         <m:oMath>
+          <m:sSub>
+            <m:sSubPr>
+              <m:ctrlPr>
+                <w:rPr>
+                  <w:rFonts w:ascii="Cambria Math" w:eastAsiaTheme="minorEastAsia" w:hAnsi="Cambria Math"/>
+                </w:rPr>
+              </m:ctrlPr>
+            </m:sSubPr>
+            <m:e>
+              <m:r>
+                <w:rPr>
+                  <w:rFonts w:ascii="Cambria Math" w:eastAsiaTheme="minorEastAsia" w:hAnsi="Cambria Math"/>
+                </w:rPr>
+                <m:t>D</m:t>
+              </m:r>
+            </m:e>
+            <m:sub>
+              <m:r>
+                <w:rPr>
+                  <w:rFonts w:ascii="Cambria Math" w:eastAsiaTheme="minorEastAsia" w:hAnsi="Cambria Math"/>
+                </w:rPr>
+                <m:t>1</m:t>
+              </m:r>
+            </m:sub>
+          </m:sSub>
           <m:r>
             <w:rPr>
               <w:rFonts w:ascii="Cambria Math" w:eastAsiaTheme="minorEastAsia" w:hAnsi="Cambria Math"/>
-              <w:lang w:val="en-US"/>
             </w:rPr>
-            <m:t>D_1 = EPS_1(1-b) = 9(1-0) = Rs.9</m:t>
+            <m:t>=EP</m:t>
+          </m:r>
+          <m:sSub>
+            <m:sSubPr>
+              <m:ctrlPr>
+                <w:rPr>
+                  <w:rFonts w:ascii="Cambria Math" w:eastAsiaTheme="minorEastAsia" w:hAnsi="Cambria Math"/>
+                </w:rPr>
+              </m:ctrlPr>
+            </m:sSubPr>
+            <m:e>
+              <m:r>
+                <w:rPr>
+                  <w:rFonts w:ascii="Cambria Math" w:eastAsiaTheme="minorEastAsia" w:hAnsi="Cambria Math"/>
+                </w:rPr>
+                <m:t>S</m:t>
+              </m:r>
+            </m:e>
+            <m:sub>
+              <m:r>
+                <w:rPr>
+                  <w:rFonts w:ascii="Cambria Math" w:eastAsiaTheme="minorEastAsia" w:hAnsi="Cambria Math"/>
+                </w:rPr>
+                <m:t>1</m:t>
+              </m:r>
+            </m:sub>
+          </m:sSub>
+          <m:d>
+            <m:dPr>
+              <m:ctrlPr>
+                <w:rPr>
+                  <w:rFonts w:ascii="Cambria Math" w:eastAsiaTheme="minorEastAsia" w:hAnsi="Cambria Math"/>
+                </w:rPr>
+              </m:ctrlPr>
+            </m:dPr>
+            <m:e>
+              <m:r>
+                <w:rPr>
+                  <w:rFonts w:ascii="Cambria Math" w:eastAsiaTheme="minorEastAsia" w:hAnsi="Cambria Math"/>
+                </w:rPr>
+                <m:t>1-b</m:t>
+              </m:r>
+            </m:e>
+          </m:d>
+          <m:r>
+            <w:rPr>
+              <w:rFonts w:ascii="Cambria Math" w:eastAsiaTheme="minorEastAsia" w:hAnsi="Cambria Math"/>
+            </w:rPr>
+            <m:t>=9</m:t>
+          </m:r>
+          <m:d>
+            <m:dPr>
+              <m:ctrlPr>
+                <w:rPr>
+                  <w:rFonts w:ascii="Cambria Math" w:eastAsiaTheme="minorEastAsia" w:hAnsi="Cambria Math"/>
+                </w:rPr>
+              </m:ctrlPr>
+            </m:dPr>
+            <m:e>
+              <m:r>
+                <w:rPr>
+                  <w:rFonts w:ascii="Cambria Math" w:eastAsiaTheme="minorEastAsia" w:hAnsi="Cambria Math"/>
+                </w:rPr>
+                <m:t>1-0</m:t>
+              </m:r>
+            </m:e>
+          </m:d>
+          <m:r>
+            <w:rPr>
+              <w:rFonts w:ascii="Cambria Math" w:eastAsiaTheme="minorEastAsia" w:hAnsi="Cambria Math"/>
+            </w:rPr>
+            <m:t>=Rs.9</m:t>
           </m:r>
         </m:oMath>
       </m:oMathPara>
@@ -18899,6 +18994,9 @@
             <m:t>7</m:t>
           </m:r>
           <m:r>
+            <m:rPr>
+              <m:sty m:val="p"/>
+            </m:rPr>
             <w:rPr>
               <w:rFonts w:ascii="Cambria Math" w:hAnsi="Cambria Math"/>
             </w:rPr>
@@ -18913,6 +19011,9 @@
             <m:t>g=br=0.80×0.10=8%</m:t>
           </m:r>
           <m:r>
+            <m:rPr>
+              <m:sty m:val="p"/>
+            </m:rPr>
             <w:rPr>
               <w:rFonts w:ascii="Cambria Math" w:hAnsi="Cambria Math"/>
             </w:rPr>
@@ -19074,6 +19175,9 @@
             <m:t>14</m:t>
           </m:r>
           <m:r>
+            <m:rPr>
+              <m:sty m:val="p"/>
+            </m:rPr>
             <w:rPr>
               <w:rFonts w:eastAsiaTheme="minorEastAsia"/>
             </w:rPr>
@@ -19088,6 +19192,9 @@
             <m:t>g=0.60×0.10=6%</m:t>
           </m:r>
           <m:r>
+            <m:rPr>
+              <m:sty m:val="p"/>
+            </m:rPr>
             <w:rPr>
               <w:rFonts w:eastAsiaTheme="minorEastAsia"/>
             </w:rPr>
@@ -19251,6 +19358,9 @@
             <m:t>24.50</m:t>
           </m:r>
           <m:r>
+            <m:rPr>
+              <m:sty m:val="p"/>
+            </m:rPr>
             <w:rPr>
               <w:rFonts w:eastAsiaTheme="minorEastAsia"/>
             </w:rPr>
@@ -19265,6 +19375,9 @@
             <m:t>g=0.30×0.10=3%</m:t>
           </m:r>
           <m:r>
+            <m:rPr>
+              <m:sty m:val="p"/>
+            </m:rPr>
             <w:rPr>
               <w:rFonts w:eastAsiaTheme="minorEastAsia"/>
             </w:rPr>
@@ -19427,7 +19540,7 @@
     <w:p>
       <w:pPr>
         <w:rPr>
-          <w:rFonts w:eastAsiaTheme="minorEastAsia"/>
+          <w:lang w:val="en-US"/>
         </w:rPr>
       </w:pPr>
       <w:r>
@@ -19437,6 +19550,3457 @@
         </w:rPr>
         <w:br/>
       </w:r>
+      <w:r>
+        <w:rPr>
+          <w:lang w:val="en-US"/>
+        </w:rPr>
+        <w:t>16/09/2026</w:t>
+      </w:r>
+    </w:p>
+    <w:p>
+      <w:pPr>
+        <w:rPr>
+          <w:lang w:val="en-US"/>
+        </w:rPr>
+      </w:pPr>
+    </w:p>
+    <w:p>
+      <w:pPr>
+        <w:rPr>
+          <w:lang w:val="en-US"/>
+        </w:rPr>
+      </w:pPr>
+      <w:r>
+        <w:rPr>
+          <w:lang w:val="en-US"/>
+        </w:rPr>
+        <w:t>Dividends theory:</w:t>
+      </w:r>
+    </w:p>
+    <w:p>
+      <w:pPr>
+        <w:pStyle w:val="ListParagraph"/>
+        <w:numPr>
+          <w:ilvl w:val="0"/>
+          <w:numId w:val="39"/>
+        </w:numPr>
+        <w:rPr>
+          <w:lang w:val="en-US"/>
+        </w:rPr>
+      </w:pPr>
+      <w:r>
+        <w:rPr>
+          <w:lang w:val="en-US"/>
+        </w:rPr>
+        <w:t xml:space="preserve">Theories of relevance – a. gordon’s ; b. walter’s </w:t>
+      </w:r>
+    </w:p>
+    <w:p>
+      <w:pPr>
+        <w:pStyle w:val="ListParagraph"/>
+        <w:numPr>
+          <w:ilvl w:val="0"/>
+          <w:numId w:val="39"/>
+        </w:numPr>
+        <w:rPr>
+          <w:lang w:val="en-US"/>
+        </w:rPr>
+      </w:pPr>
+      <w:r>
+        <w:rPr>
+          <w:lang w:val="en-US"/>
+        </w:rPr>
+        <w:t>Theories of irrelvance – a. modigilani-miller (MM Model)</w:t>
+      </w:r>
+    </w:p>
+    <w:p>
+      <w:pPr>
+        <w:rPr>
+          <w:lang w:val="en-US"/>
+        </w:rPr>
+      </w:pPr>
+    </w:p>
+    <w:p>
+      <w:pPr>
+        <w:rPr>
+          <w:lang w:val="en-US"/>
+        </w:rPr>
+      </w:pPr>
+      <w:r>
+        <w:rPr>
+          <w:lang w:val="en-US"/>
+        </w:rPr>
+        <w:t xml:space="preserve">Prof. E. James Walter argued dividend policy is an active variable that influences share price and also the value of the firm, </w:t>
+      </w:r>
+    </w:p>
+    <w:p>
+      <w:pPr>
+        <w:pStyle w:val="ListParagraph"/>
+        <w:numPr>
+          <w:ilvl w:val="0"/>
+          <w:numId w:val="40"/>
+        </w:numPr>
+        <w:rPr>
+          <w:lang w:val="en-US"/>
+        </w:rPr>
+      </w:pPr>
+      <w:r>
+        <w:rPr>
+          <w:lang w:val="en-US"/>
+        </w:rPr>
+        <w:t xml:space="preserve">inseparable business decision </w:t>
+      </w:r>
+    </w:p>
+    <w:p>
+      <w:pPr>
+        <w:pStyle w:val="ListParagraph"/>
+        <w:numPr>
+          <w:ilvl w:val="0"/>
+          <w:numId w:val="40"/>
+        </w:numPr>
+        <w:rPr>
+          <w:lang w:val="en-US"/>
+        </w:rPr>
+      </w:pPr>
+      <w:r>
+        <w:rPr>
+          <w:lang w:val="en-US"/>
+        </w:rPr>
+        <w:t xml:space="preserve">the relationship between the internal rate of return (r) and cost of capital (k) is crucial </w:t>
+      </w:r>
+    </w:p>
+    <w:p>
+      <w:pPr>
+        <w:pStyle w:val="ListParagraph"/>
+        <w:numPr>
+          <w:ilvl w:val="0"/>
+          <w:numId w:val="40"/>
+        </w:numPr>
+        <w:rPr>
+          <w:lang w:val="en-US"/>
+        </w:rPr>
+      </w:pPr>
+      <w:r>
+        <w:rPr>
+          <w:lang w:val="en-US"/>
+        </w:rPr>
+        <w:t>if r &gt; k: the firm should retain the earnings</w:t>
+      </w:r>
+    </w:p>
+    <w:p>
+      <w:pPr>
+        <w:pStyle w:val="ListParagraph"/>
+        <w:numPr>
+          <w:ilvl w:val="0"/>
+          <w:numId w:val="40"/>
+        </w:numPr>
+        <w:rPr>
+          <w:lang w:val="en-US"/>
+        </w:rPr>
+      </w:pPr>
+      <w:r>
+        <w:rPr>
+          <w:lang w:val="en-US"/>
+        </w:rPr>
+        <w:t>if r &lt; k: should distribute its earnings</w:t>
+      </w:r>
+    </w:p>
+    <w:p>
+      <w:pPr>
+        <w:rPr>
+          <w:lang w:val="en-US"/>
+        </w:rPr>
+      </w:pPr>
+      <w:r>
+        <w:rPr>
+          <w:lang w:val="en-US"/>
+        </w:rPr>
+        <w:t>Assumptions:</w:t>
+      </w:r>
+    </w:p>
+    <w:p>
+      <w:pPr>
+        <w:pStyle w:val="ListParagraph"/>
+        <w:numPr>
+          <w:ilvl w:val="0"/>
+          <w:numId w:val="41"/>
+        </w:numPr>
+        <w:rPr>
+          <w:lang w:val="en-US"/>
+        </w:rPr>
+      </w:pPr>
+      <w:r>
+        <w:rPr>
+          <w:lang w:val="en-US"/>
+        </w:rPr>
+        <w:t xml:space="preserve">retained earnings represents the only sources of financing for the firm </w:t>
+      </w:r>
+    </w:p>
+    <w:p>
+      <w:pPr>
+        <w:pStyle w:val="ListParagraph"/>
+        <w:numPr>
+          <w:ilvl w:val="0"/>
+          <w:numId w:val="41"/>
+        </w:numPr>
+        <w:rPr>
+          <w:lang w:val="en-US"/>
+        </w:rPr>
+      </w:pPr>
+      <w:r>
+        <w:rPr>
+          <w:lang w:val="en-US"/>
+        </w:rPr>
+        <w:t xml:space="preserve">the return on the firms investment remain constant </w:t>
+      </w:r>
+    </w:p>
+    <w:p>
+      <w:pPr>
+        <w:pStyle w:val="ListParagraph"/>
+        <w:numPr>
+          <w:ilvl w:val="0"/>
+          <w:numId w:val="41"/>
+        </w:numPr>
+        <w:rPr>
+          <w:lang w:val="en-US"/>
+        </w:rPr>
+      </w:pPr>
+      <w:r>
+        <w:rPr>
+          <w:lang w:val="en-US"/>
+        </w:rPr>
+        <w:t xml:space="preserve">the cost of capital for the firm remains constant </w:t>
+      </w:r>
+    </w:p>
+    <w:p>
+      <w:pPr>
+        <w:pStyle w:val="ListParagraph"/>
+        <w:numPr>
+          <w:ilvl w:val="0"/>
+          <w:numId w:val="41"/>
+        </w:numPr>
+        <w:rPr>
+          <w:lang w:val="en-US"/>
+        </w:rPr>
+      </w:pPr>
+      <w:r>
+        <w:rPr>
+          <w:lang w:val="en-US"/>
+        </w:rPr>
+        <w:t xml:space="preserve">a firm has an infinite life </w:t>
+      </w:r>
+    </w:p>
+    <w:p>
+      <w:pPr>
+        <w:pStyle w:val="ListParagraph"/>
+        <w:numPr>
+          <w:ilvl w:val="0"/>
+          <w:numId w:val="41"/>
+        </w:numPr>
+        <w:rPr>
+          <w:lang w:val="en-US"/>
+        </w:rPr>
+      </w:pPr>
+      <w:r>
+        <w:rPr>
+          <w:lang w:val="en-US"/>
+        </w:rPr>
+        <w:t xml:space="preserve">all the earnings are distributed or reinvested into the firm </w:t>
+      </w:r>
+    </w:p>
+    <w:p>
+      <w:pPr>
+        <w:pStyle w:val="ListParagraph"/>
+        <w:numPr>
+          <w:ilvl w:val="0"/>
+          <w:numId w:val="41"/>
+        </w:numPr>
+        <w:rPr>
+          <w:lang w:val="en-US"/>
+        </w:rPr>
+      </w:pPr>
+      <w:r>
+        <w:rPr>
+          <w:lang w:val="en-US"/>
+        </w:rPr>
+        <w:t xml:space="preserve">EPS and dividend remain constant in a determining and given value </w:t>
+      </w:r>
+    </w:p>
+    <w:p>
+      <w:pPr>
+        <w:rPr>
+          <w:lang w:val="en-US"/>
+        </w:rPr>
+      </w:pPr>
+    </w:p>
+    <w:p>
+      <w:pPr>
+        <w:rPr>
+          <w:lang w:val="en-US"/>
+        </w:rPr>
+      </w:pPr>
+      <w:r>
+        <w:rPr>
+          <w:lang w:val="en-US"/>
+        </w:rPr>
+        <w:lastRenderedPageBreak/>
+        <w:t>Growth firm – firm has ample investment opportunities, promising higher return than cost of capital (it should retain earnings)</w:t>
+      </w:r>
+    </w:p>
+    <w:p>
+      <w:pPr>
+        <w:rPr>
+          <w:lang w:val="en-US"/>
+        </w:rPr>
+      </w:pPr>
+    </w:p>
+    <w:p>
+      <w:pPr>
+        <w:rPr>
+          <w:lang w:val="en-US"/>
+        </w:rPr>
+      </w:pPr>
+      <w:r>
+        <w:rPr>
+          <w:lang w:val="en-US"/>
+        </w:rPr>
+        <w:t>Normal firm – firms internal rate of return is equal to cost of capital (shareholders are indifferent between retention and distribution of earnings)</w:t>
+      </w:r>
+    </w:p>
+    <w:p>
+      <w:pPr>
+        <w:rPr>
+          <w:lang w:val="en-US"/>
+        </w:rPr>
+      </w:pPr>
+    </w:p>
+    <w:p>
+      <w:pPr>
+        <w:rPr>
+          <w:lang w:val="en-US"/>
+        </w:rPr>
+      </w:pPr>
+      <w:r>
+        <w:rPr>
+          <w:lang w:val="en-US"/>
+        </w:rPr>
+        <w:t xml:space="preserve">Dealing firm – firm lacks in such investment opportunities, assure rate of return high er than the cost of capital (distribute cent – percent distribution of earnings – optimum dividend policy </w:t>
+      </w:r>
+    </w:p>
+    <w:p>
+      <w:pPr>
+        <w:rPr>
+          <w:lang w:val="en-US"/>
+        </w:rPr>
+      </w:pPr>
+    </w:p>
+    <w:p>
+      <w:pPr>
+        <w:rPr>
+          <w:lang w:val="en-US"/>
+        </w:rPr>
+      </w:pPr>
+    </w:p>
+    <w:p>
+      <w:pPr>
+        <w:rPr>
+          <w:lang w:val="en-US"/>
+        </w:rPr>
+      </w:pPr>
+    </w:p>
+    <w:p>
+      <w:pPr>
+        <w:rPr>
+          <w:lang w:val="en-US"/>
+        </w:rPr>
+      </w:pPr>
+      <w:r>
+        <w:rPr>
+          <w:lang w:val="en-US"/>
+        </w:rPr>
+        <w:t>Walter’s formula</w:t>
+      </w:r>
+    </w:p>
+    <w:p>
+      <w:pPr>
+        <w:rPr>
+          <w:lang w:val="en-US"/>
+        </w:rPr>
+      </w:pPr>
+    </w:p>
+    <w:p>
+      <w:pPr>
+        <w:rPr>
+          <w:rFonts w:eastAsiaTheme="minorEastAsia"/>
+          <w:lang w:val="en-US"/>
+        </w:rPr>
+      </w:pPr>
+      <w:r>
+        <w:rPr>
+          <w:lang w:val="en-US"/>
+        </w:rPr>
+        <w:t xml:space="preserve">Market price per share (p) = </w:t>
+      </w:r>
+      <m:oMath>
+        <m:f>
+          <m:fPr>
+            <m:ctrlPr>
+              <w:rPr>
+                <w:rFonts w:ascii="Cambria Math" w:hAnsi="Cambria Math"/>
+                <w:i/>
+                <w:lang w:val="en-US"/>
+              </w:rPr>
+            </m:ctrlPr>
+          </m:fPr>
+          <m:num>
+            <m:r>
+              <w:rPr>
+                <w:rFonts w:ascii="Cambria Math" w:hAnsi="Cambria Math"/>
+                <w:lang w:val="en-US"/>
+              </w:rPr>
+              <m:t xml:space="preserve">D + </m:t>
+            </m:r>
+            <m:f>
+              <m:fPr>
+                <m:ctrlPr>
+                  <w:rPr>
+                    <w:rFonts w:ascii="Cambria Math" w:hAnsi="Cambria Math"/>
+                    <w:i/>
+                    <w:lang w:val="en-US"/>
+                  </w:rPr>
+                </m:ctrlPr>
+              </m:fPr>
+              <m:num>
+                <m:r>
+                  <w:rPr>
+                    <w:rFonts w:ascii="Cambria Math" w:hAnsi="Cambria Math"/>
+                    <w:lang w:val="en-US"/>
+                  </w:rPr>
+                  <m:t>r</m:t>
+                </m:r>
+              </m:num>
+              <m:den>
+                <m:r>
+                  <w:rPr>
+                    <w:rFonts w:ascii="Cambria Math" w:hAnsi="Cambria Math"/>
+                    <w:lang w:val="en-US"/>
+                  </w:rPr>
+                  <m:t>k</m:t>
+                </m:r>
+              </m:den>
+            </m:f>
+            <m:d>
+              <m:dPr>
+                <m:ctrlPr>
+                  <w:rPr>
+                    <w:rFonts w:ascii="Cambria Math" w:hAnsi="Cambria Math"/>
+                    <w:i/>
+                    <w:lang w:val="en-US"/>
+                  </w:rPr>
+                </m:ctrlPr>
+              </m:dPr>
+              <m:e>
+                <m:r>
+                  <w:rPr>
+                    <w:rFonts w:ascii="Cambria Math" w:hAnsi="Cambria Math"/>
+                    <w:lang w:val="en-US"/>
+                  </w:rPr>
+                  <m:t>E-D</m:t>
+                </m:r>
+              </m:e>
+            </m:d>
+          </m:num>
+          <m:den>
+            <m:r>
+              <w:rPr>
+                <w:rFonts w:ascii="Cambria Math" w:hAnsi="Cambria Math"/>
+                <w:lang w:val="en-US"/>
+              </w:rPr>
+              <m:t>k</m:t>
+            </m:r>
+          </m:den>
+        </m:f>
+        <m:r>
+          <w:rPr>
+            <w:rFonts w:ascii="Cambria Math" w:hAnsi="Cambria Math"/>
+            <w:lang w:val="en-US"/>
+          </w:rPr>
+          <w:br/>
+        </m:r>
+      </m:oMath>
+      <w:r>
+        <w:rPr>
+          <w:rFonts w:eastAsiaTheme="minorEastAsia"/>
+          <w:lang w:val="en-US"/>
+        </w:rPr>
+        <w:t>D = dividend per share</w:t>
+      </w:r>
+    </w:p>
+    <w:p>
+      <w:pPr>
+        <w:rPr>
+          <w:rFonts w:eastAsiaTheme="minorEastAsia"/>
+          <w:lang w:val="en-US"/>
+        </w:rPr>
+      </w:pPr>
+      <w:r>
+        <w:rPr>
+          <w:rFonts w:eastAsiaTheme="minorEastAsia"/>
+          <w:lang w:val="en-US"/>
+        </w:rPr>
+        <w:t xml:space="preserve">r = rate of return on investment by firm </w:t>
+      </w:r>
+    </w:p>
+    <w:p>
+      <w:pPr>
+        <w:rPr>
+          <w:rFonts w:eastAsiaTheme="minorEastAsia"/>
+          <w:lang w:val="en-US"/>
+        </w:rPr>
+      </w:pPr>
+      <w:r>
+        <w:rPr>
+          <w:rFonts w:eastAsiaTheme="minorEastAsia"/>
+          <w:lang w:val="en-US"/>
+        </w:rPr>
+        <w:t>k = cost of capital</w:t>
+      </w:r>
+    </w:p>
+    <w:p>
+      <w:pPr>
+        <w:rPr>
+          <w:rFonts w:eastAsiaTheme="minorEastAsia"/>
+          <w:lang w:val="en-US"/>
+        </w:rPr>
+      </w:pPr>
+      <w:r>
+        <w:rPr>
+          <w:rFonts w:eastAsiaTheme="minorEastAsia"/>
+          <w:lang w:val="en-US"/>
+        </w:rPr>
+        <w:t>E = earnings per share</w:t>
+      </w:r>
+    </w:p>
+    <w:p>
+      <w:pPr>
+        <w:rPr>
+          <w:rFonts w:eastAsiaTheme="minorEastAsia"/>
+          <w:lang w:val="en-US"/>
+        </w:rPr>
+      </w:pPr>
+    </w:p>
+    <w:p>
+      <w:pPr>
+        <w:rPr>
+          <w:rFonts w:eastAsiaTheme="minorEastAsia"/>
+          <w:lang w:val="en-US"/>
+        </w:rPr>
+      </w:pPr>
+    </w:p>
+    <w:p>
+      <w:pPr>
+        <w:rPr>
+          <w:b/>
+          <w:bCs/>
+          <w:lang w:val="en-US"/>
+        </w:rPr>
+      </w:pPr>
+      <w:r>
+        <w:rPr>
+          <w:b/>
+          <w:bCs/>
+          <w:lang w:val="en-US"/>
+        </w:rPr>
+        <w:t>Walter’s model (growth firm)</w:t>
+      </w:r>
+    </w:p>
+    <w:p>
+      <w:pPr>
+        <w:rPr>
+          <w:lang w:val="en-US"/>
+        </w:rPr>
+      </w:pPr>
+      <w:r>
+        <w:rPr>
+          <w:lang w:val="en-US"/>
+        </w:rPr>
+        <w:t>Cost of capital and the rate of return on investment of nirmal ltd are 10% and 18% respectively. The company has 5 lakh equity shares of Rs. 10 each, outstanding and earnings per share 20. Compute the market price per share and value of firm in the following situations Use walter model and comment on the results:</w:t>
+      </w:r>
+    </w:p>
+    <w:p>
+      <w:pPr>
+        <w:pStyle w:val="ListParagraph"/>
+        <w:numPr>
+          <w:ilvl w:val="0"/>
+          <w:numId w:val="42"/>
+        </w:numPr>
+        <w:rPr>
+          <w:lang w:val="en-US"/>
+        </w:rPr>
+      </w:pPr>
+      <w:r>
+        <w:rPr>
+          <w:lang w:val="en-US"/>
+        </w:rPr>
+        <w:t>No retention</w:t>
+      </w:r>
+    </w:p>
+    <w:p>
+      <w:pPr>
+        <w:pStyle w:val="ListParagraph"/>
+        <w:numPr>
+          <w:ilvl w:val="0"/>
+          <w:numId w:val="42"/>
+        </w:numPr>
+        <w:rPr>
+          <w:lang w:val="en-US"/>
+        </w:rPr>
+      </w:pPr>
+      <w:r>
+        <w:rPr>
+          <w:lang w:val="en-US"/>
+        </w:rPr>
+        <w:t xml:space="preserve">40% retention </w:t>
+      </w:r>
+    </w:p>
+    <w:p>
+      <w:pPr>
+        <w:pStyle w:val="ListParagraph"/>
+        <w:numPr>
+          <w:ilvl w:val="0"/>
+          <w:numId w:val="42"/>
+        </w:numPr>
+        <w:rPr>
+          <w:lang w:val="en-US"/>
+        </w:rPr>
+      </w:pPr>
+      <w:r>
+        <w:rPr>
+          <w:lang w:val="en-US"/>
+        </w:rPr>
+        <w:t>80% retention</w:t>
+      </w:r>
+    </w:p>
+    <w:p>
+      <w:pPr>
+        <w:rPr>
+          <w:lang w:val="en-US"/>
+        </w:rPr>
+      </w:pPr>
+      <w:r>
+        <w:rPr>
+          <w:lang w:val="en-US"/>
+        </w:rPr>
+        <w:t>Sol:</w:t>
+      </w:r>
+    </w:p>
+    <w:p>
+      <w:pPr>
+        <w:pStyle w:val="ListParagraph"/>
+        <w:numPr>
+          <w:ilvl w:val="0"/>
+          <w:numId w:val="43"/>
+        </w:numPr>
+        <w:rPr>
+          <w:lang w:val="en-US"/>
+        </w:rPr>
+      </w:pPr>
+      <w:r>
+        <w:rPr>
+          <w:lang w:val="en-US"/>
+        </w:rPr>
+        <w:t>0% retention</w:t>
+      </w:r>
+    </w:p>
+    <w:p>
+      <w:pPr>
+        <w:pStyle w:val="ListParagraph"/>
+        <w:rPr>
+          <w:lang w:val="en-US"/>
+        </w:rPr>
+      </w:pPr>
+      <w:r>
+        <w:rPr>
+          <w:lang w:val="en-US"/>
+        </w:rPr>
+        <w:lastRenderedPageBreak/>
+        <w:t>MPS under walter model</w:t>
+      </w:r>
+    </w:p>
+    <w:p>
+      <w:pPr>
+        <w:pStyle w:val="ListParagraph"/>
+        <w:rPr>
+          <w:lang w:val="en-US"/>
+        </w:rPr>
+      </w:pPr>
+      <m:oMathPara>
+        <m:oMath>
+          <m:f>
+            <m:fPr>
+              <m:ctrlPr>
+                <w:rPr>
+                  <w:rFonts w:ascii="Cambria Math" w:hAnsi="Cambria Math"/>
+                  <w:i/>
+                  <w:lang w:val="en-US"/>
+                </w:rPr>
+              </m:ctrlPr>
+            </m:fPr>
+            <m:num>
+              <m:r>
+                <w:rPr>
+                  <w:rFonts w:ascii="Cambria Math" w:hAnsi="Cambria Math"/>
+                  <w:lang w:val="en-US"/>
+                </w:rPr>
+                <m:t xml:space="preserve">D + </m:t>
+              </m:r>
+              <m:f>
+                <m:fPr>
+                  <m:ctrlPr>
+                    <w:rPr>
+                      <w:rFonts w:ascii="Cambria Math" w:hAnsi="Cambria Math"/>
+                      <w:i/>
+                      <w:lang w:val="en-US"/>
+                    </w:rPr>
+                  </m:ctrlPr>
+                </m:fPr>
+                <m:num>
+                  <m:r>
+                    <w:rPr>
+                      <w:rFonts w:ascii="Cambria Math" w:hAnsi="Cambria Math"/>
+                      <w:lang w:val="en-US"/>
+                    </w:rPr>
+                    <m:t>r</m:t>
+                  </m:r>
+                </m:num>
+                <m:den>
+                  <m:r>
+                    <w:rPr>
+                      <w:rFonts w:ascii="Cambria Math" w:hAnsi="Cambria Math"/>
+                      <w:lang w:val="en-US"/>
+                    </w:rPr>
+                    <m:t>k</m:t>
+                  </m:r>
+                </m:den>
+              </m:f>
+              <m:d>
+                <m:dPr>
+                  <m:ctrlPr>
+                    <w:rPr>
+                      <w:rFonts w:ascii="Cambria Math" w:hAnsi="Cambria Math"/>
+                      <w:i/>
+                      <w:lang w:val="en-US"/>
+                    </w:rPr>
+                  </m:ctrlPr>
+                </m:dPr>
+                <m:e>
+                  <m:r>
+                    <w:rPr>
+                      <w:rFonts w:ascii="Cambria Math" w:hAnsi="Cambria Math"/>
+                      <w:lang w:val="en-US"/>
+                    </w:rPr>
+                    <m:t>E-D</m:t>
+                  </m:r>
+                </m:e>
+              </m:d>
+            </m:num>
+            <m:den>
+              <m:r>
+                <w:rPr>
+                  <w:rFonts w:ascii="Cambria Math" w:hAnsi="Cambria Math"/>
+                  <w:lang w:val="en-US"/>
+                </w:rPr>
+                <m:t>k</m:t>
+              </m:r>
+            </m:den>
+          </m:f>
+          <m:r>
+            <w:rPr>
+              <w:rFonts w:ascii="Cambria Math" w:hAnsi="Cambria Math"/>
+              <w:lang w:val="en-US"/>
+            </w:rPr>
+            <w:br/>
+          </m:r>
+        </m:oMath>
+      </m:oMathPara>
+      <w:r>
+        <w:rPr>
+          <w:lang w:val="en-US"/>
+        </w:rPr>
+        <w:t xml:space="preserve">D = dividend per share = EPS * Payout </w:t>
+      </w:r>
+    </w:p>
+    <w:p>
+      <w:pPr>
+        <w:pStyle w:val="ListParagraph"/>
+        <w:rPr>
+          <w:lang w:val="en-US"/>
+        </w:rPr>
+      </w:pPr>
+      <w:r>
+        <w:rPr>
+          <w:lang w:val="en-US"/>
+        </w:rPr>
+        <w:t xml:space="preserve">20 * 100% = Rs. 20 </w:t>
+      </w:r>
+    </w:p>
+    <w:p>
+      <w:pPr>
+        <w:pStyle w:val="ListParagraph"/>
+        <w:rPr>
+          <w:lang w:val="en-US"/>
+        </w:rPr>
+      </w:pPr>
+    </w:p>
+    <w:p>
+      <w:pPr>
+        <w:pStyle w:val="ListParagraph"/>
+        <w:rPr>
+          <w:lang w:val="en-US"/>
+        </w:rPr>
+      </w:pPr>
+      <w:r>
+        <w:rPr>
+          <w:lang w:val="en-US"/>
+        </w:rPr>
+        <w:t>r = rate of return = 18%</w:t>
+      </w:r>
+    </w:p>
+    <w:p>
+      <w:pPr>
+        <w:pStyle w:val="ListParagraph"/>
+        <w:rPr>
+          <w:lang w:val="en-US"/>
+        </w:rPr>
+      </w:pPr>
+      <w:r>
+        <w:rPr>
+          <w:lang w:val="en-US"/>
+        </w:rPr>
+        <w:t>K = cost of capital = 10%</w:t>
+      </w:r>
+    </w:p>
+    <w:p>
+      <w:pPr>
+        <w:pStyle w:val="ListParagraph"/>
+        <w:rPr>
+          <w:lang w:val="en-US"/>
+        </w:rPr>
+      </w:pPr>
+      <w:r>
+        <w:rPr>
+          <w:lang w:val="en-US"/>
+        </w:rPr>
+        <w:t xml:space="preserve">E = earnings per share = Rs. 20 </w:t>
+      </w:r>
+    </w:p>
+    <w:p>
+      <w:pPr>
+        <w:pStyle w:val="ListParagraph"/>
+        <w:rPr>
+          <w:lang w:val="en-US"/>
+        </w:rPr>
+      </w:pPr>
+    </w:p>
+    <w:p>
+      <w:pPr>
+        <w:pStyle w:val="ListParagraph"/>
+        <w:rPr>
+          <w:rFonts w:eastAsiaTheme="minorEastAsia"/>
+          <w:lang w:val="en-US"/>
+        </w:rPr>
+      </w:pPr>
+      <w:r>
+        <w:rPr>
+          <w:lang w:val="en-US"/>
+        </w:rPr>
+        <w:t xml:space="preserve">MPS = </w:t>
+      </w:r>
+      <m:oMath>
+        <m:f>
+          <m:fPr>
+            <m:ctrlPr>
+              <w:rPr>
+                <w:rFonts w:ascii="Cambria Math" w:hAnsi="Cambria Math"/>
+                <w:i/>
+                <w:lang w:val="en-US"/>
+              </w:rPr>
+            </m:ctrlPr>
+          </m:fPr>
+          <m:num>
+            <m:r>
+              <w:rPr>
+                <w:rFonts w:ascii="Cambria Math" w:hAnsi="Cambria Math"/>
+                <w:lang w:val="en-US"/>
+              </w:rPr>
+              <m:t xml:space="preserve">20 + </m:t>
+            </m:r>
+            <m:f>
+              <m:fPr>
+                <m:ctrlPr>
+                  <w:rPr>
+                    <w:rFonts w:ascii="Cambria Math" w:hAnsi="Cambria Math"/>
+                    <w:i/>
+                    <w:lang w:val="en-US"/>
+                  </w:rPr>
+                </m:ctrlPr>
+              </m:fPr>
+              <m:num>
+                <m:r>
+                  <w:rPr>
+                    <w:rFonts w:ascii="Cambria Math" w:hAnsi="Cambria Math"/>
+                    <w:lang w:val="en-US"/>
+                  </w:rPr>
+                  <m:t>0.18</m:t>
+                </m:r>
+              </m:num>
+              <m:den>
+                <m:r>
+                  <w:rPr>
+                    <w:rFonts w:ascii="Cambria Math" w:hAnsi="Cambria Math"/>
+                    <w:lang w:val="en-US"/>
+                  </w:rPr>
+                  <m:t>0.10</m:t>
+                </m:r>
+              </m:den>
+            </m:f>
+            <m:d>
+              <m:dPr>
+                <m:ctrlPr>
+                  <w:rPr>
+                    <w:rFonts w:ascii="Cambria Math" w:hAnsi="Cambria Math"/>
+                    <w:i/>
+                    <w:lang w:val="en-US"/>
+                  </w:rPr>
+                </m:ctrlPr>
+              </m:dPr>
+              <m:e>
+                <m:r>
+                  <w:rPr>
+                    <w:rFonts w:ascii="Cambria Math" w:hAnsi="Cambria Math"/>
+                    <w:lang w:val="en-US"/>
+                  </w:rPr>
+                  <m:t>20-20</m:t>
+                </m:r>
+              </m:e>
+            </m:d>
+          </m:num>
+          <m:den>
+            <m:r>
+              <w:rPr>
+                <w:rFonts w:ascii="Cambria Math" w:hAnsi="Cambria Math"/>
+                <w:lang w:val="en-US"/>
+              </w:rPr>
+              <m:t>0.10</m:t>
+            </m:r>
+          </m:den>
+        </m:f>
+      </m:oMath>
+      <w:r>
+        <w:rPr>
+          <w:rFonts w:eastAsiaTheme="minorEastAsia"/>
+          <w:lang w:val="en-US"/>
+        </w:rPr>
+        <w:t xml:space="preserve"> = 200</w:t>
+      </w:r>
+    </w:p>
+    <w:p>
+      <w:pPr>
+        <w:pStyle w:val="ListParagraph"/>
+        <w:rPr>
+          <w:lang w:val="en-US"/>
+        </w:rPr>
+      </w:pPr>
+      <w:r>
+        <w:rPr>
+          <w:lang w:val="en-US"/>
+        </w:rPr>
+        <w:t>Value of firm: No. of equity share * MPS</w:t>
+      </w:r>
+    </w:p>
+    <w:p>
+      <w:pPr>
+        <w:pStyle w:val="ListParagraph"/>
+        <w:rPr>
+          <w:lang w:val="en-US"/>
+        </w:rPr>
+      </w:pPr>
+      <w:r>
+        <w:rPr>
+          <w:lang w:val="en-US"/>
+        </w:rPr>
+        <w:t>500000 * 200 = 100000000</w:t>
+      </w:r>
+    </w:p>
+    <w:p>
+      <w:pPr>
+        <w:pStyle w:val="ListParagraph"/>
+        <w:rPr>
+          <w:lang w:val="en-US"/>
+        </w:rPr>
+      </w:pPr>
+    </w:p>
+    <w:p>
+      <w:pPr>
+        <w:pStyle w:val="ListParagraph"/>
+        <w:numPr>
+          <w:ilvl w:val="0"/>
+          <w:numId w:val="43"/>
+        </w:numPr>
+        <w:rPr>
+          <w:lang w:val="en-US"/>
+        </w:rPr>
+      </w:pPr>
+      <w:r>
+        <w:rPr>
+          <w:lang w:val="en-US"/>
+        </w:rPr>
+        <w:t>40% retention</w:t>
+      </w:r>
+    </w:p>
+    <w:p>
+      <w:pPr>
+        <w:pStyle w:val="ListParagraph"/>
+        <w:rPr>
+          <w:lang w:val="en-US"/>
+        </w:rPr>
+      </w:pPr>
+      <w:r>
+        <w:rPr>
+          <w:lang w:val="en-US"/>
+        </w:rPr>
+        <w:t>MPS under walter model</w:t>
+      </w:r>
+    </w:p>
+    <w:p>
+      <w:pPr>
+        <w:pStyle w:val="ListParagraph"/>
+        <w:rPr>
+          <w:lang w:val="en-US"/>
+        </w:rPr>
+      </w:pPr>
+      <m:oMathPara>
+        <m:oMath>
+          <m:f>
+            <m:fPr>
+              <m:ctrlPr>
+                <w:rPr>
+                  <w:rFonts w:ascii="Cambria Math" w:hAnsi="Cambria Math"/>
+                  <w:i/>
+                  <w:lang w:val="en-US"/>
+                </w:rPr>
+              </m:ctrlPr>
+            </m:fPr>
+            <m:num>
+              <m:r>
+                <w:rPr>
+                  <w:rFonts w:ascii="Cambria Math" w:hAnsi="Cambria Math"/>
+                  <w:lang w:val="en-US"/>
+                </w:rPr>
+                <m:t xml:space="preserve">D + </m:t>
+              </m:r>
+              <m:f>
+                <m:fPr>
+                  <m:ctrlPr>
+                    <w:rPr>
+                      <w:rFonts w:ascii="Cambria Math" w:hAnsi="Cambria Math"/>
+                      <w:i/>
+                      <w:lang w:val="en-US"/>
+                    </w:rPr>
+                  </m:ctrlPr>
+                </m:fPr>
+                <m:num>
+                  <m:r>
+                    <w:rPr>
+                      <w:rFonts w:ascii="Cambria Math" w:hAnsi="Cambria Math"/>
+                      <w:lang w:val="en-US"/>
+                    </w:rPr>
+                    <m:t>r</m:t>
+                  </m:r>
+                </m:num>
+                <m:den>
+                  <m:r>
+                    <w:rPr>
+                      <w:rFonts w:ascii="Cambria Math" w:hAnsi="Cambria Math"/>
+                      <w:lang w:val="en-US"/>
+                    </w:rPr>
+                    <m:t>k</m:t>
+                  </m:r>
+                </m:den>
+              </m:f>
+              <m:d>
+                <m:dPr>
+                  <m:ctrlPr>
+                    <w:rPr>
+                      <w:rFonts w:ascii="Cambria Math" w:hAnsi="Cambria Math"/>
+                      <w:i/>
+                      <w:lang w:val="en-US"/>
+                    </w:rPr>
+                  </m:ctrlPr>
+                </m:dPr>
+                <m:e>
+                  <m:r>
+                    <w:rPr>
+                      <w:rFonts w:ascii="Cambria Math" w:hAnsi="Cambria Math"/>
+                      <w:lang w:val="en-US"/>
+                    </w:rPr>
+                    <m:t>E-D</m:t>
+                  </m:r>
+                </m:e>
+              </m:d>
+            </m:num>
+            <m:den>
+              <m:r>
+                <w:rPr>
+                  <w:rFonts w:ascii="Cambria Math" w:hAnsi="Cambria Math"/>
+                  <w:lang w:val="en-US"/>
+                </w:rPr>
+                <m:t>k</m:t>
+              </m:r>
+            </m:den>
+          </m:f>
+          <m:r>
+            <w:rPr>
+              <w:rFonts w:ascii="Cambria Math" w:hAnsi="Cambria Math"/>
+              <w:lang w:val="en-US"/>
+            </w:rPr>
+            <w:br/>
+          </m:r>
+        </m:oMath>
+      </m:oMathPara>
+      <w:r>
+        <w:rPr>
+          <w:lang w:val="en-US"/>
+        </w:rPr>
+        <w:t xml:space="preserve">D = dividend per share = EPS * Payout </w:t>
+      </w:r>
+    </w:p>
+    <w:p>
+      <w:pPr>
+        <w:pStyle w:val="ListParagraph"/>
+        <w:rPr>
+          <w:lang w:val="en-US"/>
+        </w:rPr>
+      </w:pPr>
+      <w:r>
+        <w:rPr>
+          <w:lang w:val="en-US"/>
+        </w:rPr>
+        <w:t xml:space="preserve">20 * 60% = Rs. 12 </w:t>
+      </w:r>
+    </w:p>
+    <w:p>
+      <w:pPr>
+        <w:pStyle w:val="ListParagraph"/>
+        <w:rPr>
+          <w:lang w:val="en-US"/>
+        </w:rPr>
+      </w:pPr>
+    </w:p>
+    <w:p>
+      <w:pPr>
+        <w:pStyle w:val="ListParagraph"/>
+        <w:rPr>
+          <w:lang w:val="en-US"/>
+        </w:rPr>
+      </w:pPr>
+      <w:r>
+        <w:rPr>
+          <w:lang w:val="en-US"/>
+        </w:rPr>
+        <w:t>Y = rate of return = 18%</w:t>
+      </w:r>
+    </w:p>
+    <w:p>
+      <w:pPr>
+        <w:pStyle w:val="ListParagraph"/>
+        <w:rPr>
+          <w:lang w:val="en-US"/>
+        </w:rPr>
+      </w:pPr>
+      <w:r>
+        <w:rPr>
+          <w:lang w:val="en-US"/>
+        </w:rPr>
+        <w:t>K = cost of capital = 10%</w:t>
+      </w:r>
+    </w:p>
+    <w:p>
+      <w:pPr>
+        <w:pStyle w:val="ListParagraph"/>
+        <w:rPr>
+          <w:lang w:val="en-US"/>
+        </w:rPr>
+      </w:pPr>
+      <w:r>
+        <w:rPr>
+          <w:lang w:val="en-US"/>
+        </w:rPr>
+        <w:t xml:space="preserve">E = earnings per share = Rs. 20 </w:t>
+      </w:r>
+    </w:p>
+    <w:p>
+      <w:pPr>
+        <w:pStyle w:val="ListParagraph"/>
+        <w:rPr>
+          <w:lang w:val="en-US"/>
+        </w:rPr>
+      </w:pPr>
+    </w:p>
+    <w:p>
+      <w:pPr>
+        <w:pStyle w:val="ListParagraph"/>
+        <w:rPr>
+          <w:rFonts w:eastAsiaTheme="minorEastAsia"/>
+          <w:lang w:val="en-US"/>
+        </w:rPr>
+      </w:pPr>
+      <w:r>
+        <w:rPr>
+          <w:lang w:val="en-US"/>
+        </w:rPr>
+        <w:t xml:space="preserve">MPS = </w:t>
+      </w:r>
+      <m:oMath>
+        <m:f>
+          <m:fPr>
+            <m:ctrlPr>
+              <w:rPr>
+                <w:rFonts w:ascii="Cambria Math" w:hAnsi="Cambria Math"/>
+                <w:i/>
+                <w:lang w:val="en-US"/>
+              </w:rPr>
+            </m:ctrlPr>
+          </m:fPr>
+          <m:num>
+            <m:r>
+              <w:rPr>
+                <w:rFonts w:ascii="Cambria Math" w:hAnsi="Cambria Math"/>
+                <w:lang w:val="en-US"/>
+              </w:rPr>
+              <m:t xml:space="preserve">12 + </m:t>
+            </m:r>
+            <m:f>
+              <m:fPr>
+                <m:ctrlPr>
+                  <w:rPr>
+                    <w:rFonts w:ascii="Cambria Math" w:hAnsi="Cambria Math"/>
+                    <w:i/>
+                    <w:lang w:val="en-US"/>
+                  </w:rPr>
+                </m:ctrlPr>
+              </m:fPr>
+              <m:num>
+                <m:r>
+                  <w:rPr>
+                    <w:rFonts w:ascii="Cambria Math" w:hAnsi="Cambria Math"/>
+                    <w:lang w:val="en-US"/>
+                  </w:rPr>
+                  <m:t>0.18</m:t>
+                </m:r>
+              </m:num>
+              <m:den>
+                <m:r>
+                  <w:rPr>
+                    <w:rFonts w:ascii="Cambria Math" w:hAnsi="Cambria Math"/>
+                    <w:lang w:val="en-US"/>
+                  </w:rPr>
+                  <m:t>0.10</m:t>
+                </m:r>
+              </m:den>
+            </m:f>
+            <m:d>
+              <m:dPr>
+                <m:ctrlPr>
+                  <w:rPr>
+                    <w:rFonts w:ascii="Cambria Math" w:hAnsi="Cambria Math"/>
+                    <w:i/>
+                    <w:lang w:val="en-US"/>
+                  </w:rPr>
+                </m:ctrlPr>
+              </m:dPr>
+              <m:e>
+                <m:r>
+                  <w:rPr>
+                    <w:rFonts w:ascii="Cambria Math" w:hAnsi="Cambria Math"/>
+                    <w:lang w:val="en-US"/>
+                  </w:rPr>
+                  <m:t>20-12</m:t>
+                </m:r>
+              </m:e>
+            </m:d>
+          </m:num>
+          <m:den>
+            <m:r>
+              <w:rPr>
+                <w:rFonts w:ascii="Cambria Math" w:hAnsi="Cambria Math"/>
+                <w:lang w:val="en-US"/>
+              </w:rPr>
+              <m:t>0.10</m:t>
+            </m:r>
+          </m:den>
+        </m:f>
+      </m:oMath>
+      <w:r>
+        <w:rPr>
+          <w:rFonts w:eastAsiaTheme="minorEastAsia"/>
+          <w:lang w:val="en-US"/>
+        </w:rPr>
+        <w:t xml:space="preserve"> = 264</w:t>
+      </w:r>
+    </w:p>
+    <w:p>
+      <w:pPr>
+        <w:pStyle w:val="ListParagraph"/>
+        <w:rPr>
+          <w:lang w:val="en-US"/>
+        </w:rPr>
+      </w:pPr>
+      <w:r>
+        <w:rPr>
+          <w:lang w:val="en-US"/>
+        </w:rPr>
+        <w:t>Value of firm: No. of equity share * MPS</w:t>
+      </w:r>
+    </w:p>
+    <w:p>
+      <w:pPr>
+        <w:pStyle w:val="ListParagraph"/>
+        <w:rPr>
+          <w:lang w:val="en-US"/>
+        </w:rPr>
+      </w:pPr>
+      <w:r>
+        <w:rPr>
+          <w:lang w:val="en-US"/>
+        </w:rPr>
+        <w:t>500000 * 264 = 132000000</w:t>
+      </w:r>
+    </w:p>
+    <w:p>
+      <w:pPr>
+        <w:pStyle w:val="ListParagraph"/>
+        <w:numPr>
+          <w:ilvl w:val="0"/>
+          <w:numId w:val="43"/>
+        </w:numPr>
+        <w:rPr>
+          <w:lang w:val="en-US"/>
+        </w:rPr>
+      </w:pPr>
+      <w:r>
+        <w:rPr>
+          <w:lang w:val="en-US"/>
+        </w:rPr>
+        <w:t>80% retention</w:t>
+      </w:r>
+    </w:p>
+    <w:p>
+      <w:pPr>
+        <w:pStyle w:val="ListParagraph"/>
+        <w:rPr>
+          <w:lang w:val="en-US"/>
+        </w:rPr>
+      </w:pPr>
+      <w:r>
+        <w:rPr>
+          <w:lang w:val="en-US"/>
+        </w:rPr>
+        <w:t>MPS under walter model</w:t>
+      </w:r>
+    </w:p>
+    <w:p>
+      <w:pPr>
+        <w:pStyle w:val="ListParagraph"/>
+        <w:rPr>
+          <w:lang w:val="en-US"/>
+        </w:rPr>
+      </w:pPr>
+      <m:oMathPara>
+        <m:oMath>
+          <m:f>
+            <m:fPr>
+              <m:ctrlPr>
+                <w:rPr>
+                  <w:rFonts w:ascii="Cambria Math" w:hAnsi="Cambria Math"/>
+                  <w:i/>
+                  <w:lang w:val="en-US"/>
+                </w:rPr>
+              </m:ctrlPr>
+            </m:fPr>
+            <m:num>
+              <m:r>
+                <w:rPr>
+                  <w:rFonts w:ascii="Cambria Math" w:hAnsi="Cambria Math"/>
+                  <w:lang w:val="en-US"/>
+                </w:rPr>
+                <m:t xml:space="preserve">D + </m:t>
+              </m:r>
+              <m:f>
+                <m:fPr>
+                  <m:ctrlPr>
+                    <w:rPr>
+                      <w:rFonts w:ascii="Cambria Math" w:hAnsi="Cambria Math"/>
+                      <w:i/>
+                      <w:lang w:val="en-US"/>
+                    </w:rPr>
+                  </m:ctrlPr>
+                </m:fPr>
+                <m:num>
+                  <m:r>
+                    <w:rPr>
+                      <w:rFonts w:ascii="Cambria Math" w:hAnsi="Cambria Math"/>
+                      <w:lang w:val="en-US"/>
+                    </w:rPr>
+                    <m:t>r</m:t>
+                  </m:r>
+                </m:num>
+                <m:den>
+                  <m:r>
+                    <w:rPr>
+                      <w:rFonts w:ascii="Cambria Math" w:hAnsi="Cambria Math"/>
+                      <w:lang w:val="en-US"/>
+                    </w:rPr>
+                    <m:t>k</m:t>
+                  </m:r>
+                </m:den>
+              </m:f>
+              <m:d>
+                <m:dPr>
+                  <m:ctrlPr>
+                    <w:rPr>
+                      <w:rFonts w:ascii="Cambria Math" w:hAnsi="Cambria Math"/>
+                      <w:i/>
+                      <w:lang w:val="en-US"/>
+                    </w:rPr>
+                  </m:ctrlPr>
+                </m:dPr>
+                <m:e>
+                  <m:r>
+                    <w:rPr>
+                      <w:rFonts w:ascii="Cambria Math" w:hAnsi="Cambria Math"/>
+                      <w:lang w:val="en-US"/>
+                    </w:rPr>
+                    <m:t>E-D</m:t>
+                  </m:r>
+                </m:e>
+              </m:d>
+            </m:num>
+            <m:den>
+              <m:r>
+                <w:rPr>
+                  <w:rFonts w:ascii="Cambria Math" w:hAnsi="Cambria Math"/>
+                  <w:lang w:val="en-US"/>
+                </w:rPr>
+                <m:t>k</m:t>
+              </m:r>
+            </m:den>
+          </m:f>
+          <m:r>
+            <w:rPr>
+              <w:rFonts w:ascii="Cambria Math" w:hAnsi="Cambria Math"/>
+              <w:lang w:val="en-US"/>
+            </w:rPr>
+            <w:br/>
+          </m:r>
+        </m:oMath>
+      </m:oMathPara>
+      <w:r>
+        <w:rPr>
+          <w:lang w:val="en-US"/>
+        </w:rPr>
+        <w:t xml:space="preserve">D = dividend per share = EPS * Payout </w:t>
+      </w:r>
+    </w:p>
+    <w:p>
+      <w:pPr>
+        <w:pStyle w:val="ListParagraph"/>
+        <w:rPr>
+          <w:lang w:val="en-US"/>
+        </w:rPr>
+      </w:pPr>
+      <w:r>
+        <w:rPr>
+          <w:lang w:val="en-US"/>
+        </w:rPr>
+        <w:t>20 * 20% = Rs. 4</w:t>
+      </w:r>
+    </w:p>
+    <w:p>
+      <w:pPr>
+        <w:pStyle w:val="ListParagraph"/>
+        <w:rPr>
+          <w:lang w:val="en-US"/>
+        </w:rPr>
+      </w:pPr>
+    </w:p>
+    <w:p>
+      <w:pPr>
+        <w:pStyle w:val="ListParagraph"/>
+        <w:rPr>
+          <w:lang w:val="en-US"/>
+        </w:rPr>
+      </w:pPr>
+      <w:r>
+        <w:rPr>
+          <w:lang w:val="en-US"/>
+        </w:rPr>
+        <w:t>Y = rate of return = 18%</w:t>
+      </w:r>
+    </w:p>
+    <w:p>
+      <w:pPr>
+        <w:pStyle w:val="ListParagraph"/>
+        <w:rPr>
+          <w:lang w:val="en-US"/>
+        </w:rPr>
+      </w:pPr>
+      <w:r>
+        <w:rPr>
+          <w:lang w:val="en-US"/>
+        </w:rPr>
+        <w:t>K = cost of capital = 10%</w:t>
+      </w:r>
+    </w:p>
+    <w:p>
+      <w:pPr>
+        <w:pStyle w:val="ListParagraph"/>
+        <w:rPr>
+          <w:lang w:val="en-US"/>
+        </w:rPr>
+      </w:pPr>
+      <w:r>
+        <w:rPr>
+          <w:lang w:val="en-US"/>
+        </w:rPr>
+        <w:t xml:space="preserve">E = earnings per share = Rs. 20 </w:t>
+      </w:r>
+    </w:p>
+    <w:p>
+      <w:pPr>
+        <w:pStyle w:val="ListParagraph"/>
+        <w:rPr>
+          <w:lang w:val="en-US"/>
+        </w:rPr>
+      </w:pPr>
+    </w:p>
+    <w:p>
+      <w:pPr>
+        <w:pStyle w:val="ListParagraph"/>
+        <w:rPr>
+          <w:rFonts w:eastAsiaTheme="minorEastAsia"/>
+          <w:lang w:val="en-US"/>
+        </w:rPr>
+      </w:pPr>
+      <w:r>
+        <w:rPr>
+          <w:lang w:val="en-US"/>
+        </w:rPr>
+        <w:lastRenderedPageBreak/>
+        <w:t xml:space="preserve">MPS = </w:t>
+      </w:r>
+      <m:oMath>
+        <m:f>
+          <m:fPr>
+            <m:ctrlPr>
+              <w:rPr>
+                <w:rFonts w:ascii="Cambria Math" w:hAnsi="Cambria Math"/>
+                <w:i/>
+                <w:lang w:val="en-US"/>
+              </w:rPr>
+            </m:ctrlPr>
+          </m:fPr>
+          <m:num>
+            <m:r>
+              <w:rPr>
+                <w:rFonts w:ascii="Cambria Math" w:hAnsi="Cambria Math"/>
+                <w:lang w:val="en-US"/>
+              </w:rPr>
+              <m:t xml:space="preserve">4 + </m:t>
+            </m:r>
+            <m:f>
+              <m:fPr>
+                <m:ctrlPr>
+                  <w:rPr>
+                    <w:rFonts w:ascii="Cambria Math" w:hAnsi="Cambria Math"/>
+                    <w:i/>
+                    <w:lang w:val="en-US"/>
+                  </w:rPr>
+                </m:ctrlPr>
+              </m:fPr>
+              <m:num>
+                <m:r>
+                  <w:rPr>
+                    <w:rFonts w:ascii="Cambria Math" w:hAnsi="Cambria Math"/>
+                    <w:lang w:val="en-US"/>
+                  </w:rPr>
+                  <m:t>0.18</m:t>
+                </m:r>
+              </m:num>
+              <m:den>
+                <m:r>
+                  <w:rPr>
+                    <w:rFonts w:ascii="Cambria Math" w:hAnsi="Cambria Math"/>
+                    <w:lang w:val="en-US"/>
+                  </w:rPr>
+                  <m:t>0.10</m:t>
+                </m:r>
+              </m:den>
+            </m:f>
+            <m:d>
+              <m:dPr>
+                <m:ctrlPr>
+                  <w:rPr>
+                    <w:rFonts w:ascii="Cambria Math" w:hAnsi="Cambria Math"/>
+                    <w:i/>
+                    <w:lang w:val="en-US"/>
+                  </w:rPr>
+                </m:ctrlPr>
+              </m:dPr>
+              <m:e>
+                <m:r>
+                  <w:rPr>
+                    <w:rFonts w:ascii="Cambria Math" w:hAnsi="Cambria Math"/>
+                    <w:lang w:val="en-US"/>
+                  </w:rPr>
+                  <m:t>20-4</m:t>
+                </m:r>
+              </m:e>
+            </m:d>
+          </m:num>
+          <m:den>
+            <m:r>
+              <w:rPr>
+                <w:rFonts w:ascii="Cambria Math" w:hAnsi="Cambria Math"/>
+                <w:lang w:val="en-US"/>
+              </w:rPr>
+              <m:t>0.10</m:t>
+            </m:r>
+          </m:den>
+        </m:f>
+      </m:oMath>
+      <w:r>
+        <w:rPr>
+          <w:rFonts w:eastAsiaTheme="minorEastAsia"/>
+          <w:lang w:val="en-US"/>
+        </w:rPr>
+        <w:t xml:space="preserve"> = 328</w:t>
+      </w:r>
+    </w:p>
+    <w:p>
+      <w:pPr>
+        <w:pStyle w:val="ListParagraph"/>
+        <w:rPr>
+          <w:lang w:val="en-US"/>
+        </w:rPr>
+      </w:pPr>
+      <w:r>
+        <w:rPr>
+          <w:lang w:val="en-US"/>
+        </w:rPr>
+        <w:t>Value of firm: No. of equity share * MPS</w:t>
+      </w:r>
+    </w:p>
+    <w:p>
+      <w:pPr>
+        <w:pStyle w:val="ListParagraph"/>
+        <w:rPr>
+          <w:lang w:val="en-US"/>
+        </w:rPr>
+      </w:pPr>
+      <w:r>
+        <w:rPr>
+          <w:lang w:val="en-US"/>
+        </w:rPr>
+        <w:t>500000 * 200 = 164000000</w:t>
+      </w:r>
+    </w:p>
+    <w:p>
+      <w:pPr>
+        <w:pStyle w:val="ListParagraph"/>
+        <w:rPr>
+          <w:lang w:val="en-US"/>
+        </w:rPr>
+      </w:pPr>
+    </w:p>
+    <w:p>
+      <w:pPr>
+        <w:pStyle w:val="ListParagraph"/>
+        <w:rPr>
+          <w:lang w:val="en-US"/>
+        </w:rPr>
+      </w:pPr>
+      <w:r>
+        <w:rPr>
+          <w:lang w:val="en-US"/>
+        </w:rPr>
+        <w:t>Conclusion: Nirmal ltd is a growth firm or greater than k. as payout increases, the value of firm decreases. Ideal payout is 0%</w:t>
+      </w:r>
+    </w:p>
+    <w:p>
+      <w:pPr>
+        <w:rPr>
+          <w:lang w:val="en-US"/>
+        </w:rPr>
+      </w:pPr>
+    </w:p>
+    <w:p>
+      <w:pPr>
+        <w:rPr>
+          <w:lang w:val="en-US"/>
+        </w:rPr>
+      </w:pPr>
+      <w:r>
+        <w:rPr>
+          <w:lang w:val="en-US"/>
+        </w:rPr>
+        <w:t xml:space="preserve">Q. walter model (normal firm): the EPS is Rs 15 and the rate of capitalization applicable to the company is 12% the productivity of earnings, r is 12%. Compute the market value of the firms share if the payout is a) 20% b) 50% c) 70%. Which is the optimum payout </w:t>
+      </w:r>
+    </w:p>
+    <w:p>
+      <w:pPr>
+        <w:rPr>
+          <w:lang w:val="en-US"/>
+        </w:rPr>
+      </w:pPr>
+    </w:p>
+    <w:p>
+      <w:pPr>
+        <w:rPr>
+          <w:lang w:val="en-US"/>
+        </w:rPr>
+      </w:pPr>
+      <w:r>
+        <w:rPr>
+          <w:lang w:val="en-US"/>
+        </w:rPr>
+        <w:t>Sol:</w:t>
+      </w:r>
+    </w:p>
+    <w:p>
+      <w:r>
+        <w:t>Walter model formula:</w:t>
+      </w:r>
+    </w:p>
+    <w:p>
+      <m:oMathPara>
+        <m:oMath>
+          <m:r>
+            <w:rPr>
+              <w:rFonts w:ascii="Cambria Math" w:hAnsi="Cambria Math"/>
+            </w:rPr>
+            <m:t>P=</m:t>
+          </m:r>
+          <m:f>
+            <m:fPr>
+              <m:ctrlPr>
+                <w:rPr>
+                  <w:rFonts w:ascii="Cambria Math" w:hAnsi="Cambria Math"/>
+                </w:rPr>
+              </m:ctrlPr>
+            </m:fPr>
+            <m:num>
+              <m:r>
+                <w:rPr>
+                  <w:rFonts w:ascii="Cambria Math" w:hAnsi="Cambria Math"/>
+                </w:rPr>
+                <m:t>D+</m:t>
+              </m:r>
+              <m:f>
+                <m:fPr>
+                  <m:ctrlPr>
+                    <w:rPr>
+                      <w:rFonts w:ascii="Cambria Math" w:hAnsi="Cambria Math"/>
+                    </w:rPr>
+                  </m:ctrlPr>
+                </m:fPr>
+                <m:num>
+                  <m:r>
+                    <w:rPr>
+                      <w:rFonts w:ascii="Cambria Math" w:hAnsi="Cambria Math"/>
+                    </w:rPr>
+                    <m:t>r</m:t>
+                  </m:r>
+                </m:num>
+                <m:den>
+                  <m:r>
+                    <w:rPr>
+                      <w:rFonts w:ascii="Cambria Math" w:hAnsi="Cambria Math"/>
+                    </w:rPr>
+                    <m:t>k</m:t>
+                  </m:r>
+                </m:den>
+              </m:f>
+              <m:d>
+                <m:dPr>
+                  <m:ctrlPr>
+                    <w:rPr>
+                      <w:rFonts w:ascii="Cambria Math" w:hAnsi="Cambria Math"/>
+                    </w:rPr>
+                  </m:ctrlPr>
+                </m:dPr>
+                <m:e>
+                  <m:r>
+                    <w:rPr>
+                      <w:rFonts w:ascii="Cambria Math" w:hAnsi="Cambria Math"/>
+                    </w:rPr>
+                    <m:t>E-D</m:t>
+                  </m:r>
+                </m:e>
+              </m:d>
+            </m:num>
+            <m:den>
+              <m:r>
+                <w:rPr>
+                  <w:rFonts w:ascii="Cambria Math" w:hAnsi="Cambria Math"/>
+                </w:rPr>
+                <m:t>k</m:t>
+              </m:r>
+            </m:den>
+          </m:f>
+          <m:r>
+            <w:br/>
+          </m:r>
+        </m:oMath>
+      </m:oMathPara>
+    </w:p>
+    <w:p>
+      <w:r>
+        <w:t>Given:</w:t>
+      </w:r>
+    </w:p>
+    <w:p>
+      <w:pPr>
+        <w:numPr>
+          <w:ilvl w:val="0"/>
+          <w:numId w:val="44"/>
+        </w:numPr>
+      </w:pPr>
+      <w:r>
+        <w:t xml:space="preserve">EPS </w:t>
+      </w:r>
+      <m:oMath>
+        <m:d>
+          <m:dPr>
+            <m:ctrlPr>
+              <w:rPr>
+                <w:rFonts w:ascii="Cambria Math" w:hAnsi="Cambria Math"/>
+              </w:rPr>
+            </m:ctrlPr>
+          </m:dPr>
+          <m:e>
+            <m:r>
+              <w:rPr>
+                <w:rFonts w:ascii="Cambria Math" w:hAnsi="Cambria Math"/>
+              </w:rPr>
+              <m:t>E</m:t>
+            </m:r>
+          </m:e>
+        </m:d>
+        <m:r>
+          <w:rPr>
+            <w:rFonts w:ascii="Cambria Math" w:hAnsi="Cambria Math"/>
+          </w:rPr>
+          <m:t>=Rs</m:t>
+        </m:r>
+        <m:r>
+          <m:rPr>
+            <m:nor/>
+          </m:rPr>
+          <m:t> </m:t>
+        </m:r>
+        <m:r>
+          <w:rPr>
+            <w:rFonts w:ascii="Cambria Math" w:hAnsi="Cambria Math"/>
+          </w:rPr>
+          <m:t>15</m:t>
+        </m:r>
+      </m:oMath>
+    </w:p>
+    <w:p>
+      <w:pPr>
+        <w:numPr>
+          <w:ilvl w:val="0"/>
+          <w:numId w:val="44"/>
+        </w:numPr>
+      </w:pPr>
+      <w:r>
+        <w:t xml:space="preserve">Capitalization rate </w:t>
+      </w:r>
+      <m:oMath>
+        <m:d>
+          <m:dPr>
+            <m:ctrlPr>
+              <w:rPr>
+                <w:rFonts w:ascii="Cambria Math" w:hAnsi="Cambria Math"/>
+              </w:rPr>
+            </m:ctrlPr>
+          </m:dPr>
+          <m:e>
+            <m:r>
+              <w:rPr>
+                <w:rFonts w:ascii="Cambria Math" w:hAnsi="Cambria Math"/>
+              </w:rPr>
+              <m:t>k</m:t>
+            </m:r>
+          </m:e>
+        </m:d>
+        <m:r>
+          <w:rPr>
+            <w:rFonts w:ascii="Cambria Math" w:hAnsi="Cambria Math"/>
+          </w:rPr>
+          <m:t>=12%=0.12</m:t>
+        </m:r>
+      </m:oMath>
+    </w:p>
+    <w:p>
+      <w:pPr>
+        <w:numPr>
+          <w:ilvl w:val="0"/>
+          <w:numId w:val="44"/>
+        </w:numPr>
+      </w:pPr>
+      <w:r>
+        <w:t xml:space="preserve">Productivity of earnings </w:t>
+      </w:r>
+      <m:oMath>
+        <m:d>
+          <m:dPr>
+            <m:ctrlPr>
+              <w:rPr>
+                <w:rFonts w:ascii="Cambria Math" w:hAnsi="Cambria Math"/>
+              </w:rPr>
+            </m:ctrlPr>
+          </m:dPr>
+          <m:e>
+            <m:r>
+              <w:rPr>
+                <w:rFonts w:ascii="Cambria Math" w:hAnsi="Cambria Math"/>
+              </w:rPr>
+              <m:t>r</m:t>
+            </m:r>
+          </m:e>
+        </m:d>
+        <m:r>
+          <w:rPr>
+            <w:rFonts w:ascii="Cambria Math" w:hAnsi="Cambria Math"/>
+          </w:rPr>
+          <m:t>=12%=0.12</m:t>
+        </m:r>
+      </m:oMath>
+    </w:p>
+    <w:p>
+      <w:pPr>
+        <w:numPr>
+          <w:ilvl w:val="0"/>
+          <w:numId w:val="44"/>
+        </w:numPr>
+      </w:pPr>
+      <w:r>
+        <w:t xml:space="preserve">Since </w:t>
+      </w:r>
+      <m:oMath>
+        <m:r>
+          <w:rPr>
+            <w:rFonts w:ascii="Cambria Math" w:hAnsi="Cambria Math"/>
+          </w:rPr>
+          <m:t>r=k</m:t>
+        </m:r>
+      </m:oMath>
+      <w:r>
+        <w:t xml:space="preserve">, it is a </w:t>
+      </w:r>
+      <w:r>
+        <w:rPr>
+          <w:b/>
+          <w:bCs/>
+        </w:rPr>
+        <w:t>normal firm</w:t>
+      </w:r>
+      <w:r>
+        <w:t>.</w:t>
+      </w:r>
+    </w:p>
+    <w:p>
+      <w:pPr>
+        <w:rPr>
+          <w:b/>
+          <w:bCs/>
+        </w:rPr>
+      </w:pPr>
+      <w:r>
+        <w:rPr>
+          <w:b/>
+          <w:bCs/>
+        </w:rPr>
+        <w:t>a) Payout = 20%</w:t>
+      </w:r>
+    </w:p>
+    <w:p>
+      <w:pPr>
+        <w:rPr>
+          <w:rFonts w:eastAsiaTheme="minorEastAsia"/>
+          <w:i/>
+        </w:rPr>
+      </w:pPr>
+      <m:oMathPara>
+        <m:oMath>
+          <m:r>
+            <w:rPr>
+              <w:rFonts w:ascii="Cambria Math" w:hAnsi="Cambria Math"/>
+            </w:rPr>
+            <m:t>D=20%×15=Rs</m:t>
+          </m:r>
+          <m:r>
+            <m:rPr>
+              <m:nor/>
+            </m:rPr>
+            <m:t> </m:t>
+          </m:r>
+          <m:r>
+            <w:rPr>
+              <w:rFonts w:ascii="Cambria Math" w:hAnsi="Cambria Math"/>
+            </w:rPr>
+            <m:t>3</m:t>
+          </m:r>
+        </m:oMath>
+      </m:oMathPara>
+    </w:p>
+    <w:p>
+      <w:r>
+        <w:rPr>
+          <w:i/>
+        </w:rPr>
+        <w:br/>
+      </w:r>
+      <m:oMathPara>
+        <m:oMath>
+          <m:r>
+            <w:rPr>
+              <w:rFonts w:ascii="Cambria Math" w:hAnsi="Cambria Math"/>
+            </w:rPr>
+            <m:t>P=</m:t>
+          </m:r>
+          <m:f>
+            <m:fPr>
+              <m:ctrlPr>
+                <w:rPr>
+                  <w:rFonts w:ascii="Cambria Math" w:hAnsi="Cambria Math"/>
+                </w:rPr>
+              </m:ctrlPr>
+            </m:fPr>
+            <m:num>
+              <m:r>
+                <w:rPr>
+                  <w:rFonts w:ascii="Cambria Math" w:hAnsi="Cambria Math"/>
+                </w:rPr>
+                <m:t>3+</m:t>
+              </m:r>
+              <m:f>
+                <m:fPr>
+                  <m:ctrlPr>
+                    <w:rPr>
+                      <w:rFonts w:ascii="Cambria Math" w:hAnsi="Cambria Math"/>
+                    </w:rPr>
+                  </m:ctrlPr>
+                </m:fPr>
+                <m:num>
+                  <m:r>
+                    <w:rPr>
+                      <w:rFonts w:ascii="Cambria Math" w:hAnsi="Cambria Math"/>
+                    </w:rPr>
+                    <m:t>0.12</m:t>
+                  </m:r>
+                </m:num>
+                <m:den>
+                  <m:r>
+                    <w:rPr>
+                      <w:rFonts w:ascii="Cambria Math" w:hAnsi="Cambria Math"/>
+                    </w:rPr>
+                    <m:t>0.12</m:t>
+                  </m:r>
+                </m:den>
+              </m:f>
+              <m:d>
+                <m:dPr>
+                  <m:ctrlPr>
+                    <w:rPr>
+                      <w:rFonts w:ascii="Cambria Math" w:hAnsi="Cambria Math"/>
+                    </w:rPr>
+                  </m:ctrlPr>
+                </m:dPr>
+                <m:e>
+                  <m:r>
+                    <w:rPr>
+                      <w:rFonts w:ascii="Cambria Math" w:hAnsi="Cambria Math"/>
+                    </w:rPr>
+                    <m:t>15-3</m:t>
+                  </m:r>
+                </m:e>
+              </m:d>
+            </m:num>
+            <m:den>
+              <m:r>
+                <w:rPr>
+                  <w:rFonts w:ascii="Cambria Math" w:hAnsi="Cambria Math"/>
+                </w:rPr>
+                <m:t>0.12</m:t>
+              </m:r>
+            </m:den>
+          </m:f>
+          <m:r>
+            <w:rPr>
+              <w:rFonts w:ascii="Cambria Math" w:hAnsi="Cambria Math"/>
+            </w:rPr>
+            <m:t>=</m:t>
+          </m:r>
+          <m:f>
+            <m:fPr>
+              <m:ctrlPr>
+                <w:rPr>
+                  <w:rFonts w:ascii="Cambria Math" w:hAnsi="Cambria Math"/>
+                </w:rPr>
+              </m:ctrlPr>
+            </m:fPr>
+            <m:num>
+              <m:r>
+                <w:rPr>
+                  <w:rFonts w:ascii="Cambria Math" w:hAnsi="Cambria Math"/>
+                </w:rPr>
+                <m:t>3+12</m:t>
+              </m:r>
+            </m:num>
+            <m:den>
+              <m:r>
+                <w:rPr>
+                  <w:rFonts w:ascii="Cambria Math" w:hAnsi="Cambria Math"/>
+                </w:rPr>
+                <m:t>0.12</m:t>
+              </m:r>
+            </m:den>
+          </m:f>
+          <m:r>
+            <w:rPr>
+              <w:rFonts w:ascii="Cambria Math" w:hAnsi="Cambria Math"/>
+            </w:rPr>
+            <m:t>=</m:t>
+          </m:r>
+          <m:f>
+            <m:fPr>
+              <m:ctrlPr>
+                <w:rPr>
+                  <w:rFonts w:ascii="Cambria Math" w:hAnsi="Cambria Math"/>
+                </w:rPr>
+              </m:ctrlPr>
+            </m:fPr>
+            <m:num>
+              <m:r>
+                <w:rPr>
+                  <w:rFonts w:ascii="Cambria Math" w:hAnsi="Cambria Math"/>
+                </w:rPr>
+                <m:t>15</m:t>
+              </m:r>
+            </m:num>
+            <m:den>
+              <m:r>
+                <w:rPr>
+                  <w:rFonts w:ascii="Cambria Math" w:hAnsi="Cambria Math"/>
+                </w:rPr>
+                <m:t>0.12</m:t>
+              </m:r>
+            </m:den>
+          </m:f>
+          <m:r>
+            <w:rPr>
+              <w:rFonts w:ascii="Cambria Math" w:hAnsi="Cambria Math"/>
+            </w:rPr>
+            <m:t>=Rs</m:t>
+          </m:r>
+          <m:r>
+            <m:rPr>
+              <m:nor/>
+            </m:rPr>
+            <m:t> </m:t>
+          </m:r>
+          <m:r>
+            <w:rPr>
+              <w:rFonts w:ascii="Cambria Math" w:hAnsi="Cambria Math"/>
+            </w:rPr>
+            <m:t>125</m:t>
+          </m:r>
+          <m:r>
+            <w:rPr>
+              <w:i/>
+            </w:rPr>
+            <w:br/>
+          </m:r>
+        </m:oMath>
+      </m:oMathPara>
+    </w:p>
+    <w:p>
+      <w:pPr>
+        <w:rPr>
+          <w:b/>
+          <w:bCs/>
+        </w:rPr>
+      </w:pPr>
+      <w:r>
+        <w:rPr>
+          <w:b/>
+          <w:bCs/>
+        </w:rPr>
+        <w:t>b) Payout = 50%</w:t>
+      </w:r>
+    </w:p>
+    <w:p>
+      <w:pPr>
+        <w:rPr>
+          <w:rFonts w:eastAsiaTheme="minorEastAsia"/>
+          <w:i/>
+        </w:rPr>
+      </w:pPr>
+      <m:oMathPara>
+        <m:oMath>
+          <m:r>
+            <w:rPr>
+              <w:rFonts w:ascii="Cambria Math" w:hAnsi="Cambria Math"/>
+            </w:rPr>
+            <m:t>D=50%×15=Rs</m:t>
+          </m:r>
+          <m:r>
+            <m:rPr>
+              <m:nor/>
+            </m:rPr>
+            <m:t> </m:t>
+          </m:r>
+          <m:r>
+            <w:rPr>
+              <w:rFonts w:ascii="Cambria Math" w:hAnsi="Cambria Math"/>
+            </w:rPr>
+            <m:t>7.5</m:t>
+          </m:r>
+        </m:oMath>
+      </m:oMathPara>
+    </w:p>
+    <w:p>
+      <w:r>
+        <w:rPr>
+          <w:i/>
+        </w:rPr>
+        <w:br/>
+      </w:r>
+      <m:oMathPara>
+        <m:oMath>
+          <m:r>
+            <w:rPr>
+              <w:rFonts w:ascii="Cambria Math" w:hAnsi="Cambria Math"/>
+            </w:rPr>
+            <w:lastRenderedPageBreak/>
+            <m:t>P=</m:t>
+          </m:r>
+          <m:f>
+            <m:fPr>
+              <m:ctrlPr>
+                <w:rPr>
+                  <w:rFonts w:ascii="Cambria Math" w:hAnsi="Cambria Math"/>
+                </w:rPr>
+              </m:ctrlPr>
+            </m:fPr>
+            <m:num>
+              <m:r>
+                <w:rPr>
+                  <w:rFonts w:ascii="Cambria Math" w:hAnsi="Cambria Math"/>
+                </w:rPr>
+                <m:t>7.5+7.5</m:t>
+              </m:r>
+            </m:num>
+            <m:den>
+              <m:r>
+                <w:rPr>
+                  <w:rFonts w:ascii="Cambria Math" w:hAnsi="Cambria Math"/>
+                </w:rPr>
+                <m:t>0.12</m:t>
+              </m:r>
+            </m:den>
+          </m:f>
+          <m:r>
+            <w:rPr>
+              <w:rFonts w:ascii="Cambria Math" w:hAnsi="Cambria Math"/>
+            </w:rPr>
+            <m:t>=</m:t>
+          </m:r>
+          <m:f>
+            <m:fPr>
+              <m:ctrlPr>
+                <w:rPr>
+                  <w:rFonts w:ascii="Cambria Math" w:hAnsi="Cambria Math"/>
+                </w:rPr>
+              </m:ctrlPr>
+            </m:fPr>
+            <m:num>
+              <m:r>
+                <w:rPr>
+                  <w:rFonts w:ascii="Cambria Math" w:hAnsi="Cambria Math"/>
+                </w:rPr>
+                <m:t>15</m:t>
+              </m:r>
+            </m:num>
+            <m:den>
+              <m:r>
+                <w:rPr>
+                  <w:rFonts w:ascii="Cambria Math" w:hAnsi="Cambria Math"/>
+                </w:rPr>
+                <m:t>0.12</m:t>
+              </m:r>
+            </m:den>
+          </m:f>
+          <m:r>
+            <w:rPr>
+              <w:rFonts w:ascii="Cambria Math" w:hAnsi="Cambria Math"/>
+            </w:rPr>
+            <m:t>=Rs</m:t>
+          </m:r>
+          <m:r>
+            <m:rPr>
+              <m:nor/>
+            </m:rPr>
+            <m:t> </m:t>
+          </m:r>
+          <m:r>
+            <w:rPr>
+              <w:rFonts w:ascii="Cambria Math" w:hAnsi="Cambria Math"/>
+            </w:rPr>
+            <m:t>125</m:t>
+          </m:r>
+          <m:r>
+            <w:rPr>
+              <w:i/>
+            </w:rPr>
+            <w:br/>
+          </m:r>
+        </m:oMath>
+      </m:oMathPara>
+    </w:p>
+    <w:p>
+      <w:pPr>
+        <w:rPr>
+          <w:b/>
+          <w:bCs/>
+        </w:rPr>
+      </w:pPr>
+      <w:r>
+        <w:rPr>
+          <w:b/>
+          <w:bCs/>
+        </w:rPr>
+        <w:t>c) Payout = 70%</w:t>
+      </w:r>
+    </w:p>
+    <w:p>
+      <w:pPr>
+        <w:rPr>
+          <w:rFonts w:eastAsiaTheme="minorEastAsia"/>
+          <w:i/>
+        </w:rPr>
+      </w:pPr>
+      <m:oMathPara>
+        <m:oMath>
+          <m:r>
+            <w:rPr>
+              <w:rFonts w:ascii="Cambria Math" w:hAnsi="Cambria Math"/>
+            </w:rPr>
+            <m:t>D=70%×15=Rs</m:t>
+          </m:r>
+          <m:r>
+            <m:rPr>
+              <m:nor/>
+            </m:rPr>
+            <m:t> </m:t>
+          </m:r>
+          <m:r>
+            <w:rPr>
+              <w:rFonts w:ascii="Cambria Math" w:hAnsi="Cambria Math"/>
+            </w:rPr>
+            <m:t>10.5</m:t>
+          </m:r>
+        </m:oMath>
+      </m:oMathPara>
+    </w:p>
+    <w:p>
+      <w:pPr>
+        <w:rPr>
+          <w:lang w:val="en-US"/>
+        </w:rPr>
+      </w:pPr>
+      <w:r>
+        <w:rPr>
+          <w:i/>
+        </w:rPr>
+        <w:br/>
+      </w:r>
+      <m:oMathPara>
+        <m:oMath>
+          <m:r>
+            <w:rPr>
+              <w:rFonts w:ascii="Cambria Math" w:hAnsi="Cambria Math"/>
+            </w:rPr>
+            <m:t>P=</m:t>
+          </m:r>
+          <m:f>
+            <m:fPr>
+              <m:ctrlPr>
+                <w:rPr>
+                  <w:rFonts w:ascii="Cambria Math" w:hAnsi="Cambria Math"/>
+                </w:rPr>
+              </m:ctrlPr>
+            </m:fPr>
+            <m:num>
+              <m:r>
+                <w:rPr>
+                  <w:rFonts w:ascii="Cambria Math" w:hAnsi="Cambria Math"/>
+                </w:rPr>
+                <m:t>10.5+4.5</m:t>
+              </m:r>
+            </m:num>
+            <m:den>
+              <m:r>
+                <w:rPr>
+                  <w:rFonts w:ascii="Cambria Math" w:hAnsi="Cambria Math"/>
+                </w:rPr>
+                <m:t>0.12</m:t>
+              </m:r>
+            </m:den>
+          </m:f>
+          <m:r>
+            <w:rPr>
+              <w:rFonts w:ascii="Cambria Math" w:hAnsi="Cambria Math"/>
+            </w:rPr>
+            <m:t>=</m:t>
+          </m:r>
+          <m:f>
+            <m:fPr>
+              <m:ctrlPr>
+                <w:rPr>
+                  <w:rFonts w:ascii="Cambria Math" w:hAnsi="Cambria Math"/>
+                </w:rPr>
+              </m:ctrlPr>
+            </m:fPr>
+            <m:num>
+              <m:r>
+                <w:rPr>
+                  <w:rFonts w:ascii="Cambria Math" w:hAnsi="Cambria Math"/>
+                </w:rPr>
+                <m:t>15</m:t>
+              </m:r>
+            </m:num>
+            <m:den>
+              <m:r>
+                <w:rPr>
+                  <w:rFonts w:ascii="Cambria Math" w:hAnsi="Cambria Math"/>
+                </w:rPr>
+                <m:t>0.12</m:t>
+              </m:r>
+            </m:den>
+          </m:f>
+          <m:r>
+            <w:rPr>
+              <w:rFonts w:ascii="Cambria Math" w:hAnsi="Cambria Math"/>
+            </w:rPr>
+            <m:t>=Rs</m:t>
+          </m:r>
+          <m:r>
+            <m:rPr>
+              <m:nor/>
+            </m:rPr>
+            <m:t> </m:t>
+          </m:r>
+          <m:r>
+            <w:rPr>
+              <w:rFonts w:ascii="Cambria Math" w:hAnsi="Cambria Math"/>
+            </w:rPr>
+            <m:t>125</m:t>
+          </m:r>
+          <m:r>
+            <w:rPr>
+              <w:i/>
+            </w:rPr>
+            <w:br/>
+          </m:r>
+        </m:oMath>
+      </m:oMathPara>
+    </w:p>
+    <w:p>
+      <w:pPr>
+        <w:rPr>
+          <w:lang w:val="en-US"/>
+        </w:rPr>
+      </w:pPr>
+      <w:r>
+        <w:rPr>
+          <w:lang w:val="en-US"/>
+        </w:rPr>
+        <w:t>the firm is a normal firm (r =k) MPS remain the same for all payouts the MPS is same. Hence there is no optimum payout</w:t>
+      </w:r>
+    </w:p>
+    <w:p>
+      <w:pPr>
+        <w:rPr>
+          <w:lang w:val="en-US"/>
+        </w:rPr>
+      </w:pPr>
+    </w:p>
+    <w:p>
+      <w:pPr>
+        <w:rPr>
+          <w:lang w:val="en-US"/>
+        </w:rPr>
+      </w:pPr>
+    </w:p>
+    <w:p>
+      <w:pPr>
+        <w:rPr>
+          <w:lang w:val="en-US"/>
+        </w:rPr>
+      </w:pPr>
+      <w:r>
+        <w:rPr>
+          <w:lang w:val="en-US"/>
+        </w:rPr>
+        <w:t>walter model (declining firm)</w:t>
+      </w:r>
+    </w:p>
+    <w:p>
+      <w:pPr>
+        <w:rPr>
+          <w:lang w:val="en-US"/>
+        </w:rPr>
+      </w:pPr>
+      <w:r>
+        <w:rPr>
+          <w:lang w:val="en-US"/>
+        </w:rPr>
+        <w:t xml:space="preserve">q. the EPS is Rs 12. The rate of capitalization is 15%and the rate of return on investment is 9%. Compute the MPS using walter’s model, if the dividend payout is a) 25% b) 50% c) 100%. Which is the ideal payout </w:t>
+      </w:r>
+    </w:p>
+    <w:p>
+      <w:pPr>
+        <w:rPr>
+          <w:lang w:val="en-US"/>
+        </w:rPr>
+      </w:pPr>
+    </w:p>
+    <w:p>
+      <w:pPr>
+        <w:rPr>
+          <w:lang w:val="en-US"/>
+        </w:rPr>
+      </w:pPr>
+      <w:r>
+        <w:rPr>
+          <w:lang w:val="en-US"/>
+        </w:rPr>
+        <w:t>sol:</w:t>
+      </w:r>
+    </w:p>
+    <w:p>
+      <w:pPr>
+        <w:rPr>
+          <w:lang w:val="en-US"/>
+        </w:rPr>
+      </w:pPr>
+    </w:p>
+    <w:p>
+      <w:r>
+        <w:t>Using Walter’s model:</w:t>
+      </w:r>
+    </w:p>
+    <w:p>
+      <m:oMathPara>
+        <m:oMath>
+          <m:r>
+            <w:rPr>
+              <w:rFonts w:ascii="Cambria Math" w:hAnsi="Cambria Math"/>
+            </w:rPr>
+            <m:t>P=</m:t>
+          </m:r>
+          <m:f>
+            <m:fPr>
+              <m:ctrlPr>
+                <w:rPr>
+                  <w:rFonts w:ascii="Cambria Math" w:hAnsi="Cambria Math"/>
+                </w:rPr>
+              </m:ctrlPr>
+            </m:fPr>
+            <m:num>
+              <m:r>
+                <w:rPr>
+                  <w:rFonts w:ascii="Cambria Math" w:hAnsi="Cambria Math"/>
+                </w:rPr>
+                <m:t>D+</m:t>
+              </m:r>
+              <m:f>
+                <m:fPr>
+                  <m:ctrlPr>
+                    <w:rPr>
+                      <w:rFonts w:ascii="Cambria Math" w:hAnsi="Cambria Math"/>
+                    </w:rPr>
+                  </m:ctrlPr>
+                </m:fPr>
+                <m:num>
+                  <m:r>
+                    <w:rPr>
+                      <w:rFonts w:ascii="Cambria Math" w:hAnsi="Cambria Math"/>
+                    </w:rPr>
+                    <m:t>r</m:t>
+                  </m:r>
+                </m:num>
+                <m:den>
+                  <m:r>
+                    <w:rPr>
+                      <w:rFonts w:ascii="Cambria Math" w:hAnsi="Cambria Math"/>
+                    </w:rPr>
+                    <m:t>k</m:t>
+                  </m:r>
+                </m:den>
+              </m:f>
+              <m:d>
+                <m:dPr>
+                  <m:ctrlPr>
+                    <w:rPr>
+                      <w:rFonts w:ascii="Cambria Math" w:hAnsi="Cambria Math"/>
+                    </w:rPr>
+                  </m:ctrlPr>
+                </m:dPr>
+                <m:e>
+                  <m:r>
+                    <w:rPr>
+                      <w:rFonts w:ascii="Cambria Math" w:hAnsi="Cambria Math"/>
+                    </w:rPr>
+                    <m:t>E-D</m:t>
+                  </m:r>
+                </m:e>
+              </m:d>
+            </m:num>
+            <m:den>
+              <m:r>
+                <w:rPr>
+                  <w:rFonts w:ascii="Cambria Math" w:hAnsi="Cambria Math"/>
+                </w:rPr>
+                <m:t>k</m:t>
+              </m:r>
+            </m:den>
+          </m:f>
+          <m:r>
+            <w:br/>
+          </m:r>
+        </m:oMath>
+      </m:oMathPara>
+    </w:p>
+    <w:p>
+      <w:r>
+        <w:t>Given:</w:t>
+      </w:r>
+    </w:p>
+    <w:p>
+      <w:pPr>
+        <w:numPr>
+          <w:ilvl w:val="0"/>
+          <w:numId w:val="45"/>
+        </w:numPr>
+      </w:pPr>
+      <w:r>
+        <w:t xml:space="preserve">EPS </w:t>
+      </w:r>
+      <m:oMath>
+        <m:d>
+          <m:dPr>
+            <m:ctrlPr>
+              <w:rPr>
+                <w:rFonts w:ascii="Cambria Math" w:hAnsi="Cambria Math"/>
+              </w:rPr>
+            </m:ctrlPr>
+          </m:dPr>
+          <m:e>
+            <m:r>
+              <w:rPr>
+                <w:rFonts w:ascii="Cambria Math" w:hAnsi="Cambria Math"/>
+              </w:rPr>
+              <m:t>E</m:t>
+            </m:r>
+          </m:e>
+        </m:d>
+        <m:r>
+          <w:rPr>
+            <w:rFonts w:ascii="Cambria Math" w:hAnsi="Cambria Math"/>
+          </w:rPr>
+          <m:t>=Rs</m:t>
+        </m:r>
+        <m:r>
+          <m:rPr>
+            <m:nor/>
+          </m:rPr>
+          <m:t> </m:t>
+        </m:r>
+        <m:r>
+          <w:rPr>
+            <w:rFonts w:ascii="Cambria Math" w:hAnsi="Cambria Math"/>
+          </w:rPr>
+          <m:t>12</m:t>
+        </m:r>
+      </m:oMath>
+    </w:p>
+    <w:p>
+      <w:pPr>
+        <w:numPr>
+          <w:ilvl w:val="0"/>
+          <w:numId w:val="45"/>
+        </w:numPr>
+      </w:pPr>
+      <w:r>
+        <w:t xml:space="preserve">Capitalization rate </w:t>
+      </w:r>
+      <m:oMath>
+        <m:d>
+          <m:dPr>
+            <m:ctrlPr>
+              <w:rPr>
+                <w:rFonts w:ascii="Cambria Math" w:hAnsi="Cambria Math"/>
+              </w:rPr>
+            </m:ctrlPr>
+          </m:dPr>
+          <m:e>
+            <m:r>
+              <w:rPr>
+                <w:rFonts w:ascii="Cambria Math" w:hAnsi="Cambria Math"/>
+              </w:rPr>
+              <m:t>k</m:t>
+            </m:r>
+          </m:e>
+        </m:d>
+        <m:r>
+          <w:rPr>
+            <w:rFonts w:ascii="Cambria Math" w:hAnsi="Cambria Math"/>
+          </w:rPr>
+          <m:t>=15%=0.15</m:t>
+        </m:r>
+      </m:oMath>
+    </w:p>
+    <w:p>
+      <w:pPr>
+        <w:numPr>
+          <w:ilvl w:val="0"/>
+          <w:numId w:val="45"/>
+        </w:numPr>
+      </w:pPr>
+      <w:r>
+        <w:t xml:space="preserve">Rate of return </w:t>
+      </w:r>
+      <m:oMath>
+        <m:d>
+          <m:dPr>
+            <m:ctrlPr>
+              <w:rPr>
+                <w:rFonts w:ascii="Cambria Math" w:hAnsi="Cambria Math"/>
+              </w:rPr>
+            </m:ctrlPr>
+          </m:dPr>
+          <m:e>
+            <m:r>
+              <w:rPr>
+                <w:rFonts w:ascii="Cambria Math" w:hAnsi="Cambria Math"/>
+              </w:rPr>
+              <m:t>r</m:t>
+            </m:r>
+          </m:e>
+        </m:d>
+        <m:r>
+          <w:rPr>
+            <w:rFonts w:ascii="Cambria Math" w:hAnsi="Cambria Math"/>
+          </w:rPr>
+          <m:t>=9%=0.09</m:t>
+        </m:r>
+      </m:oMath>
+    </w:p>
+    <w:p>
+      <w:pPr>
+        <w:numPr>
+          <w:ilvl w:val="0"/>
+          <w:numId w:val="45"/>
+        </w:numPr>
+      </w:pPr>
+      <w:r>
+        <w:t xml:space="preserve">So, </w:t>
+      </w:r>
+      <m:oMath>
+        <m:f>
+          <m:fPr>
+            <m:ctrlPr>
+              <w:rPr>
+                <w:rFonts w:ascii="Cambria Math" w:hAnsi="Cambria Math"/>
+              </w:rPr>
+            </m:ctrlPr>
+          </m:fPr>
+          <m:num>
+            <m:r>
+              <w:rPr>
+                <w:rFonts w:ascii="Cambria Math" w:hAnsi="Cambria Math"/>
+              </w:rPr>
+              <m:t>r</m:t>
+            </m:r>
+          </m:num>
+          <m:den>
+            <m:r>
+              <w:rPr>
+                <w:rFonts w:ascii="Cambria Math" w:hAnsi="Cambria Math"/>
+              </w:rPr>
+              <m:t>k</m:t>
+            </m:r>
+          </m:den>
+        </m:f>
+        <m:r>
+          <w:rPr>
+            <w:rFonts w:ascii="Cambria Math" w:hAnsi="Cambria Math"/>
+          </w:rPr>
+          <m:t>=</m:t>
+        </m:r>
+        <m:f>
+          <m:fPr>
+            <m:ctrlPr>
+              <w:rPr>
+                <w:rFonts w:ascii="Cambria Math" w:hAnsi="Cambria Math"/>
+              </w:rPr>
+            </m:ctrlPr>
+          </m:fPr>
+          <m:num>
+            <m:r>
+              <w:rPr>
+                <w:rFonts w:ascii="Cambria Math" w:hAnsi="Cambria Math"/>
+              </w:rPr>
+              <m:t>0.09</m:t>
+            </m:r>
+          </m:num>
+          <m:den>
+            <m:r>
+              <w:rPr>
+                <w:rFonts w:ascii="Cambria Math" w:hAnsi="Cambria Math"/>
+              </w:rPr>
+              <m:t>0.15</m:t>
+            </m:r>
+          </m:den>
+        </m:f>
+        <m:r>
+          <w:rPr>
+            <w:rFonts w:ascii="Cambria Math" w:hAnsi="Cambria Math"/>
+          </w:rPr>
+          <m:t>=0.6</m:t>
+        </m:r>
+      </m:oMath>
+    </w:p>
+    <w:p>
+      <w:r>
+        <w:t xml:space="preserve">Since </w:t>
+      </w:r>
+      <m:oMath>
+        <m:r>
+          <w:rPr>
+            <w:rFonts w:ascii="Cambria Math" w:hAnsi="Cambria Math"/>
+          </w:rPr>
+          <m:t>r&lt;k</m:t>
+        </m:r>
+      </m:oMath>
+      <w:r>
+        <w:t xml:space="preserve">, the firm is a </w:t>
+      </w:r>
+      <w:r>
+        <w:rPr>
+          <w:b/>
+          <w:bCs/>
+        </w:rPr>
+        <w:t>declining firm</w:t>
+      </w:r>
+      <w:r>
+        <w:t xml:space="preserve">, and the optimum payout ratio is </w:t>
+      </w:r>
+      <w:r>
+        <w:rPr>
+          <w:b/>
+          <w:bCs/>
+        </w:rPr>
+        <w:t>100%</w:t>
+      </w:r>
+      <w:r>
+        <w:t>.</w:t>
+      </w:r>
+    </w:p>
+    <w:p>
+      <w:pPr>
+        <w:rPr>
+          <w:b/>
+          <w:bCs/>
+        </w:rPr>
+      </w:pPr>
+      <w:r>
+        <w:rPr>
+          <w:b/>
+          <w:bCs/>
+        </w:rPr>
+        <w:t>a) Payout = 25%</w:t>
+      </w:r>
+    </w:p>
+    <w:p>
+      <w:pPr>
+        <w:rPr>
+          <w:rFonts w:eastAsiaTheme="minorEastAsia"/>
+          <w:i/>
+        </w:rPr>
+      </w:pPr>
+      <m:oMathPara>
+        <m:oMath>
+          <m:r>
+            <w:rPr>
+              <w:rFonts w:ascii="Cambria Math" w:hAnsi="Cambria Math"/>
+            </w:rPr>
+            <m:t>D=25%×12=Rs</m:t>
+          </m:r>
+          <m:r>
+            <m:rPr>
+              <m:nor/>
+            </m:rPr>
+            <m:t> </m:t>
+          </m:r>
+          <m:r>
+            <w:rPr>
+              <w:rFonts w:ascii="Cambria Math" w:hAnsi="Cambria Math"/>
+            </w:rPr>
+            <m:t>3</m:t>
+          </m:r>
+        </m:oMath>
+      </m:oMathPara>
+    </w:p>
+    <w:p>
+      <w:r>
+        <w:rPr>
+          <w:i/>
+        </w:rPr>
+        <w:lastRenderedPageBreak/>
+        <w:br/>
+      </w:r>
+      <m:oMathPara>
+        <m:oMath>
+          <m:r>
+            <w:rPr>
+              <w:rFonts w:ascii="Cambria Math" w:hAnsi="Cambria Math"/>
+            </w:rPr>
+            <m:t>P=</m:t>
+          </m:r>
+          <m:f>
+            <m:fPr>
+              <m:ctrlPr>
+                <w:rPr>
+                  <w:rFonts w:ascii="Cambria Math" w:hAnsi="Cambria Math"/>
+                </w:rPr>
+              </m:ctrlPr>
+            </m:fPr>
+            <m:num>
+              <m:r>
+                <w:rPr>
+                  <w:rFonts w:ascii="Cambria Math" w:hAnsi="Cambria Math"/>
+                </w:rPr>
+                <m:t>3+0.6</m:t>
+              </m:r>
+              <m:d>
+                <m:dPr>
+                  <m:ctrlPr>
+                    <w:rPr>
+                      <w:rFonts w:ascii="Cambria Math" w:hAnsi="Cambria Math"/>
+                    </w:rPr>
+                  </m:ctrlPr>
+                </m:dPr>
+                <m:e>
+                  <m:r>
+                    <w:rPr>
+                      <w:rFonts w:ascii="Cambria Math" w:hAnsi="Cambria Math"/>
+                    </w:rPr>
+                    <m:t>12-3</m:t>
+                  </m:r>
+                </m:e>
+              </m:d>
+            </m:num>
+            <m:den>
+              <m:r>
+                <w:rPr>
+                  <w:rFonts w:ascii="Cambria Math" w:hAnsi="Cambria Math"/>
+                </w:rPr>
+                <m:t>0.15</m:t>
+              </m:r>
+            </m:den>
+          </m:f>
+          <m:r>
+            <w:rPr>
+              <w:rFonts w:ascii="Cambria Math" w:hAnsi="Cambria Math"/>
+            </w:rPr>
+            <m:t>=</m:t>
+          </m:r>
+          <m:f>
+            <m:fPr>
+              <m:ctrlPr>
+                <w:rPr>
+                  <w:rFonts w:ascii="Cambria Math" w:hAnsi="Cambria Math"/>
+                </w:rPr>
+              </m:ctrlPr>
+            </m:fPr>
+            <m:num>
+              <m:r>
+                <w:rPr>
+                  <w:rFonts w:ascii="Cambria Math" w:hAnsi="Cambria Math"/>
+                </w:rPr>
+                <m:t>3+5.4</m:t>
+              </m:r>
+            </m:num>
+            <m:den>
+              <m:r>
+                <w:rPr>
+                  <w:rFonts w:ascii="Cambria Math" w:hAnsi="Cambria Math"/>
+                </w:rPr>
+                <m:t>0.15</m:t>
+              </m:r>
+            </m:den>
+          </m:f>
+          <m:r>
+            <w:rPr>
+              <w:rFonts w:ascii="Cambria Math" w:hAnsi="Cambria Math"/>
+            </w:rPr>
+            <m:t>=</m:t>
+          </m:r>
+          <m:f>
+            <m:fPr>
+              <m:ctrlPr>
+                <w:rPr>
+                  <w:rFonts w:ascii="Cambria Math" w:hAnsi="Cambria Math"/>
+                </w:rPr>
+              </m:ctrlPr>
+            </m:fPr>
+            <m:num>
+              <m:r>
+                <w:rPr>
+                  <w:rFonts w:ascii="Cambria Math" w:hAnsi="Cambria Math"/>
+                </w:rPr>
+                <m:t>8.4</m:t>
+              </m:r>
+            </m:num>
+            <m:den>
+              <m:r>
+                <w:rPr>
+                  <w:rFonts w:ascii="Cambria Math" w:hAnsi="Cambria Math"/>
+                </w:rPr>
+                <m:t>0.15</m:t>
+              </m:r>
+            </m:den>
+          </m:f>
+          <m:r>
+            <w:rPr>
+              <w:rFonts w:ascii="Cambria Math" w:hAnsi="Cambria Math"/>
+            </w:rPr>
+            <m:t>=Rs</m:t>
+          </m:r>
+          <m:r>
+            <m:rPr>
+              <m:nor/>
+            </m:rPr>
+            <m:t> </m:t>
+          </m:r>
+          <m:r>
+            <w:rPr>
+              <w:rFonts w:ascii="Cambria Math" w:hAnsi="Cambria Math"/>
+            </w:rPr>
+            <m:t>56</m:t>
+          </m:r>
+          <m:r>
+            <w:rPr>
+              <w:i/>
+            </w:rPr>
+            <w:br/>
+          </m:r>
+        </m:oMath>
+      </m:oMathPara>
+    </w:p>
+    <w:p>
+      <w:pPr>
+        <w:rPr>
+          <w:b/>
+          <w:bCs/>
+        </w:rPr>
+      </w:pPr>
+      <w:r>
+        <w:rPr>
+          <w:b/>
+          <w:bCs/>
+        </w:rPr>
+        <w:t>b) Payout = 50%</w:t>
+      </w:r>
+    </w:p>
+    <w:p>
+      <w:pPr>
+        <w:rPr>
+          <w:rFonts w:eastAsiaTheme="minorEastAsia"/>
+          <w:i/>
+        </w:rPr>
+      </w:pPr>
+      <m:oMathPara>
+        <m:oMath>
+          <m:r>
+            <w:rPr>
+              <w:rFonts w:ascii="Cambria Math" w:hAnsi="Cambria Math"/>
+            </w:rPr>
+            <m:t>D=50%×12=Rs</m:t>
+          </m:r>
+          <m:r>
+            <m:rPr>
+              <m:nor/>
+            </m:rPr>
+            <m:t> </m:t>
+          </m:r>
+          <m:r>
+            <w:rPr>
+              <w:rFonts w:ascii="Cambria Math" w:hAnsi="Cambria Math"/>
+            </w:rPr>
+            <m:t>6</m:t>
+          </m:r>
+        </m:oMath>
+      </m:oMathPara>
+    </w:p>
+    <w:p>
+      <w:r>
+        <w:rPr>
+          <w:i/>
+        </w:rPr>
+        <w:br/>
+      </w:r>
+      <m:oMathPara>
+        <m:oMath>
+          <m:r>
+            <w:rPr>
+              <w:rFonts w:ascii="Cambria Math" w:hAnsi="Cambria Math"/>
+            </w:rPr>
+            <m:t>P=</m:t>
+          </m:r>
+          <m:f>
+            <m:fPr>
+              <m:ctrlPr>
+                <w:rPr>
+                  <w:rFonts w:ascii="Cambria Math" w:hAnsi="Cambria Math"/>
+                </w:rPr>
+              </m:ctrlPr>
+            </m:fPr>
+            <m:num>
+              <m:r>
+                <w:rPr>
+                  <w:rFonts w:ascii="Cambria Math" w:hAnsi="Cambria Math"/>
+                </w:rPr>
+                <m:t>6+0.6</m:t>
+              </m:r>
+              <m:d>
+                <m:dPr>
+                  <m:ctrlPr>
+                    <w:rPr>
+                      <w:rFonts w:ascii="Cambria Math" w:hAnsi="Cambria Math"/>
+                    </w:rPr>
+                  </m:ctrlPr>
+                </m:dPr>
+                <m:e>
+                  <m:r>
+                    <w:rPr>
+                      <w:rFonts w:ascii="Cambria Math" w:hAnsi="Cambria Math"/>
+                    </w:rPr>
+                    <m:t>12-6</m:t>
+                  </m:r>
+                </m:e>
+              </m:d>
+            </m:num>
+            <m:den>
+              <m:r>
+                <w:rPr>
+                  <w:rFonts w:ascii="Cambria Math" w:hAnsi="Cambria Math"/>
+                </w:rPr>
+                <m:t>0.15</m:t>
+              </m:r>
+            </m:den>
+          </m:f>
+          <m:r>
+            <w:rPr>
+              <w:rFonts w:ascii="Cambria Math" w:hAnsi="Cambria Math"/>
+            </w:rPr>
+            <m:t>=</m:t>
+          </m:r>
+          <m:f>
+            <m:fPr>
+              <m:ctrlPr>
+                <w:rPr>
+                  <w:rFonts w:ascii="Cambria Math" w:hAnsi="Cambria Math"/>
+                </w:rPr>
+              </m:ctrlPr>
+            </m:fPr>
+            <m:num>
+              <m:r>
+                <w:rPr>
+                  <w:rFonts w:ascii="Cambria Math" w:hAnsi="Cambria Math"/>
+                </w:rPr>
+                <m:t>6+3.6</m:t>
+              </m:r>
+            </m:num>
+            <m:den>
+              <m:r>
+                <w:rPr>
+                  <w:rFonts w:ascii="Cambria Math" w:hAnsi="Cambria Math"/>
+                </w:rPr>
+                <m:t>0.15</m:t>
+              </m:r>
+            </m:den>
+          </m:f>
+          <m:r>
+            <w:rPr>
+              <w:rFonts w:ascii="Cambria Math" w:hAnsi="Cambria Math"/>
+            </w:rPr>
+            <m:t>=</m:t>
+          </m:r>
+          <m:f>
+            <m:fPr>
+              <m:ctrlPr>
+                <w:rPr>
+                  <w:rFonts w:ascii="Cambria Math" w:hAnsi="Cambria Math"/>
+                </w:rPr>
+              </m:ctrlPr>
+            </m:fPr>
+            <m:num>
+              <m:r>
+                <w:rPr>
+                  <w:rFonts w:ascii="Cambria Math" w:hAnsi="Cambria Math"/>
+                </w:rPr>
+                <m:t>9.6</m:t>
+              </m:r>
+            </m:num>
+            <m:den>
+              <m:r>
+                <w:rPr>
+                  <w:rFonts w:ascii="Cambria Math" w:hAnsi="Cambria Math"/>
+                </w:rPr>
+                <m:t>0.15</m:t>
+              </m:r>
+            </m:den>
+          </m:f>
+          <m:r>
+            <w:rPr>
+              <w:rFonts w:ascii="Cambria Math" w:hAnsi="Cambria Math"/>
+            </w:rPr>
+            <m:t>=Rs</m:t>
+          </m:r>
+          <m:r>
+            <m:rPr>
+              <m:nor/>
+            </m:rPr>
+            <m:t> </m:t>
+          </m:r>
+          <m:r>
+            <w:rPr>
+              <w:rFonts w:ascii="Cambria Math" w:hAnsi="Cambria Math"/>
+            </w:rPr>
+            <m:t>64</m:t>
+          </m:r>
+          <m:r>
+            <w:rPr>
+              <w:i/>
+            </w:rPr>
+            <w:br/>
+          </m:r>
+        </m:oMath>
+      </m:oMathPara>
+    </w:p>
+    <w:p>
+      <w:pPr>
+        <w:rPr>
+          <w:b/>
+          <w:bCs/>
+        </w:rPr>
+      </w:pPr>
+      <w:r>
+        <w:rPr>
+          <w:b/>
+          <w:bCs/>
+        </w:rPr>
+        <w:t>c) Payout = 100%</w:t>
+      </w:r>
+    </w:p>
+    <w:p>
+      <w:pPr>
+        <w:rPr>
+          <w:rFonts w:eastAsiaTheme="minorEastAsia"/>
+          <w:i/>
+        </w:rPr>
+      </w:pPr>
+      <m:oMathPara>
+        <m:oMath>
+          <m:r>
+            <w:rPr>
+              <w:rFonts w:ascii="Cambria Math" w:hAnsi="Cambria Math"/>
+            </w:rPr>
+            <m:t>D=100%×12=Rs</m:t>
+          </m:r>
+          <m:r>
+            <m:rPr>
+              <m:nor/>
+            </m:rPr>
+            <m:t> </m:t>
+          </m:r>
+          <m:r>
+            <w:rPr>
+              <w:rFonts w:ascii="Cambria Math" w:hAnsi="Cambria Math"/>
+            </w:rPr>
+            <m:t>12</m:t>
+          </m:r>
+        </m:oMath>
+      </m:oMathPara>
+    </w:p>
+    <w:p>
+      <w:pPr>
+        <w:rPr>
+          <w:rFonts w:eastAsiaTheme="minorEastAsia"/>
+          <w:i/>
+        </w:rPr>
+      </w:pPr>
+      <w:r>
+        <w:rPr>
+          <w:i/>
+        </w:rPr>
+        <w:br/>
+      </w:r>
+      <m:oMathPara>
+        <m:oMath>
+          <m:r>
+            <w:rPr>
+              <w:rFonts w:ascii="Cambria Math" w:hAnsi="Cambria Math"/>
+            </w:rPr>
+            <m:t>P=</m:t>
+          </m:r>
+          <m:f>
+            <m:fPr>
+              <m:ctrlPr>
+                <w:rPr>
+                  <w:rFonts w:ascii="Cambria Math" w:hAnsi="Cambria Math"/>
+                </w:rPr>
+              </m:ctrlPr>
+            </m:fPr>
+            <m:num>
+              <m:r>
+                <w:rPr>
+                  <w:rFonts w:ascii="Cambria Math" w:hAnsi="Cambria Math"/>
+                </w:rPr>
+                <m:t>12+0.6</m:t>
+              </m:r>
+              <m:d>
+                <m:dPr>
+                  <m:ctrlPr>
+                    <w:rPr>
+                      <w:rFonts w:ascii="Cambria Math" w:hAnsi="Cambria Math"/>
+                    </w:rPr>
+                  </m:ctrlPr>
+                </m:dPr>
+                <m:e>
+                  <m:r>
+                    <w:rPr>
+                      <w:rFonts w:ascii="Cambria Math" w:hAnsi="Cambria Math"/>
+                    </w:rPr>
+                    <m:t>12-12</m:t>
+                  </m:r>
+                </m:e>
+              </m:d>
+            </m:num>
+            <m:den>
+              <m:r>
+                <w:rPr>
+                  <w:rFonts w:ascii="Cambria Math" w:hAnsi="Cambria Math"/>
+                </w:rPr>
+                <m:t>0.15</m:t>
+              </m:r>
+            </m:den>
+          </m:f>
+          <m:r>
+            <w:rPr>
+              <w:rFonts w:ascii="Cambria Math" w:hAnsi="Cambria Math"/>
+            </w:rPr>
+            <m:t>=</m:t>
+          </m:r>
+          <m:f>
+            <m:fPr>
+              <m:ctrlPr>
+                <w:rPr>
+                  <w:rFonts w:ascii="Cambria Math" w:hAnsi="Cambria Math"/>
+                </w:rPr>
+              </m:ctrlPr>
+            </m:fPr>
+            <m:num>
+              <m:r>
+                <w:rPr>
+                  <w:rFonts w:ascii="Cambria Math" w:hAnsi="Cambria Math"/>
+                </w:rPr>
+                <m:t>12</m:t>
+              </m:r>
+            </m:num>
+            <m:den>
+              <m:r>
+                <w:rPr>
+                  <w:rFonts w:ascii="Cambria Math" w:hAnsi="Cambria Math"/>
+                </w:rPr>
+                <m:t>0.15</m:t>
+              </m:r>
+            </m:den>
+          </m:f>
+          <m:r>
+            <w:rPr>
+              <w:rFonts w:ascii="Cambria Math" w:hAnsi="Cambria Math"/>
+            </w:rPr>
+            <m:t>=Rs</m:t>
+          </m:r>
+          <m:r>
+            <m:rPr>
+              <m:nor/>
+            </m:rPr>
+            <m:t> </m:t>
+          </m:r>
+          <m:r>
+            <w:rPr>
+              <w:rFonts w:ascii="Cambria Math" w:hAnsi="Cambria Math"/>
+            </w:rPr>
+            <m:t>80</m:t>
+          </m:r>
+        </m:oMath>
+      </m:oMathPara>
+    </w:p>
+    <w:p>
+      <w:pPr>
+        <w:rPr>
+          <w:lang w:val="en-US"/>
+        </w:rPr>
+      </w:pPr>
+      <w:r>
+        <w:rPr>
+          <w:rFonts w:eastAsiaTheme="minorEastAsia"/>
+          <w:iCs/>
+        </w:rPr>
+        <w:t>The firm is a declining firm (r &gt; k). MPS is the highest than the payout ratio is 100%. Hence, the ideal payout ratio for the company is 100%.</w:t>
+      </w:r>
+      <w:r>
+        <w:rPr>
+          <w:i/>
+        </w:rPr>
+        <w:br/>
+      </w:r>
+    </w:p>
+    <w:p>
+      <w:pPr>
+        <w:rPr>
+          <w:rFonts w:eastAsiaTheme="minorEastAsia"/>
+        </w:rPr>
+      </w:pPr>
     </w:p>
     <w:sectPr>
       <w:pgSz w:w="11906" w:h="16838"/>
@@ -19537,6 +23101,155 @@
     </w:lvl>
   </w:abstractNum>
   <w:abstractNum w:abstractNumId="1" w15:restartNumberingAfterBreak="0">
+    <w:nsid w:val="04AD21F3"/>
+    <w:multiLevelType w:val="multilevel"/>
+    <w:tmpl w:val="3C4A6AC2"/>
+    <w:lvl w:ilvl="0">
+      <w:start w:val="1"/>
+      <w:numFmt w:val="bullet"/>
+      <w:lvlText w:val=""/>
+      <w:lvlJc w:val="left"/>
+      <w:pPr>
+        <w:tabs>
+          <w:tab w:val="num" w:pos="720"/>
+        </w:tabs>
+        <w:ind w:left="720" w:hanging="360"/>
+      </w:pPr>
+      <w:rPr>
+        <w:rFonts w:ascii="Symbol" w:hAnsi="Symbol" w:hint="default"/>
+        <w:sz w:val="20"/>
+      </w:rPr>
+    </w:lvl>
+    <w:lvl w:ilvl="1" w:tentative="1">
+      <w:start w:val="1"/>
+      <w:numFmt w:val="bullet"/>
+      <w:lvlText w:val="o"/>
+      <w:lvlJc w:val="left"/>
+      <w:pPr>
+        <w:tabs>
+          <w:tab w:val="num" w:pos="1440"/>
+        </w:tabs>
+        <w:ind w:left="1440" w:hanging="360"/>
+      </w:pPr>
+      <w:rPr>
+        <w:rFonts w:ascii="Courier New" w:hAnsi="Courier New" w:hint="default"/>
+        <w:sz w:val="20"/>
+      </w:rPr>
+    </w:lvl>
+    <w:lvl w:ilvl="2" w:tentative="1">
+      <w:start w:val="1"/>
+      <w:numFmt w:val="bullet"/>
+      <w:lvlText w:val=""/>
+      <w:lvlJc w:val="left"/>
+      <w:pPr>
+        <w:tabs>
+          <w:tab w:val="num" w:pos="2160"/>
+        </w:tabs>
+        <w:ind w:left="2160" w:hanging="360"/>
+      </w:pPr>
+      <w:rPr>
+        <w:rFonts w:ascii="Wingdings" w:hAnsi="Wingdings" w:hint="default"/>
+        <w:sz w:val="20"/>
+      </w:rPr>
+    </w:lvl>
+    <w:lvl w:ilvl="3" w:tentative="1">
+      <w:start w:val="1"/>
+      <w:numFmt w:val="bullet"/>
+      <w:lvlText w:val=""/>
+      <w:lvlJc w:val="left"/>
+      <w:pPr>
+        <w:tabs>
+          <w:tab w:val="num" w:pos="2880"/>
+        </w:tabs>
+        <w:ind w:left="2880" w:hanging="360"/>
+      </w:pPr>
+      <w:rPr>
+        <w:rFonts w:ascii="Wingdings" w:hAnsi="Wingdings" w:hint="default"/>
+        <w:sz w:val="20"/>
+      </w:rPr>
+    </w:lvl>
+    <w:lvl w:ilvl="4" w:tentative="1">
+      <w:start w:val="1"/>
+      <w:numFmt w:val="bullet"/>
+      <w:lvlText w:val=""/>
+      <w:lvlJc w:val="left"/>
+      <w:pPr>
+        <w:tabs>
+          <w:tab w:val="num" w:pos="3600"/>
+        </w:tabs>
+        <w:ind w:left="3600" w:hanging="360"/>
+      </w:pPr>
+      <w:rPr>
+        <w:rFonts w:ascii="Wingdings" w:hAnsi="Wingdings" w:hint="default"/>
+        <w:sz w:val="20"/>
+      </w:rPr>
+    </w:lvl>
+    <w:lvl w:ilvl="5" w:tentative="1">
+      <w:start w:val="1"/>
+      <w:numFmt w:val="bullet"/>
+      <w:lvlText w:val=""/>
+      <w:lvlJc w:val="left"/>
+      <w:pPr>
+        <w:tabs>
+          <w:tab w:val="num" w:pos="4320"/>
+        </w:tabs>
+        <w:ind w:left="4320" w:hanging="360"/>
+      </w:pPr>
+      <w:rPr>
+        <w:rFonts w:ascii="Wingdings" w:hAnsi="Wingdings" w:hint="default"/>
+        <w:sz w:val="20"/>
+      </w:rPr>
+    </w:lvl>
+    <w:lvl w:ilvl="6" w:tentative="1">
+      <w:start w:val="1"/>
+      <w:numFmt w:val="bullet"/>
+      <w:lvlText w:val=""/>
+      <w:lvlJc w:val="left"/>
+      <w:pPr>
+        <w:tabs>
+          <w:tab w:val="num" w:pos="5040"/>
+        </w:tabs>
+        <w:ind w:left="5040" w:hanging="360"/>
+      </w:pPr>
+      <w:rPr>
+        <w:rFonts w:ascii="Wingdings" w:hAnsi="Wingdings" w:hint="default"/>
+        <w:sz w:val="20"/>
+      </w:rPr>
+    </w:lvl>
+    <w:lvl w:ilvl="7" w:tentative="1">
+      <w:start w:val="1"/>
+      <w:numFmt w:val="bullet"/>
+      <w:lvlText w:val=""/>
+      <w:lvlJc w:val="left"/>
+      <w:pPr>
+        <w:tabs>
+          <w:tab w:val="num" w:pos="5760"/>
+        </w:tabs>
+        <w:ind w:left="5760" w:hanging="360"/>
+      </w:pPr>
+      <w:rPr>
+        <w:rFonts w:ascii="Wingdings" w:hAnsi="Wingdings" w:hint="default"/>
+        <w:sz w:val="20"/>
+      </w:rPr>
+    </w:lvl>
+    <w:lvl w:ilvl="8" w:tentative="1">
+      <w:start w:val="1"/>
+      <w:numFmt w:val="bullet"/>
+      <w:lvlText w:val=""/>
+      <w:lvlJc w:val="left"/>
+      <w:pPr>
+        <w:tabs>
+          <w:tab w:val="num" w:pos="6480"/>
+        </w:tabs>
+        <w:ind w:left="6480" w:hanging="360"/>
+      </w:pPr>
+      <w:rPr>
+        <w:rFonts w:ascii="Wingdings" w:hAnsi="Wingdings" w:hint="default"/>
+        <w:sz w:val="20"/>
+      </w:rPr>
+    </w:lvl>
+  </w:abstractNum>
+  <w:abstractNum w:abstractNumId="2" w15:restartNumberingAfterBreak="0">
     <w:nsid w:val="06081FF0"/>
     <w:multiLevelType w:val="multilevel"/>
     <w:tmpl w:val="E200ADC2"/>
@@ -19685,7 +23398,7 @@
       </w:rPr>
     </w:lvl>
   </w:abstractNum>
-  <w:abstractNum w:abstractNumId="2" w15:restartNumberingAfterBreak="0">
+  <w:abstractNum w:abstractNumId="3" w15:restartNumberingAfterBreak="0">
     <w:nsid w:val="062C045D"/>
     <w:multiLevelType w:val="multilevel"/>
     <w:tmpl w:val="0930F594"/>
@@ -19834,7 +23547,7 @@
       </w:rPr>
     </w:lvl>
   </w:abstractNum>
-  <w:abstractNum w:abstractNumId="3" w15:restartNumberingAfterBreak="0">
+  <w:abstractNum w:abstractNumId="4" w15:restartNumberingAfterBreak="0">
     <w:nsid w:val="07101095"/>
     <w:multiLevelType w:val="hybridMultilevel"/>
     <w:tmpl w:val="2F70241E"/>
@@ -19920,7 +23633,7 @@
       </w:pPr>
     </w:lvl>
   </w:abstractNum>
-  <w:abstractNum w:abstractNumId="4" w15:restartNumberingAfterBreak="0">
+  <w:abstractNum w:abstractNumId="5" w15:restartNumberingAfterBreak="0">
     <w:nsid w:val="16207B00"/>
     <w:multiLevelType w:val="hybridMultilevel"/>
     <w:tmpl w:val="F0849EE0"/>
@@ -20033,7 +23746,7 @@
       </w:rPr>
     </w:lvl>
   </w:abstractNum>
-  <w:abstractNum w:abstractNumId="5" w15:restartNumberingAfterBreak="0">
+  <w:abstractNum w:abstractNumId="6" w15:restartNumberingAfterBreak="0">
     <w:nsid w:val="16821C01"/>
     <w:multiLevelType w:val="hybridMultilevel"/>
     <w:tmpl w:val="74C2BB6A"/>
@@ -20119,7 +23832,7 @@
       </w:pPr>
     </w:lvl>
   </w:abstractNum>
-  <w:abstractNum w:abstractNumId="6" w15:restartNumberingAfterBreak="0">
+  <w:abstractNum w:abstractNumId="7" w15:restartNumberingAfterBreak="0">
     <w:nsid w:val="19131334"/>
     <w:multiLevelType w:val="hybridMultilevel"/>
     <w:tmpl w:val="DF904310"/>
@@ -20232,7 +23945,7 @@
       </w:rPr>
     </w:lvl>
   </w:abstractNum>
-  <w:abstractNum w:abstractNumId="7" w15:restartNumberingAfterBreak="0">
+  <w:abstractNum w:abstractNumId="8" w15:restartNumberingAfterBreak="0">
     <w:nsid w:val="1F552A06"/>
     <w:multiLevelType w:val="hybridMultilevel"/>
     <w:tmpl w:val="B5F29EA4"/>
@@ -20321,7 +24034,7 @@
       </w:pPr>
     </w:lvl>
   </w:abstractNum>
-  <w:abstractNum w:abstractNumId="8" w15:restartNumberingAfterBreak="0">
+  <w:abstractNum w:abstractNumId="9" w15:restartNumberingAfterBreak="0">
     <w:nsid w:val="1F6519B0"/>
     <w:multiLevelType w:val="hybridMultilevel"/>
     <w:tmpl w:val="C026FB9A"/>
@@ -20410,7 +24123,7 @@
       </w:pPr>
     </w:lvl>
   </w:abstractNum>
-  <w:abstractNum w:abstractNumId="9" w15:restartNumberingAfterBreak="0">
+  <w:abstractNum w:abstractNumId="10" w15:restartNumberingAfterBreak="0">
     <w:nsid w:val="1FF35255"/>
     <w:multiLevelType w:val="hybridMultilevel"/>
     <w:tmpl w:val="0F8E2182"/>
@@ -20496,7 +24209,7 @@
       </w:pPr>
     </w:lvl>
   </w:abstractNum>
-  <w:abstractNum w:abstractNumId="10" w15:restartNumberingAfterBreak="0">
+  <w:abstractNum w:abstractNumId="11" w15:restartNumberingAfterBreak="0">
     <w:nsid w:val="25FE49C2"/>
     <w:multiLevelType w:val="multilevel"/>
     <w:tmpl w:val="B0183B58"/>
@@ -20645,7 +24358,120 @@
       </w:rPr>
     </w:lvl>
   </w:abstractNum>
-  <w:abstractNum w:abstractNumId="11" w15:restartNumberingAfterBreak="0">
+  <w:abstractNum w:abstractNumId="12" w15:restartNumberingAfterBreak="0">
+    <w:nsid w:val="26F55085"/>
+    <w:multiLevelType w:val="hybridMultilevel"/>
+    <w:tmpl w:val="A37C6428"/>
+    <w:lvl w:ilvl="0" w:tplc="40090001">
+      <w:start w:val="1"/>
+      <w:numFmt w:val="bullet"/>
+      <w:lvlText w:val=""/>
+      <w:lvlJc w:val="left"/>
+      <w:pPr>
+        <w:ind w:left="720" w:hanging="360"/>
+      </w:pPr>
+      <w:rPr>
+        <w:rFonts w:ascii="Symbol" w:hAnsi="Symbol" w:hint="default"/>
+      </w:rPr>
+    </w:lvl>
+    <w:lvl w:ilvl="1" w:tplc="40090003" w:tentative="1">
+      <w:start w:val="1"/>
+      <w:numFmt w:val="bullet"/>
+      <w:lvlText w:val="o"/>
+      <w:lvlJc w:val="left"/>
+      <w:pPr>
+        <w:ind w:left="1440" w:hanging="360"/>
+      </w:pPr>
+      <w:rPr>
+        <w:rFonts w:ascii="Courier New" w:hAnsi="Courier New" w:cs="Courier New" w:hint="default"/>
+      </w:rPr>
+    </w:lvl>
+    <w:lvl w:ilvl="2" w:tplc="40090005" w:tentative="1">
+      <w:start w:val="1"/>
+      <w:numFmt w:val="bullet"/>
+      <w:lvlText w:val=""/>
+      <w:lvlJc w:val="left"/>
+      <w:pPr>
+        <w:ind w:left="2160" w:hanging="360"/>
+      </w:pPr>
+      <w:rPr>
+        <w:rFonts w:ascii="Wingdings" w:hAnsi="Wingdings" w:hint="default"/>
+      </w:rPr>
+    </w:lvl>
+    <w:lvl w:ilvl="3" w:tplc="40090001" w:tentative="1">
+      <w:start w:val="1"/>
+      <w:numFmt w:val="bullet"/>
+      <w:lvlText w:val=""/>
+      <w:lvlJc w:val="left"/>
+      <w:pPr>
+        <w:ind w:left="2880" w:hanging="360"/>
+      </w:pPr>
+      <w:rPr>
+        <w:rFonts w:ascii="Symbol" w:hAnsi="Symbol" w:hint="default"/>
+      </w:rPr>
+    </w:lvl>
+    <w:lvl w:ilvl="4" w:tplc="40090003" w:tentative="1">
+      <w:start w:val="1"/>
+      <w:numFmt w:val="bullet"/>
+      <w:lvlText w:val="o"/>
+      <w:lvlJc w:val="left"/>
+      <w:pPr>
+        <w:ind w:left="3600" w:hanging="360"/>
+      </w:pPr>
+      <w:rPr>
+        <w:rFonts w:ascii="Courier New" w:hAnsi="Courier New" w:cs="Courier New" w:hint="default"/>
+      </w:rPr>
+    </w:lvl>
+    <w:lvl w:ilvl="5" w:tplc="40090005" w:tentative="1">
+      <w:start w:val="1"/>
+      <w:numFmt w:val="bullet"/>
+      <w:lvlText w:val=""/>
+      <w:lvlJc w:val="left"/>
+      <w:pPr>
+        <w:ind w:left="4320" w:hanging="360"/>
+      </w:pPr>
+      <w:rPr>
+        <w:rFonts w:ascii="Wingdings" w:hAnsi="Wingdings" w:hint="default"/>
+      </w:rPr>
+    </w:lvl>
+    <w:lvl w:ilvl="6" w:tplc="40090001" w:tentative="1">
+      <w:start w:val="1"/>
+      <w:numFmt w:val="bullet"/>
+      <w:lvlText w:val=""/>
+      <w:lvlJc w:val="left"/>
+      <w:pPr>
+        <w:ind w:left="5040" w:hanging="360"/>
+      </w:pPr>
+      <w:rPr>
+        <w:rFonts w:ascii="Symbol" w:hAnsi="Symbol" w:hint="default"/>
+      </w:rPr>
+    </w:lvl>
+    <w:lvl w:ilvl="7" w:tplc="40090003" w:tentative="1">
+      <w:start w:val="1"/>
+      <w:numFmt w:val="bullet"/>
+      <w:lvlText w:val="o"/>
+      <w:lvlJc w:val="left"/>
+      <w:pPr>
+        <w:ind w:left="5760" w:hanging="360"/>
+      </w:pPr>
+      <w:rPr>
+        <w:rFonts w:ascii="Courier New" w:hAnsi="Courier New" w:cs="Courier New" w:hint="default"/>
+      </w:rPr>
+    </w:lvl>
+    <w:lvl w:ilvl="8" w:tplc="40090005" w:tentative="1">
+      <w:start w:val="1"/>
+      <w:numFmt w:val="bullet"/>
+      <w:lvlText w:val=""/>
+      <w:lvlJc w:val="left"/>
+      <w:pPr>
+        <w:ind w:left="6480" w:hanging="360"/>
+      </w:pPr>
+      <w:rPr>
+        <w:rFonts w:ascii="Wingdings" w:hAnsi="Wingdings" w:hint="default"/>
+      </w:rPr>
+    </w:lvl>
+  </w:abstractNum>
+  <w:abstractNum w:abstractNumId="13" w15:restartNumberingAfterBreak="0">
     <w:nsid w:val="270E03D6"/>
     <w:multiLevelType w:val="hybridMultilevel"/>
     <w:tmpl w:val="21482B92"/>
@@ -20731,7 +24557,7 @@
       </w:pPr>
     </w:lvl>
   </w:abstractNum>
-  <w:abstractNum w:abstractNumId="12" w15:restartNumberingAfterBreak="0">
+  <w:abstractNum w:abstractNumId="14" w15:restartNumberingAfterBreak="0">
     <w:nsid w:val="2B866818"/>
     <w:multiLevelType w:val="hybridMultilevel"/>
     <w:tmpl w:val="21482B92"/>
@@ -20817,7 +24643,7 @@
       </w:pPr>
     </w:lvl>
   </w:abstractNum>
-  <w:abstractNum w:abstractNumId="13" w15:restartNumberingAfterBreak="0">
+  <w:abstractNum w:abstractNumId="15" w15:restartNumberingAfterBreak="0">
     <w:nsid w:val="2E69236A"/>
     <w:multiLevelType w:val="hybridMultilevel"/>
     <w:tmpl w:val="5B2E57F4"/>
@@ -20903,7 +24729,7 @@
       </w:pPr>
     </w:lvl>
   </w:abstractNum>
-  <w:abstractNum w:abstractNumId="14" w15:restartNumberingAfterBreak="0">
+  <w:abstractNum w:abstractNumId="16" w15:restartNumberingAfterBreak="0">
     <w:nsid w:val="342643EF"/>
     <w:multiLevelType w:val="hybridMultilevel"/>
     <w:tmpl w:val="BFEAEC32"/>
@@ -21016,7 +24842,7 @@
       </w:rPr>
     </w:lvl>
   </w:abstractNum>
-  <w:abstractNum w:abstractNumId="15" w15:restartNumberingAfterBreak="0">
+  <w:abstractNum w:abstractNumId="17" w15:restartNumberingAfterBreak="0">
     <w:nsid w:val="35D57A2E"/>
     <w:multiLevelType w:val="hybridMultilevel"/>
     <w:tmpl w:val="0FF6CBF2"/>
@@ -21105,7 +24931,7 @@
       </w:pPr>
     </w:lvl>
   </w:abstractNum>
-  <w:abstractNum w:abstractNumId="16" w15:restartNumberingAfterBreak="0">
+  <w:abstractNum w:abstractNumId="18" w15:restartNumberingAfterBreak="0">
     <w:nsid w:val="3FA677EF"/>
     <w:multiLevelType w:val="hybridMultilevel"/>
     <w:tmpl w:val="F144535C"/>
@@ -21191,7 +25017,7 @@
       </w:pPr>
     </w:lvl>
   </w:abstractNum>
-  <w:abstractNum w:abstractNumId="17" w15:restartNumberingAfterBreak="0">
+  <w:abstractNum w:abstractNumId="19" w15:restartNumberingAfterBreak="0">
     <w:nsid w:val="421F5061"/>
     <w:multiLevelType w:val="hybridMultilevel"/>
     <w:tmpl w:val="C55E3D5E"/>
@@ -21304,7 +25130,93 @@
       </w:rPr>
     </w:lvl>
   </w:abstractNum>
-  <w:abstractNum w:abstractNumId="18" w15:restartNumberingAfterBreak="0">
+  <w:abstractNum w:abstractNumId="20" w15:restartNumberingAfterBreak="0">
+    <w:nsid w:val="470A7CAC"/>
+    <w:multiLevelType w:val="hybridMultilevel"/>
+    <w:tmpl w:val="41B04BBC"/>
+    <w:lvl w:ilvl="0" w:tplc="4009000F">
+      <w:start w:val="1"/>
+      <w:numFmt w:val="decimal"/>
+      <w:lvlText w:val="%1."/>
+      <w:lvlJc w:val="left"/>
+      <w:pPr>
+        <w:ind w:left="720" w:hanging="360"/>
+      </w:pPr>
+    </w:lvl>
+    <w:lvl w:ilvl="1" w:tplc="40090019" w:tentative="1">
+      <w:start w:val="1"/>
+      <w:numFmt w:val="lowerLetter"/>
+      <w:lvlText w:val="%2."/>
+      <w:lvlJc w:val="left"/>
+      <w:pPr>
+        <w:ind w:left="1440" w:hanging="360"/>
+      </w:pPr>
+    </w:lvl>
+    <w:lvl w:ilvl="2" w:tplc="4009001B" w:tentative="1">
+      <w:start w:val="1"/>
+      <w:numFmt w:val="lowerRoman"/>
+      <w:lvlText w:val="%3."/>
+      <w:lvlJc w:val="right"/>
+      <w:pPr>
+        <w:ind w:left="2160" w:hanging="180"/>
+      </w:pPr>
+    </w:lvl>
+    <w:lvl w:ilvl="3" w:tplc="4009000F" w:tentative="1">
+      <w:start w:val="1"/>
+      <w:numFmt w:val="decimal"/>
+      <w:lvlText w:val="%4."/>
+      <w:lvlJc w:val="left"/>
+      <w:pPr>
+        <w:ind w:left="2880" w:hanging="360"/>
+      </w:pPr>
+    </w:lvl>
+    <w:lvl w:ilvl="4" w:tplc="40090019" w:tentative="1">
+      <w:start w:val="1"/>
+      <w:numFmt w:val="lowerLetter"/>
+      <w:lvlText w:val="%5."/>
+      <w:lvlJc w:val="left"/>
+      <w:pPr>
+        <w:ind w:left="3600" w:hanging="360"/>
+      </w:pPr>
+    </w:lvl>
+    <w:lvl w:ilvl="5" w:tplc="4009001B" w:tentative="1">
+      <w:start w:val="1"/>
+      <w:numFmt w:val="lowerRoman"/>
+      <w:lvlText w:val="%6."/>
+      <w:lvlJc w:val="right"/>
+      <w:pPr>
+        <w:ind w:left="4320" w:hanging="180"/>
+      </w:pPr>
+    </w:lvl>
+    <w:lvl w:ilvl="6" w:tplc="4009000F" w:tentative="1">
+      <w:start w:val="1"/>
+      <w:numFmt w:val="decimal"/>
+      <w:lvlText w:val="%7."/>
+      <w:lvlJc w:val="left"/>
+      <w:pPr>
+        <w:ind w:left="5040" w:hanging="360"/>
+      </w:pPr>
+    </w:lvl>
+    <w:lvl w:ilvl="7" w:tplc="40090019" w:tentative="1">
+      <w:start w:val="1"/>
+      <w:numFmt w:val="lowerLetter"/>
+      <w:lvlText w:val="%8."/>
+      <w:lvlJc w:val="left"/>
+      <w:pPr>
+        <w:ind w:left="5760" w:hanging="360"/>
+      </w:pPr>
+    </w:lvl>
+    <w:lvl w:ilvl="8" w:tplc="4009001B" w:tentative="1">
+      <w:start w:val="1"/>
+      <w:numFmt w:val="lowerRoman"/>
+      <w:lvlText w:val="%9."/>
+      <w:lvlJc w:val="right"/>
+      <w:pPr>
+        <w:ind w:left="6480" w:hanging="180"/>
+      </w:pPr>
+    </w:lvl>
+  </w:abstractNum>
+  <w:abstractNum w:abstractNumId="21" w15:restartNumberingAfterBreak="0">
     <w:nsid w:val="471E0E82"/>
     <w:multiLevelType w:val="hybridMultilevel"/>
     <w:tmpl w:val="A0C2BED4"/>
@@ -21417,7 +25329,7 @@
       </w:rPr>
     </w:lvl>
   </w:abstractNum>
-  <w:abstractNum w:abstractNumId="19" w15:restartNumberingAfterBreak="0">
+  <w:abstractNum w:abstractNumId="22" w15:restartNumberingAfterBreak="0">
     <w:nsid w:val="4ACF29D6"/>
     <w:multiLevelType w:val="hybridMultilevel"/>
     <w:tmpl w:val="15BACEE8"/>
@@ -21503,7 +25415,7 @@
       </w:pPr>
     </w:lvl>
   </w:abstractNum>
-  <w:abstractNum w:abstractNumId="20" w15:restartNumberingAfterBreak="0">
+  <w:abstractNum w:abstractNumId="23" w15:restartNumberingAfterBreak="0">
     <w:nsid w:val="4C42378B"/>
     <w:multiLevelType w:val="multilevel"/>
     <w:tmpl w:val="158600B2"/>
@@ -21652,7 +25564,93 @@
       </w:rPr>
     </w:lvl>
   </w:abstractNum>
-  <w:abstractNum w:abstractNumId="21" w15:restartNumberingAfterBreak="0">
+  <w:abstractNum w:abstractNumId="24" w15:restartNumberingAfterBreak="0">
+    <w:nsid w:val="4F286822"/>
+    <w:multiLevelType w:val="hybridMultilevel"/>
+    <w:tmpl w:val="5798F77C"/>
+    <w:lvl w:ilvl="0" w:tplc="4009000F">
+      <w:start w:val="1"/>
+      <w:numFmt w:val="decimal"/>
+      <w:lvlText w:val="%1."/>
+      <w:lvlJc w:val="left"/>
+      <w:pPr>
+        <w:ind w:left="720" w:hanging="360"/>
+      </w:pPr>
+    </w:lvl>
+    <w:lvl w:ilvl="1" w:tplc="40090019" w:tentative="1">
+      <w:start w:val="1"/>
+      <w:numFmt w:val="lowerLetter"/>
+      <w:lvlText w:val="%2."/>
+      <w:lvlJc w:val="left"/>
+      <w:pPr>
+        <w:ind w:left="1440" w:hanging="360"/>
+      </w:pPr>
+    </w:lvl>
+    <w:lvl w:ilvl="2" w:tplc="4009001B" w:tentative="1">
+      <w:start w:val="1"/>
+      <w:numFmt w:val="lowerRoman"/>
+      <w:lvlText w:val="%3."/>
+      <w:lvlJc w:val="right"/>
+      <w:pPr>
+        <w:ind w:left="2160" w:hanging="180"/>
+      </w:pPr>
+    </w:lvl>
+    <w:lvl w:ilvl="3" w:tplc="4009000F" w:tentative="1">
+      <w:start w:val="1"/>
+      <w:numFmt w:val="decimal"/>
+      <w:lvlText w:val="%4."/>
+      <w:lvlJc w:val="left"/>
+      <w:pPr>
+        <w:ind w:left="2880" w:hanging="360"/>
+      </w:pPr>
+    </w:lvl>
+    <w:lvl w:ilvl="4" w:tplc="40090019" w:tentative="1">
+      <w:start w:val="1"/>
+      <w:numFmt w:val="lowerLetter"/>
+      <w:lvlText w:val="%5."/>
+      <w:lvlJc w:val="left"/>
+      <w:pPr>
+        <w:ind w:left="3600" w:hanging="360"/>
+      </w:pPr>
+    </w:lvl>
+    <w:lvl w:ilvl="5" w:tplc="4009001B" w:tentative="1">
+      <w:start w:val="1"/>
+      <w:numFmt w:val="lowerRoman"/>
+      <w:lvlText w:val="%6."/>
+      <w:lvlJc w:val="right"/>
+      <w:pPr>
+        <w:ind w:left="4320" w:hanging="180"/>
+      </w:pPr>
+    </w:lvl>
+    <w:lvl w:ilvl="6" w:tplc="4009000F" w:tentative="1">
+      <w:start w:val="1"/>
+      <w:numFmt w:val="decimal"/>
+      <w:lvlText w:val="%7."/>
+      <w:lvlJc w:val="left"/>
+      <w:pPr>
+        <w:ind w:left="5040" w:hanging="360"/>
+      </w:pPr>
+    </w:lvl>
+    <w:lvl w:ilvl="7" w:tplc="40090019" w:tentative="1">
+      <w:start w:val="1"/>
+      <w:numFmt w:val="lowerLetter"/>
+      <w:lvlText w:val="%8."/>
+      <w:lvlJc w:val="left"/>
+      <w:pPr>
+        <w:ind w:left="5760" w:hanging="360"/>
+      </w:pPr>
+    </w:lvl>
+    <w:lvl w:ilvl="8" w:tplc="4009001B" w:tentative="1">
+      <w:start w:val="1"/>
+      <w:numFmt w:val="lowerRoman"/>
+      <w:lvlText w:val="%9."/>
+      <w:lvlJc w:val="right"/>
+      <w:pPr>
+        <w:ind w:left="6480" w:hanging="180"/>
+      </w:pPr>
+    </w:lvl>
+  </w:abstractNum>
+  <w:abstractNum w:abstractNumId="25" w15:restartNumberingAfterBreak="0">
     <w:nsid w:val="51600570"/>
     <w:multiLevelType w:val="hybridMultilevel"/>
     <w:tmpl w:val="7B98FFEE"/>
@@ -21738,7 +25736,7 @@
       </w:pPr>
     </w:lvl>
   </w:abstractNum>
-  <w:abstractNum w:abstractNumId="22" w15:restartNumberingAfterBreak="0">
+  <w:abstractNum w:abstractNumId="26" w15:restartNumberingAfterBreak="0">
     <w:nsid w:val="51EB6CAA"/>
     <w:multiLevelType w:val="hybridMultilevel"/>
     <w:tmpl w:val="AA3A1986"/>
@@ -21824,7 +25822,93 @@
       </w:pPr>
     </w:lvl>
   </w:abstractNum>
-  <w:abstractNum w:abstractNumId="23" w15:restartNumberingAfterBreak="0">
+  <w:abstractNum w:abstractNumId="27" w15:restartNumberingAfterBreak="0">
+    <w:nsid w:val="54B02AAF"/>
+    <w:multiLevelType w:val="hybridMultilevel"/>
+    <w:tmpl w:val="7C80B1EE"/>
+    <w:lvl w:ilvl="0" w:tplc="4009000F">
+      <w:start w:val="1"/>
+      <w:numFmt w:val="decimal"/>
+      <w:lvlText w:val="%1."/>
+      <w:lvlJc w:val="left"/>
+      <w:pPr>
+        <w:ind w:left="720" w:hanging="360"/>
+      </w:pPr>
+    </w:lvl>
+    <w:lvl w:ilvl="1" w:tplc="40090019" w:tentative="1">
+      <w:start w:val="1"/>
+      <w:numFmt w:val="lowerLetter"/>
+      <w:lvlText w:val="%2."/>
+      <w:lvlJc w:val="left"/>
+      <w:pPr>
+        <w:ind w:left="1440" w:hanging="360"/>
+      </w:pPr>
+    </w:lvl>
+    <w:lvl w:ilvl="2" w:tplc="4009001B" w:tentative="1">
+      <w:start w:val="1"/>
+      <w:numFmt w:val="lowerRoman"/>
+      <w:lvlText w:val="%3."/>
+      <w:lvlJc w:val="right"/>
+      <w:pPr>
+        <w:ind w:left="2160" w:hanging="180"/>
+      </w:pPr>
+    </w:lvl>
+    <w:lvl w:ilvl="3" w:tplc="4009000F" w:tentative="1">
+      <w:start w:val="1"/>
+      <w:numFmt w:val="decimal"/>
+      <w:lvlText w:val="%4."/>
+      <w:lvlJc w:val="left"/>
+      <w:pPr>
+        <w:ind w:left="2880" w:hanging="360"/>
+      </w:pPr>
+    </w:lvl>
+    <w:lvl w:ilvl="4" w:tplc="40090019" w:tentative="1">
+      <w:start w:val="1"/>
+      <w:numFmt w:val="lowerLetter"/>
+      <w:lvlText w:val="%5."/>
+      <w:lvlJc w:val="left"/>
+      <w:pPr>
+        <w:ind w:left="3600" w:hanging="360"/>
+      </w:pPr>
+    </w:lvl>
+    <w:lvl w:ilvl="5" w:tplc="4009001B" w:tentative="1">
+      <w:start w:val="1"/>
+      <w:numFmt w:val="lowerRoman"/>
+      <w:lvlText w:val="%6."/>
+      <w:lvlJc w:val="right"/>
+      <w:pPr>
+        <w:ind w:left="4320" w:hanging="180"/>
+      </w:pPr>
+    </w:lvl>
+    <w:lvl w:ilvl="6" w:tplc="4009000F" w:tentative="1">
+      <w:start w:val="1"/>
+      <w:numFmt w:val="decimal"/>
+      <w:lvlText w:val="%7."/>
+      <w:lvlJc w:val="left"/>
+      <w:pPr>
+        <w:ind w:left="5040" w:hanging="360"/>
+      </w:pPr>
+    </w:lvl>
+    <w:lvl w:ilvl="7" w:tplc="40090019" w:tentative="1">
+      <w:start w:val="1"/>
+      <w:numFmt w:val="lowerLetter"/>
+      <w:lvlText w:val="%8."/>
+      <w:lvlJc w:val="left"/>
+      <w:pPr>
+        <w:ind w:left="5760" w:hanging="360"/>
+      </w:pPr>
+    </w:lvl>
+    <w:lvl w:ilvl="8" w:tplc="4009001B" w:tentative="1">
+      <w:start w:val="1"/>
+      <w:numFmt w:val="lowerRoman"/>
+      <w:lvlText w:val="%9."/>
+      <w:lvlJc w:val="right"/>
+      <w:pPr>
+        <w:ind w:left="6480" w:hanging="180"/>
+      </w:pPr>
+    </w:lvl>
+  </w:abstractNum>
+  <w:abstractNum w:abstractNumId="28" w15:restartNumberingAfterBreak="0">
     <w:nsid w:val="579956AE"/>
     <w:multiLevelType w:val="hybridMultilevel"/>
     <w:tmpl w:val="152C998C"/>
@@ -21913,7 +25997,7 @@
       </w:pPr>
     </w:lvl>
   </w:abstractNum>
-  <w:abstractNum w:abstractNumId="24" w15:restartNumberingAfterBreak="0">
+  <w:abstractNum w:abstractNumId="29" w15:restartNumberingAfterBreak="0">
     <w:nsid w:val="57AA63E2"/>
     <w:multiLevelType w:val="hybridMultilevel"/>
     <w:tmpl w:val="4CD8648E"/>
@@ -21999,7 +26083,7 @@
       </w:pPr>
     </w:lvl>
   </w:abstractNum>
-  <w:abstractNum w:abstractNumId="25" w15:restartNumberingAfterBreak="0">
+  <w:abstractNum w:abstractNumId="30" w15:restartNumberingAfterBreak="0">
     <w:nsid w:val="5B0B6E70"/>
     <w:multiLevelType w:val="hybridMultilevel"/>
     <w:tmpl w:val="639E1D92"/>
@@ -22085,7 +26169,7 @@
       </w:pPr>
     </w:lvl>
   </w:abstractNum>
-  <w:abstractNum w:abstractNumId="26" w15:restartNumberingAfterBreak="0">
+  <w:abstractNum w:abstractNumId="31" w15:restartNumberingAfterBreak="0">
     <w:nsid w:val="5B5059D4"/>
     <w:multiLevelType w:val="hybridMultilevel"/>
     <w:tmpl w:val="4F5CD94C"/>
@@ -22171,7 +26255,7 @@
       </w:pPr>
     </w:lvl>
   </w:abstractNum>
-  <w:abstractNum w:abstractNumId="27" w15:restartNumberingAfterBreak="0">
+  <w:abstractNum w:abstractNumId="32" w15:restartNumberingAfterBreak="0">
     <w:nsid w:val="5CF97DC3"/>
     <w:multiLevelType w:val="hybridMultilevel"/>
     <w:tmpl w:val="5B2C3BD8"/>
@@ -22257,7 +26341,7 @@
       </w:pPr>
     </w:lvl>
   </w:abstractNum>
-  <w:abstractNum w:abstractNumId="28" w15:restartNumberingAfterBreak="0">
+  <w:abstractNum w:abstractNumId="33" w15:restartNumberingAfterBreak="0">
     <w:nsid w:val="5ECF72A1"/>
     <w:multiLevelType w:val="hybridMultilevel"/>
     <w:tmpl w:val="1CF4107C"/>
@@ -22343,7 +26427,7 @@
       </w:pPr>
     </w:lvl>
   </w:abstractNum>
-  <w:abstractNum w:abstractNumId="29" w15:restartNumberingAfterBreak="0">
+  <w:abstractNum w:abstractNumId="34" w15:restartNumberingAfterBreak="0">
     <w:nsid w:val="5FAD400A"/>
     <w:multiLevelType w:val="hybridMultilevel"/>
     <w:tmpl w:val="59F4717E"/>
@@ -22429,7 +26513,7 @@
       </w:pPr>
     </w:lvl>
   </w:abstractNum>
-  <w:abstractNum w:abstractNumId="30" w15:restartNumberingAfterBreak="0">
+  <w:abstractNum w:abstractNumId="35" w15:restartNumberingAfterBreak="0">
     <w:nsid w:val="630F0C4E"/>
     <w:multiLevelType w:val="hybridMultilevel"/>
     <w:tmpl w:val="5802DB30"/>
@@ -22521,7 +26605,7 @@
       </w:pPr>
     </w:lvl>
   </w:abstractNum>
-  <w:abstractNum w:abstractNumId="31" w15:restartNumberingAfterBreak="0">
+  <w:abstractNum w:abstractNumId="36" w15:restartNumberingAfterBreak="0">
     <w:nsid w:val="6A825466"/>
     <w:multiLevelType w:val="hybridMultilevel"/>
     <w:tmpl w:val="D4123C9C"/>
@@ -22607,7 +26691,156 @@
       </w:pPr>
     </w:lvl>
   </w:abstractNum>
-  <w:abstractNum w:abstractNumId="32" w15:restartNumberingAfterBreak="0">
+  <w:abstractNum w:abstractNumId="37" w15:restartNumberingAfterBreak="0">
+    <w:nsid w:val="72C825B8"/>
+    <w:multiLevelType w:val="multilevel"/>
+    <w:tmpl w:val="8D6CDDBA"/>
+    <w:lvl w:ilvl="0">
+      <w:start w:val="1"/>
+      <w:numFmt w:val="bullet"/>
+      <w:lvlText w:val=""/>
+      <w:lvlJc w:val="left"/>
+      <w:pPr>
+        <w:tabs>
+          <w:tab w:val="num" w:pos="720"/>
+        </w:tabs>
+        <w:ind w:left="720" w:hanging="360"/>
+      </w:pPr>
+      <w:rPr>
+        <w:rFonts w:ascii="Symbol" w:hAnsi="Symbol" w:hint="default"/>
+        <w:sz w:val="20"/>
+      </w:rPr>
+    </w:lvl>
+    <w:lvl w:ilvl="1" w:tentative="1">
+      <w:start w:val="1"/>
+      <w:numFmt w:val="bullet"/>
+      <w:lvlText w:val="o"/>
+      <w:lvlJc w:val="left"/>
+      <w:pPr>
+        <w:tabs>
+          <w:tab w:val="num" w:pos="1440"/>
+        </w:tabs>
+        <w:ind w:left="1440" w:hanging="360"/>
+      </w:pPr>
+      <w:rPr>
+        <w:rFonts w:ascii="Courier New" w:hAnsi="Courier New" w:hint="default"/>
+        <w:sz w:val="20"/>
+      </w:rPr>
+    </w:lvl>
+    <w:lvl w:ilvl="2" w:tentative="1">
+      <w:start w:val="1"/>
+      <w:numFmt w:val="bullet"/>
+      <w:lvlText w:val=""/>
+      <w:lvlJc w:val="left"/>
+      <w:pPr>
+        <w:tabs>
+          <w:tab w:val="num" w:pos="2160"/>
+        </w:tabs>
+        <w:ind w:left="2160" w:hanging="360"/>
+      </w:pPr>
+      <w:rPr>
+        <w:rFonts w:ascii="Wingdings" w:hAnsi="Wingdings" w:hint="default"/>
+        <w:sz w:val="20"/>
+      </w:rPr>
+    </w:lvl>
+    <w:lvl w:ilvl="3" w:tentative="1">
+      <w:start w:val="1"/>
+      <w:numFmt w:val="bullet"/>
+      <w:lvlText w:val=""/>
+      <w:lvlJc w:val="left"/>
+      <w:pPr>
+        <w:tabs>
+          <w:tab w:val="num" w:pos="2880"/>
+        </w:tabs>
+        <w:ind w:left="2880" w:hanging="360"/>
+      </w:pPr>
+      <w:rPr>
+        <w:rFonts w:ascii="Wingdings" w:hAnsi="Wingdings" w:hint="default"/>
+        <w:sz w:val="20"/>
+      </w:rPr>
+    </w:lvl>
+    <w:lvl w:ilvl="4" w:tentative="1">
+      <w:start w:val="1"/>
+      <w:numFmt w:val="bullet"/>
+      <w:lvlText w:val=""/>
+      <w:lvlJc w:val="left"/>
+      <w:pPr>
+        <w:tabs>
+          <w:tab w:val="num" w:pos="3600"/>
+        </w:tabs>
+        <w:ind w:left="3600" w:hanging="360"/>
+      </w:pPr>
+      <w:rPr>
+        <w:rFonts w:ascii="Wingdings" w:hAnsi="Wingdings" w:hint="default"/>
+        <w:sz w:val="20"/>
+      </w:rPr>
+    </w:lvl>
+    <w:lvl w:ilvl="5" w:tentative="1">
+      <w:start w:val="1"/>
+      <w:numFmt w:val="bullet"/>
+      <w:lvlText w:val=""/>
+      <w:lvlJc w:val="left"/>
+      <w:pPr>
+        <w:tabs>
+          <w:tab w:val="num" w:pos="4320"/>
+        </w:tabs>
+        <w:ind w:left="4320" w:hanging="360"/>
+      </w:pPr>
+      <w:rPr>
+        <w:rFonts w:ascii="Wingdings" w:hAnsi="Wingdings" w:hint="default"/>
+        <w:sz w:val="20"/>
+      </w:rPr>
+    </w:lvl>
+    <w:lvl w:ilvl="6" w:tentative="1">
+      <w:start w:val="1"/>
+      <w:numFmt w:val="bullet"/>
+      <w:lvlText w:val=""/>
+      <w:lvlJc w:val="left"/>
+      <w:pPr>
+        <w:tabs>
+          <w:tab w:val="num" w:pos="5040"/>
+        </w:tabs>
+        <w:ind w:left="5040" w:hanging="360"/>
+      </w:pPr>
+      <w:rPr>
+        <w:rFonts w:ascii="Wingdings" w:hAnsi="Wingdings" w:hint="default"/>
+        <w:sz w:val="20"/>
+      </w:rPr>
+    </w:lvl>
+    <w:lvl w:ilvl="7" w:tentative="1">
+      <w:start w:val="1"/>
+      <w:numFmt w:val="bullet"/>
+      <w:lvlText w:val=""/>
+      <w:lvlJc w:val="left"/>
+      <w:pPr>
+        <w:tabs>
+          <w:tab w:val="num" w:pos="5760"/>
+        </w:tabs>
+        <w:ind w:left="5760" w:hanging="360"/>
+      </w:pPr>
+      <w:rPr>
+        <w:rFonts w:ascii="Wingdings" w:hAnsi="Wingdings" w:hint="default"/>
+        <w:sz w:val="20"/>
+      </w:rPr>
+    </w:lvl>
+    <w:lvl w:ilvl="8" w:tentative="1">
+      <w:start w:val="1"/>
+      <w:numFmt w:val="bullet"/>
+      <w:lvlText w:val=""/>
+      <w:lvlJc w:val="left"/>
+      <w:pPr>
+        <w:tabs>
+          <w:tab w:val="num" w:pos="6480"/>
+        </w:tabs>
+        <w:ind w:left="6480" w:hanging="360"/>
+      </w:pPr>
+      <w:rPr>
+        <w:rFonts w:ascii="Wingdings" w:hAnsi="Wingdings" w:hint="default"/>
+        <w:sz w:val="20"/>
+      </w:rPr>
+    </w:lvl>
+  </w:abstractNum>
+  <w:abstractNum w:abstractNumId="38" w15:restartNumberingAfterBreak="0">
     <w:nsid w:val="72EA5DBF"/>
     <w:multiLevelType w:val="hybridMultilevel"/>
     <w:tmpl w:val="671AAB8E"/>
@@ -22693,7 +26926,7 @@
       </w:pPr>
     </w:lvl>
   </w:abstractNum>
-  <w:abstractNum w:abstractNumId="33" w15:restartNumberingAfterBreak="0">
+  <w:abstractNum w:abstractNumId="39" w15:restartNumberingAfterBreak="0">
     <w:nsid w:val="72F854A2"/>
     <w:multiLevelType w:val="hybridMultilevel"/>
     <w:tmpl w:val="349CAAFA"/>
@@ -22806,7 +27039,7 @@
       </w:rPr>
     </w:lvl>
   </w:abstractNum>
-  <w:abstractNum w:abstractNumId="34" w15:restartNumberingAfterBreak="0">
+  <w:abstractNum w:abstractNumId="40" w15:restartNumberingAfterBreak="0">
     <w:nsid w:val="768D4843"/>
     <w:multiLevelType w:val="hybridMultilevel"/>
     <w:tmpl w:val="F39A25A6"/>
@@ -22892,7 +27125,7 @@
       </w:pPr>
     </w:lvl>
   </w:abstractNum>
-  <w:abstractNum w:abstractNumId="35" w15:restartNumberingAfterBreak="0">
+  <w:abstractNum w:abstractNumId="41" w15:restartNumberingAfterBreak="0">
     <w:nsid w:val="787D215D"/>
     <w:multiLevelType w:val="hybridMultilevel"/>
     <w:tmpl w:val="6E66E1B4"/>
@@ -22981,7 +27214,120 @@
       </w:pPr>
     </w:lvl>
   </w:abstractNum>
-  <w:abstractNum w:abstractNumId="36" w15:restartNumberingAfterBreak="0">
+  <w:abstractNum w:abstractNumId="42" w15:restartNumberingAfterBreak="0">
+    <w:nsid w:val="7AB25B5B"/>
+    <w:multiLevelType w:val="hybridMultilevel"/>
+    <w:tmpl w:val="E5A0EAA8"/>
+    <w:lvl w:ilvl="0" w:tplc="40090001">
+      <w:start w:val="1"/>
+      <w:numFmt w:val="bullet"/>
+      <w:lvlText w:val=""/>
+      <w:lvlJc w:val="left"/>
+      <w:pPr>
+        <w:ind w:left="720" w:hanging="360"/>
+      </w:pPr>
+      <w:rPr>
+        <w:rFonts w:ascii="Symbol" w:hAnsi="Symbol" w:hint="default"/>
+      </w:rPr>
+    </w:lvl>
+    <w:lvl w:ilvl="1" w:tplc="40090003">
+      <w:start w:val="1"/>
+      <w:numFmt w:val="bullet"/>
+      <w:lvlText w:val="o"/>
+      <w:lvlJc w:val="left"/>
+      <w:pPr>
+        <w:ind w:left="1440" w:hanging="360"/>
+      </w:pPr>
+      <w:rPr>
+        <w:rFonts w:ascii="Courier New" w:hAnsi="Courier New" w:cs="Courier New" w:hint="default"/>
+      </w:rPr>
+    </w:lvl>
+    <w:lvl w:ilvl="2" w:tplc="40090005" w:tentative="1">
+      <w:start w:val="1"/>
+      <w:numFmt w:val="bullet"/>
+      <w:lvlText w:val=""/>
+      <w:lvlJc w:val="left"/>
+      <w:pPr>
+        <w:ind w:left="2160" w:hanging="360"/>
+      </w:pPr>
+      <w:rPr>
+        <w:rFonts w:ascii="Wingdings" w:hAnsi="Wingdings" w:hint="default"/>
+      </w:rPr>
+    </w:lvl>
+    <w:lvl w:ilvl="3" w:tplc="40090001" w:tentative="1">
+      <w:start w:val="1"/>
+      <w:numFmt w:val="bullet"/>
+      <w:lvlText w:val=""/>
+      <w:lvlJc w:val="left"/>
+      <w:pPr>
+        <w:ind w:left="2880" w:hanging="360"/>
+      </w:pPr>
+      <w:rPr>
+        <w:rFonts w:ascii="Symbol" w:hAnsi="Symbol" w:hint="default"/>
+      </w:rPr>
+    </w:lvl>
+    <w:lvl w:ilvl="4" w:tplc="40090003" w:tentative="1">
+      <w:start w:val="1"/>
+      <w:numFmt w:val="bullet"/>
+      <w:lvlText w:val="o"/>
+      <w:lvlJc w:val="left"/>
+      <w:pPr>
+        <w:ind w:left="3600" w:hanging="360"/>
+      </w:pPr>
+      <w:rPr>
+        <w:rFonts w:ascii="Courier New" w:hAnsi="Courier New" w:cs="Courier New" w:hint="default"/>
+      </w:rPr>
+    </w:lvl>
+    <w:lvl w:ilvl="5" w:tplc="40090005" w:tentative="1">
+      <w:start w:val="1"/>
+      <w:numFmt w:val="bullet"/>
+      <w:lvlText w:val=""/>
+      <w:lvlJc w:val="left"/>
+      <w:pPr>
+        <w:ind w:left="4320" w:hanging="360"/>
+      </w:pPr>
+      <w:rPr>
+        <w:rFonts w:ascii="Wingdings" w:hAnsi="Wingdings" w:hint="default"/>
+      </w:rPr>
+    </w:lvl>
+    <w:lvl w:ilvl="6" w:tplc="40090001" w:tentative="1">
+      <w:start w:val="1"/>
+      <w:numFmt w:val="bullet"/>
+      <w:lvlText w:val=""/>
+      <w:lvlJc w:val="left"/>
+      <w:pPr>
+        <w:ind w:left="5040" w:hanging="360"/>
+      </w:pPr>
+      <w:rPr>
+        <w:rFonts w:ascii="Symbol" w:hAnsi="Symbol" w:hint="default"/>
+      </w:rPr>
+    </w:lvl>
+    <w:lvl w:ilvl="7" w:tplc="40090003" w:tentative="1">
+      <w:start w:val="1"/>
+      <w:numFmt w:val="bullet"/>
+      <w:lvlText w:val="o"/>
+      <w:lvlJc w:val="left"/>
+      <w:pPr>
+        <w:ind w:left="5760" w:hanging="360"/>
+      </w:pPr>
+      <w:rPr>
+        <w:rFonts w:ascii="Courier New" w:hAnsi="Courier New" w:cs="Courier New" w:hint="default"/>
+      </w:rPr>
+    </w:lvl>
+    <w:lvl w:ilvl="8" w:tplc="40090005" w:tentative="1">
+      <w:start w:val="1"/>
+      <w:numFmt w:val="bullet"/>
+      <w:lvlText w:val=""/>
+      <w:lvlJc w:val="left"/>
+      <w:pPr>
+        <w:ind w:left="6480" w:hanging="360"/>
+      </w:pPr>
+      <w:rPr>
+        <w:rFonts w:ascii="Wingdings" w:hAnsi="Wingdings" w:hint="default"/>
+      </w:rPr>
+    </w:lvl>
+  </w:abstractNum>
+  <w:abstractNum w:abstractNumId="43" w15:restartNumberingAfterBreak="0">
     <w:nsid w:val="7B8D34CF"/>
     <w:multiLevelType w:val="multilevel"/>
     <w:tmpl w:val="702834C8"/>
@@ -23130,7 +27476,7 @@
       </w:rPr>
     </w:lvl>
   </w:abstractNum>
-  <w:abstractNum w:abstractNumId="37" w15:restartNumberingAfterBreak="0">
+  <w:abstractNum w:abstractNumId="44" w15:restartNumberingAfterBreak="0">
     <w:nsid w:val="7F62291B"/>
     <w:multiLevelType w:val="hybridMultilevel"/>
     <w:tmpl w:val="B71640A2"/>
@@ -23217,118 +27563,139 @@
     </w:lvl>
   </w:abstractNum>
   <w:num w:numId="1" w16cid:durableId="1235513339">
-    <w:abstractNumId w:val="1"/>
+    <w:abstractNumId w:val="2"/>
   </w:num>
   <w:num w:numId="2" w16cid:durableId="288970933">
-    <w:abstractNumId w:val="28"/>
+    <w:abstractNumId w:val="33"/>
   </w:num>
   <w:num w:numId="3" w16cid:durableId="1934975148">
     <w:abstractNumId w:val="0"/>
   </w:num>
   <w:num w:numId="4" w16cid:durableId="284432453">
+    <w:abstractNumId w:val="11"/>
+  </w:num>
+  <w:num w:numId="5" w16cid:durableId="1475290958">
+    <w:abstractNumId w:val="3"/>
+  </w:num>
+  <w:num w:numId="6" w16cid:durableId="674764127">
+    <w:abstractNumId w:val="43"/>
+  </w:num>
+  <w:num w:numId="7" w16cid:durableId="1366904678">
+    <w:abstractNumId w:val="19"/>
+  </w:num>
+  <w:num w:numId="8" w16cid:durableId="67462260">
+    <w:abstractNumId w:val="34"/>
+  </w:num>
+  <w:num w:numId="9" w16cid:durableId="504519595">
+    <w:abstractNumId w:val="30"/>
+  </w:num>
+  <w:num w:numId="10" w16cid:durableId="1046217917">
     <w:abstractNumId w:val="10"/>
   </w:num>
-  <w:num w:numId="5" w16cid:durableId="1475290958">
-    <w:abstractNumId w:val="2"/>
+  <w:num w:numId="11" w16cid:durableId="1482194571">
+    <w:abstractNumId w:val="32"/>
   </w:num>
-  <w:num w:numId="6" w16cid:durableId="674764127">
+  <w:num w:numId="12" w16cid:durableId="1378116358">
+    <w:abstractNumId w:val="17"/>
+  </w:num>
+  <w:num w:numId="13" w16cid:durableId="1622763665">
+    <w:abstractNumId w:val="28"/>
+  </w:num>
+  <w:num w:numId="14" w16cid:durableId="1303314634">
+    <w:abstractNumId w:val="35"/>
+  </w:num>
+  <w:num w:numId="15" w16cid:durableId="9142093">
+    <w:abstractNumId w:val="38"/>
+  </w:num>
+  <w:num w:numId="16" w16cid:durableId="1458911845">
+    <w:abstractNumId w:val="15"/>
+  </w:num>
+  <w:num w:numId="17" w16cid:durableId="2118016731">
+    <w:abstractNumId w:val="6"/>
+  </w:num>
+  <w:num w:numId="18" w16cid:durableId="2101440695">
+    <w:abstractNumId w:val="41"/>
+  </w:num>
+  <w:num w:numId="19" w16cid:durableId="109252585">
+    <w:abstractNumId w:val="9"/>
+  </w:num>
+  <w:num w:numId="20" w16cid:durableId="472599006">
+    <w:abstractNumId w:val="8"/>
+  </w:num>
+  <w:num w:numId="21" w16cid:durableId="1115103356">
+    <w:abstractNumId w:val="31"/>
+  </w:num>
+  <w:num w:numId="22" w16cid:durableId="220681117">
     <w:abstractNumId w:val="36"/>
   </w:num>
-  <w:num w:numId="7" w16cid:durableId="1366904678">
-    <w:abstractNumId w:val="17"/>
+  <w:num w:numId="23" w16cid:durableId="1049376175">
+    <w:abstractNumId w:val="16"/>
   </w:num>
-  <w:num w:numId="8" w16cid:durableId="67462260">
+  <w:num w:numId="24" w16cid:durableId="723523505">
+    <w:abstractNumId w:val="14"/>
+  </w:num>
+  <w:num w:numId="25" w16cid:durableId="1595165128">
+    <w:abstractNumId w:val="13"/>
+  </w:num>
+  <w:num w:numId="26" w16cid:durableId="1168903458">
+    <w:abstractNumId w:val="4"/>
+  </w:num>
+  <w:num w:numId="27" w16cid:durableId="611862714">
+    <w:abstractNumId w:val="18"/>
+  </w:num>
+  <w:num w:numId="28" w16cid:durableId="340668397">
+    <w:abstractNumId w:val="26"/>
+  </w:num>
+  <w:num w:numId="29" w16cid:durableId="87584769">
+    <w:abstractNumId w:val="5"/>
+  </w:num>
+  <w:num w:numId="30" w16cid:durableId="1409889759">
     <w:abstractNumId w:val="29"/>
   </w:num>
-  <w:num w:numId="9" w16cid:durableId="504519595">
+  <w:num w:numId="31" w16cid:durableId="400836092">
+    <w:abstractNumId w:val="7"/>
+  </w:num>
+  <w:num w:numId="32" w16cid:durableId="1819607792">
     <w:abstractNumId w:val="25"/>
   </w:num>
-  <w:num w:numId="10" w16cid:durableId="1046217917">
-    <w:abstractNumId w:val="9"/>
+  <w:num w:numId="33" w16cid:durableId="1637417472">
+    <w:abstractNumId w:val="40"/>
   </w:num>
-  <w:num w:numId="11" w16cid:durableId="1482194571">
+  <w:num w:numId="34" w16cid:durableId="871116235">
+    <w:abstractNumId w:val="39"/>
+  </w:num>
+  <w:num w:numId="35" w16cid:durableId="2009362747">
+    <w:abstractNumId w:val="21"/>
+  </w:num>
+  <w:num w:numId="36" w16cid:durableId="1833788539">
+    <w:abstractNumId w:val="44"/>
+  </w:num>
+  <w:num w:numId="37" w16cid:durableId="846090408">
+    <w:abstractNumId w:val="22"/>
+  </w:num>
+  <w:num w:numId="38" w16cid:durableId="307588129">
+    <w:abstractNumId w:val="23"/>
+  </w:num>
+  <w:num w:numId="39" w16cid:durableId="1618440895">
+    <w:abstractNumId w:val="20"/>
+  </w:num>
+  <w:num w:numId="40" w16cid:durableId="1307668086">
+    <w:abstractNumId w:val="42"/>
+  </w:num>
+  <w:num w:numId="41" w16cid:durableId="69272560">
+    <w:abstractNumId w:val="24"/>
+  </w:num>
+  <w:num w:numId="42" w16cid:durableId="2137329642">
+    <w:abstractNumId w:val="12"/>
+  </w:num>
+  <w:num w:numId="43" w16cid:durableId="2038189983">
     <w:abstractNumId w:val="27"/>
   </w:num>
-  <w:num w:numId="12" w16cid:durableId="1378116358">
-    <w:abstractNumId w:val="15"/>
+  <w:num w:numId="44" w16cid:durableId="9188195">
+    <w:abstractNumId w:val="1"/>
   </w:num>
-  <w:num w:numId="13" w16cid:durableId="1622763665">
-    <w:abstractNumId w:val="23"/>
-  </w:num>
-  <w:num w:numId="14" w16cid:durableId="1303314634">
-    <w:abstractNumId w:val="30"/>
-  </w:num>
-  <w:num w:numId="15" w16cid:durableId="9142093">
-    <w:abstractNumId w:val="32"/>
-  </w:num>
-  <w:num w:numId="16" w16cid:durableId="1458911845">
-    <w:abstractNumId w:val="13"/>
-  </w:num>
-  <w:num w:numId="17" w16cid:durableId="2118016731">
-    <w:abstractNumId w:val="5"/>
-  </w:num>
-  <w:num w:numId="18" w16cid:durableId="2101440695">
-    <w:abstractNumId w:val="35"/>
-  </w:num>
-  <w:num w:numId="19" w16cid:durableId="109252585">
-    <w:abstractNumId w:val="8"/>
-  </w:num>
-  <w:num w:numId="20" w16cid:durableId="472599006">
-    <w:abstractNumId w:val="7"/>
-  </w:num>
-  <w:num w:numId="21" w16cid:durableId="1115103356">
-    <w:abstractNumId w:val="26"/>
-  </w:num>
-  <w:num w:numId="22" w16cid:durableId="220681117">
-    <w:abstractNumId w:val="31"/>
-  </w:num>
-  <w:num w:numId="23" w16cid:durableId="1049376175">
-    <w:abstractNumId w:val="14"/>
-  </w:num>
-  <w:num w:numId="24" w16cid:durableId="723523505">
-    <w:abstractNumId w:val="12"/>
-  </w:num>
-  <w:num w:numId="25" w16cid:durableId="1595165128">
-    <w:abstractNumId w:val="11"/>
-  </w:num>
-  <w:num w:numId="26" w16cid:durableId="1168903458">
-    <w:abstractNumId w:val="3"/>
-  </w:num>
-  <w:num w:numId="27" w16cid:durableId="611862714">
-    <w:abstractNumId w:val="16"/>
-  </w:num>
-  <w:num w:numId="28" w16cid:durableId="340668397">
-    <w:abstractNumId w:val="22"/>
-  </w:num>
-  <w:num w:numId="29" w16cid:durableId="87584769">
-    <w:abstractNumId w:val="4"/>
-  </w:num>
-  <w:num w:numId="30" w16cid:durableId="1409889759">
-    <w:abstractNumId w:val="24"/>
-  </w:num>
-  <w:num w:numId="31" w16cid:durableId="400836092">
-    <w:abstractNumId w:val="6"/>
-  </w:num>
-  <w:num w:numId="32" w16cid:durableId="1819607792">
-    <w:abstractNumId w:val="21"/>
-  </w:num>
-  <w:num w:numId="33" w16cid:durableId="1637417472">
-    <w:abstractNumId w:val="34"/>
-  </w:num>
-  <w:num w:numId="34" w16cid:durableId="871116235">
-    <w:abstractNumId w:val="33"/>
-  </w:num>
-  <w:num w:numId="35" w16cid:durableId="2009362747">
-    <w:abstractNumId w:val="18"/>
-  </w:num>
-  <w:num w:numId="36" w16cid:durableId="1833788539">
+  <w:num w:numId="45" w16cid:durableId="1834445961">
     <w:abstractNumId w:val="37"/>
-  </w:num>
-  <w:num w:numId="37" w16cid:durableId="846090408">
-    <w:abstractNumId w:val="19"/>
-  </w:num>
-  <w:num w:numId="38" w16cid:durableId="307588129">
-    <w:abstractNumId w:val="20"/>
   </w:num>
   <w:numIdMacAtCleanup w:val="38"/>
 </w:numbering>

--- a/Financial Mathematics/notes.docx
+++ b/Financial Mathematics/notes.docx
@@ -222,11 +222,19 @@
           <w:lang w:val="en-US"/>
         </w:rPr>
       </w:pPr>
-      <w:r>
-        <w:rPr>
-          <w:lang w:val="en-US"/>
-        </w:rPr>
-        <w:t>ans:</w:t>
+      <w:proofErr w:type="spellStart"/>
+      <w:r>
+        <w:rPr>
+          <w:lang w:val="en-US"/>
+        </w:rPr>
+        <w:t>ans</w:t>
+      </w:r>
+      <w:proofErr w:type="spellEnd"/>
+      <w:r>
+        <w:rPr>
+          <w:lang w:val="en-US"/>
+        </w:rPr>
+        <w:t>:</w:t>
       </w:r>
     </w:p>
     <w:p>
@@ -369,8 +377,13 @@
       <w:pPr>
         <w:pStyle w:val="ListParagraph"/>
       </w:pPr>
-      <w:r>
-        <w:t>ans:</w:t>
+      <w:proofErr w:type="spellStart"/>
+      <w:r>
+        <w:t>ans</w:t>
+      </w:r>
+      <w:proofErr w:type="spellEnd"/>
+      <w:r>
+        <w:t>:</w:t>
       </w:r>
     </w:p>
     <w:p>
@@ -526,8 +539,13 @@
       <w:pPr>
         <w:pStyle w:val="ListParagraph"/>
       </w:pPr>
-      <w:r>
-        <w:t>ans:</w:t>
+      <w:proofErr w:type="spellStart"/>
+      <w:r>
+        <w:t>ans</w:t>
+      </w:r>
+      <w:proofErr w:type="spellEnd"/>
+      <w:r>
+        <w:t>:</w:t>
       </w:r>
     </w:p>
     <w:p>
@@ -775,8 +793,13 @@
       <w:pPr>
         <w:pStyle w:val="ListParagraph"/>
       </w:pPr>
-      <w:r>
-        <w:t>ans:</w:t>
+      <w:proofErr w:type="spellStart"/>
+      <w:r>
+        <w:t>ans</w:t>
+      </w:r>
+      <w:proofErr w:type="spellEnd"/>
+      <w:r>
+        <w:t>:</w:t>
       </w:r>
     </w:p>
     <w:p>
@@ -6769,11 +6792,19 @@
           <w:rFonts w:eastAsiaTheme="minorEastAsia"/>
         </w:rPr>
       </w:pPr>
-      <w:r>
-        <w:rPr>
-          <w:rFonts w:eastAsiaTheme="minorEastAsia"/>
-        </w:rPr>
-        <w:t>ans:</w:t>
+      <w:proofErr w:type="spellStart"/>
+      <w:r>
+        <w:rPr>
+          <w:rFonts w:eastAsiaTheme="minorEastAsia"/>
+        </w:rPr>
+        <w:t>ans</w:t>
+      </w:r>
+      <w:proofErr w:type="spellEnd"/>
+      <w:r>
+        <w:rPr>
+          <w:rFonts w:eastAsiaTheme="minorEastAsia"/>
+        </w:rPr>
+        <w:t>:</w:t>
       </w:r>
     </w:p>
     <w:p>
@@ -8403,7 +8434,21 @@
         <w:rPr>
           <w:rFonts w:eastAsiaTheme="minorEastAsia"/>
         </w:rPr>
-        <w:t xml:space="preserve">Bhuvanesh pays a monthly installment of rs2000 towards a recurring deposit with a financier. The rate of interest is 6% per annum compounded monthly. What is the maturity value of this recurring deposit after 10 months </w:t>
+        <w:t xml:space="preserve">Bhuvanesh pays a monthly </w:t>
+      </w:r>
+      <w:proofErr w:type="spellStart"/>
+      <w:r>
+        <w:rPr>
+          <w:rFonts w:eastAsiaTheme="minorEastAsia"/>
+        </w:rPr>
+        <w:t>installment</w:t>
+      </w:r>
+      <w:proofErr w:type="spellEnd"/>
+      <w:r>
+        <w:rPr>
+          <w:rFonts w:eastAsiaTheme="minorEastAsia"/>
+        </w:rPr>
+        <w:t xml:space="preserve"> of rs2000 towards a recurring deposit with a financier. The rate of interest is 6% per annum compounded monthly. What is the maturity value of this recurring deposit after 10 months </w:t>
       </w:r>
     </w:p>
     <w:p>
@@ -11093,7 +11138,23 @@
           <w:rFonts w:eastAsiaTheme="minorEastAsia"/>
           <w:lang w:val="en-US"/>
         </w:rPr>
-        <w:t>Mr. Thanay expects to receive Rs. 20,000 at the beginning of each year for 4 years. Calculate the present value of the annuity due assuming an interest of 9%</w:t>
+        <w:t xml:space="preserve">Mr. </w:t>
+      </w:r>
+      <w:proofErr w:type="spellStart"/>
+      <w:r>
+        <w:rPr>
+          <w:rFonts w:eastAsiaTheme="minorEastAsia"/>
+          <w:lang w:val="en-US"/>
+        </w:rPr>
+        <w:t>Thanay</w:t>
+      </w:r>
+      <w:proofErr w:type="spellEnd"/>
+      <w:r>
+        <w:rPr>
+          <w:rFonts w:eastAsiaTheme="minorEastAsia"/>
+          <w:lang w:val="en-US"/>
+        </w:rPr>
+        <w:t xml:space="preserve"> expects to receive Rs. 20,000 at the beginning of each year for 4 years. Calculate the present value of the annuity due assuming an interest of 9%</w:t>
       </w:r>
     </w:p>
     <w:p>
@@ -12025,7 +12086,21 @@
         <w:rPr>
           <w:rFonts w:eastAsiaTheme="minorEastAsia"/>
         </w:rPr>
-        <w:t xml:space="preserve">series of periodic cashflows which grow at a constant rate per peiod </w:t>
+        <w:t xml:space="preserve">series of periodic cashflows which grow at a constant rate per </w:t>
+      </w:r>
+      <w:proofErr w:type="spellStart"/>
+      <w:r>
+        <w:rPr>
+          <w:rFonts w:eastAsiaTheme="minorEastAsia"/>
+        </w:rPr>
+        <w:t>peiod</w:t>
+      </w:r>
+      <w:proofErr w:type="spellEnd"/>
+      <w:r>
+        <w:rPr>
+          <w:rFonts w:eastAsiaTheme="minorEastAsia"/>
+        </w:rPr>
+        <w:t xml:space="preserve"> </w:t>
       </w:r>
     </w:p>
     <w:p>
@@ -12101,7 +12176,21 @@
           <w:rFonts w:eastAsiaTheme="minorEastAsia"/>
         </w:rPr>
         <w:tab/>
-        <w:t>C = cashflow (ie interest, dividend per period)</w:t>
+        <w:t>C = cashflow (</w:t>
+      </w:r>
+      <w:proofErr w:type="spellStart"/>
+      <w:r>
+        <w:rPr>
+          <w:rFonts w:eastAsiaTheme="minorEastAsia"/>
+        </w:rPr>
+        <w:t>ie</w:t>
+      </w:r>
+      <w:proofErr w:type="spellEnd"/>
+      <w:r>
+        <w:rPr>
+          <w:rFonts w:eastAsiaTheme="minorEastAsia"/>
+        </w:rPr>
+        <w:t xml:space="preserve"> interest, dividend per period)</w:t>
       </w:r>
     </w:p>
     <w:p>
@@ -14071,7 +14160,21 @@
         <w:rPr>
           <w:rFonts w:eastAsiaTheme="minorEastAsia"/>
         </w:rPr>
-        <w:t xml:space="preserve">The annual amount paid to the share holders in proportion to the current price of the share </w:t>
+        <w:t xml:space="preserve">The annual amount paid to the </w:t>
+      </w:r>
+      <w:proofErr w:type="spellStart"/>
+      <w:r>
+        <w:rPr>
+          <w:rFonts w:eastAsiaTheme="minorEastAsia"/>
+        </w:rPr>
+        <w:t>share holders</w:t>
+      </w:r>
+      <w:proofErr w:type="spellEnd"/>
+      <w:r>
+        <w:rPr>
+          <w:rFonts w:eastAsiaTheme="minorEastAsia"/>
+        </w:rPr>
+        <w:t xml:space="preserve"> in proportion to the current price of the share </w:t>
       </w:r>
     </w:p>
     <w:p>
@@ -14144,7 +14247,21 @@
           <w:rFonts w:eastAsiaTheme="minorEastAsia"/>
         </w:rPr>
         <w:lastRenderedPageBreak/>
-        <w:t xml:space="preserve">The preference share of xyz ltd are selling for Rs. 50 per share and pays a dividend of Rs 3, what is your expected rate of return if you purchase the security at market price </w:t>
+        <w:t xml:space="preserve">The preference share of </w:t>
+      </w:r>
+      <w:proofErr w:type="spellStart"/>
+      <w:r>
+        <w:rPr>
+          <w:rFonts w:eastAsiaTheme="minorEastAsia"/>
+        </w:rPr>
+        <w:t>xyz</w:t>
+      </w:r>
+      <w:proofErr w:type="spellEnd"/>
+      <w:r>
+        <w:rPr>
+          <w:rFonts w:eastAsiaTheme="minorEastAsia"/>
+        </w:rPr>
+        <w:t xml:space="preserve"> ltd are selling for Rs. 50 per share and pays a dividend of Rs 3, what is your expected rate of return if you purchase the security at market price </w:t>
       </w:r>
     </w:p>
     <w:p>
@@ -14210,11 +14327,19 @@
           <w:rFonts w:eastAsiaTheme="minorEastAsia"/>
         </w:rPr>
       </w:pPr>
-      <w:r>
-        <w:rPr>
-          <w:rFonts w:eastAsiaTheme="minorEastAsia"/>
-        </w:rPr>
-        <w:t xml:space="preserve">Bhuvenesh own 200 preference shares of PQR ltd. Which currently sells at Rs 40 per share and pays an annual of Rs 7 per share. What is the expected return or dividend yield </w:t>
+      <w:proofErr w:type="spellStart"/>
+      <w:r>
+        <w:rPr>
+          <w:rFonts w:eastAsiaTheme="minorEastAsia"/>
+        </w:rPr>
+        <w:t>Bhuvenesh</w:t>
+      </w:r>
+      <w:proofErr w:type="spellEnd"/>
+      <w:r>
+        <w:rPr>
+          <w:rFonts w:eastAsiaTheme="minorEastAsia"/>
+        </w:rPr>
+        <w:t xml:space="preserve"> own 200 preference shares of PQR ltd. Which currently sells at Rs 40 per share and pays an annual of Rs 7 per share. What is the expected return or dividend yield </w:t>
       </w:r>
     </w:p>
     <w:p>
@@ -14268,7 +14393,21 @@
         <w:rPr>
           <w:rFonts w:eastAsiaTheme="minorEastAsia"/>
         </w:rPr>
-        <w:t xml:space="preserve">If bhuvanesh requires a 12% return, given the current price should he sell or buy more preference share </w:t>
+        <w:t xml:space="preserve">If </w:t>
+      </w:r>
+      <w:proofErr w:type="spellStart"/>
+      <w:r>
+        <w:rPr>
+          <w:rFonts w:eastAsiaTheme="minorEastAsia"/>
+        </w:rPr>
+        <w:t>bhuvanesh</w:t>
+      </w:r>
+      <w:proofErr w:type="spellEnd"/>
+      <w:r>
+        <w:rPr>
+          <w:rFonts w:eastAsiaTheme="minorEastAsia"/>
+        </w:rPr>
+        <w:t xml:space="preserve"> requires a 12% return, given the current price should he sell or buy more preference share </w:t>
       </w:r>
     </w:p>
     <w:p>
@@ -14318,7 +14457,35 @@
         <w:rPr>
           <w:rFonts w:eastAsiaTheme="minorEastAsia"/>
         </w:rPr>
-        <w:t>The expected return is 17.5% which greateer that the required rate of return (12%) also the current market price Rs. 40, which is less thatn 58.33which shows the stock is undervalued so it is worth buying.</w:t>
+        <w:t xml:space="preserve">The expected return is 17.5% which </w:t>
+      </w:r>
+      <w:proofErr w:type="spellStart"/>
+      <w:r>
+        <w:rPr>
+          <w:rFonts w:eastAsiaTheme="minorEastAsia"/>
+        </w:rPr>
+        <w:t>greateer</w:t>
+      </w:r>
+      <w:proofErr w:type="spellEnd"/>
+      <w:r>
+        <w:rPr>
+          <w:rFonts w:eastAsiaTheme="minorEastAsia"/>
+        </w:rPr>
+        <w:t xml:space="preserve"> that the required rate of return (12%) also the current market price Rs. 40, which is less </w:t>
+      </w:r>
+      <w:proofErr w:type="spellStart"/>
+      <w:r>
+        <w:rPr>
+          <w:rFonts w:eastAsiaTheme="minorEastAsia"/>
+        </w:rPr>
+        <w:t>thatn</w:t>
+      </w:r>
+      <w:proofErr w:type="spellEnd"/>
+      <w:r>
+        <w:rPr>
+          <w:rFonts w:eastAsiaTheme="minorEastAsia"/>
+        </w:rPr>
+        <w:t xml:space="preserve"> 58.33which shows the stock is undervalued so it is worth buying.</w:t>
       </w:r>
     </w:p>
     <w:p>
@@ -14961,7 +15128,21 @@
         <w:rPr>
           <w:rFonts w:eastAsiaTheme="minorEastAsia"/>
         </w:rPr>
-        <w:t>Specific valution models</w:t>
+        <w:t xml:space="preserve">Specific </w:t>
+      </w:r>
+      <w:proofErr w:type="spellStart"/>
+      <w:r>
+        <w:rPr>
+          <w:rFonts w:eastAsiaTheme="minorEastAsia"/>
+        </w:rPr>
+        <w:t>valution</w:t>
+      </w:r>
+      <w:proofErr w:type="spellEnd"/>
+      <w:r>
+        <w:rPr>
+          <w:rFonts w:eastAsiaTheme="minorEastAsia"/>
+        </w:rPr>
+        <w:t xml:space="preserve"> models</w:t>
       </w:r>
     </w:p>
     <w:p>
@@ -15011,12 +15192,14 @@
           <w:rFonts w:eastAsiaTheme="minorEastAsia"/>
         </w:rPr>
       </w:pPr>
+      <w:proofErr w:type="spellStart"/>
       <w:r>
         <w:rPr>
           <w:rFonts w:eastAsiaTheme="minorEastAsia"/>
         </w:rPr>
         <w:t>Modigilani</w:t>
       </w:r>
+      <w:proofErr w:type="spellEnd"/>
       <w:r>
         <w:rPr>
           <w:rFonts w:eastAsiaTheme="minorEastAsia"/>
@@ -15057,7 +15240,21 @@
         <w:rPr>
           <w:rFonts w:eastAsiaTheme="minorEastAsia"/>
         </w:rPr>
-        <w:t>Price-earning ratio (PE)</w:t>
+        <w:t>Price-</w:t>
+      </w:r>
+      <w:proofErr w:type="spellStart"/>
+      <w:r>
+        <w:rPr>
+          <w:rFonts w:eastAsiaTheme="minorEastAsia"/>
+        </w:rPr>
+        <w:t>earning</w:t>
+      </w:r>
+      <w:proofErr w:type="spellEnd"/>
+      <w:r>
+        <w:rPr>
+          <w:rFonts w:eastAsiaTheme="minorEastAsia"/>
+        </w:rPr>
+        <w:t xml:space="preserve"> ratio (PE)</w:t>
       </w:r>
     </w:p>
     <w:p>
@@ -15969,7 +16166,49 @@
         <w:rPr>
           <w:rFonts w:eastAsiaTheme="minorEastAsia"/>
         </w:rPr>
-        <w:t>Q. a frim pays a dividend of 20%on the equity shares of face value of rs 100 each, find out the value of the equity share given that the dividend rate is expected to remain same and the required rate of return fo the investor is 15%.</w:t>
+        <w:t xml:space="preserve">Q. a </w:t>
+      </w:r>
+      <w:proofErr w:type="spellStart"/>
+      <w:r>
+        <w:rPr>
+          <w:rFonts w:eastAsiaTheme="minorEastAsia"/>
+        </w:rPr>
+        <w:t>frim</w:t>
+      </w:r>
+      <w:proofErr w:type="spellEnd"/>
+      <w:r>
+        <w:rPr>
+          <w:rFonts w:eastAsiaTheme="minorEastAsia"/>
+        </w:rPr>
+        <w:t xml:space="preserve"> pays a dividend of 20%on the equity shares of face value of </w:t>
+      </w:r>
+      <w:proofErr w:type="spellStart"/>
+      <w:r>
+        <w:rPr>
+          <w:rFonts w:eastAsiaTheme="minorEastAsia"/>
+        </w:rPr>
+        <w:t>rs</w:t>
+      </w:r>
+      <w:proofErr w:type="spellEnd"/>
+      <w:r>
+        <w:rPr>
+          <w:rFonts w:eastAsiaTheme="minorEastAsia"/>
+        </w:rPr>
+        <w:t xml:space="preserve"> 100 each, find out the value of the equity share given that the dividend rate is expected to remain same and the required rate of return </w:t>
+      </w:r>
+      <w:proofErr w:type="spellStart"/>
+      <w:r>
+        <w:rPr>
+          <w:rFonts w:eastAsiaTheme="minorEastAsia"/>
+        </w:rPr>
+        <w:t>fo</w:t>
+      </w:r>
+      <w:proofErr w:type="spellEnd"/>
+      <w:r>
+        <w:rPr>
+          <w:rFonts w:eastAsiaTheme="minorEastAsia"/>
+        </w:rPr>
+        <w:t xml:space="preserve"> the investor is 15%.</w:t>
       </w:r>
     </w:p>
     <w:p>
@@ -16215,7 +16454,23 @@
           <w:rFonts w:eastAsiaTheme="minorEastAsia"/>
           <w:lang w:val="en-US"/>
         </w:rPr>
-        <w:t xml:space="preserve">Q. a share having a face value of rs 100 is expected to pay a dividend of 12% at the end of the year 1 and the growth rate in dividends is estimated is to be 3%. If the investor has a required rate of return of 16%, calculate the value of equity share. </w:t>
+        <w:t xml:space="preserve">Q. a share having a face value of </w:t>
+      </w:r>
+      <w:proofErr w:type="spellStart"/>
+      <w:r>
+        <w:rPr>
+          <w:rFonts w:eastAsiaTheme="minorEastAsia"/>
+          <w:lang w:val="en-US"/>
+        </w:rPr>
+        <w:t>rs</w:t>
+      </w:r>
+      <w:proofErr w:type="spellEnd"/>
+      <w:r>
+        <w:rPr>
+          <w:rFonts w:eastAsiaTheme="minorEastAsia"/>
+          <w:lang w:val="en-US"/>
+        </w:rPr>
+        <w:t xml:space="preserve"> 100 is expected to pay a dividend of 12% at the end of the year 1 and the growth rate in dividends is estimated is to be 3%. If the investor has a required rate of return of 16%, calculate the value of equity share. </w:t>
       </w:r>
     </w:p>
     <w:p>
@@ -16316,35 +16571,60 @@
           <w:lang w:val="en-US"/>
         </w:rPr>
       </w:pPr>
-      <w:r>
-        <w:rPr>
-          <w:rFonts w:eastAsiaTheme="minorEastAsia"/>
-          <w:lang w:val="en-US"/>
-        </w:rPr>
-        <w:t>Modigilani miller model (mmm)</w:t>
-      </w:r>
-    </w:p>
-    <w:p>
-      <w:pPr>
-        <w:rPr>
-          <w:rFonts w:eastAsiaTheme="minorEastAsia"/>
-          <w:lang w:val="en-US"/>
-        </w:rPr>
-      </w:pPr>
-    </w:p>
-    <w:p>
-      <w:pPr>
-        <w:rPr>
-          <w:rFonts w:eastAsiaTheme="minorEastAsia"/>
-          <w:lang w:val="en-US"/>
-        </w:rPr>
-      </w:pPr>
-      <w:r>
-        <w:rPr>
-          <w:rFonts w:eastAsiaTheme="minorEastAsia"/>
-          <w:lang w:val="en-US"/>
-        </w:rPr>
-        <w:t>1. gordon’s model</w:t>
+      <w:proofErr w:type="spellStart"/>
+      <w:r>
+        <w:rPr>
+          <w:rFonts w:eastAsiaTheme="minorEastAsia"/>
+          <w:lang w:val="en-US"/>
+        </w:rPr>
+        <w:t>Modigilani</w:t>
+      </w:r>
+      <w:proofErr w:type="spellEnd"/>
+      <w:r>
+        <w:rPr>
+          <w:rFonts w:eastAsiaTheme="minorEastAsia"/>
+          <w:lang w:val="en-US"/>
+        </w:rPr>
+        <w:t xml:space="preserve"> miller model (mmm)</w:t>
+      </w:r>
+    </w:p>
+    <w:p>
+      <w:pPr>
+        <w:rPr>
+          <w:rFonts w:eastAsiaTheme="minorEastAsia"/>
+          <w:lang w:val="en-US"/>
+        </w:rPr>
+      </w:pPr>
+    </w:p>
+    <w:p>
+      <w:pPr>
+        <w:rPr>
+          <w:rFonts w:eastAsiaTheme="minorEastAsia"/>
+          <w:lang w:val="en-US"/>
+        </w:rPr>
+      </w:pPr>
+      <w:r>
+        <w:rPr>
+          <w:rFonts w:eastAsiaTheme="minorEastAsia"/>
+          <w:lang w:val="en-US"/>
+        </w:rPr>
+        <w:t xml:space="preserve">1. </w:t>
+      </w:r>
+      <w:proofErr w:type="spellStart"/>
+      <w:r>
+        <w:rPr>
+          <w:rFonts w:eastAsiaTheme="minorEastAsia"/>
+          <w:lang w:val="en-US"/>
+        </w:rPr>
+        <w:t>gordon’s</w:t>
+      </w:r>
+      <w:proofErr w:type="spellEnd"/>
+      <w:r>
+        <w:rPr>
+          <w:rFonts w:eastAsiaTheme="minorEastAsia"/>
+          <w:lang w:val="en-US"/>
+        </w:rPr>
+        <w:t xml:space="preserve"> model</w:t>
       </w:r>
     </w:p>
     <w:p>
@@ -16384,7 +16664,23 @@
           <w:rFonts w:eastAsiaTheme="minorEastAsia"/>
           <w:lang w:val="en-US"/>
         </w:rPr>
-        <w:t xml:space="preserve">Growth in dividends in future depends upon the profit retained and the reate of return one retained profit </w:t>
+        <w:t xml:space="preserve">Growth in dividends in future depends upon the profit retained and the </w:t>
+      </w:r>
+      <w:proofErr w:type="spellStart"/>
+      <w:r>
+        <w:rPr>
+          <w:rFonts w:eastAsiaTheme="minorEastAsia"/>
+          <w:lang w:val="en-US"/>
+        </w:rPr>
+        <w:t>reate</w:t>
+      </w:r>
+      <w:proofErr w:type="spellEnd"/>
+      <w:r>
+        <w:rPr>
+          <w:rFonts w:eastAsiaTheme="minorEastAsia"/>
+          <w:lang w:val="en-US"/>
+        </w:rPr>
+        <w:t xml:space="preserve"> of return one retained profit </w:t>
       </w:r>
     </w:p>
     <w:p>
@@ -16439,8 +16735,17 @@
           <w:rFonts w:eastAsiaTheme="minorEastAsia"/>
           <w:lang w:val="en-US"/>
         </w:rPr>
-        <w:t>The rate of return on reinvestment profit is contant</w:t>
-      </w:r>
+        <w:t xml:space="preserve">The rate of return on reinvestment profit is </w:t>
+      </w:r>
+      <w:proofErr w:type="spellStart"/>
+      <w:r>
+        <w:rPr>
+          <w:rFonts w:eastAsiaTheme="minorEastAsia"/>
+          <w:lang w:val="en-US"/>
+        </w:rPr>
+        <w:t>contant</w:t>
+      </w:r>
+      <w:proofErr w:type="spellEnd"/>
     </w:p>
     <w:p>
       <w:pPr>
@@ -16804,37 +17109,126 @@
           <w:rFonts w:eastAsiaTheme="minorEastAsia"/>
           <w:lang w:val="en-US"/>
         </w:rPr>
-        <w:t>Q. a firm has an earning of rs 9 per share, it has 0 retention raitio and distributes the entire earnings as dividend. Case 2 the firm decideds to distribute 60% its earning and to retain to reinvest the remaining 40% of the earnings.&amp;#x20;</w:t>
-      </w:r>
-    </w:p>
-    <w:p>
-      <w:pPr>
-        <w:rPr>
-          <w:rFonts w:eastAsiaTheme="minorEastAsia"/>
-          <w:lang w:val="en-US"/>
-        </w:rPr>
-      </w:pPr>
-      <w:r>
-        <w:rPr>
-          <w:rFonts w:eastAsiaTheme="minorEastAsia"/>
-          <w:lang w:val="en-US"/>
-        </w:rPr>
-        <w:t>The dividend per share is expected at end of year 1 will be 60% of 9 rs that is 5.4 and growth rate in dividends (br) will be 40%</w:t>
-      </w:r>
-    </w:p>
-    <w:p>
-      <w:pPr>
-        <w:rPr>
-          <w:rFonts w:eastAsiaTheme="minorEastAsia"/>
-          <w:lang w:val="en-US"/>
-        </w:rPr>
-      </w:pPr>
-      <w:r>
-        <w:rPr>
-          <w:rFonts w:eastAsiaTheme="minorEastAsia"/>
-          <w:lang w:val="en-US"/>
-        </w:rPr>
-        <w:t>ke = 15%</w:t>
+        <w:t xml:space="preserve">Q. a firm has an earning of </w:t>
+      </w:r>
+      <w:proofErr w:type="spellStart"/>
+      <w:r>
+        <w:rPr>
+          <w:rFonts w:eastAsiaTheme="minorEastAsia"/>
+          <w:lang w:val="en-US"/>
+        </w:rPr>
+        <w:t>rs</w:t>
+      </w:r>
+      <w:proofErr w:type="spellEnd"/>
+      <w:r>
+        <w:rPr>
+          <w:rFonts w:eastAsiaTheme="minorEastAsia"/>
+          <w:lang w:val="en-US"/>
+        </w:rPr>
+        <w:t xml:space="preserve"> 9 per share, it has 0 retention </w:t>
+      </w:r>
+      <w:proofErr w:type="spellStart"/>
+      <w:r>
+        <w:rPr>
+          <w:rFonts w:eastAsiaTheme="minorEastAsia"/>
+          <w:lang w:val="en-US"/>
+        </w:rPr>
+        <w:t>raitio</w:t>
+      </w:r>
+      <w:proofErr w:type="spellEnd"/>
+      <w:r>
+        <w:rPr>
+          <w:rFonts w:eastAsiaTheme="minorEastAsia"/>
+          <w:lang w:val="en-US"/>
+        </w:rPr>
+        <w:t xml:space="preserve"> and distributes the entire earnings as dividend. Case 2 the firm </w:t>
+      </w:r>
+      <w:proofErr w:type="spellStart"/>
+      <w:r>
+        <w:rPr>
+          <w:rFonts w:eastAsiaTheme="minorEastAsia"/>
+          <w:lang w:val="en-US"/>
+        </w:rPr>
+        <w:t>decideds</w:t>
+      </w:r>
+      <w:proofErr w:type="spellEnd"/>
+      <w:r>
+        <w:rPr>
+          <w:rFonts w:eastAsiaTheme="minorEastAsia"/>
+          <w:lang w:val="en-US"/>
+        </w:rPr>
+        <w:t xml:space="preserve"> to distribute 60% its earning and to retain to reinvest the remaining 40% of the earnings.&amp;#x20;</w:t>
+      </w:r>
+    </w:p>
+    <w:p>
+      <w:pPr>
+        <w:rPr>
+          <w:rFonts w:eastAsiaTheme="minorEastAsia"/>
+          <w:lang w:val="en-US"/>
+        </w:rPr>
+      </w:pPr>
+      <w:r>
+        <w:rPr>
+          <w:rFonts w:eastAsiaTheme="minorEastAsia"/>
+          <w:lang w:val="en-US"/>
+        </w:rPr>
+        <w:t xml:space="preserve">The dividend per share is expected at end of year 1 will be 60% of 9 </w:t>
+      </w:r>
+      <w:proofErr w:type="spellStart"/>
+      <w:r>
+        <w:rPr>
+          <w:rFonts w:eastAsiaTheme="minorEastAsia"/>
+          <w:lang w:val="en-US"/>
+        </w:rPr>
+        <w:t>rs</w:t>
+      </w:r>
+      <w:proofErr w:type="spellEnd"/>
+      <w:r>
+        <w:rPr>
+          <w:rFonts w:eastAsiaTheme="minorEastAsia"/>
+          <w:lang w:val="en-US"/>
+        </w:rPr>
+        <w:t xml:space="preserve"> that is 5.4 and growth rate in dividends (</w:t>
+      </w:r>
+      <w:proofErr w:type="spellStart"/>
+      <w:r>
+        <w:rPr>
+          <w:rFonts w:eastAsiaTheme="minorEastAsia"/>
+          <w:lang w:val="en-US"/>
+        </w:rPr>
+        <w:t>br</w:t>
+      </w:r>
+      <w:proofErr w:type="spellEnd"/>
+      <w:r>
+        <w:rPr>
+          <w:rFonts w:eastAsiaTheme="minorEastAsia"/>
+          <w:lang w:val="en-US"/>
+        </w:rPr>
+        <w:t>) will be 40%</w:t>
+      </w:r>
+    </w:p>
+    <w:p>
+      <w:pPr>
+        <w:rPr>
+          <w:rFonts w:eastAsiaTheme="minorEastAsia"/>
+          <w:lang w:val="en-US"/>
+        </w:rPr>
+      </w:pPr>
+      <w:proofErr w:type="spellStart"/>
+      <w:r>
+        <w:rPr>
+          <w:rFonts w:eastAsiaTheme="minorEastAsia"/>
+          <w:lang w:val="en-US"/>
+        </w:rPr>
+        <w:t>ke</w:t>
+      </w:r>
+      <w:proofErr w:type="spellEnd"/>
+      <w:r>
+        <w:rPr>
+          <w:rFonts w:eastAsiaTheme="minorEastAsia"/>
+          <w:lang w:val="en-US"/>
+        </w:rPr>
+        <w:t xml:space="preserve"> = 15%</w:t>
       </w:r>
     </w:p>
     <w:p>
@@ -17399,7 +17793,21 @@
         <w:rPr>
           <w:rFonts w:eastAsiaTheme="minorEastAsia"/>
         </w:rPr>
-        <w:t>, EPS = Rs. 14, capitalisation = 15%, rate of return = 20%. Determine the market price per share under gordon’s model if retention is a) 40% b) 60% c) 20%</w:t>
+        <w:t xml:space="preserve">, EPS = Rs. 14, capitalisation = 15%, rate of return = 20%. Determine the market price per share under </w:t>
+      </w:r>
+      <w:proofErr w:type="spellStart"/>
+      <w:r>
+        <w:rPr>
+          <w:rFonts w:eastAsiaTheme="minorEastAsia"/>
+        </w:rPr>
+        <w:t>gordon’s</w:t>
+      </w:r>
+      <w:proofErr w:type="spellEnd"/>
+      <w:r>
+        <w:rPr>
+          <w:rFonts w:eastAsiaTheme="minorEastAsia"/>
+        </w:rPr>
+        <w:t xml:space="preserve"> model if retention is a) 40% b) 60% c) 20%</w:t>
       </w:r>
     </w:p>
     <w:p>
@@ -18077,7 +18485,21 @@
         <w:rPr>
           <w:rFonts w:eastAsiaTheme="minorEastAsia"/>
         </w:rPr>
-        <w:t>MN ltd (normal firm) gives you the following information. Earnings per share = 45, cost of capital = 18%, return on investment = 18%, ascertain the market value per share using gordon’s model if the payout is a) 30%, b) 60%, c) 90%</w:t>
+        <w:t xml:space="preserve">MN ltd (normal firm) gives you the following information. Earnings per share = 45, cost of capital = 18%, return on investment = 18%, ascertain the market value per share using </w:t>
+      </w:r>
+      <w:proofErr w:type="spellStart"/>
+      <w:r>
+        <w:rPr>
+          <w:rFonts w:eastAsiaTheme="minorEastAsia"/>
+        </w:rPr>
+        <w:t>gordon’s</w:t>
+      </w:r>
+      <w:proofErr w:type="spellEnd"/>
+      <w:r>
+        <w:rPr>
+          <w:rFonts w:eastAsiaTheme="minorEastAsia"/>
+        </w:rPr>
+        <w:t xml:space="preserve"> model if the payout is a) 30%, b) 60%, c) 90%</w:t>
       </w:r>
     </w:p>
     <w:p>
@@ -18784,7 +19206,35 @@
         <w:rPr>
           <w:rFonts w:eastAsiaTheme="minorEastAsia"/>
         </w:rPr>
-        <w:t>Q. for declining firm under gordons model. ABC ltd. EPS = 35. The rate of capitalisation is 15% and the productivity of retained earnings is 10%. Using gordon’s model, determine the market price per share if the payout is a) 20% b) 40% c) 70%.</w:t>
+        <w:t xml:space="preserve">Q. for declining firm under </w:t>
+      </w:r>
+      <w:proofErr w:type="spellStart"/>
+      <w:r>
+        <w:rPr>
+          <w:rFonts w:eastAsiaTheme="minorEastAsia"/>
+        </w:rPr>
+        <w:t>gordons</w:t>
+      </w:r>
+      <w:proofErr w:type="spellEnd"/>
+      <w:r>
+        <w:rPr>
+          <w:rFonts w:eastAsiaTheme="minorEastAsia"/>
+        </w:rPr>
+        <w:t xml:space="preserve"> model. ABC ltd. EPS = 35. The rate of capitalisation is 15% and the productivity of retained earnings is 10%. Using </w:t>
+      </w:r>
+      <w:proofErr w:type="spellStart"/>
+      <w:r>
+        <w:rPr>
+          <w:rFonts w:eastAsiaTheme="minorEastAsia"/>
+        </w:rPr>
+        <w:t>gordon’s</w:t>
+      </w:r>
+      <w:proofErr w:type="spellEnd"/>
+      <w:r>
+        <w:rPr>
+          <w:rFonts w:eastAsiaTheme="minorEastAsia"/>
+        </w:rPr>
+        <w:t xml:space="preserve"> model, determine the market price per share if the payout is a) 20% b) 40% c) 70%.</w:t>
       </w:r>
     </w:p>
     <w:p>
@@ -19592,7 +20042,35 @@
         <w:rPr>
           <w:lang w:val="en-US"/>
         </w:rPr>
-        <w:t xml:space="preserve">Theories of relevance – a. gordon’s ; b. walter’s </w:t>
+        <w:t xml:space="preserve">Theories of relevance – a. </w:t>
+      </w:r>
+      <w:proofErr w:type="spellStart"/>
+      <w:r>
+        <w:rPr>
+          <w:lang w:val="en-US"/>
+        </w:rPr>
+        <w:t>gordon’s</w:t>
+      </w:r>
+      <w:proofErr w:type="spellEnd"/>
+      <w:r>
+        <w:rPr>
+          <w:lang w:val="en-US"/>
+        </w:rPr>
+        <w:t xml:space="preserve"> ; b. </w:t>
+      </w:r>
+      <w:proofErr w:type="spellStart"/>
+      <w:r>
+        <w:rPr>
+          <w:lang w:val="en-US"/>
+        </w:rPr>
+        <w:t>walter’s</w:t>
+      </w:r>
+      <w:proofErr w:type="spellEnd"/>
+      <w:r>
+        <w:rPr>
+          <w:lang w:val="en-US"/>
+        </w:rPr>
+        <w:t xml:space="preserve"> </w:t>
       </w:r>
     </w:p>
     <w:p>
@@ -19610,7 +20088,35 @@
         <w:rPr>
           <w:lang w:val="en-US"/>
         </w:rPr>
-        <w:t>Theories of irrelvance – a. modigilani-miller (MM Model)</w:t>
+        <w:t xml:space="preserve">Theories of </w:t>
+      </w:r>
+      <w:proofErr w:type="spellStart"/>
+      <w:r>
+        <w:rPr>
+          <w:lang w:val="en-US"/>
+        </w:rPr>
+        <w:t>irrelvance</w:t>
+      </w:r>
+      <w:proofErr w:type="spellEnd"/>
+      <w:r>
+        <w:rPr>
+          <w:lang w:val="en-US"/>
+        </w:rPr>
+        <w:t xml:space="preserve"> – a. </w:t>
+      </w:r>
+      <w:proofErr w:type="spellStart"/>
+      <w:r>
+        <w:rPr>
+          <w:lang w:val="en-US"/>
+        </w:rPr>
+        <w:t>modigilani</w:t>
+      </w:r>
+      <w:proofErr w:type="spellEnd"/>
+      <w:r>
+        <w:rPr>
+          <w:lang w:val="en-US"/>
+        </w:rPr>
+        <w:t>-miller (MM Model)</w:t>
       </w:r>
     </w:p>
     <w:p>
@@ -19751,7 +20257,21 @@
         <w:rPr>
           <w:lang w:val="en-US"/>
         </w:rPr>
-        <w:t xml:space="preserve">the return on the firms investment remain constant </w:t>
+        <w:t xml:space="preserve">the return on the </w:t>
+      </w:r>
+      <w:proofErr w:type="spellStart"/>
+      <w:r>
+        <w:rPr>
+          <w:lang w:val="en-US"/>
+        </w:rPr>
+        <w:t>firms</w:t>
+      </w:r>
+      <w:proofErr w:type="spellEnd"/>
+      <w:r>
+        <w:rPr>
+          <w:lang w:val="en-US"/>
+        </w:rPr>
+        <w:t xml:space="preserve"> investment remain constant </w:t>
       </w:r>
     </w:p>
     <w:p>
@@ -20021,6 +20541,9 @@
           </m:den>
         </m:f>
         <m:r>
+          <m:rPr>
+            <m:sty m:val="p"/>
+          </m:rPr>
           <w:rPr>
             <w:rFonts w:ascii="Cambria Math" w:hAnsi="Cambria Math"/>
             <w:lang w:val="en-US"/>
@@ -20124,7 +20647,35 @@
         <w:rPr>
           <w:lang w:val="en-US"/>
         </w:rPr>
-        <w:t>Cost of capital and the rate of return on investment of nirmal ltd are 10% and 18% respectively. The company has 5 lakh equity shares of Rs. 10 each, outstanding and earnings per share 20. Compute the market price per share and value of firm in the following situations Use walter model and comment on the results:</w:t>
+        <w:t xml:space="preserve">Cost of capital and the rate of return on investment of </w:t>
+      </w:r>
+      <w:proofErr w:type="spellStart"/>
+      <w:r>
+        <w:rPr>
+          <w:lang w:val="en-US"/>
+        </w:rPr>
+        <w:t>nirmal</w:t>
+      </w:r>
+      <w:proofErr w:type="spellEnd"/>
+      <w:r>
+        <w:rPr>
+          <w:lang w:val="en-US"/>
+        </w:rPr>
+        <w:t xml:space="preserve"> ltd are 10% and 18% respectively. The company has 5 lakh equity shares of Rs. 10 each, outstanding and earnings per share 20. Compute the market price per share and value of firm in the following situations Use </w:t>
+      </w:r>
+      <w:proofErr w:type="spellStart"/>
+      <w:r>
+        <w:rPr>
+          <w:lang w:val="en-US"/>
+        </w:rPr>
+        <w:t>walter</w:t>
+      </w:r>
+      <w:proofErr w:type="spellEnd"/>
+      <w:r>
+        <w:rPr>
+          <w:lang w:val="en-US"/>
+        </w:rPr>
+        <w:t xml:space="preserve"> model and comment on the results:</w:t>
       </w:r>
     </w:p>
     <w:p>
@@ -20224,7 +20775,21 @@
           <w:lang w:val="en-US"/>
         </w:rPr>
         <w:lastRenderedPageBreak/>
-        <w:t>MPS under walter model</w:t>
+        <w:t xml:space="preserve">MPS under </w:t>
+      </w:r>
+      <w:proofErr w:type="spellStart"/>
+      <w:r>
+        <w:rPr>
+          <w:lang w:val="en-US"/>
+        </w:rPr>
+        <w:t>walter</w:t>
+      </w:r>
+      <w:proofErr w:type="spellEnd"/>
+      <w:r>
+        <w:rPr>
+          <w:lang w:val="en-US"/>
+        </w:rPr>
+        <w:t xml:space="preserve"> model</w:t>
       </w:r>
     </w:p>
     <w:p>
@@ -20315,6 +20880,9 @@
             </m:den>
           </m:f>
           <m:r>
+            <m:rPr>
+              <m:sty m:val="p"/>
+            </m:rPr>
             <w:rPr>
               <w:rFonts w:ascii="Cambria Math" w:hAnsi="Cambria Math"/>
               <w:lang w:val="en-US"/>
@@ -20569,7 +21137,21 @@
         <w:rPr>
           <w:lang w:val="en-US"/>
         </w:rPr>
-        <w:t>MPS under walter model</w:t>
+        <w:t xml:space="preserve">MPS under </w:t>
+      </w:r>
+      <w:proofErr w:type="spellStart"/>
+      <w:r>
+        <w:rPr>
+          <w:lang w:val="en-US"/>
+        </w:rPr>
+        <w:t>walter</w:t>
+      </w:r>
+      <w:proofErr w:type="spellEnd"/>
+      <w:r>
+        <w:rPr>
+          <w:lang w:val="en-US"/>
+        </w:rPr>
+        <w:t xml:space="preserve"> model</w:t>
       </w:r>
     </w:p>
     <w:p>
@@ -20660,6 +21242,9 @@
             </m:den>
           </m:f>
           <m:r>
+            <m:rPr>
+              <m:sty m:val="p"/>
+            </m:rPr>
             <w:rPr>
               <w:rFonts w:ascii="Cambria Math" w:hAnsi="Cambria Math"/>
               <w:lang w:val="en-US"/>
@@ -20906,7 +21491,21 @@
         <w:rPr>
           <w:lang w:val="en-US"/>
         </w:rPr>
-        <w:t>MPS under walter model</w:t>
+        <w:t xml:space="preserve">MPS under </w:t>
+      </w:r>
+      <w:proofErr w:type="spellStart"/>
+      <w:r>
+        <w:rPr>
+          <w:lang w:val="en-US"/>
+        </w:rPr>
+        <w:t>walter</w:t>
+      </w:r>
+      <w:proofErr w:type="spellEnd"/>
+      <w:r>
+        <w:rPr>
+          <w:lang w:val="en-US"/>
+        </w:rPr>
+        <w:t xml:space="preserve"> model</w:t>
       </w:r>
     </w:p>
     <w:p>
@@ -20997,6 +21596,9 @@
             </m:den>
           </m:f>
           <m:r>
+            <m:rPr>
+              <m:sty m:val="p"/>
+            </m:rPr>
             <w:rPr>
               <w:rFonts w:ascii="Cambria Math" w:hAnsi="Cambria Math"/>
               <w:lang w:val="en-US"/>
@@ -21254,7 +21856,21 @@
         <w:rPr>
           <w:lang w:val="en-US"/>
         </w:rPr>
-        <w:t xml:space="preserve">Q. walter model (normal firm): the EPS is Rs 15 and the rate of capitalization applicable to the company is 12% the productivity of earnings, r is 12%. Compute the market value of the firms share if the payout is a) 20% b) 50% c) 70%. Which is the optimum payout </w:t>
+        <w:t xml:space="preserve">Q. </w:t>
+      </w:r>
+      <w:proofErr w:type="spellStart"/>
+      <w:r>
+        <w:rPr>
+          <w:lang w:val="en-US"/>
+        </w:rPr>
+        <w:t>walter</w:t>
+      </w:r>
+      <w:proofErr w:type="spellEnd"/>
+      <w:r>
+        <w:rPr>
+          <w:lang w:val="en-US"/>
+        </w:rPr>
+        <w:t xml:space="preserve"> model (normal firm): the EPS is Rs 15 and the rate of capitalization applicable to the company is 12% the productivity of earnings, r is 12%. Compute the market value of the firms share if the payout is a) 20% b) 50% c) 70%. Which is the optimum payout </w:t>
       </w:r>
     </w:p>
     <w:p>
@@ -21359,6 +21975,9 @@
             </m:den>
           </m:f>
           <m:r>
+            <m:rPr>
+              <m:sty m:val="p"/>
+            </m:rPr>
             <w:br/>
           </m:r>
         </m:oMath>
@@ -21729,9 +22348,9 @@
             <m:t>125</m:t>
           </m:r>
           <m:r>
-            <w:rPr>
-              <w:i/>
-            </w:rPr>
+            <m:rPr>
+              <m:sty m:val="p"/>
+            </m:rPr>
             <w:br/>
           </m:r>
         </m:oMath>
@@ -21873,9 +22492,9 @@
             <m:t>125</m:t>
           </m:r>
           <m:r>
-            <w:rPr>
-              <w:i/>
-            </w:rPr>
+            <m:rPr>
+              <m:sty m:val="p"/>
+            </m:rPr>
             <w:br/>
           </m:r>
         </m:oMath>
@@ -22021,9 +22640,9 @@
             <m:t>125</m:t>
           </m:r>
           <m:r>
-            <w:rPr>
-              <w:i/>
-            </w:rPr>
+            <m:rPr>
+              <m:sty m:val="p"/>
+            </m:rPr>
             <w:br/>
           </m:r>
         </m:oMath>
@@ -22062,24 +22681,46 @@
           <w:lang w:val="en-US"/>
         </w:rPr>
       </w:pPr>
-      <w:r>
-        <w:rPr>
-          <w:lang w:val="en-US"/>
-        </w:rPr>
-        <w:t>walter model (declining firm)</w:t>
-      </w:r>
-    </w:p>
-    <w:p>
-      <w:pPr>
-        <w:rPr>
-          <w:lang w:val="en-US"/>
-        </w:rPr>
-      </w:pPr>
-      <w:r>
-        <w:rPr>
-          <w:lang w:val="en-US"/>
-        </w:rPr>
-        <w:t xml:space="preserve">q. the EPS is Rs 12. The rate of capitalization is 15%and the rate of return on investment is 9%. Compute the MPS using walter’s model, if the dividend payout is a) 25% b) 50% c) 100%. Which is the ideal payout </w:t>
+      <w:proofErr w:type="spellStart"/>
+      <w:r>
+        <w:rPr>
+          <w:lang w:val="en-US"/>
+        </w:rPr>
+        <w:t>walter</w:t>
+      </w:r>
+      <w:proofErr w:type="spellEnd"/>
+      <w:r>
+        <w:rPr>
+          <w:lang w:val="en-US"/>
+        </w:rPr>
+        <w:t xml:space="preserve"> model (declining firm)</w:t>
+      </w:r>
+    </w:p>
+    <w:p>
+      <w:pPr>
+        <w:rPr>
+          <w:lang w:val="en-US"/>
+        </w:rPr>
+      </w:pPr>
+      <w:r>
+        <w:rPr>
+          <w:lang w:val="en-US"/>
+        </w:rPr>
+        <w:t xml:space="preserve">q. the EPS is Rs 12. The rate of capitalization is 15%and the rate of return on investment is 9%. Compute the MPS using </w:t>
+      </w:r>
+      <w:proofErr w:type="spellStart"/>
+      <w:r>
+        <w:rPr>
+          <w:lang w:val="en-US"/>
+        </w:rPr>
+        <w:t>walter’s</w:t>
+      </w:r>
+      <w:proofErr w:type="spellEnd"/>
+      <w:r>
+        <w:rPr>
+          <w:lang w:val="en-US"/>
+        </w:rPr>
+        <w:t xml:space="preserve"> model, if the dividend payout is a) 25% b) 50% c) 100%. Which is the ideal payout </w:t>
       </w:r>
     </w:p>
     <w:p>
@@ -22191,6 +22832,9 @@
             </m:den>
           </m:f>
           <m:r>
+            <m:rPr>
+              <m:sty m:val="p"/>
+            </m:rPr>
             <w:br/>
           </m:r>
         </m:oMath>
@@ -22616,9 +23260,9 @@
             <m:t>56</m:t>
           </m:r>
           <m:r>
-            <w:rPr>
-              <w:i/>
-            </w:rPr>
+            <m:rPr>
+              <m:sty m:val="p"/>
+            </m:rPr>
             <w:br/>
           </m:r>
         </m:oMath>
@@ -22807,9 +23451,9 @@
             <m:t>64</m:t>
           </m:r>
           <m:r>
-            <w:rPr>
-              <w:i/>
-            </w:rPr>
+            <m:rPr>
+              <m:sty m:val="p"/>
+            </m:rPr>
             <w:br/>
           </m:r>
         </m:oMath>
@@ -23002,6 +23646,3353 @@
         </w:rPr>
       </w:pPr>
     </w:p>
+    <w:p>
+      <w:pPr>
+        <w:rPr>
+          <w:rFonts w:eastAsiaTheme="minorEastAsia"/>
+        </w:rPr>
+      </w:pPr>
+    </w:p>
+    <w:p>
+      <w:pPr>
+        <w:rPr>
+          <w:rFonts w:eastAsiaTheme="minorEastAsia"/>
+        </w:rPr>
+      </w:pPr>
+      <w:r>
+        <w:rPr>
+          <w:rFonts w:eastAsiaTheme="minorEastAsia"/>
+        </w:rPr>
+        <w:t>17/09/2026</w:t>
+      </w:r>
+    </w:p>
+    <w:p>
+      <w:pPr>
+        <w:rPr>
+          <w:rFonts w:eastAsiaTheme="minorEastAsia"/>
+        </w:rPr>
+      </w:pPr>
+    </w:p>
+    <w:p>
+      <w:pPr>
+        <w:rPr>
+          <w:rFonts w:eastAsiaTheme="minorEastAsia"/>
+        </w:rPr>
+      </w:pPr>
+      <w:r>
+        <w:rPr>
+          <w:rFonts w:eastAsiaTheme="minorEastAsia"/>
+        </w:rPr>
+        <w:t>MMM</w:t>
+      </w:r>
+    </w:p>
+    <w:p>
+      <w:pPr>
+        <w:pStyle w:val="ListParagraph"/>
+        <w:numPr>
+          <w:ilvl w:val="0"/>
+          <w:numId w:val="46"/>
+        </w:numPr>
+        <w:rPr>
+          <w:rFonts w:eastAsiaTheme="minorEastAsia"/>
+        </w:rPr>
+      </w:pPr>
+      <w:r>
+        <w:rPr>
+          <w:rFonts w:eastAsiaTheme="minorEastAsia"/>
+        </w:rPr>
+        <w:t>Dividend policy has no effect on share price of a firm value of the firm is determined by its earnings potentiality and investment pattern</w:t>
+      </w:r>
+    </w:p>
+    <w:p>
+      <w:pPr>
+        <w:pStyle w:val="ListParagraph"/>
+        <w:numPr>
+          <w:ilvl w:val="0"/>
+          <w:numId w:val="46"/>
+        </w:numPr>
+        <w:rPr>
+          <w:rFonts w:eastAsiaTheme="minorEastAsia"/>
+        </w:rPr>
+      </w:pPr>
+      <w:r>
+        <w:rPr>
+          <w:rFonts w:eastAsiaTheme="minorEastAsia"/>
+        </w:rPr>
+        <w:t xml:space="preserve">Dividend decision is irrelevant and it doesn’t affect the market value of equity share </w:t>
+      </w:r>
+    </w:p>
+    <w:p>
+      <w:pPr>
+        <w:rPr>
+          <w:rFonts w:eastAsiaTheme="minorEastAsia"/>
+        </w:rPr>
+      </w:pPr>
+    </w:p>
+    <w:p>
+      <w:pPr>
+        <w:rPr>
+          <w:rFonts w:eastAsiaTheme="minorEastAsia"/>
+        </w:rPr>
+      </w:pPr>
+      <w:r>
+        <w:rPr>
+          <w:rFonts w:eastAsiaTheme="minorEastAsia"/>
+        </w:rPr>
+        <w:t xml:space="preserve">Determination of market price of share </w:t>
+      </w:r>
+    </w:p>
+    <w:p>
+      <w:pPr>
+        <w:rPr>
+          <w:rFonts w:eastAsiaTheme="minorEastAsia"/>
+        </w:rPr>
+      </w:pPr>
+      <w:r>
+        <w:rPr>
+          <w:rFonts w:eastAsiaTheme="minorEastAsia"/>
+        </w:rPr>
+        <w:t>P</w:t>
+      </w:r>
+      <w:r>
+        <w:rPr>
+          <w:rFonts w:eastAsiaTheme="minorEastAsia"/>
+          <w:vertAlign w:val="subscript"/>
+        </w:rPr>
+        <w:t xml:space="preserve">0 </w:t>
+      </w:r>
+      <w:r>
+        <w:rPr>
+          <w:rFonts w:eastAsiaTheme="minorEastAsia"/>
+        </w:rPr>
+        <w:t xml:space="preserve">– present value of dividend received + market price of the share at the end of the period </w:t>
+      </w:r>
+    </w:p>
+    <w:p>
+      <w:pPr>
+        <w:rPr>
+          <w:rFonts w:eastAsiaTheme="minorEastAsia"/>
+        </w:rPr>
+      </w:pPr>
+      <m:oMathPara>
+        <m:oMath>
+          <m:sSub>
+            <m:sSubPr>
+              <m:ctrlPr>
+                <w:rPr>
+                  <w:rFonts w:ascii="Cambria Math" w:eastAsiaTheme="minorEastAsia" w:hAnsi="Cambria Math"/>
+                  <w:i/>
+                </w:rPr>
+              </m:ctrlPr>
+            </m:sSubPr>
+            <m:e>
+              <m:r>
+                <w:rPr>
+                  <w:rFonts w:ascii="Cambria Math" w:eastAsiaTheme="minorEastAsia" w:hAnsi="Cambria Math"/>
+                </w:rPr>
+                <m:t>P</m:t>
+              </m:r>
+            </m:e>
+            <m:sub>
+              <m:r>
+                <w:rPr>
+                  <w:rFonts w:ascii="Cambria Math" w:eastAsiaTheme="minorEastAsia" w:hAnsi="Cambria Math"/>
+                </w:rPr>
+                <m:t>0</m:t>
+              </m:r>
+            </m:sub>
+          </m:sSub>
+          <m:r>
+            <w:rPr>
+              <w:rFonts w:ascii="Cambria Math" w:eastAsiaTheme="minorEastAsia" w:hAnsi="Cambria Math"/>
+            </w:rPr>
+            <m:t>=</m:t>
+          </m:r>
+          <m:f>
+            <m:fPr>
+              <m:ctrlPr>
+                <w:rPr>
+                  <w:rFonts w:ascii="Cambria Math" w:eastAsiaTheme="minorEastAsia" w:hAnsi="Cambria Math"/>
+                  <w:i/>
+                </w:rPr>
+              </m:ctrlPr>
+            </m:fPr>
+            <m:num>
+              <m:sSub>
+                <m:sSubPr>
+                  <m:ctrlPr>
+                    <w:rPr>
+                      <w:rFonts w:ascii="Cambria Math" w:eastAsiaTheme="minorEastAsia" w:hAnsi="Cambria Math"/>
+                      <w:i/>
+                    </w:rPr>
+                  </m:ctrlPr>
+                </m:sSubPr>
+                <m:e>
+                  <m:r>
+                    <w:rPr>
+                      <w:rFonts w:ascii="Cambria Math" w:eastAsiaTheme="minorEastAsia" w:hAnsi="Cambria Math"/>
+                    </w:rPr>
+                    <m:t>D</m:t>
+                  </m:r>
+                </m:e>
+                <m:sub>
+                  <m:r>
+                    <w:rPr>
+                      <w:rFonts w:ascii="Cambria Math" w:eastAsiaTheme="minorEastAsia" w:hAnsi="Cambria Math"/>
+                    </w:rPr>
+                    <m:t>1</m:t>
+                  </m:r>
+                </m:sub>
+              </m:sSub>
+            </m:num>
+            <m:den>
+              <m:r>
+                <w:rPr>
+                  <w:rFonts w:ascii="Cambria Math" w:eastAsiaTheme="minorEastAsia" w:hAnsi="Cambria Math"/>
+                </w:rPr>
+                <m:t>1+</m:t>
+              </m:r>
+              <m:sSub>
+                <m:sSubPr>
+                  <m:ctrlPr>
+                    <w:rPr>
+                      <w:rFonts w:ascii="Cambria Math" w:eastAsiaTheme="minorEastAsia" w:hAnsi="Cambria Math"/>
+                      <w:i/>
+                    </w:rPr>
+                  </m:ctrlPr>
+                </m:sSubPr>
+                <m:e>
+                  <m:r>
+                    <w:rPr>
+                      <w:rFonts w:ascii="Cambria Math" w:eastAsiaTheme="minorEastAsia" w:hAnsi="Cambria Math"/>
+                    </w:rPr>
+                    <m:t>K</m:t>
+                  </m:r>
+                </m:e>
+                <m:sub>
+                  <m:r>
+                    <w:rPr>
+                      <w:rFonts w:ascii="Cambria Math" w:eastAsiaTheme="minorEastAsia" w:hAnsi="Cambria Math"/>
+                    </w:rPr>
+                    <m:t>e</m:t>
+                  </m:r>
+                </m:sub>
+              </m:sSub>
+            </m:den>
+          </m:f>
+          <m:r>
+            <w:rPr>
+              <w:rFonts w:ascii="Cambria Math" w:eastAsiaTheme="minorEastAsia" w:hAnsi="Cambria Math"/>
+            </w:rPr>
+            <m:t>+</m:t>
+          </m:r>
+          <m:f>
+            <m:fPr>
+              <m:ctrlPr>
+                <w:rPr>
+                  <w:rFonts w:ascii="Cambria Math" w:eastAsiaTheme="minorEastAsia" w:hAnsi="Cambria Math"/>
+                  <w:i/>
+                </w:rPr>
+              </m:ctrlPr>
+            </m:fPr>
+            <m:num>
+              <m:sSub>
+                <m:sSubPr>
+                  <m:ctrlPr>
+                    <w:rPr>
+                      <w:rFonts w:ascii="Cambria Math" w:eastAsiaTheme="minorEastAsia" w:hAnsi="Cambria Math"/>
+                      <w:i/>
+                    </w:rPr>
+                  </m:ctrlPr>
+                </m:sSubPr>
+                <m:e>
+                  <m:r>
+                    <w:rPr>
+                      <w:rFonts w:ascii="Cambria Math" w:eastAsiaTheme="minorEastAsia" w:hAnsi="Cambria Math"/>
+                    </w:rPr>
+                    <m:t>D</m:t>
+                  </m:r>
+                </m:e>
+                <m:sub>
+                  <m:r>
+                    <w:rPr>
+                      <w:rFonts w:ascii="Cambria Math" w:eastAsiaTheme="minorEastAsia" w:hAnsi="Cambria Math"/>
+                    </w:rPr>
+                    <m:t>1</m:t>
+                  </m:r>
+                </m:sub>
+              </m:sSub>
+              <m:r>
+                <w:rPr>
+                  <w:rFonts w:ascii="Cambria Math" w:eastAsiaTheme="minorEastAsia" w:hAnsi="Cambria Math"/>
+                </w:rPr>
+                <m:t>+</m:t>
+              </m:r>
+              <m:sSub>
+                <m:sSubPr>
+                  <m:ctrlPr>
+                    <w:rPr>
+                      <w:rFonts w:ascii="Cambria Math" w:eastAsiaTheme="minorEastAsia" w:hAnsi="Cambria Math"/>
+                      <w:i/>
+                    </w:rPr>
+                  </m:ctrlPr>
+                </m:sSubPr>
+                <m:e>
+                  <m:r>
+                    <w:rPr>
+                      <w:rFonts w:ascii="Cambria Math" w:eastAsiaTheme="minorEastAsia" w:hAnsi="Cambria Math"/>
+                    </w:rPr>
+                    <m:t>P</m:t>
+                  </m:r>
+                </m:e>
+                <m:sub>
+                  <m:r>
+                    <w:rPr>
+                      <w:rFonts w:ascii="Cambria Math" w:eastAsiaTheme="minorEastAsia" w:hAnsi="Cambria Math"/>
+                    </w:rPr>
+                    <m:t>1</m:t>
+                  </m:r>
+                </m:sub>
+              </m:sSub>
+            </m:num>
+            <m:den>
+              <m:r>
+                <w:rPr>
+                  <w:rFonts w:ascii="Cambria Math" w:eastAsiaTheme="minorEastAsia" w:hAnsi="Cambria Math"/>
+                </w:rPr>
+                <m:t>1+</m:t>
+              </m:r>
+              <m:sSub>
+                <m:sSubPr>
+                  <m:ctrlPr>
+                    <w:rPr>
+                      <w:rFonts w:ascii="Cambria Math" w:eastAsiaTheme="minorEastAsia" w:hAnsi="Cambria Math"/>
+                      <w:i/>
+                    </w:rPr>
+                  </m:ctrlPr>
+                </m:sSubPr>
+                <m:e>
+                  <m:r>
+                    <w:rPr>
+                      <w:rFonts w:ascii="Cambria Math" w:eastAsiaTheme="minorEastAsia" w:hAnsi="Cambria Math"/>
+                    </w:rPr>
+                    <m:t>K</m:t>
+                  </m:r>
+                </m:e>
+                <m:sub>
+                  <m:r>
+                    <w:rPr>
+                      <w:rFonts w:ascii="Cambria Math" w:eastAsiaTheme="minorEastAsia" w:hAnsi="Cambria Math"/>
+                    </w:rPr>
+                    <m:t>e</m:t>
+                  </m:r>
+                </m:sub>
+              </m:sSub>
+            </m:den>
+          </m:f>
+        </m:oMath>
+      </m:oMathPara>
+    </w:p>
+    <w:p>
+      <w:pPr>
+        <w:rPr>
+          <w:rFonts w:eastAsiaTheme="minorEastAsia"/>
+        </w:rPr>
+      </w:pPr>
+      <w:r>
+        <w:rPr>
+          <w:rFonts w:eastAsiaTheme="minorEastAsia"/>
+        </w:rPr>
+        <w:lastRenderedPageBreak/>
+        <w:t>The market price of the share at the end of the period (P</w:t>
+      </w:r>
+      <w:r>
+        <w:rPr>
+          <w:rFonts w:eastAsiaTheme="minorEastAsia"/>
+          <w:vertAlign w:val="subscript"/>
+        </w:rPr>
+        <w:t>1</w:t>
+      </w:r>
+      <w:r>
+        <w:rPr>
+          <w:rFonts w:eastAsiaTheme="minorEastAsia"/>
+        </w:rPr>
+        <w:t>)</w:t>
+      </w:r>
+    </w:p>
+    <w:p>
+      <w:pPr>
+        <w:rPr>
+          <w:rFonts w:eastAsiaTheme="minorEastAsia"/>
+        </w:rPr>
+      </w:pPr>
+      <m:oMathPara>
+        <m:oMath>
+          <m:sSub>
+            <m:sSubPr>
+              <m:ctrlPr>
+                <w:rPr>
+                  <w:rFonts w:ascii="Cambria Math" w:eastAsiaTheme="minorEastAsia" w:hAnsi="Cambria Math"/>
+                  <w:i/>
+                </w:rPr>
+              </m:ctrlPr>
+            </m:sSubPr>
+            <m:e>
+              <m:r>
+                <w:rPr>
+                  <w:rFonts w:ascii="Cambria Math" w:eastAsiaTheme="minorEastAsia" w:hAnsi="Cambria Math"/>
+                </w:rPr>
+                <m:t>P</m:t>
+              </m:r>
+            </m:e>
+            <m:sub>
+              <m:r>
+                <w:rPr>
+                  <w:rFonts w:ascii="Cambria Math" w:eastAsiaTheme="minorEastAsia" w:hAnsi="Cambria Math"/>
+                </w:rPr>
+                <m:t>1</m:t>
+              </m:r>
+            </m:sub>
+          </m:sSub>
+          <m:r>
+            <w:rPr>
+              <w:rFonts w:ascii="Cambria Math" w:eastAsiaTheme="minorEastAsia" w:hAnsi="Cambria Math"/>
+            </w:rPr>
+            <m:t>=</m:t>
+          </m:r>
+          <m:sSub>
+            <m:sSubPr>
+              <m:ctrlPr>
+                <w:rPr>
+                  <w:rFonts w:ascii="Cambria Math" w:eastAsiaTheme="minorEastAsia" w:hAnsi="Cambria Math"/>
+                  <w:i/>
+                </w:rPr>
+              </m:ctrlPr>
+            </m:sSubPr>
+            <m:e>
+              <m:r>
+                <w:rPr>
+                  <w:rFonts w:ascii="Cambria Math" w:eastAsiaTheme="minorEastAsia" w:hAnsi="Cambria Math"/>
+                </w:rPr>
+                <m:t>P</m:t>
+              </m:r>
+            </m:e>
+            <m:sub>
+              <m:r>
+                <w:rPr>
+                  <w:rFonts w:ascii="Cambria Math" w:eastAsiaTheme="minorEastAsia" w:hAnsi="Cambria Math"/>
+                </w:rPr>
+                <m:t>0</m:t>
+              </m:r>
+            </m:sub>
+          </m:sSub>
+          <m:d>
+            <m:dPr>
+              <m:ctrlPr>
+                <w:rPr>
+                  <w:rFonts w:ascii="Cambria Math" w:eastAsiaTheme="minorEastAsia" w:hAnsi="Cambria Math"/>
+                  <w:i/>
+                </w:rPr>
+              </m:ctrlPr>
+            </m:dPr>
+            <m:e>
+              <m:r>
+                <w:rPr>
+                  <w:rFonts w:ascii="Cambria Math" w:eastAsiaTheme="minorEastAsia" w:hAnsi="Cambria Math"/>
+                </w:rPr>
+                <m:t>1+</m:t>
+              </m:r>
+              <m:sSub>
+                <m:sSubPr>
+                  <m:ctrlPr>
+                    <w:rPr>
+                      <w:rFonts w:ascii="Cambria Math" w:eastAsiaTheme="minorEastAsia" w:hAnsi="Cambria Math"/>
+                      <w:i/>
+                    </w:rPr>
+                  </m:ctrlPr>
+                </m:sSubPr>
+                <m:e>
+                  <m:r>
+                    <w:rPr>
+                      <w:rFonts w:ascii="Cambria Math" w:eastAsiaTheme="minorEastAsia" w:hAnsi="Cambria Math"/>
+                    </w:rPr>
+                    <m:t>K</m:t>
+                  </m:r>
+                </m:e>
+                <m:sub>
+                  <m:r>
+                    <w:rPr>
+                      <w:rFonts w:ascii="Cambria Math" w:eastAsiaTheme="minorEastAsia" w:hAnsi="Cambria Math"/>
+                    </w:rPr>
+                    <m:t>e</m:t>
+                  </m:r>
+                </m:sub>
+              </m:sSub>
+            </m:e>
+          </m:d>
+          <m:r>
+            <w:rPr>
+              <w:rFonts w:ascii="Cambria Math" w:eastAsiaTheme="minorEastAsia" w:hAnsi="Cambria Math"/>
+            </w:rPr>
+            <m:t>-</m:t>
+          </m:r>
+          <m:sSub>
+            <m:sSubPr>
+              <m:ctrlPr>
+                <w:rPr>
+                  <w:rFonts w:ascii="Cambria Math" w:eastAsiaTheme="minorEastAsia" w:hAnsi="Cambria Math"/>
+                  <w:i/>
+                </w:rPr>
+              </m:ctrlPr>
+            </m:sSubPr>
+            <m:e>
+              <m:r>
+                <w:rPr>
+                  <w:rFonts w:ascii="Cambria Math" w:eastAsiaTheme="minorEastAsia" w:hAnsi="Cambria Math"/>
+                </w:rPr>
+                <m:t>D</m:t>
+              </m:r>
+            </m:e>
+            <m:sub>
+              <m:r>
+                <w:rPr>
+                  <w:rFonts w:ascii="Cambria Math" w:eastAsiaTheme="minorEastAsia" w:hAnsi="Cambria Math"/>
+                </w:rPr>
+                <m:t>1</m:t>
+              </m:r>
+            </m:sub>
+          </m:sSub>
+        </m:oMath>
+      </m:oMathPara>
+    </w:p>
+    <w:p>
+      <w:pPr>
+        <w:rPr>
+          <w:rFonts w:eastAsiaTheme="minorEastAsia"/>
+        </w:rPr>
+      </w:pPr>
+      <w:r>
+        <w:rPr>
+          <w:rFonts w:eastAsiaTheme="minorEastAsia"/>
+        </w:rPr>
+        <w:t xml:space="preserve">Where, </w:t>
+      </w:r>
+    </w:p>
+    <w:p>
+      <w:pPr>
+        <w:rPr>
+          <w:rFonts w:eastAsiaTheme="minorEastAsia"/>
+        </w:rPr>
+      </w:pPr>
+      <w:r>
+        <w:rPr>
+          <w:rFonts w:eastAsiaTheme="minorEastAsia"/>
+        </w:rPr>
+        <w:t>P</w:t>
+      </w:r>
+      <w:r>
+        <w:rPr>
+          <w:rFonts w:eastAsiaTheme="minorEastAsia"/>
+          <w:vertAlign w:val="subscript"/>
+        </w:rPr>
+        <w:t>1</w:t>
+      </w:r>
+      <w:r>
+        <w:rPr>
+          <w:rFonts w:eastAsiaTheme="minorEastAsia"/>
+        </w:rPr>
+        <w:t xml:space="preserve"> – market price per share at the end of the period </w:t>
+      </w:r>
+    </w:p>
+    <w:p>
+      <w:pPr>
+        <w:rPr>
+          <w:rFonts w:eastAsiaTheme="minorEastAsia"/>
+        </w:rPr>
+      </w:pPr>
+      <w:r>
+        <w:rPr>
+          <w:rFonts w:eastAsiaTheme="minorEastAsia"/>
+        </w:rPr>
+        <w:t>P</w:t>
+      </w:r>
+      <w:r>
+        <w:rPr>
+          <w:rFonts w:eastAsiaTheme="minorEastAsia"/>
+          <w:vertAlign w:val="subscript"/>
+        </w:rPr>
+        <w:t>0</w:t>
+      </w:r>
+      <w:r>
+        <w:rPr>
+          <w:rFonts w:eastAsiaTheme="minorEastAsia"/>
+        </w:rPr>
+        <w:t xml:space="preserve"> – market price per share at the end of the </w:t>
+      </w:r>
+    </w:p>
+    <w:p>
+      <w:pPr>
+        <w:rPr>
+          <w:rFonts w:eastAsiaTheme="minorEastAsia"/>
+        </w:rPr>
+      </w:pPr>
+    </w:p>
+    <w:p>
+      <w:pPr>
+        <w:rPr>
+          <w:rFonts w:eastAsiaTheme="minorEastAsia"/>
+        </w:rPr>
+      </w:pPr>
+    </w:p>
+    <w:p>
+      <w:pPr>
+        <w:rPr>
+          <w:rFonts w:eastAsiaTheme="minorEastAsia"/>
+        </w:rPr>
+      </w:pPr>
+    </w:p>
+    <w:p>
+      <w:pPr>
+        <w:rPr>
+          <w:rFonts w:eastAsiaTheme="minorEastAsia"/>
+        </w:rPr>
+      </w:pPr>
+      <w:r>
+        <w:rPr>
+          <w:rFonts w:eastAsiaTheme="minorEastAsia"/>
+        </w:rPr>
+        <w:t>Determination of Number of new shares</w:t>
+      </w:r>
+    </w:p>
+    <w:p>
+      <w:pPr>
+        <w:pStyle w:val="ListParagraph"/>
+        <w:numPr>
+          <w:ilvl w:val="0"/>
+          <w:numId w:val="47"/>
+        </w:numPr>
+        <w:rPr>
+          <w:rFonts w:eastAsiaTheme="minorEastAsia"/>
+        </w:rPr>
+      </w:pPr>
+      <w:r>
+        <w:rPr>
+          <w:rFonts w:eastAsiaTheme="minorEastAsia"/>
+        </w:rPr>
+        <w:t>Investment requirement of a firm can be financed by “retained earnings” or issue of new shares or both</w:t>
+      </w:r>
+    </w:p>
+    <w:p>
+      <w:pPr>
+        <w:rPr>
+          <w:rFonts w:eastAsiaTheme="minorEastAsia"/>
+        </w:rPr>
+      </w:pPr>
+      <w:r>
+        <w:rPr>
+          <w:rFonts w:eastAsiaTheme="minorEastAsia"/>
+        </w:rPr>
+        <w:t>The number of new shares to be issued (determined) by:</w:t>
+      </w:r>
+    </w:p>
+    <w:p>
+      <w:pPr>
+        <w:rPr>
+          <w:rFonts w:eastAsiaTheme="minorEastAsia"/>
+        </w:rPr>
+      </w:pPr>
+      <w:r>
+        <w:rPr>
+          <w:rFonts w:eastAsiaTheme="minorEastAsia"/>
+          <w:noProof/>
+        </w:rPr>
+        <w:drawing>
+          <wp:inline distT="0" distB="0" distL="0" distR="0" wp14:anchorId="7422BDC3" wp14:editId="19613EE1">
+            <wp:extent cx="5731510" cy="887730"/>
+            <wp:effectExtent l="0" t="0" r="2540" b="7620"/>
+            <wp:docPr id="1400226158" name="Picture 1"/>
+            <wp:cNvGraphicFramePr>
+              <a:graphicFrameLocks xmlns:a="http://schemas.openxmlformats.org/drawingml/2006/main" noChangeAspect="1"/>
+            </wp:cNvGraphicFramePr>
+            <a:graphic xmlns:a="http://schemas.openxmlformats.org/drawingml/2006/main">
+              <a:graphicData uri="http://schemas.openxmlformats.org/drawingml/2006/picture">
+                <pic:pic xmlns:pic="http://schemas.openxmlformats.org/drawingml/2006/picture">
+                  <pic:nvPicPr>
+                    <pic:cNvPr id="0" name="Picture 1"/>
+                    <pic:cNvPicPr>
+                      <a:picLocks noChangeAspect="1" noChangeArrowheads="1"/>
+                    </pic:cNvPicPr>
+                  </pic:nvPicPr>
+                  <pic:blipFill>
+                    <a:blip r:embed="rId12">
+                      <a:extLst>
+                        <a:ext uri="{28A0092B-C50C-407E-A947-70E740481C1C}">
+                          <a14:useLocalDpi xmlns:a14="http://schemas.microsoft.com/office/drawing/2010/main" val="0"/>
+                        </a:ext>
+                      </a:extLst>
+                    </a:blip>
+                    <a:srcRect/>
+                    <a:stretch>
+                      <a:fillRect/>
+                    </a:stretch>
+                  </pic:blipFill>
+                  <pic:spPr bwMode="auto">
+                    <a:xfrm>
+                      <a:off x="0" y="0"/>
+                      <a:ext cx="5731510" cy="887730"/>
+                    </a:xfrm>
+                    <a:prstGeom prst="rect">
+                      <a:avLst/>
+                    </a:prstGeom>
+                    <a:noFill/>
+                    <a:ln>
+                      <a:noFill/>
+                    </a:ln>
+                  </pic:spPr>
+                </pic:pic>
+              </a:graphicData>
+            </a:graphic>
+          </wp:inline>
+        </w:drawing>
+      </w:r>
+    </w:p>
+    <w:p>
+      <w:pPr>
+        <w:rPr>
+          <w:rFonts w:eastAsiaTheme="minorEastAsia"/>
+        </w:rPr>
+      </w:pPr>
+      <m:oMathPara>
+        <m:oMath>
+          <m:r>
+            <w:rPr>
+              <w:rFonts w:ascii="Cambria Math" w:eastAsiaTheme="minorEastAsia" w:hAnsi="Cambria Math"/>
+            </w:rPr>
+            <m:t xml:space="preserve">∴ No. of share = </m:t>
+          </m:r>
+          <m:f>
+            <m:fPr>
+              <m:ctrlPr>
+                <w:rPr>
+                  <w:rFonts w:ascii="Cambria Math" w:eastAsiaTheme="minorEastAsia" w:hAnsi="Cambria Math"/>
+                  <w:i/>
+                </w:rPr>
+              </m:ctrlPr>
+            </m:fPr>
+            <m:num>
+              <m:r>
+                <w:rPr>
+                  <w:rFonts w:ascii="Cambria Math" w:eastAsiaTheme="minorEastAsia" w:hAnsi="Cambria Math"/>
+                </w:rPr>
+                <m:t>amount to be raised by issue of new shares</m:t>
+              </m:r>
+            </m:num>
+            <m:den>
+              <m:r>
+                <w:rPr>
+                  <w:rFonts w:ascii="Cambria Math" w:eastAsiaTheme="minorEastAsia" w:hAnsi="Cambria Math"/>
+                </w:rPr>
+                <m:t>issue of price per share</m:t>
+              </m:r>
+            </m:den>
+          </m:f>
+        </m:oMath>
+      </m:oMathPara>
+    </w:p>
+    <w:p>
+      <w:pPr>
+        <w:rPr>
+          <w:rFonts w:eastAsiaTheme="minorEastAsia"/>
+        </w:rPr>
+      </w:pPr>
+    </w:p>
+    <w:p>
+      <w:pPr>
+        <w:rPr>
+          <w:rFonts w:eastAsiaTheme="minorEastAsia"/>
+        </w:rPr>
+      </w:pPr>
+      <w:r>
+        <w:rPr>
+          <w:rFonts w:eastAsiaTheme="minorEastAsia"/>
+        </w:rPr>
+        <w:t xml:space="preserve">Q. </w:t>
+      </w:r>
+      <w:proofErr w:type="spellStart"/>
+      <w:r>
+        <w:rPr>
+          <w:rFonts w:eastAsiaTheme="minorEastAsia"/>
+        </w:rPr>
+        <w:t>stewart</w:t>
+      </w:r>
+      <w:proofErr w:type="spellEnd"/>
+      <w:r>
+        <w:rPr>
+          <w:rFonts w:eastAsiaTheme="minorEastAsia"/>
+        </w:rPr>
+        <w:t xml:space="preserve"> ltd has 40,000 shares outstanding. The current market price of these shares is Rs. 15 each. The board of directors of the company has recommended </w:t>
+      </w:r>
+      <w:proofErr w:type="spellStart"/>
+      <w:r>
+        <w:rPr>
+          <w:rFonts w:eastAsiaTheme="minorEastAsia"/>
+        </w:rPr>
+        <w:t>rs</w:t>
+      </w:r>
+      <w:proofErr w:type="spellEnd"/>
+      <w:r>
+        <w:rPr>
+          <w:rFonts w:eastAsiaTheme="minorEastAsia"/>
+        </w:rPr>
+        <w:t>. 2 per share as divided. The rate of capitalisation appropriate to the risk-class to which the company belongs is 20%</w:t>
+      </w:r>
+    </w:p>
+    <w:p>
+      <w:pPr>
+        <w:pStyle w:val="ListParagraph"/>
+        <w:numPr>
+          <w:ilvl w:val="0"/>
+          <w:numId w:val="48"/>
+        </w:numPr>
+        <w:rPr>
+          <w:rFonts w:eastAsiaTheme="minorEastAsia"/>
+        </w:rPr>
+      </w:pPr>
+      <w:r>
+        <w:rPr>
+          <w:rFonts w:eastAsiaTheme="minorEastAsia"/>
+        </w:rPr>
+        <w:t>Based on MM approach, calculate the market price of the share of company when the recommended dividend is a) distributed and b) not declared</w:t>
+      </w:r>
+    </w:p>
+    <w:p>
+      <w:pPr>
+        <w:pStyle w:val="ListParagraph"/>
+        <w:numPr>
+          <w:ilvl w:val="0"/>
+          <w:numId w:val="48"/>
+        </w:numPr>
+        <w:rPr>
+          <w:rFonts w:eastAsiaTheme="minorEastAsia"/>
+        </w:rPr>
+      </w:pPr>
+      <w:r>
+        <w:rPr>
+          <w:rFonts w:eastAsiaTheme="minorEastAsia"/>
+        </w:rPr>
+        <w:t>How many new shares to be issued by the company at the end of the accounting year on the assumption that the net income for the year is Rs. 120,000 and the investment budget is Rs. 280,000 when a) the above dividends are distributed and b) dividends are not declared.</w:t>
+      </w:r>
+    </w:p>
+    <w:p>
+      <w:pPr>
+        <w:pStyle w:val="ListParagraph"/>
+        <w:numPr>
+          <w:ilvl w:val="0"/>
+          <w:numId w:val="48"/>
+        </w:numPr>
+        <w:rPr>
+          <w:rFonts w:eastAsiaTheme="minorEastAsia"/>
+        </w:rPr>
+      </w:pPr>
+      <w:r>
+        <w:rPr>
+          <w:rFonts w:eastAsiaTheme="minorEastAsia"/>
+        </w:rPr>
+        <w:t xml:space="preserve">Show that market value of the shares at the end of the accounting year will remain the same whether dividends are distributed or not declared </w:t>
+      </w:r>
+    </w:p>
+    <w:p>
+      <w:pPr>
+        <w:pStyle w:val="ListParagraph"/>
+        <w:numPr>
+          <w:ilvl w:val="0"/>
+          <w:numId w:val="48"/>
+        </w:numPr>
+        <w:rPr>
+          <w:rFonts w:eastAsiaTheme="minorEastAsia"/>
+        </w:rPr>
+      </w:pPr>
+      <w:r>
+        <w:rPr>
+          <w:rFonts w:eastAsiaTheme="minorEastAsia"/>
+        </w:rPr>
+        <w:t>Is the MM approach realistic? What factors might mar its validity?</w:t>
+      </w:r>
+    </w:p>
+    <w:p>
+      <w:pPr>
+        <w:rPr>
+          <w:rFonts w:eastAsiaTheme="minorEastAsia"/>
+        </w:rPr>
+      </w:pPr>
+    </w:p>
+    <w:p>
+      <w:pPr>
+        <w:rPr>
+          <w:rFonts w:eastAsiaTheme="minorEastAsia"/>
+        </w:rPr>
+      </w:pPr>
+      <w:r>
+        <w:rPr>
+          <w:rFonts w:eastAsiaTheme="minorEastAsia"/>
+        </w:rPr>
+        <w:lastRenderedPageBreak/>
+        <w:t>SOL:</w:t>
+      </w:r>
+    </w:p>
+    <w:p>
+      <w:pPr>
+        <w:rPr>
+          <w:rFonts w:eastAsiaTheme="minorEastAsia"/>
+        </w:rPr>
+      </w:pPr>
+    </w:p>
+    <w:p>
+      <w:pPr>
+        <w:rPr>
+          <w:rFonts w:eastAsiaTheme="minorEastAsia"/>
+          <w:b/>
+          <w:bCs/>
+        </w:rPr>
+      </w:pPr>
+      <w:r>
+        <w:rPr>
+          <w:rFonts w:eastAsiaTheme="minorEastAsia"/>
+          <w:b/>
+          <w:bCs/>
+        </w:rPr>
+        <w:t>(</w:t>
+      </w:r>
+      <w:proofErr w:type="spellStart"/>
+      <w:r>
+        <w:rPr>
+          <w:rFonts w:eastAsiaTheme="minorEastAsia"/>
+          <w:b/>
+          <w:bCs/>
+        </w:rPr>
+        <w:t>i</w:t>
+      </w:r>
+      <w:proofErr w:type="spellEnd"/>
+      <w:r>
+        <w:rPr>
+          <w:rFonts w:eastAsiaTheme="minorEastAsia"/>
+          <w:b/>
+          <w:bCs/>
+        </w:rPr>
+        <w:t>) Market Price of the share at the end of the year (</w:t>
+      </w:r>
+      <m:oMath>
+        <m:sSub>
+          <m:sSubPr>
+            <m:ctrlPr>
+              <w:rPr>
+                <w:rFonts w:ascii="Cambria Math" w:eastAsiaTheme="minorEastAsia" w:hAnsi="Cambria Math"/>
+                <w:b/>
+                <w:bCs/>
+              </w:rPr>
+            </m:ctrlPr>
+          </m:sSubPr>
+          <m:e>
+            <m:r>
+              <m:rPr>
+                <m:sty m:val="bi"/>
+              </m:rPr>
+              <w:rPr>
+                <w:rFonts w:ascii="Cambria Math" w:eastAsiaTheme="minorEastAsia" w:hAnsi="Cambria Math"/>
+              </w:rPr>
+              <m:t>P</m:t>
+            </m:r>
+          </m:e>
+          <m:sub>
+            <m:r>
+              <m:rPr>
+                <m:sty m:val="bi"/>
+              </m:rPr>
+              <w:rPr>
+                <w:rFonts w:ascii="Cambria Math" w:eastAsiaTheme="minorEastAsia" w:hAnsi="Cambria Math"/>
+              </w:rPr>
+              <m:t>1</m:t>
+            </m:r>
+          </m:sub>
+        </m:sSub>
+      </m:oMath>
+      <w:r>
+        <w:rPr>
+          <w:rFonts w:eastAsiaTheme="minorEastAsia"/>
+          <w:b/>
+          <w:bCs/>
+        </w:rPr>
+        <w:t>)</w:t>
+      </w:r>
+    </w:p>
+    <w:p>
+      <w:pPr>
+        <w:rPr>
+          <w:rFonts w:eastAsiaTheme="minorEastAsia"/>
+        </w:rPr>
+      </w:pPr>
+      <w:r>
+        <w:rPr>
+          <w:rFonts w:eastAsiaTheme="minorEastAsia"/>
+        </w:rPr>
+        <w:t xml:space="preserve">According to the MM Model: </w:t>
+      </w:r>
+      <m:oMath>
+        <m:sSub>
+          <m:sSubPr>
+            <m:ctrlPr>
+              <w:rPr>
+                <w:rFonts w:ascii="Cambria Math" w:eastAsiaTheme="minorEastAsia" w:hAnsi="Cambria Math"/>
+              </w:rPr>
+            </m:ctrlPr>
+          </m:sSubPr>
+          <m:e>
+            <m:r>
+              <w:rPr>
+                <w:rFonts w:ascii="Cambria Math" w:eastAsiaTheme="minorEastAsia" w:hAnsi="Cambria Math"/>
+              </w:rPr>
+              <m:t>P</m:t>
+            </m:r>
+          </m:e>
+          <m:sub>
+            <m:r>
+              <w:rPr>
+                <w:rFonts w:ascii="Cambria Math" w:eastAsiaTheme="minorEastAsia" w:hAnsi="Cambria Math"/>
+              </w:rPr>
+              <m:t>0</m:t>
+            </m:r>
+          </m:sub>
+        </m:sSub>
+        <m:r>
+          <w:rPr>
+            <w:rFonts w:ascii="Cambria Math" w:eastAsiaTheme="minorEastAsia" w:hAnsi="Cambria Math"/>
+          </w:rPr>
+          <m:t>=</m:t>
+        </m:r>
+        <m:f>
+          <m:fPr>
+            <m:ctrlPr>
+              <w:rPr>
+                <w:rFonts w:ascii="Cambria Math" w:eastAsiaTheme="minorEastAsia" w:hAnsi="Cambria Math"/>
+              </w:rPr>
+            </m:ctrlPr>
+          </m:fPr>
+          <m:num>
+            <m:sSub>
+              <m:sSubPr>
+                <m:ctrlPr>
+                  <w:rPr>
+                    <w:rFonts w:ascii="Cambria Math" w:eastAsiaTheme="minorEastAsia" w:hAnsi="Cambria Math"/>
+                  </w:rPr>
+                </m:ctrlPr>
+              </m:sSubPr>
+              <m:e>
+                <m:r>
+                  <w:rPr>
+                    <w:rFonts w:ascii="Cambria Math" w:eastAsiaTheme="minorEastAsia" w:hAnsi="Cambria Math"/>
+                  </w:rPr>
+                  <m:t>D</m:t>
+                </m:r>
+              </m:e>
+              <m:sub>
+                <m:r>
+                  <w:rPr>
+                    <w:rFonts w:ascii="Cambria Math" w:eastAsiaTheme="minorEastAsia" w:hAnsi="Cambria Math"/>
+                  </w:rPr>
+                  <m:t>1</m:t>
+                </m:r>
+              </m:sub>
+            </m:sSub>
+            <m:r>
+              <w:rPr>
+                <w:rFonts w:ascii="Cambria Math" w:eastAsiaTheme="minorEastAsia" w:hAnsi="Cambria Math"/>
+              </w:rPr>
+              <m:t>+</m:t>
+            </m:r>
+            <m:sSub>
+              <m:sSubPr>
+                <m:ctrlPr>
+                  <w:rPr>
+                    <w:rFonts w:ascii="Cambria Math" w:eastAsiaTheme="minorEastAsia" w:hAnsi="Cambria Math"/>
+                  </w:rPr>
+                </m:ctrlPr>
+              </m:sSubPr>
+              <m:e>
+                <m:r>
+                  <w:rPr>
+                    <w:rFonts w:ascii="Cambria Math" w:eastAsiaTheme="minorEastAsia" w:hAnsi="Cambria Math"/>
+                  </w:rPr>
+                  <m:t>P</m:t>
+                </m:r>
+              </m:e>
+              <m:sub>
+                <m:r>
+                  <w:rPr>
+                    <w:rFonts w:ascii="Cambria Math" w:eastAsiaTheme="minorEastAsia" w:hAnsi="Cambria Math"/>
+                  </w:rPr>
+                  <m:t>1</m:t>
+                </m:r>
+              </m:sub>
+            </m:sSub>
+          </m:num>
+          <m:den>
+            <m:r>
+              <w:rPr>
+                <w:rFonts w:ascii="Cambria Math" w:eastAsiaTheme="minorEastAsia" w:hAnsi="Cambria Math"/>
+              </w:rPr>
+              <m:t>1+</m:t>
+            </m:r>
+            <m:sSub>
+              <m:sSubPr>
+                <m:ctrlPr>
+                  <w:rPr>
+                    <w:rFonts w:ascii="Cambria Math" w:eastAsiaTheme="minorEastAsia" w:hAnsi="Cambria Math"/>
+                  </w:rPr>
+                </m:ctrlPr>
+              </m:sSubPr>
+              <m:e>
+                <m:r>
+                  <w:rPr>
+                    <w:rFonts w:ascii="Cambria Math" w:eastAsiaTheme="minorEastAsia" w:hAnsi="Cambria Math"/>
+                  </w:rPr>
+                  <m:t>k</m:t>
+                </m:r>
+              </m:e>
+              <m:sub>
+                <m:r>
+                  <w:rPr>
+                    <w:rFonts w:ascii="Cambria Math" w:eastAsiaTheme="minorEastAsia" w:hAnsi="Cambria Math"/>
+                  </w:rPr>
+                  <m:t>e</m:t>
+                </m:r>
+              </m:sub>
+            </m:sSub>
+          </m:den>
+        </m:f>
+      </m:oMath>
+    </w:p>
+    <w:p>
+      <w:pPr>
+        <w:rPr>
+          <w:rFonts w:eastAsiaTheme="minorEastAsia"/>
+        </w:rPr>
+      </w:pPr>
+      <w:r>
+        <w:rPr>
+          <w:rFonts w:eastAsiaTheme="minorEastAsia"/>
+          <w:b/>
+          <w:bCs/>
+        </w:rPr>
+        <w:t>(a) When dividends are distributed (</w:t>
+      </w:r>
+      <m:oMath>
+        <m:sSub>
+          <m:sSubPr>
+            <m:ctrlPr>
+              <w:rPr>
+                <w:rFonts w:ascii="Cambria Math" w:eastAsiaTheme="minorEastAsia" w:hAnsi="Cambria Math"/>
+              </w:rPr>
+            </m:ctrlPr>
+          </m:sSubPr>
+          <m:e>
+            <m:r>
+              <w:rPr>
+                <w:rFonts w:ascii="Cambria Math" w:eastAsiaTheme="minorEastAsia" w:hAnsi="Cambria Math"/>
+              </w:rPr>
+              <m:t>D</m:t>
+            </m:r>
+          </m:e>
+          <m:sub>
+            <m:r>
+              <w:rPr>
+                <w:rFonts w:ascii="Cambria Math" w:eastAsiaTheme="minorEastAsia" w:hAnsi="Cambria Math"/>
+              </w:rPr>
+              <m:t>1</m:t>
+            </m:r>
+          </m:sub>
+        </m:sSub>
+        <m:r>
+          <w:rPr>
+            <w:rFonts w:ascii="Cambria Math" w:eastAsiaTheme="minorEastAsia" w:hAnsi="Cambria Math"/>
+          </w:rPr>
+          <m:t>=2</m:t>
+        </m:r>
+      </m:oMath>
+      <w:r>
+        <w:rPr>
+          <w:rFonts w:eastAsiaTheme="minorEastAsia"/>
+          <w:b/>
+          <w:bCs/>
+        </w:rPr>
+        <w:t>):</w:t>
+      </w:r>
+      <w:r>
+        <w:rPr>
+          <w:rFonts w:eastAsiaTheme="minorEastAsia"/>
+        </w:rPr>
+        <w:br/>
+      </w:r>
+      <m:oMathPara>
+        <m:oMath>
+          <m:r>
+            <w:rPr>
+              <w:rFonts w:ascii="Cambria Math" w:eastAsiaTheme="minorEastAsia" w:hAnsi="Cambria Math"/>
+            </w:rPr>
+            <m:t>15=</m:t>
+          </m:r>
+          <m:f>
+            <m:fPr>
+              <m:ctrlPr>
+                <w:rPr>
+                  <w:rFonts w:ascii="Cambria Math" w:eastAsiaTheme="minorEastAsia" w:hAnsi="Cambria Math"/>
+                </w:rPr>
+              </m:ctrlPr>
+            </m:fPr>
+            <m:num>
+              <m:r>
+                <w:rPr>
+                  <w:rFonts w:ascii="Cambria Math" w:eastAsiaTheme="minorEastAsia" w:hAnsi="Cambria Math"/>
+                </w:rPr>
+                <m:t>2+</m:t>
+              </m:r>
+              <m:sSub>
+                <m:sSubPr>
+                  <m:ctrlPr>
+                    <w:rPr>
+                      <w:rFonts w:ascii="Cambria Math" w:eastAsiaTheme="minorEastAsia" w:hAnsi="Cambria Math"/>
+                    </w:rPr>
+                  </m:ctrlPr>
+                </m:sSubPr>
+                <m:e>
+                  <m:r>
+                    <w:rPr>
+                      <w:rFonts w:ascii="Cambria Math" w:eastAsiaTheme="minorEastAsia" w:hAnsi="Cambria Math"/>
+                    </w:rPr>
+                    <m:t>P</m:t>
+                  </m:r>
+                </m:e>
+                <m:sub>
+                  <m:r>
+                    <w:rPr>
+                      <w:rFonts w:ascii="Cambria Math" w:eastAsiaTheme="minorEastAsia" w:hAnsi="Cambria Math"/>
+                    </w:rPr>
+                    <m:t>1</m:t>
+                  </m:r>
+                </m:sub>
+              </m:sSub>
+            </m:num>
+            <m:den>
+              <m:r>
+                <w:rPr>
+                  <w:rFonts w:ascii="Cambria Math" w:eastAsiaTheme="minorEastAsia" w:hAnsi="Cambria Math"/>
+                </w:rPr>
+                <m:t>1.20</m:t>
+              </m:r>
+            </m:den>
+          </m:f>
+          <m:r>
+            <m:rPr>
+              <m:sty m:val="p"/>
+            </m:rPr>
+            <w:rPr>
+              <w:rFonts w:eastAsiaTheme="minorEastAsia"/>
+            </w:rPr>
+            <w:br/>
+          </m:r>
+        </m:oMath>
+        <m:oMath>
+          <m:r>
+            <w:rPr>
+              <w:rFonts w:ascii="Cambria Math" w:eastAsiaTheme="minorEastAsia" w:hAnsi="Cambria Math"/>
+            </w:rPr>
+            <m:t>15×1.20=2+</m:t>
+          </m:r>
+          <m:sSub>
+            <m:sSubPr>
+              <m:ctrlPr>
+                <w:rPr>
+                  <w:rFonts w:ascii="Cambria Math" w:eastAsiaTheme="minorEastAsia" w:hAnsi="Cambria Math"/>
+                </w:rPr>
+              </m:ctrlPr>
+            </m:sSubPr>
+            <m:e>
+              <m:r>
+                <w:rPr>
+                  <w:rFonts w:ascii="Cambria Math" w:eastAsiaTheme="minorEastAsia" w:hAnsi="Cambria Math"/>
+                </w:rPr>
+                <m:t>P</m:t>
+              </m:r>
+            </m:e>
+            <m:sub>
+              <m:r>
+                <w:rPr>
+                  <w:rFonts w:ascii="Cambria Math" w:eastAsiaTheme="minorEastAsia" w:hAnsi="Cambria Math"/>
+                </w:rPr>
+                <m:t>1</m:t>
+              </m:r>
+            </m:sub>
+          </m:sSub>
+          <m:r>
+            <m:rPr>
+              <m:sty m:val="p"/>
+            </m:rPr>
+            <w:rPr>
+              <w:rFonts w:eastAsiaTheme="minorEastAsia"/>
+            </w:rPr>
+            <w:br/>
+          </m:r>
+        </m:oMath>
+        <m:oMath>
+          <m:r>
+            <w:rPr>
+              <w:rFonts w:ascii="Cambria Math" w:eastAsiaTheme="minorEastAsia" w:hAnsi="Cambria Math"/>
+            </w:rPr>
+            <m:t>18=2+</m:t>
+          </m:r>
+          <m:sSub>
+            <m:sSubPr>
+              <m:ctrlPr>
+                <w:rPr>
+                  <w:rFonts w:ascii="Cambria Math" w:eastAsiaTheme="minorEastAsia" w:hAnsi="Cambria Math"/>
+                </w:rPr>
+              </m:ctrlPr>
+            </m:sSubPr>
+            <m:e>
+              <m:r>
+                <w:rPr>
+                  <w:rFonts w:ascii="Cambria Math" w:eastAsiaTheme="minorEastAsia" w:hAnsi="Cambria Math"/>
+                </w:rPr>
+                <m:t>P</m:t>
+              </m:r>
+            </m:e>
+            <m:sub>
+              <m:r>
+                <w:rPr>
+                  <w:rFonts w:ascii="Cambria Math" w:eastAsiaTheme="minorEastAsia" w:hAnsi="Cambria Math"/>
+                </w:rPr>
+                <m:t>1</m:t>
+              </m:r>
+            </m:sub>
+          </m:sSub>
+          <m:r>
+            <m:rPr>
+              <m:sty m:val="p"/>
+            </m:rPr>
+            <w:rPr>
+              <w:rFonts w:eastAsiaTheme="minorEastAsia"/>
+            </w:rPr>
+            <w:br/>
+          </m:r>
+        </m:oMath>
+        <m:oMath>
+          <m:sSub>
+            <m:sSubPr>
+              <m:ctrlPr>
+                <w:rPr>
+                  <w:rFonts w:ascii="Cambria Math" w:eastAsiaTheme="minorEastAsia" w:hAnsi="Cambria Math"/>
+                </w:rPr>
+              </m:ctrlPr>
+            </m:sSubPr>
+            <m:e>
+              <m:r>
+                <w:rPr>
+                  <w:rFonts w:ascii="Cambria Math" w:eastAsiaTheme="minorEastAsia" w:hAnsi="Cambria Math"/>
+                </w:rPr>
+                <m:t>P</m:t>
+              </m:r>
+            </m:e>
+            <m:sub>
+              <m:r>
+                <w:rPr>
+                  <w:rFonts w:ascii="Cambria Math" w:eastAsiaTheme="minorEastAsia" w:hAnsi="Cambria Math"/>
+                </w:rPr>
+                <m:t>1</m:t>
+              </m:r>
+            </m:sub>
+          </m:sSub>
+          <m:r>
+            <w:rPr>
+              <w:rFonts w:ascii="Cambria Math" w:eastAsiaTheme="minorEastAsia" w:hAnsi="Cambria Math"/>
+            </w:rPr>
+            <m:t>=Rs.16</m:t>
+          </m:r>
+        </m:oMath>
+      </m:oMathPara>
+    </w:p>
+    <w:p>
+      <w:pPr>
+        <w:rPr>
+          <w:rFonts w:eastAsiaTheme="minorEastAsia"/>
+        </w:rPr>
+      </w:pPr>
+      <w:r>
+        <w:rPr>
+          <w:rFonts w:eastAsiaTheme="minorEastAsia"/>
+          <w:b/>
+          <w:bCs/>
+        </w:rPr>
+        <w:t>(b) When dividends are not declared (</w:t>
+      </w:r>
+      <m:oMath>
+        <m:sSub>
+          <m:sSubPr>
+            <m:ctrlPr>
+              <w:rPr>
+                <w:rFonts w:ascii="Cambria Math" w:eastAsiaTheme="minorEastAsia" w:hAnsi="Cambria Math"/>
+              </w:rPr>
+            </m:ctrlPr>
+          </m:sSubPr>
+          <m:e>
+            <m:r>
+              <w:rPr>
+                <w:rFonts w:ascii="Cambria Math" w:eastAsiaTheme="minorEastAsia" w:hAnsi="Cambria Math"/>
+              </w:rPr>
+              <m:t>D</m:t>
+            </m:r>
+          </m:e>
+          <m:sub>
+            <m:r>
+              <w:rPr>
+                <w:rFonts w:ascii="Cambria Math" w:eastAsiaTheme="minorEastAsia" w:hAnsi="Cambria Math"/>
+              </w:rPr>
+              <m:t>1</m:t>
+            </m:r>
+          </m:sub>
+        </m:sSub>
+        <m:r>
+          <w:rPr>
+            <w:rFonts w:ascii="Cambria Math" w:eastAsiaTheme="minorEastAsia" w:hAnsi="Cambria Math"/>
+          </w:rPr>
+          <m:t>=0</m:t>
+        </m:r>
+      </m:oMath>
+      <w:r>
+        <w:rPr>
+          <w:rFonts w:eastAsiaTheme="minorEastAsia"/>
+          <w:b/>
+          <w:bCs/>
+        </w:rPr>
+        <w:t>):</w:t>
+      </w:r>
+      <w:r>
+        <w:rPr>
+          <w:rFonts w:eastAsiaTheme="minorEastAsia"/>
+        </w:rPr>
+        <w:br/>
+      </w:r>
+      <m:oMathPara>
+        <m:oMath>
+          <m:r>
+            <w:rPr>
+              <w:rFonts w:ascii="Cambria Math" w:eastAsiaTheme="minorEastAsia" w:hAnsi="Cambria Math"/>
+            </w:rPr>
+            <m:t>15=</m:t>
+          </m:r>
+          <m:f>
+            <m:fPr>
+              <m:ctrlPr>
+                <w:rPr>
+                  <w:rFonts w:ascii="Cambria Math" w:eastAsiaTheme="minorEastAsia" w:hAnsi="Cambria Math"/>
+                </w:rPr>
+              </m:ctrlPr>
+            </m:fPr>
+            <m:num>
+              <m:r>
+                <w:rPr>
+                  <w:rFonts w:ascii="Cambria Math" w:eastAsiaTheme="minorEastAsia" w:hAnsi="Cambria Math"/>
+                </w:rPr>
+                <m:t>0+</m:t>
+              </m:r>
+              <m:sSub>
+                <m:sSubPr>
+                  <m:ctrlPr>
+                    <w:rPr>
+                      <w:rFonts w:ascii="Cambria Math" w:eastAsiaTheme="minorEastAsia" w:hAnsi="Cambria Math"/>
+                    </w:rPr>
+                  </m:ctrlPr>
+                </m:sSubPr>
+                <m:e>
+                  <m:r>
+                    <w:rPr>
+                      <w:rFonts w:ascii="Cambria Math" w:eastAsiaTheme="minorEastAsia" w:hAnsi="Cambria Math"/>
+                    </w:rPr>
+                    <m:t>P</m:t>
+                  </m:r>
+                </m:e>
+                <m:sub>
+                  <m:r>
+                    <w:rPr>
+                      <w:rFonts w:ascii="Cambria Math" w:eastAsiaTheme="minorEastAsia" w:hAnsi="Cambria Math"/>
+                    </w:rPr>
+                    <m:t>1</m:t>
+                  </m:r>
+                </m:sub>
+              </m:sSub>
+            </m:num>
+            <m:den>
+              <m:r>
+                <w:rPr>
+                  <w:rFonts w:ascii="Cambria Math" w:eastAsiaTheme="minorEastAsia" w:hAnsi="Cambria Math"/>
+                </w:rPr>
+                <m:t>1.20</m:t>
+              </m:r>
+            </m:den>
+          </m:f>
+          <m:r>
+            <m:rPr>
+              <m:sty m:val="p"/>
+            </m:rPr>
+            <w:rPr>
+              <w:rFonts w:eastAsiaTheme="minorEastAsia"/>
+            </w:rPr>
+            <w:br/>
+          </m:r>
+        </m:oMath>
+        <m:oMath>
+          <m:r>
+            <w:rPr>
+              <w:rFonts w:ascii="Cambria Math" w:eastAsiaTheme="minorEastAsia" w:hAnsi="Cambria Math"/>
+            </w:rPr>
+            <m:t>15×1.20=</m:t>
+          </m:r>
+          <m:sSub>
+            <m:sSubPr>
+              <m:ctrlPr>
+                <w:rPr>
+                  <w:rFonts w:ascii="Cambria Math" w:eastAsiaTheme="minorEastAsia" w:hAnsi="Cambria Math"/>
+                </w:rPr>
+              </m:ctrlPr>
+            </m:sSubPr>
+            <m:e>
+              <m:r>
+                <w:rPr>
+                  <w:rFonts w:ascii="Cambria Math" w:eastAsiaTheme="minorEastAsia" w:hAnsi="Cambria Math"/>
+                </w:rPr>
+                <m:t>P</m:t>
+              </m:r>
+            </m:e>
+            <m:sub>
+              <m:r>
+                <w:rPr>
+                  <w:rFonts w:ascii="Cambria Math" w:eastAsiaTheme="minorEastAsia" w:hAnsi="Cambria Math"/>
+                </w:rPr>
+                <m:t>1</m:t>
+              </m:r>
+            </m:sub>
+          </m:sSub>
+          <m:r>
+            <m:rPr>
+              <m:sty m:val="p"/>
+            </m:rPr>
+            <w:rPr>
+              <w:rFonts w:eastAsiaTheme="minorEastAsia"/>
+            </w:rPr>
+            <w:br/>
+          </m:r>
+        </m:oMath>
+        <m:oMath>
+          <m:sSub>
+            <m:sSubPr>
+              <m:ctrlPr>
+                <w:rPr>
+                  <w:rFonts w:ascii="Cambria Math" w:eastAsiaTheme="minorEastAsia" w:hAnsi="Cambria Math"/>
+                </w:rPr>
+              </m:ctrlPr>
+            </m:sSubPr>
+            <m:e>
+              <m:r>
+                <w:rPr>
+                  <w:rFonts w:ascii="Cambria Math" w:eastAsiaTheme="minorEastAsia" w:hAnsi="Cambria Math"/>
+                </w:rPr>
+                <m:t>P</m:t>
+              </m:r>
+            </m:e>
+            <m:sub>
+              <m:r>
+                <w:rPr>
+                  <w:rFonts w:ascii="Cambria Math" w:eastAsiaTheme="minorEastAsia" w:hAnsi="Cambria Math"/>
+                </w:rPr>
+                <m:t>1</m:t>
+              </m:r>
+            </m:sub>
+          </m:sSub>
+          <m:r>
+            <w:rPr>
+              <w:rFonts w:ascii="Cambria Math" w:eastAsiaTheme="minorEastAsia" w:hAnsi="Cambria Math"/>
+            </w:rPr>
+            <m:t>=Rs.18</m:t>
+          </m:r>
+        </m:oMath>
+      </m:oMathPara>
+    </w:p>
+    <w:p>
+      <w:pPr>
+        <w:rPr>
+          <w:rFonts w:eastAsiaTheme="minorEastAsia"/>
+          <w:b/>
+          <w:bCs/>
+        </w:rPr>
+      </w:pPr>
+      <w:r>
+        <w:rPr>
+          <w:rFonts w:eastAsiaTheme="minorEastAsia"/>
+          <w:b/>
+          <w:bCs/>
+        </w:rPr>
+        <w:t xml:space="preserve">(ii) </w:t>
+      </w:r>
+      <w:r>
+        <w:rPr>
+          <w:rFonts w:eastAsiaTheme="minorEastAsia"/>
+          <w:b/>
+          <w:bCs/>
+        </w:rPr>
+        <w:t>Calculation of Amount to be Raised by Issue of New Shares</w:t>
+      </w:r>
+    </w:p>
+    <w:p>
+      <w:pPr>
+        <w:rPr>
+          <w:rFonts w:eastAsiaTheme="minorEastAsia"/>
+        </w:rPr>
+      </w:pPr>
+      <w:r>
+        <w:rPr>
+          <w:rFonts w:eastAsiaTheme="minorEastAsia"/>
+          <w:b/>
+          <w:bCs/>
+        </w:rPr>
+        <w:t>(a) When Dividends are Distributed</w:t>
+      </w:r>
+    </w:p>
+    <w:tbl>
+      <w:tblPr>
+        <w:tblW w:w="11280" w:type="dxa"/>
+        <w:tblCellMar>
+          <w:top w:w="15" w:type="dxa"/>
+          <w:left w:w="15" w:type="dxa"/>
+          <w:bottom w:w="15" w:type="dxa"/>
+          <w:right w:w="15" w:type="dxa"/>
+        </w:tblCellMar>
+        <w:tblLook w:val="04A0" w:firstRow="1" w:lastRow="0" w:firstColumn="1" w:lastColumn="0" w:noHBand="0" w:noVBand="1"/>
+      </w:tblPr>
+      <w:tblGrid>
+        <w:gridCol w:w="8479"/>
+        <w:gridCol w:w="2801"/>
+      </w:tblGrid>
+      <w:tr>
+        <w:trPr>
+          <w:tblHeader/>
+        </w:trPr>
+        <w:tc>
+          <w:tcPr>
+            <w:tcW w:w="0" w:type="auto"/>
+            <w:tcBorders>
+              <w:top w:val="nil"/>
+            </w:tcBorders>
+            <w:tcMar>
+              <w:top w:w="150" w:type="dxa"/>
+              <w:left w:w="0" w:type="dxa"/>
+              <w:bottom w:w="150" w:type="dxa"/>
+              <w:right w:w="240" w:type="dxa"/>
+            </w:tcMar>
+            <w:vAlign w:val="center"/>
+            <w:hideMark/>
+          </w:tcPr>
+          <w:p>
+            <w:pPr>
+              <w:rPr>
+                <w:rFonts w:eastAsiaTheme="minorEastAsia"/>
+              </w:rPr>
+            </w:pPr>
+            <w:r>
+              <w:rPr>
+                <w:rFonts w:eastAsiaTheme="minorEastAsia"/>
+              </w:rPr>
+              <w:t>Particulars</w:t>
+            </w:r>
+          </w:p>
+        </w:tc>
+        <w:tc>
+          <w:tcPr>
+            <w:tcW w:w="0" w:type="auto"/>
+            <w:tcBorders>
+              <w:top w:val="nil"/>
+            </w:tcBorders>
+            <w:tcMar>
+              <w:top w:w="150" w:type="dxa"/>
+              <w:left w:w="240" w:type="dxa"/>
+              <w:bottom w:w="150" w:type="dxa"/>
+              <w:right w:w="240" w:type="dxa"/>
+            </w:tcMar>
+            <w:vAlign w:val="center"/>
+            <w:hideMark/>
+          </w:tcPr>
+          <w:p>
+            <w:pPr>
+              <w:rPr>
+                <w:rFonts w:eastAsiaTheme="minorEastAsia"/>
+              </w:rPr>
+            </w:pPr>
+            <w:r>
+              <w:rPr>
+                <w:rFonts w:eastAsiaTheme="minorEastAsia"/>
+              </w:rPr>
+              <w:t>Amount (Rs.)</w:t>
+            </w:r>
+          </w:p>
+        </w:tc>
+      </w:tr>
+      <w:tr>
+        <w:tc>
+          <w:tcPr>
+            <w:tcW w:w="0" w:type="auto"/>
+            <w:tcMar>
+              <w:top w:w="150" w:type="dxa"/>
+              <w:left w:w="0" w:type="dxa"/>
+              <w:bottom w:w="150" w:type="dxa"/>
+              <w:right w:w="240" w:type="dxa"/>
+            </w:tcMar>
+            <w:vAlign w:val="center"/>
+            <w:hideMark/>
+          </w:tcPr>
+          <w:p>
+            <w:pPr>
+              <w:rPr>
+                <w:rFonts w:eastAsiaTheme="minorEastAsia"/>
+              </w:rPr>
+            </w:pPr>
+            <w:r>
+              <w:rPr>
+                <w:rFonts w:eastAsiaTheme="minorEastAsia"/>
+                <w:b/>
+                <w:bCs/>
+              </w:rPr>
+              <w:t>Investment proposal</w:t>
+            </w:r>
+          </w:p>
+        </w:tc>
+        <w:tc>
+          <w:tcPr>
+            <w:tcW w:w="0" w:type="auto"/>
+            <w:tcMar>
+              <w:top w:w="150" w:type="dxa"/>
+              <w:left w:w="240" w:type="dxa"/>
+              <w:bottom w:w="150" w:type="dxa"/>
+              <w:right w:w="0" w:type="dxa"/>
+            </w:tcMar>
+            <w:vAlign w:val="center"/>
+            <w:hideMark/>
+          </w:tcPr>
+          <w:p>
+            <w:pPr>
+              <w:rPr>
+                <w:rFonts w:eastAsiaTheme="minorEastAsia"/>
+              </w:rPr>
+            </w:pPr>
+            <w:r>
+              <w:rPr>
+                <w:rFonts w:eastAsiaTheme="minorEastAsia"/>
+                <w:b/>
+                <w:bCs/>
+              </w:rPr>
+              <w:t>2,80,000</w:t>
+            </w:r>
+          </w:p>
+        </w:tc>
+      </w:tr>
+      <w:tr>
+        <w:tc>
+          <w:tcPr>
+            <w:tcW w:w="0" w:type="auto"/>
+            <w:tcMar>
+              <w:top w:w="150" w:type="dxa"/>
+              <w:left w:w="0" w:type="dxa"/>
+              <w:bottom w:w="150" w:type="dxa"/>
+              <w:right w:w="240" w:type="dxa"/>
+            </w:tcMar>
+            <w:vAlign w:val="center"/>
+            <w:hideMark/>
+          </w:tcPr>
+          <w:p>
+            <w:pPr>
+              <w:rPr>
+                <w:rFonts w:eastAsiaTheme="minorEastAsia"/>
+              </w:rPr>
+            </w:pPr>
+            <w:r>
+              <w:rPr>
+                <w:rFonts w:eastAsiaTheme="minorEastAsia"/>
+                <w:b/>
+                <w:bCs/>
+              </w:rPr>
+              <w:t>Less: retained earnings available for investment:</w:t>
+            </w:r>
+          </w:p>
+        </w:tc>
+        <w:tc>
+          <w:tcPr>
+            <w:tcW w:w="0" w:type="auto"/>
+            <w:tcMar>
+              <w:top w:w="150" w:type="dxa"/>
+              <w:left w:w="240" w:type="dxa"/>
+              <w:bottom w:w="150" w:type="dxa"/>
+              <w:right w:w="0" w:type="dxa"/>
+            </w:tcMar>
+            <w:vAlign w:val="center"/>
+            <w:hideMark/>
+          </w:tcPr>
+          <w:p>
+            <w:pPr>
+              <w:rPr>
+                <w:rFonts w:eastAsiaTheme="minorEastAsia"/>
+              </w:rPr>
+            </w:pPr>
+          </w:p>
+        </w:tc>
+      </w:tr>
+      <w:tr>
+        <w:tc>
+          <w:tcPr>
+            <w:tcW w:w="0" w:type="auto"/>
+            <w:tcMar>
+              <w:top w:w="150" w:type="dxa"/>
+              <w:left w:w="0" w:type="dxa"/>
+              <w:bottom w:w="150" w:type="dxa"/>
+              <w:right w:w="240" w:type="dxa"/>
+            </w:tcMar>
+            <w:vAlign w:val="center"/>
+            <w:hideMark/>
+          </w:tcPr>
+          <w:p>
+            <w:pPr>
+              <w:rPr>
+                <w:rFonts w:eastAsiaTheme="minorEastAsia"/>
+              </w:rPr>
+            </w:pPr>
+            <w:r>
+              <w:rPr>
+                <w:rFonts w:eastAsiaTheme="minorEastAsia"/>
+              </w:rPr>
+              <w:t>Net income</w:t>
+            </w:r>
+          </w:p>
+        </w:tc>
+        <w:tc>
+          <w:tcPr>
+            <w:tcW w:w="0" w:type="auto"/>
+            <w:tcMar>
+              <w:top w:w="150" w:type="dxa"/>
+              <w:left w:w="240" w:type="dxa"/>
+              <w:bottom w:w="150" w:type="dxa"/>
+              <w:right w:w="0" w:type="dxa"/>
+            </w:tcMar>
+            <w:vAlign w:val="center"/>
+            <w:hideMark/>
+          </w:tcPr>
+          <w:p>
+            <w:pPr>
+              <w:rPr>
+                <w:rFonts w:eastAsiaTheme="minorEastAsia"/>
+              </w:rPr>
+            </w:pPr>
+            <w:r>
+              <w:rPr>
+                <w:rFonts w:eastAsiaTheme="minorEastAsia"/>
+              </w:rPr>
+              <w:t>1,20,000</w:t>
+            </w:r>
+          </w:p>
+        </w:tc>
+      </w:tr>
+      <w:tr>
+        <w:tc>
+          <w:tcPr>
+            <w:tcW w:w="0" w:type="auto"/>
+            <w:tcMar>
+              <w:top w:w="150" w:type="dxa"/>
+              <w:left w:w="0" w:type="dxa"/>
+              <w:bottom w:w="150" w:type="dxa"/>
+              <w:right w:w="240" w:type="dxa"/>
+            </w:tcMar>
+            <w:vAlign w:val="center"/>
+            <w:hideMark/>
+          </w:tcPr>
+          <w:p>
+            <w:pPr>
+              <w:rPr>
+                <w:rFonts w:eastAsiaTheme="minorEastAsia"/>
+              </w:rPr>
+            </w:pPr>
+            <w:r>
+              <w:rPr>
+                <w:rFonts w:eastAsiaTheme="minorEastAsia"/>
+              </w:rPr>
+              <w:t>Less: dividend distribution (40,000 shares × Rs. 2)</w:t>
+            </w:r>
+          </w:p>
+        </w:tc>
+        <w:tc>
+          <w:tcPr>
+            <w:tcW w:w="0" w:type="auto"/>
+            <w:tcMar>
+              <w:top w:w="150" w:type="dxa"/>
+              <w:left w:w="240" w:type="dxa"/>
+              <w:bottom w:w="150" w:type="dxa"/>
+              <w:right w:w="0" w:type="dxa"/>
+            </w:tcMar>
+            <w:vAlign w:val="center"/>
+            <w:hideMark/>
+          </w:tcPr>
+          <w:p>
+            <w:pPr>
+              <w:rPr>
+                <w:rFonts w:eastAsiaTheme="minorEastAsia"/>
+              </w:rPr>
+            </w:pPr>
+            <w:r>
+              <w:rPr>
+                <w:rFonts w:eastAsiaTheme="minorEastAsia"/>
+              </w:rPr>
+              <w:t>(80,000)</w:t>
+            </w:r>
+          </w:p>
+        </w:tc>
+      </w:tr>
+      <w:tr>
+        <w:tc>
+          <w:tcPr>
+            <w:tcW w:w="0" w:type="auto"/>
+            <w:tcMar>
+              <w:top w:w="150" w:type="dxa"/>
+              <w:left w:w="0" w:type="dxa"/>
+              <w:bottom w:w="150" w:type="dxa"/>
+              <w:right w:w="240" w:type="dxa"/>
+            </w:tcMar>
+            <w:vAlign w:val="center"/>
+            <w:hideMark/>
+          </w:tcPr>
+          <w:p>
+            <w:pPr>
+              <w:rPr>
+                <w:rFonts w:eastAsiaTheme="minorEastAsia"/>
+              </w:rPr>
+            </w:pPr>
+            <w:r>
+              <w:rPr>
+                <w:rFonts w:eastAsiaTheme="minorEastAsia"/>
+                <w:i/>
+                <w:iCs/>
+              </w:rPr>
+              <w:t>Retained earnings available</w:t>
+            </w:r>
+          </w:p>
+        </w:tc>
+        <w:tc>
+          <w:tcPr>
+            <w:tcW w:w="0" w:type="auto"/>
+            <w:tcMar>
+              <w:top w:w="150" w:type="dxa"/>
+              <w:left w:w="240" w:type="dxa"/>
+              <w:bottom w:w="150" w:type="dxa"/>
+              <w:right w:w="0" w:type="dxa"/>
+            </w:tcMar>
+            <w:vAlign w:val="center"/>
+            <w:hideMark/>
+          </w:tcPr>
+          <w:p>
+            <w:pPr>
+              <w:rPr>
+                <w:rFonts w:eastAsiaTheme="minorEastAsia"/>
+              </w:rPr>
+            </w:pPr>
+            <w:r>
+              <w:rPr>
+                <w:rFonts w:eastAsiaTheme="minorEastAsia"/>
+                <w:b/>
+                <w:bCs/>
+              </w:rPr>
+              <w:t>40,000</w:t>
+            </w:r>
+          </w:p>
+        </w:tc>
+      </w:tr>
+      <w:tr>
+        <w:tc>
+          <w:tcPr>
+            <w:tcW w:w="0" w:type="auto"/>
+            <w:tcMar>
+              <w:top w:w="150" w:type="dxa"/>
+              <w:left w:w="0" w:type="dxa"/>
+              <w:bottom w:w="150" w:type="dxa"/>
+              <w:right w:w="240" w:type="dxa"/>
+            </w:tcMar>
+            <w:vAlign w:val="center"/>
+            <w:hideMark/>
+          </w:tcPr>
+          <w:p>
+            <w:pPr>
+              <w:rPr>
+                <w:rFonts w:eastAsiaTheme="minorEastAsia"/>
+              </w:rPr>
+            </w:pPr>
+            <w:r>
+              <w:rPr>
+                <w:rFonts w:eastAsiaTheme="minorEastAsia"/>
+                <w:b/>
+                <w:bCs/>
+              </w:rPr>
+              <w:t>Amount to be raised by issue of new shares</w:t>
+            </w:r>
+          </w:p>
+        </w:tc>
+        <w:tc>
+          <w:tcPr>
+            <w:tcW w:w="0" w:type="auto"/>
+            <w:tcMar>
+              <w:top w:w="150" w:type="dxa"/>
+              <w:left w:w="240" w:type="dxa"/>
+              <w:bottom w:w="150" w:type="dxa"/>
+              <w:right w:w="0" w:type="dxa"/>
+            </w:tcMar>
+            <w:vAlign w:val="center"/>
+            <w:hideMark/>
+          </w:tcPr>
+          <w:p>
+            <w:pPr>
+              <w:rPr>
+                <w:rFonts w:eastAsiaTheme="minorEastAsia"/>
+              </w:rPr>
+            </w:pPr>
+            <w:r>
+              <w:rPr>
+                <w:rFonts w:eastAsiaTheme="minorEastAsia"/>
+                <w:b/>
+                <w:bCs/>
+              </w:rPr>
+              <w:t>2,40,000</w:t>
+            </w:r>
+          </w:p>
+        </w:tc>
+      </w:tr>
+    </w:tbl>
+    <w:p>
+      <w:pPr>
+        <w:rPr>
+          <w:rFonts w:eastAsiaTheme="minorEastAsia"/>
+        </w:rPr>
+      </w:pPr>
+      <w:r>
+        <w:rPr>
+          <w:rFonts w:eastAsiaTheme="minorEastAsia"/>
+          <w:i/>
+          <w:iCs/>
+        </w:rPr>
+        <w:t>Calculation of Number of New Shares:</w:t>
+      </w:r>
+      <w:r>
+        <w:rPr>
+          <w:rFonts w:eastAsiaTheme="minorEastAsia"/>
+        </w:rPr>
+        <w:br/>
+        <w:t>As calculated previously, the market price at the end of the year (</w:t>
+      </w:r>
+      <m:oMath>
+        <m:sSub>
+          <m:sSubPr>
+            <m:ctrlPr>
+              <w:rPr>
+                <w:rFonts w:ascii="Cambria Math" w:eastAsiaTheme="minorEastAsia" w:hAnsi="Cambria Math"/>
+              </w:rPr>
+            </m:ctrlPr>
+          </m:sSubPr>
+          <m:e>
+            <m:r>
+              <w:rPr>
+                <w:rFonts w:ascii="Cambria Math" w:eastAsiaTheme="minorEastAsia" w:hAnsi="Cambria Math"/>
+              </w:rPr>
+              <m:t>P</m:t>
+            </m:r>
+          </m:e>
+          <m:sub>
+            <m:r>
+              <w:rPr>
+                <w:rFonts w:ascii="Cambria Math" w:eastAsiaTheme="minorEastAsia" w:hAnsi="Cambria Math"/>
+              </w:rPr>
+              <m:t>1</m:t>
+            </m:r>
+          </m:sub>
+        </m:sSub>
+      </m:oMath>
+      <w:r>
+        <w:rPr>
+          <w:rFonts w:eastAsiaTheme="minorEastAsia"/>
+        </w:rPr>
+        <w:t xml:space="preserve">) when dividends are distributed is </w:t>
+      </w:r>
+      <w:r>
+        <w:rPr>
+          <w:rFonts w:eastAsiaTheme="minorEastAsia"/>
+          <w:b/>
+          <w:bCs/>
+        </w:rPr>
+        <w:t>Rs. 16</w:t>
+      </w:r>
+      <w:r>
+        <w:rPr>
+          <w:rFonts w:eastAsiaTheme="minorEastAsia"/>
+        </w:rPr>
+        <w:t>.</w:t>
+      </w:r>
+      <w:r>
+        <w:rPr>
+          <w:rFonts w:eastAsiaTheme="minorEastAsia"/>
+        </w:rPr>
+        <w:br/>
+        <w:t xml:space="preserve">Number of new shares = Amount to be raised / </w:t>
+      </w:r>
+      <m:oMath>
+        <m:sSub>
+          <m:sSubPr>
+            <m:ctrlPr>
+              <w:rPr>
+                <w:rFonts w:ascii="Cambria Math" w:eastAsiaTheme="minorEastAsia" w:hAnsi="Cambria Math"/>
+              </w:rPr>
+            </m:ctrlPr>
+          </m:sSubPr>
+          <m:e>
+            <m:r>
+              <w:rPr>
+                <w:rFonts w:ascii="Cambria Math" w:eastAsiaTheme="minorEastAsia" w:hAnsi="Cambria Math"/>
+              </w:rPr>
+              <m:t>P</m:t>
+            </m:r>
+          </m:e>
+          <m:sub>
+            <m:r>
+              <w:rPr>
+                <w:rFonts w:ascii="Cambria Math" w:eastAsiaTheme="minorEastAsia" w:hAnsi="Cambria Math"/>
+              </w:rPr>
+              <m:t>1</m:t>
+            </m:r>
+          </m:sub>
+        </m:sSub>
+      </m:oMath>
+      <w:r>
+        <w:rPr>
+          <w:rFonts w:eastAsiaTheme="minorEastAsia"/>
+        </w:rPr>
+        <w:br/>
+      </w:r>
+      <m:oMathPara>
+        <m:oMath>
+          <m:r>
+            <w:rPr>
+              <w:rFonts w:ascii="Cambria Math" w:eastAsiaTheme="minorEastAsia" w:hAnsi="Cambria Math"/>
+            </w:rPr>
+            <w:lastRenderedPageBreak/>
+            <m:t>=2,40,000/16=</m:t>
+          </m:r>
+          <m:r>
+            <m:rPr>
+              <m:nor/>
+            </m:rPr>
+            <w:rPr>
+              <w:rFonts w:eastAsiaTheme="minorEastAsia"/>
+            </w:rPr>
+            <m:t>15,000 shares</m:t>
+          </m:r>
+        </m:oMath>
+      </m:oMathPara>
+    </w:p>
+    <w:p>
+      <w:pPr>
+        <w:rPr>
+          <w:rFonts w:eastAsiaTheme="minorEastAsia"/>
+        </w:rPr>
+      </w:pPr>
+    </w:p>
+    <w:p>
+      <w:pPr>
+        <w:rPr>
+          <w:rFonts w:eastAsiaTheme="minorEastAsia"/>
+        </w:rPr>
+      </w:pPr>
+      <w:r>
+        <w:rPr>
+          <w:rFonts w:eastAsiaTheme="minorEastAsia"/>
+          <w:b/>
+          <w:bCs/>
+        </w:rPr>
+        <w:t>(b) When Dividends are Not Declared</w:t>
+      </w:r>
+    </w:p>
+    <w:tbl>
+      <w:tblPr>
+        <w:tblW w:w="11280" w:type="dxa"/>
+        <w:tblCellMar>
+          <w:top w:w="15" w:type="dxa"/>
+          <w:left w:w="15" w:type="dxa"/>
+          <w:bottom w:w="15" w:type="dxa"/>
+          <w:right w:w="15" w:type="dxa"/>
+        </w:tblCellMar>
+        <w:tblLook w:val="04A0" w:firstRow="1" w:lastRow="0" w:firstColumn="1" w:lastColumn="0" w:noHBand="0" w:noVBand="1"/>
+      </w:tblPr>
+      <w:tblGrid>
+        <w:gridCol w:w="8479"/>
+        <w:gridCol w:w="2801"/>
+      </w:tblGrid>
+      <w:tr>
+        <w:trPr>
+          <w:tblHeader/>
+        </w:trPr>
+        <w:tc>
+          <w:tcPr>
+            <w:tcW w:w="0" w:type="auto"/>
+            <w:tcBorders>
+              <w:top w:val="nil"/>
+            </w:tcBorders>
+            <w:tcMar>
+              <w:top w:w="150" w:type="dxa"/>
+              <w:left w:w="0" w:type="dxa"/>
+              <w:bottom w:w="150" w:type="dxa"/>
+              <w:right w:w="240" w:type="dxa"/>
+            </w:tcMar>
+            <w:vAlign w:val="center"/>
+            <w:hideMark/>
+          </w:tcPr>
+          <w:p>
+            <w:pPr>
+              <w:rPr>
+                <w:rFonts w:eastAsiaTheme="minorEastAsia"/>
+              </w:rPr>
+            </w:pPr>
+            <w:r>
+              <w:rPr>
+                <w:rFonts w:eastAsiaTheme="minorEastAsia"/>
+              </w:rPr>
+              <w:t>Particulars</w:t>
+            </w:r>
+          </w:p>
+        </w:tc>
+        <w:tc>
+          <w:tcPr>
+            <w:tcW w:w="0" w:type="auto"/>
+            <w:tcBorders>
+              <w:top w:val="nil"/>
+            </w:tcBorders>
+            <w:tcMar>
+              <w:top w:w="150" w:type="dxa"/>
+              <w:left w:w="240" w:type="dxa"/>
+              <w:bottom w:w="150" w:type="dxa"/>
+              <w:right w:w="240" w:type="dxa"/>
+            </w:tcMar>
+            <w:vAlign w:val="center"/>
+            <w:hideMark/>
+          </w:tcPr>
+          <w:p>
+            <w:pPr>
+              <w:rPr>
+                <w:rFonts w:eastAsiaTheme="minorEastAsia"/>
+              </w:rPr>
+            </w:pPr>
+            <w:r>
+              <w:rPr>
+                <w:rFonts w:eastAsiaTheme="minorEastAsia"/>
+              </w:rPr>
+              <w:t>Amount (Rs.)</w:t>
+            </w:r>
+          </w:p>
+        </w:tc>
+      </w:tr>
+      <w:tr>
+        <w:tc>
+          <w:tcPr>
+            <w:tcW w:w="0" w:type="auto"/>
+            <w:tcMar>
+              <w:top w:w="150" w:type="dxa"/>
+              <w:left w:w="0" w:type="dxa"/>
+              <w:bottom w:w="150" w:type="dxa"/>
+              <w:right w:w="240" w:type="dxa"/>
+            </w:tcMar>
+            <w:vAlign w:val="center"/>
+            <w:hideMark/>
+          </w:tcPr>
+          <w:p>
+            <w:pPr>
+              <w:rPr>
+                <w:rFonts w:eastAsiaTheme="minorEastAsia"/>
+              </w:rPr>
+            </w:pPr>
+            <w:r>
+              <w:rPr>
+                <w:rFonts w:eastAsiaTheme="minorEastAsia"/>
+                <w:b/>
+                <w:bCs/>
+              </w:rPr>
+              <w:t>Investment proposal</w:t>
+            </w:r>
+          </w:p>
+        </w:tc>
+        <w:tc>
+          <w:tcPr>
+            <w:tcW w:w="0" w:type="auto"/>
+            <w:tcMar>
+              <w:top w:w="150" w:type="dxa"/>
+              <w:left w:w="240" w:type="dxa"/>
+              <w:bottom w:w="150" w:type="dxa"/>
+              <w:right w:w="0" w:type="dxa"/>
+            </w:tcMar>
+            <w:vAlign w:val="center"/>
+            <w:hideMark/>
+          </w:tcPr>
+          <w:p>
+            <w:pPr>
+              <w:rPr>
+                <w:rFonts w:eastAsiaTheme="minorEastAsia"/>
+              </w:rPr>
+            </w:pPr>
+            <w:r>
+              <w:rPr>
+                <w:rFonts w:eastAsiaTheme="minorEastAsia"/>
+                <w:b/>
+                <w:bCs/>
+              </w:rPr>
+              <w:t>2,80,000</w:t>
+            </w:r>
+          </w:p>
+        </w:tc>
+      </w:tr>
+      <w:tr>
+        <w:tc>
+          <w:tcPr>
+            <w:tcW w:w="0" w:type="auto"/>
+            <w:tcMar>
+              <w:top w:w="150" w:type="dxa"/>
+              <w:left w:w="0" w:type="dxa"/>
+              <w:bottom w:w="150" w:type="dxa"/>
+              <w:right w:w="240" w:type="dxa"/>
+            </w:tcMar>
+            <w:vAlign w:val="center"/>
+            <w:hideMark/>
+          </w:tcPr>
+          <w:p>
+            <w:pPr>
+              <w:rPr>
+                <w:rFonts w:eastAsiaTheme="minorEastAsia"/>
+              </w:rPr>
+            </w:pPr>
+            <w:r>
+              <w:rPr>
+                <w:rFonts w:eastAsiaTheme="minorEastAsia"/>
+                <w:b/>
+                <w:bCs/>
+              </w:rPr>
+              <w:t>Less: retained earnings available for investment:</w:t>
+            </w:r>
+          </w:p>
+        </w:tc>
+        <w:tc>
+          <w:tcPr>
+            <w:tcW w:w="0" w:type="auto"/>
+            <w:tcMar>
+              <w:top w:w="150" w:type="dxa"/>
+              <w:left w:w="240" w:type="dxa"/>
+              <w:bottom w:w="150" w:type="dxa"/>
+              <w:right w:w="0" w:type="dxa"/>
+            </w:tcMar>
+            <w:vAlign w:val="center"/>
+            <w:hideMark/>
+          </w:tcPr>
+          <w:p>
+            <w:pPr>
+              <w:rPr>
+                <w:rFonts w:eastAsiaTheme="minorEastAsia"/>
+              </w:rPr>
+            </w:pPr>
+          </w:p>
+        </w:tc>
+      </w:tr>
+      <w:tr>
+        <w:tc>
+          <w:tcPr>
+            <w:tcW w:w="0" w:type="auto"/>
+            <w:tcMar>
+              <w:top w:w="150" w:type="dxa"/>
+              <w:left w:w="0" w:type="dxa"/>
+              <w:bottom w:w="150" w:type="dxa"/>
+              <w:right w:w="240" w:type="dxa"/>
+            </w:tcMar>
+            <w:vAlign w:val="center"/>
+            <w:hideMark/>
+          </w:tcPr>
+          <w:p>
+            <w:pPr>
+              <w:rPr>
+                <w:rFonts w:eastAsiaTheme="minorEastAsia"/>
+              </w:rPr>
+            </w:pPr>
+            <w:r>
+              <w:rPr>
+                <w:rFonts w:eastAsiaTheme="minorEastAsia"/>
+              </w:rPr>
+              <w:t>Net income</w:t>
+            </w:r>
+          </w:p>
+        </w:tc>
+        <w:tc>
+          <w:tcPr>
+            <w:tcW w:w="0" w:type="auto"/>
+            <w:tcMar>
+              <w:top w:w="150" w:type="dxa"/>
+              <w:left w:w="240" w:type="dxa"/>
+              <w:bottom w:w="150" w:type="dxa"/>
+              <w:right w:w="0" w:type="dxa"/>
+            </w:tcMar>
+            <w:vAlign w:val="center"/>
+            <w:hideMark/>
+          </w:tcPr>
+          <w:p>
+            <w:pPr>
+              <w:rPr>
+                <w:rFonts w:eastAsiaTheme="minorEastAsia"/>
+              </w:rPr>
+            </w:pPr>
+            <w:r>
+              <w:rPr>
+                <w:rFonts w:eastAsiaTheme="minorEastAsia"/>
+              </w:rPr>
+              <w:t>1,20,000</w:t>
+            </w:r>
+          </w:p>
+        </w:tc>
+      </w:tr>
+      <w:tr>
+        <w:tc>
+          <w:tcPr>
+            <w:tcW w:w="0" w:type="auto"/>
+            <w:tcMar>
+              <w:top w:w="150" w:type="dxa"/>
+              <w:left w:w="0" w:type="dxa"/>
+              <w:bottom w:w="150" w:type="dxa"/>
+              <w:right w:w="240" w:type="dxa"/>
+            </w:tcMar>
+            <w:vAlign w:val="center"/>
+            <w:hideMark/>
+          </w:tcPr>
+          <w:p>
+            <w:pPr>
+              <w:rPr>
+                <w:rFonts w:eastAsiaTheme="minorEastAsia"/>
+              </w:rPr>
+            </w:pPr>
+            <w:r>
+              <w:rPr>
+                <w:rFonts w:eastAsiaTheme="minorEastAsia"/>
+              </w:rPr>
+              <w:t>Less: dividend distribution</w:t>
+            </w:r>
+          </w:p>
+        </w:tc>
+        <w:tc>
+          <w:tcPr>
+            <w:tcW w:w="0" w:type="auto"/>
+            <w:tcMar>
+              <w:top w:w="150" w:type="dxa"/>
+              <w:left w:w="240" w:type="dxa"/>
+              <w:bottom w:w="150" w:type="dxa"/>
+              <w:right w:w="0" w:type="dxa"/>
+            </w:tcMar>
+            <w:vAlign w:val="center"/>
+            <w:hideMark/>
+          </w:tcPr>
+          <w:p>
+            <w:pPr>
+              <w:rPr>
+                <w:rFonts w:eastAsiaTheme="minorEastAsia"/>
+              </w:rPr>
+            </w:pPr>
+            <w:r>
+              <w:rPr>
+                <w:rFonts w:eastAsiaTheme="minorEastAsia"/>
+              </w:rPr>
+              <w:t>(0)</w:t>
+            </w:r>
+          </w:p>
+        </w:tc>
+      </w:tr>
+      <w:tr>
+        <w:tc>
+          <w:tcPr>
+            <w:tcW w:w="0" w:type="auto"/>
+            <w:tcMar>
+              <w:top w:w="150" w:type="dxa"/>
+              <w:left w:w="0" w:type="dxa"/>
+              <w:bottom w:w="150" w:type="dxa"/>
+              <w:right w:w="240" w:type="dxa"/>
+            </w:tcMar>
+            <w:vAlign w:val="center"/>
+            <w:hideMark/>
+          </w:tcPr>
+          <w:p>
+            <w:pPr>
+              <w:rPr>
+                <w:rFonts w:eastAsiaTheme="minorEastAsia"/>
+              </w:rPr>
+            </w:pPr>
+            <w:r>
+              <w:rPr>
+                <w:rFonts w:eastAsiaTheme="minorEastAsia"/>
+                <w:i/>
+                <w:iCs/>
+              </w:rPr>
+              <w:t>Retained earnings available</w:t>
+            </w:r>
+          </w:p>
+        </w:tc>
+        <w:tc>
+          <w:tcPr>
+            <w:tcW w:w="0" w:type="auto"/>
+            <w:tcMar>
+              <w:top w:w="150" w:type="dxa"/>
+              <w:left w:w="240" w:type="dxa"/>
+              <w:bottom w:w="150" w:type="dxa"/>
+              <w:right w:w="0" w:type="dxa"/>
+            </w:tcMar>
+            <w:vAlign w:val="center"/>
+            <w:hideMark/>
+          </w:tcPr>
+          <w:p>
+            <w:pPr>
+              <w:rPr>
+                <w:rFonts w:eastAsiaTheme="minorEastAsia"/>
+              </w:rPr>
+            </w:pPr>
+            <w:r>
+              <w:rPr>
+                <w:rFonts w:eastAsiaTheme="minorEastAsia"/>
+                <w:b/>
+                <w:bCs/>
+              </w:rPr>
+              <w:t>1,20,000</w:t>
+            </w:r>
+          </w:p>
+        </w:tc>
+      </w:tr>
+      <w:tr>
+        <w:tc>
+          <w:tcPr>
+            <w:tcW w:w="0" w:type="auto"/>
+            <w:tcMar>
+              <w:top w:w="150" w:type="dxa"/>
+              <w:left w:w="0" w:type="dxa"/>
+              <w:bottom w:w="150" w:type="dxa"/>
+              <w:right w:w="240" w:type="dxa"/>
+            </w:tcMar>
+            <w:vAlign w:val="center"/>
+            <w:hideMark/>
+          </w:tcPr>
+          <w:p>
+            <w:pPr>
+              <w:rPr>
+                <w:rFonts w:eastAsiaTheme="minorEastAsia"/>
+              </w:rPr>
+            </w:pPr>
+            <w:r>
+              <w:rPr>
+                <w:rFonts w:eastAsiaTheme="minorEastAsia"/>
+                <w:b/>
+                <w:bCs/>
+              </w:rPr>
+              <w:t>Amount to be raised by issue of new shares</w:t>
+            </w:r>
+          </w:p>
+        </w:tc>
+        <w:tc>
+          <w:tcPr>
+            <w:tcW w:w="0" w:type="auto"/>
+            <w:tcMar>
+              <w:top w:w="150" w:type="dxa"/>
+              <w:left w:w="240" w:type="dxa"/>
+              <w:bottom w:w="150" w:type="dxa"/>
+              <w:right w:w="0" w:type="dxa"/>
+            </w:tcMar>
+            <w:vAlign w:val="center"/>
+            <w:hideMark/>
+          </w:tcPr>
+          <w:p>
+            <w:pPr>
+              <w:rPr>
+                <w:rFonts w:eastAsiaTheme="minorEastAsia"/>
+              </w:rPr>
+            </w:pPr>
+            <w:r>
+              <w:rPr>
+                <w:rFonts w:eastAsiaTheme="minorEastAsia"/>
+                <w:b/>
+                <w:bCs/>
+              </w:rPr>
+              <w:t>1,60,000</w:t>
+            </w:r>
+          </w:p>
+        </w:tc>
+      </w:tr>
+    </w:tbl>
+    <w:p>
+      <w:pPr>
+        <w:rPr>
+          <w:rFonts w:eastAsiaTheme="minorEastAsia"/>
+        </w:rPr>
+      </w:pPr>
+      <w:r>
+        <w:rPr>
+          <w:rFonts w:eastAsiaTheme="minorEastAsia"/>
+          <w:i/>
+          <w:iCs/>
+        </w:rPr>
+        <w:t>Calculation of Number of New Shares:</w:t>
+      </w:r>
+      <w:r>
+        <w:rPr>
+          <w:rFonts w:eastAsiaTheme="minorEastAsia"/>
+        </w:rPr>
+        <w:br/>
+        <w:t>As calculated previously, the market price at the end of the year (</w:t>
+      </w:r>
+      <m:oMath>
+        <m:sSub>
+          <m:sSubPr>
+            <m:ctrlPr>
+              <w:rPr>
+                <w:rFonts w:ascii="Cambria Math" w:eastAsiaTheme="minorEastAsia" w:hAnsi="Cambria Math"/>
+              </w:rPr>
+            </m:ctrlPr>
+          </m:sSubPr>
+          <m:e>
+            <m:r>
+              <w:rPr>
+                <w:rFonts w:ascii="Cambria Math" w:eastAsiaTheme="minorEastAsia" w:hAnsi="Cambria Math"/>
+              </w:rPr>
+              <m:t>P</m:t>
+            </m:r>
+          </m:e>
+          <m:sub>
+            <m:r>
+              <w:rPr>
+                <w:rFonts w:ascii="Cambria Math" w:eastAsiaTheme="minorEastAsia" w:hAnsi="Cambria Math"/>
+              </w:rPr>
+              <m:t>1</m:t>
+            </m:r>
+          </m:sub>
+        </m:sSub>
+      </m:oMath>
+      <w:r>
+        <w:rPr>
+          <w:rFonts w:eastAsiaTheme="minorEastAsia"/>
+        </w:rPr>
+        <w:t xml:space="preserve">) when dividends are not declared is </w:t>
+      </w:r>
+      <w:r>
+        <w:rPr>
+          <w:rFonts w:eastAsiaTheme="minorEastAsia"/>
+          <w:b/>
+          <w:bCs/>
+        </w:rPr>
+        <w:t>Rs. 18</w:t>
+      </w:r>
+      <w:r>
+        <w:rPr>
+          <w:rFonts w:eastAsiaTheme="minorEastAsia"/>
+        </w:rPr>
+        <w:t>.</w:t>
+      </w:r>
+      <w:r>
+        <w:rPr>
+          <w:rFonts w:eastAsiaTheme="minorEastAsia"/>
+        </w:rPr>
+        <w:br/>
+        <w:t xml:space="preserve">Number of new shares = Amount to be raised / </w:t>
+      </w:r>
+      <m:oMath>
+        <m:sSub>
+          <m:sSubPr>
+            <m:ctrlPr>
+              <w:rPr>
+                <w:rFonts w:ascii="Cambria Math" w:eastAsiaTheme="minorEastAsia" w:hAnsi="Cambria Math"/>
+              </w:rPr>
+            </m:ctrlPr>
+          </m:sSubPr>
+          <m:e>
+            <m:r>
+              <w:rPr>
+                <w:rFonts w:ascii="Cambria Math" w:eastAsiaTheme="minorEastAsia" w:hAnsi="Cambria Math"/>
+              </w:rPr>
+              <m:t>P</m:t>
+            </m:r>
+          </m:e>
+          <m:sub>
+            <m:r>
+              <w:rPr>
+                <w:rFonts w:ascii="Cambria Math" w:eastAsiaTheme="minorEastAsia" w:hAnsi="Cambria Math"/>
+              </w:rPr>
+              <m:t>1</m:t>
+            </m:r>
+          </m:sub>
+        </m:sSub>
+      </m:oMath>
+      <w:r>
+        <w:rPr>
+          <w:rFonts w:eastAsiaTheme="minorEastAsia"/>
+        </w:rPr>
+        <w:br/>
+      </w:r>
+      <m:oMathPara>
+        <m:oMath>
+          <m:r>
+            <w:rPr>
+              <w:rFonts w:ascii="Cambria Math" w:eastAsiaTheme="minorEastAsia" w:hAnsi="Cambria Math"/>
+            </w:rPr>
+            <m:t>=1,60,000/18=</m:t>
+          </m:r>
+          <m:r>
+            <m:rPr>
+              <m:nor/>
+            </m:rPr>
+            <w:rPr>
+              <w:rFonts w:eastAsiaTheme="minorEastAsia"/>
+            </w:rPr>
+            <m:t>8,888.89 shares (approx. 8,889 shares)</m:t>
+          </m:r>
+        </m:oMath>
+      </m:oMathPara>
+    </w:p>
+    <w:p>
+      <w:pPr>
+        <w:rPr>
+          <w:rFonts w:eastAsiaTheme="minorEastAsia"/>
+        </w:rPr>
+      </w:pPr>
+    </w:p>
+    <w:p>
+      <w:pPr>
+        <w:rPr>
+          <w:rFonts w:eastAsiaTheme="minorEastAsia"/>
+        </w:rPr>
+      </w:pPr>
+    </w:p>
+    <w:p>
+      <w:pPr>
+        <w:rPr>
+          <w:rFonts w:eastAsiaTheme="minorEastAsia"/>
+        </w:rPr>
+      </w:pPr>
+      <w:r>
+        <w:rPr>
+          <w:rFonts w:eastAsiaTheme="minorEastAsia"/>
+        </w:rPr>
+        <w:t xml:space="preserve">From the above calculation it is evident that the market value of the shares remains the same whether dividends are distributed or not declared </w:t>
+      </w:r>
+    </w:p>
+    <w:p>
+      <w:pPr>
+        <w:rPr>
+          <w:rFonts w:eastAsiaTheme="minorEastAsia"/>
+          <w:b/>
+          <w:bCs/>
+        </w:rPr>
+      </w:pPr>
+      <w:r>
+        <w:rPr>
+          <w:rFonts w:eastAsiaTheme="minorEastAsia"/>
+          <w:b/>
+          <w:bCs/>
+        </w:rPr>
+        <w:t>(iii) Computation of Market Value of Shares at the End of the Year</w:t>
+      </w:r>
+    </w:p>
+    <w:tbl>
+      <w:tblPr>
+        <w:tblW w:w="11280" w:type="dxa"/>
+        <w:tblCellMar>
+          <w:top w:w="15" w:type="dxa"/>
+          <w:left w:w="15" w:type="dxa"/>
+          <w:bottom w:w="15" w:type="dxa"/>
+          <w:right w:w="15" w:type="dxa"/>
+        </w:tblCellMar>
+        <w:tblLook w:val="04A0" w:firstRow="1" w:lastRow="0" w:firstColumn="1" w:lastColumn="0" w:noHBand="0" w:noVBand="1"/>
+      </w:tblPr>
+      <w:tblGrid>
+        <w:gridCol w:w="4736"/>
+        <w:gridCol w:w="3175"/>
+        <w:gridCol w:w="3369"/>
+      </w:tblGrid>
+      <w:tr>
+        <w:trPr>
+          <w:tblHeader/>
+        </w:trPr>
+        <w:tc>
+          <w:tcPr>
+            <w:tcW w:w="0" w:type="auto"/>
+            <w:tcBorders>
+              <w:top w:val="nil"/>
+            </w:tcBorders>
+            <w:tcMar>
+              <w:top w:w="150" w:type="dxa"/>
+              <w:left w:w="0" w:type="dxa"/>
+              <w:bottom w:w="150" w:type="dxa"/>
+              <w:right w:w="240" w:type="dxa"/>
+            </w:tcMar>
+            <w:vAlign w:val="center"/>
+            <w:hideMark/>
+          </w:tcPr>
+          <w:p>
+            <w:pPr>
+              <w:rPr>
+                <w:rFonts w:eastAsiaTheme="minorEastAsia"/>
+              </w:rPr>
+            </w:pPr>
+            <w:r>
+              <w:rPr>
+                <w:rFonts w:eastAsiaTheme="minorEastAsia"/>
+              </w:rPr>
+              <w:t>Particulars</w:t>
+            </w:r>
+          </w:p>
+        </w:tc>
+        <w:tc>
+          <w:tcPr>
+            <w:tcW w:w="0" w:type="auto"/>
+            <w:tcBorders>
+              <w:top w:val="nil"/>
+            </w:tcBorders>
+            <w:tcMar>
+              <w:top w:w="150" w:type="dxa"/>
+              <w:left w:w="240" w:type="dxa"/>
+              <w:bottom w:w="150" w:type="dxa"/>
+              <w:right w:w="240" w:type="dxa"/>
+            </w:tcMar>
+            <w:vAlign w:val="center"/>
+            <w:hideMark/>
+          </w:tcPr>
+          <w:p>
+            <w:pPr>
+              <w:rPr>
+                <w:rFonts w:eastAsiaTheme="minorEastAsia"/>
+              </w:rPr>
+            </w:pPr>
+            <w:r>
+              <w:rPr>
+                <w:rFonts w:eastAsiaTheme="minorEastAsia"/>
+              </w:rPr>
+              <w:t>If Dividends are Distributed</w:t>
+            </w:r>
+          </w:p>
+        </w:tc>
+        <w:tc>
+          <w:tcPr>
+            <w:tcW w:w="0" w:type="auto"/>
+            <w:tcBorders>
+              <w:top w:val="nil"/>
+            </w:tcBorders>
+            <w:tcMar>
+              <w:top w:w="150" w:type="dxa"/>
+              <w:left w:w="240" w:type="dxa"/>
+              <w:bottom w:w="150" w:type="dxa"/>
+              <w:right w:w="240" w:type="dxa"/>
+            </w:tcMar>
+            <w:vAlign w:val="center"/>
+            <w:hideMark/>
+          </w:tcPr>
+          <w:p>
+            <w:pPr>
+              <w:rPr>
+                <w:rFonts w:eastAsiaTheme="minorEastAsia"/>
+              </w:rPr>
+            </w:pPr>
+            <w:r>
+              <w:rPr>
+                <w:rFonts w:eastAsiaTheme="minorEastAsia"/>
+              </w:rPr>
+              <w:t>If Dividends are Not Declared</w:t>
+            </w:r>
+          </w:p>
+        </w:tc>
+      </w:tr>
+      <w:tr>
+        <w:tc>
+          <w:tcPr>
+            <w:tcW w:w="0" w:type="auto"/>
+            <w:tcMar>
+              <w:top w:w="150" w:type="dxa"/>
+              <w:left w:w="0" w:type="dxa"/>
+              <w:bottom w:w="150" w:type="dxa"/>
+              <w:right w:w="240" w:type="dxa"/>
+            </w:tcMar>
+            <w:vAlign w:val="center"/>
+            <w:hideMark/>
+          </w:tcPr>
+          <w:p>
+            <w:pPr>
+              <w:rPr>
+                <w:rFonts w:eastAsiaTheme="minorEastAsia"/>
+              </w:rPr>
+            </w:pPr>
+            <w:r>
+              <w:rPr>
+                <w:rFonts w:eastAsiaTheme="minorEastAsia"/>
+              </w:rPr>
+              <w:t>No. of existing shares</w:t>
+            </w:r>
+          </w:p>
+        </w:tc>
+        <w:tc>
+          <w:tcPr>
+            <w:tcW w:w="0" w:type="auto"/>
+            <w:tcMar>
+              <w:top w:w="150" w:type="dxa"/>
+              <w:left w:w="240" w:type="dxa"/>
+              <w:bottom w:w="150" w:type="dxa"/>
+              <w:right w:w="240" w:type="dxa"/>
+            </w:tcMar>
+            <w:vAlign w:val="center"/>
+            <w:hideMark/>
+          </w:tcPr>
+          <w:p>
+            <w:pPr>
+              <w:rPr>
+                <w:rFonts w:eastAsiaTheme="minorEastAsia"/>
+              </w:rPr>
+            </w:pPr>
+            <w:r>
+              <w:rPr>
+                <w:rFonts w:eastAsiaTheme="minorEastAsia"/>
+              </w:rPr>
+              <w:t>40,000</w:t>
+            </w:r>
+          </w:p>
+        </w:tc>
+        <w:tc>
+          <w:tcPr>
+            <w:tcW w:w="0" w:type="auto"/>
+            <w:tcMar>
+              <w:top w:w="150" w:type="dxa"/>
+              <w:left w:w="240" w:type="dxa"/>
+              <w:bottom w:w="150" w:type="dxa"/>
+              <w:right w:w="0" w:type="dxa"/>
+            </w:tcMar>
+            <w:vAlign w:val="center"/>
+            <w:hideMark/>
+          </w:tcPr>
+          <w:p>
+            <w:pPr>
+              <w:rPr>
+                <w:rFonts w:eastAsiaTheme="minorEastAsia"/>
+              </w:rPr>
+            </w:pPr>
+            <w:r>
+              <w:rPr>
+                <w:rFonts w:eastAsiaTheme="minorEastAsia"/>
+              </w:rPr>
+              <w:t>40,000</w:t>
+            </w:r>
+          </w:p>
+        </w:tc>
+      </w:tr>
+      <w:tr>
+        <w:tc>
+          <w:tcPr>
+            <w:tcW w:w="0" w:type="auto"/>
+            <w:tcMar>
+              <w:top w:w="150" w:type="dxa"/>
+              <w:left w:w="0" w:type="dxa"/>
+              <w:bottom w:w="150" w:type="dxa"/>
+              <w:right w:w="240" w:type="dxa"/>
+            </w:tcMar>
+            <w:vAlign w:val="center"/>
+            <w:hideMark/>
+          </w:tcPr>
+          <w:p>
+            <w:pPr>
+              <w:rPr>
+                <w:rFonts w:eastAsiaTheme="minorEastAsia"/>
+              </w:rPr>
+            </w:pPr>
+            <w:r>
+              <w:rPr>
+                <w:rFonts w:eastAsiaTheme="minorEastAsia"/>
+              </w:rPr>
+              <w:lastRenderedPageBreak/>
+              <w:t>(+) New shares issued</w:t>
+            </w:r>
+          </w:p>
+        </w:tc>
+        <w:tc>
+          <w:tcPr>
+            <w:tcW w:w="0" w:type="auto"/>
+            <w:tcMar>
+              <w:top w:w="150" w:type="dxa"/>
+              <w:left w:w="240" w:type="dxa"/>
+              <w:bottom w:w="150" w:type="dxa"/>
+              <w:right w:w="240" w:type="dxa"/>
+            </w:tcMar>
+            <w:vAlign w:val="center"/>
+            <w:hideMark/>
+          </w:tcPr>
+          <w:p>
+            <w:pPr>
+              <w:rPr>
+                <w:rFonts w:eastAsiaTheme="minorEastAsia"/>
+              </w:rPr>
+            </w:pPr>
+            <w:r>
+              <w:rPr>
+                <w:rFonts w:eastAsiaTheme="minorEastAsia"/>
+              </w:rPr>
+              <w:t>15,000</w:t>
+            </w:r>
+          </w:p>
+        </w:tc>
+        <w:tc>
+          <w:tcPr>
+            <w:tcW w:w="0" w:type="auto"/>
+            <w:tcMar>
+              <w:top w:w="150" w:type="dxa"/>
+              <w:left w:w="240" w:type="dxa"/>
+              <w:bottom w:w="150" w:type="dxa"/>
+              <w:right w:w="0" w:type="dxa"/>
+            </w:tcMar>
+            <w:vAlign w:val="center"/>
+            <w:hideMark/>
+          </w:tcPr>
+          <w:p>
+            <w:pPr>
+              <w:rPr>
+                <w:rFonts w:eastAsiaTheme="minorEastAsia"/>
+              </w:rPr>
+            </w:pPr>
+            <w:r>
+              <w:rPr>
+                <w:rFonts w:eastAsiaTheme="minorEastAsia"/>
+              </w:rPr>
+              <w:t xml:space="preserve">8,889 </w:t>
+            </w:r>
+            <w:r>
+              <w:rPr>
+                <w:rFonts w:eastAsiaTheme="minorEastAsia"/>
+                <w:i/>
+                <w:iCs/>
+              </w:rPr>
+              <w:t>(</w:t>
+            </w:r>
+            <w:proofErr w:type="spellStart"/>
+            <w:r>
+              <w:rPr>
+                <w:rFonts w:eastAsiaTheme="minorEastAsia"/>
+                <w:i/>
+                <w:iCs/>
+              </w:rPr>
+              <w:t>approx</w:t>
+            </w:r>
+            <w:proofErr w:type="spellEnd"/>
+            <w:r>
+              <w:rPr>
+                <w:rFonts w:eastAsiaTheme="minorEastAsia"/>
+                <w:i/>
+                <w:iCs/>
+              </w:rPr>
+              <w:t>)</w:t>
+            </w:r>
+          </w:p>
+        </w:tc>
+      </w:tr>
+      <w:tr>
+        <w:tc>
+          <w:tcPr>
+            <w:tcW w:w="0" w:type="auto"/>
+            <w:tcMar>
+              <w:top w:w="150" w:type="dxa"/>
+              <w:left w:w="0" w:type="dxa"/>
+              <w:bottom w:w="150" w:type="dxa"/>
+              <w:right w:w="240" w:type="dxa"/>
+            </w:tcMar>
+            <w:vAlign w:val="center"/>
+            <w:hideMark/>
+          </w:tcPr>
+          <w:p>
+            <w:pPr>
+              <w:rPr>
+                <w:rFonts w:eastAsiaTheme="minorEastAsia"/>
+              </w:rPr>
+            </w:pPr>
+            <w:r>
+              <w:rPr>
+                <w:rFonts w:eastAsiaTheme="minorEastAsia"/>
+                <w:b/>
+                <w:bCs/>
+              </w:rPr>
+              <w:t>Total No. of shares at year end</w:t>
+            </w:r>
+          </w:p>
+        </w:tc>
+        <w:tc>
+          <w:tcPr>
+            <w:tcW w:w="0" w:type="auto"/>
+            <w:tcMar>
+              <w:top w:w="150" w:type="dxa"/>
+              <w:left w:w="240" w:type="dxa"/>
+              <w:bottom w:w="150" w:type="dxa"/>
+              <w:right w:w="240" w:type="dxa"/>
+            </w:tcMar>
+            <w:vAlign w:val="center"/>
+            <w:hideMark/>
+          </w:tcPr>
+          <w:p>
+            <w:pPr>
+              <w:rPr>
+                <w:rFonts w:eastAsiaTheme="minorEastAsia"/>
+              </w:rPr>
+            </w:pPr>
+            <w:r>
+              <w:rPr>
+                <w:rFonts w:eastAsiaTheme="minorEastAsia"/>
+                <w:b/>
+                <w:bCs/>
+              </w:rPr>
+              <w:t>55,000</w:t>
+            </w:r>
+          </w:p>
+        </w:tc>
+        <w:tc>
+          <w:tcPr>
+            <w:tcW w:w="0" w:type="auto"/>
+            <w:tcMar>
+              <w:top w:w="150" w:type="dxa"/>
+              <w:left w:w="240" w:type="dxa"/>
+              <w:bottom w:w="150" w:type="dxa"/>
+              <w:right w:w="0" w:type="dxa"/>
+            </w:tcMar>
+            <w:vAlign w:val="center"/>
+            <w:hideMark/>
+          </w:tcPr>
+          <w:p>
+            <w:pPr>
+              <w:rPr>
+                <w:rFonts w:eastAsiaTheme="minorEastAsia"/>
+              </w:rPr>
+            </w:pPr>
+            <w:r>
+              <w:rPr>
+                <w:rFonts w:eastAsiaTheme="minorEastAsia"/>
+                <w:b/>
+                <w:bCs/>
+              </w:rPr>
+              <w:t>48,889</w:t>
+            </w:r>
+          </w:p>
+        </w:tc>
+      </w:tr>
+      <w:tr>
+        <w:tc>
+          <w:tcPr>
+            <w:tcW w:w="0" w:type="auto"/>
+            <w:tcMar>
+              <w:top w:w="150" w:type="dxa"/>
+              <w:left w:w="0" w:type="dxa"/>
+              <w:bottom w:w="150" w:type="dxa"/>
+              <w:right w:w="240" w:type="dxa"/>
+            </w:tcMar>
+            <w:vAlign w:val="center"/>
+            <w:hideMark/>
+          </w:tcPr>
+          <w:p>
+            <w:pPr>
+              <w:rPr>
+                <w:rFonts w:eastAsiaTheme="minorEastAsia"/>
+              </w:rPr>
+            </w:pPr>
+            <w:r>
+              <w:rPr>
+                <w:rFonts w:eastAsiaTheme="minorEastAsia"/>
+              </w:rPr>
+              <w:t>Market Price per Share (MPS) at year end</w:t>
+            </w:r>
+          </w:p>
+        </w:tc>
+        <w:tc>
+          <w:tcPr>
+            <w:tcW w:w="0" w:type="auto"/>
+            <w:tcMar>
+              <w:top w:w="150" w:type="dxa"/>
+              <w:left w:w="240" w:type="dxa"/>
+              <w:bottom w:w="150" w:type="dxa"/>
+              <w:right w:w="240" w:type="dxa"/>
+            </w:tcMar>
+            <w:vAlign w:val="center"/>
+            <w:hideMark/>
+          </w:tcPr>
+          <w:p>
+            <w:pPr>
+              <w:rPr>
+                <w:rFonts w:eastAsiaTheme="minorEastAsia"/>
+              </w:rPr>
+            </w:pPr>
+            <w:r>
+              <w:rPr>
+                <w:rFonts w:eastAsiaTheme="minorEastAsia"/>
+              </w:rPr>
+              <w:t>Rs. 16</w:t>
+            </w:r>
+          </w:p>
+        </w:tc>
+        <w:tc>
+          <w:tcPr>
+            <w:tcW w:w="0" w:type="auto"/>
+            <w:tcMar>
+              <w:top w:w="150" w:type="dxa"/>
+              <w:left w:w="240" w:type="dxa"/>
+              <w:bottom w:w="150" w:type="dxa"/>
+              <w:right w:w="0" w:type="dxa"/>
+            </w:tcMar>
+            <w:vAlign w:val="center"/>
+            <w:hideMark/>
+          </w:tcPr>
+          <w:p>
+            <w:pPr>
+              <w:rPr>
+                <w:rFonts w:eastAsiaTheme="minorEastAsia"/>
+              </w:rPr>
+            </w:pPr>
+            <w:r>
+              <w:rPr>
+                <w:rFonts w:eastAsiaTheme="minorEastAsia"/>
+              </w:rPr>
+              <w:t>Rs. 18</w:t>
+            </w:r>
+          </w:p>
+        </w:tc>
+      </w:tr>
+      <w:tr>
+        <w:tc>
+          <w:tcPr>
+            <w:tcW w:w="0" w:type="auto"/>
+            <w:tcMar>
+              <w:top w:w="150" w:type="dxa"/>
+              <w:left w:w="0" w:type="dxa"/>
+              <w:bottom w:w="150" w:type="dxa"/>
+              <w:right w:w="240" w:type="dxa"/>
+            </w:tcMar>
+            <w:vAlign w:val="center"/>
+            <w:hideMark/>
+          </w:tcPr>
+          <w:p>
+            <w:pPr>
+              <w:rPr>
+                <w:rFonts w:eastAsiaTheme="minorEastAsia"/>
+              </w:rPr>
+            </w:pPr>
+            <w:r>
+              <w:rPr>
+                <w:rFonts w:eastAsiaTheme="minorEastAsia"/>
+                <w:b/>
+                <w:bCs/>
+              </w:rPr>
+              <w:t>Market Value of Shares (Total Shares × MPS)</w:t>
+            </w:r>
+          </w:p>
+        </w:tc>
+        <w:tc>
+          <w:tcPr>
+            <w:tcW w:w="0" w:type="auto"/>
+            <w:tcMar>
+              <w:top w:w="150" w:type="dxa"/>
+              <w:left w:w="240" w:type="dxa"/>
+              <w:bottom w:w="150" w:type="dxa"/>
+              <w:right w:w="240" w:type="dxa"/>
+            </w:tcMar>
+            <w:vAlign w:val="center"/>
+            <w:hideMark/>
+          </w:tcPr>
+          <w:p>
+            <w:pPr>
+              <w:rPr>
+                <w:rFonts w:eastAsiaTheme="minorEastAsia"/>
+              </w:rPr>
+            </w:pPr>
+            <w:r>
+              <w:rPr>
+                <w:rFonts w:eastAsiaTheme="minorEastAsia"/>
+                <w:b/>
+                <w:bCs/>
+              </w:rPr>
+              <w:t>Rs. 8,80,000</w:t>
+            </w:r>
+          </w:p>
+        </w:tc>
+        <w:tc>
+          <w:tcPr>
+            <w:tcW w:w="0" w:type="auto"/>
+            <w:tcMar>
+              <w:top w:w="150" w:type="dxa"/>
+              <w:left w:w="240" w:type="dxa"/>
+              <w:bottom w:w="150" w:type="dxa"/>
+              <w:right w:w="0" w:type="dxa"/>
+            </w:tcMar>
+            <w:vAlign w:val="center"/>
+            <w:hideMark/>
+          </w:tcPr>
+          <w:p>
+            <w:pPr>
+              <w:rPr>
+                <w:rFonts w:eastAsiaTheme="minorEastAsia"/>
+              </w:rPr>
+            </w:pPr>
+            <w:r>
+              <w:rPr>
+                <w:rFonts w:eastAsiaTheme="minorEastAsia"/>
+                <w:b/>
+                <w:bCs/>
+              </w:rPr>
+              <w:t>Rs. 8,80,000</w:t>
+            </w:r>
+          </w:p>
+        </w:tc>
+      </w:tr>
+    </w:tbl>
+    <w:p>
+      <w:pPr>
+        <w:rPr>
+          <w:rFonts w:eastAsiaTheme="minorEastAsia"/>
+        </w:rPr>
+      </w:pPr>
+      <w:r>
+        <w:rPr>
+          <w:rFonts w:eastAsiaTheme="minorEastAsia"/>
+          <w:b/>
+          <w:bCs/>
+        </w:rPr>
+        <w:t>(iv)</w:t>
+      </w:r>
+      <w:r>
+        <w:rPr>
+          <w:rFonts w:eastAsiaTheme="minorEastAsia"/>
+          <w:b/>
+          <w:bCs/>
+        </w:rPr>
+        <w:t xml:space="preserve"> </w:t>
+      </w:r>
+      <w:r>
+        <w:rPr>
+          <w:rFonts w:eastAsiaTheme="minorEastAsia"/>
+        </w:rPr>
+        <w:t>MMM approach is unrealist. Its validity is marred by unrealistic assumptions such as a) no corporate taxes b) no floatation and transaction cost c) no difference in tax rates applicable to dividend and capital gain</w:t>
+      </w:r>
+      <w:r>
+        <w:rPr>
+          <w:rFonts w:eastAsiaTheme="minorEastAsia"/>
+        </w:rPr>
+        <w:t xml:space="preserve"> </w:t>
+      </w:r>
+    </w:p>
     <w:sectPr>
       <w:pgSz w:w="11906" w:h="16838"/>
       <w:pgMar w:top="1440" w:right="1440" w:bottom="1440" w:left="1440" w:header="708" w:footer="708" w:gutter="0"/>
@@ -24843,6 +28834,119 @@
     </w:lvl>
   </w:abstractNum>
   <w:abstractNum w:abstractNumId="17" w15:restartNumberingAfterBreak="0">
+    <w:nsid w:val="347B20E2"/>
+    <w:multiLevelType w:val="hybridMultilevel"/>
+    <w:tmpl w:val="561CF2F6"/>
+    <w:lvl w:ilvl="0" w:tplc="40090001">
+      <w:start w:val="1"/>
+      <w:numFmt w:val="bullet"/>
+      <w:lvlText w:val=""/>
+      <w:lvlJc w:val="left"/>
+      <w:pPr>
+        <w:ind w:left="720" w:hanging="360"/>
+      </w:pPr>
+      <w:rPr>
+        <w:rFonts w:ascii="Symbol" w:hAnsi="Symbol" w:hint="default"/>
+      </w:rPr>
+    </w:lvl>
+    <w:lvl w:ilvl="1" w:tplc="40090003" w:tentative="1">
+      <w:start w:val="1"/>
+      <w:numFmt w:val="bullet"/>
+      <w:lvlText w:val="o"/>
+      <w:lvlJc w:val="left"/>
+      <w:pPr>
+        <w:ind w:left="1440" w:hanging="360"/>
+      </w:pPr>
+      <w:rPr>
+        <w:rFonts w:ascii="Courier New" w:hAnsi="Courier New" w:cs="Courier New" w:hint="default"/>
+      </w:rPr>
+    </w:lvl>
+    <w:lvl w:ilvl="2" w:tplc="40090005" w:tentative="1">
+      <w:start w:val="1"/>
+      <w:numFmt w:val="bullet"/>
+      <w:lvlText w:val=""/>
+      <w:lvlJc w:val="left"/>
+      <w:pPr>
+        <w:ind w:left="2160" w:hanging="360"/>
+      </w:pPr>
+      <w:rPr>
+        <w:rFonts w:ascii="Wingdings" w:hAnsi="Wingdings" w:hint="default"/>
+      </w:rPr>
+    </w:lvl>
+    <w:lvl w:ilvl="3" w:tplc="40090001" w:tentative="1">
+      <w:start w:val="1"/>
+      <w:numFmt w:val="bullet"/>
+      <w:lvlText w:val=""/>
+      <w:lvlJc w:val="left"/>
+      <w:pPr>
+        <w:ind w:left="2880" w:hanging="360"/>
+      </w:pPr>
+      <w:rPr>
+        <w:rFonts w:ascii="Symbol" w:hAnsi="Symbol" w:hint="default"/>
+      </w:rPr>
+    </w:lvl>
+    <w:lvl w:ilvl="4" w:tplc="40090003" w:tentative="1">
+      <w:start w:val="1"/>
+      <w:numFmt w:val="bullet"/>
+      <w:lvlText w:val="o"/>
+      <w:lvlJc w:val="left"/>
+      <w:pPr>
+        <w:ind w:left="3600" w:hanging="360"/>
+      </w:pPr>
+      <w:rPr>
+        <w:rFonts w:ascii="Courier New" w:hAnsi="Courier New" w:cs="Courier New" w:hint="default"/>
+      </w:rPr>
+    </w:lvl>
+    <w:lvl w:ilvl="5" w:tplc="40090005" w:tentative="1">
+      <w:start w:val="1"/>
+      <w:numFmt w:val="bullet"/>
+      <w:lvlText w:val=""/>
+      <w:lvlJc w:val="left"/>
+      <w:pPr>
+        <w:ind w:left="4320" w:hanging="360"/>
+      </w:pPr>
+      <w:rPr>
+        <w:rFonts w:ascii="Wingdings" w:hAnsi="Wingdings" w:hint="default"/>
+      </w:rPr>
+    </w:lvl>
+    <w:lvl w:ilvl="6" w:tplc="40090001" w:tentative="1">
+      <w:start w:val="1"/>
+      <w:numFmt w:val="bullet"/>
+      <w:lvlText w:val=""/>
+      <w:lvlJc w:val="left"/>
+      <w:pPr>
+        <w:ind w:left="5040" w:hanging="360"/>
+      </w:pPr>
+      <w:rPr>
+        <w:rFonts w:ascii="Symbol" w:hAnsi="Symbol" w:hint="default"/>
+      </w:rPr>
+    </w:lvl>
+    <w:lvl w:ilvl="7" w:tplc="40090003" w:tentative="1">
+      <w:start w:val="1"/>
+      <w:numFmt w:val="bullet"/>
+      <w:lvlText w:val="o"/>
+      <w:lvlJc w:val="left"/>
+      <w:pPr>
+        <w:ind w:left="5760" w:hanging="360"/>
+      </w:pPr>
+      <w:rPr>
+        <w:rFonts w:ascii="Courier New" w:hAnsi="Courier New" w:cs="Courier New" w:hint="default"/>
+      </w:rPr>
+    </w:lvl>
+    <w:lvl w:ilvl="8" w:tplc="40090005" w:tentative="1">
+      <w:start w:val="1"/>
+      <w:numFmt w:val="bullet"/>
+      <w:lvlText w:val=""/>
+      <w:lvlJc w:val="left"/>
+      <w:pPr>
+        <w:ind w:left="6480" w:hanging="360"/>
+      </w:pPr>
+      <w:rPr>
+        <w:rFonts w:ascii="Wingdings" w:hAnsi="Wingdings" w:hint="default"/>
+      </w:rPr>
+    </w:lvl>
+  </w:abstractNum>
+  <w:abstractNum w:abstractNumId="18" w15:restartNumberingAfterBreak="0">
     <w:nsid w:val="35D57A2E"/>
     <w:multiLevelType w:val="hybridMultilevel"/>
     <w:tmpl w:val="0FF6CBF2"/>
@@ -24931,7 +29035,7 @@
       </w:pPr>
     </w:lvl>
   </w:abstractNum>
-  <w:abstractNum w:abstractNumId="18" w15:restartNumberingAfterBreak="0">
+  <w:abstractNum w:abstractNumId="19" w15:restartNumberingAfterBreak="0">
     <w:nsid w:val="3FA677EF"/>
     <w:multiLevelType w:val="hybridMultilevel"/>
     <w:tmpl w:val="F144535C"/>
@@ -25017,7 +29121,93 @@
       </w:pPr>
     </w:lvl>
   </w:abstractNum>
-  <w:abstractNum w:abstractNumId="19" w15:restartNumberingAfterBreak="0">
+  <w:abstractNum w:abstractNumId="20" w15:restartNumberingAfterBreak="0">
+    <w:nsid w:val="405244CD"/>
+    <w:multiLevelType w:val="hybridMultilevel"/>
+    <w:tmpl w:val="4F8E4916"/>
+    <w:lvl w:ilvl="0" w:tplc="4009001B">
+      <w:start w:val="1"/>
+      <w:numFmt w:val="lowerRoman"/>
+      <w:lvlText w:val="%1."/>
+      <w:lvlJc w:val="right"/>
+      <w:pPr>
+        <w:ind w:left="720" w:hanging="360"/>
+      </w:pPr>
+    </w:lvl>
+    <w:lvl w:ilvl="1" w:tplc="40090019" w:tentative="1">
+      <w:start w:val="1"/>
+      <w:numFmt w:val="lowerLetter"/>
+      <w:lvlText w:val="%2."/>
+      <w:lvlJc w:val="left"/>
+      <w:pPr>
+        <w:ind w:left="1440" w:hanging="360"/>
+      </w:pPr>
+    </w:lvl>
+    <w:lvl w:ilvl="2" w:tplc="4009001B" w:tentative="1">
+      <w:start w:val="1"/>
+      <w:numFmt w:val="lowerRoman"/>
+      <w:lvlText w:val="%3."/>
+      <w:lvlJc w:val="right"/>
+      <w:pPr>
+        <w:ind w:left="2160" w:hanging="180"/>
+      </w:pPr>
+    </w:lvl>
+    <w:lvl w:ilvl="3" w:tplc="4009000F" w:tentative="1">
+      <w:start w:val="1"/>
+      <w:numFmt w:val="decimal"/>
+      <w:lvlText w:val="%4."/>
+      <w:lvlJc w:val="left"/>
+      <w:pPr>
+        <w:ind w:left="2880" w:hanging="360"/>
+      </w:pPr>
+    </w:lvl>
+    <w:lvl w:ilvl="4" w:tplc="40090019" w:tentative="1">
+      <w:start w:val="1"/>
+      <w:numFmt w:val="lowerLetter"/>
+      <w:lvlText w:val="%5."/>
+      <w:lvlJc w:val="left"/>
+      <w:pPr>
+        <w:ind w:left="3600" w:hanging="360"/>
+      </w:pPr>
+    </w:lvl>
+    <w:lvl w:ilvl="5" w:tplc="4009001B" w:tentative="1">
+      <w:start w:val="1"/>
+      <w:numFmt w:val="lowerRoman"/>
+      <w:lvlText w:val="%6."/>
+      <w:lvlJc w:val="right"/>
+      <w:pPr>
+        <w:ind w:left="4320" w:hanging="180"/>
+      </w:pPr>
+    </w:lvl>
+    <w:lvl w:ilvl="6" w:tplc="4009000F" w:tentative="1">
+      <w:start w:val="1"/>
+      <w:numFmt w:val="decimal"/>
+      <w:lvlText w:val="%7."/>
+      <w:lvlJc w:val="left"/>
+      <w:pPr>
+        <w:ind w:left="5040" w:hanging="360"/>
+      </w:pPr>
+    </w:lvl>
+    <w:lvl w:ilvl="7" w:tplc="40090019" w:tentative="1">
+      <w:start w:val="1"/>
+      <w:numFmt w:val="lowerLetter"/>
+      <w:lvlText w:val="%8."/>
+      <w:lvlJc w:val="left"/>
+      <w:pPr>
+        <w:ind w:left="5760" w:hanging="360"/>
+      </w:pPr>
+    </w:lvl>
+    <w:lvl w:ilvl="8" w:tplc="4009001B" w:tentative="1">
+      <w:start w:val="1"/>
+      <w:numFmt w:val="lowerRoman"/>
+      <w:lvlText w:val="%9."/>
+      <w:lvlJc w:val="right"/>
+      <w:pPr>
+        <w:ind w:left="6480" w:hanging="180"/>
+      </w:pPr>
+    </w:lvl>
+  </w:abstractNum>
+  <w:abstractNum w:abstractNumId="21" w15:restartNumberingAfterBreak="0">
     <w:nsid w:val="421F5061"/>
     <w:multiLevelType w:val="hybridMultilevel"/>
     <w:tmpl w:val="C55E3D5E"/>
@@ -25130,7 +29320,7 @@
       </w:rPr>
     </w:lvl>
   </w:abstractNum>
-  <w:abstractNum w:abstractNumId="20" w15:restartNumberingAfterBreak="0">
+  <w:abstractNum w:abstractNumId="22" w15:restartNumberingAfterBreak="0">
     <w:nsid w:val="470A7CAC"/>
     <w:multiLevelType w:val="hybridMultilevel"/>
     <w:tmpl w:val="41B04BBC"/>
@@ -25216,7 +29406,7 @@
       </w:pPr>
     </w:lvl>
   </w:abstractNum>
-  <w:abstractNum w:abstractNumId="21" w15:restartNumberingAfterBreak="0">
+  <w:abstractNum w:abstractNumId="23" w15:restartNumberingAfterBreak="0">
     <w:nsid w:val="471E0E82"/>
     <w:multiLevelType w:val="hybridMultilevel"/>
     <w:tmpl w:val="A0C2BED4"/>
@@ -25329,7 +29519,7 @@
       </w:rPr>
     </w:lvl>
   </w:abstractNum>
-  <w:abstractNum w:abstractNumId="22" w15:restartNumberingAfterBreak="0">
+  <w:abstractNum w:abstractNumId="24" w15:restartNumberingAfterBreak="0">
     <w:nsid w:val="4ACF29D6"/>
     <w:multiLevelType w:val="hybridMultilevel"/>
     <w:tmpl w:val="15BACEE8"/>
@@ -25415,7 +29605,7 @@
       </w:pPr>
     </w:lvl>
   </w:abstractNum>
-  <w:abstractNum w:abstractNumId="23" w15:restartNumberingAfterBreak="0">
+  <w:abstractNum w:abstractNumId="25" w15:restartNumberingAfterBreak="0">
     <w:nsid w:val="4C42378B"/>
     <w:multiLevelType w:val="multilevel"/>
     <w:tmpl w:val="158600B2"/>
@@ -25564,7 +29754,7 @@
       </w:rPr>
     </w:lvl>
   </w:abstractNum>
-  <w:abstractNum w:abstractNumId="24" w15:restartNumberingAfterBreak="0">
+  <w:abstractNum w:abstractNumId="26" w15:restartNumberingAfterBreak="0">
     <w:nsid w:val="4F286822"/>
     <w:multiLevelType w:val="hybridMultilevel"/>
     <w:tmpl w:val="5798F77C"/>
@@ -25650,7 +29840,7 @@
       </w:pPr>
     </w:lvl>
   </w:abstractNum>
-  <w:abstractNum w:abstractNumId="25" w15:restartNumberingAfterBreak="0">
+  <w:abstractNum w:abstractNumId="27" w15:restartNumberingAfterBreak="0">
     <w:nsid w:val="51600570"/>
     <w:multiLevelType w:val="hybridMultilevel"/>
     <w:tmpl w:val="7B98FFEE"/>
@@ -25736,7 +29926,7 @@
       </w:pPr>
     </w:lvl>
   </w:abstractNum>
-  <w:abstractNum w:abstractNumId="26" w15:restartNumberingAfterBreak="0">
+  <w:abstractNum w:abstractNumId="28" w15:restartNumberingAfterBreak="0">
     <w:nsid w:val="51EB6CAA"/>
     <w:multiLevelType w:val="hybridMultilevel"/>
     <w:tmpl w:val="AA3A1986"/>
@@ -25822,7 +30012,7 @@
       </w:pPr>
     </w:lvl>
   </w:abstractNum>
-  <w:abstractNum w:abstractNumId="27" w15:restartNumberingAfterBreak="0">
+  <w:abstractNum w:abstractNumId="29" w15:restartNumberingAfterBreak="0">
     <w:nsid w:val="54B02AAF"/>
     <w:multiLevelType w:val="hybridMultilevel"/>
     <w:tmpl w:val="7C80B1EE"/>
@@ -25908,7 +30098,7 @@
       </w:pPr>
     </w:lvl>
   </w:abstractNum>
-  <w:abstractNum w:abstractNumId="28" w15:restartNumberingAfterBreak="0">
+  <w:abstractNum w:abstractNumId="30" w15:restartNumberingAfterBreak="0">
     <w:nsid w:val="579956AE"/>
     <w:multiLevelType w:val="hybridMultilevel"/>
     <w:tmpl w:val="152C998C"/>
@@ -25997,7 +30187,7 @@
       </w:pPr>
     </w:lvl>
   </w:abstractNum>
-  <w:abstractNum w:abstractNumId="29" w15:restartNumberingAfterBreak="0">
+  <w:abstractNum w:abstractNumId="31" w15:restartNumberingAfterBreak="0">
     <w:nsid w:val="57AA63E2"/>
     <w:multiLevelType w:val="hybridMultilevel"/>
     <w:tmpl w:val="4CD8648E"/>
@@ -26083,7 +30273,7 @@
       </w:pPr>
     </w:lvl>
   </w:abstractNum>
-  <w:abstractNum w:abstractNumId="30" w15:restartNumberingAfterBreak="0">
+  <w:abstractNum w:abstractNumId="32" w15:restartNumberingAfterBreak="0">
     <w:nsid w:val="5B0B6E70"/>
     <w:multiLevelType w:val="hybridMultilevel"/>
     <w:tmpl w:val="639E1D92"/>
@@ -26169,7 +30359,7 @@
       </w:pPr>
     </w:lvl>
   </w:abstractNum>
-  <w:abstractNum w:abstractNumId="31" w15:restartNumberingAfterBreak="0">
+  <w:abstractNum w:abstractNumId="33" w15:restartNumberingAfterBreak="0">
     <w:nsid w:val="5B5059D4"/>
     <w:multiLevelType w:val="hybridMultilevel"/>
     <w:tmpl w:val="4F5CD94C"/>
@@ -26255,7 +30445,7 @@
       </w:pPr>
     </w:lvl>
   </w:abstractNum>
-  <w:abstractNum w:abstractNumId="32" w15:restartNumberingAfterBreak="0">
+  <w:abstractNum w:abstractNumId="34" w15:restartNumberingAfterBreak="0">
     <w:nsid w:val="5CF97DC3"/>
     <w:multiLevelType w:val="hybridMultilevel"/>
     <w:tmpl w:val="5B2C3BD8"/>
@@ -26341,7 +30531,7 @@
       </w:pPr>
     </w:lvl>
   </w:abstractNum>
-  <w:abstractNum w:abstractNumId="33" w15:restartNumberingAfterBreak="0">
+  <w:abstractNum w:abstractNumId="35" w15:restartNumberingAfterBreak="0">
     <w:nsid w:val="5ECF72A1"/>
     <w:multiLevelType w:val="hybridMultilevel"/>
     <w:tmpl w:val="1CF4107C"/>
@@ -26427,7 +30617,7 @@
       </w:pPr>
     </w:lvl>
   </w:abstractNum>
-  <w:abstractNum w:abstractNumId="34" w15:restartNumberingAfterBreak="0">
+  <w:abstractNum w:abstractNumId="36" w15:restartNumberingAfterBreak="0">
     <w:nsid w:val="5FAD400A"/>
     <w:multiLevelType w:val="hybridMultilevel"/>
     <w:tmpl w:val="59F4717E"/>
@@ -26513,7 +30703,7 @@
       </w:pPr>
     </w:lvl>
   </w:abstractNum>
-  <w:abstractNum w:abstractNumId="35" w15:restartNumberingAfterBreak="0">
+  <w:abstractNum w:abstractNumId="37" w15:restartNumberingAfterBreak="0">
     <w:nsid w:val="630F0C4E"/>
     <w:multiLevelType w:val="hybridMultilevel"/>
     <w:tmpl w:val="5802DB30"/>
@@ -26605,7 +30795,7 @@
       </w:pPr>
     </w:lvl>
   </w:abstractNum>
-  <w:abstractNum w:abstractNumId="36" w15:restartNumberingAfterBreak="0">
+  <w:abstractNum w:abstractNumId="38" w15:restartNumberingAfterBreak="0">
     <w:nsid w:val="6A825466"/>
     <w:multiLevelType w:val="hybridMultilevel"/>
     <w:tmpl w:val="D4123C9C"/>
@@ -26691,7 +30881,120 @@
       </w:pPr>
     </w:lvl>
   </w:abstractNum>
-  <w:abstractNum w:abstractNumId="37" w15:restartNumberingAfterBreak="0">
+  <w:abstractNum w:abstractNumId="39" w15:restartNumberingAfterBreak="0">
+    <w:nsid w:val="6D052436"/>
+    <w:multiLevelType w:val="hybridMultilevel"/>
+    <w:tmpl w:val="E2EE4616"/>
+    <w:lvl w:ilvl="0" w:tplc="40090001">
+      <w:start w:val="1"/>
+      <w:numFmt w:val="bullet"/>
+      <w:lvlText w:val=""/>
+      <w:lvlJc w:val="left"/>
+      <w:pPr>
+        <w:ind w:left="720" w:hanging="360"/>
+      </w:pPr>
+      <w:rPr>
+        <w:rFonts w:ascii="Symbol" w:hAnsi="Symbol" w:hint="default"/>
+      </w:rPr>
+    </w:lvl>
+    <w:lvl w:ilvl="1" w:tplc="40090003" w:tentative="1">
+      <w:start w:val="1"/>
+      <w:numFmt w:val="bullet"/>
+      <w:lvlText w:val="o"/>
+      <w:lvlJc w:val="left"/>
+      <w:pPr>
+        <w:ind w:left="1440" w:hanging="360"/>
+      </w:pPr>
+      <w:rPr>
+        <w:rFonts w:ascii="Courier New" w:hAnsi="Courier New" w:cs="Courier New" w:hint="default"/>
+      </w:rPr>
+    </w:lvl>
+    <w:lvl w:ilvl="2" w:tplc="40090005" w:tentative="1">
+      <w:start w:val="1"/>
+      <w:numFmt w:val="bullet"/>
+      <w:lvlText w:val=""/>
+      <w:lvlJc w:val="left"/>
+      <w:pPr>
+        <w:ind w:left="2160" w:hanging="360"/>
+      </w:pPr>
+      <w:rPr>
+        <w:rFonts w:ascii="Wingdings" w:hAnsi="Wingdings" w:hint="default"/>
+      </w:rPr>
+    </w:lvl>
+    <w:lvl w:ilvl="3" w:tplc="40090001" w:tentative="1">
+      <w:start w:val="1"/>
+      <w:numFmt w:val="bullet"/>
+      <w:lvlText w:val=""/>
+      <w:lvlJc w:val="left"/>
+      <w:pPr>
+        <w:ind w:left="2880" w:hanging="360"/>
+      </w:pPr>
+      <w:rPr>
+        <w:rFonts w:ascii="Symbol" w:hAnsi="Symbol" w:hint="default"/>
+      </w:rPr>
+    </w:lvl>
+    <w:lvl w:ilvl="4" w:tplc="40090003" w:tentative="1">
+      <w:start w:val="1"/>
+      <w:numFmt w:val="bullet"/>
+      <w:lvlText w:val="o"/>
+      <w:lvlJc w:val="left"/>
+      <w:pPr>
+        <w:ind w:left="3600" w:hanging="360"/>
+      </w:pPr>
+      <w:rPr>
+        <w:rFonts w:ascii="Courier New" w:hAnsi="Courier New" w:cs="Courier New" w:hint="default"/>
+      </w:rPr>
+    </w:lvl>
+    <w:lvl w:ilvl="5" w:tplc="40090005" w:tentative="1">
+      <w:start w:val="1"/>
+      <w:numFmt w:val="bullet"/>
+      <w:lvlText w:val=""/>
+      <w:lvlJc w:val="left"/>
+      <w:pPr>
+        <w:ind w:left="4320" w:hanging="360"/>
+      </w:pPr>
+      <w:rPr>
+        <w:rFonts w:ascii="Wingdings" w:hAnsi="Wingdings" w:hint="default"/>
+      </w:rPr>
+    </w:lvl>
+    <w:lvl w:ilvl="6" w:tplc="40090001" w:tentative="1">
+      <w:start w:val="1"/>
+      <w:numFmt w:val="bullet"/>
+      <w:lvlText w:val=""/>
+      <w:lvlJc w:val="left"/>
+      <w:pPr>
+        <w:ind w:left="5040" w:hanging="360"/>
+      </w:pPr>
+      <w:rPr>
+        <w:rFonts w:ascii="Symbol" w:hAnsi="Symbol" w:hint="default"/>
+      </w:rPr>
+    </w:lvl>
+    <w:lvl w:ilvl="7" w:tplc="40090003" w:tentative="1">
+      <w:start w:val="1"/>
+      <w:numFmt w:val="bullet"/>
+      <w:lvlText w:val="o"/>
+      <w:lvlJc w:val="left"/>
+      <w:pPr>
+        <w:ind w:left="5760" w:hanging="360"/>
+      </w:pPr>
+      <w:rPr>
+        <w:rFonts w:ascii="Courier New" w:hAnsi="Courier New" w:cs="Courier New" w:hint="default"/>
+      </w:rPr>
+    </w:lvl>
+    <w:lvl w:ilvl="8" w:tplc="40090005" w:tentative="1">
+      <w:start w:val="1"/>
+      <w:numFmt w:val="bullet"/>
+      <w:lvlText w:val=""/>
+      <w:lvlJc w:val="left"/>
+      <w:pPr>
+        <w:ind w:left="6480" w:hanging="360"/>
+      </w:pPr>
+      <w:rPr>
+        <w:rFonts w:ascii="Wingdings" w:hAnsi="Wingdings" w:hint="default"/>
+      </w:rPr>
+    </w:lvl>
+  </w:abstractNum>
+  <w:abstractNum w:abstractNumId="40" w15:restartNumberingAfterBreak="0">
     <w:nsid w:val="72C825B8"/>
     <w:multiLevelType w:val="multilevel"/>
     <w:tmpl w:val="8D6CDDBA"/>
@@ -26840,7 +31143,7 @@
       </w:rPr>
     </w:lvl>
   </w:abstractNum>
-  <w:abstractNum w:abstractNumId="38" w15:restartNumberingAfterBreak="0">
+  <w:abstractNum w:abstractNumId="41" w15:restartNumberingAfterBreak="0">
     <w:nsid w:val="72EA5DBF"/>
     <w:multiLevelType w:val="hybridMultilevel"/>
     <w:tmpl w:val="671AAB8E"/>
@@ -26926,7 +31229,7 @@
       </w:pPr>
     </w:lvl>
   </w:abstractNum>
-  <w:abstractNum w:abstractNumId="39" w15:restartNumberingAfterBreak="0">
+  <w:abstractNum w:abstractNumId="42" w15:restartNumberingAfterBreak="0">
     <w:nsid w:val="72F854A2"/>
     <w:multiLevelType w:val="hybridMultilevel"/>
     <w:tmpl w:val="349CAAFA"/>
@@ -27039,7 +31342,7 @@
       </w:rPr>
     </w:lvl>
   </w:abstractNum>
-  <w:abstractNum w:abstractNumId="40" w15:restartNumberingAfterBreak="0">
+  <w:abstractNum w:abstractNumId="43" w15:restartNumberingAfterBreak="0">
     <w:nsid w:val="768D4843"/>
     <w:multiLevelType w:val="hybridMultilevel"/>
     <w:tmpl w:val="F39A25A6"/>
@@ -27125,7 +31428,7 @@
       </w:pPr>
     </w:lvl>
   </w:abstractNum>
-  <w:abstractNum w:abstractNumId="41" w15:restartNumberingAfterBreak="0">
+  <w:abstractNum w:abstractNumId="44" w15:restartNumberingAfterBreak="0">
     <w:nsid w:val="787D215D"/>
     <w:multiLevelType w:val="hybridMultilevel"/>
     <w:tmpl w:val="6E66E1B4"/>
@@ -27214,7 +31517,7 @@
       </w:pPr>
     </w:lvl>
   </w:abstractNum>
-  <w:abstractNum w:abstractNumId="42" w15:restartNumberingAfterBreak="0">
+  <w:abstractNum w:abstractNumId="45" w15:restartNumberingAfterBreak="0">
     <w:nsid w:val="7AB25B5B"/>
     <w:multiLevelType w:val="hybridMultilevel"/>
     <w:tmpl w:val="E5A0EAA8"/>
@@ -27327,7 +31630,7 @@
       </w:rPr>
     </w:lvl>
   </w:abstractNum>
-  <w:abstractNum w:abstractNumId="43" w15:restartNumberingAfterBreak="0">
+  <w:abstractNum w:abstractNumId="46" w15:restartNumberingAfterBreak="0">
     <w:nsid w:val="7B8D34CF"/>
     <w:multiLevelType w:val="multilevel"/>
     <w:tmpl w:val="702834C8"/>
@@ -27476,7 +31779,7 @@
       </w:rPr>
     </w:lvl>
   </w:abstractNum>
-  <w:abstractNum w:abstractNumId="44" w15:restartNumberingAfterBreak="0">
+  <w:abstractNum w:abstractNumId="47" w15:restartNumberingAfterBreak="0">
     <w:nsid w:val="7F62291B"/>
     <w:multiLevelType w:val="hybridMultilevel"/>
     <w:tmpl w:val="B71640A2"/>
@@ -27566,7 +31869,7 @@
     <w:abstractNumId w:val="2"/>
   </w:num>
   <w:num w:numId="2" w16cid:durableId="288970933">
-    <w:abstractNumId w:val="33"/>
+    <w:abstractNumId w:val="35"/>
   </w:num>
   <w:num w:numId="3" w16cid:durableId="1934975148">
     <w:abstractNumId w:val="0"/>
@@ -27578,34 +31881,34 @@
     <w:abstractNumId w:val="3"/>
   </w:num>
   <w:num w:numId="6" w16cid:durableId="674764127">
-    <w:abstractNumId w:val="43"/>
+    <w:abstractNumId w:val="46"/>
   </w:num>
   <w:num w:numId="7" w16cid:durableId="1366904678">
-    <w:abstractNumId w:val="19"/>
+    <w:abstractNumId w:val="21"/>
   </w:num>
   <w:num w:numId="8" w16cid:durableId="67462260">
-    <w:abstractNumId w:val="34"/>
+    <w:abstractNumId w:val="36"/>
   </w:num>
   <w:num w:numId="9" w16cid:durableId="504519595">
-    <w:abstractNumId w:val="30"/>
+    <w:abstractNumId w:val="32"/>
   </w:num>
   <w:num w:numId="10" w16cid:durableId="1046217917">
     <w:abstractNumId w:val="10"/>
   </w:num>
   <w:num w:numId="11" w16cid:durableId="1482194571">
-    <w:abstractNumId w:val="32"/>
+    <w:abstractNumId w:val="34"/>
   </w:num>
   <w:num w:numId="12" w16cid:durableId="1378116358">
-    <w:abstractNumId w:val="17"/>
+    <w:abstractNumId w:val="18"/>
   </w:num>
   <w:num w:numId="13" w16cid:durableId="1622763665">
-    <w:abstractNumId w:val="28"/>
+    <w:abstractNumId w:val="30"/>
   </w:num>
   <w:num w:numId="14" w16cid:durableId="1303314634">
-    <w:abstractNumId w:val="35"/>
+    <w:abstractNumId w:val="37"/>
   </w:num>
   <w:num w:numId="15" w16cid:durableId="9142093">
-    <w:abstractNumId w:val="38"/>
+    <w:abstractNumId w:val="41"/>
   </w:num>
   <w:num w:numId="16" w16cid:durableId="1458911845">
     <w:abstractNumId w:val="15"/>
@@ -27614,7 +31917,7 @@
     <w:abstractNumId w:val="6"/>
   </w:num>
   <w:num w:numId="18" w16cid:durableId="2101440695">
-    <w:abstractNumId w:val="41"/>
+    <w:abstractNumId w:val="44"/>
   </w:num>
   <w:num w:numId="19" w16cid:durableId="109252585">
     <w:abstractNumId w:val="9"/>
@@ -27623,10 +31926,10 @@
     <w:abstractNumId w:val="8"/>
   </w:num>
   <w:num w:numId="21" w16cid:durableId="1115103356">
-    <w:abstractNumId w:val="31"/>
+    <w:abstractNumId w:val="33"/>
   </w:num>
   <w:num w:numId="22" w16cid:durableId="220681117">
-    <w:abstractNumId w:val="36"/>
+    <w:abstractNumId w:val="38"/>
   </w:num>
   <w:num w:numId="23" w16cid:durableId="1049376175">
     <w:abstractNumId w:val="16"/>
@@ -27641,61 +31944,70 @@
     <w:abstractNumId w:val="4"/>
   </w:num>
   <w:num w:numId="27" w16cid:durableId="611862714">
-    <w:abstractNumId w:val="18"/>
+    <w:abstractNumId w:val="19"/>
   </w:num>
   <w:num w:numId="28" w16cid:durableId="340668397">
-    <w:abstractNumId w:val="26"/>
+    <w:abstractNumId w:val="28"/>
   </w:num>
   <w:num w:numId="29" w16cid:durableId="87584769">
     <w:abstractNumId w:val="5"/>
   </w:num>
   <w:num w:numId="30" w16cid:durableId="1409889759">
-    <w:abstractNumId w:val="29"/>
+    <w:abstractNumId w:val="31"/>
   </w:num>
   <w:num w:numId="31" w16cid:durableId="400836092">
     <w:abstractNumId w:val="7"/>
   </w:num>
   <w:num w:numId="32" w16cid:durableId="1819607792">
+    <w:abstractNumId w:val="27"/>
+  </w:num>
+  <w:num w:numId="33" w16cid:durableId="1637417472">
+    <w:abstractNumId w:val="43"/>
+  </w:num>
+  <w:num w:numId="34" w16cid:durableId="871116235">
+    <w:abstractNumId w:val="42"/>
+  </w:num>
+  <w:num w:numId="35" w16cid:durableId="2009362747">
+    <w:abstractNumId w:val="23"/>
+  </w:num>
+  <w:num w:numId="36" w16cid:durableId="1833788539">
+    <w:abstractNumId w:val="47"/>
+  </w:num>
+  <w:num w:numId="37" w16cid:durableId="846090408">
+    <w:abstractNumId w:val="24"/>
+  </w:num>
+  <w:num w:numId="38" w16cid:durableId="307588129">
     <w:abstractNumId w:val="25"/>
   </w:num>
-  <w:num w:numId="33" w16cid:durableId="1637417472">
-    <w:abstractNumId w:val="40"/>
-  </w:num>
-  <w:num w:numId="34" w16cid:durableId="871116235">
-    <w:abstractNumId w:val="39"/>
-  </w:num>
-  <w:num w:numId="35" w16cid:durableId="2009362747">
-    <w:abstractNumId w:val="21"/>
-  </w:num>
-  <w:num w:numId="36" w16cid:durableId="1833788539">
-    <w:abstractNumId w:val="44"/>
-  </w:num>
-  <w:num w:numId="37" w16cid:durableId="846090408">
+  <w:num w:numId="39" w16cid:durableId="1618440895">
     <w:abstractNumId w:val="22"/>
   </w:num>
-  <w:num w:numId="38" w16cid:durableId="307588129">
-    <w:abstractNumId w:val="23"/>
-  </w:num>
-  <w:num w:numId="39" w16cid:durableId="1618440895">
-    <w:abstractNumId w:val="20"/>
-  </w:num>
   <w:num w:numId="40" w16cid:durableId="1307668086">
-    <w:abstractNumId w:val="42"/>
+    <w:abstractNumId w:val="45"/>
   </w:num>
   <w:num w:numId="41" w16cid:durableId="69272560">
-    <w:abstractNumId w:val="24"/>
+    <w:abstractNumId w:val="26"/>
   </w:num>
   <w:num w:numId="42" w16cid:durableId="2137329642">
     <w:abstractNumId w:val="12"/>
   </w:num>
   <w:num w:numId="43" w16cid:durableId="2038189983">
-    <w:abstractNumId w:val="27"/>
+    <w:abstractNumId w:val="29"/>
   </w:num>
   <w:num w:numId="44" w16cid:durableId="9188195">
     <w:abstractNumId w:val="1"/>
   </w:num>
   <w:num w:numId="45" w16cid:durableId="1834445961">
-    <w:abstractNumId w:val="37"/>
+    <w:abstractNumId w:val="40"/>
+  </w:num>
+  <w:num w:numId="46" w16cid:durableId="154272466">
+    <w:abstractNumId w:val="39"/>
+  </w:num>
+  <w:num w:numId="47" w16cid:durableId="873924712">
+    <w:abstractNumId w:val="17"/>
+  </w:num>
+  <w:num w:numId="48" w16cid:durableId="175578605">
+    <w:abstractNumId w:val="20"/>
   </w:num>
   <w:numIdMacAtCleanup w:val="38"/>
 </w:numbering>
@@ -28304,7 +32616,6 @@
   <w:style w:type="character" w:default="1" w:styleId="DefaultParagraphFont">
     <w:name w:val="Default Paragraph Font"/>
     <w:uiPriority w:val="1"/>
-    <w:semiHidden/>
     <w:unhideWhenUsed/>
   </w:style>
   <w:style w:type="table" w:default="1" w:styleId="TableNormal">

--- a/Financial Mathematics/notes.docx
+++ b/Financial Mathematics/notes.docx
@@ -2216,7 +2216,20 @@
           <w:rFonts w:eastAsiaTheme="minorEastAsia"/>
         </w:rPr>
         <w:tab/>
-        <w:t xml:space="preserve">Where, </w:t>
+      </w:r>
+      <w:proofErr w:type="gramStart"/>
+      <w:r>
+        <w:rPr>
+          <w:rFonts w:eastAsiaTheme="minorEastAsia"/>
+        </w:rPr>
+        <w:t>Where</w:t>
+      </w:r>
+      <w:proofErr w:type="gramEnd"/>
+      <w:r>
+        <w:rPr>
+          <w:rFonts w:eastAsiaTheme="minorEastAsia"/>
+        </w:rPr>
+        <w:t xml:space="preserve">, </w:t>
       </w:r>
     </w:p>
     <w:p>
@@ -2876,11 +2889,19 @@
           <w:rFonts w:eastAsiaTheme="minorEastAsia"/>
         </w:rPr>
       </w:pPr>
-      <w:r>
-        <w:rPr>
-          <w:rFonts w:eastAsiaTheme="minorEastAsia"/>
-        </w:rPr>
-        <w:t xml:space="preserve">Where, </w:t>
+      <w:proofErr w:type="gramStart"/>
+      <w:r>
+        <w:rPr>
+          <w:rFonts w:eastAsiaTheme="minorEastAsia"/>
+        </w:rPr>
+        <w:t>Where</w:t>
+      </w:r>
+      <w:proofErr w:type="gramEnd"/>
+      <w:r>
+        <w:rPr>
+          <w:rFonts w:eastAsiaTheme="minorEastAsia"/>
+        </w:rPr>
+        <w:t xml:space="preserve">, </w:t>
       </w:r>
     </w:p>
     <w:p>
@@ -3625,11 +3646,19 @@
           <w:rFonts w:eastAsiaTheme="minorEastAsia"/>
         </w:rPr>
       </w:pPr>
-      <w:r>
-        <w:rPr>
-          <w:rFonts w:eastAsiaTheme="minorEastAsia"/>
-        </w:rPr>
-        <w:t>Where,</w:t>
+      <w:proofErr w:type="gramStart"/>
+      <w:r>
+        <w:rPr>
+          <w:rFonts w:eastAsiaTheme="minorEastAsia"/>
+        </w:rPr>
+        <w:t>Where</w:t>
+      </w:r>
+      <w:proofErr w:type="gramEnd"/>
+      <w:r>
+        <w:rPr>
+          <w:rFonts w:eastAsiaTheme="minorEastAsia"/>
+        </w:rPr>
+        <w:t>,</w:t>
       </w:r>
     </w:p>
     <w:p>
@@ -3816,11 +3845,19 @@
           <w:rFonts w:eastAsiaTheme="minorEastAsia"/>
         </w:rPr>
       </w:pPr>
-      <w:r>
-        <w:rPr>
-          <w:rFonts w:eastAsiaTheme="minorEastAsia"/>
-        </w:rPr>
-        <w:t xml:space="preserve">Where, </w:t>
+      <w:proofErr w:type="gramStart"/>
+      <w:r>
+        <w:rPr>
+          <w:rFonts w:eastAsiaTheme="minorEastAsia"/>
+        </w:rPr>
+        <w:t>Where</w:t>
+      </w:r>
+      <w:proofErr w:type="gramEnd"/>
+      <w:r>
+        <w:rPr>
+          <w:rFonts w:eastAsiaTheme="minorEastAsia"/>
+        </w:rPr>
+        <w:t xml:space="preserve">, </w:t>
       </w:r>
     </w:p>
     <w:p>
@@ -4118,11 +4155,19 @@
           <w:rFonts w:eastAsiaTheme="minorEastAsia"/>
         </w:rPr>
       </w:pPr>
-      <w:r>
-        <w:rPr>
-          <w:rFonts w:eastAsiaTheme="minorEastAsia"/>
-        </w:rPr>
-        <w:t xml:space="preserve">Where, </w:t>
+      <w:proofErr w:type="gramStart"/>
+      <w:r>
+        <w:rPr>
+          <w:rFonts w:eastAsiaTheme="minorEastAsia"/>
+        </w:rPr>
+        <w:t>Where</w:t>
+      </w:r>
+      <w:proofErr w:type="gramEnd"/>
+      <w:r>
+        <w:rPr>
+          <w:rFonts w:eastAsiaTheme="minorEastAsia"/>
+        </w:rPr>
+        <w:t xml:space="preserve">, </w:t>
       </w:r>
     </w:p>
     <w:p>
@@ -8794,7 +8839,21 @@
         <w:rPr>
           <w:rFonts w:eastAsiaTheme="minorEastAsia"/>
         </w:rPr>
-        <w:t>Present value of Rs 10,000 receivable after 4 years and the rate of interest at 12%. The PV factor in the PV table (12% column and 4 year row) is 0.635.</w:t>
+        <w:t xml:space="preserve">Present value of Rs 10,000 receivable after 4 years and the rate of interest at 12%. The PV factor in the PV table (12% column and </w:t>
+      </w:r>
+      <w:proofErr w:type="gramStart"/>
+      <w:r>
+        <w:rPr>
+          <w:rFonts w:eastAsiaTheme="minorEastAsia"/>
+        </w:rPr>
+        <w:t>4 year</w:t>
+      </w:r>
+      <w:proofErr w:type="gramEnd"/>
+      <w:r>
+        <w:rPr>
+          <w:rFonts w:eastAsiaTheme="minorEastAsia"/>
+        </w:rPr>
+        <w:t xml:space="preserve"> row) is 0.635.</w:t>
       </w:r>
     </w:p>
     <w:p>
@@ -10248,7 +10307,21 @@
         <w:rPr>
           <w:lang w:val="en-US"/>
         </w:rPr>
-        <w:t>Raja has entered into an agreement that will fetch him Rs. 60000 per annum for next 4 years. He want to know the present value for the future cash inflows at 20% discount rate</w:t>
+        <w:t xml:space="preserve">Raja has entered into an agreement that will fetch him Rs. 60000 per annum for next 4 years. He </w:t>
+      </w:r>
+      <w:proofErr w:type="gramStart"/>
+      <w:r>
+        <w:rPr>
+          <w:lang w:val="en-US"/>
+        </w:rPr>
+        <w:t>want</w:t>
+      </w:r>
+      <w:proofErr w:type="gramEnd"/>
+      <w:r>
+        <w:rPr>
+          <w:lang w:val="en-US"/>
+        </w:rPr>
+        <w:t xml:space="preserve"> to know the present value for the future cash inflows at 20% discount rate</w:t>
       </w:r>
     </w:p>
     <w:p>
@@ -12156,11 +12229,19 @@
           <w:rFonts w:eastAsiaTheme="minorEastAsia"/>
         </w:rPr>
       </w:pPr>
-      <w:r>
-        <w:rPr>
-          <w:rFonts w:eastAsiaTheme="minorEastAsia"/>
-        </w:rPr>
-        <w:t xml:space="preserve">Where, </w:t>
+      <w:proofErr w:type="gramStart"/>
+      <w:r>
+        <w:rPr>
+          <w:rFonts w:eastAsiaTheme="minorEastAsia"/>
+        </w:rPr>
+        <w:t>Where</w:t>
+      </w:r>
+      <w:proofErr w:type="gramEnd"/>
+      <w:r>
+        <w:rPr>
+          <w:rFonts w:eastAsiaTheme="minorEastAsia"/>
+        </w:rPr>
+        <w:t xml:space="preserve">, </w:t>
       </w:r>
     </w:p>
     <w:p>
@@ -13361,11 +13442,19 @@
           <w:rFonts w:eastAsiaTheme="minorEastAsia"/>
         </w:rPr>
       </w:pPr>
-      <w:r>
-        <w:rPr>
-          <w:rFonts w:eastAsiaTheme="minorEastAsia"/>
-        </w:rPr>
-        <w:t>So the accumulation factor is </w:t>
+      <w:proofErr w:type="gramStart"/>
+      <w:r>
+        <w:rPr>
+          <w:rFonts w:eastAsiaTheme="minorEastAsia"/>
+        </w:rPr>
+        <w:t>So</w:t>
+      </w:r>
+      <w:proofErr w:type="gramEnd"/>
+      <w:r>
+        <w:rPr>
+          <w:rFonts w:eastAsiaTheme="minorEastAsia"/>
+        </w:rPr>
+        <w:t xml:space="preserve"> the accumulation factor is </w:t>
       </w:r>
       <w:r>
         <w:rPr>
@@ -14261,7 +14350,21 @@
         <w:rPr>
           <w:rFonts w:eastAsiaTheme="minorEastAsia"/>
         </w:rPr>
-        <w:t xml:space="preserve"> ltd are selling for Rs. 50 per share and pays a dividend of Rs 3, what is your expected rate of return if you purchase the security at market price </w:t>
+        <w:t xml:space="preserve"> ltd </w:t>
+      </w:r>
+      <w:proofErr w:type="gramStart"/>
+      <w:r>
+        <w:rPr>
+          <w:rFonts w:eastAsiaTheme="minorEastAsia"/>
+        </w:rPr>
+        <w:t>are</w:t>
+      </w:r>
+      <w:proofErr w:type="gramEnd"/>
+      <w:r>
+        <w:rPr>
+          <w:rFonts w:eastAsiaTheme="minorEastAsia"/>
+        </w:rPr>
+        <w:t xml:space="preserve"> selling for Rs. 50 per share and pays a dividend of Rs 3, what is your expected rate of return if you purchase the security at market price </w:t>
       </w:r>
     </w:p>
     <w:p>
@@ -14895,7 +14998,21 @@
         <w:rPr>
           <w:rFonts w:eastAsiaTheme="minorEastAsia"/>
         </w:rPr>
-        <w:t>Earnings yield is the amount is adjustable as earnings to the shareholders of each shares in proportion to the market price of their share.</w:t>
+        <w:t xml:space="preserve">Earnings yield is the amount is adjustable as earnings to the shareholders of each </w:t>
+      </w:r>
+      <w:proofErr w:type="gramStart"/>
+      <w:r>
+        <w:rPr>
+          <w:rFonts w:eastAsiaTheme="minorEastAsia"/>
+        </w:rPr>
+        <w:t>shares</w:t>
+      </w:r>
+      <w:proofErr w:type="gramEnd"/>
+      <w:r>
+        <w:rPr>
+          <w:rFonts w:eastAsiaTheme="minorEastAsia"/>
+        </w:rPr>
+        <w:t xml:space="preserve"> in proportion to the market price of their share.</w:t>
       </w:r>
     </w:p>
     <w:p>
@@ -15543,11 +15660,19 @@
           <w:rFonts w:eastAsiaTheme="minorEastAsia"/>
         </w:rPr>
       </w:pPr>
-      <w:r>
-        <w:rPr>
-          <w:rFonts w:eastAsiaTheme="minorEastAsia"/>
-        </w:rPr>
-        <w:t>Where,</w:t>
+      <w:proofErr w:type="gramStart"/>
+      <w:r>
+        <w:rPr>
+          <w:rFonts w:eastAsiaTheme="minorEastAsia"/>
+        </w:rPr>
+        <w:t>Where</w:t>
+      </w:r>
+      <w:proofErr w:type="gramEnd"/>
+      <w:r>
+        <w:rPr>
+          <w:rFonts w:eastAsiaTheme="minorEastAsia"/>
+        </w:rPr>
+        <w:t>,</w:t>
       </w:r>
     </w:p>
     <w:p>
@@ -16493,7 +16618,23 @@
           <w:rFonts w:eastAsiaTheme="minorEastAsia"/>
           <w:lang w:val="en-US"/>
         </w:rPr>
-        <w:t>= 12/(0.16-0.03) = 92.30</w:t>
+        <w:t>= 12</w:t>
+      </w:r>
+      <w:proofErr w:type="gramStart"/>
+      <w:r>
+        <w:rPr>
+          <w:rFonts w:eastAsiaTheme="minorEastAsia"/>
+          <w:lang w:val="en-US"/>
+        </w:rPr>
+        <w:t>/(</w:t>
+      </w:r>
+      <w:proofErr w:type="gramEnd"/>
+      <w:r>
+        <w:rPr>
+          <w:rFonts w:eastAsiaTheme="minorEastAsia"/>
+          <w:lang w:val="en-US"/>
+        </w:rPr>
+        <w:t>0.16-0.03) = 92.30</w:t>
       </w:r>
     </w:p>
     <w:p>
@@ -17157,7 +17298,23 @@
           <w:rFonts w:eastAsiaTheme="minorEastAsia"/>
           <w:lang w:val="en-US"/>
         </w:rPr>
-        <w:t xml:space="preserve"> to distribute 60% its earning and to retain to reinvest the remaining 40% of the earnings.&amp;#x20;</w:t>
+        <w:t xml:space="preserve"> to distribute 60% its earning and to retain to reinvest the remaining 40% of the </w:t>
+      </w:r>
+      <w:proofErr w:type="gramStart"/>
+      <w:r>
+        <w:rPr>
+          <w:rFonts w:eastAsiaTheme="minorEastAsia"/>
+          <w:lang w:val="en-US"/>
+        </w:rPr>
+        <w:t>earnings.&amp;</w:t>
+      </w:r>
+      <w:proofErr w:type="gramEnd"/>
+      <w:r>
+        <w:rPr>
+          <w:rFonts w:eastAsiaTheme="minorEastAsia"/>
+          <w:lang w:val="en-US"/>
+        </w:rPr>
+        <w:t>#x20;</w:t>
       </w:r>
     </w:p>
     <w:p>
@@ -17619,11 +17776,19 @@
           <w:rFonts w:eastAsiaTheme="minorEastAsia"/>
         </w:rPr>
       </w:pPr>
-      <w:r>
-        <w:rPr>
-          <w:rFonts w:eastAsiaTheme="minorEastAsia"/>
-        </w:rPr>
-        <w:t>Where,</w:t>
+      <w:proofErr w:type="gramStart"/>
+      <w:r>
+        <w:rPr>
+          <w:rFonts w:eastAsiaTheme="minorEastAsia"/>
+        </w:rPr>
+        <w:t>Where</w:t>
+      </w:r>
+      <w:proofErr w:type="gramEnd"/>
+      <w:r>
+        <w:rPr>
+          <w:rFonts w:eastAsiaTheme="minorEastAsia"/>
+        </w:rPr>
+        <w:t>,</w:t>
       </w:r>
     </w:p>
     <w:p>
@@ -20045,6 +20210,7 @@
         <w:t xml:space="preserve">Theories of relevance – a. </w:t>
       </w:r>
       <w:proofErr w:type="spellStart"/>
+      <w:proofErr w:type="gramStart"/>
       <w:r>
         <w:rPr>
           <w:lang w:val="en-US"/>
@@ -20056,7 +20222,14 @@
         <w:rPr>
           <w:lang w:val="en-US"/>
         </w:rPr>
-        <w:t xml:space="preserve"> ; b. </w:t>
+        <w:t xml:space="preserve"> ;</w:t>
+      </w:r>
+      <w:proofErr w:type="gramEnd"/>
+      <w:r>
+        <w:rPr>
+          <w:lang w:val="en-US"/>
+        </w:rPr>
+        <w:t xml:space="preserve"> b. </w:t>
       </w:r>
       <w:proofErr w:type="spellStart"/>
       <w:r>
@@ -20260,6 +20433,7 @@
         <w:t xml:space="preserve">the return on the </w:t>
       </w:r>
       <w:proofErr w:type="spellStart"/>
+      <w:proofErr w:type="gramStart"/>
       <w:r>
         <w:rPr>
           <w:lang w:val="en-US"/>
@@ -20267,6 +20441,7 @@
         <w:t>firms</w:t>
       </w:r>
       <w:proofErr w:type="spellEnd"/>
+      <w:proofErr w:type="gramEnd"/>
       <w:r>
         <w:rPr>
           <w:lang w:val="en-US"/>
@@ -20384,7 +20559,21 @@
         <w:rPr>
           <w:lang w:val="en-US"/>
         </w:rPr>
-        <w:t>Normal firm – firms internal rate of return is equal to cost of capital (shareholders are indifferent between retention and distribution of earnings)</w:t>
+        <w:t xml:space="preserve">Normal firm – </w:t>
+      </w:r>
+      <w:proofErr w:type="gramStart"/>
+      <w:r>
+        <w:rPr>
+          <w:lang w:val="en-US"/>
+        </w:rPr>
+        <w:t>firms</w:t>
+      </w:r>
+      <w:proofErr w:type="gramEnd"/>
+      <w:r>
+        <w:rPr>
+          <w:lang w:val="en-US"/>
+        </w:rPr>
+        <w:t xml:space="preserve"> internal rate of return is equal to cost of capital (shareholders are indifferent between retention and distribution of earnings)</w:t>
       </w:r>
     </w:p>
     <w:p>
@@ -23630,7 +23819,23 @@
           <w:rFonts w:eastAsiaTheme="minorEastAsia"/>
           <w:iCs/>
         </w:rPr>
-        <w:t>The firm is a declining firm (r &gt; k). MPS is the highest than the payout ratio is 100%. Hence, the ideal payout ratio for the company is 100%.</w:t>
+        <w:t xml:space="preserve">The firm is a declining firm (r &gt; k). MPS is </w:t>
+      </w:r>
+      <w:proofErr w:type="gramStart"/>
+      <w:r>
+        <w:rPr>
+          <w:rFonts w:eastAsiaTheme="minorEastAsia"/>
+          <w:iCs/>
+        </w:rPr>
+        <w:t>the highest</w:t>
+      </w:r>
+      <w:proofErr w:type="gramEnd"/>
+      <w:r>
+        <w:rPr>
+          <w:rFonts w:eastAsiaTheme="minorEastAsia"/>
+          <w:iCs/>
+        </w:rPr>
+        <w:t xml:space="preserve"> than the payout ratio is 100%. Hence, the ideal payout ratio for the company is 100%.</w:t>
       </w:r>
       <w:r>
         <w:rPr>
@@ -24171,11 +24376,19 @@
           <w:rFonts w:eastAsiaTheme="minorEastAsia"/>
         </w:rPr>
       </w:pPr>
-      <w:r>
-        <w:rPr>
-          <w:rFonts w:eastAsiaTheme="minorEastAsia"/>
-        </w:rPr>
-        <w:t xml:space="preserve">Where, </w:t>
+      <w:proofErr w:type="gramStart"/>
+      <w:r>
+        <w:rPr>
+          <w:rFonts w:eastAsiaTheme="minorEastAsia"/>
+        </w:rPr>
+        <w:t>Where</w:t>
+      </w:r>
+      <w:proofErr w:type="gramEnd"/>
+      <w:r>
+        <w:rPr>
+          <w:rFonts w:eastAsiaTheme="minorEastAsia"/>
+        </w:rPr>
+        <w:t xml:space="preserve">, </w:t>
       </w:r>
     </w:p>
     <w:p>
@@ -26993,6 +27206,776 @@
         <w:t xml:space="preserve"> </w:t>
       </w:r>
     </w:p>
+    <w:p>
+      <w:pPr>
+        <w:rPr>
+          <w:rFonts w:eastAsiaTheme="minorEastAsia"/>
+        </w:rPr>
+      </w:pPr>
+    </w:p>
+    <w:p>
+      <w:pPr>
+        <w:rPr>
+          <w:rFonts w:eastAsiaTheme="minorEastAsia"/>
+        </w:rPr>
+      </w:pPr>
+      <w:r>
+        <w:rPr>
+          <w:rFonts w:eastAsiaTheme="minorEastAsia"/>
+        </w:rPr>
+        <w:t>22/09/2026</w:t>
+      </w:r>
+    </w:p>
+    <w:p>
+      <w:pPr>
+        <w:rPr>
+          <w:rFonts w:eastAsiaTheme="minorEastAsia"/>
+        </w:rPr>
+      </w:pPr>
+    </w:p>
+    <w:p>
+      <w:pPr>
+        <w:rPr>
+          <w:rFonts w:eastAsiaTheme="minorEastAsia"/>
+        </w:rPr>
+      </w:pPr>
+      <w:r>
+        <w:rPr>
+          <w:rFonts w:eastAsiaTheme="minorEastAsia"/>
+        </w:rPr>
+        <w:t>Yield to call (YTC)</w:t>
+      </w:r>
+    </w:p>
+    <w:p>
+      <w:pPr>
+        <w:rPr>
+          <w:rFonts w:eastAsiaTheme="minorEastAsia"/>
+        </w:rPr>
+      </w:pPr>
+      <w:r>
+        <w:rPr>
+          <w:rFonts w:eastAsiaTheme="minorEastAsia"/>
+        </w:rPr>
+        <w:t>Eg: bond trading @10% discount to its par value</w:t>
+      </w:r>
+    </w:p>
+    <w:p>
+      <w:pPr>
+        <w:rPr>
+          <w:rFonts w:eastAsiaTheme="minorEastAsia"/>
+        </w:rPr>
+      </w:pPr>
+      <w:r>
+        <w:rPr>
+          <w:rFonts w:eastAsiaTheme="minorEastAsia"/>
+        </w:rPr>
+        <w:t>Par value 1000 USD</w:t>
+      </w:r>
+    </w:p>
+    <w:p>
+      <w:pPr>
+        <w:rPr>
+          <w:rFonts w:eastAsiaTheme="minorEastAsia"/>
+        </w:rPr>
+      </w:pPr>
+      <w:r>
+        <w:rPr>
+          <w:rFonts w:eastAsiaTheme="minorEastAsia"/>
+        </w:rPr>
+        <w:t>Market price 900 USD</w:t>
+      </w:r>
+    </w:p>
+    <w:p>
+      <w:pPr>
+        <w:rPr>
+          <w:rFonts w:eastAsiaTheme="minorEastAsia"/>
+        </w:rPr>
+      </w:pPr>
+      <w:r>
+        <w:rPr>
+          <w:rFonts w:eastAsiaTheme="minorEastAsia"/>
+        </w:rPr>
+        <w:t>Buy date 31.12.2023</w:t>
+      </w:r>
+    </w:p>
+    <w:p>
+      <w:pPr>
+        <w:rPr>
+          <w:rFonts w:eastAsiaTheme="minorEastAsia"/>
+        </w:rPr>
+      </w:pPr>
+      <w:r>
+        <w:rPr>
+          <w:rFonts w:eastAsiaTheme="minorEastAsia"/>
+        </w:rPr>
+        <w:t>Maturity date 31.12.2033</w:t>
+      </w:r>
+    </w:p>
+    <w:p>
+      <w:pPr>
+        <w:rPr>
+          <w:rFonts w:eastAsiaTheme="minorEastAsia"/>
+        </w:rPr>
+      </w:pPr>
+      <w:r>
+        <w:rPr>
+          <w:rFonts w:eastAsiaTheme="minorEastAsia"/>
+        </w:rPr>
+        <w:t>Mature period 10 years</w:t>
+      </w:r>
+    </w:p>
+    <w:p>
+      <w:pPr>
+        <w:rPr>
+          <w:rFonts w:eastAsiaTheme="minorEastAsia"/>
+        </w:rPr>
+      </w:pPr>
+      <w:r>
+        <w:rPr>
+          <w:rFonts w:eastAsiaTheme="minorEastAsia"/>
+        </w:rPr>
+        <w:t>Coupon rate 5%</w:t>
+      </w:r>
+    </w:p>
+    <w:p>
+      <w:pPr>
+        <w:rPr>
+          <w:rFonts w:eastAsiaTheme="minorEastAsia"/>
+        </w:rPr>
+      </w:pPr>
+      <w:r>
+        <w:rPr>
+          <w:rFonts w:eastAsiaTheme="minorEastAsia"/>
+        </w:rPr>
+        <w:t>Company call = repaying it early on 31.12.2027 (4 years after one purchase</w:t>
+      </w:r>
+    </w:p>
+    <w:p>
+      <w:pPr>
+        <w:rPr>
+          <w:rFonts w:eastAsiaTheme="minorEastAsia"/>
+        </w:rPr>
+      </w:pPr>
+      <w:r>
+        <w:rPr>
+          <w:rFonts w:eastAsiaTheme="minorEastAsia"/>
+        </w:rPr>
+        <w:t>Penal</w:t>
+      </w:r>
+      <w:r>
+        <w:rPr>
+          <w:rFonts w:eastAsiaTheme="minorEastAsia"/>
+        </w:rPr>
+        <w:t>t</w:t>
+      </w:r>
+      <w:r>
+        <w:rPr>
+          <w:rFonts w:eastAsiaTheme="minorEastAsia"/>
+        </w:rPr>
+        <w:t xml:space="preserve">y fee </w:t>
+      </w:r>
+      <w:r>
+        <w:rPr>
+          <w:rFonts w:eastAsiaTheme="minorEastAsia"/>
+        </w:rPr>
+        <w:t>= 3%</w:t>
+      </w:r>
+    </w:p>
+    <w:p>
+      <w:pPr>
+        <w:rPr>
+          <w:rFonts w:eastAsiaTheme="minorEastAsia"/>
+        </w:rPr>
+      </w:pPr>
+    </w:p>
+    <w:p>
+      <w:pPr>
+        <w:rPr>
+          <w:rFonts w:eastAsiaTheme="minorEastAsia"/>
+        </w:rPr>
+      </w:pPr>
+      <w:r>
+        <w:rPr>
+          <w:rFonts w:eastAsiaTheme="minorEastAsia"/>
+        </w:rPr>
+        <w:t xml:space="preserve">Yield to call (YTC): of a bond measures annualised return an investor receives if they buy the bond and hold it until the company’s call, it </w:t>
+      </w:r>
+      <w:proofErr w:type="gramStart"/>
+      <w:r>
+        <w:rPr>
+          <w:rFonts w:eastAsiaTheme="minorEastAsia"/>
+        </w:rPr>
+        <w:t>buy</w:t>
+      </w:r>
+      <w:proofErr w:type="gramEnd"/>
+      <w:r>
+        <w:rPr>
+          <w:rFonts w:eastAsiaTheme="minorEastAsia"/>
+        </w:rPr>
+        <w:t xml:space="preserve"> repaying the bond yearly with a penalty attached. </w:t>
+      </w:r>
+    </w:p>
+    <w:p>
+      <w:pPr>
+        <w:rPr>
+          <w:rFonts w:eastAsiaTheme="minorEastAsia"/>
+        </w:rPr>
+      </w:pPr>
+      <w:r>
+        <w:rPr>
+          <w:rFonts w:eastAsiaTheme="minorEastAsia"/>
+        </w:rPr>
+        <w:lastRenderedPageBreak/>
+        <w:t>Difference between YTC and YTM:</w:t>
+      </w:r>
+    </w:p>
+    <w:tbl>
+      <w:tblPr>
+        <w:tblStyle w:val="TableGrid"/>
+        <w:tblW w:w="0" w:type="auto"/>
+        <w:tblLook w:val="04A0" w:firstRow="1" w:lastRow="0" w:firstColumn="1" w:lastColumn="0" w:noHBand="0" w:noVBand="1"/>
+      </w:tblPr>
+      <w:tblGrid>
+        <w:gridCol w:w="4508"/>
+        <w:gridCol w:w="4508"/>
+      </w:tblGrid>
+      <w:tr>
+        <w:tc>
+          <w:tcPr>
+            <w:tcW w:w="4508" w:type="dxa"/>
+          </w:tcPr>
+          <w:p>
+            <w:pPr>
+              <w:rPr>
+                <w:rFonts w:eastAsiaTheme="minorEastAsia"/>
+              </w:rPr>
+            </w:pPr>
+            <w:r>
+              <w:rPr>
+                <w:rFonts w:eastAsiaTheme="minorEastAsia"/>
+              </w:rPr>
+              <w:t>YTM</w:t>
+            </w:r>
+          </w:p>
+        </w:tc>
+        <w:tc>
+          <w:tcPr>
+            <w:tcW w:w="4508" w:type="dxa"/>
+          </w:tcPr>
+          <w:p>
+            <w:pPr>
+              <w:rPr>
+                <w:rFonts w:eastAsiaTheme="minorEastAsia"/>
+              </w:rPr>
+            </w:pPr>
+            <w:r>
+              <w:rPr>
+                <w:rFonts w:eastAsiaTheme="minorEastAsia"/>
+              </w:rPr>
+              <w:t>YTC</w:t>
+            </w:r>
+          </w:p>
+        </w:tc>
+      </w:tr>
+      <w:tr>
+        <w:tc>
+          <w:tcPr>
+            <w:tcW w:w="4508" w:type="dxa"/>
+          </w:tcPr>
+          <w:p>
+            <w:pPr>
+              <w:pStyle w:val="ListParagraph"/>
+              <w:numPr>
+                <w:ilvl w:val="0"/>
+                <w:numId w:val="47"/>
+              </w:numPr>
+              <w:rPr>
+                <w:rFonts w:eastAsiaTheme="minorEastAsia"/>
+              </w:rPr>
+            </w:pPr>
+            <w:r>
+              <w:rPr>
+                <w:rFonts w:eastAsiaTheme="minorEastAsia"/>
+              </w:rPr>
+              <w:t>The investor holds the bond until its official maturity date</w:t>
+            </w:r>
+          </w:p>
+        </w:tc>
+        <w:tc>
+          <w:tcPr>
+            <w:tcW w:w="4508" w:type="dxa"/>
+          </w:tcPr>
+          <w:p>
+            <w:pPr>
+              <w:pStyle w:val="ListParagraph"/>
+              <w:numPr>
+                <w:ilvl w:val="0"/>
+                <w:numId w:val="47"/>
+              </w:numPr>
+              <w:rPr>
+                <w:rFonts w:eastAsiaTheme="minorEastAsia"/>
+              </w:rPr>
+            </w:pPr>
+            <w:r>
+              <w:rPr>
+                <w:rFonts w:eastAsiaTheme="minorEastAsia"/>
+              </w:rPr>
+              <w:t xml:space="preserve">Shorter holding period </w:t>
+            </w:r>
+            <w:r>
+              <w:rPr>
+                <w:rFonts w:eastAsiaTheme="minorEastAsia"/>
+              </w:rPr>
+              <w:t xml:space="preserve">and the penalty fee </w:t>
+            </w:r>
+          </w:p>
+        </w:tc>
+      </w:tr>
+    </w:tbl>
+    <w:p>
+      <w:pPr>
+        <w:rPr>
+          <w:rFonts w:eastAsiaTheme="minorEastAsia"/>
+        </w:rPr>
+      </w:pPr>
+    </w:p>
+    <w:p>
+      <w:pPr>
+        <w:rPr>
+          <w:rFonts w:eastAsiaTheme="minorEastAsia"/>
+        </w:rPr>
+      </w:pPr>
+      <w:r>
+        <w:rPr>
+          <w:rFonts w:eastAsiaTheme="minorEastAsia"/>
+        </w:rPr>
+        <w:t xml:space="preserve">Discount to the par value: if the bond trades at discount to par value, the YTC will be </w:t>
+      </w:r>
+      <m:oMath>
+        <m:r>
+          <w:rPr>
+            <w:rFonts w:ascii="Cambria Math" w:eastAsiaTheme="minorEastAsia" w:hAnsi="Cambria Math"/>
+          </w:rPr>
+          <m:t>≥</m:t>
+        </m:r>
+      </m:oMath>
+      <w:r>
+        <w:rPr>
+          <w:rFonts w:eastAsiaTheme="minorEastAsia"/>
+        </w:rPr>
+        <w:t xml:space="preserve"> YTM.</w:t>
+      </w:r>
+    </w:p>
+    <w:p>
+      <w:pPr>
+        <w:rPr>
+          <w:rFonts w:eastAsiaTheme="minorEastAsia"/>
+        </w:rPr>
+      </w:pPr>
+      <w:r>
+        <w:rPr>
+          <w:rFonts w:eastAsiaTheme="minorEastAsia"/>
+        </w:rPr>
+        <w:t xml:space="preserve">Premium to the par value: YTC will be </w:t>
+      </w:r>
+      <m:oMath>
+        <m:r>
+          <w:rPr>
+            <w:rFonts w:ascii="Cambria Math" w:eastAsiaTheme="minorEastAsia" w:hAnsi="Cambria Math"/>
+          </w:rPr>
+          <m:t>≤</m:t>
+        </m:r>
+      </m:oMath>
+      <w:r>
+        <w:rPr>
+          <w:rFonts w:eastAsiaTheme="minorEastAsia"/>
+        </w:rPr>
+        <w:t xml:space="preserve"> YTM</w:t>
+      </w:r>
+    </w:p>
+    <w:p>
+      <w:pPr>
+        <w:rPr>
+          <w:rFonts w:eastAsiaTheme="minorEastAsia"/>
+        </w:rPr>
+      </w:pPr>
+    </w:p>
+    <w:p>
+      <w:pPr>
+        <w:rPr>
+          <w:rFonts w:eastAsiaTheme="minorEastAsia"/>
+        </w:rPr>
+      </w:pPr>
+      <w:r>
+        <w:rPr>
+          <w:rFonts w:eastAsiaTheme="minorEastAsia"/>
+        </w:rPr>
+        <w:t>23/09/2026</w:t>
+      </w:r>
+    </w:p>
+    <w:p>
+      <w:pPr>
+        <w:rPr>
+          <w:rFonts w:eastAsiaTheme="minorEastAsia"/>
+        </w:rPr>
+      </w:pPr>
+    </w:p>
+    <w:p>
+      <w:pPr>
+        <w:rPr>
+          <w:rFonts w:eastAsiaTheme="minorEastAsia"/>
+        </w:rPr>
+      </w:pPr>
+      <w:r>
+        <w:rPr>
+          <w:rFonts w:eastAsiaTheme="minorEastAsia"/>
+        </w:rPr>
+        <w:t xml:space="preserve">Loan amortization </w:t>
+      </w:r>
+    </w:p>
+    <w:p>
+      <w:pPr>
+        <w:rPr>
+          <w:rFonts w:eastAsiaTheme="minorEastAsia"/>
+        </w:rPr>
+      </w:pPr>
+    </w:p>
+    <w:p>
+      <w:pPr>
+        <w:rPr>
+          <w:rFonts w:eastAsiaTheme="minorEastAsia"/>
+        </w:rPr>
+      </w:pPr>
+      <w:r>
+        <w:rPr>
+          <w:rFonts w:eastAsiaTheme="minorEastAsia"/>
+        </w:rPr>
+        <w:t xml:space="preserve">Amortization is the process of repaying  a loan over a time through equal instalments, each payment covers interest and </w:t>
+      </w:r>
+      <w:proofErr w:type="gramStart"/>
+      <w:r>
+        <w:rPr>
+          <w:rFonts w:eastAsiaTheme="minorEastAsia"/>
+        </w:rPr>
+        <w:t>principle</w:t>
+      </w:r>
+      <w:proofErr w:type="gramEnd"/>
+      <w:r>
+        <w:rPr>
+          <w:rFonts w:eastAsiaTheme="minorEastAsia"/>
+        </w:rPr>
+        <w:t>.</w:t>
+      </w:r>
+    </w:p>
+    <w:p>
+      <w:pPr>
+        <w:rPr>
+          <w:rFonts w:eastAsiaTheme="minorEastAsia"/>
+        </w:rPr>
+      </w:pPr>
+    </w:p>
+    <w:p>
+      <w:pPr>
+        <w:rPr>
+          <w:rFonts w:eastAsiaTheme="minorEastAsia"/>
+        </w:rPr>
+      </w:pPr>
+      <w:r>
+        <w:rPr>
+          <w:rFonts w:eastAsiaTheme="minorEastAsia"/>
+        </w:rPr>
+        <w:t xml:space="preserve">How amortisation works: </w:t>
+      </w:r>
+    </w:p>
+    <w:p>
+      <w:pPr>
+        <w:pStyle w:val="ListParagraph"/>
+        <w:numPr>
+          <w:ilvl w:val="0"/>
+          <w:numId w:val="49"/>
+        </w:numPr>
+        <w:rPr>
+          <w:rFonts w:eastAsiaTheme="minorEastAsia"/>
+        </w:rPr>
+      </w:pPr>
+      <w:r>
+        <w:rPr>
+          <w:rFonts w:eastAsiaTheme="minorEastAsia"/>
+        </w:rPr>
+        <w:t>Monthly payment is fixed</w:t>
+      </w:r>
+    </w:p>
+    <w:p>
+      <w:pPr>
+        <w:pStyle w:val="ListParagraph"/>
+        <w:numPr>
+          <w:ilvl w:val="0"/>
+          <w:numId w:val="49"/>
+        </w:numPr>
+        <w:rPr>
+          <w:rFonts w:eastAsiaTheme="minorEastAsia"/>
+        </w:rPr>
+      </w:pPr>
+      <w:r>
+        <w:rPr>
+          <w:rFonts w:eastAsiaTheme="minorEastAsia"/>
+        </w:rPr>
+        <w:t xml:space="preserve">Interest decreases over a period of time </w:t>
+      </w:r>
+    </w:p>
+    <w:p>
+      <w:pPr>
+        <w:pStyle w:val="ListParagraph"/>
+        <w:numPr>
+          <w:ilvl w:val="0"/>
+          <w:numId w:val="49"/>
+        </w:numPr>
+        <w:rPr>
+          <w:rFonts w:eastAsiaTheme="minorEastAsia"/>
+        </w:rPr>
+      </w:pPr>
+      <w:r>
+        <w:rPr>
+          <w:rFonts w:eastAsiaTheme="minorEastAsia"/>
+        </w:rPr>
+        <w:t xml:space="preserve">Principle payment increases </w:t>
+      </w:r>
+    </w:p>
+    <w:p>
+      <w:pPr>
+        <w:pStyle w:val="ListParagraph"/>
+        <w:numPr>
+          <w:ilvl w:val="0"/>
+          <w:numId w:val="49"/>
+        </w:numPr>
+        <w:rPr>
+          <w:rFonts w:eastAsiaTheme="minorEastAsia"/>
+        </w:rPr>
+      </w:pPr>
+      <w:r>
+        <w:rPr>
+          <w:rFonts w:eastAsiaTheme="minorEastAsia"/>
+        </w:rPr>
+        <w:t>Total debt decreases</w:t>
+      </w:r>
+    </w:p>
+    <w:p>
+      <w:pPr>
+        <w:pStyle w:val="ListParagraph"/>
+        <w:numPr>
+          <w:ilvl w:val="0"/>
+          <w:numId w:val="49"/>
+        </w:numPr>
+        <w:rPr>
+          <w:rFonts w:eastAsiaTheme="minorEastAsia"/>
+        </w:rPr>
+      </w:pPr>
+      <w:r>
+        <w:rPr>
+          <w:rFonts w:eastAsiaTheme="minorEastAsia"/>
+        </w:rPr>
+        <w:t>Fully paid (at the end term)</w:t>
+      </w:r>
+    </w:p>
+    <w:p>
+      <w:pPr>
+        <w:rPr>
+          <w:rFonts w:eastAsiaTheme="minorEastAsia"/>
+        </w:rPr>
+      </w:pPr>
+    </w:p>
+    <w:p>
+      <w:pPr>
+        <w:rPr>
+          <w:rFonts w:eastAsiaTheme="minorEastAsia"/>
+        </w:rPr>
+      </w:pPr>
+      <w:r>
+        <w:rPr>
+          <w:rFonts w:eastAsiaTheme="minorEastAsia"/>
+        </w:rPr>
+        <w:t>Types of amortisation loan:</w:t>
+      </w:r>
+    </w:p>
+    <w:p>
+      <w:pPr>
+        <w:pStyle w:val="ListParagraph"/>
+        <w:numPr>
+          <w:ilvl w:val="0"/>
+          <w:numId w:val="50"/>
+        </w:numPr>
+        <w:rPr>
+          <w:rFonts w:eastAsiaTheme="minorEastAsia"/>
+        </w:rPr>
+      </w:pPr>
+      <w:r>
+        <w:rPr>
+          <w:rFonts w:eastAsiaTheme="minorEastAsia"/>
+        </w:rPr>
+        <w:t>Fixed rate loans (constant rate)</w:t>
+      </w:r>
+    </w:p>
+    <w:p>
+      <w:pPr>
+        <w:pStyle w:val="ListParagraph"/>
+        <w:numPr>
+          <w:ilvl w:val="0"/>
+          <w:numId w:val="50"/>
+        </w:numPr>
+        <w:rPr>
+          <w:rFonts w:eastAsiaTheme="minorEastAsia"/>
+        </w:rPr>
+      </w:pPr>
+      <w:r>
+        <w:rPr>
+          <w:rFonts w:eastAsiaTheme="minorEastAsia"/>
+        </w:rPr>
+        <w:t xml:space="preserve">Variable rate loans (rate changes) </w:t>
+      </w:r>
+    </w:p>
+    <w:p>
+      <w:pPr>
+        <w:pStyle w:val="ListParagraph"/>
+        <w:numPr>
+          <w:ilvl w:val="0"/>
+          <w:numId w:val="50"/>
+        </w:numPr>
+        <w:rPr>
+          <w:rFonts w:eastAsiaTheme="minorEastAsia"/>
+        </w:rPr>
+      </w:pPr>
+      <w:r>
+        <w:rPr>
+          <w:rFonts w:eastAsiaTheme="minorEastAsia"/>
+        </w:rPr>
+        <w:t xml:space="preserve">Bullet loans (principle due at end) </w:t>
+      </w:r>
+    </w:p>
+    <w:p>
+      <w:pPr>
+        <w:pStyle w:val="ListParagraph"/>
+        <w:numPr>
+          <w:ilvl w:val="0"/>
+          <w:numId w:val="50"/>
+        </w:numPr>
+        <w:rPr>
+          <w:rFonts w:eastAsiaTheme="minorEastAsia"/>
+        </w:rPr>
+      </w:pPr>
+      <w:r>
+        <w:rPr>
+          <w:rFonts w:eastAsiaTheme="minorEastAsia"/>
+        </w:rPr>
+        <w:t xml:space="preserve">Negative amortisation (interest grows) </w:t>
+      </w:r>
+    </w:p>
+    <w:p>
+      <w:pPr>
+        <w:rPr>
+          <w:rFonts w:eastAsiaTheme="minorEastAsia"/>
+        </w:rPr>
+      </w:pPr>
+    </w:p>
+    <w:p>
+      <w:pPr>
+        <w:rPr>
+          <w:rFonts w:eastAsiaTheme="minorEastAsia"/>
+        </w:rPr>
+      </w:pPr>
+      <w:r>
+        <w:rPr>
+          <w:rFonts w:eastAsiaTheme="minorEastAsia"/>
+        </w:rPr>
+        <w:t>Importance of amortisation:</w:t>
+      </w:r>
+    </w:p>
+    <w:p>
+      <w:pPr>
+        <w:pStyle w:val="ListParagraph"/>
+        <w:numPr>
+          <w:ilvl w:val="0"/>
+          <w:numId w:val="51"/>
+        </w:numPr>
+        <w:rPr>
+          <w:rFonts w:eastAsiaTheme="minorEastAsia"/>
+        </w:rPr>
+      </w:pPr>
+      <w:r>
+        <w:rPr>
+          <w:rFonts w:eastAsiaTheme="minorEastAsia"/>
+        </w:rPr>
+        <w:t xml:space="preserve">Predictable payments </w:t>
+      </w:r>
+      <w:r>
+        <w:rPr>
+          <w:rFonts w:eastAsiaTheme="minorEastAsia"/>
+        </w:rPr>
+        <w:t xml:space="preserve">  </w:t>
+      </w:r>
+    </w:p>
+    <w:p>
+      <w:pPr>
+        <w:pStyle w:val="ListParagraph"/>
+        <w:numPr>
+          <w:ilvl w:val="0"/>
+          <w:numId w:val="51"/>
+        </w:numPr>
+        <w:rPr>
+          <w:rFonts w:eastAsiaTheme="minorEastAsia"/>
+        </w:rPr>
+      </w:pPr>
+      <w:r>
+        <w:rPr>
+          <w:rFonts w:eastAsiaTheme="minorEastAsia"/>
+        </w:rPr>
+        <w:t>Reduces financial burden</w:t>
+      </w:r>
+    </w:p>
+    <w:p>
+      <w:pPr>
+        <w:pStyle w:val="ListParagraph"/>
+        <w:numPr>
+          <w:ilvl w:val="0"/>
+          <w:numId w:val="51"/>
+        </w:numPr>
+        <w:rPr>
+          <w:rFonts w:eastAsiaTheme="minorEastAsia"/>
+        </w:rPr>
+      </w:pPr>
+      <w:r>
+        <w:rPr>
+          <w:rFonts w:eastAsiaTheme="minorEastAsia"/>
+        </w:rPr>
+        <w:t>Build credit score</w:t>
+      </w:r>
+    </w:p>
+    <w:p>
+      <w:pPr>
+        <w:pStyle w:val="ListParagraph"/>
+        <w:numPr>
+          <w:ilvl w:val="0"/>
+          <w:numId w:val="51"/>
+        </w:numPr>
+        <w:rPr>
+          <w:rFonts w:eastAsiaTheme="minorEastAsia"/>
+        </w:rPr>
+      </w:pPr>
+      <w:r>
+        <w:rPr>
+          <w:rFonts w:eastAsiaTheme="minorEastAsia"/>
+        </w:rPr>
+        <w:lastRenderedPageBreak/>
+        <w:t>Avoid debt accumulation</w:t>
+      </w:r>
+    </w:p>
+    <w:p>
+      <w:pPr>
+        <w:ind w:left="360"/>
+        <w:rPr>
+          <w:rFonts w:eastAsiaTheme="minorEastAsia"/>
+        </w:rPr>
+      </w:pPr>
+    </w:p>
     <w:sectPr>
       <w:pgSz w:w="11906" w:h="16838"/>
       <w:pgMar w:top="1440" w:right="1440" w:bottom="1440" w:left="1440" w:header="708" w:footer="708" w:gutter="0"/>
@@ -28201,6 +29184,92 @@
     </w:lvl>
   </w:abstractNum>
   <w:abstractNum w:abstractNumId="11" w15:restartNumberingAfterBreak="0">
+    <w:nsid w:val="21684AE6"/>
+    <w:multiLevelType w:val="hybridMultilevel"/>
+    <w:tmpl w:val="194CE090"/>
+    <w:lvl w:ilvl="0" w:tplc="4009001B">
+      <w:start w:val="1"/>
+      <w:numFmt w:val="lowerRoman"/>
+      <w:lvlText w:val="%1."/>
+      <w:lvlJc w:val="right"/>
+      <w:pPr>
+        <w:ind w:left="720" w:hanging="360"/>
+      </w:pPr>
+    </w:lvl>
+    <w:lvl w:ilvl="1" w:tplc="40090019" w:tentative="1">
+      <w:start w:val="1"/>
+      <w:numFmt w:val="lowerLetter"/>
+      <w:lvlText w:val="%2."/>
+      <w:lvlJc w:val="left"/>
+      <w:pPr>
+        <w:ind w:left="1440" w:hanging="360"/>
+      </w:pPr>
+    </w:lvl>
+    <w:lvl w:ilvl="2" w:tplc="4009001B" w:tentative="1">
+      <w:start w:val="1"/>
+      <w:numFmt w:val="lowerRoman"/>
+      <w:lvlText w:val="%3."/>
+      <w:lvlJc w:val="right"/>
+      <w:pPr>
+        <w:ind w:left="2160" w:hanging="180"/>
+      </w:pPr>
+    </w:lvl>
+    <w:lvl w:ilvl="3" w:tplc="4009000F" w:tentative="1">
+      <w:start w:val="1"/>
+      <w:numFmt w:val="decimal"/>
+      <w:lvlText w:val="%4."/>
+      <w:lvlJc w:val="left"/>
+      <w:pPr>
+        <w:ind w:left="2880" w:hanging="360"/>
+      </w:pPr>
+    </w:lvl>
+    <w:lvl w:ilvl="4" w:tplc="40090019" w:tentative="1">
+      <w:start w:val="1"/>
+      <w:numFmt w:val="lowerLetter"/>
+      <w:lvlText w:val="%5."/>
+      <w:lvlJc w:val="left"/>
+      <w:pPr>
+        <w:ind w:left="3600" w:hanging="360"/>
+      </w:pPr>
+    </w:lvl>
+    <w:lvl w:ilvl="5" w:tplc="4009001B" w:tentative="1">
+      <w:start w:val="1"/>
+      <w:numFmt w:val="lowerRoman"/>
+      <w:lvlText w:val="%6."/>
+      <w:lvlJc w:val="right"/>
+      <w:pPr>
+        <w:ind w:left="4320" w:hanging="180"/>
+      </w:pPr>
+    </w:lvl>
+    <w:lvl w:ilvl="6" w:tplc="4009000F" w:tentative="1">
+      <w:start w:val="1"/>
+      <w:numFmt w:val="decimal"/>
+      <w:lvlText w:val="%7."/>
+      <w:lvlJc w:val="left"/>
+      <w:pPr>
+        <w:ind w:left="5040" w:hanging="360"/>
+      </w:pPr>
+    </w:lvl>
+    <w:lvl w:ilvl="7" w:tplc="40090019" w:tentative="1">
+      <w:start w:val="1"/>
+      <w:numFmt w:val="lowerLetter"/>
+      <w:lvlText w:val="%8."/>
+      <w:lvlJc w:val="left"/>
+      <w:pPr>
+        <w:ind w:left="5760" w:hanging="360"/>
+      </w:pPr>
+    </w:lvl>
+    <w:lvl w:ilvl="8" w:tplc="4009001B" w:tentative="1">
+      <w:start w:val="1"/>
+      <w:numFmt w:val="lowerRoman"/>
+      <w:lvlText w:val="%9."/>
+      <w:lvlJc w:val="right"/>
+      <w:pPr>
+        <w:ind w:left="6480" w:hanging="180"/>
+      </w:pPr>
+    </w:lvl>
+  </w:abstractNum>
+  <w:abstractNum w:abstractNumId="12" w15:restartNumberingAfterBreak="0">
     <w:nsid w:val="25FE49C2"/>
     <w:multiLevelType w:val="multilevel"/>
     <w:tmpl w:val="B0183B58"/>
@@ -28349,7 +29418,7 @@
       </w:rPr>
     </w:lvl>
   </w:abstractNum>
-  <w:abstractNum w:abstractNumId="12" w15:restartNumberingAfterBreak="0">
+  <w:abstractNum w:abstractNumId="13" w15:restartNumberingAfterBreak="0">
     <w:nsid w:val="26F55085"/>
     <w:multiLevelType w:val="hybridMultilevel"/>
     <w:tmpl w:val="A37C6428"/>
@@ -28462,7 +29531,7 @@
       </w:rPr>
     </w:lvl>
   </w:abstractNum>
-  <w:abstractNum w:abstractNumId="13" w15:restartNumberingAfterBreak="0">
+  <w:abstractNum w:abstractNumId="14" w15:restartNumberingAfterBreak="0">
     <w:nsid w:val="270E03D6"/>
     <w:multiLevelType w:val="hybridMultilevel"/>
     <w:tmpl w:val="21482B92"/>
@@ -28548,7 +29617,7 @@
       </w:pPr>
     </w:lvl>
   </w:abstractNum>
-  <w:abstractNum w:abstractNumId="14" w15:restartNumberingAfterBreak="0">
+  <w:abstractNum w:abstractNumId="15" w15:restartNumberingAfterBreak="0">
     <w:nsid w:val="2B866818"/>
     <w:multiLevelType w:val="hybridMultilevel"/>
     <w:tmpl w:val="21482B92"/>
@@ -28634,7 +29703,7 @@
       </w:pPr>
     </w:lvl>
   </w:abstractNum>
-  <w:abstractNum w:abstractNumId="15" w15:restartNumberingAfterBreak="0">
+  <w:abstractNum w:abstractNumId="16" w15:restartNumberingAfterBreak="0">
     <w:nsid w:val="2E69236A"/>
     <w:multiLevelType w:val="hybridMultilevel"/>
     <w:tmpl w:val="5B2E57F4"/>
@@ -28720,7 +29789,7 @@
       </w:pPr>
     </w:lvl>
   </w:abstractNum>
-  <w:abstractNum w:abstractNumId="16" w15:restartNumberingAfterBreak="0">
+  <w:abstractNum w:abstractNumId="17" w15:restartNumberingAfterBreak="0">
     <w:nsid w:val="342643EF"/>
     <w:multiLevelType w:val="hybridMultilevel"/>
     <w:tmpl w:val="BFEAEC32"/>
@@ -28833,10 +29902,10 @@
       </w:rPr>
     </w:lvl>
   </w:abstractNum>
-  <w:abstractNum w:abstractNumId="17" w15:restartNumberingAfterBreak="0">
+  <w:abstractNum w:abstractNumId="18" w15:restartNumberingAfterBreak="0">
     <w:nsid w:val="347B20E2"/>
     <w:multiLevelType w:val="hybridMultilevel"/>
-    <w:tmpl w:val="561CF2F6"/>
+    <w:tmpl w:val="03C01A0E"/>
     <w:lvl w:ilvl="0" w:tplc="40090001">
       <w:start w:val="1"/>
       <w:numFmt w:val="bullet"/>
@@ -28946,7 +30015,7 @@
       </w:rPr>
     </w:lvl>
   </w:abstractNum>
-  <w:abstractNum w:abstractNumId="18" w15:restartNumberingAfterBreak="0">
+  <w:abstractNum w:abstractNumId="19" w15:restartNumberingAfterBreak="0">
     <w:nsid w:val="35D57A2E"/>
     <w:multiLevelType w:val="hybridMultilevel"/>
     <w:tmpl w:val="0FF6CBF2"/>
@@ -29035,7 +30104,7 @@
       </w:pPr>
     </w:lvl>
   </w:abstractNum>
-  <w:abstractNum w:abstractNumId="19" w15:restartNumberingAfterBreak="0">
+  <w:abstractNum w:abstractNumId="20" w15:restartNumberingAfterBreak="0">
     <w:nsid w:val="3FA677EF"/>
     <w:multiLevelType w:val="hybridMultilevel"/>
     <w:tmpl w:val="F144535C"/>
@@ -29121,7 +30190,7 @@
       </w:pPr>
     </w:lvl>
   </w:abstractNum>
-  <w:abstractNum w:abstractNumId="20" w15:restartNumberingAfterBreak="0">
+  <w:abstractNum w:abstractNumId="21" w15:restartNumberingAfterBreak="0">
     <w:nsid w:val="405244CD"/>
     <w:multiLevelType w:val="hybridMultilevel"/>
     <w:tmpl w:val="4F8E4916"/>
@@ -29207,7 +30276,7 @@
       </w:pPr>
     </w:lvl>
   </w:abstractNum>
-  <w:abstractNum w:abstractNumId="21" w15:restartNumberingAfterBreak="0">
+  <w:abstractNum w:abstractNumId="22" w15:restartNumberingAfterBreak="0">
     <w:nsid w:val="421F5061"/>
     <w:multiLevelType w:val="hybridMultilevel"/>
     <w:tmpl w:val="C55E3D5E"/>
@@ -29320,7 +30389,7 @@
       </w:rPr>
     </w:lvl>
   </w:abstractNum>
-  <w:abstractNum w:abstractNumId="22" w15:restartNumberingAfterBreak="0">
+  <w:abstractNum w:abstractNumId="23" w15:restartNumberingAfterBreak="0">
     <w:nsid w:val="470A7CAC"/>
     <w:multiLevelType w:val="hybridMultilevel"/>
     <w:tmpl w:val="41B04BBC"/>
@@ -29406,7 +30475,7 @@
       </w:pPr>
     </w:lvl>
   </w:abstractNum>
-  <w:abstractNum w:abstractNumId="23" w15:restartNumberingAfterBreak="0">
+  <w:abstractNum w:abstractNumId="24" w15:restartNumberingAfterBreak="0">
     <w:nsid w:val="471E0E82"/>
     <w:multiLevelType w:val="hybridMultilevel"/>
     <w:tmpl w:val="A0C2BED4"/>
@@ -29519,7 +30588,7 @@
       </w:rPr>
     </w:lvl>
   </w:abstractNum>
-  <w:abstractNum w:abstractNumId="24" w15:restartNumberingAfterBreak="0">
+  <w:abstractNum w:abstractNumId="25" w15:restartNumberingAfterBreak="0">
     <w:nsid w:val="4ACF29D6"/>
     <w:multiLevelType w:val="hybridMultilevel"/>
     <w:tmpl w:val="15BACEE8"/>
@@ -29605,7 +30674,7 @@
       </w:pPr>
     </w:lvl>
   </w:abstractNum>
-  <w:abstractNum w:abstractNumId="25" w15:restartNumberingAfterBreak="0">
+  <w:abstractNum w:abstractNumId="26" w15:restartNumberingAfterBreak="0">
     <w:nsid w:val="4C42378B"/>
     <w:multiLevelType w:val="multilevel"/>
     <w:tmpl w:val="158600B2"/>
@@ -29754,7 +30823,7 @@
       </w:rPr>
     </w:lvl>
   </w:abstractNum>
-  <w:abstractNum w:abstractNumId="26" w15:restartNumberingAfterBreak="0">
+  <w:abstractNum w:abstractNumId="27" w15:restartNumberingAfterBreak="0">
     <w:nsid w:val="4F286822"/>
     <w:multiLevelType w:val="hybridMultilevel"/>
     <w:tmpl w:val="5798F77C"/>
@@ -29840,7 +30909,7 @@
       </w:pPr>
     </w:lvl>
   </w:abstractNum>
-  <w:abstractNum w:abstractNumId="27" w15:restartNumberingAfterBreak="0">
+  <w:abstractNum w:abstractNumId="28" w15:restartNumberingAfterBreak="0">
     <w:nsid w:val="51600570"/>
     <w:multiLevelType w:val="hybridMultilevel"/>
     <w:tmpl w:val="7B98FFEE"/>
@@ -29926,7 +30995,7 @@
       </w:pPr>
     </w:lvl>
   </w:abstractNum>
-  <w:abstractNum w:abstractNumId="28" w15:restartNumberingAfterBreak="0">
+  <w:abstractNum w:abstractNumId="29" w15:restartNumberingAfterBreak="0">
     <w:nsid w:val="51EB6CAA"/>
     <w:multiLevelType w:val="hybridMultilevel"/>
     <w:tmpl w:val="AA3A1986"/>
@@ -30012,10 +31081,10 @@
       </w:pPr>
     </w:lvl>
   </w:abstractNum>
-  <w:abstractNum w:abstractNumId="29" w15:restartNumberingAfterBreak="0">
+  <w:abstractNum w:abstractNumId="30" w15:restartNumberingAfterBreak="0">
     <w:nsid w:val="54B02AAF"/>
     <w:multiLevelType w:val="hybridMultilevel"/>
-    <w:tmpl w:val="7C80B1EE"/>
+    <w:tmpl w:val="139A5414"/>
     <w:lvl w:ilvl="0" w:tplc="4009000F">
       <w:start w:val="1"/>
       <w:numFmt w:val="decimal"/>
@@ -30098,7 +31167,7 @@
       </w:pPr>
     </w:lvl>
   </w:abstractNum>
-  <w:abstractNum w:abstractNumId="30" w15:restartNumberingAfterBreak="0">
+  <w:abstractNum w:abstractNumId="31" w15:restartNumberingAfterBreak="0">
     <w:nsid w:val="579956AE"/>
     <w:multiLevelType w:val="hybridMultilevel"/>
     <w:tmpl w:val="152C998C"/>
@@ -30187,7 +31256,7 @@
       </w:pPr>
     </w:lvl>
   </w:abstractNum>
-  <w:abstractNum w:abstractNumId="31" w15:restartNumberingAfterBreak="0">
+  <w:abstractNum w:abstractNumId="32" w15:restartNumberingAfterBreak="0">
     <w:nsid w:val="57AA63E2"/>
     <w:multiLevelType w:val="hybridMultilevel"/>
     <w:tmpl w:val="4CD8648E"/>
@@ -30273,7 +31342,7 @@
       </w:pPr>
     </w:lvl>
   </w:abstractNum>
-  <w:abstractNum w:abstractNumId="32" w15:restartNumberingAfterBreak="0">
+  <w:abstractNum w:abstractNumId="33" w15:restartNumberingAfterBreak="0">
     <w:nsid w:val="5B0B6E70"/>
     <w:multiLevelType w:val="hybridMultilevel"/>
     <w:tmpl w:val="639E1D92"/>
@@ -30359,7 +31428,7 @@
       </w:pPr>
     </w:lvl>
   </w:abstractNum>
-  <w:abstractNum w:abstractNumId="33" w15:restartNumberingAfterBreak="0">
+  <w:abstractNum w:abstractNumId="34" w15:restartNumberingAfterBreak="0">
     <w:nsid w:val="5B5059D4"/>
     <w:multiLevelType w:val="hybridMultilevel"/>
     <w:tmpl w:val="4F5CD94C"/>
@@ -30445,7 +31514,93 @@
       </w:pPr>
     </w:lvl>
   </w:abstractNum>
-  <w:abstractNum w:abstractNumId="34" w15:restartNumberingAfterBreak="0">
+  <w:abstractNum w:abstractNumId="35" w15:restartNumberingAfterBreak="0">
+    <w:nsid w:val="5B801366"/>
+    <w:multiLevelType w:val="hybridMultilevel"/>
+    <w:tmpl w:val="E4343DA0"/>
+    <w:lvl w:ilvl="0" w:tplc="4009001B">
+      <w:start w:val="1"/>
+      <w:numFmt w:val="lowerRoman"/>
+      <w:lvlText w:val="%1."/>
+      <w:lvlJc w:val="right"/>
+      <w:pPr>
+        <w:ind w:left="720" w:hanging="360"/>
+      </w:pPr>
+    </w:lvl>
+    <w:lvl w:ilvl="1" w:tplc="40090019" w:tentative="1">
+      <w:start w:val="1"/>
+      <w:numFmt w:val="lowerLetter"/>
+      <w:lvlText w:val="%2."/>
+      <w:lvlJc w:val="left"/>
+      <w:pPr>
+        <w:ind w:left="1440" w:hanging="360"/>
+      </w:pPr>
+    </w:lvl>
+    <w:lvl w:ilvl="2" w:tplc="4009001B" w:tentative="1">
+      <w:start w:val="1"/>
+      <w:numFmt w:val="lowerRoman"/>
+      <w:lvlText w:val="%3."/>
+      <w:lvlJc w:val="right"/>
+      <w:pPr>
+        <w:ind w:left="2160" w:hanging="180"/>
+      </w:pPr>
+    </w:lvl>
+    <w:lvl w:ilvl="3" w:tplc="4009000F" w:tentative="1">
+      <w:start w:val="1"/>
+      <w:numFmt w:val="decimal"/>
+      <w:lvlText w:val="%4."/>
+      <w:lvlJc w:val="left"/>
+      <w:pPr>
+        <w:ind w:left="2880" w:hanging="360"/>
+      </w:pPr>
+    </w:lvl>
+    <w:lvl w:ilvl="4" w:tplc="40090019" w:tentative="1">
+      <w:start w:val="1"/>
+      <w:numFmt w:val="lowerLetter"/>
+      <w:lvlText w:val="%5."/>
+      <w:lvlJc w:val="left"/>
+      <w:pPr>
+        <w:ind w:left="3600" w:hanging="360"/>
+      </w:pPr>
+    </w:lvl>
+    <w:lvl w:ilvl="5" w:tplc="4009001B" w:tentative="1">
+      <w:start w:val="1"/>
+      <w:numFmt w:val="lowerRoman"/>
+      <w:lvlText w:val="%6."/>
+      <w:lvlJc w:val="right"/>
+      <w:pPr>
+        <w:ind w:left="4320" w:hanging="180"/>
+      </w:pPr>
+    </w:lvl>
+    <w:lvl w:ilvl="6" w:tplc="4009000F" w:tentative="1">
+      <w:start w:val="1"/>
+      <w:numFmt w:val="decimal"/>
+      <w:lvlText w:val="%7."/>
+      <w:lvlJc w:val="left"/>
+      <w:pPr>
+        <w:ind w:left="5040" w:hanging="360"/>
+      </w:pPr>
+    </w:lvl>
+    <w:lvl w:ilvl="7" w:tplc="40090019" w:tentative="1">
+      <w:start w:val="1"/>
+      <w:numFmt w:val="lowerLetter"/>
+      <w:lvlText w:val="%8."/>
+      <w:lvlJc w:val="left"/>
+      <w:pPr>
+        <w:ind w:left="5760" w:hanging="360"/>
+      </w:pPr>
+    </w:lvl>
+    <w:lvl w:ilvl="8" w:tplc="4009001B" w:tentative="1">
+      <w:start w:val="1"/>
+      <w:numFmt w:val="lowerRoman"/>
+      <w:lvlText w:val="%9."/>
+      <w:lvlJc w:val="right"/>
+      <w:pPr>
+        <w:ind w:left="6480" w:hanging="180"/>
+      </w:pPr>
+    </w:lvl>
+  </w:abstractNum>
+  <w:abstractNum w:abstractNumId="36" w15:restartNumberingAfterBreak="0">
     <w:nsid w:val="5CF97DC3"/>
     <w:multiLevelType w:val="hybridMultilevel"/>
     <w:tmpl w:val="5B2C3BD8"/>
@@ -30531,7 +31686,7 @@
       </w:pPr>
     </w:lvl>
   </w:abstractNum>
-  <w:abstractNum w:abstractNumId="35" w15:restartNumberingAfterBreak="0">
+  <w:abstractNum w:abstractNumId="37" w15:restartNumberingAfterBreak="0">
     <w:nsid w:val="5ECF72A1"/>
     <w:multiLevelType w:val="hybridMultilevel"/>
     <w:tmpl w:val="1CF4107C"/>
@@ -30617,7 +31772,7 @@
       </w:pPr>
     </w:lvl>
   </w:abstractNum>
-  <w:abstractNum w:abstractNumId="36" w15:restartNumberingAfterBreak="0">
+  <w:abstractNum w:abstractNumId="38" w15:restartNumberingAfterBreak="0">
     <w:nsid w:val="5FAD400A"/>
     <w:multiLevelType w:val="hybridMultilevel"/>
     <w:tmpl w:val="59F4717E"/>
@@ -30703,7 +31858,93 @@
       </w:pPr>
     </w:lvl>
   </w:abstractNum>
-  <w:abstractNum w:abstractNumId="37" w15:restartNumberingAfterBreak="0">
+  <w:abstractNum w:abstractNumId="39" w15:restartNumberingAfterBreak="0">
+    <w:nsid w:val="609F0227"/>
+    <w:multiLevelType w:val="hybridMultilevel"/>
+    <w:tmpl w:val="6E285D7A"/>
+    <w:lvl w:ilvl="0" w:tplc="4009001B">
+      <w:start w:val="1"/>
+      <w:numFmt w:val="lowerRoman"/>
+      <w:lvlText w:val="%1."/>
+      <w:lvlJc w:val="right"/>
+      <w:pPr>
+        <w:ind w:left="720" w:hanging="360"/>
+      </w:pPr>
+    </w:lvl>
+    <w:lvl w:ilvl="1" w:tplc="40090019" w:tentative="1">
+      <w:start w:val="1"/>
+      <w:numFmt w:val="lowerLetter"/>
+      <w:lvlText w:val="%2."/>
+      <w:lvlJc w:val="left"/>
+      <w:pPr>
+        <w:ind w:left="1440" w:hanging="360"/>
+      </w:pPr>
+    </w:lvl>
+    <w:lvl w:ilvl="2" w:tplc="4009001B" w:tentative="1">
+      <w:start w:val="1"/>
+      <w:numFmt w:val="lowerRoman"/>
+      <w:lvlText w:val="%3."/>
+      <w:lvlJc w:val="right"/>
+      <w:pPr>
+        <w:ind w:left="2160" w:hanging="180"/>
+      </w:pPr>
+    </w:lvl>
+    <w:lvl w:ilvl="3" w:tplc="4009000F" w:tentative="1">
+      <w:start w:val="1"/>
+      <w:numFmt w:val="decimal"/>
+      <w:lvlText w:val="%4."/>
+      <w:lvlJc w:val="left"/>
+      <w:pPr>
+        <w:ind w:left="2880" w:hanging="360"/>
+      </w:pPr>
+    </w:lvl>
+    <w:lvl w:ilvl="4" w:tplc="40090019" w:tentative="1">
+      <w:start w:val="1"/>
+      <w:numFmt w:val="lowerLetter"/>
+      <w:lvlText w:val="%5."/>
+      <w:lvlJc w:val="left"/>
+      <w:pPr>
+        <w:ind w:left="3600" w:hanging="360"/>
+      </w:pPr>
+    </w:lvl>
+    <w:lvl w:ilvl="5" w:tplc="4009001B" w:tentative="1">
+      <w:start w:val="1"/>
+      <w:numFmt w:val="lowerRoman"/>
+      <w:lvlText w:val="%6."/>
+      <w:lvlJc w:val="right"/>
+      <w:pPr>
+        <w:ind w:left="4320" w:hanging="180"/>
+      </w:pPr>
+    </w:lvl>
+    <w:lvl w:ilvl="6" w:tplc="4009000F" w:tentative="1">
+      <w:start w:val="1"/>
+      <w:numFmt w:val="decimal"/>
+      <w:lvlText w:val="%7."/>
+      <w:lvlJc w:val="left"/>
+      <w:pPr>
+        <w:ind w:left="5040" w:hanging="360"/>
+      </w:pPr>
+    </w:lvl>
+    <w:lvl w:ilvl="7" w:tplc="40090019" w:tentative="1">
+      <w:start w:val="1"/>
+      <w:numFmt w:val="lowerLetter"/>
+      <w:lvlText w:val="%8."/>
+      <w:lvlJc w:val="left"/>
+      <w:pPr>
+        <w:ind w:left="5760" w:hanging="360"/>
+      </w:pPr>
+    </w:lvl>
+    <w:lvl w:ilvl="8" w:tplc="4009001B" w:tentative="1">
+      <w:start w:val="1"/>
+      <w:numFmt w:val="lowerRoman"/>
+      <w:lvlText w:val="%9."/>
+      <w:lvlJc w:val="right"/>
+      <w:pPr>
+        <w:ind w:left="6480" w:hanging="180"/>
+      </w:pPr>
+    </w:lvl>
+  </w:abstractNum>
+  <w:abstractNum w:abstractNumId="40" w15:restartNumberingAfterBreak="0">
     <w:nsid w:val="630F0C4E"/>
     <w:multiLevelType w:val="hybridMultilevel"/>
     <w:tmpl w:val="5802DB30"/>
@@ -30795,7 +32036,7 @@
       </w:pPr>
     </w:lvl>
   </w:abstractNum>
-  <w:abstractNum w:abstractNumId="38" w15:restartNumberingAfterBreak="0">
+  <w:abstractNum w:abstractNumId="41" w15:restartNumberingAfterBreak="0">
     <w:nsid w:val="6A825466"/>
     <w:multiLevelType w:val="hybridMultilevel"/>
     <w:tmpl w:val="D4123C9C"/>
@@ -30881,7 +32122,7 @@
       </w:pPr>
     </w:lvl>
   </w:abstractNum>
-  <w:abstractNum w:abstractNumId="39" w15:restartNumberingAfterBreak="0">
+  <w:abstractNum w:abstractNumId="42" w15:restartNumberingAfterBreak="0">
     <w:nsid w:val="6D052436"/>
     <w:multiLevelType w:val="hybridMultilevel"/>
     <w:tmpl w:val="E2EE4616"/>
@@ -30994,7 +32235,7 @@
       </w:rPr>
     </w:lvl>
   </w:abstractNum>
-  <w:abstractNum w:abstractNumId="40" w15:restartNumberingAfterBreak="0">
+  <w:abstractNum w:abstractNumId="43" w15:restartNumberingAfterBreak="0">
     <w:nsid w:val="72C825B8"/>
     <w:multiLevelType w:val="multilevel"/>
     <w:tmpl w:val="8D6CDDBA"/>
@@ -31143,7 +32384,7 @@
       </w:rPr>
     </w:lvl>
   </w:abstractNum>
-  <w:abstractNum w:abstractNumId="41" w15:restartNumberingAfterBreak="0">
+  <w:abstractNum w:abstractNumId="44" w15:restartNumberingAfterBreak="0">
     <w:nsid w:val="72EA5DBF"/>
     <w:multiLevelType w:val="hybridMultilevel"/>
     <w:tmpl w:val="671AAB8E"/>
@@ -31229,7 +32470,7 @@
       </w:pPr>
     </w:lvl>
   </w:abstractNum>
-  <w:abstractNum w:abstractNumId="42" w15:restartNumberingAfterBreak="0">
+  <w:abstractNum w:abstractNumId="45" w15:restartNumberingAfterBreak="0">
     <w:nsid w:val="72F854A2"/>
     <w:multiLevelType w:val="hybridMultilevel"/>
     <w:tmpl w:val="349CAAFA"/>
@@ -31342,7 +32583,7 @@
       </w:rPr>
     </w:lvl>
   </w:abstractNum>
-  <w:abstractNum w:abstractNumId="43" w15:restartNumberingAfterBreak="0">
+  <w:abstractNum w:abstractNumId="46" w15:restartNumberingAfterBreak="0">
     <w:nsid w:val="768D4843"/>
     <w:multiLevelType w:val="hybridMultilevel"/>
     <w:tmpl w:val="F39A25A6"/>
@@ -31428,7 +32669,7 @@
       </w:pPr>
     </w:lvl>
   </w:abstractNum>
-  <w:abstractNum w:abstractNumId="44" w15:restartNumberingAfterBreak="0">
+  <w:abstractNum w:abstractNumId="47" w15:restartNumberingAfterBreak="0">
     <w:nsid w:val="787D215D"/>
     <w:multiLevelType w:val="hybridMultilevel"/>
     <w:tmpl w:val="6E66E1B4"/>
@@ -31517,7 +32758,7 @@
       </w:pPr>
     </w:lvl>
   </w:abstractNum>
-  <w:abstractNum w:abstractNumId="45" w15:restartNumberingAfterBreak="0">
+  <w:abstractNum w:abstractNumId="48" w15:restartNumberingAfterBreak="0">
     <w:nsid w:val="7AB25B5B"/>
     <w:multiLevelType w:val="hybridMultilevel"/>
     <w:tmpl w:val="E5A0EAA8"/>
@@ -31630,7 +32871,7 @@
       </w:rPr>
     </w:lvl>
   </w:abstractNum>
-  <w:abstractNum w:abstractNumId="46" w15:restartNumberingAfterBreak="0">
+  <w:abstractNum w:abstractNumId="49" w15:restartNumberingAfterBreak="0">
     <w:nsid w:val="7B8D34CF"/>
     <w:multiLevelType w:val="multilevel"/>
     <w:tmpl w:val="702834C8"/>
@@ -31779,7 +33020,7 @@
       </w:rPr>
     </w:lvl>
   </w:abstractNum>
-  <w:abstractNum w:abstractNumId="47" w15:restartNumberingAfterBreak="0">
+  <w:abstractNum w:abstractNumId="50" w15:restartNumberingAfterBreak="0">
     <w:nsid w:val="7F62291B"/>
     <w:multiLevelType w:val="hybridMultilevel"/>
     <w:tmpl w:val="B71640A2"/>
@@ -31869,55 +33110,55 @@
     <w:abstractNumId w:val="2"/>
   </w:num>
   <w:num w:numId="2" w16cid:durableId="288970933">
-    <w:abstractNumId w:val="35"/>
+    <w:abstractNumId w:val="37"/>
   </w:num>
   <w:num w:numId="3" w16cid:durableId="1934975148">
     <w:abstractNumId w:val="0"/>
   </w:num>
   <w:num w:numId="4" w16cid:durableId="284432453">
-    <w:abstractNumId w:val="11"/>
+    <w:abstractNumId w:val="12"/>
   </w:num>
   <w:num w:numId="5" w16cid:durableId="1475290958">
     <w:abstractNumId w:val="3"/>
   </w:num>
   <w:num w:numId="6" w16cid:durableId="674764127">
-    <w:abstractNumId w:val="46"/>
+    <w:abstractNumId w:val="49"/>
   </w:num>
   <w:num w:numId="7" w16cid:durableId="1366904678">
-    <w:abstractNumId w:val="21"/>
+    <w:abstractNumId w:val="22"/>
   </w:num>
   <w:num w:numId="8" w16cid:durableId="67462260">
-    <w:abstractNumId w:val="36"/>
+    <w:abstractNumId w:val="38"/>
   </w:num>
   <w:num w:numId="9" w16cid:durableId="504519595">
-    <w:abstractNumId w:val="32"/>
+    <w:abstractNumId w:val="33"/>
   </w:num>
   <w:num w:numId="10" w16cid:durableId="1046217917">
     <w:abstractNumId w:val="10"/>
   </w:num>
   <w:num w:numId="11" w16cid:durableId="1482194571">
-    <w:abstractNumId w:val="34"/>
+    <w:abstractNumId w:val="36"/>
   </w:num>
   <w:num w:numId="12" w16cid:durableId="1378116358">
-    <w:abstractNumId w:val="18"/>
+    <w:abstractNumId w:val="19"/>
   </w:num>
   <w:num w:numId="13" w16cid:durableId="1622763665">
-    <w:abstractNumId w:val="30"/>
+    <w:abstractNumId w:val="31"/>
   </w:num>
   <w:num w:numId="14" w16cid:durableId="1303314634">
-    <w:abstractNumId w:val="37"/>
+    <w:abstractNumId w:val="40"/>
   </w:num>
   <w:num w:numId="15" w16cid:durableId="9142093">
-    <w:abstractNumId w:val="41"/>
+    <w:abstractNumId w:val="44"/>
   </w:num>
   <w:num w:numId="16" w16cid:durableId="1458911845">
-    <w:abstractNumId w:val="15"/>
+    <w:abstractNumId w:val="16"/>
   </w:num>
   <w:num w:numId="17" w16cid:durableId="2118016731">
     <w:abstractNumId w:val="6"/>
   </w:num>
   <w:num w:numId="18" w16cid:durableId="2101440695">
-    <w:abstractNumId w:val="44"/>
+    <w:abstractNumId w:val="47"/>
   </w:num>
   <w:num w:numId="19" w16cid:durableId="109252585">
     <w:abstractNumId w:val="9"/>
@@ -31926,90 +33167,99 @@
     <w:abstractNumId w:val="8"/>
   </w:num>
   <w:num w:numId="21" w16cid:durableId="1115103356">
-    <w:abstractNumId w:val="33"/>
+    <w:abstractNumId w:val="34"/>
   </w:num>
   <w:num w:numId="22" w16cid:durableId="220681117">
-    <w:abstractNumId w:val="38"/>
+    <w:abstractNumId w:val="41"/>
   </w:num>
   <w:num w:numId="23" w16cid:durableId="1049376175">
-    <w:abstractNumId w:val="16"/>
+    <w:abstractNumId w:val="17"/>
   </w:num>
   <w:num w:numId="24" w16cid:durableId="723523505">
-    <w:abstractNumId w:val="14"/>
+    <w:abstractNumId w:val="15"/>
   </w:num>
   <w:num w:numId="25" w16cid:durableId="1595165128">
-    <w:abstractNumId w:val="13"/>
+    <w:abstractNumId w:val="14"/>
   </w:num>
   <w:num w:numId="26" w16cid:durableId="1168903458">
     <w:abstractNumId w:val="4"/>
   </w:num>
   <w:num w:numId="27" w16cid:durableId="611862714">
-    <w:abstractNumId w:val="19"/>
+    <w:abstractNumId w:val="20"/>
   </w:num>
   <w:num w:numId="28" w16cid:durableId="340668397">
-    <w:abstractNumId w:val="28"/>
+    <w:abstractNumId w:val="29"/>
   </w:num>
   <w:num w:numId="29" w16cid:durableId="87584769">
     <w:abstractNumId w:val="5"/>
   </w:num>
   <w:num w:numId="30" w16cid:durableId="1409889759">
-    <w:abstractNumId w:val="31"/>
+    <w:abstractNumId w:val="32"/>
   </w:num>
   <w:num w:numId="31" w16cid:durableId="400836092">
     <w:abstractNumId w:val="7"/>
   </w:num>
   <w:num w:numId="32" w16cid:durableId="1819607792">
+    <w:abstractNumId w:val="28"/>
+  </w:num>
+  <w:num w:numId="33" w16cid:durableId="1637417472">
+    <w:abstractNumId w:val="46"/>
+  </w:num>
+  <w:num w:numId="34" w16cid:durableId="871116235">
+    <w:abstractNumId w:val="45"/>
+  </w:num>
+  <w:num w:numId="35" w16cid:durableId="2009362747">
+    <w:abstractNumId w:val="24"/>
+  </w:num>
+  <w:num w:numId="36" w16cid:durableId="1833788539">
+    <w:abstractNumId w:val="50"/>
+  </w:num>
+  <w:num w:numId="37" w16cid:durableId="846090408">
+    <w:abstractNumId w:val="25"/>
+  </w:num>
+  <w:num w:numId="38" w16cid:durableId="307588129">
+    <w:abstractNumId w:val="26"/>
+  </w:num>
+  <w:num w:numId="39" w16cid:durableId="1618440895">
+    <w:abstractNumId w:val="23"/>
+  </w:num>
+  <w:num w:numId="40" w16cid:durableId="1307668086">
+    <w:abstractNumId w:val="48"/>
+  </w:num>
+  <w:num w:numId="41" w16cid:durableId="69272560">
     <w:abstractNumId w:val="27"/>
   </w:num>
-  <w:num w:numId="33" w16cid:durableId="1637417472">
-    <w:abstractNumId w:val="43"/>
-  </w:num>
-  <w:num w:numId="34" w16cid:durableId="871116235">
-    <w:abstractNumId w:val="42"/>
-  </w:num>
-  <w:num w:numId="35" w16cid:durableId="2009362747">
-    <w:abstractNumId w:val="23"/>
-  </w:num>
-  <w:num w:numId="36" w16cid:durableId="1833788539">
-    <w:abstractNumId w:val="47"/>
-  </w:num>
-  <w:num w:numId="37" w16cid:durableId="846090408">
-    <w:abstractNumId w:val="24"/>
-  </w:num>
-  <w:num w:numId="38" w16cid:durableId="307588129">
-    <w:abstractNumId w:val="25"/>
-  </w:num>
-  <w:num w:numId="39" w16cid:durableId="1618440895">
-    <w:abstractNumId w:val="22"/>
-  </w:num>
-  <w:num w:numId="40" w16cid:durableId="1307668086">
-    <w:abstractNumId w:val="45"/>
-  </w:num>
-  <w:num w:numId="41" w16cid:durableId="69272560">
-    <w:abstractNumId w:val="26"/>
-  </w:num>
   <w:num w:numId="42" w16cid:durableId="2137329642">
-    <w:abstractNumId w:val="12"/>
+    <w:abstractNumId w:val="13"/>
   </w:num>
   <w:num w:numId="43" w16cid:durableId="2038189983">
-    <w:abstractNumId w:val="29"/>
+    <w:abstractNumId w:val="30"/>
   </w:num>
   <w:num w:numId="44" w16cid:durableId="9188195">
     <w:abstractNumId w:val="1"/>
   </w:num>
   <w:num w:numId="45" w16cid:durableId="1834445961">
-    <w:abstractNumId w:val="40"/>
+    <w:abstractNumId w:val="43"/>
   </w:num>
   <w:num w:numId="46" w16cid:durableId="154272466">
+    <w:abstractNumId w:val="42"/>
+  </w:num>
+  <w:num w:numId="47" w16cid:durableId="873924712">
+    <w:abstractNumId w:val="18"/>
+  </w:num>
+  <w:num w:numId="48" w16cid:durableId="175578605">
+    <w:abstractNumId w:val="21"/>
+  </w:num>
+  <w:num w:numId="49" w16cid:durableId="1351837453">
+    <w:abstractNumId w:val="11"/>
+  </w:num>
+  <w:num w:numId="50" w16cid:durableId="1077093443">
     <w:abstractNumId w:val="39"/>
   </w:num>
-  <w:num w:numId="47" w16cid:durableId="873924712">
-    <w:abstractNumId w:val="17"/>
+  <w:num w:numId="51" w16cid:durableId="1712538440">
+    <w:abstractNumId w:val="35"/>
   </w:num>
-  <w:num w:numId="48" w16cid:durableId="175578605">
-    <w:abstractNumId w:val="20"/>
-  </w:num>
-  <w:numIdMacAtCleanup w:val="38"/>
+  <w:numIdMacAtCleanup w:val="51"/>
 </w:numbering>
 </file>
 
@@ -32616,6 +33866,7 @@
   <w:style w:type="character" w:default="1" w:styleId="DefaultParagraphFont">
     <w:name w:val="Default Paragraph Font"/>
     <w:uiPriority w:val="1"/>
+    <w:semiHidden/>
     <w:unhideWhenUsed/>
   </w:style>
   <w:style w:type="table" w:default="1" w:styleId="TableNormal">
@@ -32949,6 +34200,25 @@
       <w:color w:val="666666"/>
     </w:rPr>
   </w:style>
+  <w:style w:type="table" w:styleId="TableGrid">
+    <w:name w:val="Table Grid"/>
+    <w:basedOn w:val="TableNormal"/>
+    <w:uiPriority w:val="39"/>
+    <w:rsid w:val="0099213F"/>
+    <w:pPr>
+      <w:spacing w:after="0" w:line="240" w:lineRule="auto"/>
+    </w:pPr>
+    <w:tblPr>
+      <w:tblBorders>
+        <w:top w:val="single" w:sz="4" w:space="0" w:color="auto"/>
+        <w:left w:val="single" w:sz="4" w:space="0" w:color="auto"/>
+        <w:bottom w:val="single" w:sz="4" w:space="0" w:color="auto"/>
+        <w:right w:val="single" w:sz="4" w:space="0" w:color="auto"/>
+        <w:insideH w:val="single" w:sz="4" w:space="0" w:color="auto"/>
+        <w:insideV w:val="single" w:sz="4" w:space="0" w:color="auto"/>
+      </w:tblBorders>
+    </w:tblPr>
+  </w:style>
 </w:styles>
 </file>
 

--- a/Financial Mathematics/notes.docx
+++ b/Financial Mathematics/notes.docx
@@ -27970,11 +27970,2680 @@
     </w:p>
     <w:p>
       <w:pPr>
-        <w:ind w:left="360"/>
-        <w:rPr>
-          <w:rFonts w:eastAsiaTheme="minorEastAsia"/>
-        </w:rPr>
-      </w:pPr>
+        <w:rPr>
+          <w:rFonts w:eastAsiaTheme="minorEastAsia"/>
+        </w:rPr>
+      </w:pPr>
+    </w:p>
+    <w:p>
+      <w:pPr>
+        <w:rPr>
+          <w:rFonts w:eastAsiaTheme="minorEastAsia"/>
+        </w:rPr>
+      </w:pPr>
+      <w:r>
+        <w:rPr>
+          <w:rFonts w:eastAsiaTheme="minorEastAsia"/>
+        </w:rPr>
+        <w:t>08/10/2026</w:t>
+      </w:r>
+    </w:p>
+    <w:p>
+      <w:pPr>
+        <w:rPr>
+          <w:rFonts w:eastAsiaTheme="minorEastAsia"/>
+        </w:rPr>
+      </w:pPr>
+      <w:r>
+        <w:rPr>
+          <w:rFonts w:eastAsiaTheme="minorEastAsia"/>
+        </w:rPr>
+        <w:t xml:space="preserve">Price </w:t>
+      </w:r>
+      <w:proofErr w:type="spellStart"/>
+      <w:r>
+        <w:rPr>
+          <w:rFonts w:eastAsiaTheme="minorEastAsia"/>
+        </w:rPr>
+        <w:t>earning</w:t>
+      </w:r>
+      <w:proofErr w:type="spellEnd"/>
+      <w:r>
+        <w:rPr>
+          <w:rFonts w:eastAsiaTheme="minorEastAsia"/>
+        </w:rPr>
+        <w:t xml:space="preserve"> ratio (P/E ratio)</w:t>
+      </w:r>
+    </w:p>
+    <w:p>
+      <w:pPr>
+        <w:rPr>
+          <w:rFonts w:eastAsiaTheme="minorEastAsia"/>
+        </w:rPr>
+      </w:pPr>
+      <w:r>
+        <w:rPr>
+          <w:rFonts w:eastAsiaTheme="minorEastAsia"/>
+        </w:rPr>
+        <w:t>Earning per share reflected by the market price</w:t>
+      </w:r>
+    </w:p>
+    <w:p>
+      <w:pPr>
+        <w:rPr>
+          <w:rFonts w:eastAsiaTheme="minorEastAsia"/>
+        </w:rPr>
+      </w:pPr>
+      <m:oMathPara>
+        <m:oMath>
+          <m:r>
+            <w:rPr>
+              <w:rFonts w:ascii="Cambria Math" w:eastAsiaTheme="minorEastAsia" w:hAnsi="Cambria Math"/>
+            </w:rPr>
+            <m:t xml:space="preserve">P/E ratio= </m:t>
+          </m:r>
+          <m:f>
+            <m:fPr>
+              <m:ctrlPr>
+                <w:rPr>
+                  <w:rFonts w:ascii="Cambria Math" w:eastAsiaTheme="minorEastAsia" w:hAnsi="Cambria Math"/>
+                  <w:i/>
+                </w:rPr>
+              </m:ctrlPr>
+            </m:fPr>
+            <m:num>
+              <m:r>
+                <w:rPr>
+                  <w:rFonts w:ascii="Cambria Math" w:eastAsiaTheme="minorEastAsia" w:hAnsi="Cambria Math"/>
+                </w:rPr>
+                <m:t>market price per equity share</m:t>
+              </m:r>
+            </m:num>
+            <m:den>
+              <m:r>
+                <w:rPr>
+                  <w:rFonts w:ascii="Cambria Math" w:eastAsiaTheme="minorEastAsia" w:hAnsi="Cambria Math"/>
+                </w:rPr>
+                <m:t>earnings per equity share</m:t>
+              </m:r>
+            </m:den>
+          </m:f>
+        </m:oMath>
+      </m:oMathPara>
+    </w:p>
+    <w:p>
+      <w:pPr>
+        <w:rPr>
+          <w:rFonts w:eastAsiaTheme="minorEastAsia"/>
+        </w:rPr>
+      </w:pPr>
+      <w:r>
+        <w:rPr>
+          <w:rFonts w:eastAsiaTheme="minorEastAsia"/>
+        </w:rPr>
+        <w:t>Uses: investor to decide to invest or not in a particular company</w:t>
+      </w:r>
+    </w:p>
+    <w:p>
+      <w:pPr>
+        <w:rPr>
+          <w:rFonts w:eastAsiaTheme="minorEastAsia"/>
+        </w:rPr>
+      </w:pPr>
+    </w:p>
+    <w:p>
+      <w:pPr>
+        <w:rPr>
+          <w:rFonts w:eastAsiaTheme="minorEastAsia"/>
+        </w:rPr>
+      </w:pPr>
+      <w:r>
+        <w:rPr>
+          <w:rFonts w:eastAsiaTheme="minorEastAsia"/>
+        </w:rPr>
+        <w:t>Earnings per share (EPS)</w:t>
+      </w:r>
+    </w:p>
+    <w:p>
+      <w:pPr>
+        <w:rPr>
+          <w:rFonts w:eastAsiaTheme="minorEastAsia"/>
+        </w:rPr>
+      </w:pPr>
+      <m:oMathPara>
+        <m:oMath>
+          <m:r>
+            <w:rPr>
+              <w:rFonts w:ascii="Cambria Math" w:eastAsiaTheme="minorEastAsia" w:hAnsi="Cambria Math"/>
+            </w:rPr>
+            <m:t xml:space="preserve">EPS = </m:t>
+          </m:r>
+          <m:f>
+            <m:fPr>
+              <m:ctrlPr>
+                <w:rPr>
+                  <w:rFonts w:ascii="Cambria Math" w:eastAsiaTheme="minorEastAsia" w:hAnsi="Cambria Math"/>
+                  <w:i/>
+                </w:rPr>
+              </m:ctrlPr>
+            </m:fPr>
+            <m:num>
+              <m:r>
+                <w:rPr>
+                  <w:rFonts w:ascii="Cambria Math" w:eastAsiaTheme="minorEastAsia" w:hAnsi="Cambria Math"/>
+                </w:rPr>
+                <m:t>net income</m:t>
+              </m:r>
+            </m:num>
+            <m:den>
+              <m:r>
+                <w:rPr>
+                  <w:rFonts w:ascii="Cambria Math" w:eastAsiaTheme="minorEastAsia" w:hAnsi="Cambria Math"/>
+                </w:rPr>
+                <m:t>total number of outstanding shares</m:t>
+              </m:r>
+            </m:den>
+          </m:f>
+        </m:oMath>
+      </m:oMathPara>
+    </w:p>
+    <w:p>
+      <w:pPr>
+        <w:rPr>
+          <w:rFonts w:eastAsiaTheme="minorEastAsia"/>
+        </w:rPr>
+      </w:pPr>
+    </w:p>
+    <w:p>
+      <w:pPr>
+        <w:rPr>
+          <w:rFonts w:eastAsiaTheme="minorEastAsia"/>
+        </w:rPr>
+      </w:pPr>
+      <m:oMathPara>
+        <m:oMath>
+          <m:r>
+            <w:rPr>
+              <w:rFonts w:ascii="Cambria Math" w:eastAsiaTheme="minorEastAsia" w:hAnsi="Cambria Math"/>
+            </w:rPr>
+            <m:t xml:space="preserve">EPS = </m:t>
+          </m:r>
+          <m:f>
+            <m:fPr>
+              <m:ctrlPr>
+                <w:rPr>
+                  <w:rFonts w:ascii="Cambria Math" w:eastAsiaTheme="minorEastAsia" w:hAnsi="Cambria Math"/>
+                  <w:i/>
+                </w:rPr>
+              </m:ctrlPr>
+            </m:fPr>
+            <m:num>
+              <m:r>
+                <w:rPr>
+                  <w:rFonts w:ascii="Cambria Math" w:eastAsiaTheme="minorEastAsia" w:hAnsi="Cambria Math"/>
+                </w:rPr>
+                <m:t>Net profit after tax and preference dividend</m:t>
+              </m:r>
+            </m:num>
+            <m:den>
+              <m:r>
+                <w:rPr>
+                  <w:rFonts w:ascii="Cambria Math" w:eastAsiaTheme="minorEastAsia" w:hAnsi="Cambria Math"/>
+                </w:rPr>
+                <m:t>No. of equity shares</m:t>
+              </m:r>
+            </m:den>
+          </m:f>
+        </m:oMath>
+      </m:oMathPara>
+    </w:p>
+    <w:p>
+      <w:pPr>
+        <w:rPr>
+          <w:rFonts w:eastAsiaTheme="minorEastAsia"/>
+        </w:rPr>
+      </w:pPr>
+      <w:r>
+        <w:rPr>
+          <w:rFonts w:eastAsiaTheme="minorEastAsia"/>
+        </w:rPr>
+        <w:t xml:space="preserve">Uses: EPS ratio highlights the overall success of the concern from owners POV </w:t>
+      </w:r>
+    </w:p>
+    <w:p>
+      <w:pPr>
+        <w:rPr>
+          <w:rFonts w:eastAsiaTheme="minorEastAsia"/>
+        </w:rPr>
+      </w:pPr>
+      <w:r>
+        <w:rPr>
+          <w:rFonts w:eastAsiaTheme="minorEastAsia"/>
+        </w:rPr>
+        <w:t>Q. calculate PE ratio, stock price Rs. 100 per share, EPS = 5</w:t>
+      </w:r>
+    </w:p>
+    <w:p>
+      <w:pPr>
+        <w:rPr>
+          <w:rFonts w:eastAsiaTheme="minorEastAsia"/>
+        </w:rPr>
+      </w:pPr>
+      <w:r>
+        <w:rPr>
+          <w:rFonts w:eastAsiaTheme="minorEastAsia"/>
+        </w:rPr>
+        <w:t xml:space="preserve">Sol: </w:t>
+      </w:r>
+    </w:p>
+    <w:p>
+      <w:pPr>
+        <w:rPr>
+          <w:rFonts w:eastAsiaTheme="minorEastAsia"/>
+        </w:rPr>
+      </w:pPr>
+      <w:r>
+        <w:rPr>
+          <w:rFonts w:eastAsiaTheme="minorEastAsia"/>
+        </w:rPr>
+        <w:t>100 / 5 = 20</w:t>
+      </w:r>
+    </w:p>
+    <w:p>
+      <w:pPr>
+        <w:rPr>
+          <w:rFonts w:eastAsiaTheme="minorEastAsia"/>
+        </w:rPr>
+      </w:pPr>
+      <w:r>
+        <w:rPr>
+          <w:rFonts w:eastAsiaTheme="minorEastAsia"/>
+        </w:rPr>
+        <w:t xml:space="preserve">PE = 20 </w:t>
+      </w:r>
+    </w:p>
+    <w:p>
+      <w:pPr>
+        <w:rPr>
+          <w:rFonts w:eastAsiaTheme="minorEastAsia"/>
+        </w:rPr>
+      </w:pPr>
+      <w:r>
+        <w:rPr>
+          <w:rFonts w:eastAsiaTheme="minorEastAsia"/>
+        </w:rPr>
+        <w:t xml:space="preserve">Conclusion, PE ratio is 20, it means investor pays 1 </w:t>
+      </w:r>
+      <w:proofErr w:type="spellStart"/>
+      <w:r>
+        <w:rPr>
+          <w:rFonts w:eastAsiaTheme="minorEastAsia"/>
+        </w:rPr>
+        <w:t>rs</w:t>
+      </w:r>
+      <w:proofErr w:type="spellEnd"/>
+      <w:r>
+        <w:rPr>
+          <w:rFonts w:eastAsiaTheme="minorEastAsia"/>
+        </w:rPr>
+        <w:t xml:space="preserve"> for every 20 </w:t>
+      </w:r>
+      <w:proofErr w:type="spellStart"/>
+      <w:r>
+        <w:rPr>
+          <w:rFonts w:eastAsiaTheme="minorEastAsia"/>
+        </w:rPr>
+        <w:t>rs</w:t>
+      </w:r>
+      <w:proofErr w:type="spellEnd"/>
+      <w:r>
+        <w:rPr>
+          <w:rFonts w:eastAsiaTheme="minorEastAsia"/>
+        </w:rPr>
+        <w:t xml:space="preserve"> </w:t>
+      </w:r>
+    </w:p>
+    <w:p>
+      <w:pPr>
+        <w:rPr>
+          <w:rFonts w:eastAsiaTheme="minorEastAsia"/>
+        </w:rPr>
+      </w:pPr>
+    </w:p>
+    <w:p>
+      <w:pPr>
+        <w:rPr>
+          <w:rFonts w:eastAsiaTheme="minorEastAsia"/>
+        </w:rPr>
+      </w:pPr>
+    </w:p>
+    <w:p>
+      <w:pPr>
+        <w:rPr>
+          <w:rFonts w:eastAsiaTheme="minorEastAsia"/>
+        </w:rPr>
+      </w:pPr>
+      <w:r>
+        <w:rPr>
+          <w:rFonts w:eastAsiaTheme="minorEastAsia"/>
+        </w:rPr>
+        <w:t>12/10/2026</w:t>
+      </w:r>
+    </w:p>
+    <w:p>
+      <w:pPr>
+        <w:rPr>
+          <w:rFonts w:eastAsiaTheme="minorEastAsia"/>
+        </w:rPr>
+      </w:pPr>
+    </w:p>
+    <w:p>
+      <w:pPr>
+        <w:rPr>
+          <w:rFonts w:eastAsiaTheme="minorEastAsia"/>
+        </w:rPr>
+      </w:pPr>
+      <w:r>
+        <w:rPr>
+          <w:rFonts w:eastAsiaTheme="minorEastAsia"/>
+        </w:rPr>
+        <w:t>UNIT 3</w:t>
+      </w:r>
+    </w:p>
+    <w:p>
+      <w:pPr>
+        <w:rPr>
+          <w:rFonts w:eastAsiaTheme="minorEastAsia"/>
+        </w:rPr>
+      </w:pPr>
+      <w:r>
+        <w:rPr>
+          <w:rFonts w:eastAsiaTheme="minorEastAsia"/>
+        </w:rPr>
+        <w:t>Ratio – quantitative relationship between two or more items</w:t>
+      </w:r>
+    </w:p>
+    <w:p>
+      <w:pPr>
+        <w:rPr>
+          <w:rFonts w:eastAsiaTheme="minorEastAsia"/>
+        </w:rPr>
+      </w:pPr>
+    </w:p>
+    <w:p>
+      <w:pPr>
+        <w:rPr>
+          <w:rFonts w:eastAsiaTheme="minorEastAsia"/>
+        </w:rPr>
+      </w:pPr>
+      <w:r>
+        <w:rPr>
+          <w:rFonts w:eastAsiaTheme="minorEastAsia"/>
+        </w:rPr>
+        <w:t>Purpose / advantages</w:t>
+      </w:r>
+    </w:p>
+    <w:p>
+      <w:pPr>
+        <w:pStyle w:val="ListParagraph"/>
+        <w:numPr>
+          <w:ilvl w:val="0"/>
+          <w:numId w:val="52"/>
+        </w:numPr>
+        <w:rPr>
+          <w:rFonts w:eastAsiaTheme="minorEastAsia"/>
+        </w:rPr>
+      </w:pPr>
+      <w:r>
+        <w:rPr>
+          <w:rFonts w:eastAsiaTheme="minorEastAsia"/>
+        </w:rPr>
+        <w:lastRenderedPageBreak/>
+        <w:t xml:space="preserve">Forecasting </w:t>
+      </w:r>
+    </w:p>
+    <w:p>
+      <w:pPr>
+        <w:pStyle w:val="ListParagraph"/>
+        <w:numPr>
+          <w:ilvl w:val="0"/>
+          <w:numId w:val="52"/>
+        </w:numPr>
+        <w:rPr>
+          <w:rFonts w:eastAsiaTheme="minorEastAsia"/>
+        </w:rPr>
+      </w:pPr>
+      <w:r>
+        <w:rPr>
+          <w:rFonts w:eastAsiaTheme="minorEastAsia"/>
+        </w:rPr>
+        <w:t>Managerial control</w:t>
+      </w:r>
+    </w:p>
+    <w:p>
+      <w:pPr>
+        <w:pStyle w:val="ListParagraph"/>
+        <w:numPr>
+          <w:ilvl w:val="0"/>
+          <w:numId w:val="52"/>
+        </w:numPr>
+        <w:rPr>
+          <w:rFonts w:eastAsiaTheme="minorEastAsia"/>
+        </w:rPr>
+      </w:pPr>
+      <w:r>
+        <w:rPr>
+          <w:rFonts w:eastAsiaTheme="minorEastAsia"/>
+        </w:rPr>
+        <w:t xml:space="preserve">Facilitates communication </w:t>
+      </w:r>
+    </w:p>
+    <w:p>
+      <w:pPr>
+        <w:pStyle w:val="ListParagraph"/>
+        <w:numPr>
+          <w:ilvl w:val="0"/>
+          <w:numId w:val="52"/>
+        </w:numPr>
+        <w:rPr>
+          <w:rFonts w:eastAsiaTheme="minorEastAsia"/>
+        </w:rPr>
+      </w:pPr>
+      <w:r>
+        <w:rPr>
+          <w:rFonts w:eastAsiaTheme="minorEastAsia"/>
+        </w:rPr>
+        <w:t>Measuring efficiency</w:t>
+      </w:r>
+    </w:p>
+    <w:p>
+      <w:pPr>
+        <w:pStyle w:val="ListParagraph"/>
+        <w:numPr>
+          <w:ilvl w:val="0"/>
+          <w:numId w:val="52"/>
+        </w:numPr>
+        <w:rPr>
+          <w:rFonts w:eastAsiaTheme="minorEastAsia"/>
+        </w:rPr>
+      </w:pPr>
+      <w:r>
+        <w:rPr>
+          <w:rFonts w:eastAsiaTheme="minorEastAsia"/>
+        </w:rPr>
+        <w:t>Facilitating investment decision</w:t>
+      </w:r>
+    </w:p>
+    <w:p>
+      <w:pPr>
+        <w:pStyle w:val="ListParagraph"/>
+        <w:numPr>
+          <w:ilvl w:val="0"/>
+          <w:numId w:val="52"/>
+        </w:numPr>
+        <w:rPr>
+          <w:rFonts w:eastAsiaTheme="minorEastAsia"/>
+        </w:rPr>
+      </w:pPr>
+      <w:r>
+        <w:rPr>
+          <w:rFonts w:eastAsiaTheme="minorEastAsia"/>
+        </w:rPr>
+        <w:t>Measuring financial solvency</w:t>
+      </w:r>
+    </w:p>
+    <w:p>
+      <w:pPr>
+        <w:pStyle w:val="ListParagraph"/>
+        <w:numPr>
+          <w:ilvl w:val="0"/>
+          <w:numId w:val="52"/>
+        </w:numPr>
+        <w:rPr>
+          <w:rFonts w:eastAsiaTheme="minorEastAsia"/>
+        </w:rPr>
+      </w:pPr>
+      <w:r>
+        <w:rPr>
+          <w:rFonts w:eastAsiaTheme="minorEastAsia"/>
+        </w:rPr>
+        <w:t xml:space="preserve">Inter firm comparison </w:t>
+      </w:r>
+    </w:p>
+    <w:p>
+      <w:pPr>
+        <w:rPr>
+          <w:rFonts w:eastAsiaTheme="minorEastAsia"/>
+        </w:rPr>
+      </w:pPr>
+    </w:p>
+    <w:p>
+      <w:pPr>
+        <w:rPr>
+          <w:rFonts w:eastAsiaTheme="minorEastAsia"/>
+        </w:rPr>
+      </w:pPr>
+      <w:r>
+        <w:rPr>
+          <w:rFonts w:eastAsiaTheme="minorEastAsia"/>
+        </w:rPr>
+        <w:t>Classification of ratios</w:t>
+      </w:r>
+    </w:p>
+    <w:p>
+      <w:pPr>
+        <w:rPr>
+          <w:rFonts w:eastAsiaTheme="minorEastAsia"/>
+        </w:rPr>
+      </w:pPr>
+      <w:r>
+        <w:rPr>
+          <w:noProof/>
+        </w:rPr>
+        <w:drawing>
+          <wp:inline distT="0" distB="0" distL="0" distR="0" wp14:anchorId="4A41948E" wp14:editId="0A47F195">
+            <wp:extent cx="5731510" cy="3766820"/>
+            <wp:effectExtent l="0" t="0" r="2540" b="5080"/>
+            <wp:docPr id="55649568" name="Picture 1"/>
+            <wp:cNvGraphicFramePr>
+              <a:graphicFrameLocks xmlns:a="http://schemas.openxmlformats.org/drawingml/2006/main" noChangeAspect="1"/>
+            </wp:cNvGraphicFramePr>
+            <a:graphic xmlns:a="http://schemas.openxmlformats.org/drawingml/2006/main">
+              <a:graphicData uri="http://schemas.openxmlformats.org/drawingml/2006/picture">
+                <pic:pic xmlns:pic="http://schemas.openxmlformats.org/drawingml/2006/picture">
+                  <pic:nvPicPr>
+                    <pic:cNvPr id="55649568" name=""/>
+                    <pic:cNvPicPr/>
+                  </pic:nvPicPr>
+                  <pic:blipFill>
+                    <a:blip r:embed="rId13"/>
+                    <a:stretch>
+                      <a:fillRect/>
+                    </a:stretch>
+                  </pic:blipFill>
+                  <pic:spPr>
+                    <a:xfrm>
+                      <a:off x="0" y="0"/>
+                      <a:ext cx="5731510" cy="3766820"/>
+                    </a:xfrm>
+                    <a:prstGeom prst="rect">
+                      <a:avLst/>
+                    </a:prstGeom>
+                  </pic:spPr>
+                </pic:pic>
+              </a:graphicData>
+            </a:graphic>
+          </wp:inline>
+        </w:drawing>
+      </w:r>
+    </w:p>
+    <w:p>
+      <w:pPr>
+        <w:rPr>
+          <w:rFonts w:eastAsiaTheme="minorEastAsia"/>
+        </w:rPr>
+      </w:pPr>
+    </w:p>
+    <w:p>
+      <w:pPr>
+        <w:rPr>
+          <w:rFonts w:eastAsiaTheme="minorEastAsia"/>
+        </w:rPr>
+      </w:pPr>
+      <w:r>
+        <w:rPr>
+          <w:rFonts w:eastAsiaTheme="minorEastAsia"/>
+        </w:rPr>
+        <w:t xml:space="preserve">Q. </w:t>
+      </w:r>
+    </w:p>
+    <w:p>
+      <w:pPr>
+        <w:rPr>
+          <w:rFonts w:eastAsiaTheme="minorEastAsia"/>
+        </w:rPr>
+      </w:pPr>
+      <w:r>
+        <w:rPr>
+          <w:rFonts w:eastAsiaTheme="minorEastAsia"/>
+          <w:noProof/>
+        </w:rPr>
+        <w:lastRenderedPageBreak/>
+        <w:drawing>
+          <wp:inline distT="0" distB="0" distL="0" distR="0" wp14:anchorId="271FEB94" wp14:editId="4A2E85C6">
+            <wp:extent cx="3794760" cy="5449824"/>
+            <wp:effectExtent l="0" t="8255" r="6985" b="6985"/>
+            <wp:docPr id="244317931" name="Picture 1"/>
+            <wp:cNvGraphicFramePr>
+              <a:graphicFrameLocks xmlns:a="http://schemas.openxmlformats.org/drawingml/2006/main" noChangeAspect="1"/>
+            </wp:cNvGraphicFramePr>
+            <a:graphic xmlns:a="http://schemas.openxmlformats.org/drawingml/2006/main">
+              <a:graphicData uri="http://schemas.openxmlformats.org/drawingml/2006/picture">
+                <pic:pic xmlns:pic="http://schemas.openxmlformats.org/drawingml/2006/picture">
+                  <pic:nvPicPr>
+                    <pic:cNvPr id="244317931" name=""/>
+                    <pic:cNvPicPr/>
+                  </pic:nvPicPr>
+                  <pic:blipFill>
+                    <a:blip r:embed="rId14"/>
+                    <a:stretch>
+                      <a:fillRect/>
+                    </a:stretch>
+                  </pic:blipFill>
+                  <pic:spPr>
+                    <a:xfrm rot="16200000">
+                      <a:off x="0" y="0"/>
+                      <a:ext cx="3794760" cy="5449824"/>
+                    </a:xfrm>
+                    <a:prstGeom prst="rect">
+                      <a:avLst/>
+                    </a:prstGeom>
+                  </pic:spPr>
+                </pic:pic>
+              </a:graphicData>
+            </a:graphic>
+          </wp:inline>
+        </w:drawing>
+      </w:r>
+    </w:p>
+    <w:p>
+      <w:pPr>
+        <w:rPr>
+          <w:rFonts w:eastAsiaTheme="minorEastAsia"/>
+        </w:rPr>
+      </w:pPr>
+    </w:p>
+    <w:p>
+      <w:pPr>
+        <w:rPr>
+          <w:rFonts w:eastAsiaTheme="minorEastAsia"/>
+        </w:rPr>
+      </w:pPr>
+      <w:r>
+        <w:rPr>
+          <w:rFonts w:eastAsiaTheme="minorEastAsia"/>
+          <w:noProof/>
+        </w:rPr>
+        <w:drawing>
+          <wp:inline distT="0" distB="0" distL="0" distR="0" wp14:anchorId="3E675FF0" wp14:editId="50FD7522">
+            <wp:extent cx="5731510" cy="3700780"/>
+            <wp:effectExtent l="0" t="0" r="2540" b="0"/>
+            <wp:docPr id="103652911" name="Picture 1"/>
+            <wp:cNvGraphicFramePr>
+              <a:graphicFrameLocks xmlns:a="http://schemas.openxmlformats.org/drawingml/2006/main" noChangeAspect="1"/>
+            </wp:cNvGraphicFramePr>
+            <a:graphic xmlns:a="http://schemas.openxmlformats.org/drawingml/2006/main">
+              <a:graphicData uri="http://schemas.openxmlformats.org/drawingml/2006/picture">
+                <pic:pic xmlns:pic="http://schemas.openxmlformats.org/drawingml/2006/picture">
+                  <pic:nvPicPr>
+                    <pic:cNvPr id="103652911" name=""/>
+                    <pic:cNvPicPr/>
+                  </pic:nvPicPr>
+                  <pic:blipFill>
+                    <a:blip r:embed="rId15"/>
+                    <a:stretch>
+                      <a:fillRect/>
+                    </a:stretch>
+                  </pic:blipFill>
+                  <pic:spPr>
+                    <a:xfrm>
+                      <a:off x="0" y="0"/>
+                      <a:ext cx="5731510" cy="3700780"/>
+                    </a:xfrm>
+                    <a:prstGeom prst="rect">
+                      <a:avLst/>
+                    </a:prstGeom>
+                  </pic:spPr>
+                </pic:pic>
+              </a:graphicData>
+            </a:graphic>
+          </wp:inline>
+        </w:drawing>
+      </w:r>
+    </w:p>
+    <w:p>
+      <w:pPr>
+        <w:rPr>
+          <w:rFonts w:eastAsiaTheme="minorEastAsia"/>
+        </w:rPr>
+      </w:pPr>
+      <w:r>
+        <w:rPr>
+          <w:rFonts w:eastAsiaTheme="minorEastAsia"/>
+        </w:rPr>
+        <w:t xml:space="preserve">Conclusion </w:t>
+      </w:r>
+    </w:p>
+    <w:p>
+      <w:pPr>
+        <w:pStyle w:val="ListParagraph"/>
+        <w:numPr>
+          <w:ilvl w:val="0"/>
+          <w:numId w:val="53"/>
+        </w:numPr>
+        <w:rPr>
+          <w:rFonts w:eastAsiaTheme="minorEastAsia"/>
+        </w:rPr>
+      </w:pPr>
+      <w:r>
+        <w:rPr>
+          <w:rFonts w:eastAsiaTheme="minorEastAsia"/>
+        </w:rPr>
+        <w:t xml:space="preserve">This ratio indicates relationship between sales and direct cost </w:t>
+      </w:r>
+    </w:p>
+    <w:p>
+      <w:pPr>
+        <w:pStyle w:val="ListParagraph"/>
+        <w:numPr>
+          <w:ilvl w:val="0"/>
+          <w:numId w:val="53"/>
+        </w:numPr>
+        <w:rPr>
+          <w:rFonts w:eastAsiaTheme="minorEastAsia"/>
+        </w:rPr>
+      </w:pPr>
+      <w:r>
+        <w:rPr>
+          <w:rFonts w:eastAsiaTheme="minorEastAsia"/>
+        </w:rPr>
+        <w:t xml:space="preserve">Relationship between gross profit and net sales </w:t>
+      </w:r>
+    </w:p>
+    <w:p>
+      <w:pPr>
+        <w:pStyle w:val="ListParagraph"/>
+        <w:numPr>
+          <w:ilvl w:val="0"/>
+          <w:numId w:val="53"/>
+        </w:numPr>
+        <w:rPr>
+          <w:rFonts w:eastAsiaTheme="minorEastAsia"/>
+        </w:rPr>
+      </w:pPr>
+      <w:r>
+        <w:rPr>
+          <w:rFonts w:eastAsiaTheme="minorEastAsia"/>
+        </w:rPr>
+        <w:lastRenderedPageBreak/>
+        <w:t xml:space="preserve">Operating profit ratio: shows operation efficiency </w:t>
+      </w:r>
+    </w:p>
+    <w:p>
+      <w:pPr>
+        <w:pStyle w:val="ListParagraph"/>
+        <w:numPr>
+          <w:ilvl w:val="0"/>
+          <w:numId w:val="53"/>
+        </w:numPr>
+        <w:rPr>
+          <w:rFonts w:eastAsiaTheme="minorEastAsia"/>
+        </w:rPr>
+      </w:pPr>
+      <w:r>
+        <w:rPr>
+          <w:rFonts w:eastAsiaTheme="minorEastAsia"/>
+        </w:rPr>
+        <w:t xml:space="preserve">Operating ratio: operating expenses and sales </w:t>
+      </w:r>
+    </w:p>
+    <w:p>
+      <w:pPr>
+        <w:rPr>
+          <w:rFonts w:eastAsiaTheme="minorEastAsia"/>
+        </w:rPr>
+      </w:pPr>
+    </w:p>
+    <w:p>
+      <w:pPr>
+        <w:rPr>
+          <w:rFonts w:eastAsiaTheme="minorEastAsia"/>
+        </w:rPr>
+      </w:pPr>
+      <w:r>
+        <w:rPr>
+          <w:rFonts w:eastAsiaTheme="minorEastAsia"/>
+        </w:rPr>
+        <w:t>13/10/2026</w:t>
+      </w:r>
+    </w:p>
+    <w:p>
+      <w:pPr>
+        <w:rPr>
+          <w:rFonts w:eastAsiaTheme="minorEastAsia"/>
+        </w:rPr>
+      </w:pPr>
+    </w:p>
+    <w:p>
+      <w:pPr>
+        <w:rPr>
+          <w:rFonts w:eastAsiaTheme="minorEastAsia"/>
+        </w:rPr>
+      </w:pPr>
+      <w:r>
+        <w:rPr>
+          <w:rFonts w:eastAsiaTheme="minorEastAsia"/>
+        </w:rPr>
+        <w:t>Turnover ratio (or) performance (or) activity ratios:</w:t>
+      </w:r>
+    </w:p>
+    <w:p>
+      <w:pPr>
+        <w:pStyle w:val="ListParagraph"/>
+        <w:numPr>
+          <w:ilvl w:val="0"/>
+          <w:numId w:val="54"/>
+        </w:numPr>
+        <w:rPr>
+          <w:rFonts w:eastAsiaTheme="minorEastAsia"/>
+        </w:rPr>
+      </w:pPr>
+      <w:r>
+        <w:rPr>
+          <w:rFonts w:eastAsiaTheme="minorEastAsia"/>
+        </w:rPr>
+        <w:t xml:space="preserve">Highlights the operational efficiency of the business concern operational efficiency </w:t>
+      </w:r>
+    </w:p>
+    <w:p>
+      <w:pPr>
+        <w:rPr>
+          <w:rFonts w:eastAsiaTheme="minorEastAsia"/>
+        </w:rPr>
+      </w:pPr>
+      <w:r>
+        <w:rPr>
+          <w:rFonts w:eastAsiaTheme="minorEastAsia"/>
+        </w:rPr>
+        <w:t>Operational efficiency:</w:t>
+      </w:r>
+    </w:p>
+    <w:p>
+      <w:pPr>
+        <w:rPr>
+          <w:rFonts w:eastAsiaTheme="minorEastAsia"/>
+        </w:rPr>
+      </w:pPr>
+      <m:oMathPara>
+        <m:oMath>
+          <m:r>
+            <w:rPr>
+              <w:rFonts w:ascii="Cambria Math" w:eastAsiaTheme="minorEastAsia" w:hAnsi="Cambria Math"/>
+            </w:rPr>
+            <m:t>of resources available to the concern</m:t>
+          </m:r>
+          <m:d>
+            <m:dPr>
+              <m:begChr m:val="{"/>
+              <m:endChr m:val=""/>
+              <m:ctrlPr>
+                <w:rPr>
+                  <w:rFonts w:ascii="Cambria Math" w:eastAsiaTheme="minorEastAsia" w:hAnsi="Cambria Math"/>
+                  <w:i/>
+                </w:rPr>
+              </m:ctrlPr>
+            </m:dPr>
+            <m:e>
+              <m:eqArr>
+                <m:eqArrPr>
+                  <m:ctrlPr>
+                    <w:rPr>
+                      <w:rFonts w:ascii="Cambria Math" w:eastAsiaTheme="minorEastAsia" w:hAnsi="Cambria Math"/>
+                      <w:i/>
+                    </w:rPr>
+                  </m:ctrlPr>
+                </m:eqArrPr>
+                <m:e>
+                  <m:r>
+                    <w:rPr>
+                      <w:rFonts w:ascii="Cambria Math" w:eastAsiaTheme="minorEastAsia" w:hAnsi="Cambria Math"/>
+                    </w:rPr>
+                    <m:t>effective</m:t>
+                  </m:r>
+                </m:e>
+                <m:e>
+                  <m:r>
+                    <w:rPr>
+                      <w:rFonts w:ascii="Cambria Math" w:eastAsiaTheme="minorEastAsia" w:hAnsi="Cambria Math"/>
+                    </w:rPr>
+                    <m:t>profitable</m:t>
+                  </m:r>
+                </m:e>
+                <m:e>
+                  <m:r>
+                    <w:rPr>
+                      <w:rFonts w:ascii="Cambria Math" w:eastAsiaTheme="minorEastAsia" w:hAnsi="Cambria Math"/>
+                    </w:rPr>
+                    <m:t>rational use</m:t>
+                  </m:r>
+                </m:e>
+              </m:eqArr>
+            </m:e>
+          </m:d>
+        </m:oMath>
+      </m:oMathPara>
+    </w:p>
+    <w:p>
+      <w:pPr>
+        <w:rPr>
+          <w:rFonts w:eastAsiaTheme="minorEastAsia"/>
+        </w:rPr>
+      </w:pPr>
+      <w:r>
+        <w:rPr>
+          <w:rFonts w:eastAsiaTheme="minorEastAsia"/>
+        </w:rPr>
+        <w:t>calculation:</w:t>
+      </w:r>
+    </w:p>
+    <w:p>
+      <w:pPr>
+        <w:pStyle w:val="ListParagraph"/>
+        <w:numPr>
+          <w:ilvl w:val="0"/>
+          <w:numId w:val="54"/>
+        </w:numPr>
+        <w:rPr>
+          <w:rFonts w:eastAsiaTheme="minorEastAsia"/>
+        </w:rPr>
+      </w:pPr>
+      <w:r>
+        <w:rPr>
+          <w:rFonts w:eastAsiaTheme="minorEastAsia"/>
+        </w:rPr>
+        <w:t>Reference to sales or cost of sales</w:t>
+      </w:r>
+    </w:p>
+    <w:p>
+      <w:pPr>
+        <w:pStyle w:val="ListParagraph"/>
+        <w:numPr>
+          <w:ilvl w:val="0"/>
+          <w:numId w:val="54"/>
+        </w:numPr>
+        <w:rPr>
+          <w:rFonts w:eastAsiaTheme="minorEastAsia"/>
+        </w:rPr>
+      </w:pPr>
+      <w:r>
+        <w:rPr>
+          <w:rFonts w:eastAsiaTheme="minorEastAsia"/>
+        </w:rPr>
+        <w:t>Expressed in number of times</w:t>
+      </w:r>
+    </w:p>
+    <w:p>
+      <w:pPr>
+        <w:pStyle w:val="ListParagraph"/>
+        <w:numPr>
+          <w:ilvl w:val="0"/>
+          <w:numId w:val="54"/>
+        </w:numPr>
+        <w:rPr>
+          <w:rFonts w:eastAsiaTheme="minorEastAsia"/>
+        </w:rPr>
+      </w:pPr>
+      <w:r>
+        <w:rPr>
+          <w:rFonts w:eastAsiaTheme="minorEastAsia"/>
+        </w:rPr>
+        <w:t>That is rate of turning over or rotation</w:t>
+      </w:r>
+    </w:p>
+    <w:p>
+      <w:pPr>
+        <w:rPr>
+          <w:rFonts w:eastAsiaTheme="minorEastAsia"/>
+        </w:rPr>
+      </w:pPr>
+      <w:r>
+        <w:rPr>
+          <w:rFonts w:eastAsiaTheme="minorEastAsia"/>
+        </w:rPr>
+        <w:t>Inventory turnover ratio / stock turnover:</w:t>
+      </w:r>
+    </w:p>
+    <w:p>
+      <w:pPr>
+        <w:pStyle w:val="ListParagraph"/>
+        <w:numPr>
+          <w:ilvl w:val="0"/>
+          <w:numId w:val="55"/>
+        </w:numPr>
+        <w:rPr>
+          <w:rFonts w:eastAsiaTheme="minorEastAsia"/>
+        </w:rPr>
+      </w:pPr>
+      <w:r>
+        <w:rPr>
+          <w:rFonts w:eastAsiaTheme="minorEastAsia"/>
+        </w:rPr>
+        <w:t xml:space="preserve">Ascertain the efficiency of inventory management in terms of capital investment </w:t>
+      </w:r>
+    </w:p>
+    <w:p>
+      <w:pPr>
+        <w:pStyle w:val="ListParagraph"/>
+        <w:numPr>
+          <w:ilvl w:val="0"/>
+          <w:numId w:val="55"/>
+        </w:numPr>
+        <w:rPr>
+          <w:rFonts w:eastAsiaTheme="minorEastAsia"/>
+        </w:rPr>
+      </w:pPr>
+      <w:r>
+        <w:rPr>
+          <w:rFonts w:eastAsiaTheme="minorEastAsia"/>
+        </w:rPr>
+        <w:t xml:space="preserve">Shows relationship between cost of goods sold and the amount of average inventory. </w:t>
+      </w:r>
+    </w:p>
+    <w:p>
+      <w:pPr>
+        <w:pStyle w:val="ListParagraph"/>
+        <w:numPr>
+          <w:ilvl w:val="0"/>
+          <w:numId w:val="55"/>
+        </w:numPr>
+        <w:rPr>
+          <w:rFonts w:eastAsiaTheme="minorEastAsia"/>
+        </w:rPr>
+      </w:pPr>
+      <w:r>
+        <w:rPr>
+          <w:rFonts w:eastAsiaTheme="minorEastAsia"/>
+        </w:rPr>
+        <w:t>Indicates the number of times the inventory is turned over during a particular period</w:t>
+      </w:r>
+    </w:p>
+    <w:p>
+      <w:pPr>
+        <w:rPr>
+          <w:rFonts w:eastAsiaTheme="minorEastAsia"/>
+        </w:rPr>
+      </w:pPr>
+      <w:r>
+        <w:rPr>
+          <w:rFonts w:eastAsiaTheme="minorEastAsia"/>
+        </w:rPr>
+        <w:t>Stock turnover period / inventory turnover period or stock velocity:</w:t>
+      </w:r>
+    </w:p>
+    <w:p>
+      <w:pPr>
+        <w:pStyle w:val="ListParagraph"/>
+        <w:numPr>
+          <w:ilvl w:val="0"/>
+          <w:numId w:val="56"/>
+        </w:numPr>
+        <w:rPr>
+          <w:rFonts w:eastAsiaTheme="minorEastAsia"/>
+        </w:rPr>
+      </w:pPr>
+      <w:r>
+        <w:rPr>
+          <w:rFonts w:eastAsiaTheme="minorEastAsia"/>
+        </w:rPr>
+        <w:t>Related to time</w:t>
+      </w:r>
+    </w:p>
+    <w:p>
+      <w:pPr>
+        <w:pStyle w:val="ListParagraph"/>
+        <w:numPr>
+          <w:ilvl w:val="0"/>
+          <w:numId w:val="56"/>
+        </w:numPr>
+        <w:rPr>
+          <w:rFonts w:eastAsiaTheme="minorEastAsia"/>
+        </w:rPr>
+      </w:pPr>
+      <w:r>
+        <w:rPr>
+          <w:rFonts w:eastAsiaTheme="minorEastAsia"/>
+        </w:rPr>
+        <w:t xml:space="preserve">Expressed in terms of days or months </w:t>
+      </w:r>
+    </w:p>
+    <w:p>
+      <w:pPr>
+        <w:rPr>
+          <w:rFonts w:eastAsiaTheme="minorEastAsia"/>
+        </w:rPr>
+      </w:pPr>
+    </w:p>
+    <w:p>
+      <w:pPr>
+        <w:rPr>
+          <w:rFonts w:eastAsiaTheme="minorEastAsia"/>
+        </w:rPr>
+      </w:pPr>
+      <w:proofErr w:type="gramStart"/>
+      <w:r>
+        <w:rPr>
+          <w:rFonts w:eastAsiaTheme="minorEastAsia"/>
+        </w:rPr>
+        <w:t>Debtors</w:t>
+      </w:r>
+      <w:proofErr w:type="gramEnd"/>
+      <w:r>
+        <w:rPr>
+          <w:rFonts w:eastAsiaTheme="minorEastAsia"/>
+        </w:rPr>
+        <w:t xml:space="preserve"> turnover / receivable turnover or </w:t>
+      </w:r>
+      <w:proofErr w:type="gramStart"/>
+      <w:r>
+        <w:rPr>
+          <w:rFonts w:eastAsiaTheme="minorEastAsia"/>
+        </w:rPr>
+        <w:t>debtors</w:t>
+      </w:r>
+      <w:proofErr w:type="gramEnd"/>
+      <w:r>
+        <w:rPr>
+          <w:rFonts w:eastAsiaTheme="minorEastAsia"/>
+        </w:rPr>
+        <w:t xml:space="preserve"> velocity:</w:t>
+      </w:r>
+    </w:p>
+    <w:p>
+      <w:pPr>
+        <w:pStyle w:val="ListParagraph"/>
+        <w:numPr>
+          <w:ilvl w:val="0"/>
+          <w:numId w:val="57"/>
+        </w:numPr>
+        <w:rPr>
+          <w:rFonts w:eastAsiaTheme="minorEastAsia"/>
+        </w:rPr>
+      </w:pPr>
+      <w:r>
+        <w:rPr>
+          <w:rFonts w:eastAsiaTheme="minorEastAsia"/>
+        </w:rPr>
+        <w:t xml:space="preserve">Measures the numbers of times the receivable </w:t>
+      </w:r>
+      <w:proofErr w:type="gramStart"/>
+      <w:r>
+        <w:rPr>
+          <w:rFonts w:eastAsiaTheme="minorEastAsia"/>
+        </w:rPr>
+        <w:t>are</w:t>
+      </w:r>
+      <w:proofErr w:type="gramEnd"/>
+      <w:r>
+        <w:rPr>
+          <w:rFonts w:eastAsiaTheme="minorEastAsia"/>
+        </w:rPr>
+        <w:t xml:space="preserve"> rotated in a year in terms of sales</w:t>
+      </w:r>
+    </w:p>
+    <w:p>
+      <w:pPr>
+        <w:pStyle w:val="ListParagraph"/>
+        <w:numPr>
+          <w:ilvl w:val="0"/>
+          <w:numId w:val="57"/>
+        </w:numPr>
+        <w:rPr>
+          <w:rFonts w:eastAsiaTheme="minorEastAsia"/>
+        </w:rPr>
+      </w:pPr>
+      <w:r>
+        <w:rPr>
+          <w:rFonts w:eastAsiaTheme="minorEastAsia"/>
+        </w:rPr>
+        <w:t>Determine the operational efficiency (and its credit policy)</w:t>
+      </w:r>
+    </w:p>
+    <w:p>
+      <w:pPr>
+        <w:pStyle w:val="ListParagraph"/>
+        <w:numPr>
+          <w:ilvl w:val="0"/>
+          <w:numId w:val="57"/>
+        </w:numPr>
+        <w:rPr>
+          <w:rFonts w:eastAsiaTheme="minorEastAsia"/>
+        </w:rPr>
+      </w:pPr>
+      <w:r>
+        <w:rPr>
+          <w:rFonts w:eastAsiaTheme="minorEastAsia"/>
+        </w:rPr>
+        <w:t xml:space="preserve">Relationship between receivables and sales </w:t>
+      </w:r>
+    </w:p>
+    <w:p>
+      <w:pPr>
+        <w:rPr>
+          <w:rFonts w:eastAsiaTheme="minorEastAsia"/>
+        </w:rPr>
+      </w:pPr>
+      <w:r>
+        <w:rPr>
+          <w:rFonts w:eastAsiaTheme="minorEastAsia"/>
+        </w:rPr>
+        <w:t>Credit turnover ratio or accounts payable turnover or creditors velocity:</w:t>
+      </w:r>
+    </w:p>
+    <w:p>
+      <w:pPr>
+        <w:pStyle w:val="ListParagraph"/>
+        <w:numPr>
+          <w:ilvl w:val="0"/>
+          <w:numId w:val="58"/>
+        </w:numPr>
+        <w:rPr>
+          <w:rFonts w:eastAsiaTheme="minorEastAsia"/>
+        </w:rPr>
+      </w:pPr>
+      <w:r>
+        <w:rPr>
+          <w:rFonts w:eastAsiaTheme="minorEastAsia"/>
+        </w:rPr>
+        <w:lastRenderedPageBreak/>
+        <w:t xml:space="preserve">Measures the number of times the </w:t>
+      </w:r>
+      <w:r>
+        <w:rPr>
+          <w:rFonts w:eastAsiaTheme="minorEastAsia"/>
+        </w:rPr>
+        <w:t>payable rotate in a year</w:t>
+      </w:r>
+    </w:p>
+    <w:p>
+      <w:pPr>
+        <w:pStyle w:val="ListParagraph"/>
+        <w:numPr>
+          <w:ilvl w:val="0"/>
+          <w:numId w:val="58"/>
+        </w:numPr>
+        <w:rPr>
+          <w:rFonts w:eastAsiaTheme="minorEastAsia"/>
+        </w:rPr>
+      </w:pPr>
+      <w:r>
+        <w:rPr>
+          <w:rFonts w:eastAsiaTheme="minorEastAsia"/>
+        </w:rPr>
+        <w:t>Indicates the relationship between net purchase for whole year and total payable</w:t>
+      </w:r>
+    </w:p>
+    <w:p>
+      <w:pPr>
+        <w:rPr>
+          <w:rFonts w:eastAsiaTheme="minorEastAsia"/>
+        </w:rPr>
+      </w:pPr>
+      <w:r>
+        <w:rPr>
+          <w:rFonts w:eastAsiaTheme="minorEastAsia"/>
+        </w:rPr>
+        <w:t>Working capital turnover ratio:</w:t>
+      </w:r>
+    </w:p>
+    <w:p>
+      <w:pPr>
+        <w:pStyle w:val="ListParagraph"/>
+        <w:numPr>
+          <w:ilvl w:val="0"/>
+          <w:numId w:val="59"/>
+        </w:numPr>
+        <w:rPr>
+          <w:rFonts w:eastAsiaTheme="minorEastAsia"/>
+        </w:rPr>
+      </w:pPr>
+      <w:r>
+        <w:rPr>
+          <w:rFonts w:eastAsiaTheme="minorEastAsia"/>
+        </w:rPr>
+        <w:t xml:space="preserve">Measures the effective utilisation of working capital </w:t>
+      </w:r>
+    </w:p>
+    <w:p>
+      <w:pPr>
+        <w:pStyle w:val="ListParagraph"/>
+        <w:numPr>
+          <w:ilvl w:val="0"/>
+          <w:numId w:val="59"/>
+        </w:numPr>
+        <w:rPr>
+          <w:rFonts w:eastAsiaTheme="minorEastAsia"/>
+        </w:rPr>
+      </w:pPr>
+      <w:r>
+        <w:rPr>
+          <w:rFonts w:eastAsiaTheme="minorEastAsia"/>
+        </w:rPr>
+        <w:t xml:space="preserve">Relationship between sales / cost of sales and working capital </w:t>
+      </w:r>
+    </w:p>
+    <w:p>
+      <w:pPr>
+        <w:rPr>
+          <w:rFonts w:eastAsiaTheme="minorEastAsia"/>
+        </w:rPr>
+      </w:pPr>
+      <w:r>
+        <w:rPr>
+          <w:rFonts w:eastAsiaTheme="minorEastAsia"/>
+        </w:rPr>
+        <w:t>Fixed assets turnover ratio:</w:t>
+      </w:r>
+    </w:p>
+    <w:p>
+      <w:pPr>
+        <w:pStyle w:val="ListParagraph"/>
+        <w:numPr>
+          <w:ilvl w:val="0"/>
+          <w:numId w:val="60"/>
+        </w:numPr>
+        <w:rPr>
+          <w:rFonts w:eastAsiaTheme="minorEastAsia"/>
+        </w:rPr>
+      </w:pPr>
+      <w:r>
+        <w:rPr>
+          <w:rFonts w:eastAsiaTheme="minorEastAsia"/>
+        </w:rPr>
+        <w:t xml:space="preserve">Effective utilisation of fixed assets and profitability of a business </w:t>
+      </w:r>
+      <w:r>
+        <w:rPr>
+          <w:rFonts w:eastAsiaTheme="minorEastAsia"/>
+        </w:rPr>
+        <w:t>concern</w:t>
+      </w:r>
+    </w:p>
+    <w:p>
+      <w:pPr>
+        <w:pStyle w:val="ListParagraph"/>
+        <w:numPr>
+          <w:ilvl w:val="0"/>
+          <w:numId w:val="60"/>
+        </w:numPr>
+        <w:rPr>
+          <w:rFonts w:eastAsiaTheme="minorEastAsia"/>
+        </w:rPr>
+      </w:pPr>
+      <w:r>
+        <w:rPr>
+          <w:rFonts w:eastAsiaTheme="minorEastAsia"/>
+        </w:rPr>
+        <w:t>Higher the ratio greater efficiency</w:t>
+      </w:r>
+    </w:p>
+    <w:p>
+      <w:pPr>
+        <w:pStyle w:val="ListParagraph"/>
+        <w:numPr>
+          <w:ilvl w:val="0"/>
+          <w:numId w:val="60"/>
+        </w:numPr>
+        <w:rPr>
+          <w:rFonts w:eastAsiaTheme="minorEastAsia"/>
+        </w:rPr>
+      </w:pPr>
+      <w:r>
+        <w:rPr>
+          <w:rFonts w:eastAsiaTheme="minorEastAsia"/>
+        </w:rPr>
+        <w:t>Lower the ratio lesser the efficiency</w:t>
+      </w:r>
+    </w:p>
+    <w:p>
+      <w:pPr>
+        <w:rPr>
+          <w:rFonts w:eastAsiaTheme="minorEastAsia"/>
+        </w:rPr>
+      </w:pPr>
+      <w:r>
+        <w:rPr>
+          <w:rFonts w:eastAsiaTheme="minorEastAsia"/>
+        </w:rPr>
+        <w:t>Capital turnover ratio:</w:t>
+      </w:r>
+    </w:p>
+    <w:p>
+      <w:pPr>
+        <w:pStyle w:val="ListParagraph"/>
+        <w:numPr>
+          <w:ilvl w:val="0"/>
+          <w:numId w:val="61"/>
+        </w:numPr>
+        <w:rPr>
+          <w:rFonts w:eastAsiaTheme="minorEastAsia"/>
+        </w:rPr>
+      </w:pPr>
+      <w:r>
+        <w:rPr>
+          <w:rFonts w:eastAsiaTheme="minorEastAsia"/>
+        </w:rPr>
+        <w:t xml:space="preserve">Calculated managerial efficiency </w:t>
+      </w:r>
+    </w:p>
+    <w:p>
+      <w:pPr>
+        <w:pStyle w:val="ListParagraph"/>
+        <w:numPr>
+          <w:ilvl w:val="0"/>
+          <w:numId w:val="61"/>
+        </w:numPr>
+        <w:rPr>
+          <w:rFonts w:eastAsiaTheme="minorEastAsia"/>
+        </w:rPr>
+      </w:pPr>
+      <w:r>
+        <w:rPr>
+          <w:rFonts w:eastAsiaTheme="minorEastAsia"/>
+        </w:rPr>
+        <w:t xml:space="preserve">Establishing the relationship between cost of sales or sales with capital </w:t>
+      </w:r>
+    </w:p>
+    <w:p>
+      <w:pPr>
+        <w:rPr>
+          <w:rFonts w:eastAsiaTheme="minorEastAsia"/>
+        </w:rPr>
+      </w:pPr>
+    </w:p>
+    <w:p>
+      <w:pPr>
+        <w:rPr>
+          <w:rFonts w:eastAsiaTheme="minorEastAsia"/>
+        </w:rPr>
+      </w:pPr>
+      <w:r>
+        <w:rPr>
+          <w:rFonts w:eastAsiaTheme="minorEastAsia"/>
+        </w:rPr>
+        <w:t xml:space="preserve">Q. calculate turnover ratios from the following figures </w:t>
+      </w:r>
+    </w:p>
+    <w:p>
+      <w:pPr>
+        <w:rPr>
+          <w:rFonts w:eastAsiaTheme="minorEastAsia"/>
+        </w:rPr>
+      </w:pPr>
+      <w:r>
+        <w:rPr>
+          <w:rFonts w:eastAsiaTheme="minorEastAsia"/>
+          <w:noProof/>
+        </w:rPr>
+        <w:drawing>
+          <wp:inline distT="0" distB="0" distL="0" distR="0" wp14:anchorId="3FBAB553" wp14:editId="298407D0">
+            <wp:extent cx="2962275" cy="3248025"/>
+            <wp:effectExtent l="0" t="0" r="0" b="9525"/>
+            <wp:docPr id="997216582" name="Picture 2"/>
+            <wp:cNvGraphicFramePr>
+              <a:graphicFrameLocks xmlns:a="http://schemas.openxmlformats.org/drawingml/2006/main" noChangeAspect="1"/>
+            </wp:cNvGraphicFramePr>
+            <a:graphic xmlns:a="http://schemas.openxmlformats.org/drawingml/2006/main">
+              <a:graphicData uri="http://schemas.openxmlformats.org/drawingml/2006/picture">
+                <pic:pic xmlns:pic="http://schemas.openxmlformats.org/drawingml/2006/picture">
+                  <pic:nvPicPr>
+                    <pic:cNvPr id="0" name="Picture 2"/>
+                    <pic:cNvPicPr>
+                      <a:picLocks noChangeAspect="1" noChangeArrowheads="1"/>
+                    </pic:cNvPicPr>
+                  </pic:nvPicPr>
+                  <pic:blipFill>
+                    <a:blip r:embed="rId16">
+                      <a:extLst>
+                        <a:ext uri="{28A0092B-C50C-407E-A947-70E740481C1C}">
+                          <a14:useLocalDpi xmlns:a14="http://schemas.microsoft.com/office/drawing/2010/main" val="0"/>
+                        </a:ext>
+                      </a:extLst>
+                    </a:blip>
+                    <a:srcRect/>
+                    <a:stretch>
+                      <a:fillRect/>
+                    </a:stretch>
+                  </pic:blipFill>
+                  <pic:spPr bwMode="auto">
+                    <a:xfrm>
+                      <a:off x="0" y="0"/>
+                      <a:ext cx="2962275" cy="3248025"/>
+                    </a:xfrm>
+                    <a:prstGeom prst="rect">
+                      <a:avLst/>
+                    </a:prstGeom>
+                    <a:noFill/>
+                    <a:ln>
+                      <a:noFill/>
+                    </a:ln>
+                  </pic:spPr>
+                </pic:pic>
+              </a:graphicData>
+            </a:graphic>
+          </wp:inline>
+        </w:drawing>
+      </w:r>
+    </w:p>
+    <w:p>
+      <w:pPr>
+        <w:rPr>
+          <w:rFonts w:eastAsiaTheme="minorEastAsia"/>
+        </w:rPr>
+      </w:pPr>
+      <w:r>
+        <w:rPr>
+          <w:rFonts w:eastAsiaTheme="minorEastAsia"/>
+        </w:rPr>
+        <w:t>Calculate the turnover ratio</w:t>
+      </w:r>
+      <w:r>
+        <w:rPr>
+          <w:rFonts w:eastAsiaTheme="minorEastAsia"/>
+        </w:rPr>
+        <w:t>, fixed asset turnover ratio</w:t>
+      </w:r>
+      <w:r>
+        <w:rPr>
+          <w:rFonts w:eastAsiaTheme="minorEastAsia"/>
+        </w:rPr>
+        <w:t>, debtor turnover ratio</w:t>
+      </w:r>
+    </w:p>
+    <w:p>
+      <w:pPr>
+        <w:rPr>
+          <w:rFonts w:eastAsiaTheme="minorEastAsia"/>
+        </w:rPr>
+      </w:pPr>
+      <w:r>
+        <w:rPr>
+          <w:rFonts w:eastAsiaTheme="minorEastAsia"/>
+        </w:rPr>
+        <w:t>Turnover ratio or activity ratio:</w:t>
+      </w:r>
+    </w:p>
+    <w:p>
+      <w:pPr>
+        <w:rPr>
+          <w:rFonts w:eastAsiaTheme="minorEastAsia"/>
+        </w:rPr>
+      </w:pPr>
+      <w:r>
+        <w:rPr>
+          <w:rFonts w:eastAsiaTheme="minorEastAsia"/>
+        </w:rPr>
+        <w:t xml:space="preserve">1. </w:t>
+      </w:r>
+      <m:oMath>
+        <m:r>
+          <w:rPr>
+            <w:rFonts w:ascii="Cambria Math" w:eastAsiaTheme="minorEastAsia" w:hAnsi="Cambria Math"/>
+          </w:rPr>
+          <m:t xml:space="preserve">stock turn ratio = </m:t>
+        </m:r>
+        <m:f>
+          <m:fPr>
+            <m:ctrlPr>
+              <w:rPr>
+                <w:rFonts w:ascii="Cambria Math" w:eastAsiaTheme="minorEastAsia" w:hAnsi="Cambria Math"/>
+                <w:i/>
+              </w:rPr>
+            </m:ctrlPr>
+          </m:fPr>
+          <m:num>
+            <m:r>
+              <w:rPr>
+                <w:rFonts w:ascii="Cambria Math" w:eastAsiaTheme="minorEastAsia" w:hAnsi="Cambria Math"/>
+              </w:rPr>
+              <m:t>cost of sales</m:t>
+            </m:r>
+          </m:num>
+          <m:den>
+            <m:r>
+              <w:rPr>
+                <w:rFonts w:ascii="Cambria Math" w:eastAsiaTheme="minorEastAsia" w:hAnsi="Cambria Math"/>
+              </w:rPr>
+              <m:t>net sales</m:t>
+            </m:r>
+          </m:den>
+        </m:f>
+      </m:oMath>
+    </w:p>
+    <w:p>
+      <w:pPr>
+        <w:rPr>
+          <w:rFonts w:eastAsiaTheme="minorEastAsia"/>
+        </w:rPr>
+      </w:pPr>
+      <w:r>
+        <w:rPr>
+          <w:rFonts w:eastAsiaTheme="minorEastAsia"/>
+        </w:rPr>
+        <w:t>Cost of sales = net sales – gross profit</w:t>
+      </w:r>
+    </w:p>
+    <w:p>
+      <w:pPr>
+        <w:rPr>
+          <w:rFonts w:eastAsiaTheme="minorEastAsia"/>
+        </w:rPr>
+      </w:pPr>
+      <w:r>
+        <w:rPr>
+          <w:rFonts w:eastAsiaTheme="minorEastAsia"/>
+        </w:rPr>
+        <w:lastRenderedPageBreak/>
+        <w:t>Net sales = sales – sales return = 500,000 – 20,000 = 480,000</w:t>
+      </w:r>
+    </w:p>
+    <w:p>
+      <w:pPr>
+        <w:rPr>
+          <w:rFonts w:eastAsiaTheme="minorEastAsia"/>
+        </w:rPr>
+      </w:pPr>
+      <w:r>
+        <w:rPr>
+          <w:rFonts w:eastAsiaTheme="minorEastAsia"/>
+        </w:rPr>
+        <w:t xml:space="preserve">Average stock = </w:t>
+      </w:r>
+      <m:oMath>
+        <m:f>
+          <m:fPr>
+            <m:ctrlPr>
+              <w:rPr>
+                <w:rFonts w:ascii="Cambria Math" w:eastAsiaTheme="minorEastAsia" w:hAnsi="Cambria Math"/>
+                <w:i/>
+              </w:rPr>
+            </m:ctrlPr>
+          </m:fPr>
+          <m:num>
+            <m:r>
+              <w:rPr>
+                <w:rFonts w:ascii="Cambria Math" w:eastAsiaTheme="minorEastAsia" w:hAnsi="Cambria Math"/>
+              </w:rPr>
+              <m:t>Opening stock + closing stock</m:t>
+            </m:r>
+          </m:num>
+          <m:den>
+            <m:r>
+              <w:rPr>
+                <w:rFonts w:ascii="Cambria Math" w:eastAsiaTheme="minorEastAsia" w:hAnsi="Cambria Math"/>
+              </w:rPr>
+              <m:t>2</m:t>
+            </m:r>
+          </m:den>
+        </m:f>
+        <m:r>
+          <w:rPr>
+            <w:rFonts w:ascii="Cambria Math" w:eastAsiaTheme="minorEastAsia" w:hAnsi="Cambria Math"/>
+          </w:rPr>
+          <m:t xml:space="preserve"> = </m:t>
+        </m:r>
+        <m:f>
+          <m:fPr>
+            <m:ctrlPr>
+              <w:rPr>
+                <w:rFonts w:ascii="Cambria Math" w:eastAsiaTheme="minorEastAsia" w:hAnsi="Cambria Math"/>
+                <w:i/>
+              </w:rPr>
+            </m:ctrlPr>
+          </m:fPr>
+          <m:num>
+            <m:r>
+              <w:rPr>
+                <w:rFonts w:ascii="Cambria Math" w:eastAsiaTheme="minorEastAsia" w:hAnsi="Cambria Math"/>
+              </w:rPr>
+              <m:t>50000+40000</m:t>
+            </m:r>
+          </m:num>
+          <m:den>
+            <m:r>
+              <w:rPr>
+                <w:rFonts w:ascii="Cambria Math" w:eastAsiaTheme="minorEastAsia" w:hAnsi="Cambria Math"/>
+              </w:rPr>
+              <m:t>2</m:t>
+            </m:r>
+          </m:den>
+        </m:f>
+        <m:r>
+          <w:rPr>
+            <w:rFonts w:ascii="Cambria Math" w:eastAsiaTheme="minorEastAsia" w:hAnsi="Cambria Math"/>
+          </w:rPr>
+          <m:t xml:space="preserve"> = 45000</m:t>
+        </m:r>
+      </m:oMath>
+    </w:p>
+    <w:p>
+      <w:pPr>
+        <w:rPr>
+          <w:rFonts w:eastAsiaTheme="minorEastAsia"/>
+        </w:rPr>
+      </w:pPr>
+      <w:r>
+        <w:rPr>
+          <w:rFonts w:eastAsiaTheme="minorEastAsia"/>
+        </w:rPr>
+        <w:t>Stock turnover ratio</w:t>
+      </w:r>
+      <w:r>
+        <w:rPr>
+          <w:rFonts w:eastAsiaTheme="minorEastAsia"/>
+        </w:rPr>
+        <w:t xml:space="preserve"> = </w:t>
+      </w:r>
+      <m:oMath>
+        <m:f>
+          <m:fPr>
+            <m:ctrlPr>
+              <w:rPr>
+                <w:rFonts w:ascii="Cambria Math" w:eastAsiaTheme="minorEastAsia" w:hAnsi="Cambria Math"/>
+                <w:i/>
+              </w:rPr>
+            </m:ctrlPr>
+          </m:fPr>
+          <m:num>
+            <m:r>
+              <w:rPr>
+                <w:rFonts w:ascii="Cambria Math" w:eastAsiaTheme="minorEastAsia" w:hAnsi="Cambria Math"/>
+              </w:rPr>
+              <m:t>380000</m:t>
+            </m:r>
+          </m:num>
+          <m:den>
+            <m:r>
+              <w:rPr>
+                <w:rFonts w:ascii="Cambria Math" w:eastAsiaTheme="minorEastAsia" w:hAnsi="Cambria Math"/>
+              </w:rPr>
+              <m:t>45000</m:t>
+            </m:r>
+          </m:den>
+        </m:f>
+        <m:r>
+          <w:rPr>
+            <w:rFonts w:ascii="Cambria Math" w:eastAsiaTheme="minorEastAsia" w:hAnsi="Cambria Math"/>
+          </w:rPr>
+          <m:t>=8.45 times</m:t>
+        </m:r>
+      </m:oMath>
+    </w:p>
+    <w:p>
+      <w:pPr>
+        <w:rPr>
+          <w:rFonts w:eastAsiaTheme="minorEastAsia"/>
+        </w:rPr>
+      </w:pPr>
+      <w:r>
+        <w:rPr>
+          <w:rFonts w:eastAsiaTheme="minorEastAsia"/>
+        </w:rPr>
+        <w:t>2. fixed asset turnover ratio:</w:t>
+      </w:r>
+    </w:p>
+    <w:p>
+      <w:pPr>
+        <w:rPr>
+          <w:rFonts w:eastAsiaTheme="minorEastAsia"/>
+        </w:rPr>
+      </w:pPr>
+      <m:oMathPara>
+        <m:oMath>
+          <m:r>
+            <w:rPr>
+              <w:rFonts w:ascii="Cambria Math" w:eastAsiaTheme="minorEastAsia" w:hAnsi="Cambria Math"/>
+            </w:rPr>
+            <m:t xml:space="preserve">= </m:t>
+          </m:r>
+          <m:f>
+            <m:fPr>
+              <m:ctrlPr>
+                <w:rPr>
+                  <w:rFonts w:ascii="Cambria Math" w:eastAsiaTheme="minorEastAsia" w:hAnsi="Cambria Math"/>
+                  <w:i/>
+                </w:rPr>
+              </m:ctrlPr>
+            </m:fPr>
+            <m:num>
+              <m:r>
+                <w:rPr>
+                  <w:rFonts w:ascii="Cambria Math" w:eastAsiaTheme="minorEastAsia" w:hAnsi="Cambria Math"/>
+                </w:rPr>
+                <m:t>cost of sales</m:t>
+              </m:r>
+            </m:num>
+            <m:den>
+              <m:r>
+                <w:rPr>
+                  <w:rFonts w:ascii="Cambria Math" w:eastAsiaTheme="minorEastAsia" w:hAnsi="Cambria Math"/>
+                </w:rPr>
+                <m:t>fixed assets</m:t>
+              </m:r>
+            </m:den>
+          </m:f>
+          <m:r>
+            <w:rPr>
+              <w:rFonts w:ascii="Cambria Math" w:eastAsiaTheme="minorEastAsia" w:hAnsi="Cambria Math"/>
+            </w:rPr>
+            <m:t xml:space="preserve"> or </m:t>
+          </m:r>
+          <m:f>
+            <m:fPr>
+              <m:ctrlPr>
+                <w:rPr>
+                  <w:rFonts w:ascii="Cambria Math" w:eastAsiaTheme="minorEastAsia" w:hAnsi="Cambria Math"/>
+                  <w:i/>
+                </w:rPr>
+              </m:ctrlPr>
+            </m:fPr>
+            <m:num>
+              <m:r>
+                <w:rPr>
+                  <w:rFonts w:ascii="Cambria Math" w:eastAsiaTheme="minorEastAsia" w:hAnsi="Cambria Math"/>
+                </w:rPr>
+                <m:t>net sales</m:t>
+              </m:r>
+            </m:num>
+            <m:den>
+              <m:r>
+                <w:rPr>
+                  <w:rFonts w:ascii="Cambria Math" w:eastAsiaTheme="minorEastAsia" w:hAnsi="Cambria Math"/>
+                </w:rPr>
+                <m:t>fixed assets</m:t>
+              </m:r>
+            </m:den>
+          </m:f>
+        </m:oMath>
+      </m:oMathPara>
+    </w:p>
+    <w:p>
+      <w:pPr>
+        <w:rPr>
+          <w:rFonts w:eastAsiaTheme="minorEastAsia"/>
+        </w:rPr>
+      </w:pPr>
+      <m:oMathPara>
+        <m:oMath>
+          <m:r>
+            <w:rPr>
+              <w:rFonts w:ascii="Cambria Math" w:eastAsiaTheme="minorEastAsia" w:hAnsi="Cambria Math"/>
+            </w:rPr>
+            <m:t xml:space="preserve">= </m:t>
+          </m:r>
+          <m:f>
+            <m:fPr>
+              <m:ctrlPr>
+                <w:rPr>
+                  <w:rFonts w:ascii="Cambria Math" w:eastAsiaTheme="minorEastAsia" w:hAnsi="Cambria Math"/>
+                  <w:i/>
+                </w:rPr>
+              </m:ctrlPr>
+            </m:fPr>
+            <m:num>
+              <m:r>
+                <w:rPr>
+                  <w:rFonts w:ascii="Cambria Math" w:eastAsiaTheme="minorEastAsia" w:hAnsi="Cambria Math"/>
+                </w:rPr>
+                <m:t>380000</m:t>
+              </m:r>
+            </m:num>
+            <m:den>
+              <m:r>
+                <w:rPr>
+                  <w:rFonts w:ascii="Cambria Math" w:eastAsiaTheme="minorEastAsia" w:hAnsi="Cambria Math"/>
+                </w:rPr>
+                <m:t>1000000</m:t>
+              </m:r>
+            </m:den>
+          </m:f>
+          <m:r>
+            <w:rPr>
+              <w:rFonts w:ascii="Cambria Math" w:eastAsiaTheme="minorEastAsia" w:hAnsi="Cambria Math"/>
+            </w:rPr>
+            <m:t>or</m:t>
+          </m:r>
+          <m:f>
+            <m:fPr>
+              <m:ctrlPr>
+                <w:rPr>
+                  <w:rFonts w:ascii="Cambria Math" w:eastAsiaTheme="minorEastAsia" w:hAnsi="Cambria Math"/>
+                  <w:i/>
+                </w:rPr>
+              </m:ctrlPr>
+            </m:fPr>
+            <m:num>
+              <m:r>
+                <w:rPr>
+                  <w:rFonts w:ascii="Cambria Math" w:eastAsiaTheme="minorEastAsia" w:hAnsi="Cambria Math"/>
+                </w:rPr>
+                <m:t>480000</m:t>
+              </m:r>
+            </m:num>
+            <m:den>
+              <m:r>
+                <w:rPr>
+                  <w:rFonts w:ascii="Cambria Math" w:eastAsiaTheme="minorEastAsia" w:hAnsi="Cambria Math"/>
+                </w:rPr>
+                <m:t>1000000</m:t>
+              </m:r>
+            </m:den>
+          </m:f>
+        </m:oMath>
+      </m:oMathPara>
+    </w:p>
+    <w:p>
+      <w:pPr>
+        <w:rPr>
+          <w:rFonts w:eastAsiaTheme="minorEastAsia"/>
+        </w:rPr>
+      </w:pPr>
+      <m:oMathPara>
+        <m:oMath>
+          <m:r>
+            <w:rPr>
+              <w:rFonts w:ascii="Cambria Math" w:eastAsiaTheme="minorEastAsia" w:hAnsi="Cambria Math"/>
+            </w:rPr>
+            <m:t>=3.38timesor0.48times</m:t>
+          </m:r>
+        </m:oMath>
+      </m:oMathPara>
+    </w:p>
+    <w:p>
+      <w:pPr>
+        <w:rPr>
+          <w:rFonts w:eastAsiaTheme="minorEastAsia"/>
+        </w:rPr>
+      </w:pPr>
+      <w:r>
+        <w:rPr>
+          <w:rFonts w:eastAsiaTheme="minorEastAsia"/>
+        </w:rPr>
+        <w:t>3. a) debtor’s turnover ratio:</w:t>
+      </w:r>
+    </w:p>
+    <w:p>
+      <w:pPr>
+        <w:rPr>
+          <w:rFonts w:eastAsiaTheme="minorEastAsia"/>
+        </w:rPr>
+      </w:pPr>
+      <m:oMath>
+        <m:f>
+          <m:fPr>
+            <m:ctrlPr>
+              <w:rPr>
+                <w:rFonts w:ascii="Cambria Math" w:eastAsiaTheme="minorEastAsia" w:hAnsi="Cambria Math"/>
+                <w:i/>
+              </w:rPr>
+            </m:ctrlPr>
+          </m:fPr>
+          <m:num>
+            <m:r>
+              <w:rPr>
+                <w:rFonts w:ascii="Cambria Math" w:eastAsiaTheme="minorEastAsia" w:hAnsi="Cambria Math"/>
+              </w:rPr>
+              <m:t>credit sales</m:t>
+            </m:r>
+          </m:num>
+          <m:den>
+            <m:r>
+              <w:rPr>
+                <w:rFonts w:ascii="Cambria Math" w:eastAsiaTheme="minorEastAsia" w:hAnsi="Cambria Math"/>
+              </w:rPr>
+              <m:t>average accounts receivable</m:t>
+            </m:r>
+          </m:den>
+        </m:f>
+        <m:r>
+          <w:rPr>
+            <w:rFonts w:ascii="Cambria Math" w:eastAsiaTheme="minorEastAsia" w:hAnsi="Cambria Math"/>
+          </w:rPr>
+          <m:t>=</m:t>
+        </m:r>
+        <m:f>
+          <m:fPr>
+            <m:ctrlPr>
+              <w:rPr>
+                <w:rFonts w:ascii="Cambria Math" w:eastAsiaTheme="minorEastAsia" w:hAnsi="Cambria Math"/>
+                <w:i/>
+              </w:rPr>
+            </m:ctrlPr>
+          </m:fPr>
+          <m:num>
+            <m:r>
+              <w:rPr>
+                <w:rFonts w:ascii="Cambria Math" w:eastAsiaTheme="minorEastAsia" w:hAnsi="Cambria Math"/>
+              </w:rPr>
+              <m:t>440000</m:t>
+            </m:r>
+          </m:num>
+          <m:den>
+            <m:r>
+              <w:rPr>
+                <w:rFonts w:ascii="Cambria Math" w:eastAsiaTheme="minorEastAsia" w:hAnsi="Cambria Math"/>
+              </w:rPr>
+              <m:t>100000</m:t>
+            </m:r>
+          </m:den>
+        </m:f>
+      </m:oMath>
+      <w:r>
+        <w:rPr>
+          <w:rFonts w:eastAsiaTheme="minorEastAsia"/>
+        </w:rPr>
+        <w:t xml:space="preserve"> = 4.4 times </w:t>
+      </w:r>
+    </w:p>
+    <w:p>
+      <w:pPr>
+        <w:rPr>
+          <w:rFonts w:eastAsiaTheme="minorEastAsia"/>
+        </w:rPr>
+      </w:pPr>
+      <w:r>
+        <w:rPr>
+          <w:rFonts w:eastAsiaTheme="minorEastAsia"/>
+        </w:rPr>
+        <w:t>Credit sales = total sales – cash sales – sales</w:t>
+      </w:r>
+    </w:p>
+    <w:p>
+      <w:pPr>
+        <w:rPr>
+          <w:rFonts w:eastAsiaTheme="minorEastAsia"/>
+        </w:rPr>
+      </w:pPr>
+      <w:r>
+        <w:rPr>
+          <w:rFonts w:eastAsiaTheme="minorEastAsia"/>
+        </w:rPr>
+        <w:t>= 500,000 – 40,000 – 20,000 = 440,000</w:t>
+      </w:r>
+    </w:p>
+    <w:p>
+      <w:pPr>
+        <w:rPr>
+          <w:rFonts w:eastAsiaTheme="minorEastAsia"/>
+        </w:rPr>
+      </w:pPr>
+      <w:r>
+        <w:rPr>
+          <w:rFonts w:eastAsiaTheme="minorEastAsia"/>
+        </w:rPr>
+        <w:t xml:space="preserve">Accounts receivable = debtors + bills </w:t>
+      </w:r>
+      <w:proofErr w:type="spellStart"/>
+      <w:r>
+        <w:rPr>
+          <w:rFonts w:eastAsiaTheme="minorEastAsia"/>
+        </w:rPr>
+        <w:t>receibles</w:t>
+      </w:r>
+      <w:proofErr w:type="spellEnd"/>
+      <w:r>
+        <w:rPr>
+          <w:rFonts w:eastAsiaTheme="minorEastAsia"/>
+        </w:rPr>
+        <w:t xml:space="preserve"> </w:t>
+      </w:r>
+    </w:p>
+    <w:p>
+      <w:pPr>
+        <w:rPr>
+          <w:rFonts w:eastAsiaTheme="minorEastAsia"/>
+        </w:rPr>
+      </w:pPr>
+      <w:r>
+        <w:rPr>
+          <w:rFonts w:eastAsiaTheme="minorEastAsia"/>
+        </w:rPr>
+        <w:t>= 80,000 + 20,000 = 100,000</w:t>
+      </w:r>
+    </w:p>
+    <w:p>
+      <w:pPr>
+        <w:rPr>
+          <w:rFonts w:eastAsiaTheme="minorEastAsia"/>
+        </w:rPr>
+      </w:pPr>
+      <w:r>
+        <w:rPr>
+          <w:rFonts w:eastAsiaTheme="minorEastAsia"/>
+        </w:rPr>
+        <w:t xml:space="preserve">3. b) debtors collection period </w:t>
+      </w:r>
+    </w:p>
+    <w:p>
+      <w:pPr>
+        <w:rPr>
+          <w:rFonts w:eastAsiaTheme="minorEastAsia"/>
+        </w:rPr>
+      </w:pPr>
+      <m:oMathPara>
+        <m:oMath>
+          <m:r>
+            <w:rPr>
+              <w:rFonts w:ascii="Cambria Math" w:eastAsiaTheme="minorEastAsia" w:hAnsi="Cambria Math"/>
+            </w:rPr>
+            <m:t xml:space="preserve">= </m:t>
+          </m:r>
+          <m:f>
+            <m:fPr>
+              <m:ctrlPr>
+                <w:rPr>
+                  <w:rFonts w:ascii="Cambria Math" w:eastAsiaTheme="minorEastAsia" w:hAnsi="Cambria Math"/>
+                  <w:i/>
+                </w:rPr>
+              </m:ctrlPr>
+            </m:fPr>
+            <m:num>
+              <m:r>
+                <w:rPr>
+                  <w:rFonts w:ascii="Cambria Math" w:eastAsiaTheme="minorEastAsia" w:hAnsi="Cambria Math"/>
+                </w:rPr>
+                <m:t>month in a year</m:t>
+              </m:r>
+            </m:num>
+            <m:den>
+              <m:r>
+                <w:rPr>
+                  <w:rFonts w:ascii="Cambria Math" w:eastAsiaTheme="minorEastAsia" w:hAnsi="Cambria Math"/>
+                </w:rPr>
+                <m:t>debtors turnover</m:t>
+              </m:r>
+            </m:den>
+          </m:f>
+          <m:r>
+            <w:rPr>
+              <w:rFonts w:ascii="Cambria Math" w:eastAsiaTheme="minorEastAsia" w:hAnsi="Cambria Math"/>
+            </w:rPr>
+            <m:t>=</m:t>
+          </m:r>
+          <m:f>
+            <m:fPr>
+              <m:ctrlPr>
+                <w:rPr>
+                  <w:rFonts w:ascii="Cambria Math" w:eastAsiaTheme="minorEastAsia" w:hAnsi="Cambria Math"/>
+                  <w:i/>
+                </w:rPr>
+              </m:ctrlPr>
+            </m:fPr>
+            <m:num>
+              <m:r>
+                <w:rPr>
+                  <w:rFonts w:ascii="Cambria Math" w:eastAsiaTheme="minorEastAsia" w:hAnsi="Cambria Math"/>
+                </w:rPr>
+                <m:t>12</m:t>
+              </m:r>
+            </m:num>
+            <m:den>
+              <m:r>
+                <w:rPr>
+                  <w:rFonts w:ascii="Cambria Math" w:eastAsiaTheme="minorEastAsia" w:hAnsi="Cambria Math"/>
+                </w:rPr>
+                <m:t>4.4</m:t>
+              </m:r>
+            </m:den>
+          </m:f>
+          <m:r>
+            <w:rPr>
+              <w:rFonts w:ascii="Cambria Math" w:eastAsiaTheme="minorEastAsia" w:hAnsi="Cambria Math"/>
+            </w:rPr>
+            <m:t>=2.73 months</m:t>
+          </m:r>
+        </m:oMath>
+      </m:oMathPara>
+    </w:p>
+    <w:p>
+      <w:pPr>
+        <w:jc w:val="center"/>
+        <w:rPr>
+          <w:rFonts w:eastAsiaTheme="minorEastAsia"/>
+        </w:rPr>
+      </w:pPr>
+      <w:r>
+        <w:rPr>
+          <w:rFonts w:eastAsiaTheme="minorEastAsia"/>
+        </w:rPr>
+        <w:t>OR</w:t>
+      </w:r>
+    </w:p>
+    <w:p>
+      <w:pPr>
+        <w:rPr>
+          <w:rFonts w:eastAsiaTheme="minorEastAsia"/>
+        </w:rPr>
+      </w:pPr>
+      <m:oMathPara>
+        <m:oMath>
+          <m:r>
+            <w:rPr>
+              <w:rFonts w:ascii="Cambria Math" w:eastAsiaTheme="minorEastAsia" w:hAnsi="Cambria Math"/>
+            </w:rPr>
+            <m:t xml:space="preserve">= </m:t>
+          </m:r>
+          <m:f>
+            <m:fPr>
+              <m:ctrlPr>
+                <w:rPr>
+                  <w:rFonts w:ascii="Cambria Math" w:eastAsiaTheme="minorEastAsia" w:hAnsi="Cambria Math"/>
+                  <w:i/>
+                </w:rPr>
+              </m:ctrlPr>
+            </m:fPr>
+            <m:num>
+              <m:r>
+                <w:rPr>
+                  <w:rFonts w:ascii="Cambria Math" w:eastAsiaTheme="minorEastAsia" w:hAnsi="Cambria Math"/>
+                </w:rPr>
+                <m:t>days in a year</m:t>
+              </m:r>
+            </m:num>
+            <m:den>
+              <m:r>
+                <w:rPr>
+                  <w:rFonts w:ascii="Cambria Math" w:eastAsiaTheme="minorEastAsia" w:hAnsi="Cambria Math"/>
+                </w:rPr>
+                <m:t>debtors turnover</m:t>
+              </m:r>
+            </m:den>
+          </m:f>
+          <m:r>
+            <w:rPr>
+              <w:rFonts w:ascii="Cambria Math" w:eastAsiaTheme="minorEastAsia" w:hAnsi="Cambria Math"/>
+            </w:rPr>
+            <m:t>=</m:t>
+          </m:r>
+          <m:f>
+            <m:fPr>
+              <m:ctrlPr>
+                <w:rPr>
+                  <w:rFonts w:ascii="Cambria Math" w:eastAsiaTheme="minorEastAsia" w:hAnsi="Cambria Math"/>
+                  <w:i/>
+                </w:rPr>
+              </m:ctrlPr>
+            </m:fPr>
+            <m:num>
+              <m:r>
+                <w:rPr>
+                  <w:rFonts w:ascii="Cambria Math" w:eastAsiaTheme="minorEastAsia" w:hAnsi="Cambria Math"/>
+                </w:rPr>
+                <m:t>365</m:t>
+              </m:r>
+            </m:num>
+            <m:den>
+              <m:r>
+                <w:rPr>
+                  <w:rFonts w:ascii="Cambria Math" w:eastAsiaTheme="minorEastAsia" w:hAnsi="Cambria Math"/>
+                </w:rPr>
+                <m:t>4.4</m:t>
+              </m:r>
+            </m:den>
+          </m:f>
+          <m:r>
+            <w:rPr>
+              <w:rFonts w:ascii="Cambria Math" w:eastAsiaTheme="minorEastAsia" w:hAnsi="Cambria Math"/>
+            </w:rPr>
+            <m:t>=83 days</m:t>
+          </m:r>
+        </m:oMath>
+      </m:oMathPara>
+    </w:p>
+    <w:p>
+      <w:pPr>
+        <w:rPr>
+          <w:rFonts w:eastAsiaTheme="minorEastAsia"/>
+        </w:rPr>
+      </w:pPr>
+      <w:r>
+        <w:rPr>
+          <w:rFonts w:eastAsiaTheme="minorEastAsia"/>
+        </w:rPr>
+        <w:t>4. a) accounts payable ratio / creditor turnover ratio:</w:t>
+      </w:r>
+    </w:p>
+    <w:p>
+      <w:pPr>
+        <w:rPr>
+          <w:rFonts w:eastAsiaTheme="minorEastAsia"/>
+        </w:rPr>
+      </w:pPr>
+      <m:oMathPara>
+        <m:oMath>
+          <m:r>
+            <w:rPr>
+              <w:rFonts w:ascii="Cambria Math" w:eastAsiaTheme="minorEastAsia" w:hAnsi="Cambria Math"/>
+            </w:rPr>
+            <m:t xml:space="preserve">= </m:t>
+          </m:r>
+          <m:f>
+            <m:fPr>
+              <m:ctrlPr>
+                <w:rPr>
+                  <w:rFonts w:ascii="Cambria Math" w:eastAsiaTheme="minorEastAsia" w:hAnsi="Cambria Math"/>
+                  <w:i/>
+                </w:rPr>
+              </m:ctrlPr>
+            </m:fPr>
+            <m:num>
+              <m:r>
+                <w:rPr>
+                  <w:rFonts w:ascii="Cambria Math" w:eastAsiaTheme="minorEastAsia" w:hAnsi="Cambria Math"/>
+                </w:rPr>
+                <m:t>credit purchase</m:t>
+              </m:r>
+            </m:num>
+            <m:den>
+              <m:r>
+                <w:rPr>
+                  <w:rFonts w:ascii="Cambria Math" w:eastAsiaTheme="minorEastAsia" w:hAnsi="Cambria Math"/>
+                </w:rPr>
+                <m:t>average accounts payable</m:t>
+              </m:r>
+            </m:den>
+          </m:f>
+          <m:r>
+            <w:rPr>
+              <w:rFonts w:ascii="Cambria Math" w:eastAsiaTheme="minorEastAsia" w:hAnsi="Cambria Math"/>
+            </w:rPr>
+            <m:t>=</m:t>
+          </m:r>
+          <m:f>
+            <m:fPr>
+              <m:ctrlPr>
+                <w:rPr>
+                  <w:rFonts w:ascii="Cambria Math" w:eastAsiaTheme="minorEastAsia" w:hAnsi="Cambria Math"/>
+                  <w:i/>
+                </w:rPr>
+              </m:ctrlPr>
+            </m:fPr>
+            <m:num>
+              <m:r>
+                <w:rPr>
+                  <w:rFonts w:ascii="Cambria Math" w:eastAsiaTheme="minorEastAsia" w:hAnsi="Cambria Math"/>
+                </w:rPr>
+                <m:t>240,000</m:t>
+              </m:r>
+            </m:num>
+            <m:den>
+              <m:r>
+                <w:rPr>
+                  <w:rFonts w:ascii="Cambria Math" w:eastAsiaTheme="minorEastAsia" w:hAnsi="Cambria Math"/>
+                </w:rPr>
+                <m:t>80,000</m:t>
+              </m:r>
+            </m:den>
+          </m:f>
+          <m:r>
+            <w:rPr>
+              <w:rFonts w:ascii="Cambria Math" w:eastAsiaTheme="minorEastAsia" w:hAnsi="Cambria Math"/>
+            </w:rPr>
+            <m:t>=3 times</m:t>
+          </m:r>
+        </m:oMath>
+      </m:oMathPara>
+    </w:p>
+    <w:p>
+      <w:pPr>
+        <w:rPr>
+          <w:rFonts w:eastAsiaTheme="minorEastAsia"/>
+        </w:rPr>
+      </w:pPr>
+      <w:r>
+        <w:rPr>
+          <w:rFonts w:eastAsiaTheme="minorEastAsia"/>
+        </w:rPr>
+        <w:t>Credit purchase = purchase – purchase returns – cash purchase</w:t>
+      </w:r>
+    </w:p>
+    <w:p>
+      <w:pPr>
+        <w:rPr>
+          <w:rFonts w:eastAsiaTheme="minorEastAsia"/>
+        </w:rPr>
+      </w:pPr>
+      <w:r>
+        <w:rPr>
+          <w:rFonts w:eastAsiaTheme="minorEastAsia"/>
+        </w:rPr>
+        <w:t>= 300,000 – 10,000 – 50,000 = 240,000</w:t>
+      </w:r>
+    </w:p>
+    <w:p>
+      <w:pPr>
+        <w:rPr>
+          <w:rFonts w:eastAsiaTheme="minorEastAsia"/>
+        </w:rPr>
+      </w:pPr>
+      <w:r>
+        <w:rPr>
+          <w:rFonts w:eastAsiaTheme="minorEastAsia"/>
+        </w:rPr>
+        <w:t>Average accounts payable = creditors + bills payable</w:t>
+      </w:r>
+    </w:p>
+    <w:p>
+      <w:pPr>
+        <w:rPr>
+          <w:rFonts w:eastAsiaTheme="minorEastAsia"/>
+        </w:rPr>
+      </w:pPr>
+      <w:r>
+        <w:rPr>
+          <w:rFonts w:eastAsiaTheme="minorEastAsia"/>
+        </w:rPr>
+        <w:t>= 60,000 + 20,000 = 80,000</w:t>
+      </w:r>
+    </w:p>
+    <w:p>
+      <w:pPr>
+        <w:rPr>
+          <w:rFonts w:eastAsiaTheme="minorEastAsia"/>
+        </w:rPr>
+      </w:pPr>
+      <w:r>
+        <w:rPr>
+          <w:rFonts w:eastAsiaTheme="minorEastAsia"/>
+        </w:rPr>
+        <w:t>4. b) credits collection period:</w:t>
+      </w:r>
+    </w:p>
+    <w:p>
+      <w:pPr>
+        <w:rPr>
+          <w:rFonts w:eastAsiaTheme="minorEastAsia"/>
+        </w:rPr>
+      </w:pPr>
+      <m:oMathPara>
+        <m:oMath>
+          <m:r>
+            <w:rPr>
+              <w:rFonts w:ascii="Cambria Math" w:eastAsiaTheme="minorEastAsia" w:hAnsi="Cambria Math"/>
+            </w:rPr>
+            <w:lastRenderedPageBreak/>
+            <m:t>=</m:t>
+          </m:r>
+          <m:f>
+            <m:fPr>
+              <m:ctrlPr>
+                <w:rPr>
+                  <w:rFonts w:ascii="Cambria Math" w:eastAsiaTheme="minorEastAsia" w:hAnsi="Cambria Math"/>
+                  <w:i/>
+                </w:rPr>
+              </m:ctrlPr>
+            </m:fPr>
+            <m:num>
+              <m:r>
+                <w:rPr>
+                  <w:rFonts w:ascii="Cambria Math" w:eastAsiaTheme="minorEastAsia" w:hAnsi="Cambria Math"/>
+                </w:rPr>
+                <m:t>months in a year</m:t>
+              </m:r>
+            </m:num>
+            <m:den>
+              <m:r>
+                <w:rPr>
+                  <w:rFonts w:ascii="Cambria Math" w:eastAsiaTheme="minorEastAsia" w:hAnsi="Cambria Math"/>
+                </w:rPr>
+                <m:t>CTR</m:t>
+              </m:r>
+            </m:den>
+          </m:f>
+          <m:r>
+            <w:rPr>
+              <w:rFonts w:ascii="Cambria Math" w:eastAsiaTheme="minorEastAsia" w:hAnsi="Cambria Math"/>
+            </w:rPr>
+            <m:t>=</m:t>
+          </m:r>
+          <m:f>
+            <m:fPr>
+              <m:ctrlPr>
+                <w:rPr>
+                  <w:rFonts w:ascii="Cambria Math" w:eastAsiaTheme="minorEastAsia" w:hAnsi="Cambria Math"/>
+                  <w:i/>
+                </w:rPr>
+              </m:ctrlPr>
+            </m:fPr>
+            <m:num>
+              <m:r>
+                <w:rPr>
+                  <w:rFonts w:ascii="Cambria Math" w:eastAsiaTheme="minorEastAsia" w:hAnsi="Cambria Math"/>
+                </w:rPr>
+                <m:t>12</m:t>
+              </m:r>
+            </m:num>
+            <m:den>
+              <m:r>
+                <w:rPr>
+                  <w:rFonts w:ascii="Cambria Math" w:eastAsiaTheme="minorEastAsia" w:hAnsi="Cambria Math"/>
+                </w:rPr>
+                <m:t>3</m:t>
+              </m:r>
+            </m:den>
+          </m:f>
+          <m:r>
+            <w:rPr>
+              <w:rFonts w:ascii="Cambria Math" w:eastAsiaTheme="minorEastAsia" w:hAnsi="Cambria Math"/>
+            </w:rPr>
+            <m:t>=4 times</m:t>
+          </m:r>
+        </m:oMath>
+      </m:oMathPara>
+    </w:p>
+    <w:p>
+      <w:pPr>
+        <w:rPr>
+          <w:rFonts w:eastAsiaTheme="minorEastAsia"/>
+        </w:rPr>
+      </w:pPr>
+      <m:oMathPara>
+        <m:oMath>
+          <m:r>
+            <w:rPr>
+              <w:rFonts w:ascii="Cambria Math" w:eastAsiaTheme="minorEastAsia" w:hAnsi="Cambria Math"/>
+            </w:rPr>
+            <m:t xml:space="preserve">= </m:t>
+          </m:r>
+          <m:f>
+            <m:fPr>
+              <m:ctrlPr>
+                <w:rPr>
+                  <w:rFonts w:ascii="Cambria Math" w:eastAsiaTheme="minorEastAsia" w:hAnsi="Cambria Math"/>
+                  <w:i/>
+                </w:rPr>
+              </m:ctrlPr>
+            </m:fPr>
+            <m:num>
+              <m:r>
+                <w:rPr>
+                  <w:rFonts w:ascii="Cambria Math" w:eastAsiaTheme="minorEastAsia" w:hAnsi="Cambria Math"/>
+                </w:rPr>
+                <m:t>days in a year</m:t>
+              </m:r>
+            </m:num>
+            <m:den>
+              <m:r>
+                <w:rPr>
+                  <w:rFonts w:ascii="Cambria Math" w:eastAsiaTheme="minorEastAsia" w:hAnsi="Cambria Math"/>
+                </w:rPr>
+                <m:t>CTR</m:t>
+              </m:r>
+            </m:den>
+          </m:f>
+          <m:r>
+            <w:rPr>
+              <w:rFonts w:ascii="Cambria Math" w:eastAsiaTheme="minorEastAsia" w:hAnsi="Cambria Math"/>
+            </w:rPr>
+            <m:t>=</m:t>
+          </m:r>
+          <m:f>
+            <m:fPr>
+              <m:ctrlPr>
+                <w:rPr>
+                  <w:rFonts w:ascii="Cambria Math" w:eastAsiaTheme="minorEastAsia" w:hAnsi="Cambria Math"/>
+                  <w:i/>
+                </w:rPr>
+              </m:ctrlPr>
+            </m:fPr>
+            <m:num>
+              <m:r>
+                <w:rPr>
+                  <w:rFonts w:ascii="Cambria Math" w:eastAsiaTheme="minorEastAsia" w:hAnsi="Cambria Math"/>
+                </w:rPr>
+                <m:t>365</m:t>
+              </m:r>
+            </m:num>
+            <m:den>
+              <m:r>
+                <w:rPr>
+                  <w:rFonts w:ascii="Cambria Math" w:eastAsiaTheme="minorEastAsia" w:hAnsi="Cambria Math"/>
+                </w:rPr>
+                <m:t>3</m:t>
+              </m:r>
+            </m:den>
+          </m:f>
+          <m:r>
+            <w:rPr>
+              <w:rFonts w:ascii="Cambria Math" w:eastAsiaTheme="minorEastAsia" w:hAnsi="Cambria Math"/>
+            </w:rPr>
+            <m:t>=122 days</m:t>
+          </m:r>
+        </m:oMath>
+      </m:oMathPara>
+    </w:p>
+    <w:p>
+      <w:pPr>
+        <w:rPr>
+          <w:rFonts w:eastAsiaTheme="minorEastAsia"/>
+        </w:rPr>
+      </w:pPr>
+    </w:p>
+    <w:p>
+      <w:pPr>
+        <w:rPr>
+          <w:rFonts w:eastAsiaTheme="minorEastAsia"/>
+        </w:rPr>
+      </w:pPr>
+    </w:p>
+    <w:p>
+      <w:pPr>
+        <w:rPr>
+          <w:rFonts w:eastAsiaTheme="minorEastAsia"/>
+        </w:rPr>
+      </w:pPr>
+    </w:p>
+    <w:p>
+      <w:pPr>
+        <w:rPr>
+          <w:rFonts w:eastAsiaTheme="minorEastAsia"/>
+        </w:rPr>
+      </w:pPr>
+      <w:r>
+        <w:rPr>
+          <w:rFonts w:eastAsiaTheme="minorEastAsia"/>
+        </w:rPr>
+        <w:tab/>
+      </w:r>
     </w:p>
     <w:sectPr>
       <w:pgSz w:w="11906" w:h="16838"/>
@@ -28608,6 +31277,318 @@
     </w:lvl>
   </w:abstractNum>
   <w:abstractNum w:abstractNumId="5" w15:restartNumberingAfterBreak="0">
+    <w:nsid w:val="09B52873"/>
+    <w:multiLevelType w:val="hybridMultilevel"/>
+    <w:tmpl w:val="EA96FEFC"/>
+    <w:lvl w:ilvl="0" w:tplc="4009001B">
+      <w:start w:val="1"/>
+      <w:numFmt w:val="lowerRoman"/>
+      <w:lvlText w:val="%1."/>
+      <w:lvlJc w:val="right"/>
+      <w:pPr>
+        <w:ind w:left="720" w:hanging="360"/>
+      </w:pPr>
+    </w:lvl>
+    <w:lvl w:ilvl="1" w:tplc="40090019" w:tentative="1">
+      <w:start w:val="1"/>
+      <w:numFmt w:val="lowerLetter"/>
+      <w:lvlText w:val="%2."/>
+      <w:lvlJc w:val="left"/>
+      <w:pPr>
+        <w:ind w:left="1440" w:hanging="360"/>
+      </w:pPr>
+    </w:lvl>
+    <w:lvl w:ilvl="2" w:tplc="4009001B" w:tentative="1">
+      <w:start w:val="1"/>
+      <w:numFmt w:val="lowerRoman"/>
+      <w:lvlText w:val="%3."/>
+      <w:lvlJc w:val="right"/>
+      <w:pPr>
+        <w:ind w:left="2160" w:hanging="180"/>
+      </w:pPr>
+    </w:lvl>
+    <w:lvl w:ilvl="3" w:tplc="4009000F" w:tentative="1">
+      <w:start w:val="1"/>
+      <w:numFmt w:val="decimal"/>
+      <w:lvlText w:val="%4."/>
+      <w:lvlJc w:val="left"/>
+      <w:pPr>
+        <w:ind w:left="2880" w:hanging="360"/>
+      </w:pPr>
+    </w:lvl>
+    <w:lvl w:ilvl="4" w:tplc="40090019" w:tentative="1">
+      <w:start w:val="1"/>
+      <w:numFmt w:val="lowerLetter"/>
+      <w:lvlText w:val="%5."/>
+      <w:lvlJc w:val="left"/>
+      <w:pPr>
+        <w:ind w:left="3600" w:hanging="360"/>
+      </w:pPr>
+    </w:lvl>
+    <w:lvl w:ilvl="5" w:tplc="4009001B" w:tentative="1">
+      <w:start w:val="1"/>
+      <w:numFmt w:val="lowerRoman"/>
+      <w:lvlText w:val="%6."/>
+      <w:lvlJc w:val="right"/>
+      <w:pPr>
+        <w:ind w:left="4320" w:hanging="180"/>
+      </w:pPr>
+    </w:lvl>
+    <w:lvl w:ilvl="6" w:tplc="4009000F" w:tentative="1">
+      <w:start w:val="1"/>
+      <w:numFmt w:val="decimal"/>
+      <w:lvlText w:val="%7."/>
+      <w:lvlJc w:val="left"/>
+      <w:pPr>
+        <w:ind w:left="5040" w:hanging="360"/>
+      </w:pPr>
+    </w:lvl>
+    <w:lvl w:ilvl="7" w:tplc="40090019" w:tentative="1">
+      <w:start w:val="1"/>
+      <w:numFmt w:val="lowerLetter"/>
+      <w:lvlText w:val="%8."/>
+      <w:lvlJc w:val="left"/>
+      <w:pPr>
+        <w:ind w:left="5760" w:hanging="360"/>
+      </w:pPr>
+    </w:lvl>
+    <w:lvl w:ilvl="8" w:tplc="4009001B" w:tentative="1">
+      <w:start w:val="1"/>
+      <w:numFmt w:val="lowerRoman"/>
+      <w:lvlText w:val="%9."/>
+      <w:lvlJc w:val="right"/>
+      <w:pPr>
+        <w:ind w:left="6480" w:hanging="180"/>
+      </w:pPr>
+    </w:lvl>
+  </w:abstractNum>
+  <w:abstractNum w:abstractNumId="6" w15:restartNumberingAfterBreak="0">
+    <w:nsid w:val="0AF163BA"/>
+    <w:multiLevelType w:val="hybridMultilevel"/>
+    <w:tmpl w:val="FF4A3DEE"/>
+    <w:lvl w:ilvl="0" w:tplc="40090001">
+      <w:start w:val="1"/>
+      <w:numFmt w:val="bullet"/>
+      <w:lvlText w:val=""/>
+      <w:lvlJc w:val="left"/>
+      <w:pPr>
+        <w:ind w:left="720" w:hanging="360"/>
+      </w:pPr>
+      <w:rPr>
+        <w:rFonts w:ascii="Symbol" w:hAnsi="Symbol" w:hint="default"/>
+      </w:rPr>
+    </w:lvl>
+    <w:lvl w:ilvl="1" w:tplc="40090003" w:tentative="1">
+      <w:start w:val="1"/>
+      <w:numFmt w:val="bullet"/>
+      <w:lvlText w:val="o"/>
+      <w:lvlJc w:val="left"/>
+      <w:pPr>
+        <w:ind w:left="1440" w:hanging="360"/>
+      </w:pPr>
+      <w:rPr>
+        <w:rFonts w:ascii="Courier New" w:hAnsi="Courier New" w:cs="Courier New" w:hint="default"/>
+      </w:rPr>
+    </w:lvl>
+    <w:lvl w:ilvl="2" w:tplc="40090005" w:tentative="1">
+      <w:start w:val="1"/>
+      <w:numFmt w:val="bullet"/>
+      <w:lvlText w:val=""/>
+      <w:lvlJc w:val="left"/>
+      <w:pPr>
+        <w:ind w:left="2160" w:hanging="360"/>
+      </w:pPr>
+      <w:rPr>
+        <w:rFonts w:ascii="Wingdings" w:hAnsi="Wingdings" w:hint="default"/>
+      </w:rPr>
+    </w:lvl>
+    <w:lvl w:ilvl="3" w:tplc="40090001" w:tentative="1">
+      <w:start w:val="1"/>
+      <w:numFmt w:val="bullet"/>
+      <w:lvlText w:val=""/>
+      <w:lvlJc w:val="left"/>
+      <w:pPr>
+        <w:ind w:left="2880" w:hanging="360"/>
+      </w:pPr>
+      <w:rPr>
+        <w:rFonts w:ascii="Symbol" w:hAnsi="Symbol" w:hint="default"/>
+      </w:rPr>
+    </w:lvl>
+    <w:lvl w:ilvl="4" w:tplc="40090003" w:tentative="1">
+      <w:start w:val="1"/>
+      <w:numFmt w:val="bullet"/>
+      <w:lvlText w:val="o"/>
+      <w:lvlJc w:val="left"/>
+      <w:pPr>
+        <w:ind w:left="3600" w:hanging="360"/>
+      </w:pPr>
+      <w:rPr>
+        <w:rFonts w:ascii="Courier New" w:hAnsi="Courier New" w:cs="Courier New" w:hint="default"/>
+      </w:rPr>
+    </w:lvl>
+    <w:lvl w:ilvl="5" w:tplc="40090005" w:tentative="1">
+      <w:start w:val="1"/>
+      <w:numFmt w:val="bullet"/>
+      <w:lvlText w:val=""/>
+      <w:lvlJc w:val="left"/>
+      <w:pPr>
+        <w:ind w:left="4320" w:hanging="360"/>
+      </w:pPr>
+      <w:rPr>
+        <w:rFonts w:ascii="Wingdings" w:hAnsi="Wingdings" w:hint="default"/>
+      </w:rPr>
+    </w:lvl>
+    <w:lvl w:ilvl="6" w:tplc="40090001" w:tentative="1">
+      <w:start w:val="1"/>
+      <w:numFmt w:val="bullet"/>
+      <w:lvlText w:val=""/>
+      <w:lvlJc w:val="left"/>
+      <w:pPr>
+        <w:ind w:left="5040" w:hanging="360"/>
+      </w:pPr>
+      <w:rPr>
+        <w:rFonts w:ascii="Symbol" w:hAnsi="Symbol" w:hint="default"/>
+      </w:rPr>
+    </w:lvl>
+    <w:lvl w:ilvl="7" w:tplc="40090003" w:tentative="1">
+      <w:start w:val="1"/>
+      <w:numFmt w:val="bullet"/>
+      <w:lvlText w:val="o"/>
+      <w:lvlJc w:val="left"/>
+      <w:pPr>
+        <w:ind w:left="5760" w:hanging="360"/>
+      </w:pPr>
+      <w:rPr>
+        <w:rFonts w:ascii="Courier New" w:hAnsi="Courier New" w:cs="Courier New" w:hint="default"/>
+      </w:rPr>
+    </w:lvl>
+    <w:lvl w:ilvl="8" w:tplc="40090005" w:tentative="1">
+      <w:start w:val="1"/>
+      <w:numFmt w:val="bullet"/>
+      <w:lvlText w:val=""/>
+      <w:lvlJc w:val="left"/>
+      <w:pPr>
+        <w:ind w:left="6480" w:hanging="360"/>
+      </w:pPr>
+      <w:rPr>
+        <w:rFonts w:ascii="Wingdings" w:hAnsi="Wingdings" w:hint="default"/>
+      </w:rPr>
+    </w:lvl>
+  </w:abstractNum>
+  <w:abstractNum w:abstractNumId="7" w15:restartNumberingAfterBreak="0">
+    <w:nsid w:val="0EB01C36"/>
+    <w:multiLevelType w:val="hybridMultilevel"/>
+    <w:tmpl w:val="08C27DCC"/>
+    <w:lvl w:ilvl="0" w:tplc="40090001">
+      <w:start w:val="1"/>
+      <w:numFmt w:val="bullet"/>
+      <w:lvlText w:val=""/>
+      <w:lvlJc w:val="left"/>
+      <w:pPr>
+        <w:ind w:left="720" w:hanging="360"/>
+      </w:pPr>
+      <w:rPr>
+        <w:rFonts w:ascii="Symbol" w:hAnsi="Symbol" w:hint="default"/>
+      </w:rPr>
+    </w:lvl>
+    <w:lvl w:ilvl="1" w:tplc="40090003" w:tentative="1">
+      <w:start w:val="1"/>
+      <w:numFmt w:val="bullet"/>
+      <w:lvlText w:val="o"/>
+      <w:lvlJc w:val="left"/>
+      <w:pPr>
+        <w:ind w:left="1440" w:hanging="360"/>
+      </w:pPr>
+      <w:rPr>
+        <w:rFonts w:ascii="Courier New" w:hAnsi="Courier New" w:cs="Courier New" w:hint="default"/>
+      </w:rPr>
+    </w:lvl>
+    <w:lvl w:ilvl="2" w:tplc="40090005" w:tentative="1">
+      <w:start w:val="1"/>
+      <w:numFmt w:val="bullet"/>
+      <w:lvlText w:val=""/>
+      <w:lvlJc w:val="left"/>
+      <w:pPr>
+        <w:ind w:left="2160" w:hanging="360"/>
+      </w:pPr>
+      <w:rPr>
+        <w:rFonts w:ascii="Wingdings" w:hAnsi="Wingdings" w:hint="default"/>
+      </w:rPr>
+    </w:lvl>
+    <w:lvl w:ilvl="3" w:tplc="40090001" w:tentative="1">
+      <w:start w:val="1"/>
+      <w:numFmt w:val="bullet"/>
+      <w:lvlText w:val=""/>
+      <w:lvlJc w:val="left"/>
+      <w:pPr>
+        <w:ind w:left="2880" w:hanging="360"/>
+      </w:pPr>
+      <w:rPr>
+        <w:rFonts w:ascii="Symbol" w:hAnsi="Symbol" w:hint="default"/>
+      </w:rPr>
+    </w:lvl>
+    <w:lvl w:ilvl="4" w:tplc="40090003" w:tentative="1">
+      <w:start w:val="1"/>
+      <w:numFmt w:val="bullet"/>
+      <w:lvlText w:val="o"/>
+      <w:lvlJc w:val="left"/>
+      <w:pPr>
+        <w:ind w:left="3600" w:hanging="360"/>
+      </w:pPr>
+      <w:rPr>
+        <w:rFonts w:ascii="Courier New" w:hAnsi="Courier New" w:cs="Courier New" w:hint="default"/>
+      </w:rPr>
+    </w:lvl>
+    <w:lvl w:ilvl="5" w:tplc="40090005" w:tentative="1">
+      <w:start w:val="1"/>
+      <w:numFmt w:val="bullet"/>
+      <w:lvlText w:val=""/>
+      <w:lvlJc w:val="left"/>
+      <w:pPr>
+        <w:ind w:left="4320" w:hanging="360"/>
+      </w:pPr>
+      <w:rPr>
+        <w:rFonts w:ascii="Wingdings" w:hAnsi="Wingdings" w:hint="default"/>
+      </w:rPr>
+    </w:lvl>
+    <w:lvl w:ilvl="6" w:tplc="40090001" w:tentative="1">
+      <w:start w:val="1"/>
+      <w:numFmt w:val="bullet"/>
+      <w:lvlText w:val=""/>
+      <w:lvlJc w:val="left"/>
+      <w:pPr>
+        <w:ind w:left="5040" w:hanging="360"/>
+      </w:pPr>
+      <w:rPr>
+        <w:rFonts w:ascii="Symbol" w:hAnsi="Symbol" w:hint="default"/>
+      </w:rPr>
+    </w:lvl>
+    <w:lvl w:ilvl="7" w:tplc="40090003" w:tentative="1">
+      <w:start w:val="1"/>
+      <w:numFmt w:val="bullet"/>
+      <w:lvlText w:val="o"/>
+      <w:lvlJc w:val="left"/>
+      <w:pPr>
+        <w:ind w:left="5760" w:hanging="360"/>
+      </w:pPr>
+      <w:rPr>
+        <w:rFonts w:ascii="Courier New" w:hAnsi="Courier New" w:cs="Courier New" w:hint="default"/>
+      </w:rPr>
+    </w:lvl>
+    <w:lvl w:ilvl="8" w:tplc="40090005" w:tentative="1">
+      <w:start w:val="1"/>
+      <w:numFmt w:val="bullet"/>
+      <w:lvlText w:val=""/>
+      <w:lvlJc w:val="left"/>
+      <w:pPr>
+        <w:ind w:left="6480" w:hanging="360"/>
+      </w:pPr>
+      <w:rPr>
+        <w:rFonts w:ascii="Wingdings" w:hAnsi="Wingdings" w:hint="default"/>
+      </w:rPr>
+    </w:lvl>
+  </w:abstractNum>
+  <w:abstractNum w:abstractNumId="8" w15:restartNumberingAfterBreak="0">
     <w:nsid w:val="16207B00"/>
     <w:multiLevelType w:val="hybridMultilevel"/>
     <w:tmpl w:val="F0849EE0"/>
@@ -28720,7 +31701,7 @@
       </w:rPr>
     </w:lvl>
   </w:abstractNum>
-  <w:abstractNum w:abstractNumId="6" w15:restartNumberingAfterBreak="0">
+  <w:abstractNum w:abstractNumId="9" w15:restartNumberingAfterBreak="0">
     <w:nsid w:val="16821C01"/>
     <w:multiLevelType w:val="hybridMultilevel"/>
     <w:tmpl w:val="74C2BB6A"/>
@@ -28806,7 +31787,7 @@
       </w:pPr>
     </w:lvl>
   </w:abstractNum>
-  <w:abstractNum w:abstractNumId="7" w15:restartNumberingAfterBreak="0">
+  <w:abstractNum w:abstractNumId="10" w15:restartNumberingAfterBreak="0">
     <w:nsid w:val="19131334"/>
     <w:multiLevelType w:val="hybridMultilevel"/>
     <w:tmpl w:val="DF904310"/>
@@ -28919,7 +31900,7 @@
       </w:rPr>
     </w:lvl>
   </w:abstractNum>
-  <w:abstractNum w:abstractNumId="8" w15:restartNumberingAfterBreak="0">
+  <w:abstractNum w:abstractNumId="11" w15:restartNumberingAfterBreak="0">
     <w:nsid w:val="1F552A06"/>
     <w:multiLevelType w:val="hybridMultilevel"/>
     <w:tmpl w:val="B5F29EA4"/>
@@ -29008,7 +31989,7 @@
       </w:pPr>
     </w:lvl>
   </w:abstractNum>
-  <w:abstractNum w:abstractNumId="9" w15:restartNumberingAfterBreak="0">
+  <w:abstractNum w:abstractNumId="12" w15:restartNumberingAfterBreak="0">
     <w:nsid w:val="1F6519B0"/>
     <w:multiLevelType w:val="hybridMultilevel"/>
     <w:tmpl w:val="C026FB9A"/>
@@ -29097,7 +32078,7 @@
       </w:pPr>
     </w:lvl>
   </w:abstractNum>
-  <w:abstractNum w:abstractNumId="10" w15:restartNumberingAfterBreak="0">
+  <w:abstractNum w:abstractNumId="13" w15:restartNumberingAfterBreak="0">
     <w:nsid w:val="1FF35255"/>
     <w:multiLevelType w:val="hybridMultilevel"/>
     <w:tmpl w:val="0F8E2182"/>
@@ -29183,7 +32164,7 @@
       </w:pPr>
     </w:lvl>
   </w:abstractNum>
-  <w:abstractNum w:abstractNumId="11" w15:restartNumberingAfterBreak="0">
+  <w:abstractNum w:abstractNumId="14" w15:restartNumberingAfterBreak="0">
     <w:nsid w:val="21684AE6"/>
     <w:multiLevelType w:val="hybridMultilevel"/>
     <w:tmpl w:val="194CE090"/>
@@ -29269,7 +32250,7 @@
       </w:pPr>
     </w:lvl>
   </w:abstractNum>
-  <w:abstractNum w:abstractNumId="12" w15:restartNumberingAfterBreak="0">
+  <w:abstractNum w:abstractNumId="15" w15:restartNumberingAfterBreak="0">
     <w:nsid w:val="25FE49C2"/>
     <w:multiLevelType w:val="multilevel"/>
     <w:tmpl w:val="B0183B58"/>
@@ -29418,7 +32399,93 @@
       </w:rPr>
     </w:lvl>
   </w:abstractNum>
-  <w:abstractNum w:abstractNumId="13" w15:restartNumberingAfterBreak="0">
+  <w:abstractNum w:abstractNumId="16" w15:restartNumberingAfterBreak="0">
+    <w:nsid w:val="2696017F"/>
+    <w:multiLevelType w:val="hybridMultilevel"/>
+    <w:tmpl w:val="320C7472"/>
+    <w:lvl w:ilvl="0" w:tplc="4009001B">
+      <w:start w:val="1"/>
+      <w:numFmt w:val="lowerRoman"/>
+      <w:lvlText w:val="%1."/>
+      <w:lvlJc w:val="right"/>
+      <w:pPr>
+        <w:ind w:left="720" w:hanging="360"/>
+      </w:pPr>
+    </w:lvl>
+    <w:lvl w:ilvl="1" w:tplc="40090019" w:tentative="1">
+      <w:start w:val="1"/>
+      <w:numFmt w:val="lowerLetter"/>
+      <w:lvlText w:val="%2."/>
+      <w:lvlJc w:val="left"/>
+      <w:pPr>
+        <w:ind w:left="1440" w:hanging="360"/>
+      </w:pPr>
+    </w:lvl>
+    <w:lvl w:ilvl="2" w:tplc="4009001B" w:tentative="1">
+      <w:start w:val="1"/>
+      <w:numFmt w:val="lowerRoman"/>
+      <w:lvlText w:val="%3."/>
+      <w:lvlJc w:val="right"/>
+      <w:pPr>
+        <w:ind w:left="2160" w:hanging="180"/>
+      </w:pPr>
+    </w:lvl>
+    <w:lvl w:ilvl="3" w:tplc="4009000F" w:tentative="1">
+      <w:start w:val="1"/>
+      <w:numFmt w:val="decimal"/>
+      <w:lvlText w:val="%4."/>
+      <w:lvlJc w:val="left"/>
+      <w:pPr>
+        <w:ind w:left="2880" w:hanging="360"/>
+      </w:pPr>
+    </w:lvl>
+    <w:lvl w:ilvl="4" w:tplc="40090019" w:tentative="1">
+      <w:start w:val="1"/>
+      <w:numFmt w:val="lowerLetter"/>
+      <w:lvlText w:val="%5."/>
+      <w:lvlJc w:val="left"/>
+      <w:pPr>
+        <w:ind w:left="3600" w:hanging="360"/>
+      </w:pPr>
+    </w:lvl>
+    <w:lvl w:ilvl="5" w:tplc="4009001B" w:tentative="1">
+      <w:start w:val="1"/>
+      <w:numFmt w:val="lowerRoman"/>
+      <w:lvlText w:val="%6."/>
+      <w:lvlJc w:val="right"/>
+      <w:pPr>
+        <w:ind w:left="4320" w:hanging="180"/>
+      </w:pPr>
+    </w:lvl>
+    <w:lvl w:ilvl="6" w:tplc="4009000F" w:tentative="1">
+      <w:start w:val="1"/>
+      <w:numFmt w:val="decimal"/>
+      <w:lvlText w:val="%7."/>
+      <w:lvlJc w:val="left"/>
+      <w:pPr>
+        <w:ind w:left="5040" w:hanging="360"/>
+      </w:pPr>
+    </w:lvl>
+    <w:lvl w:ilvl="7" w:tplc="40090019" w:tentative="1">
+      <w:start w:val="1"/>
+      <w:numFmt w:val="lowerLetter"/>
+      <w:lvlText w:val="%8."/>
+      <w:lvlJc w:val="left"/>
+      <w:pPr>
+        <w:ind w:left="5760" w:hanging="360"/>
+      </w:pPr>
+    </w:lvl>
+    <w:lvl w:ilvl="8" w:tplc="4009001B" w:tentative="1">
+      <w:start w:val="1"/>
+      <w:numFmt w:val="lowerRoman"/>
+      <w:lvlText w:val="%9."/>
+      <w:lvlJc w:val="right"/>
+      <w:pPr>
+        <w:ind w:left="6480" w:hanging="180"/>
+      </w:pPr>
+    </w:lvl>
+  </w:abstractNum>
+  <w:abstractNum w:abstractNumId="17" w15:restartNumberingAfterBreak="0">
     <w:nsid w:val="26F55085"/>
     <w:multiLevelType w:val="hybridMultilevel"/>
     <w:tmpl w:val="A37C6428"/>
@@ -29531,7 +32598,7 @@
       </w:rPr>
     </w:lvl>
   </w:abstractNum>
-  <w:abstractNum w:abstractNumId="14" w15:restartNumberingAfterBreak="0">
+  <w:abstractNum w:abstractNumId="18" w15:restartNumberingAfterBreak="0">
     <w:nsid w:val="270E03D6"/>
     <w:multiLevelType w:val="hybridMultilevel"/>
     <w:tmpl w:val="21482B92"/>
@@ -29617,7 +32684,7 @@
       </w:pPr>
     </w:lvl>
   </w:abstractNum>
-  <w:abstractNum w:abstractNumId="15" w15:restartNumberingAfterBreak="0">
+  <w:abstractNum w:abstractNumId="19" w15:restartNumberingAfterBreak="0">
     <w:nsid w:val="2B866818"/>
     <w:multiLevelType w:val="hybridMultilevel"/>
     <w:tmpl w:val="21482B92"/>
@@ -29703,7 +32770,7 @@
       </w:pPr>
     </w:lvl>
   </w:abstractNum>
-  <w:abstractNum w:abstractNumId="16" w15:restartNumberingAfterBreak="0">
+  <w:abstractNum w:abstractNumId="20" w15:restartNumberingAfterBreak="0">
     <w:nsid w:val="2E69236A"/>
     <w:multiLevelType w:val="hybridMultilevel"/>
     <w:tmpl w:val="5B2E57F4"/>
@@ -29789,7 +32856,7 @@
       </w:pPr>
     </w:lvl>
   </w:abstractNum>
-  <w:abstractNum w:abstractNumId="17" w15:restartNumberingAfterBreak="0">
+  <w:abstractNum w:abstractNumId="21" w15:restartNumberingAfterBreak="0">
     <w:nsid w:val="342643EF"/>
     <w:multiLevelType w:val="hybridMultilevel"/>
     <w:tmpl w:val="BFEAEC32"/>
@@ -29902,7 +32969,7 @@
       </w:rPr>
     </w:lvl>
   </w:abstractNum>
-  <w:abstractNum w:abstractNumId="18" w15:restartNumberingAfterBreak="0">
+  <w:abstractNum w:abstractNumId="22" w15:restartNumberingAfterBreak="0">
     <w:nsid w:val="347B20E2"/>
     <w:multiLevelType w:val="hybridMultilevel"/>
     <w:tmpl w:val="03C01A0E"/>
@@ -30015,7 +33082,7 @@
       </w:rPr>
     </w:lvl>
   </w:abstractNum>
-  <w:abstractNum w:abstractNumId="19" w15:restartNumberingAfterBreak="0">
+  <w:abstractNum w:abstractNumId="23" w15:restartNumberingAfterBreak="0">
     <w:nsid w:val="35D57A2E"/>
     <w:multiLevelType w:val="hybridMultilevel"/>
     <w:tmpl w:val="0FF6CBF2"/>
@@ -30104,7 +33171,7 @@
       </w:pPr>
     </w:lvl>
   </w:abstractNum>
-  <w:abstractNum w:abstractNumId="20" w15:restartNumberingAfterBreak="0">
+  <w:abstractNum w:abstractNumId="24" w15:restartNumberingAfterBreak="0">
     <w:nsid w:val="3FA677EF"/>
     <w:multiLevelType w:val="hybridMultilevel"/>
     <w:tmpl w:val="F144535C"/>
@@ -30190,7 +33257,7 @@
       </w:pPr>
     </w:lvl>
   </w:abstractNum>
-  <w:abstractNum w:abstractNumId="21" w15:restartNumberingAfterBreak="0">
+  <w:abstractNum w:abstractNumId="25" w15:restartNumberingAfterBreak="0">
     <w:nsid w:val="405244CD"/>
     <w:multiLevelType w:val="hybridMultilevel"/>
     <w:tmpl w:val="4F8E4916"/>
@@ -30276,7 +33343,7 @@
       </w:pPr>
     </w:lvl>
   </w:abstractNum>
-  <w:abstractNum w:abstractNumId="22" w15:restartNumberingAfterBreak="0">
+  <w:abstractNum w:abstractNumId="26" w15:restartNumberingAfterBreak="0">
     <w:nsid w:val="421F5061"/>
     <w:multiLevelType w:val="hybridMultilevel"/>
     <w:tmpl w:val="C55E3D5E"/>
@@ -30389,7 +33456,7 @@
       </w:rPr>
     </w:lvl>
   </w:abstractNum>
-  <w:abstractNum w:abstractNumId="23" w15:restartNumberingAfterBreak="0">
+  <w:abstractNum w:abstractNumId="27" w15:restartNumberingAfterBreak="0">
     <w:nsid w:val="470A7CAC"/>
     <w:multiLevelType w:val="hybridMultilevel"/>
     <w:tmpl w:val="41B04BBC"/>
@@ -30475,7 +33542,7 @@
       </w:pPr>
     </w:lvl>
   </w:abstractNum>
-  <w:abstractNum w:abstractNumId="24" w15:restartNumberingAfterBreak="0">
+  <w:abstractNum w:abstractNumId="28" w15:restartNumberingAfterBreak="0">
     <w:nsid w:val="471E0E82"/>
     <w:multiLevelType w:val="hybridMultilevel"/>
     <w:tmpl w:val="A0C2BED4"/>
@@ -30588,7 +33655,7 @@
       </w:rPr>
     </w:lvl>
   </w:abstractNum>
-  <w:abstractNum w:abstractNumId="25" w15:restartNumberingAfterBreak="0">
+  <w:abstractNum w:abstractNumId="29" w15:restartNumberingAfterBreak="0">
     <w:nsid w:val="4ACF29D6"/>
     <w:multiLevelType w:val="hybridMultilevel"/>
     <w:tmpl w:val="15BACEE8"/>
@@ -30674,7 +33741,7 @@
       </w:pPr>
     </w:lvl>
   </w:abstractNum>
-  <w:abstractNum w:abstractNumId="26" w15:restartNumberingAfterBreak="0">
+  <w:abstractNum w:abstractNumId="30" w15:restartNumberingAfterBreak="0">
     <w:nsid w:val="4C42378B"/>
     <w:multiLevelType w:val="multilevel"/>
     <w:tmpl w:val="158600B2"/>
@@ -30823,7 +33890,7 @@
       </w:rPr>
     </w:lvl>
   </w:abstractNum>
-  <w:abstractNum w:abstractNumId="27" w15:restartNumberingAfterBreak="0">
+  <w:abstractNum w:abstractNumId="31" w15:restartNumberingAfterBreak="0">
     <w:nsid w:val="4F286822"/>
     <w:multiLevelType w:val="hybridMultilevel"/>
     <w:tmpl w:val="5798F77C"/>
@@ -30909,7 +33976,7 @@
       </w:pPr>
     </w:lvl>
   </w:abstractNum>
-  <w:abstractNum w:abstractNumId="28" w15:restartNumberingAfterBreak="0">
+  <w:abstractNum w:abstractNumId="32" w15:restartNumberingAfterBreak="0">
     <w:nsid w:val="51600570"/>
     <w:multiLevelType w:val="hybridMultilevel"/>
     <w:tmpl w:val="7B98FFEE"/>
@@ -30995,7 +34062,7 @@
       </w:pPr>
     </w:lvl>
   </w:abstractNum>
-  <w:abstractNum w:abstractNumId="29" w15:restartNumberingAfterBreak="0">
+  <w:abstractNum w:abstractNumId="33" w15:restartNumberingAfterBreak="0">
     <w:nsid w:val="51EB6CAA"/>
     <w:multiLevelType w:val="hybridMultilevel"/>
     <w:tmpl w:val="AA3A1986"/>
@@ -31081,7 +34148,7 @@
       </w:pPr>
     </w:lvl>
   </w:abstractNum>
-  <w:abstractNum w:abstractNumId="30" w15:restartNumberingAfterBreak="0">
+  <w:abstractNum w:abstractNumId="34" w15:restartNumberingAfterBreak="0">
     <w:nsid w:val="54B02AAF"/>
     <w:multiLevelType w:val="hybridMultilevel"/>
     <w:tmpl w:val="139A5414"/>
@@ -31167,7 +34234,7 @@
       </w:pPr>
     </w:lvl>
   </w:abstractNum>
-  <w:abstractNum w:abstractNumId="31" w15:restartNumberingAfterBreak="0">
+  <w:abstractNum w:abstractNumId="35" w15:restartNumberingAfterBreak="0">
     <w:nsid w:val="579956AE"/>
     <w:multiLevelType w:val="hybridMultilevel"/>
     <w:tmpl w:val="152C998C"/>
@@ -31256,7 +34323,7 @@
       </w:pPr>
     </w:lvl>
   </w:abstractNum>
-  <w:abstractNum w:abstractNumId="32" w15:restartNumberingAfterBreak="0">
+  <w:abstractNum w:abstractNumId="36" w15:restartNumberingAfterBreak="0">
     <w:nsid w:val="57AA63E2"/>
     <w:multiLevelType w:val="hybridMultilevel"/>
     <w:tmpl w:val="4CD8648E"/>
@@ -31342,7 +34409,233 @@
       </w:pPr>
     </w:lvl>
   </w:abstractNum>
-  <w:abstractNum w:abstractNumId="33" w15:restartNumberingAfterBreak="0">
+  <w:abstractNum w:abstractNumId="37" w15:restartNumberingAfterBreak="0">
+    <w:nsid w:val="59E1596D"/>
+    <w:multiLevelType w:val="hybridMultilevel"/>
+    <w:tmpl w:val="F76483B0"/>
+    <w:lvl w:ilvl="0" w:tplc="40090001">
+      <w:start w:val="1"/>
+      <w:numFmt w:val="bullet"/>
+      <w:lvlText w:val=""/>
+      <w:lvlJc w:val="left"/>
+      <w:pPr>
+        <w:ind w:left="720" w:hanging="360"/>
+      </w:pPr>
+      <w:rPr>
+        <w:rFonts w:ascii="Symbol" w:hAnsi="Symbol" w:hint="default"/>
+      </w:rPr>
+    </w:lvl>
+    <w:lvl w:ilvl="1" w:tplc="40090003" w:tentative="1">
+      <w:start w:val="1"/>
+      <w:numFmt w:val="bullet"/>
+      <w:lvlText w:val="o"/>
+      <w:lvlJc w:val="left"/>
+      <w:pPr>
+        <w:ind w:left="1440" w:hanging="360"/>
+      </w:pPr>
+      <w:rPr>
+        <w:rFonts w:ascii="Courier New" w:hAnsi="Courier New" w:cs="Courier New" w:hint="default"/>
+      </w:rPr>
+    </w:lvl>
+    <w:lvl w:ilvl="2" w:tplc="40090005" w:tentative="1">
+      <w:start w:val="1"/>
+      <w:numFmt w:val="bullet"/>
+      <w:lvlText w:val=""/>
+      <w:lvlJc w:val="left"/>
+      <w:pPr>
+        <w:ind w:left="2160" w:hanging="360"/>
+      </w:pPr>
+      <w:rPr>
+        <w:rFonts w:ascii="Wingdings" w:hAnsi="Wingdings" w:hint="default"/>
+      </w:rPr>
+    </w:lvl>
+    <w:lvl w:ilvl="3" w:tplc="40090001" w:tentative="1">
+      <w:start w:val="1"/>
+      <w:numFmt w:val="bullet"/>
+      <w:lvlText w:val=""/>
+      <w:lvlJc w:val="left"/>
+      <w:pPr>
+        <w:ind w:left="2880" w:hanging="360"/>
+      </w:pPr>
+      <w:rPr>
+        <w:rFonts w:ascii="Symbol" w:hAnsi="Symbol" w:hint="default"/>
+      </w:rPr>
+    </w:lvl>
+    <w:lvl w:ilvl="4" w:tplc="40090003" w:tentative="1">
+      <w:start w:val="1"/>
+      <w:numFmt w:val="bullet"/>
+      <w:lvlText w:val="o"/>
+      <w:lvlJc w:val="left"/>
+      <w:pPr>
+        <w:ind w:left="3600" w:hanging="360"/>
+      </w:pPr>
+      <w:rPr>
+        <w:rFonts w:ascii="Courier New" w:hAnsi="Courier New" w:cs="Courier New" w:hint="default"/>
+      </w:rPr>
+    </w:lvl>
+    <w:lvl w:ilvl="5" w:tplc="40090005" w:tentative="1">
+      <w:start w:val="1"/>
+      <w:numFmt w:val="bullet"/>
+      <w:lvlText w:val=""/>
+      <w:lvlJc w:val="left"/>
+      <w:pPr>
+        <w:ind w:left="4320" w:hanging="360"/>
+      </w:pPr>
+      <w:rPr>
+        <w:rFonts w:ascii="Wingdings" w:hAnsi="Wingdings" w:hint="default"/>
+      </w:rPr>
+    </w:lvl>
+    <w:lvl w:ilvl="6" w:tplc="40090001" w:tentative="1">
+      <w:start w:val="1"/>
+      <w:numFmt w:val="bullet"/>
+      <w:lvlText w:val=""/>
+      <w:lvlJc w:val="left"/>
+      <w:pPr>
+        <w:ind w:left="5040" w:hanging="360"/>
+      </w:pPr>
+      <w:rPr>
+        <w:rFonts w:ascii="Symbol" w:hAnsi="Symbol" w:hint="default"/>
+      </w:rPr>
+    </w:lvl>
+    <w:lvl w:ilvl="7" w:tplc="40090003" w:tentative="1">
+      <w:start w:val="1"/>
+      <w:numFmt w:val="bullet"/>
+      <w:lvlText w:val="o"/>
+      <w:lvlJc w:val="left"/>
+      <w:pPr>
+        <w:ind w:left="5760" w:hanging="360"/>
+      </w:pPr>
+      <w:rPr>
+        <w:rFonts w:ascii="Courier New" w:hAnsi="Courier New" w:cs="Courier New" w:hint="default"/>
+      </w:rPr>
+    </w:lvl>
+    <w:lvl w:ilvl="8" w:tplc="40090005" w:tentative="1">
+      <w:start w:val="1"/>
+      <w:numFmt w:val="bullet"/>
+      <w:lvlText w:val=""/>
+      <w:lvlJc w:val="left"/>
+      <w:pPr>
+        <w:ind w:left="6480" w:hanging="360"/>
+      </w:pPr>
+      <w:rPr>
+        <w:rFonts w:ascii="Wingdings" w:hAnsi="Wingdings" w:hint="default"/>
+      </w:rPr>
+    </w:lvl>
+  </w:abstractNum>
+  <w:abstractNum w:abstractNumId="38" w15:restartNumberingAfterBreak="0">
+    <w:nsid w:val="5AB46253"/>
+    <w:multiLevelType w:val="hybridMultilevel"/>
+    <w:tmpl w:val="9290147A"/>
+    <w:lvl w:ilvl="0" w:tplc="40090001">
+      <w:start w:val="1"/>
+      <w:numFmt w:val="bullet"/>
+      <w:lvlText w:val=""/>
+      <w:lvlJc w:val="left"/>
+      <w:pPr>
+        <w:ind w:left="720" w:hanging="360"/>
+      </w:pPr>
+      <w:rPr>
+        <w:rFonts w:ascii="Symbol" w:hAnsi="Symbol" w:hint="default"/>
+      </w:rPr>
+    </w:lvl>
+    <w:lvl w:ilvl="1" w:tplc="40090003" w:tentative="1">
+      <w:start w:val="1"/>
+      <w:numFmt w:val="bullet"/>
+      <w:lvlText w:val="o"/>
+      <w:lvlJc w:val="left"/>
+      <w:pPr>
+        <w:ind w:left="1440" w:hanging="360"/>
+      </w:pPr>
+      <w:rPr>
+        <w:rFonts w:ascii="Courier New" w:hAnsi="Courier New" w:cs="Courier New" w:hint="default"/>
+      </w:rPr>
+    </w:lvl>
+    <w:lvl w:ilvl="2" w:tplc="40090005" w:tentative="1">
+      <w:start w:val="1"/>
+      <w:numFmt w:val="bullet"/>
+      <w:lvlText w:val=""/>
+      <w:lvlJc w:val="left"/>
+      <w:pPr>
+        <w:ind w:left="2160" w:hanging="360"/>
+      </w:pPr>
+      <w:rPr>
+        <w:rFonts w:ascii="Wingdings" w:hAnsi="Wingdings" w:hint="default"/>
+      </w:rPr>
+    </w:lvl>
+    <w:lvl w:ilvl="3" w:tplc="40090001" w:tentative="1">
+      <w:start w:val="1"/>
+      <w:numFmt w:val="bullet"/>
+      <w:lvlText w:val=""/>
+      <w:lvlJc w:val="left"/>
+      <w:pPr>
+        <w:ind w:left="2880" w:hanging="360"/>
+      </w:pPr>
+      <w:rPr>
+        <w:rFonts w:ascii="Symbol" w:hAnsi="Symbol" w:hint="default"/>
+      </w:rPr>
+    </w:lvl>
+    <w:lvl w:ilvl="4" w:tplc="40090003" w:tentative="1">
+      <w:start w:val="1"/>
+      <w:numFmt w:val="bullet"/>
+      <w:lvlText w:val="o"/>
+      <w:lvlJc w:val="left"/>
+      <w:pPr>
+        <w:ind w:left="3600" w:hanging="360"/>
+      </w:pPr>
+      <w:rPr>
+        <w:rFonts w:ascii="Courier New" w:hAnsi="Courier New" w:cs="Courier New" w:hint="default"/>
+      </w:rPr>
+    </w:lvl>
+    <w:lvl w:ilvl="5" w:tplc="40090005" w:tentative="1">
+      <w:start w:val="1"/>
+      <w:numFmt w:val="bullet"/>
+      <w:lvlText w:val=""/>
+      <w:lvlJc w:val="left"/>
+      <w:pPr>
+        <w:ind w:left="4320" w:hanging="360"/>
+      </w:pPr>
+      <w:rPr>
+        <w:rFonts w:ascii="Wingdings" w:hAnsi="Wingdings" w:hint="default"/>
+      </w:rPr>
+    </w:lvl>
+    <w:lvl w:ilvl="6" w:tplc="40090001" w:tentative="1">
+      <w:start w:val="1"/>
+      <w:numFmt w:val="bullet"/>
+      <w:lvlText w:val=""/>
+      <w:lvlJc w:val="left"/>
+      <w:pPr>
+        <w:ind w:left="5040" w:hanging="360"/>
+      </w:pPr>
+      <w:rPr>
+        <w:rFonts w:ascii="Symbol" w:hAnsi="Symbol" w:hint="default"/>
+      </w:rPr>
+    </w:lvl>
+    <w:lvl w:ilvl="7" w:tplc="40090003" w:tentative="1">
+      <w:start w:val="1"/>
+      <w:numFmt w:val="bullet"/>
+      <w:lvlText w:val="o"/>
+      <w:lvlJc w:val="left"/>
+      <w:pPr>
+        <w:ind w:left="5760" w:hanging="360"/>
+      </w:pPr>
+      <w:rPr>
+        <w:rFonts w:ascii="Courier New" w:hAnsi="Courier New" w:cs="Courier New" w:hint="default"/>
+      </w:rPr>
+    </w:lvl>
+    <w:lvl w:ilvl="8" w:tplc="40090005" w:tentative="1">
+      <w:start w:val="1"/>
+      <w:numFmt w:val="bullet"/>
+      <w:lvlText w:val=""/>
+      <w:lvlJc w:val="left"/>
+      <w:pPr>
+        <w:ind w:left="6480" w:hanging="360"/>
+      </w:pPr>
+      <w:rPr>
+        <w:rFonts w:ascii="Wingdings" w:hAnsi="Wingdings" w:hint="default"/>
+      </w:rPr>
+    </w:lvl>
+  </w:abstractNum>
+  <w:abstractNum w:abstractNumId="39" w15:restartNumberingAfterBreak="0">
     <w:nsid w:val="5B0B6E70"/>
     <w:multiLevelType w:val="hybridMultilevel"/>
     <w:tmpl w:val="639E1D92"/>
@@ -31428,7 +34721,7 @@
       </w:pPr>
     </w:lvl>
   </w:abstractNum>
-  <w:abstractNum w:abstractNumId="34" w15:restartNumberingAfterBreak="0">
+  <w:abstractNum w:abstractNumId="40" w15:restartNumberingAfterBreak="0">
     <w:nsid w:val="5B5059D4"/>
     <w:multiLevelType w:val="hybridMultilevel"/>
     <w:tmpl w:val="4F5CD94C"/>
@@ -31514,7 +34807,7 @@
       </w:pPr>
     </w:lvl>
   </w:abstractNum>
-  <w:abstractNum w:abstractNumId="35" w15:restartNumberingAfterBreak="0">
+  <w:abstractNum w:abstractNumId="41" w15:restartNumberingAfterBreak="0">
     <w:nsid w:val="5B801366"/>
     <w:multiLevelType w:val="hybridMultilevel"/>
     <w:tmpl w:val="E4343DA0"/>
@@ -31600,7 +34893,120 @@
       </w:pPr>
     </w:lvl>
   </w:abstractNum>
-  <w:abstractNum w:abstractNumId="36" w15:restartNumberingAfterBreak="0">
+  <w:abstractNum w:abstractNumId="42" w15:restartNumberingAfterBreak="0">
+    <w:nsid w:val="5C796728"/>
+    <w:multiLevelType w:val="hybridMultilevel"/>
+    <w:tmpl w:val="89A2AC62"/>
+    <w:lvl w:ilvl="0" w:tplc="40090001">
+      <w:start w:val="1"/>
+      <w:numFmt w:val="bullet"/>
+      <w:lvlText w:val=""/>
+      <w:lvlJc w:val="left"/>
+      <w:pPr>
+        <w:ind w:left="720" w:hanging="360"/>
+      </w:pPr>
+      <w:rPr>
+        <w:rFonts w:ascii="Symbol" w:hAnsi="Symbol" w:hint="default"/>
+      </w:rPr>
+    </w:lvl>
+    <w:lvl w:ilvl="1" w:tplc="40090003" w:tentative="1">
+      <w:start w:val="1"/>
+      <w:numFmt w:val="bullet"/>
+      <w:lvlText w:val="o"/>
+      <w:lvlJc w:val="left"/>
+      <w:pPr>
+        <w:ind w:left="1440" w:hanging="360"/>
+      </w:pPr>
+      <w:rPr>
+        <w:rFonts w:ascii="Courier New" w:hAnsi="Courier New" w:cs="Courier New" w:hint="default"/>
+      </w:rPr>
+    </w:lvl>
+    <w:lvl w:ilvl="2" w:tplc="40090005" w:tentative="1">
+      <w:start w:val="1"/>
+      <w:numFmt w:val="bullet"/>
+      <w:lvlText w:val=""/>
+      <w:lvlJc w:val="left"/>
+      <w:pPr>
+        <w:ind w:left="2160" w:hanging="360"/>
+      </w:pPr>
+      <w:rPr>
+        <w:rFonts w:ascii="Wingdings" w:hAnsi="Wingdings" w:hint="default"/>
+      </w:rPr>
+    </w:lvl>
+    <w:lvl w:ilvl="3" w:tplc="40090001" w:tentative="1">
+      <w:start w:val="1"/>
+      <w:numFmt w:val="bullet"/>
+      <w:lvlText w:val=""/>
+      <w:lvlJc w:val="left"/>
+      <w:pPr>
+        <w:ind w:left="2880" w:hanging="360"/>
+      </w:pPr>
+      <w:rPr>
+        <w:rFonts w:ascii="Symbol" w:hAnsi="Symbol" w:hint="default"/>
+      </w:rPr>
+    </w:lvl>
+    <w:lvl w:ilvl="4" w:tplc="40090003" w:tentative="1">
+      <w:start w:val="1"/>
+      <w:numFmt w:val="bullet"/>
+      <w:lvlText w:val="o"/>
+      <w:lvlJc w:val="left"/>
+      <w:pPr>
+        <w:ind w:left="3600" w:hanging="360"/>
+      </w:pPr>
+      <w:rPr>
+        <w:rFonts w:ascii="Courier New" w:hAnsi="Courier New" w:cs="Courier New" w:hint="default"/>
+      </w:rPr>
+    </w:lvl>
+    <w:lvl w:ilvl="5" w:tplc="40090005" w:tentative="1">
+      <w:start w:val="1"/>
+      <w:numFmt w:val="bullet"/>
+      <w:lvlText w:val=""/>
+      <w:lvlJc w:val="left"/>
+      <w:pPr>
+        <w:ind w:left="4320" w:hanging="360"/>
+      </w:pPr>
+      <w:rPr>
+        <w:rFonts w:ascii="Wingdings" w:hAnsi="Wingdings" w:hint="default"/>
+      </w:rPr>
+    </w:lvl>
+    <w:lvl w:ilvl="6" w:tplc="40090001" w:tentative="1">
+      <w:start w:val="1"/>
+      <w:numFmt w:val="bullet"/>
+      <w:lvlText w:val=""/>
+      <w:lvlJc w:val="left"/>
+      <w:pPr>
+        <w:ind w:left="5040" w:hanging="360"/>
+      </w:pPr>
+      <w:rPr>
+        <w:rFonts w:ascii="Symbol" w:hAnsi="Symbol" w:hint="default"/>
+      </w:rPr>
+    </w:lvl>
+    <w:lvl w:ilvl="7" w:tplc="40090003" w:tentative="1">
+      <w:start w:val="1"/>
+      <w:numFmt w:val="bullet"/>
+      <w:lvlText w:val="o"/>
+      <w:lvlJc w:val="left"/>
+      <w:pPr>
+        <w:ind w:left="5760" w:hanging="360"/>
+      </w:pPr>
+      <w:rPr>
+        <w:rFonts w:ascii="Courier New" w:hAnsi="Courier New" w:cs="Courier New" w:hint="default"/>
+      </w:rPr>
+    </w:lvl>
+    <w:lvl w:ilvl="8" w:tplc="40090005" w:tentative="1">
+      <w:start w:val="1"/>
+      <w:numFmt w:val="bullet"/>
+      <w:lvlText w:val=""/>
+      <w:lvlJc w:val="left"/>
+      <w:pPr>
+        <w:ind w:left="6480" w:hanging="360"/>
+      </w:pPr>
+      <w:rPr>
+        <w:rFonts w:ascii="Wingdings" w:hAnsi="Wingdings" w:hint="default"/>
+      </w:rPr>
+    </w:lvl>
+  </w:abstractNum>
+  <w:abstractNum w:abstractNumId="43" w15:restartNumberingAfterBreak="0">
     <w:nsid w:val="5CF97DC3"/>
     <w:multiLevelType w:val="hybridMultilevel"/>
     <w:tmpl w:val="5B2C3BD8"/>
@@ -31686,7 +35092,7 @@
       </w:pPr>
     </w:lvl>
   </w:abstractNum>
-  <w:abstractNum w:abstractNumId="37" w15:restartNumberingAfterBreak="0">
+  <w:abstractNum w:abstractNumId="44" w15:restartNumberingAfterBreak="0">
     <w:nsid w:val="5ECF72A1"/>
     <w:multiLevelType w:val="hybridMultilevel"/>
     <w:tmpl w:val="1CF4107C"/>
@@ -31772,7 +35178,7 @@
       </w:pPr>
     </w:lvl>
   </w:abstractNum>
-  <w:abstractNum w:abstractNumId="38" w15:restartNumberingAfterBreak="0">
+  <w:abstractNum w:abstractNumId="45" w15:restartNumberingAfterBreak="0">
     <w:nsid w:val="5FAD400A"/>
     <w:multiLevelType w:val="hybridMultilevel"/>
     <w:tmpl w:val="59F4717E"/>
@@ -31858,7 +35264,7 @@
       </w:pPr>
     </w:lvl>
   </w:abstractNum>
-  <w:abstractNum w:abstractNumId="39" w15:restartNumberingAfterBreak="0">
+  <w:abstractNum w:abstractNumId="46" w15:restartNumberingAfterBreak="0">
     <w:nsid w:val="609F0227"/>
     <w:multiLevelType w:val="hybridMultilevel"/>
     <w:tmpl w:val="6E285D7A"/>
@@ -31944,7 +35350,7 @@
       </w:pPr>
     </w:lvl>
   </w:abstractNum>
-  <w:abstractNum w:abstractNumId="40" w15:restartNumberingAfterBreak="0">
+  <w:abstractNum w:abstractNumId="47" w15:restartNumberingAfterBreak="0">
     <w:nsid w:val="630F0C4E"/>
     <w:multiLevelType w:val="hybridMultilevel"/>
     <w:tmpl w:val="5802DB30"/>
@@ -32036,7 +35442,120 @@
       </w:pPr>
     </w:lvl>
   </w:abstractNum>
-  <w:abstractNum w:abstractNumId="41" w15:restartNumberingAfterBreak="0">
+  <w:abstractNum w:abstractNumId="48" w15:restartNumberingAfterBreak="0">
+    <w:nsid w:val="63CB360A"/>
+    <w:multiLevelType w:val="hybridMultilevel"/>
+    <w:tmpl w:val="B128D1F8"/>
+    <w:lvl w:ilvl="0" w:tplc="40090001">
+      <w:start w:val="1"/>
+      <w:numFmt w:val="bullet"/>
+      <w:lvlText w:val=""/>
+      <w:lvlJc w:val="left"/>
+      <w:pPr>
+        <w:ind w:left="720" w:hanging="360"/>
+      </w:pPr>
+      <w:rPr>
+        <w:rFonts w:ascii="Symbol" w:hAnsi="Symbol" w:hint="default"/>
+      </w:rPr>
+    </w:lvl>
+    <w:lvl w:ilvl="1" w:tplc="40090003" w:tentative="1">
+      <w:start w:val="1"/>
+      <w:numFmt w:val="bullet"/>
+      <w:lvlText w:val="o"/>
+      <w:lvlJc w:val="left"/>
+      <w:pPr>
+        <w:ind w:left="1440" w:hanging="360"/>
+      </w:pPr>
+      <w:rPr>
+        <w:rFonts w:ascii="Courier New" w:hAnsi="Courier New" w:cs="Courier New" w:hint="default"/>
+      </w:rPr>
+    </w:lvl>
+    <w:lvl w:ilvl="2" w:tplc="40090005" w:tentative="1">
+      <w:start w:val="1"/>
+      <w:numFmt w:val="bullet"/>
+      <w:lvlText w:val=""/>
+      <w:lvlJc w:val="left"/>
+      <w:pPr>
+        <w:ind w:left="2160" w:hanging="360"/>
+      </w:pPr>
+      <w:rPr>
+        <w:rFonts w:ascii="Wingdings" w:hAnsi="Wingdings" w:hint="default"/>
+      </w:rPr>
+    </w:lvl>
+    <w:lvl w:ilvl="3" w:tplc="40090001" w:tentative="1">
+      <w:start w:val="1"/>
+      <w:numFmt w:val="bullet"/>
+      <w:lvlText w:val=""/>
+      <w:lvlJc w:val="left"/>
+      <w:pPr>
+        <w:ind w:left="2880" w:hanging="360"/>
+      </w:pPr>
+      <w:rPr>
+        <w:rFonts w:ascii="Symbol" w:hAnsi="Symbol" w:hint="default"/>
+      </w:rPr>
+    </w:lvl>
+    <w:lvl w:ilvl="4" w:tplc="40090003" w:tentative="1">
+      <w:start w:val="1"/>
+      <w:numFmt w:val="bullet"/>
+      <w:lvlText w:val="o"/>
+      <w:lvlJc w:val="left"/>
+      <w:pPr>
+        <w:ind w:left="3600" w:hanging="360"/>
+      </w:pPr>
+      <w:rPr>
+        <w:rFonts w:ascii="Courier New" w:hAnsi="Courier New" w:cs="Courier New" w:hint="default"/>
+      </w:rPr>
+    </w:lvl>
+    <w:lvl w:ilvl="5" w:tplc="40090005" w:tentative="1">
+      <w:start w:val="1"/>
+      <w:numFmt w:val="bullet"/>
+      <w:lvlText w:val=""/>
+      <w:lvlJc w:val="left"/>
+      <w:pPr>
+        <w:ind w:left="4320" w:hanging="360"/>
+      </w:pPr>
+      <w:rPr>
+        <w:rFonts w:ascii="Wingdings" w:hAnsi="Wingdings" w:hint="default"/>
+      </w:rPr>
+    </w:lvl>
+    <w:lvl w:ilvl="6" w:tplc="40090001" w:tentative="1">
+      <w:start w:val="1"/>
+      <w:numFmt w:val="bullet"/>
+      <w:lvlText w:val=""/>
+      <w:lvlJc w:val="left"/>
+      <w:pPr>
+        <w:ind w:left="5040" w:hanging="360"/>
+      </w:pPr>
+      <w:rPr>
+        <w:rFonts w:ascii="Symbol" w:hAnsi="Symbol" w:hint="default"/>
+      </w:rPr>
+    </w:lvl>
+    <w:lvl w:ilvl="7" w:tplc="40090003" w:tentative="1">
+      <w:start w:val="1"/>
+      <w:numFmt w:val="bullet"/>
+      <w:lvlText w:val="o"/>
+      <w:lvlJc w:val="left"/>
+      <w:pPr>
+        <w:ind w:left="5760" w:hanging="360"/>
+      </w:pPr>
+      <w:rPr>
+        <w:rFonts w:ascii="Courier New" w:hAnsi="Courier New" w:cs="Courier New" w:hint="default"/>
+      </w:rPr>
+    </w:lvl>
+    <w:lvl w:ilvl="8" w:tplc="40090005" w:tentative="1">
+      <w:start w:val="1"/>
+      <w:numFmt w:val="bullet"/>
+      <w:lvlText w:val=""/>
+      <w:lvlJc w:val="left"/>
+      <w:pPr>
+        <w:ind w:left="6480" w:hanging="360"/>
+      </w:pPr>
+      <w:rPr>
+        <w:rFonts w:ascii="Wingdings" w:hAnsi="Wingdings" w:hint="default"/>
+      </w:rPr>
+    </w:lvl>
+  </w:abstractNum>
+  <w:abstractNum w:abstractNumId="49" w15:restartNumberingAfterBreak="0">
     <w:nsid w:val="6A825466"/>
     <w:multiLevelType w:val="hybridMultilevel"/>
     <w:tmpl w:val="D4123C9C"/>
@@ -32122,7 +35641,7 @@
       </w:pPr>
     </w:lvl>
   </w:abstractNum>
-  <w:abstractNum w:abstractNumId="42" w15:restartNumberingAfterBreak="0">
+  <w:abstractNum w:abstractNumId="50" w15:restartNumberingAfterBreak="0">
     <w:nsid w:val="6D052436"/>
     <w:multiLevelType w:val="hybridMultilevel"/>
     <w:tmpl w:val="E2EE4616"/>
@@ -32235,7 +35754,7 @@
       </w:rPr>
     </w:lvl>
   </w:abstractNum>
-  <w:abstractNum w:abstractNumId="43" w15:restartNumberingAfterBreak="0">
+  <w:abstractNum w:abstractNumId="51" w15:restartNumberingAfterBreak="0">
     <w:nsid w:val="72C825B8"/>
     <w:multiLevelType w:val="multilevel"/>
     <w:tmpl w:val="8D6CDDBA"/>
@@ -32384,7 +35903,7 @@
       </w:rPr>
     </w:lvl>
   </w:abstractNum>
-  <w:abstractNum w:abstractNumId="44" w15:restartNumberingAfterBreak="0">
+  <w:abstractNum w:abstractNumId="52" w15:restartNumberingAfterBreak="0">
     <w:nsid w:val="72EA5DBF"/>
     <w:multiLevelType w:val="hybridMultilevel"/>
     <w:tmpl w:val="671AAB8E"/>
@@ -32470,7 +35989,7 @@
       </w:pPr>
     </w:lvl>
   </w:abstractNum>
-  <w:abstractNum w:abstractNumId="45" w15:restartNumberingAfterBreak="0">
+  <w:abstractNum w:abstractNumId="53" w15:restartNumberingAfterBreak="0">
     <w:nsid w:val="72F854A2"/>
     <w:multiLevelType w:val="hybridMultilevel"/>
     <w:tmpl w:val="349CAAFA"/>
@@ -32583,7 +36102,120 @@
       </w:rPr>
     </w:lvl>
   </w:abstractNum>
-  <w:abstractNum w:abstractNumId="46" w15:restartNumberingAfterBreak="0">
+  <w:abstractNum w:abstractNumId="54" w15:restartNumberingAfterBreak="0">
+    <w:nsid w:val="737D56E6"/>
+    <w:multiLevelType w:val="hybridMultilevel"/>
+    <w:tmpl w:val="0C9ABC18"/>
+    <w:lvl w:ilvl="0" w:tplc="40090001">
+      <w:start w:val="1"/>
+      <w:numFmt w:val="bullet"/>
+      <w:lvlText w:val=""/>
+      <w:lvlJc w:val="left"/>
+      <w:pPr>
+        <w:ind w:left="720" w:hanging="360"/>
+      </w:pPr>
+      <w:rPr>
+        <w:rFonts w:ascii="Symbol" w:hAnsi="Symbol" w:hint="default"/>
+      </w:rPr>
+    </w:lvl>
+    <w:lvl w:ilvl="1" w:tplc="40090003" w:tentative="1">
+      <w:start w:val="1"/>
+      <w:numFmt w:val="bullet"/>
+      <w:lvlText w:val="o"/>
+      <w:lvlJc w:val="left"/>
+      <w:pPr>
+        <w:ind w:left="1440" w:hanging="360"/>
+      </w:pPr>
+      <w:rPr>
+        <w:rFonts w:ascii="Courier New" w:hAnsi="Courier New" w:cs="Courier New" w:hint="default"/>
+      </w:rPr>
+    </w:lvl>
+    <w:lvl w:ilvl="2" w:tplc="40090005" w:tentative="1">
+      <w:start w:val="1"/>
+      <w:numFmt w:val="bullet"/>
+      <w:lvlText w:val=""/>
+      <w:lvlJc w:val="left"/>
+      <w:pPr>
+        <w:ind w:left="2160" w:hanging="360"/>
+      </w:pPr>
+      <w:rPr>
+        <w:rFonts w:ascii="Wingdings" w:hAnsi="Wingdings" w:hint="default"/>
+      </w:rPr>
+    </w:lvl>
+    <w:lvl w:ilvl="3" w:tplc="40090001" w:tentative="1">
+      <w:start w:val="1"/>
+      <w:numFmt w:val="bullet"/>
+      <w:lvlText w:val=""/>
+      <w:lvlJc w:val="left"/>
+      <w:pPr>
+        <w:ind w:left="2880" w:hanging="360"/>
+      </w:pPr>
+      <w:rPr>
+        <w:rFonts w:ascii="Symbol" w:hAnsi="Symbol" w:hint="default"/>
+      </w:rPr>
+    </w:lvl>
+    <w:lvl w:ilvl="4" w:tplc="40090003" w:tentative="1">
+      <w:start w:val="1"/>
+      <w:numFmt w:val="bullet"/>
+      <w:lvlText w:val="o"/>
+      <w:lvlJc w:val="left"/>
+      <w:pPr>
+        <w:ind w:left="3600" w:hanging="360"/>
+      </w:pPr>
+      <w:rPr>
+        <w:rFonts w:ascii="Courier New" w:hAnsi="Courier New" w:cs="Courier New" w:hint="default"/>
+      </w:rPr>
+    </w:lvl>
+    <w:lvl w:ilvl="5" w:tplc="40090005" w:tentative="1">
+      <w:start w:val="1"/>
+      <w:numFmt w:val="bullet"/>
+      <w:lvlText w:val=""/>
+      <w:lvlJc w:val="left"/>
+      <w:pPr>
+        <w:ind w:left="4320" w:hanging="360"/>
+      </w:pPr>
+      <w:rPr>
+        <w:rFonts w:ascii="Wingdings" w:hAnsi="Wingdings" w:hint="default"/>
+      </w:rPr>
+    </w:lvl>
+    <w:lvl w:ilvl="6" w:tplc="40090001" w:tentative="1">
+      <w:start w:val="1"/>
+      <w:numFmt w:val="bullet"/>
+      <w:lvlText w:val=""/>
+      <w:lvlJc w:val="left"/>
+      <w:pPr>
+        <w:ind w:left="5040" w:hanging="360"/>
+      </w:pPr>
+      <w:rPr>
+        <w:rFonts w:ascii="Symbol" w:hAnsi="Symbol" w:hint="default"/>
+      </w:rPr>
+    </w:lvl>
+    <w:lvl w:ilvl="7" w:tplc="40090003" w:tentative="1">
+      <w:start w:val="1"/>
+      <w:numFmt w:val="bullet"/>
+      <w:lvlText w:val="o"/>
+      <w:lvlJc w:val="left"/>
+      <w:pPr>
+        <w:ind w:left="5760" w:hanging="360"/>
+      </w:pPr>
+      <w:rPr>
+        <w:rFonts w:ascii="Courier New" w:hAnsi="Courier New" w:cs="Courier New" w:hint="default"/>
+      </w:rPr>
+    </w:lvl>
+    <w:lvl w:ilvl="8" w:tplc="40090005" w:tentative="1">
+      <w:start w:val="1"/>
+      <w:numFmt w:val="bullet"/>
+      <w:lvlText w:val=""/>
+      <w:lvlJc w:val="left"/>
+      <w:pPr>
+        <w:ind w:left="6480" w:hanging="360"/>
+      </w:pPr>
+      <w:rPr>
+        <w:rFonts w:ascii="Wingdings" w:hAnsi="Wingdings" w:hint="default"/>
+      </w:rPr>
+    </w:lvl>
+  </w:abstractNum>
+  <w:abstractNum w:abstractNumId="55" w15:restartNumberingAfterBreak="0">
     <w:nsid w:val="768D4843"/>
     <w:multiLevelType w:val="hybridMultilevel"/>
     <w:tmpl w:val="F39A25A6"/>
@@ -32669,7 +36301,7 @@
       </w:pPr>
     </w:lvl>
   </w:abstractNum>
-  <w:abstractNum w:abstractNumId="47" w15:restartNumberingAfterBreak="0">
+  <w:abstractNum w:abstractNumId="56" w15:restartNumberingAfterBreak="0">
     <w:nsid w:val="787D215D"/>
     <w:multiLevelType w:val="hybridMultilevel"/>
     <w:tmpl w:val="6E66E1B4"/>
@@ -32758,7 +36390,7 @@
       </w:pPr>
     </w:lvl>
   </w:abstractNum>
-  <w:abstractNum w:abstractNumId="48" w15:restartNumberingAfterBreak="0">
+  <w:abstractNum w:abstractNumId="57" w15:restartNumberingAfterBreak="0">
     <w:nsid w:val="7AB25B5B"/>
     <w:multiLevelType w:val="hybridMultilevel"/>
     <w:tmpl w:val="E5A0EAA8"/>
@@ -32871,7 +36503,120 @@
       </w:rPr>
     </w:lvl>
   </w:abstractNum>
-  <w:abstractNum w:abstractNumId="49" w15:restartNumberingAfterBreak="0">
+  <w:abstractNum w:abstractNumId="58" w15:restartNumberingAfterBreak="0">
+    <w:nsid w:val="7AD45E11"/>
+    <w:multiLevelType w:val="hybridMultilevel"/>
+    <w:tmpl w:val="E23468B6"/>
+    <w:lvl w:ilvl="0" w:tplc="40090001">
+      <w:start w:val="1"/>
+      <w:numFmt w:val="bullet"/>
+      <w:lvlText w:val=""/>
+      <w:lvlJc w:val="left"/>
+      <w:pPr>
+        <w:ind w:left="720" w:hanging="360"/>
+      </w:pPr>
+      <w:rPr>
+        <w:rFonts w:ascii="Symbol" w:hAnsi="Symbol" w:hint="default"/>
+      </w:rPr>
+    </w:lvl>
+    <w:lvl w:ilvl="1" w:tplc="40090003" w:tentative="1">
+      <w:start w:val="1"/>
+      <w:numFmt w:val="bullet"/>
+      <w:lvlText w:val="o"/>
+      <w:lvlJc w:val="left"/>
+      <w:pPr>
+        <w:ind w:left="1440" w:hanging="360"/>
+      </w:pPr>
+      <w:rPr>
+        <w:rFonts w:ascii="Courier New" w:hAnsi="Courier New" w:cs="Courier New" w:hint="default"/>
+      </w:rPr>
+    </w:lvl>
+    <w:lvl w:ilvl="2" w:tplc="40090005" w:tentative="1">
+      <w:start w:val="1"/>
+      <w:numFmt w:val="bullet"/>
+      <w:lvlText w:val=""/>
+      <w:lvlJc w:val="left"/>
+      <w:pPr>
+        <w:ind w:left="2160" w:hanging="360"/>
+      </w:pPr>
+      <w:rPr>
+        <w:rFonts w:ascii="Wingdings" w:hAnsi="Wingdings" w:hint="default"/>
+      </w:rPr>
+    </w:lvl>
+    <w:lvl w:ilvl="3" w:tplc="40090001" w:tentative="1">
+      <w:start w:val="1"/>
+      <w:numFmt w:val="bullet"/>
+      <w:lvlText w:val=""/>
+      <w:lvlJc w:val="left"/>
+      <w:pPr>
+        <w:ind w:left="2880" w:hanging="360"/>
+      </w:pPr>
+      <w:rPr>
+        <w:rFonts w:ascii="Symbol" w:hAnsi="Symbol" w:hint="default"/>
+      </w:rPr>
+    </w:lvl>
+    <w:lvl w:ilvl="4" w:tplc="40090003" w:tentative="1">
+      <w:start w:val="1"/>
+      <w:numFmt w:val="bullet"/>
+      <w:lvlText w:val="o"/>
+      <w:lvlJc w:val="left"/>
+      <w:pPr>
+        <w:ind w:left="3600" w:hanging="360"/>
+      </w:pPr>
+      <w:rPr>
+        <w:rFonts w:ascii="Courier New" w:hAnsi="Courier New" w:cs="Courier New" w:hint="default"/>
+      </w:rPr>
+    </w:lvl>
+    <w:lvl w:ilvl="5" w:tplc="40090005" w:tentative="1">
+      <w:start w:val="1"/>
+      <w:numFmt w:val="bullet"/>
+      <w:lvlText w:val=""/>
+      <w:lvlJc w:val="left"/>
+      <w:pPr>
+        <w:ind w:left="4320" w:hanging="360"/>
+      </w:pPr>
+      <w:rPr>
+        <w:rFonts w:ascii="Wingdings" w:hAnsi="Wingdings" w:hint="default"/>
+      </w:rPr>
+    </w:lvl>
+    <w:lvl w:ilvl="6" w:tplc="40090001" w:tentative="1">
+      <w:start w:val="1"/>
+      <w:numFmt w:val="bullet"/>
+      <w:lvlText w:val=""/>
+      <w:lvlJc w:val="left"/>
+      <w:pPr>
+        <w:ind w:left="5040" w:hanging="360"/>
+      </w:pPr>
+      <w:rPr>
+        <w:rFonts w:ascii="Symbol" w:hAnsi="Symbol" w:hint="default"/>
+      </w:rPr>
+    </w:lvl>
+    <w:lvl w:ilvl="7" w:tplc="40090003" w:tentative="1">
+      <w:start w:val="1"/>
+      <w:numFmt w:val="bullet"/>
+      <w:lvlText w:val="o"/>
+      <w:lvlJc w:val="left"/>
+      <w:pPr>
+        <w:ind w:left="5760" w:hanging="360"/>
+      </w:pPr>
+      <w:rPr>
+        <w:rFonts w:ascii="Courier New" w:hAnsi="Courier New" w:cs="Courier New" w:hint="default"/>
+      </w:rPr>
+    </w:lvl>
+    <w:lvl w:ilvl="8" w:tplc="40090005" w:tentative="1">
+      <w:start w:val="1"/>
+      <w:numFmt w:val="bullet"/>
+      <w:lvlText w:val=""/>
+      <w:lvlJc w:val="left"/>
+      <w:pPr>
+        <w:ind w:left="6480" w:hanging="360"/>
+      </w:pPr>
+      <w:rPr>
+        <w:rFonts w:ascii="Wingdings" w:hAnsi="Wingdings" w:hint="default"/>
+      </w:rPr>
+    </w:lvl>
+  </w:abstractNum>
+  <w:abstractNum w:abstractNumId="59" w15:restartNumberingAfterBreak="0">
     <w:nsid w:val="7B8D34CF"/>
     <w:multiLevelType w:val="multilevel"/>
     <w:tmpl w:val="702834C8"/>
@@ -33020,7 +36765,7 @@
       </w:rPr>
     </w:lvl>
   </w:abstractNum>
-  <w:abstractNum w:abstractNumId="50" w15:restartNumberingAfterBreak="0">
+  <w:abstractNum w:abstractNumId="60" w15:restartNumberingAfterBreak="0">
     <w:nsid w:val="7F62291B"/>
     <w:multiLevelType w:val="hybridMultilevel"/>
     <w:tmpl w:val="B71640A2"/>
@@ -33110,156 +36855,186 @@
     <w:abstractNumId w:val="2"/>
   </w:num>
   <w:num w:numId="2" w16cid:durableId="288970933">
-    <w:abstractNumId w:val="37"/>
+    <w:abstractNumId w:val="44"/>
   </w:num>
   <w:num w:numId="3" w16cid:durableId="1934975148">
     <w:abstractNumId w:val="0"/>
   </w:num>
   <w:num w:numId="4" w16cid:durableId="284432453">
-    <w:abstractNumId w:val="12"/>
+    <w:abstractNumId w:val="15"/>
   </w:num>
   <w:num w:numId="5" w16cid:durableId="1475290958">
     <w:abstractNumId w:val="3"/>
   </w:num>
   <w:num w:numId="6" w16cid:durableId="674764127">
+    <w:abstractNumId w:val="59"/>
+  </w:num>
+  <w:num w:numId="7" w16cid:durableId="1366904678">
+    <w:abstractNumId w:val="26"/>
+  </w:num>
+  <w:num w:numId="8" w16cid:durableId="67462260">
+    <w:abstractNumId w:val="45"/>
+  </w:num>
+  <w:num w:numId="9" w16cid:durableId="504519595">
+    <w:abstractNumId w:val="39"/>
+  </w:num>
+  <w:num w:numId="10" w16cid:durableId="1046217917">
+    <w:abstractNumId w:val="13"/>
+  </w:num>
+  <w:num w:numId="11" w16cid:durableId="1482194571">
+    <w:abstractNumId w:val="43"/>
+  </w:num>
+  <w:num w:numId="12" w16cid:durableId="1378116358">
+    <w:abstractNumId w:val="23"/>
+  </w:num>
+  <w:num w:numId="13" w16cid:durableId="1622763665">
+    <w:abstractNumId w:val="35"/>
+  </w:num>
+  <w:num w:numId="14" w16cid:durableId="1303314634">
+    <w:abstractNumId w:val="47"/>
+  </w:num>
+  <w:num w:numId="15" w16cid:durableId="9142093">
+    <w:abstractNumId w:val="52"/>
+  </w:num>
+  <w:num w:numId="16" w16cid:durableId="1458911845">
+    <w:abstractNumId w:val="20"/>
+  </w:num>
+  <w:num w:numId="17" w16cid:durableId="2118016731">
+    <w:abstractNumId w:val="9"/>
+  </w:num>
+  <w:num w:numId="18" w16cid:durableId="2101440695">
+    <w:abstractNumId w:val="56"/>
+  </w:num>
+  <w:num w:numId="19" w16cid:durableId="109252585">
+    <w:abstractNumId w:val="12"/>
+  </w:num>
+  <w:num w:numId="20" w16cid:durableId="472599006">
+    <w:abstractNumId w:val="11"/>
+  </w:num>
+  <w:num w:numId="21" w16cid:durableId="1115103356">
+    <w:abstractNumId w:val="40"/>
+  </w:num>
+  <w:num w:numId="22" w16cid:durableId="220681117">
     <w:abstractNumId w:val="49"/>
   </w:num>
-  <w:num w:numId="7" w16cid:durableId="1366904678">
-    <w:abstractNumId w:val="22"/>
+  <w:num w:numId="23" w16cid:durableId="1049376175">
+    <w:abstractNumId w:val="21"/>
   </w:num>
-  <w:num w:numId="8" w16cid:durableId="67462260">
-    <w:abstractNumId w:val="38"/>
-  </w:num>
-  <w:num w:numId="9" w16cid:durableId="504519595">
-    <w:abstractNumId w:val="33"/>
-  </w:num>
-  <w:num w:numId="10" w16cid:durableId="1046217917">
-    <w:abstractNumId w:val="10"/>
-  </w:num>
-  <w:num w:numId="11" w16cid:durableId="1482194571">
-    <w:abstractNumId w:val="36"/>
-  </w:num>
-  <w:num w:numId="12" w16cid:durableId="1378116358">
+  <w:num w:numId="24" w16cid:durableId="723523505">
     <w:abstractNumId w:val="19"/>
   </w:num>
-  <w:num w:numId="13" w16cid:durableId="1622763665">
-    <w:abstractNumId w:val="31"/>
-  </w:num>
-  <w:num w:numId="14" w16cid:durableId="1303314634">
-    <w:abstractNumId w:val="40"/>
-  </w:num>
-  <w:num w:numId="15" w16cid:durableId="9142093">
-    <w:abstractNumId w:val="44"/>
-  </w:num>
-  <w:num w:numId="16" w16cid:durableId="1458911845">
-    <w:abstractNumId w:val="16"/>
-  </w:num>
-  <w:num w:numId="17" w16cid:durableId="2118016731">
-    <w:abstractNumId w:val="6"/>
-  </w:num>
-  <w:num w:numId="18" w16cid:durableId="2101440695">
-    <w:abstractNumId w:val="47"/>
-  </w:num>
-  <w:num w:numId="19" w16cid:durableId="109252585">
-    <w:abstractNumId w:val="9"/>
-  </w:num>
-  <w:num w:numId="20" w16cid:durableId="472599006">
-    <w:abstractNumId w:val="8"/>
-  </w:num>
-  <w:num w:numId="21" w16cid:durableId="1115103356">
-    <w:abstractNumId w:val="34"/>
-  </w:num>
-  <w:num w:numId="22" w16cid:durableId="220681117">
-    <w:abstractNumId w:val="41"/>
-  </w:num>
-  <w:num w:numId="23" w16cid:durableId="1049376175">
-    <w:abstractNumId w:val="17"/>
-  </w:num>
-  <w:num w:numId="24" w16cid:durableId="723523505">
-    <w:abstractNumId w:val="15"/>
-  </w:num>
   <w:num w:numId="25" w16cid:durableId="1595165128">
-    <w:abstractNumId w:val="14"/>
+    <w:abstractNumId w:val="18"/>
   </w:num>
   <w:num w:numId="26" w16cid:durableId="1168903458">
     <w:abstractNumId w:val="4"/>
   </w:num>
   <w:num w:numId="27" w16cid:durableId="611862714">
-    <w:abstractNumId w:val="20"/>
+    <w:abstractNumId w:val="24"/>
   </w:num>
   <w:num w:numId="28" w16cid:durableId="340668397">
+    <w:abstractNumId w:val="33"/>
+  </w:num>
+  <w:num w:numId="29" w16cid:durableId="87584769">
+    <w:abstractNumId w:val="8"/>
+  </w:num>
+  <w:num w:numId="30" w16cid:durableId="1409889759">
+    <w:abstractNumId w:val="36"/>
+  </w:num>
+  <w:num w:numId="31" w16cid:durableId="400836092">
+    <w:abstractNumId w:val="10"/>
+  </w:num>
+  <w:num w:numId="32" w16cid:durableId="1819607792">
+    <w:abstractNumId w:val="32"/>
+  </w:num>
+  <w:num w:numId="33" w16cid:durableId="1637417472">
+    <w:abstractNumId w:val="55"/>
+  </w:num>
+  <w:num w:numId="34" w16cid:durableId="871116235">
+    <w:abstractNumId w:val="53"/>
+  </w:num>
+  <w:num w:numId="35" w16cid:durableId="2009362747">
+    <w:abstractNumId w:val="28"/>
+  </w:num>
+  <w:num w:numId="36" w16cid:durableId="1833788539">
+    <w:abstractNumId w:val="60"/>
+  </w:num>
+  <w:num w:numId="37" w16cid:durableId="846090408">
     <w:abstractNumId w:val="29"/>
   </w:num>
-  <w:num w:numId="29" w16cid:durableId="87584769">
-    <w:abstractNumId w:val="5"/>
-  </w:num>
-  <w:num w:numId="30" w16cid:durableId="1409889759">
-    <w:abstractNumId w:val="32"/>
-  </w:num>
-  <w:num w:numId="31" w16cid:durableId="400836092">
-    <w:abstractNumId w:val="7"/>
-  </w:num>
-  <w:num w:numId="32" w16cid:durableId="1819607792">
-    <w:abstractNumId w:val="28"/>
-  </w:num>
-  <w:num w:numId="33" w16cid:durableId="1637417472">
-    <w:abstractNumId w:val="46"/>
-  </w:num>
-  <w:num w:numId="34" w16cid:durableId="871116235">
-    <w:abstractNumId w:val="45"/>
-  </w:num>
-  <w:num w:numId="35" w16cid:durableId="2009362747">
-    <w:abstractNumId w:val="24"/>
-  </w:num>
-  <w:num w:numId="36" w16cid:durableId="1833788539">
-    <w:abstractNumId w:val="50"/>
-  </w:num>
-  <w:num w:numId="37" w16cid:durableId="846090408">
-    <w:abstractNumId w:val="25"/>
-  </w:num>
   <w:num w:numId="38" w16cid:durableId="307588129">
-    <w:abstractNumId w:val="26"/>
+    <w:abstractNumId w:val="30"/>
   </w:num>
   <w:num w:numId="39" w16cid:durableId="1618440895">
-    <w:abstractNumId w:val="23"/>
+    <w:abstractNumId w:val="27"/>
   </w:num>
   <w:num w:numId="40" w16cid:durableId="1307668086">
-    <w:abstractNumId w:val="48"/>
+    <w:abstractNumId w:val="57"/>
   </w:num>
   <w:num w:numId="41" w16cid:durableId="69272560">
-    <w:abstractNumId w:val="27"/>
+    <w:abstractNumId w:val="31"/>
   </w:num>
   <w:num w:numId="42" w16cid:durableId="2137329642">
-    <w:abstractNumId w:val="13"/>
+    <w:abstractNumId w:val="17"/>
   </w:num>
   <w:num w:numId="43" w16cid:durableId="2038189983">
-    <w:abstractNumId w:val="30"/>
+    <w:abstractNumId w:val="34"/>
   </w:num>
   <w:num w:numId="44" w16cid:durableId="9188195">
     <w:abstractNumId w:val="1"/>
   </w:num>
   <w:num w:numId="45" w16cid:durableId="1834445961">
-    <w:abstractNumId w:val="43"/>
+    <w:abstractNumId w:val="51"/>
   </w:num>
   <w:num w:numId="46" w16cid:durableId="154272466">
+    <w:abstractNumId w:val="50"/>
+  </w:num>
+  <w:num w:numId="47" w16cid:durableId="873924712">
+    <w:abstractNumId w:val="22"/>
+  </w:num>
+  <w:num w:numId="48" w16cid:durableId="175578605">
+    <w:abstractNumId w:val="25"/>
+  </w:num>
+  <w:num w:numId="49" w16cid:durableId="1351837453">
+    <w:abstractNumId w:val="14"/>
+  </w:num>
+  <w:num w:numId="50" w16cid:durableId="1077093443">
+    <w:abstractNumId w:val="46"/>
+  </w:num>
+  <w:num w:numId="51" w16cid:durableId="1712538440">
+    <w:abstractNumId w:val="41"/>
+  </w:num>
+  <w:num w:numId="52" w16cid:durableId="263608840">
+    <w:abstractNumId w:val="16"/>
+  </w:num>
+  <w:num w:numId="53" w16cid:durableId="775171151">
+    <w:abstractNumId w:val="5"/>
+  </w:num>
+  <w:num w:numId="54" w16cid:durableId="875194525">
+    <w:abstractNumId w:val="6"/>
+  </w:num>
+  <w:num w:numId="55" w16cid:durableId="1318146393">
+    <w:abstractNumId w:val="58"/>
+  </w:num>
+  <w:num w:numId="56" w16cid:durableId="238488064">
+    <w:abstractNumId w:val="37"/>
+  </w:num>
+  <w:num w:numId="57" w16cid:durableId="1697727751">
     <w:abstractNumId w:val="42"/>
   </w:num>
-  <w:num w:numId="47" w16cid:durableId="873924712">
-    <w:abstractNumId w:val="18"/>
+  <w:num w:numId="58" w16cid:durableId="888224253">
+    <w:abstractNumId w:val="38"/>
   </w:num>
-  <w:num w:numId="48" w16cid:durableId="175578605">
-    <w:abstractNumId w:val="21"/>
+  <w:num w:numId="59" w16cid:durableId="768544210">
+    <w:abstractNumId w:val="48"/>
   </w:num>
-  <w:num w:numId="49" w16cid:durableId="1351837453">
-    <w:abstractNumId w:val="11"/>
+  <w:num w:numId="60" w16cid:durableId="2133665249">
+    <w:abstractNumId w:val="54"/>
   </w:num>
-  <w:num w:numId="50" w16cid:durableId="1077093443">
-    <w:abstractNumId w:val="39"/>
+  <w:num w:numId="61" w16cid:durableId="1432625404">
+    <w:abstractNumId w:val="7"/>
   </w:num>
-  <w:num w:numId="51" w16cid:durableId="1712538440">
-    <w:abstractNumId w:val="35"/>
-  </w:num>
-  <w:numIdMacAtCleanup w:val="51"/>
+  <w:numIdMacAtCleanup w:val="61"/>
 </w:numbering>
 </file>
 

--- a/Financial Mathematics/notes.docx
+++ b/Financial Mathematics/notes.docx
@@ -30633,17 +30633,522 @@
       </w:pPr>
     </w:p>
     <w:p>
-      <w:pPr>
-        <w:rPr>
-          <w:rFonts w:eastAsiaTheme="minorEastAsia"/>
-        </w:rPr>
-      </w:pPr>
       <w:r>
         <w:rPr>
           <w:rFonts w:eastAsiaTheme="minorEastAsia"/>
         </w:rPr>
         <w:tab/>
       </w:r>
+      <w:r>
+        <w:t>15/10/2026</w:t>
+      </w:r>
+    </w:p>
+    <w:p>
+      <w:r>
+        <w:t xml:space="preserve">Q. </w:t>
+      </w:r>
+    </w:p>
+    <w:p>
+      <w:r>
+        <w:rPr>
+          <w:noProof/>
+        </w:rPr>
+        <w:drawing>
+          <wp:inline distT="0" distB="0" distL="0" distR="0" wp14:anchorId="6B4EF70E" wp14:editId="4F68C1EE">
+            <wp:extent cx="4197563" cy="5596751"/>
+            <wp:effectExtent l="5397" t="0" r="0" b="0"/>
+            <wp:docPr id="1379025043" name="Picture 2"/>
+            <wp:cNvGraphicFramePr>
+              <a:graphicFrameLocks xmlns:a="http://schemas.openxmlformats.org/drawingml/2006/main" noChangeAspect="1"/>
+            </wp:cNvGraphicFramePr>
+            <a:graphic xmlns:a="http://schemas.openxmlformats.org/drawingml/2006/main">
+              <a:graphicData uri="http://schemas.openxmlformats.org/drawingml/2006/picture">
+                <pic:pic xmlns:pic="http://schemas.openxmlformats.org/drawingml/2006/picture">
+                  <pic:nvPicPr>
+                    <pic:cNvPr id="0" name="Picture 6"/>
+                    <pic:cNvPicPr>
+                      <a:picLocks noChangeAspect="1" noChangeArrowheads="1"/>
+                    </pic:cNvPicPr>
+                  </pic:nvPicPr>
+                  <pic:blipFill>
+                    <a:blip r:embed="rId17">
+                      <a:extLst>
+                        <a:ext uri="{28A0092B-C50C-407E-A947-70E740481C1C}">
+                          <a14:useLocalDpi xmlns:a14="http://schemas.microsoft.com/office/drawing/2010/main" val="0"/>
+                        </a:ext>
+                      </a:extLst>
+                    </a:blip>
+                    <a:srcRect/>
+                    <a:stretch>
+                      <a:fillRect/>
+                    </a:stretch>
+                  </pic:blipFill>
+                  <pic:spPr bwMode="auto">
+                    <a:xfrm rot="16200000">
+                      <a:off x="0" y="0"/>
+                      <a:ext cx="4215679" cy="5620906"/>
+                    </a:xfrm>
+                    <a:prstGeom prst="rect">
+                      <a:avLst/>
+                    </a:prstGeom>
+                    <a:noFill/>
+                    <a:ln>
+                      <a:noFill/>
+                    </a:ln>
+                  </pic:spPr>
+                </pic:pic>
+              </a:graphicData>
+            </a:graphic>
+          </wp:inline>
+        </w:drawing>
+      </w:r>
+    </w:p>
+    <w:p/>
+    <w:p>
+      <w:r>
+        <w:t>Calculate: 1. Current ratio ; 2. Quick ratio ; 3. Cash position ratio</w:t>
+      </w:r>
+    </w:p>
+    <w:p/>
+    <w:p>
+      <w:r>
+        <w:t>Sol:</w:t>
+      </w:r>
+    </w:p>
+    <w:p>
+      <w:r>
+        <w:t xml:space="preserve">1. </w:t>
+      </w:r>
+    </w:p>
+    <w:p>
+      <w:pPr>
+        <w:rPr>
+          <w:rFonts w:eastAsiaTheme="minorEastAsia"/>
+        </w:rPr>
+      </w:pPr>
+      <m:oMathPara>
+        <m:oMath>
+          <m:r>
+            <w:rPr>
+              <w:rFonts w:ascii="Cambria Math" w:hAnsi="Cambria Math"/>
+            </w:rPr>
+            <m:t xml:space="preserve">current ratio = </m:t>
+          </m:r>
+          <m:f>
+            <m:fPr>
+              <m:ctrlPr>
+                <w:rPr>
+                  <w:rFonts w:ascii="Cambria Math" w:hAnsi="Cambria Math"/>
+                  <w:i/>
+                </w:rPr>
+              </m:ctrlPr>
+            </m:fPr>
+            <m:num>
+              <m:r>
+                <w:rPr>
+                  <w:rFonts w:ascii="Cambria Math" w:hAnsi="Cambria Math"/>
+                </w:rPr>
+                <m:t>current assets</m:t>
+              </m:r>
+            </m:num>
+            <m:den>
+              <m:r>
+                <w:rPr>
+                  <w:rFonts w:ascii="Cambria Math" w:hAnsi="Cambria Math"/>
+                </w:rPr>
+                <m:t>current liabilities</m:t>
+              </m:r>
+            </m:den>
+          </m:f>
+          <m:r>
+            <w:rPr>
+              <w:rFonts w:ascii="Cambria Math" w:hAnsi="Cambria Math"/>
+            </w:rPr>
+            <m:t xml:space="preserve"> = </m:t>
+          </m:r>
+          <m:f>
+            <m:fPr>
+              <m:ctrlPr>
+                <w:rPr>
+                  <w:rFonts w:ascii="Cambria Math" w:hAnsi="Cambria Math"/>
+                  <w:i/>
+                </w:rPr>
+              </m:ctrlPr>
+            </m:fPr>
+            <m:num>
+              <m:r>
+                <w:rPr>
+                  <w:rFonts w:ascii="Cambria Math" w:hAnsi="Cambria Math"/>
+                </w:rPr>
+                <m:t>50,00,000</m:t>
+              </m:r>
+            </m:num>
+            <m:den>
+              <m:r>
+                <w:rPr>
+                  <w:rFonts w:ascii="Cambria Math" w:hAnsi="Cambria Math"/>
+                </w:rPr>
+                <m:t>26,00,000</m:t>
+              </m:r>
+            </m:den>
+          </m:f>
+          <m:r>
+            <w:rPr>
+              <w:rFonts w:ascii="Cambria Math" w:hAnsi="Cambria Math"/>
+            </w:rPr>
+            <m:t>=1.92</m:t>
+          </m:r>
+        </m:oMath>
+      </m:oMathPara>
+    </w:p>
+    <w:p>
+      <w:pPr>
+        <w:rPr>
+          <w:rFonts w:eastAsiaTheme="minorEastAsia"/>
+        </w:rPr>
+      </w:pPr>
+      <w:r>
+        <w:rPr>
+          <w:rFonts w:eastAsiaTheme="minorEastAsia"/>
+        </w:rPr>
+        <w:lastRenderedPageBreak/>
+        <w:t>current assets = stock + debtors + cash at bank + bills receivable + prepaid expenses</w:t>
+      </w:r>
+    </w:p>
+    <w:p>
+      <w:pPr>
+        <w:rPr>
+          <w:rFonts w:eastAsiaTheme="minorEastAsia"/>
+        </w:rPr>
+      </w:pPr>
+      <w:r>
+        <w:rPr>
+          <w:rFonts w:eastAsiaTheme="minorEastAsia"/>
+        </w:rPr>
+        <w:t>current assets = 29,60,000 + 14,20,000 + 6,20,000 = 50,00,000</w:t>
+      </w:r>
+    </w:p>
+    <w:p>
+      <w:pPr>
+        <w:rPr>
+          <w:rFonts w:eastAsiaTheme="minorEastAsia"/>
+        </w:rPr>
+      </w:pPr>
+      <w:r>
+        <w:rPr>
+          <w:rFonts w:eastAsiaTheme="minorEastAsia"/>
+        </w:rPr>
+        <w:t>current liabilities = creditors + bills payable + over draft</w:t>
+      </w:r>
+    </w:p>
+    <w:p>
+      <w:pPr>
+        <w:rPr>
+          <w:rFonts w:eastAsiaTheme="minorEastAsia"/>
+        </w:rPr>
+      </w:pPr>
+      <w:r>
+        <w:rPr>
+          <w:rFonts w:eastAsiaTheme="minorEastAsia"/>
+        </w:rPr>
+        <w:t>current liabilities = 26,00,000</w:t>
+      </w:r>
+    </w:p>
+    <w:p>
+      <w:pPr>
+        <w:rPr>
+          <w:rFonts w:eastAsiaTheme="minorEastAsia"/>
+        </w:rPr>
+      </w:pPr>
+      <w:r>
+        <w:rPr>
+          <w:rFonts w:eastAsiaTheme="minorEastAsia"/>
+        </w:rPr>
+        <w:t>2. quick ratio or acid test ratio or liquid ratio</w:t>
+      </w:r>
+    </w:p>
+    <w:p>
+      <w:pPr>
+        <w:rPr>
+          <w:rFonts w:eastAsiaTheme="minorEastAsia"/>
+        </w:rPr>
+      </w:pPr>
+      <m:oMathPara>
+        <m:oMath>
+          <m:r>
+            <w:rPr>
+              <w:rFonts w:ascii="Cambria Math" w:eastAsiaTheme="minorEastAsia" w:hAnsi="Cambria Math"/>
+            </w:rPr>
+            <m:t xml:space="preserve">quick ratio = </m:t>
+          </m:r>
+          <m:f>
+            <m:fPr>
+              <m:ctrlPr>
+                <w:rPr>
+                  <w:rFonts w:ascii="Cambria Math" w:eastAsiaTheme="minorEastAsia" w:hAnsi="Cambria Math"/>
+                  <w:i/>
+                </w:rPr>
+              </m:ctrlPr>
+            </m:fPr>
+            <m:num>
+              <m:r>
+                <w:rPr>
+                  <w:rFonts w:ascii="Cambria Math" w:eastAsiaTheme="minorEastAsia" w:hAnsi="Cambria Math"/>
+                </w:rPr>
+                <m:t>quick assets</m:t>
+              </m:r>
+            </m:num>
+            <m:den>
+              <m:r>
+                <w:rPr>
+                  <w:rFonts w:ascii="Cambria Math" w:eastAsiaTheme="minorEastAsia" w:hAnsi="Cambria Math"/>
+                </w:rPr>
+                <m:t>current liabilites</m:t>
+              </m:r>
+            </m:den>
+          </m:f>
+          <m:r>
+            <w:rPr>
+              <w:rFonts w:ascii="Cambria Math" w:eastAsiaTheme="minorEastAsia" w:hAnsi="Cambria Math"/>
+            </w:rPr>
+            <m:t xml:space="preserve"> = </m:t>
+          </m:r>
+          <m:f>
+            <m:fPr>
+              <m:ctrlPr>
+                <w:rPr>
+                  <w:rFonts w:ascii="Cambria Math" w:eastAsiaTheme="minorEastAsia" w:hAnsi="Cambria Math"/>
+                  <w:i/>
+                </w:rPr>
+              </m:ctrlPr>
+            </m:fPr>
+            <m:num>
+              <m:r>
+                <w:rPr>
+                  <w:rFonts w:ascii="Cambria Math" w:eastAsiaTheme="minorEastAsia" w:hAnsi="Cambria Math"/>
+                </w:rPr>
+                <m:t>20,40,000</m:t>
+              </m:r>
+            </m:num>
+            <m:den>
+              <m:r>
+                <w:rPr>
+                  <w:rFonts w:ascii="Cambria Math" w:eastAsiaTheme="minorEastAsia" w:hAnsi="Cambria Math"/>
+                </w:rPr>
+                <m:t>26,00,000</m:t>
+              </m:r>
+            </m:den>
+          </m:f>
+          <m:r>
+            <w:rPr>
+              <w:rFonts w:ascii="Cambria Math" w:eastAsiaTheme="minorEastAsia" w:hAnsi="Cambria Math"/>
+            </w:rPr>
+            <m:t xml:space="preserve"> = 0.78</m:t>
+          </m:r>
+        </m:oMath>
+      </m:oMathPara>
+    </w:p>
+    <w:p>
+      <w:pPr>
+        <w:rPr>
+          <w:rFonts w:eastAsiaTheme="minorEastAsia"/>
+        </w:rPr>
+      </w:pPr>
+      <w:r>
+        <w:rPr>
+          <w:rFonts w:eastAsiaTheme="minorEastAsia"/>
+        </w:rPr>
+        <w:t>quick ratio = current assets – stock – prepaid expenses</w:t>
+      </w:r>
+    </w:p>
+    <w:p>
+      <w:pPr>
+        <w:rPr>
+          <w:rFonts w:eastAsiaTheme="minorEastAsia"/>
+        </w:rPr>
+      </w:pPr>
+      <w:r>
+        <w:rPr>
+          <w:rFonts w:eastAsiaTheme="minorEastAsia"/>
+        </w:rPr>
+        <w:t>quick assts = current assets – stock (or) debtors + cash at bank</w:t>
+      </w:r>
+    </w:p>
+    <w:p>
+      <w:pPr>
+        <w:rPr>
+          <w:rFonts w:eastAsiaTheme="minorEastAsia"/>
+        </w:rPr>
+      </w:pPr>
+      <w:r>
+        <w:rPr>
+          <w:rFonts w:eastAsiaTheme="minorEastAsia"/>
+        </w:rPr>
+        <w:t>quick assets = 50,00,000 – 29,60,000 = 20,40,000</w:t>
+      </w:r>
+    </w:p>
+    <w:p>
+      <w:pPr>
+        <w:rPr>
+          <w:rFonts w:eastAsiaTheme="minorEastAsia"/>
+        </w:rPr>
+      </w:pPr>
+      <w:r>
+        <w:rPr>
+          <w:rFonts w:eastAsiaTheme="minorEastAsia"/>
+        </w:rPr>
+        <w:t xml:space="preserve">or </w:t>
+      </w:r>
+    </w:p>
+    <w:p>
+      <w:pPr>
+        <w:rPr>
+          <w:rFonts w:eastAsiaTheme="minorEastAsia"/>
+        </w:rPr>
+      </w:pPr>
+      <w:r>
+        <w:rPr>
+          <w:rFonts w:eastAsiaTheme="minorEastAsia"/>
+        </w:rPr>
+        <w:t>quick assets = 14,20,000 + 6,20,000</w:t>
+      </w:r>
+    </w:p>
+    <w:p>
+      <w:pPr>
+        <w:rPr>
+          <w:rFonts w:eastAsiaTheme="minorEastAsia"/>
+        </w:rPr>
+      </w:pPr>
+      <w:r>
+        <w:rPr>
+          <w:rFonts w:eastAsiaTheme="minorEastAsia"/>
+        </w:rPr>
+        <w:t xml:space="preserve">conclusion the ideal liquid ratio </w:t>
+      </w:r>
+      <w:proofErr w:type="gramStart"/>
+      <w:r>
+        <w:rPr>
+          <w:rFonts w:eastAsiaTheme="minorEastAsia"/>
+        </w:rPr>
+        <w:t>are</w:t>
+      </w:r>
+      <w:proofErr w:type="gramEnd"/>
+      <w:r>
+        <w:rPr>
+          <w:rFonts w:eastAsiaTheme="minorEastAsia"/>
+        </w:rPr>
+        <w:t xml:space="preserve"> generally </w:t>
+      </w:r>
+      <w:proofErr w:type="spellStart"/>
+      <w:r>
+        <w:rPr>
+          <w:rFonts w:eastAsiaTheme="minorEastAsia"/>
+        </w:rPr>
+        <w:t>accecpted</w:t>
+      </w:r>
+      <w:proofErr w:type="spellEnd"/>
+      <w:r>
+        <w:rPr>
+          <w:rFonts w:eastAsiaTheme="minorEastAsia"/>
+        </w:rPr>
+        <w:t xml:space="preserve"> norm for liquid ratio is 1</w:t>
+      </w:r>
+    </w:p>
+    <w:p>
+      <w:pPr>
+        <w:rPr>
+          <w:rFonts w:eastAsiaTheme="minorEastAsia"/>
+        </w:rPr>
+      </w:pPr>
+    </w:p>
+    <w:p>
+      <w:pPr>
+        <w:rPr>
+          <w:rFonts w:eastAsiaTheme="minorEastAsia"/>
+        </w:rPr>
+      </w:pPr>
+      <w:r>
+        <w:rPr>
+          <w:rFonts w:eastAsiaTheme="minorEastAsia"/>
+        </w:rPr>
+        <w:t xml:space="preserve">3. cash position ratio </w:t>
+      </w:r>
+    </w:p>
+    <w:p>
+      <w:pPr>
+        <w:rPr>
+          <w:rFonts w:eastAsiaTheme="minorEastAsia"/>
+        </w:rPr>
+      </w:pPr>
+      <m:oMathPara>
+        <m:oMath>
+          <m:r>
+            <w:rPr>
+              <w:rFonts w:ascii="Cambria Math" w:eastAsiaTheme="minorEastAsia" w:hAnsi="Cambria Math"/>
+            </w:rPr>
+            <m:t xml:space="preserve">cash postion ratio = </m:t>
+          </m:r>
+          <m:f>
+            <m:fPr>
+              <m:ctrlPr>
+                <w:rPr>
+                  <w:rFonts w:ascii="Cambria Math" w:eastAsiaTheme="minorEastAsia" w:hAnsi="Cambria Math"/>
+                  <w:i/>
+                </w:rPr>
+              </m:ctrlPr>
+            </m:fPr>
+            <m:num>
+              <m:r>
+                <w:rPr>
+                  <w:rFonts w:ascii="Cambria Math" w:eastAsiaTheme="minorEastAsia" w:hAnsi="Cambria Math"/>
+                </w:rPr>
+                <m:t>cash and bank +marketable securities</m:t>
+              </m:r>
+            </m:num>
+            <m:den>
+              <m:r>
+                <w:rPr>
+                  <w:rFonts w:ascii="Cambria Math" w:eastAsiaTheme="minorEastAsia" w:hAnsi="Cambria Math"/>
+                </w:rPr>
+                <m:t>current liabilites</m:t>
+              </m:r>
+            </m:den>
+          </m:f>
+          <m:r>
+            <w:rPr>
+              <w:rFonts w:ascii="Cambria Math" w:eastAsiaTheme="minorEastAsia" w:hAnsi="Cambria Math"/>
+            </w:rPr>
+            <w:br/>
+          </m:r>
+        </m:oMath>
+      </m:oMathPara>
+      <w:r>
+        <w:rPr>
+          <w:rFonts w:eastAsiaTheme="minorEastAsia"/>
+        </w:rPr>
+        <w:t>an id</w:t>
+      </w:r>
+      <w:proofErr w:type="spellStart"/>
+      <w:r>
+        <w:rPr>
+          <w:rFonts w:eastAsiaTheme="minorEastAsia"/>
+        </w:rPr>
+        <w:t>eal</w:t>
+      </w:r>
+      <w:proofErr w:type="spellEnd"/>
+      <w:r>
+        <w:rPr>
+          <w:rFonts w:eastAsiaTheme="minorEastAsia"/>
+        </w:rPr>
+        <w:t xml:space="preserve"> cash position ratio is 0.75:1, the ratio is more regress measure of a firm liquidity position </w:t>
+      </w:r>
+    </w:p>
+    <w:p>
+      <w:pPr>
+        <w:rPr>
+          <w:rFonts w:eastAsiaTheme="minorEastAsia"/>
+        </w:rPr>
+      </w:pPr>
     </w:p>
     <w:sectPr>
       <w:pgSz w:w="11906" w:h="16838"/>

--- a/Financial Mathematics/notes.docx
+++ b/Financial Mathematics/notes.docx
@@ -2216,20 +2216,7 @@
           <w:rFonts w:eastAsiaTheme="minorEastAsia"/>
         </w:rPr>
         <w:tab/>
-      </w:r>
-      <w:proofErr w:type="gramStart"/>
-      <w:r>
-        <w:rPr>
-          <w:rFonts w:eastAsiaTheme="minorEastAsia"/>
-        </w:rPr>
-        <w:t>Where</w:t>
-      </w:r>
-      <w:proofErr w:type="gramEnd"/>
-      <w:r>
-        <w:rPr>
-          <w:rFonts w:eastAsiaTheme="minorEastAsia"/>
-        </w:rPr>
-        <w:t xml:space="preserve">, </w:t>
+        <w:t xml:space="preserve">Where, </w:t>
       </w:r>
     </w:p>
     <w:p>
@@ -2889,19 +2876,11 @@
           <w:rFonts w:eastAsiaTheme="minorEastAsia"/>
         </w:rPr>
       </w:pPr>
-      <w:proofErr w:type="gramStart"/>
-      <w:r>
-        <w:rPr>
-          <w:rFonts w:eastAsiaTheme="minorEastAsia"/>
-        </w:rPr>
-        <w:t>Where</w:t>
-      </w:r>
-      <w:proofErr w:type="gramEnd"/>
-      <w:r>
-        <w:rPr>
-          <w:rFonts w:eastAsiaTheme="minorEastAsia"/>
-        </w:rPr>
-        <w:t xml:space="preserve">, </w:t>
+      <w:r>
+        <w:rPr>
+          <w:rFonts w:eastAsiaTheme="minorEastAsia"/>
+        </w:rPr>
+        <w:t xml:space="preserve">Where, </w:t>
       </w:r>
     </w:p>
     <w:p>
@@ -3646,19 +3625,11 @@
           <w:rFonts w:eastAsiaTheme="minorEastAsia"/>
         </w:rPr>
       </w:pPr>
-      <w:proofErr w:type="gramStart"/>
-      <w:r>
-        <w:rPr>
-          <w:rFonts w:eastAsiaTheme="minorEastAsia"/>
-        </w:rPr>
-        <w:t>Where</w:t>
-      </w:r>
-      <w:proofErr w:type="gramEnd"/>
-      <w:r>
-        <w:rPr>
-          <w:rFonts w:eastAsiaTheme="minorEastAsia"/>
-        </w:rPr>
-        <w:t>,</w:t>
+      <w:r>
+        <w:rPr>
+          <w:rFonts w:eastAsiaTheme="minorEastAsia"/>
+        </w:rPr>
+        <w:t>Where,</w:t>
       </w:r>
     </w:p>
     <w:p>
@@ -3845,19 +3816,11 @@
           <w:rFonts w:eastAsiaTheme="minorEastAsia"/>
         </w:rPr>
       </w:pPr>
-      <w:proofErr w:type="gramStart"/>
-      <w:r>
-        <w:rPr>
-          <w:rFonts w:eastAsiaTheme="minorEastAsia"/>
-        </w:rPr>
-        <w:t>Where</w:t>
-      </w:r>
-      <w:proofErr w:type="gramEnd"/>
-      <w:r>
-        <w:rPr>
-          <w:rFonts w:eastAsiaTheme="minorEastAsia"/>
-        </w:rPr>
-        <w:t xml:space="preserve">, </w:t>
+      <w:r>
+        <w:rPr>
+          <w:rFonts w:eastAsiaTheme="minorEastAsia"/>
+        </w:rPr>
+        <w:t xml:space="preserve">Where, </w:t>
       </w:r>
     </w:p>
     <w:p>
@@ -4155,19 +4118,11 @@
           <w:rFonts w:eastAsiaTheme="minorEastAsia"/>
         </w:rPr>
       </w:pPr>
-      <w:proofErr w:type="gramStart"/>
-      <w:r>
-        <w:rPr>
-          <w:rFonts w:eastAsiaTheme="minorEastAsia"/>
-        </w:rPr>
-        <w:t>Where</w:t>
-      </w:r>
-      <w:proofErr w:type="gramEnd"/>
-      <w:r>
-        <w:rPr>
-          <w:rFonts w:eastAsiaTheme="minorEastAsia"/>
-        </w:rPr>
-        <w:t xml:space="preserve">, </w:t>
+      <w:r>
+        <w:rPr>
+          <w:rFonts w:eastAsiaTheme="minorEastAsia"/>
+        </w:rPr>
+        <w:t xml:space="preserve">Where, </w:t>
       </w:r>
     </w:p>
     <w:p>
@@ -8839,21 +8794,7 @@
         <w:rPr>
           <w:rFonts w:eastAsiaTheme="minorEastAsia"/>
         </w:rPr>
-        <w:t xml:space="preserve">Present value of Rs 10,000 receivable after 4 years and the rate of interest at 12%. The PV factor in the PV table (12% column and </w:t>
-      </w:r>
-      <w:proofErr w:type="gramStart"/>
-      <w:r>
-        <w:rPr>
-          <w:rFonts w:eastAsiaTheme="minorEastAsia"/>
-        </w:rPr>
-        <w:t>4 year</w:t>
-      </w:r>
-      <w:proofErr w:type="gramEnd"/>
-      <w:r>
-        <w:rPr>
-          <w:rFonts w:eastAsiaTheme="minorEastAsia"/>
-        </w:rPr>
-        <w:t xml:space="preserve"> row) is 0.635.</w:t>
+        <w:t>Present value of Rs 10,000 receivable after 4 years and the rate of interest at 12%. The PV factor in the PV table (12% column and 4 year row) is 0.635.</w:t>
       </w:r>
     </w:p>
     <w:p>
@@ -10307,21 +10248,7 @@
         <w:rPr>
           <w:lang w:val="en-US"/>
         </w:rPr>
-        <w:t xml:space="preserve">Raja has entered into an agreement that will fetch him Rs. 60000 per annum for next 4 years. He </w:t>
-      </w:r>
-      <w:proofErr w:type="gramStart"/>
-      <w:r>
-        <w:rPr>
-          <w:lang w:val="en-US"/>
-        </w:rPr>
-        <w:t>want</w:t>
-      </w:r>
-      <w:proofErr w:type="gramEnd"/>
-      <w:r>
-        <w:rPr>
-          <w:lang w:val="en-US"/>
-        </w:rPr>
-        <w:t xml:space="preserve"> to know the present value for the future cash inflows at 20% discount rate</w:t>
+        <w:t>Raja has entered into an agreement that will fetch him Rs. 60000 per annum for next 4 years. He want to know the present value for the future cash inflows at 20% discount rate</w:t>
       </w:r>
     </w:p>
     <w:p>
@@ -12229,19 +12156,11 @@
           <w:rFonts w:eastAsiaTheme="minorEastAsia"/>
         </w:rPr>
       </w:pPr>
-      <w:proofErr w:type="gramStart"/>
-      <w:r>
-        <w:rPr>
-          <w:rFonts w:eastAsiaTheme="minorEastAsia"/>
-        </w:rPr>
-        <w:t>Where</w:t>
-      </w:r>
-      <w:proofErr w:type="gramEnd"/>
-      <w:r>
-        <w:rPr>
-          <w:rFonts w:eastAsiaTheme="minorEastAsia"/>
-        </w:rPr>
-        <w:t xml:space="preserve">, </w:t>
+      <w:r>
+        <w:rPr>
+          <w:rFonts w:eastAsiaTheme="minorEastAsia"/>
+        </w:rPr>
+        <w:t xml:space="preserve">Where, </w:t>
       </w:r>
     </w:p>
     <w:p>
@@ -13442,19 +13361,11 @@
           <w:rFonts w:eastAsiaTheme="minorEastAsia"/>
         </w:rPr>
       </w:pPr>
-      <w:proofErr w:type="gramStart"/>
-      <w:r>
-        <w:rPr>
-          <w:rFonts w:eastAsiaTheme="minorEastAsia"/>
-        </w:rPr>
-        <w:t>So</w:t>
-      </w:r>
-      <w:proofErr w:type="gramEnd"/>
-      <w:r>
-        <w:rPr>
-          <w:rFonts w:eastAsiaTheme="minorEastAsia"/>
-        </w:rPr>
-        <w:t xml:space="preserve"> the accumulation factor is </w:t>
+      <w:r>
+        <w:rPr>
+          <w:rFonts w:eastAsiaTheme="minorEastAsia"/>
+        </w:rPr>
+        <w:t>So the accumulation factor is </w:t>
       </w:r>
       <w:r>
         <w:rPr>
@@ -14350,21 +14261,7 @@
         <w:rPr>
           <w:rFonts w:eastAsiaTheme="minorEastAsia"/>
         </w:rPr>
-        <w:t xml:space="preserve"> ltd </w:t>
-      </w:r>
-      <w:proofErr w:type="gramStart"/>
-      <w:r>
-        <w:rPr>
-          <w:rFonts w:eastAsiaTheme="minorEastAsia"/>
-        </w:rPr>
-        <w:t>are</w:t>
-      </w:r>
-      <w:proofErr w:type="gramEnd"/>
-      <w:r>
-        <w:rPr>
-          <w:rFonts w:eastAsiaTheme="minorEastAsia"/>
-        </w:rPr>
-        <w:t xml:space="preserve"> selling for Rs. 50 per share and pays a dividend of Rs 3, what is your expected rate of return if you purchase the security at market price </w:t>
+        <w:t xml:space="preserve"> ltd are selling for Rs. 50 per share and pays a dividend of Rs 3, what is your expected rate of return if you purchase the security at market price </w:t>
       </w:r>
     </w:p>
     <w:p>
@@ -14998,21 +14895,7 @@
         <w:rPr>
           <w:rFonts w:eastAsiaTheme="minorEastAsia"/>
         </w:rPr>
-        <w:t xml:space="preserve">Earnings yield is the amount is adjustable as earnings to the shareholders of each </w:t>
-      </w:r>
-      <w:proofErr w:type="gramStart"/>
-      <w:r>
-        <w:rPr>
-          <w:rFonts w:eastAsiaTheme="minorEastAsia"/>
-        </w:rPr>
-        <w:t>shares</w:t>
-      </w:r>
-      <w:proofErr w:type="gramEnd"/>
-      <w:r>
-        <w:rPr>
-          <w:rFonts w:eastAsiaTheme="minorEastAsia"/>
-        </w:rPr>
-        <w:t xml:space="preserve"> in proportion to the market price of their share.</w:t>
+        <w:t>Earnings yield is the amount is adjustable as earnings to the shareholders of each shares in proportion to the market price of their share.</w:t>
       </w:r>
     </w:p>
     <w:p>
@@ -15660,19 +15543,11 @@
           <w:rFonts w:eastAsiaTheme="minorEastAsia"/>
         </w:rPr>
       </w:pPr>
-      <w:proofErr w:type="gramStart"/>
-      <w:r>
-        <w:rPr>
-          <w:rFonts w:eastAsiaTheme="minorEastAsia"/>
-        </w:rPr>
-        <w:t>Where</w:t>
-      </w:r>
-      <w:proofErr w:type="gramEnd"/>
-      <w:r>
-        <w:rPr>
-          <w:rFonts w:eastAsiaTheme="minorEastAsia"/>
-        </w:rPr>
-        <w:t>,</w:t>
+      <w:r>
+        <w:rPr>
+          <w:rFonts w:eastAsiaTheme="minorEastAsia"/>
+        </w:rPr>
+        <w:t>Where,</w:t>
       </w:r>
     </w:p>
     <w:p>
@@ -16618,23 +16493,7 @@
           <w:rFonts w:eastAsiaTheme="minorEastAsia"/>
           <w:lang w:val="en-US"/>
         </w:rPr>
-        <w:t>= 12</w:t>
-      </w:r>
-      <w:proofErr w:type="gramStart"/>
-      <w:r>
-        <w:rPr>
-          <w:rFonts w:eastAsiaTheme="minorEastAsia"/>
-          <w:lang w:val="en-US"/>
-        </w:rPr>
-        <w:t>/(</w:t>
-      </w:r>
-      <w:proofErr w:type="gramEnd"/>
-      <w:r>
-        <w:rPr>
-          <w:rFonts w:eastAsiaTheme="minorEastAsia"/>
-          <w:lang w:val="en-US"/>
-        </w:rPr>
-        <w:t>0.16-0.03) = 92.30</w:t>
+        <w:t>= 12/(0.16-0.03) = 92.30</w:t>
       </w:r>
     </w:p>
     <w:p>
@@ -17298,23 +17157,7 @@
           <w:rFonts w:eastAsiaTheme="minorEastAsia"/>
           <w:lang w:val="en-US"/>
         </w:rPr>
-        <w:t xml:space="preserve"> to distribute 60% its earning and to retain to reinvest the remaining 40% of the </w:t>
-      </w:r>
-      <w:proofErr w:type="gramStart"/>
-      <w:r>
-        <w:rPr>
-          <w:rFonts w:eastAsiaTheme="minorEastAsia"/>
-          <w:lang w:val="en-US"/>
-        </w:rPr>
-        <w:t>earnings.&amp;</w:t>
-      </w:r>
-      <w:proofErr w:type="gramEnd"/>
-      <w:r>
-        <w:rPr>
-          <w:rFonts w:eastAsiaTheme="minorEastAsia"/>
-          <w:lang w:val="en-US"/>
-        </w:rPr>
-        <w:t>#x20;</w:t>
+        <w:t xml:space="preserve"> to distribute 60% its earning and to retain to reinvest the remaining 40% of the earnings.&amp;#x20;</w:t>
       </w:r>
     </w:p>
     <w:p>
@@ -17776,19 +17619,11 @@
           <w:rFonts w:eastAsiaTheme="minorEastAsia"/>
         </w:rPr>
       </w:pPr>
-      <w:proofErr w:type="gramStart"/>
-      <w:r>
-        <w:rPr>
-          <w:rFonts w:eastAsiaTheme="minorEastAsia"/>
-        </w:rPr>
-        <w:t>Where</w:t>
-      </w:r>
-      <w:proofErr w:type="gramEnd"/>
-      <w:r>
-        <w:rPr>
-          <w:rFonts w:eastAsiaTheme="minorEastAsia"/>
-        </w:rPr>
-        <w:t>,</w:t>
+      <w:r>
+        <w:rPr>
+          <w:rFonts w:eastAsiaTheme="minorEastAsia"/>
+        </w:rPr>
+        <w:t>Where,</w:t>
       </w:r>
     </w:p>
     <w:p>
@@ -20210,7 +20045,6 @@
         <w:t xml:space="preserve">Theories of relevance – a. </w:t>
       </w:r>
       <w:proofErr w:type="spellStart"/>
-      <w:proofErr w:type="gramStart"/>
       <w:r>
         <w:rPr>
           <w:lang w:val="en-US"/>
@@ -20222,14 +20056,7 @@
         <w:rPr>
           <w:lang w:val="en-US"/>
         </w:rPr>
-        <w:t xml:space="preserve"> ;</w:t>
-      </w:r>
-      <w:proofErr w:type="gramEnd"/>
-      <w:r>
-        <w:rPr>
-          <w:lang w:val="en-US"/>
-        </w:rPr>
-        <w:t xml:space="preserve"> b. </w:t>
+        <w:t xml:space="preserve"> ; b. </w:t>
       </w:r>
       <w:proofErr w:type="spellStart"/>
       <w:r>
@@ -20433,7 +20260,6 @@
         <w:t xml:space="preserve">the return on the </w:t>
       </w:r>
       <w:proofErr w:type="spellStart"/>
-      <w:proofErr w:type="gramStart"/>
       <w:r>
         <w:rPr>
           <w:lang w:val="en-US"/>
@@ -20441,7 +20267,6 @@
         <w:t>firms</w:t>
       </w:r>
       <w:proofErr w:type="spellEnd"/>
-      <w:proofErr w:type="gramEnd"/>
       <w:r>
         <w:rPr>
           <w:lang w:val="en-US"/>
@@ -20559,21 +20384,7 @@
         <w:rPr>
           <w:lang w:val="en-US"/>
         </w:rPr>
-        <w:t xml:space="preserve">Normal firm – </w:t>
-      </w:r>
-      <w:proofErr w:type="gramStart"/>
-      <w:r>
-        <w:rPr>
-          <w:lang w:val="en-US"/>
-        </w:rPr>
-        <w:t>firms</w:t>
-      </w:r>
-      <w:proofErr w:type="gramEnd"/>
-      <w:r>
-        <w:rPr>
-          <w:lang w:val="en-US"/>
-        </w:rPr>
-        <w:t xml:space="preserve"> internal rate of return is equal to cost of capital (shareholders are indifferent between retention and distribution of earnings)</w:t>
+        <w:t>Normal firm – firms internal rate of return is equal to cost of capital (shareholders are indifferent between retention and distribution of earnings)</w:t>
       </w:r>
     </w:p>
     <w:p>
@@ -23819,23 +23630,7 @@
           <w:rFonts w:eastAsiaTheme="minorEastAsia"/>
           <w:iCs/>
         </w:rPr>
-        <w:t xml:space="preserve">The firm is a declining firm (r &gt; k). MPS is </w:t>
-      </w:r>
-      <w:proofErr w:type="gramStart"/>
-      <w:r>
-        <w:rPr>
-          <w:rFonts w:eastAsiaTheme="minorEastAsia"/>
-          <w:iCs/>
-        </w:rPr>
-        <w:t>the highest</w:t>
-      </w:r>
-      <w:proofErr w:type="gramEnd"/>
-      <w:r>
-        <w:rPr>
-          <w:rFonts w:eastAsiaTheme="minorEastAsia"/>
-          <w:iCs/>
-        </w:rPr>
-        <w:t xml:space="preserve"> than the payout ratio is 100%. Hence, the ideal payout ratio for the company is 100%.</w:t>
+        <w:t>The firm is a declining firm (r &gt; k). MPS is the highest than the payout ratio is 100%. Hence, the ideal payout ratio for the company is 100%.</w:t>
       </w:r>
       <w:r>
         <w:rPr>
@@ -24376,19 +24171,11 @@
           <w:rFonts w:eastAsiaTheme="minorEastAsia"/>
         </w:rPr>
       </w:pPr>
-      <w:proofErr w:type="gramStart"/>
-      <w:r>
-        <w:rPr>
-          <w:rFonts w:eastAsiaTheme="minorEastAsia"/>
-        </w:rPr>
-        <w:t>Where</w:t>
-      </w:r>
-      <w:proofErr w:type="gramEnd"/>
-      <w:r>
-        <w:rPr>
-          <w:rFonts w:eastAsiaTheme="minorEastAsia"/>
-        </w:rPr>
-        <w:t xml:space="preserve">, </w:t>
+      <w:r>
+        <w:rPr>
+          <w:rFonts w:eastAsiaTheme="minorEastAsia"/>
+        </w:rPr>
+        <w:t xml:space="preserve">Where, </w:t>
       </w:r>
     </w:p>
     <w:p>
@@ -27398,21 +27185,7 @@
         <w:rPr>
           <w:rFonts w:eastAsiaTheme="minorEastAsia"/>
         </w:rPr>
-        <w:t xml:space="preserve">Yield to call (YTC): of a bond measures annualised return an investor receives if they buy the bond and hold it until the company’s call, it </w:t>
-      </w:r>
-      <w:proofErr w:type="gramStart"/>
-      <w:r>
-        <w:rPr>
-          <w:rFonts w:eastAsiaTheme="minorEastAsia"/>
-        </w:rPr>
-        <w:t>buy</w:t>
-      </w:r>
-      <w:proofErr w:type="gramEnd"/>
-      <w:r>
-        <w:rPr>
-          <w:rFonts w:eastAsiaTheme="minorEastAsia"/>
-        </w:rPr>
-        <w:t xml:space="preserve"> repaying the bond yearly with a penalty attached. </w:t>
+        <w:t xml:space="preserve">Yield to call (YTC): of a bond measures annualised return an investor receives if they buy the bond and hold it until the company’s call, it buy repaying the bond yearly with a penalty attached. </w:t>
       </w:r>
     </w:p>
     <w:p>
@@ -27650,21 +27423,7 @@
         <w:rPr>
           <w:rFonts w:eastAsiaTheme="minorEastAsia"/>
         </w:rPr>
-        <w:t xml:space="preserve">Amortization is the process of repaying  a loan over a time through equal instalments, each payment covers interest and </w:t>
-      </w:r>
-      <w:proofErr w:type="gramStart"/>
-      <w:r>
-        <w:rPr>
-          <w:rFonts w:eastAsiaTheme="minorEastAsia"/>
-        </w:rPr>
-        <w:t>principle</w:t>
-      </w:r>
-      <w:proofErr w:type="gramEnd"/>
-      <w:r>
-        <w:rPr>
-          <w:rFonts w:eastAsiaTheme="minorEastAsia"/>
-        </w:rPr>
-        <w:t>.</w:t>
+        <w:t>Amortization is the process of repaying  a loan over a time through equal instalments, each payment covers interest and principle.</w:t>
       </w:r>
     </w:p>
     <w:p>
@@ -28021,11 +27780,19 @@
           <w:rFonts w:eastAsiaTheme="minorEastAsia"/>
         </w:rPr>
       </w:pPr>
-      <w:r>
-        <w:rPr>
-          <w:rFonts w:eastAsiaTheme="minorEastAsia"/>
-        </w:rPr>
-        <w:t>Earning per share reflected by the market price</w:t>
+      <w:proofErr w:type="spellStart"/>
+      <w:r>
+        <w:rPr>
+          <w:rFonts w:eastAsiaTheme="minorEastAsia"/>
+        </w:rPr>
+        <w:t>Earning</w:t>
+      </w:r>
+      <w:proofErr w:type="spellEnd"/>
+      <w:r>
+        <w:rPr>
+          <w:rFonts w:eastAsiaTheme="minorEastAsia"/>
+        </w:rPr>
+        <w:t xml:space="preserve"> per share reflected by the market price</w:t>
       </w:r>
     </w:p>
     <w:p>
@@ -29119,33 +28886,11 @@
           <w:rFonts w:eastAsiaTheme="minorEastAsia"/>
         </w:rPr>
       </w:pPr>
-      <w:proofErr w:type="gramStart"/>
-      <w:r>
-        <w:rPr>
-          <w:rFonts w:eastAsiaTheme="minorEastAsia"/>
-        </w:rPr>
-        <w:t>Debtors</w:t>
-      </w:r>
-      <w:proofErr w:type="gramEnd"/>
-      <w:r>
-        <w:rPr>
-          <w:rFonts w:eastAsiaTheme="minorEastAsia"/>
-        </w:rPr>
-        <w:t xml:space="preserve"> turnover / receivable turnover or </w:t>
-      </w:r>
-      <w:proofErr w:type="gramStart"/>
-      <w:r>
-        <w:rPr>
-          <w:rFonts w:eastAsiaTheme="minorEastAsia"/>
-        </w:rPr>
-        <w:t>debtors</w:t>
-      </w:r>
-      <w:proofErr w:type="gramEnd"/>
-      <w:r>
-        <w:rPr>
-          <w:rFonts w:eastAsiaTheme="minorEastAsia"/>
-        </w:rPr>
-        <w:t xml:space="preserve"> velocity:</w:t>
+      <w:r>
+        <w:rPr>
+          <w:rFonts w:eastAsiaTheme="minorEastAsia"/>
+        </w:rPr>
+        <w:t>Debtors turnover / receivable turnover or debtors velocity:</w:t>
       </w:r>
     </w:p>
     <w:p>
@@ -29163,21 +28908,7 @@
         <w:rPr>
           <w:rFonts w:eastAsiaTheme="minorEastAsia"/>
         </w:rPr>
-        <w:t xml:space="preserve">Measures the numbers of times the receivable </w:t>
-      </w:r>
-      <w:proofErr w:type="gramStart"/>
-      <w:r>
-        <w:rPr>
-          <w:rFonts w:eastAsiaTheme="minorEastAsia"/>
-        </w:rPr>
-        <w:t>are</w:t>
-      </w:r>
-      <w:proofErr w:type="gramEnd"/>
-      <w:r>
-        <w:rPr>
-          <w:rFonts w:eastAsiaTheme="minorEastAsia"/>
-        </w:rPr>
-        <w:t xml:space="preserve"> rotated in a year in terms of sales</w:t>
+        <w:t>Measures the numbers of times the receivable are rotated in a year in terms of sales</w:t>
       </w:r>
     </w:p>
     <w:p>
@@ -31023,21 +30754,7 @@
         <w:rPr>
           <w:rFonts w:eastAsiaTheme="minorEastAsia"/>
         </w:rPr>
-        <w:t xml:space="preserve">conclusion the ideal liquid ratio </w:t>
-      </w:r>
-      <w:proofErr w:type="gramStart"/>
-      <w:r>
-        <w:rPr>
-          <w:rFonts w:eastAsiaTheme="minorEastAsia"/>
-        </w:rPr>
-        <w:t>are</w:t>
-      </w:r>
-      <w:proofErr w:type="gramEnd"/>
-      <w:r>
-        <w:rPr>
-          <w:rFonts w:eastAsiaTheme="minorEastAsia"/>
-        </w:rPr>
-        <w:t xml:space="preserve"> generally </w:t>
+        <w:t xml:space="preserve">conclusion the ideal liquid ratio are generally </w:t>
       </w:r>
       <w:proofErr w:type="spellStart"/>
       <w:r>
@@ -31115,6 +30832,9 @@
             </m:den>
           </m:f>
           <m:r>
+            <m:rPr>
+              <m:sty m:val="p"/>
+            </m:rPr>
             <w:rPr>
               <w:rFonts w:ascii="Cambria Math" w:eastAsiaTheme="minorEastAsia" w:hAnsi="Cambria Math"/>
             </w:rPr>
@@ -31126,21 +30846,2670 @@
         <w:rPr>
           <w:rFonts w:eastAsiaTheme="minorEastAsia"/>
         </w:rPr>
-        <w:t>an id</w:t>
-      </w:r>
+        <w:t xml:space="preserve">an ideal cash position ratio is 0.75:1, the ratio is more regress measure of a firm liquidity position </w:t>
+      </w:r>
+    </w:p>
+    <w:p>
+      <w:pPr>
+        <w:rPr>
+          <w:rFonts w:eastAsiaTheme="minorEastAsia"/>
+        </w:rPr>
+      </w:pPr>
+    </w:p>
+    <w:p>
+      <w:pPr>
+        <w:rPr>
+          <w:rFonts w:eastAsiaTheme="minorEastAsia"/>
+        </w:rPr>
+      </w:pPr>
+      <w:r>
+        <w:rPr>
+          <w:rFonts w:eastAsiaTheme="minorEastAsia"/>
+        </w:rPr>
+        <w:t>20/10/2026</w:t>
+      </w:r>
+    </w:p>
+    <w:p>
+      <w:pPr>
+        <w:rPr>
+          <w:rFonts w:eastAsiaTheme="minorEastAsia"/>
+        </w:rPr>
+      </w:pPr>
+      <w:r>
+        <w:rPr>
+          <w:rFonts w:eastAsiaTheme="minorEastAsia"/>
+        </w:rPr>
+        <w:t>FUND FLOW</w:t>
+      </w:r>
+      <w:r>
+        <w:rPr>
+          <w:rFonts w:eastAsiaTheme="minorEastAsia"/>
+        </w:rPr>
+        <w:br/>
+      </w:r>
+      <w:r>
+        <w:rPr>
+          <w:rFonts w:eastAsiaTheme="minorEastAsia"/>
+        </w:rPr>
+        <w:br/>
+        <w:t>Fund: cash and cash near items (total resources)</w:t>
+      </w:r>
+    </w:p>
+    <w:p>
+      <w:pPr>
+        <w:rPr>
+          <w:rFonts w:eastAsiaTheme="minorEastAsia"/>
+        </w:rPr>
+      </w:pPr>
+      <w:r>
+        <w:rPr>
+          <w:rFonts w:eastAsiaTheme="minorEastAsia"/>
+        </w:rPr>
+        <w:t>Under financial analysis fund is 3 different statements:</w:t>
+      </w:r>
+    </w:p>
+    <w:p>
+      <w:pPr>
+        <w:pStyle w:val="ListParagraph"/>
+        <w:numPr>
+          <w:ilvl w:val="0"/>
+          <w:numId w:val="62"/>
+        </w:numPr>
+        <w:rPr>
+          <w:rFonts w:eastAsiaTheme="minorEastAsia"/>
+        </w:rPr>
+      </w:pPr>
+      <w:r>
+        <w:rPr>
+          <w:rFonts w:eastAsiaTheme="minorEastAsia"/>
+        </w:rPr>
+        <w:t xml:space="preserve">Statement of changes in financial position </w:t>
+      </w:r>
+    </w:p>
+    <w:p>
+      <w:pPr>
+        <w:pStyle w:val="ListParagraph"/>
+        <w:numPr>
+          <w:ilvl w:val="0"/>
+          <w:numId w:val="62"/>
+        </w:numPr>
+        <w:rPr>
+          <w:rFonts w:eastAsiaTheme="minorEastAsia"/>
+        </w:rPr>
+      </w:pPr>
+      <w:r>
+        <w:rPr>
+          <w:rFonts w:eastAsiaTheme="minorEastAsia"/>
+        </w:rPr>
+        <w:t xml:space="preserve">Cash flow statement </w:t>
+      </w:r>
+    </w:p>
+    <w:p>
+      <w:pPr>
+        <w:pStyle w:val="ListParagraph"/>
+        <w:numPr>
+          <w:ilvl w:val="0"/>
+          <w:numId w:val="62"/>
+        </w:numPr>
+        <w:rPr>
+          <w:rFonts w:eastAsiaTheme="minorEastAsia"/>
+        </w:rPr>
+      </w:pPr>
+      <w:r>
+        <w:rPr>
+          <w:rFonts w:eastAsiaTheme="minorEastAsia"/>
+        </w:rPr>
+        <w:t xml:space="preserve">Fund flow statement </w:t>
+      </w:r>
+    </w:p>
+    <w:p>
+      <w:pPr>
+        <w:rPr>
+          <w:rFonts w:eastAsiaTheme="minorEastAsia"/>
+        </w:rPr>
+      </w:pPr>
+      <w:r>
+        <w:rPr>
+          <w:rFonts w:eastAsiaTheme="minorEastAsia"/>
+        </w:rPr>
+        <w:t>Fund flow statement: is nothing but based on working capital concept</w:t>
+      </w:r>
+    </w:p>
+    <w:p>
+      <w:pPr>
+        <w:rPr>
+          <w:rFonts w:eastAsiaTheme="minorEastAsia"/>
+        </w:rPr>
+      </w:pPr>
+      <w:r>
+        <w:rPr>
+          <w:rFonts w:eastAsiaTheme="minorEastAsia"/>
+        </w:rPr>
+        <w:t>Preparation of fund flow statement:</w:t>
+      </w:r>
+    </w:p>
+    <w:p>
+      <w:pPr>
+        <w:pStyle w:val="ListParagraph"/>
+        <w:numPr>
+          <w:ilvl w:val="0"/>
+          <w:numId w:val="63"/>
+        </w:numPr>
+        <w:rPr>
+          <w:rFonts w:eastAsiaTheme="minorEastAsia"/>
+        </w:rPr>
+      </w:pPr>
+      <w:r>
+        <w:rPr>
+          <w:rFonts w:eastAsiaTheme="minorEastAsia"/>
+        </w:rPr>
+        <w:t>The following principles of preparation of working capital statement:</w:t>
+      </w:r>
+    </w:p>
+    <w:p>
+      <w:pPr>
+        <w:pStyle w:val="ListParagraph"/>
+        <w:numPr>
+          <w:ilvl w:val="1"/>
+          <w:numId w:val="63"/>
+        </w:numPr>
+        <w:rPr>
+          <w:rFonts w:eastAsiaTheme="minorEastAsia"/>
+        </w:rPr>
+      </w:pPr>
+      <w:r>
+        <w:rPr>
+          <w:rFonts w:eastAsiaTheme="minorEastAsia"/>
+        </w:rPr>
+        <w:lastRenderedPageBreak/>
+        <w:t>Increase in current assets – increase in working capital</w:t>
+      </w:r>
+    </w:p>
+    <w:p>
+      <w:pPr>
+        <w:pStyle w:val="ListParagraph"/>
+        <w:numPr>
+          <w:ilvl w:val="1"/>
+          <w:numId w:val="63"/>
+        </w:numPr>
+        <w:rPr>
+          <w:rFonts w:eastAsiaTheme="minorEastAsia"/>
+        </w:rPr>
+      </w:pPr>
+      <w:r>
+        <w:rPr>
+          <w:rFonts w:eastAsiaTheme="minorEastAsia"/>
+        </w:rPr>
+        <w:t>Decrease in current assets – decrease in working capital</w:t>
+      </w:r>
+    </w:p>
+    <w:p>
+      <w:pPr>
+        <w:pStyle w:val="ListParagraph"/>
+        <w:numPr>
+          <w:ilvl w:val="1"/>
+          <w:numId w:val="63"/>
+        </w:numPr>
+        <w:rPr>
+          <w:rFonts w:eastAsiaTheme="minorEastAsia"/>
+        </w:rPr>
+      </w:pPr>
+      <w:r>
+        <w:rPr>
+          <w:rFonts w:eastAsiaTheme="minorEastAsia"/>
+        </w:rPr>
+        <w:t>Decrease in current liability – increase in working capital</w:t>
+      </w:r>
+    </w:p>
+    <w:p>
+      <w:pPr>
+        <w:pStyle w:val="ListParagraph"/>
+        <w:numPr>
+          <w:ilvl w:val="1"/>
+          <w:numId w:val="63"/>
+        </w:numPr>
+        <w:rPr>
+          <w:rFonts w:eastAsiaTheme="minorEastAsia"/>
+        </w:rPr>
+      </w:pPr>
+      <w:r>
+        <w:rPr>
+          <w:rFonts w:eastAsiaTheme="minorEastAsia"/>
+        </w:rPr>
+        <w:t>Increase in current liability – decrease in working capital</w:t>
+      </w:r>
+    </w:p>
+    <w:p>
+      <w:pPr>
+        <w:rPr>
+          <w:rFonts w:eastAsiaTheme="minorEastAsia"/>
+        </w:rPr>
+      </w:pPr>
+      <w:r>
+        <w:rPr>
+          <w:rFonts w:eastAsiaTheme="minorEastAsia"/>
+        </w:rPr>
+        <w:t xml:space="preserve">Q. </w:t>
+      </w:r>
+    </w:p>
+    <w:p>
+      <w:pPr>
+        <w:rPr>
+          <w:rFonts w:eastAsiaTheme="minorEastAsia"/>
+        </w:rPr>
+      </w:pPr>
+      <w:r>
+        <w:rPr>
+          <w:noProof/>
+        </w:rPr>
+        <w:drawing>
+          <wp:inline distT="0" distB="0" distL="0" distR="0" wp14:anchorId="3F06417D" wp14:editId="1B760114">
+            <wp:extent cx="5731510" cy="3809365"/>
+            <wp:effectExtent l="0" t="0" r="2540" b="635"/>
+            <wp:docPr id="378197056" name="Picture 1"/>
+            <wp:cNvGraphicFramePr>
+              <a:graphicFrameLocks xmlns:a="http://schemas.openxmlformats.org/drawingml/2006/main" noChangeAspect="1"/>
+            </wp:cNvGraphicFramePr>
+            <a:graphic xmlns:a="http://schemas.openxmlformats.org/drawingml/2006/main">
+              <a:graphicData uri="http://schemas.openxmlformats.org/drawingml/2006/picture">
+                <pic:pic xmlns:pic="http://schemas.openxmlformats.org/drawingml/2006/picture">
+                  <pic:nvPicPr>
+                    <pic:cNvPr id="0" name="Picture 1"/>
+                    <pic:cNvPicPr>
+                      <a:picLocks noChangeAspect="1" noChangeArrowheads="1"/>
+                    </pic:cNvPicPr>
+                  </pic:nvPicPr>
+                  <pic:blipFill>
+                    <a:blip r:embed="rId18">
+                      <a:extLst>
+                        <a:ext uri="{28A0092B-C50C-407E-A947-70E740481C1C}">
+                          <a14:useLocalDpi xmlns:a14="http://schemas.microsoft.com/office/drawing/2010/main" val="0"/>
+                        </a:ext>
+                      </a:extLst>
+                    </a:blip>
+                    <a:srcRect/>
+                    <a:stretch>
+                      <a:fillRect/>
+                    </a:stretch>
+                  </pic:blipFill>
+                  <pic:spPr bwMode="auto">
+                    <a:xfrm>
+                      <a:off x="0" y="0"/>
+                      <a:ext cx="5731510" cy="3809365"/>
+                    </a:xfrm>
+                    <a:prstGeom prst="rect">
+                      <a:avLst/>
+                    </a:prstGeom>
+                    <a:noFill/>
+                    <a:ln>
+                      <a:noFill/>
+                    </a:ln>
+                  </pic:spPr>
+                </pic:pic>
+              </a:graphicData>
+            </a:graphic>
+          </wp:inline>
+        </w:drawing>
+      </w:r>
+    </w:p>
+    <w:p>
+      <w:pPr>
+        <w:rPr>
+          <w:lang w:val="en-US"/>
+        </w:rPr>
+      </w:pPr>
+      <w:r>
+        <w:rPr>
+          <w:lang w:val="en-US"/>
+        </w:rPr>
+        <w:t>Cash Flow Statement</w:t>
+      </w:r>
+    </w:p>
+    <w:p>
+      <w:pPr>
+        <w:rPr>
+          <w:lang w:val="en-US"/>
+        </w:rPr>
+      </w:pPr>
+    </w:p>
+    <w:p>
+      <w:pPr>
+        <w:pStyle w:val="ListParagraph"/>
+        <w:numPr>
+          <w:ilvl w:val="0"/>
+          <w:numId w:val="64"/>
+        </w:numPr>
+        <w:rPr>
+          <w:lang w:val="en-US"/>
+        </w:rPr>
+      </w:pPr>
+      <w:r>
+        <w:rPr>
+          <w:lang w:val="en-US"/>
+        </w:rPr>
+        <w:t>Cash inflows and outflows – cash receipts and cash payments</w:t>
+      </w:r>
+    </w:p>
+    <w:p>
+      <w:pPr>
+        <w:pStyle w:val="ListParagraph"/>
+        <w:numPr>
+          <w:ilvl w:val="0"/>
+          <w:numId w:val="64"/>
+        </w:numPr>
+        <w:rPr>
+          <w:lang w:val="en-US"/>
+        </w:rPr>
+      </w:pPr>
+      <w:r>
+        <w:rPr>
+          <w:lang w:val="en-US"/>
+        </w:rPr>
+        <w:t xml:space="preserve">Cash flow statements portrays the change in the cash position between two accounting period. </w:t>
+      </w:r>
+    </w:p>
+    <w:p>
+      <w:pPr>
+        <w:rPr>
+          <w:lang w:val="en-US"/>
+        </w:rPr>
+      </w:pPr>
+    </w:p>
+    <w:p>
+      <w:pPr>
+        <w:rPr>
+          <w:lang w:val="en-US"/>
+        </w:rPr>
+      </w:pPr>
+      <w:r>
+        <w:rPr>
+          <w:lang w:val="en-US"/>
+        </w:rPr>
+        <w:t>Principles of cash flow statement</w:t>
+      </w:r>
+    </w:p>
+    <w:p>
+      <w:pPr>
+        <w:pStyle w:val="ListParagraph"/>
+        <w:numPr>
+          <w:ilvl w:val="0"/>
+          <w:numId w:val="65"/>
+        </w:numPr>
+        <w:rPr>
+          <w:lang w:val="en-US"/>
+        </w:rPr>
+      </w:pPr>
+      <w:r>
+        <w:rPr>
+          <w:lang w:val="en-US"/>
+        </w:rPr>
+        <w:t xml:space="preserve">Increase in current liability – increase cash </w:t>
+      </w:r>
+    </w:p>
+    <w:p>
+      <w:pPr>
+        <w:pStyle w:val="ListParagraph"/>
+        <w:numPr>
+          <w:ilvl w:val="0"/>
+          <w:numId w:val="65"/>
+        </w:numPr>
+        <w:rPr>
+          <w:lang w:val="en-US"/>
+        </w:rPr>
+      </w:pPr>
+      <w:r>
+        <w:rPr>
+          <w:lang w:val="en-US"/>
+        </w:rPr>
+        <w:t>Decrease in current liability – decrease cash</w:t>
+      </w:r>
+    </w:p>
+    <w:p>
+      <w:pPr>
+        <w:pStyle w:val="ListParagraph"/>
+        <w:numPr>
+          <w:ilvl w:val="0"/>
+          <w:numId w:val="65"/>
+        </w:numPr>
+        <w:rPr>
+          <w:lang w:val="en-US"/>
+        </w:rPr>
+      </w:pPr>
+      <w:r>
+        <w:rPr>
+          <w:lang w:val="en-US"/>
+        </w:rPr>
+        <w:t>Increase in current asset – decrease cash</w:t>
+      </w:r>
+    </w:p>
+    <w:p>
+      <w:pPr>
+        <w:pStyle w:val="ListParagraph"/>
+        <w:numPr>
+          <w:ilvl w:val="0"/>
+          <w:numId w:val="65"/>
+        </w:numPr>
+        <w:rPr>
+          <w:lang w:val="en-US"/>
+        </w:rPr>
+      </w:pPr>
+      <w:r>
+        <w:rPr>
+          <w:lang w:val="en-US"/>
+        </w:rPr>
+        <w:t xml:space="preserve">Decrease in current asset – increase cash </w:t>
+      </w:r>
+    </w:p>
+    <w:p>
+      <w:pPr>
+        <w:rPr>
+          <w:lang w:val="en-US"/>
+        </w:rPr>
+      </w:pPr>
+    </w:p>
+    <w:p>
+      <w:pPr>
+        <w:rPr>
+          <w:lang w:val="en-US"/>
+        </w:rPr>
+      </w:pPr>
+      <w:r>
+        <w:rPr>
+          <w:lang w:val="en-US"/>
+        </w:rPr>
+        <w:t>Q.</w:t>
+      </w:r>
+    </w:p>
+    <w:p>
+      <w:pPr>
+        <w:rPr>
+          <w:lang w:val="en-US"/>
+        </w:rPr>
+      </w:pPr>
+      <w:r>
+        <w:rPr>
+          <w:noProof/>
+          <w:lang w:val="en-US"/>
+        </w:rPr>
+        <w:lastRenderedPageBreak/>
+        <w:drawing>
+          <wp:inline distT="0" distB="0" distL="0" distR="0" wp14:anchorId="7044F58A" wp14:editId="208C9197">
+            <wp:extent cx="5093208" cy="5239512"/>
+            <wp:effectExtent l="2857" t="0" r="0" b="0"/>
+            <wp:docPr id="1748566728" name="Picture 1"/>
+            <wp:cNvGraphicFramePr>
+              <a:graphicFrameLocks xmlns:a="http://schemas.openxmlformats.org/drawingml/2006/main" noChangeAspect="1"/>
+            </wp:cNvGraphicFramePr>
+            <a:graphic xmlns:a="http://schemas.openxmlformats.org/drawingml/2006/main">
+              <a:graphicData uri="http://schemas.openxmlformats.org/drawingml/2006/picture">
+                <pic:pic xmlns:pic="http://schemas.openxmlformats.org/drawingml/2006/picture">
+                  <pic:nvPicPr>
+                    <pic:cNvPr id="1748566728" name=""/>
+                    <pic:cNvPicPr/>
+                  </pic:nvPicPr>
+                  <pic:blipFill>
+                    <a:blip r:embed="rId19"/>
+                    <a:stretch>
+                      <a:fillRect/>
+                    </a:stretch>
+                  </pic:blipFill>
+                  <pic:spPr>
+                    <a:xfrm rot="5400000">
+                      <a:off x="0" y="0"/>
+                      <a:ext cx="5093208" cy="5239512"/>
+                    </a:xfrm>
+                    <a:prstGeom prst="rect">
+                      <a:avLst/>
+                    </a:prstGeom>
+                  </pic:spPr>
+                </pic:pic>
+              </a:graphicData>
+            </a:graphic>
+          </wp:inline>
+        </w:drawing>
+      </w:r>
+    </w:p>
+    <w:p>
+      <w:pPr>
+        <w:rPr>
+          <w:lang w:val="en-US"/>
+        </w:rPr>
+      </w:pPr>
+      <w:r>
+        <w:rPr>
+          <w:noProof/>
+          <w:lang w:val="en-US"/>
+        </w:rPr>
+        <w:drawing>
+          <wp:inline distT="0" distB="0" distL="0" distR="0" wp14:anchorId="4BBA1B68" wp14:editId="3DBA3E8C">
+            <wp:extent cx="4166870" cy="3252470"/>
+            <wp:effectExtent l="0" t="0" r="5080" b="5080"/>
+            <wp:docPr id="1213743144" name="Picture 2"/>
+            <wp:cNvGraphicFramePr>
+              <a:graphicFrameLocks xmlns:a="http://schemas.openxmlformats.org/drawingml/2006/main" noChangeAspect="1"/>
+            </wp:cNvGraphicFramePr>
+            <a:graphic xmlns:a="http://schemas.openxmlformats.org/drawingml/2006/main">
+              <a:graphicData uri="http://schemas.openxmlformats.org/drawingml/2006/picture">
+                <pic:pic xmlns:pic="http://schemas.openxmlformats.org/drawingml/2006/picture">
+                  <pic:nvPicPr>
+                    <pic:cNvPr id="0" name="Picture 6"/>
+                    <pic:cNvPicPr>
+                      <a:picLocks noChangeAspect="1" noChangeArrowheads="1"/>
+                    </pic:cNvPicPr>
+                  </pic:nvPicPr>
+                  <pic:blipFill>
+                    <a:blip r:embed="rId20">
+                      <a:extLst>
+                        <a:ext uri="{28A0092B-C50C-407E-A947-70E740481C1C}">
+                          <a14:useLocalDpi xmlns:a14="http://schemas.microsoft.com/office/drawing/2010/main" val="0"/>
+                        </a:ext>
+                      </a:extLst>
+                    </a:blip>
+                    <a:srcRect/>
+                    <a:stretch>
+                      <a:fillRect/>
+                    </a:stretch>
+                  </pic:blipFill>
+                  <pic:spPr bwMode="auto">
+                    <a:xfrm>
+                      <a:off x="0" y="0"/>
+                      <a:ext cx="4166870" cy="3252470"/>
+                    </a:xfrm>
+                    <a:prstGeom prst="rect">
+                      <a:avLst/>
+                    </a:prstGeom>
+                    <a:noFill/>
+                    <a:ln>
+                      <a:noFill/>
+                    </a:ln>
+                  </pic:spPr>
+                </pic:pic>
+              </a:graphicData>
+            </a:graphic>
+          </wp:inline>
+        </w:drawing>
+      </w:r>
+    </w:p>
+    <w:p>
+      <w:pPr>
+        <w:rPr>
+          <w:lang w:val="en-US"/>
+        </w:rPr>
+      </w:pPr>
+      <w:r>
+        <w:rPr>
+          <w:lang w:val="en-US"/>
+        </w:rPr>
+        <w:t>Q.</w:t>
+      </w:r>
+    </w:p>
+    <w:p>
+      <w:pPr>
+        <w:rPr>
+          <w:lang w:val="en-US"/>
+        </w:rPr>
+      </w:pPr>
+      <w:r>
+        <w:rPr>
+          <w:noProof/>
+          <w:lang w:val="en-US"/>
+        </w:rPr>
+        <w:lastRenderedPageBreak/>
+        <w:drawing>
+          <wp:inline distT="0" distB="0" distL="0" distR="0" wp14:anchorId="236D86F8" wp14:editId="3BDF9C0E">
+            <wp:extent cx="5731510" cy="4157980"/>
+            <wp:effectExtent l="0" t="0" r="2540" b="0"/>
+            <wp:docPr id="326268124" name="Picture 1"/>
+            <wp:cNvGraphicFramePr>
+              <a:graphicFrameLocks xmlns:a="http://schemas.openxmlformats.org/drawingml/2006/main" noChangeAspect="1"/>
+            </wp:cNvGraphicFramePr>
+            <a:graphic xmlns:a="http://schemas.openxmlformats.org/drawingml/2006/main">
+              <a:graphicData uri="http://schemas.openxmlformats.org/drawingml/2006/picture">
+                <pic:pic xmlns:pic="http://schemas.openxmlformats.org/drawingml/2006/picture">
+                  <pic:nvPicPr>
+                    <pic:cNvPr id="326268124" name=""/>
+                    <pic:cNvPicPr/>
+                  </pic:nvPicPr>
+                  <pic:blipFill>
+                    <a:blip r:embed="rId21"/>
+                    <a:stretch>
+                      <a:fillRect/>
+                    </a:stretch>
+                  </pic:blipFill>
+                  <pic:spPr>
+                    <a:xfrm>
+                      <a:off x="0" y="0"/>
+                      <a:ext cx="5731510" cy="4157980"/>
+                    </a:xfrm>
+                    <a:prstGeom prst="rect">
+                      <a:avLst/>
+                    </a:prstGeom>
+                  </pic:spPr>
+                </pic:pic>
+              </a:graphicData>
+            </a:graphic>
+          </wp:inline>
+        </w:drawing>
+      </w:r>
+    </w:p>
+    <w:p>
+      <w:pPr>
+        <w:rPr>
+          <w:lang w:val="en-US"/>
+        </w:rPr>
+      </w:pPr>
+    </w:p>
+    <w:p>
+      <w:pPr>
+        <w:rPr>
+          <w:lang w:val="en-US"/>
+        </w:rPr>
+      </w:pPr>
+      <w:r>
+        <w:rPr>
+          <w:noProof/>
+          <w:lang w:val="en-US"/>
+        </w:rPr>
+        <w:drawing>
+          <wp:inline distT="0" distB="0" distL="0" distR="0" wp14:anchorId="0C729543" wp14:editId="22D4EC74">
+            <wp:extent cx="3781425" cy="1724025"/>
+            <wp:effectExtent l="0" t="0" r="9525" b="9525"/>
+            <wp:docPr id="616319114" name="Picture 2"/>
+            <wp:cNvGraphicFramePr>
+              <a:graphicFrameLocks xmlns:a="http://schemas.openxmlformats.org/drawingml/2006/main" noChangeAspect="1"/>
+            </wp:cNvGraphicFramePr>
+            <a:graphic xmlns:a="http://schemas.openxmlformats.org/drawingml/2006/main">
+              <a:graphicData uri="http://schemas.openxmlformats.org/drawingml/2006/picture">
+                <pic:pic xmlns:pic="http://schemas.openxmlformats.org/drawingml/2006/picture">
+                  <pic:nvPicPr>
+                    <pic:cNvPr id="0" name="Picture 3"/>
+                    <pic:cNvPicPr>
+                      <a:picLocks noChangeAspect="1" noChangeArrowheads="1"/>
+                    </pic:cNvPicPr>
+                  </pic:nvPicPr>
+                  <pic:blipFill>
+                    <a:blip r:embed="rId22">
+                      <a:extLst>
+                        <a:ext uri="{28A0092B-C50C-407E-A947-70E740481C1C}">
+                          <a14:useLocalDpi xmlns:a14="http://schemas.microsoft.com/office/drawing/2010/main" val="0"/>
+                        </a:ext>
+                      </a:extLst>
+                    </a:blip>
+                    <a:srcRect/>
+                    <a:stretch>
+                      <a:fillRect/>
+                    </a:stretch>
+                  </pic:blipFill>
+                  <pic:spPr bwMode="auto">
+                    <a:xfrm>
+                      <a:off x="0" y="0"/>
+                      <a:ext cx="3781425" cy="1724025"/>
+                    </a:xfrm>
+                    <a:prstGeom prst="rect">
+                      <a:avLst/>
+                    </a:prstGeom>
+                    <a:noFill/>
+                    <a:ln>
+                      <a:noFill/>
+                    </a:ln>
+                  </pic:spPr>
+                </pic:pic>
+              </a:graphicData>
+            </a:graphic>
+          </wp:inline>
+        </w:drawing>
+      </w:r>
+    </w:p>
+    <w:p>
+      <w:pPr>
+        <w:rPr>
+          <w:lang w:val="en-US"/>
+        </w:rPr>
+      </w:pPr>
+      <w:r>
+        <w:rPr>
+          <w:noProof/>
+          <w:lang w:val="en-US"/>
+        </w:rPr>
+        <w:drawing>
+          <wp:inline distT="0" distB="0" distL="0" distR="0" wp14:anchorId="5D7FF20F" wp14:editId="10761413">
+            <wp:extent cx="5731510" cy="900430"/>
+            <wp:effectExtent l="0" t="0" r="2540" b="0"/>
+            <wp:docPr id="524982637" name="Picture 3"/>
+            <wp:cNvGraphicFramePr>
+              <a:graphicFrameLocks xmlns:a="http://schemas.openxmlformats.org/drawingml/2006/main" noChangeAspect="1"/>
+            </wp:cNvGraphicFramePr>
+            <a:graphic xmlns:a="http://schemas.openxmlformats.org/drawingml/2006/main">
+              <a:graphicData uri="http://schemas.openxmlformats.org/drawingml/2006/picture">
+                <pic:pic xmlns:pic="http://schemas.openxmlformats.org/drawingml/2006/picture">
+                  <pic:nvPicPr>
+                    <pic:cNvPr id="0" name="Picture 4"/>
+                    <pic:cNvPicPr>
+                      <a:picLocks noChangeAspect="1" noChangeArrowheads="1"/>
+                    </pic:cNvPicPr>
+                  </pic:nvPicPr>
+                  <pic:blipFill>
+                    <a:blip r:embed="rId23">
+                      <a:extLst>
+                        <a:ext uri="{28A0092B-C50C-407E-A947-70E740481C1C}">
+                          <a14:useLocalDpi xmlns:a14="http://schemas.microsoft.com/office/drawing/2010/main" val="0"/>
+                        </a:ext>
+                      </a:extLst>
+                    </a:blip>
+                    <a:srcRect/>
+                    <a:stretch>
+                      <a:fillRect/>
+                    </a:stretch>
+                  </pic:blipFill>
+                  <pic:spPr bwMode="auto">
+                    <a:xfrm>
+                      <a:off x="0" y="0"/>
+                      <a:ext cx="5731510" cy="900430"/>
+                    </a:xfrm>
+                    <a:prstGeom prst="rect">
+                      <a:avLst/>
+                    </a:prstGeom>
+                    <a:noFill/>
+                    <a:ln>
+                      <a:noFill/>
+                    </a:ln>
+                  </pic:spPr>
+                </pic:pic>
+              </a:graphicData>
+            </a:graphic>
+          </wp:inline>
+        </w:drawing>
+      </w:r>
+    </w:p>
+    <w:p>
+      <w:pPr>
+        <w:rPr>
+          <w:lang w:val="en-US"/>
+        </w:rPr>
+      </w:pPr>
+      <w:r>
+        <w:rPr>
+          <w:noProof/>
+          <w:lang w:val="en-US"/>
+        </w:rPr>
+        <w:lastRenderedPageBreak/>
+        <w:drawing>
+          <wp:inline distT="0" distB="0" distL="0" distR="0" wp14:anchorId="1CECE297" wp14:editId="46BD6B7C">
+            <wp:extent cx="3781425" cy="2676525"/>
+            <wp:effectExtent l="0" t="0" r="9525" b="9525"/>
+            <wp:docPr id="2139309127" name="Picture 4"/>
+            <wp:cNvGraphicFramePr>
+              <a:graphicFrameLocks xmlns:a="http://schemas.openxmlformats.org/drawingml/2006/main" noChangeAspect="1"/>
+            </wp:cNvGraphicFramePr>
+            <a:graphic xmlns:a="http://schemas.openxmlformats.org/drawingml/2006/main">
+              <a:graphicData uri="http://schemas.openxmlformats.org/drawingml/2006/picture">
+                <pic:pic xmlns:pic="http://schemas.openxmlformats.org/drawingml/2006/picture">
+                  <pic:nvPicPr>
+                    <pic:cNvPr id="0" name="Picture 5"/>
+                    <pic:cNvPicPr>
+                      <a:picLocks noChangeAspect="1" noChangeArrowheads="1"/>
+                    </pic:cNvPicPr>
+                  </pic:nvPicPr>
+                  <pic:blipFill>
+                    <a:blip r:embed="rId24">
+                      <a:extLst>
+                        <a:ext uri="{28A0092B-C50C-407E-A947-70E740481C1C}">
+                          <a14:useLocalDpi xmlns:a14="http://schemas.microsoft.com/office/drawing/2010/main" val="0"/>
+                        </a:ext>
+                      </a:extLst>
+                    </a:blip>
+                    <a:srcRect/>
+                    <a:stretch>
+                      <a:fillRect/>
+                    </a:stretch>
+                  </pic:blipFill>
+                  <pic:spPr bwMode="auto">
+                    <a:xfrm>
+                      <a:off x="0" y="0"/>
+                      <a:ext cx="3781425" cy="2676525"/>
+                    </a:xfrm>
+                    <a:prstGeom prst="rect">
+                      <a:avLst/>
+                    </a:prstGeom>
+                    <a:noFill/>
+                    <a:ln>
+                      <a:noFill/>
+                    </a:ln>
+                  </pic:spPr>
+                </pic:pic>
+              </a:graphicData>
+            </a:graphic>
+          </wp:inline>
+        </w:drawing>
+      </w:r>
+    </w:p>
+    <w:p>
+      <w:pPr>
+        <w:rPr>
+          <w:lang w:val="en-US"/>
+        </w:rPr>
+      </w:pPr>
+    </w:p>
+    <w:p>
+      <w:pPr>
+        <w:rPr>
+          <w:lang w:val="en-US"/>
+        </w:rPr>
+      </w:pPr>
+    </w:p>
+    <w:p>
+      <w:pPr>
+        <w:rPr>
+          <w:rFonts w:eastAsiaTheme="minorEastAsia"/>
+        </w:rPr>
+      </w:pPr>
+      <w:r>
+        <w:rPr>
+          <w:rFonts w:eastAsiaTheme="minorEastAsia"/>
+        </w:rPr>
+        <w:t>26/10/2026</w:t>
+      </w:r>
+    </w:p>
+    <w:p>
+      <w:pPr>
+        <w:rPr>
+          <w:rFonts w:eastAsiaTheme="minorEastAsia"/>
+        </w:rPr>
+      </w:pPr>
+    </w:p>
+    <w:p>
+      <w:pPr>
+        <w:rPr>
+          <w:rFonts w:eastAsiaTheme="minorEastAsia"/>
+        </w:rPr>
+      </w:pPr>
+      <w:r>
+        <w:rPr>
+          <w:rFonts w:eastAsiaTheme="minorEastAsia"/>
+        </w:rPr>
+        <w:t>Cost – volume profit analysis</w:t>
+      </w:r>
+    </w:p>
+    <w:p>
+      <w:pPr>
+        <w:pStyle w:val="ListParagraph"/>
+        <w:numPr>
+          <w:ilvl w:val="0"/>
+          <w:numId w:val="66"/>
+        </w:numPr>
+        <w:rPr>
+          <w:rFonts w:eastAsiaTheme="minorEastAsia"/>
+        </w:rPr>
+      </w:pPr>
+      <w:r>
+        <w:rPr>
+          <w:rFonts w:eastAsiaTheme="minorEastAsia"/>
+        </w:rPr>
+        <w:t>Cost – volume profit =&gt; analyse of three variables 1. Cost ; 2. Volume ; 3. Profit</w:t>
+      </w:r>
+    </w:p>
+    <w:p>
+      <w:pPr>
+        <w:pStyle w:val="ListParagraph"/>
+        <w:numPr>
+          <w:ilvl w:val="0"/>
+          <w:numId w:val="66"/>
+        </w:numPr>
+        <w:rPr>
+          <w:rFonts w:eastAsiaTheme="minorEastAsia"/>
+        </w:rPr>
+      </w:pPr>
+      <w:r>
+        <w:rPr>
+          <w:rFonts w:eastAsiaTheme="minorEastAsia"/>
+        </w:rPr>
+        <w:t>Analyse =&gt; variation of cost and volumes and their impact on profit</w:t>
+      </w:r>
+    </w:p>
+    <w:p>
+      <w:pPr>
+        <w:rPr>
+          <w:rFonts w:eastAsiaTheme="minorEastAsia"/>
+        </w:rPr>
+      </w:pPr>
+    </w:p>
+    <w:p>
+      <w:pPr>
+        <w:rPr>
+          <w:rFonts w:eastAsiaTheme="minorEastAsia"/>
+        </w:rPr>
+      </w:pPr>
+      <w:r>
+        <w:rPr>
+          <w:rFonts w:eastAsiaTheme="minorEastAsia"/>
+        </w:rPr>
+        <w:t>Some important  concepts – terms in cost - volume - profit analysis:</w:t>
+      </w:r>
+    </w:p>
+    <w:p>
+      <w:pPr>
+        <w:pStyle w:val="ListParagraph"/>
+        <w:numPr>
+          <w:ilvl w:val="0"/>
+          <w:numId w:val="67"/>
+        </w:numPr>
+        <w:rPr>
+          <w:rFonts w:eastAsiaTheme="minorEastAsia"/>
+        </w:rPr>
+      </w:pPr>
       <w:proofErr w:type="spellStart"/>
       <w:r>
         <w:rPr>
           <w:rFonts w:eastAsiaTheme="minorEastAsia"/>
         </w:rPr>
-        <w:t>eal</w:t>
+        <w:t>Fixexd</w:t>
       </w:r>
       <w:proofErr w:type="spellEnd"/>
       <w:r>
         <w:rPr>
           <w:rFonts w:eastAsiaTheme="minorEastAsia"/>
         </w:rPr>
-        <w:t xml:space="preserve"> cash position ratio is 0.75:1, the ratio is more regress measure of a firm liquidity position </w:t>
+        <w:t xml:space="preserve"> cost / time cost/ period cost: </w:t>
+      </w:r>
+      <w:proofErr w:type="spellStart"/>
+      <w:r>
+        <w:rPr>
+          <w:rFonts w:eastAsiaTheme="minorEastAsia"/>
+        </w:rPr>
+        <w:t>eg.</w:t>
+      </w:r>
+      <w:proofErr w:type="spellEnd"/>
+      <w:r>
+        <w:rPr>
+          <w:rFonts w:eastAsiaTheme="minorEastAsia"/>
+        </w:rPr>
+        <w:t xml:space="preserve"> Office rent, factory rent, mangers salary etc </w:t>
+      </w:r>
+      <w:proofErr w:type="spellStart"/>
+      <w:r>
+        <w:rPr>
+          <w:rFonts w:eastAsiaTheme="minorEastAsia"/>
+        </w:rPr>
+        <w:t>i,e</w:t>
+      </w:r>
+      <w:proofErr w:type="spellEnd"/>
+      <w:r>
+        <w:rPr>
+          <w:rFonts w:eastAsiaTheme="minorEastAsia"/>
+        </w:rPr>
+        <w:t>., fixed overhead</w:t>
+      </w:r>
+    </w:p>
+    <w:p>
+      <w:pPr>
+        <w:pStyle w:val="ListParagraph"/>
+        <w:numPr>
+          <w:ilvl w:val="0"/>
+          <w:numId w:val="67"/>
+        </w:numPr>
+        <w:rPr>
+          <w:rFonts w:eastAsiaTheme="minorEastAsia"/>
+        </w:rPr>
+      </w:pPr>
+      <w:r>
+        <w:rPr>
+          <w:rFonts w:eastAsiaTheme="minorEastAsia"/>
+        </w:rPr>
+        <w:t xml:space="preserve">Variable cost / product cost / marginal cost: </w:t>
+      </w:r>
+      <w:proofErr w:type="spellStart"/>
+      <w:r>
+        <w:rPr>
+          <w:rFonts w:eastAsiaTheme="minorEastAsia"/>
+        </w:rPr>
+        <w:t>eg.</w:t>
+      </w:r>
+      <w:proofErr w:type="spellEnd"/>
+      <w:r>
+        <w:rPr>
+          <w:rFonts w:eastAsiaTheme="minorEastAsia"/>
+        </w:rPr>
+        <w:t xml:space="preserve"> Direct material, direct wages, direct expenses, variable overdraft or expenses</w:t>
+      </w:r>
+    </w:p>
+    <w:p>
+      <w:pPr>
+        <w:pStyle w:val="ListParagraph"/>
+        <w:numPr>
+          <w:ilvl w:val="0"/>
+          <w:numId w:val="67"/>
+        </w:numPr>
+        <w:rPr>
+          <w:rFonts w:eastAsiaTheme="minorEastAsia"/>
+        </w:rPr>
+      </w:pPr>
+      <w:r>
+        <w:rPr>
+          <w:rFonts w:eastAsiaTheme="minorEastAsia"/>
+        </w:rPr>
+        <w:t xml:space="preserve">Contribution: </w:t>
+      </w:r>
+    </w:p>
+    <w:p>
+      <w:pPr>
+        <w:pStyle w:val="ListParagraph"/>
+        <w:numPr>
+          <w:ilvl w:val="1"/>
+          <w:numId w:val="67"/>
+        </w:numPr>
+        <w:rPr>
+          <w:rFonts w:eastAsiaTheme="minorEastAsia"/>
+        </w:rPr>
+      </w:pPr>
+      <w:r>
+        <w:rPr>
+          <w:rFonts w:eastAsiaTheme="minorEastAsia"/>
+        </w:rPr>
+        <w:t>difference between sales and marginal cost/VC/PV</w:t>
+      </w:r>
+    </w:p>
+    <w:p>
+      <w:pPr>
+        <w:pStyle w:val="ListParagraph"/>
+        <w:numPr>
+          <w:ilvl w:val="1"/>
+          <w:numId w:val="67"/>
+        </w:numPr>
+        <w:rPr>
+          <w:rFonts w:eastAsiaTheme="minorEastAsia"/>
+        </w:rPr>
+      </w:pPr>
+      <w:r>
+        <w:rPr>
+          <w:rFonts w:eastAsiaTheme="minorEastAsia"/>
+        </w:rPr>
+        <w:t>contribution towards fixed cost and profit</w:t>
+      </w:r>
+    </w:p>
+    <w:p>
+      <w:pPr>
+        <w:pStyle w:val="ListParagraph"/>
+        <w:numPr>
+          <w:ilvl w:val="1"/>
+          <w:numId w:val="67"/>
+        </w:numPr>
+        <w:rPr>
+          <w:rFonts w:eastAsiaTheme="minorEastAsia"/>
+        </w:rPr>
+      </w:pPr>
+      <w:r>
+        <w:rPr>
+          <w:rFonts w:eastAsiaTheme="minorEastAsia"/>
+        </w:rPr>
+        <w:t>contribution = selling price – marginal cost</w:t>
+      </w:r>
+    </w:p>
+    <w:p>
+      <w:pPr>
+        <w:pStyle w:val="ListParagraph"/>
+        <w:numPr>
+          <w:ilvl w:val="1"/>
+          <w:numId w:val="67"/>
+        </w:numPr>
+        <w:rPr>
+          <w:rFonts w:eastAsiaTheme="minorEastAsia"/>
+        </w:rPr>
+      </w:pPr>
+      <w:r>
+        <w:rPr>
+          <w:rFonts w:eastAsiaTheme="minorEastAsia"/>
+        </w:rPr>
+        <w:t>contribution = fixed expenses + profit</w:t>
+      </w:r>
+    </w:p>
+    <w:p>
+      <w:pPr>
+        <w:pStyle w:val="ListParagraph"/>
+        <w:numPr>
+          <w:ilvl w:val="1"/>
+          <w:numId w:val="67"/>
+        </w:numPr>
+        <w:rPr>
+          <w:rFonts w:eastAsiaTheme="minorEastAsia"/>
+        </w:rPr>
+      </w:pPr>
+      <w:r>
+        <w:rPr>
+          <w:rFonts w:eastAsiaTheme="minorEastAsia"/>
+        </w:rPr>
+        <w:t>contribution – fixed expenses = profit</w:t>
+      </w:r>
+    </w:p>
+    <w:p>
+      <w:pPr>
+        <w:pStyle w:val="ListParagraph"/>
+        <w:numPr>
+          <w:ilvl w:val="0"/>
+          <w:numId w:val="67"/>
+        </w:numPr>
+        <w:rPr>
+          <w:rFonts w:eastAsiaTheme="minorEastAsia"/>
+        </w:rPr>
+      </w:pPr>
+      <w:r>
+        <w:rPr>
+          <w:rFonts w:eastAsiaTheme="minorEastAsia"/>
+        </w:rPr>
+        <w:t xml:space="preserve">contribution to sales </w:t>
+      </w:r>
+      <m:oMath>
+        <m:f>
+          <m:fPr>
+            <m:ctrlPr>
+              <w:rPr>
+                <w:rFonts w:ascii="Cambria Math" w:eastAsiaTheme="minorEastAsia" w:hAnsi="Cambria Math"/>
+                <w:i/>
+              </w:rPr>
+            </m:ctrlPr>
+          </m:fPr>
+          <m:num>
+            <m:r>
+              <w:rPr>
+                <w:rFonts w:ascii="Cambria Math" w:eastAsiaTheme="minorEastAsia" w:hAnsi="Cambria Math"/>
+              </w:rPr>
+              <m:t>C</m:t>
+            </m:r>
+          </m:num>
+          <m:den>
+            <m:r>
+              <w:rPr>
+                <w:rFonts w:ascii="Cambria Math" w:eastAsiaTheme="minorEastAsia" w:hAnsi="Cambria Math"/>
+              </w:rPr>
+              <m:t>S</m:t>
+            </m:r>
+          </m:den>
+        </m:f>
+      </m:oMath>
+      <w:r>
+        <w:rPr>
+          <w:rFonts w:eastAsiaTheme="minorEastAsia"/>
+        </w:rPr>
+        <w:t xml:space="preserve"> P/V (profit volume) ratio</w:t>
+      </w:r>
+    </w:p>
+    <w:p>
+      <w:pPr>
+        <w:pStyle w:val="ListParagraph"/>
+        <w:rPr>
+          <w:rFonts w:eastAsiaTheme="minorEastAsia"/>
+        </w:rPr>
+      </w:pPr>
+      <m:oMathPara>
+        <m:oMath>
+          <m:r>
+            <w:rPr>
+              <w:rFonts w:ascii="Cambria Math" w:eastAsiaTheme="minorEastAsia" w:hAnsi="Cambria Math"/>
+            </w:rPr>
+            <m:t xml:space="preserve">PV Ratio = </m:t>
+          </m:r>
+          <m:f>
+            <m:fPr>
+              <m:ctrlPr>
+                <w:rPr>
+                  <w:rFonts w:ascii="Cambria Math" w:eastAsiaTheme="minorEastAsia" w:hAnsi="Cambria Math"/>
+                  <w:i/>
+                </w:rPr>
+              </m:ctrlPr>
+            </m:fPr>
+            <m:num>
+              <m:r>
+                <w:rPr>
+                  <w:rFonts w:ascii="Cambria Math" w:eastAsiaTheme="minorEastAsia" w:hAnsi="Cambria Math"/>
+                </w:rPr>
+                <m:t>contribution</m:t>
+              </m:r>
+            </m:num>
+            <m:den>
+              <m:r>
+                <w:rPr>
+                  <w:rFonts w:ascii="Cambria Math" w:eastAsiaTheme="minorEastAsia" w:hAnsi="Cambria Math"/>
+                </w:rPr>
+                <m:t>sales</m:t>
+              </m:r>
+            </m:den>
+          </m:f>
+          <m:r>
+            <w:rPr>
+              <w:rFonts w:ascii="Cambria Math" w:eastAsiaTheme="minorEastAsia" w:hAnsi="Cambria Math"/>
+            </w:rPr>
+            <m:t>=</m:t>
+          </m:r>
+          <m:f>
+            <m:fPr>
+              <m:ctrlPr>
+                <w:rPr>
+                  <w:rFonts w:ascii="Cambria Math" w:eastAsiaTheme="minorEastAsia" w:hAnsi="Cambria Math"/>
+                  <w:i/>
+                </w:rPr>
+              </m:ctrlPr>
+            </m:fPr>
+            <m:num>
+              <m:r>
+                <w:rPr>
+                  <w:rFonts w:ascii="Cambria Math" w:eastAsiaTheme="minorEastAsia" w:hAnsi="Cambria Math"/>
+                </w:rPr>
+                <m:t>C</m:t>
+              </m:r>
+            </m:num>
+            <m:den>
+              <m:r>
+                <w:rPr>
+                  <w:rFonts w:ascii="Cambria Math" w:eastAsiaTheme="minorEastAsia" w:hAnsi="Cambria Math"/>
+                </w:rPr>
+                <m:t>S</m:t>
+              </m:r>
+            </m:den>
+          </m:f>
+        </m:oMath>
+      </m:oMathPara>
+    </w:p>
+    <w:p>
+      <w:pPr>
+        <w:pStyle w:val="ListParagraph"/>
+        <w:jc w:val="center"/>
+        <w:rPr>
+          <w:rFonts w:eastAsiaTheme="minorEastAsia"/>
+        </w:rPr>
+      </w:pPr>
+      <w:r>
+        <w:rPr>
+          <w:rFonts w:eastAsiaTheme="minorEastAsia"/>
+        </w:rPr>
+        <w:t>OR</w:t>
+      </w:r>
+    </w:p>
+    <w:p>
+      <w:pPr>
+        <w:pStyle w:val="ListParagraph"/>
+        <w:jc w:val="center"/>
+        <w:rPr>
+          <w:rFonts w:eastAsiaTheme="minorEastAsia"/>
+        </w:rPr>
+      </w:pPr>
+      <m:oMathPara>
+        <m:oMath>
+          <m:f>
+            <m:fPr>
+              <m:ctrlPr>
+                <w:rPr>
+                  <w:rFonts w:ascii="Cambria Math" w:eastAsiaTheme="minorEastAsia" w:hAnsi="Cambria Math"/>
+                  <w:i/>
+                </w:rPr>
+              </m:ctrlPr>
+            </m:fPr>
+            <m:num>
+              <m:r>
+                <w:rPr>
+                  <w:rFonts w:ascii="Cambria Math" w:eastAsiaTheme="minorEastAsia" w:hAnsi="Cambria Math"/>
+                </w:rPr>
+                <m:t>sales - variable cost</m:t>
+              </m:r>
+            </m:num>
+            <m:den>
+              <m:r>
+                <w:rPr>
+                  <w:rFonts w:ascii="Cambria Math" w:eastAsiaTheme="minorEastAsia" w:hAnsi="Cambria Math"/>
+                </w:rPr>
+                <m:t>sales</m:t>
+              </m:r>
+            </m:den>
+          </m:f>
+          <m:r>
+            <w:rPr>
+              <w:rFonts w:ascii="Cambria Math" w:eastAsiaTheme="minorEastAsia" w:hAnsi="Cambria Math"/>
+            </w:rPr>
+            <m:t>=</m:t>
+          </m:r>
+          <m:f>
+            <m:fPr>
+              <m:ctrlPr>
+                <w:rPr>
+                  <w:rFonts w:ascii="Cambria Math" w:eastAsiaTheme="minorEastAsia" w:hAnsi="Cambria Math"/>
+                  <w:i/>
+                </w:rPr>
+              </m:ctrlPr>
+            </m:fPr>
+            <m:num>
+              <m:r>
+                <w:rPr>
+                  <w:rFonts w:ascii="Cambria Math" w:eastAsiaTheme="minorEastAsia" w:hAnsi="Cambria Math"/>
+                </w:rPr>
+                <m:t>S-V</m:t>
+              </m:r>
+            </m:num>
+            <m:den>
+              <m:r>
+                <w:rPr>
+                  <w:rFonts w:ascii="Cambria Math" w:eastAsiaTheme="minorEastAsia" w:hAnsi="Cambria Math"/>
+                </w:rPr>
+                <m:t>S</m:t>
+              </m:r>
+            </m:den>
+          </m:f>
+        </m:oMath>
+      </m:oMathPara>
+    </w:p>
+    <w:p>
+      <w:pPr>
+        <w:pStyle w:val="ListParagraph"/>
+        <w:jc w:val="center"/>
+        <w:rPr>
+          <w:rFonts w:eastAsiaTheme="minorEastAsia"/>
+        </w:rPr>
+      </w:pPr>
+      <w:r>
+        <w:rPr>
+          <w:rFonts w:eastAsiaTheme="minorEastAsia"/>
+        </w:rPr>
+        <w:t>OR</w:t>
+      </w:r>
+    </w:p>
+    <w:p>
+      <w:pPr>
+        <w:pStyle w:val="ListParagraph"/>
+        <w:jc w:val="center"/>
+        <w:rPr>
+          <w:rFonts w:eastAsiaTheme="minorEastAsia"/>
+        </w:rPr>
+      </w:pPr>
+      <m:oMathPara>
+        <m:oMath>
+          <m:f>
+            <m:fPr>
+              <m:ctrlPr>
+                <w:rPr>
+                  <w:rFonts w:ascii="Cambria Math" w:eastAsiaTheme="minorEastAsia" w:hAnsi="Cambria Math"/>
+                  <w:i/>
+                </w:rPr>
+              </m:ctrlPr>
+            </m:fPr>
+            <m:num>
+              <m:r>
+                <w:rPr>
+                  <w:rFonts w:ascii="Cambria Math" w:eastAsiaTheme="minorEastAsia" w:hAnsi="Cambria Math"/>
+                </w:rPr>
+                <m:t>Fixed cost + Profit</m:t>
+              </m:r>
+            </m:num>
+            <m:den>
+              <m:r>
+                <w:rPr>
+                  <w:rFonts w:ascii="Cambria Math" w:eastAsiaTheme="minorEastAsia" w:hAnsi="Cambria Math"/>
+                </w:rPr>
+                <m:t>Sales</m:t>
+              </m:r>
+            </m:den>
+          </m:f>
+          <m:r>
+            <w:rPr>
+              <w:rFonts w:ascii="Cambria Math" w:eastAsiaTheme="minorEastAsia" w:hAnsi="Cambria Math"/>
+            </w:rPr>
+            <m:t>=</m:t>
+          </m:r>
+          <m:f>
+            <m:fPr>
+              <m:ctrlPr>
+                <w:rPr>
+                  <w:rFonts w:ascii="Cambria Math" w:eastAsiaTheme="minorEastAsia" w:hAnsi="Cambria Math"/>
+                  <w:i/>
+                </w:rPr>
+              </m:ctrlPr>
+            </m:fPr>
+            <m:num>
+              <m:r>
+                <w:rPr>
+                  <w:rFonts w:ascii="Cambria Math" w:eastAsiaTheme="minorEastAsia" w:hAnsi="Cambria Math"/>
+                </w:rPr>
+                <m:t>F+P</m:t>
+              </m:r>
+            </m:num>
+            <m:den>
+              <m:r>
+                <w:rPr>
+                  <w:rFonts w:ascii="Cambria Math" w:eastAsiaTheme="minorEastAsia" w:hAnsi="Cambria Math"/>
+                </w:rPr>
+                <m:t>S</m:t>
+              </m:r>
+            </m:den>
+          </m:f>
+        </m:oMath>
+      </m:oMathPara>
+    </w:p>
+    <w:p>
+      <w:pPr>
+        <w:pStyle w:val="ListParagraph"/>
+        <w:jc w:val="center"/>
+        <w:rPr>
+          <w:rFonts w:eastAsiaTheme="minorEastAsia"/>
+        </w:rPr>
+      </w:pPr>
+    </w:p>
+    <w:p>
+      <w:pPr>
+        <w:pStyle w:val="ListParagraph"/>
+        <w:jc w:val="center"/>
+        <w:rPr>
+          <w:rFonts w:eastAsiaTheme="minorEastAsia"/>
+        </w:rPr>
+      </w:pPr>
+    </w:p>
+    <w:p>
+      <w:pPr>
+        <w:pStyle w:val="ListParagraph"/>
+        <w:jc w:val="center"/>
+        <w:rPr>
+          <w:rFonts w:eastAsiaTheme="minorEastAsia"/>
+        </w:rPr>
+      </w:pPr>
+    </w:p>
+    <w:p>
+      <w:pPr>
+        <w:pStyle w:val="ListParagraph"/>
+        <w:jc w:val="center"/>
+        <w:rPr>
+          <w:rFonts w:eastAsiaTheme="minorEastAsia"/>
+        </w:rPr>
+      </w:pPr>
+    </w:p>
+    <w:p>
+      <w:pPr>
+        <w:pStyle w:val="ListParagraph"/>
+        <w:jc w:val="center"/>
+        <w:rPr>
+          <w:rFonts w:eastAsiaTheme="minorEastAsia"/>
+        </w:rPr>
+      </w:pPr>
+    </w:p>
+    <w:p>
+      <w:pPr>
+        <w:rPr>
+          <w:rFonts w:eastAsiaTheme="minorEastAsia"/>
+        </w:rPr>
+      </w:pPr>
+      <w:r>
+        <w:rPr>
+          <w:rFonts w:eastAsiaTheme="minorEastAsia"/>
+        </w:rPr>
+        <w:t>Break Even Point and Break even analysis:</w:t>
+      </w:r>
+    </w:p>
+    <w:p>
+      <w:pPr>
+        <w:pStyle w:val="ListParagraph"/>
+        <w:numPr>
+          <w:ilvl w:val="0"/>
+          <w:numId w:val="69"/>
+        </w:numPr>
+      </w:pPr>
+      <w:r>
+        <w:t xml:space="preserve">Studying the relationship between revenue and cost in relation to sales volume of a business. </w:t>
+      </w:r>
+    </w:p>
+    <w:p>
+      <w:pPr>
+        <w:pStyle w:val="ListParagraph"/>
+        <w:numPr>
+          <w:ilvl w:val="0"/>
+          <w:numId w:val="69"/>
+        </w:numPr>
+      </w:pPr>
+      <w:r>
+        <w:t>Matz Curry and Frank</w:t>
+      </w:r>
+    </w:p>
+    <w:p>
+      <w:pPr>
+        <w:pStyle w:val="ListParagraph"/>
+        <w:numPr>
+          <w:ilvl w:val="0"/>
+          <w:numId w:val="69"/>
+        </w:numPr>
+      </w:pPr>
+      <w:r>
+        <w:t>“A break even analysis determine at what level cost and revenue are in equilibrium”</w:t>
+      </w:r>
+    </w:p>
+    <w:p>
+      <w:pPr>
+        <w:pStyle w:val="ListParagraph"/>
+        <w:numPr>
+          <w:ilvl w:val="0"/>
+          <w:numId w:val="69"/>
+        </w:numPr>
+      </w:pPr>
+      <w:r>
+        <w:t xml:space="preserve">BEP: refers to total sales = total cost </w:t>
+      </w:r>
+    </w:p>
+    <w:p>
+      <w:pPr>
+        <w:pStyle w:val="ListParagraph"/>
+        <w:numPr>
+          <w:ilvl w:val="0"/>
+          <w:numId w:val="69"/>
+        </w:numPr>
+      </w:pPr>
+      <w:r>
+        <w:t xml:space="preserve">BEP also called as no profit no loss point, zero profit zero loss </w:t>
+      </w:r>
+    </w:p>
+    <w:p>
+      <w:r>
+        <w:t xml:space="preserve">Uses or advantages of </w:t>
+      </w:r>
+      <w:proofErr w:type="spellStart"/>
+      <w:r>
+        <w:t>Break even</w:t>
+      </w:r>
+      <w:proofErr w:type="spellEnd"/>
+      <w:r>
+        <w:t xml:space="preserve"> analysis </w:t>
+      </w:r>
+    </w:p>
+    <w:p>
+      <w:r>
+        <w:rPr>
+          <w:noProof/>
+        </w:rPr>
+        <w:drawing>
+          <wp:inline distT="0" distB="0" distL="0" distR="0" wp14:anchorId="40CB6185" wp14:editId="55690FA5">
+            <wp:extent cx="5249008" cy="2667372"/>
+            <wp:effectExtent l="0" t="0" r="8890" b="0"/>
+            <wp:docPr id="799334856" name="Picture 1"/>
+            <wp:cNvGraphicFramePr>
+              <a:graphicFrameLocks xmlns:a="http://schemas.openxmlformats.org/drawingml/2006/main" noChangeAspect="1"/>
+            </wp:cNvGraphicFramePr>
+            <a:graphic xmlns:a="http://schemas.openxmlformats.org/drawingml/2006/main">
+              <a:graphicData uri="http://schemas.openxmlformats.org/drawingml/2006/picture">
+                <pic:pic xmlns:pic="http://schemas.openxmlformats.org/drawingml/2006/picture">
+                  <pic:nvPicPr>
+                    <pic:cNvPr id="799334856" name=""/>
+                    <pic:cNvPicPr/>
+                  </pic:nvPicPr>
+                  <pic:blipFill>
+                    <a:blip r:embed="rId25"/>
+                    <a:stretch>
+                      <a:fillRect/>
+                    </a:stretch>
+                  </pic:blipFill>
+                  <pic:spPr>
+                    <a:xfrm>
+                      <a:off x="0" y="0"/>
+                      <a:ext cx="5249008" cy="2667372"/>
+                    </a:xfrm>
+                    <a:prstGeom prst="rect">
+                      <a:avLst/>
+                    </a:prstGeom>
+                  </pic:spPr>
+                </pic:pic>
+              </a:graphicData>
+            </a:graphic>
+          </wp:inline>
+        </w:drawing>
+      </w:r>
+    </w:p>
+    <w:p>
+      <w:r>
+        <w:t>Limitations of Break Even Analysis:</w:t>
+      </w:r>
+    </w:p>
+    <w:p>
+      <w:r>
+        <w:rPr>
+          <w:noProof/>
+        </w:rPr>
+        <w:lastRenderedPageBreak/>
+        <w:drawing>
+          <wp:inline distT="0" distB="0" distL="0" distR="0" wp14:anchorId="3A8A0F19" wp14:editId="5D7209F9">
+            <wp:extent cx="5563376" cy="3124636"/>
+            <wp:effectExtent l="0" t="0" r="0" b="0"/>
+            <wp:docPr id="1814616258" name="Picture 1"/>
+            <wp:cNvGraphicFramePr>
+              <a:graphicFrameLocks xmlns:a="http://schemas.openxmlformats.org/drawingml/2006/main" noChangeAspect="1"/>
+            </wp:cNvGraphicFramePr>
+            <a:graphic xmlns:a="http://schemas.openxmlformats.org/drawingml/2006/main">
+              <a:graphicData uri="http://schemas.openxmlformats.org/drawingml/2006/picture">
+                <pic:pic xmlns:pic="http://schemas.openxmlformats.org/drawingml/2006/picture">
+                  <pic:nvPicPr>
+                    <pic:cNvPr id="1814616258" name=""/>
+                    <pic:cNvPicPr/>
+                  </pic:nvPicPr>
+                  <pic:blipFill>
+                    <a:blip r:embed="rId26"/>
+                    <a:stretch>
+                      <a:fillRect/>
+                    </a:stretch>
+                  </pic:blipFill>
+                  <pic:spPr>
+                    <a:xfrm>
+                      <a:off x="0" y="0"/>
+                      <a:ext cx="5563376" cy="3124636"/>
+                    </a:xfrm>
+                    <a:prstGeom prst="rect">
+                      <a:avLst/>
+                    </a:prstGeom>
+                  </pic:spPr>
+                </pic:pic>
+              </a:graphicData>
+            </a:graphic>
+          </wp:inline>
+        </w:drawing>
+      </w:r>
+    </w:p>
+    <w:p>
+      <w:r>
+        <w:t>Break even ratio:</w:t>
+      </w:r>
+    </w:p>
+    <w:p>
+      <w:pPr>
+        <w:pStyle w:val="ListParagraph"/>
+        <w:numPr>
+          <w:ilvl w:val="0"/>
+          <w:numId w:val="70"/>
+        </w:numPr>
+      </w:pPr>
+      <w:r>
+        <w:t>Between break even sales and actual sales of a business</w:t>
+      </w:r>
+    </w:p>
+    <w:p>
+      <w:pPr>
+        <w:pStyle w:val="ListParagraph"/>
+        <w:numPr>
+          <w:ilvl w:val="0"/>
+          <w:numId w:val="70"/>
+        </w:numPr>
+      </w:pPr>
+      <w:r>
+        <w:t>Formula:</w:t>
+      </w:r>
+    </w:p>
+    <w:p>
+      <w:pPr>
+        <w:pStyle w:val="ListParagraph"/>
+        <w:rPr>
+          <w:rFonts w:eastAsiaTheme="minorEastAsia"/>
+        </w:rPr>
+      </w:pPr>
+      <m:oMathPara>
+        <m:oMath>
+          <m:r>
+            <w:rPr>
+              <w:rFonts w:ascii="Cambria Math" w:hAnsi="Cambria Math"/>
+            </w:rPr>
+            <m:t xml:space="preserve">Break Even Ratio = </m:t>
+          </m:r>
+          <m:f>
+            <m:fPr>
+              <m:ctrlPr>
+                <w:rPr>
+                  <w:rFonts w:ascii="Cambria Math" w:hAnsi="Cambria Math"/>
+                  <w:i/>
+                </w:rPr>
+              </m:ctrlPr>
+            </m:fPr>
+            <m:num>
+              <m:r>
+                <w:rPr>
+                  <w:rFonts w:ascii="Cambria Math" w:hAnsi="Cambria Math"/>
+                </w:rPr>
+                <m:t>Break Even Sales</m:t>
+              </m:r>
+            </m:num>
+            <m:den>
+              <m:r>
+                <w:rPr>
+                  <w:rFonts w:ascii="Cambria Math" w:hAnsi="Cambria Math"/>
+                </w:rPr>
+                <m:t xml:space="preserve">Actual Sales </m:t>
+              </m:r>
+            </m:den>
+          </m:f>
+          <m:r>
+            <w:rPr>
+              <w:rFonts w:ascii="Cambria Math" w:hAnsi="Cambria Math"/>
+            </w:rPr>
+            <m:t xml:space="preserve"> x 100</m:t>
+          </m:r>
+        </m:oMath>
+      </m:oMathPara>
+    </w:p>
+    <w:p>
+      <w:r>
+        <w:t>Q. A LTD has furnished the following details:</w:t>
+      </w:r>
+    </w:p>
+    <w:p>
+      <w:r>
+        <w:t>Fixed cost Rs. 80000</w:t>
+      </w:r>
+    </w:p>
+    <w:p>
+      <w:r>
+        <w:t>Variable Cost per unit Rs. 4</w:t>
+      </w:r>
+    </w:p>
+    <w:p>
+      <w:r>
+        <w:t>Estimated sales Rs. 200000</w:t>
+      </w:r>
+    </w:p>
+    <w:p>
+      <w:r>
+        <w:t>Selling price per unit Rs. 20</w:t>
+      </w:r>
+    </w:p>
+    <w:p>
+      <w:r>
+        <w:t xml:space="preserve">Prepare a break even chart </w:t>
+      </w:r>
+    </w:p>
+    <w:p>
+      <w:r>
+        <w:t>Sol:</w:t>
+      </w:r>
+    </w:p>
+    <w:p>
+      <w:r>
+        <w:t>Contribution = sales – variable cost = 20 – 4 = Rs. 16</w:t>
+      </w:r>
+    </w:p>
+    <w:p>
+      <w:pPr>
+        <w:rPr>
+          <w:rFonts w:eastAsiaTheme="minorEastAsia"/>
+        </w:rPr>
+      </w:pPr>
+      <w:r>
+        <w:t xml:space="preserve">PV Ratio = </w:t>
+      </w:r>
+      <m:oMath>
+        <m:f>
+          <m:fPr>
+            <m:ctrlPr>
+              <w:rPr>
+                <w:rFonts w:ascii="Cambria Math" w:hAnsi="Cambria Math"/>
+                <w:i/>
+              </w:rPr>
+            </m:ctrlPr>
+          </m:fPr>
+          <m:num>
+            <m:r>
+              <w:rPr>
+                <w:rFonts w:ascii="Cambria Math" w:hAnsi="Cambria Math"/>
+              </w:rPr>
+              <m:t>Contibution</m:t>
+            </m:r>
+          </m:num>
+          <m:den>
+            <m:r>
+              <w:rPr>
+                <w:rFonts w:ascii="Cambria Math" w:hAnsi="Cambria Math"/>
+              </w:rPr>
+              <m:t xml:space="preserve">Sales </m:t>
+            </m:r>
+          </m:den>
+        </m:f>
+        <m:r>
+          <w:rPr>
+            <w:rFonts w:ascii="Cambria Math" w:hAnsi="Cambria Math"/>
+          </w:rPr>
+          <m:t xml:space="preserve"> X 100=</m:t>
+        </m:r>
+        <m:f>
+          <m:fPr>
+            <m:ctrlPr>
+              <w:rPr>
+                <w:rFonts w:ascii="Cambria Math" w:hAnsi="Cambria Math"/>
+                <w:i/>
+              </w:rPr>
+            </m:ctrlPr>
+          </m:fPr>
+          <m:num>
+            <m:r>
+              <w:rPr>
+                <w:rFonts w:ascii="Cambria Math" w:hAnsi="Cambria Math"/>
+              </w:rPr>
+              <m:t>16</m:t>
+            </m:r>
+          </m:num>
+          <m:den>
+            <m:r>
+              <w:rPr>
+                <w:rFonts w:ascii="Cambria Math" w:hAnsi="Cambria Math"/>
+              </w:rPr>
+              <m:t>20</m:t>
+            </m:r>
+          </m:den>
+        </m:f>
+        <m:r>
+          <w:rPr>
+            <w:rFonts w:ascii="Cambria Math" w:hAnsi="Cambria Math"/>
+          </w:rPr>
+          <m:t xml:space="preserve"> x 100</m:t>
+        </m:r>
+        <m:r>
+          <w:rPr>
+            <w:rFonts w:ascii="Cambria Math" w:eastAsiaTheme="minorEastAsia" w:hAnsi="Cambria Math"/>
+          </w:rPr>
+          <m:t xml:space="preserve"> = 80%</m:t>
+        </m:r>
+      </m:oMath>
+    </w:p>
+    <w:p>
+      <w:pPr>
+        <w:rPr>
+          <w:rFonts w:eastAsiaTheme="minorEastAsia"/>
+        </w:rPr>
+      </w:pPr>
+      <w:r>
+        <w:rPr>
+          <w:rFonts w:eastAsiaTheme="minorEastAsia"/>
+        </w:rPr>
+        <w:t xml:space="preserve">Break Even Point = </w:t>
+      </w:r>
+      <m:oMath>
+        <m:f>
+          <m:fPr>
+            <m:ctrlPr>
+              <w:rPr>
+                <w:rFonts w:ascii="Cambria Math" w:eastAsiaTheme="minorEastAsia" w:hAnsi="Cambria Math"/>
+                <w:i/>
+              </w:rPr>
+            </m:ctrlPr>
+          </m:fPr>
+          <m:num>
+            <m:r>
+              <w:rPr>
+                <w:rFonts w:ascii="Cambria Math" w:eastAsiaTheme="minorEastAsia" w:hAnsi="Cambria Math"/>
+              </w:rPr>
+              <m:t>Fixed cost</m:t>
+            </m:r>
+          </m:num>
+          <m:den>
+            <m:r>
+              <w:rPr>
+                <w:rFonts w:ascii="Cambria Math" w:eastAsiaTheme="minorEastAsia" w:hAnsi="Cambria Math"/>
+              </w:rPr>
+              <m:t>contribution per unit</m:t>
+            </m:r>
+          </m:den>
+        </m:f>
+        <m:r>
+          <w:rPr>
+            <w:rFonts w:ascii="Cambria Math" w:eastAsiaTheme="minorEastAsia" w:hAnsi="Cambria Math"/>
+          </w:rPr>
+          <m:t>=</m:t>
+        </m:r>
+        <m:f>
+          <m:fPr>
+            <m:ctrlPr>
+              <w:rPr>
+                <w:rFonts w:ascii="Cambria Math" w:eastAsiaTheme="minorEastAsia" w:hAnsi="Cambria Math"/>
+                <w:i/>
+              </w:rPr>
+            </m:ctrlPr>
+          </m:fPr>
+          <m:num>
+            <m:r>
+              <w:rPr>
+                <w:rFonts w:ascii="Cambria Math" w:eastAsiaTheme="minorEastAsia" w:hAnsi="Cambria Math"/>
+              </w:rPr>
+              <m:t>80000</m:t>
+            </m:r>
+          </m:num>
+          <m:den>
+            <m:r>
+              <w:rPr>
+                <w:rFonts w:ascii="Cambria Math" w:eastAsiaTheme="minorEastAsia" w:hAnsi="Cambria Math"/>
+              </w:rPr>
+              <m:t>16</m:t>
+            </m:r>
+          </m:den>
+        </m:f>
+        <m:r>
+          <w:rPr>
+            <w:rFonts w:ascii="Cambria Math" w:eastAsiaTheme="minorEastAsia" w:hAnsi="Cambria Math"/>
+          </w:rPr>
+          <m:t>=5000 units</m:t>
+        </m:r>
+      </m:oMath>
+    </w:p>
+    <w:p>
+      <w:pPr>
+        <w:rPr>
+          <w:rFonts w:eastAsiaTheme="minorEastAsia"/>
+        </w:rPr>
+      </w:pPr>
+      <w:r>
+        <w:rPr>
+          <w:rFonts w:eastAsiaTheme="minorEastAsia"/>
+        </w:rPr>
+        <w:t xml:space="preserve">Break Even Sales values = </w:t>
+      </w:r>
+      <m:oMath>
+        <m:f>
+          <m:fPr>
+            <m:ctrlPr>
+              <w:rPr>
+                <w:rFonts w:ascii="Cambria Math" w:eastAsiaTheme="minorEastAsia" w:hAnsi="Cambria Math"/>
+                <w:i/>
+              </w:rPr>
+            </m:ctrlPr>
+          </m:fPr>
+          <m:num>
+            <m:r>
+              <w:rPr>
+                <w:rFonts w:ascii="Cambria Math" w:eastAsiaTheme="minorEastAsia" w:hAnsi="Cambria Math"/>
+              </w:rPr>
+              <m:t>FIxed cost</m:t>
+            </m:r>
+          </m:num>
+          <m:den>
+            <m:r>
+              <w:rPr>
+                <w:rFonts w:ascii="Cambria Math" w:eastAsiaTheme="minorEastAsia" w:hAnsi="Cambria Math"/>
+              </w:rPr>
+              <m:t>P/V Ratio</m:t>
+            </m:r>
+          </m:den>
+        </m:f>
+        <m:r>
+          <w:rPr>
+            <w:rFonts w:ascii="Cambria Math" w:eastAsiaTheme="minorEastAsia" w:hAnsi="Cambria Math"/>
+          </w:rPr>
+          <m:t>=</m:t>
+        </m:r>
+        <m:f>
+          <m:fPr>
+            <m:ctrlPr>
+              <w:rPr>
+                <w:rFonts w:ascii="Cambria Math" w:eastAsiaTheme="minorEastAsia" w:hAnsi="Cambria Math"/>
+                <w:i/>
+              </w:rPr>
+            </m:ctrlPr>
+          </m:fPr>
+          <m:num>
+            <m:r>
+              <w:rPr>
+                <w:rFonts w:ascii="Cambria Math" w:eastAsiaTheme="minorEastAsia" w:hAnsi="Cambria Math"/>
+              </w:rPr>
+              <m:t>80,000</m:t>
+            </m:r>
+          </m:num>
+          <m:den>
+            <m:r>
+              <w:rPr>
+                <w:rFonts w:ascii="Cambria Math" w:eastAsiaTheme="minorEastAsia" w:hAnsi="Cambria Math"/>
+              </w:rPr>
+              <m:t>80%</m:t>
+            </m:r>
+          </m:den>
+        </m:f>
+        <m:r>
+          <w:rPr>
+            <w:rFonts w:ascii="Cambria Math" w:eastAsiaTheme="minorEastAsia" w:hAnsi="Cambria Math"/>
+          </w:rPr>
+          <m:t>=100,000</m:t>
+        </m:r>
+      </m:oMath>
+    </w:p>
+    <w:p>
+      <w:pPr>
+        <w:rPr>
+          <w:rFonts w:eastAsiaTheme="minorEastAsia"/>
+        </w:rPr>
+      </w:pPr>
+    </w:p>
+    <w:p>
+      <w:pPr>
+        <w:rPr>
+          <w:rFonts w:eastAsiaTheme="minorEastAsia"/>
+        </w:rPr>
+      </w:pPr>
+      <w:r>
+        <w:rPr>
+          <w:rFonts w:eastAsiaTheme="minorEastAsia"/>
+          <w:noProof/>
+        </w:rPr>
+        <w:lastRenderedPageBreak/>
+        <w:drawing>
+          <wp:inline distT="0" distB="0" distL="0" distR="0" wp14:anchorId="7AF571C4" wp14:editId="351A6404">
+            <wp:extent cx="5731510" cy="5052695"/>
+            <wp:effectExtent l="0" t="0" r="2540" b="0"/>
+            <wp:docPr id="60622207" name="Picture 1"/>
+            <wp:cNvGraphicFramePr>
+              <a:graphicFrameLocks xmlns:a="http://schemas.openxmlformats.org/drawingml/2006/main" noChangeAspect="1"/>
+            </wp:cNvGraphicFramePr>
+            <a:graphic xmlns:a="http://schemas.openxmlformats.org/drawingml/2006/main">
+              <a:graphicData uri="http://schemas.openxmlformats.org/drawingml/2006/picture">
+                <pic:pic xmlns:pic="http://schemas.openxmlformats.org/drawingml/2006/picture">
+                  <pic:nvPicPr>
+                    <pic:cNvPr id="60622207" name=""/>
+                    <pic:cNvPicPr/>
+                  </pic:nvPicPr>
+                  <pic:blipFill>
+                    <a:blip r:embed="rId27"/>
+                    <a:stretch>
+                      <a:fillRect/>
+                    </a:stretch>
+                  </pic:blipFill>
+                  <pic:spPr>
+                    <a:xfrm>
+                      <a:off x="0" y="0"/>
+                      <a:ext cx="5731510" cy="5052695"/>
+                    </a:xfrm>
+                    <a:prstGeom prst="rect">
+                      <a:avLst/>
+                    </a:prstGeom>
+                  </pic:spPr>
+                </pic:pic>
+              </a:graphicData>
+            </a:graphic>
+          </wp:inline>
+        </w:drawing>
+      </w:r>
+    </w:p>
+    <w:p>
+      <w:pPr>
+        <w:rPr>
+          <w:rFonts w:eastAsiaTheme="minorEastAsia"/>
+        </w:rPr>
+      </w:pPr>
+    </w:p>
+    <w:p>
+      <w:pPr>
+        <w:rPr>
+          <w:rFonts w:eastAsiaTheme="minorEastAsia"/>
+        </w:rPr>
+      </w:pPr>
+    </w:p>
+    <w:p>
+      <w:pPr>
+        <w:rPr>
+          <w:rFonts w:eastAsiaTheme="minorEastAsia"/>
+        </w:rPr>
+      </w:pPr>
+    </w:p>
+    <w:p>
+      <w:pPr>
+        <w:rPr>
+          <w:rFonts w:eastAsiaTheme="minorEastAsia"/>
+        </w:rPr>
+      </w:pPr>
+      <w:r>
+        <w:rPr>
+          <w:rFonts w:eastAsiaTheme="minorEastAsia"/>
+        </w:rPr>
+        <w:t xml:space="preserve">Angle of incidence: </w:t>
+      </w:r>
+    </w:p>
+    <w:p>
+      <w:pPr>
+        <w:pStyle w:val="ListParagraph"/>
+        <w:numPr>
+          <w:ilvl w:val="0"/>
+          <w:numId w:val="71"/>
+        </w:numPr>
+        <w:rPr>
+          <w:rFonts w:eastAsiaTheme="minorEastAsia"/>
+        </w:rPr>
+      </w:pPr>
+      <w:r>
+        <w:rPr>
+          <w:rFonts w:eastAsiaTheme="minorEastAsia"/>
+        </w:rPr>
+        <w:t xml:space="preserve">In graphic presentation of marginal cost data </w:t>
+      </w:r>
+      <w:proofErr w:type="spellStart"/>
+      <w:r>
+        <w:rPr>
+          <w:rFonts w:eastAsiaTheme="minorEastAsia"/>
+        </w:rPr>
+        <w:t>i.e</w:t>
+      </w:r>
+      <w:proofErr w:type="spellEnd"/>
+      <w:r>
+        <w:rPr>
+          <w:rFonts w:eastAsiaTheme="minorEastAsia"/>
+        </w:rPr>
+        <w:t xml:space="preserve">, break even chart, the total cost line and sales line cross each other </w:t>
+      </w:r>
+    </w:p>
+    <w:p>
+      <w:pPr>
+        <w:pStyle w:val="ListParagraph"/>
+        <w:numPr>
+          <w:ilvl w:val="0"/>
+          <w:numId w:val="71"/>
+        </w:numPr>
+        <w:rPr>
+          <w:rFonts w:eastAsiaTheme="minorEastAsia"/>
+        </w:rPr>
+      </w:pPr>
+      <w:r>
+        <w:rPr>
+          <w:rFonts w:eastAsiaTheme="minorEastAsia"/>
+        </w:rPr>
+        <w:t>The point of their cross termed ‘</w:t>
+      </w:r>
+      <w:proofErr w:type="spellStart"/>
+      <w:r>
+        <w:rPr>
+          <w:rFonts w:eastAsiaTheme="minorEastAsia"/>
+        </w:rPr>
+        <w:t>break even</w:t>
+      </w:r>
+      <w:proofErr w:type="spellEnd"/>
+      <w:r>
+        <w:rPr>
+          <w:rFonts w:eastAsiaTheme="minorEastAsia"/>
+        </w:rPr>
+        <w:t xml:space="preserve"> point’ angle at which the sales cross the total cost line is called the angle of incidence </w:t>
+      </w:r>
+    </w:p>
+    <w:p>
+      <w:pPr>
+        <w:rPr>
+          <w:rFonts w:eastAsiaTheme="minorEastAsia"/>
+          <w:b/>
+          <w:bCs/>
+        </w:rPr>
+      </w:pPr>
+    </w:p>
+    <w:p>
+      <w:pPr>
+        <w:rPr>
+          <w:rFonts w:eastAsiaTheme="minorEastAsia"/>
+          <w:b/>
+          <w:bCs/>
+        </w:rPr>
+      </w:pPr>
+      <w:r>
+        <w:rPr>
+          <w:rFonts w:eastAsiaTheme="minorEastAsia"/>
+          <w:b/>
+          <w:bCs/>
+        </w:rPr>
+        <w:t>27/10/2026</w:t>
+      </w:r>
+    </w:p>
+    <w:p>
+      <w:pPr>
+        <w:rPr>
+          <w:rFonts w:eastAsiaTheme="minorEastAsia"/>
+        </w:rPr>
+      </w:pPr>
+      <w:r>
+        <w:rPr>
+          <w:rFonts w:eastAsiaTheme="minorEastAsia"/>
+        </w:rPr>
+        <w:t>Contribution break even chart:</w:t>
+      </w:r>
+    </w:p>
+    <w:p>
+      <w:pPr>
+        <w:rPr>
+          <w:rFonts w:eastAsiaTheme="minorEastAsia"/>
+        </w:rPr>
+      </w:pPr>
+      <w:r>
+        <w:rPr>
+          <w:rFonts w:eastAsiaTheme="minorEastAsia"/>
+        </w:rPr>
+        <w:t>From the following data draw contribution break even chart</w:t>
+      </w:r>
+    </w:p>
+    <w:p>
+      <w:pPr>
+        <w:rPr>
+          <w:rFonts w:eastAsiaTheme="minorEastAsia"/>
+        </w:rPr>
+      </w:pPr>
+      <w:r>
+        <w:rPr>
+          <w:rFonts w:eastAsiaTheme="minorEastAsia"/>
+        </w:rPr>
+        <w:lastRenderedPageBreak/>
+        <w:t>Budgeted output: 80,000 units</w:t>
+      </w:r>
+    </w:p>
+    <w:p>
+      <w:pPr>
+        <w:rPr>
+          <w:rFonts w:eastAsiaTheme="minorEastAsia"/>
+        </w:rPr>
+      </w:pPr>
+      <w:r>
+        <w:rPr>
+          <w:rFonts w:eastAsiaTheme="minorEastAsia"/>
+        </w:rPr>
+        <w:t>Fixed expenses: 400,000</w:t>
+      </w:r>
+    </w:p>
+    <w:p>
+      <w:pPr>
+        <w:rPr>
+          <w:rFonts w:eastAsiaTheme="minorEastAsia"/>
+        </w:rPr>
+      </w:pPr>
+      <w:r>
+        <w:rPr>
+          <w:rFonts w:eastAsiaTheme="minorEastAsia"/>
+        </w:rPr>
+        <w:t>Variable expenses: 10 per unit</w:t>
+      </w:r>
+    </w:p>
+    <w:p>
+      <w:pPr>
+        <w:rPr>
+          <w:rFonts w:eastAsiaTheme="minorEastAsia"/>
+        </w:rPr>
+      </w:pPr>
+      <w:r>
+        <w:rPr>
+          <w:rFonts w:eastAsiaTheme="minorEastAsia"/>
+        </w:rPr>
+        <w:t xml:space="preserve">Selling expenses: 20 per unit </w:t>
+      </w:r>
+    </w:p>
+    <w:p>
+      <w:pPr>
+        <w:rPr>
+          <w:rFonts w:eastAsiaTheme="minorEastAsia"/>
+        </w:rPr>
+      </w:pPr>
+    </w:p>
+    <w:p>
+      <w:pPr>
+        <w:rPr>
+          <w:rFonts w:eastAsiaTheme="minorEastAsia"/>
+        </w:rPr>
+      </w:pPr>
+      <w:r>
+        <w:rPr>
+          <w:rFonts w:eastAsiaTheme="minorEastAsia"/>
+        </w:rPr>
+        <w:t>Sol:</w:t>
+      </w:r>
+    </w:p>
+    <w:p>
+      <w:pPr>
+        <w:rPr>
+          <w:rFonts w:eastAsiaTheme="minorEastAsia"/>
+        </w:rPr>
+      </w:pPr>
+    </w:p>
+    <w:p>
+      <w:pPr>
+        <w:rPr>
+          <w:rFonts w:eastAsiaTheme="minorEastAsia"/>
+        </w:rPr>
+      </w:pPr>
+      <w:r>
+        <w:rPr>
+          <w:rFonts w:eastAsiaTheme="minorEastAsia"/>
+        </w:rPr>
+        <w:t>- Contribution per unit = Selling price − Variable cost</w:t>
+      </w:r>
+    </w:p>
+    <w:p>
+      <w:pPr>
+        <w:rPr>
+          <w:rFonts w:eastAsiaTheme="minorEastAsia"/>
+        </w:rPr>
+      </w:pPr>
+      <m:oMathPara>
+        <m:oMath>
+          <m:r>
+            <w:rPr>
+              <w:rFonts w:ascii="Cambria Math" w:eastAsiaTheme="minorEastAsia" w:hAnsi="Cambria Math"/>
+            </w:rPr>
+            <m:t>=₹20-₹10=₹10</m:t>
+          </m:r>
+        </m:oMath>
+      </m:oMathPara>
+    </w:p>
+    <w:p>
+      <w:pPr>
+        <w:rPr>
+          <w:rFonts w:eastAsiaTheme="minorEastAsia"/>
+        </w:rPr>
+      </w:pPr>
+      <w:r>
+        <w:rPr>
+          <w:rFonts w:eastAsiaTheme="minorEastAsia"/>
+        </w:rPr>
+        <w:t>- Break-even point in units:</w:t>
+      </w:r>
+    </w:p>
+    <w:p>
+      <w:pPr>
+        <w:rPr>
+          <w:rFonts w:eastAsiaTheme="minorEastAsia"/>
+        </w:rPr>
+      </w:pPr>
+      <m:oMathPara>
+        <m:oMath>
+          <m:r>
+            <m:rPr>
+              <m:nor/>
+            </m:rPr>
+            <w:rPr>
+              <w:rFonts w:eastAsiaTheme="minorEastAsia"/>
+            </w:rPr>
+            <m:t>BEP</m:t>
+          </m:r>
+          <m:r>
+            <w:rPr>
+              <w:rFonts w:ascii="Cambria Math" w:eastAsiaTheme="minorEastAsia" w:hAnsi="Cambria Math"/>
+            </w:rPr>
+            <m:t>=</m:t>
+          </m:r>
+          <m:f>
+            <m:fPr>
+              <m:ctrlPr>
+                <w:rPr>
+                  <w:rFonts w:ascii="Cambria Math" w:eastAsiaTheme="minorEastAsia" w:hAnsi="Cambria Math"/>
+                </w:rPr>
+              </m:ctrlPr>
+            </m:fPr>
+            <m:num>
+              <m:r>
+                <m:rPr>
+                  <m:nor/>
+                </m:rPr>
+                <w:rPr>
+                  <w:rFonts w:eastAsiaTheme="minorEastAsia"/>
+                </w:rPr>
+                <m:t>Fixed Cost</m:t>
+              </m:r>
+            </m:num>
+            <m:den>
+              <m:r>
+                <m:rPr>
+                  <m:nor/>
+                </m:rPr>
+                <w:rPr>
+                  <w:rFonts w:eastAsiaTheme="minorEastAsia"/>
+                </w:rPr>
+                <m:t>Contribution per unit</m:t>
+              </m:r>
+            </m:den>
+          </m:f>
+          <m:r>
+            <w:rPr>
+              <w:rFonts w:ascii="Cambria Math" w:eastAsiaTheme="minorEastAsia" w:hAnsi="Cambria Math"/>
+            </w:rPr>
+            <m:t>=</m:t>
+          </m:r>
+          <m:f>
+            <m:fPr>
+              <m:ctrlPr>
+                <w:rPr>
+                  <w:rFonts w:ascii="Cambria Math" w:eastAsiaTheme="minorEastAsia" w:hAnsi="Cambria Math"/>
+                </w:rPr>
+              </m:ctrlPr>
+            </m:fPr>
+            <m:num>
+              <m:r>
+                <w:rPr>
+                  <w:rFonts w:ascii="Cambria Math" w:eastAsiaTheme="minorEastAsia" w:hAnsi="Cambria Math"/>
+                </w:rPr>
+                <m:t>4,00,000</m:t>
+              </m:r>
+            </m:num>
+            <m:den>
+              <m:r>
+                <w:rPr>
+                  <w:rFonts w:ascii="Cambria Math" w:eastAsiaTheme="minorEastAsia" w:hAnsi="Cambria Math"/>
+                </w:rPr>
+                <m:t>10</m:t>
+              </m:r>
+            </m:den>
+          </m:f>
+          <m:r>
+            <w:rPr>
+              <w:rFonts w:ascii="Cambria Math" w:eastAsiaTheme="minorEastAsia" w:hAnsi="Cambria Math"/>
+            </w:rPr>
+            <m:t>=40,000</m:t>
+          </m:r>
+          <m:r>
+            <m:rPr>
+              <m:nor/>
+            </m:rPr>
+            <w:rPr>
+              <w:rFonts w:eastAsiaTheme="minorEastAsia"/>
+            </w:rPr>
+            <m:t> units</m:t>
+          </m:r>
+        </m:oMath>
+      </m:oMathPara>
+    </w:p>
+    <w:p>
+      <w:pPr>
+        <w:rPr>
+          <w:rFonts w:eastAsiaTheme="minorEastAsia"/>
+        </w:rPr>
+      </w:pPr>
+      <w:r>
+        <w:rPr>
+          <w:rFonts w:eastAsiaTheme="minorEastAsia"/>
+        </w:rPr>
+        <w:t>- Break-even sales:</w:t>
+      </w:r>
+    </w:p>
+    <w:p>
+      <w:pPr>
+        <w:rPr>
+          <w:rFonts w:eastAsiaTheme="minorEastAsia"/>
+        </w:rPr>
+      </w:pPr>
+      <m:oMathPara>
+        <m:oMath>
+          <m:r>
+            <w:rPr>
+              <w:rFonts w:ascii="Cambria Math" w:eastAsiaTheme="minorEastAsia" w:hAnsi="Cambria Math"/>
+            </w:rPr>
+            <m:t>40,000×₹20=₹8,00,000</m:t>
+          </m:r>
+        </m:oMath>
+      </m:oMathPara>
+    </w:p>
+    <w:p>
+      <w:pPr>
+        <w:rPr>
+          <w:rFonts w:eastAsiaTheme="minorEastAsia"/>
+        </w:rPr>
+      </w:pPr>
+      <w:r>
+        <w:rPr>
+          <w:rFonts w:eastAsiaTheme="minorEastAsia"/>
+        </w:rPr>
+        <w:t>- Profit at budgeted output:</w:t>
+      </w:r>
+    </w:p>
+    <w:p>
+      <w:pPr>
+        <w:rPr>
+          <w:rFonts w:eastAsiaTheme="minorEastAsia"/>
+        </w:rPr>
+      </w:pPr>
+      <m:oMathPara>
+        <m:oMath>
+          <m:d>
+            <m:dPr>
+              <m:ctrlPr>
+                <w:rPr>
+                  <w:rFonts w:ascii="Cambria Math" w:eastAsiaTheme="minorEastAsia" w:hAnsi="Cambria Math"/>
+                </w:rPr>
+              </m:ctrlPr>
+            </m:dPr>
+            <m:e>
+              <m:r>
+                <w:rPr>
+                  <w:rFonts w:ascii="Cambria Math" w:eastAsiaTheme="minorEastAsia" w:hAnsi="Cambria Math"/>
+                </w:rPr>
+                <m:t>80,000×₹10</m:t>
+              </m:r>
+            </m:e>
+          </m:d>
+          <m:r>
+            <w:rPr>
+              <w:rFonts w:ascii="Cambria Math" w:eastAsiaTheme="minorEastAsia" w:hAnsi="Cambria Math"/>
+            </w:rPr>
+            <m:t>-₹4,00,000=₹4,00,000</m:t>
+          </m:r>
+        </m:oMath>
+      </m:oMathPara>
+    </w:p>
+    <w:p>
+      <w:pPr>
+        <w:rPr>
+          <w:rFonts w:eastAsiaTheme="minorEastAsia"/>
+        </w:rPr>
+      </w:pPr>
+    </w:p>
+    <w:p>
+      <w:pPr>
+        <w:rPr>
+          <w:rFonts w:eastAsiaTheme="minorEastAsia"/>
+        </w:rPr>
+      </w:pPr>
+      <w:r>
+        <w:rPr>
+          <w:rFonts w:eastAsiaTheme="minorEastAsia"/>
+          <w:noProof/>
+        </w:rPr>
+        <w:drawing>
+          <wp:inline distT="0" distB="0" distL="0" distR="0" wp14:anchorId="078B6589" wp14:editId="44E9A34D">
+            <wp:extent cx="5731510" cy="3063875"/>
+            <wp:effectExtent l="0" t="0" r="2540" b="3175"/>
+            <wp:docPr id="1294163160" name="Picture 1"/>
+            <wp:cNvGraphicFramePr>
+              <a:graphicFrameLocks xmlns:a="http://schemas.openxmlformats.org/drawingml/2006/main" noChangeAspect="1"/>
+            </wp:cNvGraphicFramePr>
+            <a:graphic xmlns:a="http://schemas.openxmlformats.org/drawingml/2006/main">
+              <a:graphicData uri="http://schemas.openxmlformats.org/drawingml/2006/picture">
+                <pic:pic xmlns:pic="http://schemas.openxmlformats.org/drawingml/2006/picture">
+                  <pic:nvPicPr>
+                    <pic:cNvPr id="1294163160" name=""/>
+                    <pic:cNvPicPr/>
+                  </pic:nvPicPr>
+                  <pic:blipFill>
+                    <a:blip r:embed="rId28"/>
+                    <a:stretch>
+                      <a:fillRect/>
+                    </a:stretch>
+                  </pic:blipFill>
+                  <pic:spPr>
+                    <a:xfrm>
+                      <a:off x="0" y="0"/>
+                      <a:ext cx="5731510" cy="3063875"/>
+                    </a:xfrm>
+                    <a:prstGeom prst="rect">
+                      <a:avLst/>
+                    </a:prstGeom>
+                  </pic:spPr>
+                </pic:pic>
+              </a:graphicData>
+            </a:graphic>
+          </wp:inline>
+        </w:drawing>
+      </w:r>
+    </w:p>
+    <w:p>
+      <w:pPr>
+        <w:rPr>
+          <w:rFonts w:eastAsiaTheme="minorEastAsia"/>
+        </w:rPr>
+      </w:pPr>
+    </w:p>
+    <w:p>
+      <w:pPr>
+        <w:rPr>
+          <w:rFonts w:eastAsiaTheme="minorEastAsia"/>
+        </w:rPr>
+      </w:pPr>
+      <w:r>
+        <w:rPr>
+          <w:rFonts w:eastAsiaTheme="minorEastAsia"/>
+        </w:rPr>
+        <w:lastRenderedPageBreak/>
+        <w:t xml:space="preserve">Sensitivity Analysis: it evaluates how the changes in independent input variables (sales volume, unit cost or interest rate) affect a dependent output variable </w:t>
+      </w:r>
+      <w:r>
+        <w:rPr>
+          <w:rFonts w:eastAsiaTheme="minorEastAsia"/>
+        </w:rPr>
+        <w:t>(net income or NPV)</w:t>
+      </w:r>
+    </w:p>
+    <w:p>
+      <w:pPr>
+        <w:rPr>
+          <w:rFonts w:eastAsiaTheme="minorEastAsia"/>
+        </w:rPr>
+      </w:pPr>
+    </w:p>
+    <w:p>
+      <w:pPr>
+        <w:rPr>
+          <w:rFonts w:eastAsiaTheme="minorEastAsia"/>
+        </w:rPr>
+      </w:pPr>
+      <w:r>
+        <w:rPr>
+          <w:rFonts w:eastAsiaTheme="minorEastAsia"/>
+        </w:rPr>
+        <w:t>28/10/2026</w:t>
+      </w:r>
+    </w:p>
+    <w:p>
+      <w:pPr>
+        <w:rPr>
+          <w:rFonts w:eastAsiaTheme="minorEastAsia"/>
+        </w:rPr>
+      </w:pPr>
+    </w:p>
+    <w:p>
+      <w:pPr>
+        <w:rPr>
+          <w:rFonts w:eastAsiaTheme="minorEastAsia"/>
+        </w:rPr>
+      </w:pPr>
+      <w:r>
+        <w:rPr>
+          <w:rFonts w:eastAsiaTheme="minorEastAsia"/>
+        </w:rPr>
+        <w:t>Median: middle value or mid value in a distribution</w:t>
+      </w:r>
+    </w:p>
+    <w:p>
+      <w:pPr>
+        <w:rPr>
+          <w:rFonts w:eastAsiaTheme="minorEastAsia"/>
+        </w:rPr>
+      </w:pPr>
+      <w:proofErr w:type="spellStart"/>
+      <w:r>
+        <w:rPr>
+          <w:rFonts w:eastAsiaTheme="minorEastAsia"/>
+        </w:rPr>
+        <w:t>Eg.</w:t>
+      </w:r>
+      <w:proofErr w:type="spellEnd"/>
+      <w:r>
+        <w:rPr>
+          <w:rFonts w:eastAsiaTheme="minorEastAsia"/>
+        </w:rPr>
+        <w:t xml:space="preserve"> Income of six employees </w:t>
       </w:r>
     </w:p>
     <w:p>
@@ -31163,6 +33532,119 @@
 <file path=word/numbering.xml><?xml version="1.0" encoding="utf-8"?>
 <w:numbering xmlns:wpc="http://schemas.microsoft.com/office/word/2010/wordprocessingCanvas" xmlns:cx="http://schemas.microsoft.com/office/drawing/2014/chartex" xmlns:cx1="http://schemas.microsoft.com/office/drawing/2015/9/8/chartex" xmlns:cx2="http://schemas.microsoft.com/office/drawing/2015/10/21/chartex" xmlns:cx3="http://schemas.microsoft.com/office/drawing/2016/5/9/chartex" xmlns:cx4="http://schemas.microsoft.com/office/drawing/2016/5/10/chartex" xmlns:cx5="http://schemas.microsoft.com/office/drawing/2016/5/11/chartex" xmlns:cx6="http://schemas.microsoft.com/office/drawing/2016/5/12/chartex" xmlns:cx7="http://schemas.microsoft.com/office/drawing/2016/5/13/chartex" xmlns:cx8="http://schemas.microsoft.com/office/drawing/2016/5/14/chartex" xmlns:mc="http://schemas.openxmlformats.org/markup-compatibility/2006" xmlns:aink="http://schemas.microsoft.com/office/drawing/2016/ink" xmlns:am3d="http://schemas.microsoft.com/office/drawing/2017/model3d" xmlns:o="urn:schemas-microsoft-com:office:office" xmlns:oel="http://schemas.microsoft.com/office/2019/extlst" xmlns:r="http://schemas.openxmlformats.org/officeDocument/2006/relationships" xmlns:m="http://schemas.openxmlformats.org/officeDocument/2006/math" xmlns:v="urn:schemas-microsoft-com:vml" xmlns:wp14="http://schemas.microsoft.com/office/word/2010/wordprocessingDrawing" xmlns:wp="http://schemas.openxmlformats.org/drawingml/2006/wordprocessingDrawing" xmlns:w10="urn:schemas-microsoft-com:office:word" xmlns:w="http://schemas.openxmlformats.org/wordprocessingml/2006/main" xmlns:w14="http://schemas.microsoft.com/office/word/2010/wordml" xmlns:w15="http://schemas.microsoft.com/office/word/2012/wordml" xmlns:w16cex="http://schemas.microsoft.com/office/word/2018/wordml/cex" xmlns:w16cid="http://schemas.microsoft.com/office/word/2016/wordml/cid" xmlns:w16="http://schemas.microsoft.com/office/word/2018/wordml" xmlns:w16du="http://schemas.microsoft.com/office/word/2023/wordml/word16du" xmlns:w16sdtdh="http://schemas.microsoft.com/office/word/2020/wordml/sdtdatahash" xmlns:w16sdtfl="http://schemas.microsoft.com/office/word/2024/wordml/sdtformatlock" xmlns:w16se="http://schemas.microsoft.com/office/word/2015/wordml/symex" xmlns:wpg="http://schemas.microsoft.com/office/word/2010/wordprocessingGroup" xmlns:wpi="http://schemas.microsoft.com/office/word/2010/wordprocessingInk" xmlns:wne="http://schemas.microsoft.com/office/word/2006/wordml" xmlns:wps="http://schemas.microsoft.com/office/word/2010/wordprocessingShape" mc:Ignorable="w14 w15 w16se w16cid w16 w16cex w16sdtdh w16sdtfl w16du wp14">
   <w:abstractNum w:abstractNumId="0" w15:restartNumberingAfterBreak="0">
+    <w:nsid w:val="014C7413"/>
+    <w:multiLevelType w:val="hybridMultilevel"/>
+    <w:tmpl w:val="88C0A864"/>
+    <w:lvl w:ilvl="0" w:tplc="40090001">
+      <w:start w:val="1"/>
+      <w:numFmt w:val="bullet"/>
+      <w:lvlText w:val=""/>
+      <w:lvlJc w:val="left"/>
+      <w:pPr>
+        <w:ind w:left="720" w:hanging="360"/>
+      </w:pPr>
+      <w:rPr>
+        <w:rFonts w:ascii="Symbol" w:hAnsi="Symbol" w:hint="default"/>
+      </w:rPr>
+    </w:lvl>
+    <w:lvl w:ilvl="1" w:tplc="40090003" w:tentative="1">
+      <w:start w:val="1"/>
+      <w:numFmt w:val="bullet"/>
+      <w:lvlText w:val="o"/>
+      <w:lvlJc w:val="left"/>
+      <w:pPr>
+        <w:ind w:left="1440" w:hanging="360"/>
+      </w:pPr>
+      <w:rPr>
+        <w:rFonts w:ascii="Courier New" w:hAnsi="Courier New" w:cs="Courier New" w:hint="default"/>
+      </w:rPr>
+    </w:lvl>
+    <w:lvl w:ilvl="2" w:tplc="40090005" w:tentative="1">
+      <w:start w:val="1"/>
+      <w:numFmt w:val="bullet"/>
+      <w:lvlText w:val=""/>
+      <w:lvlJc w:val="left"/>
+      <w:pPr>
+        <w:ind w:left="2160" w:hanging="360"/>
+      </w:pPr>
+      <w:rPr>
+        <w:rFonts w:ascii="Wingdings" w:hAnsi="Wingdings" w:hint="default"/>
+      </w:rPr>
+    </w:lvl>
+    <w:lvl w:ilvl="3" w:tplc="40090001" w:tentative="1">
+      <w:start w:val="1"/>
+      <w:numFmt w:val="bullet"/>
+      <w:lvlText w:val=""/>
+      <w:lvlJc w:val="left"/>
+      <w:pPr>
+        <w:ind w:left="2880" w:hanging="360"/>
+      </w:pPr>
+      <w:rPr>
+        <w:rFonts w:ascii="Symbol" w:hAnsi="Symbol" w:hint="default"/>
+      </w:rPr>
+    </w:lvl>
+    <w:lvl w:ilvl="4" w:tplc="40090003" w:tentative="1">
+      <w:start w:val="1"/>
+      <w:numFmt w:val="bullet"/>
+      <w:lvlText w:val="o"/>
+      <w:lvlJc w:val="left"/>
+      <w:pPr>
+        <w:ind w:left="3600" w:hanging="360"/>
+      </w:pPr>
+      <w:rPr>
+        <w:rFonts w:ascii="Courier New" w:hAnsi="Courier New" w:cs="Courier New" w:hint="default"/>
+      </w:rPr>
+    </w:lvl>
+    <w:lvl w:ilvl="5" w:tplc="40090005" w:tentative="1">
+      <w:start w:val="1"/>
+      <w:numFmt w:val="bullet"/>
+      <w:lvlText w:val=""/>
+      <w:lvlJc w:val="left"/>
+      <w:pPr>
+        <w:ind w:left="4320" w:hanging="360"/>
+      </w:pPr>
+      <w:rPr>
+        <w:rFonts w:ascii="Wingdings" w:hAnsi="Wingdings" w:hint="default"/>
+      </w:rPr>
+    </w:lvl>
+    <w:lvl w:ilvl="6" w:tplc="40090001" w:tentative="1">
+      <w:start w:val="1"/>
+      <w:numFmt w:val="bullet"/>
+      <w:lvlText w:val=""/>
+      <w:lvlJc w:val="left"/>
+      <w:pPr>
+        <w:ind w:left="5040" w:hanging="360"/>
+      </w:pPr>
+      <w:rPr>
+        <w:rFonts w:ascii="Symbol" w:hAnsi="Symbol" w:hint="default"/>
+      </w:rPr>
+    </w:lvl>
+    <w:lvl w:ilvl="7" w:tplc="40090003" w:tentative="1">
+      <w:start w:val="1"/>
+      <w:numFmt w:val="bullet"/>
+      <w:lvlText w:val="o"/>
+      <w:lvlJc w:val="left"/>
+      <w:pPr>
+        <w:ind w:left="5760" w:hanging="360"/>
+      </w:pPr>
+      <w:rPr>
+        <w:rFonts w:ascii="Courier New" w:hAnsi="Courier New" w:cs="Courier New" w:hint="default"/>
+      </w:rPr>
+    </w:lvl>
+    <w:lvl w:ilvl="8" w:tplc="40090005" w:tentative="1">
+      <w:start w:val="1"/>
+      <w:numFmt w:val="bullet"/>
+      <w:lvlText w:val=""/>
+      <w:lvlJc w:val="left"/>
+      <w:pPr>
+        <w:ind w:left="6480" w:hanging="360"/>
+      </w:pPr>
+      <w:rPr>
+        <w:rFonts w:ascii="Wingdings" w:hAnsi="Wingdings" w:hint="default"/>
+      </w:rPr>
+    </w:lvl>
+  </w:abstractNum>
+  <w:abstractNum w:abstractNumId="1" w15:restartNumberingAfterBreak="0">
     <w:nsid w:val="018D3236"/>
     <w:multiLevelType w:val="hybridMultilevel"/>
     <w:tmpl w:val="D48CAFDE"/>
@@ -31248,7 +33730,7 @@
       </w:pPr>
     </w:lvl>
   </w:abstractNum>
-  <w:abstractNum w:abstractNumId="1" w15:restartNumberingAfterBreak="0">
+  <w:abstractNum w:abstractNumId="2" w15:restartNumberingAfterBreak="0">
     <w:nsid w:val="04AD21F3"/>
     <w:multiLevelType w:val="multilevel"/>
     <w:tmpl w:val="3C4A6AC2"/>
@@ -31397,7 +33879,7 @@
       </w:rPr>
     </w:lvl>
   </w:abstractNum>
-  <w:abstractNum w:abstractNumId="2" w15:restartNumberingAfterBreak="0">
+  <w:abstractNum w:abstractNumId="3" w15:restartNumberingAfterBreak="0">
     <w:nsid w:val="06081FF0"/>
     <w:multiLevelType w:val="multilevel"/>
     <w:tmpl w:val="E200ADC2"/>
@@ -31546,7 +34028,7 @@
       </w:rPr>
     </w:lvl>
   </w:abstractNum>
-  <w:abstractNum w:abstractNumId="3" w15:restartNumberingAfterBreak="0">
+  <w:abstractNum w:abstractNumId="4" w15:restartNumberingAfterBreak="0">
     <w:nsid w:val="062C045D"/>
     <w:multiLevelType w:val="multilevel"/>
     <w:tmpl w:val="0930F594"/>
@@ -31695,7 +34177,7 @@
       </w:rPr>
     </w:lvl>
   </w:abstractNum>
-  <w:abstractNum w:abstractNumId="4" w15:restartNumberingAfterBreak="0">
+  <w:abstractNum w:abstractNumId="5" w15:restartNumberingAfterBreak="0">
     <w:nsid w:val="07101095"/>
     <w:multiLevelType w:val="hybridMultilevel"/>
     <w:tmpl w:val="2F70241E"/>
@@ -31781,7 +34263,7 @@
       </w:pPr>
     </w:lvl>
   </w:abstractNum>
-  <w:abstractNum w:abstractNumId="5" w15:restartNumberingAfterBreak="0">
+  <w:abstractNum w:abstractNumId="6" w15:restartNumberingAfterBreak="0">
     <w:nsid w:val="09B52873"/>
     <w:multiLevelType w:val="hybridMultilevel"/>
     <w:tmpl w:val="EA96FEFC"/>
@@ -31867,7 +34349,7 @@
       </w:pPr>
     </w:lvl>
   </w:abstractNum>
-  <w:abstractNum w:abstractNumId="6" w15:restartNumberingAfterBreak="0">
+  <w:abstractNum w:abstractNumId="7" w15:restartNumberingAfterBreak="0">
     <w:nsid w:val="0AF163BA"/>
     <w:multiLevelType w:val="hybridMultilevel"/>
     <w:tmpl w:val="FF4A3DEE"/>
@@ -31980,7 +34462,7 @@
       </w:rPr>
     </w:lvl>
   </w:abstractNum>
-  <w:abstractNum w:abstractNumId="7" w15:restartNumberingAfterBreak="0">
+  <w:abstractNum w:abstractNumId="8" w15:restartNumberingAfterBreak="0">
     <w:nsid w:val="0EB01C36"/>
     <w:multiLevelType w:val="hybridMultilevel"/>
     <w:tmpl w:val="08C27DCC"/>
@@ -32093,7 +34575,120 @@
       </w:rPr>
     </w:lvl>
   </w:abstractNum>
-  <w:abstractNum w:abstractNumId="8" w15:restartNumberingAfterBreak="0">
+  <w:abstractNum w:abstractNumId="9" w15:restartNumberingAfterBreak="0">
+    <w:nsid w:val="145E7FB8"/>
+    <w:multiLevelType w:val="hybridMultilevel"/>
+    <w:tmpl w:val="25ACA0A6"/>
+    <w:lvl w:ilvl="0" w:tplc="40090001">
+      <w:start w:val="1"/>
+      <w:numFmt w:val="bullet"/>
+      <w:lvlText w:val=""/>
+      <w:lvlJc w:val="left"/>
+      <w:pPr>
+        <w:ind w:left="720" w:hanging="360"/>
+      </w:pPr>
+      <w:rPr>
+        <w:rFonts w:ascii="Symbol" w:hAnsi="Symbol" w:hint="default"/>
+      </w:rPr>
+    </w:lvl>
+    <w:lvl w:ilvl="1" w:tplc="40090003" w:tentative="1">
+      <w:start w:val="1"/>
+      <w:numFmt w:val="bullet"/>
+      <w:lvlText w:val="o"/>
+      <w:lvlJc w:val="left"/>
+      <w:pPr>
+        <w:ind w:left="1440" w:hanging="360"/>
+      </w:pPr>
+      <w:rPr>
+        <w:rFonts w:ascii="Courier New" w:hAnsi="Courier New" w:cs="Courier New" w:hint="default"/>
+      </w:rPr>
+    </w:lvl>
+    <w:lvl w:ilvl="2" w:tplc="40090005" w:tentative="1">
+      <w:start w:val="1"/>
+      <w:numFmt w:val="bullet"/>
+      <w:lvlText w:val=""/>
+      <w:lvlJc w:val="left"/>
+      <w:pPr>
+        <w:ind w:left="2160" w:hanging="360"/>
+      </w:pPr>
+      <w:rPr>
+        <w:rFonts w:ascii="Wingdings" w:hAnsi="Wingdings" w:hint="default"/>
+      </w:rPr>
+    </w:lvl>
+    <w:lvl w:ilvl="3" w:tplc="40090001" w:tentative="1">
+      <w:start w:val="1"/>
+      <w:numFmt w:val="bullet"/>
+      <w:lvlText w:val=""/>
+      <w:lvlJc w:val="left"/>
+      <w:pPr>
+        <w:ind w:left="2880" w:hanging="360"/>
+      </w:pPr>
+      <w:rPr>
+        <w:rFonts w:ascii="Symbol" w:hAnsi="Symbol" w:hint="default"/>
+      </w:rPr>
+    </w:lvl>
+    <w:lvl w:ilvl="4" w:tplc="40090003" w:tentative="1">
+      <w:start w:val="1"/>
+      <w:numFmt w:val="bullet"/>
+      <w:lvlText w:val="o"/>
+      <w:lvlJc w:val="left"/>
+      <w:pPr>
+        <w:ind w:left="3600" w:hanging="360"/>
+      </w:pPr>
+      <w:rPr>
+        <w:rFonts w:ascii="Courier New" w:hAnsi="Courier New" w:cs="Courier New" w:hint="default"/>
+      </w:rPr>
+    </w:lvl>
+    <w:lvl w:ilvl="5" w:tplc="40090005" w:tentative="1">
+      <w:start w:val="1"/>
+      <w:numFmt w:val="bullet"/>
+      <w:lvlText w:val=""/>
+      <w:lvlJc w:val="left"/>
+      <w:pPr>
+        <w:ind w:left="4320" w:hanging="360"/>
+      </w:pPr>
+      <w:rPr>
+        <w:rFonts w:ascii="Wingdings" w:hAnsi="Wingdings" w:hint="default"/>
+      </w:rPr>
+    </w:lvl>
+    <w:lvl w:ilvl="6" w:tplc="40090001" w:tentative="1">
+      <w:start w:val="1"/>
+      <w:numFmt w:val="bullet"/>
+      <w:lvlText w:val=""/>
+      <w:lvlJc w:val="left"/>
+      <w:pPr>
+        <w:ind w:left="5040" w:hanging="360"/>
+      </w:pPr>
+      <w:rPr>
+        <w:rFonts w:ascii="Symbol" w:hAnsi="Symbol" w:hint="default"/>
+      </w:rPr>
+    </w:lvl>
+    <w:lvl w:ilvl="7" w:tplc="40090003" w:tentative="1">
+      <w:start w:val="1"/>
+      <w:numFmt w:val="bullet"/>
+      <w:lvlText w:val="o"/>
+      <w:lvlJc w:val="left"/>
+      <w:pPr>
+        <w:ind w:left="5760" w:hanging="360"/>
+      </w:pPr>
+      <w:rPr>
+        <w:rFonts w:ascii="Courier New" w:hAnsi="Courier New" w:cs="Courier New" w:hint="default"/>
+      </w:rPr>
+    </w:lvl>
+    <w:lvl w:ilvl="8" w:tplc="40090005" w:tentative="1">
+      <w:start w:val="1"/>
+      <w:numFmt w:val="bullet"/>
+      <w:lvlText w:val=""/>
+      <w:lvlJc w:val="left"/>
+      <w:pPr>
+        <w:ind w:left="6480" w:hanging="360"/>
+      </w:pPr>
+      <w:rPr>
+        <w:rFonts w:ascii="Wingdings" w:hAnsi="Wingdings" w:hint="default"/>
+      </w:rPr>
+    </w:lvl>
+  </w:abstractNum>
+  <w:abstractNum w:abstractNumId="10" w15:restartNumberingAfterBreak="0">
     <w:nsid w:val="16207B00"/>
     <w:multiLevelType w:val="hybridMultilevel"/>
     <w:tmpl w:val="F0849EE0"/>
@@ -32206,7 +34801,7 @@
       </w:rPr>
     </w:lvl>
   </w:abstractNum>
-  <w:abstractNum w:abstractNumId="9" w15:restartNumberingAfterBreak="0">
+  <w:abstractNum w:abstractNumId="11" w15:restartNumberingAfterBreak="0">
     <w:nsid w:val="16821C01"/>
     <w:multiLevelType w:val="hybridMultilevel"/>
     <w:tmpl w:val="74C2BB6A"/>
@@ -32292,7 +34887,7 @@
       </w:pPr>
     </w:lvl>
   </w:abstractNum>
-  <w:abstractNum w:abstractNumId="10" w15:restartNumberingAfterBreak="0">
+  <w:abstractNum w:abstractNumId="12" w15:restartNumberingAfterBreak="0">
     <w:nsid w:val="19131334"/>
     <w:multiLevelType w:val="hybridMultilevel"/>
     <w:tmpl w:val="DF904310"/>
@@ -32405,7 +35000,7 @@
       </w:rPr>
     </w:lvl>
   </w:abstractNum>
-  <w:abstractNum w:abstractNumId="11" w15:restartNumberingAfterBreak="0">
+  <w:abstractNum w:abstractNumId="13" w15:restartNumberingAfterBreak="0">
     <w:nsid w:val="1F552A06"/>
     <w:multiLevelType w:val="hybridMultilevel"/>
     <w:tmpl w:val="B5F29EA4"/>
@@ -32494,7 +35089,7 @@
       </w:pPr>
     </w:lvl>
   </w:abstractNum>
-  <w:abstractNum w:abstractNumId="12" w15:restartNumberingAfterBreak="0">
+  <w:abstractNum w:abstractNumId="14" w15:restartNumberingAfterBreak="0">
     <w:nsid w:val="1F6519B0"/>
     <w:multiLevelType w:val="hybridMultilevel"/>
     <w:tmpl w:val="C026FB9A"/>
@@ -32583,7 +35178,7 @@
       </w:pPr>
     </w:lvl>
   </w:abstractNum>
-  <w:abstractNum w:abstractNumId="13" w15:restartNumberingAfterBreak="0">
+  <w:abstractNum w:abstractNumId="15" w15:restartNumberingAfterBreak="0">
     <w:nsid w:val="1FF35255"/>
     <w:multiLevelType w:val="hybridMultilevel"/>
     <w:tmpl w:val="0F8E2182"/>
@@ -32669,7 +35264,7 @@
       </w:pPr>
     </w:lvl>
   </w:abstractNum>
-  <w:abstractNum w:abstractNumId="14" w15:restartNumberingAfterBreak="0">
+  <w:abstractNum w:abstractNumId="16" w15:restartNumberingAfterBreak="0">
     <w:nsid w:val="21684AE6"/>
     <w:multiLevelType w:val="hybridMultilevel"/>
     <w:tmpl w:val="194CE090"/>
@@ -32755,7 +35350,7 @@
       </w:pPr>
     </w:lvl>
   </w:abstractNum>
-  <w:abstractNum w:abstractNumId="15" w15:restartNumberingAfterBreak="0">
+  <w:abstractNum w:abstractNumId="17" w15:restartNumberingAfterBreak="0">
     <w:nsid w:val="25FE49C2"/>
     <w:multiLevelType w:val="multilevel"/>
     <w:tmpl w:val="B0183B58"/>
@@ -32904,7 +35499,7 @@
       </w:rPr>
     </w:lvl>
   </w:abstractNum>
-  <w:abstractNum w:abstractNumId="16" w15:restartNumberingAfterBreak="0">
+  <w:abstractNum w:abstractNumId="18" w15:restartNumberingAfterBreak="0">
     <w:nsid w:val="2696017F"/>
     <w:multiLevelType w:val="hybridMultilevel"/>
     <w:tmpl w:val="320C7472"/>
@@ -32990,7 +35585,7 @@
       </w:pPr>
     </w:lvl>
   </w:abstractNum>
-  <w:abstractNum w:abstractNumId="17" w15:restartNumberingAfterBreak="0">
+  <w:abstractNum w:abstractNumId="19" w15:restartNumberingAfterBreak="0">
     <w:nsid w:val="26F55085"/>
     <w:multiLevelType w:val="hybridMultilevel"/>
     <w:tmpl w:val="A37C6428"/>
@@ -33103,7 +35698,7 @@
       </w:rPr>
     </w:lvl>
   </w:abstractNum>
-  <w:abstractNum w:abstractNumId="18" w15:restartNumberingAfterBreak="0">
+  <w:abstractNum w:abstractNumId="20" w15:restartNumberingAfterBreak="0">
     <w:nsid w:val="270E03D6"/>
     <w:multiLevelType w:val="hybridMultilevel"/>
     <w:tmpl w:val="21482B92"/>
@@ -33189,7 +35784,233 @@
       </w:pPr>
     </w:lvl>
   </w:abstractNum>
-  <w:abstractNum w:abstractNumId="19" w15:restartNumberingAfterBreak="0">
+  <w:abstractNum w:abstractNumId="21" w15:restartNumberingAfterBreak="0">
+    <w:nsid w:val="27605983"/>
+    <w:multiLevelType w:val="hybridMultilevel"/>
+    <w:tmpl w:val="9C6084F4"/>
+    <w:lvl w:ilvl="0" w:tplc="40090001">
+      <w:start w:val="1"/>
+      <w:numFmt w:val="bullet"/>
+      <w:lvlText w:val=""/>
+      <w:lvlJc w:val="left"/>
+      <w:pPr>
+        <w:ind w:left="720" w:hanging="360"/>
+      </w:pPr>
+      <w:rPr>
+        <w:rFonts w:ascii="Symbol" w:hAnsi="Symbol" w:hint="default"/>
+      </w:rPr>
+    </w:lvl>
+    <w:lvl w:ilvl="1" w:tplc="40090003" w:tentative="1">
+      <w:start w:val="1"/>
+      <w:numFmt w:val="bullet"/>
+      <w:lvlText w:val="o"/>
+      <w:lvlJc w:val="left"/>
+      <w:pPr>
+        <w:ind w:left="1440" w:hanging="360"/>
+      </w:pPr>
+      <w:rPr>
+        <w:rFonts w:ascii="Courier New" w:hAnsi="Courier New" w:cs="Courier New" w:hint="default"/>
+      </w:rPr>
+    </w:lvl>
+    <w:lvl w:ilvl="2" w:tplc="40090005" w:tentative="1">
+      <w:start w:val="1"/>
+      <w:numFmt w:val="bullet"/>
+      <w:lvlText w:val=""/>
+      <w:lvlJc w:val="left"/>
+      <w:pPr>
+        <w:ind w:left="2160" w:hanging="360"/>
+      </w:pPr>
+      <w:rPr>
+        <w:rFonts w:ascii="Wingdings" w:hAnsi="Wingdings" w:hint="default"/>
+      </w:rPr>
+    </w:lvl>
+    <w:lvl w:ilvl="3" w:tplc="40090001" w:tentative="1">
+      <w:start w:val="1"/>
+      <w:numFmt w:val="bullet"/>
+      <w:lvlText w:val=""/>
+      <w:lvlJc w:val="left"/>
+      <w:pPr>
+        <w:ind w:left="2880" w:hanging="360"/>
+      </w:pPr>
+      <w:rPr>
+        <w:rFonts w:ascii="Symbol" w:hAnsi="Symbol" w:hint="default"/>
+      </w:rPr>
+    </w:lvl>
+    <w:lvl w:ilvl="4" w:tplc="40090003" w:tentative="1">
+      <w:start w:val="1"/>
+      <w:numFmt w:val="bullet"/>
+      <w:lvlText w:val="o"/>
+      <w:lvlJc w:val="left"/>
+      <w:pPr>
+        <w:ind w:left="3600" w:hanging="360"/>
+      </w:pPr>
+      <w:rPr>
+        <w:rFonts w:ascii="Courier New" w:hAnsi="Courier New" w:cs="Courier New" w:hint="default"/>
+      </w:rPr>
+    </w:lvl>
+    <w:lvl w:ilvl="5" w:tplc="40090005" w:tentative="1">
+      <w:start w:val="1"/>
+      <w:numFmt w:val="bullet"/>
+      <w:lvlText w:val=""/>
+      <w:lvlJc w:val="left"/>
+      <w:pPr>
+        <w:ind w:left="4320" w:hanging="360"/>
+      </w:pPr>
+      <w:rPr>
+        <w:rFonts w:ascii="Wingdings" w:hAnsi="Wingdings" w:hint="default"/>
+      </w:rPr>
+    </w:lvl>
+    <w:lvl w:ilvl="6" w:tplc="40090001" w:tentative="1">
+      <w:start w:val="1"/>
+      <w:numFmt w:val="bullet"/>
+      <w:lvlText w:val=""/>
+      <w:lvlJc w:val="left"/>
+      <w:pPr>
+        <w:ind w:left="5040" w:hanging="360"/>
+      </w:pPr>
+      <w:rPr>
+        <w:rFonts w:ascii="Symbol" w:hAnsi="Symbol" w:hint="default"/>
+      </w:rPr>
+    </w:lvl>
+    <w:lvl w:ilvl="7" w:tplc="40090003" w:tentative="1">
+      <w:start w:val="1"/>
+      <w:numFmt w:val="bullet"/>
+      <w:lvlText w:val="o"/>
+      <w:lvlJc w:val="left"/>
+      <w:pPr>
+        <w:ind w:left="5760" w:hanging="360"/>
+      </w:pPr>
+      <w:rPr>
+        <w:rFonts w:ascii="Courier New" w:hAnsi="Courier New" w:cs="Courier New" w:hint="default"/>
+      </w:rPr>
+    </w:lvl>
+    <w:lvl w:ilvl="8" w:tplc="40090005" w:tentative="1">
+      <w:start w:val="1"/>
+      <w:numFmt w:val="bullet"/>
+      <w:lvlText w:val=""/>
+      <w:lvlJc w:val="left"/>
+      <w:pPr>
+        <w:ind w:left="6480" w:hanging="360"/>
+      </w:pPr>
+      <w:rPr>
+        <w:rFonts w:ascii="Wingdings" w:hAnsi="Wingdings" w:hint="default"/>
+      </w:rPr>
+    </w:lvl>
+  </w:abstractNum>
+  <w:abstractNum w:abstractNumId="22" w15:restartNumberingAfterBreak="0">
+    <w:nsid w:val="276B77C6"/>
+    <w:multiLevelType w:val="hybridMultilevel"/>
+    <w:tmpl w:val="7FB83842"/>
+    <w:lvl w:ilvl="0" w:tplc="40090001">
+      <w:start w:val="1"/>
+      <w:numFmt w:val="bullet"/>
+      <w:lvlText w:val=""/>
+      <w:lvlJc w:val="left"/>
+      <w:pPr>
+        <w:ind w:left="720" w:hanging="360"/>
+      </w:pPr>
+      <w:rPr>
+        <w:rFonts w:ascii="Symbol" w:hAnsi="Symbol" w:hint="default"/>
+      </w:rPr>
+    </w:lvl>
+    <w:lvl w:ilvl="1" w:tplc="40090003" w:tentative="1">
+      <w:start w:val="1"/>
+      <w:numFmt w:val="bullet"/>
+      <w:lvlText w:val="o"/>
+      <w:lvlJc w:val="left"/>
+      <w:pPr>
+        <w:ind w:left="1440" w:hanging="360"/>
+      </w:pPr>
+      <w:rPr>
+        <w:rFonts w:ascii="Courier New" w:hAnsi="Courier New" w:cs="Courier New" w:hint="default"/>
+      </w:rPr>
+    </w:lvl>
+    <w:lvl w:ilvl="2" w:tplc="40090005" w:tentative="1">
+      <w:start w:val="1"/>
+      <w:numFmt w:val="bullet"/>
+      <w:lvlText w:val=""/>
+      <w:lvlJc w:val="left"/>
+      <w:pPr>
+        <w:ind w:left="2160" w:hanging="360"/>
+      </w:pPr>
+      <w:rPr>
+        <w:rFonts w:ascii="Wingdings" w:hAnsi="Wingdings" w:hint="default"/>
+      </w:rPr>
+    </w:lvl>
+    <w:lvl w:ilvl="3" w:tplc="40090001" w:tentative="1">
+      <w:start w:val="1"/>
+      <w:numFmt w:val="bullet"/>
+      <w:lvlText w:val=""/>
+      <w:lvlJc w:val="left"/>
+      <w:pPr>
+        <w:ind w:left="2880" w:hanging="360"/>
+      </w:pPr>
+      <w:rPr>
+        <w:rFonts w:ascii="Symbol" w:hAnsi="Symbol" w:hint="default"/>
+      </w:rPr>
+    </w:lvl>
+    <w:lvl w:ilvl="4" w:tplc="40090003" w:tentative="1">
+      <w:start w:val="1"/>
+      <w:numFmt w:val="bullet"/>
+      <w:lvlText w:val="o"/>
+      <w:lvlJc w:val="left"/>
+      <w:pPr>
+        <w:ind w:left="3600" w:hanging="360"/>
+      </w:pPr>
+      <w:rPr>
+        <w:rFonts w:ascii="Courier New" w:hAnsi="Courier New" w:cs="Courier New" w:hint="default"/>
+      </w:rPr>
+    </w:lvl>
+    <w:lvl w:ilvl="5" w:tplc="40090005" w:tentative="1">
+      <w:start w:val="1"/>
+      <w:numFmt w:val="bullet"/>
+      <w:lvlText w:val=""/>
+      <w:lvlJc w:val="left"/>
+      <w:pPr>
+        <w:ind w:left="4320" w:hanging="360"/>
+      </w:pPr>
+      <w:rPr>
+        <w:rFonts w:ascii="Wingdings" w:hAnsi="Wingdings" w:hint="default"/>
+      </w:rPr>
+    </w:lvl>
+    <w:lvl w:ilvl="6" w:tplc="40090001" w:tentative="1">
+      <w:start w:val="1"/>
+      <w:numFmt w:val="bullet"/>
+      <w:lvlText w:val=""/>
+      <w:lvlJc w:val="left"/>
+      <w:pPr>
+        <w:ind w:left="5040" w:hanging="360"/>
+      </w:pPr>
+      <w:rPr>
+        <w:rFonts w:ascii="Symbol" w:hAnsi="Symbol" w:hint="default"/>
+      </w:rPr>
+    </w:lvl>
+    <w:lvl w:ilvl="7" w:tplc="40090003" w:tentative="1">
+      <w:start w:val="1"/>
+      <w:numFmt w:val="bullet"/>
+      <w:lvlText w:val="o"/>
+      <w:lvlJc w:val="left"/>
+      <w:pPr>
+        <w:ind w:left="5760" w:hanging="360"/>
+      </w:pPr>
+      <w:rPr>
+        <w:rFonts w:ascii="Courier New" w:hAnsi="Courier New" w:cs="Courier New" w:hint="default"/>
+      </w:rPr>
+    </w:lvl>
+    <w:lvl w:ilvl="8" w:tplc="40090005" w:tentative="1">
+      <w:start w:val="1"/>
+      <w:numFmt w:val="bullet"/>
+      <w:lvlText w:val=""/>
+      <w:lvlJc w:val="left"/>
+      <w:pPr>
+        <w:ind w:left="6480" w:hanging="360"/>
+      </w:pPr>
+      <w:rPr>
+        <w:rFonts w:ascii="Wingdings" w:hAnsi="Wingdings" w:hint="default"/>
+      </w:rPr>
+    </w:lvl>
+  </w:abstractNum>
+  <w:abstractNum w:abstractNumId="23" w15:restartNumberingAfterBreak="0">
     <w:nsid w:val="2B866818"/>
     <w:multiLevelType w:val="hybridMultilevel"/>
     <w:tmpl w:val="21482B92"/>
@@ -33275,7 +36096,120 @@
       </w:pPr>
     </w:lvl>
   </w:abstractNum>
-  <w:abstractNum w:abstractNumId="20" w15:restartNumberingAfterBreak="0">
+  <w:abstractNum w:abstractNumId="24" w15:restartNumberingAfterBreak="0">
+    <w:nsid w:val="2D056098"/>
+    <w:multiLevelType w:val="hybridMultilevel"/>
+    <w:tmpl w:val="C3DA11D6"/>
+    <w:lvl w:ilvl="0" w:tplc="40090001">
+      <w:start w:val="1"/>
+      <w:numFmt w:val="bullet"/>
+      <w:lvlText w:val=""/>
+      <w:lvlJc w:val="left"/>
+      <w:pPr>
+        <w:ind w:left="720" w:hanging="360"/>
+      </w:pPr>
+      <w:rPr>
+        <w:rFonts w:ascii="Symbol" w:hAnsi="Symbol" w:hint="default"/>
+      </w:rPr>
+    </w:lvl>
+    <w:lvl w:ilvl="1" w:tplc="40090003" w:tentative="1">
+      <w:start w:val="1"/>
+      <w:numFmt w:val="bullet"/>
+      <w:lvlText w:val="o"/>
+      <w:lvlJc w:val="left"/>
+      <w:pPr>
+        <w:ind w:left="1440" w:hanging="360"/>
+      </w:pPr>
+      <w:rPr>
+        <w:rFonts w:ascii="Courier New" w:hAnsi="Courier New" w:cs="Courier New" w:hint="default"/>
+      </w:rPr>
+    </w:lvl>
+    <w:lvl w:ilvl="2" w:tplc="40090005" w:tentative="1">
+      <w:start w:val="1"/>
+      <w:numFmt w:val="bullet"/>
+      <w:lvlText w:val=""/>
+      <w:lvlJc w:val="left"/>
+      <w:pPr>
+        <w:ind w:left="2160" w:hanging="360"/>
+      </w:pPr>
+      <w:rPr>
+        <w:rFonts w:ascii="Wingdings" w:hAnsi="Wingdings" w:hint="default"/>
+      </w:rPr>
+    </w:lvl>
+    <w:lvl w:ilvl="3" w:tplc="40090001" w:tentative="1">
+      <w:start w:val="1"/>
+      <w:numFmt w:val="bullet"/>
+      <w:lvlText w:val=""/>
+      <w:lvlJc w:val="left"/>
+      <w:pPr>
+        <w:ind w:left="2880" w:hanging="360"/>
+      </w:pPr>
+      <w:rPr>
+        <w:rFonts w:ascii="Symbol" w:hAnsi="Symbol" w:hint="default"/>
+      </w:rPr>
+    </w:lvl>
+    <w:lvl w:ilvl="4" w:tplc="40090003" w:tentative="1">
+      <w:start w:val="1"/>
+      <w:numFmt w:val="bullet"/>
+      <w:lvlText w:val="o"/>
+      <w:lvlJc w:val="left"/>
+      <w:pPr>
+        <w:ind w:left="3600" w:hanging="360"/>
+      </w:pPr>
+      <w:rPr>
+        <w:rFonts w:ascii="Courier New" w:hAnsi="Courier New" w:cs="Courier New" w:hint="default"/>
+      </w:rPr>
+    </w:lvl>
+    <w:lvl w:ilvl="5" w:tplc="40090005" w:tentative="1">
+      <w:start w:val="1"/>
+      <w:numFmt w:val="bullet"/>
+      <w:lvlText w:val=""/>
+      <w:lvlJc w:val="left"/>
+      <w:pPr>
+        <w:ind w:left="4320" w:hanging="360"/>
+      </w:pPr>
+      <w:rPr>
+        <w:rFonts w:ascii="Wingdings" w:hAnsi="Wingdings" w:hint="default"/>
+      </w:rPr>
+    </w:lvl>
+    <w:lvl w:ilvl="6" w:tplc="40090001" w:tentative="1">
+      <w:start w:val="1"/>
+      <w:numFmt w:val="bullet"/>
+      <w:lvlText w:val=""/>
+      <w:lvlJc w:val="left"/>
+      <w:pPr>
+        <w:ind w:left="5040" w:hanging="360"/>
+      </w:pPr>
+      <w:rPr>
+        <w:rFonts w:ascii="Symbol" w:hAnsi="Symbol" w:hint="default"/>
+      </w:rPr>
+    </w:lvl>
+    <w:lvl w:ilvl="7" w:tplc="40090003" w:tentative="1">
+      <w:start w:val="1"/>
+      <w:numFmt w:val="bullet"/>
+      <w:lvlText w:val="o"/>
+      <w:lvlJc w:val="left"/>
+      <w:pPr>
+        <w:ind w:left="5760" w:hanging="360"/>
+      </w:pPr>
+      <w:rPr>
+        <w:rFonts w:ascii="Courier New" w:hAnsi="Courier New" w:cs="Courier New" w:hint="default"/>
+      </w:rPr>
+    </w:lvl>
+    <w:lvl w:ilvl="8" w:tplc="40090005" w:tentative="1">
+      <w:start w:val="1"/>
+      <w:numFmt w:val="bullet"/>
+      <w:lvlText w:val=""/>
+      <w:lvlJc w:val="left"/>
+      <w:pPr>
+        <w:ind w:left="6480" w:hanging="360"/>
+      </w:pPr>
+      <w:rPr>
+        <w:rFonts w:ascii="Wingdings" w:hAnsi="Wingdings" w:hint="default"/>
+      </w:rPr>
+    </w:lvl>
+  </w:abstractNum>
+  <w:abstractNum w:abstractNumId="25" w15:restartNumberingAfterBreak="0">
     <w:nsid w:val="2E69236A"/>
     <w:multiLevelType w:val="hybridMultilevel"/>
     <w:tmpl w:val="5B2E57F4"/>
@@ -33361,7 +36295,7 @@
       </w:pPr>
     </w:lvl>
   </w:abstractNum>
-  <w:abstractNum w:abstractNumId="21" w15:restartNumberingAfterBreak="0">
+  <w:abstractNum w:abstractNumId="26" w15:restartNumberingAfterBreak="0">
     <w:nsid w:val="342643EF"/>
     <w:multiLevelType w:val="hybridMultilevel"/>
     <w:tmpl w:val="BFEAEC32"/>
@@ -33474,7 +36408,7 @@
       </w:rPr>
     </w:lvl>
   </w:abstractNum>
-  <w:abstractNum w:abstractNumId="22" w15:restartNumberingAfterBreak="0">
+  <w:abstractNum w:abstractNumId="27" w15:restartNumberingAfterBreak="0">
     <w:nsid w:val="347B20E2"/>
     <w:multiLevelType w:val="hybridMultilevel"/>
     <w:tmpl w:val="03C01A0E"/>
@@ -33587,7 +36521,7 @@
       </w:rPr>
     </w:lvl>
   </w:abstractNum>
-  <w:abstractNum w:abstractNumId="23" w15:restartNumberingAfterBreak="0">
+  <w:abstractNum w:abstractNumId="28" w15:restartNumberingAfterBreak="0">
     <w:nsid w:val="35D57A2E"/>
     <w:multiLevelType w:val="hybridMultilevel"/>
     <w:tmpl w:val="0FF6CBF2"/>
@@ -33676,7 +36610,233 @@
       </w:pPr>
     </w:lvl>
   </w:abstractNum>
-  <w:abstractNum w:abstractNumId="24" w15:restartNumberingAfterBreak="0">
+  <w:abstractNum w:abstractNumId="29" w15:restartNumberingAfterBreak="0">
+    <w:nsid w:val="3D035DC6"/>
+    <w:multiLevelType w:val="hybridMultilevel"/>
+    <w:tmpl w:val="69B0E9E0"/>
+    <w:lvl w:ilvl="0" w:tplc="40090001">
+      <w:start w:val="1"/>
+      <w:numFmt w:val="bullet"/>
+      <w:lvlText w:val=""/>
+      <w:lvlJc w:val="left"/>
+      <w:pPr>
+        <w:ind w:left="720" w:hanging="360"/>
+      </w:pPr>
+      <w:rPr>
+        <w:rFonts w:ascii="Symbol" w:hAnsi="Symbol" w:hint="default"/>
+      </w:rPr>
+    </w:lvl>
+    <w:lvl w:ilvl="1" w:tplc="40090003" w:tentative="1">
+      <w:start w:val="1"/>
+      <w:numFmt w:val="bullet"/>
+      <w:lvlText w:val="o"/>
+      <w:lvlJc w:val="left"/>
+      <w:pPr>
+        <w:ind w:left="1440" w:hanging="360"/>
+      </w:pPr>
+      <w:rPr>
+        <w:rFonts w:ascii="Courier New" w:hAnsi="Courier New" w:cs="Courier New" w:hint="default"/>
+      </w:rPr>
+    </w:lvl>
+    <w:lvl w:ilvl="2" w:tplc="40090005" w:tentative="1">
+      <w:start w:val="1"/>
+      <w:numFmt w:val="bullet"/>
+      <w:lvlText w:val=""/>
+      <w:lvlJc w:val="left"/>
+      <w:pPr>
+        <w:ind w:left="2160" w:hanging="360"/>
+      </w:pPr>
+      <w:rPr>
+        <w:rFonts w:ascii="Wingdings" w:hAnsi="Wingdings" w:hint="default"/>
+      </w:rPr>
+    </w:lvl>
+    <w:lvl w:ilvl="3" w:tplc="40090001" w:tentative="1">
+      <w:start w:val="1"/>
+      <w:numFmt w:val="bullet"/>
+      <w:lvlText w:val=""/>
+      <w:lvlJc w:val="left"/>
+      <w:pPr>
+        <w:ind w:left="2880" w:hanging="360"/>
+      </w:pPr>
+      <w:rPr>
+        <w:rFonts w:ascii="Symbol" w:hAnsi="Symbol" w:hint="default"/>
+      </w:rPr>
+    </w:lvl>
+    <w:lvl w:ilvl="4" w:tplc="40090003" w:tentative="1">
+      <w:start w:val="1"/>
+      <w:numFmt w:val="bullet"/>
+      <w:lvlText w:val="o"/>
+      <w:lvlJc w:val="left"/>
+      <w:pPr>
+        <w:ind w:left="3600" w:hanging="360"/>
+      </w:pPr>
+      <w:rPr>
+        <w:rFonts w:ascii="Courier New" w:hAnsi="Courier New" w:cs="Courier New" w:hint="default"/>
+      </w:rPr>
+    </w:lvl>
+    <w:lvl w:ilvl="5" w:tplc="40090005" w:tentative="1">
+      <w:start w:val="1"/>
+      <w:numFmt w:val="bullet"/>
+      <w:lvlText w:val=""/>
+      <w:lvlJc w:val="left"/>
+      <w:pPr>
+        <w:ind w:left="4320" w:hanging="360"/>
+      </w:pPr>
+      <w:rPr>
+        <w:rFonts w:ascii="Wingdings" w:hAnsi="Wingdings" w:hint="default"/>
+      </w:rPr>
+    </w:lvl>
+    <w:lvl w:ilvl="6" w:tplc="40090001" w:tentative="1">
+      <w:start w:val="1"/>
+      <w:numFmt w:val="bullet"/>
+      <w:lvlText w:val=""/>
+      <w:lvlJc w:val="left"/>
+      <w:pPr>
+        <w:ind w:left="5040" w:hanging="360"/>
+      </w:pPr>
+      <w:rPr>
+        <w:rFonts w:ascii="Symbol" w:hAnsi="Symbol" w:hint="default"/>
+      </w:rPr>
+    </w:lvl>
+    <w:lvl w:ilvl="7" w:tplc="40090003" w:tentative="1">
+      <w:start w:val="1"/>
+      <w:numFmt w:val="bullet"/>
+      <w:lvlText w:val="o"/>
+      <w:lvlJc w:val="left"/>
+      <w:pPr>
+        <w:ind w:left="5760" w:hanging="360"/>
+      </w:pPr>
+      <w:rPr>
+        <w:rFonts w:ascii="Courier New" w:hAnsi="Courier New" w:cs="Courier New" w:hint="default"/>
+      </w:rPr>
+    </w:lvl>
+    <w:lvl w:ilvl="8" w:tplc="40090005" w:tentative="1">
+      <w:start w:val="1"/>
+      <w:numFmt w:val="bullet"/>
+      <w:lvlText w:val=""/>
+      <w:lvlJc w:val="left"/>
+      <w:pPr>
+        <w:ind w:left="6480" w:hanging="360"/>
+      </w:pPr>
+      <w:rPr>
+        <w:rFonts w:ascii="Wingdings" w:hAnsi="Wingdings" w:hint="default"/>
+      </w:rPr>
+    </w:lvl>
+  </w:abstractNum>
+  <w:abstractNum w:abstractNumId="30" w15:restartNumberingAfterBreak="0">
+    <w:nsid w:val="3D193887"/>
+    <w:multiLevelType w:val="hybridMultilevel"/>
+    <w:tmpl w:val="B3D2EFCE"/>
+    <w:lvl w:ilvl="0" w:tplc="40090001">
+      <w:start w:val="1"/>
+      <w:numFmt w:val="bullet"/>
+      <w:lvlText w:val=""/>
+      <w:lvlJc w:val="left"/>
+      <w:pPr>
+        <w:ind w:left="720" w:hanging="360"/>
+      </w:pPr>
+      <w:rPr>
+        <w:rFonts w:ascii="Symbol" w:hAnsi="Symbol" w:hint="default"/>
+      </w:rPr>
+    </w:lvl>
+    <w:lvl w:ilvl="1" w:tplc="40090003" w:tentative="1">
+      <w:start w:val="1"/>
+      <w:numFmt w:val="bullet"/>
+      <w:lvlText w:val="o"/>
+      <w:lvlJc w:val="left"/>
+      <w:pPr>
+        <w:ind w:left="1440" w:hanging="360"/>
+      </w:pPr>
+      <w:rPr>
+        <w:rFonts w:ascii="Courier New" w:hAnsi="Courier New" w:cs="Courier New" w:hint="default"/>
+      </w:rPr>
+    </w:lvl>
+    <w:lvl w:ilvl="2" w:tplc="40090005" w:tentative="1">
+      <w:start w:val="1"/>
+      <w:numFmt w:val="bullet"/>
+      <w:lvlText w:val=""/>
+      <w:lvlJc w:val="left"/>
+      <w:pPr>
+        <w:ind w:left="2160" w:hanging="360"/>
+      </w:pPr>
+      <w:rPr>
+        <w:rFonts w:ascii="Wingdings" w:hAnsi="Wingdings" w:hint="default"/>
+      </w:rPr>
+    </w:lvl>
+    <w:lvl w:ilvl="3" w:tplc="40090001" w:tentative="1">
+      <w:start w:val="1"/>
+      <w:numFmt w:val="bullet"/>
+      <w:lvlText w:val=""/>
+      <w:lvlJc w:val="left"/>
+      <w:pPr>
+        <w:ind w:left="2880" w:hanging="360"/>
+      </w:pPr>
+      <w:rPr>
+        <w:rFonts w:ascii="Symbol" w:hAnsi="Symbol" w:hint="default"/>
+      </w:rPr>
+    </w:lvl>
+    <w:lvl w:ilvl="4" w:tplc="40090003" w:tentative="1">
+      <w:start w:val="1"/>
+      <w:numFmt w:val="bullet"/>
+      <w:lvlText w:val="o"/>
+      <w:lvlJc w:val="left"/>
+      <w:pPr>
+        <w:ind w:left="3600" w:hanging="360"/>
+      </w:pPr>
+      <w:rPr>
+        <w:rFonts w:ascii="Courier New" w:hAnsi="Courier New" w:cs="Courier New" w:hint="default"/>
+      </w:rPr>
+    </w:lvl>
+    <w:lvl w:ilvl="5" w:tplc="40090005" w:tentative="1">
+      <w:start w:val="1"/>
+      <w:numFmt w:val="bullet"/>
+      <w:lvlText w:val=""/>
+      <w:lvlJc w:val="left"/>
+      <w:pPr>
+        <w:ind w:left="4320" w:hanging="360"/>
+      </w:pPr>
+      <w:rPr>
+        <w:rFonts w:ascii="Wingdings" w:hAnsi="Wingdings" w:hint="default"/>
+      </w:rPr>
+    </w:lvl>
+    <w:lvl w:ilvl="6" w:tplc="40090001" w:tentative="1">
+      <w:start w:val="1"/>
+      <w:numFmt w:val="bullet"/>
+      <w:lvlText w:val=""/>
+      <w:lvlJc w:val="left"/>
+      <w:pPr>
+        <w:ind w:left="5040" w:hanging="360"/>
+      </w:pPr>
+      <w:rPr>
+        <w:rFonts w:ascii="Symbol" w:hAnsi="Symbol" w:hint="default"/>
+      </w:rPr>
+    </w:lvl>
+    <w:lvl w:ilvl="7" w:tplc="40090003" w:tentative="1">
+      <w:start w:val="1"/>
+      <w:numFmt w:val="bullet"/>
+      <w:lvlText w:val="o"/>
+      <w:lvlJc w:val="left"/>
+      <w:pPr>
+        <w:ind w:left="5760" w:hanging="360"/>
+      </w:pPr>
+      <w:rPr>
+        <w:rFonts w:ascii="Courier New" w:hAnsi="Courier New" w:cs="Courier New" w:hint="default"/>
+      </w:rPr>
+    </w:lvl>
+    <w:lvl w:ilvl="8" w:tplc="40090005" w:tentative="1">
+      <w:start w:val="1"/>
+      <w:numFmt w:val="bullet"/>
+      <w:lvlText w:val=""/>
+      <w:lvlJc w:val="left"/>
+      <w:pPr>
+        <w:ind w:left="6480" w:hanging="360"/>
+      </w:pPr>
+      <w:rPr>
+        <w:rFonts w:ascii="Wingdings" w:hAnsi="Wingdings" w:hint="default"/>
+      </w:rPr>
+    </w:lvl>
+  </w:abstractNum>
+  <w:abstractNum w:abstractNumId="31" w15:restartNumberingAfterBreak="0">
     <w:nsid w:val="3FA677EF"/>
     <w:multiLevelType w:val="hybridMultilevel"/>
     <w:tmpl w:val="F144535C"/>
@@ -33762,7 +36922,7 @@
       </w:pPr>
     </w:lvl>
   </w:abstractNum>
-  <w:abstractNum w:abstractNumId="25" w15:restartNumberingAfterBreak="0">
+  <w:abstractNum w:abstractNumId="32" w15:restartNumberingAfterBreak="0">
     <w:nsid w:val="405244CD"/>
     <w:multiLevelType w:val="hybridMultilevel"/>
     <w:tmpl w:val="4F8E4916"/>
@@ -33848,7 +37008,7 @@
       </w:pPr>
     </w:lvl>
   </w:abstractNum>
-  <w:abstractNum w:abstractNumId="26" w15:restartNumberingAfterBreak="0">
+  <w:abstractNum w:abstractNumId="33" w15:restartNumberingAfterBreak="0">
     <w:nsid w:val="421F5061"/>
     <w:multiLevelType w:val="hybridMultilevel"/>
     <w:tmpl w:val="C55E3D5E"/>
@@ -33961,7 +37121,93 @@
       </w:rPr>
     </w:lvl>
   </w:abstractNum>
-  <w:abstractNum w:abstractNumId="27" w15:restartNumberingAfterBreak="0">
+  <w:abstractNum w:abstractNumId="34" w15:restartNumberingAfterBreak="0">
+    <w:nsid w:val="45477E46"/>
+    <w:multiLevelType w:val="hybridMultilevel"/>
+    <w:tmpl w:val="BF28E002"/>
+    <w:lvl w:ilvl="0" w:tplc="FFFFFFFF">
+      <w:start w:val="1"/>
+      <w:numFmt w:val="lowerRoman"/>
+      <w:lvlText w:val="%1."/>
+      <w:lvlJc w:val="right"/>
+      <w:pPr>
+        <w:ind w:left="720" w:hanging="360"/>
+      </w:pPr>
+    </w:lvl>
+    <w:lvl w:ilvl="1" w:tplc="FFFFFFFF">
+      <w:start w:val="1"/>
+      <w:numFmt w:val="lowerLetter"/>
+      <w:lvlText w:val="%2."/>
+      <w:lvlJc w:val="left"/>
+      <w:pPr>
+        <w:ind w:left="1440" w:hanging="360"/>
+      </w:pPr>
+    </w:lvl>
+    <w:lvl w:ilvl="2" w:tplc="FFFFFFFF" w:tentative="1">
+      <w:start w:val="1"/>
+      <w:numFmt w:val="lowerRoman"/>
+      <w:lvlText w:val="%3."/>
+      <w:lvlJc w:val="right"/>
+      <w:pPr>
+        <w:ind w:left="2160" w:hanging="180"/>
+      </w:pPr>
+    </w:lvl>
+    <w:lvl w:ilvl="3" w:tplc="FFFFFFFF" w:tentative="1">
+      <w:start w:val="1"/>
+      <w:numFmt w:val="decimal"/>
+      <w:lvlText w:val="%4."/>
+      <w:lvlJc w:val="left"/>
+      <w:pPr>
+        <w:ind w:left="2880" w:hanging="360"/>
+      </w:pPr>
+    </w:lvl>
+    <w:lvl w:ilvl="4" w:tplc="FFFFFFFF" w:tentative="1">
+      <w:start w:val="1"/>
+      <w:numFmt w:val="lowerLetter"/>
+      <w:lvlText w:val="%5."/>
+      <w:lvlJc w:val="left"/>
+      <w:pPr>
+        <w:ind w:left="3600" w:hanging="360"/>
+      </w:pPr>
+    </w:lvl>
+    <w:lvl w:ilvl="5" w:tplc="FFFFFFFF" w:tentative="1">
+      <w:start w:val="1"/>
+      <w:numFmt w:val="lowerRoman"/>
+      <w:lvlText w:val="%6."/>
+      <w:lvlJc w:val="right"/>
+      <w:pPr>
+        <w:ind w:left="4320" w:hanging="180"/>
+      </w:pPr>
+    </w:lvl>
+    <w:lvl w:ilvl="6" w:tplc="FFFFFFFF" w:tentative="1">
+      <w:start w:val="1"/>
+      <w:numFmt w:val="decimal"/>
+      <w:lvlText w:val="%7."/>
+      <w:lvlJc w:val="left"/>
+      <w:pPr>
+        <w:ind w:left="5040" w:hanging="360"/>
+      </w:pPr>
+    </w:lvl>
+    <w:lvl w:ilvl="7" w:tplc="FFFFFFFF" w:tentative="1">
+      <w:start w:val="1"/>
+      <w:numFmt w:val="lowerLetter"/>
+      <w:lvlText w:val="%8."/>
+      <w:lvlJc w:val="left"/>
+      <w:pPr>
+        <w:ind w:left="5760" w:hanging="360"/>
+      </w:pPr>
+    </w:lvl>
+    <w:lvl w:ilvl="8" w:tplc="FFFFFFFF" w:tentative="1">
+      <w:start w:val="1"/>
+      <w:numFmt w:val="lowerRoman"/>
+      <w:lvlText w:val="%9."/>
+      <w:lvlJc w:val="right"/>
+      <w:pPr>
+        <w:ind w:left="6480" w:hanging="180"/>
+      </w:pPr>
+    </w:lvl>
+  </w:abstractNum>
+  <w:abstractNum w:abstractNumId="35" w15:restartNumberingAfterBreak="0">
     <w:nsid w:val="470A7CAC"/>
     <w:multiLevelType w:val="hybridMultilevel"/>
     <w:tmpl w:val="41B04BBC"/>
@@ -34047,7 +37293,7 @@
       </w:pPr>
     </w:lvl>
   </w:abstractNum>
-  <w:abstractNum w:abstractNumId="28" w15:restartNumberingAfterBreak="0">
+  <w:abstractNum w:abstractNumId="36" w15:restartNumberingAfterBreak="0">
     <w:nsid w:val="471E0E82"/>
     <w:multiLevelType w:val="hybridMultilevel"/>
     <w:tmpl w:val="A0C2BED4"/>
@@ -34160,7 +37406,7 @@
       </w:rPr>
     </w:lvl>
   </w:abstractNum>
-  <w:abstractNum w:abstractNumId="29" w15:restartNumberingAfterBreak="0">
+  <w:abstractNum w:abstractNumId="37" w15:restartNumberingAfterBreak="0">
     <w:nsid w:val="4ACF29D6"/>
     <w:multiLevelType w:val="hybridMultilevel"/>
     <w:tmpl w:val="15BACEE8"/>
@@ -34246,7 +37492,93 @@
       </w:pPr>
     </w:lvl>
   </w:abstractNum>
-  <w:abstractNum w:abstractNumId="30" w15:restartNumberingAfterBreak="0">
+  <w:abstractNum w:abstractNumId="38" w15:restartNumberingAfterBreak="0">
+    <w:nsid w:val="4BBF32DE"/>
+    <w:multiLevelType w:val="hybridMultilevel"/>
+    <w:tmpl w:val="BF28E002"/>
+    <w:lvl w:ilvl="0" w:tplc="4009001B">
+      <w:start w:val="1"/>
+      <w:numFmt w:val="lowerRoman"/>
+      <w:lvlText w:val="%1."/>
+      <w:lvlJc w:val="right"/>
+      <w:pPr>
+        <w:ind w:left="720" w:hanging="360"/>
+      </w:pPr>
+    </w:lvl>
+    <w:lvl w:ilvl="1" w:tplc="40090019">
+      <w:start w:val="1"/>
+      <w:numFmt w:val="lowerLetter"/>
+      <w:lvlText w:val="%2."/>
+      <w:lvlJc w:val="left"/>
+      <w:pPr>
+        <w:ind w:left="1440" w:hanging="360"/>
+      </w:pPr>
+    </w:lvl>
+    <w:lvl w:ilvl="2" w:tplc="4009001B" w:tentative="1">
+      <w:start w:val="1"/>
+      <w:numFmt w:val="lowerRoman"/>
+      <w:lvlText w:val="%3."/>
+      <w:lvlJc w:val="right"/>
+      <w:pPr>
+        <w:ind w:left="2160" w:hanging="180"/>
+      </w:pPr>
+    </w:lvl>
+    <w:lvl w:ilvl="3" w:tplc="4009000F" w:tentative="1">
+      <w:start w:val="1"/>
+      <w:numFmt w:val="decimal"/>
+      <w:lvlText w:val="%4."/>
+      <w:lvlJc w:val="left"/>
+      <w:pPr>
+        <w:ind w:left="2880" w:hanging="360"/>
+      </w:pPr>
+    </w:lvl>
+    <w:lvl w:ilvl="4" w:tplc="40090019" w:tentative="1">
+      <w:start w:val="1"/>
+      <w:numFmt w:val="lowerLetter"/>
+      <w:lvlText w:val="%5."/>
+      <w:lvlJc w:val="left"/>
+      <w:pPr>
+        <w:ind w:left="3600" w:hanging="360"/>
+      </w:pPr>
+    </w:lvl>
+    <w:lvl w:ilvl="5" w:tplc="4009001B" w:tentative="1">
+      <w:start w:val="1"/>
+      <w:numFmt w:val="lowerRoman"/>
+      <w:lvlText w:val="%6."/>
+      <w:lvlJc w:val="right"/>
+      <w:pPr>
+        <w:ind w:left="4320" w:hanging="180"/>
+      </w:pPr>
+    </w:lvl>
+    <w:lvl w:ilvl="6" w:tplc="4009000F" w:tentative="1">
+      <w:start w:val="1"/>
+      <w:numFmt w:val="decimal"/>
+      <w:lvlText w:val="%7."/>
+      <w:lvlJc w:val="left"/>
+      <w:pPr>
+        <w:ind w:left="5040" w:hanging="360"/>
+      </w:pPr>
+    </w:lvl>
+    <w:lvl w:ilvl="7" w:tplc="40090019" w:tentative="1">
+      <w:start w:val="1"/>
+      <w:numFmt w:val="lowerLetter"/>
+      <w:lvlText w:val="%8."/>
+      <w:lvlJc w:val="left"/>
+      <w:pPr>
+        <w:ind w:left="5760" w:hanging="360"/>
+      </w:pPr>
+    </w:lvl>
+    <w:lvl w:ilvl="8" w:tplc="4009001B" w:tentative="1">
+      <w:start w:val="1"/>
+      <w:numFmt w:val="lowerRoman"/>
+      <w:lvlText w:val="%9."/>
+      <w:lvlJc w:val="right"/>
+      <w:pPr>
+        <w:ind w:left="6480" w:hanging="180"/>
+      </w:pPr>
+    </w:lvl>
+  </w:abstractNum>
+  <w:abstractNum w:abstractNumId="39" w15:restartNumberingAfterBreak="0">
     <w:nsid w:val="4C42378B"/>
     <w:multiLevelType w:val="multilevel"/>
     <w:tmpl w:val="158600B2"/>
@@ -34395,7 +37727,7 @@
       </w:rPr>
     </w:lvl>
   </w:abstractNum>
-  <w:abstractNum w:abstractNumId="31" w15:restartNumberingAfterBreak="0">
+  <w:abstractNum w:abstractNumId="40" w15:restartNumberingAfterBreak="0">
     <w:nsid w:val="4F286822"/>
     <w:multiLevelType w:val="hybridMultilevel"/>
     <w:tmpl w:val="5798F77C"/>
@@ -34481,7 +37813,7 @@
       </w:pPr>
     </w:lvl>
   </w:abstractNum>
-  <w:abstractNum w:abstractNumId="32" w15:restartNumberingAfterBreak="0">
+  <w:abstractNum w:abstractNumId="41" w15:restartNumberingAfterBreak="0">
     <w:nsid w:val="51600570"/>
     <w:multiLevelType w:val="hybridMultilevel"/>
     <w:tmpl w:val="7B98FFEE"/>
@@ -34567,7 +37899,7 @@
       </w:pPr>
     </w:lvl>
   </w:abstractNum>
-  <w:abstractNum w:abstractNumId="33" w15:restartNumberingAfterBreak="0">
+  <w:abstractNum w:abstractNumId="42" w15:restartNumberingAfterBreak="0">
     <w:nsid w:val="51EB6CAA"/>
     <w:multiLevelType w:val="hybridMultilevel"/>
     <w:tmpl w:val="AA3A1986"/>
@@ -34653,7 +37985,7 @@
       </w:pPr>
     </w:lvl>
   </w:abstractNum>
-  <w:abstractNum w:abstractNumId="34" w15:restartNumberingAfterBreak="0">
+  <w:abstractNum w:abstractNumId="43" w15:restartNumberingAfterBreak="0">
     <w:nsid w:val="54B02AAF"/>
     <w:multiLevelType w:val="hybridMultilevel"/>
     <w:tmpl w:val="139A5414"/>
@@ -34739,7 +38071,7 @@
       </w:pPr>
     </w:lvl>
   </w:abstractNum>
-  <w:abstractNum w:abstractNumId="35" w15:restartNumberingAfterBreak="0">
+  <w:abstractNum w:abstractNumId="44" w15:restartNumberingAfterBreak="0">
     <w:nsid w:val="579956AE"/>
     <w:multiLevelType w:val="hybridMultilevel"/>
     <w:tmpl w:val="152C998C"/>
@@ -34828,7 +38160,7 @@
       </w:pPr>
     </w:lvl>
   </w:abstractNum>
-  <w:abstractNum w:abstractNumId="36" w15:restartNumberingAfterBreak="0">
+  <w:abstractNum w:abstractNumId="45" w15:restartNumberingAfterBreak="0">
     <w:nsid w:val="57AA63E2"/>
     <w:multiLevelType w:val="hybridMultilevel"/>
     <w:tmpl w:val="4CD8648E"/>
@@ -34914,7 +38246,7 @@
       </w:pPr>
     </w:lvl>
   </w:abstractNum>
-  <w:abstractNum w:abstractNumId="37" w15:restartNumberingAfterBreak="0">
+  <w:abstractNum w:abstractNumId="46" w15:restartNumberingAfterBreak="0">
     <w:nsid w:val="59E1596D"/>
     <w:multiLevelType w:val="hybridMultilevel"/>
     <w:tmpl w:val="F76483B0"/>
@@ -35027,7 +38359,7 @@
       </w:rPr>
     </w:lvl>
   </w:abstractNum>
-  <w:abstractNum w:abstractNumId="38" w15:restartNumberingAfterBreak="0">
+  <w:abstractNum w:abstractNumId="47" w15:restartNumberingAfterBreak="0">
     <w:nsid w:val="5AB46253"/>
     <w:multiLevelType w:val="hybridMultilevel"/>
     <w:tmpl w:val="9290147A"/>
@@ -35140,7 +38472,7 @@
       </w:rPr>
     </w:lvl>
   </w:abstractNum>
-  <w:abstractNum w:abstractNumId="39" w15:restartNumberingAfterBreak="0">
+  <w:abstractNum w:abstractNumId="48" w15:restartNumberingAfterBreak="0">
     <w:nsid w:val="5B0B6E70"/>
     <w:multiLevelType w:val="hybridMultilevel"/>
     <w:tmpl w:val="639E1D92"/>
@@ -35226,7 +38558,7 @@
       </w:pPr>
     </w:lvl>
   </w:abstractNum>
-  <w:abstractNum w:abstractNumId="40" w15:restartNumberingAfterBreak="0">
+  <w:abstractNum w:abstractNumId="49" w15:restartNumberingAfterBreak="0">
     <w:nsid w:val="5B5059D4"/>
     <w:multiLevelType w:val="hybridMultilevel"/>
     <w:tmpl w:val="4F5CD94C"/>
@@ -35312,7 +38644,7 @@
       </w:pPr>
     </w:lvl>
   </w:abstractNum>
-  <w:abstractNum w:abstractNumId="41" w15:restartNumberingAfterBreak="0">
+  <w:abstractNum w:abstractNumId="50" w15:restartNumberingAfterBreak="0">
     <w:nsid w:val="5B801366"/>
     <w:multiLevelType w:val="hybridMultilevel"/>
     <w:tmpl w:val="E4343DA0"/>
@@ -35398,7 +38730,7 @@
       </w:pPr>
     </w:lvl>
   </w:abstractNum>
-  <w:abstractNum w:abstractNumId="42" w15:restartNumberingAfterBreak="0">
+  <w:abstractNum w:abstractNumId="51" w15:restartNumberingAfterBreak="0">
     <w:nsid w:val="5C796728"/>
     <w:multiLevelType w:val="hybridMultilevel"/>
     <w:tmpl w:val="89A2AC62"/>
@@ -35511,7 +38843,7 @@
       </w:rPr>
     </w:lvl>
   </w:abstractNum>
-  <w:abstractNum w:abstractNumId="43" w15:restartNumberingAfterBreak="0">
+  <w:abstractNum w:abstractNumId="52" w15:restartNumberingAfterBreak="0">
     <w:nsid w:val="5CF97DC3"/>
     <w:multiLevelType w:val="hybridMultilevel"/>
     <w:tmpl w:val="5B2C3BD8"/>
@@ -35597,7 +38929,7 @@
       </w:pPr>
     </w:lvl>
   </w:abstractNum>
-  <w:abstractNum w:abstractNumId="44" w15:restartNumberingAfterBreak="0">
+  <w:abstractNum w:abstractNumId="53" w15:restartNumberingAfterBreak="0">
     <w:nsid w:val="5ECF72A1"/>
     <w:multiLevelType w:val="hybridMultilevel"/>
     <w:tmpl w:val="1CF4107C"/>
@@ -35683,7 +39015,7 @@
       </w:pPr>
     </w:lvl>
   </w:abstractNum>
-  <w:abstractNum w:abstractNumId="45" w15:restartNumberingAfterBreak="0">
+  <w:abstractNum w:abstractNumId="54" w15:restartNumberingAfterBreak="0">
     <w:nsid w:val="5FAD400A"/>
     <w:multiLevelType w:val="hybridMultilevel"/>
     <w:tmpl w:val="59F4717E"/>
@@ -35769,7 +39101,7 @@
       </w:pPr>
     </w:lvl>
   </w:abstractNum>
-  <w:abstractNum w:abstractNumId="46" w15:restartNumberingAfterBreak="0">
+  <w:abstractNum w:abstractNumId="55" w15:restartNumberingAfterBreak="0">
     <w:nsid w:val="609F0227"/>
     <w:multiLevelType w:val="hybridMultilevel"/>
     <w:tmpl w:val="6E285D7A"/>
@@ -35855,7 +39187,7 @@
       </w:pPr>
     </w:lvl>
   </w:abstractNum>
-  <w:abstractNum w:abstractNumId="47" w15:restartNumberingAfterBreak="0">
+  <w:abstractNum w:abstractNumId="56" w15:restartNumberingAfterBreak="0">
     <w:nsid w:val="630F0C4E"/>
     <w:multiLevelType w:val="hybridMultilevel"/>
     <w:tmpl w:val="5802DB30"/>
@@ -35947,7 +39279,7 @@
       </w:pPr>
     </w:lvl>
   </w:abstractNum>
-  <w:abstractNum w:abstractNumId="48" w15:restartNumberingAfterBreak="0">
+  <w:abstractNum w:abstractNumId="57" w15:restartNumberingAfterBreak="0">
     <w:nsid w:val="63CB360A"/>
     <w:multiLevelType w:val="hybridMultilevel"/>
     <w:tmpl w:val="B128D1F8"/>
@@ -36060,7 +39392,7 @@
       </w:rPr>
     </w:lvl>
   </w:abstractNum>
-  <w:abstractNum w:abstractNumId="49" w15:restartNumberingAfterBreak="0">
+  <w:abstractNum w:abstractNumId="58" w15:restartNumberingAfterBreak="0">
     <w:nsid w:val="6A825466"/>
     <w:multiLevelType w:val="hybridMultilevel"/>
     <w:tmpl w:val="D4123C9C"/>
@@ -36146,7 +39478,7 @@
       </w:pPr>
     </w:lvl>
   </w:abstractNum>
-  <w:abstractNum w:abstractNumId="50" w15:restartNumberingAfterBreak="0">
+  <w:abstractNum w:abstractNumId="59" w15:restartNumberingAfterBreak="0">
     <w:nsid w:val="6D052436"/>
     <w:multiLevelType w:val="hybridMultilevel"/>
     <w:tmpl w:val="E2EE4616"/>
@@ -36259,7 +39591,7 @@
       </w:rPr>
     </w:lvl>
   </w:abstractNum>
-  <w:abstractNum w:abstractNumId="51" w15:restartNumberingAfterBreak="0">
+  <w:abstractNum w:abstractNumId="60" w15:restartNumberingAfterBreak="0">
     <w:nsid w:val="72C825B8"/>
     <w:multiLevelType w:val="multilevel"/>
     <w:tmpl w:val="8D6CDDBA"/>
@@ -36408,7 +39740,7 @@
       </w:rPr>
     </w:lvl>
   </w:abstractNum>
-  <w:abstractNum w:abstractNumId="52" w15:restartNumberingAfterBreak="0">
+  <w:abstractNum w:abstractNumId="61" w15:restartNumberingAfterBreak="0">
     <w:nsid w:val="72EA5DBF"/>
     <w:multiLevelType w:val="hybridMultilevel"/>
     <w:tmpl w:val="671AAB8E"/>
@@ -36494,7 +39826,7 @@
       </w:pPr>
     </w:lvl>
   </w:abstractNum>
-  <w:abstractNum w:abstractNumId="53" w15:restartNumberingAfterBreak="0">
+  <w:abstractNum w:abstractNumId="62" w15:restartNumberingAfterBreak="0">
     <w:nsid w:val="72F854A2"/>
     <w:multiLevelType w:val="hybridMultilevel"/>
     <w:tmpl w:val="349CAAFA"/>
@@ -36607,7 +39939,7 @@
       </w:rPr>
     </w:lvl>
   </w:abstractNum>
-  <w:abstractNum w:abstractNumId="54" w15:restartNumberingAfterBreak="0">
+  <w:abstractNum w:abstractNumId="63" w15:restartNumberingAfterBreak="0">
     <w:nsid w:val="737D56E6"/>
     <w:multiLevelType w:val="hybridMultilevel"/>
     <w:tmpl w:val="0C9ABC18"/>
@@ -36720,7 +40052,7 @@
       </w:rPr>
     </w:lvl>
   </w:abstractNum>
-  <w:abstractNum w:abstractNumId="55" w15:restartNumberingAfterBreak="0">
+  <w:abstractNum w:abstractNumId="64" w15:restartNumberingAfterBreak="0">
     <w:nsid w:val="768D4843"/>
     <w:multiLevelType w:val="hybridMultilevel"/>
     <w:tmpl w:val="F39A25A6"/>
@@ -36806,7 +40138,7 @@
       </w:pPr>
     </w:lvl>
   </w:abstractNum>
-  <w:abstractNum w:abstractNumId="56" w15:restartNumberingAfterBreak="0">
+  <w:abstractNum w:abstractNumId="65" w15:restartNumberingAfterBreak="0">
     <w:nsid w:val="787D215D"/>
     <w:multiLevelType w:val="hybridMultilevel"/>
     <w:tmpl w:val="6E66E1B4"/>
@@ -36895,7 +40227,120 @@
       </w:pPr>
     </w:lvl>
   </w:abstractNum>
-  <w:abstractNum w:abstractNumId="57" w15:restartNumberingAfterBreak="0">
+  <w:abstractNum w:abstractNumId="66" w15:restartNumberingAfterBreak="0">
+    <w:nsid w:val="79741904"/>
+    <w:multiLevelType w:val="hybridMultilevel"/>
+    <w:tmpl w:val="D2E8A4E8"/>
+    <w:lvl w:ilvl="0" w:tplc="40090001">
+      <w:start w:val="1"/>
+      <w:numFmt w:val="bullet"/>
+      <w:lvlText w:val=""/>
+      <w:lvlJc w:val="left"/>
+      <w:pPr>
+        <w:ind w:left="720" w:hanging="360"/>
+      </w:pPr>
+      <w:rPr>
+        <w:rFonts w:ascii="Symbol" w:hAnsi="Symbol" w:hint="default"/>
+      </w:rPr>
+    </w:lvl>
+    <w:lvl w:ilvl="1" w:tplc="40090003" w:tentative="1">
+      <w:start w:val="1"/>
+      <w:numFmt w:val="bullet"/>
+      <w:lvlText w:val="o"/>
+      <w:lvlJc w:val="left"/>
+      <w:pPr>
+        <w:ind w:left="1440" w:hanging="360"/>
+      </w:pPr>
+      <w:rPr>
+        <w:rFonts w:ascii="Courier New" w:hAnsi="Courier New" w:cs="Courier New" w:hint="default"/>
+      </w:rPr>
+    </w:lvl>
+    <w:lvl w:ilvl="2" w:tplc="40090005" w:tentative="1">
+      <w:start w:val="1"/>
+      <w:numFmt w:val="bullet"/>
+      <w:lvlText w:val=""/>
+      <w:lvlJc w:val="left"/>
+      <w:pPr>
+        <w:ind w:left="2160" w:hanging="360"/>
+      </w:pPr>
+      <w:rPr>
+        <w:rFonts w:ascii="Wingdings" w:hAnsi="Wingdings" w:hint="default"/>
+      </w:rPr>
+    </w:lvl>
+    <w:lvl w:ilvl="3" w:tplc="40090001" w:tentative="1">
+      <w:start w:val="1"/>
+      <w:numFmt w:val="bullet"/>
+      <w:lvlText w:val=""/>
+      <w:lvlJc w:val="left"/>
+      <w:pPr>
+        <w:ind w:left="2880" w:hanging="360"/>
+      </w:pPr>
+      <w:rPr>
+        <w:rFonts w:ascii="Symbol" w:hAnsi="Symbol" w:hint="default"/>
+      </w:rPr>
+    </w:lvl>
+    <w:lvl w:ilvl="4" w:tplc="40090003" w:tentative="1">
+      <w:start w:val="1"/>
+      <w:numFmt w:val="bullet"/>
+      <w:lvlText w:val="o"/>
+      <w:lvlJc w:val="left"/>
+      <w:pPr>
+        <w:ind w:left="3600" w:hanging="360"/>
+      </w:pPr>
+      <w:rPr>
+        <w:rFonts w:ascii="Courier New" w:hAnsi="Courier New" w:cs="Courier New" w:hint="default"/>
+      </w:rPr>
+    </w:lvl>
+    <w:lvl w:ilvl="5" w:tplc="40090005" w:tentative="1">
+      <w:start w:val="1"/>
+      <w:numFmt w:val="bullet"/>
+      <w:lvlText w:val=""/>
+      <w:lvlJc w:val="left"/>
+      <w:pPr>
+        <w:ind w:left="4320" w:hanging="360"/>
+      </w:pPr>
+      <w:rPr>
+        <w:rFonts w:ascii="Wingdings" w:hAnsi="Wingdings" w:hint="default"/>
+      </w:rPr>
+    </w:lvl>
+    <w:lvl w:ilvl="6" w:tplc="40090001" w:tentative="1">
+      <w:start w:val="1"/>
+      <w:numFmt w:val="bullet"/>
+      <w:lvlText w:val=""/>
+      <w:lvlJc w:val="left"/>
+      <w:pPr>
+        <w:ind w:left="5040" w:hanging="360"/>
+      </w:pPr>
+      <w:rPr>
+        <w:rFonts w:ascii="Symbol" w:hAnsi="Symbol" w:hint="default"/>
+      </w:rPr>
+    </w:lvl>
+    <w:lvl w:ilvl="7" w:tplc="40090003" w:tentative="1">
+      <w:start w:val="1"/>
+      <w:numFmt w:val="bullet"/>
+      <w:lvlText w:val="o"/>
+      <w:lvlJc w:val="left"/>
+      <w:pPr>
+        <w:ind w:left="5760" w:hanging="360"/>
+      </w:pPr>
+      <w:rPr>
+        <w:rFonts w:ascii="Courier New" w:hAnsi="Courier New" w:cs="Courier New" w:hint="default"/>
+      </w:rPr>
+    </w:lvl>
+    <w:lvl w:ilvl="8" w:tplc="40090005" w:tentative="1">
+      <w:start w:val="1"/>
+      <w:numFmt w:val="bullet"/>
+      <w:lvlText w:val=""/>
+      <w:lvlJc w:val="left"/>
+      <w:pPr>
+        <w:ind w:left="6480" w:hanging="360"/>
+      </w:pPr>
+      <w:rPr>
+        <w:rFonts w:ascii="Wingdings" w:hAnsi="Wingdings" w:hint="default"/>
+      </w:rPr>
+    </w:lvl>
+  </w:abstractNum>
+  <w:abstractNum w:abstractNumId="67" w15:restartNumberingAfterBreak="0">
     <w:nsid w:val="7AB25B5B"/>
     <w:multiLevelType w:val="hybridMultilevel"/>
     <w:tmpl w:val="E5A0EAA8"/>
@@ -37008,7 +40453,7 @@
       </w:rPr>
     </w:lvl>
   </w:abstractNum>
-  <w:abstractNum w:abstractNumId="58" w15:restartNumberingAfterBreak="0">
+  <w:abstractNum w:abstractNumId="68" w15:restartNumberingAfterBreak="0">
     <w:nsid w:val="7AD45E11"/>
     <w:multiLevelType w:val="hybridMultilevel"/>
     <w:tmpl w:val="E23468B6"/>
@@ -37121,7 +40566,7 @@
       </w:rPr>
     </w:lvl>
   </w:abstractNum>
-  <w:abstractNum w:abstractNumId="59" w15:restartNumberingAfterBreak="0">
+  <w:abstractNum w:abstractNumId="69" w15:restartNumberingAfterBreak="0">
     <w:nsid w:val="7B8D34CF"/>
     <w:multiLevelType w:val="multilevel"/>
     <w:tmpl w:val="702834C8"/>
@@ -37270,7 +40715,7 @@
       </w:rPr>
     </w:lvl>
   </w:abstractNum>
-  <w:abstractNum w:abstractNumId="60" w15:restartNumberingAfterBreak="0">
+  <w:abstractNum w:abstractNumId="70" w15:restartNumberingAfterBreak="0">
     <w:nsid w:val="7F62291B"/>
     <w:multiLevelType w:val="hybridMultilevel"/>
     <w:tmpl w:val="B71640A2"/>
@@ -37357,187 +40802,217 @@
     </w:lvl>
   </w:abstractNum>
   <w:num w:numId="1" w16cid:durableId="1235513339">
+    <w:abstractNumId w:val="3"/>
+  </w:num>
+  <w:num w:numId="2" w16cid:durableId="288970933">
+    <w:abstractNumId w:val="53"/>
+  </w:num>
+  <w:num w:numId="3" w16cid:durableId="1934975148">
+    <w:abstractNumId w:val="1"/>
+  </w:num>
+  <w:num w:numId="4" w16cid:durableId="284432453">
+    <w:abstractNumId w:val="17"/>
+  </w:num>
+  <w:num w:numId="5" w16cid:durableId="1475290958">
+    <w:abstractNumId w:val="4"/>
+  </w:num>
+  <w:num w:numId="6" w16cid:durableId="674764127">
+    <w:abstractNumId w:val="69"/>
+  </w:num>
+  <w:num w:numId="7" w16cid:durableId="1366904678">
+    <w:abstractNumId w:val="33"/>
+  </w:num>
+  <w:num w:numId="8" w16cid:durableId="67462260">
+    <w:abstractNumId w:val="54"/>
+  </w:num>
+  <w:num w:numId="9" w16cid:durableId="504519595">
+    <w:abstractNumId w:val="48"/>
+  </w:num>
+  <w:num w:numId="10" w16cid:durableId="1046217917">
+    <w:abstractNumId w:val="15"/>
+  </w:num>
+  <w:num w:numId="11" w16cid:durableId="1482194571">
+    <w:abstractNumId w:val="52"/>
+  </w:num>
+  <w:num w:numId="12" w16cid:durableId="1378116358">
+    <w:abstractNumId w:val="28"/>
+  </w:num>
+  <w:num w:numId="13" w16cid:durableId="1622763665">
+    <w:abstractNumId w:val="44"/>
+  </w:num>
+  <w:num w:numId="14" w16cid:durableId="1303314634">
+    <w:abstractNumId w:val="56"/>
+  </w:num>
+  <w:num w:numId="15" w16cid:durableId="9142093">
+    <w:abstractNumId w:val="61"/>
+  </w:num>
+  <w:num w:numId="16" w16cid:durableId="1458911845">
+    <w:abstractNumId w:val="25"/>
+  </w:num>
+  <w:num w:numId="17" w16cid:durableId="2118016731">
+    <w:abstractNumId w:val="11"/>
+  </w:num>
+  <w:num w:numId="18" w16cid:durableId="2101440695">
+    <w:abstractNumId w:val="65"/>
+  </w:num>
+  <w:num w:numId="19" w16cid:durableId="109252585">
+    <w:abstractNumId w:val="14"/>
+  </w:num>
+  <w:num w:numId="20" w16cid:durableId="472599006">
+    <w:abstractNumId w:val="13"/>
+  </w:num>
+  <w:num w:numId="21" w16cid:durableId="1115103356">
+    <w:abstractNumId w:val="49"/>
+  </w:num>
+  <w:num w:numId="22" w16cid:durableId="220681117">
+    <w:abstractNumId w:val="58"/>
+  </w:num>
+  <w:num w:numId="23" w16cid:durableId="1049376175">
+    <w:abstractNumId w:val="26"/>
+  </w:num>
+  <w:num w:numId="24" w16cid:durableId="723523505">
+    <w:abstractNumId w:val="23"/>
+  </w:num>
+  <w:num w:numId="25" w16cid:durableId="1595165128">
+    <w:abstractNumId w:val="20"/>
+  </w:num>
+  <w:num w:numId="26" w16cid:durableId="1168903458">
+    <w:abstractNumId w:val="5"/>
+  </w:num>
+  <w:num w:numId="27" w16cid:durableId="611862714">
+    <w:abstractNumId w:val="31"/>
+  </w:num>
+  <w:num w:numId="28" w16cid:durableId="340668397">
+    <w:abstractNumId w:val="42"/>
+  </w:num>
+  <w:num w:numId="29" w16cid:durableId="87584769">
+    <w:abstractNumId w:val="10"/>
+  </w:num>
+  <w:num w:numId="30" w16cid:durableId="1409889759">
+    <w:abstractNumId w:val="45"/>
+  </w:num>
+  <w:num w:numId="31" w16cid:durableId="400836092">
+    <w:abstractNumId w:val="12"/>
+  </w:num>
+  <w:num w:numId="32" w16cid:durableId="1819607792">
+    <w:abstractNumId w:val="41"/>
+  </w:num>
+  <w:num w:numId="33" w16cid:durableId="1637417472">
+    <w:abstractNumId w:val="64"/>
+  </w:num>
+  <w:num w:numId="34" w16cid:durableId="871116235">
+    <w:abstractNumId w:val="62"/>
+  </w:num>
+  <w:num w:numId="35" w16cid:durableId="2009362747">
+    <w:abstractNumId w:val="36"/>
+  </w:num>
+  <w:num w:numId="36" w16cid:durableId="1833788539">
+    <w:abstractNumId w:val="70"/>
+  </w:num>
+  <w:num w:numId="37" w16cid:durableId="846090408">
+    <w:abstractNumId w:val="37"/>
+  </w:num>
+  <w:num w:numId="38" w16cid:durableId="307588129">
+    <w:abstractNumId w:val="39"/>
+  </w:num>
+  <w:num w:numId="39" w16cid:durableId="1618440895">
+    <w:abstractNumId w:val="35"/>
+  </w:num>
+  <w:num w:numId="40" w16cid:durableId="1307668086">
+    <w:abstractNumId w:val="67"/>
+  </w:num>
+  <w:num w:numId="41" w16cid:durableId="69272560">
+    <w:abstractNumId w:val="40"/>
+  </w:num>
+  <w:num w:numId="42" w16cid:durableId="2137329642">
+    <w:abstractNumId w:val="19"/>
+  </w:num>
+  <w:num w:numId="43" w16cid:durableId="2038189983">
+    <w:abstractNumId w:val="43"/>
+  </w:num>
+  <w:num w:numId="44" w16cid:durableId="9188195">
     <w:abstractNumId w:val="2"/>
   </w:num>
-  <w:num w:numId="2" w16cid:durableId="288970933">
-    <w:abstractNumId w:val="44"/>
+  <w:num w:numId="45" w16cid:durableId="1834445961">
+    <w:abstractNumId w:val="60"/>
   </w:num>
-  <w:num w:numId="3" w16cid:durableId="1934975148">
+  <w:num w:numId="46" w16cid:durableId="154272466">
+    <w:abstractNumId w:val="59"/>
+  </w:num>
+  <w:num w:numId="47" w16cid:durableId="873924712">
+    <w:abstractNumId w:val="27"/>
+  </w:num>
+  <w:num w:numId="48" w16cid:durableId="175578605">
+    <w:abstractNumId w:val="32"/>
+  </w:num>
+  <w:num w:numId="49" w16cid:durableId="1351837453">
+    <w:abstractNumId w:val="16"/>
+  </w:num>
+  <w:num w:numId="50" w16cid:durableId="1077093443">
+    <w:abstractNumId w:val="55"/>
+  </w:num>
+  <w:num w:numId="51" w16cid:durableId="1712538440">
+    <w:abstractNumId w:val="50"/>
+  </w:num>
+  <w:num w:numId="52" w16cid:durableId="263608840">
+    <w:abstractNumId w:val="18"/>
+  </w:num>
+  <w:num w:numId="53" w16cid:durableId="775171151">
+    <w:abstractNumId w:val="6"/>
+  </w:num>
+  <w:num w:numId="54" w16cid:durableId="875194525">
+    <w:abstractNumId w:val="7"/>
+  </w:num>
+  <w:num w:numId="55" w16cid:durableId="1318146393">
+    <w:abstractNumId w:val="68"/>
+  </w:num>
+  <w:num w:numId="56" w16cid:durableId="238488064">
+    <w:abstractNumId w:val="46"/>
+  </w:num>
+  <w:num w:numId="57" w16cid:durableId="1697727751">
+    <w:abstractNumId w:val="51"/>
+  </w:num>
+  <w:num w:numId="58" w16cid:durableId="888224253">
+    <w:abstractNumId w:val="47"/>
+  </w:num>
+  <w:num w:numId="59" w16cid:durableId="768544210">
+    <w:abstractNumId w:val="57"/>
+  </w:num>
+  <w:num w:numId="60" w16cid:durableId="2133665249">
+    <w:abstractNumId w:val="63"/>
+  </w:num>
+  <w:num w:numId="61" w16cid:durableId="1432625404">
+    <w:abstractNumId w:val="8"/>
+  </w:num>
+  <w:num w:numId="62" w16cid:durableId="1619141741">
+    <w:abstractNumId w:val="21"/>
+  </w:num>
+  <w:num w:numId="63" w16cid:durableId="695665421">
+    <w:abstractNumId w:val="38"/>
+  </w:num>
+  <w:num w:numId="64" w16cid:durableId="2017272140">
+    <w:abstractNumId w:val="9"/>
+  </w:num>
+  <w:num w:numId="65" w16cid:durableId="1744260479">
+    <w:abstractNumId w:val="29"/>
+  </w:num>
+  <w:num w:numId="66" w16cid:durableId="1250774721">
+    <w:abstractNumId w:val="66"/>
+  </w:num>
+  <w:num w:numId="67" w16cid:durableId="420025537">
+    <w:abstractNumId w:val="34"/>
+  </w:num>
+  <w:num w:numId="68" w16cid:durableId="1806464025">
+    <w:abstractNumId w:val="30"/>
+  </w:num>
+  <w:num w:numId="69" w16cid:durableId="1913082699">
+    <w:abstractNumId w:val="24"/>
+  </w:num>
+  <w:num w:numId="70" w16cid:durableId="754593467">
     <w:abstractNumId w:val="0"/>
   </w:num>
-  <w:num w:numId="4" w16cid:durableId="284432453">
-    <w:abstractNumId w:val="15"/>
-  </w:num>
-  <w:num w:numId="5" w16cid:durableId="1475290958">
-    <w:abstractNumId w:val="3"/>
-  </w:num>
-  <w:num w:numId="6" w16cid:durableId="674764127">
-    <w:abstractNumId w:val="59"/>
-  </w:num>
-  <w:num w:numId="7" w16cid:durableId="1366904678">
-    <w:abstractNumId w:val="26"/>
-  </w:num>
-  <w:num w:numId="8" w16cid:durableId="67462260">
-    <w:abstractNumId w:val="45"/>
-  </w:num>
-  <w:num w:numId="9" w16cid:durableId="504519595">
-    <w:abstractNumId w:val="39"/>
-  </w:num>
-  <w:num w:numId="10" w16cid:durableId="1046217917">
-    <w:abstractNumId w:val="13"/>
-  </w:num>
-  <w:num w:numId="11" w16cid:durableId="1482194571">
-    <w:abstractNumId w:val="43"/>
-  </w:num>
-  <w:num w:numId="12" w16cid:durableId="1378116358">
-    <w:abstractNumId w:val="23"/>
-  </w:num>
-  <w:num w:numId="13" w16cid:durableId="1622763665">
-    <w:abstractNumId w:val="35"/>
-  </w:num>
-  <w:num w:numId="14" w16cid:durableId="1303314634">
-    <w:abstractNumId w:val="47"/>
-  </w:num>
-  <w:num w:numId="15" w16cid:durableId="9142093">
-    <w:abstractNumId w:val="52"/>
-  </w:num>
-  <w:num w:numId="16" w16cid:durableId="1458911845">
-    <w:abstractNumId w:val="20"/>
-  </w:num>
-  <w:num w:numId="17" w16cid:durableId="2118016731">
-    <w:abstractNumId w:val="9"/>
-  </w:num>
-  <w:num w:numId="18" w16cid:durableId="2101440695">
-    <w:abstractNumId w:val="56"/>
-  </w:num>
-  <w:num w:numId="19" w16cid:durableId="109252585">
-    <w:abstractNumId w:val="12"/>
-  </w:num>
-  <w:num w:numId="20" w16cid:durableId="472599006">
-    <w:abstractNumId w:val="11"/>
-  </w:num>
-  <w:num w:numId="21" w16cid:durableId="1115103356">
-    <w:abstractNumId w:val="40"/>
-  </w:num>
-  <w:num w:numId="22" w16cid:durableId="220681117">
-    <w:abstractNumId w:val="49"/>
-  </w:num>
-  <w:num w:numId="23" w16cid:durableId="1049376175">
-    <w:abstractNumId w:val="21"/>
-  </w:num>
-  <w:num w:numId="24" w16cid:durableId="723523505">
-    <w:abstractNumId w:val="19"/>
-  </w:num>
-  <w:num w:numId="25" w16cid:durableId="1595165128">
-    <w:abstractNumId w:val="18"/>
-  </w:num>
-  <w:num w:numId="26" w16cid:durableId="1168903458">
-    <w:abstractNumId w:val="4"/>
-  </w:num>
-  <w:num w:numId="27" w16cid:durableId="611862714">
-    <w:abstractNumId w:val="24"/>
-  </w:num>
-  <w:num w:numId="28" w16cid:durableId="340668397">
-    <w:abstractNumId w:val="33"/>
-  </w:num>
-  <w:num w:numId="29" w16cid:durableId="87584769">
-    <w:abstractNumId w:val="8"/>
-  </w:num>
-  <w:num w:numId="30" w16cid:durableId="1409889759">
-    <w:abstractNumId w:val="36"/>
-  </w:num>
-  <w:num w:numId="31" w16cid:durableId="400836092">
-    <w:abstractNumId w:val="10"/>
-  </w:num>
-  <w:num w:numId="32" w16cid:durableId="1819607792">
-    <w:abstractNumId w:val="32"/>
-  </w:num>
-  <w:num w:numId="33" w16cid:durableId="1637417472">
-    <w:abstractNumId w:val="55"/>
-  </w:num>
-  <w:num w:numId="34" w16cid:durableId="871116235">
-    <w:abstractNumId w:val="53"/>
-  </w:num>
-  <w:num w:numId="35" w16cid:durableId="2009362747">
-    <w:abstractNumId w:val="28"/>
-  </w:num>
-  <w:num w:numId="36" w16cid:durableId="1833788539">
-    <w:abstractNumId w:val="60"/>
-  </w:num>
-  <w:num w:numId="37" w16cid:durableId="846090408">
-    <w:abstractNumId w:val="29"/>
-  </w:num>
-  <w:num w:numId="38" w16cid:durableId="307588129">
-    <w:abstractNumId w:val="30"/>
-  </w:num>
-  <w:num w:numId="39" w16cid:durableId="1618440895">
-    <w:abstractNumId w:val="27"/>
-  </w:num>
-  <w:num w:numId="40" w16cid:durableId="1307668086">
-    <w:abstractNumId w:val="57"/>
-  </w:num>
-  <w:num w:numId="41" w16cid:durableId="69272560">
-    <w:abstractNumId w:val="31"/>
-  </w:num>
-  <w:num w:numId="42" w16cid:durableId="2137329642">
-    <w:abstractNumId w:val="17"/>
-  </w:num>
-  <w:num w:numId="43" w16cid:durableId="2038189983">
-    <w:abstractNumId w:val="34"/>
-  </w:num>
-  <w:num w:numId="44" w16cid:durableId="9188195">
-    <w:abstractNumId w:val="1"/>
-  </w:num>
-  <w:num w:numId="45" w16cid:durableId="1834445961">
-    <w:abstractNumId w:val="51"/>
-  </w:num>
-  <w:num w:numId="46" w16cid:durableId="154272466">
-    <w:abstractNumId w:val="50"/>
-  </w:num>
-  <w:num w:numId="47" w16cid:durableId="873924712">
+  <w:num w:numId="71" w16cid:durableId="940918105">
     <w:abstractNumId w:val="22"/>
-  </w:num>
-  <w:num w:numId="48" w16cid:durableId="175578605">
-    <w:abstractNumId w:val="25"/>
-  </w:num>
-  <w:num w:numId="49" w16cid:durableId="1351837453">
-    <w:abstractNumId w:val="14"/>
-  </w:num>
-  <w:num w:numId="50" w16cid:durableId="1077093443">
-    <w:abstractNumId w:val="46"/>
-  </w:num>
-  <w:num w:numId="51" w16cid:durableId="1712538440">
-    <w:abstractNumId w:val="41"/>
-  </w:num>
-  <w:num w:numId="52" w16cid:durableId="263608840">
-    <w:abstractNumId w:val="16"/>
-  </w:num>
-  <w:num w:numId="53" w16cid:durableId="775171151">
-    <w:abstractNumId w:val="5"/>
-  </w:num>
-  <w:num w:numId="54" w16cid:durableId="875194525">
-    <w:abstractNumId w:val="6"/>
-  </w:num>
-  <w:num w:numId="55" w16cid:durableId="1318146393">
-    <w:abstractNumId w:val="58"/>
-  </w:num>
-  <w:num w:numId="56" w16cid:durableId="238488064">
-    <w:abstractNumId w:val="37"/>
-  </w:num>
-  <w:num w:numId="57" w16cid:durableId="1697727751">
-    <w:abstractNumId w:val="42"/>
-  </w:num>
-  <w:num w:numId="58" w16cid:durableId="888224253">
-    <w:abstractNumId w:val="38"/>
-  </w:num>
-  <w:num w:numId="59" w16cid:durableId="768544210">
-    <w:abstractNumId w:val="48"/>
-  </w:num>
-  <w:num w:numId="60" w16cid:durableId="2133665249">
-    <w:abstractNumId w:val="54"/>
-  </w:num>
-  <w:num w:numId="61" w16cid:durableId="1432625404">
-    <w:abstractNumId w:val="7"/>
   </w:num>
   <w:numIdMacAtCleanup w:val="61"/>
 </w:numbering>

--- a/Financial Mathematics/notes.docx
+++ b/Financial Mathematics/notes.docx
@@ -2216,7 +2216,20 @@
           <w:rFonts w:eastAsiaTheme="minorEastAsia"/>
         </w:rPr>
         <w:tab/>
-        <w:t xml:space="preserve">Where, </w:t>
+      </w:r>
+      <w:proofErr w:type="gramStart"/>
+      <w:r>
+        <w:rPr>
+          <w:rFonts w:eastAsiaTheme="minorEastAsia"/>
+        </w:rPr>
+        <w:t>Where</w:t>
+      </w:r>
+      <w:proofErr w:type="gramEnd"/>
+      <w:r>
+        <w:rPr>
+          <w:rFonts w:eastAsiaTheme="minorEastAsia"/>
+        </w:rPr>
+        <w:t xml:space="preserve">, </w:t>
       </w:r>
     </w:p>
     <w:p>
@@ -2876,11 +2889,19 @@
           <w:rFonts w:eastAsiaTheme="minorEastAsia"/>
         </w:rPr>
       </w:pPr>
-      <w:r>
-        <w:rPr>
-          <w:rFonts w:eastAsiaTheme="minorEastAsia"/>
-        </w:rPr>
-        <w:t xml:space="preserve">Where, </w:t>
+      <w:proofErr w:type="gramStart"/>
+      <w:r>
+        <w:rPr>
+          <w:rFonts w:eastAsiaTheme="minorEastAsia"/>
+        </w:rPr>
+        <w:t>Where</w:t>
+      </w:r>
+      <w:proofErr w:type="gramEnd"/>
+      <w:r>
+        <w:rPr>
+          <w:rFonts w:eastAsiaTheme="minorEastAsia"/>
+        </w:rPr>
+        <w:t xml:space="preserve">, </w:t>
       </w:r>
     </w:p>
     <w:p>
@@ -3625,11 +3646,19 @@
           <w:rFonts w:eastAsiaTheme="minorEastAsia"/>
         </w:rPr>
       </w:pPr>
-      <w:r>
-        <w:rPr>
-          <w:rFonts w:eastAsiaTheme="minorEastAsia"/>
-        </w:rPr>
-        <w:t>Where,</w:t>
+      <w:proofErr w:type="gramStart"/>
+      <w:r>
+        <w:rPr>
+          <w:rFonts w:eastAsiaTheme="minorEastAsia"/>
+        </w:rPr>
+        <w:t>Where</w:t>
+      </w:r>
+      <w:proofErr w:type="gramEnd"/>
+      <w:r>
+        <w:rPr>
+          <w:rFonts w:eastAsiaTheme="minorEastAsia"/>
+        </w:rPr>
+        <w:t>,</w:t>
       </w:r>
     </w:p>
     <w:p>
@@ -3816,11 +3845,19 @@
           <w:rFonts w:eastAsiaTheme="minorEastAsia"/>
         </w:rPr>
       </w:pPr>
-      <w:r>
-        <w:rPr>
-          <w:rFonts w:eastAsiaTheme="minorEastAsia"/>
-        </w:rPr>
-        <w:t xml:space="preserve">Where, </w:t>
+      <w:proofErr w:type="gramStart"/>
+      <w:r>
+        <w:rPr>
+          <w:rFonts w:eastAsiaTheme="minorEastAsia"/>
+        </w:rPr>
+        <w:t>Where</w:t>
+      </w:r>
+      <w:proofErr w:type="gramEnd"/>
+      <w:r>
+        <w:rPr>
+          <w:rFonts w:eastAsiaTheme="minorEastAsia"/>
+        </w:rPr>
+        <w:t xml:space="preserve">, </w:t>
       </w:r>
     </w:p>
     <w:p>
@@ -4118,11 +4155,19 @@
           <w:rFonts w:eastAsiaTheme="minorEastAsia"/>
         </w:rPr>
       </w:pPr>
-      <w:r>
-        <w:rPr>
-          <w:rFonts w:eastAsiaTheme="minorEastAsia"/>
-        </w:rPr>
-        <w:t xml:space="preserve">Where, </w:t>
+      <w:proofErr w:type="gramStart"/>
+      <w:r>
+        <w:rPr>
+          <w:rFonts w:eastAsiaTheme="minorEastAsia"/>
+        </w:rPr>
+        <w:t>Where</w:t>
+      </w:r>
+      <w:proofErr w:type="gramEnd"/>
+      <w:r>
+        <w:rPr>
+          <w:rFonts w:eastAsiaTheme="minorEastAsia"/>
+        </w:rPr>
+        <w:t xml:space="preserve">, </w:t>
       </w:r>
     </w:p>
     <w:p>
@@ -8794,7 +8839,21 @@
         <w:rPr>
           <w:rFonts w:eastAsiaTheme="minorEastAsia"/>
         </w:rPr>
-        <w:t>Present value of Rs 10,000 receivable after 4 years and the rate of interest at 12%. The PV factor in the PV table (12% column and 4 year row) is 0.635.</w:t>
+        <w:t xml:space="preserve">Present value of Rs 10,000 receivable after 4 years and the rate of interest at 12%. The PV factor in the PV table (12% column and </w:t>
+      </w:r>
+      <w:proofErr w:type="gramStart"/>
+      <w:r>
+        <w:rPr>
+          <w:rFonts w:eastAsiaTheme="minorEastAsia"/>
+        </w:rPr>
+        <w:t>4 year</w:t>
+      </w:r>
+      <w:proofErr w:type="gramEnd"/>
+      <w:r>
+        <w:rPr>
+          <w:rFonts w:eastAsiaTheme="minorEastAsia"/>
+        </w:rPr>
+        <w:t xml:space="preserve"> row) is 0.635.</w:t>
       </w:r>
     </w:p>
     <w:p>
@@ -10248,7 +10307,21 @@
         <w:rPr>
           <w:lang w:val="en-US"/>
         </w:rPr>
-        <w:t>Raja has entered into an agreement that will fetch him Rs. 60000 per annum for next 4 years. He want to know the present value for the future cash inflows at 20% discount rate</w:t>
+        <w:t xml:space="preserve">Raja has entered into an agreement that will fetch him Rs. 60000 per annum for next 4 years. He </w:t>
+      </w:r>
+      <w:proofErr w:type="gramStart"/>
+      <w:r>
+        <w:rPr>
+          <w:lang w:val="en-US"/>
+        </w:rPr>
+        <w:t>want</w:t>
+      </w:r>
+      <w:proofErr w:type="gramEnd"/>
+      <w:r>
+        <w:rPr>
+          <w:lang w:val="en-US"/>
+        </w:rPr>
+        <w:t xml:space="preserve"> to know the present value for the future cash inflows at 20% discount rate</w:t>
       </w:r>
     </w:p>
     <w:p>
@@ -12156,11 +12229,19 @@
           <w:rFonts w:eastAsiaTheme="minorEastAsia"/>
         </w:rPr>
       </w:pPr>
-      <w:r>
-        <w:rPr>
-          <w:rFonts w:eastAsiaTheme="minorEastAsia"/>
-        </w:rPr>
-        <w:t xml:space="preserve">Where, </w:t>
+      <w:proofErr w:type="gramStart"/>
+      <w:r>
+        <w:rPr>
+          <w:rFonts w:eastAsiaTheme="minorEastAsia"/>
+        </w:rPr>
+        <w:t>Where</w:t>
+      </w:r>
+      <w:proofErr w:type="gramEnd"/>
+      <w:r>
+        <w:rPr>
+          <w:rFonts w:eastAsiaTheme="minorEastAsia"/>
+        </w:rPr>
+        <w:t xml:space="preserve">, </w:t>
       </w:r>
     </w:p>
     <w:p>
@@ -13361,11 +13442,19 @@
           <w:rFonts w:eastAsiaTheme="minorEastAsia"/>
         </w:rPr>
       </w:pPr>
-      <w:r>
-        <w:rPr>
-          <w:rFonts w:eastAsiaTheme="minorEastAsia"/>
-        </w:rPr>
-        <w:t>So the accumulation factor is </w:t>
+      <w:proofErr w:type="gramStart"/>
+      <w:r>
+        <w:rPr>
+          <w:rFonts w:eastAsiaTheme="minorEastAsia"/>
+        </w:rPr>
+        <w:t>So</w:t>
+      </w:r>
+      <w:proofErr w:type="gramEnd"/>
+      <w:r>
+        <w:rPr>
+          <w:rFonts w:eastAsiaTheme="minorEastAsia"/>
+        </w:rPr>
+        <w:t xml:space="preserve"> the accumulation factor is </w:t>
       </w:r>
       <w:r>
         <w:rPr>
@@ -14261,7 +14350,21 @@
         <w:rPr>
           <w:rFonts w:eastAsiaTheme="minorEastAsia"/>
         </w:rPr>
-        <w:t xml:space="preserve"> ltd are selling for Rs. 50 per share and pays a dividend of Rs 3, what is your expected rate of return if you purchase the security at market price </w:t>
+        <w:t xml:space="preserve"> ltd </w:t>
+      </w:r>
+      <w:proofErr w:type="gramStart"/>
+      <w:r>
+        <w:rPr>
+          <w:rFonts w:eastAsiaTheme="minorEastAsia"/>
+        </w:rPr>
+        <w:t>are</w:t>
+      </w:r>
+      <w:proofErr w:type="gramEnd"/>
+      <w:r>
+        <w:rPr>
+          <w:rFonts w:eastAsiaTheme="minorEastAsia"/>
+        </w:rPr>
+        <w:t xml:space="preserve"> selling for Rs. 50 per share and pays a dividend of Rs 3, what is your expected rate of return if you purchase the security at market price </w:t>
       </w:r>
     </w:p>
     <w:p>
@@ -14895,7 +14998,21 @@
         <w:rPr>
           <w:rFonts w:eastAsiaTheme="minorEastAsia"/>
         </w:rPr>
-        <w:t>Earnings yield is the amount is adjustable as earnings to the shareholders of each shares in proportion to the market price of their share.</w:t>
+        <w:t xml:space="preserve">Earnings yield is the amount is adjustable as earnings to the shareholders of each </w:t>
+      </w:r>
+      <w:proofErr w:type="gramStart"/>
+      <w:r>
+        <w:rPr>
+          <w:rFonts w:eastAsiaTheme="minorEastAsia"/>
+        </w:rPr>
+        <w:t>shares</w:t>
+      </w:r>
+      <w:proofErr w:type="gramEnd"/>
+      <w:r>
+        <w:rPr>
+          <w:rFonts w:eastAsiaTheme="minorEastAsia"/>
+        </w:rPr>
+        <w:t xml:space="preserve"> in proportion to the market price of their share.</w:t>
       </w:r>
     </w:p>
     <w:p>
@@ -15543,11 +15660,19 @@
           <w:rFonts w:eastAsiaTheme="minorEastAsia"/>
         </w:rPr>
       </w:pPr>
-      <w:r>
-        <w:rPr>
-          <w:rFonts w:eastAsiaTheme="minorEastAsia"/>
-        </w:rPr>
-        <w:t>Where,</w:t>
+      <w:proofErr w:type="gramStart"/>
+      <w:r>
+        <w:rPr>
+          <w:rFonts w:eastAsiaTheme="minorEastAsia"/>
+        </w:rPr>
+        <w:t>Where</w:t>
+      </w:r>
+      <w:proofErr w:type="gramEnd"/>
+      <w:r>
+        <w:rPr>
+          <w:rFonts w:eastAsiaTheme="minorEastAsia"/>
+        </w:rPr>
+        <w:t>,</w:t>
       </w:r>
     </w:p>
     <w:p>
@@ -16493,7 +16618,23 @@
           <w:rFonts w:eastAsiaTheme="minorEastAsia"/>
           <w:lang w:val="en-US"/>
         </w:rPr>
-        <w:t>= 12/(0.16-0.03) = 92.30</w:t>
+        <w:t>= 12</w:t>
+      </w:r>
+      <w:proofErr w:type="gramStart"/>
+      <w:r>
+        <w:rPr>
+          <w:rFonts w:eastAsiaTheme="minorEastAsia"/>
+          <w:lang w:val="en-US"/>
+        </w:rPr>
+        <w:t>/(</w:t>
+      </w:r>
+      <w:proofErr w:type="gramEnd"/>
+      <w:r>
+        <w:rPr>
+          <w:rFonts w:eastAsiaTheme="minorEastAsia"/>
+          <w:lang w:val="en-US"/>
+        </w:rPr>
+        <w:t>0.16-0.03) = 92.30</w:t>
       </w:r>
     </w:p>
     <w:p>
@@ -17157,7 +17298,23 @@
           <w:rFonts w:eastAsiaTheme="minorEastAsia"/>
           <w:lang w:val="en-US"/>
         </w:rPr>
-        <w:t xml:space="preserve"> to distribute 60% its earning and to retain to reinvest the remaining 40% of the earnings.&amp;#x20;</w:t>
+        <w:t xml:space="preserve"> to distribute 60% its earning and to retain to reinvest the remaining 40% of the </w:t>
+      </w:r>
+      <w:proofErr w:type="gramStart"/>
+      <w:r>
+        <w:rPr>
+          <w:rFonts w:eastAsiaTheme="minorEastAsia"/>
+          <w:lang w:val="en-US"/>
+        </w:rPr>
+        <w:t>earnings.&amp;</w:t>
+      </w:r>
+      <w:proofErr w:type="gramEnd"/>
+      <w:r>
+        <w:rPr>
+          <w:rFonts w:eastAsiaTheme="minorEastAsia"/>
+          <w:lang w:val="en-US"/>
+        </w:rPr>
+        <w:t>#x20;</w:t>
       </w:r>
     </w:p>
     <w:p>
@@ -17619,11 +17776,19 @@
           <w:rFonts w:eastAsiaTheme="minorEastAsia"/>
         </w:rPr>
       </w:pPr>
-      <w:r>
-        <w:rPr>
-          <w:rFonts w:eastAsiaTheme="minorEastAsia"/>
-        </w:rPr>
-        <w:t>Where,</w:t>
+      <w:proofErr w:type="gramStart"/>
+      <w:r>
+        <w:rPr>
+          <w:rFonts w:eastAsiaTheme="minorEastAsia"/>
+        </w:rPr>
+        <w:t>Where</w:t>
+      </w:r>
+      <w:proofErr w:type="gramEnd"/>
+      <w:r>
+        <w:rPr>
+          <w:rFonts w:eastAsiaTheme="minorEastAsia"/>
+        </w:rPr>
+        <w:t>,</w:t>
       </w:r>
     </w:p>
     <w:p>
@@ -20045,6 +20210,7 @@
         <w:t xml:space="preserve">Theories of relevance – a. </w:t>
       </w:r>
       <w:proofErr w:type="spellStart"/>
+      <w:proofErr w:type="gramStart"/>
       <w:r>
         <w:rPr>
           <w:lang w:val="en-US"/>
@@ -20056,7 +20222,14 @@
         <w:rPr>
           <w:lang w:val="en-US"/>
         </w:rPr>
-        <w:t xml:space="preserve"> ; b. </w:t>
+        <w:t xml:space="preserve"> ;</w:t>
+      </w:r>
+      <w:proofErr w:type="gramEnd"/>
+      <w:r>
+        <w:rPr>
+          <w:lang w:val="en-US"/>
+        </w:rPr>
+        <w:t xml:space="preserve"> b. </w:t>
       </w:r>
       <w:proofErr w:type="spellStart"/>
       <w:r>
@@ -20260,6 +20433,7 @@
         <w:t xml:space="preserve">the return on the </w:t>
       </w:r>
       <w:proofErr w:type="spellStart"/>
+      <w:proofErr w:type="gramStart"/>
       <w:r>
         <w:rPr>
           <w:lang w:val="en-US"/>
@@ -20267,6 +20441,7 @@
         <w:t>firms</w:t>
       </w:r>
       <w:proofErr w:type="spellEnd"/>
+      <w:proofErr w:type="gramEnd"/>
       <w:r>
         <w:rPr>
           <w:lang w:val="en-US"/>
@@ -20384,7 +20559,21 @@
         <w:rPr>
           <w:lang w:val="en-US"/>
         </w:rPr>
-        <w:t>Normal firm – firms internal rate of return is equal to cost of capital (shareholders are indifferent between retention and distribution of earnings)</w:t>
+        <w:t xml:space="preserve">Normal firm – </w:t>
+      </w:r>
+      <w:proofErr w:type="gramStart"/>
+      <w:r>
+        <w:rPr>
+          <w:lang w:val="en-US"/>
+        </w:rPr>
+        <w:t>firms</w:t>
+      </w:r>
+      <w:proofErr w:type="gramEnd"/>
+      <w:r>
+        <w:rPr>
+          <w:lang w:val="en-US"/>
+        </w:rPr>
+        <w:t xml:space="preserve"> internal rate of return is equal to cost of capital (shareholders are indifferent between retention and distribution of earnings)</w:t>
       </w:r>
     </w:p>
     <w:p>
@@ -23630,7 +23819,23 @@
           <w:rFonts w:eastAsiaTheme="minorEastAsia"/>
           <w:iCs/>
         </w:rPr>
-        <w:t>The firm is a declining firm (r &gt; k). MPS is the highest than the payout ratio is 100%. Hence, the ideal payout ratio for the company is 100%.</w:t>
+        <w:t xml:space="preserve">The firm is a declining firm (r &gt; k). MPS is </w:t>
+      </w:r>
+      <w:proofErr w:type="gramStart"/>
+      <w:r>
+        <w:rPr>
+          <w:rFonts w:eastAsiaTheme="minorEastAsia"/>
+          <w:iCs/>
+        </w:rPr>
+        <w:t>the highest</w:t>
+      </w:r>
+      <w:proofErr w:type="gramEnd"/>
+      <w:r>
+        <w:rPr>
+          <w:rFonts w:eastAsiaTheme="minorEastAsia"/>
+          <w:iCs/>
+        </w:rPr>
+        <w:t xml:space="preserve"> than the payout ratio is 100%. Hence, the ideal payout ratio for the company is 100%.</w:t>
       </w:r>
       <w:r>
         <w:rPr>
@@ -24171,11 +24376,19 @@
           <w:rFonts w:eastAsiaTheme="minorEastAsia"/>
         </w:rPr>
       </w:pPr>
-      <w:r>
-        <w:rPr>
-          <w:rFonts w:eastAsiaTheme="minorEastAsia"/>
-        </w:rPr>
-        <w:t xml:space="preserve">Where, </w:t>
+      <w:proofErr w:type="gramStart"/>
+      <w:r>
+        <w:rPr>
+          <w:rFonts w:eastAsiaTheme="minorEastAsia"/>
+        </w:rPr>
+        <w:t>Where</w:t>
+      </w:r>
+      <w:proofErr w:type="gramEnd"/>
+      <w:r>
+        <w:rPr>
+          <w:rFonts w:eastAsiaTheme="minorEastAsia"/>
+        </w:rPr>
+        <w:t xml:space="preserve">, </w:t>
       </w:r>
     </w:p>
     <w:p>
@@ -27185,7 +27398,21 @@
         <w:rPr>
           <w:rFonts w:eastAsiaTheme="minorEastAsia"/>
         </w:rPr>
-        <w:t xml:space="preserve">Yield to call (YTC): of a bond measures annualised return an investor receives if they buy the bond and hold it until the company’s call, it buy repaying the bond yearly with a penalty attached. </w:t>
+        <w:t xml:space="preserve">Yield to call (YTC): of a bond measures annualised return an investor receives if they buy the bond and hold it until the company’s call, it </w:t>
+      </w:r>
+      <w:proofErr w:type="gramStart"/>
+      <w:r>
+        <w:rPr>
+          <w:rFonts w:eastAsiaTheme="minorEastAsia"/>
+        </w:rPr>
+        <w:t>buy</w:t>
+      </w:r>
+      <w:proofErr w:type="gramEnd"/>
+      <w:r>
+        <w:rPr>
+          <w:rFonts w:eastAsiaTheme="minorEastAsia"/>
+        </w:rPr>
+        <w:t xml:space="preserve"> repaying the bond yearly with a penalty attached. </w:t>
       </w:r>
     </w:p>
     <w:p>
@@ -27423,7 +27650,21 @@
         <w:rPr>
           <w:rFonts w:eastAsiaTheme="minorEastAsia"/>
         </w:rPr>
-        <w:t>Amortization is the process of repaying  a loan over a time through equal instalments, each payment covers interest and principle.</w:t>
+        <w:t xml:space="preserve">Amortization is the process of repaying  a loan over a time through equal instalments, each payment covers interest and </w:t>
+      </w:r>
+      <w:proofErr w:type="gramStart"/>
+      <w:r>
+        <w:rPr>
+          <w:rFonts w:eastAsiaTheme="minorEastAsia"/>
+        </w:rPr>
+        <w:t>principle</w:t>
+      </w:r>
+      <w:proofErr w:type="gramEnd"/>
+      <w:r>
+        <w:rPr>
+          <w:rFonts w:eastAsiaTheme="minorEastAsia"/>
+        </w:rPr>
+        <w:t>.</w:t>
       </w:r>
     </w:p>
     <w:p>
@@ -28886,11 +29127,33 @@
           <w:rFonts w:eastAsiaTheme="minorEastAsia"/>
         </w:rPr>
       </w:pPr>
-      <w:r>
-        <w:rPr>
-          <w:rFonts w:eastAsiaTheme="minorEastAsia"/>
-        </w:rPr>
-        <w:t>Debtors turnover / receivable turnover or debtors velocity:</w:t>
+      <w:proofErr w:type="gramStart"/>
+      <w:r>
+        <w:rPr>
+          <w:rFonts w:eastAsiaTheme="minorEastAsia"/>
+        </w:rPr>
+        <w:t>Debtors</w:t>
+      </w:r>
+      <w:proofErr w:type="gramEnd"/>
+      <w:r>
+        <w:rPr>
+          <w:rFonts w:eastAsiaTheme="minorEastAsia"/>
+        </w:rPr>
+        <w:t xml:space="preserve"> turnover / receivable turnover or </w:t>
+      </w:r>
+      <w:proofErr w:type="gramStart"/>
+      <w:r>
+        <w:rPr>
+          <w:rFonts w:eastAsiaTheme="minorEastAsia"/>
+        </w:rPr>
+        <w:t>debtors</w:t>
+      </w:r>
+      <w:proofErr w:type="gramEnd"/>
+      <w:r>
+        <w:rPr>
+          <w:rFonts w:eastAsiaTheme="minorEastAsia"/>
+        </w:rPr>
+        <w:t xml:space="preserve"> velocity:</w:t>
       </w:r>
     </w:p>
     <w:p>
@@ -28908,7 +29171,21 @@
         <w:rPr>
           <w:rFonts w:eastAsiaTheme="minorEastAsia"/>
         </w:rPr>
-        <w:t>Measures the numbers of times the receivable are rotated in a year in terms of sales</w:t>
+        <w:t xml:space="preserve">Measures the numbers of times the receivable </w:t>
+      </w:r>
+      <w:proofErr w:type="gramStart"/>
+      <w:r>
+        <w:rPr>
+          <w:rFonts w:eastAsiaTheme="minorEastAsia"/>
+        </w:rPr>
+        <w:t>are</w:t>
+      </w:r>
+      <w:proofErr w:type="gramEnd"/>
+      <w:r>
+        <w:rPr>
+          <w:rFonts w:eastAsiaTheme="minorEastAsia"/>
+        </w:rPr>
+        <w:t xml:space="preserve"> rotated in a year in terms of sales</w:t>
       </w:r>
     </w:p>
     <w:p>
@@ -30754,7 +31031,21 @@
         <w:rPr>
           <w:rFonts w:eastAsiaTheme="minorEastAsia"/>
         </w:rPr>
-        <w:t xml:space="preserve">conclusion the ideal liquid ratio are generally </w:t>
+        <w:t xml:space="preserve">conclusion the ideal liquid ratio </w:t>
+      </w:r>
+      <w:proofErr w:type="gramStart"/>
+      <w:r>
+        <w:rPr>
+          <w:rFonts w:eastAsiaTheme="minorEastAsia"/>
+        </w:rPr>
+        <w:t>are</w:t>
+      </w:r>
+      <w:proofErr w:type="gramEnd"/>
+      <w:r>
+        <w:rPr>
+          <w:rFonts w:eastAsiaTheme="minorEastAsia"/>
+        </w:rPr>
+        <w:t xml:space="preserve"> generally </w:t>
       </w:r>
       <w:proofErr w:type="spellStart"/>
       <w:r>
@@ -31205,7 +31496,21 @@
         <w:rPr>
           <w:lang w:val="en-US"/>
         </w:rPr>
-        <w:t xml:space="preserve">Cash flow statements portrays the change in the cash position between two accounting period. </w:t>
+        <w:t xml:space="preserve">Cash flow statements </w:t>
+      </w:r>
+      <w:proofErr w:type="gramStart"/>
+      <w:r>
+        <w:rPr>
+          <w:lang w:val="en-US"/>
+        </w:rPr>
+        <w:t>portrays</w:t>
+      </w:r>
+      <w:proofErr w:type="gramEnd"/>
+      <w:r>
+        <w:rPr>
+          <w:lang w:val="en-US"/>
+        </w:rPr>
+        <w:t xml:space="preserve"> the change in the cash position between two accounting period. </w:t>
       </w:r>
     </w:p>
     <w:p>
@@ -32291,51 +32596,61 @@
     </w:p>
     <w:p>
       <w:pPr>
-        <w:pStyle w:val="ListParagraph"/>
-        <w:jc w:val="center"/>
-        <w:rPr>
-          <w:rFonts w:eastAsiaTheme="minorEastAsia"/>
-        </w:rPr>
-      </w:pPr>
-    </w:p>
-    <w:p>
-      <w:pPr>
-        <w:pStyle w:val="ListParagraph"/>
-        <w:jc w:val="center"/>
-        <w:rPr>
-          <w:rFonts w:eastAsiaTheme="minorEastAsia"/>
-        </w:rPr>
-      </w:pPr>
-    </w:p>
-    <w:p>
-      <w:pPr>
-        <w:pStyle w:val="ListParagraph"/>
-        <w:jc w:val="center"/>
-        <w:rPr>
-          <w:rFonts w:eastAsiaTheme="minorEastAsia"/>
-        </w:rPr>
-      </w:pPr>
-    </w:p>
-    <w:p>
-      <w:pPr>
-        <w:pStyle w:val="ListParagraph"/>
-        <w:jc w:val="center"/>
-        <w:rPr>
-          <w:rFonts w:eastAsiaTheme="minorEastAsia"/>
-        </w:rPr>
-      </w:pPr>
-    </w:p>
-    <w:p>
-      <w:pPr>
-        <w:rPr>
-          <w:rFonts w:eastAsiaTheme="minorEastAsia"/>
-        </w:rPr>
-      </w:pPr>
-      <w:r>
-        <w:rPr>
-          <w:rFonts w:eastAsiaTheme="minorEastAsia"/>
-        </w:rPr>
-        <w:t>Break Even Point and Break even analysis:</w:t>
+        <w:rPr>
+          <w:rFonts w:eastAsiaTheme="minorEastAsia"/>
+        </w:rPr>
+      </w:pPr>
+      <m:oMathPara>
+        <m:oMathParaPr>
+          <m:jc m:val="center"/>
+        </m:oMathParaPr>
+        <m:oMath>
+          <m:r>
+            <w:rPr>
+              <w:rFonts w:ascii="Cambria Math" w:eastAsiaTheme="minorEastAsia" w:hAnsi="Cambria Math"/>
+            </w:rPr>
+            <m:t xml:space="preserve">PV Ratio = </m:t>
+          </m:r>
+          <m:f>
+            <m:fPr>
+              <m:ctrlPr>
+                <w:rPr>
+                  <w:rFonts w:ascii="Cambria Math" w:eastAsiaTheme="minorEastAsia" w:hAnsi="Cambria Math"/>
+                  <w:i/>
+                </w:rPr>
+              </m:ctrlPr>
+            </m:fPr>
+            <m:num>
+              <m:r>
+                <w:rPr>
+                  <w:rFonts w:ascii="Cambria Math" w:eastAsiaTheme="minorEastAsia" w:hAnsi="Cambria Math"/>
+                </w:rPr>
+                <m:t>change in profit</m:t>
+              </m:r>
+            </m:num>
+            <m:den>
+              <m:r>
+                <w:rPr>
+                  <w:rFonts w:ascii="Cambria Math" w:eastAsiaTheme="minorEastAsia" w:hAnsi="Cambria Math"/>
+                </w:rPr>
+                <m:t>change in sales</m:t>
+              </m:r>
+            </m:den>
+          </m:f>
+        </m:oMath>
+      </m:oMathPara>
+    </w:p>
+    <w:p>
+      <w:pPr>
+        <w:rPr>
+          <w:rFonts w:eastAsiaTheme="minorEastAsia"/>
+        </w:rPr>
+      </w:pPr>
+      <w:r>
+        <w:rPr>
+          <w:rFonts w:eastAsiaTheme="minorEastAsia"/>
+        </w:rPr>
+        <w:t xml:space="preserve">Ratio is expressed as percentage </w:t>
       </w:r>
     </w:p>
     <w:p>
@@ -32343,11 +32658,206 @@
         <w:pStyle w:val="ListParagraph"/>
         <w:numPr>
           <w:ilvl w:val="0"/>
-          <w:numId w:val="69"/>
+          <w:numId w:val="71"/>
         </w:numPr>
-      </w:pPr>
-      <w:r>
-        <w:t xml:space="preserve">Studying the relationship between revenue and cost in relation to sales volume of a business. </w:t>
+        <w:rPr>
+          <w:rFonts w:eastAsiaTheme="minorEastAsia"/>
+        </w:rPr>
+      </w:pPr>
+      <w:r>
+        <w:rPr>
+          <w:rFonts w:eastAsiaTheme="minorEastAsia"/>
+        </w:rPr>
+        <w:t xml:space="preserve">break even analysis / break even point </w:t>
+      </w:r>
+    </w:p>
+    <w:p>
+      <w:pPr>
+        <w:pStyle w:val="ListParagraph"/>
+        <w:ind w:left="1440"/>
+        <w:rPr>
+          <w:rFonts w:eastAsiaTheme="minorEastAsia"/>
+        </w:rPr>
+      </w:pPr>
+      <m:oMathPara>
+        <m:oMath>
+          <m:r>
+            <w:rPr>
+              <w:rFonts w:ascii="Cambria Math" w:eastAsiaTheme="minorEastAsia" w:hAnsi="Cambria Math"/>
+            </w:rPr>
+            <m:t xml:space="preserve">BEP = </m:t>
+          </m:r>
+          <m:f>
+            <m:fPr>
+              <m:ctrlPr>
+                <w:rPr>
+                  <w:rFonts w:ascii="Cambria Math" w:eastAsiaTheme="minorEastAsia" w:hAnsi="Cambria Math"/>
+                  <w:i/>
+                </w:rPr>
+              </m:ctrlPr>
+            </m:fPr>
+            <m:num>
+              <m:r>
+                <w:rPr>
+                  <w:rFonts w:ascii="Cambria Math" w:eastAsiaTheme="minorEastAsia" w:hAnsi="Cambria Math"/>
+                </w:rPr>
+                <m:t>fixed expenses</m:t>
+              </m:r>
+            </m:num>
+            <m:den>
+              <m:r>
+                <w:rPr>
+                  <w:rFonts w:ascii="Cambria Math" w:eastAsiaTheme="minorEastAsia" w:hAnsi="Cambria Math"/>
+                </w:rPr>
+                <m:t>selling price - marginal cost per unit</m:t>
+              </m:r>
+            </m:den>
+          </m:f>
+        </m:oMath>
+      </m:oMathPara>
+    </w:p>
+    <w:p>
+      <w:pPr>
+        <w:pStyle w:val="ListParagraph"/>
+        <w:ind w:left="1440"/>
+        <w:rPr>
+          <w:rFonts w:eastAsiaTheme="minorEastAsia"/>
+        </w:rPr>
+      </w:pPr>
+      <w:r>
+        <w:rPr>
+          <w:rFonts w:eastAsiaTheme="minorEastAsia"/>
+        </w:rPr>
+        <w:t>OR</w:t>
+      </w:r>
+    </w:p>
+    <w:p>
+      <w:pPr>
+        <w:pStyle w:val="ListParagraph"/>
+        <w:ind w:left="1440"/>
+        <w:rPr>
+          <w:rFonts w:eastAsiaTheme="minorEastAsia"/>
+        </w:rPr>
+      </w:pPr>
+      <m:oMathPara>
+        <m:oMath>
+          <m:f>
+            <m:fPr>
+              <m:ctrlPr>
+                <w:rPr>
+                  <w:rFonts w:ascii="Cambria Math" w:eastAsiaTheme="minorEastAsia" w:hAnsi="Cambria Math"/>
+                  <w:i/>
+                </w:rPr>
+              </m:ctrlPr>
+            </m:fPr>
+            <m:num>
+              <m:r>
+                <w:rPr>
+                  <w:rFonts w:ascii="Cambria Math" w:eastAsiaTheme="minorEastAsia" w:hAnsi="Cambria Math"/>
+                </w:rPr>
+                <m:t xml:space="preserve">fixed cost </m:t>
+              </m:r>
+            </m:num>
+            <m:den>
+              <m:r>
+                <w:rPr>
+                  <w:rFonts w:ascii="Cambria Math" w:eastAsiaTheme="minorEastAsia" w:hAnsi="Cambria Math"/>
+                </w:rPr>
+                <m:t>contribution per unit</m:t>
+              </m:r>
+            </m:den>
+          </m:f>
+        </m:oMath>
+      </m:oMathPara>
+    </w:p>
+    <w:p>
+      <w:pPr>
+        <w:pStyle w:val="ListParagraph"/>
+        <w:ind w:left="1440"/>
+        <w:rPr>
+          <w:rFonts w:eastAsiaTheme="minorEastAsia"/>
+        </w:rPr>
+      </w:pPr>
+      <w:r>
+        <w:rPr>
+          <w:rFonts w:eastAsiaTheme="minorEastAsia"/>
+        </w:rPr>
+        <w:t>OR</w:t>
+      </w:r>
+    </w:p>
+    <w:p>
+      <w:pPr>
+        <w:pStyle w:val="ListParagraph"/>
+        <w:ind w:left="1440"/>
+        <w:rPr>
+          <w:rFonts w:eastAsiaTheme="minorEastAsia"/>
+        </w:rPr>
+      </w:pPr>
+      <m:oMathPara>
+        <m:oMath>
+          <m:f>
+            <m:fPr>
+              <m:ctrlPr>
+                <w:rPr>
+                  <w:rFonts w:ascii="Cambria Math" w:eastAsiaTheme="minorEastAsia" w:hAnsi="Cambria Math"/>
+                  <w:i/>
+                </w:rPr>
+              </m:ctrlPr>
+            </m:fPr>
+            <m:num>
+              <m:r>
+                <w:rPr>
+                  <w:rFonts w:ascii="Cambria Math" w:eastAsiaTheme="minorEastAsia" w:hAnsi="Cambria Math"/>
+                </w:rPr>
+                <m:t>break even sales value</m:t>
+              </m:r>
+            </m:num>
+            <m:den>
+              <m:r>
+                <w:rPr>
+                  <w:rFonts w:ascii="Cambria Math" w:eastAsiaTheme="minorEastAsia" w:hAnsi="Cambria Math"/>
+                </w:rPr>
+                <m:t>selling price per unit</m:t>
+              </m:r>
+            </m:den>
+          </m:f>
+        </m:oMath>
+      </m:oMathPara>
+    </w:p>
+    <w:p>
+      <w:pPr>
+        <w:pStyle w:val="ListParagraph"/>
+        <w:jc w:val="center"/>
+        <w:rPr>
+          <w:rFonts w:eastAsiaTheme="minorEastAsia"/>
+        </w:rPr>
+      </w:pPr>
+    </w:p>
+    <w:p>
+      <w:pPr>
+        <w:rPr>
+          <w:rFonts w:eastAsiaTheme="minorEastAsia"/>
+        </w:rPr>
+      </w:pPr>
+      <w:r>
+        <w:rPr>
+          <w:rFonts w:eastAsiaTheme="minorEastAsia"/>
+        </w:rPr>
+        <w:t xml:space="preserve">Break Even Point and </w:t>
+      </w:r>
+      <w:proofErr w:type="gramStart"/>
+      <w:r>
+        <w:rPr>
+          <w:rFonts w:eastAsiaTheme="minorEastAsia"/>
+        </w:rPr>
+        <w:t>Break even</w:t>
+      </w:r>
+      <w:proofErr w:type="gramEnd"/>
+      <w:r>
+        <w:rPr>
+          <w:rFonts w:eastAsiaTheme="minorEastAsia"/>
+        </w:rPr>
+        <w:t xml:space="preserve"> analysis:</w:t>
       </w:r>
     </w:p>
     <w:p>
@@ -32355,11 +32865,11 @@
         <w:pStyle w:val="ListParagraph"/>
         <w:numPr>
           <w:ilvl w:val="0"/>
-          <w:numId w:val="69"/>
+          <w:numId w:val="68"/>
         </w:numPr>
       </w:pPr>
       <w:r>
-        <w:t>Matz Curry and Frank</w:t>
+        <w:t xml:space="preserve">Studying the relationship between revenue and cost in relation to sales volume of a business. </w:t>
       </w:r>
     </w:p>
     <w:p>
@@ -32367,11 +32877,11 @@
         <w:pStyle w:val="ListParagraph"/>
         <w:numPr>
           <w:ilvl w:val="0"/>
-          <w:numId w:val="69"/>
+          <w:numId w:val="68"/>
         </w:numPr>
       </w:pPr>
       <w:r>
-        <w:t>“A break even analysis determine at what level cost and revenue are in equilibrium”</w:t>
+        <w:t>Matz Curry and Frank</w:t>
       </w:r>
     </w:p>
     <w:p>
@@ -32379,11 +32889,19 @@
         <w:pStyle w:val="ListParagraph"/>
         <w:numPr>
           <w:ilvl w:val="0"/>
-          <w:numId w:val="69"/>
+          <w:numId w:val="68"/>
         </w:numPr>
       </w:pPr>
       <w:r>
-        <w:t xml:space="preserve">BEP: refers to total sales = total cost </w:t>
+        <w:t xml:space="preserve">“A </w:t>
+      </w:r>
+      <w:proofErr w:type="gramStart"/>
+      <w:r>
+        <w:t>break even</w:t>
+      </w:r>
+      <w:proofErr w:type="gramEnd"/>
+      <w:r>
+        <w:t xml:space="preserve"> analysis determine at what level cost and revenue are in equilibrium”</w:t>
       </w:r>
     </w:p>
     <w:p>
@@ -32391,10 +32909,22 @@
         <w:pStyle w:val="ListParagraph"/>
         <w:numPr>
           <w:ilvl w:val="0"/>
-          <w:numId w:val="69"/>
+          <w:numId w:val="68"/>
         </w:numPr>
       </w:pPr>
       <w:r>
+        <w:t xml:space="preserve">BEP: refers to total sales = total cost </w:t>
+      </w:r>
+    </w:p>
+    <w:p>
+      <w:pPr>
+        <w:pStyle w:val="ListParagraph"/>
+        <w:numPr>
+          <w:ilvl w:val="0"/>
+          <w:numId w:val="68"/>
+        </w:numPr>
+      </w:pPr>
+      <w:r>
         <w:t xml:space="preserve">BEP also called as no profit no loss point, zero profit zero loss </w:t>
       </w:r>
     </w:p>
@@ -32403,10 +32933,12 @@
         <w:t xml:space="preserve">Uses or advantages of </w:t>
       </w:r>
       <w:proofErr w:type="spellStart"/>
+      <w:proofErr w:type="gramStart"/>
       <w:r>
         <w:t>Break even</w:t>
       </w:r>
       <w:proofErr w:type="spellEnd"/>
+      <w:proofErr w:type="gramEnd"/>
       <w:r>
         <w:t xml:space="preserve"> analysis </w:t>
       </w:r>
@@ -32416,6 +32948,7 @@
         <w:rPr>
           <w:noProof/>
         </w:rPr>
+        <w:lastRenderedPageBreak/>
         <w:drawing>
           <wp:inline distT="0" distB="0" distL="0" distR="0" wp14:anchorId="40CB6185" wp14:editId="55690FA5">
             <wp:extent cx="5249008" cy="2667372"/>
@@ -32455,7 +32988,15 @@
     </w:p>
     <w:p>
       <w:r>
-        <w:t>Limitations of Break Even Analysis:</w:t>
+        <w:t xml:space="preserve">Limitations of </w:t>
+      </w:r>
+      <w:proofErr w:type="gramStart"/>
+      <w:r>
+        <w:t>Break Even</w:t>
+      </w:r>
+      <w:proofErr w:type="gramEnd"/>
+      <w:r>
+        <w:t xml:space="preserve"> Analysis:</w:t>
       </w:r>
     </w:p>
     <w:p>
@@ -32463,7 +33004,6 @@
         <w:rPr>
           <w:noProof/>
         </w:rPr>
-        <w:lastRenderedPageBreak/>
         <w:drawing>
           <wp:inline distT="0" distB="0" distL="0" distR="0" wp14:anchorId="3A8A0F19" wp14:editId="5D7209F9">
             <wp:extent cx="5563376" cy="3124636"/>
@@ -32511,7 +33051,7 @@
         <w:pStyle w:val="ListParagraph"/>
         <w:numPr>
           <w:ilvl w:val="0"/>
-          <w:numId w:val="70"/>
+          <w:numId w:val="69"/>
         </w:numPr>
       </w:pPr>
       <w:r>
@@ -32523,7 +33063,7 @@
         <w:pStyle w:val="ListParagraph"/>
         <w:numPr>
           <w:ilvl w:val="0"/>
-          <w:numId w:val="70"/>
+          <w:numId w:val="69"/>
         </w:numPr>
       </w:pPr>
       <w:r>
@@ -32582,7 +33122,15 @@
     </w:p>
     <w:p>
       <w:r>
-        <w:t>Q. A LTD has furnished the following details:</w:t>
+        <w:t xml:space="preserve">Q. </w:t>
+      </w:r>
+      <w:proofErr w:type="gramStart"/>
+      <w:r>
+        <w:t>A</w:t>
+      </w:r>
+      <w:proofErr w:type="gramEnd"/>
+      <w:r>
+        <w:t xml:space="preserve"> LTD has furnished the following details:</w:t>
       </w:r>
     </w:p>
     <w:p>
@@ -32602,12 +33150,21 @@
     </w:p>
     <w:p>
       <w:r>
+        <w:lastRenderedPageBreak/>
         <w:t>Selling price per unit Rs. 20</w:t>
       </w:r>
     </w:p>
     <w:p>
       <w:r>
-        <w:t xml:space="preserve">Prepare a break even chart </w:t>
+        <w:t xml:space="preserve">Prepare a </w:t>
+      </w:r>
+      <w:proofErr w:type="gramStart"/>
+      <w:r>
+        <w:t>break even</w:t>
+      </w:r>
+      <w:proofErr w:type="gramEnd"/>
+      <w:r>
+        <w:t xml:space="preserve"> chart </w:t>
       </w:r>
     </w:p>
     <w:p>
@@ -32878,7 +33435,6 @@
           <w:rFonts w:eastAsiaTheme="minorEastAsia"/>
           <w:noProof/>
         </w:rPr>
-        <w:lastRenderedPageBreak/>
         <w:drawing>
           <wp:inline distT="0" distB="0" distL="0" distR="0" wp14:anchorId="7AF571C4" wp14:editId="351A6404">
             <wp:extent cx="5731510" cy="5052695"/>
@@ -32947,6 +33503,7 @@
         <w:rPr>
           <w:rFonts w:eastAsiaTheme="minorEastAsia"/>
         </w:rPr>
+        <w:lastRenderedPageBreak/>
         <w:t xml:space="preserve">Angle of incidence: </w:t>
       </w:r>
     </w:p>
@@ -32955,7 +33512,7 @@
         <w:pStyle w:val="ListParagraph"/>
         <w:numPr>
           <w:ilvl w:val="0"/>
-          <w:numId w:val="71"/>
+          <w:numId w:val="70"/>
         </w:numPr>
         <w:rPr>
           <w:rFonts w:eastAsiaTheme="minorEastAsia"/>
@@ -32987,7 +33544,7 @@
         <w:pStyle w:val="ListParagraph"/>
         <w:numPr>
           <w:ilvl w:val="0"/>
-          <w:numId w:val="71"/>
+          <w:numId w:val="70"/>
         </w:numPr>
         <w:rPr>
           <w:rFonts w:eastAsiaTheme="minorEastAsia"/>
@@ -33050,7 +33607,21 @@
         <w:rPr>
           <w:rFonts w:eastAsiaTheme="minorEastAsia"/>
         </w:rPr>
-        <w:t>Contribution break even chart:</w:t>
+        <w:t xml:space="preserve">Contribution </w:t>
+      </w:r>
+      <w:proofErr w:type="gramStart"/>
+      <w:r>
+        <w:rPr>
+          <w:rFonts w:eastAsiaTheme="minorEastAsia"/>
+        </w:rPr>
+        <w:t>break</w:t>
+      </w:r>
+      <w:proofErr w:type="gramEnd"/>
+      <w:r>
+        <w:rPr>
+          <w:rFonts w:eastAsiaTheme="minorEastAsia"/>
+        </w:rPr>
+        <w:t xml:space="preserve"> even chart:</w:t>
       </w:r>
     </w:p>
     <w:p>
@@ -33076,7 +33647,6 @@
         <w:rPr>
           <w:rFonts w:eastAsiaTheme="minorEastAsia"/>
         </w:rPr>
-        <w:lastRenderedPageBreak/>
         <w:t>Budgeted output: 80,000 units</w:t>
       </w:r>
     </w:p>
@@ -33387,6 +33957,7 @@
           <w:rFonts w:eastAsiaTheme="minorEastAsia"/>
           <w:noProof/>
         </w:rPr>
+        <w:lastRenderedPageBreak/>
         <w:drawing>
           <wp:inline distT="0" distB="0" distL="0" distR="0" wp14:anchorId="078B6589" wp14:editId="44E9A34D">
             <wp:extent cx="5731510" cy="3063875"/>
@@ -33441,67 +34012,620 @@
         <w:rPr>
           <w:rFonts w:eastAsiaTheme="minorEastAsia"/>
         </w:rPr>
+        <w:t xml:space="preserve">Sensitivity Analysis: it evaluates how the changes in independent input variables (sales volume, unit cost or interest rate) affect a dependent output variable </w:t>
+      </w:r>
+      <w:r>
+        <w:rPr>
+          <w:rFonts w:eastAsiaTheme="minorEastAsia"/>
+        </w:rPr>
+        <w:t>(net income or NPV)</w:t>
+      </w:r>
+    </w:p>
+    <w:p>
+      <w:pPr>
+        <w:rPr>
+          <w:rFonts w:eastAsiaTheme="minorEastAsia"/>
+        </w:rPr>
+      </w:pPr>
+    </w:p>
+    <w:p>
+      <w:pPr>
+        <w:rPr>
+          <w:rFonts w:eastAsiaTheme="minorEastAsia"/>
+        </w:rPr>
+      </w:pPr>
+      <w:r>
+        <w:rPr>
+          <w:rFonts w:eastAsiaTheme="minorEastAsia"/>
+        </w:rPr>
+        <w:t>28/10/2026</w:t>
+      </w:r>
+    </w:p>
+    <w:p>
+      <w:pPr>
+        <w:rPr>
+          <w:rFonts w:eastAsiaTheme="minorEastAsia"/>
+        </w:rPr>
+      </w:pPr>
+      <w:r>
+        <w:rPr>
+          <w:rFonts w:eastAsiaTheme="minorEastAsia"/>
+        </w:rPr>
+        <w:t>Fundamental principle in finance:</w:t>
+      </w:r>
+    </w:p>
+    <w:p>
+      <w:pPr>
+        <w:rPr>
+          <w:rFonts w:eastAsiaTheme="minorEastAsia"/>
+        </w:rPr>
+      </w:pPr>
+      <w:r>
+        <w:rPr>
+          <w:rFonts w:eastAsiaTheme="minorEastAsia"/>
+        </w:rPr>
+        <w:t xml:space="preserve">1. risk – </w:t>
+      </w:r>
+      <w:proofErr w:type="spellStart"/>
+      <w:r>
+        <w:rPr>
+          <w:rFonts w:eastAsiaTheme="minorEastAsia"/>
+        </w:rPr>
+        <w:t>uncertainity</w:t>
+      </w:r>
+      <w:proofErr w:type="spellEnd"/>
+      <w:r>
+        <w:rPr>
+          <w:rFonts w:eastAsiaTheme="minorEastAsia"/>
+        </w:rPr>
+        <w:t xml:space="preserve"> or danger</w:t>
+      </w:r>
+    </w:p>
+    <w:p>
+      <w:pPr>
+        <w:rPr>
+          <w:rFonts w:eastAsiaTheme="minorEastAsia"/>
+        </w:rPr>
+      </w:pPr>
+      <w:r>
+        <w:rPr>
+          <w:rFonts w:eastAsiaTheme="minorEastAsia"/>
+        </w:rPr>
+        <w:t>2. return – potential profit</w:t>
+      </w:r>
+    </w:p>
+    <w:p>
+      <w:pPr>
+        <w:rPr>
+          <w:rFonts w:eastAsiaTheme="minorEastAsia"/>
+        </w:rPr>
+      </w:pPr>
+    </w:p>
+    <w:p>
+      <w:pPr>
+        <w:rPr>
+          <w:rFonts w:eastAsiaTheme="minorEastAsia"/>
+        </w:rPr>
+      </w:pPr>
+      <w:r>
+        <w:rPr>
+          <w:rFonts w:eastAsiaTheme="minorEastAsia"/>
+        </w:rPr>
+        <w:t>Measurement of return:</w:t>
+      </w:r>
+    </w:p>
+    <w:p>
+      <w:pPr>
+        <w:pStyle w:val="ListParagraph"/>
+        <w:numPr>
+          <w:ilvl w:val="0"/>
+          <w:numId w:val="72"/>
+        </w:numPr>
+        <w:rPr>
+          <w:rFonts w:eastAsiaTheme="minorEastAsia"/>
+        </w:rPr>
+      </w:pPr>
+      <w:r>
+        <w:rPr>
+          <w:rFonts w:eastAsiaTheme="minorEastAsia"/>
+        </w:rPr>
+        <w:t>Arithmetic mean</w:t>
+      </w:r>
+    </w:p>
+    <w:p>
+      <w:pPr>
+        <w:pStyle w:val="ListParagraph"/>
+        <w:numPr>
+          <w:ilvl w:val="0"/>
+          <w:numId w:val="72"/>
+        </w:numPr>
+        <w:rPr>
+          <w:rFonts w:eastAsiaTheme="minorEastAsia"/>
+        </w:rPr>
+      </w:pPr>
+      <w:r>
+        <w:rPr>
+          <w:rFonts w:eastAsiaTheme="minorEastAsia"/>
+        </w:rPr>
+        <w:t>Geometric mean</w:t>
+      </w:r>
+    </w:p>
+    <w:p>
+      <w:pPr>
+        <w:pStyle w:val="ListParagraph"/>
+        <w:numPr>
+          <w:ilvl w:val="0"/>
+          <w:numId w:val="72"/>
+        </w:numPr>
+        <w:rPr>
+          <w:rFonts w:eastAsiaTheme="minorEastAsia"/>
+        </w:rPr>
+      </w:pPr>
+      <w:r>
+        <w:rPr>
+          <w:rFonts w:eastAsiaTheme="minorEastAsia"/>
+        </w:rPr>
+        <w:t>Standard deviation</w:t>
+      </w:r>
+    </w:p>
+    <w:p>
+      <w:pPr>
+        <w:pStyle w:val="ListParagraph"/>
+        <w:numPr>
+          <w:ilvl w:val="0"/>
+          <w:numId w:val="72"/>
+        </w:numPr>
+        <w:rPr>
+          <w:rFonts w:eastAsiaTheme="minorEastAsia"/>
+        </w:rPr>
+      </w:pPr>
+      <w:r>
+        <w:rPr>
+          <w:rFonts w:eastAsiaTheme="minorEastAsia"/>
+        </w:rPr>
+        <w:t xml:space="preserve">Variance of return </w:t>
+      </w:r>
+    </w:p>
+    <w:p>
+      <w:pPr>
+        <w:pStyle w:val="ListParagraph"/>
+        <w:numPr>
+          <w:ilvl w:val="0"/>
+          <w:numId w:val="72"/>
+        </w:numPr>
+        <w:rPr>
+          <w:rFonts w:eastAsiaTheme="minorEastAsia"/>
+        </w:rPr>
+      </w:pPr>
+      <w:proofErr w:type="spellStart"/>
+      <w:r>
+        <w:rPr>
+          <w:rFonts w:eastAsiaTheme="minorEastAsia"/>
+        </w:rPr>
+        <w:t>Coeffcieint</w:t>
+      </w:r>
+      <w:proofErr w:type="spellEnd"/>
+      <w:r>
+        <w:rPr>
+          <w:rFonts w:eastAsiaTheme="minorEastAsia"/>
+        </w:rPr>
+        <w:t xml:space="preserve"> of variation</w:t>
+      </w:r>
+    </w:p>
+    <w:p>
+      <w:pPr>
+        <w:pStyle w:val="ListParagraph"/>
+        <w:numPr>
+          <w:ilvl w:val="0"/>
+          <w:numId w:val="72"/>
+        </w:numPr>
+        <w:rPr>
+          <w:rFonts w:eastAsiaTheme="minorEastAsia"/>
+        </w:rPr>
+      </w:pPr>
+      <w:r>
+        <w:rPr>
+          <w:rFonts w:eastAsiaTheme="minorEastAsia"/>
+        </w:rPr>
+        <w:t xml:space="preserve">Co variance </w:t>
+      </w:r>
+    </w:p>
+    <w:p>
+      <w:pPr>
+        <w:pStyle w:val="ListParagraph"/>
+        <w:numPr>
+          <w:ilvl w:val="0"/>
+          <w:numId w:val="72"/>
+        </w:numPr>
+        <w:rPr>
+          <w:rFonts w:eastAsiaTheme="minorEastAsia"/>
+        </w:rPr>
+      </w:pPr>
+      <w:r>
+        <w:rPr>
+          <w:rFonts w:eastAsiaTheme="minorEastAsia"/>
+        </w:rPr>
+        <w:t>Correlation</w:t>
+      </w:r>
+    </w:p>
+    <w:p>
+      <w:pPr>
+        <w:pStyle w:val="ListParagraph"/>
+        <w:numPr>
+          <w:ilvl w:val="0"/>
+          <w:numId w:val="72"/>
+        </w:numPr>
+        <w:rPr>
+          <w:rFonts w:eastAsiaTheme="minorEastAsia"/>
+        </w:rPr>
+      </w:pPr>
+      <w:r>
+        <w:rPr>
+          <w:rFonts w:eastAsiaTheme="minorEastAsia"/>
+        </w:rPr>
+        <w:t>Portfolio return</w:t>
+      </w:r>
+    </w:p>
+    <w:p>
+      <w:pPr>
+        <w:pStyle w:val="ListParagraph"/>
+        <w:numPr>
+          <w:ilvl w:val="0"/>
+          <w:numId w:val="72"/>
+        </w:numPr>
+        <w:rPr>
+          <w:rFonts w:eastAsiaTheme="minorEastAsia"/>
+        </w:rPr>
+      </w:pPr>
+      <w:r>
+        <w:rPr>
+          <w:rFonts w:eastAsiaTheme="minorEastAsia"/>
+        </w:rPr>
+        <w:t>Diversification</w:t>
+      </w:r>
+    </w:p>
+    <w:p>
+      <w:pPr>
+        <w:pStyle w:val="ListParagraph"/>
+        <w:numPr>
+          <w:ilvl w:val="0"/>
+          <w:numId w:val="72"/>
+        </w:numPr>
+        <w:rPr>
+          <w:rFonts w:eastAsiaTheme="minorEastAsia"/>
+        </w:rPr>
+      </w:pPr>
+      <w:r>
+        <w:rPr>
+          <w:rFonts w:eastAsiaTheme="minorEastAsia"/>
+        </w:rPr>
+        <w:t>Optimal portfolio construction</w:t>
+      </w:r>
+    </w:p>
+    <w:p>
+      <w:pPr>
+        <w:rPr>
+          <w:rFonts w:eastAsiaTheme="minorEastAsia"/>
+        </w:rPr>
+      </w:pPr>
+      <w:r>
+        <w:rPr>
+          <w:rFonts w:eastAsiaTheme="minorEastAsia"/>
+        </w:rPr>
         <w:lastRenderedPageBreak/>
-        <w:t xml:space="preserve">Sensitivity Analysis: it evaluates how the changes in independent input variables (sales volume, unit cost or interest rate) affect a dependent output variable </w:t>
-      </w:r>
-      <w:r>
-        <w:rPr>
-          <w:rFonts w:eastAsiaTheme="minorEastAsia"/>
-        </w:rPr>
-        <w:t>(net income or NPV)</w:t>
-      </w:r>
-    </w:p>
-    <w:p>
-      <w:pPr>
-        <w:rPr>
-          <w:rFonts w:eastAsiaTheme="minorEastAsia"/>
-        </w:rPr>
-      </w:pPr>
-    </w:p>
-    <w:p>
-      <w:pPr>
-        <w:rPr>
-          <w:rFonts w:eastAsiaTheme="minorEastAsia"/>
-        </w:rPr>
-      </w:pPr>
-      <w:r>
-        <w:rPr>
-          <w:rFonts w:eastAsiaTheme="minorEastAsia"/>
-        </w:rPr>
-        <w:t>28/10/2026</w:t>
-      </w:r>
-    </w:p>
-    <w:p>
-      <w:pPr>
-        <w:rPr>
-          <w:rFonts w:eastAsiaTheme="minorEastAsia"/>
-        </w:rPr>
-      </w:pPr>
-    </w:p>
-    <w:p>
-      <w:pPr>
-        <w:rPr>
-          <w:rFonts w:eastAsiaTheme="minorEastAsia"/>
-        </w:rPr>
-      </w:pPr>
-      <w:r>
-        <w:rPr>
-          <w:rFonts w:eastAsiaTheme="minorEastAsia"/>
-        </w:rPr>
-        <w:t>Median: middle value or mid value in a distribution</w:t>
-      </w:r>
-    </w:p>
-    <w:p>
-      <w:pPr>
-        <w:rPr>
-          <w:rFonts w:eastAsiaTheme="minorEastAsia"/>
-        </w:rPr>
-      </w:pPr>
+        <w:t>Average: a single value representing a group of values</w:t>
+      </w:r>
+    </w:p>
+    <w:p>
+      <w:pPr>
+        <w:rPr>
+          <w:rFonts w:eastAsiaTheme="minorEastAsia"/>
+        </w:rPr>
+      </w:pPr>
+    </w:p>
+    <w:p>
+      <w:pPr>
+        <w:rPr>
+          <w:rFonts w:eastAsiaTheme="minorEastAsia"/>
+        </w:rPr>
+      </w:pPr>
+      <w:r>
+        <w:rPr>
+          <w:rFonts w:eastAsiaTheme="minorEastAsia"/>
+        </w:rPr>
+        <w:t>Types of Averages:</w:t>
+      </w:r>
+    </w:p>
+    <w:p>
+      <w:pPr>
+        <w:pStyle w:val="ListParagraph"/>
+        <w:numPr>
+          <w:ilvl w:val="0"/>
+          <w:numId w:val="63"/>
+        </w:numPr>
+        <w:rPr>
+          <w:rFonts w:eastAsiaTheme="minorEastAsia"/>
+        </w:rPr>
+      </w:pPr>
+      <w:r>
+        <w:rPr>
+          <w:rFonts w:eastAsiaTheme="minorEastAsia"/>
+        </w:rPr>
+        <w:t>Arithmetic mean</w:t>
+      </w:r>
+    </w:p>
+    <w:p>
+      <w:pPr>
+        <w:pStyle w:val="ListParagraph"/>
+        <w:numPr>
+          <w:ilvl w:val="0"/>
+          <w:numId w:val="63"/>
+        </w:numPr>
+        <w:rPr>
+          <w:rFonts w:eastAsiaTheme="minorEastAsia"/>
+        </w:rPr>
+      </w:pPr>
+      <w:r>
+        <w:rPr>
+          <w:rFonts w:eastAsiaTheme="minorEastAsia"/>
+        </w:rPr>
+        <w:t>Median</w:t>
+      </w:r>
+    </w:p>
+    <w:p>
+      <w:pPr>
+        <w:pStyle w:val="ListParagraph"/>
+        <w:numPr>
+          <w:ilvl w:val="0"/>
+          <w:numId w:val="63"/>
+        </w:numPr>
+        <w:rPr>
+          <w:rFonts w:eastAsiaTheme="minorEastAsia"/>
+        </w:rPr>
+      </w:pPr>
+      <w:r>
+        <w:rPr>
+          <w:rFonts w:eastAsiaTheme="minorEastAsia"/>
+        </w:rPr>
+        <w:t>Mode</w:t>
+      </w:r>
+    </w:p>
+    <w:p>
+      <w:pPr>
+        <w:pStyle w:val="ListParagraph"/>
+        <w:numPr>
+          <w:ilvl w:val="0"/>
+          <w:numId w:val="63"/>
+        </w:numPr>
+        <w:rPr>
+          <w:rFonts w:eastAsiaTheme="minorEastAsia"/>
+        </w:rPr>
+      </w:pPr>
+      <w:r>
+        <w:rPr>
+          <w:rFonts w:eastAsiaTheme="minorEastAsia"/>
+        </w:rPr>
+        <w:t>Geometric mean</w:t>
+      </w:r>
+    </w:p>
+    <w:p>
+      <w:pPr>
+        <w:pStyle w:val="ListParagraph"/>
+        <w:numPr>
+          <w:ilvl w:val="0"/>
+          <w:numId w:val="63"/>
+        </w:numPr>
+        <w:rPr>
+          <w:rFonts w:eastAsiaTheme="minorEastAsia"/>
+        </w:rPr>
+      </w:pPr>
+      <w:r>
+        <w:rPr>
+          <w:rFonts w:eastAsiaTheme="minorEastAsia"/>
+        </w:rPr>
+        <w:t>Harmonic mean</w:t>
+      </w:r>
+    </w:p>
+    <w:p>
+      <w:pPr>
+        <w:rPr>
+          <w:rFonts w:eastAsiaTheme="minorEastAsia"/>
+        </w:rPr>
+      </w:pPr>
+      <w:r>
+        <w:rPr>
+          <w:rFonts w:eastAsiaTheme="minorEastAsia"/>
+        </w:rPr>
+        <w:t xml:space="preserve">Sum of all items </w:t>
+      </w:r>
       <w:proofErr w:type="spellStart"/>
       <w:r>
         <w:rPr>
           <w:rFonts w:eastAsiaTheme="minorEastAsia"/>
         </w:rPr>
+        <w:t>dividng</w:t>
+      </w:r>
+      <w:proofErr w:type="spellEnd"/>
+      <w:r>
+        <w:rPr>
+          <w:rFonts w:eastAsiaTheme="minorEastAsia"/>
+        </w:rPr>
+        <w:t xml:space="preserve"> by total number of items</w:t>
+      </w:r>
+    </w:p>
+    <w:p>
+      <w:pPr>
+        <w:rPr>
+          <w:rFonts w:eastAsiaTheme="minorEastAsia"/>
+        </w:rPr>
+      </w:pPr>
+      <w:r>
+        <w:rPr>
+          <w:rFonts w:eastAsiaTheme="minorEastAsia"/>
+        </w:rPr>
+        <w:t>Two types: simple and weighted average</w:t>
+      </w:r>
+    </w:p>
+    <w:p>
+      <w:pPr>
+        <w:rPr>
+          <w:rFonts w:eastAsiaTheme="minorEastAsia"/>
+        </w:rPr>
+      </w:pPr>
+      <w:r>
+        <w:rPr>
+          <w:rFonts w:eastAsiaTheme="minorEastAsia"/>
+        </w:rPr>
+        <w:t xml:space="preserve">Simple arithmetic mean, </w:t>
+      </w:r>
+      <m:oMath>
+        <m:acc>
+          <m:accPr>
+            <m:chr m:val="̅"/>
+            <m:ctrlPr>
+              <w:rPr>
+                <w:rFonts w:ascii="Cambria Math" w:eastAsiaTheme="minorEastAsia" w:hAnsi="Cambria Math"/>
+                <w:i/>
+              </w:rPr>
+            </m:ctrlPr>
+          </m:accPr>
+          <m:e>
+            <m:r>
+              <w:rPr>
+                <w:rFonts w:ascii="Cambria Math" w:eastAsiaTheme="minorEastAsia" w:hAnsi="Cambria Math"/>
+              </w:rPr>
+              <m:t>x</m:t>
+            </m:r>
+          </m:e>
+        </m:acc>
+        <m:r>
+          <w:rPr>
+            <w:rFonts w:ascii="Cambria Math" w:eastAsiaTheme="minorEastAsia" w:hAnsi="Cambria Math"/>
+          </w:rPr>
+          <m:t>=</m:t>
+        </m:r>
+        <m:f>
+          <m:fPr>
+            <m:ctrlPr>
+              <w:rPr>
+                <w:rFonts w:ascii="Cambria Math" w:eastAsiaTheme="minorEastAsia" w:hAnsi="Cambria Math"/>
+                <w:i/>
+              </w:rPr>
+            </m:ctrlPr>
+          </m:fPr>
+          <m:num>
+            <m:nary>
+              <m:naryPr>
+                <m:chr m:val="∑"/>
+                <m:limLoc m:val="undOvr"/>
+                <m:subHide m:val="1"/>
+                <m:supHide m:val="1"/>
+                <m:ctrlPr>
+                  <w:rPr>
+                    <w:rFonts w:ascii="Cambria Math" w:eastAsiaTheme="minorEastAsia" w:hAnsi="Cambria Math"/>
+                    <w:i/>
+                  </w:rPr>
+                </m:ctrlPr>
+              </m:naryPr>
+              <m:sub/>
+              <m:sup/>
+              <m:e>
+                <m:r>
+                  <w:rPr>
+                    <w:rFonts w:ascii="Cambria Math" w:eastAsiaTheme="minorEastAsia" w:hAnsi="Cambria Math"/>
+                  </w:rPr>
+                  <m:t>x</m:t>
+                </m:r>
+              </m:e>
+            </m:nary>
+          </m:num>
+          <m:den>
+            <m:r>
+              <w:rPr>
+                <w:rFonts w:ascii="Cambria Math" w:eastAsiaTheme="minorEastAsia" w:hAnsi="Cambria Math"/>
+              </w:rPr>
+              <m:t>N</m:t>
+            </m:r>
+          </m:den>
+        </m:f>
+      </m:oMath>
+    </w:p>
+    <w:p>
+      <w:pPr>
+        <w:rPr>
+          <w:rFonts w:eastAsiaTheme="minorEastAsia"/>
+        </w:rPr>
+      </w:pPr>
+      <w:r>
+        <w:rPr>
+          <w:rFonts w:eastAsiaTheme="minorEastAsia"/>
+        </w:rPr>
+        <w:t>Q. The following table gives the monthly income of 10 employees: 14780, 15760, 26690, 27750, 24840, 24920, 16100, 17810, 27050, 26950. Calculate the arithmetic mean.</w:t>
+      </w:r>
+    </w:p>
+    <w:p>
+      <w:pPr>
+        <w:rPr>
+          <w:rFonts w:eastAsiaTheme="minorEastAsia"/>
+        </w:rPr>
+      </w:pPr>
+      <w:r>
+        <w:rPr>
+          <w:rFonts w:eastAsiaTheme="minorEastAsia"/>
+        </w:rPr>
+        <w:t>Sol:</w:t>
+      </w:r>
+    </w:p>
+    <w:p>
+      <w:pPr>
+        <w:rPr>
+          <w:rFonts w:eastAsiaTheme="minorEastAsia"/>
+        </w:rPr>
+      </w:pPr>
+      <w:r>
+        <w:rPr>
+          <w:rFonts w:eastAsiaTheme="minorEastAsia"/>
+        </w:rPr>
+        <w:t xml:space="preserve">22265 </w:t>
+      </w:r>
+    </w:p>
+    <w:p>
+      <w:pPr>
+        <w:rPr>
+          <w:rFonts w:eastAsiaTheme="minorEastAsia"/>
+        </w:rPr>
+      </w:pPr>
+    </w:p>
+    <w:p>
+      <w:pPr>
+        <w:rPr>
+          <w:rFonts w:eastAsiaTheme="minorEastAsia"/>
+        </w:rPr>
+      </w:pPr>
+      <w:r>
+        <w:rPr>
+          <w:rFonts w:eastAsiaTheme="minorEastAsia"/>
+        </w:rPr>
+        <w:t>Mode or Model value:</w:t>
+      </w:r>
+    </w:p>
+    <w:p>
+      <w:pPr>
+        <w:rPr>
+          <w:rFonts w:eastAsiaTheme="minorEastAsia"/>
+        </w:rPr>
+      </w:pPr>
+      <w:r>
+        <w:rPr>
+          <w:rFonts w:eastAsiaTheme="minorEastAsia"/>
+        </w:rPr>
+        <w:t xml:space="preserve">Occurs most frequently. </w:t>
+      </w:r>
+      <w:proofErr w:type="spellStart"/>
+      <w:r>
+        <w:rPr>
+          <w:rFonts w:eastAsiaTheme="minorEastAsia"/>
+        </w:rPr>
         <w:t>Eg.</w:t>
       </w:r>
       <w:proofErr w:type="spellEnd"/>
@@ -33509,15 +34633,5930 @@
         <w:rPr>
           <w:rFonts w:eastAsiaTheme="minorEastAsia"/>
         </w:rPr>
-        <w:t xml:space="preserve"> Income of six employees </w:t>
-      </w:r>
-    </w:p>
-    <w:p>
-      <w:pPr>
-        <w:rPr>
-          <w:rFonts w:eastAsiaTheme="minorEastAsia"/>
-        </w:rPr>
-      </w:pPr>
+        <w:t xml:space="preserve"> 3, 5, 8, 5, 4, 5, 9, 3 the mode is 5</w:t>
+      </w:r>
+    </w:p>
+    <w:p>
+      <w:pPr>
+        <w:rPr>
+          <w:rFonts w:eastAsiaTheme="minorEastAsia"/>
+        </w:rPr>
+      </w:pPr>
+    </w:p>
+    <w:p>
+      <w:pPr>
+        <w:rPr>
+          <w:rFonts w:eastAsiaTheme="minorEastAsia"/>
+        </w:rPr>
+      </w:pPr>
+      <w:r>
+        <w:rPr>
+          <w:rFonts w:eastAsiaTheme="minorEastAsia"/>
+        </w:rPr>
+        <w:t>Geometric mean:</w:t>
+      </w:r>
+    </w:p>
+    <w:p>
+      <w:pPr>
+        <w:rPr>
+          <w:rFonts w:eastAsiaTheme="minorEastAsia"/>
+        </w:rPr>
+      </w:pPr>
+      <w:r>
+        <w:rPr>
+          <w:rFonts w:eastAsiaTheme="minorEastAsia"/>
+        </w:rPr>
+        <w:t>Nth root of product of n items</w:t>
+      </w:r>
+    </w:p>
+    <w:p>
+      <w:pPr>
+        <w:rPr>
+          <w:rFonts w:eastAsiaTheme="minorEastAsia"/>
+        </w:rPr>
+      </w:pPr>
+      <m:oMathPara>
+        <m:oMath>
+          <m:r>
+            <w:rPr>
+              <w:rFonts w:ascii="Cambria Math" w:eastAsiaTheme="minorEastAsia" w:hAnsi="Cambria Math"/>
+            </w:rPr>
+            <m:t xml:space="preserve">G.M = </m:t>
+          </m:r>
+          <m:f>
+            <m:fPr>
+              <m:ctrlPr>
+                <w:rPr>
+                  <w:rFonts w:ascii="Cambria Math" w:eastAsiaTheme="minorEastAsia" w:hAnsi="Cambria Math"/>
+                  <w:i/>
+                </w:rPr>
+              </m:ctrlPr>
+            </m:fPr>
+            <m:num>
+              <m:r>
+                <w:rPr>
+                  <w:rFonts w:ascii="Cambria Math" w:eastAsiaTheme="minorEastAsia" w:hAnsi="Cambria Math"/>
+                </w:rPr>
+                <m:t>N</m:t>
+              </m:r>
+            </m:num>
+            <m:den>
+              <m:nary>
+                <m:naryPr>
+                  <m:chr m:val="∏"/>
+                  <m:limLoc m:val="undOvr"/>
+                  <m:ctrlPr>
+                    <w:rPr>
+                      <w:rFonts w:ascii="Cambria Math" w:eastAsiaTheme="minorEastAsia" w:hAnsi="Cambria Math"/>
+                      <w:i/>
+                    </w:rPr>
+                  </m:ctrlPr>
+                </m:naryPr>
+                <m:sub>
+                  <m:r>
+                    <w:rPr>
+                      <w:rFonts w:ascii="Cambria Math" w:eastAsiaTheme="minorEastAsia" w:hAnsi="Cambria Math"/>
+                    </w:rPr>
+                    <m:t>i = 1</m:t>
+                  </m:r>
+                </m:sub>
+                <m:sup>
+                  <m:r>
+                    <w:rPr>
+                      <w:rFonts w:ascii="Cambria Math" w:eastAsiaTheme="minorEastAsia" w:hAnsi="Cambria Math"/>
+                    </w:rPr>
+                    <m:t>n</m:t>
+                  </m:r>
+                </m:sup>
+                <m:e>
+                  <m:f>
+                    <m:fPr>
+                      <m:ctrlPr>
+                        <w:rPr>
+                          <w:rFonts w:ascii="Cambria Math" w:eastAsiaTheme="minorEastAsia" w:hAnsi="Cambria Math"/>
+                          <w:i/>
+                        </w:rPr>
+                      </m:ctrlPr>
+                    </m:fPr>
+                    <m:num>
+                      <m:r>
+                        <w:rPr>
+                          <w:rFonts w:ascii="Cambria Math" w:eastAsiaTheme="minorEastAsia" w:hAnsi="Cambria Math"/>
+                        </w:rPr>
+                        <m:t>1</m:t>
+                      </m:r>
+                    </m:num>
+                    <m:den>
+                      <m:sSub>
+                        <m:sSubPr>
+                          <m:ctrlPr>
+                            <w:rPr>
+                              <w:rFonts w:ascii="Cambria Math" w:eastAsiaTheme="minorEastAsia" w:hAnsi="Cambria Math"/>
+                              <w:i/>
+                            </w:rPr>
+                          </m:ctrlPr>
+                        </m:sSubPr>
+                        <m:e>
+                          <m:r>
+                            <w:rPr>
+                              <w:rFonts w:ascii="Cambria Math" w:eastAsiaTheme="minorEastAsia" w:hAnsi="Cambria Math"/>
+                            </w:rPr>
+                            <m:t>x</m:t>
+                          </m:r>
+                        </m:e>
+                        <m:sub>
+                          <m:r>
+                            <w:rPr>
+                              <w:rFonts w:ascii="Cambria Math" w:eastAsiaTheme="minorEastAsia" w:hAnsi="Cambria Math"/>
+                            </w:rPr>
+                            <m:t>i</m:t>
+                          </m:r>
+                        </m:sub>
+                      </m:sSub>
+                    </m:den>
+                  </m:f>
+                </m:e>
+              </m:nary>
+            </m:den>
+          </m:f>
+        </m:oMath>
+      </m:oMathPara>
+    </w:p>
+    <w:p>
+      <w:pPr>
+        <w:rPr>
+          <w:rFonts w:eastAsiaTheme="minorEastAsia"/>
+        </w:rPr>
+      </w:pPr>
+      <w:r>
+        <w:rPr>
+          <w:rFonts w:eastAsiaTheme="minorEastAsia"/>
+        </w:rPr>
+        <w:t>Find the harmonic mean from the following:</w:t>
+      </w:r>
+    </w:p>
+    <w:p>
+      <w:pPr>
+        <w:rPr>
+          <w:rFonts w:eastAsiaTheme="minorEastAsia"/>
+        </w:rPr>
+      </w:pPr>
+      <w:r>
+        <w:rPr>
+          <w:rFonts w:eastAsiaTheme="minorEastAsia"/>
+        </w:rPr>
+        <w:t>5, 7, 10, 13, 15, 20, 25, 28</w:t>
+      </w:r>
+    </w:p>
+    <w:p>
+      <w:pPr>
+        <w:rPr>
+          <w:rFonts w:eastAsiaTheme="minorEastAsia"/>
+        </w:rPr>
+      </w:pPr>
+      <w:r>
+        <w:rPr>
+          <w:rFonts w:eastAsiaTheme="minorEastAsia"/>
+        </w:rPr>
+        <w:t>Sol: 11.233</w:t>
+      </w:r>
+    </w:p>
+    <w:p>
+      <w:pPr>
+        <w:rPr>
+          <w:rFonts w:eastAsiaTheme="minorEastAsia"/>
+        </w:rPr>
+      </w:pPr>
+      <w:r>
+        <w:rPr>
+          <w:rFonts w:eastAsiaTheme="minorEastAsia"/>
+        </w:rPr>
+        <w:t>29/10/2026</w:t>
+      </w:r>
+    </w:p>
+    <w:p>
+      <w:pPr>
+        <w:rPr>
+          <w:rFonts w:eastAsiaTheme="minorEastAsia"/>
+        </w:rPr>
+      </w:pPr>
+      <w:r>
+        <w:rPr>
+          <w:rFonts w:eastAsiaTheme="minorEastAsia"/>
+        </w:rPr>
+        <w:t>Standard deviation:</w:t>
+      </w:r>
+    </w:p>
+    <w:p>
+      <w:pPr>
+        <w:rPr>
+          <w:rFonts w:eastAsiaTheme="minorEastAsia"/>
+        </w:rPr>
+      </w:pPr>
+      <w:proofErr w:type="spellStart"/>
+      <w:r>
+        <w:rPr>
+          <w:rFonts w:eastAsiaTheme="minorEastAsia"/>
+        </w:rPr>
+        <w:lastRenderedPageBreak/>
+        <w:t>Meaures</w:t>
+      </w:r>
+      <w:proofErr w:type="spellEnd"/>
+      <w:r>
+        <w:rPr>
+          <w:rFonts w:eastAsiaTheme="minorEastAsia"/>
+        </w:rPr>
+        <w:t xml:space="preserve"> the average amount of dispersion or spread of data point from the data set mean ( average)</w:t>
+      </w:r>
+    </w:p>
+    <w:p>
+      <w:pPr>
+        <w:rPr>
+          <w:rFonts w:eastAsiaTheme="minorEastAsia"/>
+        </w:rPr>
+      </w:pPr>
+      <m:oMathPara>
+        <m:oMath>
+          <m:r>
+            <w:rPr>
+              <w:rFonts w:ascii="Cambria Math" w:eastAsiaTheme="minorEastAsia" w:hAnsi="Cambria Math"/>
+            </w:rPr>
+            <m:t>σ=</m:t>
+          </m:r>
+          <m:rad>
+            <m:radPr>
+              <m:degHide m:val="1"/>
+              <m:ctrlPr>
+                <w:rPr>
+                  <w:rFonts w:ascii="Cambria Math" w:eastAsiaTheme="minorEastAsia" w:hAnsi="Cambria Math"/>
+                  <w:i/>
+                </w:rPr>
+              </m:ctrlPr>
+            </m:radPr>
+            <m:deg/>
+            <m:e>
+              <m:f>
+                <m:fPr>
+                  <m:ctrlPr>
+                    <w:rPr>
+                      <w:rFonts w:ascii="Cambria Math" w:eastAsiaTheme="minorEastAsia" w:hAnsi="Cambria Math"/>
+                      <w:i/>
+                    </w:rPr>
+                  </m:ctrlPr>
+                </m:fPr>
+                <m:num>
+                  <m:nary>
+                    <m:naryPr>
+                      <m:chr m:val="∑"/>
+                      <m:limLoc m:val="undOvr"/>
+                      <m:subHide m:val="1"/>
+                      <m:supHide m:val="1"/>
+                      <m:ctrlPr>
+                        <w:rPr>
+                          <w:rFonts w:ascii="Cambria Math" w:eastAsiaTheme="minorEastAsia" w:hAnsi="Cambria Math"/>
+                          <w:i/>
+                        </w:rPr>
+                      </m:ctrlPr>
+                    </m:naryPr>
+                    <m:sub/>
+                    <m:sup/>
+                    <m:e>
+                      <m:sSup>
+                        <m:sSupPr>
+                          <m:ctrlPr>
+                            <w:rPr>
+                              <w:rFonts w:ascii="Cambria Math" w:eastAsiaTheme="minorEastAsia" w:hAnsi="Cambria Math"/>
+                              <w:i/>
+                            </w:rPr>
+                          </m:ctrlPr>
+                        </m:sSupPr>
+                        <m:e>
+                          <m:r>
+                            <w:rPr>
+                              <w:rFonts w:ascii="Cambria Math" w:eastAsiaTheme="minorEastAsia" w:hAnsi="Cambria Math"/>
+                            </w:rPr>
+                            <m:t>(x-</m:t>
+                          </m:r>
+                          <m:acc>
+                            <m:accPr>
+                              <m:chr m:val="̅"/>
+                              <m:ctrlPr>
+                                <w:rPr>
+                                  <w:rFonts w:ascii="Cambria Math" w:eastAsiaTheme="minorEastAsia" w:hAnsi="Cambria Math"/>
+                                  <w:i/>
+                                </w:rPr>
+                              </m:ctrlPr>
+                            </m:accPr>
+                            <m:e>
+                              <m:r>
+                                <w:rPr>
+                                  <w:rFonts w:ascii="Cambria Math" w:eastAsiaTheme="minorEastAsia" w:hAnsi="Cambria Math"/>
+                                </w:rPr>
+                                <m:t>x</m:t>
+                              </m:r>
+                            </m:e>
+                          </m:acc>
+                          <m:r>
+                            <w:rPr>
+                              <w:rFonts w:ascii="Cambria Math" w:eastAsiaTheme="minorEastAsia" w:hAnsi="Cambria Math"/>
+                            </w:rPr>
+                            <m:t>)</m:t>
+                          </m:r>
+                        </m:e>
+                        <m:sup>
+                          <m:r>
+                            <w:rPr>
+                              <w:rFonts w:ascii="Cambria Math" w:eastAsiaTheme="minorEastAsia" w:hAnsi="Cambria Math"/>
+                            </w:rPr>
+                            <m:t>2</m:t>
+                          </m:r>
+                        </m:sup>
+                      </m:sSup>
+                    </m:e>
+                  </m:nary>
+                </m:num>
+                <m:den>
+                  <m:r>
+                    <w:rPr>
+                      <w:rFonts w:ascii="Cambria Math" w:eastAsiaTheme="minorEastAsia" w:hAnsi="Cambria Math"/>
+                    </w:rPr>
+                    <m:t>N</m:t>
+                  </m:r>
+                </m:den>
+              </m:f>
+            </m:e>
+          </m:rad>
+        </m:oMath>
+      </m:oMathPara>
+    </w:p>
+    <w:p>
+      <w:pPr>
+        <w:rPr>
+          <w:rFonts w:eastAsiaTheme="minorEastAsia"/>
+        </w:rPr>
+      </w:pPr>
+      <w:r>
+        <w:rPr>
+          <w:rFonts w:eastAsiaTheme="minorEastAsia"/>
+        </w:rPr>
+        <w:t>Assumed mean:</w:t>
+      </w:r>
+    </w:p>
+    <w:p>
+      <w:pPr>
+        <w:rPr>
+          <w:rFonts w:eastAsiaTheme="minorEastAsia"/>
+        </w:rPr>
+      </w:pPr>
+      <m:oMathPara>
+        <m:oMath>
+          <m:r>
+            <w:rPr>
+              <w:rFonts w:ascii="Cambria Math" w:eastAsiaTheme="minorEastAsia" w:hAnsi="Cambria Math"/>
+            </w:rPr>
+            <m:t>σ=</m:t>
+          </m:r>
+          <m:rad>
+            <m:radPr>
+              <m:degHide m:val="1"/>
+              <m:ctrlPr>
+                <w:rPr>
+                  <w:rFonts w:ascii="Cambria Math" w:eastAsiaTheme="minorEastAsia" w:hAnsi="Cambria Math"/>
+                  <w:i/>
+                </w:rPr>
+              </m:ctrlPr>
+            </m:radPr>
+            <m:deg/>
+            <m:e>
+              <m:f>
+                <m:fPr>
+                  <m:ctrlPr>
+                    <w:rPr>
+                      <w:rFonts w:ascii="Cambria Math" w:eastAsiaTheme="minorEastAsia" w:hAnsi="Cambria Math"/>
+                      <w:i/>
+                    </w:rPr>
+                  </m:ctrlPr>
+                </m:fPr>
+                <m:num>
+                  <m:nary>
+                    <m:naryPr>
+                      <m:chr m:val="∑"/>
+                      <m:limLoc m:val="undOvr"/>
+                      <m:subHide m:val="1"/>
+                      <m:supHide m:val="1"/>
+                      <m:ctrlPr>
+                        <w:rPr>
+                          <w:rFonts w:ascii="Cambria Math" w:eastAsiaTheme="minorEastAsia" w:hAnsi="Cambria Math"/>
+                          <w:i/>
+                        </w:rPr>
+                      </m:ctrlPr>
+                    </m:naryPr>
+                    <m:sub/>
+                    <m:sup/>
+                    <m:e>
+                      <m:sSup>
+                        <m:sSupPr>
+                          <m:ctrlPr>
+                            <w:rPr>
+                              <w:rFonts w:ascii="Cambria Math" w:eastAsiaTheme="minorEastAsia" w:hAnsi="Cambria Math"/>
+                              <w:i/>
+                            </w:rPr>
+                          </m:ctrlPr>
+                        </m:sSupPr>
+                        <m:e>
+                          <m:r>
+                            <w:rPr>
+                              <w:rFonts w:ascii="Cambria Math" w:eastAsiaTheme="minorEastAsia" w:hAnsi="Cambria Math"/>
+                            </w:rPr>
+                            <m:t>d</m:t>
+                          </m:r>
+                        </m:e>
+                        <m:sup>
+                          <m:r>
+                            <w:rPr>
+                              <w:rFonts w:ascii="Cambria Math" w:eastAsiaTheme="minorEastAsia" w:hAnsi="Cambria Math"/>
+                            </w:rPr>
+                            <m:t>2</m:t>
+                          </m:r>
+                        </m:sup>
+                      </m:sSup>
+                    </m:e>
+                  </m:nary>
+                </m:num>
+                <m:den>
+                  <m:r>
+                    <w:rPr>
+                      <w:rFonts w:ascii="Cambria Math" w:eastAsiaTheme="minorEastAsia" w:hAnsi="Cambria Math"/>
+                    </w:rPr>
+                    <m:t>N</m:t>
+                  </m:r>
+                </m:den>
+              </m:f>
+              <m:r>
+                <w:rPr>
+                  <w:rFonts w:ascii="Cambria Math" w:eastAsiaTheme="minorEastAsia" w:hAnsi="Cambria Math"/>
+                </w:rPr>
+                <m:t>-</m:t>
+              </m:r>
+              <m:sSup>
+                <m:sSupPr>
+                  <m:ctrlPr>
+                    <w:rPr>
+                      <w:rFonts w:ascii="Cambria Math" w:eastAsiaTheme="minorEastAsia" w:hAnsi="Cambria Math"/>
+                      <w:i/>
+                    </w:rPr>
+                  </m:ctrlPr>
+                </m:sSupPr>
+                <m:e>
+                  <m:d>
+                    <m:dPr>
+                      <m:ctrlPr>
+                        <w:rPr>
+                          <w:rFonts w:ascii="Cambria Math" w:eastAsiaTheme="minorEastAsia" w:hAnsi="Cambria Math"/>
+                          <w:i/>
+                        </w:rPr>
+                      </m:ctrlPr>
+                    </m:dPr>
+                    <m:e>
+                      <m:f>
+                        <m:fPr>
+                          <m:ctrlPr>
+                            <w:rPr>
+                              <w:rFonts w:ascii="Cambria Math" w:eastAsiaTheme="minorEastAsia" w:hAnsi="Cambria Math"/>
+                              <w:i/>
+                            </w:rPr>
+                          </m:ctrlPr>
+                        </m:fPr>
+                        <m:num>
+                          <m:nary>
+                            <m:naryPr>
+                              <m:chr m:val="∑"/>
+                              <m:limLoc m:val="undOvr"/>
+                              <m:subHide m:val="1"/>
+                              <m:supHide m:val="1"/>
+                              <m:ctrlPr>
+                                <w:rPr>
+                                  <w:rFonts w:ascii="Cambria Math" w:eastAsiaTheme="minorEastAsia" w:hAnsi="Cambria Math"/>
+                                  <w:i/>
+                                </w:rPr>
+                              </m:ctrlPr>
+                            </m:naryPr>
+                            <m:sub/>
+                            <m:sup/>
+                            <m:e>
+                              <m:r>
+                                <w:rPr>
+                                  <w:rFonts w:ascii="Cambria Math" w:eastAsiaTheme="minorEastAsia" w:hAnsi="Cambria Math"/>
+                                </w:rPr>
+                                <m:t>d</m:t>
+                              </m:r>
+                            </m:e>
+                          </m:nary>
+                        </m:num>
+                        <m:den>
+                          <m:r>
+                            <w:rPr>
+                              <w:rFonts w:ascii="Cambria Math" w:eastAsiaTheme="minorEastAsia" w:hAnsi="Cambria Math"/>
+                            </w:rPr>
+                            <m:t>N</m:t>
+                          </m:r>
+                        </m:den>
+                      </m:f>
+                    </m:e>
+                  </m:d>
+                </m:e>
+                <m:sup>
+                  <m:r>
+                    <w:rPr>
+                      <w:rFonts w:ascii="Cambria Math" w:eastAsiaTheme="minorEastAsia" w:hAnsi="Cambria Math"/>
+                    </w:rPr>
+                    <m:t>2</m:t>
+                  </m:r>
+                </m:sup>
+              </m:sSup>
+            </m:e>
+          </m:rad>
+        </m:oMath>
+      </m:oMathPara>
+    </w:p>
+    <w:p>
+      <w:pPr>
+        <w:rPr>
+          <w:rFonts w:eastAsiaTheme="minorEastAsia"/>
+        </w:rPr>
+      </w:pPr>
+      <w:r>
+        <w:rPr>
+          <w:rFonts w:eastAsiaTheme="minorEastAsia"/>
+        </w:rPr>
+        <w:t xml:space="preserve">Blood serum </w:t>
+      </w:r>
+      <w:proofErr w:type="spellStart"/>
+      <w:r>
+        <w:rPr>
+          <w:rFonts w:eastAsiaTheme="minorEastAsia"/>
+        </w:rPr>
+        <w:t>cholestral</w:t>
+      </w:r>
+      <w:proofErr w:type="spellEnd"/>
+      <w:r>
+        <w:rPr>
+          <w:rFonts w:eastAsiaTheme="minorEastAsia"/>
+        </w:rPr>
+        <w:t xml:space="preserve"> level of 10 person </w:t>
+      </w:r>
+      <w:proofErr w:type="gramStart"/>
+      <w:r>
+        <w:rPr>
+          <w:rFonts w:eastAsiaTheme="minorEastAsia"/>
+        </w:rPr>
+        <w:t>are</w:t>
+      </w:r>
+      <w:proofErr w:type="gramEnd"/>
+      <w:r>
+        <w:rPr>
+          <w:rFonts w:eastAsiaTheme="minorEastAsia"/>
+        </w:rPr>
+        <w:t xml:space="preserve"> as under:</w:t>
+      </w:r>
+    </w:p>
+    <w:p>
+      <w:pPr>
+        <w:rPr>
+          <w:rFonts w:eastAsiaTheme="minorEastAsia"/>
+        </w:rPr>
+      </w:pPr>
+      <w:r>
+        <w:rPr>
+          <w:rFonts w:eastAsiaTheme="minorEastAsia"/>
+        </w:rPr>
+        <w:t xml:space="preserve">240, </w:t>
+      </w:r>
+      <w:r>
+        <w:rPr>
+          <w:rFonts w:eastAsiaTheme="minorEastAsia"/>
+        </w:rPr>
+        <w:t>260, 290, 245, 255, 288, 272, 263, 277, 251</w:t>
+      </w:r>
+    </w:p>
+    <w:p>
+      <w:pPr>
+        <w:rPr>
+          <w:rFonts w:eastAsiaTheme="minorEastAsia"/>
+        </w:rPr>
+      </w:pPr>
+      <w:r>
+        <w:rPr>
+          <w:rFonts w:eastAsiaTheme="minorEastAsia"/>
+        </w:rPr>
+        <w:t xml:space="preserve">Calculate standard deviation (assumed mean) </w:t>
+      </w:r>
+    </w:p>
+    <w:p>
+      <w:pPr>
+        <w:rPr>
+          <w:rFonts w:eastAsiaTheme="minorEastAsia"/>
+        </w:rPr>
+      </w:pPr>
+      <w:r>
+        <w:rPr>
+          <w:rFonts w:eastAsiaTheme="minorEastAsia"/>
+        </w:rPr>
+        <w:t>Sol:</w:t>
+      </w:r>
+    </w:p>
+    <w:p>
+      <w:pPr>
+        <w:rPr>
+          <w:rFonts w:eastAsiaTheme="minorEastAsia"/>
+        </w:rPr>
+      </w:pPr>
+      <w:r>
+        <w:rPr>
+          <w:rFonts w:eastAsiaTheme="minorEastAsia"/>
+        </w:rPr>
+        <w:t xml:space="preserve">Using assumed mean </w:t>
+      </w:r>
+      <m:oMath>
+        <m:r>
+          <w:rPr>
+            <w:rFonts w:ascii="Cambria Math" w:eastAsiaTheme="minorEastAsia" w:hAnsi="Cambria Math"/>
+          </w:rPr>
+          <m:t>A=260</m:t>
+        </m:r>
+      </m:oMath>
+      <w:r>
+        <w:rPr>
+          <w:rFonts w:eastAsiaTheme="minorEastAsia"/>
+        </w:rPr>
+        <w:t>:</w:t>
+      </w:r>
+    </w:p>
+    <w:p>
+      <w:pPr>
+        <w:rPr>
+          <w:rFonts w:eastAsiaTheme="minorEastAsia"/>
+        </w:rPr>
+      </w:pPr>
+      <m:oMathPara>
+        <m:oMath>
+          <m:r>
+            <w:rPr>
+              <w:rFonts w:ascii="Cambria Math" w:eastAsiaTheme="minorEastAsia" w:hAnsi="Cambria Math"/>
+            </w:rPr>
+            <m:t>d=x-260</m:t>
+          </m:r>
+          <m:r>
+            <w:rPr>
+              <w:rFonts w:eastAsiaTheme="minorEastAsia"/>
+              <w:i/>
+            </w:rPr>
+            <w:br/>
+          </m:r>
+        </m:oMath>
+      </m:oMathPara>
+    </w:p>
+    <w:tbl>
+      <w:tblPr>
+        <w:tblW w:w="0" w:type="auto"/>
+        <w:tblCellMar>
+          <w:top w:w="15" w:type="dxa"/>
+          <w:left w:w="15" w:type="dxa"/>
+          <w:bottom w:w="15" w:type="dxa"/>
+          <w:right w:w="15" w:type="dxa"/>
+        </w:tblCellMar>
+        <w:tblLook w:val="04A0" w:firstRow="1" w:lastRow="0" w:firstColumn="1" w:lastColumn="0" w:noHBand="0" w:noVBand="1"/>
+      </w:tblPr>
+      <w:tblGrid>
+        <w:gridCol w:w="625"/>
+        <w:gridCol w:w="1759"/>
+        <w:gridCol w:w="736"/>
+      </w:tblGrid>
+      <w:tr>
+        <w:trPr>
+          <w:tblHeader/>
+        </w:trPr>
+        <w:tc>
+          <w:tcPr>
+            <w:tcW w:w="0" w:type="auto"/>
+            <w:tcBorders>
+              <w:top w:val="nil"/>
+            </w:tcBorders>
+            <w:tcMar>
+              <w:top w:w="150" w:type="dxa"/>
+              <w:left w:w="0" w:type="dxa"/>
+              <w:bottom w:w="150" w:type="dxa"/>
+              <w:right w:w="240" w:type="dxa"/>
+            </w:tcMar>
+            <w:vAlign w:val="center"/>
+            <w:hideMark/>
+          </w:tcPr>
+          <w:p>
+            <w:pPr>
+              <w:rPr>
+                <w:rFonts w:eastAsiaTheme="minorEastAsia"/>
+              </w:rPr>
+            </w:pPr>
+            <m:oMathPara>
+              <m:oMath>
+                <m:r>
+                  <w:rPr>
+                    <w:rFonts w:ascii="Cambria Math" w:eastAsiaTheme="minorEastAsia" w:hAnsi="Cambria Math"/>
+                  </w:rPr>
+                  <m:t>x</m:t>
+                </m:r>
+              </m:oMath>
+            </m:oMathPara>
+          </w:p>
+        </w:tc>
+        <w:tc>
+          <w:tcPr>
+            <w:tcW w:w="0" w:type="auto"/>
+            <w:tcBorders>
+              <w:top w:val="nil"/>
+            </w:tcBorders>
+            <w:tcMar>
+              <w:top w:w="150" w:type="dxa"/>
+              <w:left w:w="240" w:type="dxa"/>
+              <w:bottom w:w="150" w:type="dxa"/>
+              <w:right w:w="240" w:type="dxa"/>
+            </w:tcMar>
+            <w:vAlign w:val="center"/>
+            <w:hideMark/>
+          </w:tcPr>
+          <w:p>
+            <w:pPr>
+              <w:rPr>
+                <w:rFonts w:eastAsiaTheme="minorEastAsia"/>
+              </w:rPr>
+            </w:pPr>
+            <m:oMathPara>
+              <m:oMath>
+                <m:r>
+                  <w:rPr>
+                    <w:rFonts w:ascii="Cambria Math" w:eastAsiaTheme="minorEastAsia" w:hAnsi="Cambria Math"/>
+                  </w:rPr>
+                  <m:t>d=x-260</m:t>
+                </m:r>
+              </m:oMath>
+            </m:oMathPara>
+          </w:p>
+        </w:tc>
+        <w:tc>
+          <w:tcPr>
+            <w:tcW w:w="0" w:type="auto"/>
+            <w:tcBorders>
+              <w:top w:val="nil"/>
+            </w:tcBorders>
+            <w:tcMar>
+              <w:top w:w="150" w:type="dxa"/>
+              <w:left w:w="240" w:type="dxa"/>
+              <w:bottom w:w="150" w:type="dxa"/>
+              <w:right w:w="240" w:type="dxa"/>
+            </w:tcMar>
+            <w:vAlign w:val="center"/>
+            <w:hideMark/>
+          </w:tcPr>
+          <w:p>
+            <w:pPr>
+              <w:rPr>
+                <w:rFonts w:eastAsiaTheme="minorEastAsia"/>
+              </w:rPr>
+            </w:pPr>
+            <m:oMathPara>
+              <m:oMath>
+                <m:sSup>
+                  <m:sSupPr>
+                    <m:ctrlPr>
+                      <w:rPr>
+                        <w:rFonts w:ascii="Cambria Math" w:eastAsiaTheme="minorEastAsia" w:hAnsi="Cambria Math"/>
+                      </w:rPr>
+                    </m:ctrlPr>
+                  </m:sSupPr>
+                  <m:e>
+                    <m:r>
+                      <w:rPr>
+                        <w:rFonts w:ascii="Cambria Math" w:eastAsiaTheme="minorEastAsia" w:hAnsi="Cambria Math"/>
+                      </w:rPr>
+                      <m:t>d</m:t>
+                    </m:r>
+                  </m:e>
+                  <m:sup>
+                    <m:r>
+                      <w:rPr>
+                        <w:rFonts w:ascii="Cambria Math" w:eastAsiaTheme="minorEastAsia" w:hAnsi="Cambria Math"/>
+                      </w:rPr>
+                      <m:t>2</m:t>
+                    </m:r>
+                  </m:sup>
+                </m:sSup>
+              </m:oMath>
+            </m:oMathPara>
+          </w:p>
+        </w:tc>
+      </w:tr>
+      <w:tr>
+        <w:tc>
+          <w:tcPr>
+            <w:tcW w:w="0" w:type="auto"/>
+            <w:tcMar>
+              <w:top w:w="150" w:type="dxa"/>
+              <w:left w:w="0" w:type="dxa"/>
+              <w:bottom w:w="150" w:type="dxa"/>
+              <w:right w:w="240" w:type="dxa"/>
+            </w:tcMar>
+            <w:vAlign w:val="center"/>
+            <w:hideMark/>
+          </w:tcPr>
+          <w:p>
+            <w:pPr>
+              <w:rPr>
+                <w:rFonts w:eastAsiaTheme="minorEastAsia"/>
+              </w:rPr>
+            </w:pPr>
+            <w:r>
+              <w:rPr>
+                <w:rFonts w:eastAsiaTheme="minorEastAsia"/>
+              </w:rPr>
+              <w:t>240</w:t>
+            </w:r>
+          </w:p>
+        </w:tc>
+        <w:tc>
+          <w:tcPr>
+            <w:tcW w:w="0" w:type="auto"/>
+            <w:tcMar>
+              <w:top w:w="150" w:type="dxa"/>
+              <w:left w:w="240" w:type="dxa"/>
+              <w:bottom w:w="150" w:type="dxa"/>
+              <w:right w:w="240" w:type="dxa"/>
+            </w:tcMar>
+            <w:vAlign w:val="center"/>
+            <w:hideMark/>
+          </w:tcPr>
+          <w:p>
+            <w:pPr>
+              <w:rPr>
+                <w:rFonts w:eastAsiaTheme="minorEastAsia"/>
+              </w:rPr>
+            </w:pPr>
+            <w:r>
+              <w:rPr>
+                <w:rFonts w:eastAsiaTheme="minorEastAsia"/>
+              </w:rPr>
+              <w:t>-20</w:t>
+            </w:r>
+          </w:p>
+        </w:tc>
+        <w:tc>
+          <w:tcPr>
+            <w:tcW w:w="0" w:type="auto"/>
+            <w:tcMar>
+              <w:top w:w="150" w:type="dxa"/>
+              <w:left w:w="240" w:type="dxa"/>
+              <w:bottom w:w="150" w:type="dxa"/>
+              <w:right w:w="0" w:type="dxa"/>
+            </w:tcMar>
+            <w:vAlign w:val="center"/>
+            <w:hideMark/>
+          </w:tcPr>
+          <w:p>
+            <w:pPr>
+              <w:rPr>
+                <w:rFonts w:eastAsiaTheme="minorEastAsia"/>
+              </w:rPr>
+            </w:pPr>
+            <w:r>
+              <w:rPr>
+                <w:rFonts w:eastAsiaTheme="minorEastAsia"/>
+              </w:rPr>
+              <w:t>400</w:t>
+            </w:r>
+          </w:p>
+        </w:tc>
+      </w:tr>
+      <w:tr>
+        <w:tc>
+          <w:tcPr>
+            <w:tcW w:w="0" w:type="auto"/>
+            <w:tcMar>
+              <w:top w:w="150" w:type="dxa"/>
+              <w:left w:w="0" w:type="dxa"/>
+              <w:bottom w:w="150" w:type="dxa"/>
+              <w:right w:w="240" w:type="dxa"/>
+            </w:tcMar>
+            <w:vAlign w:val="center"/>
+            <w:hideMark/>
+          </w:tcPr>
+          <w:p>
+            <w:pPr>
+              <w:rPr>
+                <w:rFonts w:eastAsiaTheme="minorEastAsia"/>
+              </w:rPr>
+            </w:pPr>
+            <w:r>
+              <w:rPr>
+                <w:rFonts w:eastAsiaTheme="minorEastAsia"/>
+              </w:rPr>
+              <w:t>260</w:t>
+            </w:r>
+          </w:p>
+        </w:tc>
+        <w:tc>
+          <w:tcPr>
+            <w:tcW w:w="0" w:type="auto"/>
+            <w:tcMar>
+              <w:top w:w="150" w:type="dxa"/>
+              <w:left w:w="240" w:type="dxa"/>
+              <w:bottom w:w="150" w:type="dxa"/>
+              <w:right w:w="240" w:type="dxa"/>
+            </w:tcMar>
+            <w:vAlign w:val="center"/>
+            <w:hideMark/>
+          </w:tcPr>
+          <w:p>
+            <w:pPr>
+              <w:rPr>
+                <w:rFonts w:eastAsiaTheme="minorEastAsia"/>
+              </w:rPr>
+            </w:pPr>
+            <w:r>
+              <w:rPr>
+                <w:rFonts w:eastAsiaTheme="minorEastAsia"/>
+              </w:rPr>
+              <w:t>0</w:t>
+            </w:r>
+          </w:p>
+        </w:tc>
+        <w:tc>
+          <w:tcPr>
+            <w:tcW w:w="0" w:type="auto"/>
+            <w:tcMar>
+              <w:top w:w="150" w:type="dxa"/>
+              <w:left w:w="240" w:type="dxa"/>
+              <w:bottom w:w="150" w:type="dxa"/>
+              <w:right w:w="0" w:type="dxa"/>
+            </w:tcMar>
+            <w:vAlign w:val="center"/>
+            <w:hideMark/>
+          </w:tcPr>
+          <w:p>
+            <w:pPr>
+              <w:rPr>
+                <w:rFonts w:eastAsiaTheme="minorEastAsia"/>
+              </w:rPr>
+            </w:pPr>
+            <w:r>
+              <w:rPr>
+                <w:rFonts w:eastAsiaTheme="minorEastAsia"/>
+              </w:rPr>
+              <w:t>0</w:t>
+            </w:r>
+          </w:p>
+        </w:tc>
+      </w:tr>
+      <w:tr>
+        <w:tc>
+          <w:tcPr>
+            <w:tcW w:w="0" w:type="auto"/>
+            <w:tcMar>
+              <w:top w:w="150" w:type="dxa"/>
+              <w:left w:w="0" w:type="dxa"/>
+              <w:bottom w:w="150" w:type="dxa"/>
+              <w:right w:w="240" w:type="dxa"/>
+            </w:tcMar>
+            <w:vAlign w:val="center"/>
+            <w:hideMark/>
+          </w:tcPr>
+          <w:p>
+            <w:pPr>
+              <w:rPr>
+                <w:rFonts w:eastAsiaTheme="minorEastAsia"/>
+              </w:rPr>
+            </w:pPr>
+            <w:r>
+              <w:rPr>
+                <w:rFonts w:eastAsiaTheme="minorEastAsia"/>
+              </w:rPr>
+              <w:t>290</w:t>
+            </w:r>
+          </w:p>
+        </w:tc>
+        <w:tc>
+          <w:tcPr>
+            <w:tcW w:w="0" w:type="auto"/>
+            <w:tcMar>
+              <w:top w:w="150" w:type="dxa"/>
+              <w:left w:w="240" w:type="dxa"/>
+              <w:bottom w:w="150" w:type="dxa"/>
+              <w:right w:w="240" w:type="dxa"/>
+            </w:tcMar>
+            <w:vAlign w:val="center"/>
+            <w:hideMark/>
+          </w:tcPr>
+          <w:p>
+            <w:pPr>
+              <w:rPr>
+                <w:rFonts w:eastAsiaTheme="minorEastAsia"/>
+              </w:rPr>
+            </w:pPr>
+            <w:r>
+              <w:rPr>
+                <w:rFonts w:eastAsiaTheme="minorEastAsia"/>
+              </w:rPr>
+              <w:t>30</w:t>
+            </w:r>
+          </w:p>
+        </w:tc>
+        <w:tc>
+          <w:tcPr>
+            <w:tcW w:w="0" w:type="auto"/>
+            <w:tcMar>
+              <w:top w:w="150" w:type="dxa"/>
+              <w:left w:w="240" w:type="dxa"/>
+              <w:bottom w:w="150" w:type="dxa"/>
+              <w:right w:w="0" w:type="dxa"/>
+            </w:tcMar>
+            <w:vAlign w:val="center"/>
+            <w:hideMark/>
+          </w:tcPr>
+          <w:p>
+            <w:pPr>
+              <w:rPr>
+                <w:rFonts w:eastAsiaTheme="minorEastAsia"/>
+              </w:rPr>
+            </w:pPr>
+            <w:r>
+              <w:rPr>
+                <w:rFonts w:eastAsiaTheme="minorEastAsia"/>
+              </w:rPr>
+              <w:t>900</w:t>
+            </w:r>
+          </w:p>
+        </w:tc>
+      </w:tr>
+      <w:tr>
+        <w:tc>
+          <w:tcPr>
+            <w:tcW w:w="0" w:type="auto"/>
+            <w:tcMar>
+              <w:top w:w="150" w:type="dxa"/>
+              <w:left w:w="0" w:type="dxa"/>
+              <w:bottom w:w="150" w:type="dxa"/>
+              <w:right w:w="240" w:type="dxa"/>
+            </w:tcMar>
+            <w:vAlign w:val="center"/>
+            <w:hideMark/>
+          </w:tcPr>
+          <w:p>
+            <w:pPr>
+              <w:rPr>
+                <w:rFonts w:eastAsiaTheme="minorEastAsia"/>
+              </w:rPr>
+            </w:pPr>
+            <w:r>
+              <w:rPr>
+                <w:rFonts w:eastAsiaTheme="minorEastAsia"/>
+              </w:rPr>
+              <w:t>245</w:t>
+            </w:r>
+          </w:p>
+        </w:tc>
+        <w:tc>
+          <w:tcPr>
+            <w:tcW w:w="0" w:type="auto"/>
+            <w:tcMar>
+              <w:top w:w="150" w:type="dxa"/>
+              <w:left w:w="240" w:type="dxa"/>
+              <w:bottom w:w="150" w:type="dxa"/>
+              <w:right w:w="240" w:type="dxa"/>
+            </w:tcMar>
+            <w:vAlign w:val="center"/>
+            <w:hideMark/>
+          </w:tcPr>
+          <w:p>
+            <w:pPr>
+              <w:rPr>
+                <w:rFonts w:eastAsiaTheme="minorEastAsia"/>
+              </w:rPr>
+            </w:pPr>
+            <w:r>
+              <w:rPr>
+                <w:rFonts w:eastAsiaTheme="minorEastAsia"/>
+              </w:rPr>
+              <w:t>-15</w:t>
+            </w:r>
+          </w:p>
+        </w:tc>
+        <w:tc>
+          <w:tcPr>
+            <w:tcW w:w="0" w:type="auto"/>
+            <w:tcMar>
+              <w:top w:w="150" w:type="dxa"/>
+              <w:left w:w="240" w:type="dxa"/>
+              <w:bottom w:w="150" w:type="dxa"/>
+              <w:right w:w="0" w:type="dxa"/>
+            </w:tcMar>
+            <w:vAlign w:val="center"/>
+            <w:hideMark/>
+          </w:tcPr>
+          <w:p>
+            <w:pPr>
+              <w:rPr>
+                <w:rFonts w:eastAsiaTheme="minorEastAsia"/>
+              </w:rPr>
+            </w:pPr>
+            <w:r>
+              <w:rPr>
+                <w:rFonts w:eastAsiaTheme="minorEastAsia"/>
+              </w:rPr>
+              <w:t>225</w:t>
+            </w:r>
+          </w:p>
+        </w:tc>
+      </w:tr>
+      <w:tr>
+        <w:tc>
+          <w:tcPr>
+            <w:tcW w:w="0" w:type="auto"/>
+            <w:tcMar>
+              <w:top w:w="150" w:type="dxa"/>
+              <w:left w:w="0" w:type="dxa"/>
+              <w:bottom w:w="150" w:type="dxa"/>
+              <w:right w:w="240" w:type="dxa"/>
+            </w:tcMar>
+            <w:vAlign w:val="center"/>
+            <w:hideMark/>
+          </w:tcPr>
+          <w:p>
+            <w:pPr>
+              <w:rPr>
+                <w:rFonts w:eastAsiaTheme="minorEastAsia"/>
+              </w:rPr>
+            </w:pPr>
+            <w:r>
+              <w:rPr>
+                <w:rFonts w:eastAsiaTheme="minorEastAsia"/>
+              </w:rPr>
+              <w:t>255</w:t>
+            </w:r>
+          </w:p>
+        </w:tc>
+        <w:tc>
+          <w:tcPr>
+            <w:tcW w:w="0" w:type="auto"/>
+            <w:tcMar>
+              <w:top w:w="150" w:type="dxa"/>
+              <w:left w:w="240" w:type="dxa"/>
+              <w:bottom w:w="150" w:type="dxa"/>
+              <w:right w:w="240" w:type="dxa"/>
+            </w:tcMar>
+            <w:vAlign w:val="center"/>
+            <w:hideMark/>
+          </w:tcPr>
+          <w:p>
+            <w:pPr>
+              <w:rPr>
+                <w:rFonts w:eastAsiaTheme="minorEastAsia"/>
+              </w:rPr>
+            </w:pPr>
+            <w:r>
+              <w:rPr>
+                <w:rFonts w:eastAsiaTheme="minorEastAsia"/>
+              </w:rPr>
+              <w:t>-5</w:t>
+            </w:r>
+          </w:p>
+        </w:tc>
+        <w:tc>
+          <w:tcPr>
+            <w:tcW w:w="0" w:type="auto"/>
+            <w:tcMar>
+              <w:top w:w="150" w:type="dxa"/>
+              <w:left w:w="240" w:type="dxa"/>
+              <w:bottom w:w="150" w:type="dxa"/>
+              <w:right w:w="0" w:type="dxa"/>
+            </w:tcMar>
+            <w:vAlign w:val="center"/>
+            <w:hideMark/>
+          </w:tcPr>
+          <w:p>
+            <w:pPr>
+              <w:rPr>
+                <w:rFonts w:eastAsiaTheme="minorEastAsia"/>
+              </w:rPr>
+            </w:pPr>
+            <w:r>
+              <w:rPr>
+                <w:rFonts w:eastAsiaTheme="minorEastAsia"/>
+              </w:rPr>
+              <w:t>25</w:t>
+            </w:r>
+          </w:p>
+        </w:tc>
+      </w:tr>
+      <w:tr>
+        <w:tc>
+          <w:tcPr>
+            <w:tcW w:w="0" w:type="auto"/>
+            <w:tcMar>
+              <w:top w:w="150" w:type="dxa"/>
+              <w:left w:w="0" w:type="dxa"/>
+              <w:bottom w:w="150" w:type="dxa"/>
+              <w:right w:w="240" w:type="dxa"/>
+            </w:tcMar>
+            <w:vAlign w:val="center"/>
+            <w:hideMark/>
+          </w:tcPr>
+          <w:p>
+            <w:pPr>
+              <w:rPr>
+                <w:rFonts w:eastAsiaTheme="minorEastAsia"/>
+              </w:rPr>
+            </w:pPr>
+            <w:r>
+              <w:rPr>
+                <w:rFonts w:eastAsiaTheme="minorEastAsia"/>
+              </w:rPr>
+              <w:t>288</w:t>
+            </w:r>
+          </w:p>
+        </w:tc>
+        <w:tc>
+          <w:tcPr>
+            <w:tcW w:w="0" w:type="auto"/>
+            <w:tcMar>
+              <w:top w:w="150" w:type="dxa"/>
+              <w:left w:w="240" w:type="dxa"/>
+              <w:bottom w:w="150" w:type="dxa"/>
+              <w:right w:w="240" w:type="dxa"/>
+            </w:tcMar>
+            <w:vAlign w:val="center"/>
+            <w:hideMark/>
+          </w:tcPr>
+          <w:p>
+            <w:pPr>
+              <w:rPr>
+                <w:rFonts w:eastAsiaTheme="minorEastAsia"/>
+              </w:rPr>
+            </w:pPr>
+            <w:r>
+              <w:rPr>
+                <w:rFonts w:eastAsiaTheme="minorEastAsia"/>
+              </w:rPr>
+              <w:t>28</w:t>
+            </w:r>
+          </w:p>
+        </w:tc>
+        <w:tc>
+          <w:tcPr>
+            <w:tcW w:w="0" w:type="auto"/>
+            <w:tcMar>
+              <w:top w:w="150" w:type="dxa"/>
+              <w:left w:w="240" w:type="dxa"/>
+              <w:bottom w:w="150" w:type="dxa"/>
+              <w:right w:w="0" w:type="dxa"/>
+            </w:tcMar>
+            <w:vAlign w:val="center"/>
+            <w:hideMark/>
+          </w:tcPr>
+          <w:p>
+            <w:pPr>
+              <w:rPr>
+                <w:rFonts w:eastAsiaTheme="minorEastAsia"/>
+              </w:rPr>
+            </w:pPr>
+            <w:r>
+              <w:rPr>
+                <w:rFonts w:eastAsiaTheme="minorEastAsia"/>
+              </w:rPr>
+              <w:t>784</w:t>
+            </w:r>
+          </w:p>
+        </w:tc>
+      </w:tr>
+      <w:tr>
+        <w:tc>
+          <w:tcPr>
+            <w:tcW w:w="0" w:type="auto"/>
+            <w:tcMar>
+              <w:top w:w="150" w:type="dxa"/>
+              <w:left w:w="0" w:type="dxa"/>
+              <w:bottom w:w="150" w:type="dxa"/>
+              <w:right w:w="240" w:type="dxa"/>
+            </w:tcMar>
+            <w:vAlign w:val="center"/>
+            <w:hideMark/>
+          </w:tcPr>
+          <w:p>
+            <w:pPr>
+              <w:rPr>
+                <w:rFonts w:eastAsiaTheme="minorEastAsia"/>
+              </w:rPr>
+            </w:pPr>
+            <w:r>
+              <w:rPr>
+                <w:rFonts w:eastAsiaTheme="minorEastAsia"/>
+              </w:rPr>
+              <w:t>272</w:t>
+            </w:r>
+          </w:p>
+        </w:tc>
+        <w:tc>
+          <w:tcPr>
+            <w:tcW w:w="0" w:type="auto"/>
+            <w:tcMar>
+              <w:top w:w="150" w:type="dxa"/>
+              <w:left w:w="240" w:type="dxa"/>
+              <w:bottom w:w="150" w:type="dxa"/>
+              <w:right w:w="240" w:type="dxa"/>
+            </w:tcMar>
+            <w:vAlign w:val="center"/>
+            <w:hideMark/>
+          </w:tcPr>
+          <w:p>
+            <w:pPr>
+              <w:rPr>
+                <w:rFonts w:eastAsiaTheme="minorEastAsia"/>
+              </w:rPr>
+            </w:pPr>
+            <w:r>
+              <w:rPr>
+                <w:rFonts w:eastAsiaTheme="minorEastAsia"/>
+              </w:rPr>
+              <w:t>12</w:t>
+            </w:r>
+          </w:p>
+        </w:tc>
+        <w:tc>
+          <w:tcPr>
+            <w:tcW w:w="0" w:type="auto"/>
+            <w:tcMar>
+              <w:top w:w="150" w:type="dxa"/>
+              <w:left w:w="240" w:type="dxa"/>
+              <w:bottom w:w="150" w:type="dxa"/>
+              <w:right w:w="0" w:type="dxa"/>
+            </w:tcMar>
+            <w:vAlign w:val="center"/>
+            <w:hideMark/>
+          </w:tcPr>
+          <w:p>
+            <w:pPr>
+              <w:rPr>
+                <w:rFonts w:eastAsiaTheme="minorEastAsia"/>
+              </w:rPr>
+            </w:pPr>
+            <w:r>
+              <w:rPr>
+                <w:rFonts w:eastAsiaTheme="minorEastAsia"/>
+              </w:rPr>
+              <w:t>144</w:t>
+            </w:r>
+          </w:p>
+        </w:tc>
+      </w:tr>
+      <w:tr>
+        <w:tc>
+          <w:tcPr>
+            <w:tcW w:w="0" w:type="auto"/>
+            <w:tcMar>
+              <w:top w:w="150" w:type="dxa"/>
+              <w:left w:w="0" w:type="dxa"/>
+              <w:bottom w:w="150" w:type="dxa"/>
+              <w:right w:w="240" w:type="dxa"/>
+            </w:tcMar>
+            <w:vAlign w:val="center"/>
+            <w:hideMark/>
+          </w:tcPr>
+          <w:p>
+            <w:pPr>
+              <w:rPr>
+                <w:rFonts w:eastAsiaTheme="minorEastAsia"/>
+              </w:rPr>
+            </w:pPr>
+            <w:r>
+              <w:rPr>
+                <w:rFonts w:eastAsiaTheme="minorEastAsia"/>
+              </w:rPr>
+              <w:t>263</w:t>
+            </w:r>
+          </w:p>
+        </w:tc>
+        <w:tc>
+          <w:tcPr>
+            <w:tcW w:w="0" w:type="auto"/>
+            <w:tcMar>
+              <w:top w:w="150" w:type="dxa"/>
+              <w:left w:w="240" w:type="dxa"/>
+              <w:bottom w:w="150" w:type="dxa"/>
+              <w:right w:w="240" w:type="dxa"/>
+            </w:tcMar>
+            <w:vAlign w:val="center"/>
+            <w:hideMark/>
+          </w:tcPr>
+          <w:p>
+            <w:pPr>
+              <w:rPr>
+                <w:rFonts w:eastAsiaTheme="minorEastAsia"/>
+              </w:rPr>
+            </w:pPr>
+            <w:r>
+              <w:rPr>
+                <w:rFonts w:eastAsiaTheme="minorEastAsia"/>
+              </w:rPr>
+              <w:t>3</w:t>
+            </w:r>
+          </w:p>
+        </w:tc>
+        <w:tc>
+          <w:tcPr>
+            <w:tcW w:w="0" w:type="auto"/>
+            <w:tcMar>
+              <w:top w:w="150" w:type="dxa"/>
+              <w:left w:w="240" w:type="dxa"/>
+              <w:bottom w:w="150" w:type="dxa"/>
+              <w:right w:w="0" w:type="dxa"/>
+            </w:tcMar>
+            <w:vAlign w:val="center"/>
+            <w:hideMark/>
+          </w:tcPr>
+          <w:p>
+            <w:pPr>
+              <w:rPr>
+                <w:rFonts w:eastAsiaTheme="minorEastAsia"/>
+              </w:rPr>
+            </w:pPr>
+            <w:r>
+              <w:rPr>
+                <w:rFonts w:eastAsiaTheme="minorEastAsia"/>
+              </w:rPr>
+              <w:t>9</w:t>
+            </w:r>
+          </w:p>
+        </w:tc>
+      </w:tr>
+      <w:tr>
+        <w:tc>
+          <w:tcPr>
+            <w:tcW w:w="0" w:type="auto"/>
+            <w:tcMar>
+              <w:top w:w="150" w:type="dxa"/>
+              <w:left w:w="0" w:type="dxa"/>
+              <w:bottom w:w="150" w:type="dxa"/>
+              <w:right w:w="240" w:type="dxa"/>
+            </w:tcMar>
+            <w:vAlign w:val="center"/>
+            <w:hideMark/>
+          </w:tcPr>
+          <w:p>
+            <w:pPr>
+              <w:rPr>
+                <w:rFonts w:eastAsiaTheme="minorEastAsia"/>
+              </w:rPr>
+            </w:pPr>
+            <w:r>
+              <w:rPr>
+                <w:rFonts w:eastAsiaTheme="minorEastAsia"/>
+              </w:rPr>
+              <w:lastRenderedPageBreak/>
+              <w:t>277</w:t>
+            </w:r>
+          </w:p>
+        </w:tc>
+        <w:tc>
+          <w:tcPr>
+            <w:tcW w:w="0" w:type="auto"/>
+            <w:tcMar>
+              <w:top w:w="150" w:type="dxa"/>
+              <w:left w:w="240" w:type="dxa"/>
+              <w:bottom w:w="150" w:type="dxa"/>
+              <w:right w:w="240" w:type="dxa"/>
+            </w:tcMar>
+            <w:vAlign w:val="center"/>
+            <w:hideMark/>
+          </w:tcPr>
+          <w:p>
+            <w:pPr>
+              <w:rPr>
+                <w:rFonts w:eastAsiaTheme="minorEastAsia"/>
+              </w:rPr>
+            </w:pPr>
+            <w:r>
+              <w:rPr>
+                <w:rFonts w:eastAsiaTheme="minorEastAsia"/>
+              </w:rPr>
+              <w:t>17</w:t>
+            </w:r>
+          </w:p>
+        </w:tc>
+        <w:tc>
+          <w:tcPr>
+            <w:tcW w:w="0" w:type="auto"/>
+            <w:tcMar>
+              <w:top w:w="150" w:type="dxa"/>
+              <w:left w:w="240" w:type="dxa"/>
+              <w:bottom w:w="150" w:type="dxa"/>
+              <w:right w:w="0" w:type="dxa"/>
+            </w:tcMar>
+            <w:vAlign w:val="center"/>
+            <w:hideMark/>
+          </w:tcPr>
+          <w:p>
+            <w:pPr>
+              <w:rPr>
+                <w:rFonts w:eastAsiaTheme="minorEastAsia"/>
+              </w:rPr>
+            </w:pPr>
+            <w:r>
+              <w:rPr>
+                <w:rFonts w:eastAsiaTheme="minorEastAsia"/>
+              </w:rPr>
+              <w:t>289</w:t>
+            </w:r>
+          </w:p>
+        </w:tc>
+      </w:tr>
+      <w:tr>
+        <w:tc>
+          <w:tcPr>
+            <w:tcW w:w="0" w:type="auto"/>
+            <w:tcMar>
+              <w:top w:w="150" w:type="dxa"/>
+              <w:left w:w="0" w:type="dxa"/>
+              <w:bottom w:w="150" w:type="dxa"/>
+              <w:right w:w="240" w:type="dxa"/>
+            </w:tcMar>
+            <w:vAlign w:val="center"/>
+            <w:hideMark/>
+          </w:tcPr>
+          <w:p>
+            <w:pPr>
+              <w:rPr>
+                <w:rFonts w:eastAsiaTheme="minorEastAsia"/>
+              </w:rPr>
+            </w:pPr>
+            <w:r>
+              <w:rPr>
+                <w:rFonts w:eastAsiaTheme="minorEastAsia"/>
+              </w:rPr>
+              <w:t>251</w:t>
+            </w:r>
+          </w:p>
+        </w:tc>
+        <w:tc>
+          <w:tcPr>
+            <w:tcW w:w="0" w:type="auto"/>
+            <w:tcMar>
+              <w:top w:w="150" w:type="dxa"/>
+              <w:left w:w="240" w:type="dxa"/>
+              <w:bottom w:w="150" w:type="dxa"/>
+              <w:right w:w="240" w:type="dxa"/>
+            </w:tcMar>
+            <w:vAlign w:val="center"/>
+            <w:hideMark/>
+          </w:tcPr>
+          <w:p>
+            <w:pPr>
+              <w:rPr>
+                <w:rFonts w:eastAsiaTheme="minorEastAsia"/>
+              </w:rPr>
+            </w:pPr>
+            <w:r>
+              <w:rPr>
+                <w:rFonts w:eastAsiaTheme="minorEastAsia"/>
+              </w:rPr>
+              <w:t>-9</w:t>
+            </w:r>
+          </w:p>
+        </w:tc>
+        <w:tc>
+          <w:tcPr>
+            <w:tcW w:w="0" w:type="auto"/>
+            <w:tcMar>
+              <w:top w:w="150" w:type="dxa"/>
+              <w:left w:w="240" w:type="dxa"/>
+              <w:bottom w:w="150" w:type="dxa"/>
+              <w:right w:w="0" w:type="dxa"/>
+            </w:tcMar>
+            <w:vAlign w:val="center"/>
+            <w:hideMark/>
+          </w:tcPr>
+          <w:p>
+            <w:pPr>
+              <w:rPr>
+                <w:rFonts w:eastAsiaTheme="minorEastAsia"/>
+              </w:rPr>
+            </w:pPr>
+            <w:r>
+              <w:rPr>
+                <w:rFonts w:eastAsiaTheme="minorEastAsia"/>
+              </w:rPr>
+              <w:t>81</w:t>
+            </w:r>
+          </w:p>
+        </w:tc>
+      </w:tr>
+    </w:tbl>
+    <w:p>
+      <w:pPr>
+        <w:rPr>
+          <w:rFonts w:eastAsiaTheme="minorEastAsia"/>
+        </w:rPr>
+      </w:pPr>
+      <m:oMathPara>
+        <m:oMath>
+          <m:nary>
+            <m:naryPr>
+              <m:chr m:val="∑"/>
+              <m:grow m:val="1"/>
+              <m:subHide m:val="1"/>
+              <m:supHide m:val="1"/>
+              <m:ctrlPr>
+                <w:rPr>
+                  <w:rFonts w:ascii="Cambria Math" w:eastAsiaTheme="minorEastAsia" w:hAnsi="Cambria Math"/>
+                </w:rPr>
+              </m:ctrlPr>
+            </m:naryPr>
+            <m:sub/>
+            <m:sup/>
+            <m:e>
+              <m:r>
+                <w:rPr>
+                  <w:rFonts w:ascii="Cambria Math" w:eastAsiaTheme="minorEastAsia" w:hAnsi="Cambria Math"/>
+                </w:rPr>
+                <m:t>d</m:t>
+              </m:r>
+            </m:e>
+          </m:nary>
+          <m:r>
+            <w:rPr>
+              <w:rFonts w:ascii="Cambria Math" w:eastAsiaTheme="minorEastAsia" w:hAnsi="Cambria Math"/>
+            </w:rPr>
+            <m:t>=41, </m:t>
+          </m:r>
+          <m:nary>
+            <m:naryPr>
+              <m:chr m:val="∑"/>
+              <m:grow m:val="1"/>
+              <m:subHide m:val="1"/>
+              <m:supHide m:val="1"/>
+              <m:ctrlPr>
+                <w:rPr>
+                  <w:rFonts w:ascii="Cambria Math" w:eastAsiaTheme="minorEastAsia" w:hAnsi="Cambria Math"/>
+                </w:rPr>
+              </m:ctrlPr>
+            </m:naryPr>
+            <m:sub/>
+            <m:sup/>
+            <m:e>
+              <m:sSup>
+                <m:sSupPr>
+                  <m:ctrlPr>
+                    <w:rPr>
+                      <w:rFonts w:ascii="Cambria Math" w:eastAsiaTheme="minorEastAsia" w:hAnsi="Cambria Math"/>
+                    </w:rPr>
+                  </m:ctrlPr>
+                </m:sSupPr>
+                <m:e>
+                  <m:r>
+                    <w:rPr>
+                      <w:rFonts w:ascii="Cambria Math" w:eastAsiaTheme="minorEastAsia" w:hAnsi="Cambria Math"/>
+                    </w:rPr>
+                    <m:t>d</m:t>
+                  </m:r>
+                </m:e>
+                <m:sup>
+                  <m:r>
+                    <w:rPr>
+                      <w:rFonts w:ascii="Cambria Math" w:eastAsiaTheme="minorEastAsia" w:hAnsi="Cambria Math"/>
+                    </w:rPr>
+                    <m:t>2</m:t>
+                  </m:r>
+                </m:sup>
+              </m:sSup>
+            </m:e>
+          </m:nary>
+          <m:r>
+            <w:rPr>
+              <w:rFonts w:ascii="Cambria Math" w:eastAsiaTheme="minorEastAsia" w:hAnsi="Cambria Math"/>
+            </w:rPr>
+            <m:t>=2857, n=10</m:t>
+          </m:r>
+          <m:r>
+            <w:rPr>
+              <w:rFonts w:eastAsiaTheme="minorEastAsia"/>
+              <w:i/>
+            </w:rPr>
+            <w:br/>
+          </m:r>
+        </m:oMath>
+      </m:oMathPara>
+    </w:p>
+    <w:p>
+      <w:pPr>
+        <w:rPr>
+          <w:rFonts w:eastAsiaTheme="minorEastAsia"/>
+        </w:rPr>
+      </w:pPr>
+      <w:r>
+        <w:rPr>
+          <w:rFonts w:eastAsiaTheme="minorEastAsia"/>
+        </w:rPr>
+        <w:t>Mean:</w:t>
+      </w:r>
+    </w:p>
+    <w:p>
+      <w:pPr>
+        <w:rPr>
+          <w:rFonts w:eastAsiaTheme="minorEastAsia"/>
+        </w:rPr>
+      </w:pPr>
+      <m:oMathPara>
+        <m:oMath>
+          <m:acc>
+            <m:accPr>
+              <m:chr m:val="̅"/>
+              <m:ctrlPr>
+                <w:rPr>
+                  <w:rFonts w:ascii="Cambria Math" w:eastAsiaTheme="minorEastAsia" w:hAnsi="Cambria Math"/>
+                </w:rPr>
+              </m:ctrlPr>
+            </m:accPr>
+            <m:e>
+              <m:r>
+                <w:rPr>
+                  <w:rFonts w:ascii="Cambria Math" w:eastAsiaTheme="minorEastAsia" w:hAnsi="Cambria Math"/>
+                </w:rPr>
+                <m:t>x</m:t>
+              </m:r>
+            </m:e>
+          </m:acc>
+          <m:r>
+            <w:rPr>
+              <w:rFonts w:ascii="Cambria Math" w:eastAsiaTheme="minorEastAsia" w:hAnsi="Cambria Math"/>
+            </w:rPr>
+            <m:t>=A+</m:t>
+          </m:r>
+          <m:f>
+            <m:fPr>
+              <m:ctrlPr>
+                <w:rPr>
+                  <w:rFonts w:ascii="Cambria Math" w:eastAsiaTheme="minorEastAsia" w:hAnsi="Cambria Math"/>
+                </w:rPr>
+              </m:ctrlPr>
+            </m:fPr>
+            <m:num>
+              <m:nary>
+                <m:naryPr>
+                  <m:chr m:val="∑"/>
+                  <m:grow m:val="1"/>
+                  <m:subHide m:val="1"/>
+                  <m:supHide m:val="1"/>
+                  <m:ctrlPr>
+                    <w:rPr>
+                      <w:rFonts w:ascii="Cambria Math" w:eastAsiaTheme="minorEastAsia" w:hAnsi="Cambria Math"/>
+                    </w:rPr>
+                  </m:ctrlPr>
+                </m:naryPr>
+                <m:sub/>
+                <m:sup/>
+                <m:e>
+                  <m:r>
+                    <w:rPr>
+                      <w:rFonts w:ascii="Cambria Math" w:eastAsiaTheme="minorEastAsia" w:hAnsi="Cambria Math"/>
+                    </w:rPr>
+                    <m:t>d</m:t>
+                  </m:r>
+                </m:e>
+              </m:nary>
+            </m:num>
+            <m:den>
+              <m:r>
+                <w:rPr>
+                  <w:rFonts w:ascii="Cambria Math" w:eastAsiaTheme="minorEastAsia" w:hAnsi="Cambria Math"/>
+                </w:rPr>
+                <m:t>n</m:t>
+              </m:r>
+            </m:den>
+          </m:f>
+          <m:r>
+            <w:rPr>
+              <w:rFonts w:ascii="Cambria Math" w:eastAsiaTheme="minorEastAsia" w:hAnsi="Cambria Math"/>
+            </w:rPr>
+            <m:t>=260+</m:t>
+          </m:r>
+          <m:f>
+            <m:fPr>
+              <m:ctrlPr>
+                <w:rPr>
+                  <w:rFonts w:ascii="Cambria Math" w:eastAsiaTheme="minorEastAsia" w:hAnsi="Cambria Math"/>
+                </w:rPr>
+              </m:ctrlPr>
+            </m:fPr>
+            <m:num>
+              <m:r>
+                <w:rPr>
+                  <w:rFonts w:ascii="Cambria Math" w:eastAsiaTheme="minorEastAsia" w:hAnsi="Cambria Math"/>
+                </w:rPr>
+                <m:t>41</m:t>
+              </m:r>
+            </m:num>
+            <m:den>
+              <m:r>
+                <w:rPr>
+                  <w:rFonts w:ascii="Cambria Math" w:eastAsiaTheme="minorEastAsia" w:hAnsi="Cambria Math"/>
+                </w:rPr>
+                <m:t>10</m:t>
+              </m:r>
+            </m:den>
+          </m:f>
+          <m:r>
+            <w:rPr>
+              <w:rFonts w:ascii="Cambria Math" w:eastAsiaTheme="minorEastAsia" w:hAnsi="Cambria Math"/>
+            </w:rPr>
+            <m:t>=264.1</m:t>
+          </m:r>
+          <m:r>
+            <w:rPr>
+              <w:rFonts w:eastAsiaTheme="minorEastAsia"/>
+              <w:i/>
+            </w:rPr>
+            <w:br/>
+          </m:r>
+        </m:oMath>
+      </m:oMathPara>
+    </w:p>
+    <w:p>
+      <w:pPr>
+        <w:rPr>
+          <w:rFonts w:eastAsiaTheme="minorEastAsia"/>
+        </w:rPr>
+      </w:pPr>
+      <w:r>
+        <w:rPr>
+          <w:rFonts w:eastAsiaTheme="minorEastAsia"/>
+        </w:rPr>
+        <w:t>Population standard deviation:</w:t>
+      </w:r>
+    </w:p>
+    <w:p>
+      <w:pPr>
+        <w:rPr>
+          <w:rFonts w:eastAsiaTheme="minorEastAsia"/>
+        </w:rPr>
+      </w:pPr>
+      <m:oMathPara>
+        <m:oMath>
+          <m:r>
+            <w:rPr>
+              <w:rFonts w:ascii="Cambria Math" w:eastAsiaTheme="minorEastAsia" w:hAnsi="Cambria Math"/>
+            </w:rPr>
+            <m:t>σ=</m:t>
+          </m:r>
+          <m:rad>
+            <m:radPr>
+              <m:degHide m:val="1"/>
+              <m:ctrlPr>
+                <w:rPr>
+                  <w:rFonts w:ascii="Cambria Math" w:eastAsiaTheme="minorEastAsia" w:hAnsi="Cambria Math"/>
+                </w:rPr>
+              </m:ctrlPr>
+            </m:radPr>
+            <m:deg/>
+            <m:e>
+              <m:f>
+                <m:fPr>
+                  <m:ctrlPr>
+                    <w:rPr>
+                      <w:rFonts w:ascii="Cambria Math" w:eastAsiaTheme="minorEastAsia" w:hAnsi="Cambria Math"/>
+                    </w:rPr>
+                  </m:ctrlPr>
+                </m:fPr>
+                <m:num>
+                  <m:nary>
+                    <m:naryPr>
+                      <m:chr m:val="∑"/>
+                      <m:grow m:val="1"/>
+                      <m:subHide m:val="1"/>
+                      <m:supHide m:val="1"/>
+                      <m:ctrlPr>
+                        <w:rPr>
+                          <w:rFonts w:ascii="Cambria Math" w:eastAsiaTheme="minorEastAsia" w:hAnsi="Cambria Math"/>
+                        </w:rPr>
+                      </m:ctrlPr>
+                    </m:naryPr>
+                    <m:sub/>
+                    <m:sup/>
+                    <m:e>
+                      <m:sSup>
+                        <m:sSupPr>
+                          <m:ctrlPr>
+                            <w:rPr>
+                              <w:rFonts w:ascii="Cambria Math" w:eastAsiaTheme="minorEastAsia" w:hAnsi="Cambria Math"/>
+                            </w:rPr>
+                          </m:ctrlPr>
+                        </m:sSupPr>
+                        <m:e>
+                          <m:r>
+                            <w:rPr>
+                              <w:rFonts w:ascii="Cambria Math" w:eastAsiaTheme="minorEastAsia" w:hAnsi="Cambria Math"/>
+                            </w:rPr>
+                            <m:t>d</m:t>
+                          </m:r>
+                        </m:e>
+                        <m:sup>
+                          <m:r>
+                            <w:rPr>
+                              <w:rFonts w:ascii="Cambria Math" w:eastAsiaTheme="minorEastAsia" w:hAnsi="Cambria Math"/>
+                            </w:rPr>
+                            <m:t>2</m:t>
+                          </m:r>
+                        </m:sup>
+                      </m:sSup>
+                    </m:e>
+                  </m:nary>
+                </m:num>
+                <m:den>
+                  <m:r>
+                    <w:rPr>
+                      <w:rFonts w:ascii="Cambria Math" w:eastAsiaTheme="minorEastAsia" w:hAnsi="Cambria Math"/>
+                    </w:rPr>
+                    <m:t>n</m:t>
+                  </m:r>
+                </m:den>
+              </m:f>
+              <m:r>
+                <w:rPr>
+                  <w:rFonts w:ascii="Cambria Math" w:eastAsiaTheme="minorEastAsia" w:hAnsi="Cambria Math"/>
+                </w:rPr>
+                <m:t>-</m:t>
+              </m:r>
+              <m:sSup>
+                <m:sSupPr>
+                  <m:ctrlPr>
+                    <w:rPr>
+                      <w:rFonts w:ascii="Cambria Math" w:eastAsiaTheme="minorEastAsia" w:hAnsi="Cambria Math"/>
+                    </w:rPr>
+                  </m:ctrlPr>
+                </m:sSupPr>
+                <m:e>
+                  <m:d>
+                    <m:dPr>
+                      <m:ctrlPr>
+                        <w:rPr>
+                          <w:rFonts w:ascii="Cambria Math" w:eastAsiaTheme="minorEastAsia" w:hAnsi="Cambria Math"/>
+                        </w:rPr>
+                      </m:ctrlPr>
+                    </m:dPr>
+                    <m:e>
+                      <m:f>
+                        <m:fPr>
+                          <m:ctrlPr>
+                            <w:rPr>
+                              <w:rFonts w:ascii="Cambria Math" w:eastAsiaTheme="minorEastAsia" w:hAnsi="Cambria Math"/>
+                            </w:rPr>
+                          </m:ctrlPr>
+                        </m:fPr>
+                        <m:num>
+                          <m:nary>
+                            <m:naryPr>
+                              <m:chr m:val="∑"/>
+                              <m:grow m:val="1"/>
+                              <m:subHide m:val="1"/>
+                              <m:supHide m:val="1"/>
+                              <m:ctrlPr>
+                                <w:rPr>
+                                  <w:rFonts w:ascii="Cambria Math" w:eastAsiaTheme="minorEastAsia" w:hAnsi="Cambria Math"/>
+                                </w:rPr>
+                              </m:ctrlPr>
+                            </m:naryPr>
+                            <m:sub/>
+                            <m:sup/>
+                            <m:e>
+                              <m:r>
+                                <w:rPr>
+                                  <w:rFonts w:ascii="Cambria Math" w:eastAsiaTheme="minorEastAsia" w:hAnsi="Cambria Math"/>
+                                </w:rPr>
+                                <m:t>d</m:t>
+                              </m:r>
+                            </m:e>
+                          </m:nary>
+                        </m:num>
+                        <m:den>
+                          <m:r>
+                            <w:rPr>
+                              <w:rFonts w:ascii="Cambria Math" w:eastAsiaTheme="minorEastAsia" w:hAnsi="Cambria Math"/>
+                            </w:rPr>
+                            <m:t>n</m:t>
+                          </m:r>
+                        </m:den>
+                      </m:f>
+                    </m:e>
+                  </m:d>
+                </m:e>
+                <m:sup>
+                  <m:r>
+                    <w:rPr>
+                      <w:rFonts w:ascii="Cambria Math" w:eastAsiaTheme="minorEastAsia" w:hAnsi="Cambria Math"/>
+                    </w:rPr>
+                    <m:t>2</m:t>
+                  </m:r>
+                </m:sup>
+              </m:sSup>
+            </m:e>
+          </m:rad>
+          <m:r>
+            <w:rPr>
+              <w:rFonts w:eastAsiaTheme="minorEastAsia"/>
+            </w:rPr>
+            <w:br/>
+          </m:r>
+        </m:oMath>
+        <m:oMath>
+          <m:r>
+            <w:rPr>
+              <w:rFonts w:ascii="Cambria Math" w:eastAsiaTheme="minorEastAsia" w:hAnsi="Cambria Math"/>
+            </w:rPr>
+            <m:t>σ=</m:t>
+          </m:r>
+          <m:rad>
+            <m:radPr>
+              <m:degHide m:val="1"/>
+              <m:ctrlPr>
+                <w:rPr>
+                  <w:rFonts w:ascii="Cambria Math" w:eastAsiaTheme="minorEastAsia" w:hAnsi="Cambria Math"/>
+                </w:rPr>
+              </m:ctrlPr>
+            </m:radPr>
+            <m:deg/>
+            <m:e>
+              <m:f>
+                <m:fPr>
+                  <m:ctrlPr>
+                    <w:rPr>
+                      <w:rFonts w:ascii="Cambria Math" w:eastAsiaTheme="minorEastAsia" w:hAnsi="Cambria Math"/>
+                    </w:rPr>
+                  </m:ctrlPr>
+                </m:fPr>
+                <m:num>
+                  <m:r>
+                    <w:rPr>
+                      <w:rFonts w:ascii="Cambria Math" w:eastAsiaTheme="minorEastAsia" w:hAnsi="Cambria Math"/>
+                    </w:rPr>
+                    <m:t>2857</m:t>
+                  </m:r>
+                </m:num>
+                <m:den>
+                  <m:r>
+                    <w:rPr>
+                      <w:rFonts w:ascii="Cambria Math" w:eastAsiaTheme="minorEastAsia" w:hAnsi="Cambria Math"/>
+                    </w:rPr>
+                    <m:t>10</m:t>
+                  </m:r>
+                </m:den>
+              </m:f>
+              <m:r>
+                <w:rPr>
+                  <w:rFonts w:ascii="Cambria Math" w:eastAsiaTheme="minorEastAsia" w:hAnsi="Cambria Math"/>
+                </w:rPr>
+                <m:t>-</m:t>
+              </m:r>
+              <m:sSup>
+                <m:sSupPr>
+                  <m:ctrlPr>
+                    <w:rPr>
+                      <w:rFonts w:ascii="Cambria Math" w:eastAsiaTheme="minorEastAsia" w:hAnsi="Cambria Math"/>
+                    </w:rPr>
+                  </m:ctrlPr>
+                </m:sSupPr>
+                <m:e>
+                  <m:d>
+                    <m:dPr>
+                      <m:ctrlPr>
+                        <w:rPr>
+                          <w:rFonts w:ascii="Cambria Math" w:eastAsiaTheme="minorEastAsia" w:hAnsi="Cambria Math"/>
+                        </w:rPr>
+                      </m:ctrlPr>
+                    </m:dPr>
+                    <m:e>
+                      <m:f>
+                        <m:fPr>
+                          <m:ctrlPr>
+                            <w:rPr>
+                              <w:rFonts w:ascii="Cambria Math" w:eastAsiaTheme="minorEastAsia" w:hAnsi="Cambria Math"/>
+                            </w:rPr>
+                          </m:ctrlPr>
+                        </m:fPr>
+                        <m:num>
+                          <m:r>
+                            <w:rPr>
+                              <w:rFonts w:ascii="Cambria Math" w:eastAsiaTheme="minorEastAsia" w:hAnsi="Cambria Math"/>
+                            </w:rPr>
+                            <m:t>41</m:t>
+                          </m:r>
+                        </m:num>
+                        <m:den>
+                          <m:r>
+                            <w:rPr>
+                              <w:rFonts w:ascii="Cambria Math" w:eastAsiaTheme="minorEastAsia" w:hAnsi="Cambria Math"/>
+                            </w:rPr>
+                            <m:t>10</m:t>
+                          </m:r>
+                        </m:den>
+                      </m:f>
+                    </m:e>
+                  </m:d>
+                </m:e>
+                <m:sup>
+                  <m:r>
+                    <w:rPr>
+                      <w:rFonts w:ascii="Cambria Math" w:eastAsiaTheme="minorEastAsia" w:hAnsi="Cambria Math"/>
+                    </w:rPr>
+                    <m:t>2</m:t>
+                  </m:r>
+                </m:sup>
+              </m:sSup>
+            </m:e>
+          </m:rad>
+          <m:r>
+            <w:rPr>
+              <w:rFonts w:ascii="Cambria Math" w:eastAsiaTheme="minorEastAsia" w:hAnsi="Cambria Math"/>
+            </w:rPr>
+            <m:t>=</m:t>
+          </m:r>
+          <m:rad>
+            <m:radPr>
+              <m:degHide m:val="1"/>
+              <m:ctrlPr>
+                <w:rPr>
+                  <w:rFonts w:ascii="Cambria Math" w:eastAsiaTheme="minorEastAsia" w:hAnsi="Cambria Math"/>
+                </w:rPr>
+              </m:ctrlPr>
+            </m:radPr>
+            <m:deg/>
+            <m:e>
+              <m:r>
+                <w:rPr>
+                  <w:rFonts w:ascii="Cambria Math" w:eastAsiaTheme="minorEastAsia" w:hAnsi="Cambria Math"/>
+                </w:rPr>
+                <m:t>285.7-16.81</m:t>
+              </m:r>
+            </m:e>
+          </m:rad>
+          <m:r>
+            <w:rPr>
+              <w:rFonts w:ascii="Cambria Math" w:eastAsiaTheme="minorEastAsia" w:hAnsi="Cambria Math"/>
+            </w:rPr>
+            <m:t>=</m:t>
+          </m:r>
+          <m:rad>
+            <m:radPr>
+              <m:degHide m:val="1"/>
+              <m:ctrlPr>
+                <w:rPr>
+                  <w:rFonts w:ascii="Cambria Math" w:eastAsiaTheme="minorEastAsia" w:hAnsi="Cambria Math"/>
+                </w:rPr>
+              </m:ctrlPr>
+            </m:radPr>
+            <m:deg/>
+            <m:e>
+              <m:r>
+                <w:rPr>
+                  <w:rFonts w:ascii="Cambria Math" w:eastAsiaTheme="minorEastAsia" w:hAnsi="Cambria Math"/>
+                </w:rPr>
+                <m:t>268.89</m:t>
+              </m:r>
+            </m:e>
+          </m:rad>
+          <m:r>
+            <w:rPr>
+              <w:rFonts w:ascii="Cambria Math" w:eastAsiaTheme="minorEastAsia" w:hAnsi="Cambria Math"/>
+            </w:rPr>
+            <m:t>≈16.40</m:t>
+          </m:r>
+          <m:r>
+            <w:rPr>
+              <w:rFonts w:eastAsiaTheme="minorEastAsia"/>
+              <w:i/>
+            </w:rPr>
+            <w:br/>
+          </m:r>
+        </m:oMath>
+        <m:oMath>
+          <m:borderBox>
+            <m:borderBoxPr>
+              <m:ctrlPr>
+                <w:rPr>
+                  <w:rFonts w:ascii="Cambria Math" w:eastAsiaTheme="minorEastAsia" w:hAnsi="Cambria Math"/>
+                </w:rPr>
+              </m:ctrlPr>
+            </m:borderBoxPr>
+            <m:e>
+              <m:r>
+                <w:rPr>
+                  <w:rFonts w:ascii="Cambria Math" w:eastAsiaTheme="minorEastAsia" w:hAnsi="Cambria Math"/>
+                </w:rPr>
+                <m:t>σ≈16.40</m:t>
+              </m:r>
+              <m:r>
+                <m:rPr>
+                  <m:nor/>
+                </m:rPr>
+                <w:rPr>
+                  <w:rFonts w:eastAsiaTheme="minorEastAsia"/>
+                </w:rPr>
+                <m:t> mg/dL</m:t>
+              </m:r>
+            </m:e>
+          </m:borderBox>
+          <m:r>
+            <w:rPr>
+              <w:rFonts w:eastAsiaTheme="minorEastAsia"/>
+            </w:rPr>
+            <w:br/>
+          </m:r>
+        </m:oMath>
+      </m:oMathPara>
+    </w:p>
+    <w:p>
+      <w:pPr>
+        <w:rPr>
+          <w:rFonts w:eastAsiaTheme="minorEastAsia"/>
+        </w:rPr>
+      </w:pPr>
+      <w:r>
+        <w:rPr>
+          <w:rFonts w:eastAsiaTheme="minorEastAsia"/>
+        </w:rPr>
+        <w:t xml:space="preserve">If using sample standard deviation </w:t>
+      </w:r>
+      <m:oMath>
+        <m:d>
+          <m:dPr>
+            <m:ctrlPr>
+              <w:rPr>
+                <w:rFonts w:ascii="Cambria Math" w:eastAsiaTheme="minorEastAsia" w:hAnsi="Cambria Math"/>
+              </w:rPr>
+            </m:ctrlPr>
+          </m:dPr>
+          <m:e>
+            <m:r>
+              <w:rPr>
+                <w:rFonts w:ascii="Cambria Math" w:eastAsiaTheme="minorEastAsia" w:hAnsi="Cambria Math"/>
+              </w:rPr>
+              <m:t>n-1</m:t>
+            </m:r>
+          </m:e>
+        </m:d>
+      </m:oMath>
+      <w:r>
+        <w:rPr>
+          <w:rFonts w:eastAsiaTheme="minorEastAsia"/>
+        </w:rPr>
+        <w:t>:</w:t>
+      </w:r>
+    </w:p>
+    <w:p>
+      <w:pPr>
+        <w:rPr>
+          <w:rFonts w:eastAsiaTheme="minorEastAsia"/>
+        </w:rPr>
+      </w:pPr>
+      <m:oMathPara>
+        <m:oMath>
+          <m:r>
+            <w:rPr>
+              <w:rFonts w:ascii="Cambria Math" w:eastAsiaTheme="minorEastAsia" w:hAnsi="Cambria Math"/>
+            </w:rPr>
+            <m:t>s=</m:t>
+          </m:r>
+          <m:rad>
+            <m:radPr>
+              <m:degHide m:val="1"/>
+              <m:ctrlPr>
+                <w:rPr>
+                  <w:rFonts w:ascii="Cambria Math" w:eastAsiaTheme="minorEastAsia" w:hAnsi="Cambria Math"/>
+                </w:rPr>
+              </m:ctrlPr>
+            </m:radPr>
+            <m:deg/>
+            <m:e>
+              <m:f>
+                <m:fPr>
+                  <m:ctrlPr>
+                    <w:rPr>
+                      <w:rFonts w:ascii="Cambria Math" w:eastAsiaTheme="minorEastAsia" w:hAnsi="Cambria Math"/>
+                    </w:rPr>
+                  </m:ctrlPr>
+                </m:fPr>
+                <m:num>
+                  <m:nary>
+                    <m:naryPr>
+                      <m:chr m:val="∑"/>
+                      <m:grow m:val="1"/>
+                      <m:subHide m:val="1"/>
+                      <m:supHide m:val="1"/>
+                      <m:ctrlPr>
+                        <w:rPr>
+                          <w:rFonts w:ascii="Cambria Math" w:eastAsiaTheme="minorEastAsia" w:hAnsi="Cambria Math"/>
+                        </w:rPr>
+                      </m:ctrlPr>
+                    </m:naryPr>
+                    <m:sub/>
+                    <m:sup/>
+                    <m:e>
+                      <m:sSup>
+                        <m:sSupPr>
+                          <m:ctrlPr>
+                            <w:rPr>
+                              <w:rFonts w:ascii="Cambria Math" w:eastAsiaTheme="minorEastAsia" w:hAnsi="Cambria Math"/>
+                            </w:rPr>
+                          </m:ctrlPr>
+                        </m:sSupPr>
+                        <m:e>
+                          <m:r>
+                            <w:rPr>
+                              <w:rFonts w:ascii="Cambria Math" w:eastAsiaTheme="minorEastAsia" w:hAnsi="Cambria Math"/>
+                            </w:rPr>
+                            <m:t>d</m:t>
+                          </m:r>
+                        </m:e>
+                        <m:sup>
+                          <m:r>
+                            <w:rPr>
+                              <w:rFonts w:ascii="Cambria Math" w:eastAsiaTheme="minorEastAsia" w:hAnsi="Cambria Math"/>
+                            </w:rPr>
+                            <m:t>2</m:t>
+                          </m:r>
+                        </m:sup>
+                      </m:sSup>
+                    </m:e>
+                  </m:nary>
+                  <m:r>
+                    <w:rPr>
+                      <w:rFonts w:ascii="Cambria Math" w:eastAsiaTheme="minorEastAsia" w:hAnsi="Cambria Math"/>
+                    </w:rPr>
+                    <m:t>-</m:t>
+                  </m:r>
+                  <m:f>
+                    <m:fPr>
+                      <m:ctrlPr>
+                        <w:rPr>
+                          <w:rFonts w:ascii="Cambria Math" w:eastAsiaTheme="minorEastAsia" w:hAnsi="Cambria Math"/>
+                        </w:rPr>
+                      </m:ctrlPr>
+                    </m:fPr>
+                    <m:num>
+                      <m:sSup>
+                        <m:sSupPr>
+                          <m:ctrlPr>
+                            <w:rPr>
+                              <w:rFonts w:ascii="Cambria Math" w:eastAsiaTheme="minorEastAsia" w:hAnsi="Cambria Math"/>
+                            </w:rPr>
+                          </m:ctrlPr>
+                        </m:sSupPr>
+                        <m:e>
+                          <m:d>
+                            <m:dPr>
+                              <m:ctrlPr>
+                                <w:rPr>
+                                  <w:rFonts w:ascii="Cambria Math" w:eastAsiaTheme="minorEastAsia" w:hAnsi="Cambria Math"/>
+                                </w:rPr>
+                              </m:ctrlPr>
+                            </m:dPr>
+                            <m:e>
+                              <m:nary>
+                                <m:naryPr>
+                                  <m:chr m:val="∑"/>
+                                  <m:grow m:val="1"/>
+                                  <m:subHide m:val="1"/>
+                                  <m:supHide m:val="1"/>
+                                  <m:ctrlPr>
+                                    <w:rPr>
+                                      <w:rFonts w:ascii="Cambria Math" w:eastAsiaTheme="minorEastAsia" w:hAnsi="Cambria Math"/>
+                                    </w:rPr>
+                                  </m:ctrlPr>
+                                </m:naryPr>
+                                <m:sub/>
+                                <m:sup/>
+                                <m:e>
+                                  <m:r>
+                                    <w:rPr>
+                                      <w:rFonts w:ascii="Cambria Math" w:eastAsiaTheme="minorEastAsia" w:hAnsi="Cambria Math"/>
+                                    </w:rPr>
+                                    <m:t>d</m:t>
+                                  </m:r>
+                                </m:e>
+                              </m:nary>
+                            </m:e>
+                          </m:d>
+                        </m:e>
+                        <m:sup>
+                          <m:r>
+                            <w:rPr>
+                              <w:rFonts w:ascii="Cambria Math" w:eastAsiaTheme="minorEastAsia" w:hAnsi="Cambria Math"/>
+                            </w:rPr>
+                            <m:t>2</m:t>
+                          </m:r>
+                        </m:sup>
+                      </m:sSup>
+                    </m:num>
+                    <m:den>
+                      <m:r>
+                        <w:rPr>
+                          <w:rFonts w:ascii="Cambria Math" w:eastAsiaTheme="minorEastAsia" w:hAnsi="Cambria Math"/>
+                        </w:rPr>
+                        <m:t>n</m:t>
+                      </m:r>
+                    </m:den>
+                  </m:f>
+                </m:num>
+                <m:den>
+                  <m:r>
+                    <w:rPr>
+                      <w:rFonts w:ascii="Cambria Math" w:eastAsiaTheme="minorEastAsia" w:hAnsi="Cambria Math"/>
+                    </w:rPr>
+                    <m:t>n-1</m:t>
+                  </m:r>
+                </m:den>
+              </m:f>
+            </m:e>
+          </m:rad>
+          <m:r>
+            <w:rPr>
+              <w:rFonts w:ascii="Cambria Math" w:eastAsiaTheme="minorEastAsia" w:hAnsi="Cambria Math"/>
+            </w:rPr>
+            <m:t>=</m:t>
+          </m:r>
+          <m:rad>
+            <m:radPr>
+              <m:degHide m:val="1"/>
+              <m:ctrlPr>
+                <w:rPr>
+                  <w:rFonts w:ascii="Cambria Math" w:eastAsiaTheme="minorEastAsia" w:hAnsi="Cambria Math"/>
+                </w:rPr>
+              </m:ctrlPr>
+            </m:radPr>
+            <m:deg/>
+            <m:e>
+              <m:f>
+                <m:fPr>
+                  <m:ctrlPr>
+                    <w:rPr>
+                      <w:rFonts w:ascii="Cambria Math" w:eastAsiaTheme="minorEastAsia" w:hAnsi="Cambria Math"/>
+                    </w:rPr>
+                  </m:ctrlPr>
+                </m:fPr>
+                <m:num>
+                  <m:r>
+                    <w:rPr>
+                      <w:rFonts w:ascii="Cambria Math" w:eastAsiaTheme="minorEastAsia" w:hAnsi="Cambria Math"/>
+                    </w:rPr>
+                    <m:t>2857-</m:t>
+                  </m:r>
+                  <m:f>
+                    <m:fPr>
+                      <m:ctrlPr>
+                        <w:rPr>
+                          <w:rFonts w:ascii="Cambria Math" w:eastAsiaTheme="minorEastAsia" w:hAnsi="Cambria Math"/>
+                        </w:rPr>
+                      </m:ctrlPr>
+                    </m:fPr>
+                    <m:num>
+                      <m:sSup>
+                        <m:sSupPr>
+                          <m:ctrlPr>
+                            <w:rPr>
+                              <w:rFonts w:ascii="Cambria Math" w:eastAsiaTheme="minorEastAsia" w:hAnsi="Cambria Math"/>
+                            </w:rPr>
+                          </m:ctrlPr>
+                        </m:sSupPr>
+                        <m:e>
+                          <m:r>
+                            <w:rPr>
+                              <w:rFonts w:ascii="Cambria Math" w:eastAsiaTheme="minorEastAsia" w:hAnsi="Cambria Math"/>
+                            </w:rPr>
+                            <m:t>41</m:t>
+                          </m:r>
+                        </m:e>
+                        <m:sup>
+                          <m:r>
+                            <w:rPr>
+                              <w:rFonts w:ascii="Cambria Math" w:eastAsiaTheme="minorEastAsia" w:hAnsi="Cambria Math"/>
+                            </w:rPr>
+                            <m:t>2</m:t>
+                          </m:r>
+                        </m:sup>
+                      </m:sSup>
+                    </m:num>
+                    <m:den>
+                      <m:r>
+                        <w:rPr>
+                          <w:rFonts w:ascii="Cambria Math" w:eastAsiaTheme="minorEastAsia" w:hAnsi="Cambria Math"/>
+                        </w:rPr>
+                        <m:t>10</m:t>
+                      </m:r>
+                    </m:den>
+                  </m:f>
+                </m:num>
+                <m:den>
+                  <m:r>
+                    <w:rPr>
+                      <w:rFonts w:ascii="Cambria Math" w:eastAsiaTheme="minorEastAsia" w:hAnsi="Cambria Math"/>
+                    </w:rPr>
+                    <m:t>9</m:t>
+                  </m:r>
+                </m:den>
+              </m:f>
+            </m:e>
+          </m:rad>
+          <m:r>
+            <w:rPr>
+              <w:rFonts w:ascii="Cambria Math" w:eastAsiaTheme="minorEastAsia" w:hAnsi="Cambria Math"/>
+            </w:rPr>
+            <m:t>≈17.29</m:t>
+          </m:r>
+          <m:r>
+            <w:rPr>
+              <w:rFonts w:eastAsiaTheme="minorEastAsia"/>
+              <w:i/>
+            </w:rPr>
+            <w:br/>
+          </m:r>
+        </m:oMath>
+        <m:oMath>
+          <m:borderBox>
+            <m:borderBoxPr>
+              <m:ctrlPr>
+                <w:rPr>
+                  <w:rFonts w:ascii="Cambria Math" w:eastAsiaTheme="minorEastAsia" w:hAnsi="Cambria Math"/>
+                </w:rPr>
+              </m:ctrlPr>
+            </m:borderBoxPr>
+            <m:e>
+              <m:r>
+                <w:rPr>
+                  <w:rFonts w:ascii="Cambria Math" w:eastAsiaTheme="minorEastAsia" w:hAnsi="Cambria Math"/>
+                </w:rPr>
+                <m:t>s≈17.29</m:t>
+              </m:r>
+              <m:r>
+                <m:rPr>
+                  <m:nor/>
+                </m:rPr>
+                <w:rPr>
+                  <w:rFonts w:eastAsiaTheme="minorEastAsia"/>
+                </w:rPr>
+                <m:t> mg/dL</m:t>
+              </m:r>
+            </m:e>
+          </m:borderBox>
+          <m:r>
+            <w:rPr>
+              <w:rFonts w:eastAsiaTheme="minorEastAsia"/>
+            </w:rPr>
+            <w:br/>
+          </m:r>
+        </m:oMath>
+      </m:oMathPara>
+    </w:p>
+    <w:p>
+      <w:pPr>
+        <w:rPr>
+          <w:rFonts w:eastAsiaTheme="minorEastAsia"/>
+        </w:rPr>
+      </w:pPr>
+      <w:r>
+        <w:rPr>
+          <w:rFonts w:eastAsiaTheme="minorEastAsia"/>
+          <w:b/>
+          <w:bCs/>
+        </w:rPr>
+        <w:t>Answer:</w:t>
+      </w:r>
+      <w:r>
+        <w:rPr>
+          <w:rFonts w:eastAsiaTheme="minorEastAsia"/>
+        </w:rPr>
+        <w:t xml:space="preserve"> Standard deviation </w:t>
+      </w:r>
+      <m:oMath>
+        <m:r>
+          <w:rPr>
+            <w:rFonts w:ascii="Cambria Math" w:eastAsiaTheme="minorEastAsia" w:hAnsi="Cambria Math"/>
+          </w:rPr>
+          <m:t>≈</m:t>
+        </m:r>
+        <m:borderBox>
+          <m:borderBoxPr>
+            <m:ctrlPr>
+              <w:rPr>
+                <w:rFonts w:ascii="Cambria Math" w:eastAsiaTheme="minorEastAsia" w:hAnsi="Cambria Math"/>
+              </w:rPr>
+            </m:ctrlPr>
+          </m:borderBoxPr>
+          <m:e>
+            <m:r>
+              <w:rPr>
+                <w:rFonts w:ascii="Cambria Math" w:eastAsiaTheme="minorEastAsia" w:hAnsi="Cambria Math"/>
+              </w:rPr>
+              <m:t>16.40</m:t>
+            </m:r>
+          </m:e>
+        </m:borderBox>
+      </m:oMath>
+      <w:r>
+        <w:rPr>
+          <w:rFonts w:eastAsiaTheme="minorEastAsia"/>
+        </w:rPr>
+        <w:t xml:space="preserve">(population) or </w:t>
+      </w:r>
+      <m:oMath>
+        <m:borderBox>
+          <m:borderBoxPr>
+            <m:ctrlPr>
+              <w:rPr>
+                <w:rFonts w:ascii="Cambria Math" w:eastAsiaTheme="minorEastAsia" w:hAnsi="Cambria Math"/>
+              </w:rPr>
+            </m:ctrlPr>
+          </m:borderBoxPr>
+          <m:e>
+            <m:r>
+              <w:rPr>
+                <w:rFonts w:ascii="Cambria Math" w:eastAsiaTheme="minorEastAsia" w:hAnsi="Cambria Math"/>
+              </w:rPr>
+              <m:t>17.29</m:t>
+            </m:r>
+          </m:e>
+        </m:borderBox>
+      </m:oMath>
+      <w:r>
+        <w:rPr>
+          <w:rFonts w:eastAsiaTheme="minorEastAsia"/>
+        </w:rPr>
+        <w:t xml:space="preserve">(sample). Most assumed-mean method exam answers use </w:t>
+      </w:r>
+      <m:oMath>
+        <m:r>
+          <w:rPr>
+            <w:rFonts w:ascii="Cambria Math" w:eastAsiaTheme="minorEastAsia" w:hAnsi="Cambria Math"/>
+          </w:rPr>
+          <m:t>n</m:t>
+        </m:r>
+      </m:oMath>
+      <w:r>
+        <w:rPr>
+          <w:rFonts w:eastAsiaTheme="minorEastAsia"/>
+        </w:rPr>
+        <w:t xml:space="preserve">, so report </w:t>
+      </w:r>
+      <w:r>
+        <w:rPr>
+          <w:rFonts w:eastAsiaTheme="minorEastAsia"/>
+          <w:b/>
+          <w:bCs/>
+        </w:rPr>
+        <w:t>16.40 mg/dL</w:t>
+      </w:r>
+      <w:r>
+        <w:rPr>
+          <w:rFonts w:eastAsiaTheme="minorEastAsia"/>
+        </w:rPr>
+        <w:t>.</w:t>
+      </w:r>
+    </w:p>
+    <w:p>
+      <w:pPr>
+        <w:rPr>
+          <w:rFonts w:eastAsiaTheme="minorEastAsia"/>
+        </w:rPr>
+      </w:pPr>
+    </w:p>
+    <w:p>
+      <w:pPr>
+        <w:rPr>
+          <w:rFonts w:eastAsiaTheme="minorEastAsia"/>
+        </w:rPr>
+      </w:pPr>
+      <w:r>
+        <w:rPr>
+          <w:rFonts w:eastAsiaTheme="minorEastAsia"/>
+        </w:rPr>
+        <w:t xml:space="preserve">Q. </w:t>
+      </w:r>
+      <w:r>
+        <w:rPr>
+          <w:rFonts w:eastAsiaTheme="minorEastAsia"/>
+        </w:rPr>
+        <w:t xml:space="preserve">calculate the standard </w:t>
+      </w:r>
+      <w:proofErr w:type="spellStart"/>
+      <w:r>
+        <w:rPr>
+          <w:rFonts w:eastAsiaTheme="minorEastAsia"/>
+        </w:rPr>
+        <w:t>deviaion</w:t>
+      </w:r>
+      <w:proofErr w:type="spellEnd"/>
+      <w:r>
+        <w:rPr>
+          <w:rFonts w:eastAsiaTheme="minorEastAsia"/>
+        </w:rPr>
+        <w:t xml:space="preserve"> from the following observation:</w:t>
+      </w:r>
+    </w:p>
+    <w:p>
+      <w:pPr>
+        <w:rPr>
+          <w:rFonts w:eastAsiaTheme="minorEastAsia"/>
+        </w:rPr>
+      </w:pPr>
+      <w:r>
+        <w:rPr>
+          <w:rFonts w:eastAsiaTheme="minorEastAsia"/>
+        </w:rPr>
+        <w:t>240.12, 240.13, 240.15, 240.12, 240.17, 240.16, 240.22, 240.21, 240.18, 240.17</w:t>
+      </w:r>
+    </w:p>
+    <w:p>
+      <w:pPr>
+        <w:rPr>
+          <w:rFonts w:eastAsiaTheme="minorEastAsia"/>
+        </w:rPr>
+      </w:pPr>
+      <w:r>
+        <w:rPr>
+          <w:rFonts w:eastAsiaTheme="minorEastAsia"/>
+        </w:rPr>
+        <w:t xml:space="preserve">Let </w:t>
+      </w:r>
+      <m:oMath>
+        <m:r>
+          <w:rPr>
+            <w:rFonts w:ascii="Cambria Math" w:eastAsiaTheme="minorEastAsia" w:hAnsi="Cambria Math"/>
+          </w:rPr>
+          <m:t>y=x-240</m:t>
+        </m:r>
+      </m:oMath>
+      <w:r>
+        <w:rPr>
+          <w:rFonts w:eastAsiaTheme="minorEastAsia"/>
+        </w:rPr>
+        <w:t>. Then the observations become:</w:t>
+      </w:r>
+    </w:p>
+    <w:p>
+      <w:pPr>
+        <w:rPr>
+          <w:rFonts w:eastAsiaTheme="minorEastAsia"/>
+        </w:rPr>
+      </w:pPr>
+      <m:oMathPara>
+        <m:oMath>
+          <m:r>
+            <w:rPr>
+              <w:rFonts w:ascii="Cambria Math" w:eastAsiaTheme="minorEastAsia" w:hAnsi="Cambria Math"/>
+            </w:rPr>
+            <w:lastRenderedPageBreak/>
+            <m:t>0.12,</m:t>
+          </m:r>
+          <m:r>
+            <m:rPr>
+              <m:nor/>
+            </m:rPr>
+            <w:rPr>
+              <w:rFonts w:eastAsiaTheme="minorEastAsia"/>
+            </w:rPr>
+            <m:t> </m:t>
+          </m:r>
+          <m:r>
+            <w:rPr>
+              <w:rFonts w:ascii="Cambria Math" w:eastAsiaTheme="minorEastAsia" w:hAnsi="Cambria Math"/>
+            </w:rPr>
+            <m:t>0.13,</m:t>
+          </m:r>
+          <m:r>
+            <m:rPr>
+              <m:nor/>
+            </m:rPr>
+            <w:rPr>
+              <w:rFonts w:eastAsiaTheme="minorEastAsia"/>
+            </w:rPr>
+            <m:t> </m:t>
+          </m:r>
+          <m:r>
+            <w:rPr>
+              <w:rFonts w:ascii="Cambria Math" w:eastAsiaTheme="minorEastAsia" w:hAnsi="Cambria Math"/>
+            </w:rPr>
+            <m:t>0.15,</m:t>
+          </m:r>
+          <m:r>
+            <m:rPr>
+              <m:nor/>
+            </m:rPr>
+            <w:rPr>
+              <w:rFonts w:eastAsiaTheme="minorEastAsia"/>
+            </w:rPr>
+            <m:t> </m:t>
+          </m:r>
+          <m:r>
+            <w:rPr>
+              <w:rFonts w:ascii="Cambria Math" w:eastAsiaTheme="minorEastAsia" w:hAnsi="Cambria Math"/>
+            </w:rPr>
+            <m:t>0.12,</m:t>
+          </m:r>
+          <m:r>
+            <m:rPr>
+              <m:nor/>
+            </m:rPr>
+            <w:rPr>
+              <w:rFonts w:eastAsiaTheme="minorEastAsia"/>
+            </w:rPr>
+            <m:t> </m:t>
+          </m:r>
+          <m:r>
+            <w:rPr>
+              <w:rFonts w:ascii="Cambria Math" w:eastAsiaTheme="minorEastAsia" w:hAnsi="Cambria Math"/>
+            </w:rPr>
+            <m:t>0.17,</m:t>
+          </m:r>
+          <m:r>
+            <m:rPr>
+              <m:nor/>
+            </m:rPr>
+            <w:rPr>
+              <w:rFonts w:eastAsiaTheme="minorEastAsia"/>
+            </w:rPr>
+            <m:t> </m:t>
+          </m:r>
+          <m:r>
+            <w:rPr>
+              <w:rFonts w:ascii="Cambria Math" w:eastAsiaTheme="minorEastAsia" w:hAnsi="Cambria Math"/>
+            </w:rPr>
+            <m:t>0.16,</m:t>
+          </m:r>
+          <m:r>
+            <m:rPr>
+              <m:nor/>
+            </m:rPr>
+            <w:rPr>
+              <w:rFonts w:eastAsiaTheme="minorEastAsia"/>
+            </w:rPr>
+            <m:t> </m:t>
+          </m:r>
+          <m:r>
+            <w:rPr>
+              <w:rFonts w:ascii="Cambria Math" w:eastAsiaTheme="minorEastAsia" w:hAnsi="Cambria Math"/>
+            </w:rPr>
+            <m:t>0.22,</m:t>
+          </m:r>
+          <m:r>
+            <m:rPr>
+              <m:nor/>
+            </m:rPr>
+            <w:rPr>
+              <w:rFonts w:eastAsiaTheme="minorEastAsia"/>
+            </w:rPr>
+            <m:t> </m:t>
+          </m:r>
+          <m:r>
+            <w:rPr>
+              <w:rFonts w:ascii="Cambria Math" w:eastAsiaTheme="minorEastAsia" w:hAnsi="Cambria Math"/>
+            </w:rPr>
+            <m:t>0.21,</m:t>
+          </m:r>
+          <m:r>
+            <m:rPr>
+              <m:nor/>
+            </m:rPr>
+            <w:rPr>
+              <w:rFonts w:eastAsiaTheme="minorEastAsia"/>
+            </w:rPr>
+            <m:t> </m:t>
+          </m:r>
+          <m:r>
+            <w:rPr>
+              <w:rFonts w:ascii="Cambria Math" w:eastAsiaTheme="minorEastAsia" w:hAnsi="Cambria Math"/>
+            </w:rPr>
+            <m:t>0.18,</m:t>
+          </m:r>
+          <m:r>
+            <m:rPr>
+              <m:nor/>
+            </m:rPr>
+            <w:rPr>
+              <w:rFonts w:eastAsiaTheme="minorEastAsia"/>
+            </w:rPr>
+            <m:t> </m:t>
+          </m:r>
+          <m:r>
+            <w:rPr>
+              <w:rFonts w:ascii="Cambria Math" w:eastAsiaTheme="minorEastAsia" w:hAnsi="Cambria Math"/>
+            </w:rPr>
+            <m:t>0.17</m:t>
+          </m:r>
+          <m:r>
+            <w:rPr>
+              <w:rFonts w:eastAsiaTheme="minorEastAsia"/>
+              <w:i/>
+            </w:rPr>
+            <w:br/>
+          </m:r>
+        </m:oMath>
+        <m:oMath>
+          <m:nary>
+            <m:naryPr>
+              <m:chr m:val="∑"/>
+              <m:grow m:val="1"/>
+              <m:subHide m:val="1"/>
+              <m:supHide m:val="1"/>
+              <m:ctrlPr>
+                <w:rPr>
+                  <w:rFonts w:ascii="Cambria Math" w:eastAsiaTheme="minorEastAsia" w:hAnsi="Cambria Math"/>
+                </w:rPr>
+              </m:ctrlPr>
+            </m:naryPr>
+            <m:sub/>
+            <m:sup/>
+            <m:e>
+              <m:r>
+                <w:rPr>
+                  <w:rFonts w:ascii="Cambria Math" w:eastAsiaTheme="minorEastAsia" w:hAnsi="Cambria Math"/>
+                </w:rPr>
+                <m:t>y</m:t>
+              </m:r>
+            </m:e>
+          </m:nary>
+          <m:r>
+            <w:rPr>
+              <w:rFonts w:ascii="Cambria Math" w:eastAsiaTheme="minorEastAsia" w:hAnsi="Cambria Math"/>
+            </w:rPr>
+            <m:t>=1.63, </m:t>
+          </m:r>
+          <m:nary>
+            <m:naryPr>
+              <m:chr m:val="∑"/>
+              <m:grow m:val="1"/>
+              <m:subHide m:val="1"/>
+              <m:supHide m:val="1"/>
+              <m:ctrlPr>
+                <w:rPr>
+                  <w:rFonts w:ascii="Cambria Math" w:eastAsiaTheme="minorEastAsia" w:hAnsi="Cambria Math"/>
+                </w:rPr>
+              </m:ctrlPr>
+            </m:naryPr>
+            <m:sub/>
+            <m:sup/>
+            <m:e>
+              <m:sSup>
+                <m:sSupPr>
+                  <m:ctrlPr>
+                    <w:rPr>
+                      <w:rFonts w:ascii="Cambria Math" w:eastAsiaTheme="minorEastAsia" w:hAnsi="Cambria Math"/>
+                    </w:rPr>
+                  </m:ctrlPr>
+                </m:sSupPr>
+                <m:e>
+                  <m:r>
+                    <w:rPr>
+                      <w:rFonts w:ascii="Cambria Math" w:eastAsiaTheme="minorEastAsia" w:hAnsi="Cambria Math"/>
+                    </w:rPr>
+                    <m:t>y</m:t>
+                  </m:r>
+                </m:e>
+                <m:sup>
+                  <m:r>
+                    <w:rPr>
+                      <w:rFonts w:ascii="Cambria Math" w:eastAsiaTheme="minorEastAsia" w:hAnsi="Cambria Math"/>
+                    </w:rPr>
+                    <m:t>2</m:t>
+                  </m:r>
+                </m:sup>
+              </m:sSup>
+            </m:e>
+          </m:nary>
+          <m:r>
+            <w:rPr>
+              <w:rFonts w:ascii="Cambria Math" w:eastAsiaTheme="minorEastAsia" w:hAnsi="Cambria Math"/>
+            </w:rPr>
+            <m:t>=0.2765, n=10</m:t>
+          </m:r>
+          <m:r>
+            <w:rPr>
+              <w:rFonts w:eastAsiaTheme="minorEastAsia"/>
+              <w:i/>
+            </w:rPr>
+            <w:br/>
+          </m:r>
+        </m:oMath>
+      </m:oMathPara>
+    </w:p>
+    <w:p>
+      <w:pPr>
+        <w:rPr>
+          <w:rFonts w:eastAsiaTheme="minorEastAsia"/>
+        </w:rPr>
+      </w:pPr>
+      <w:r>
+        <w:rPr>
+          <w:rFonts w:eastAsiaTheme="minorEastAsia"/>
+        </w:rPr>
+        <w:t>Mean:</w:t>
+      </w:r>
+    </w:p>
+    <w:p>
+      <w:pPr>
+        <w:rPr>
+          <w:rFonts w:eastAsiaTheme="minorEastAsia"/>
+        </w:rPr>
+      </w:pPr>
+      <m:oMathPara>
+        <m:oMath>
+          <m:acc>
+            <m:accPr>
+              <m:chr m:val="̅"/>
+              <m:ctrlPr>
+                <w:rPr>
+                  <w:rFonts w:ascii="Cambria Math" w:eastAsiaTheme="minorEastAsia" w:hAnsi="Cambria Math"/>
+                </w:rPr>
+              </m:ctrlPr>
+            </m:accPr>
+            <m:e>
+              <m:r>
+                <w:rPr>
+                  <w:rFonts w:ascii="Cambria Math" w:eastAsiaTheme="minorEastAsia" w:hAnsi="Cambria Math"/>
+                </w:rPr>
+                <m:t>x</m:t>
+              </m:r>
+            </m:e>
+          </m:acc>
+          <m:r>
+            <w:rPr>
+              <w:rFonts w:ascii="Cambria Math" w:eastAsiaTheme="minorEastAsia" w:hAnsi="Cambria Math"/>
+            </w:rPr>
+            <m:t>=240+</m:t>
+          </m:r>
+          <m:f>
+            <m:fPr>
+              <m:ctrlPr>
+                <w:rPr>
+                  <w:rFonts w:ascii="Cambria Math" w:eastAsiaTheme="minorEastAsia" w:hAnsi="Cambria Math"/>
+                </w:rPr>
+              </m:ctrlPr>
+            </m:fPr>
+            <m:num>
+              <m:r>
+                <w:rPr>
+                  <w:rFonts w:ascii="Cambria Math" w:eastAsiaTheme="minorEastAsia" w:hAnsi="Cambria Math"/>
+                </w:rPr>
+                <m:t>1.63</m:t>
+              </m:r>
+            </m:num>
+            <m:den>
+              <m:r>
+                <w:rPr>
+                  <w:rFonts w:ascii="Cambria Math" w:eastAsiaTheme="minorEastAsia" w:hAnsi="Cambria Math"/>
+                </w:rPr>
+                <m:t>10</m:t>
+              </m:r>
+            </m:den>
+          </m:f>
+          <m:r>
+            <w:rPr>
+              <w:rFonts w:ascii="Cambria Math" w:eastAsiaTheme="minorEastAsia" w:hAnsi="Cambria Math"/>
+            </w:rPr>
+            <m:t>=240.163</m:t>
+          </m:r>
+          <m:r>
+            <w:rPr>
+              <w:rFonts w:eastAsiaTheme="minorEastAsia"/>
+              <w:i/>
+            </w:rPr>
+            <w:br/>
+          </m:r>
+        </m:oMath>
+      </m:oMathPara>
+    </w:p>
+    <w:p>
+      <w:pPr>
+        <w:rPr>
+          <w:rFonts w:eastAsiaTheme="minorEastAsia"/>
+        </w:rPr>
+      </w:pPr>
+      <w:r>
+        <w:rPr>
+          <w:rFonts w:eastAsiaTheme="minorEastAsia"/>
+        </w:rPr>
+        <w:t>Sum of squared deviations:</w:t>
+      </w:r>
+    </w:p>
+    <w:p>
+      <w:pPr>
+        <w:rPr>
+          <w:rFonts w:eastAsiaTheme="minorEastAsia"/>
+        </w:rPr>
+      </w:pPr>
+      <m:oMathPara>
+        <m:oMath>
+          <m:nary>
+            <m:naryPr>
+              <m:chr m:val="∑"/>
+              <m:grow m:val="1"/>
+              <m:subHide m:val="1"/>
+              <m:supHide m:val="1"/>
+              <m:ctrlPr>
+                <w:rPr>
+                  <w:rFonts w:ascii="Cambria Math" w:eastAsiaTheme="minorEastAsia" w:hAnsi="Cambria Math"/>
+                </w:rPr>
+              </m:ctrlPr>
+            </m:naryPr>
+            <m:sub/>
+            <m:sup/>
+            <m:e>
+              <m:r>
+                <w:rPr>
+                  <w:rFonts w:ascii="Cambria Math" w:eastAsiaTheme="minorEastAsia" w:hAnsi="Cambria Math"/>
+                </w:rPr>
+                <m:t>(</m:t>
+              </m:r>
+            </m:e>
+          </m:nary>
+          <m:d>
+            <m:dPr>
+              <m:begChr m:val=""/>
+              <m:endChr m:val=""/>
+              <m:ctrlPr>
+                <w:rPr>
+                  <w:rFonts w:ascii="Cambria Math" w:eastAsiaTheme="minorEastAsia" w:hAnsi="Cambria Math"/>
+                </w:rPr>
+              </m:ctrlPr>
+            </m:dPr>
+            <m:e>
+              <m:r>
+                <w:rPr>
+                  <w:rFonts w:ascii="Cambria Math" w:eastAsiaTheme="minorEastAsia" w:hAnsi="Cambria Math"/>
+                </w:rPr>
+                <m:t>x-</m:t>
+              </m:r>
+              <m:acc>
+                <m:accPr>
+                  <m:chr m:val="̅"/>
+                  <m:ctrlPr>
+                    <w:rPr>
+                      <w:rFonts w:ascii="Cambria Math" w:eastAsiaTheme="minorEastAsia" w:hAnsi="Cambria Math"/>
+                    </w:rPr>
+                  </m:ctrlPr>
+                </m:accPr>
+                <m:e>
+                  <m:r>
+                    <w:rPr>
+                      <w:rFonts w:ascii="Cambria Math" w:eastAsiaTheme="minorEastAsia" w:hAnsi="Cambria Math"/>
+                    </w:rPr>
+                    <m:t>x</m:t>
+                  </m:r>
+                </m:e>
+              </m:acc>
+              <m:sSup>
+                <m:sSupPr>
+                  <m:ctrlPr>
+                    <w:rPr>
+                      <w:rFonts w:ascii="Cambria Math" w:eastAsiaTheme="minorEastAsia" w:hAnsi="Cambria Math"/>
+                    </w:rPr>
+                  </m:ctrlPr>
+                </m:sSupPr>
+                <m:e>
+                  <m:d>
+                    <m:dPr>
+                      <m:begChr m:val=""/>
+                      <m:endChr m:val=""/>
+                      <m:ctrlPr>
+                        <w:rPr>
+                          <w:rFonts w:ascii="Cambria Math" w:eastAsiaTheme="minorEastAsia" w:hAnsi="Cambria Math"/>
+                        </w:rPr>
+                      </m:ctrlPr>
+                    </m:dPr>
+                    <m:e>
+                      <m:r>
+                        <w:rPr>
+                          <w:rFonts w:ascii="Cambria Math" w:eastAsiaTheme="minorEastAsia" w:hAnsi="Cambria Math"/>
+                        </w:rPr>
+                        <m:t>)</m:t>
+                      </m:r>
+                    </m:e>
+                  </m:d>
+                </m:e>
+                <m:sup>
+                  <m:r>
+                    <w:rPr>
+                      <w:rFonts w:ascii="Cambria Math" w:eastAsiaTheme="minorEastAsia" w:hAnsi="Cambria Math"/>
+                    </w:rPr>
+                    <m:t>2</m:t>
+                  </m:r>
+                </m:sup>
+              </m:sSup>
+              <m:r>
+                <w:rPr>
+                  <w:rFonts w:ascii="Cambria Math" w:eastAsiaTheme="minorEastAsia" w:hAnsi="Cambria Math"/>
+                </w:rPr>
+                <m:t>=</m:t>
+              </m:r>
+              <m:nary>
+                <m:naryPr>
+                  <m:chr m:val="∑"/>
+                  <m:grow m:val="1"/>
+                  <m:subHide m:val="1"/>
+                  <m:supHide m:val="1"/>
+                  <m:ctrlPr>
+                    <w:rPr>
+                      <w:rFonts w:ascii="Cambria Math" w:eastAsiaTheme="minorEastAsia" w:hAnsi="Cambria Math"/>
+                    </w:rPr>
+                  </m:ctrlPr>
+                </m:naryPr>
+                <m:sub/>
+                <m:sup/>
+                <m:e>
+                  <m:sSup>
+                    <m:sSupPr>
+                      <m:ctrlPr>
+                        <w:rPr>
+                          <w:rFonts w:ascii="Cambria Math" w:eastAsiaTheme="minorEastAsia" w:hAnsi="Cambria Math"/>
+                        </w:rPr>
+                      </m:ctrlPr>
+                    </m:sSupPr>
+                    <m:e>
+                      <m:r>
+                        <w:rPr>
+                          <w:rFonts w:ascii="Cambria Math" w:eastAsiaTheme="minorEastAsia" w:hAnsi="Cambria Math"/>
+                        </w:rPr>
+                        <m:t>y</m:t>
+                      </m:r>
+                    </m:e>
+                    <m:sup>
+                      <m:r>
+                        <w:rPr>
+                          <w:rFonts w:ascii="Cambria Math" w:eastAsiaTheme="minorEastAsia" w:hAnsi="Cambria Math"/>
+                        </w:rPr>
+                        <m:t>2</m:t>
+                      </m:r>
+                    </m:sup>
+                  </m:sSup>
+                </m:e>
+              </m:nary>
+              <m:r>
+                <w:rPr>
+                  <w:rFonts w:ascii="Cambria Math" w:eastAsiaTheme="minorEastAsia" w:hAnsi="Cambria Math"/>
+                </w:rPr>
+                <m:t>-</m:t>
+              </m:r>
+              <m:f>
+                <m:fPr>
+                  <m:ctrlPr>
+                    <w:rPr>
+                      <w:rFonts w:ascii="Cambria Math" w:eastAsiaTheme="minorEastAsia" w:hAnsi="Cambria Math"/>
+                    </w:rPr>
+                  </m:ctrlPr>
+                </m:fPr>
+                <m:num>
+                  <m:sSup>
+                    <m:sSupPr>
+                      <m:ctrlPr>
+                        <w:rPr>
+                          <w:rFonts w:ascii="Cambria Math" w:eastAsiaTheme="minorEastAsia" w:hAnsi="Cambria Math"/>
+                        </w:rPr>
+                      </m:ctrlPr>
+                    </m:sSupPr>
+                    <m:e>
+                      <m:d>
+                        <m:dPr>
+                          <m:ctrlPr>
+                            <w:rPr>
+                              <w:rFonts w:ascii="Cambria Math" w:eastAsiaTheme="minorEastAsia" w:hAnsi="Cambria Math"/>
+                            </w:rPr>
+                          </m:ctrlPr>
+                        </m:dPr>
+                        <m:e>
+                          <m:nary>
+                            <m:naryPr>
+                              <m:chr m:val="∑"/>
+                              <m:grow m:val="1"/>
+                              <m:subHide m:val="1"/>
+                              <m:supHide m:val="1"/>
+                              <m:ctrlPr>
+                                <w:rPr>
+                                  <w:rFonts w:ascii="Cambria Math" w:eastAsiaTheme="minorEastAsia" w:hAnsi="Cambria Math"/>
+                                </w:rPr>
+                              </m:ctrlPr>
+                            </m:naryPr>
+                            <m:sub/>
+                            <m:sup/>
+                            <m:e>
+                              <m:r>
+                                <w:rPr>
+                                  <w:rFonts w:ascii="Cambria Math" w:eastAsiaTheme="minorEastAsia" w:hAnsi="Cambria Math"/>
+                                </w:rPr>
+                                <m:t>y</m:t>
+                              </m:r>
+                            </m:e>
+                          </m:nary>
+                        </m:e>
+                      </m:d>
+                    </m:e>
+                    <m:sup>
+                      <m:r>
+                        <w:rPr>
+                          <w:rFonts w:ascii="Cambria Math" w:eastAsiaTheme="minorEastAsia" w:hAnsi="Cambria Math"/>
+                        </w:rPr>
+                        <m:t>2</m:t>
+                      </m:r>
+                    </m:sup>
+                  </m:sSup>
+                </m:num>
+                <m:den>
+                  <m:r>
+                    <w:rPr>
+                      <w:rFonts w:ascii="Cambria Math" w:eastAsiaTheme="minorEastAsia" w:hAnsi="Cambria Math"/>
+                    </w:rPr>
+                    <m:t>n</m:t>
+                  </m:r>
+                </m:den>
+              </m:f>
+              <m:r>
+                <w:rPr>
+                  <w:rFonts w:ascii="Cambria Math" w:eastAsiaTheme="minorEastAsia" w:hAnsi="Cambria Math"/>
+                </w:rPr>
+                <m:t>=0.2765-</m:t>
+              </m:r>
+              <m:f>
+                <m:fPr>
+                  <m:ctrlPr>
+                    <w:rPr>
+                      <w:rFonts w:ascii="Cambria Math" w:eastAsiaTheme="minorEastAsia" w:hAnsi="Cambria Math"/>
+                    </w:rPr>
+                  </m:ctrlPr>
+                </m:fPr>
+                <m:num>
+                  <m:sSup>
+                    <m:sSupPr>
+                      <m:ctrlPr>
+                        <w:rPr>
+                          <w:rFonts w:ascii="Cambria Math" w:eastAsiaTheme="minorEastAsia" w:hAnsi="Cambria Math"/>
+                        </w:rPr>
+                      </m:ctrlPr>
+                    </m:sSupPr>
+                    <m:e>
+                      <m:d>
+                        <m:dPr>
+                          <m:ctrlPr>
+                            <w:rPr>
+                              <w:rFonts w:ascii="Cambria Math" w:eastAsiaTheme="minorEastAsia" w:hAnsi="Cambria Math"/>
+                            </w:rPr>
+                          </m:ctrlPr>
+                        </m:dPr>
+                        <m:e>
+                          <m:r>
+                            <w:rPr>
+                              <w:rFonts w:ascii="Cambria Math" w:eastAsiaTheme="minorEastAsia" w:hAnsi="Cambria Math"/>
+                            </w:rPr>
+                            <m:t>1.63</m:t>
+                          </m:r>
+                        </m:e>
+                      </m:d>
+                    </m:e>
+                    <m:sup>
+                      <m:r>
+                        <w:rPr>
+                          <w:rFonts w:ascii="Cambria Math" w:eastAsiaTheme="minorEastAsia" w:hAnsi="Cambria Math"/>
+                        </w:rPr>
+                        <m:t>2</m:t>
+                      </m:r>
+                    </m:sup>
+                  </m:sSup>
+                </m:num>
+                <m:den>
+                  <m:r>
+                    <w:rPr>
+                      <w:rFonts w:ascii="Cambria Math" w:eastAsiaTheme="minorEastAsia" w:hAnsi="Cambria Math"/>
+                    </w:rPr>
+                    <m:t>10</m:t>
+                  </m:r>
+                </m:den>
+              </m:f>
+              <m:r>
+                <w:rPr>
+                  <w:rFonts w:ascii="Cambria Math" w:eastAsiaTheme="minorEastAsia" w:hAnsi="Cambria Math"/>
+                </w:rPr>
+                <m:t>=0.01081</m:t>
+              </m:r>
+            </m:e>
+          </m:d>
+          <m:r>
+            <w:rPr>
+              <w:rFonts w:eastAsiaTheme="minorEastAsia"/>
+            </w:rPr>
+            <w:br/>
+          </m:r>
+        </m:oMath>
+      </m:oMathPara>
+    </w:p>
+    <w:p>
+      <w:pPr>
+        <w:rPr>
+          <w:rFonts w:eastAsiaTheme="minorEastAsia"/>
+          <w:b/>
+          <w:bCs/>
+        </w:rPr>
+      </w:pPr>
+      <w:r>
+        <w:rPr>
+          <w:rFonts w:eastAsiaTheme="minorEastAsia"/>
+          <w:b/>
+          <w:bCs/>
+        </w:rPr>
+        <w:t>Population standard deviation</w:t>
+      </w:r>
+    </w:p>
+    <w:p>
+      <w:pPr>
+        <w:rPr>
+          <w:rFonts w:eastAsiaTheme="minorEastAsia"/>
+        </w:rPr>
+      </w:pPr>
+      <m:oMathPara>
+        <m:oMath>
+          <m:r>
+            <w:rPr>
+              <w:rFonts w:ascii="Cambria Math" w:eastAsiaTheme="minorEastAsia" w:hAnsi="Cambria Math"/>
+            </w:rPr>
+            <m:t>σ=</m:t>
+          </m:r>
+          <m:rad>
+            <m:radPr>
+              <m:degHide m:val="1"/>
+              <m:ctrlPr>
+                <w:rPr>
+                  <w:rFonts w:ascii="Cambria Math" w:eastAsiaTheme="minorEastAsia" w:hAnsi="Cambria Math"/>
+                </w:rPr>
+              </m:ctrlPr>
+            </m:radPr>
+            <m:deg/>
+            <m:e>
+              <m:f>
+                <m:fPr>
+                  <m:ctrlPr>
+                    <w:rPr>
+                      <w:rFonts w:ascii="Cambria Math" w:eastAsiaTheme="minorEastAsia" w:hAnsi="Cambria Math"/>
+                    </w:rPr>
+                  </m:ctrlPr>
+                </m:fPr>
+                <m:num>
+                  <m:r>
+                    <w:rPr>
+                      <w:rFonts w:ascii="Cambria Math" w:eastAsiaTheme="minorEastAsia" w:hAnsi="Cambria Math"/>
+                    </w:rPr>
+                    <m:t>0.01081</m:t>
+                  </m:r>
+                </m:num>
+                <m:den>
+                  <m:r>
+                    <w:rPr>
+                      <w:rFonts w:ascii="Cambria Math" w:eastAsiaTheme="minorEastAsia" w:hAnsi="Cambria Math"/>
+                    </w:rPr>
+                    <m:t>10</m:t>
+                  </m:r>
+                </m:den>
+              </m:f>
+            </m:e>
+          </m:rad>
+          <m:r>
+            <w:rPr>
+              <w:rFonts w:ascii="Cambria Math" w:eastAsiaTheme="minorEastAsia" w:hAnsi="Cambria Math"/>
+            </w:rPr>
+            <m:t>=</m:t>
+          </m:r>
+          <m:rad>
+            <m:radPr>
+              <m:degHide m:val="1"/>
+              <m:ctrlPr>
+                <w:rPr>
+                  <w:rFonts w:ascii="Cambria Math" w:eastAsiaTheme="minorEastAsia" w:hAnsi="Cambria Math"/>
+                </w:rPr>
+              </m:ctrlPr>
+            </m:radPr>
+            <m:deg/>
+            <m:e>
+              <m:r>
+                <w:rPr>
+                  <w:rFonts w:ascii="Cambria Math" w:eastAsiaTheme="minorEastAsia" w:hAnsi="Cambria Math"/>
+                </w:rPr>
+                <m:t>0.001081</m:t>
+              </m:r>
+            </m:e>
+          </m:rad>
+          <m:r>
+            <w:rPr>
+              <w:rFonts w:ascii="Cambria Math" w:eastAsiaTheme="minorEastAsia" w:hAnsi="Cambria Math"/>
+            </w:rPr>
+            <m:t>≈0.03288</m:t>
+          </m:r>
+          <m:r>
+            <w:rPr>
+              <w:rFonts w:eastAsiaTheme="minorEastAsia"/>
+              <w:i/>
+            </w:rPr>
+            <w:br/>
+          </m:r>
+        </m:oMath>
+        <m:oMath>
+          <m:borderBox>
+            <m:borderBoxPr>
+              <m:ctrlPr>
+                <w:rPr>
+                  <w:rFonts w:ascii="Cambria Math" w:eastAsiaTheme="minorEastAsia" w:hAnsi="Cambria Math"/>
+                </w:rPr>
+              </m:ctrlPr>
+            </m:borderBoxPr>
+            <m:e>
+              <m:r>
+                <w:rPr>
+                  <w:rFonts w:ascii="Cambria Math" w:eastAsiaTheme="minorEastAsia" w:hAnsi="Cambria Math"/>
+                </w:rPr>
+                <m:t>σ≈0.0329</m:t>
+              </m:r>
+            </m:e>
+          </m:borderBox>
+          <m:r>
+            <w:rPr>
+              <w:rFonts w:eastAsiaTheme="minorEastAsia"/>
+            </w:rPr>
+            <w:br/>
+          </m:r>
+        </m:oMath>
+      </m:oMathPara>
+    </w:p>
+    <w:p>
+      <w:pPr>
+        <w:rPr>
+          <w:rFonts w:eastAsiaTheme="minorEastAsia"/>
+          <w:b/>
+          <w:bCs/>
+        </w:rPr>
+      </w:pPr>
+      <w:r>
+        <w:rPr>
+          <w:rFonts w:eastAsiaTheme="minorEastAsia"/>
+          <w:b/>
+          <w:bCs/>
+        </w:rPr>
+        <w:t>Sample standard deviation</w:t>
+      </w:r>
+    </w:p>
+    <w:p>
+      <w:pPr>
+        <w:rPr>
+          <w:rFonts w:eastAsiaTheme="minorEastAsia"/>
+        </w:rPr>
+      </w:pPr>
+      <m:oMathPara>
+        <m:oMath>
+          <m:r>
+            <w:rPr>
+              <w:rFonts w:ascii="Cambria Math" w:eastAsiaTheme="minorEastAsia" w:hAnsi="Cambria Math"/>
+            </w:rPr>
+            <m:t>s=</m:t>
+          </m:r>
+          <m:rad>
+            <m:radPr>
+              <m:degHide m:val="1"/>
+              <m:ctrlPr>
+                <w:rPr>
+                  <w:rFonts w:ascii="Cambria Math" w:eastAsiaTheme="minorEastAsia" w:hAnsi="Cambria Math"/>
+                </w:rPr>
+              </m:ctrlPr>
+            </m:radPr>
+            <m:deg/>
+            <m:e>
+              <m:f>
+                <m:fPr>
+                  <m:ctrlPr>
+                    <w:rPr>
+                      <w:rFonts w:ascii="Cambria Math" w:eastAsiaTheme="minorEastAsia" w:hAnsi="Cambria Math"/>
+                    </w:rPr>
+                  </m:ctrlPr>
+                </m:fPr>
+                <m:num>
+                  <m:r>
+                    <w:rPr>
+                      <w:rFonts w:ascii="Cambria Math" w:eastAsiaTheme="minorEastAsia" w:hAnsi="Cambria Math"/>
+                    </w:rPr>
+                    <m:t>0.01081</m:t>
+                  </m:r>
+                </m:num>
+                <m:den>
+                  <m:r>
+                    <w:rPr>
+                      <w:rFonts w:ascii="Cambria Math" w:eastAsiaTheme="minorEastAsia" w:hAnsi="Cambria Math"/>
+                    </w:rPr>
+                    <m:t>9</m:t>
+                  </m:r>
+                </m:den>
+              </m:f>
+            </m:e>
+          </m:rad>
+          <m:r>
+            <w:rPr>
+              <w:rFonts w:ascii="Cambria Math" w:eastAsiaTheme="minorEastAsia" w:hAnsi="Cambria Math"/>
+            </w:rPr>
+            <m:t>≈0.03466</m:t>
+          </m:r>
+          <m:r>
+            <w:rPr>
+              <w:rFonts w:eastAsiaTheme="minorEastAsia"/>
+              <w:i/>
+            </w:rPr>
+            <w:br/>
+          </m:r>
+        </m:oMath>
+        <m:oMath>
+          <m:borderBox>
+            <m:borderBoxPr>
+              <m:ctrlPr>
+                <w:rPr>
+                  <w:rFonts w:ascii="Cambria Math" w:eastAsiaTheme="minorEastAsia" w:hAnsi="Cambria Math"/>
+                </w:rPr>
+              </m:ctrlPr>
+            </m:borderBoxPr>
+            <m:e>
+              <m:r>
+                <w:rPr>
+                  <w:rFonts w:ascii="Cambria Math" w:eastAsiaTheme="minorEastAsia" w:hAnsi="Cambria Math"/>
+                </w:rPr>
+                <m:t>s≈0.0347</m:t>
+              </m:r>
+            </m:e>
+          </m:borderBox>
+          <m:r>
+            <w:rPr>
+              <w:rFonts w:eastAsiaTheme="minorEastAsia"/>
+            </w:rPr>
+            <w:br/>
+          </m:r>
+        </m:oMath>
+      </m:oMathPara>
+      <w:r>
+        <w:rPr>
+          <w:rFonts w:eastAsiaTheme="minorEastAsia"/>
+        </w:rPr>
+        <w:t xml:space="preserve">Q. </w:t>
+      </w:r>
+    </w:p>
+    <w:p>
+      <w:pPr>
+        <w:rPr>
+          <w:rFonts w:eastAsiaTheme="minorEastAsia"/>
+        </w:rPr>
+      </w:pPr>
+      <w:r>
+        <w:rPr>
+          <w:rFonts w:eastAsiaTheme="minorEastAsia"/>
+        </w:rPr>
+        <w:t xml:space="preserve">From the prices of shares of </w:t>
+      </w:r>
+      <w:r>
+        <w:rPr>
+          <w:rFonts w:eastAsiaTheme="minorEastAsia"/>
+          <w:b/>
+          <w:bCs/>
+        </w:rPr>
+        <w:t>Reliance</w:t>
+      </w:r>
+      <w:r>
+        <w:rPr>
+          <w:rFonts w:eastAsiaTheme="minorEastAsia"/>
+        </w:rPr>
+        <w:t xml:space="preserve"> and </w:t>
+      </w:r>
+      <w:r>
+        <w:rPr>
+          <w:rFonts w:eastAsiaTheme="minorEastAsia"/>
+          <w:b/>
+          <w:bCs/>
+        </w:rPr>
+        <w:t>JIO</w:t>
+      </w:r>
+      <w:r>
+        <w:rPr>
+          <w:rFonts w:eastAsiaTheme="minorEastAsia"/>
+        </w:rPr>
+        <w:t xml:space="preserve"> given below, find out which is more stable in value:</w:t>
+      </w:r>
+    </w:p>
+    <w:tbl>
+      <w:tblPr>
+        <w:tblW w:w="11280" w:type="dxa"/>
+        <w:tblCellMar>
+          <w:top w:w="15" w:type="dxa"/>
+          <w:left w:w="15" w:type="dxa"/>
+          <w:bottom w:w="15" w:type="dxa"/>
+          <w:right w:w="15" w:type="dxa"/>
+        </w:tblCellMar>
+        <w:tblLook w:val="04A0" w:firstRow="1" w:lastRow="0" w:firstColumn="1" w:lastColumn="0" w:noHBand="0" w:noVBand="1"/>
+      </w:tblPr>
+      <w:tblGrid>
+        <w:gridCol w:w="6642"/>
+        <w:gridCol w:w="4638"/>
+      </w:tblGrid>
+      <w:tr>
+        <w:trPr>
+          <w:tblHeader/>
+        </w:trPr>
+        <w:tc>
+          <w:tcPr>
+            <w:tcW w:w="0" w:type="auto"/>
+            <w:tcBorders>
+              <w:top w:val="nil"/>
+            </w:tcBorders>
+            <w:tcMar>
+              <w:top w:w="150" w:type="dxa"/>
+              <w:left w:w="0" w:type="dxa"/>
+              <w:bottom w:w="150" w:type="dxa"/>
+              <w:right w:w="240" w:type="dxa"/>
+            </w:tcMar>
+            <w:vAlign w:val="center"/>
+            <w:hideMark/>
+          </w:tcPr>
+          <w:p>
+            <w:pPr>
+              <w:rPr>
+                <w:rFonts w:eastAsiaTheme="minorEastAsia"/>
+              </w:rPr>
+            </w:pPr>
+            <w:r>
+              <w:rPr>
+                <w:rFonts w:eastAsiaTheme="minorEastAsia"/>
+              </w:rPr>
+              <w:t>Reliance</w:t>
+            </w:r>
+          </w:p>
+        </w:tc>
+        <w:tc>
+          <w:tcPr>
+            <w:tcW w:w="0" w:type="auto"/>
+            <w:tcBorders>
+              <w:top w:val="nil"/>
+            </w:tcBorders>
+            <w:tcMar>
+              <w:top w:w="150" w:type="dxa"/>
+              <w:left w:w="240" w:type="dxa"/>
+              <w:bottom w:w="150" w:type="dxa"/>
+              <w:right w:w="240" w:type="dxa"/>
+            </w:tcMar>
+            <w:vAlign w:val="center"/>
+            <w:hideMark/>
+          </w:tcPr>
+          <w:p>
+            <w:pPr>
+              <w:rPr>
+                <w:rFonts w:eastAsiaTheme="minorEastAsia"/>
+              </w:rPr>
+            </w:pPr>
+            <w:r>
+              <w:rPr>
+                <w:rFonts w:eastAsiaTheme="minorEastAsia"/>
+              </w:rPr>
+              <w:t>JIO</w:t>
+            </w:r>
+          </w:p>
+        </w:tc>
+      </w:tr>
+      <w:tr>
+        <w:tc>
+          <w:tcPr>
+            <w:tcW w:w="0" w:type="auto"/>
+            <w:tcMar>
+              <w:top w:w="150" w:type="dxa"/>
+              <w:left w:w="0" w:type="dxa"/>
+              <w:bottom w:w="150" w:type="dxa"/>
+              <w:right w:w="240" w:type="dxa"/>
+            </w:tcMar>
+            <w:vAlign w:val="center"/>
+            <w:hideMark/>
+          </w:tcPr>
+          <w:p>
+            <w:pPr>
+              <w:rPr>
+                <w:rFonts w:eastAsiaTheme="minorEastAsia"/>
+              </w:rPr>
+            </w:pPr>
+            <w:r>
+              <w:rPr>
+                <w:rFonts w:eastAsiaTheme="minorEastAsia"/>
+              </w:rPr>
+              <w:t>55</w:t>
+            </w:r>
+          </w:p>
+        </w:tc>
+        <w:tc>
+          <w:tcPr>
+            <w:tcW w:w="0" w:type="auto"/>
+            <w:tcMar>
+              <w:top w:w="150" w:type="dxa"/>
+              <w:left w:w="240" w:type="dxa"/>
+              <w:bottom w:w="150" w:type="dxa"/>
+              <w:right w:w="0" w:type="dxa"/>
+            </w:tcMar>
+            <w:vAlign w:val="center"/>
+            <w:hideMark/>
+          </w:tcPr>
+          <w:p>
+            <w:pPr>
+              <w:rPr>
+                <w:rFonts w:eastAsiaTheme="minorEastAsia"/>
+              </w:rPr>
+            </w:pPr>
+            <w:r>
+              <w:rPr>
+                <w:rFonts w:eastAsiaTheme="minorEastAsia"/>
+              </w:rPr>
+              <w:t>108</w:t>
+            </w:r>
+          </w:p>
+        </w:tc>
+      </w:tr>
+      <w:tr>
+        <w:tc>
+          <w:tcPr>
+            <w:tcW w:w="0" w:type="auto"/>
+            <w:tcMar>
+              <w:top w:w="150" w:type="dxa"/>
+              <w:left w:w="0" w:type="dxa"/>
+              <w:bottom w:w="150" w:type="dxa"/>
+              <w:right w:w="240" w:type="dxa"/>
+            </w:tcMar>
+            <w:vAlign w:val="center"/>
+            <w:hideMark/>
+          </w:tcPr>
+          <w:p>
+            <w:pPr>
+              <w:rPr>
+                <w:rFonts w:eastAsiaTheme="minorEastAsia"/>
+              </w:rPr>
+            </w:pPr>
+            <w:r>
+              <w:rPr>
+                <w:rFonts w:eastAsiaTheme="minorEastAsia"/>
+              </w:rPr>
+              <w:t>54</w:t>
+            </w:r>
+          </w:p>
+        </w:tc>
+        <w:tc>
+          <w:tcPr>
+            <w:tcW w:w="0" w:type="auto"/>
+            <w:tcMar>
+              <w:top w:w="150" w:type="dxa"/>
+              <w:left w:w="240" w:type="dxa"/>
+              <w:bottom w:w="150" w:type="dxa"/>
+              <w:right w:w="0" w:type="dxa"/>
+            </w:tcMar>
+            <w:vAlign w:val="center"/>
+            <w:hideMark/>
+          </w:tcPr>
+          <w:p>
+            <w:pPr>
+              <w:rPr>
+                <w:rFonts w:eastAsiaTheme="minorEastAsia"/>
+              </w:rPr>
+            </w:pPr>
+            <w:r>
+              <w:rPr>
+                <w:rFonts w:eastAsiaTheme="minorEastAsia"/>
+              </w:rPr>
+              <w:t>107</w:t>
+            </w:r>
+          </w:p>
+        </w:tc>
+      </w:tr>
+      <w:tr>
+        <w:tc>
+          <w:tcPr>
+            <w:tcW w:w="0" w:type="auto"/>
+            <w:tcMar>
+              <w:top w:w="150" w:type="dxa"/>
+              <w:left w:w="0" w:type="dxa"/>
+              <w:bottom w:w="150" w:type="dxa"/>
+              <w:right w:w="240" w:type="dxa"/>
+            </w:tcMar>
+            <w:vAlign w:val="center"/>
+            <w:hideMark/>
+          </w:tcPr>
+          <w:p>
+            <w:pPr>
+              <w:rPr>
+                <w:rFonts w:eastAsiaTheme="minorEastAsia"/>
+              </w:rPr>
+            </w:pPr>
+            <w:r>
+              <w:rPr>
+                <w:rFonts w:eastAsiaTheme="minorEastAsia"/>
+              </w:rPr>
+              <w:t>52</w:t>
+            </w:r>
+          </w:p>
+        </w:tc>
+        <w:tc>
+          <w:tcPr>
+            <w:tcW w:w="0" w:type="auto"/>
+            <w:tcMar>
+              <w:top w:w="150" w:type="dxa"/>
+              <w:left w:w="240" w:type="dxa"/>
+              <w:bottom w:w="150" w:type="dxa"/>
+              <w:right w:w="0" w:type="dxa"/>
+            </w:tcMar>
+            <w:vAlign w:val="center"/>
+            <w:hideMark/>
+          </w:tcPr>
+          <w:p>
+            <w:pPr>
+              <w:rPr>
+                <w:rFonts w:eastAsiaTheme="minorEastAsia"/>
+              </w:rPr>
+            </w:pPr>
+            <w:r>
+              <w:rPr>
+                <w:rFonts w:eastAsiaTheme="minorEastAsia"/>
+              </w:rPr>
+              <w:t>105</w:t>
+            </w:r>
+          </w:p>
+        </w:tc>
+      </w:tr>
+      <w:tr>
+        <w:tc>
+          <w:tcPr>
+            <w:tcW w:w="0" w:type="auto"/>
+            <w:tcMar>
+              <w:top w:w="150" w:type="dxa"/>
+              <w:left w:w="0" w:type="dxa"/>
+              <w:bottom w:w="150" w:type="dxa"/>
+              <w:right w:w="240" w:type="dxa"/>
+            </w:tcMar>
+            <w:vAlign w:val="center"/>
+            <w:hideMark/>
+          </w:tcPr>
+          <w:p>
+            <w:pPr>
+              <w:rPr>
+                <w:rFonts w:eastAsiaTheme="minorEastAsia"/>
+              </w:rPr>
+            </w:pPr>
+            <w:r>
+              <w:rPr>
+                <w:rFonts w:eastAsiaTheme="minorEastAsia"/>
+              </w:rPr>
+              <w:t>53</w:t>
+            </w:r>
+          </w:p>
+        </w:tc>
+        <w:tc>
+          <w:tcPr>
+            <w:tcW w:w="0" w:type="auto"/>
+            <w:tcMar>
+              <w:top w:w="150" w:type="dxa"/>
+              <w:left w:w="240" w:type="dxa"/>
+              <w:bottom w:w="150" w:type="dxa"/>
+              <w:right w:w="0" w:type="dxa"/>
+            </w:tcMar>
+            <w:vAlign w:val="center"/>
+            <w:hideMark/>
+          </w:tcPr>
+          <w:p>
+            <w:pPr>
+              <w:rPr>
+                <w:rFonts w:eastAsiaTheme="minorEastAsia"/>
+              </w:rPr>
+            </w:pPr>
+            <w:r>
+              <w:rPr>
+                <w:rFonts w:eastAsiaTheme="minorEastAsia"/>
+              </w:rPr>
+              <w:t>105</w:t>
+            </w:r>
+          </w:p>
+        </w:tc>
+      </w:tr>
+      <w:tr>
+        <w:tc>
+          <w:tcPr>
+            <w:tcW w:w="0" w:type="auto"/>
+            <w:tcMar>
+              <w:top w:w="150" w:type="dxa"/>
+              <w:left w:w="0" w:type="dxa"/>
+              <w:bottom w:w="150" w:type="dxa"/>
+              <w:right w:w="240" w:type="dxa"/>
+            </w:tcMar>
+            <w:vAlign w:val="center"/>
+            <w:hideMark/>
+          </w:tcPr>
+          <w:p>
+            <w:pPr>
+              <w:rPr>
+                <w:rFonts w:eastAsiaTheme="minorEastAsia"/>
+              </w:rPr>
+            </w:pPr>
+            <w:r>
+              <w:rPr>
+                <w:rFonts w:eastAsiaTheme="minorEastAsia"/>
+              </w:rPr>
+              <w:lastRenderedPageBreak/>
+              <w:t>56</w:t>
+            </w:r>
+          </w:p>
+        </w:tc>
+        <w:tc>
+          <w:tcPr>
+            <w:tcW w:w="0" w:type="auto"/>
+            <w:tcMar>
+              <w:top w:w="150" w:type="dxa"/>
+              <w:left w:w="240" w:type="dxa"/>
+              <w:bottom w:w="150" w:type="dxa"/>
+              <w:right w:w="0" w:type="dxa"/>
+            </w:tcMar>
+            <w:vAlign w:val="center"/>
+            <w:hideMark/>
+          </w:tcPr>
+          <w:p>
+            <w:pPr>
+              <w:rPr>
+                <w:rFonts w:eastAsiaTheme="minorEastAsia"/>
+              </w:rPr>
+            </w:pPr>
+            <w:r>
+              <w:rPr>
+                <w:rFonts w:eastAsiaTheme="minorEastAsia"/>
+              </w:rPr>
+              <w:t>106</w:t>
+            </w:r>
+          </w:p>
+        </w:tc>
+      </w:tr>
+      <w:tr>
+        <w:tc>
+          <w:tcPr>
+            <w:tcW w:w="0" w:type="auto"/>
+            <w:tcMar>
+              <w:top w:w="150" w:type="dxa"/>
+              <w:left w:w="0" w:type="dxa"/>
+              <w:bottom w:w="150" w:type="dxa"/>
+              <w:right w:w="240" w:type="dxa"/>
+            </w:tcMar>
+            <w:vAlign w:val="center"/>
+            <w:hideMark/>
+          </w:tcPr>
+          <w:p>
+            <w:pPr>
+              <w:rPr>
+                <w:rFonts w:eastAsiaTheme="minorEastAsia"/>
+              </w:rPr>
+            </w:pPr>
+            <w:r>
+              <w:rPr>
+                <w:rFonts w:eastAsiaTheme="minorEastAsia"/>
+              </w:rPr>
+              <w:t>58</w:t>
+            </w:r>
+          </w:p>
+        </w:tc>
+        <w:tc>
+          <w:tcPr>
+            <w:tcW w:w="0" w:type="auto"/>
+            <w:tcMar>
+              <w:top w:w="150" w:type="dxa"/>
+              <w:left w:w="240" w:type="dxa"/>
+              <w:bottom w:w="150" w:type="dxa"/>
+              <w:right w:w="0" w:type="dxa"/>
+            </w:tcMar>
+            <w:vAlign w:val="center"/>
+            <w:hideMark/>
+          </w:tcPr>
+          <w:p>
+            <w:pPr>
+              <w:rPr>
+                <w:rFonts w:eastAsiaTheme="minorEastAsia"/>
+              </w:rPr>
+            </w:pPr>
+            <w:r>
+              <w:rPr>
+                <w:rFonts w:eastAsiaTheme="minorEastAsia"/>
+              </w:rPr>
+              <w:t>107</w:t>
+            </w:r>
+          </w:p>
+        </w:tc>
+      </w:tr>
+      <w:tr>
+        <w:tc>
+          <w:tcPr>
+            <w:tcW w:w="0" w:type="auto"/>
+            <w:tcMar>
+              <w:top w:w="150" w:type="dxa"/>
+              <w:left w:w="0" w:type="dxa"/>
+              <w:bottom w:w="150" w:type="dxa"/>
+              <w:right w:w="240" w:type="dxa"/>
+            </w:tcMar>
+            <w:vAlign w:val="center"/>
+            <w:hideMark/>
+          </w:tcPr>
+          <w:p>
+            <w:pPr>
+              <w:rPr>
+                <w:rFonts w:eastAsiaTheme="minorEastAsia"/>
+              </w:rPr>
+            </w:pPr>
+            <w:r>
+              <w:rPr>
+                <w:rFonts w:eastAsiaTheme="minorEastAsia"/>
+              </w:rPr>
+              <w:t>52</w:t>
+            </w:r>
+          </w:p>
+        </w:tc>
+        <w:tc>
+          <w:tcPr>
+            <w:tcW w:w="0" w:type="auto"/>
+            <w:tcMar>
+              <w:top w:w="150" w:type="dxa"/>
+              <w:left w:w="240" w:type="dxa"/>
+              <w:bottom w:w="150" w:type="dxa"/>
+              <w:right w:w="0" w:type="dxa"/>
+            </w:tcMar>
+            <w:vAlign w:val="center"/>
+            <w:hideMark/>
+          </w:tcPr>
+          <w:p>
+            <w:pPr>
+              <w:rPr>
+                <w:rFonts w:eastAsiaTheme="minorEastAsia"/>
+              </w:rPr>
+            </w:pPr>
+            <w:r>
+              <w:rPr>
+                <w:rFonts w:eastAsiaTheme="minorEastAsia"/>
+              </w:rPr>
+              <w:t>104</w:t>
+            </w:r>
+          </w:p>
+        </w:tc>
+      </w:tr>
+      <w:tr>
+        <w:tc>
+          <w:tcPr>
+            <w:tcW w:w="0" w:type="auto"/>
+            <w:tcMar>
+              <w:top w:w="150" w:type="dxa"/>
+              <w:left w:w="0" w:type="dxa"/>
+              <w:bottom w:w="150" w:type="dxa"/>
+              <w:right w:w="240" w:type="dxa"/>
+            </w:tcMar>
+            <w:vAlign w:val="center"/>
+            <w:hideMark/>
+          </w:tcPr>
+          <w:p>
+            <w:pPr>
+              <w:rPr>
+                <w:rFonts w:eastAsiaTheme="minorEastAsia"/>
+              </w:rPr>
+            </w:pPr>
+            <w:r>
+              <w:rPr>
+                <w:rFonts w:eastAsiaTheme="minorEastAsia"/>
+              </w:rPr>
+              <w:t>50</w:t>
+            </w:r>
+          </w:p>
+        </w:tc>
+        <w:tc>
+          <w:tcPr>
+            <w:tcW w:w="0" w:type="auto"/>
+            <w:tcMar>
+              <w:top w:w="150" w:type="dxa"/>
+              <w:left w:w="240" w:type="dxa"/>
+              <w:bottom w:w="150" w:type="dxa"/>
+              <w:right w:w="0" w:type="dxa"/>
+            </w:tcMar>
+            <w:vAlign w:val="center"/>
+            <w:hideMark/>
+          </w:tcPr>
+          <w:p>
+            <w:pPr>
+              <w:rPr>
+                <w:rFonts w:eastAsiaTheme="minorEastAsia"/>
+              </w:rPr>
+            </w:pPr>
+            <w:r>
+              <w:rPr>
+                <w:rFonts w:eastAsiaTheme="minorEastAsia"/>
+              </w:rPr>
+              <w:t>103</w:t>
+            </w:r>
+          </w:p>
+        </w:tc>
+      </w:tr>
+      <w:tr>
+        <w:tc>
+          <w:tcPr>
+            <w:tcW w:w="0" w:type="auto"/>
+            <w:tcMar>
+              <w:top w:w="150" w:type="dxa"/>
+              <w:left w:w="0" w:type="dxa"/>
+              <w:bottom w:w="150" w:type="dxa"/>
+              <w:right w:w="240" w:type="dxa"/>
+            </w:tcMar>
+            <w:vAlign w:val="center"/>
+            <w:hideMark/>
+          </w:tcPr>
+          <w:p>
+            <w:pPr>
+              <w:rPr>
+                <w:rFonts w:eastAsiaTheme="minorEastAsia"/>
+              </w:rPr>
+            </w:pPr>
+            <w:r>
+              <w:rPr>
+                <w:rFonts w:eastAsiaTheme="minorEastAsia"/>
+              </w:rPr>
+              <w:t>51</w:t>
+            </w:r>
+          </w:p>
+        </w:tc>
+        <w:tc>
+          <w:tcPr>
+            <w:tcW w:w="0" w:type="auto"/>
+            <w:tcMar>
+              <w:top w:w="150" w:type="dxa"/>
+              <w:left w:w="240" w:type="dxa"/>
+              <w:bottom w:w="150" w:type="dxa"/>
+              <w:right w:w="0" w:type="dxa"/>
+            </w:tcMar>
+            <w:vAlign w:val="center"/>
+            <w:hideMark/>
+          </w:tcPr>
+          <w:p>
+            <w:pPr>
+              <w:rPr>
+                <w:rFonts w:eastAsiaTheme="minorEastAsia"/>
+              </w:rPr>
+            </w:pPr>
+            <w:r>
+              <w:rPr>
+                <w:rFonts w:eastAsiaTheme="minorEastAsia"/>
+              </w:rPr>
+              <w:t>104</w:t>
+            </w:r>
+          </w:p>
+        </w:tc>
+      </w:tr>
+      <w:tr>
+        <w:tc>
+          <w:tcPr>
+            <w:tcW w:w="0" w:type="auto"/>
+            <w:tcMar>
+              <w:top w:w="150" w:type="dxa"/>
+              <w:left w:w="0" w:type="dxa"/>
+              <w:bottom w:w="150" w:type="dxa"/>
+              <w:right w:w="240" w:type="dxa"/>
+            </w:tcMar>
+            <w:vAlign w:val="center"/>
+            <w:hideMark/>
+          </w:tcPr>
+          <w:p>
+            <w:pPr>
+              <w:rPr>
+                <w:rFonts w:eastAsiaTheme="minorEastAsia"/>
+              </w:rPr>
+            </w:pPr>
+            <w:r>
+              <w:rPr>
+                <w:rFonts w:eastAsiaTheme="minorEastAsia"/>
+              </w:rPr>
+              <w:t>49</w:t>
+            </w:r>
+          </w:p>
+        </w:tc>
+        <w:tc>
+          <w:tcPr>
+            <w:tcW w:w="0" w:type="auto"/>
+            <w:tcMar>
+              <w:top w:w="150" w:type="dxa"/>
+              <w:left w:w="240" w:type="dxa"/>
+              <w:bottom w:w="150" w:type="dxa"/>
+              <w:right w:w="0" w:type="dxa"/>
+            </w:tcMar>
+            <w:vAlign w:val="center"/>
+            <w:hideMark/>
+          </w:tcPr>
+          <w:p>
+            <w:pPr>
+              <w:rPr>
+                <w:rFonts w:eastAsiaTheme="minorEastAsia"/>
+              </w:rPr>
+            </w:pPr>
+            <w:r>
+              <w:rPr>
+                <w:rFonts w:eastAsiaTheme="minorEastAsia"/>
+              </w:rPr>
+              <w:t>101</w:t>
+            </w:r>
+          </w:p>
+        </w:tc>
+      </w:tr>
+    </w:tbl>
+    <w:p>
+      <w:pPr>
+        <w:rPr>
+          <w:rFonts w:eastAsiaTheme="minorEastAsia"/>
+        </w:rPr>
+      </w:pPr>
+      <w:r>
+        <w:rPr>
+          <w:rFonts w:eastAsiaTheme="minorEastAsia"/>
+        </w:rPr>
+        <w:pict w14:anchorId="5F7D70F5">
+          <v:rect id="_x0000_i1049" style="width:0;height:.75pt" o:hralign="center" o:hrstd="t" o:hr="t" fillcolor="#a0a0a0" stroked="f"/>
+        </w:pict>
+      </w:r>
+    </w:p>
+    <w:p>
+      <w:pPr>
+        <w:rPr>
+          <w:rFonts w:eastAsiaTheme="minorEastAsia"/>
+          <w:b/>
+          <w:bCs/>
+        </w:rPr>
+      </w:pPr>
+      <w:r>
+        <w:rPr>
+          <w:rFonts w:eastAsiaTheme="minorEastAsia"/>
+          <w:b/>
+          <w:bCs/>
+        </w:rPr>
+        <w:t>Solution</w:t>
+      </w:r>
+    </w:p>
+    <w:p>
+      <w:pPr>
+        <w:rPr>
+          <w:rFonts w:eastAsiaTheme="minorEastAsia"/>
+        </w:rPr>
+      </w:pPr>
+      <w:r>
+        <w:rPr>
+          <w:rFonts w:eastAsiaTheme="minorEastAsia"/>
+        </w:rPr>
+        <w:t xml:space="preserve">To compare stability, we use the </w:t>
+      </w:r>
+      <w:r>
+        <w:rPr>
+          <w:rFonts w:eastAsiaTheme="minorEastAsia"/>
+          <w:b/>
+          <w:bCs/>
+        </w:rPr>
+        <w:t>coefficient of variation (CV)</w:t>
+      </w:r>
+      <w:r>
+        <w:rPr>
+          <w:rFonts w:eastAsiaTheme="minorEastAsia"/>
+        </w:rPr>
+        <w:t>:</w:t>
+      </w:r>
+    </w:p>
+    <w:p>
+      <w:pPr>
+        <w:rPr>
+          <w:rFonts w:eastAsiaTheme="minorEastAsia"/>
+        </w:rPr>
+      </w:pPr>
+      <m:oMathPara>
+        <m:oMath>
+          <m:r>
+            <w:rPr>
+              <w:rFonts w:ascii="Cambria Math" w:eastAsiaTheme="minorEastAsia" w:hAnsi="Cambria Math"/>
+            </w:rPr>
+            <m:t>CV=</m:t>
+          </m:r>
+          <m:f>
+            <m:fPr>
+              <m:ctrlPr>
+                <w:rPr>
+                  <w:rFonts w:ascii="Cambria Math" w:eastAsiaTheme="minorEastAsia" w:hAnsi="Cambria Math"/>
+                </w:rPr>
+              </m:ctrlPr>
+            </m:fPr>
+            <m:num>
+              <m:r>
+                <m:rPr>
+                  <m:nor/>
+                </m:rPr>
+                <w:rPr>
+                  <w:rFonts w:eastAsiaTheme="minorEastAsia"/>
+                </w:rPr>
+                <m:t>Standard Deviation</m:t>
+              </m:r>
+            </m:num>
+            <m:den>
+              <m:r>
+                <m:rPr>
+                  <m:nor/>
+                </m:rPr>
+                <w:rPr>
+                  <w:rFonts w:eastAsiaTheme="minorEastAsia"/>
+                </w:rPr>
+                <m:t>Mean</m:t>
+              </m:r>
+            </m:den>
+          </m:f>
+          <m:r>
+            <w:rPr>
+              <w:rFonts w:ascii="Cambria Math" w:eastAsiaTheme="minorEastAsia" w:hAnsi="Cambria Math"/>
+            </w:rPr>
+            <m:t>×100</m:t>
+          </m:r>
+          <m:r>
+            <w:rPr>
+              <w:rFonts w:eastAsiaTheme="minorEastAsia"/>
+              <w:i/>
+            </w:rPr>
+            <w:br/>
+          </m:r>
+        </m:oMath>
+      </m:oMathPara>
+    </w:p>
+    <w:p>
+      <w:pPr>
+        <w:rPr>
+          <w:rFonts w:eastAsiaTheme="minorEastAsia"/>
+        </w:rPr>
+      </w:pPr>
+      <w:r>
+        <w:rPr>
+          <w:rFonts w:eastAsiaTheme="minorEastAsia"/>
+        </w:rPr>
+        <w:t xml:space="preserve">A </w:t>
+      </w:r>
+      <w:r>
+        <w:rPr>
+          <w:rFonts w:eastAsiaTheme="minorEastAsia"/>
+          <w:b/>
+          <w:bCs/>
+        </w:rPr>
+        <w:t>lower CV</w:t>
+      </w:r>
+      <w:r>
+        <w:rPr>
+          <w:rFonts w:eastAsiaTheme="minorEastAsia"/>
+        </w:rPr>
+        <w:t xml:space="preserve"> means the share price is </w:t>
+      </w:r>
+      <w:r>
+        <w:rPr>
+          <w:rFonts w:eastAsiaTheme="minorEastAsia"/>
+          <w:b/>
+          <w:bCs/>
+        </w:rPr>
+        <w:t>more stable</w:t>
+      </w:r>
+      <w:r>
+        <w:rPr>
+          <w:rFonts w:eastAsiaTheme="minorEastAsia"/>
+        </w:rPr>
+        <w:t>.</w:t>
+      </w:r>
+    </w:p>
+    <w:p>
+      <w:pPr>
+        <w:rPr>
+          <w:rFonts w:eastAsiaTheme="minorEastAsia"/>
+        </w:rPr>
+      </w:pPr>
+      <w:r>
+        <w:rPr>
+          <w:rFonts w:eastAsiaTheme="minorEastAsia"/>
+        </w:rPr>
+        <w:pict w14:anchorId="6A635299">
+          <v:rect id="_x0000_i1050" style="width:0;height:.75pt" o:hralign="center" o:hrstd="t" o:hr="t" fillcolor="#a0a0a0" stroked="f"/>
+        </w:pict>
+      </w:r>
+    </w:p>
+    <w:p>
+      <w:pPr>
+        <w:rPr>
+          <w:rFonts w:eastAsiaTheme="minorEastAsia"/>
+          <w:b/>
+          <w:bCs/>
+        </w:rPr>
+      </w:pPr>
+      <w:r>
+        <w:rPr>
+          <w:rFonts w:eastAsiaTheme="minorEastAsia"/>
+          <w:b/>
+          <w:bCs/>
+        </w:rPr>
+        <w:t>1. Reliance</w:t>
+      </w:r>
+    </w:p>
+    <w:p>
+      <w:pPr>
+        <w:rPr>
+          <w:rFonts w:eastAsiaTheme="minorEastAsia"/>
+        </w:rPr>
+      </w:pPr>
+      <w:r>
+        <w:rPr>
+          <w:rFonts w:eastAsiaTheme="minorEastAsia"/>
+        </w:rPr>
+        <w:t>Prices:</w:t>
+      </w:r>
+    </w:p>
+    <w:p>
+      <w:pPr>
+        <w:rPr>
+          <w:rFonts w:eastAsiaTheme="minorEastAsia"/>
+        </w:rPr>
+      </w:pPr>
+      <m:oMathPara>
+        <m:oMath>
+          <m:r>
+            <w:rPr>
+              <w:rFonts w:ascii="Cambria Math" w:eastAsiaTheme="minorEastAsia" w:hAnsi="Cambria Math"/>
+            </w:rPr>
+            <m:t>55,54,52,53,56,58,52,50,51,49</m:t>
+          </m:r>
+          <m:r>
+            <w:rPr>
+              <w:rFonts w:eastAsiaTheme="minorEastAsia"/>
+              <w:i/>
+            </w:rPr>
+            <w:br/>
+          </m:r>
+        </m:oMath>
+      </m:oMathPara>
+    </w:p>
+    <w:p>
+      <w:pPr>
+        <w:rPr>
+          <w:rFonts w:eastAsiaTheme="minorEastAsia"/>
+        </w:rPr>
+      </w:pPr>
+      <w:r>
+        <w:rPr>
+          <w:rFonts w:eastAsiaTheme="minorEastAsia"/>
+        </w:rPr>
+        <w:t>Mean:</w:t>
+      </w:r>
+    </w:p>
+    <w:p>
+      <w:pPr>
+        <w:rPr>
+          <w:rFonts w:eastAsiaTheme="minorEastAsia"/>
+        </w:rPr>
+      </w:pPr>
+      <m:oMathPara>
+        <m:oMath>
+          <m:acc>
+            <m:accPr>
+              <m:chr m:val="̅"/>
+              <m:ctrlPr>
+                <w:rPr>
+                  <w:rFonts w:ascii="Cambria Math" w:eastAsiaTheme="minorEastAsia" w:hAnsi="Cambria Math"/>
+                </w:rPr>
+              </m:ctrlPr>
+            </m:accPr>
+            <m:e>
+              <m:r>
+                <w:rPr>
+                  <w:rFonts w:ascii="Cambria Math" w:eastAsiaTheme="minorEastAsia" w:hAnsi="Cambria Math"/>
+                </w:rPr>
+                <m:t>x</m:t>
+              </m:r>
+            </m:e>
+          </m:acc>
+          <m:r>
+            <w:rPr>
+              <w:rFonts w:ascii="Cambria Math" w:eastAsiaTheme="minorEastAsia" w:hAnsi="Cambria Math"/>
+            </w:rPr>
+            <m:t>=</m:t>
+          </m:r>
+          <m:f>
+            <m:fPr>
+              <m:ctrlPr>
+                <w:rPr>
+                  <w:rFonts w:ascii="Cambria Math" w:eastAsiaTheme="minorEastAsia" w:hAnsi="Cambria Math"/>
+                </w:rPr>
+              </m:ctrlPr>
+            </m:fPr>
+            <m:num>
+              <m:r>
+                <w:rPr>
+                  <w:rFonts w:ascii="Cambria Math" w:eastAsiaTheme="minorEastAsia" w:hAnsi="Cambria Math"/>
+                </w:rPr>
+                <m:t>55+54+52+53+56+58+52+50+51+49</m:t>
+              </m:r>
+            </m:num>
+            <m:den>
+              <m:r>
+                <w:rPr>
+                  <w:rFonts w:ascii="Cambria Math" w:eastAsiaTheme="minorEastAsia" w:hAnsi="Cambria Math"/>
+                </w:rPr>
+                <m:t>10</m:t>
+              </m:r>
+            </m:den>
+          </m:f>
+          <m:r>
+            <w:rPr>
+              <w:rFonts w:ascii="Cambria Math" w:eastAsiaTheme="minorEastAsia" w:hAnsi="Cambria Math"/>
+            </w:rPr>
+            <m:t>=</m:t>
+          </m:r>
+          <m:f>
+            <m:fPr>
+              <m:ctrlPr>
+                <w:rPr>
+                  <w:rFonts w:ascii="Cambria Math" w:eastAsiaTheme="minorEastAsia" w:hAnsi="Cambria Math"/>
+                </w:rPr>
+              </m:ctrlPr>
+            </m:fPr>
+            <m:num>
+              <m:r>
+                <w:rPr>
+                  <w:rFonts w:ascii="Cambria Math" w:eastAsiaTheme="minorEastAsia" w:hAnsi="Cambria Math"/>
+                </w:rPr>
+                <m:t>530</m:t>
+              </m:r>
+            </m:num>
+            <m:den>
+              <m:r>
+                <w:rPr>
+                  <w:rFonts w:ascii="Cambria Math" w:eastAsiaTheme="minorEastAsia" w:hAnsi="Cambria Math"/>
+                </w:rPr>
+                <m:t>10</m:t>
+              </m:r>
+            </m:den>
+          </m:f>
+          <m:r>
+            <w:rPr>
+              <w:rFonts w:ascii="Cambria Math" w:eastAsiaTheme="minorEastAsia" w:hAnsi="Cambria Math"/>
+            </w:rPr>
+            <m:t>=53</m:t>
+          </m:r>
+          <m:r>
+            <w:rPr>
+              <w:rFonts w:eastAsiaTheme="minorEastAsia"/>
+              <w:i/>
+            </w:rPr>
+            <w:br/>
+          </m:r>
+        </m:oMath>
+      </m:oMathPara>
+    </w:p>
+    <w:p>
+      <w:pPr>
+        <w:rPr>
+          <w:rFonts w:eastAsiaTheme="minorEastAsia"/>
+        </w:rPr>
+      </w:pPr>
+      <w:r>
+        <w:rPr>
+          <w:rFonts w:eastAsiaTheme="minorEastAsia"/>
+        </w:rPr>
+        <w:t>Deviations from mean:</w:t>
+      </w:r>
+    </w:p>
+    <w:p>
+      <w:pPr>
+        <w:rPr>
+          <w:rFonts w:eastAsiaTheme="minorEastAsia"/>
+        </w:rPr>
+      </w:pPr>
+      <m:oMathPara>
+        <m:oMath>
+          <m:r>
+            <w:rPr>
+              <w:rFonts w:ascii="Cambria Math" w:eastAsiaTheme="minorEastAsia" w:hAnsi="Cambria Math"/>
+            </w:rPr>
+            <m:t>2,1,-1,0,3,5,-1,-3,-2,-4</m:t>
+          </m:r>
+          <m:r>
+            <w:rPr>
+              <w:rFonts w:eastAsiaTheme="minorEastAsia"/>
+              <w:i/>
+            </w:rPr>
+            <w:br/>
+          </m:r>
+        </m:oMath>
+      </m:oMathPara>
+    </w:p>
+    <w:p>
+      <w:pPr>
+        <w:rPr>
+          <w:rFonts w:eastAsiaTheme="minorEastAsia"/>
+        </w:rPr>
+      </w:pPr>
+      <w:r>
+        <w:rPr>
+          <w:rFonts w:eastAsiaTheme="minorEastAsia"/>
+        </w:rPr>
+        <w:lastRenderedPageBreak/>
+        <w:t>Squares:</w:t>
+      </w:r>
+    </w:p>
+    <w:p>
+      <w:pPr>
+        <w:rPr>
+          <w:rFonts w:eastAsiaTheme="minorEastAsia"/>
+        </w:rPr>
+      </w:pPr>
+      <m:oMathPara>
+        <m:oMath>
+          <m:r>
+            <w:rPr>
+              <w:rFonts w:ascii="Cambria Math" w:eastAsiaTheme="minorEastAsia" w:hAnsi="Cambria Math"/>
+            </w:rPr>
+            <m:t>4,1,1,0,9,25,1,9,4,16</m:t>
+          </m:r>
+          <m:r>
+            <w:rPr>
+              <w:rFonts w:eastAsiaTheme="minorEastAsia"/>
+              <w:i/>
+            </w:rPr>
+            <w:br/>
+          </m:r>
+        </m:oMath>
+        <m:oMath>
+          <m:nary>
+            <m:naryPr>
+              <m:chr m:val="∑"/>
+              <m:grow m:val="1"/>
+              <m:subHide m:val="1"/>
+              <m:supHide m:val="1"/>
+              <m:ctrlPr>
+                <w:rPr>
+                  <w:rFonts w:ascii="Cambria Math" w:eastAsiaTheme="minorEastAsia" w:hAnsi="Cambria Math"/>
+                </w:rPr>
+              </m:ctrlPr>
+            </m:naryPr>
+            <m:sub/>
+            <m:sup/>
+            <m:e>
+              <m:r>
+                <w:rPr>
+                  <w:rFonts w:ascii="Cambria Math" w:eastAsiaTheme="minorEastAsia" w:hAnsi="Cambria Math"/>
+                </w:rPr>
+                <m:t>(</m:t>
+              </m:r>
+            </m:e>
+          </m:nary>
+          <m:d>
+            <m:dPr>
+              <m:begChr m:val=""/>
+              <m:endChr m:val=""/>
+              <m:ctrlPr>
+                <w:rPr>
+                  <w:rFonts w:ascii="Cambria Math" w:eastAsiaTheme="minorEastAsia" w:hAnsi="Cambria Math"/>
+                </w:rPr>
+              </m:ctrlPr>
+            </m:dPr>
+            <m:e>
+              <m:r>
+                <w:rPr>
+                  <w:rFonts w:ascii="Cambria Math" w:eastAsiaTheme="minorEastAsia" w:hAnsi="Cambria Math"/>
+                </w:rPr>
+                <m:t>x-</m:t>
+              </m:r>
+              <m:acc>
+                <m:accPr>
+                  <m:chr m:val="̅"/>
+                  <m:ctrlPr>
+                    <w:rPr>
+                      <w:rFonts w:ascii="Cambria Math" w:eastAsiaTheme="minorEastAsia" w:hAnsi="Cambria Math"/>
+                    </w:rPr>
+                  </m:ctrlPr>
+                </m:accPr>
+                <m:e>
+                  <m:r>
+                    <w:rPr>
+                      <w:rFonts w:ascii="Cambria Math" w:eastAsiaTheme="minorEastAsia" w:hAnsi="Cambria Math"/>
+                    </w:rPr>
+                    <m:t>x</m:t>
+                  </m:r>
+                </m:e>
+              </m:acc>
+              <m:sSup>
+                <m:sSupPr>
+                  <m:ctrlPr>
+                    <w:rPr>
+                      <w:rFonts w:ascii="Cambria Math" w:eastAsiaTheme="minorEastAsia" w:hAnsi="Cambria Math"/>
+                    </w:rPr>
+                  </m:ctrlPr>
+                </m:sSupPr>
+                <m:e>
+                  <m:d>
+                    <m:dPr>
+                      <m:begChr m:val=""/>
+                      <m:endChr m:val=""/>
+                      <m:ctrlPr>
+                        <w:rPr>
+                          <w:rFonts w:ascii="Cambria Math" w:eastAsiaTheme="minorEastAsia" w:hAnsi="Cambria Math"/>
+                        </w:rPr>
+                      </m:ctrlPr>
+                    </m:dPr>
+                    <m:e>
+                      <m:r>
+                        <w:rPr>
+                          <w:rFonts w:ascii="Cambria Math" w:eastAsiaTheme="minorEastAsia" w:hAnsi="Cambria Math"/>
+                        </w:rPr>
+                        <m:t>)</m:t>
+                      </m:r>
+                    </m:e>
+                  </m:d>
+                </m:e>
+                <m:sup>
+                  <m:r>
+                    <w:rPr>
+                      <w:rFonts w:ascii="Cambria Math" w:eastAsiaTheme="minorEastAsia" w:hAnsi="Cambria Math"/>
+                    </w:rPr>
+                    <m:t>2</m:t>
+                  </m:r>
+                </m:sup>
+              </m:sSup>
+              <m:r>
+                <w:rPr>
+                  <w:rFonts w:ascii="Cambria Math" w:eastAsiaTheme="minorEastAsia" w:hAnsi="Cambria Math"/>
+                </w:rPr>
+                <m:t>=70</m:t>
+              </m:r>
+            </m:e>
+          </m:d>
+          <m:r>
+            <w:rPr>
+              <w:rFonts w:eastAsiaTheme="minorEastAsia"/>
+            </w:rPr>
+            <w:br/>
+          </m:r>
+        </m:oMath>
+      </m:oMathPara>
+    </w:p>
+    <w:p>
+      <w:pPr>
+        <w:rPr>
+          <w:rFonts w:eastAsiaTheme="minorEastAsia"/>
+        </w:rPr>
+      </w:pPr>
+      <w:r>
+        <w:rPr>
+          <w:rFonts w:eastAsiaTheme="minorEastAsia"/>
+        </w:rPr>
+        <w:t>Population standard deviation:</w:t>
+      </w:r>
+    </w:p>
+    <w:p>
+      <w:pPr>
+        <w:rPr>
+          <w:rFonts w:eastAsiaTheme="minorEastAsia"/>
+        </w:rPr>
+      </w:pPr>
+      <m:oMathPara>
+        <m:oMath>
+          <m:r>
+            <w:rPr>
+              <w:rFonts w:ascii="Cambria Math" w:eastAsiaTheme="minorEastAsia" w:hAnsi="Cambria Math"/>
+            </w:rPr>
+            <m:t>σ=</m:t>
+          </m:r>
+          <m:rad>
+            <m:radPr>
+              <m:degHide m:val="1"/>
+              <m:ctrlPr>
+                <w:rPr>
+                  <w:rFonts w:ascii="Cambria Math" w:eastAsiaTheme="minorEastAsia" w:hAnsi="Cambria Math"/>
+                </w:rPr>
+              </m:ctrlPr>
+            </m:radPr>
+            <m:deg/>
+            <m:e>
+              <m:f>
+                <m:fPr>
+                  <m:ctrlPr>
+                    <w:rPr>
+                      <w:rFonts w:ascii="Cambria Math" w:eastAsiaTheme="minorEastAsia" w:hAnsi="Cambria Math"/>
+                    </w:rPr>
+                  </m:ctrlPr>
+                </m:fPr>
+                <m:num>
+                  <m:r>
+                    <w:rPr>
+                      <w:rFonts w:ascii="Cambria Math" w:eastAsiaTheme="minorEastAsia" w:hAnsi="Cambria Math"/>
+                    </w:rPr>
+                    <m:t>70</m:t>
+                  </m:r>
+                </m:num>
+                <m:den>
+                  <m:r>
+                    <w:rPr>
+                      <w:rFonts w:ascii="Cambria Math" w:eastAsiaTheme="minorEastAsia" w:hAnsi="Cambria Math"/>
+                    </w:rPr>
+                    <m:t>10</m:t>
+                  </m:r>
+                </m:den>
+              </m:f>
+            </m:e>
+          </m:rad>
+          <m:r>
+            <w:rPr>
+              <w:rFonts w:ascii="Cambria Math" w:eastAsiaTheme="minorEastAsia" w:hAnsi="Cambria Math"/>
+            </w:rPr>
+            <m:t>=</m:t>
+          </m:r>
+          <m:rad>
+            <m:radPr>
+              <m:degHide m:val="1"/>
+              <m:ctrlPr>
+                <w:rPr>
+                  <w:rFonts w:ascii="Cambria Math" w:eastAsiaTheme="minorEastAsia" w:hAnsi="Cambria Math"/>
+                </w:rPr>
+              </m:ctrlPr>
+            </m:radPr>
+            <m:deg/>
+            <m:e>
+              <m:r>
+                <w:rPr>
+                  <w:rFonts w:ascii="Cambria Math" w:eastAsiaTheme="minorEastAsia" w:hAnsi="Cambria Math"/>
+                </w:rPr>
+                <m:t>7</m:t>
+              </m:r>
+            </m:e>
+          </m:rad>
+          <m:r>
+            <w:rPr>
+              <w:rFonts w:ascii="Cambria Math" w:eastAsiaTheme="minorEastAsia" w:hAnsi="Cambria Math"/>
+            </w:rPr>
+            <m:t>=2.646</m:t>
+          </m:r>
+          <m:r>
+            <w:rPr>
+              <w:rFonts w:eastAsiaTheme="minorEastAsia"/>
+              <w:i/>
+            </w:rPr>
+            <w:br/>
+          </m:r>
+        </m:oMath>
+      </m:oMathPara>
+    </w:p>
+    <w:p>
+      <w:pPr>
+        <w:rPr>
+          <w:rFonts w:eastAsiaTheme="minorEastAsia"/>
+        </w:rPr>
+      </w:pPr>
+      <w:r>
+        <w:rPr>
+          <w:rFonts w:eastAsiaTheme="minorEastAsia"/>
+        </w:rPr>
+        <w:t>Coefficient of variation:</w:t>
+      </w:r>
+    </w:p>
+    <w:p>
+      <w:pPr>
+        <w:rPr>
+          <w:rFonts w:eastAsiaTheme="minorEastAsia"/>
+        </w:rPr>
+      </w:pPr>
+      <m:oMathPara>
+        <m:oMath>
+          <m:r>
+            <w:rPr>
+              <w:rFonts w:ascii="Cambria Math" w:eastAsiaTheme="minorEastAsia" w:hAnsi="Cambria Math"/>
+            </w:rPr>
+            <m:t>C</m:t>
+          </m:r>
+          <m:sSub>
+            <m:sSubPr>
+              <m:ctrlPr>
+                <w:rPr>
+                  <w:rFonts w:ascii="Cambria Math" w:eastAsiaTheme="minorEastAsia" w:hAnsi="Cambria Math"/>
+                </w:rPr>
+              </m:ctrlPr>
+            </m:sSubPr>
+            <m:e>
+              <m:r>
+                <w:rPr>
+                  <w:rFonts w:ascii="Cambria Math" w:eastAsiaTheme="minorEastAsia" w:hAnsi="Cambria Math"/>
+                </w:rPr>
+                <m:t>V</m:t>
+              </m:r>
+            </m:e>
+            <m:sub>
+              <m:r>
+                <m:rPr>
+                  <m:nor/>
+                </m:rPr>
+                <w:rPr>
+                  <w:rFonts w:eastAsiaTheme="minorEastAsia"/>
+                </w:rPr>
+                <m:t>Reliance</m:t>
+              </m:r>
+            </m:sub>
+          </m:sSub>
+          <m:r>
+            <w:rPr>
+              <w:rFonts w:ascii="Cambria Math" w:eastAsiaTheme="minorEastAsia" w:hAnsi="Cambria Math"/>
+            </w:rPr>
+            <m:t>=</m:t>
+          </m:r>
+          <m:f>
+            <m:fPr>
+              <m:ctrlPr>
+                <w:rPr>
+                  <w:rFonts w:ascii="Cambria Math" w:eastAsiaTheme="minorEastAsia" w:hAnsi="Cambria Math"/>
+                </w:rPr>
+              </m:ctrlPr>
+            </m:fPr>
+            <m:num>
+              <m:r>
+                <w:rPr>
+                  <w:rFonts w:ascii="Cambria Math" w:eastAsiaTheme="minorEastAsia" w:hAnsi="Cambria Math"/>
+                </w:rPr>
+                <m:t>2.646</m:t>
+              </m:r>
+            </m:num>
+            <m:den>
+              <m:r>
+                <w:rPr>
+                  <w:rFonts w:ascii="Cambria Math" w:eastAsiaTheme="minorEastAsia" w:hAnsi="Cambria Math"/>
+                </w:rPr>
+                <m:t>53</m:t>
+              </m:r>
+            </m:den>
+          </m:f>
+          <m:r>
+            <w:rPr>
+              <w:rFonts w:ascii="Cambria Math" w:eastAsiaTheme="minorEastAsia" w:hAnsi="Cambria Math"/>
+            </w:rPr>
+            <m:t>×100≈4.99%</m:t>
+          </m:r>
+          <m:r>
+            <w:rPr>
+              <w:rFonts w:eastAsiaTheme="minorEastAsia"/>
+              <w:i/>
+            </w:rPr>
+            <w:br/>
+          </m:r>
+        </m:oMath>
+      </m:oMathPara>
+    </w:p>
+    <w:p>
+      <w:pPr>
+        <w:rPr>
+          <w:rFonts w:eastAsiaTheme="minorEastAsia"/>
+        </w:rPr>
+      </w:pPr>
+      <w:r>
+        <w:rPr>
+          <w:rFonts w:eastAsiaTheme="minorEastAsia"/>
+        </w:rPr>
+        <w:pict w14:anchorId="7F64B17D">
+          <v:rect id="_x0000_i1051" style="width:0;height:.75pt" o:hralign="center" o:hrstd="t" o:hr="t" fillcolor="#a0a0a0" stroked="f"/>
+        </w:pict>
+      </w:r>
+    </w:p>
+    <w:p>
+      <w:pPr>
+        <w:rPr>
+          <w:rFonts w:eastAsiaTheme="minorEastAsia"/>
+          <w:b/>
+          <w:bCs/>
+        </w:rPr>
+      </w:pPr>
+      <w:r>
+        <w:rPr>
+          <w:rFonts w:eastAsiaTheme="minorEastAsia"/>
+          <w:b/>
+          <w:bCs/>
+        </w:rPr>
+        <w:t>2. JIO</w:t>
+      </w:r>
+    </w:p>
+    <w:p>
+      <w:pPr>
+        <w:rPr>
+          <w:rFonts w:eastAsiaTheme="minorEastAsia"/>
+        </w:rPr>
+      </w:pPr>
+      <w:r>
+        <w:rPr>
+          <w:rFonts w:eastAsiaTheme="minorEastAsia"/>
+        </w:rPr>
+        <w:t>Prices:</w:t>
+      </w:r>
+    </w:p>
+    <w:p>
+      <w:pPr>
+        <w:rPr>
+          <w:rFonts w:eastAsiaTheme="minorEastAsia"/>
+        </w:rPr>
+      </w:pPr>
+      <m:oMathPara>
+        <m:oMath>
+          <m:r>
+            <w:rPr>
+              <w:rFonts w:ascii="Cambria Math" w:eastAsiaTheme="minorEastAsia" w:hAnsi="Cambria Math"/>
+            </w:rPr>
+            <m:t>108,107,105,105,106,107,104,103,104,101</m:t>
+          </m:r>
+          <m:r>
+            <w:rPr>
+              <w:rFonts w:eastAsiaTheme="minorEastAsia"/>
+              <w:i/>
+            </w:rPr>
+            <w:br/>
+          </m:r>
+        </m:oMath>
+      </m:oMathPara>
+    </w:p>
+    <w:p>
+      <w:pPr>
+        <w:rPr>
+          <w:rFonts w:eastAsiaTheme="minorEastAsia"/>
+        </w:rPr>
+      </w:pPr>
+      <w:r>
+        <w:rPr>
+          <w:rFonts w:eastAsiaTheme="minorEastAsia"/>
+        </w:rPr>
+        <w:t>Mean:</w:t>
+      </w:r>
+    </w:p>
+    <w:p>
+      <w:pPr>
+        <w:rPr>
+          <w:rFonts w:eastAsiaTheme="minorEastAsia"/>
+        </w:rPr>
+      </w:pPr>
+      <m:oMathPara>
+        <m:oMath>
+          <m:acc>
+            <m:accPr>
+              <m:chr m:val="̅"/>
+              <m:ctrlPr>
+                <w:rPr>
+                  <w:rFonts w:ascii="Cambria Math" w:eastAsiaTheme="minorEastAsia" w:hAnsi="Cambria Math"/>
+                </w:rPr>
+              </m:ctrlPr>
+            </m:accPr>
+            <m:e>
+              <m:r>
+                <w:rPr>
+                  <w:rFonts w:ascii="Cambria Math" w:eastAsiaTheme="minorEastAsia" w:hAnsi="Cambria Math"/>
+                </w:rPr>
+                <m:t>y</m:t>
+              </m:r>
+            </m:e>
+          </m:acc>
+          <m:r>
+            <w:rPr>
+              <w:rFonts w:ascii="Cambria Math" w:eastAsiaTheme="minorEastAsia" w:hAnsi="Cambria Math"/>
+            </w:rPr>
+            <m:t>=</m:t>
+          </m:r>
+          <m:f>
+            <m:fPr>
+              <m:ctrlPr>
+                <w:rPr>
+                  <w:rFonts w:ascii="Cambria Math" w:eastAsiaTheme="minorEastAsia" w:hAnsi="Cambria Math"/>
+                </w:rPr>
+              </m:ctrlPr>
+            </m:fPr>
+            <m:num>
+              <m:r>
+                <w:rPr>
+                  <w:rFonts w:ascii="Cambria Math" w:eastAsiaTheme="minorEastAsia" w:hAnsi="Cambria Math"/>
+                </w:rPr>
+                <m:t>108+107+105+105+106+107+104+103+104+101</m:t>
+              </m:r>
+            </m:num>
+            <m:den>
+              <m:r>
+                <w:rPr>
+                  <w:rFonts w:ascii="Cambria Math" w:eastAsiaTheme="minorEastAsia" w:hAnsi="Cambria Math"/>
+                </w:rPr>
+                <m:t>10</m:t>
+              </m:r>
+            </m:den>
+          </m:f>
+          <m:r>
+            <w:rPr>
+              <w:rFonts w:ascii="Cambria Math" w:eastAsiaTheme="minorEastAsia" w:hAnsi="Cambria Math"/>
+            </w:rPr>
+            <m:t>=</m:t>
+          </m:r>
+          <m:f>
+            <m:fPr>
+              <m:ctrlPr>
+                <w:rPr>
+                  <w:rFonts w:ascii="Cambria Math" w:eastAsiaTheme="minorEastAsia" w:hAnsi="Cambria Math"/>
+                </w:rPr>
+              </m:ctrlPr>
+            </m:fPr>
+            <m:num>
+              <m:r>
+                <w:rPr>
+                  <w:rFonts w:ascii="Cambria Math" w:eastAsiaTheme="minorEastAsia" w:hAnsi="Cambria Math"/>
+                </w:rPr>
+                <m:t>1050</m:t>
+              </m:r>
+            </m:num>
+            <m:den>
+              <m:r>
+                <w:rPr>
+                  <w:rFonts w:ascii="Cambria Math" w:eastAsiaTheme="minorEastAsia" w:hAnsi="Cambria Math"/>
+                </w:rPr>
+                <m:t>10</m:t>
+              </m:r>
+            </m:den>
+          </m:f>
+          <m:r>
+            <w:rPr>
+              <w:rFonts w:ascii="Cambria Math" w:eastAsiaTheme="minorEastAsia" w:hAnsi="Cambria Math"/>
+            </w:rPr>
+            <m:t>=105</m:t>
+          </m:r>
+          <m:r>
+            <w:rPr>
+              <w:rFonts w:eastAsiaTheme="minorEastAsia"/>
+              <w:i/>
+            </w:rPr>
+            <w:br/>
+          </m:r>
+        </m:oMath>
+      </m:oMathPara>
+    </w:p>
+    <w:p>
+      <w:pPr>
+        <w:rPr>
+          <w:rFonts w:eastAsiaTheme="minorEastAsia"/>
+        </w:rPr>
+      </w:pPr>
+      <w:r>
+        <w:rPr>
+          <w:rFonts w:eastAsiaTheme="minorEastAsia"/>
+        </w:rPr>
+        <w:t>Deviations from mean:</w:t>
+      </w:r>
+    </w:p>
+    <w:p>
+      <w:pPr>
+        <w:rPr>
+          <w:rFonts w:eastAsiaTheme="minorEastAsia"/>
+        </w:rPr>
+      </w:pPr>
+      <m:oMathPara>
+        <m:oMath>
+          <m:r>
+            <w:rPr>
+              <w:rFonts w:ascii="Cambria Math" w:eastAsiaTheme="minorEastAsia" w:hAnsi="Cambria Math"/>
+            </w:rPr>
+            <m:t>3,2,0,0,1,2,-1,-2,-1,-4</m:t>
+          </m:r>
+          <m:r>
+            <w:rPr>
+              <w:rFonts w:eastAsiaTheme="minorEastAsia"/>
+              <w:i/>
+            </w:rPr>
+            <w:br/>
+          </m:r>
+        </m:oMath>
+      </m:oMathPara>
+    </w:p>
+    <w:p>
+      <w:pPr>
+        <w:rPr>
+          <w:rFonts w:eastAsiaTheme="minorEastAsia"/>
+        </w:rPr>
+      </w:pPr>
+      <w:r>
+        <w:rPr>
+          <w:rFonts w:eastAsiaTheme="minorEastAsia"/>
+        </w:rPr>
+        <w:t>Squares:</w:t>
+      </w:r>
+    </w:p>
+    <w:p>
+      <w:pPr>
+        <w:rPr>
+          <w:rFonts w:eastAsiaTheme="minorEastAsia"/>
+        </w:rPr>
+      </w:pPr>
+      <m:oMathPara>
+        <m:oMath>
+          <m:r>
+            <w:rPr>
+              <w:rFonts w:ascii="Cambria Math" w:eastAsiaTheme="minorEastAsia" w:hAnsi="Cambria Math"/>
+            </w:rPr>
+            <m:t>9,4,0,0,1,4,1,4,1,16</m:t>
+          </m:r>
+          <m:r>
+            <w:rPr>
+              <w:rFonts w:eastAsiaTheme="minorEastAsia"/>
+              <w:i/>
+            </w:rPr>
+            <w:br/>
+          </m:r>
+        </m:oMath>
+        <m:oMath>
+          <m:nary>
+            <m:naryPr>
+              <m:chr m:val="∑"/>
+              <m:grow m:val="1"/>
+              <m:subHide m:val="1"/>
+              <m:supHide m:val="1"/>
+              <m:ctrlPr>
+                <w:rPr>
+                  <w:rFonts w:ascii="Cambria Math" w:eastAsiaTheme="minorEastAsia" w:hAnsi="Cambria Math"/>
+                </w:rPr>
+              </m:ctrlPr>
+            </m:naryPr>
+            <m:sub/>
+            <m:sup/>
+            <m:e>
+              <m:r>
+                <w:rPr>
+                  <w:rFonts w:ascii="Cambria Math" w:eastAsiaTheme="minorEastAsia" w:hAnsi="Cambria Math"/>
+                </w:rPr>
+                <m:t>(</m:t>
+              </m:r>
+            </m:e>
+          </m:nary>
+          <m:d>
+            <m:dPr>
+              <m:begChr m:val=""/>
+              <m:endChr m:val=""/>
+              <m:ctrlPr>
+                <w:rPr>
+                  <w:rFonts w:ascii="Cambria Math" w:eastAsiaTheme="minorEastAsia" w:hAnsi="Cambria Math"/>
+                </w:rPr>
+              </m:ctrlPr>
+            </m:dPr>
+            <m:e>
+              <m:r>
+                <w:rPr>
+                  <w:rFonts w:ascii="Cambria Math" w:eastAsiaTheme="minorEastAsia" w:hAnsi="Cambria Math"/>
+                </w:rPr>
+                <m:t>y-</m:t>
+              </m:r>
+              <m:acc>
+                <m:accPr>
+                  <m:chr m:val="̅"/>
+                  <m:ctrlPr>
+                    <w:rPr>
+                      <w:rFonts w:ascii="Cambria Math" w:eastAsiaTheme="minorEastAsia" w:hAnsi="Cambria Math"/>
+                    </w:rPr>
+                  </m:ctrlPr>
+                </m:accPr>
+                <m:e>
+                  <m:r>
+                    <w:rPr>
+                      <w:rFonts w:ascii="Cambria Math" w:eastAsiaTheme="minorEastAsia" w:hAnsi="Cambria Math"/>
+                    </w:rPr>
+                    <m:t>y</m:t>
+                  </m:r>
+                </m:e>
+              </m:acc>
+              <m:sSup>
+                <m:sSupPr>
+                  <m:ctrlPr>
+                    <w:rPr>
+                      <w:rFonts w:ascii="Cambria Math" w:eastAsiaTheme="minorEastAsia" w:hAnsi="Cambria Math"/>
+                    </w:rPr>
+                  </m:ctrlPr>
+                </m:sSupPr>
+                <m:e>
+                  <m:d>
+                    <m:dPr>
+                      <m:begChr m:val=""/>
+                      <m:endChr m:val=""/>
+                      <m:ctrlPr>
+                        <w:rPr>
+                          <w:rFonts w:ascii="Cambria Math" w:eastAsiaTheme="minorEastAsia" w:hAnsi="Cambria Math"/>
+                        </w:rPr>
+                      </m:ctrlPr>
+                    </m:dPr>
+                    <m:e>
+                      <m:r>
+                        <w:rPr>
+                          <w:rFonts w:ascii="Cambria Math" w:eastAsiaTheme="minorEastAsia" w:hAnsi="Cambria Math"/>
+                        </w:rPr>
+                        <m:t>)</m:t>
+                      </m:r>
+                    </m:e>
+                  </m:d>
+                </m:e>
+                <m:sup>
+                  <m:r>
+                    <w:rPr>
+                      <w:rFonts w:ascii="Cambria Math" w:eastAsiaTheme="minorEastAsia" w:hAnsi="Cambria Math"/>
+                    </w:rPr>
+                    <m:t>2</m:t>
+                  </m:r>
+                </m:sup>
+              </m:sSup>
+              <m:r>
+                <w:rPr>
+                  <w:rFonts w:ascii="Cambria Math" w:eastAsiaTheme="minorEastAsia" w:hAnsi="Cambria Math"/>
+                </w:rPr>
+                <m:t>=40</m:t>
+              </m:r>
+            </m:e>
+          </m:d>
+          <m:r>
+            <w:rPr>
+              <w:rFonts w:eastAsiaTheme="minorEastAsia"/>
+            </w:rPr>
+            <w:br/>
+          </m:r>
+        </m:oMath>
+      </m:oMathPara>
+    </w:p>
+    <w:p>
+      <w:pPr>
+        <w:rPr>
+          <w:rFonts w:eastAsiaTheme="minorEastAsia"/>
+        </w:rPr>
+      </w:pPr>
+      <w:r>
+        <w:rPr>
+          <w:rFonts w:eastAsiaTheme="minorEastAsia"/>
+        </w:rPr>
+        <w:t>Population standard deviation:</w:t>
+      </w:r>
+    </w:p>
+    <w:p>
+      <w:pPr>
+        <w:rPr>
+          <w:rFonts w:eastAsiaTheme="minorEastAsia"/>
+        </w:rPr>
+      </w:pPr>
+      <m:oMathPara>
+        <m:oMath>
+          <m:r>
+            <w:rPr>
+              <w:rFonts w:ascii="Cambria Math" w:eastAsiaTheme="minorEastAsia" w:hAnsi="Cambria Math"/>
+            </w:rPr>
+            <w:lastRenderedPageBreak/>
+            <m:t>σ=</m:t>
+          </m:r>
+          <m:rad>
+            <m:radPr>
+              <m:degHide m:val="1"/>
+              <m:ctrlPr>
+                <w:rPr>
+                  <w:rFonts w:ascii="Cambria Math" w:eastAsiaTheme="minorEastAsia" w:hAnsi="Cambria Math"/>
+                </w:rPr>
+              </m:ctrlPr>
+            </m:radPr>
+            <m:deg/>
+            <m:e>
+              <m:f>
+                <m:fPr>
+                  <m:ctrlPr>
+                    <w:rPr>
+                      <w:rFonts w:ascii="Cambria Math" w:eastAsiaTheme="minorEastAsia" w:hAnsi="Cambria Math"/>
+                    </w:rPr>
+                  </m:ctrlPr>
+                </m:fPr>
+                <m:num>
+                  <m:r>
+                    <w:rPr>
+                      <w:rFonts w:ascii="Cambria Math" w:eastAsiaTheme="minorEastAsia" w:hAnsi="Cambria Math"/>
+                    </w:rPr>
+                    <m:t>40</m:t>
+                  </m:r>
+                </m:num>
+                <m:den>
+                  <m:r>
+                    <w:rPr>
+                      <w:rFonts w:ascii="Cambria Math" w:eastAsiaTheme="minorEastAsia" w:hAnsi="Cambria Math"/>
+                    </w:rPr>
+                    <m:t>10</m:t>
+                  </m:r>
+                </m:den>
+              </m:f>
+            </m:e>
+          </m:rad>
+          <m:r>
+            <w:rPr>
+              <w:rFonts w:ascii="Cambria Math" w:eastAsiaTheme="minorEastAsia" w:hAnsi="Cambria Math"/>
+            </w:rPr>
+            <m:t>=</m:t>
+          </m:r>
+          <m:rad>
+            <m:radPr>
+              <m:degHide m:val="1"/>
+              <m:ctrlPr>
+                <w:rPr>
+                  <w:rFonts w:ascii="Cambria Math" w:eastAsiaTheme="minorEastAsia" w:hAnsi="Cambria Math"/>
+                </w:rPr>
+              </m:ctrlPr>
+            </m:radPr>
+            <m:deg/>
+            <m:e>
+              <m:r>
+                <w:rPr>
+                  <w:rFonts w:ascii="Cambria Math" w:eastAsiaTheme="minorEastAsia" w:hAnsi="Cambria Math"/>
+                </w:rPr>
+                <m:t>4</m:t>
+              </m:r>
+            </m:e>
+          </m:rad>
+          <m:r>
+            <w:rPr>
+              <w:rFonts w:ascii="Cambria Math" w:eastAsiaTheme="minorEastAsia" w:hAnsi="Cambria Math"/>
+            </w:rPr>
+            <m:t>=2</m:t>
+          </m:r>
+          <m:r>
+            <w:rPr>
+              <w:rFonts w:eastAsiaTheme="minorEastAsia"/>
+              <w:i/>
+            </w:rPr>
+            <w:br/>
+          </m:r>
+        </m:oMath>
+      </m:oMathPara>
+    </w:p>
+    <w:p>
+      <w:pPr>
+        <w:rPr>
+          <w:rFonts w:eastAsiaTheme="minorEastAsia"/>
+        </w:rPr>
+      </w:pPr>
+      <w:r>
+        <w:rPr>
+          <w:rFonts w:eastAsiaTheme="minorEastAsia"/>
+        </w:rPr>
+        <w:t>Coefficient of variation:</w:t>
+      </w:r>
+    </w:p>
+    <w:p>
+      <w:pPr>
+        <w:rPr>
+          <w:rFonts w:eastAsiaTheme="minorEastAsia"/>
+        </w:rPr>
+      </w:pPr>
+      <m:oMathPara>
+        <m:oMath>
+          <m:r>
+            <w:rPr>
+              <w:rFonts w:ascii="Cambria Math" w:eastAsiaTheme="minorEastAsia" w:hAnsi="Cambria Math"/>
+            </w:rPr>
+            <m:t>C</m:t>
+          </m:r>
+          <m:sSub>
+            <m:sSubPr>
+              <m:ctrlPr>
+                <w:rPr>
+                  <w:rFonts w:ascii="Cambria Math" w:eastAsiaTheme="minorEastAsia" w:hAnsi="Cambria Math"/>
+                </w:rPr>
+              </m:ctrlPr>
+            </m:sSubPr>
+            <m:e>
+              <m:r>
+                <w:rPr>
+                  <w:rFonts w:ascii="Cambria Math" w:eastAsiaTheme="minorEastAsia" w:hAnsi="Cambria Math"/>
+                </w:rPr>
+                <m:t>V</m:t>
+              </m:r>
+            </m:e>
+            <m:sub>
+              <m:r>
+                <m:rPr>
+                  <m:nor/>
+                </m:rPr>
+                <w:rPr>
+                  <w:rFonts w:eastAsiaTheme="minorEastAsia"/>
+                </w:rPr>
+                <m:t>JIO</m:t>
+              </m:r>
+            </m:sub>
+          </m:sSub>
+          <m:r>
+            <w:rPr>
+              <w:rFonts w:ascii="Cambria Math" w:eastAsiaTheme="minorEastAsia" w:hAnsi="Cambria Math"/>
+            </w:rPr>
+            <m:t>=</m:t>
+          </m:r>
+          <m:f>
+            <m:fPr>
+              <m:ctrlPr>
+                <w:rPr>
+                  <w:rFonts w:ascii="Cambria Math" w:eastAsiaTheme="minorEastAsia" w:hAnsi="Cambria Math"/>
+                </w:rPr>
+              </m:ctrlPr>
+            </m:fPr>
+            <m:num>
+              <m:r>
+                <w:rPr>
+                  <w:rFonts w:ascii="Cambria Math" w:eastAsiaTheme="minorEastAsia" w:hAnsi="Cambria Math"/>
+                </w:rPr>
+                <m:t>2</m:t>
+              </m:r>
+            </m:num>
+            <m:den>
+              <m:r>
+                <w:rPr>
+                  <w:rFonts w:ascii="Cambria Math" w:eastAsiaTheme="minorEastAsia" w:hAnsi="Cambria Math"/>
+                </w:rPr>
+                <m:t>105</m:t>
+              </m:r>
+            </m:den>
+          </m:f>
+          <m:r>
+            <w:rPr>
+              <w:rFonts w:ascii="Cambria Math" w:eastAsiaTheme="minorEastAsia" w:hAnsi="Cambria Math"/>
+            </w:rPr>
+            <m:t>×100≈1.90%</m:t>
+          </m:r>
+          <m:r>
+            <w:rPr>
+              <w:rFonts w:eastAsiaTheme="minorEastAsia"/>
+              <w:i/>
+            </w:rPr>
+            <w:br/>
+          </m:r>
+        </m:oMath>
+      </m:oMathPara>
+    </w:p>
+    <w:p>
+      <w:pPr>
+        <w:rPr>
+          <w:rFonts w:eastAsiaTheme="minorEastAsia"/>
+        </w:rPr>
+      </w:pPr>
+      <w:r>
+        <w:rPr>
+          <w:rFonts w:eastAsiaTheme="minorEastAsia"/>
+        </w:rPr>
+        <w:pict w14:anchorId="54F9F68E">
+          <v:rect id="_x0000_i1052" style="width:0;height:.75pt" o:hralign="center" o:hrstd="t" o:hr="t" fillcolor="#a0a0a0" stroked="f"/>
+        </w:pict>
+      </w:r>
+    </w:p>
+    <w:p>
+      <w:pPr>
+        <w:rPr>
+          <w:rFonts w:eastAsiaTheme="minorEastAsia"/>
+          <w:b/>
+          <w:bCs/>
+        </w:rPr>
+      </w:pPr>
+      <w:r>
+        <w:rPr>
+          <w:rFonts w:eastAsiaTheme="minorEastAsia"/>
+          <w:b/>
+          <w:bCs/>
+        </w:rPr>
+        <w:t>Conclusion</w:t>
+      </w:r>
+    </w:p>
+    <w:p>
+      <w:pPr>
+        <w:rPr>
+          <w:rFonts w:eastAsiaTheme="minorEastAsia"/>
+        </w:rPr>
+      </w:pPr>
+      <m:oMathPara>
+        <m:oMath>
+          <m:r>
+            <w:rPr>
+              <w:rFonts w:ascii="Cambria Math" w:eastAsiaTheme="minorEastAsia" w:hAnsi="Cambria Math"/>
+            </w:rPr>
+            <m:t>C</m:t>
+          </m:r>
+          <m:sSub>
+            <m:sSubPr>
+              <m:ctrlPr>
+                <w:rPr>
+                  <w:rFonts w:ascii="Cambria Math" w:eastAsiaTheme="minorEastAsia" w:hAnsi="Cambria Math"/>
+                </w:rPr>
+              </m:ctrlPr>
+            </m:sSubPr>
+            <m:e>
+              <m:r>
+                <w:rPr>
+                  <w:rFonts w:ascii="Cambria Math" w:eastAsiaTheme="minorEastAsia" w:hAnsi="Cambria Math"/>
+                </w:rPr>
+                <m:t>V</m:t>
+              </m:r>
+            </m:e>
+            <m:sub>
+              <m:r>
+                <m:rPr>
+                  <m:nor/>
+                </m:rPr>
+                <w:rPr>
+                  <w:rFonts w:eastAsiaTheme="minorEastAsia"/>
+                </w:rPr>
+                <m:t>Reliance</m:t>
+              </m:r>
+            </m:sub>
+          </m:sSub>
+          <m:r>
+            <w:rPr>
+              <w:rFonts w:ascii="Cambria Math" w:eastAsiaTheme="minorEastAsia" w:hAnsi="Cambria Math"/>
+            </w:rPr>
+            <m:t>≈4.99%</m:t>
+          </m:r>
+          <m:r>
+            <w:rPr>
+              <w:rFonts w:eastAsiaTheme="minorEastAsia"/>
+              <w:i/>
+            </w:rPr>
+            <w:br/>
+          </m:r>
+        </m:oMath>
+        <m:oMath>
+          <m:r>
+            <w:rPr>
+              <w:rFonts w:ascii="Cambria Math" w:eastAsiaTheme="minorEastAsia" w:hAnsi="Cambria Math"/>
+            </w:rPr>
+            <m:t>C</m:t>
+          </m:r>
+          <m:sSub>
+            <m:sSubPr>
+              <m:ctrlPr>
+                <w:rPr>
+                  <w:rFonts w:ascii="Cambria Math" w:eastAsiaTheme="minorEastAsia" w:hAnsi="Cambria Math"/>
+                </w:rPr>
+              </m:ctrlPr>
+            </m:sSubPr>
+            <m:e>
+              <m:r>
+                <w:rPr>
+                  <w:rFonts w:ascii="Cambria Math" w:eastAsiaTheme="minorEastAsia" w:hAnsi="Cambria Math"/>
+                </w:rPr>
+                <m:t>V</m:t>
+              </m:r>
+            </m:e>
+            <m:sub>
+              <m:r>
+                <m:rPr>
+                  <m:nor/>
+                </m:rPr>
+                <w:rPr>
+                  <w:rFonts w:eastAsiaTheme="minorEastAsia"/>
+                </w:rPr>
+                <m:t>JIO</m:t>
+              </m:r>
+            </m:sub>
+          </m:sSub>
+          <m:r>
+            <w:rPr>
+              <w:rFonts w:ascii="Cambria Math" w:eastAsiaTheme="minorEastAsia" w:hAnsi="Cambria Math"/>
+            </w:rPr>
+            <m:t>≈1.90%</m:t>
+          </m:r>
+          <m:r>
+            <w:rPr>
+              <w:rFonts w:eastAsiaTheme="minorEastAsia"/>
+              <w:i/>
+            </w:rPr>
+            <w:br/>
+          </m:r>
+        </m:oMath>
+      </m:oMathPara>
+    </w:p>
+    <w:p>
+      <w:pPr>
+        <w:rPr>
+          <w:rFonts w:eastAsiaTheme="minorEastAsia"/>
+        </w:rPr>
+      </w:pPr>
+      <w:r>
+        <w:rPr>
+          <w:rFonts w:eastAsiaTheme="minorEastAsia"/>
+        </w:rPr>
+        <w:t>Since</w:t>
+      </w:r>
+    </w:p>
+    <w:p>
+      <w:pPr>
+        <w:rPr>
+          <w:rFonts w:eastAsiaTheme="minorEastAsia"/>
+        </w:rPr>
+      </w:pPr>
+      <m:oMathPara>
+        <m:oMath>
+          <m:r>
+            <w:rPr>
+              <w:rFonts w:ascii="Cambria Math" w:eastAsiaTheme="minorEastAsia" w:hAnsi="Cambria Math"/>
+            </w:rPr>
+            <m:t>C</m:t>
+          </m:r>
+          <m:sSub>
+            <m:sSubPr>
+              <m:ctrlPr>
+                <w:rPr>
+                  <w:rFonts w:ascii="Cambria Math" w:eastAsiaTheme="minorEastAsia" w:hAnsi="Cambria Math"/>
+                </w:rPr>
+              </m:ctrlPr>
+            </m:sSubPr>
+            <m:e>
+              <m:r>
+                <w:rPr>
+                  <w:rFonts w:ascii="Cambria Math" w:eastAsiaTheme="minorEastAsia" w:hAnsi="Cambria Math"/>
+                </w:rPr>
+                <m:t>V</m:t>
+              </m:r>
+            </m:e>
+            <m:sub>
+              <m:r>
+                <m:rPr>
+                  <m:nor/>
+                </m:rPr>
+                <w:rPr>
+                  <w:rFonts w:eastAsiaTheme="minorEastAsia"/>
+                </w:rPr>
+                <m:t>JIO</m:t>
+              </m:r>
+            </m:sub>
+          </m:sSub>
+          <m:r>
+            <w:rPr>
+              <w:rFonts w:ascii="Cambria Math" w:eastAsiaTheme="minorEastAsia" w:hAnsi="Cambria Math"/>
+            </w:rPr>
+            <m:t>&lt;C</m:t>
+          </m:r>
+          <m:sSub>
+            <m:sSubPr>
+              <m:ctrlPr>
+                <w:rPr>
+                  <w:rFonts w:ascii="Cambria Math" w:eastAsiaTheme="minorEastAsia" w:hAnsi="Cambria Math"/>
+                </w:rPr>
+              </m:ctrlPr>
+            </m:sSubPr>
+            <m:e>
+              <m:r>
+                <w:rPr>
+                  <w:rFonts w:ascii="Cambria Math" w:eastAsiaTheme="minorEastAsia" w:hAnsi="Cambria Math"/>
+                </w:rPr>
+                <m:t>V</m:t>
+              </m:r>
+            </m:e>
+            <m:sub>
+              <m:r>
+                <m:rPr>
+                  <m:nor/>
+                </m:rPr>
+                <w:rPr>
+                  <w:rFonts w:eastAsiaTheme="minorEastAsia"/>
+                </w:rPr>
+                <m:t>Reliance</m:t>
+              </m:r>
+            </m:sub>
+          </m:sSub>
+          <m:r>
+            <w:rPr>
+              <w:rFonts w:eastAsiaTheme="minorEastAsia"/>
+            </w:rPr>
+            <w:br/>
+          </m:r>
+        </m:oMath>
+        <m:oMath>
+          <m:borderBox>
+            <m:borderBoxPr>
+              <m:ctrlPr>
+                <w:rPr>
+                  <w:rFonts w:ascii="Cambria Math" w:eastAsiaTheme="minorEastAsia" w:hAnsi="Cambria Math"/>
+                </w:rPr>
+              </m:ctrlPr>
+            </m:borderBoxPr>
+            <m:e>
+              <m:r>
+                <m:rPr>
+                  <m:nor/>
+                </m:rPr>
+                <w:rPr>
+                  <w:rFonts w:eastAsiaTheme="minorEastAsia"/>
+                </w:rPr>
+                <m:t>JIO is more stable in value.</m:t>
+              </m:r>
+            </m:e>
+          </m:borderBox>
+          <m:r>
+            <w:rPr>
+              <w:rFonts w:eastAsiaTheme="minorEastAsia"/>
+            </w:rPr>
+            <w:br/>
+          </m:r>
+        </m:oMath>
+      </m:oMathPara>
     </w:p>
     <w:sectPr>
       <w:pgSz w:w="11906" w:h="16838"/>
@@ -36724,119 +43763,6 @@
     </w:lvl>
   </w:abstractNum>
   <w:abstractNum w:abstractNumId="30" w15:restartNumberingAfterBreak="0">
-    <w:nsid w:val="3D193887"/>
-    <w:multiLevelType w:val="hybridMultilevel"/>
-    <w:tmpl w:val="B3D2EFCE"/>
-    <w:lvl w:ilvl="0" w:tplc="40090001">
-      <w:start w:val="1"/>
-      <w:numFmt w:val="bullet"/>
-      <w:lvlText w:val=""/>
-      <w:lvlJc w:val="left"/>
-      <w:pPr>
-        <w:ind w:left="720" w:hanging="360"/>
-      </w:pPr>
-      <w:rPr>
-        <w:rFonts w:ascii="Symbol" w:hAnsi="Symbol" w:hint="default"/>
-      </w:rPr>
-    </w:lvl>
-    <w:lvl w:ilvl="1" w:tplc="40090003" w:tentative="1">
-      <w:start w:val="1"/>
-      <w:numFmt w:val="bullet"/>
-      <w:lvlText w:val="o"/>
-      <w:lvlJc w:val="left"/>
-      <w:pPr>
-        <w:ind w:left="1440" w:hanging="360"/>
-      </w:pPr>
-      <w:rPr>
-        <w:rFonts w:ascii="Courier New" w:hAnsi="Courier New" w:cs="Courier New" w:hint="default"/>
-      </w:rPr>
-    </w:lvl>
-    <w:lvl w:ilvl="2" w:tplc="40090005" w:tentative="1">
-      <w:start w:val="1"/>
-      <w:numFmt w:val="bullet"/>
-      <w:lvlText w:val=""/>
-      <w:lvlJc w:val="left"/>
-      <w:pPr>
-        <w:ind w:left="2160" w:hanging="360"/>
-      </w:pPr>
-      <w:rPr>
-        <w:rFonts w:ascii="Wingdings" w:hAnsi="Wingdings" w:hint="default"/>
-      </w:rPr>
-    </w:lvl>
-    <w:lvl w:ilvl="3" w:tplc="40090001" w:tentative="1">
-      <w:start w:val="1"/>
-      <w:numFmt w:val="bullet"/>
-      <w:lvlText w:val=""/>
-      <w:lvlJc w:val="left"/>
-      <w:pPr>
-        <w:ind w:left="2880" w:hanging="360"/>
-      </w:pPr>
-      <w:rPr>
-        <w:rFonts w:ascii="Symbol" w:hAnsi="Symbol" w:hint="default"/>
-      </w:rPr>
-    </w:lvl>
-    <w:lvl w:ilvl="4" w:tplc="40090003" w:tentative="1">
-      <w:start w:val="1"/>
-      <w:numFmt w:val="bullet"/>
-      <w:lvlText w:val="o"/>
-      <w:lvlJc w:val="left"/>
-      <w:pPr>
-        <w:ind w:left="3600" w:hanging="360"/>
-      </w:pPr>
-      <w:rPr>
-        <w:rFonts w:ascii="Courier New" w:hAnsi="Courier New" w:cs="Courier New" w:hint="default"/>
-      </w:rPr>
-    </w:lvl>
-    <w:lvl w:ilvl="5" w:tplc="40090005" w:tentative="1">
-      <w:start w:val="1"/>
-      <w:numFmt w:val="bullet"/>
-      <w:lvlText w:val=""/>
-      <w:lvlJc w:val="left"/>
-      <w:pPr>
-        <w:ind w:left="4320" w:hanging="360"/>
-      </w:pPr>
-      <w:rPr>
-        <w:rFonts w:ascii="Wingdings" w:hAnsi="Wingdings" w:hint="default"/>
-      </w:rPr>
-    </w:lvl>
-    <w:lvl w:ilvl="6" w:tplc="40090001" w:tentative="1">
-      <w:start w:val="1"/>
-      <w:numFmt w:val="bullet"/>
-      <w:lvlText w:val=""/>
-      <w:lvlJc w:val="left"/>
-      <w:pPr>
-        <w:ind w:left="5040" w:hanging="360"/>
-      </w:pPr>
-      <w:rPr>
-        <w:rFonts w:ascii="Symbol" w:hAnsi="Symbol" w:hint="default"/>
-      </w:rPr>
-    </w:lvl>
-    <w:lvl w:ilvl="7" w:tplc="40090003" w:tentative="1">
-      <w:start w:val="1"/>
-      <w:numFmt w:val="bullet"/>
-      <w:lvlText w:val="o"/>
-      <w:lvlJc w:val="left"/>
-      <w:pPr>
-        <w:ind w:left="5760" w:hanging="360"/>
-      </w:pPr>
-      <w:rPr>
-        <w:rFonts w:ascii="Courier New" w:hAnsi="Courier New" w:cs="Courier New" w:hint="default"/>
-      </w:rPr>
-    </w:lvl>
-    <w:lvl w:ilvl="8" w:tplc="40090005" w:tentative="1">
-      <w:start w:val="1"/>
-      <w:numFmt w:val="bullet"/>
-      <w:lvlText w:val=""/>
-      <w:lvlJc w:val="left"/>
-      <w:pPr>
-        <w:ind w:left="6480" w:hanging="360"/>
-      </w:pPr>
-      <w:rPr>
-        <w:rFonts w:ascii="Wingdings" w:hAnsi="Wingdings" w:hint="default"/>
-      </w:rPr>
-    </w:lvl>
-  </w:abstractNum>
-  <w:abstractNum w:abstractNumId="31" w15:restartNumberingAfterBreak="0">
     <w:nsid w:val="3FA677EF"/>
     <w:multiLevelType w:val="hybridMultilevel"/>
     <w:tmpl w:val="F144535C"/>
@@ -36922,7 +43848,7 @@
       </w:pPr>
     </w:lvl>
   </w:abstractNum>
-  <w:abstractNum w:abstractNumId="32" w15:restartNumberingAfterBreak="0">
+  <w:abstractNum w:abstractNumId="31" w15:restartNumberingAfterBreak="0">
     <w:nsid w:val="405244CD"/>
     <w:multiLevelType w:val="hybridMultilevel"/>
     <w:tmpl w:val="4F8E4916"/>
@@ -36934,6 +43860,95 @@
       <w:pPr>
         <w:ind w:left="720" w:hanging="360"/>
       </w:pPr>
+    </w:lvl>
+    <w:lvl w:ilvl="1" w:tplc="40090019" w:tentative="1">
+      <w:start w:val="1"/>
+      <w:numFmt w:val="lowerLetter"/>
+      <w:lvlText w:val="%2."/>
+      <w:lvlJc w:val="left"/>
+      <w:pPr>
+        <w:ind w:left="1440" w:hanging="360"/>
+      </w:pPr>
+    </w:lvl>
+    <w:lvl w:ilvl="2" w:tplc="4009001B" w:tentative="1">
+      <w:start w:val="1"/>
+      <w:numFmt w:val="lowerRoman"/>
+      <w:lvlText w:val="%3."/>
+      <w:lvlJc w:val="right"/>
+      <w:pPr>
+        <w:ind w:left="2160" w:hanging="180"/>
+      </w:pPr>
+    </w:lvl>
+    <w:lvl w:ilvl="3" w:tplc="4009000F" w:tentative="1">
+      <w:start w:val="1"/>
+      <w:numFmt w:val="decimal"/>
+      <w:lvlText w:val="%4."/>
+      <w:lvlJc w:val="left"/>
+      <w:pPr>
+        <w:ind w:left="2880" w:hanging="360"/>
+      </w:pPr>
+    </w:lvl>
+    <w:lvl w:ilvl="4" w:tplc="40090019" w:tentative="1">
+      <w:start w:val="1"/>
+      <w:numFmt w:val="lowerLetter"/>
+      <w:lvlText w:val="%5."/>
+      <w:lvlJc w:val="left"/>
+      <w:pPr>
+        <w:ind w:left="3600" w:hanging="360"/>
+      </w:pPr>
+    </w:lvl>
+    <w:lvl w:ilvl="5" w:tplc="4009001B" w:tentative="1">
+      <w:start w:val="1"/>
+      <w:numFmt w:val="lowerRoman"/>
+      <w:lvlText w:val="%6."/>
+      <w:lvlJc w:val="right"/>
+      <w:pPr>
+        <w:ind w:left="4320" w:hanging="180"/>
+      </w:pPr>
+    </w:lvl>
+    <w:lvl w:ilvl="6" w:tplc="4009000F" w:tentative="1">
+      <w:start w:val="1"/>
+      <w:numFmt w:val="decimal"/>
+      <w:lvlText w:val="%7."/>
+      <w:lvlJc w:val="left"/>
+      <w:pPr>
+        <w:ind w:left="5040" w:hanging="360"/>
+      </w:pPr>
+    </w:lvl>
+    <w:lvl w:ilvl="7" w:tplc="40090019" w:tentative="1">
+      <w:start w:val="1"/>
+      <w:numFmt w:val="lowerLetter"/>
+      <w:lvlText w:val="%8."/>
+      <w:lvlJc w:val="left"/>
+      <w:pPr>
+        <w:ind w:left="5760" w:hanging="360"/>
+      </w:pPr>
+    </w:lvl>
+    <w:lvl w:ilvl="8" w:tplc="4009001B" w:tentative="1">
+      <w:start w:val="1"/>
+      <w:numFmt w:val="lowerRoman"/>
+      <w:lvlText w:val="%9."/>
+      <w:lvlJc w:val="right"/>
+      <w:pPr>
+        <w:ind w:left="6480" w:hanging="180"/>
+      </w:pPr>
+    </w:lvl>
+  </w:abstractNum>
+  <w:abstractNum w:abstractNumId="32" w15:restartNumberingAfterBreak="0">
+    <w:nsid w:val="40E546E8"/>
+    <w:multiLevelType w:val="hybridMultilevel"/>
+    <w:tmpl w:val="0FB29F7E"/>
+    <w:lvl w:ilvl="0" w:tplc="3DA67254">
+      <w:start w:val="5"/>
+      <w:numFmt w:val="lowerRoman"/>
+      <w:lvlText w:val="%1."/>
+      <w:lvlJc w:val="right"/>
+      <w:pPr>
+        <w:ind w:left="1440" w:hanging="360"/>
+      </w:pPr>
+      <w:rPr>
+        <w:rFonts w:hint="default"/>
+      </w:rPr>
     </w:lvl>
     <w:lvl w:ilvl="1" w:tplc="40090019" w:tentative="1">
       <w:start w:val="1"/>
@@ -37124,8 +44139,8 @@
   <w:abstractNum w:abstractNumId="34" w15:restartNumberingAfterBreak="0">
     <w:nsid w:val="45477E46"/>
     <w:multiLevelType w:val="hybridMultilevel"/>
-    <w:tmpl w:val="BF28E002"/>
-    <w:lvl w:ilvl="0" w:tplc="FFFFFFFF">
+    <w:tmpl w:val="B87E4C86"/>
+    <w:lvl w:ilvl="0" w:tplc="4F1C3568">
       <w:start w:val="1"/>
       <w:numFmt w:val="lowerRoman"/>
       <w:lvlText w:val="%1."/>
@@ -37495,7 +44510,7 @@
   <w:abstractNum w:abstractNumId="38" w15:restartNumberingAfterBreak="0">
     <w:nsid w:val="4BBF32DE"/>
     <w:multiLevelType w:val="hybridMultilevel"/>
-    <w:tmpl w:val="BF28E002"/>
+    <w:tmpl w:val="3ADA2FA2"/>
     <w:lvl w:ilvl="0" w:tplc="4009001B">
       <w:start w:val="1"/>
       <w:numFmt w:val="lowerRoman"/>
@@ -37988,12 +45003,12 @@
   <w:abstractNum w:abstractNumId="43" w15:restartNumberingAfterBreak="0">
     <w:nsid w:val="54B02AAF"/>
     <w:multiLevelType w:val="hybridMultilevel"/>
-    <w:tmpl w:val="139A5414"/>
-    <w:lvl w:ilvl="0" w:tplc="4009000F">
-      <w:start w:val="1"/>
-      <w:numFmt w:val="decimal"/>
+    <w:tmpl w:val="8C169DD2"/>
+    <w:lvl w:ilvl="0" w:tplc="4009001B">
+      <w:start w:val="1"/>
+      <w:numFmt w:val="lowerRoman"/>
       <w:lvlText w:val="%1."/>
-      <w:lvlJc w:val="left"/>
+      <w:lvlJc w:val="right"/>
       <w:pPr>
         <w:ind w:left="720" w:hanging="360"/>
       </w:pPr>
@@ -40139,6 +47154,92 @@
     </w:lvl>
   </w:abstractNum>
   <w:abstractNum w:abstractNumId="65" w15:restartNumberingAfterBreak="0">
+    <w:nsid w:val="78354CF7"/>
+    <w:multiLevelType w:val="hybridMultilevel"/>
+    <w:tmpl w:val="FDAAF204"/>
+    <w:lvl w:ilvl="0" w:tplc="FFFFFFFF">
+      <w:start w:val="1"/>
+      <w:numFmt w:val="lowerRoman"/>
+      <w:lvlText w:val="%1."/>
+      <w:lvlJc w:val="right"/>
+      <w:pPr>
+        <w:ind w:left="720" w:hanging="360"/>
+      </w:pPr>
+    </w:lvl>
+    <w:lvl w:ilvl="1" w:tplc="FFFFFFFF">
+      <w:start w:val="1"/>
+      <w:numFmt w:val="lowerLetter"/>
+      <w:lvlText w:val="%2."/>
+      <w:lvlJc w:val="left"/>
+      <w:pPr>
+        <w:ind w:left="1440" w:hanging="360"/>
+      </w:pPr>
+    </w:lvl>
+    <w:lvl w:ilvl="2" w:tplc="FFFFFFFF" w:tentative="1">
+      <w:start w:val="1"/>
+      <w:numFmt w:val="lowerRoman"/>
+      <w:lvlText w:val="%3."/>
+      <w:lvlJc w:val="right"/>
+      <w:pPr>
+        <w:ind w:left="2160" w:hanging="180"/>
+      </w:pPr>
+    </w:lvl>
+    <w:lvl w:ilvl="3" w:tplc="FFFFFFFF" w:tentative="1">
+      <w:start w:val="1"/>
+      <w:numFmt w:val="decimal"/>
+      <w:lvlText w:val="%4."/>
+      <w:lvlJc w:val="left"/>
+      <w:pPr>
+        <w:ind w:left="2880" w:hanging="360"/>
+      </w:pPr>
+    </w:lvl>
+    <w:lvl w:ilvl="4" w:tplc="FFFFFFFF" w:tentative="1">
+      <w:start w:val="1"/>
+      <w:numFmt w:val="lowerLetter"/>
+      <w:lvlText w:val="%5."/>
+      <w:lvlJc w:val="left"/>
+      <w:pPr>
+        <w:ind w:left="3600" w:hanging="360"/>
+      </w:pPr>
+    </w:lvl>
+    <w:lvl w:ilvl="5" w:tplc="FFFFFFFF" w:tentative="1">
+      <w:start w:val="1"/>
+      <w:numFmt w:val="lowerRoman"/>
+      <w:lvlText w:val="%6."/>
+      <w:lvlJc w:val="right"/>
+      <w:pPr>
+        <w:ind w:left="4320" w:hanging="180"/>
+      </w:pPr>
+    </w:lvl>
+    <w:lvl w:ilvl="6" w:tplc="FFFFFFFF" w:tentative="1">
+      <w:start w:val="1"/>
+      <w:numFmt w:val="decimal"/>
+      <w:lvlText w:val="%7."/>
+      <w:lvlJc w:val="left"/>
+      <w:pPr>
+        <w:ind w:left="5040" w:hanging="360"/>
+      </w:pPr>
+    </w:lvl>
+    <w:lvl w:ilvl="7" w:tplc="FFFFFFFF" w:tentative="1">
+      <w:start w:val="1"/>
+      <w:numFmt w:val="lowerLetter"/>
+      <w:lvlText w:val="%8."/>
+      <w:lvlJc w:val="left"/>
+      <w:pPr>
+        <w:ind w:left="5760" w:hanging="360"/>
+      </w:pPr>
+    </w:lvl>
+    <w:lvl w:ilvl="8" w:tplc="FFFFFFFF" w:tentative="1">
+      <w:start w:val="1"/>
+      <w:numFmt w:val="lowerRoman"/>
+      <w:lvlText w:val="%9."/>
+      <w:lvlJc w:val="right"/>
+      <w:pPr>
+        <w:ind w:left="6480" w:hanging="180"/>
+      </w:pPr>
+    </w:lvl>
+  </w:abstractNum>
+  <w:abstractNum w:abstractNumId="66" w15:restartNumberingAfterBreak="0">
     <w:nsid w:val="787D215D"/>
     <w:multiLevelType w:val="hybridMultilevel"/>
     <w:tmpl w:val="6E66E1B4"/>
@@ -40227,7 +47328,7 @@
       </w:pPr>
     </w:lvl>
   </w:abstractNum>
-  <w:abstractNum w:abstractNumId="66" w15:restartNumberingAfterBreak="0">
+  <w:abstractNum w:abstractNumId="67" w15:restartNumberingAfterBreak="0">
     <w:nsid w:val="79741904"/>
     <w:multiLevelType w:val="hybridMultilevel"/>
     <w:tmpl w:val="D2E8A4E8"/>
@@ -40340,7 +47441,7 @@
       </w:rPr>
     </w:lvl>
   </w:abstractNum>
-  <w:abstractNum w:abstractNumId="67" w15:restartNumberingAfterBreak="0">
+  <w:abstractNum w:abstractNumId="68" w15:restartNumberingAfterBreak="0">
     <w:nsid w:val="7AB25B5B"/>
     <w:multiLevelType w:val="hybridMultilevel"/>
     <w:tmpl w:val="E5A0EAA8"/>
@@ -40453,7 +47554,7 @@
       </w:rPr>
     </w:lvl>
   </w:abstractNum>
-  <w:abstractNum w:abstractNumId="68" w15:restartNumberingAfterBreak="0">
+  <w:abstractNum w:abstractNumId="69" w15:restartNumberingAfterBreak="0">
     <w:nsid w:val="7AD45E11"/>
     <w:multiLevelType w:val="hybridMultilevel"/>
     <w:tmpl w:val="E23468B6"/>
@@ -40566,7 +47667,7 @@
       </w:rPr>
     </w:lvl>
   </w:abstractNum>
-  <w:abstractNum w:abstractNumId="69" w15:restartNumberingAfterBreak="0">
+  <w:abstractNum w:abstractNumId="70" w15:restartNumberingAfterBreak="0">
     <w:nsid w:val="7B8D34CF"/>
     <w:multiLevelType w:val="multilevel"/>
     <w:tmpl w:val="702834C8"/>
@@ -40715,7 +47816,7 @@
       </w:rPr>
     </w:lvl>
   </w:abstractNum>
-  <w:abstractNum w:abstractNumId="70" w15:restartNumberingAfterBreak="0">
+  <w:abstractNum w:abstractNumId="71" w15:restartNumberingAfterBreak="0">
     <w:nsid w:val="7F62291B"/>
     <w:multiLevelType w:val="hybridMultilevel"/>
     <w:tmpl w:val="B71640A2"/>
@@ -40817,7 +47918,7 @@
     <w:abstractNumId w:val="4"/>
   </w:num>
   <w:num w:numId="6" w16cid:durableId="674764127">
-    <w:abstractNumId w:val="69"/>
+    <w:abstractNumId w:val="70"/>
   </w:num>
   <w:num w:numId="7" w16cid:durableId="1366904678">
     <w:abstractNumId w:val="33"/>
@@ -40853,7 +47954,7 @@
     <w:abstractNumId w:val="11"/>
   </w:num>
   <w:num w:numId="18" w16cid:durableId="2101440695">
-    <w:abstractNumId w:val="65"/>
+    <w:abstractNumId w:val="66"/>
   </w:num>
   <w:num w:numId="19" w16cid:durableId="109252585">
     <w:abstractNumId w:val="14"/>
@@ -40880,7 +47981,7 @@
     <w:abstractNumId w:val="5"/>
   </w:num>
   <w:num w:numId="27" w16cid:durableId="611862714">
-    <w:abstractNumId w:val="31"/>
+    <w:abstractNumId w:val="30"/>
   </w:num>
   <w:num w:numId="28" w16cid:durableId="340668397">
     <w:abstractNumId w:val="42"/>
@@ -40907,7 +48008,7 @@
     <w:abstractNumId w:val="36"/>
   </w:num>
   <w:num w:numId="36" w16cid:durableId="1833788539">
-    <w:abstractNumId w:val="70"/>
+    <w:abstractNumId w:val="71"/>
   </w:num>
   <w:num w:numId="37" w16cid:durableId="846090408">
     <w:abstractNumId w:val="37"/>
@@ -40919,7 +48020,7 @@
     <w:abstractNumId w:val="35"/>
   </w:num>
   <w:num w:numId="40" w16cid:durableId="1307668086">
-    <w:abstractNumId w:val="67"/>
+    <w:abstractNumId w:val="68"/>
   </w:num>
   <w:num w:numId="41" w16cid:durableId="69272560">
     <w:abstractNumId w:val="40"/>
@@ -40943,7 +48044,7 @@
     <w:abstractNumId w:val="27"/>
   </w:num>
   <w:num w:numId="48" w16cid:durableId="175578605">
-    <w:abstractNumId w:val="32"/>
+    <w:abstractNumId w:val="31"/>
   </w:num>
   <w:num w:numId="49" w16cid:durableId="1351837453">
     <w:abstractNumId w:val="16"/>
@@ -40964,7 +48065,7 @@
     <w:abstractNumId w:val="7"/>
   </w:num>
   <w:num w:numId="55" w16cid:durableId="1318146393">
-    <w:abstractNumId w:val="68"/>
+    <w:abstractNumId w:val="69"/>
   </w:num>
   <w:num w:numId="56" w16cid:durableId="238488064">
     <w:abstractNumId w:val="46"/>
@@ -40997,24 +48098,27 @@
     <w:abstractNumId w:val="29"/>
   </w:num>
   <w:num w:numId="66" w16cid:durableId="1250774721">
-    <w:abstractNumId w:val="66"/>
+    <w:abstractNumId w:val="67"/>
   </w:num>
   <w:num w:numId="67" w16cid:durableId="420025537">
     <w:abstractNumId w:val="34"/>
   </w:num>
-  <w:num w:numId="68" w16cid:durableId="1806464025">
-    <w:abstractNumId w:val="30"/>
-  </w:num>
-  <w:num w:numId="69" w16cid:durableId="1913082699">
+  <w:num w:numId="68" w16cid:durableId="1913082699">
     <w:abstractNumId w:val="24"/>
   </w:num>
-  <w:num w:numId="70" w16cid:durableId="754593467">
+  <w:num w:numId="69" w16cid:durableId="754593467">
     <w:abstractNumId w:val="0"/>
   </w:num>
-  <w:num w:numId="71" w16cid:durableId="940918105">
+  <w:num w:numId="70" w16cid:durableId="940918105">
     <w:abstractNumId w:val="22"/>
   </w:num>
-  <w:numIdMacAtCleanup w:val="61"/>
+  <w:num w:numId="71" w16cid:durableId="940458523">
+    <w:abstractNumId w:val="32"/>
+  </w:num>
+  <w:num w:numId="72" w16cid:durableId="1483739441">
+    <w:abstractNumId w:val="65"/>
+  </w:num>
+  <w:numIdMacAtCleanup w:val="71"/>
 </w:numbering>
 </file>
 
@@ -41418,7 +48522,7 @@
   <w:style w:type="paragraph" w:default="1" w:styleId="Normal">
     <w:name w:val="Normal"/>
     <w:qFormat/>
-    <w:rsid w:val="00373502"/>
+    <w:rsid w:val="009F41BF"/>
   </w:style>
   <w:style w:type="paragraph" w:styleId="Heading1">
     <w:name w:val="heading 1"/>
@@ -41621,7 +48725,6 @@
   <w:style w:type="character" w:default="1" w:styleId="DefaultParagraphFont">
     <w:name w:val="Default Paragraph Font"/>
     <w:uiPriority w:val="1"/>
-    <w:semiHidden/>
     <w:unhideWhenUsed/>
   </w:style>
   <w:style w:type="table" w:default="1" w:styleId="TableNormal">

--- a/Financial Mathematics/notes.docx
+++ b/Financial Mathematics/notes.docx
@@ -35309,7 +35309,6 @@
           <m:r>
             <w:rPr>
               <w:rFonts w:eastAsiaTheme="minorEastAsia"/>
-              <w:i/>
             </w:rPr>
             <w:br/>
           </m:r>
@@ -36345,7 +36344,6 @@
           <m:r>
             <w:rPr>
               <w:rFonts w:eastAsiaTheme="minorEastAsia"/>
-              <w:i/>
             </w:rPr>
             <w:br/>
           </m:r>
@@ -36479,7 +36477,6 @@
           <m:r>
             <w:rPr>
               <w:rFonts w:eastAsiaTheme="minorEastAsia"/>
-              <w:i/>
             </w:rPr>
             <w:br/>
           </m:r>
@@ -36666,6 +36663,9 @@
             </m:e>
           </m:rad>
           <m:r>
+            <m:rPr>
+              <m:sty m:val="p"/>
+            </m:rPr>
             <w:rPr>
               <w:rFonts w:eastAsiaTheme="minorEastAsia"/>
             </w:rPr>
@@ -36837,7 +36837,6 @@
           <m:r>
             <w:rPr>
               <w:rFonts w:eastAsiaTheme="minorEastAsia"/>
-              <w:i/>
             </w:rPr>
             <w:br/>
           </m:r>
@@ -36870,6 +36869,9 @@
             </m:e>
           </m:borderBox>
           <m:r>
+            <m:rPr>
+              <m:sty m:val="p"/>
+            </m:rPr>
             <w:rPr>
               <w:rFonts w:eastAsiaTheme="minorEastAsia"/>
             </w:rPr>
@@ -37179,7 +37181,6 @@
           <m:r>
             <w:rPr>
               <w:rFonts w:eastAsiaTheme="minorEastAsia"/>
-              <w:i/>
             </w:rPr>
             <w:br/>
           </m:r>
@@ -37212,6 +37213,9 @@
             </m:e>
           </m:borderBox>
           <m:r>
+            <m:rPr>
+              <m:sty m:val="p"/>
+            </m:rPr>
             <w:rPr>
               <w:rFonts w:eastAsiaTheme="minorEastAsia"/>
             </w:rPr>
@@ -37558,7 +37562,6 @@
           <m:r>
             <w:rPr>
               <w:rFonts w:eastAsiaTheme="minorEastAsia"/>
-              <w:i/>
             </w:rPr>
             <w:br/>
           </m:r>
@@ -37644,7 +37647,6 @@
           <m:r>
             <w:rPr>
               <w:rFonts w:eastAsiaTheme="minorEastAsia"/>
-              <w:i/>
             </w:rPr>
             <w:br/>
           </m:r>
@@ -37730,7 +37732,6 @@
           <m:r>
             <w:rPr>
               <w:rFonts w:eastAsiaTheme="minorEastAsia"/>
-              <w:i/>
             </w:rPr>
             <w:br/>
           </m:r>
@@ -38050,6 +38051,9 @@
             </m:e>
           </m:d>
           <m:r>
+            <m:rPr>
+              <m:sty m:val="p"/>
+            </m:rPr>
             <w:rPr>
               <w:rFonts w:eastAsiaTheme="minorEastAsia"/>
             </w:rPr>
@@ -38161,7 +38165,6 @@
           <m:r>
             <w:rPr>
               <w:rFonts w:eastAsiaTheme="minorEastAsia"/>
-              <w:i/>
             </w:rPr>
             <w:br/>
           </m:r>
@@ -38185,6 +38188,9 @@
             </m:e>
           </m:borderBox>
           <m:r>
+            <m:rPr>
+              <m:sty m:val="p"/>
+            </m:rPr>
             <w:rPr>
               <w:rFonts w:eastAsiaTheme="minorEastAsia"/>
             </w:rPr>
@@ -38271,7 +38277,6 @@
           <m:r>
             <w:rPr>
               <w:rFonts w:eastAsiaTheme="minorEastAsia"/>
-              <w:i/>
             </w:rPr>
             <w:br/>
           </m:r>
@@ -38295,6 +38300,9 @@
             </m:e>
           </m:borderBox>
           <m:r>
+            <m:rPr>
+              <m:sty m:val="p"/>
+            </m:rPr>
             <w:rPr>
               <w:rFonts w:eastAsiaTheme="minorEastAsia"/>
             </w:rPr>
@@ -38981,7 +38989,7 @@
           <w:rFonts w:eastAsiaTheme="minorEastAsia"/>
         </w:rPr>
         <w:pict w14:anchorId="5F7D70F5">
-          <v:rect id="_x0000_i1049" style="width:0;height:.75pt" o:hralign="center" o:hrstd="t" o:hr="t" fillcolor="#a0a0a0" stroked="f"/>
+          <v:rect id="_x0000_i1025" style="width:0;height:.75pt" o:hralign="center" o:hrstd="t" o:hr="t" fillcolor="#a0a0a0" stroked="f"/>
         </w:pict>
       </w:r>
     </w:p>
@@ -39083,7 +39091,6 @@
           <m:r>
             <w:rPr>
               <w:rFonts w:eastAsiaTheme="minorEastAsia"/>
-              <w:i/>
             </w:rPr>
             <w:br/>
           </m:r>
@@ -39142,7 +39149,7 @@
           <w:rFonts w:eastAsiaTheme="minorEastAsia"/>
         </w:rPr>
         <w:pict w14:anchorId="6A635299">
-          <v:rect id="_x0000_i1050" style="width:0;height:.75pt" o:hralign="center" o:hrstd="t" o:hr="t" fillcolor="#a0a0a0" stroked="f"/>
+          <v:rect id="_x0000_i1026" style="width:0;height:.75pt" o:hralign="center" o:hrstd="t" o:hr="t" fillcolor="#a0a0a0" stroked="f"/>
         </w:pict>
       </w:r>
     </w:p>
@@ -39193,7 +39200,6 @@
           <m:r>
             <w:rPr>
               <w:rFonts w:eastAsiaTheme="minorEastAsia"/>
-              <w:i/>
             </w:rPr>
             <w:br/>
           </m:r>
@@ -39310,7 +39316,6 @@
           <m:r>
             <w:rPr>
               <w:rFonts w:eastAsiaTheme="minorEastAsia"/>
-              <w:i/>
             </w:rPr>
             <w:br/>
           </m:r>
@@ -39347,7 +39352,6 @@
           <m:r>
             <w:rPr>
               <w:rFonts w:eastAsiaTheme="minorEastAsia"/>
-              <w:i/>
             </w:rPr>
             <w:br/>
           </m:r>
@@ -39385,7 +39389,6 @@
           <m:r>
             <w:rPr>
               <w:rFonts w:eastAsiaTheme="minorEastAsia"/>
-              <w:i/>
             </w:rPr>
             <w:br/>
           </m:r>
@@ -39496,6 +39499,9 @@
             </m:e>
           </m:d>
           <m:r>
+            <m:rPr>
+              <m:sty m:val="p"/>
+            </m:rPr>
             <w:rPr>
               <w:rFonts w:eastAsiaTheme="minorEastAsia"/>
             </w:rPr>
@@ -39603,7 +39609,6 @@
           <m:r>
             <w:rPr>
               <w:rFonts w:eastAsiaTheme="minorEastAsia"/>
-              <w:i/>
             </w:rPr>
             <w:br/>
           </m:r>
@@ -39705,7 +39710,6 @@
           <m:r>
             <w:rPr>
               <w:rFonts w:eastAsiaTheme="minorEastAsia"/>
-              <w:i/>
             </w:rPr>
             <w:br/>
           </m:r>
@@ -39723,7 +39727,7 @@
           <w:rFonts w:eastAsiaTheme="minorEastAsia"/>
         </w:rPr>
         <w:pict w14:anchorId="7F64B17D">
-          <v:rect id="_x0000_i1051" style="width:0;height:.75pt" o:hralign="center" o:hrstd="t" o:hr="t" fillcolor="#a0a0a0" stroked="f"/>
+          <v:rect id="_x0000_i1027" style="width:0;height:.75pt" o:hralign="center" o:hrstd="t" o:hr="t" fillcolor="#a0a0a0" stroked="f"/>
         </w:pict>
       </w:r>
     </w:p>
@@ -39774,7 +39778,6 @@
           <m:r>
             <w:rPr>
               <w:rFonts w:eastAsiaTheme="minorEastAsia"/>
-              <w:i/>
             </w:rPr>
             <w:br/>
           </m:r>
@@ -39891,7 +39894,6 @@
           <m:r>
             <w:rPr>
               <w:rFonts w:eastAsiaTheme="minorEastAsia"/>
-              <w:i/>
             </w:rPr>
             <w:br/>
           </m:r>
@@ -39928,7 +39930,6 @@
           <m:r>
             <w:rPr>
               <w:rFonts w:eastAsiaTheme="minorEastAsia"/>
-              <w:i/>
             </w:rPr>
             <w:br/>
           </m:r>
@@ -39965,7 +39966,6 @@
           <m:r>
             <w:rPr>
               <w:rFonts w:eastAsiaTheme="minorEastAsia"/>
-              <w:i/>
             </w:rPr>
             <w:br/>
           </m:r>
@@ -40076,6 +40076,9 @@
             </m:e>
           </m:d>
           <m:r>
+            <m:rPr>
+              <m:sty m:val="p"/>
+            </m:rPr>
             <w:rPr>
               <w:rFonts w:eastAsiaTheme="minorEastAsia"/>
             </w:rPr>
@@ -40184,7 +40187,6 @@
           <m:r>
             <w:rPr>
               <w:rFonts w:eastAsiaTheme="minorEastAsia"/>
-              <w:i/>
             </w:rPr>
             <w:br/>
           </m:r>
@@ -40286,7 +40288,6 @@
           <m:r>
             <w:rPr>
               <w:rFonts w:eastAsiaTheme="minorEastAsia"/>
-              <w:i/>
             </w:rPr>
             <w:br/>
           </m:r>
@@ -40304,7 +40305,7 @@
           <w:rFonts w:eastAsiaTheme="minorEastAsia"/>
         </w:rPr>
         <w:pict w14:anchorId="54F9F68E">
-          <v:rect id="_x0000_i1052" style="width:0;height:.75pt" o:hralign="center" o:hrstd="t" o:hr="t" fillcolor="#a0a0a0" stroked="f"/>
+          <v:rect id="_x0000_i1028" style="width:0;height:.75pt" o:hralign="center" o:hrstd="t" o:hr="t" fillcolor="#a0a0a0" stroked="f"/>
         </w:pict>
       </w:r>
     </w:p>
@@ -40376,7 +40377,6 @@
           <m:r>
             <w:rPr>
               <w:rFonts w:eastAsiaTheme="minorEastAsia"/>
-              <w:i/>
             </w:rPr>
             <w:br/>
           </m:r>
@@ -40425,7 +40425,6 @@
           <m:r>
             <w:rPr>
               <w:rFonts w:eastAsiaTheme="minorEastAsia"/>
-              <w:i/>
             </w:rPr>
             <w:br/>
           </m:r>
@@ -40522,6 +40521,9 @@
             </m:sub>
           </m:sSub>
           <m:r>
+            <m:rPr>
+              <m:sty m:val="p"/>
+            </m:rPr>
             <w:rPr>
               <w:rFonts w:eastAsiaTheme="minorEastAsia"/>
             </w:rPr>
@@ -40550,6 +40552,9 @@
             </m:e>
           </m:borderBox>
           <m:r>
+            <m:rPr>
+              <m:sty m:val="p"/>
+            </m:rPr>
             <w:rPr>
               <w:rFonts w:eastAsiaTheme="minorEastAsia"/>
             </w:rPr>
@@ -40557,6 +40562,5487 @@
           </m:r>
         </m:oMath>
       </m:oMathPara>
+    </w:p>
+    <w:p>
+      <w:pPr>
+        <w:rPr>
+          <w:rFonts w:eastAsiaTheme="minorEastAsia"/>
+        </w:rPr>
+      </w:pPr>
+      <w:r>
+        <w:rPr>
+          <w:rFonts w:eastAsiaTheme="minorEastAsia"/>
+        </w:rPr>
+        <w:t>30/10/2026</w:t>
+      </w:r>
+    </w:p>
+    <w:p>
+      <w:pPr>
+        <w:rPr>
+          <w:rFonts w:eastAsiaTheme="minorEastAsia"/>
+        </w:rPr>
+      </w:pPr>
+    </w:p>
+    <w:p>
+      <w:pPr>
+        <w:rPr>
+          <w:rFonts w:eastAsiaTheme="minorEastAsia"/>
+        </w:rPr>
+      </w:pPr>
+      <w:r>
+        <w:rPr>
+          <w:rFonts w:eastAsiaTheme="minorEastAsia"/>
+        </w:rPr>
+        <w:t>Correlation co-efficient</w:t>
+      </w:r>
+    </w:p>
+    <w:p>
+      <w:pPr>
+        <w:rPr>
+          <w:rFonts w:eastAsiaTheme="minorEastAsia"/>
+        </w:rPr>
+      </w:pPr>
+    </w:p>
+    <w:p>
+      <w:pPr>
+        <w:rPr>
+          <w:rFonts w:eastAsiaTheme="minorEastAsia"/>
+        </w:rPr>
+      </w:pPr>
+      <m:oMathPara>
+        <m:oMath>
+          <m:r>
+            <w:rPr>
+              <w:rFonts w:ascii="Cambria Math" w:eastAsiaTheme="minorEastAsia" w:hAnsi="Cambria Math"/>
+            </w:rPr>
+            <m:t>r=</m:t>
+          </m:r>
+          <m:f>
+            <m:fPr>
+              <m:ctrlPr>
+                <w:rPr>
+                  <w:rFonts w:ascii="Cambria Math" w:eastAsiaTheme="minorEastAsia" w:hAnsi="Cambria Math"/>
+                </w:rPr>
+              </m:ctrlPr>
+            </m:fPr>
+            <m:num>
+              <m:nary>
+                <m:naryPr>
+                  <m:chr m:val="∑"/>
+                  <m:limLoc m:val="undOvr"/>
+                  <m:ctrlPr>
+                    <w:rPr>
+                      <w:rFonts w:ascii="Cambria Math" w:eastAsiaTheme="minorEastAsia" w:hAnsi="Cambria Math"/>
+                    </w:rPr>
+                  </m:ctrlPr>
+                </m:naryPr>
+                <m:sub>
+                  <m:r>
+                    <w:rPr>
+                      <w:rFonts w:ascii="Cambria Math" w:eastAsiaTheme="minorEastAsia" w:hAnsi="Cambria Math"/>
+                    </w:rPr>
+                    <m:t>i=1</m:t>
+                  </m:r>
+                </m:sub>
+                <m:sup>
+                  <m:r>
+                    <w:rPr>
+                      <w:rFonts w:ascii="Cambria Math" w:eastAsiaTheme="minorEastAsia" w:hAnsi="Cambria Math"/>
+                    </w:rPr>
+                    <m:t>n</m:t>
+                  </m:r>
+                </m:sup>
+                <m:e>
+                  <m:d>
+                    <m:dPr>
+                      <m:ctrlPr>
+                        <w:rPr>
+                          <w:rFonts w:ascii="Cambria Math" w:eastAsiaTheme="minorEastAsia" w:hAnsi="Cambria Math"/>
+                        </w:rPr>
+                      </m:ctrlPr>
+                    </m:dPr>
+                    <m:e>
+                      <m:sSub>
+                        <m:sSubPr>
+                          <m:ctrlPr>
+                            <w:rPr>
+                              <w:rFonts w:ascii="Cambria Math" w:eastAsiaTheme="minorEastAsia" w:hAnsi="Cambria Math"/>
+                            </w:rPr>
+                          </m:ctrlPr>
+                        </m:sSubPr>
+                        <m:e>
+                          <m:r>
+                            <w:rPr>
+                              <w:rFonts w:ascii="Cambria Math" w:eastAsiaTheme="minorEastAsia" w:hAnsi="Cambria Math"/>
+                            </w:rPr>
+                            <m:t>x</m:t>
+                          </m:r>
+                        </m:e>
+                        <m:sub>
+                          <m:r>
+                            <w:rPr>
+                              <w:rFonts w:ascii="Cambria Math" w:eastAsiaTheme="minorEastAsia" w:hAnsi="Cambria Math"/>
+                            </w:rPr>
+                            <m:t>i</m:t>
+                          </m:r>
+                        </m:sub>
+                      </m:sSub>
+                      <m:r>
+                        <w:rPr>
+                          <w:rFonts w:ascii="Cambria Math" w:eastAsiaTheme="minorEastAsia" w:hAnsi="Cambria Math"/>
+                        </w:rPr>
+                        <m:t>-</m:t>
+                      </m:r>
+                      <m:acc>
+                        <m:accPr>
+                          <m:chr m:val="̅"/>
+                          <m:ctrlPr>
+                            <w:rPr>
+                              <w:rFonts w:ascii="Cambria Math" w:eastAsiaTheme="minorEastAsia" w:hAnsi="Cambria Math"/>
+                            </w:rPr>
+                          </m:ctrlPr>
+                        </m:accPr>
+                        <m:e>
+                          <m:r>
+                            <w:rPr>
+                              <w:rFonts w:ascii="Cambria Math" w:eastAsiaTheme="minorEastAsia" w:hAnsi="Cambria Math"/>
+                            </w:rPr>
+                            <m:t>x</m:t>
+                          </m:r>
+                        </m:e>
+                      </m:acc>
+                    </m:e>
+                  </m:d>
+                </m:e>
+              </m:nary>
+              <m:d>
+                <m:dPr>
+                  <m:ctrlPr>
+                    <w:rPr>
+                      <w:rFonts w:ascii="Cambria Math" w:eastAsiaTheme="minorEastAsia" w:hAnsi="Cambria Math"/>
+                    </w:rPr>
+                  </m:ctrlPr>
+                </m:dPr>
+                <m:e>
+                  <m:sSub>
+                    <m:sSubPr>
+                      <m:ctrlPr>
+                        <w:rPr>
+                          <w:rFonts w:ascii="Cambria Math" w:eastAsiaTheme="minorEastAsia" w:hAnsi="Cambria Math"/>
+                        </w:rPr>
+                      </m:ctrlPr>
+                    </m:sSubPr>
+                    <m:e>
+                      <m:r>
+                        <w:rPr>
+                          <w:rFonts w:ascii="Cambria Math" w:eastAsiaTheme="minorEastAsia" w:hAnsi="Cambria Math"/>
+                        </w:rPr>
+                        <m:t>y</m:t>
+                      </m:r>
+                    </m:e>
+                    <m:sub>
+                      <m:r>
+                        <w:rPr>
+                          <w:rFonts w:ascii="Cambria Math" w:eastAsiaTheme="minorEastAsia" w:hAnsi="Cambria Math"/>
+                        </w:rPr>
+                        <m:t>i</m:t>
+                      </m:r>
+                    </m:sub>
+                  </m:sSub>
+                  <m:r>
+                    <w:rPr>
+                      <w:rFonts w:ascii="Cambria Math" w:eastAsiaTheme="minorEastAsia" w:hAnsi="Cambria Math"/>
+                    </w:rPr>
+                    <m:t>-</m:t>
+                  </m:r>
+                  <m:acc>
+                    <m:accPr>
+                      <m:chr m:val="̅"/>
+                      <m:ctrlPr>
+                        <w:rPr>
+                          <w:rFonts w:ascii="Cambria Math" w:eastAsiaTheme="minorEastAsia" w:hAnsi="Cambria Math"/>
+                        </w:rPr>
+                      </m:ctrlPr>
+                    </m:accPr>
+                    <m:e>
+                      <m:r>
+                        <w:rPr>
+                          <w:rFonts w:ascii="Cambria Math" w:eastAsiaTheme="minorEastAsia" w:hAnsi="Cambria Math"/>
+                        </w:rPr>
+                        <m:t>y</m:t>
+                      </m:r>
+                    </m:e>
+                  </m:acc>
+                </m:e>
+              </m:d>
+            </m:num>
+            <m:den>
+              <m:rad>
+                <m:radPr>
+                  <m:degHide m:val="1"/>
+                  <m:ctrlPr>
+                    <w:rPr>
+                      <w:rFonts w:ascii="Cambria Math" w:eastAsiaTheme="minorEastAsia" w:hAnsi="Cambria Math"/>
+                    </w:rPr>
+                  </m:ctrlPr>
+                </m:radPr>
+                <m:deg/>
+                <m:e>
+                  <m:nary>
+                    <m:naryPr>
+                      <m:chr m:val="∑"/>
+                      <m:limLoc m:val="undOvr"/>
+                      <m:ctrlPr>
+                        <w:rPr>
+                          <w:rFonts w:ascii="Cambria Math" w:eastAsiaTheme="minorEastAsia" w:hAnsi="Cambria Math"/>
+                        </w:rPr>
+                      </m:ctrlPr>
+                    </m:naryPr>
+                    <m:sub>
+                      <m:r>
+                        <w:rPr>
+                          <w:rFonts w:ascii="Cambria Math" w:eastAsiaTheme="minorEastAsia" w:hAnsi="Cambria Math"/>
+                        </w:rPr>
+                        <m:t>i=1</m:t>
+                      </m:r>
+                    </m:sub>
+                    <m:sup>
+                      <m:r>
+                        <w:rPr>
+                          <w:rFonts w:ascii="Cambria Math" w:eastAsiaTheme="minorEastAsia" w:hAnsi="Cambria Math"/>
+                        </w:rPr>
+                        <m:t>n</m:t>
+                      </m:r>
+                    </m:sup>
+                    <m:e>
+                      <m:sSup>
+                        <m:sSupPr>
+                          <m:ctrlPr>
+                            <w:rPr>
+                              <w:rFonts w:ascii="Cambria Math" w:eastAsiaTheme="minorEastAsia" w:hAnsi="Cambria Math"/>
+                            </w:rPr>
+                          </m:ctrlPr>
+                        </m:sSupPr>
+                        <m:e>
+                          <m:d>
+                            <m:dPr>
+                              <m:ctrlPr>
+                                <w:rPr>
+                                  <w:rFonts w:ascii="Cambria Math" w:eastAsiaTheme="minorEastAsia" w:hAnsi="Cambria Math"/>
+                                </w:rPr>
+                              </m:ctrlPr>
+                            </m:dPr>
+                            <m:e>
+                              <m:sSub>
+                                <m:sSubPr>
+                                  <m:ctrlPr>
+                                    <w:rPr>
+                                      <w:rFonts w:ascii="Cambria Math" w:eastAsiaTheme="minorEastAsia" w:hAnsi="Cambria Math"/>
+                                    </w:rPr>
+                                  </m:ctrlPr>
+                                </m:sSubPr>
+                                <m:e>
+                                  <m:r>
+                                    <w:rPr>
+                                      <w:rFonts w:ascii="Cambria Math" w:eastAsiaTheme="minorEastAsia" w:hAnsi="Cambria Math"/>
+                                    </w:rPr>
+                                    <m:t>x</m:t>
+                                  </m:r>
+                                </m:e>
+                                <m:sub>
+                                  <m:r>
+                                    <w:rPr>
+                                      <w:rFonts w:ascii="Cambria Math" w:eastAsiaTheme="minorEastAsia" w:hAnsi="Cambria Math"/>
+                                    </w:rPr>
+                                    <m:t>i</m:t>
+                                  </m:r>
+                                </m:sub>
+                              </m:sSub>
+                              <m:r>
+                                <w:rPr>
+                                  <w:rFonts w:ascii="Cambria Math" w:eastAsiaTheme="minorEastAsia" w:hAnsi="Cambria Math"/>
+                                </w:rPr>
+                                <m:t>-</m:t>
+                              </m:r>
+                              <m:acc>
+                                <m:accPr>
+                                  <m:chr m:val="̅"/>
+                                  <m:ctrlPr>
+                                    <w:rPr>
+                                      <w:rFonts w:ascii="Cambria Math" w:eastAsiaTheme="minorEastAsia" w:hAnsi="Cambria Math"/>
+                                    </w:rPr>
+                                  </m:ctrlPr>
+                                </m:accPr>
+                                <m:e>
+                                  <m:r>
+                                    <w:rPr>
+                                      <w:rFonts w:ascii="Cambria Math" w:eastAsiaTheme="minorEastAsia" w:hAnsi="Cambria Math"/>
+                                    </w:rPr>
+                                    <m:t>x</m:t>
+                                  </m:r>
+                                </m:e>
+                              </m:acc>
+                            </m:e>
+                          </m:d>
+                        </m:e>
+                        <m:sup>
+                          <m:r>
+                            <w:rPr>
+                              <w:rFonts w:ascii="Cambria Math" w:eastAsiaTheme="minorEastAsia" w:hAnsi="Cambria Math"/>
+                            </w:rPr>
+                            <m:t>2</m:t>
+                          </m:r>
+                        </m:sup>
+                      </m:sSup>
+                    </m:e>
+                  </m:nary>
+                </m:e>
+              </m:rad>
+              <m:rad>
+                <m:radPr>
+                  <m:degHide m:val="1"/>
+                  <m:ctrlPr>
+                    <w:rPr>
+                      <w:rFonts w:ascii="Cambria Math" w:eastAsiaTheme="minorEastAsia" w:hAnsi="Cambria Math"/>
+                    </w:rPr>
+                  </m:ctrlPr>
+                </m:radPr>
+                <m:deg/>
+                <m:e>
+                  <m:nary>
+                    <m:naryPr>
+                      <m:chr m:val="∑"/>
+                      <m:limLoc m:val="undOvr"/>
+                      <m:ctrlPr>
+                        <w:rPr>
+                          <w:rFonts w:ascii="Cambria Math" w:eastAsiaTheme="minorEastAsia" w:hAnsi="Cambria Math"/>
+                        </w:rPr>
+                      </m:ctrlPr>
+                    </m:naryPr>
+                    <m:sub>
+                      <m:r>
+                        <w:rPr>
+                          <w:rFonts w:ascii="Cambria Math" w:eastAsiaTheme="minorEastAsia" w:hAnsi="Cambria Math"/>
+                        </w:rPr>
+                        <m:t>i=1</m:t>
+                      </m:r>
+                    </m:sub>
+                    <m:sup>
+                      <m:r>
+                        <w:rPr>
+                          <w:rFonts w:ascii="Cambria Math" w:eastAsiaTheme="minorEastAsia" w:hAnsi="Cambria Math"/>
+                        </w:rPr>
+                        <m:t>n</m:t>
+                      </m:r>
+                    </m:sup>
+                    <m:e>
+                      <m:sSup>
+                        <m:sSupPr>
+                          <m:ctrlPr>
+                            <w:rPr>
+                              <w:rFonts w:ascii="Cambria Math" w:eastAsiaTheme="minorEastAsia" w:hAnsi="Cambria Math"/>
+                            </w:rPr>
+                          </m:ctrlPr>
+                        </m:sSupPr>
+                        <m:e>
+                          <m:d>
+                            <m:dPr>
+                              <m:ctrlPr>
+                                <w:rPr>
+                                  <w:rFonts w:ascii="Cambria Math" w:eastAsiaTheme="minorEastAsia" w:hAnsi="Cambria Math"/>
+                                </w:rPr>
+                              </m:ctrlPr>
+                            </m:dPr>
+                            <m:e>
+                              <m:sSub>
+                                <m:sSubPr>
+                                  <m:ctrlPr>
+                                    <w:rPr>
+                                      <w:rFonts w:ascii="Cambria Math" w:eastAsiaTheme="minorEastAsia" w:hAnsi="Cambria Math"/>
+                                    </w:rPr>
+                                  </m:ctrlPr>
+                                </m:sSubPr>
+                                <m:e>
+                                  <m:r>
+                                    <w:rPr>
+                                      <w:rFonts w:ascii="Cambria Math" w:eastAsiaTheme="minorEastAsia" w:hAnsi="Cambria Math"/>
+                                    </w:rPr>
+                                    <m:t>y</m:t>
+                                  </m:r>
+                                </m:e>
+                                <m:sub>
+                                  <m:r>
+                                    <w:rPr>
+                                      <w:rFonts w:ascii="Cambria Math" w:eastAsiaTheme="minorEastAsia" w:hAnsi="Cambria Math"/>
+                                    </w:rPr>
+                                    <m:t>i</m:t>
+                                  </m:r>
+                                </m:sub>
+                              </m:sSub>
+                              <m:r>
+                                <w:rPr>
+                                  <w:rFonts w:ascii="Cambria Math" w:eastAsiaTheme="minorEastAsia" w:hAnsi="Cambria Math"/>
+                                </w:rPr>
+                                <m:t>-</m:t>
+                              </m:r>
+                              <m:acc>
+                                <m:accPr>
+                                  <m:chr m:val="̅"/>
+                                  <m:ctrlPr>
+                                    <w:rPr>
+                                      <w:rFonts w:ascii="Cambria Math" w:eastAsiaTheme="minorEastAsia" w:hAnsi="Cambria Math"/>
+                                    </w:rPr>
+                                  </m:ctrlPr>
+                                </m:accPr>
+                                <m:e>
+                                  <m:r>
+                                    <w:rPr>
+                                      <w:rFonts w:ascii="Cambria Math" w:eastAsiaTheme="minorEastAsia" w:hAnsi="Cambria Math"/>
+                                    </w:rPr>
+                                    <m:t>y</m:t>
+                                  </m:r>
+                                </m:e>
+                              </m:acc>
+                            </m:e>
+                          </m:d>
+                        </m:e>
+                        <m:sup>
+                          <m:r>
+                            <w:rPr>
+                              <w:rFonts w:ascii="Cambria Math" w:eastAsiaTheme="minorEastAsia" w:hAnsi="Cambria Math"/>
+                            </w:rPr>
+                            <m:t>2</m:t>
+                          </m:r>
+                        </m:sup>
+                      </m:sSup>
+                    </m:e>
+                  </m:nary>
+                </m:e>
+              </m:rad>
+            </m:den>
+          </m:f>
+        </m:oMath>
+      </m:oMathPara>
+    </w:p>
+    <w:p>
+      <w:pPr>
+        <w:rPr>
+          <w:rFonts w:eastAsiaTheme="minorEastAsia"/>
+        </w:rPr>
+      </w:pPr>
+      <w:proofErr w:type="gramStart"/>
+      <w:r>
+        <w:rPr>
+          <w:rFonts w:eastAsiaTheme="minorEastAsia"/>
+        </w:rPr>
+        <w:t>Where</w:t>
+      </w:r>
+      <w:proofErr w:type="gramEnd"/>
+      <w:r>
+        <w:rPr>
+          <w:rFonts w:eastAsiaTheme="minorEastAsia"/>
+        </w:rPr>
+        <w:t xml:space="preserve">, </w:t>
+      </w:r>
+    </w:p>
+    <w:p>
+      <w:pPr>
+        <w:rPr>
+          <w:rFonts w:eastAsiaTheme="minorEastAsia"/>
+        </w:rPr>
+      </w:pPr>
+      <w:r>
+        <w:rPr>
+          <w:rFonts w:eastAsiaTheme="minorEastAsia"/>
+        </w:rPr>
+        <w:t>X = one data series (Rm)</w:t>
+      </w:r>
+    </w:p>
+    <w:p>
+      <w:pPr>
+        <w:rPr>
+          <w:rFonts w:eastAsiaTheme="minorEastAsia"/>
+        </w:rPr>
+      </w:pPr>
+      <w:r>
+        <w:rPr>
+          <w:rFonts w:eastAsiaTheme="minorEastAsia"/>
+        </w:rPr>
+        <w:t>Y = other data series (Ri)</w:t>
+      </w:r>
+    </w:p>
+    <w:p>
+      <w:pPr>
+        <w:rPr>
+          <w:rFonts w:eastAsiaTheme="minorEastAsia"/>
+        </w:rPr>
+      </w:pPr>
+      <w:r>
+        <w:rPr>
+          <w:rFonts w:eastAsiaTheme="minorEastAsia"/>
+        </w:rPr>
+        <w:t>N = number of observations</w:t>
+      </w:r>
+    </w:p>
+    <w:p>
+      <w:pPr>
+        <w:rPr>
+          <w:rFonts w:eastAsiaTheme="minorEastAsia"/>
+        </w:rPr>
+      </w:pPr>
+    </w:p>
+    <w:p>
+      <w:pPr>
+        <w:rPr>
+          <w:rFonts w:eastAsiaTheme="minorEastAsia"/>
+        </w:rPr>
+      </w:pPr>
+      <w:r>
+        <w:rPr>
+          <w:rFonts w:eastAsiaTheme="minorEastAsia"/>
+        </w:rPr>
+        <w:t xml:space="preserve">Q. </w:t>
+      </w:r>
+    </w:p>
+    <w:p>
+      <w:pPr>
+        <w:rPr>
+          <w:rFonts w:eastAsiaTheme="minorEastAsia"/>
+        </w:rPr>
+      </w:pPr>
+    </w:p>
+    <w:p>
+      <w:pPr>
+        <w:rPr>
+          <w:rFonts w:eastAsiaTheme="minorEastAsia"/>
+        </w:rPr>
+      </w:pPr>
+      <w:r>
+        <w:rPr>
+          <w:rFonts w:eastAsiaTheme="minorEastAsia"/>
+        </w:rPr>
+        <w:t>monthly return data (in percentage) are presented below:</w:t>
+      </w:r>
+    </w:p>
+    <w:p>
+      <w:pPr>
+        <w:rPr>
+          <w:rFonts w:eastAsiaTheme="minorEastAsia"/>
+        </w:rPr>
+      </w:pPr>
+      <w:r>
+        <w:rPr>
+          <w:rFonts w:eastAsiaTheme="minorEastAsia"/>
+        </w:rPr>
+        <w:t>for DLF Stock Returns and BSE national Index</w:t>
+      </w:r>
+    </w:p>
+    <w:p>
+      <w:pPr>
+        <w:rPr>
+          <w:rFonts w:eastAsiaTheme="minorEastAsia"/>
+        </w:rPr>
+      </w:pPr>
+    </w:p>
+    <w:p>
+      <w:pPr>
+        <w:rPr>
+          <w:rFonts w:eastAsiaTheme="minorEastAsia"/>
+        </w:rPr>
+      </w:pPr>
+      <w:r>
+        <w:rPr>
+          <w:rFonts w:eastAsiaTheme="minorEastAsia"/>
+        </w:rPr>
+        <w:lastRenderedPageBreak/>
+        <w:t xml:space="preserve">Monthly return data (in percentage) are presented below for </w:t>
+      </w:r>
+      <w:r>
+        <w:rPr>
+          <w:rFonts w:eastAsiaTheme="minorEastAsia"/>
+          <w:b/>
+          <w:bCs/>
+        </w:rPr>
+        <w:t>DLF stock returns</w:t>
+      </w:r>
+      <w:r>
+        <w:rPr>
+          <w:rFonts w:eastAsiaTheme="minorEastAsia"/>
+        </w:rPr>
+        <w:t xml:space="preserve"> and </w:t>
+      </w:r>
+      <w:r>
+        <w:rPr>
+          <w:rFonts w:eastAsiaTheme="minorEastAsia"/>
+          <w:b/>
+          <w:bCs/>
+        </w:rPr>
+        <w:t>BSE National Index</w:t>
+      </w:r>
+      <w:r>
+        <w:rPr>
+          <w:rFonts w:eastAsiaTheme="minorEastAsia"/>
+        </w:rPr>
+        <w:t>. Calculate the correlation coefficient.</w:t>
+      </w:r>
+    </w:p>
+    <w:tbl>
+      <w:tblPr>
+        <w:tblW w:w="0" w:type="auto"/>
+        <w:tblCellMar>
+          <w:top w:w="15" w:type="dxa"/>
+          <w:left w:w="15" w:type="dxa"/>
+          <w:bottom w:w="15" w:type="dxa"/>
+          <w:right w:w="15" w:type="dxa"/>
+        </w:tblCellMar>
+        <w:tblLook w:val="04A0" w:firstRow="1" w:lastRow="0" w:firstColumn="1" w:lastColumn="0" w:noHBand="0" w:noVBand="1"/>
+      </w:tblPr>
+      <w:tblGrid>
+        <w:gridCol w:w="905"/>
+        <w:gridCol w:w="1125"/>
+        <w:gridCol w:w="893"/>
+      </w:tblGrid>
+      <w:tr>
+        <w:trPr>
+          <w:tblHeader/>
+        </w:trPr>
+        <w:tc>
+          <w:tcPr>
+            <w:tcW w:w="0" w:type="auto"/>
+            <w:tcBorders>
+              <w:top w:val="nil"/>
+            </w:tcBorders>
+            <w:tcMar>
+              <w:top w:w="150" w:type="dxa"/>
+              <w:left w:w="0" w:type="dxa"/>
+              <w:bottom w:w="150" w:type="dxa"/>
+              <w:right w:w="240" w:type="dxa"/>
+            </w:tcMar>
+            <w:vAlign w:val="center"/>
+            <w:hideMark/>
+          </w:tcPr>
+          <w:p>
+            <w:pPr>
+              <w:rPr>
+                <w:rFonts w:eastAsiaTheme="minorEastAsia"/>
+              </w:rPr>
+            </w:pPr>
+            <w:r>
+              <w:rPr>
+                <w:rFonts w:eastAsiaTheme="minorEastAsia"/>
+              </w:rPr>
+              <w:t>Month</w:t>
+            </w:r>
+          </w:p>
+        </w:tc>
+        <w:tc>
+          <w:tcPr>
+            <w:tcW w:w="0" w:type="auto"/>
+            <w:tcBorders>
+              <w:top w:val="nil"/>
+            </w:tcBorders>
+            <w:tcMar>
+              <w:top w:w="150" w:type="dxa"/>
+              <w:left w:w="240" w:type="dxa"/>
+              <w:bottom w:w="150" w:type="dxa"/>
+              <w:right w:w="240" w:type="dxa"/>
+            </w:tcMar>
+            <w:vAlign w:val="center"/>
+            <w:hideMark/>
+          </w:tcPr>
+          <w:p>
+            <w:pPr>
+              <w:rPr>
+                <w:rFonts w:eastAsiaTheme="minorEastAsia"/>
+              </w:rPr>
+            </w:pPr>
+            <w:r>
+              <w:rPr>
+                <w:rFonts w:eastAsiaTheme="minorEastAsia"/>
+              </w:rPr>
+              <w:t>DLF</w:t>
+            </w:r>
+          </w:p>
+        </w:tc>
+        <w:tc>
+          <w:tcPr>
+            <w:tcW w:w="0" w:type="auto"/>
+            <w:tcBorders>
+              <w:top w:val="nil"/>
+            </w:tcBorders>
+            <w:tcMar>
+              <w:top w:w="150" w:type="dxa"/>
+              <w:left w:w="240" w:type="dxa"/>
+              <w:bottom w:w="150" w:type="dxa"/>
+              <w:right w:w="240" w:type="dxa"/>
+            </w:tcMar>
+            <w:vAlign w:val="center"/>
+            <w:hideMark/>
+          </w:tcPr>
+          <w:p>
+            <w:pPr>
+              <w:rPr>
+                <w:rFonts w:eastAsiaTheme="minorEastAsia"/>
+              </w:rPr>
+            </w:pPr>
+            <w:r>
+              <w:rPr>
+                <w:rFonts w:eastAsiaTheme="minorEastAsia"/>
+              </w:rPr>
+              <w:t>BSE</w:t>
+            </w:r>
+          </w:p>
+        </w:tc>
+      </w:tr>
+      <w:tr>
+        <w:tc>
+          <w:tcPr>
+            <w:tcW w:w="0" w:type="auto"/>
+            <w:tcMar>
+              <w:top w:w="150" w:type="dxa"/>
+              <w:left w:w="0" w:type="dxa"/>
+              <w:bottom w:w="150" w:type="dxa"/>
+              <w:right w:w="240" w:type="dxa"/>
+            </w:tcMar>
+            <w:vAlign w:val="center"/>
+            <w:hideMark/>
+          </w:tcPr>
+          <w:p>
+            <w:pPr>
+              <w:rPr>
+                <w:rFonts w:eastAsiaTheme="minorEastAsia"/>
+              </w:rPr>
+            </w:pPr>
+            <w:r>
+              <w:rPr>
+                <w:rFonts w:eastAsiaTheme="minorEastAsia"/>
+              </w:rPr>
+              <w:t>1</w:t>
+            </w:r>
+          </w:p>
+        </w:tc>
+        <w:tc>
+          <w:tcPr>
+            <w:tcW w:w="0" w:type="auto"/>
+            <w:tcMar>
+              <w:top w:w="150" w:type="dxa"/>
+              <w:left w:w="240" w:type="dxa"/>
+              <w:bottom w:w="150" w:type="dxa"/>
+              <w:right w:w="240" w:type="dxa"/>
+            </w:tcMar>
+            <w:vAlign w:val="center"/>
+            <w:hideMark/>
+          </w:tcPr>
+          <w:p>
+            <w:pPr>
+              <w:rPr>
+                <w:rFonts w:eastAsiaTheme="minorEastAsia"/>
+              </w:rPr>
+            </w:pPr>
+            <w:r>
+              <w:rPr>
+                <w:rFonts w:eastAsiaTheme="minorEastAsia"/>
+              </w:rPr>
+              <w:t>9.43</w:t>
+            </w:r>
+          </w:p>
+        </w:tc>
+        <w:tc>
+          <w:tcPr>
+            <w:tcW w:w="0" w:type="auto"/>
+            <w:tcMar>
+              <w:top w:w="150" w:type="dxa"/>
+              <w:left w:w="240" w:type="dxa"/>
+              <w:bottom w:w="150" w:type="dxa"/>
+              <w:right w:w="0" w:type="dxa"/>
+            </w:tcMar>
+            <w:vAlign w:val="center"/>
+            <w:hideMark/>
+          </w:tcPr>
+          <w:p>
+            <w:pPr>
+              <w:rPr>
+                <w:rFonts w:eastAsiaTheme="minorEastAsia"/>
+              </w:rPr>
+            </w:pPr>
+            <w:r>
+              <w:rPr>
+                <w:rFonts w:eastAsiaTheme="minorEastAsia"/>
+              </w:rPr>
+              <w:t>7.41</w:t>
+            </w:r>
+          </w:p>
+        </w:tc>
+      </w:tr>
+      <w:tr>
+        <w:tc>
+          <w:tcPr>
+            <w:tcW w:w="0" w:type="auto"/>
+            <w:tcMar>
+              <w:top w:w="150" w:type="dxa"/>
+              <w:left w:w="0" w:type="dxa"/>
+              <w:bottom w:w="150" w:type="dxa"/>
+              <w:right w:w="240" w:type="dxa"/>
+            </w:tcMar>
+            <w:vAlign w:val="center"/>
+            <w:hideMark/>
+          </w:tcPr>
+          <w:p>
+            <w:pPr>
+              <w:rPr>
+                <w:rFonts w:eastAsiaTheme="minorEastAsia"/>
+              </w:rPr>
+            </w:pPr>
+            <w:r>
+              <w:rPr>
+                <w:rFonts w:eastAsiaTheme="minorEastAsia"/>
+              </w:rPr>
+              <w:t>2</w:t>
+            </w:r>
+          </w:p>
+        </w:tc>
+        <w:tc>
+          <w:tcPr>
+            <w:tcW w:w="0" w:type="auto"/>
+            <w:tcMar>
+              <w:top w:w="150" w:type="dxa"/>
+              <w:left w:w="240" w:type="dxa"/>
+              <w:bottom w:w="150" w:type="dxa"/>
+              <w:right w:w="240" w:type="dxa"/>
+            </w:tcMar>
+            <w:vAlign w:val="center"/>
+            <w:hideMark/>
+          </w:tcPr>
+          <w:p>
+            <w:pPr>
+              <w:rPr>
+                <w:rFonts w:eastAsiaTheme="minorEastAsia"/>
+              </w:rPr>
+            </w:pPr>
+            <w:r>
+              <w:rPr>
+                <w:rFonts w:eastAsiaTheme="minorEastAsia"/>
+              </w:rPr>
+              <w:t>0</w:t>
+            </w:r>
+          </w:p>
+        </w:tc>
+        <w:tc>
+          <w:tcPr>
+            <w:tcW w:w="0" w:type="auto"/>
+            <w:tcMar>
+              <w:top w:w="150" w:type="dxa"/>
+              <w:left w:w="240" w:type="dxa"/>
+              <w:bottom w:w="150" w:type="dxa"/>
+              <w:right w:w="0" w:type="dxa"/>
+            </w:tcMar>
+            <w:vAlign w:val="center"/>
+            <w:hideMark/>
+          </w:tcPr>
+          <w:p>
+            <w:pPr>
+              <w:rPr>
+                <w:rFonts w:eastAsiaTheme="minorEastAsia"/>
+              </w:rPr>
+            </w:pPr>
+            <w:r>
+              <w:rPr>
+                <w:rFonts w:eastAsiaTheme="minorEastAsia"/>
+              </w:rPr>
+              <w:t>-5.33</w:t>
+            </w:r>
+          </w:p>
+        </w:tc>
+      </w:tr>
+      <w:tr>
+        <w:tc>
+          <w:tcPr>
+            <w:tcW w:w="0" w:type="auto"/>
+            <w:tcMar>
+              <w:top w:w="150" w:type="dxa"/>
+              <w:left w:w="0" w:type="dxa"/>
+              <w:bottom w:w="150" w:type="dxa"/>
+              <w:right w:w="240" w:type="dxa"/>
+            </w:tcMar>
+            <w:vAlign w:val="center"/>
+            <w:hideMark/>
+          </w:tcPr>
+          <w:p>
+            <w:pPr>
+              <w:rPr>
+                <w:rFonts w:eastAsiaTheme="minorEastAsia"/>
+              </w:rPr>
+            </w:pPr>
+            <w:r>
+              <w:rPr>
+                <w:rFonts w:eastAsiaTheme="minorEastAsia"/>
+              </w:rPr>
+              <w:t>3</w:t>
+            </w:r>
+          </w:p>
+        </w:tc>
+        <w:tc>
+          <w:tcPr>
+            <w:tcW w:w="0" w:type="auto"/>
+            <w:tcMar>
+              <w:top w:w="150" w:type="dxa"/>
+              <w:left w:w="240" w:type="dxa"/>
+              <w:bottom w:w="150" w:type="dxa"/>
+              <w:right w:w="240" w:type="dxa"/>
+            </w:tcMar>
+            <w:vAlign w:val="center"/>
+            <w:hideMark/>
+          </w:tcPr>
+          <w:p>
+            <w:pPr>
+              <w:rPr>
+                <w:rFonts w:eastAsiaTheme="minorEastAsia"/>
+              </w:rPr>
+            </w:pPr>
+            <w:r>
+              <w:rPr>
+                <w:rFonts w:eastAsiaTheme="minorEastAsia"/>
+              </w:rPr>
+              <w:t>-4.31</w:t>
+            </w:r>
+          </w:p>
+        </w:tc>
+        <w:tc>
+          <w:tcPr>
+            <w:tcW w:w="0" w:type="auto"/>
+            <w:tcMar>
+              <w:top w:w="150" w:type="dxa"/>
+              <w:left w:w="240" w:type="dxa"/>
+              <w:bottom w:w="150" w:type="dxa"/>
+              <w:right w:w="0" w:type="dxa"/>
+            </w:tcMar>
+            <w:vAlign w:val="center"/>
+            <w:hideMark/>
+          </w:tcPr>
+          <w:p>
+            <w:pPr>
+              <w:rPr>
+                <w:rFonts w:eastAsiaTheme="minorEastAsia"/>
+              </w:rPr>
+            </w:pPr>
+            <w:r>
+              <w:rPr>
+                <w:rFonts w:eastAsiaTheme="minorEastAsia"/>
+              </w:rPr>
+              <w:t>-7.35</w:t>
+            </w:r>
+          </w:p>
+        </w:tc>
+      </w:tr>
+      <w:tr>
+        <w:tc>
+          <w:tcPr>
+            <w:tcW w:w="0" w:type="auto"/>
+            <w:tcMar>
+              <w:top w:w="150" w:type="dxa"/>
+              <w:left w:w="0" w:type="dxa"/>
+              <w:bottom w:w="150" w:type="dxa"/>
+              <w:right w:w="240" w:type="dxa"/>
+            </w:tcMar>
+            <w:vAlign w:val="center"/>
+            <w:hideMark/>
+          </w:tcPr>
+          <w:p>
+            <w:pPr>
+              <w:rPr>
+                <w:rFonts w:eastAsiaTheme="minorEastAsia"/>
+              </w:rPr>
+            </w:pPr>
+            <w:r>
+              <w:rPr>
+                <w:rFonts w:eastAsiaTheme="minorEastAsia"/>
+              </w:rPr>
+              <w:t>4</w:t>
+            </w:r>
+          </w:p>
+        </w:tc>
+        <w:tc>
+          <w:tcPr>
+            <w:tcW w:w="0" w:type="auto"/>
+            <w:tcMar>
+              <w:top w:w="150" w:type="dxa"/>
+              <w:left w:w="240" w:type="dxa"/>
+              <w:bottom w:w="150" w:type="dxa"/>
+              <w:right w:w="240" w:type="dxa"/>
+            </w:tcMar>
+            <w:vAlign w:val="center"/>
+            <w:hideMark/>
+          </w:tcPr>
+          <w:p>
+            <w:pPr>
+              <w:rPr>
+                <w:rFonts w:eastAsiaTheme="minorEastAsia"/>
+              </w:rPr>
+            </w:pPr>
+            <w:r>
+              <w:rPr>
+                <w:rFonts w:eastAsiaTheme="minorEastAsia"/>
+              </w:rPr>
+              <w:t>-18.92</w:t>
+            </w:r>
+          </w:p>
+        </w:tc>
+        <w:tc>
+          <w:tcPr>
+            <w:tcW w:w="0" w:type="auto"/>
+            <w:tcMar>
+              <w:top w:w="150" w:type="dxa"/>
+              <w:left w:w="240" w:type="dxa"/>
+              <w:bottom w:w="150" w:type="dxa"/>
+              <w:right w:w="0" w:type="dxa"/>
+            </w:tcMar>
+            <w:vAlign w:val="center"/>
+            <w:hideMark/>
+          </w:tcPr>
+          <w:p>
+            <w:pPr>
+              <w:rPr>
+                <w:rFonts w:eastAsiaTheme="minorEastAsia"/>
+              </w:rPr>
+            </w:pPr>
+            <w:r>
+              <w:rPr>
+                <w:rFonts w:eastAsiaTheme="minorEastAsia"/>
+              </w:rPr>
+              <w:t>-14.64</w:t>
+            </w:r>
+          </w:p>
+        </w:tc>
+      </w:tr>
+      <w:tr>
+        <w:tc>
+          <w:tcPr>
+            <w:tcW w:w="0" w:type="auto"/>
+            <w:tcMar>
+              <w:top w:w="150" w:type="dxa"/>
+              <w:left w:w="0" w:type="dxa"/>
+              <w:bottom w:w="150" w:type="dxa"/>
+              <w:right w:w="240" w:type="dxa"/>
+            </w:tcMar>
+            <w:vAlign w:val="center"/>
+            <w:hideMark/>
+          </w:tcPr>
+          <w:p>
+            <w:pPr>
+              <w:rPr>
+                <w:rFonts w:eastAsiaTheme="minorEastAsia"/>
+              </w:rPr>
+            </w:pPr>
+            <w:r>
+              <w:rPr>
+                <w:rFonts w:eastAsiaTheme="minorEastAsia"/>
+              </w:rPr>
+              <w:t>5</w:t>
+            </w:r>
+          </w:p>
+        </w:tc>
+        <w:tc>
+          <w:tcPr>
+            <w:tcW w:w="0" w:type="auto"/>
+            <w:tcMar>
+              <w:top w:w="150" w:type="dxa"/>
+              <w:left w:w="240" w:type="dxa"/>
+              <w:bottom w:w="150" w:type="dxa"/>
+              <w:right w:w="240" w:type="dxa"/>
+            </w:tcMar>
+            <w:vAlign w:val="center"/>
+            <w:hideMark/>
+          </w:tcPr>
+          <w:p>
+            <w:pPr>
+              <w:rPr>
+                <w:rFonts w:eastAsiaTheme="minorEastAsia"/>
+              </w:rPr>
+            </w:pPr>
+            <w:r>
+              <w:rPr>
+                <w:rFonts w:eastAsiaTheme="minorEastAsia"/>
+              </w:rPr>
+              <w:t>-6.67</w:t>
+            </w:r>
+          </w:p>
+        </w:tc>
+        <w:tc>
+          <w:tcPr>
+            <w:tcW w:w="0" w:type="auto"/>
+            <w:tcMar>
+              <w:top w:w="150" w:type="dxa"/>
+              <w:left w:w="240" w:type="dxa"/>
+              <w:bottom w:w="150" w:type="dxa"/>
+              <w:right w:w="0" w:type="dxa"/>
+            </w:tcMar>
+            <w:vAlign w:val="center"/>
+            <w:hideMark/>
+          </w:tcPr>
+          <w:p>
+            <w:pPr>
+              <w:rPr>
+                <w:rFonts w:eastAsiaTheme="minorEastAsia"/>
+              </w:rPr>
+            </w:pPr>
+            <w:r>
+              <w:rPr>
+                <w:rFonts w:eastAsiaTheme="minorEastAsia"/>
+              </w:rPr>
+              <w:t>1.58</w:t>
+            </w:r>
+          </w:p>
+        </w:tc>
+      </w:tr>
+      <w:tr>
+        <w:tc>
+          <w:tcPr>
+            <w:tcW w:w="0" w:type="auto"/>
+            <w:tcMar>
+              <w:top w:w="150" w:type="dxa"/>
+              <w:left w:w="0" w:type="dxa"/>
+              <w:bottom w:w="150" w:type="dxa"/>
+              <w:right w:w="240" w:type="dxa"/>
+            </w:tcMar>
+            <w:vAlign w:val="center"/>
+            <w:hideMark/>
+          </w:tcPr>
+          <w:p>
+            <w:pPr>
+              <w:rPr>
+                <w:rFonts w:eastAsiaTheme="minorEastAsia"/>
+              </w:rPr>
+            </w:pPr>
+            <w:r>
+              <w:rPr>
+                <w:rFonts w:eastAsiaTheme="minorEastAsia"/>
+              </w:rPr>
+              <w:t>6</w:t>
+            </w:r>
+          </w:p>
+        </w:tc>
+        <w:tc>
+          <w:tcPr>
+            <w:tcW w:w="0" w:type="auto"/>
+            <w:tcMar>
+              <w:top w:w="150" w:type="dxa"/>
+              <w:left w:w="240" w:type="dxa"/>
+              <w:bottom w:w="150" w:type="dxa"/>
+              <w:right w:w="240" w:type="dxa"/>
+            </w:tcMar>
+            <w:vAlign w:val="center"/>
+            <w:hideMark/>
+          </w:tcPr>
+          <w:p>
+            <w:pPr>
+              <w:rPr>
+                <w:rFonts w:eastAsiaTheme="minorEastAsia"/>
+              </w:rPr>
+            </w:pPr>
+            <w:r>
+              <w:rPr>
+                <w:rFonts w:eastAsiaTheme="minorEastAsia"/>
+              </w:rPr>
+              <w:t>26.57</w:t>
+            </w:r>
+          </w:p>
+        </w:tc>
+        <w:tc>
+          <w:tcPr>
+            <w:tcW w:w="0" w:type="auto"/>
+            <w:tcMar>
+              <w:top w:w="150" w:type="dxa"/>
+              <w:left w:w="240" w:type="dxa"/>
+              <w:bottom w:w="150" w:type="dxa"/>
+              <w:right w:w="0" w:type="dxa"/>
+            </w:tcMar>
+            <w:vAlign w:val="center"/>
+            <w:hideMark/>
+          </w:tcPr>
+          <w:p>
+            <w:pPr>
+              <w:rPr>
+                <w:rFonts w:eastAsiaTheme="minorEastAsia"/>
+              </w:rPr>
+            </w:pPr>
+            <w:r>
+              <w:rPr>
+                <w:rFonts w:eastAsiaTheme="minorEastAsia"/>
+              </w:rPr>
+              <w:t>15.19</w:t>
+            </w:r>
+          </w:p>
+        </w:tc>
+      </w:tr>
+      <w:tr>
+        <w:tc>
+          <w:tcPr>
+            <w:tcW w:w="0" w:type="auto"/>
+            <w:tcMar>
+              <w:top w:w="150" w:type="dxa"/>
+              <w:left w:w="0" w:type="dxa"/>
+              <w:bottom w:w="150" w:type="dxa"/>
+              <w:right w:w="240" w:type="dxa"/>
+            </w:tcMar>
+            <w:vAlign w:val="center"/>
+            <w:hideMark/>
+          </w:tcPr>
+          <w:p>
+            <w:pPr>
+              <w:rPr>
+                <w:rFonts w:eastAsiaTheme="minorEastAsia"/>
+              </w:rPr>
+            </w:pPr>
+            <w:r>
+              <w:rPr>
+                <w:rFonts w:eastAsiaTheme="minorEastAsia"/>
+              </w:rPr>
+              <w:t>7</w:t>
+            </w:r>
+          </w:p>
+        </w:tc>
+        <w:tc>
+          <w:tcPr>
+            <w:tcW w:w="0" w:type="auto"/>
+            <w:tcMar>
+              <w:top w:w="150" w:type="dxa"/>
+              <w:left w:w="240" w:type="dxa"/>
+              <w:bottom w:w="150" w:type="dxa"/>
+              <w:right w:w="240" w:type="dxa"/>
+            </w:tcMar>
+            <w:vAlign w:val="center"/>
+            <w:hideMark/>
+          </w:tcPr>
+          <w:p>
+            <w:pPr>
+              <w:rPr>
+                <w:rFonts w:eastAsiaTheme="minorEastAsia"/>
+              </w:rPr>
+            </w:pPr>
+            <w:r>
+              <w:rPr>
+                <w:rFonts w:eastAsiaTheme="minorEastAsia"/>
+              </w:rPr>
+              <w:t>20</w:t>
+            </w:r>
+          </w:p>
+        </w:tc>
+        <w:tc>
+          <w:tcPr>
+            <w:tcW w:w="0" w:type="auto"/>
+            <w:tcMar>
+              <w:top w:w="150" w:type="dxa"/>
+              <w:left w:w="240" w:type="dxa"/>
+              <w:bottom w:w="150" w:type="dxa"/>
+              <w:right w:w="0" w:type="dxa"/>
+            </w:tcMar>
+            <w:vAlign w:val="center"/>
+            <w:hideMark/>
+          </w:tcPr>
+          <w:p>
+            <w:pPr>
+              <w:rPr>
+                <w:rFonts w:eastAsiaTheme="minorEastAsia"/>
+              </w:rPr>
+            </w:pPr>
+            <w:r>
+              <w:rPr>
+                <w:rFonts w:eastAsiaTheme="minorEastAsia"/>
+              </w:rPr>
+              <w:t>5.11</w:t>
+            </w:r>
+          </w:p>
+        </w:tc>
+      </w:tr>
+      <w:tr>
+        <w:tc>
+          <w:tcPr>
+            <w:tcW w:w="0" w:type="auto"/>
+            <w:tcMar>
+              <w:top w:w="150" w:type="dxa"/>
+              <w:left w:w="0" w:type="dxa"/>
+              <w:bottom w:w="150" w:type="dxa"/>
+              <w:right w:w="240" w:type="dxa"/>
+            </w:tcMar>
+            <w:vAlign w:val="center"/>
+            <w:hideMark/>
+          </w:tcPr>
+          <w:p>
+            <w:pPr>
+              <w:rPr>
+                <w:rFonts w:eastAsiaTheme="minorEastAsia"/>
+              </w:rPr>
+            </w:pPr>
+            <w:r>
+              <w:rPr>
+                <w:rFonts w:eastAsiaTheme="minorEastAsia"/>
+              </w:rPr>
+              <w:t>8</w:t>
+            </w:r>
+          </w:p>
+        </w:tc>
+        <w:tc>
+          <w:tcPr>
+            <w:tcW w:w="0" w:type="auto"/>
+            <w:tcMar>
+              <w:top w:w="150" w:type="dxa"/>
+              <w:left w:w="240" w:type="dxa"/>
+              <w:bottom w:w="150" w:type="dxa"/>
+              <w:right w:w="240" w:type="dxa"/>
+            </w:tcMar>
+            <w:vAlign w:val="center"/>
+            <w:hideMark/>
+          </w:tcPr>
+          <w:p>
+            <w:pPr>
+              <w:rPr>
+                <w:rFonts w:eastAsiaTheme="minorEastAsia"/>
+              </w:rPr>
+            </w:pPr>
+            <w:r>
+              <w:rPr>
+                <w:rFonts w:eastAsiaTheme="minorEastAsia"/>
+              </w:rPr>
+              <w:t>2.93</w:t>
+            </w:r>
+          </w:p>
+        </w:tc>
+        <w:tc>
+          <w:tcPr>
+            <w:tcW w:w="0" w:type="auto"/>
+            <w:tcMar>
+              <w:top w:w="150" w:type="dxa"/>
+              <w:left w:w="240" w:type="dxa"/>
+              <w:bottom w:w="150" w:type="dxa"/>
+              <w:right w:w="0" w:type="dxa"/>
+            </w:tcMar>
+            <w:vAlign w:val="center"/>
+            <w:hideMark/>
+          </w:tcPr>
+          <w:p>
+            <w:pPr>
+              <w:rPr>
+                <w:rFonts w:eastAsiaTheme="minorEastAsia"/>
+              </w:rPr>
+            </w:pPr>
+            <w:r>
+              <w:rPr>
+                <w:rFonts w:eastAsiaTheme="minorEastAsia"/>
+              </w:rPr>
+              <w:t>0.76</w:t>
+            </w:r>
+          </w:p>
+        </w:tc>
+      </w:tr>
+      <w:tr>
+        <w:tc>
+          <w:tcPr>
+            <w:tcW w:w="0" w:type="auto"/>
+            <w:tcMar>
+              <w:top w:w="150" w:type="dxa"/>
+              <w:left w:w="0" w:type="dxa"/>
+              <w:bottom w:w="150" w:type="dxa"/>
+              <w:right w:w="240" w:type="dxa"/>
+            </w:tcMar>
+            <w:vAlign w:val="center"/>
+            <w:hideMark/>
+          </w:tcPr>
+          <w:p>
+            <w:pPr>
+              <w:rPr>
+                <w:rFonts w:eastAsiaTheme="minorEastAsia"/>
+              </w:rPr>
+            </w:pPr>
+            <w:r>
+              <w:rPr>
+                <w:rFonts w:eastAsiaTheme="minorEastAsia"/>
+              </w:rPr>
+              <w:t>9</w:t>
+            </w:r>
+          </w:p>
+        </w:tc>
+        <w:tc>
+          <w:tcPr>
+            <w:tcW w:w="0" w:type="auto"/>
+            <w:tcMar>
+              <w:top w:w="150" w:type="dxa"/>
+              <w:left w:w="240" w:type="dxa"/>
+              <w:bottom w:w="150" w:type="dxa"/>
+              <w:right w:w="240" w:type="dxa"/>
+            </w:tcMar>
+            <w:vAlign w:val="center"/>
+            <w:hideMark/>
+          </w:tcPr>
+          <w:p>
+            <w:pPr>
+              <w:rPr>
+                <w:rFonts w:eastAsiaTheme="minorEastAsia"/>
+              </w:rPr>
+            </w:pPr>
+            <w:r>
+              <w:rPr>
+                <w:rFonts w:eastAsiaTheme="minorEastAsia"/>
+              </w:rPr>
+              <w:t>5.25</w:t>
+            </w:r>
+          </w:p>
+        </w:tc>
+        <w:tc>
+          <w:tcPr>
+            <w:tcW w:w="0" w:type="auto"/>
+            <w:tcMar>
+              <w:top w:w="150" w:type="dxa"/>
+              <w:left w:w="240" w:type="dxa"/>
+              <w:bottom w:w="150" w:type="dxa"/>
+              <w:right w:w="0" w:type="dxa"/>
+            </w:tcMar>
+            <w:vAlign w:val="center"/>
+            <w:hideMark/>
+          </w:tcPr>
+          <w:p>
+            <w:pPr>
+              <w:rPr>
+                <w:rFonts w:eastAsiaTheme="minorEastAsia"/>
+              </w:rPr>
+            </w:pPr>
+            <w:r>
+              <w:rPr>
+                <w:rFonts w:eastAsiaTheme="minorEastAsia"/>
+              </w:rPr>
+              <w:t>-0.97</w:t>
+            </w:r>
+          </w:p>
+        </w:tc>
+      </w:tr>
+      <w:tr>
+        <w:tc>
+          <w:tcPr>
+            <w:tcW w:w="0" w:type="auto"/>
+            <w:tcMar>
+              <w:top w:w="150" w:type="dxa"/>
+              <w:left w:w="0" w:type="dxa"/>
+              <w:bottom w:w="150" w:type="dxa"/>
+              <w:right w:w="240" w:type="dxa"/>
+            </w:tcMar>
+            <w:vAlign w:val="center"/>
+            <w:hideMark/>
+          </w:tcPr>
+          <w:p>
+            <w:pPr>
+              <w:rPr>
+                <w:rFonts w:eastAsiaTheme="minorEastAsia"/>
+              </w:rPr>
+            </w:pPr>
+            <w:r>
+              <w:rPr>
+                <w:rFonts w:eastAsiaTheme="minorEastAsia"/>
+              </w:rPr>
+              <w:t>10</w:t>
+            </w:r>
+          </w:p>
+        </w:tc>
+        <w:tc>
+          <w:tcPr>
+            <w:tcW w:w="0" w:type="auto"/>
+            <w:tcMar>
+              <w:top w:w="150" w:type="dxa"/>
+              <w:left w:w="240" w:type="dxa"/>
+              <w:bottom w:w="150" w:type="dxa"/>
+              <w:right w:w="240" w:type="dxa"/>
+            </w:tcMar>
+            <w:vAlign w:val="center"/>
+            <w:hideMark/>
+          </w:tcPr>
+          <w:p>
+            <w:pPr>
+              <w:rPr>
+                <w:rFonts w:eastAsiaTheme="minorEastAsia"/>
+              </w:rPr>
+            </w:pPr>
+            <w:r>
+              <w:rPr>
+                <w:rFonts w:eastAsiaTheme="minorEastAsia"/>
+              </w:rPr>
+              <w:t>21.45</w:t>
+            </w:r>
+          </w:p>
+        </w:tc>
+        <w:tc>
+          <w:tcPr>
+            <w:tcW w:w="0" w:type="auto"/>
+            <w:tcMar>
+              <w:top w:w="150" w:type="dxa"/>
+              <w:left w:w="240" w:type="dxa"/>
+              <w:bottom w:w="150" w:type="dxa"/>
+              <w:right w:w="0" w:type="dxa"/>
+            </w:tcMar>
+            <w:vAlign w:val="center"/>
+            <w:hideMark/>
+          </w:tcPr>
+          <w:p>
+            <w:pPr>
+              <w:rPr>
+                <w:rFonts w:eastAsiaTheme="minorEastAsia"/>
+              </w:rPr>
+            </w:pPr>
+            <w:r>
+              <w:rPr>
+                <w:rFonts w:eastAsiaTheme="minorEastAsia"/>
+              </w:rPr>
+              <w:t>10.44</w:t>
+            </w:r>
+          </w:p>
+        </w:tc>
+      </w:tr>
+      <w:tr>
+        <w:tc>
+          <w:tcPr>
+            <w:tcW w:w="0" w:type="auto"/>
+            <w:tcMar>
+              <w:top w:w="150" w:type="dxa"/>
+              <w:left w:w="0" w:type="dxa"/>
+              <w:bottom w:w="150" w:type="dxa"/>
+              <w:right w:w="240" w:type="dxa"/>
+            </w:tcMar>
+            <w:vAlign w:val="center"/>
+            <w:hideMark/>
+          </w:tcPr>
+          <w:p>
+            <w:pPr>
+              <w:rPr>
+                <w:rFonts w:eastAsiaTheme="minorEastAsia"/>
+              </w:rPr>
+            </w:pPr>
+            <w:r>
+              <w:rPr>
+                <w:rFonts w:eastAsiaTheme="minorEastAsia"/>
+              </w:rPr>
+              <w:t>11</w:t>
+            </w:r>
+          </w:p>
+        </w:tc>
+        <w:tc>
+          <w:tcPr>
+            <w:tcW w:w="0" w:type="auto"/>
+            <w:tcMar>
+              <w:top w:w="150" w:type="dxa"/>
+              <w:left w:w="240" w:type="dxa"/>
+              <w:bottom w:w="150" w:type="dxa"/>
+              <w:right w:w="240" w:type="dxa"/>
+            </w:tcMar>
+            <w:vAlign w:val="center"/>
+            <w:hideMark/>
+          </w:tcPr>
+          <w:p>
+            <w:pPr>
+              <w:rPr>
+                <w:rFonts w:eastAsiaTheme="minorEastAsia"/>
+              </w:rPr>
+            </w:pPr>
+            <w:r>
+              <w:rPr>
+                <w:rFonts w:eastAsiaTheme="minorEastAsia"/>
+              </w:rPr>
+              <w:t>23.13</w:t>
+            </w:r>
+          </w:p>
+        </w:tc>
+        <w:tc>
+          <w:tcPr>
+            <w:tcW w:w="0" w:type="auto"/>
+            <w:tcMar>
+              <w:top w:w="150" w:type="dxa"/>
+              <w:left w:w="240" w:type="dxa"/>
+              <w:bottom w:w="150" w:type="dxa"/>
+              <w:right w:w="0" w:type="dxa"/>
+            </w:tcMar>
+            <w:vAlign w:val="center"/>
+            <w:hideMark/>
+          </w:tcPr>
+          <w:p>
+            <w:pPr>
+              <w:rPr>
+                <w:rFonts w:eastAsiaTheme="minorEastAsia"/>
+              </w:rPr>
+            </w:pPr>
+            <w:r>
+              <w:rPr>
+                <w:rFonts w:eastAsiaTheme="minorEastAsia"/>
+              </w:rPr>
+              <w:t>17.47</w:t>
+            </w:r>
+          </w:p>
+        </w:tc>
+      </w:tr>
+      <w:tr>
+        <w:tc>
+          <w:tcPr>
+            <w:tcW w:w="0" w:type="auto"/>
+            <w:tcMar>
+              <w:top w:w="150" w:type="dxa"/>
+              <w:left w:w="0" w:type="dxa"/>
+              <w:bottom w:w="150" w:type="dxa"/>
+              <w:right w:w="240" w:type="dxa"/>
+            </w:tcMar>
+            <w:vAlign w:val="center"/>
+            <w:hideMark/>
+          </w:tcPr>
+          <w:p>
+            <w:pPr>
+              <w:rPr>
+                <w:rFonts w:eastAsiaTheme="minorEastAsia"/>
+              </w:rPr>
+            </w:pPr>
+            <w:r>
+              <w:rPr>
+                <w:rFonts w:eastAsiaTheme="minorEastAsia"/>
+              </w:rPr>
+              <w:t>12</w:t>
+            </w:r>
+          </w:p>
+        </w:tc>
+        <w:tc>
+          <w:tcPr>
+            <w:tcW w:w="0" w:type="auto"/>
+            <w:tcMar>
+              <w:top w:w="150" w:type="dxa"/>
+              <w:left w:w="240" w:type="dxa"/>
+              <w:bottom w:w="150" w:type="dxa"/>
+              <w:right w:w="240" w:type="dxa"/>
+            </w:tcMar>
+            <w:vAlign w:val="center"/>
+            <w:hideMark/>
+          </w:tcPr>
+          <w:p>
+            <w:pPr>
+              <w:rPr>
+                <w:rFonts w:eastAsiaTheme="minorEastAsia"/>
+              </w:rPr>
+            </w:pPr>
+            <w:r>
+              <w:rPr>
+                <w:rFonts w:eastAsiaTheme="minorEastAsia"/>
+              </w:rPr>
+              <w:t>32.83</w:t>
+            </w:r>
+          </w:p>
+        </w:tc>
+        <w:tc>
+          <w:tcPr>
+            <w:tcW w:w="0" w:type="auto"/>
+            <w:tcMar>
+              <w:top w:w="150" w:type="dxa"/>
+              <w:left w:w="240" w:type="dxa"/>
+              <w:bottom w:w="150" w:type="dxa"/>
+              <w:right w:w="0" w:type="dxa"/>
+            </w:tcMar>
+            <w:vAlign w:val="center"/>
+            <w:hideMark/>
+          </w:tcPr>
+          <w:p>
+            <w:pPr>
+              <w:rPr>
+                <w:rFonts w:eastAsiaTheme="minorEastAsia"/>
+              </w:rPr>
+            </w:pPr>
+            <w:r>
+              <w:rPr>
+                <w:rFonts w:eastAsiaTheme="minorEastAsia"/>
+              </w:rPr>
+              <w:t>20.15</w:t>
+            </w:r>
+          </w:p>
+        </w:tc>
+      </w:tr>
+    </w:tbl>
+    <w:p>
+      <w:pPr>
+        <w:rPr>
+          <w:rFonts w:eastAsiaTheme="minorEastAsia"/>
+        </w:rPr>
+      </w:pPr>
+    </w:p>
+    <w:p>
+      <w:pPr>
+        <w:rPr>
+          <w:rFonts w:eastAsiaTheme="minorEastAsia"/>
+        </w:rPr>
+      </w:pPr>
+      <w:r>
+        <w:rPr>
+          <w:rFonts w:eastAsiaTheme="minorEastAsia"/>
+        </w:rPr>
+        <w:t>Sol:</w:t>
+      </w:r>
+    </w:p>
+    <w:p>
+      <w:pPr>
+        <w:rPr>
+          <w:rFonts w:eastAsiaTheme="minorEastAsia"/>
+        </w:rPr>
+      </w:pPr>
+    </w:p>
+    <w:p>
+      <w:pPr>
+        <w:rPr>
+          <w:rFonts w:eastAsiaTheme="minorEastAsia"/>
+        </w:rPr>
+      </w:pPr>
+      <w:r>
+        <w:rPr>
+          <w:rFonts w:eastAsiaTheme="minorEastAsia"/>
+        </w:rPr>
+        <w:t>Let</w:t>
+      </w:r>
+    </w:p>
+    <w:p>
+      <w:pPr>
+        <w:rPr>
+          <w:rFonts w:eastAsiaTheme="minorEastAsia"/>
+        </w:rPr>
+      </w:pPr>
+      <m:oMathPara>
+        <m:oMath>
+          <m:r>
+            <w:rPr>
+              <w:rFonts w:ascii="Cambria Math" w:eastAsiaTheme="minorEastAsia" w:hAnsi="Cambria Math"/>
+            </w:rPr>
+            <m:t>x=</m:t>
+          </m:r>
+          <m:r>
+            <m:rPr>
+              <m:nor/>
+            </m:rPr>
+            <w:rPr>
+              <w:rFonts w:eastAsiaTheme="minorEastAsia"/>
+            </w:rPr>
+            <m:t>DLF return</m:t>
+          </m:r>
+          <m:r>
+            <w:rPr>
+              <w:rFonts w:ascii="Cambria Math" w:eastAsiaTheme="minorEastAsia" w:hAnsi="Cambria Math"/>
+            </w:rPr>
+            <m:t>, y=</m:t>
+          </m:r>
+          <m:r>
+            <m:rPr>
+              <m:nor/>
+            </m:rPr>
+            <w:rPr>
+              <w:rFonts w:eastAsiaTheme="minorEastAsia"/>
+            </w:rPr>
+            <m:t>BSE return</m:t>
+          </m:r>
+          <m:r>
+            <w:rPr>
+              <w:rFonts w:ascii="Cambria Math" w:eastAsiaTheme="minorEastAsia" w:hAnsi="Cambria Math"/>
+            </w:rPr>
+            <m:t>, n=12</m:t>
+          </m:r>
+          <m:r>
+            <w:rPr>
+              <w:rFonts w:eastAsiaTheme="minorEastAsia"/>
+              <w:i/>
+            </w:rPr>
+            <w:br/>
+          </m:r>
+        </m:oMath>
+      </m:oMathPara>
+    </w:p>
+    <w:p>
+      <w:pPr>
+        <w:rPr>
+          <w:rFonts w:eastAsiaTheme="minorEastAsia"/>
+          <w:b/>
+          <w:bCs/>
+        </w:rPr>
+      </w:pPr>
+      <w:r>
+        <w:rPr>
+          <w:rFonts w:eastAsiaTheme="minorEastAsia"/>
+          <w:b/>
+          <w:bCs/>
+        </w:rPr>
+        <w:lastRenderedPageBreak/>
+        <w:t>Calculation Table</w:t>
+      </w:r>
+    </w:p>
+    <w:tbl>
+      <w:tblPr>
+        <w:tblW w:w="0" w:type="auto"/>
+        <w:tblCellMar>
+          <w:top w:w="15" w:type="dxa"/>
+          <w:left w:w="15" w:type="dxa"/>
+          <w:bottom w:w="15" w:type="dxa"/>
+          <w:right w:w="15" w:type="dxa"/>
+        </w:tblCellMar>
+        <w:tblLook w:val="04A0" w:firstRow="1" w:lastRow="0" w:firstColumn="1" w:lastColumn="0" w:noHBand="0" w:noVBand="1"/>
+      </w:tblPr>
+      <w:tblGrid>
+        <w:gridCol w:w="905"/>
+        <w:gridCol w:w="1193"/>
+        <w:gridCol w:w="1125"/>
+        <w:gridCol w:w="1578"/>
+        <w:gridCol w:w="1578"/>
+        <w:gridCol w:w="1338"/>
+      </w:tblGrid>
+      <w:tr>
+        <w:trPr>
+          <w:tblHeader/>
+        </w:trPr>
+        <w:tc>
+          <w:tcPr>
+            <w:tcW w:w="0" w:type="auto"/>
+            <w:tcBorders>
+              <w:top w:val="nil"/>
+            </w:tcBorders>
+            <w:tcMar>
+              <w:top w:w="150" w:type="dxa"/>
+              <w:left w:w="0" w:type="dxa"/>
+              <w:bottom w:w="150" w:type="dxa"/>
+              <w:right w:w="240" w:type="dxa"/>
+            </w:tcMar>
+            <w:vAlign w:val="center"/>
+            <w:hideMark/>
+          </w:tcPr>
+          <w:p>
+            <w:pPr>
+              <w:rPr>
+                <w:rFonts w:eastAsiaTheme="minorEastAsia"/>
+              </w:rPr>
+            </w:pPr>
+            <w:r>
+              <w:rPr>
+                <w:rFonts w:eastAsiaTheme="minorEastAsia"/>
+              </w:rPr>
+              <w:t>Month</w:t>
+            </w:r>
+          </w:p>
+        </w:tc>
+        <w:tc>
+          <w:tcPr>
+            <w:tcW w:w="0" w:type="auto"/>
+            <w:tcBorders>
+              <w:top w:val="nil"/>
+            </w:tcBorders>
+            <w:tcMar>
+              <w:top w:w="150" w:type="dxa"/>
+              <w:left w:w="240" w:type="dxa"/>
+              <w:bottom w:w="150" w:type="dxa"/>
+              <w:right w:w="240" w:type="dxa"/>
+            </w:tcMar>
+            <w:vAlign w:val="center"/>
+            <w:hideMark/>
+          </w:tcPr>
+          <w:p>
+            <w:pPr>
+              <w:rPr>
+                <w:rFonts w:eastAsiaTheme="minorEastAsia"/>
+              </w:rPr>
+            </w:pPr>
+            <m:oMathPara>
+              <m:oMath>
+                <m:r>
+                  <w:rPr>
+                    <w:rFonts w:ascii="Cambria Math" w:eastAsiaTheme="minorEastAsia" w:hAnsi="Cambria Math"/>
+                  </w:rPr>
+                  <m:t>x</m:t>
+                </m:r>
+              </m:oMath>
+            </m:oMathPara>
+          </w:p>
+        </w:tc>
+        <w:tc>
+          <w:tcPr>
+            <w:tcW w:w="0" w:type="auto"/>
+            <w:tcBorders>
+              <w:top w:val="nil"/>
+            </w:tcBorders>
+            <w:tcMar>
+              <w:top w:w="150" w:type="dxa"/>
+              <w:left w:w="240" w:type="dxa"/>
+              <w:bottom w:w="150" w:type="dxa"/>
+              <w:right w:w="240" w:type="dxa"/>
+            </w:tcMar>
+            <w:vAlign w:val="center"/>
+            <w:hideMark/>
+          </w:tcPr>
+          <w:p>
+            <w:pPr>
+              <w:rPr>
+                <w:rFonts w:eastAsiaTheme="minorEastAsia"/>
+              </w:rPr>
+            </w:pPr>
+            <m:oMathPara>
+              <m:oMath>
+                <m:r>
+                  <w:rPr>
+                    <w:rFonts w:ascii="Cambria Math" w:eastAsiaTheme="minorEastAsia" w:hAnsi="Cambria Math"/>
+                  </w:rPr>
+                  <m:t>y</m:t>
+                </m:r>
+              </m:oMath>
+            </m:oMathPara>
+          </w:p>
+        </w:tc>
+        <w:tc>
+          <w:tcPr>
+            <w:tcW w:w="0" w:type="auto"/>
+            <w:tcBorders>
+              <w:top w:val="nil"/>
+            </w:tcBorders>
+            <w:tcMar>
+              <w:top w:w="150" w:type="dxa"/>
+              <w:left w:w="240" w:type="dxa"/>
+              <w:bottom w:w="150" w:type="dxa"/>
+              <w:right w:w="240" w:type="dxa"/>
+            </w:tcMar>
+            <w:vAlign w:val="center"/>
+            <w:hideMark/>
+          </w:tcPr>
+          <w:p>
+            <w:pPr>
+              <w:rPr>
+                <w:rFonts w:eastAsiaTheme="minorEastAsia"/>
+              </w:rPr>
+            </w:pPr>
+            <m:oMathPara>
+              <m:oMath>
+                <m:sSup>
+                  <m:sSupPr>
+                    <m:ctrlPr>
+                      <w:rPr>
+                        <w:rFonts w:ascii="Cambria Math" w:eastAsiaTheme="minorEastAsia" w:hAnsi="Cambria Math"/>
+                      </w:rPr>
+                    </m:ctrlPr>
+                  </m:sSupPr>
+                  <m:e>
+                    <m:r>
+                      <w:rPr>
+                        <w:rFonts w:ascii="Cambria Math" w:eastAsiaTheme="minorEastAsia" w:hAnsi="Cambria Math"/>
+                      </w:rPr>
+                      <m:t>x</m:t>
+                    </m:r>
+                  </m:e>
+                  <m:sup>
+                    <m:r>
+                      <w:rPr>
+                        <w:rFonts w:ascii="Cambria Math" w:eastAsiaTheme="minorEastAsia" w:hAnsi="Cambria Math"/>
+                      </w:rPr>
+                      <m:t>2</m:t>
+                    </m:r>
+                  </m:sup>
+                </m:sSup>
+              </m:oMath>
+            </m:oMathPara>
+          </w:p>
+        </w:tc>
+        <w:tc>
+          <w:tcPr>
+            <w:tcW w:w="0" w:type="auto"/>
+            <w:tcBorders>
+              <w:top w:val="nil"/>
+            </w:tcBorders>
+            <w:tcMar>
+              <w:top w:w="150" w:type="dxa"/>
+              <w:left w:w="240" w:type="dxa"/>
+              <w:bottom w:w="150" w:type="dxa"/>
+              <w:right w:w="240" w:type="dxa"/>
+            </w:tcMar>
+            <w:vAlign w:val="center"/>
+            <w:hideMark/>
+          </w:tcPr>
+          <w:p>
+            <w:pPr>
+              <w:rPr>
+                <w:rFonts w:eastAsiaTheme="minorEastAsia"/>
+              </w:rPr>
+            </w:pPr>
+            <m:oMathPara>
+              <m:oMath>
+                <m:sSup>
+                  <m:sSupPr>
+                    <m:ctrlPr>
+                      <w:rPr>
+                        <w:rFonts w:ascii="Cambria Math" w:eastAsiaTheme="minorEastAsia" w:hAnsi="Cambria Math"/>
+                      </w:rPr>
+                    </m:ctrlPr>
+                  </m:sSupPr>
+                  <m:e>
+                    <m:r>
+                      <w:rPr>
+                        <w:rFonts w:ascii="Cambria Math" w:eastAsiaTheme="minorEastAsia" w:hAnsi="Cambria Math"/>
+                      </w:rPr>
+                      <m:t>y</m:t>
+                    </m:r>
+                  </m:e>
+                  <m:sup>
+                    <m:r>
+                      <w:rPr>
+                        <w:rFonts w:ascii="Cambria Math" w:eastAsiaTheme="minorEastAsia" w:hAnsi="Cambria Math"/>
+                      </w:rPr>
+                      <m:t>2</m:t>
+                    </m:r>
+                  </m:sup>
+                </m:sSup>
+              </m:oMath>
+            </m:oMathPara>
+          </w:p>
+        </w:tc>
+        <w:tc>
+          <w:tcPr>
+            <w:tcW w:w="0" w:type="auto"/>
+            <w:tcBorders>
+              <w:top w:val="nil"/>
+            </w:tcBorders>
+            <w:tcMar>
+              <w:top w:w="150" w:type="dxa"/>
+              <w:left w:w="240" w:type="dxa"/>
+              <w:bottom w:w="150" w:type="dxa"/>
+              <w:right w:w="240" w:type="dxa"/>
+            </w:tcMar>
+            <w:vAlign w:val="center"/>
+            <w:hideMark/>
+          </w:tcPr>
+          <w:p>
+            <w:pPr>
+              <w:rPr>
+                <w:rFonts w:eastAsiaTheme="minorEastAsia"/>
+              </w:rPr>
+            </w:pPr>
+            <m:oMathPara>
+              <m:oMath>
+                <m:r>
+                  <w:rPr>
+                    <w:rFonts w:ascii="Cambria Math" w:eastAsiaTheme="minorEastAsia" w:hAnsi="Cambria Math"/>
+                  </w:rPr>
+                  <m:t>xy</m:t>
+                </m:r>
+              </m:oMath>
+            </m:oMathPara>
+          </w:p>
+        </w:tc>
+      </w:tr>
+      <w:tr>
+        <w:tc>
+          <w:tcPr>
+            <w:tcW w:w="0" w:type="auto"/>
+            <w:tcMar>
+              <w:top w:w="150" w:type="dxa"/>
+              <w:left w:w="0" w:type="dxa"/>
+              <w:bottom w:w="150" w:type="dxa"/>
+              <w:right w:w="240" w:type="dxa"/>
+            </w:tcMar>
+            <w:vAlign w:val="center"/>
+            <w:hideMark/>
+          </w:tcPr>
+          <w:p>
+            <w:pPr>
+              <w:rPr>
+                <w:rFonts w:eastAsiaTheme="minorEastAsia"/>
+              </w:rPr>
+            </w:pPr>
+            <w:r>
+              <w:rPr>
+                <w:rFonts w:eastAsiaTheme="minorEastAsia"/>
+              </w:rPr>
+              <w:t>1</w:t>
+            </w:r>
+          </w:p>
+        </w:tc>
+        <w:tc>
+          <w:tcPr>
+            <w:tcW w:w="0" w:type="auto"/>
+            <w:tcMar>
+              <w:top w:w="150" w:type="dxa"/>
+              <w:left w:w="240" w:type="dxa"/>
+              <w:bottom w:w="150" w:type="dxa"/>
+              <w:right w:w="240" w:type="dxa"/>
+            </w:tcMar>
+            <w:vAlign w:val="center"/>
+            <w:hideMark/>
+          </w:tcPr>
+          <w:p>
+            <w:pPr>
+              <w:rPr>
+                <w:rFonts w:eastAsiaTheme="minorEastAsia"/>
+              </w:rPr>
+            </w:pPr>
+            <w:r>
+              <w:rPr>
+                <w:rFonts w:eastAsiaTheme="minorEastAsia"/>
+              </w:rPr>
+              <w:t>9.43</w:t>
+            </w:r>
+          </w:p>
+        </w:tc>
+        <w:tc>
+          <w:tcPr>
+            <w:tcW w:w="0" w:type="auto"/>
+            <w:tcMar>
+              <w:top w:w="150" w:type="dxa"/>
+              <w:left w:w="240" w:type="dxa"/>
+              <w:bottom w:w="150" w:type="dxa"/>
+              <w:right w:w="240" w:type="dxa"/>
+            </w:tcMar>
+            <w:vAlign w:val="center"/>
+            <w:hideMark/>
+          </w:tcPr>
+          <w:p>
+            <w:pPr>
+              <w:rPr>
+                <w:rFonts w:eastAsiaTheme="minorEastAsia"/>
+              </w:rPr>
+            </w:pPr>
+            <w:r>
+              <w:rPr>
+                <w:rFonts w:eastAsiaTheme="minorEastAsia"/>
+              </w:rPr>
+              <w:t>7.41</w:t>
+            </w:r>
+          </w:p>
+        </w:tc>
+        <w:tc>
+          <w:tcPr>
+            <w:tcW w:w="0" w:type="auto"/>
+            <w:tcMar>
+              <w:top w:w="150" w:type="dxa"/>
+              <w:left w:w="240" w:type="dxa"/>
+              <w:bottom w:w="150" w:type="dxa"/>
+              <w:right w:w="240" w:type="dxa"/>
+            </w:tcMar>
+            <w:vAlign w:val="center"/>
+            <w:hideMark/>
+          </w:tcPr>
+          <w:p>
+            <w:pPr>
+              <w:rPr>
+                <w:rFonts w:eastAsiaTheme="minorEastAsia"/>
+              </w:rPr>
+            </w:pPr>
+            <w:r>
+              <w:rPr>
+                <w:rFonts w:eastAsiaTheme="minorEastAsia"/>
+              </w:rPr>
+              <w:t>88.9249</w:t>
+            </w:r>
+          </w:p>
+        </w:tc>
+        <w:tc>
+          <w:tcPr>
+            <w:tcW w:w="0" w:type="auto"/>
+            <w:tcMar>
+              <w:top w:w="150" w:type="dxa"/>
+              <w:left w:w="240" w:type="dxa"/>
+              <w:bottom w:w="150" w:type="dxa"/>
+              <w:right w:w="240" w:type="dxa"/>
+            </w:tcMar>
+            <w:vAlign w:val="center"/>
+            <w:hideMark/>
+          </w:tcPr>
+          <w:p>
+            <w:pPr>
+              <w:rPr>
+                <w:rFonts w:eastAsiaTheme="minorEastAsia"/>
+              </w:rPr>
+            </w:pPr>
+            <w:r>
+              <w:rPr>
+                <w:rFonts w:eastAsiaTheme="minorEastAsia"/>
+              </w:rPr>
+              <w:t>54.9081</w:t>
+            </w:r>
+          </w:p>
+        </w:tc>
+        <w:tc>
+          <w:tcPr>
+            <w:tcW w:w="0" w:type="auto"/>
+            <w:tcMar>
+              <w:top w:w="150" w:type="dxa"/>
+              <w:left w:w="240" w:type="dxa"/>
+              <w:bottom w:w="150" w:type="dxa"/>
+              <w:right w:w="0" w:type="dxa"/>
+            </w:tcMar>
+            <w:vAlign w:val="center"/>
+            <w:hideMark/>
+          </w:tcPr>
+          <w:p>
+            <w:pPr>
+              <w:rPr>
+                <w:rFonts w:eastAsiaTheme="minorEastAsia"/>
+              </w:rPr>
+            </w:pPr>
+            <w:r>
+              <w:rPr>
+                <w:rFonts w:eastAsiaTheme="minorEastAsia"/>
+              </w:rPr>
+              <w:t>69.8763</w:t>
+            </w:r>
+          </w:p>
+        </w:tc>
+      </w:tr>
+      <w:tr>
+        <w:tc>
+          <w:tcPr>
+            <w:tcW w:w="0" w:type="auto"/>
+            <w:tcMar>
+              <w:top w:w="150" w:type="dxa"/>
+              <w:left w:w="0" w:type="dxa"/>
+              <w:bottom w:w="150" w:type="dxa"/>
+              <w:right w:w="240" w:type="dxa"/>
+            </w:tcMar>
+            <w:vAlign w:val="center"/>
+            <w:hideMark/>
+          </w:tcPr>
+          <w:p>
+            <w:pPr>
+              <w:rPr>
+                <w:rFonts w:eastAsiaTheme="minorEastAsia"/>
+              </w:rPr>
+            </w:pPr>
+            <w:r>
+              <w:rPr>
+                <w:rFonts w:eastAsiaTheme="minorEastAsia"/>
+              </w:rPr>
+              <w:t>2</w:t>
+            </w:r>
+          </w:p>
+        </w:tc>
+        <w:tc>
+          <w:tcPr>
+            <w:tcW w:w="0" w:type="auto"/>
+            <w:tcMar>
+              <w:top w:w="150" w:type="dxa"/>
+              <w:left w:w="240" w:type="dxa"/>
+              <w:bottom w:w="150" w:type="dxa"/>
+              <w:right w:w="240" w:type="dxa"/>
+            </w:tcMar>
+            <w:vAlign w:val="center"/>
+            <w:hideMark/>
+          </w:tcPr>
+          <w:p>
+            <w:pPr>
+              <w:rPr>
+                <w:rFonts w:eastAsiaTheme="minorEastAsia"/>
+              </w:rPr>
+            </w:pPr>
+            <w:r>
+              <w:rPr>
+                <w:rFonts w:eastAsiaTheme="minorEastAsia"/>
+              </w:rPr>
+              <w:t>0</w:t>
+            </w:r>
+          </w:p>
+        </w:tc>
+        <w:tc>
+          <w:tcPr>
+            <w:tcW w:w="0" w:type="auto"/>
+            <w:tcMar>
+              <w:top w:w="150" w:type="dxa"/>
+              <w:left w:w="240" w:type="dxa"/>
+              <w:bottom w:w="150" w:type="dxa"/>
+              <w:right w:w="240" w:type="dxa"/>
+            </w:tcMar>
+            <w:vAlign w:val="center"/>
+            <w:hideMark/>
+          </w:tcPr>
+          <w:p>
+            <w:pPr>
+              <w:rPr>
+                <w:rFonts w:eastAsiaTheme="minorEastAsia"/>
+              </w:rPr>
+            </w:pPr>
+            <w:r>
+              <w:rPr>
+                <w:rFonts w:eastAsiaTheme="minorEastAsia"/>
+              </w:rPr>
+              <w:t>-5.33</w:t>
+            </w:r>
+          </w:p>
+        </w:tc>
+        <w:tc>
+          <w:tcPr>
+            <w:tcW w:w="0" w:type="auto"/>
+            <w:tcMar>
+              <w:top w:w="150" w:type="dxa"/>
+              <w:left w:w="240" w:type="dxa"/>
+              <w:bottom w:w="150" w:type="dxa"/>
+              <w:right w:w="240" w:type="dxa"/>
+            </w:tcMar>
+            <w:vAlign w:val="center"/>
+            <w:hideMark/>
+          </w:tcPr>
+          <w:p>
+            <w:pPr>
+              <w:rPr>
+                <w:rFonts w:eastAsiaTheme="minorEastAsia"/>
+              </w:rPr>
+            </w:pPr>
+            <w:r>
+              <w:rPr>
+                <w:rFonts w:eastAsiaTheme="minorEastAsia"/>
+              </w:rPr>
+              <w:t>0</w:t>
+            </w:r>
+          </w:p>
+        </w:tc>
+        <w:tc>
+          <w:tcPr>
+            <w:tcW w:w="0" w:type="auto"/>
+            <w:tcMar>
+              <w:top w:w="150" w:type="dxa"/>
+              <w:left w:w="240" w:type="dxa"/>
+              <w:bottom w:w="150" w:type="dxa"/>
+              <w:right w:w="240" w:type="dxa"/>
+            </w:tcMar>
+            <w:vAlign w:val="center"/>
+            <w:hideMark/>
+          </w:tcPr>
+          <w:p>
+            <w:pPr>
+              <w:rPr>
+                <w:rFonts w:eastAsiaTheme="minorEastAsia"/>
+              </w:rPr>
+            </w:pPr>
+            <w:r>
+              <w:rPr>
+                <w:rFonts w:eastAsiaTheme="minorEastAsia"/>
+              </w:rPr>
+              <w:t>28.4089</w:t>
+            </w:r>
+          </w:p>
+        </w:tc>
+        <w:tc>
+          <w:tcPr>
+            <w:tcW w:w="0" w:type="auto"/>
+            <w:tcMar>
+              <w:top w:w="150" w:type="dxa"/>
+              <w:left w:w="240" w:type="dxa"/>
+              <w:bottom w:w="150" w:type="dxa"/>
+              <w:right w:w="0" w:type="dxa"/>
+            </w:tcMar>
+            <w:vAlign w:val="center"/>
+            <w:hideMark/>
+          </w:tcPr>
+          <w:p>
+            <w:pPr>
+              <w:rPr>
+                <w:rFonts w:eastAsiaTheme="minorEastAsia"/>
+              </w:rPr>
+            </w:pPr>
+            <w:r>
+              <w:rPr>
+                <w:rFonts w:eastAsiaTheme="minorEastAsia"/>
+              </w:rPr>
+              <w:t>0</w:t>
+            </w:r>
+          </w:p>
+        </w:tc>
+      </w:tr>
+      <w:tr>
+        <w:tc>
+          <w:tcPr>
+            <w:tcW w:w="0" w:type="auto"/>
+            <w:tcMar>
+              <w:top w:w="150" w:type="dxa"/>
+              <w:left w:w="0" w:type="dxa"/>
+              <w:bottom w:w="150" w:type="dxa"/>
+              <w:right w:w="240" w:type="dxa"/>
+            </w:tcMar>
+            <w:vAlign w:val="center"/>
+            <w:hideMark/>
+          </w:tcPr>
+          <w:p>
+            <w:pPr>
+              <w:rPr>
+                <w:rFonts w:eastAsiaTheme="minorEastAsia"/>
+              </w:rPr>
+            </w:pPr>
+            <w:r>
+              <w:rPr>
+                <w:rFonts w:eastAsiaTheme="minorEastAsia"/>
+              </w:rPr>
+              <w:t>3</w:t>
+            </w:r>
+          </w:p>
+        </w:tc>
+        <w:tc>
+          <w:tcPr>
+            <w:tcW w:w="0" w:type="auto"/>
+            <w:tcMar>
+              <w:top w:w="150" w:type="dxa"/>
+              <w:left w:w="240" w:type="dxa"/>
+              <w:bottom w:w="150" w:type="dxa"/>
+              <w:right w:w="240" w:type="dxa"/>
+            </w:tcMar>
+            <w:vAlign w:val="center"/>
+            <w:hideMark/>
+          </w:tcPr>
+          <w:p>
+            <w:pPr>
+              <w:rPr>
+                <w:rFonts w:eastAsiaTheme="minorEastAsia"/>
+              </w:rPr>
+            </w:pPr>
+            <w:r>
+              <w:rPr>
+                <w:rFonts w:eastAsiaTheme="minorEastAsia"/>
+              </w:rPr>
+              <w:t>-4.31</w:t>
+            </w:r>
+          </w:p>
+        </w:tc>
+        <w:tc>
+          <w:tcPr>
+            <w:tcW w:w="0" w:type="auto"/>
+            <w:tcMar>
+              <w:top w:w="150" w:type="dxa"/>
+              <w:left w:w="240" w:type="dxa"/>
+              <w:bottom w:w="150" w:type="dxa"/>
+              <w:right w:w="240" w:type="dxa"/>
+            </w:tcMar>
+            <w:vAlign w:val="center"/>
+            <w:hideMark/>
+          </w:tcPr>
+          <w:p>
+            <w:pPr>
+              <w:rPr>
+                <w:rFonts w:eastAsiaTheme="minorEastAsia"/>
+              </w:rPr>
+            </w:pPr>
+            <w:r>
+              <w:rPr>
+                <w:rFonts w:eastAsiaTheme="minorEastAsia"/>
+              </w:rPr>
+              <w:t>-7.35</w:t>
+            </w:r>
+          </w:p>
+        </w:tc>
+        <w:tc>
+          <w:tcPr>
+            <w:tcW w:w="0" w:type="auto"/>
+            <w:tcMar>
+              <w:top w:w="150" w:type="dxa"/>
+              <w:left w:w="240" w:type="dxa"/>
+              <w:bottom w:w="150" w:type="dxa"/>
+              <w:right w:w="240" w:type="dxa"/>
+            </w:tcMar>
+            <w:vAlign w:val="center"/>
+            <w:hideMark/>
+          </w:tcPr>
+          <w:p>
+            <w:pPr>
+              <w:rPr>
+                <w:rFonts w:eastAsiaTheme="minorEastAsia"/>
+              </w:rPr>
+            </w:pPr>
+            <w:r>
+              <w:rPr>
+                <w:rFonts w:eastAsiaTheme="minorEastAsia"/>
+              </w:rPr>
+              <w:t>18.5761</w:t>
+            </w:r>
+          </w:p>
+        </w:tc>
+        <w:tc>
+          <w:tcPr>
+            <w:tcW w:w="0" w:type="auto"/>
+            <w:tcMar>
+              <w:top w:w="150" w:type="dxa"/>
+              <w:left w:w="240" w:type="dxa"/>
+              <w:bottom w:w="150" w:type="dxa"/>
+              <w:right w:w="240" w:type="dxa"/>
+            </w:tcMar>
+            <w:vAlign w:val="center"/>
+            <w:hideMark/>
+          </w:tcPr>
+          <w:p>
+            <w:pPr>
+              <w:rPr>
+                <w:rFonts w:eastAsiaTheme="minorEastAsia"/>
+              </w:rPr>
+            </w:pPr>
+            <w:r>
+              <w:rPr>
+                <w:rFonts w:eastAsiaTheme="minorEastAsia"/>
+              </w:rPr>
+              <w:t>54.0225</w:t>
+            </w:r>
+          </w:p>
+        </w:tc>
+        <w:tc>
+          <w:tcPr>
+            <w:tcW w:w="0" w:type="auto"/>
+            <w:tcMar>
+              <w:top w:w="150" w:type="dxa"/>
+              <w:left w:w="240" w:type="dxa"/>
+              <w:bottom w:w="150" w:type="dxa"/>
+              <w:right w:w="0" w:type="dxa"/>
+            </w:tcMar>
+            <w:vAlign w:val="center"/>
+            <w:hideMark/>
+          </w:tcPr>
+          <w:p>
+            <w:pPr>
+              <w:rPr>
+                <w:rFonts w:eastAsiaTheme="minorEastAsia"/>
+              </w:rPr>
+            </w:pPr>
+            <w:r>
+              <w:rPr>
+                <w:rFonts w:eastAsiaTheme="minorEastAsia"/>
+              </w:rPr>
+              <w:t>31.6785</w:t>
+            </w:r>
+          </w:p>
+        </w:tc>
+      </w:tr>
+      <w:tr>
+        <w:tc>
+          <w:tcPr>
+            <w:tcW w:w="0" w:type="auto"/>
+            <w:tcMar>
+              <w:top w:w="150" w:type="dxa"/>
+              <w:left w:w="0" w:type="dxa"/>
+              <w:bottom w:w="150" w:type="dxa"/>
+              <w:right w:w="240" w:type="dxa"/>
+            </w:tcMar>
+            <w:vAlign w:val="center"/>
+            <w:hideMark/>
+          </w:tcPr>
+          <w:p>
+            <w:pPr>
+              <w:rPr>
+                <w:rFonts w:eastAsiaTheme="minorEastAsia"/>
+              </w:rPr>
+            </w:pPr>
+            <w:r>
+              <w:rPr>
+                <w:rFonts w:eastAsiaTheme="minorEastAsia"/>
+              </w:rPr>
+              <w:t>4</w:t>
+            </w:r>
+          </w:p>
+        </w:tc>
+        <w:tc>
+          <w:tcPr>
+            <w:tcW w:w="0" w:type="auto"/>
+            <w:tcMar>
+              <w:top w:w="150" w:type="dxa"/>
+              <w:left w:w="240" w:type="dxa"/>
+              <w:bottom w:w="150" w:type="dxa"/>
+              <w:right w:w="240" w:type="dxa"/>
+            </w:tcMar>
+            <w:vAlign w:val="center"/>
+            <w:hideMark/>
+          </w:tcPr>
+          <w:p>
+            <w:pPr>
+              <w:rPr>
+                <w:rFonts w:eastAsiaTheme="minorEastAsia"/>
+              </w:rPr>
+            </w:pPr>
+            <w:r>
+              <w:rPr>
+                <w:rFonts w:eastAsiaTheme="minorEastAsia"/>
+              </w:rPr>
+              <w:t>-18.92</w:t>
+            </w:r>
+          </w:p>
+        </w:tc>
+        <w:tc>
+          <w:tcPr>
+            <w:tcW w:w="0" w:type="auto"/>
+            <w:tcMar>
+              <w:top w:w="150" w:type="dxa"/>
+              <w:left w:w="240" w:type="dxa"/>
+              <w:bottom w:w="150" w:type="dxa"/>
+              <w:right w:w="240" w:type="dxa"/>
+            </w:tcMar>
+            <w:vAlign w:val="center"/>
+            <w:hideMark/>
+          </w:tcPr>
+          <w:p>
+            <w:pPr>
+              <w:rPr>
+                <w:rFonts w:eastAsiaTheme="minorEastAsia"/>
+              </w:rPr>
+            </w:pPr>
+            <w:r>
+              <w:rPr>
+                <w:rFonts w:eastAsiaTheme="minorEastAsia"/>
+              </w:rPr>
+              <w:t>-14.64</w:t>
+            </w:r>
+          </w:p>
+        </w:tc>
+        <w:tc>
+          <w:tcPr>
+            <w:tcW w:w="0" w:type="auto"/>
+            <w:tcMar>
+              <w:top w:w="150" w:type="dxa"/>
+              <w:left w:w="240" w:type="dxa"/>
+              <w:bottom w:w="150" w:type="dxa"/>
+              <w:right w:w="240" w:type="dxa"/>
+            </w:tcMar>
+            <w:vAlign w:val="center"/>
+            <w:hideMark/>
+          </w:tcPr>
+          <w:p>
+            <w:pPr>
+              <w:rPr>
+                <w:rFonts w:eastAsiaTheme="minorEastAsia"/>
+              </w:rPr>
+            </w:pPr>
+            <w:r>
+              <w:rPr>
+                <w:rFonts w:eastAsiaTheme="minorEastAsia"/>
+              </w:rPr>
+              <w:t>357.9664</w:t>
+            </w:r>
+          </w:p>
+        </w:tc>
+        <w:tc>
+          <w:tcPr>
+            <w:tcW w:w="0" w:type="auto"/>
+            <w:tcMar>
+              <w:top w:w="150" w:type="dxa"/>
+              <w:left w:w="240" w:type="dxa"/>
+              <w:bottom w:w="150" w:type="dxa"/>
+              <w:right w:w="240" w:type="dxa"/>
+            </w:tcMar>
+            <w:vAlign w:val="center"/>
+            <w:hideMark/>
+          </w:tcPr>
+          <w:p>
+            <w:pPr>
+              <w:rPr>
+                <w:rFonts w:eastAsiaTheme="minorEastAsia"/>
+              </w:rPr>
+            </w:pPr>
+            <w:r>
+              <w:rPr>
+                <w:rFonts w:eastAsiaTheme="minorEastAsia"/>
+              </w:rPr>
+              <w:t>214.3296</w:t>
+            </w:r>
+          </w:p>
+        </w:tc>
+        <w:tc>
+          <w:tcPr>
+            <w:tcW w:w="0" w:type="auto"/>
+            <w:tcMar>
+              <w:top w:w="150" w:type="dxa"/>
+              <w:left w:w="240" w:type="dxa"/>
+              <w:bottom w:w="150" w:type="dxa"/>
+              <w:right w:w="0" w:type="dxa"/>
+            </w:tcMar>
+            <w:vAlign w:val="center"/>
+            <w:hideMark/>
+          </w:tcPr>
+          <w:p>
+            <w:pPr>
+              <w:rPr>
+                <w:rFonts w:eastAsiaTheme="minorEastAsia"/>
+              </w:rPr>
+            </w:pPr>
+            <w:r>
+              <w:rPr>
+                <w:rFonts w:eastAsiaTheme="minorEastAsia"/>
+              </w:rPr>
+              <w:t>276.9888</w:t>
+            </w:r>
+          </w:p>
+        </w:tc>
+      </w:tr>
+      <w:tr>
+        <w:tc>
+          <w:tcPr>
+            <w:tcW w:w="0" w:type="auto"/>
+            <w:tcMar>
+              <w:top w:w="150" w:type="dxa"/>
+              <w:left w:w="0" w:type="dxa"/>
+              <w:bottom w:w="150" w:type="dxa"/>
+              <w:right w:w="240" w:type="dxa"/>
+            </w:tcMar>
+            <w:vAlign w:val="center"/>
+            <w:hideMark/>
+          </w:tcPr>
+          <w:p>
+            <w:pPr>
+              <w:rPr>
+                <w:rFonts w:eastAsiaTheme="minorEastAsia"/>
+              </w:rPr>
+            </w:pPr>
+            <w:r>
+              <w:rPr>
+                <w:rFonts w:eastAsiaTheme="minorEastAsia"/>
+              </w:rPr>
+              <w:t>5</w:t>
+            </w:r>
+          </w:p>
+        </w:tc>
+        <w:tc>
+          <w:tcPr>
+            <w:tcW w:w="0" w:type="auto"/>
+            <w:tcMar>
+              <w:top w:w="150" w:type="dxa"/>
+              <w:left w:w="240" w:type="dxa"/>
+              <w:bottom w:w="150" w:type="dxa"/>
+              <w:right w:w="240" w:type="dxa"/>
+            </w:tcMar>
+            <w:vAlign w:val="center"/>
+            <w:hideMark/>
+          </w:tcPr>
+          <w:p>
+            <w:pPr>
+              <w:rPr>
+                <w:rFonts w:eastAsiaTheme="minorEastAsia"/>
+              </w:rPr>
+            </w:pPr>
+            <w:r>
+              <w:rPr>
+                <w:rFonts w:eastAsiaTheme="minorEastAsia"/>
+              </w:rPr>
+              <w:t>-6.67</w:t>
+            </w:r>
+          </w:p>
+        </w:tc>
+        <w:tc>
+          <w:tcPr>
+            <w:tcW w:w="0" w:type="auto"/>
+            <w:tcMar>
+              <w:top w:w="150" w:type="dxa"/>
+              <w:left w:w="240" w:type="dxa"/>
+              <w:bottom w:w="150" w:type="dxa"/>
+              <w:right w:w="240" w:type="dxa"/>
+            </w:tcMar>
+            <w:vAlign w:val="center"/>
+            <w:hideMark/>
+          </w:tcPr>
+          <w:p>
+            <w:pPr>
+              <w:rPr>
+                <w:rFonts w:eastAsiaTheme="minorEastAsia"/>
+              </w:rPr>
+            </w:pPr>
+            <w:r>
+              <w:rPr>
+                <w:rFonts w:eastAsiaTheme="minorEastAsia"/>
+              </w:rPr>
+              <w:t>1.58</w:t>
+            </w:r>
+          </w:p>
+        </w:tc>
+        <w:tc>
+          <w:tcPr>
+            <w:tcW w:w="0" w:type="auto"/>
+            <w:tcMar>
+              <w:top w:w="150" w:type="dxa"/>
+              <w:left w:w="240" w:type="dxa"/>
+              <w:bottom w:w="150" w:type="dxa"/>
+              <w:right w:w="240" w:type="dxa"/>
+            </w:tcMar>
+            <w:vAlign w:val="center"/>
+            <w:hideMark/>
+          </w:tcPr>
+          <w:p>
+            <w:pPr>
+              <w:rPr>
+                <w:rFonts w:eastAsiaTheme="minorEastAsia"/>
+              </w:rPr>
+            </w:pPr>
+            <w:r>
+              <w:rPr>
+                <w:rFonts w:eastAsiaTheme="minorEastAsia"/>
+              </w:rPr>
+              <w:t>44.4889</w:t>
+            </w:r>
+          </w:p>
+        </w:tc>
+        <w:tc>
+          <w:tcPr>
+            <w:tcW w:w="0" w:type="auto"/>
+            <w:tcMar>
+              <w:top w:w="150" w:type="dxa"/>
+              <w:left w:w="240" w:type="dxa"/>
+              <w:bottom w:w="150" w:type="dxa"/>
+              <w:right w:w="240" w:type="dxa"/>
+            </w:tcMar>
+            <w:vAlign w:val="center"/>
+            <w:hideMark/>
+          </w:tcPr>
+          <w:p>
+            <w:pPr>
+              <w:rPr>
+                <w:rFonts w:eastAsiaTheme="minorEastAsia"/>
+              </w:rPr>
+            </w:pPr>
+            <w:r>
+              <w:rPr>
+                <w:rFonts w:eastAsiaTheme="minorEastAsia"/>
+              </w:rPr>
+              <w:t>2.4964</w:t>
+            </w:r>
+          </w:p>
+        </w:tc>
+        <w:tc>
+          <w:tcPr>
+            <w:tcW w:w="0" w:type="auto"/>
+            <w:tcMar>
+              <w:top w:w="150" w:type="dxa"/>
+              <w:left w:w="240" w:type="dxa"/>
+              <w:bottom w:w="150" w:type="dxa"/>
+              <w:right w:w="0" w:type="dxa"/>
+            </w:tcMar>
+            <w:vAlign w:val="center"/>
+            <w:hideMark/>
+          </w:tcPr>
+          <w:p>
+            <w:pPr>
+              <w:rPr>
+                <w:rFonts w:eastAsiaTheme="minorEastAsia"/>
+              </w:rPr>
+            </w:pPr>
+            <w:r>
+              <w:rPr>
+                <w:rFonts w:eastAsiaTheme="minorEastAsia"/>
+              </w:rPr>
+              <w:t>-10.5386</w:t>
+            </w:r>
+          </w:p>
+        </w:tc>
+      </w:tr>
+      <w:tr>
+        <w:tc>
+          <w:tcPr>
+            <w:tcW w:w="0" w:type="auto"/>
+            <w:tcMar>
+              <w:top w:w="150" w:type="dxa"/>
+              <w:left w:w="0" w:type="dxa"/>
+              <w:bottom w:w="150" w:type="dxa"/>
+              <w:right w:w="240" w:type="dxa"/>
+            </w:tcMar>
+            <w:vAlign w:val="center"/>
+            <w:hideMark/>
+          </w:tcPr>
+          <w:p>
+            <w:pPr>
+              <w:rPr>
+                <w:rFonts w:eastAsiaTheme="minorEastAsia"/>
+              </w:rPr>
+            </w:pPr>
+            <w:r>
+              <w:rPr>
+                <w:rFonts w:eastAsiaTheme="minorEastAsia"/>
+              </w:rPr>
+              <w:t>6</w:t>
+            </w:r>
+          </w:p>
+        </w:tc>
+        <w:tc>
+          <w:tcPr>
+            <w:tcW w:w="0" w:type="auto"/>
+            <w:tcMar>
+              <w:top w:w="150" w:type="dxa"/>
+              <w:left w:w="240" w:type="dxa"/>
+              <w:bottom w:w="150" w:type="dxa"/>
+              <w:right w:w="240" w:type="dxa"/>
+            </w:tcMar>
+            <w:vAlign w:val="center"/>
+            <w:hideMark/>
+          </w:tcPr>
+          <w:p>
+            <w:pPr>
+              <w:rPr>
+                <w:rFonts w:eastAsiaTheme="minorEastAsia"/>
+              </w:rPr>
+            </w:pPr>
+            <w:r>
+              <w:rPr>
+                <w:rFonts w:eastAsiaTheme="minorEastAsia"/>
+              </w:rPr>
+              <w:t>26.57</w:t>
+            </w:r>
+          </w:p>
+        </w:tc>
+        <w:tc>
+          <w:tcPr>
+            <w:tcW w:w="0" w:type="auto"/>
+            <w:tcMar>
+              <w:top w:w="150" w:type="dxa"/>
+              <w:left w:w="240" w:type="dxa"/>
+              <w:bottom w:w="150" w:type="dxa"/>
+              <w:right w:w="240" w:type="dxa"/>
+            </w:tcMar>
+            <w:vAlign w:val="center"/>
+            <w:hideMark/>
+          </w:tcPr>
+          <w:p>
+            <w:pPr>
+              <w:rPr>
+                <w:rFonts w:eastAsiaTheme="minorEastAsia"/>
+              </w:rPr>
+            </w:pPr>
+            <w:r>
+              <w:rPr>
+                <w:rFonts w:eastAsiaTheme="minorEastAsia"/>
+              </w:rPr>
+              <w:t>15.19</w:t>
+            </w:r>
+          </w:p>
+        </w:tc>
+        <w:tc>
+          <w:tcPr>
+            <w:tcW w:w="0" w:type="auto"/>
+            <w:tcMar>
+              <w:top w:w="150" w:type="dxa"/>
+              <w:left w:w="240" w:type="dxa"/>
+              <w:bottom w:w="150" w:type="dxa"/>
+              <w:right w:w="240" w:type="dxa"/>
+            </w:tcMar>
+            <w:vAlign w:val="center"/>
+            <w:hideMark/>
+          </w:tcPr>
+          <w:p>
+            <w:pPr>
+              <w:rPr>
+                <w:rFonts w:eastAsiaTheme="minorEastAsia"/>
+              </w:rPr>
+            </w:pPr>
+            <w:r>
+              <w:rPr>
+                <w:rFonts w:eastAsiaTheme="minorEastAsia"/>
+              </w:rPr>
+              <w:t>705.9649</w:t>
+            </w:r>
+          </w:p>
+        </w:tc>
+        <w:tc>
+          <w:tcPr>
+            <w:tcW w:w="0" w:type="auto"/>
+            <w:tcMar>
+              <w:top w:w="150" w:type="dxa"/>
+              <w:left w:w="240" w:type="dxa"/>
+              <w:bottom w:w="150" w:type="dxa"/>
+              <w:right w:w="240" w:type="dxa"/>
+            </w:tcMar>
+            <w:vAlign w:val="center"/>
+            <w:hideMark/>
+          </w:tcPr>
+          <w:p>
+            <w:pPr>
+              <w:rPr>
+                <w:rFonts w:eastAsiaTheme="minorEastAsia"/>
+              </w:rPr>
+            </w:pPr>
+            <w:r>
+              <w:rPr>
+                <w:rFonts w:eastAsiaTheme="minorEastAsia"/>
+              </w:rPr>
+              <w:t>230.7361</w:t>
+            </w:r>
+          </w:p>
+        </w:tc>
+        <w:tc>
+          <w:tcPr>
+            <w:tcW w:w="0" w:type="auto"/>
+            <w:tcMar>
+              <w:top w:w="150" w:type="dxa"/>
+              <w:left w:w="240" w:type="dxa"/>
+              <w:bottom w:w="150" w:type="dxa"/>
+              <w:right w:w="0" w:type="dxa"/>
+            </w:tcMar>
+            <w:vAlign w:val="center"/>
+            <w:hideMark/>
+          </w:tcPr>
+          <w:p>
+            <w:pPr>
+              <w:rPr>
+                <w:rFonts w:eastAsiaTheme="minorEastAsia"/>
+              </w:rPr>
+            </w:pPr>
+            <w:r>
+              <w:rPr>
+                <w:rFonts w:eastAsiaTheme="minorEastAsia"/>
+              </w:rPr>
+              <w:t>403.5983</w:t>
+            </w:r>
+          </w:p>
+        </w:tc>
+      </w:tr>
+      <w:tr>
+        <w:tc>
+          <w:tcPr>
+            <w:tcW w:w="0" w:type="auto"/>
+            <w:tcMar>
+              <w:top w:w="150" w:type="dxa"/>
+              <w:left w:w="0" w:type="dxa"/>
+              <w:bottom w:w="150" w:type="dxa"/>
+              <w:right w:w="240" w:type="dxa"/>
+            </w:tcMar>
+            <w:vAlign w:val="center"/>
+            <w:hideMark/>
+          </w:tcPr>
+          <w:p>
+            <w:pPr>
+              <w:rPr>
+                <w:rFonts w:eastAsiaTheme="minorEastAsia"/>
+              </w:rPr>
+            </w:pPr>
+            <w:r>
+              <w:rPr>
+                <w:rFonts w:eastAsiaTheme="minorEastAsia"/>
+              </w:rPr>
+              <w:t>7</w:t>
+            </w:r>
+          </w:p>
+        </w:tc>
+        <w:tc>
+          <w:tcPr>
+            <w:tcW w:w="0" w:type="auto"/>
+            <w:tcMar>
+              <w:top w:w="150" w:type="dxa"/>
+              <w:left w:w="240" w:type="dxa"/>
+              <w:bottom w:w="150" w:type="dxa"/>
+              <w:right w:w="240" w:type="dxa"/>
+            </w:tcMar>
+            <w:vAlign w:val="center"/>
+            <w:hideMark/>
+          </w:tcPr>
+          <w:p>
+            <w:pPr>
+              <w:rPr>
+                <w:rFonts w:eastAsiaTheme="minorEastAsia"/>
+              </w:rPr>
+            </w:pPr>
+            <w:r>
+              <w:rPr>
+                <w:rFonts w:eastAsiaTheme="minorEastAsia"/>
+              </w:rPr>
+              <w:t>20</w:t>
+            </w:r>
+          </w:p>
+        </w:tc>
+        <w:tc>
+          <w:tcPr>
+            <w:tcW w:w="0" w:type="auto"/>
+            <w:tcMar>
+              <w:top w:w="150" w:type="dxa"/>
+              <w:left w:w="240" w:type="dxa"/>
+              <w:bottom w:w="150" w:type="dxa"/>
+              <w:right w:w="240" w:type="dxa"/>
+            </w:tcMar>
+            <w:vAlign w:val="center"/>
+            <w:hideMark/>
+          </w:tcPr>
+          <w:p>
+            <w:pPr>
+              <w:rPr>
+                <w:rFonts w:eastAsiaTheme="minorEastAsia"/>
+              </w:rPr>
+            </w:pPr>
+            <w:r>
+              <w:rPr>
+                <w:rFonts w:eastAsiaTheme="minorEastAsia"/>
+              </w:rPr>
+              <w:t>5.11</w:t>
+            </w:r>
+          </w:p>
+        </w:tc>
+        <w:tc>
+          <w:tcPr>
+            <w:tcW w:w="0" w:type="auto"/>
+            <w:tcMar>
+              <w:top w:w="150" w:type="dxa"/>
+              <w:left w:w="240" w:type="dxa"/>
+              <w:bottom w:w="150" w:type="dxa"/>
+              <w:right w:w="240" w:type="dxa"/>
+            </w:tcMar>
+            <w:vAlign w:val="center"/>
+            <w:hideMark/>
+          </w:tcPr>
+          <w:p>
+            <w:pPr>
+              <w:rPr>
+                <w:rFonts w:eastAsiaTheme="minorEastAsia"/>
+              </w:rPr>
+            </w:pPr>
+            <w:r>
+              <w:rPr>
+                <w:rFonts w:eastAsiaTheme="minorEastAsia"/>
+              </w:rPr>
+              <w:t>400</w:t>
+            </w:r>
+          </w:p>
+        </w:tc>
+        <w:tc>
+          <w:tcPr>
+            <w:tcW w:w="0" w:type="auto"/>
+            <w:tcMar>
+              <w:top w:w="150" w:type="dxa"/>
+              <w:left w:w="240" w:type="dxa"/>
+              <w:bottom w:w="150" w:type="dxa"/>
+              <w:right w:w="240" w:type="dxa"/>
+            </w:tcMar>
+            <w:vAlign w:val="center"/>
+            <w:hideMark/>
+          </w:tcPr>
+          <w:p>
+            <w:pPr>
+              <w:rPr>
+                <w:rFonts w:eastAsiaTheme="minorEastAsia"/>
+              </w:rPr>
+            </w:pPr>
+            <w:r>
+              <w:rPr>
+                <w:rFonts w:eastAsiaTheme="minorEastAsia"/>
+              </w:rPr>
+              <w:t>26.1121</w:t>
+            </w:r>
+          </w:p>
+        </w:tc>
+        <w:tc>
+          <w:tcPr>
+            <w:tcW w:w="0" w:type="auto"/>
+            <w:tcMar>
+              <w:top w:w="150" w:type="dxa"/>
+              <w:left w:w="240" w:type="dxa"/>
+              <w:bottom w:w="150" w:type="dxa"/>
+              <w:right w:w="0" w:type="dxa"/>
+            </w:tcMar>
+            <w:vAlign w:val="center"/>
+            <w:hideMark/>
+          </w:tcPr>
+          <w:p>
+            <w:pPr>
+              <w:rPr>
+                <w:rFonts w:eastAsiaTheme="minorEastAsia"/>
+              </w:rPr>
+            </w:pPr>
+            <w:r>
+              <w:rPr>
+                <w:rFonts w:eastAsiaTheme="minorEastAsia"/>
+              </w:rPr>
+              <w:t>102.2</w:t>
+            </w:r>
+          </w:p>
+        </w:tc>
+      </w:tr>
+      <w:tr>
+        <w:tc>
+          <w:tcPr>
+            <w:tcW w:w="0" w:type="auto"/>
+            <w:tcMar>
+              <w:top w:w="150" w:type="dxa"/>
+              <w:left w:w="0" w:type="dxa"/>
+              <w:bottom w:w="150" w:type="dxa"/>
+              <w:right w:w="240" w:type="dxa"/>
+            </w:tcMar>
+            <w:vAlign w:val="center"/>
+            <w:hideMark/>
+          </w:tcPr>
+          <w:p>
+            <w:pPr>
+              <w:rPr>
+                <w:rFonts w:eastAsiaTheme="minorEastAsia"/>
+              </w:rPr>
+            </w:pPr>
+            <w:r>
+              <w:rPr>
+                <w:rFonts w:eastAsiaTheme="minorEastAsia"/>
+              </w:rPr>
+              <w:t>8</w:t>
+            </w:r>
+          </w:p>
+        </w:tc>
+        <w:tc>
+          <w:tcPr>
+            <w:tcW w:w="0" w:type="auto"/>
+            <w:tcMar>
+              <w:top w:w="150" w:type="dxa"/>
+              <w:left w:w="240" w:type="dxa"/>
+              <w:bottom w:w="150" w:type="dxa"/>
+              <w:right w:w="240" w:type="dxa"/>
+            </w:tcMar>
+            <w:vAlign w:val="center"/>
+            <w:hideMark/>
+          </w:tcPr>
+          <w:p>
+            <w:pPr>
+              <w:rPr>
+                <w:rFonts w:eastAsiaTheme="minorEastAsia"/>
+              </w:rPr>
+            </w:pPr>
+            <w:r>
+              <w:rPr>
+                <w:rFonts w:eastAsiaTheme="minorEastAsia"/>
+              </w:rPr>
+              <w:t>2.93</w:t>
+            </w:r>
+          </w:p>
+        </w:tc>
+        <w:tc>
+          <w:tcPr>
+            <w:tcW w:w="0" w:type="auto"/>
+            <w:tcMar>
+              <w:top w:w="150" w:type="dxa"/>
+              <w:left w:w="240" w:type="dxa"/>
+              <w:bottom w:w="150" w:type="dxa"/>
+              <w:right w:w="240" w:type="dxa"/>
+            </w:tcMar>
+            <w:vAlign w:val="center"/>
+            <w:hideMark/>
+          </w:tcPr>
+          <w:p>
+            <w:pPr>
+              <w:rPr>
+                <w:rFonts w:eastAsiaTheme="minorEastAsia"/>
+              </w:rPr>
+            </w:pPr>
+            <w:r>
+              <w:rPr>
+                <w:rFonts w:eastAsiaTheme="minorEastAsia"/>
+              </w:rPr>
+              <w:t>0.76</w:t>
+            </w:r>
+          </w:p>
+        </w:tc>
+        <w:tc>
+          <w:tcPr>
+            <w:tcW w:w="0" w:type="auto"/>
+            <w:tcMar>
+              <w:top w:w="150" w:type="dxa"/>
+              <w:left w:w="240" w:type="dxa"/>
+              <w:bottom w:w="150" w:type="dxa"/>
+              <w:right w:w="240" w:type="dxa"/>
+            </w:tcMar>
+            <w:vAlign w:val="center"/>
+            <w:hideMark/>
+          </w:tcPr>
+          <w:p>
+            <w:pPr>
+              <w:rPr>
+                <w:rFonts w:eastAsiaTheme="minorEastAsia"/>
+              </w:rPr>
+            </w:pPr>
+            <w:r>
+              <w:rPr>
+                <w:rFonts w:eastAsiaTheme="minorEastAsia"/>
+              </w:rPr>
+              <w:t>8.5849</w:t>
+            </w:r>
+          </w:p>
+        </w:tc>
+        <w:tc>
+          <w:tcPr>
+            <w:tcW w:w="0" w:type="auto"/>
+            <w:tcMar>
+              <w:top w:w="150" w:type="dxa"/>
+              <w:left w:w="240" w:type="dxa"/>
+              <w:bottom w:w="150" w:type="dxa"/>
+              <w:right w:w="240" w:type="dxa"/>
+            </w:tcMar>
+            <w:vAlign w:val="center"/>
+            <w:hideMark/>
+          </w:tcPr>
+          <w:p>
+            <w:pPr>
+              <w:rPr>
+                <w:rFonts w:eastAsiaTheme="minorEastAsia"/>
+              </w:rPr>
+            </w:pPr>
+            <w:r>
+              <w:rPr>
+                <w:rFonts w:eastAsiaTheme="minorEastAsia"/>
+              </w:rPr>
+              <w:t>0.5776</w:t>
+            </w:r>
+          </w:p>
+        </w:tc>
+        <w:tc>
+          <w:tcPr>
+            <w:tcW w:w="0" w:type="auto"/>
+            <w:tcMar>
+              <w:top w:w="150" w:type="dxa"/>
+              <w:left w:w="240" w:type="dxa"/>
+              <w:bottom w:w="150" w:type="dxa"/>
+              <w:right w:w="0" w:type="dxa"/>
+            </w:tcMar>
+            <w:vAlign w:val="center"/>
+            <w:hideMark/>
+          </w:tcPr>
+          <w:p>
+            <w:pPr>
+              <w:rPr>
+                <w:rFonts w:eastAsiaTheme="minorEastAsia"/>
+              </w:rPr>
+            </w:pPr>
+            <w:r>
+              <w:rPr>
+                <w:rFonts w:eastAsiaTheme="minorEastAsia"/>
+              </w:rPr>
+              <w:t>2.2268</w:t>
+            </w:r>
+          </w:p>
+        </w:tc>
+      </w:tr>
+      <w:tr>
+        <w:tc>
+          <w:tcPr>
+            <w:tcW w:w="0" w:type="auto"/>
+            <w:tcMar>
+              <w:top w:w="150" w:type="dxa"/>
+              <w:left w:w="0" w:type="dxa"/>
+              <w:bottom w:w="150" w:type="dxa"/>
+              <w:right w:w="240" w:type="dxa"/>
+            </w:tcMar>
+            <w:vAlign w:val="center"/>
+            <w:hideMark/>
+          </w:tcPr>
+          <w:p>
+            <w:pPr>
+              <w:rPr>
+                <w:rFonts w:eastAsiaTheme="minorEastAsia"/>
+              </w:rPr>
+            </w:pPr>
+            <w:r>
+              <w:rPr>
+                <w:rFonts w:eastAsiaTheme="minorEastAsia"/>
+              </w:rPr>
+              <w:t>9</w:t>
+            </w:r>
+          </w:p>
+        </w:tc>
+        <w:tc>
+          <w:tcPr>
+            <w:tcW w:w="0" w:type="auto"/>
+            <w:tcMar>
+              <w:top w:w="150" w:type="dxa"/>
+              <w:left w:w="240" w:type="dxa"/>
+              <w:bottom w:w="150" w:type="dxa"/>
+              <w:right w:w="240" w:type="dxa"/>
+            </w:tcMar>
+            <w:vAlign w:val="center"/>
+            <w:hideMark/>
+          </w:tcPr>
+          <w:p>
+            <w:pPr>
+              <w:rPr>
+                <w:rFonts w:eastAsiaTheme="minorEastAsia"/>
+              </w:rPr>
+            </w:pPr>
+            <w:r>
+              <w:rPr>
+                <w:rFonts w:eastAsiaTheme="minorEastAsia"/>
+              </w:rPr>
+              <w:t>5.25</w:t>
+            </w:r>
+          </w:p>
+        </w:tc>
+        <w:tc>
+          <w:tcPr>
+            <w:tcW w:w="0" w:type="auto"/>
+            <w:tcMar>
+              <w:top w:w="150" w:type="dxa"/>
+              <w:left w:w="240" w:type="dxa"/>
+              <w:bottom w:w="150" w:type="dxa"/>
+              <w:right w:w="240" w:type="dxa"/>
+            </w:tcMar>
+            <w:vAlign w:val="center"/>
+            <w:hideMark/>
+          </w:tcPr>
+          <w:p>
+            <w:pPr>
+              <w:rPr>
+                <w:rFonts w:eastAsiaTheme="minorEastAsia"/>
+              </w:rPr>
+            </w:pPr>
+            <w:r>
+              <w:rPr>
+                <w:rFonts w:eastAsiaTheme="minorEastAsia"/>
+              </w:rPr>
+              <w:t>-0.97</w:t>
+            </w:r>
+          </w:p>
+        </w:tc>
+        <w:tc>
+          <w:tcPr>
+            <w:tcW w:w="0" w:type="auto"/>
+            <w:tcMar>
+              <w:top w:w="150" w:type="dxa"/>
+              <w:left w:w="240" w:type="dxa"/>
+              <w:bottom w:w="150" w:type="dxa"/>
+              <w:right w:w="240" w:type="dxa"/>
+            </w:tcMar>
+            <w:vAlign w:val="center"/>
+            <w:hideMark/>
+          </w:tcPr>
+          <w:p>
+            <w:pPr>
+              <w:rPr>
+                <w:rFonts w:eastAsiaTheme="minorEastAsia"/>
+              </w:rPr>
+            </w:pPr>
+            <w:r>
+              <w:rPr>
+                <w:rFonts w:eastAsiaTheme="minorEastAsia"/>
+              </w:rPr>
+              <w:t>27.5625</w:t>
+            </w:r>
+          </w:p>
+        </w:tc>
+        <w:tc>
+          <w:tcPr>
+            <w:tcW w:w="0" w:type="auto"/>
+            <w:tcMar>
+              <w:top w:w="150" w:type="dxa"/>
+              <w:left w:w="240" w:type="dxa"/>
+              <w:bottom w:w="150" w:type="dxa"/>
+              <w:right w:w="240" w:type="dxa"/>
+            </w:tcMar>
+            <w:vAlign w:val="center"/>
+            <w:hideMark/>
+          </w:tcPr>
+          <w:p>
+            <w:pPr>
+              <w:rPr>
+                <w:rFonts w:eastAsiaTheme="minorEastAsia"/>
+              </w:rPr>
+            </w:pPr>
+            <w:r>
+              <w:rPr>
+                <w:rFonts w:eastAsiaTheme="minorEastAsia"/>
+              </w:rPr>
+              <w:t>0.9409</w:t>
+            </w:r>
+          </w:p>
+        </w:tc>
+        <w:tc>
+          <w:tcPr>
+            <w:tcW w:w="0" w:type="auto"/>
+            <w:tcMar>
+              <w:top w:w="150" w:type="dxa"/>
+              <w:left w:w="240" w:type="dxa"/>
+              <w:bottom w:w="150" w:type="dxa"/>
+              <w:right w:w="0" w:type="dxa"/>
+            </w:tcMar>
+            <w:vAlign w:val="center"/>
+            <w:hideMark/>
+          </w:tcPr>
+          <w:p>
+            <w:pPr>
+              <w:rPr>
+                <w:rFonts w:eastAsiaTheme="minorEastAsia"/>
+              </w:rPr>
+            </w:pPr>
+            <w:r>
+              <w:rPr>
+                <w:rFonts w:eastAsiaTheme="minorEastAsia"/>
+              </w:rPr>
+              <w:t>-5.0925</w:t>
+            </w:r>
+          </w:p>
+        </w:tc>
+      </w:tr>
+      <w:tr>
+        <w:tc>
+          <w:tcPr>
+            <w:tcW w:w="0" w:type="auto"/>
+            <w:tcMar>
+              <w:top w:w="150" w:type="dxa"/>
+              <w:left w:w="0" w:type="dxa"/>
+              <w:bottom w:w="150" w:type="dxa"/>
+              <w:right w:w="240" w:type="dxa"/>
+            </w:tcMar>
+            <w:vAlign w:val="center"/>
+            <w:hideMark/>
+          </w:tcPr>
+          <w:p>
+            <w:pPr>
+              <w:rPr>
+                <w:rFonts w:eastAsiaTheme="minorEastAsia"/>
+              </w:rPr>
+            </w:pPr>
+            <w:r>
+              <w:rPr>
+                <w:rFonts w:eastAsiaTheme="minorEastAsia"/>
+              </w:rPr>
+              <w:t>10</w:t>
+            </w:r>
+          </w:p>
+        </w:tc>
+        <w:tc>
+          <w:tcPr>
+            <w:tcW w:w="0" w:type="auto"/>
+            <w:tcMar>
+              <w:top w:w="150" w:type="dxa"/>
+              <w:left w:w="240" w:type="dxa"/>
+              <w:bottom w:w="150" w:type="dxa"/>
+              <w:right w:w="240" w:type="dxa"/>
+            </w:tcMar>
+            <w:vAlign w:val="center"/>
+            <w:hideMark/>
+          </w:tcPr>
+          <w:p>
+            <w:pPr>
+              <w:rPr>
+                <w:rFonts w:eastAsiaTheme="minorEastAsia"/>
+              </w:rPr>
+            </w:pPr>
+            <w:r>
+              <w:rPr>
+                <w:rFonts w:eastAsiaTheme="minorEastAsia"/>
+              </w:rPr>
+              <w:t>21.45</w:t>
+            </w:r>
+          </w:p>
+        </w:tc>
+        <w:tc>
+          <w:tcPr>
+            <w:tcW w:w="0" w:type="auto"/>
+            <w:tcMar>
+              <w:top w:w="150" w:type="dxa"/>
+              <w:left w:w="240" w:type="dxa"/>
+              <w:bottom w:w="150" w:type="dxa"/>
+              <w:right w:w="240" w:type="dxa"/>
+            </w:tcMar>
+            <w:vAlign w:val="center"/>
+            <w:hideMark/>
+          </w:tcPr>
+          <w:p>
+            <w:pPr>
+              <w:rPr>
+                <w:rFonts w:eastAsiaTheme="minorEastAsia"/>
+              </w:rPr>
+            </w:pPr>
+            <w:r>
+              <w:rPr>
+                <w:rFonts w:eastAsiaTheme="minorEastAsia"/>
+              </w:rPr>
+              <w:t>10.44</w:t>
+            </w:r>
+          </w:p>
+        </w:tc>
+        <w:tc>
+          <w:tcPr>
+            <w:tcW w:w="0" w:type="auto"/>
+            <w:tcMar>
+              <w:top w:w="150" w:type="dxa"/>
+              <w:left w:w="240" w:type="dxa"/>
+              <w:bottom w:w="150" w:type="dxa"/>
+              <w:right w:w="240" w:type="dxa"/>
+            </w:tcMar>
+            <w:vAlign w:val="center"/>
+            <w:hideMark/>
+          </w:tcPr>
+          <w:p>
+            <w:pPr>
+              <w:rPr>
+                <w:rFonts w:eastAsiaTheme="minorEastAsia"/>
+              </w:rPr>
+            </w:pPr>
+            <w:r>
+              <w:rPr>
+                <w:rFonts w:eastAsiaTheme="minorEastAsia"/>
+              </w:rPr>
+              <w:t>460.1025</w:t>
+            </w:r>
+          </w:p>
+        </w:tc>
+        <w:tc>
+          <w:tcPr>
+            <w:tcW w:w="0" w:type="auto"/>
+            <w:tcMar>
+              <w:top w:w="150" w:type="dxa"/>
+              <w:left w:w="240" w:type="dxa"/>
+              <w:bottom w:w="150" w:type="dxa"/>
+              <w:right w:w="240" w:type="dxa"/>
+            </w:tcMar>
+            <w:vAlign w:val="center"/>
+            <w:hideMark/>
+          </w:tcPr>
+          <w:p>
+            <w:pPr>
+              <w:rPr>
+                <w:rFonts w:eastAsiaTheme="minorEastAsia"/>
+              </w:rPr>
+            </w:pPr>
+            <w:r>
+              <w:rPr>
+                <w:rFonts w:eastAsiaTheme="minorEastAsia"/>
+              </w:rPr>
+              <w:t>108.9936</w:t>
+            </w:r>
+          </w:p>
+        </w:tc>
+        <w:tc>
+          <w:tcPr>
+            <w:tcW w:w="0" w:type="auto"/>
+            <w:tcMar>
+              <w:top w:w="150" w:type="dxa"/>
+              <w:left w:w="240" w:type="dxa"/>
+              <w:bottom w:w="150" w:type="dxa"/>
+              <w:right w:w="0" w:type="dxa"/>
+            </w:tcMar>
+            <w:vAlign w:val="center"/>
+            <w:hideMark/>
+          </w:tcPr>
+          <w:p>
+            <w:pPr>
+              <w:rPr>
+                <w:rFonts w:eastAsiaTheme="minorEastAsia"/>
+              </w:rPr>
+            </w:pPr>
+            <w:r>
+              <w:rPr>
+                <w:rFonts w:eastAsiaTheme="minorEastAsia"/>
+              </w:rPr>
+              <w:t>223.938</w:t>
+            </w:r>
+          </w:p>
+        </w:tc>
+      </w:tr>
+      <w:tr>
+        <w:tc>
+          <w:tcPr>
+            <w:tcW w:w="0" w:type="auto"/>
+            <w:tcMar>
+              <w:top w:w="150" w:type="dxa"/>
+              <w:left w:w="0" w:type="dxa"/>
+              <w:bottom w:w="150" w:type="dxa"/>
+              <w:right w:w="240" w:type="dxa"/>
+            </w:tcMar>
+            <w:vAlign w:val="center"/>
+            <w:hideMark/>
+          </w:tcPr>
+          <w:p>
+            <w:pPr>
+              <w:rPr>
+                <w:rFonts w:eastAsiaTheme="minorEastAsia"/>
+              </w:rPr>
+            </w:pPr>
+            <w:r>
+              <w:rPr>
+                <w:rFonts w:eastAsiaTheme="minorEastAsia"/>
+              </w:rPr>
+              <w:t>11</w:t>
+            </w:r>
+          </w:p>
+        </w:tc>
+        <w:tc>
+          <w:tcPr>
+            <w:tcW w:w="0" w:type="auto"/>
+            <w:tcMar>
+              <w:top w:w="150" w:type="dxa"/>
+              <w:left w:w="240" w:type="dxa"/>
+              <w:bottom w:w="150" w:type="dxa"/>
+              <w:right w:w="240" w:type="dxa"/>
+            </w:tcMar>
+            <w:vAlign w:val="center"/>
+            <w:hideMark/>
+          </w:tcPr>
+          <w:p>
+            <w:pPr>
+              <w:rPr>
+                <w:rFonts w:eastAsiaTheme="minorEastAsia"/>
+              </w:rPr>
+            </w:pPr>
+            <w:r>
+              <w:rPr>
+                <w:rFonts w:eastAsiaTheme="minorEastAsia"/>
+              </w:rPr>
+              <w:t>23.13</w:t>
+            </w:r>
+          </w:p>
+        </w:tc>
+        <w:tc>
+          <w:tcPr>
+            <w:tcW w:w="0" w:type="auto"/>
+            <w:tcMar>
+              <w:top w:w="150" w:type="dxa"/>
+              <w:left w:w="240" w:type="dxa"/>
+              <w:bottom w:w="150" w:type="dxa"/>
+              <w:right w:w="240" w:type="dxa"/>
+            </w:tcMar>
+            <w:vAlign w:val="center"/>
+            <w:hideMark/>
+          </w:tcPr>
+          <w:p>
+            <w:pPr>
+              <w:rPr>
+                <w:rFonts w:eastAsiaTheme="minorEastAsia"/>
+              </w:rPr>
+            </w:pPr>
+            <w:r>
+              <w:rPr>
+                <w:rFonts w:eastAsiaTheme="minorEastAsia"/>
+              </w:rPr>
+              <w:t>17.47</w:t>
+            </w:r>
+          </w:p>
+        </w:tc>
+        <w:tc>
+          <w:tcPr>
+            <w:tcW w:w="0" w:type="auto"/>
+            <w:tcMar>
+              <w:top w:w="150" w:type="dxa"/>
+              <w:left w:w="240" w:type="dxa"/>
+              <w:bottom w:w="150" w:type="dxa"/>
+              <w:right w:w="240" w:type="dxa"/>
+            </w:tcMar>
+            <w:vAlign w:val="center"/>
+            <w:hideMark/>
+          </w:tcPr>
+          <w:p>
+            <w:pPr>
+              <w:rPr>
+                <w:rFonts w:eastAsiaTheme="minorEastAsia"/>
+              </w:rPr>
+            </w:pPr>
+            <w:r>
+              <w:rPr>
+                <w:rFonts w:eastAsiaTheme="minorEastAsia"/>
+              </w:rPr>
+              <w:t>534.9969</w:t>
+            </w:r>
+          </w:p>
+        </w:tc>
+        <w:tc>
+          <w:tcPr>
+            <w:tcW w:w="0" w:type="auto"/>
+            <w:tcMar>
+              <w:top w:w="150" w:type="dxa"/>
+              <w:left w:w="240" w:type="dxa"/>
+              <w:bottom w:w="150" w:type="dxa"/>
+              <w:right w:w="240" w:type="dxa"/>
+            </w:tcMar>
+            <w:vAlign w:val="center"/>
+            <w:hideMark/>
+          </w:tcPr>
+          <w:p>
+            <w:pPr>
+              <w:rPr>
+                <w:rFonts w:eastAsiaTheme="minorEastAsia"/>
+              </w:rPr>
+            </w:pPr>
+            <w:r>
+              <w:rPr>
+                <w:rFonts w:eastAsiaTheme="minorEastAsia"/>
+              </w:rPr>
+              <w:t>305.2009</w:t>
+            </w:r>
+          </w:p>
+        </w:tc>
+        <w:tc>
+          <w:tcPr>
+            <w:tcW w:w="0" w:type="auto"/>
+            <w:tcMar>
+              <w:top w:w="150" w:type="dxa"/>
+              <w:left w:w="240" w:type="dxa"/>
+              <w:bottom w:w="150" w:type="dxa"/>
+              <w:right w:w="0" w:type="dxa"/>
+            </w:tcMar>
+            <w:vAlign w:val="center"/>
+            <w:hideMark/>
+          </w:tcPr>
+          <w:p>
+            <w:pPr>
+              <w:rPr>
+                <w:rFonts w:eastAsiaTheme="minorEastAsia"/>
+              </w:rPr>
+            </w:pPr>
+            <w:r>
+              <w:rPr>
+                <w:rFonts w:eastAsiaTheme="minorEastAsia"/>
+              </w:rPr>
+              <w:t>404.0811</w:t>
+            </w:r>
+          </w:p>
+        </w:tc>
+      </w:tr>
+      <w:tr>
+        <w:tc>
+          <w:tcPr>
+            <w:tcW w:w="0" w:type="auto"/>
+            <w:tcMar>
+              <w:top w:w="150" w:type="dxa"/>
+              <w:left w:w="0" w:type="dxa"/>
+              <w:bottom w:w="150" w:type="dxa"/>
+              <w:right w:w="240" w:type="dxa"/>
+            </w:tcMar>
+            <w:vAlign w:val="center"/>
+            <w:hideMark/>
+          </w:tcPr>
+          <w:p>
+            <w:pPr>
+              <w:rPr>
+                <w:rFonts w:eastAsiaTheme="minorEastAsia"/>
+              </w:rPr>
+            </w:pPr>
+            <w:r>
+              <w:rPr>
+                <w:rFonts w:eastAsiaTheme="minorEastAsia"/>
+              </w:rPr>
+              <w:t>12</w:t>
+            </w:r>
+          </w:p>
+        </w:tc>
+        <w:tc>
+          <w:tcPr>
+            <w:tcW w:w="0" w:type="auto"/>
+            <w:tcMar>
+              <w:top w:w="150" w:type="dxa"/>
+              <w:left w:w="240" w:type="dxa"/>
+              <w:bottom w:w="150" w:type="dxa"/>
+              <w:right w:w="240" w:type="dxa"/>
+            </w:tcMar>
+            <w:vAlign w:val="center"/>
+            <w:hideMark/>
+          </w:tcPr>
+          <w:p>
+            <w:pPr>
+              <w:rPr>
+                <w:rFonts w:eastAsiaTheme="minorEastAsia"/>
+              </w:rPr>
+            </w:pPr>
+            <w:r>
+              <w:rPr>
+                <w:rFonts w:eastAsiaTheme="minorEastAsia"/>
+              </w:rPr>
+              <w:t>32.83</w:t>
+            </w:r>
+          </w:p>
+        </w:tc>
+        <w:tc>
+          <w:tcPr>
+            <w:tcW w:w="0" w:type="auto"/>
+            <w:tcMar>
+              <w:top w:w="150" w:type="dxa"/>
+              <w:left w:w="240" w:type="dxa"/>
+              <w:bottom w:w="150" w:type="dxa"/>
+              <w:right w:w="240" w:type="dxa"/>
+            </w:tcMar>
+            <w:vAlign w:val="center"/>
+            <w:hideMark/>
+          </w:tcPr>
+          <w:p>
+            <w:pPr>
+              <w:rPr>
+                <w:rFonts w:eastAsiaTheme="minorEastAsia"/>
+              </w:rPr>
+            </w:pPr>
+            <w:r>
+              <w:rPr>
+                <w:rFonts w:eastAsiaTheme="minorEastAsia"/>
+              </w:rPr>
+              <w:t>20.15</w:t>
+            </w:r>
+          </w:p>
+        </w:tc>
+        <w:tc>
+          <w:tcPr>
+            <w:tcW w:w="0" w:type="auto"/>
+            <w:tcMar>
+              <w:top w:w="150" w:type="dxa"/>
+              <w:left w:w="240" w:type="dxa"/>
+              <w:bottom w:w="150" w:type="dxa"/>
+              <w:right w:w="240" w:type="dxa"/>
+            </w:tcMar>
+            <w:vAlign w:val="center"/>
+            <w:hideMark/>
+          </w:tcPr>
+          <w:p>
+            <w:pPr>
+              <w:rPr>
+                <w:rFonts w:eastAsiaTheme="minorEastAsia"/>
+              </w:rPr>
+            </w:pPr>
+            <w:r>
+              <w:rPr>
+                <w:rFonts w:eastAsiaTheme="minorEastAsia"/>
+              </w:rPr>
+              <w:t>1077.8089</w:t>
+            </w:r>
+          </w:p>
+        </w:tc>
+        <w:tc>
+          <w:tcPr>
+            <w:tcW w:w="0" w:type="auto"/>
+            <w:tcMar>
+              <w:top w:w="150" w:type="dxa"/>
+              <w:left w:w="240" w:type="dxa"/>
+              <w:bottom w:w="150" w:type="dxa"/>
+              <w:right w:w="240" w:type="dxa"/>
+            </w:tcMar>
+            <w:vAlign w:val="center"/>
+            <w:hideMark/>
+          </w:tcPr>
+          <w:p>
+            <w:pPr>
+              <w:rPr>
+                <w:rFonts w:eastAsiaTheme="minorEastAsia"/>
+              </w:rPr>
+            </w:pPr>
+            <w:r>
+              <w:rPr>
+                <w:rFonts w:eastAsiaTheme="minorEastAsia"/>
+              </w:rPr>
+              <w:t>406.0225</w:t>
+            </w:r>
+          </w:p>
+        </w:tc>
+        <w:tc>
+          <w:tcPr>
+            <w:tcW w:w="0" w:type="auto"/>
+            <w:tcMar>
+              <w:top w:w="150" w:type="dxa"/>
+              <w:left w:w="240" w:type="dxa"/>
+              <w:bottom w:w="150" w:type="dxa"/>
+              <w:right w:w="0" w:type="dxa"/>
+            </w:tcMar>
+            <w:vAlign w:val="center"/>
+            <w:hideMark/>
+          </w:tcPr>
+          <w:p>
+            <w:pPr>
+              <w:rPr>
+                <w:rFonts w:eastAsiaTheme="minorEastAsia"/>
+              </w:rPr>
+            </w:pPr>
+            <w:r>
+              <w:rPr>
+                <w:rFonts w:eastAsiaTheme="minorEastAsia"/>
+              </w:rPr>
+              <w:t>661.5245</w:t>
+            </w:r>
+          </w:p>
+        </w:tc>
+      </w:tr>
+      <w:tr>
+        <w:tc>
+          <w:tcPr>
+            <w:tcW w:w="0" w:type="auto"/>
+            <w:tcMar>
+              <w:top w:w="150" w:type="dxa"/>
+              <w:left w:w="0" w:type="dxa"/>
+              <w:bottom w:w="150" w:type="dxa"/>
+              <w:right w:w="240" w:type="dxa"/>
+            </w:tcMar>
+            <w:vAlign w:val="center"/>
+            <w:hideMark/>
+          </w:tcPr>
+          <w:p>
+            <w:pPr>
+              <w:rPr>
+                <w:rFonts w:eastAsiaTheme="minorEastAsia"/>
+              </w:rPr>
+            </w:pPr>
+            <w:r>
+              <w:rPr>
+                <w:rFonts w:eastAsiaTheme="minorEastAsia"/>
+                <w:b/>
+                <w:bCs/>
+              </w:rPr>
+              <w:t>Sum</w:t>
+            </w:r>
+          </w:p>
+        </w:tc>
+        <w:tc>
+          <w:tcPr>
+            <w:tcW w:w="0" w:type="auto"/>
+            <w:tcMar>
+              <w:top w:w="150" w:type="dxa"/>
+              <w:left w:w="240" w:type="dxa"/>
+              <w:bottom w:w="150" w:type="dxa"/>
+              <w:right w:w="240" w:type="dxa"/>
+            </w:tcMar>
+            <w:vAlign w:val="center"/>
+            <w:hideMark/>
+          </w:tcPr>
+          <w:p>
+            <w:pPr>
+              <w:rPr>
+                <w:rFonts w:eastAsiaTheme="minorEastAsia"/>
+              </w:rPr>
+            </w:pPr>
+            <w:r>
+              <w:rPr>
+                <w:rFonts w:eastAsiaTheme="minorEastAsia"/>
+                <w:b/>
+                <w:bCs/>
+              </w:rPr>
+              <w:t>111.69</w:t>
+            </w:r>
+          </w:p>
+        </w:tc>
+        <w:tc>
+          <w:tcPr>
+            <w:tcW w:w="0" w:type="auto"/>
+            <w:tcMar>
+              <w:top w:w="150" w:type="dxa"/>
+              <w:left w:w="240" w:type="dxa"/>
+              <w:bottom w:w="150" w:type="dxa"/>
+              <w:right w:w="240" w:type="dxa"/>
+            </w:tcMar>
+            <w:vAlign w:val="center"/>
+            <w:hideMark/>
+          </w:tcPr>
+          <w:p>
+            <w:pPr>
+              <w:rPr>
+                <w:rFonts w:eastAsiaTheme="minorEastAsia"/>
+              </w:rPr>
+            </w:pPr>
+            <w:r>
+              <w:rPr>
+                <w:rFonts w:eastAsiaTheme="minorEastAsia"/>
+                <w:b/>
+                <w:bCs/>
+              </w:rPr>
+              <w:t>49.82</w:t>
+            </w:r>
+          </w:p>
+        </w:tc>
+        <w:tc>
+          <w:tcPr>
+            <w:tcW w:w="0" w:type="auto"/>
+            <w:tcMar>
+              <w:top w:w="150" w:type="dxa"/>
+              <w:left w:w="240" w:type="dxa"/>
+              <w:bottom w:w="150" w:type="dxa"/>
+              <w:right w:w="240" w:type="dxa"/>
+            </w:tcMar>
+            <w:vAlign w:val="center"/>
+            <w:hideMark/>
+          </w:tcPr>
+          <w:p>
+            <w:pPr>
+              <w:rPr>
+                <w:rFonts w:eastAsiaTheme="minorEastAsia"/>
+              </w:rPr>
+            </w:pPr>
+            <w:r>
+              <w:rPr>
+                <w:rFonts w:eastAsiaTheme="minorEastAsia"/>
+                <w:b/>
+                <w:bCs/>
+              </w:rPr>
+              <w:t>3724.9769</w:t>
+            </w:r>
+          </w:p>
+        </w:tc>
+        <w:tc>
+          <w:tcPr>
+            <w:tcW w:w="0" w:type="auto"/>
+            <w:tcMar>
+              <w:top w:w="150" w:type="dxa"/>
+              <w:left w:w="240" w:type="dxa"/>
+              <w:bottom w:w="150" w:type="dxa"/>
+              <w:right w:w="240" w:type="dxa"/>
+            </w:tcMar>
+            <w:vAlign w:val="center"/>
+            <w:hideMark/>
+          </w:tcPr>
+          <w:p>
+            <w:pPr>
+              <w:rPr>
+                <w:rFonts w:eastAsiaTheme="minorEastAsia"/>
+              </w:rPr>
+            </w:pPr>
+            <w:r>
+              <w:rPr>
+                <w:rFonts w:eastAsiaTheme="minorEastAsia"/>
+                <w:b/>
+                <w:bCs/>
+              </w:rPr>
+              <w:t>1432.7492</w:t>
+            </w:r>
+          </w:p>
+        </w:tc>
+        <w:tc>
+          <w:tcPr>
+            <w:tcW w:w="0" w:type="auto"/>
+            <w:tcMar>
+              <w:top w:w="150" w:type="dxa"/>
+              <w:left w:w="240" w:type="dxa"/>
+              <w:bottom w:w="150" w:type="dxa"/>
+              <w:right w:w="0" w:type="dxa"/>
+            </w:tcMar>
+            <w:vAlign w:val="center"/>
+            <w:hideMark/>
+          </w:tcPr>
+          <w:p>
+            <w:pPr>
+              <w:rPr>
+                <w:rFonts w:eastAsiaTheme="minorEastAsia"/>
+              </w:rPr>
+            </w:pPr>
+            <w:r>
+              <w:rPr>
+                <w:rFonts w:eastAsiaTheme="minorEastAsia"/>
+                <w:b/>
+                <w:bCs/>
+              </w:rPr>
+              <w:t>2160.4812</w:t>
+            </w:r>
+          </w:p>
+        </w:tc>
+      </w:tr>
+    </w:tbl>
+    <w:p>
+      <w:pPr>
+        <w:rPr>
+          <w:rFonts w:eastAsiaTheme="minorEastAsia"/>
+        </w:rPr>
+      </w:pPr>
+      <w:r>
+        <w:rPr>
+          <w:rFonts w:eastAsiaTheme="minorEastAsia"/>
+        </w:rPr>
+        <w:t>So,</w:t>
+      </w:r>
+    </w:p>
+    <w:p>
+      <w:pPr>
+        <w:rPr>
+          <w:rFonts w:eastAsiaTheme="minorEastAsia"/>
+        </w:rPr>
+      </w:pPr>
+      <m:oMathPara>
+        <m:oMath>
+          <m:nary>
+            <m:naryPr>
+              <m:chr m:val="∑"/>
+              <m:grow m:val="1"/>
+              <m:subHide m:val="1"/>
+              <m:supHide m:val="1"/>
+              <m:ctrlPr>
+                <w:rPr>
+                  <w:rFonts w:ascii="Cambria Math" w:eastAsiaTheme="minorEastAsia" w:hAnsi="Cambria Math"/>
+                </w:rPr>
+              </m:ctrlPr>
+            </m:naryPr>
+            <m:sub/>
+            <m:sup/>
+            <m:e>
+              <m:r>
+                <w:rPr>
+                  <w:rFonts w:ascii="Cambria Math" w:eastAsiaTheme="minorEastAsia" w:hAnsi="Cambria Math"/>
+                </w:rPr>
+                <m:t>x</m:t>
+              </m:r>
+            </m:e>
+          </m:nary>
+          <m:r>
+            <w:rPr>
+              <w:rFonts w:ascii="Cambria Math" w:eastAsiaTheme="minorEastAsia" w:hAnsi="Cambria Math"/>
+            </w:rPr>
+            <m:t>=111.69, </m:t>
+          </m:r>
+          <m:nary>
+            <m:naryPr>
+              <m:chr m:val="∑"/>
+              <m:grow m:val="1"/>
+              <m:subHide m:val="1"/>
+              <m:supHide m:val="1"/>
+              <m:ctrlPr>
+                <w:rPr>
+                  <w:rFonts w:ascii="Cambria Math" w:eastAsiaTheme="minorEastAsia" w:hAnsi="Cambria Math"/>
+                </w:rPr>
+              </m:ctrlPr>
+            </m:naryPr>
+            <m:sub/>
+            <m:sup/>
+            <m:e>
+              <m:r>
+                <w:rPr>
+                  <w:rFonts w:ascii="Cambria Math" w:eastAsiaTheme="minorEastAsia" w:hAnsi="Cambria Math"/>
+                </w:rPr>
+                <m:t>y</m:t>
+              </m:r>
+            </m:e>
+          </m:nary>
+          <m:r>
+            <w:rPr>
+              <w:rFonts w:ascii="Cambria Math" w:eastAsiaTheme="minorEastAsia" w:hAnsi="Cambria Math"/>
+            </w:rPr>
+            <m:t>=49.82</m:t>
+          </m:r>
+          <m:r>
+            <w:rPr>
+              <w:rFonts w:eastAsiaTheme="minorEastAsia"/>
+              <w:i/>
+            </w:rPr>
+            <w:br/>
+          </m:r>
+        </m:oMath>
+        <m:oMath>
+          <m:nary>
+            <m:naryPr>
+              <m:chr m:val="∑"/>
+              <m:grow m:val="1"/>
+              <m:subHide m:val="1"/>
+              <m:supHide m:val="1"/>
+              <m:ctrlPr>
+                <w:rPr>
+                  <w:rFonts w:ascii="Cambria Math" w:eastAsiaTheme="minorEastAsia" w:hAnsi="Cambria Math"/>
+                </w:rPr>
+              </m:ctrlPr>
+            </m:naryPr>
+            <m:sub/>
+            <m:sup/>
+            <m:e>
+              <m:sSup>
+                <m:sSupPr>
+                  <m:ctrlPr>
+                    <w:rPr>
+                      <w:rFonts w:ascii="Cambria Math" w:eastAsiaTheme="minorEastAsia" w:hAnsi="Cambria Math"/>
+                    </w:rPr>
+                  </m:ctrlPr>
+                </m:sSupPr>
+                <m:e>
+                  <m:r>
+                    <w:rPr>
+                      <w:rFonts w:ascii="Cambria Math" w:eastAsiaTheme="minorEastAsia" w:hAnsi="Cambria Math"/>
+                    </w:rPr>
+                    <m:t>x</m:t>
+                  </m:r>
+                </m:e>
+                <m:sup>
+                  <m:r>
+                    <w:rPr>
+                      <w:rFonts w:ascii="Cambria Math" w:eastAsiaTheme="minorEastAsia" w:hAnsi="Cambria Math"/>
+                    </w:rPr>
+                    <m:t>2</m:t>
+                  </m:r>
+                </m:sup>
+              </m:sSup>
+            </m:e>
+          </m:nary>
+          <m:r>
+            <w:rPr>
+              <w:rFonts w:ascii="Cambria Math" w:eastAsiaTheme="minorEastAsia" w:hAnsi="Cambria Math"/>
+            </w:rPr>
+            <m:t>=3724.9769, </m:t>
+          </m:r>
+          <m:nary>
+            <m:naryPr>
+              <m:chr m:val="∑"/>
+              <m:grow m:val="1"/>
+              <m:subHide m:val="1"/>
+              <m:supHide m:val="1"/>
+              <m:ctrlPr>
+                <w:rPr>
+                  <w:rFonts w:ascii="Cambria Math" w:eastAsiaTheme="minorEastAsia" w:hAnsi="Cambria Math"/>
+                </w:rPr>
+              </m:ctrlPr>
+            </m:naryPr>
+            <m:sub/>
+            <m:sup/>
+            <m:e>
+              <m:sSup>
+                <m:sSupPr>
+                  <m:ctrlPr>
+                    <w:rPr>
+                      <w:rFonts w:ascii="Cambria Math" w:eastAsiaTheme="minorEastAsia" w:hAnsi="Cambria Math"/>
+                    </w:rPr>
+                  </m:ctrlPr>
+                </m:sSupPr>
+                <m:e>
+                  <m:r>
+                    <w:rPr>
+                      <w:rFonts w:ascii="Cambria Math" w:eastAsiaTheme="minorEastAsia" w:hAnsi="Cambria Math"/>
+                    </w:rPr>
+                    <m:t>y</m:t>
+                  </m:r>
+                </m:e>
+                <m:sup>
+                  <m:r>
+                    <w:rPr>
+                      <w:rFonts w:ascii="Cambria Math" w:eastAsiaTheme="minorEastAsia" w:hAnsi="Cambria Math"/>
+                    </w:rPr>
+                    <m:t>2</m:t>
+                  </m:r>
+                </m:sup>
+              </m:sSup>
+            </m:e>
+          </m:nary>
+          <m:r>
+            <w:rPr>
+              <w:rFonts w:ascii="Cambria Math" w:eastAsiaTheme="minorEastAsia" w:hAnsi="Cambria Math"/>
+            </w:rPr>
+            <m:t>=1432.7492, </m:t>
+          </m:r>
+          <m:nary>
+            <m:naryPr>
+              <m:chr m:val="∑"/>
+              <m:grow m:val="1"/>
+              <m:subHide m:val="1"/>
+              <m:supHide m:val="1"/>
+              <m:ctrlPr>
+                <w:rPr>
+                  <w:rFonts w:ascii="Cambria Math" w:eastAsiaTheme="minorEastAsia" w:hAnsi="Cambria Math"/>
+                </w:rPr>
+              </m:ctrlPr>
+            </m:naryPr>
+            <m:sub/>
+            <m:sup/>
+            <m:e>
+              <m:r>
+                <w:rPr>
+                  <w:rFonts w:ascii="Cambria Math" w:eastAsiaTheme="minorEastAsia" w:hAnsi="Cambria Math"/>
+                </w:rPr>
+                <m:t>x</m:t>
+              </m:r>
+            </m:e>
+          </m:nary>
+          <m:r>
+            <w:rPr>
+              <w:rFonts w:ascii="Cambria Math" w:eastAsiaTheme="minorEastAsia" w:hAnsi="Cambria Math"/>
+            </w:rPr>
+            <m:t>y=2160.4812</m:t>
+          </m:r>
+          <m:r>
+            <w:rPr>
+              <w:rFonts w:eastAsiaTheme="minorEastAsia"/>
+              <w:i/>
+            </w:rPr>
+            <w:br/>
+          </m:r>
+        </m:oMath>
+      </m:oMathPara>
+    </w:p>
+    <w:p>
+      <w:pPr>
+        <w:rPr>
+          <w:rFonts w:eastAsiaTheme="minorEastAsia"/>
+        </w:rPr>
+      </w:pPr>
+      <w:r>
+        <w:rPr>
+          <w:rFonts w:eastAsiaTheme="minorEastAsia"/>
+        </w:rPr>
+        <w:lastRenderedPageBreak/>
+        <w:pict w14:anchorId="150B3345">
+          <v:rect id="_x0000_i1053" style="width:0;height:.75pt" o:hralign="center" o:hrstd="t" o:hr="t" fillcolor="#a0a0a0" stroked="f"/>
+        </w:pict>
+      </w:r>
+    </w:p>
+    <w:p>
+      <w:pPr>
+        <w:rPr>
+          <w:rFonts w:eastAsiaTheme="minorEastAsia"/>
+          <w:b/>
+          <w:bCs/>
+        </w:rPr>
+      </w:pPr>
+      <w:r>
+        <w:rPr>
+          <w:rFonts w:eastAsiaTheme="minorEastAsia"/>
+          <w:b/>
+          <w:bCs/>
+        </w:rPr>
+        <w:t>Correlation Coefficient Formula</w:t>
+      </w:r>
+    </w:p>
+    <w:p>
+      <w:pPr>
+        <w:rPr>
+          <w:rFonts w:eastAsiaTheme="minorEastAsia"/>
+        </w:rPr>
+      </w:pPr>
+      <m:oMathPara>
+        <m:oMath>
+          <m:r>
+            <w:rPr>
+              <w:rFonts w:ascii="Cambria Math" w:eastAsiaTheme="minorEastAsia" w:hAnsi="Cambria Math"/>
+            </w:rPr>
+            <m:t>r=</m:t>
+          </m:r>
+          <m:f>
+            <m:fPr>
+              <m:ctrlPr>
+                <w:rPr>
+                  <w:rFonts w:ascii="Cambria Math" w:eastAsiaTheme="minorEastAsia" w:hAnsi="Cambria Math"/>
+                </w:rPr>
+              </m:ctrlPr>
+            </m:fPr>
+            <m:num>
+              <m:r>
+                <w:rPr>
+                  <w:rFonts w:ascii="Cambria Math" w:eastAsiaTheme="minorEastAsia" w:hAnsi="Cambria Math"/>
+                </w:rPr>
+                <m:t>n</m:t>
+              </m:r>
+              <m:nary>
+                <m:naryPr>
+                  <m:chr m:val="∑"/>
+                  <m:grow m:val="1"/>
+                  <m:subHide m:val="1"/>
+                  <m:supHide m:val="1"/>
+                  <m:ctrlPr>
+                    <w:rPr>
+                      <w:rFonts w:ascii="Cambria Math" w:eastAsiaTheme="minorEastAsia" w:hAnsi="Cambria Math"/>
+                    </w:rPr>
+                  </m:ctrlPr>
+                </m:naryPr>
+                <m:sub/>
+                <m:sup/>
+                <m:e>
+                  <m:r>
+                    <w:rPr>
+                      <w:rFonts w:ascii="Cambria Math" w:eastAsiaTheme="minorEastAsia" w:hAnsi="Cambria Math"/>
+                    </w:rPr>
+                    <m:t>x</m:t>
+                  </m:r>
+                </m:e>
+              </m:nary>
+              <m:r>
+                <w:rPr>
+                  <w:rFonts w:ascii="Cambria Math" w:eastAsiaTheme="minorEastAsia" w:hAnsi="Cambria Math"/>
+                </w:rPr>
+                <m:t>y-</m:t>
+              </m:r>
+              <m:nary>
+                <m:naryPr>
+                  <m:chr m:val="∑"/>
+                  <m:grow m:val="1"/>
+                  <m:subHide m:val="1"/>
+                  <m:supHide m:val="1"/>
+                  <m:ctrlPr>
+                    <w:rPr>
+                      <w:rFonts w:ascii="Cambria Math" w:eastAsiaTheme="minorEastAsia" w:hAnsi="Cambria Math"/>
+                    </w:rPr>
+                  </m:ctrlPr>
+                </m:naryPr>
+                <m:sub/>
+                <m:sup/>
+                <m:e>
+                  <m:r>
+                    <w:rPr>
+                      <w:rFonts w:ascii="Cambria Math" w:eastAsiaTheme="minorEastAsia" w:hAnsi="Cambria Math"/>
+                    </w:rPr>
+                    <m:t>x</m:t>
+                  </m:r>
+                </m:e>
+              </m:nary>
+              <m:nary>
+                <m:naryPr>
+                  <m:chr m:val="∑"/>
+                  <m:grow m:val="1"/>
+                  <m:subHide m:val="1"/>
+                  <m:supHide m:val="1"/>
+                  <m:ctrlPr>
+                    <w:rPr>
+                      <w:rFonts w:ascii="Cambria Math" w:eastAsiaTheme="minorEastAsia" w:hAnsi="Cambria Math"/>
+                    </w:rPr>
+                  </m:ctrlPr>
+                </m:naryPr>
+                <m:sub/>
+                <m:sup/>
+                <m:e>
+                  <m:r>
+                    <w:rPr>
+                      <w:rFonts w:ascii="Cambria Math" w:eastAsiaTheme="minorEastAsia" w:hAnsi="Cambria Math"/>
+                    </w:rPr>
+                    <m:t>y</m:t>
+                  </m:r>
+                </m:e>
+              </m:nary>
+            </m:num>
+            <m:den>
+              <m:rad>
+                <m:radPr>
+                  <m:degHide m:val="1"/>
+                  <m:ctrlPr>
+                    <w:rPr>
+                      <w:rFonts w:ascii="Cambria Math" w:eastAsiaTheme="minorEastAsia" w:hAnsi="Cambria Math"/>
+                    </w:rPr>
+                  </m:ctrlPr>
+                </m:radPr>
+                <m:deg/>
+                <m:e>
+                  <m:d>
+                    <m:dPr>
+                      <m:begChr m:val="["/>
+                      <m:endChr m:val="]"/>
+                      <m:ctrlPr>
+                        <w:rPr>
+                          <w:rFonts w:ascii="Cambria Math" w:eastAsiaTheme="minorEastAsia" w:hAnsi="Cambria Math"/>
+                        </w:rPr>
+                      </m:ctrlPr>
+                    </m:dPr>
+                    <m:e>
+                      <m:r>
+                        <w:rPr>
+                          <w:rFonts w:ascii="Cambria Math" w:eastAsiaTheme="minorEastAsia" w:hAnsi="Cambria Math"/>
+                        </w:rPr>
+                        <m:t>n</m:t>
+                      </m:r>
+                      <m:nary>
+                        <m:naryPr>
+                          <m:chr m:val="∑"/>
+                          <m:grow m:val="1"/>
+                          <m:subHide m:val="1"/>
+                          <m:supHide m:val="1"/>
+                          <m:ctrlPr>
+                            <w:rPr>
+                              <w:rFonts w:ascii="Cambria Math" w:eastAsiaTheme="minorEastAsia" w:hAnsi="Cambria Math"/>
+                            </w:rPr>
+                          </m:ctrlPr>
+                        </m:naryPr>
+                        <m:sub/>
+                        <m:sup/>
+                        <m:e>
+                          <m:sSup>
+                            <m:sSupPr>
+                              <m:ctrlPr>
+                                <w:rPr>
+                                  <w:rFonts w:ascii="Cambria Math" w:eastAsiaTheme="minorEastAsia" w:hAnsi="Cambria Math"/>
+                                </w:rPr>
+                              </m:ctrlPr>
+                            </m:sSupPr>
+                            <m:e>
+                              <m:r>
+                                <w:rPr>
+                                  <w:rFonts w:ascii="Cambria Math" w:eastAsiaTheme="minorEastAsia" w:hAnsi="Cambria Math"/>
+                                </w:rPr>
+                                <m:t>x</m:t>
+                              </m:r>
+                            </m:e>
+                            <m:sup>
+                              <m:r>
+                                <w:rPr>
+                                  <w:rFonts w:ascii="Cambria Math" w:eastAsiaTheme="minorEastAsia" w:hAnsi="Cambria Math"/>
+                                </w:rPr>
+                                <m:t>2</m:t>
+                              </m:r>
+                            </m:sup>
+                          </m:sSup>
+                        </m:e>
+                      </m:nary>
+                      <m:r>
+                        <w:rPr>
+                          <w:rFonts w:ascii="Cambria Math" w:eastAsiaTheme="minorEastAsia" w:hAnsi="Cambria Math"/>
+                        </w:rPr>
+                        <m:t>-</m:t>
+                      </m:r>
+                      <m:sSup>
+                        <m:sSupPr>
+                          <m:ctrlPr>
+                            <w:rPr>
+                              <w:rFonts w:ascii="Cambria Math" w:eastAsiaTheme="minorEastAsia" w:hAnsi="Cambria Math"/>
+                            </w:rPr>
+                          </m:ctrlPr>
+                        </m:sSupPr>
+                        <m:e>
+                          <m:d>
+                            <m:dPr>
+                              <m:ctrlPr>
+                                <w:rPr>
+                                  <w:rFonts w:ascii="Cambria Math" w:eastAsiaTheme="minorEastAsia" w:hAnsi="Cambria Math"/>
+                                </w:rPr>
+                              </m:ctrlPr>
+                            </m:dPr>
+                            <m:e>
+                              <m:nary>
+                                <m:naryPr>
+                                  <m:chr m:val="∑"/>
+                                  <m:grow m:val="1"/>
+                                  <m:subHide m:val="1"/>
+                                  <m:supHide m:val="1"/>
+                                  <m:ctrlPr>
+                                    <w:rPr>
+                                      <w:rFonts w:ascii="Cambria Math" w:eastAsiaTheme="minorEastAsia" w:hAnsi="Cambria Math"/>
+                                    </w:rPr>
+                                  </m:ctrlPr>
+                                </m:naryPr>
+                                <m:sub/>
+                                <m:sup/>
+                                <m:e>
+                                  <m:r>
+                                    <w:rPr>
+                                      <w:rFonts w:ascii="Cambria Math" w:eastAsiaTheme="minorEastAsia" w:hAnsi="Cambria Math"/>
+                                    </w:rPr>
+                                    <m:t>x</m:t>
+                                  </m:r>
+                                </m:e>
+                              </m:nary>
+                            </m:e>
+                          </m:d>
+                        </m:e>
+                        <m:sup>
+                          <m:r>
+                            <w:rPr>
+                              <w:rFonts w:ascii="Cambria Math" w:eastAsiaTheme="minorEastAsia" w:hAnsi="Cambria Math"/>
+                            </w:rPr>
+                            <m:t>2</m:t>
+                          </m:r>
+                        </m:sup>
+                      </m:sSup>
+                    </m:e>
+                  </m:d>
+                  <m:d>
+                    <m:dPr>
+                      <m:begChr m:val="["/>
+                      <m:endChr m:val="]"/>
+                      <m:ctrlPr>
+                        <w:rPr>
+                          <w:rFonts w:ascii="Cambria Math" w:eastAsiaTheme="minorEastAsia" w:hAnsi="Cambria Math"/>
+                        </w:rPr>
+                      </m:ctrlPr>
+                    </m:dPr>
+                    <m:e>
+                      <m:r>
+                        <w:rPr>
+                          <w:rFonts w:ascii="Cambria Math" w:eastAsiaTheme="minorEastAsia" w:hAnsi="Cambria Math"/>
+                        </w:rPr>
+                        <m:t>n</m:t>
+                      </m:r>
+                      <m:nary>
+                        <m:naryPr>
+                          <m:chr m:val="∑"/>
+                          <m:grow m:val="1"/>
+                          <m:subHide m:val="1"/>
+                          <m:supHide m:val="1"/>
+                          <m:ctrlPr>
+                            <w:rPr>
+                              <w:rFonts w:ascii="Cambria Math" w:eastAsiaTheme="minorEastAsia" w:hAnsi="Cambria Math"/>
+                            </w:rPr>
+                          </m:ctrlPr>
+                        </m:naryPr>
+                        <m:sub/>
+                        <m:sup/>
+                        <m:e>
+                          <m:sSup>
+                            <m:sSupPr>
+                              <m:ctrlPr>
+                                <w:rPr>
+                                  <w:rFonts w:ascii="Cambria Math" w:eastAsiaTheme="minorEastAsia" w:hAnsi="Cambria Math"/>
+                                </w:rPr>
+                              </m:ctrlPr>
+                            </m:sSupPr>
+                            <m:e>
+                              <m:r>
+                                <w:rPr>
+                                  <w:rFonts w:ascii="Cambria Math" w:eastAsiaTheme="minorEastAsia" w:hAnsi="Cambria Math"/>
+                                </w:rPr>
+                                <m:t>y</m:t>
+                              </m:r>
+                            </m:e>
+                            <m:sup>
+                              <m:r>
+                                <w:rPr>
+                                  <w:rFonts w:ascii="Cambria Math" w:eastAsiaTheme="minorEastAsia" w:hAnsi="Cambria Math"/>
+                                </w:rPr>
+                                <m:t>2</m:t>
+                              </m:r>
+                            </m:sup>
+                          </m:sSup>
+                        </m:e>
+                      </m:nary>
+                      <m:r>
+                        <w:rPr>
+                          <w:rFonts w:ascii="Cambria Math" w:eastAsiaTheme="minorEastAsia" w:hAnsi="Cambria Math"/>
+                        </w:rPr>
+                        <m:t>-</m:t>
+                      </m:r>
+                      <m:sSup>
+                        <m:sSupPr>
+                          <m:ctrlPr>
+                            <w:rPr>
+                              <w:rFonts w:ascii="Cambria Math" w:eastAsiaTheme="minorEastAsia" w:hAnsi="Cambria Math"/>
+                            </w:rPr>
+                          </m:ctrlPr>
+                        </m:sSupPr>
+                        <m:e>
+                          <m:d>
+                            <m:dPr>
+                              <m:ctrlPr>
+                                <w:rPr>
+                                  <w:rFonts w:ascii="Cambria Math" w:eastAsiaTheme="minorEastAsia" w:hAnsi="Cambria Math"/>
+                                </w:rPr>
+                              </m:ctrlPr>
+                            </m:dPr>
+                            <m:e>
+                              <m:nary>
+                                <m:naryPr>
+                                  <m:chr m:val="∑"/>
+                                  <m:grow m:val="1"/>
+                                  <m:subHide m:val="1"/>
+                                  <m:supHide m:val="1"/>
+                                  <m:ctrlPr>
+                                    <w:rPr>
+                                      <w:rFonts w:ascii="Cambria Math" w:eastAsiaTheme="minorEastAsia" w:hAnsi="Cambria Math"/>
+                                    </w:rPr>
+                                  </m:ctrlPr>
+                                </m:naryPr>
+                                <m:sub/>
+                                <m:sup/>
+                                <m:e>
+                                  <m:r>
+                                    <w:rPr>
+                                      <w:rFonts w:ascii="Cambria Math" w:eastAsiaTheme="minorEastAsia" w:hAnsi="Cambria Math"/>
+                                    </w:rPr>
+                                    <m:t>y</m:t>
+                                  </m:r>
+                                </m:e>
+                              </m:nary>
+                            </m:e>
+                          </m:d>
+                        </m:e>
+                        <m:sup>
+                          <m:r>
+                            <w:rPr>
+                              <w:rFonts w:ascii="Cambria Math" w:eastAsiaTheme="minorEastAsia" w:hAnsi="Cambria Math"/>
+                            </w:rPr>
+                            <m:t>2</m:t>
+                          </m:r>
+                        </m:sup>
+                      </m:sSup>
+                    </m:e>
+                  </m:d>
+                </m:e>
+              </m:rad>
+            </m:den>
+          </m:f>
+          <m:r>
+            <w:rPr>
+              <w:rFonts w:eastAsiaTheme="minorEastAsia"/>
+            </w:rPr>
+            <w:br/>
+          </m:r>
+        </m:oMath>
+      </m:oMathPara>
+    </w:p>
+    <w:p>
+      <w:pPr>
+        <w:rPr>
+          <w:rFonts w:eastAsiaTheme="minorEastAsia"/>
+        </w:rPr>
+      </w:pPr>
+      <w:r>
+        <w:rPr>
+          <w:rFonts w:eastAsiaTheme="minorEastAsia"/>
+        </w:rPr>
+        <w:t>Substitute the values:</w:t>
+      </w:r>
+    </w:p>
+    <w:p>
+      <w:pPr>
+        <w:rPr>
+          <w:rFonts w:eastAsiaTheme="minorEastAsia"/>
+        </w:rPr>
+      </w:pPr>
+      <m:oMathPara>
+        <m:oMath>
+          <m:r>
+            <w:rPr>
+              <w:rFonts w:ascii="Cambria Math" w:eastAsiaTheme="minorEastAsia" w:hAnsi="Cambria Math"/>
+            </w:rPr>
+            <m:t>r=</m:t>
+          </m:r>
+          <m:f>
+            <m:fPr>
+              <m:ctrlPr>
+                <w:rPr>
+                  <w:rFonts w:ascii="Cambria Math" w:eastAsiaTheme="minorEastAsia" w:hAnsi="Cambria Math"/>
+                </w:rPr>
+              </m:ctrlPr>
+            </m:fPr>
+            <m:num>
+              <m:r>
+                <w:rPr>
+                  <w:rFonts w:ascii="Cambria Math" w:eastAsiaTheme="minorEastAsia" w:hAnsi="Cambria Math"/>
+                </w:rPr>
+                <m:t>12</m:t>
+              </m:r>
+              <m:d>
+                <m:dPr>
+                  <m:ctrlPr>
+                    <w:rPr>
+                      <w:rFonts w:ascii="Cambria Math" w:eastAsiaTheme="minorEastAsia" w:hAnsi="Cambria Math"/>
+                    </w:rPr>
+                  </m:ctrlPr>
+                </m:dPr>
+                <m:e>
+                  <m:r>
+                    <w:rPr>
+                      <w:rFonts w:ascii="Cambria Math" w:eastAsiaTheme="minorEastAsia" w:hAnsi="Cambria Math"/>
+                    </w:rPr>
+                    <m:t>2160.4812</m:t>
+                  </m:r>
+                </m:e>
+              </m:d>
+              <m:r>
+                <w:rPr>
+                  <w:rFonts w:ascii="Cambria Math" w:eastAsiaTheme="minorEastAsia" w:hAnsi="Cambria Math"/>
+                </w:rPr>
+                <m:t>-</m:t>
+              </m:r>
+              <m:d>
+                <m:dPr>
+                  <m:ctrlPr>
+                    <w:rPr>
+                      <w:rFonts w:ascii="Cambria Math" w:eastAsiaTheme="minorEastAsia" w:hAnsi="Cambria Math"/>
+                    </w:rPr>
+                  </m:ctrlPr>
+                </m:dPr>
+                <m:e>
+                  <m:r>
+                    <w:rPr>
+                      <w:rFonts w:ascii="Cambria Math" w:eastAsiaTheme="minorEastAsia" w:hAnsi="Cambria Math"/>
+                    </w:rPr>
+                    <m:t>111.69</m:t>
+                  </m:r>
+                </m:e>
+              </m:d>
+              <m:d>
+                <m:dPr>
+                  <m:ctrlPr>
+                    <w:rPr>
+                      <w:rFonts w:ascii="Cambria Math" w:eastAsiaTheme="minorEastAsia" w:hAnsi="Cambria Math"/>
+                    </w:rPr>
+                  </m:ctrlPr>
+                </m:dPr>
+                <m:e>
+                  <m:r>
+                    <w:rPr>
+                      <w:rFonts w:ascii="Cambria Math" w:eastAsiaTheme="minorEastAsia" w:hAnsi="Cambria Math"/>
+                    </w:rPr>
+                    <m:t>49.82</m:t>
+                  </m:r>
+                </m:e>
+              </m:d>
+            </m:num>
+            <m:den>
+              <m:rad>
+                <m:radPr>
+                  <m:degHide m:val="1"/>
+                  <m:ctrlPr>
+                    <w:rPr>
+                      <w:rFonts w:ascii="Cambria Math" w:eastAsiaTheme="minorEastAsia" w:hAnsi="Cambria Math"/>
+                    </w:rPr>
+                  </m:ctrlPr>
+                </m:radPr>
+                <m:deg/>
+                <m:e>
+                  <m:d>
+                    <m:dPr>
+                      <m:begChr m:val="["/>
+                      <m:endChr m:val="]"/>
+                      <m:ctrlPr>
+                        <w:rPr>
+                          <w:rFonts w:ascii="Cambria Math" w:eastAsiaTheme="minorEastAsia" w:hAnsi="Cambria Math"/>
+                        </w:rPr>
+                      </m:ctrlPr>
+                    </m:dPr>
+                    <m:e>
+                      <m:r>
+                        <w:rPr>
+                          <w:rFonts w:ascii="Cambria Math" w:eastAsiaTheme="minorEastAsia" w:hAnsi="Cambria Math"/>
+                        </w:rPr>
+                        <m:t>12</m:t>
+                      </m:r>
+                      <m:d>
+                        <m:dPr>
+                          <m:ctrlPr>
+                            <w:rPr>
+                              <w:rFonts w:ascii="Cambria Math" w:eastAsiaTheme="minorEastAsia" w:hAnsi="Cambria Math"/>
+                            </w:rPr>
+                          </m:ctrlPr>
+                        </m:dPr>
+                        <m:e>
+                          <m:r>
+                            <w:rPr>
+                              <w:rFonts w:ascii="Cambria Math" w:eastAsiaTheme="minorEastAsia" w:hAnsi="Cambria Math"/>
+                            </w:rPr>
+                            <m:t>3724.9769</m:t>
+                          </m:r>
+                        </m:e>
+                      </m:d>
+                      <m:r>
+                        <w:rPr>
+                          <w:rFonts w:ascii="Cambria Math" w:eastAsiaTheme="minorEastAsia" w:hAnsi="Cambria Math"/>
+                        </w:rPr>
+                        <m:t>-</m:t>
+                      </m:r>
+                      <m:sSup>
+                        <m:sSupPr>
+                          <m:ctrlPr>
+                            <w:rPr>
+                              <w:rFonts w:ascii="Cambria Math" w:eastAsiaTheme="minorEastAsia" w:hAnsi="Cambria Math"/>
+                            </w:rPr>
+                          </m:ctrlPr>
+                        </m:sSupPr>
+                        <m:e>
+                          <m:d>
+                            <m:dPr>
+                              <m:ctrlPr>
+                                <w:rPr>
+                                  <w:rFonts w:ascii="Cambria Math" w:eastAsiaTheme="minorEastAsia" w:hAnsi="Cambria Math"/>
+                                </w:rPr>
+                              </m:ctrlPr>
+                            </m:dPr>
+                            <m:e>
+                              <m:r>
+                                <w:rPr>
+                                  <w:rFonts w:ascii="Cambria Math" w:eastAsiaTheme="minorEastAsia" w:hAnsi="Cambria Math"/>
+                                </w:rPr>
+                                <m:t>111.69</m:t>
+                              </m:r>
+                            </m:e>
+                          </m:d>
+                        </m:e>
+                        <m:sup>
+                          <m:r>
+                            <w:rPr>
+                              <w:rFonts w:ascii="Cambria Math" w:eastAsiaTheme="minorEastAsia" w:hAnsi="Cambria Math"/>
+                            </w:rPr>
+                            <m:t>2</m:t>
+                          </m:r>
+                        </m:sup>
+                      </m:sSup>
+                    </m:e>
+                  </m:d>
+                  <m:d>
+                    <m:dPr>
+                      <m:begChr m:val="["/>
+                      <m:endChr m:val="]"/>
+                      <m:ctrlPr>
+                        <w:rPr>
+                          <w:rFonts w:ascii="Cambria Math" w:eastAsiaTheme="minorEastAsia" w:hAnsi="Cambria Math"/>
+                        </w:rPr>
+                      </m:ctrlPr>
+                    </m:dPr>
+                    <m:e>
+                      <m:r>
+                        <w:rPr>
+                          <w:rFonts w:ascii="Cambria Math" w:eastAsiaTheme="minorEastAsia" w:hAnsi="Cambria Math"/>
+                        </w:rPr>
+                        <m:t>12</m:t>
+                      </m:r>
+                      <m:d>
+                        <m:dPr>
+                          <m:ctrlPr>
+                            <w:rPr>
+                              <w:rFonts w:ascii="Cambria Math" w:eastAsiaTheme="minorEastAsia" w:hAnsi="Cambria Math"/>
+                            </w:rPr>
+                          </m:ctrlPr>
+                        </m:dPr>
+                        <m:e>
+                          <m:r>
+                            <w:rPr>
+                              <w:rFonts w:ascii="Cambria Math" w:eastAsiaTheme="minorEastAsia" w:hAnsi="Cambria Math"/>
+                            </w:rPr>
+                            <m:t>1432.7492</m:t>
+                          </m:r>
+                        </m:e>
+                      </m:d>
+                      <m:r>
+                        <w:rPr>
+                          <w:rFonts w:ascii="Cambria Math" w:eastAsiaTheme="minorEastAsia" w:hAnsi="Cambria Math"/>
+                        </w:rPr>
+                        <m:t>-</m:t>
+                      </m:r>
+                      <m:sSup>
+                        <m:sSupPr>
+                          <m:ctrlPr>
+                            <w:rPr>
+                              <w:rFonts w:ascii="Cambria Math" w:eastAsiaTheme="minorEastAsia" w:hAnsi="Cambria Math"/>
+                            </w:rPr>
+                          </m:ctrlPr>
+                        </m:sSupPr>
+                        <m:e>
+                          <m:d>
+                            <m:dPr>
+                              <m:ctrlPr>
+                                <w:rPr>
+                                  <w:rFonts w:ascii="Cambria Math" w:eastAsiaTheme="minorEastAsia" w:hAnsi="Cambria Math"/>
+                                </w:rPr>
+                              </m:ctrlPr>
+                            </m:dPr>
+                            <m:e>
+                              <m:r>
+                                <w:rPr>
+                                  <w:rFonts w:ascii="Cambria Math" w:eastAsiaTheme="minorEastAsia" w:hAnsi="Cambria Math"/>
+                                </w:rPr>
+                                <m:t>49.82</m:t>
+                              </m:r>
+                            </m:e>
+                          </m:d>
+                        </m:e>
+                        <m:sup>
+                          <m:r>
+                            <w:rPr>
+                              <w:rFonts w:ascii="Cambria Math" w:eastAsiaTheme="minorEastAsia" w:hAnsi="Cambria Math"/>
+                            </w:rPr>
+                            <m:t>2</m:t>
+                          </m:r>
+                        </m:sup>
+                      </m:sSup>
+                    </m:e>
+                  </m:d>
+                </m:e>
+              </m:rad>
+            </m:den>
+          </m:f>
+          <m:r>
+            <w:rPr>
+              <w:rFonts w:eastAsiaTheme="minorEastAsia"/>
+            </w:rPr>
+            <w:br/>
+          </m:r>
+        </m:oMath>
+        <m:oMath>
+          <m:r>
+            <w:rPr>
+              <w:rFonts w:ascii="Cambria Math" w:eastAsiaTheme="minorEastAsia" w:hAnsi="Cambria Math"/>
+            </w:rPr>
+            <m:t>r=</m:t>
+          </m:r>
+          <m:f>
+            <m:fPr>
+              <m:ctrlPr>
+                <w:rPr>
+                  <w:rFonts w:ascii="Cambria Math" w:eastAsiaTheme="minorEastAsia" w:hAnsi="Cambria Math"/>
+                </w:rPr>
+              </m:ctrlPr>
+            </m:fPr>
+            <m:num>
+              <m:r>
+                <w:rPr>
+                  <w:rFonts w:ascii="Cambria Math" w:eastAsiaTheme="minorEastAsia" w:hAnsi="Cambria Math"/>
+                </w:rPr>
+                <m:t>25925.7744-5564.3958</m:t>
+              </m:r>
+            </m:num>
+            <m:den>
+              <m:rad>
+                <m:radPr>
+                  <m:degHide m:val="1"/>
+                  <m:ctrlPr>
+                    <w:rPr>
+                      <w:rFonts w:ascii="Cambria Math" w:eastAsiaTheme="minorEastAsia" w:hAnsi="Cambria Math"/>
+                    </w:rPr>
+                  </m:ctrlPr>
+                </m:radPr>
+                <m:deg/>
+                <m:e>
+                  <m:d>
+                    <m:dPr>
+                      <m:ctrlPr>
+                        <w:rPr>
+                          <w:rFonts w:ascii="Cambria Math" w:eastAsiaTheme="minorEastAsia" w:hAnsi="Cambria Math"/>
+                        </w:rPr>
+                      </m:ctrlPr>
+                    </m:dPr>
+                    <m:e>
+                      <m:r>
+                        <w:rPr>
+                          <w:rFonts w:ascii="Cambria Math" w:eastAsiaTheme="minorEastAsia" w:hAnsi="Cambria Math"/>
+                        </w:rPr>
+                        <m:t>44699.7228-12474.6561</m:t>
+                      </m:r>
+                    </m:e>
+                  </m:d>
+                  <m:d>
+                    <m:dPr>
+                      <m:ctrlPr>
+                        <w:rPr>
+                          <w:rFonts w:ascii="Cambria Math" w:eastAsiaTheme="minorEastAsia" w:hAnsi="Cambria Math"/>
+                        </w:rPr>
+                      </m:ctrlPr>
+                    </m:dPr>
+                    <m:e>
+                      <m:r>
+                        <w:rPr>
+                          <w:rFonts w:ascii="Cambria Math" w:eastAsiaTheme="minorEastAsia" w:hAnsi="Cambria Math"/>
+                        </w:rPr>
+                        <m:t>17192.9904-2482.0324</m:t>
+                      </m:r>
+                    </m:e>
+                  </m:d>
+                </m:e>
+              </m:rad>
+            </m:den>
+          </m:f>
+          <m:r>
+            <w:rPr>
+              <w:rFonts w:eastAsiaTheme="minorEastAsia"/>
+            </w:rPr>
+            <w:br/>
+          </m:r>
+        </m:oMath>
+        <m:oMath>
+          <m:r>
+            <w:rPr>
+              <w:rFonts w:ascii="Cambria Math" w:eastAsiaTheme="minorEastAsia" w:hAnsi="Cambria Math"/>
+            </w:rPr>
+            <m:t>r=</m:t>
+          </m:r>
+          <m:f>
+            <m:fPr>
+              <m:ctrlPr>
+                <w:rPr>
+                  <w:rFonts w:ascii="Cambria Math" w:eastAsiaTheme="minorEastAsia" w:hAnsi="Cambria Math"/>
+                </w:rPr>
+              </m:ctrlPr>
+            </m:fPr>
+            <m:num>
+              <m:r>
+                <w:rPr>
+                  <w:rFonts w:ascii="Cambria Math" w:eastAsiaTheme="minorEastAsia" w:hAnsi="Cambria Math"/>
+                </w:rPr>
+                <m:t>20361.3786</m:t>
+              </m:r>
+            </m:num>
+            <m:den>
+              <m:rad>
+                <m:radPr>
+                  <m:degHide m:val="1"/>
+                  <m:ctrlPr>
+                    <w:rPr>
+                      <w:rFonts w:ascii="Cambria Math" w:eastAsiaTheme="minorEastAsia" w:hAnsi="Cambria Math"/>
+                    </w:rPr>
+                  </m:ctrlPr>
+                </m:radPr>
+                <m:deg/>
+                <m:e>
+                  <m:d>
+                    <m:dPr>
+                      <m:ctrlPr>
+                        <w:rPr>
+                          <w:rFonts w:ascii="Cambria Math" w:eastAsiaTheme="minorEastAsia" w:hAnsi="Cambria Math"/>
+                        </w:rPr>
+                      </m:ctrlPr>
+                    </m:dPr>
+                    <m:e>
+                      <m:r>
+                        <w:rPr>
+                          <w:rFonts w:ascii="Cambria Math" w:eastAsiaTheme="minorEastAsia" w:hAnsi="Cambria Math"/>
+                        </w:rPr>
+                        <m:t>32225.0667</m:t>
+                      </m:r>
+                    </m:e>
+                  </m:d>
+                  <m:d>
+                    <m:dPr>
+                      <m:ctrlPr>
+                        <w:rPr>
+                          <w:rFonts w:ascii="Cambria Math" w:eastAsiaTheme="minorEastAsia" w:hAnsi="Cambria Math"/>
+                        </w:rPr>
+                      </m:ctrlPr>
+                    </m:dPr>
+                    <m:e>
+                      <m:r>
+                        <w:rPr>
+                          <w:rFonts w:ascii="Cambria Math" w:eastAsiaTheme="minorEastAsia" w:hAnsi="Cambria Math"/>
+                        </w:rPr>
+                        <m:t>14710.9580</m:t>
+                      </m:r>
+                    </m:e>
+                  </m:d>
+                </m:e>
+              </m:rad>
+            </m:den>
+          </m:f>
+          <m:r>
+            <w:rPr>
+              <w:rFonts w:eastAsiaTheme="minorEastAsia"/>
+            </w:rPr>
+            <w:br/>
+          </m:r>
+        </m:oMath>
+        <m:oMath>
+          <m:r>
+            <w:rPr>
+              <w:rFonts w:ascii="Cambria Math" w:eastAsiaTheme="minorEastAsia" w:hAnsi="Cambria Math"/>
+            </w:rPr>
+            <m:t>r=</m:t>
+          </m:r>
+          <m:f>
+            <m:fPr>
+              <m:ctrlPr>
+                <w:rPr>
+                  <w:rFonts w:ascii="Cambria Math" w:eastAsiaTheme="minorEastAsia" w:hAnsi="Cambria Math"/>
+                </w:rPr>
+              </m:ctrlPr>
+            </m:fPr>
+            <m:num>
+              <m:r>
+                <w:rPr>
+                  <w:rFonts w:ascii="Cambria Math" w:eastAsiaTheme="minorEastAsia" w:hAnsi="Cambria Math"/>
+                </w:rPr>
+                <m:t>20361.3786</m:t>
+              </m:r>
+            </m:num>
+            <m:den>
+              <m:r>
+                <w:rPr>
+                  <w:rFonts w:ascii="Cambria Math" w:eastAsiaTheme="minorEastAsia" w:hAnsi="Cambria Math"/>
+                </w:rPr>
+                <m:t>21772.9558</m:t>
+              </m:r>
+            </m:den>
+          </m:f>
+          <m:r>
+            <w:rPr>
+              <w:rFonts w:eastAsiaTheme="minorEastAsia"/>
+            </w:rPr>
+            <w:br/>
+          </m:r>
+        </m:oMath>
+        <m:oMath>
+          <m:borderBox>
+            <m:borderBoxPr>
+              <m:ctrlPr>
+                <w:rPr>
+                  <w:rFonts w:ascii="Cambria Math" w:eastAsiaTheme="minorEastAsia" w:hAnsi="Cambria Math"/>
+                </w:rPr>
+              </m:ctrlPr>
+            </m:borderBoxPr>
+            <m:e>
+              <m:r>
+                <w:rPr>
+                  <w:rFonts w:ascii="Cambria Math" w:eastAsiaTheme="minorEastAsia" w:hAnsi="Cambria Math"/>
+                </w:rPr>
+                <m:t>r≈0.9352</m:t>
+              </m:r>
+            </m:e>
+          </m:borderBox>
+          <m:r>
+            <w:rPr>
+              <w:rFonts w:eastAsiaTheme="minorEastAsia"/>
+            </w:rPr>
+            <w:br/>
+          </m:r>
+        </m:oMath>
+      </m:oMathPara>
+    </w:p>
+    <w:p>
+      <w:pPr>
+        <w:rPr>
+          <w:rFonts w:eastAsiaTheme="minorEastAsia"/>
+        </w:rPr>
+      </w:pPr>
+      <w:r>
+        <w:rPr>
+          <w:rFonts w:eastAsiaTheme="minorEastAsia"/>
+        </w:rPr>
+        <w:pict w14:anchorId="69BAA3D3">
+          <v:rect id="_x0000_i1054" style="width:0;height:.75pt" o:hralign="center" o:hrstd="t" o:hr="t" fillcolor="#a0a0a0" stroked="f"/>
+        </w:pict>
+      </w:r>
+    </w:p>
+    <w:p>
+      <w:pPr>
+        <w:rPr>
+          <w:rFonts w:eastAsiaTheme="minorEastAsia"/>
+          <w:b/>
+          <w:bCs/>
+        </w:rPr>
+      </w:pPr>
+      <w:r>
+        <w:rPr>
+          <w:rFonts w:eastAsiaTheme="minorEastAsia"/>
+          <w:b/>
+          <w:bCs/>
+        </w:rPr>
+        <w:t>Conclusion</w:t>
+      </w:r>
+    </w:p>
+    <w:p>
+      <w:pPr>
+        <w:rPr>
+          <w:rFonts w:eastAsiaTheme="minorEastAsia"/>
+        </w:rPr>
+      </w:pPr>
+      <m:oMathPara>
+        <m:oMath>
+          <m:borderBox>
+            <m:borderBoxPr>
+              <m:ctrlPr>
+                <w:rPr>
+                  <w:rFonts w:ascii="Cambria Math" w:eastAsiaTheme="minorEastAsia" w:hAnsi="Cambria Math"/>
+                </w:rPr>
+              </m:ctrlPr>
+            </m:borderBoxPr>
+            <m:e>
+              <m:r>
+                <w:rPr>
+                  <w:rFonts w:ascii="Cambria Math" w:eastAsiaTheme="minorEastAsia" w:hAnsi="Cambria Math"/>
+                </w:rPr>
+                <m:t>r≈0.935</m:t>
+              </m:r>
+            </m:e>
+          </m:borderBox>
+          <m:r>
+            <w:rPr>
+              <w:rFonts w:eastAsiaTheme="minorEastAsia"/>
+            </w:rPr>
+            <w:br/>
+          </m:r>
+        </m:oMath>
+      </m:oMathPara>
+    </w:p>
+    <w:p>
+      <w:pPr>
+        <w:rPr>
+          <w:rFonts w:eastAsiaTheme="minorEastAsia"/>
+        </w:rPr>
+      </w:pPr>
+      <w:r>
+        <w:rPr>
+          <w:rFonts w:eastAsiaTheme="minorEastAsia"/>
+        </w:rPr>
+        <w:t xml:space="preserve">There is a </w:t>
+      </w:r>
+      <w:r>
+        <w:rPr>
+          <w:rFonts w:eastAsiaTheme="minorEastAsia"/>
+          <w:b/>
+          <w:bCs/>
+        </w:rPr>
+        <w:t>strong positive correlation</w:t>
+      </w:r>
+      <w:r>
+        <w:rPr>
+          <w:rFonts w:eastAsiaTheme="minorEastAsia"/>
+        </w:rPr>
+        <w:t xml:space="preserve"> between DLF stock returns and BSE National Index returns.</w:t>
+      </w:r>
+    </w:p>
+    <w:p>
+      <w:pPr>
+        <w:rPr>
+          <w:rFonts w:eastAsiaTheme="minorEastAsia"/>
+        </w:rPr>
+      </w:pPr>
+    </w:p>
+    <w:p>
+      <w:pPr>
+        <w:rPr>
+          <w:rFonts w:eastAsiaTheme="minorEastAsia"/>
+        </w:rPr>
+      </w:pPr>
+    </w:p>
+    <w:p>
+      <w:pPr>
+        <w:rPr>
+          <w:lang w:val="en-US"/>
+        </w:rPr>
+      </w:pPr>
+      <w:r>
+        <w:rPr>
+          <w:lang w:val="en-US"/>
+        </w:rPr>
+        <w:t xml:space="preserve">Exposure: </w:t>
+      </w:r>
+      <w:proofErr w:type="spellStart"/>
+      <w:r>
+        <w:rPr>
+          <w:lang w:val="en-US"/>
+        </w:rPr>
+        <w:t>i</w:t>
+      </w:r>
+      <w:proofErr w:type="spellEnd"/>
+      <w:r>
+        <w:rPr>
+          <w:lang w:val="en-US"/>
+        </w:rPr>
+        <w:t xml:space="preserve">) degree of sensitivity to which a company is affected by exchange rate changes. </w:t>
+      </w:r>
+      <w:proofErr w:type="spellStart"/>
+      <w:r>
+        <w:rPr>
+          <w:lang w:val="en-US"/>
+        </w:rPr>
+        <w:t>Ii</w:t>
+      </w:r>
+      <w:proofErr w:type="spellEnd"/>
+      <w:r>
+        <w:rPr>
+          <w:lang w:val="en-US"/>
+        </w:rPr>
+        <w:t>) calculated by regression</w:t>
+      </w:r>
+    </w:p>
+    <w:p>
+      <w:pPr>
+        <w:rPr>
+          <w:lang w:val="en-US"/>
+        </w:rPr>
+      </w:pPr>
+      <w:r>
+        <w:rPr>
+          <w:lang w:val="en-US"/>
+        </w:rPr>
+        <w:t xml:space="preserve">Exchange rate risk: </w:t>
+      </w:r>
+      <w:proofErr w:type="spellStart"/>
+      <w:r>
+        <w:rPr>
+          <w:lang w:val="en-US"/>
+        </w:rPr>
+        <w:t>i</w:t>
+      </w:r>
+      <w:proofErr w:type="spellEnd"/>
+      <w:r>
+        <w:rPr>
+          <w:lang w:val="en-US"/>
+        </w:rPr>
+        <w:t xml:space="preserve">) variability of firm’s value due to uncertain changes in the rate of exchange. </w:t>
+      </w:r>
+      <w:proofErr w:type="spellStart"/>
+      <w:r>
+        <w:rPr>
+          <w:lang w:val="en-US"/>
+        </w:rPr>
+        <w:t>Ii</w:t>
+      </w:r>
+      <w:proofErr w:type="spellEnd"/>
+      <w:r>
+        <w:rPr>
+          <w:lang w:val="en-US"/>
+        </w:rPr>
+        <w:t>) calculated by variance or standard deviation</w:t>
+      </w:r>
+    </w:p>
+    <w:p>
+      <w:pPr>
+        <w:rPr>
+          <w:lang w:val="en-US"/>
+        </w:rPr>
+      </w:pPr>
+      <w:r>
+        <w:rPr>
+          <w:lang w:val="en-US"/>
+        </w:rPr>
+        <w:t>FOREX exposure: risk associated with activities that involve a global firm in currency other than home currencies</w:t>
+      </w:r>
+    </w:p>
+    <w:p>
+      <w:pPr>
+        <w:rPr>
+          <w:lang w:val="en-US"/>
+        </w:rPr>
+      </w:pPr>
+    </w:p>
+    <w:p>
+      <w:pPr>
+        <w:rPr>
+          <w:lang w:val="en-US"/>
+        </w:rPr>
+      </w:pPr>
+    </w:p>
+    <w:p>
+      <w:pPr>
+        <w:rPr>
+          <w:rFonts w:eastAsiaTheme="minorEastAsia"/>
+        </w:rPr>
+      </w:pPr>
     </w:p>
     <w:sectPr>
       <w:pgSz w:w="11906" w:h="16838"/>
